--- a/Books/RPG_Books/ThePrincessAndTheRogue/Book_ThePrincessAndTheRogue.docx
+++ b/Books/RPG_Books/ThePrincessAndTheRogue/Book_ThePrincessAndTheRogue.docx
@@ -1781,7 +1781,15 @@
       </w:r>
       <w:proofErr w:type="spellEnd"/>
       <w:r>
-        <w:t>,” Endol said. “</w:t>
+        <w:t xml:space="preserve">,” </w:t>
+      </w:r>
+      <w:proofErr w:type="spellStart"/>
+      <w:r>
+        <w:t>Endol</w:t>
+      </w:r>
+      <w:proofErr w:type="spellEnd"/>
+      <w:r>
+        <w:t xml:space="preserve"> said. “</w:t>
       </w:r>
       <w:r>
         <w:t xml:space="preserve">Upon death, the fate of a soul is determined by </w:t>
@@ -5069,19 +5077,37 @@
         <w:t>“</w:t>
       </w:r>
       <w:r>
-        <w:t xml:space="preserve">I got camping and </w:t>
-      </w:r>
-      <w:r>
-        <w:t xml:space="preserve">a skill to restore and enhance my </w:t>
-      </w:r>
-      <w:r>
-        <w:t>equipment</w:t>
-      </w:r>
-      <w:r>
-        <w:t>,” Demonbane said.</w:t>
-      </w:r>
-      <w:r>
-        <w:t xml:space="preserve"> “Everything else is warrior related, such as enhanced healing and toughness.”</w:t>
+        <w:t xml:space="preserve">I got </w:t>
+      </w:r>
+      <w:r>
+        <w:rPr>
+          <w:rFonts w:asciiTheme="minorHAnsi" w:hAnsiTheme="minorHAnsi" w:cstheme="minorHAnsi"/>
+        </w:rPr>
+        <w:t>glamping</w:t>
+      </w:r>
+      <w:r>
+        <w:t xml:space="preserve"> </w:t>
+      </w:r>
+      <w:r>
+        <w:t xml:space="preserve">and </w:t>
+      </w:r>
+      <w:r>
+        <w:t xml:space="preserve">an inventory. The rest are barbarian </w:t>
+      </w:r>
+      <w:r>
+        <w:t>skill</w:t>
+      </w:r>
+      <w:r>
+        <w:t>s</w:t>
+      </w:r>
+      <w:r>
+        <w:t>,</w:t>
+      </w:r>
+      <w:r>
+        <w:t xml:space="preserve"> such as barbaric weapons and physical stats,</w:t>
+      </w:r>
+      <w:r>
+        <w:t>” Demonbane said.</w:t>
       </w:r>
     </w:p>
     <w:p>
@@ -5091,7 +5117,18 @@
     </w:p>
     <w:p>
       <w:r>
-        <w:t>“Damn straight,” Demonbane agreed. “What we need is a wizard.”</w:t>
+        <w:t>“You said glamping,” Fineous said. “That makes you a civilized barbarian.”</w:t>
+      </w:r>
+    </w:p>
+    <w:p>
+      <w:r>
+        <w:t>“Damn straight,” Demonbane agreed. “</w:t>
+      </w:r>
+      <w:r>
+        <w:t xml:space="preserve">I’m not a fan of roughing it. </w:t>
+      </w:r>
+      <w:r>
+        <w:t>What we need is a wizard.”</w:t>
       </w:r>
     </w:p>
     <w:p>
@@ -5279,6 +5316,7 @@
     </w:p>
     <w:p>
       <w:r>
+        <w:lastRenderedPageBreak/>
         <w:t>“This is actually a good place</w:t>
       </w:r>
       <w:r>
@@ -5290,319 +5328,319 @@
     </w:p>
     <w:p>
       <w:r>
+        <w:t>“Then we can go monster hunting,” Demonbane said with an evil grin. “I wonder if there are any dragons.”</w:t>
+      </w:r>
+    </w:p>
+    <w:p>
+      <w:r>
+        <w:t>“</w:t>
+      </w:r>
+      <w:r>
+        <w:t>There are a few there,</w:t>
+      </w:r>
+      <w:r>
+        <w:t>”</w:t>
+      </w:r>
+      <w:r>
+        <w:t xml:space="preserve"> Erza said, pointing.</w:t>
+      </w:r>
+    </w:p>
+    <w:p>
+      <w:r>
+        <w:t>“Are you sure?” Demonbane asked</w:t>
+      </w:r>
+      <w:r>
+        <w:t>, squinting</w:t>
+      </w:r>
+      <w:r>
+        <w:t>. “I can’t see anything.”</w:t>
+      </w:r>
+    </w:p>
+    <w:p>
+      <w:r>
+        <w:t xml:space="preserve">“Right,” </w:t>
+      </w:r>
+      <w:r>
+        <w:t>Erza</w:t>
+      </w:r>
+      <w:r>
+        <w:t xml:space="preserve"> said. “I have enhanced senses. </w:t>
+      </w:r>
+      <w:r>
+        <w:t>That includes</w:t>
+      </w:r>
+      <w:r>
+        <w:t xml:space="preserve"> </w:t>
+      </w:r>
+      <w:r>
+        <w:t xml:space="preserve">ultraviolet, </w:t>
+      </w:r>
+      <w:r>
+        <w:t>infrared and sonar.”</w:t>
+      </w:r>
+    </w:p>
+    <w:p>
+      <w:r>
+        <w:t>“</w:t>
+      </w:r>
+      <w:r>
+        <w:t xml:space="preserve">By the way, since we all have cool hair, I think the remaining </w:t>
+      </w:r>
+      <w:r>
+        <w:t>party members should also have cool hair too</w:t>
+      </w:r>
+      <w:r>
+        <w:t xml:space="preserve">,” </w:t>
+      </w:r>
+      <w:r>
+        <w:t>Demonbane</w:t>
+      </w:r>
+      <w:r>
+        <w:t xml:space="preserve"> suggested</w:t>
+      </w:r>
+      <w:r>
+        <w:t xml:space="preserve">. </w:t>
+      </w:r>
+      <w:r>
+        <w:t>“</w:t>
+      </w:r>
+      <w:r>
+        <w:t>I can’t believe most of us who came here have ordinary human hair.”</w:t>
+      </w:r>
+    </w:p>
+    <w:p>
+      <w:r>
+        <w:t xml:space="preserve">“Probably because they weren’t </w:t>
+      </w:r>
+      <w:r>
+        <w:t xml:space="preserve">otakus </w:t>
+      </w:r>
+      <w:r>
+        <w:t xml:space="preserve">obsessed with video games </w:t>
+      </w:r>
+      <w:r>
+        <w:t>and</w:t>
+      </w:r>
+      <w:r>
+        <w:t xml:space="preserve"> anime,” </w:t>
+      </w:r>
+      <w:r>
+        <w:t>Erza</w:t>
+      </w:r>
+      <w:r>
+        <w:t xml:space="preserve"> said, smiling.</w:t>
+      </w:r>
+    </w:p>
+    <w:p>
+      <w:r>
+        <w:t>“What should the other three be?” Demonbane asked.</w:t>
+      </w:r>
+    </w:p>
+    <w:p>
+      <w:r>
+        <w:t>“Probably a healer,” Aragon suggested, “One with offensive magic like a paladin</w:t>
+      </w:r>
+      <w:r>
+        <w:t>, ideally</w:t>
+      </w:r>
+      <w:r>
+        <w:t>.”</w:t>
+      </w:r>
+    </w:p>
+    <w:p>
+      <w:r>
+        <w:t xml:space="preserve">“The remaining </w:t>
+      </w:r>
+      <w:r>
+        <w:t xml:space="preserve">ones </w:t>
+      </w:r>
+      <w:r>
+        <w:t>should be warriors,” Fineous suggested. “I don’t know how I can help in battle. On second thought, we can train together. Then decide later if we want to make a party.</w:t>
+      </w:r>
+      <w:r>
+        <w:t>”</w:t>
+      </w:r>
+    </w:p>
+    <w:p>
+      <w:r>
+        <w:t xml:space="preserve">“Don’t sell yourself short,” </w:t>
+      </w:r>
+      <w:r>
+        <w:t>Erza</w:t>
+      </w:r>
+      <w:r>
+        <w:t xml:space="preserve"> </w:t>
+      </w:r>
+      <w:r>
+        <w:t>admonished</w:t>
+      </w:r>
+      <w:r>
+        <w:t>. “Rogues are part of any well</w:t>
+      </w:r>
+      <w:r>
+        <w:t>-</w:t>
+      </w:r>
+      <w:r>
+        <w:t>rounded party. Does anyone recall if there are many rogues?”</w:t>
+      </w:r>
+    </w:p>
+    <w:p>
+      <w:r>
+        <w:t xml:space="preserve">“I only counted </w:t>
+      </w:r>
+      <w:r>
+        <w:t>87 out of 6475</w:t>
+      </w:r>
+      <w:r>
+        <w:t>,” Fineous said. “</w:t>
+      </w:r>
+      <w:r>
+        <w:t xml:space="preserve">That a little over 1%. </w:t>
+      </w:r>
+      <w:r>
+        <w:t xml:space="preserve">But there </w:t>
+      </w:r>
+      <w:r>
+        <w:t>has to be more, considering how many people we are</w:t>
+      </w:r>
+      <w:r>
+        <w:t>.”</w:t>
+      </w:r>
+    </w:p>
+    <w:p>
+      <w:r>
+        <w:t>“In that case, having a rogue is our lucky day,” Demonbane said.</w:t>
+      </w:r>
+    </w:p>
+    <w:p>
+      <w:r>
         <w:lastRenderedPageBreak/>
-        <w:t>“Then we can go monster hunting,” Demonbane said with an evil grin. “I wonder if there are any dragons.”</w:t>
-      </w:r>
-    </w:p>
-    <w:p>
-      <w:r>
-        <w:t>“</w:t>
-      </w:r>
-      <w:r>
-        <w:t>There are a few there,</w:t>
+        <w:t>Changing the subject, Fineous ask</w:t>
+      </w:r>
+      <w:r>
+        <w:t>ed</w:t>
+      </w:r>
+      <w:r>
+        <w:t>, “How big do you think that range is? They seem like towering mountains, but there is no snow at the top.”</w:t>
+      </w:r>
+    </w:p>
+    <w:p>
+      <w:r>
+        <w:t xml:space="preserve">“The range appears to be over 100 </w:t>
+      </w:r>
+      <w:r>
+        <w:t>km</w:t>
+      </w:r>
+      <w:r>
+        <w:t xml:space="preserve"> away,” Aragon said. “We can’t go there anytime soon. And yes, they do appear to rival the Himalayan range.</w:t>
       </w:r>
       <w:r>
         <w:t>”</w:t>
       </w:r>
-      <w:r>
-        <w:t xml:space="preserve"> Erza said, pointing.</w:t>
-      </w:r>
-    </w:p>
-    <w:p>
-      <w:r>
-        <w:t>“Are you sure?” Demonbane asked</w:t>
-      </w:r>
-      <w:r>
-        <w:t>, squinting</w:t>
-      </w:r>
-      <w:r>
-        <w:t>. “I can’t see anything.”</w:t>
-      </w:r>
-    </w:p>
-    <w:p>
-      <w:r>
-        <w:t xml:space="preserve">“Right,” </w:t>
+    </w:p>
+    <w:p>
+      <w:r>
+        <w:t>Demonbane pointed above the mountains and asked, “Wouldn’t it be funny if those clouds that look like mountains really were mountains?”</w:t>
+      </w:r>
+    </w:p>
+    <w:p>
+      <w:r>
+        <w:t>“I can’t rule anything out at this point</w:t>
+      </w:r>
+      <w:r>
+        <w:t>. Everything seems to be ridiculously big</w:t>
+      </w:r>
+      <w:r>
+        <w:t xml:space="preserve">,” Fineous said. </w:t>
+      </w:r>
+      <w:r>
+        <w:t>“I guess it’s time to train</w:t>
+      </w:r>
+      <w:r>
+        <w:t>.</w:t>
+      </w:r>
+      <w:r>
+        <w:t xml:space="preserve"> </w:t>
+      </w:r>
+      <w:r>
+        <w:t>That parkour area looks like a great place for me.”</w:t>
+      </w:r>
+    </w:p>
+    <w:p>
+      <w:r>
+        <w:t>“I don’t see it,” Demonbane said.</w:t>
+      </w:r>
+    </w:p>
+    <w:p>
+      <w:r>
+        <w:t>“It’s next to that dragon statue over there,” Fineous said.</w:t>
+      </w:r>
+      <w:r>
+        <w:t xml:space="preserve"> “Do you see those walls facing each other at odd angles?”</w:t>
+      </w:r>
+    </w:p>
+    <w:p>
+      <w:r>
+        <w:t>“I wish I had en</w:t>
+      </w:r>
+      <w:r>
+        <w:t>hanced senses too,” Demonbane said. “All I have are big muscles.”</w:t>
+      </w:r>
+    </w:p>
+    <w:p>
+      <w:r>
+        <w:t xml:space="preserve">“You don’t need telescopic vision since you’re not a ranger or a rogue,” </w:t>
       </w:r>
       <w:r>
         <w:t>Erza</w:t>
       </w:r>
       <w:r>
-        <w:t xml:space="preserve"> said. “I have enhanced senses. </w:t>
-      </w:r>
-      <w:r>
-        <w:t>That includes</w:t>
-      </w:r>
-      <w:r>
-        <w:t xml:space="preserve"> </w:t>
-      </w:r>
-      <w:r>
-        <w:t xml:space="preserve">ultraviolet, </w:t>
-      </w:r>
-      <w:r>
-        <w:t>infrared and sonar.”</w:t>
-      </w:r>
-    </w:p>
-    <w:p>
-      <w:r>
-        <w:t>“</w:t>
-      </w:r>
-      <w:r>
-        <w:t xml:space="preserve">By the way, since we all have cool hair, I think the remaining </w:t>
-      </w:r>
-      <w:r>
-        <w:t>party members should also have cool hair too</w:t>
-      </w:r>
-      <w:r>
-        <w:t xml:space="preserve">,” </w:t>
-      </w:r>
-      <w:r>
-        <w:t>Demonbane</w:t>
-      </w:r>
-      <w:r>
-        <w:t xml:space="preserve"> suggested</w:t>
-      </w:r>
-      <w:r>
-        <w:t xml:space="preserve">. </w:t>
-      </w:r>
-      <w:r>
-        <w:t>“</w:t>
-      </w:r>
-      <w:r>
-        <w:t>I can’t believe most of us who came here have ordinary human hair.”</w:t>
-      </w:r>
-    </w:p>
-    <w:p>
-      <w:r>
-        <w:t xml:space="preserve">“Probably because they weren’t </w:t>
-      </w:r>
-      <w:r>
-        <w:t xml:space="preserve">otakus </w:t>
-      </w:r>
-      <w:r>
-        <w:t xml:space="preserve">obsessed with video games </w:t>
-      </w:r>
-      <w:r>
-        <w:t>and</w:t>
-      </w:r>
-      <w:r>
-        <w:t xml:space="preserve"> anime,” </w:t>
+        <w:t xml:space="preserve"> said.</w:t>
+      </w:r>
+    </w:p>
+    <w:p>
+      <w:r>
+        <w:t xml:space="preserve">“I don’t have enhanced vision,” Fineous </w:t>
+      </w:r>
+      <w:r>
+        <w:t>denied</w:t>
+      </w:r>
+      <w:r>
+        <w:t>. “I’m just squinting real hard.</w:t>
+      </w:r>
+      <w:r>
+        <w:t xml:space="preserve"> And it’s giving me eye strain.</w:t>
+      </w:r>
+    </w:p>
+    <w:p>
+      <w:r>
+        <w:t>“And don’t forget. Muscles conquer all.”</w:t>
+      </w:r>
+    </w:p>
+    <w:p>
+      <w:r>
+        <w:t>“That’s true,” Demonbane agreed happily.</w:t>
+      </w:r>
+    </w:p>
+    <w:p>
+      <w:r>
+        <w:t xml:space="preserve">“Where can we meet up later?” </w:t>
       </w:r>
       <w:r>
         <w:t>Erza</w:t>
       </w:r>
       <w:r>
-        <w:t xml:space="preserve"> said, smiling.</w:t>
-      </w:r>
-    </w:p>
-    <w:p>
-      <w:r>
-        <w:t>“What should the other three be?” Demonbane asked.</w:t>
-      </w:r>
-    </w:p>
-    <w:p>
-      <w:r>
-        <w:t>“Probably a healer,” Aragon suggested, “One with offensive magic like a paladin</w:t>
-      </w:r>
-      <w:r>
-        <w:t>, ideally</w:t>
-      </w:r>
-      <w:r>
-        <w:t>.”</w:t>
-      </w:r>
-    </w:p>
-    <w:p>
-      <w:r>
-        <w:t xml:space="preserve">“The remaining </w:t>
-      </w:r>
-      <w:r>
-        <w:t xml:space="preserve">ones </w:t>
-      </w:r>
-      <w:r>
-        <w:t>should be warriors,” Fineous suggested. “I don’t know how I can help in battle. On second thought, we can train together. Then decide later if we want to make a party.</w:t>
-      </w:r>
-      <w:r>
-        <w:t>”</w:t>
-      </w:r>
-    </w:p>
-    <w:p>
-      <w:r>
-        <w:t xml:space="preserve">“Don’t sell yourself short,” </w:t>
-      </w:r>
-      <w:r>
-        <w:t>Erza</w:t>
-      </w:r>
-      <w:r>
-        <w:t xml:space="preserve"> </w:t>
-      </w:r>
-      <w:r>
-        <w:t>admonished</w:t>
-      </w:r>
-      <w:r>
-        <w:t>. “Rogues are part of any well</w:t>
-      </w:r>
-      <w:r>
-        <w:t>-</w:t>
-      </w:r>
-      <w:r>
-        <w:t>rounded party. Does anyone recall if there are many rogues?”</w:t>
-      </w:r>
-    </w:p>
-    <w:p>
-      <w:r>
-        <w:t xml:space="preserve">“I only counted </w:t>
-      </w:r>
-      <w:r>
-        <w:t>87 out of 6475</w:t>
-      </w:r>
-      <w:r>
-        <w:t>,” Fineous said. “</w:t>
-      </w:r>
-      <w:r>
-        <w:t xml:space="preserve">That a little over 1%. </w:t>
-      </w:r>
-      <w:r>
-        <w:t xml:space="preserve">But there </w:t>
-      </w:r>
-      <w:r>
-        <w:t>has to be more, considering how many people we are</w:t>
-      </w:r>
-      <w:r>
-        <w:t>.”</w:t>
-      </w:r>
-    </w:p>
-    <w:p>
-      <w:r>
-        <w:t>“In that case, having a rogue is our lucky day,” Demonbane said.</w:t>
-      </w:r>
-    </w:p>
-    <w:p>
-      <w:r>
-        <w:t>Changing the subject, Fineous ask</w:t>
-      </w:r>
-      <w:r>
-        <w:t>ed</w:t>
-      </w:r>
-      <w:r>
-        <w:t>, “How big do you think that range is? They seem like towering mountains, but there is no snow at the top.”</w:t>
+        <w:t xml:space="preserve"> asked.</w:t>
+      </w:r>
+    </w:p>
+    <w:p>
+      <w:r>
+        <w:t>“This place can be our main hangout area,” Aragon said.  “And we can meet again for dinner.”</w:t>
       </w:r>
     </w:p>
     <w:p>
       <w:r>
         <w:lastRenderedPageBreak/>
-        <w:t xml:space="preserve">“The range appears to be over 100 </w:t>
-      </w:r>
-      <w:r>
-        <w:t>km</w:t>
-      </w:r>
-      <w:r>
-        <w:t xml:space="preserve"> away,” Aragon said. “We can’t go there anytime soon. And yes, they do appear to rival the Himalayan range.</w:t>
-      </w:r>
-      <w:r>
-        <w:t>”</w:t>
-      </w:r>
-    </w:p>
-    <w:p>
-      <w:r>
-        <w:t>Demonbane pointed above the mountains and asked, “Wouldn’t it be funny if those clouds that look like mountains really were mountains?”</w:t>
-      </w:r>
-    </w:p>
-    <w:p>
-      <w:r>
-        <w:t>“I can’t rule anything out at this point</w:t>
-      </w:r>
-      <w:r>
-        <w:t>. Everything seems to be ridiculously big</w:t>
-      </w:r>
-      <w:r>
-        <w:t xml:space="preserve">,” Fineous said. </w:t>
-      </w:r>
-      <w:r>
-        <w:t>“I guess it’s time to train</w:t>
-      </w:r>
-      <w:r>
-        <w:t>.</w:t>
-      </w:r>
-      <w:r>
-        <w:t xml:space="preserve"> </w:t>
-      </w:r>
-      <w:r>
-        <w:t>That parkour area looks like a great place for me.”</w:t>
-      </w:r>
-    </w:p>
-    <w:p>
-      <w:r>
-        <w:t>“I don’t see it,” Demonbane said.</w:t>
-      </w:r>
-    </w:p>
-    <w:p>
-      <w:r>
-        <w:t>“It’s next to that dragon statue over there,” Fineous said.</w:t>
-      </w:r>
-      <w:r>
-        <w:t xml:space="preserve"> “Do you see those walls facing each other at odd angles?”</w:t>
-      </w:r>
-    </w:p>
-    <w:p>
-      <w:r>
-        <w:t>“I wish I had en</w:t>
-      </w:r>
-      <w:r>
-        <w:t>hanced senses too,” Demonbane said. “All I have are big muscles.”</w:t>
-      </w:r>
-    </w:p>
-    <w:p>
-      <w:r>
-        <w:t xml:space="preserve">“You don’t need telescopic vision since you’re not a ranger or a rogue,” </w:t>
-      </w:r>
-      <w:r>
-        <w:t>Erza</w:t>
-      </w:r>
-      <w:r>
-        <w:t xml:space="preserve"> said.</w:t>
-      </w:r>
-    </w:p>
-    <w:p>
-      <w:r>
-        <w:t xml:space="preserve">“I don’t have enhanced vision,” Fineous </w:t>
-      </w:r>
-      <w:r>
-        <w:t>denied</w:t>
-      </w:r>
-      <w:r>
-        <w:t>. “I’m just squinting real hard.</w:t>
-      </w:r>
-      <w:r>
-        <w:t xml:space="preserve"> And it’s giving me eye strain.</w:t>
-      </w:r>
-    </w:p>
-    <w:p>
-      <w:r>
-        <w:t>“And don’t forget. Muscles conquer all.”</w:t>
-      </w:r>
-    </w:p>
-    <w:p>
-      <w:r>
-        <w:t>“That’s true,” Demonbane agreed happily.</w:t>
-      </w:r>
-    </w:p>
-    <w:p>
-      <w:r>
-        <w:t xml:space="preserve">“Where can we meet up later?” </w:t>
-      </w:r>
-      <w:r>
-        <w:t>Erza</w:t>
-      </w:r>
-      <w:r>
-        <w:t xml:space="preserve"> asked.</w:t>
-      </w:r>
-    </w:p>
-    <w:p>
-      <w:r>
-        <w:t>“This place can be our main hangout area,” Aragon said.  “And we can meet again for dinner.”</w:t>
-      </w:r>
-    </w:p>
-    <w:p>
-      <w:r>
         <w:t>“Whe</w:t>
       </w:r>
       <w:r>
@@ -5611,7 +5649,6 @@
     </w:p>
     <w:p>
       <w:r>
-        <w:lastRenderedPageBreak/>
         <w:t>“What’s the rush?” Aragon asked. “We don’t even know where the monsters are.”</w:t>
       </w:r>
     </w:p>
@@ -8798,11 +8835,9 @@
       <w:r>
         <w:t xml:space="preserve">what </w:t>
       </w:r>
-      <w:proofErr w:type="gramStart"/>
-      <w:r>
-        <w:t>is our place in the world</w:t>
-      </w:r>
-      <w:proofErr w:type="gramEnd"/>
+      <w:r>
+        <w:t>our place in the world is</w:t>
+      </w:r>
       <w:r>
         <w:t>, were just five topics explored.</w:t>
       </w:r>
@@ -9654,13 +9689,8 @@
         <w:t>.</w:t>
       </w:r>
       <w:r>
-        <w:t xml:space="preserve"> “Very few humans can do that. Oh I see how you can do it. </w:t>
-      </w:r>
-      <w:proofErr w:type="gramStart"/>
-      <w:r>
-        <w:t>Amazing!”</w:t>
-      </w:r>
-      <w:proofErr w:type="gramEnd"/>
+        <w:t xml:space="preserve"> “Very few humans can do that. Oh I see how you can do it. Amazing!”</w:t>
+      </w:r>
     </w:p>
     <w:p>
       <w:r>
@@ -10140,7 +10170,7 @@
           <w:noProof/>
         </w:rPr>
         <w:pict>
-          <v:shape id="Picture 3" o:spid="_x0000_i1025" type="#_x0000_t75" style="width:22.9pt;height:9.55pt;visibility:visible" o:bullet="t">
+          <v:shape id="Picture 3" o:spid="_x0000_i1025" type="#_x0000_t75" style="width:22.8pt;height:9.6pt;visibility:visible" o:bullet="t">
             <v:imagedata r:id="rId13" o:title="MC900065312[1]"/>
           </v:shape>
         </w:pict>
@@ -10753,13 +10783,8 @@
         <w:t>Fineous followed with his hands in his pockets, pretending to chew gum. This world really needed chewing gum.</w:t>
       </w:r>
       <w:r>
-        <w:t xml:space="preserve"> </w:t>
-      </w:r>
-      <w:proofErr w:type="gramStart"/>
-      <w:r>
-        <w:t>And pockets.</w:t>
-      </w:r>
-      <w:proofErr w:type="gramEnd"/>
+        <w:t xml:space="preserve"> And pockets.</w:t>
+      </w:r>
     </w:p>
     <w:p>
       <w:r>
@@ -12043,13 +12068,8 @@
         <w:t xml:space="preserve">That’s </w:t>
       </w:r>
       <w:r>
-        <w:t xml:space="preserve">Amanita </w:t>
-      </w:r>
-      <w:proofErr w:type="spellStart"/>
-      <w:r>
-        <w:t>bisporigera</w:t>
-      </w:r>
-      <w:proofErr w:type="spellEnd"/>
+        <w:t>Amanita bisporigera</w:t>
+      </w:r>
       <w:r>
         <w:t>,</w:t>
       </w:r>
@@ -12206,15 +12226,7 @@
     </w:p>
     <w:p>
       <w:r>
-        <w:t xml:space="preserve">“They are called </w:t>
-      </w:r>
-      <w:proofErr w:type="spellStart"/>
-      <w:r>
-        <w:t>chickaloons</w:t>
-      </w:r>
-      <w:proofErr w:type="spellEnd"/>
-      <w:r>
-        <w:t>,” Fineous said. “They aren’t very dangerous, but the</w:t>
+        <w:t>“They are called chickaloons,” Fineous said. “They aren’t very dangerous, but the</w:t>
       </w:r>
       <w:r>
         <w:t>y can give you a nasty scratch.</w:t>
@@ -15189,13 +15201,8 @@
       </w:r>
     </w:p>
     <w:p>
-      <w:proofErr w:type="gramStart"/>
-      <w:r>
-        <w:t>“Aragon, Demonbane, would you compete?”</w:t>
-      </w:r>
-      <w:proofErr w:type="gramEnd"/>
-      <w:r>
-        <w:t xml:space="preserve"> Fineous asked.</w:t>
+      <w:r>
+        <w:t>“Aragon, Demonbane, would you compete?” Fineous asked.</w:t>
       </w:r>
     </w:p>
     <w:p>
@@ -15399,50 +15406,10 @@
         <w:ind w:hanging="357"/>
       </w:pPr>
       <w:r>
-        <w:t>Enhanced physical stats</w:t>
-      </w:r>
-    </w:p>
-    <w:p>
-      <w:pPr>
-        <w:pStyle w:val="Quote2"/>
-        <w:numPr>
-          <w:ilvl w:val="1"/>
-          <w:numId w:val="11"/>
-        </w:numPr>
-        <w:spacing w:after="0"/>
-        <w:ind w:hanging="357"/>
-      </w:pPr>
-      <w:r>
-        <w:t>Strength</w:t>
-      </w:r>
-    </w:p>
-    <w:p>
-      <w:pPr>
-        <w:pStyle w:val="Quote2"/>
-        <w:numPr>
-          <w:ilvl w:val="1"/>
-          <w:numId w:val="11"/>
-        </w:numPr>
-        <w:spacing w:after="0"/>
-        <w:ind w:hanging="357"/>
-      </w:pPr>
-      <w:r>
-        <w:t>Speed</w:t>
-      </w:r>
-    </w:p>
-    <w:p>
-      <w:pPr>
-        <w:pStyle w:val="Quote2"/>
-        <w:numPr>
-          <w:ilvl w:val="1"/>
-          <w:numId w:val="11"/>
-        </w:numPr>
-        <w:spacing w:after="0"/>
-        <w:ind w:hanging="357"/>
-      </w:pPr>
-      <w:r>
-        <w:lastRenderedPageBreak/>
-        <w:t>Endurance</w:t>
+        <w:rPr>
+          <w:rFonts w:asciiTheme="minorHAnsi" w:hAnsiTheme="minorHAnsi" w:cstheme="minorHAnsi"/>
+        </w:rPr>
+        <w:t>Brute Speed</w:t>
       </w:r>
     </w:p>
     <w:p>
@@ -15456,7 +15423,10 @@
         <w:ind w:hanging="357"/>
       </w:pPr>
       <w:r>
-        <w:t>Inventory</w:t>
+        <w:rPr>
+          <w:rFonts w:asciiTheme="minorHAnsi" w:hAnsiTheme="minorHAnsi" w:cstheme="minorHAnsi"/>
+        </w:rPr>
+        <w:t>Brute force</w:t>
       </w:r>
     </w:p>
     <w:p>
@@ -15470,7 +15440,16 @@
         <w:ind w:hanging="357"/>
       </w:pPr>
       <w:r>
-        <w:t>Weapon’s master</w:t>
+        <w:rPr>
+          <w:rFonts w:asciiTheme="minorHAnsi" w:hAnsiTheme="minorHAnsi" w:cstheme="minorHAnsi"/>
+        </w:rPr>
+        <w:t xml:space="preserve">Brute </w:t>
+      </w:r>
+      <w:r>
+        <w:rPr>
+          <w:rFonts w:asciiTheme="minorHAnsi" w:hAnsiTheme="minorHAnsi" w:cstheme="minorHAnsi"/>
+        </w:rPr>
+        <w:t>toughness</w:t>
       </w:r>
     </w:p>
     <w:p>
@@ -15484,7 +15463,11 @@
         <w:ind w:hanging="357"/>
       </w:pPr>
       <w:r>
-        <w:t>Enhanced healing</w:t>
+        <w:rPr>
+          <w:rFonts w:asciiTheme="minorHAnsi" w:hAnsiTheme="minorHAnsi" w:cstheme="minorHAnsi"/>
+        </w:rPr>
+        <w:lastRenderedPageBreak/>
+        <w:t>Brute vitality</w:t>
       </w:r>
     </w:p>
     <w:p>
@@ -15498,7 +15481,10 @@
         <w:ind w:hanging="357"/>
       </w:pPr>
       <w:r>
-        <w:t>Enhanced toughness</w:t>
+        <w:rPr>
+          <w:rFonts w:asciiTheme="minorHAnsi" w:hAnsiTheme="minorHAnsi" w:cstheme="minorHAnsi"/>
+        </w:rPr>
+        <w:t>Barbaric weapons mastery</w:t>
       </w:r>
     </w:p>
     <w:p>
@@ -15512,10 +15498,8 @@
         <w:ind w:hanging="357"/>
       </w:pPr>
       <w:r>
-        <w:t xml:space="preserve">Equipment repair </w:t>
-      </w:r>
-      <w:r>
-        <w:t>ability</w:t>
+        <w:tab/>
+        <w:t>Inventory</w:t>
       </w:r>
     </w:p>
     <w:p>
@@ -15529,10 +15513,10 @@
         <w:ind w:hanging="357"/>
       </w:pPr>
       <w:r>
-        <w:t xml:space="preserve">Camping </w:t>
-      </w:r>
-      <w:r>
-        <w:t>abilities</w:t>
+        <w:rPr>
+          <w:rFonts w:asciiTheme="minorHAnsi" w:hAnsiTheme="minorHAnsi" w:cstheme="minorHAnsi"/>
+        </w:rPr>
+        <w:t>Glamping</w:t>
       </w:r>
     </w:p>
     <w:p>
@@ -16103,15 +16087,15 @@
         <w:ind w:left="714" w:hanging="357"/>
       </w:pPr>
       <w:r>
+        <w:t>Shadow meld</w:t>
+      </w:r>
+    </w:p>
+    <w:p>
+      <w:pPr>
+        <w:spacing w:before="200"/>
+      </w:pPr>
+      <w:r>
         <w:lastRenderedPageBreak/>
-        <w:t>Shadow meld</w:t>
-      </w:r>
-    </w:p>
-    <w:p>
-      <w:pPr>
-        <w:spacing w:before="200"/>
-      </w:pPr>
-      <w:r>
         <w:t>“Anyone wants to comment?” Fineous asked. “By the way, afterwards I want to share our ages and professions and hobbies from our previous world. That way we can better understand each other.”</w:t>
       </w:r>
     </w:p>
@@ -16632,10 +16616,36 @@
         <w:t>“</w:t>
       </w:r>
       <w:r>
-        <w:t>If he activates Repair while fighting, his equipment will regenerate while fighting, dependent on his level.</w:t>
-      </w:r>
-      <w:r>
-        <w:t xml:space="preserve"> Later it will work on his companions.</w:t>
+        <w:t>Speed, Force, Toughness, Vitality</w:t>
+      </w:r>
+      <w:r>
+        <w:t xml:space="preserve"> all work together to make him a monster of a tank.</w:t>
+      </w:r>
+    </w:p>
+    <w:p>
+      <w:r>
+        <w:t>“Says here, Barbaric Vitality gives both stamina and healing, allowing for the re-growth of limbs at higher levels.</w:t>
+      </w:r>
+    </w:p>
+    <w:p>
+      <w:r>
+        <w:t xml:space="preserve">“And with Glamping, he can camp in luxury after a hard day at the office. </w:t>
+      </w:r>
+      <w:r>
+        <w:t>He is definitely a great asset to our team.”</w:t>
+      </w:r>
+    </w:p>
+    <w:p>
+      <w:r>
+        <w:t>Then was Rose’s turn</w:t>
+      </w:r>
+      <w:r>
+        <w:t>…</w:t>
+      </w:r>
+    </w:p>
+    <w:p>
+      <w:r>
+        <w:t>“Rose, Physical Fitness is perfect for a non-combatant. And you have marvelous support roles.</w:t>
       </w:r>
     </w:p>
     <w:p>
@@ -16643,38 +16653,56 @@
         <w:t>“</w:t>
       </w:r>
       <w:r>
-        <w:t xml:space="preserve">With Camping, equipment repair and </w:t>
-      </w:r>
-      <w:r>
-        <w:t>self-</w:t>
-      </w:r>
-      <w:r>
-        <w:t xml:space="preserve">healing, </w:t>
-      </w:r>
-      <w:r>
-        <w:t xml:space="preserve">he has the </w:t>
+        <w:t>Spirit Whisperer is a Mythic ability</w:t>
+      </w:r>
+      <w:r>
+        <w:t xml:space="preserve"> that </w:t>
+      </w:r>
+      <w:r>
+        <w:t>few humans</w:t>
+      </w:r>
+      <w:r>
+        <w:t>.</w:t>
+      </w:r>
+      <w:r>
+        <w:t xml:space="preserve"> As such it must be kept hidden for your own safety.</w:t>
+      </w:r>
+    </w:p>
+    <w:p>
+      <w:r>
+        <w:t>“I would wager you might be the only person in our cohort to have that ability.  One in 6475 is impressive. I guess my luck really kicked in to have you.</w:t>
+      </w:r>
+    </w:p>
+    <w:p>
+      <w:r>
+        <w:t>“If people truly understood, they would all try to recruit you.”</w:t>
+      </w:r>
+    </w:p>
+    <w:p>
+      <w:r>
+        <w:t>Rose blushed at that.</w:t>
+      </w:r>
+    </w:p>
+    <w:p>
+      <w:r>
+        <w:t>Fineous turned to Aragon.</w:t>
+      </w:r>
+    </w:p>
+    <w:p>
+      <w:r>
+        <w:t xml:space="preserve">“Aragon also has </w:t>
       </w:r>
       <w:r>
         <w:t>abilities</w:t>
       </w:r>
       <w:r>
-        <w:t xml:space="preserve"> to solo dungeons. </w:t>
-      </w:r>
-      <w:r>
-        <w:t>He is definitely a great asset to our team.”</w:t>
-      </w:r>
-    </w:p>
-    <w:p>
-      <w:r>
-        <w:t>Then was Rose’s turn</w:t>
-      </w:r>
-      <w:r>
-        <w:t>…</w:t>
-      </w:r>
-    </w:p>
-    <w:p>
-      <w:r>
-        <w:t>“Rose, Physical Fitness is perfect for a non-combatant. And you have marvelous support roles.</w:t>
+        <w:t xml:space="preserve"> in the common category, when it comes to rangers,” Fineous said and opened the book to the relevant page</w:t>
+      </w:r>
+      <w:r>
+        <w:t>s</w:t>
+      </w:r>
+      <w:r>
+        <w:t>.</w:t>
       </w:r>
     </w:p>
     <w:p>
@@ -16682,67 +16710,1207 @@
         <w:t>“</w:t>
       </w:r>
       <w:r>
-        <w:t>Spirit Whisperer is a Mythic ability</w:t>
-      </w:r>
-      <w:r>
-        <w:t xml:space="preserve"> that normally only elves have</w:t>
+        <w:t xml:space="preserve">However, just because a </w:t>
+      </w:r>
+      <w:r>
+        <w:t>ability</w:t>
+      </w:r>
+      <w:r>
+        <w:t xml:space="preserve"> is common doesn’t mean it is weak. I see great potential in Aragon. For example, he, Demonbane, and Erza </w:t>
+      </w:r>
+      <w:r>
+        <w:lastRenderedPageBreak/>
+        <w:t>were the only ones to climb the main building on the first day, to my knowledge.</w:t>
+      </w:r>
+      <w:r>
+        <w:t>”</w:t>
+      </w:r>
+    </w:p>
+    <w:p>
+      <w:r>
+        <w:t>“You climbed it too,” Aragon pointed out.</w:t>
+      </w:r>
+    </w:p>
+    <w:p>
+      <w:r>
+        <w:t>“</w:t>
+      </w:r>
+      <w:r>
+        <w:t>I guess,” Fineous replied.</w:t>
+      </w:r>
+    </w:p>
+    <w:p>
+      <w:r>
+        <w:t>“</w:t>
+      </w:r>
+      <w:r>
+        <w:t>Even now, people seem to view that trellis as some sort of decoration</w:t>
+      </w:r>
+      <w:r>
+        <w:t xml:space="preserve"> and not </w:t>
+      </w:r>
+      <w:r>
+        <w:t>as the training tool it is</w:t>
+      </w:r>
+      <w:r>
+        <w:t>.”</w:t>
+      </w:r>
+    </w:p>
+    <w:p>
+      <w:r>
+        <w:t>“I didn’t climb it, though I did see you climb, when people pointed you out,” Rose said</w:t>
+      </w:r>
+      <w:r>
+        <w:t xml:space="preserve"> meekly</w:t>
       </w:r>
       <w:r>
         <w:t>.</w:t>
       </w:r>
-      <w:r>
-        <w:t xml:space="preserve"> As such it must be kept hidden for your own safety.</w:t>
-      </w:r>
-    </w:p>
-    <w:p>
-      <w:r>
-        <w:t>“I would wager you might be the only person in our cohort to have that ability.  One in 6475 is impressive. I guess my luck really kicked in to have you.</w:t>
-      </w:r>
-    </w:p>
-    <w:p>
-      <w:r>
-        <w:t>“If people truly understood, they would all try to recruit you.”</w:t>
-      </w:r>
-    </w:p>
-    <w:p>
-      <w:r>
-        <w:t>Rose blushed at that.</w:t>
-      </w:r>
-    </w:p>
-    <w:p>
-      <w:r>
-        <w:t>Fineous turned to Aragon.</w:t>
-      </w:r>
-    </w:p>
-    <w:p>
-      <w:r>
-        <w:t xml:space="preserve">“Aragon also has </w:t>
+    </w:p>
+    <w:p>
+      <w:r>
+        <w:t>“Don’t worry about it,” Demonbane said. “Not everyone has the balls to do that.”</w:t>
+      </w:r>
+    </w:p>
+    <w:p>
+      <w:r>
+        <w:t>“Excuse me,” Erza said, indigently.</w:t>
+      </w:r>
+    </w:p>
+    <w:p>
+      <w:r>
+        <w:t>“He meant womanly ovaries,” Fineous clarified with a wink.</w:t>
+      </w:r>
+    </w:p>
+    <w:p>
+      <w:r>
+        <w:t xml:space="preserve">“Anyway, Aragon’s </w:t>
       </w:r>
       <w:r>
         <w:t>abilities</w:t>
       </w:r>
       <w:r>
-        <w:t xml:space="preserve"> in the common category, when it comes to rangers,” Fineous said and opened the book to the relevant page</w:t>
+        <w:t xml:space="preserve"> are marvelous. For example, he has the archery </w:t>
+      </w:r>
+      <w:r>
+        <w:t>ability</w:t>
+      </w:r>
+      <w:r>
+        <w:t xml:space="preserve">, as well as </w:t>
+      </w:r>
+      <w:r>
+        <w:t>Explosion</w:t>
+      </w:r>
+      <w:r>
+        <w:t xml:space="preserve"> Mastery</w:t>
+      </w:r>
+      <w:r>
+        <w:t>.</w:t>
+      </w:r>
+    </w:p>
+    <w:p>
+      <w:r>
+        <w:t>“That gives him raw explosive power and shaped charges.</w:t>
+      </w:r>
+    </w:p>
+    <w:p>
+      <w:r>
+        <w:t>“</w:t>
+      </w:r>
+      <w:r>
+        <w:t xml:space="preserve">He sacrifices breath for depth. Combined with Dead Eye, </w:t>
+      </w:r>
+      <w:r>
+        <w:t xml:space="preserve">the book said </w:t>
+      </w:r>
+      <w:r>
+        <w:t xml:space="preserve">he </w:t>
+      </w:r>
+      <w:r>
+        <w:t>will</w:t>
+      </w:r>
+      <w:r>
+        <w:t xml:space="preserve"> be able to make </w:t>
+      </w:r>
+      <w:r>
+        <w:t xml:space="preserve">curve and other </w:t>
+      </w:r>
+      <w:r>
+        <w:t>trick</w:t>
+      </w:r>
+      <w:r>
+        <w:t xml:space="preserve"> shots, </w:t>
+      </w:r>
+      <w:r>
+        <w:t xml:space="preserve">something </w:t>
+      </w:r>
+      <w:r>
+        <w:t xml:space="preserve">physically impossible with just </w:t>
+      </w:r>
+      <w:r>
+        <w:t xml:space="preserve">Newtonian </w:t>
+      </w:r>
+      <w:r>
+        <w:t>physics.</w:t>
+      </w:r>
+      <w:r>
+        <w:t xml:space="preserve"> His shots should have amazing punch</w:t>
+      </w:r>
+      <w:r>
+        <w:t>, especially when arrows can explode</w:t>
+      </w:r>
+      <w:r>
+        <w:t>.</w:t>
+      </w:r>
+    </w:p>
+    <w:p>
+      <w:r>
+        <w:t>“</w:t>
+      </w:r>
+      <w:r>
+        <w:t xml:space="preserve">Also, </w:t>
+      </w:r>
+      <w:r>
+        <w:t>Mapping and Tracking work well together</w:t>
+      </w:r>
+      <w:r>
+        <w:t>.”</w:t>
+      </w:r>
+    </w:p>
+    <w:p>
+      <w:r>
+        <w:t>Fineous looked at Erza.</w:t>
+      </w:r>
+    </w:p>
+    <w:p>
+      <w:r>
+        <w:t>“Erza has that Costume Management System.</w:t>
+      </w:r>
+      <w:r>
+        <w:t xml:space="preserve"> Combined with her Weapons Mastery, she is one step closer to Fairy Tales’ Erza. </w:t>
+      </w:r>
+      <w:r>
+        <w:t xml:space="preserve"> Combined with fire and Telekinesis, it’s rather impressive.</w:t>
+      </w:r>
+    </w:p>
+    <w:p>
+      <w:r>
+        <w:lastRenderedPageBreak/>
+        <w:t>“Remember to create as many costumes as possible and swap them as often as possible.</w:t>
+      </w:r>
+    </w:p>
+    <w:p>
+      <w:r>
+        <w:t>“Telekinesis is a powerful weapon</w:t>
+      </w:r>
+      <w:r>
+        <w:t>. You should use it to fight, perhaps mixing it with fire.</w:t>
+      </w:r>
+    </w:p>
+    <w:p>
+      <w:r>
+        <w:t xml:space="preserve">“I </w:t>
+      </w:r>
+      <w:r>
+        <w:t>have</w:t>
+      </w:r>
+      <w:r>
+        <w:t xml:space="preserve"> Luck and Shadow Meld,” Fineous said. “</w:t>
+      </w:r>
+      <w:r>
+        <w:t xml:space="preserve">They are considered common among Rogues </w:t>
+      </w:r>
+      <w:r>
+        <w:t>…”</w:t>
+      </w:r>
+    </w:p>
+    <w:p>
+      <w:r>
+        <w:t>Erza pointed at the door and mouthed ‘Lord Endol’.</w:t>
+      </w:r>
+    </w:p>
+    <w:p>
+      <w:r>
+        <w:t>Fineous wiped the board and said aloud, “I can’t wait to start phase one of my rogue training: Stealing the undergarments of 100 women. I wonder if Lord Endol would like to join me.”</w:t>
+      </w:r>
+    </w:p>
+    <w:p>
+      <w:r>
+        <w:t xml:space="preserve">The door swung open and Endol </w:t>
+      </w:r>
+      <w:r>
+        <w:t>marched</w:t>
+      </w:r>
+      <w:r>
+        <w:t xml:space="preserve"> in. “What are you doing here?” he demanded.</w:t>
+      </w:r>
+    </w:p>
+    <w:p>
+      <w:r>
+        <w:t>“Is it forbidden to use these rooms outside of classes?” Fineous asked innocently.</w:t>
+      </w:r>
+    </w:p>
+    <w:p>
+      <w:r>
+        <w:t>“</w:t>
+      </w:r>
+      <w:r>
+        <w:t>You were contemplating a criminal act</w:t>
+      </w:r>
+      <w:r>
+        <w:t>,” Endol declared</w:t>
+      </w:r>
+      <w:r>
+        <w:t>, changing the subject.</w:t>
+      </w:r>
+    </w:p>
+    <w:p>
+      <w:r>
+        <w:t>“They have to catch me first,</w:t>
+      </w:r>
+      <w:r>
+        <w:t xml:space="preserve"> </w:t>
+      </w:r>
+      <w:r>
+        <w:t>my lord</w:t>
+      </w:r>
+      <w:r>
+        <w:t>,</w:t>
+      </w:r>
+      <w:r>
+        <w:t>” Fineous said with a grin.</w:t>
+      </w:r>
+    </w:p>
+    <w:p>
+      <w:r>
+        <w:t>Endol shook his head in exasperation and said, “I can’t believe she is interested in you.”</w:t>
+      </w:r>
+    </w:p>
+    <w:p>
+      <w:r>
+        <w:t>Outside, people stopped to ogle.</w:t>
+      </w:r>
+    </w:p>
+    <w:p>
+      <w:r>
+        <w:t>“Cool, I have an admirer,” Fineous said</w:t>
+      </w:r>
+      <w:r>
+        <w:t xml:space="preserve"> happily</w:t>
+      </w:r>
+      <w:r>
+        <w:t>.</w:t>
+      </w:r>
+      <w:r>
+        <w:t xml:space="preserve"> “By the way, would you like to train with me</w:t>
+      </w:r>
+      <w:r>
+        <w:t xml:space="preserve"> sir</w:t>
+      </w:r>
+      <w:r>
+        <w:t>?”</w:t>
+      </w:r>
+    </w:p>
+    <w:p>
+      <w:r>
+        <w:t xml:space="preserve">“No I don’t want to participate in you unsavory hobbies,” Endol </w:t>
+      </w:r>
+      <w:r>
+        <w:t xml:space="preserve">sneered in disgust </w:t>
+      </w:r>
+      <w:r>
+        <w:t xml:space="preserve">and </w:t>
+      </w:r>
+      <w:r>
+        <w:t>stormed</w:t>
+      </w:r>
+      <w:r>
+        <w:t xml:space="preserve"> out the room.</w:t>
+      </w:r>
+    </w:p>
+    <w:p>
+      <w:r>
+        <w:lastRenderedPageBreak/>
+        <w:t xml:space="preserve">“I wasn’t able to describe my </w:t>
+      </w:r>
+      <w:r>
+        <w:t>abilities</w:t>
+      </w:r>
+      <w:r>
+        <w:t>,” Fineous said. “We’ll do that away from prying eyes.”</w:t>
+      </w:r>
+    </w:p>
+    <w:p>
+      <w:r>
+        <w:t xml:space="preserve">Fineous took his seat and began </w:t>
+      </w:r>
+      <w:r>
+        <w:t xml:space="preserve">reading his book while </w:t>
+      </w:r>
+      <w:r>
+        <w:t>practicing his finger exercises.</w:t>
+      </w:r>
+    </w:p>
+    <w:p>
+      <w:r>
+        <w:t>The remaining classes were informative but hardly exciting.</w:t>
+      </w:r>
+    </w:p>
+    <w:p>
+      <w:r>
+        <w:t>Finally came the adventurer training.</w:t>
+      </w:r>
+    </w:p>
+    <w:p>
+      <w:r>
+        <w:t xml:space="preserve">“Welcome everyone to </w:t>
+      </w:r>
+      <w:r>
+        <w:t>the basics of adventuring</w:t>
+      </w:r>
+      <w:r>
+        <w:t>,” Professor Derrick said. “</w:t>
+      </w:r>
+      <w:r>
+        <w:t>My name is Professor Derrick. It is my job to give you the basic tools needed to become successful adventurers, and more importantly I will teach you how not to die.</w:t>
+      </w:r>
+    </w:p>
+    <w:p>
+      <w:r>
+        <w:t>“First will be the basics, then how to identify and manage different types of monsters. Finally I will teach you how to handle various dungeons.</w:t>
+      </w:r>
+    </w:p>
+    <w:p>
+      <w:r>
+        <w:t xml:space="preserve">“As you can see, this class </w:t>
+      </w:r>
+      <w:r>
+        <w:t xml:space="preserve">is </w:t>
+      </w:r>
+      <w:r>
+        <w:t xml:space="preserve">designed to </w:t>
+      </w:r>
+      <w:r>
+        <w:t xml:space="preserve">help you </w:t>
+      </w:r>
+      <w:r>
+        <w:t>survive in the wild and prosper.</w:t>
+      </w:r>
+    </w:p>
+    <w:p>
+      <w:r>
+        <w:t xml:space="preserve">“I recommend you take your days off to explore the vastness of the campus grounds. The closest boundary is the ravine </w:t>
+      </w:r>
+      <w:r>
+        <w:t xml:space="preserve">running diagonally </w:t>
+      </w:r>
+      <w:r>
+        <w:t xml:space="preserve">towards the Onn </w:t>
+      </w:r>
+      <w:r>
+        <w:t>Foothills</w:t>
+      </w:r>
+      <w:r>
+        <w:t>. The ravine is over 14KM away, showing how great the grounds are</w:t>
+      </w:r>
+      <w:r>
+        <w:t>.</w:t>
+      </w:r>
+      <w:r>
+        <w:t xml:space="preserve"> Weather you cross is up to you. But you will need to live with the consequences.</w:t>
+      </w:r>
+    </w:p>
+    <w:p>
+      <w:r>
+        <w:t>“</w:t>
+      </w:r>
+      <w:r>
+        <w:t>We shall go to the library. I strongly recommend you spend some quality time there.</w:t>
+      </w:r>
+    </w:p>
+    <w:p>
+      <w:r>
+        <w:t xml:space="preserve">“I </w:t>
+      </w:r>
+      <w:r>
+        <w:t xml:space="preserve">also </w:t>
+      </w:r>
+      <w:r>
+        <w:t>r</w:t>
+      </w:r>
+      <w:r>
+        <w:t>ecommend you buy some reference books</w:t>
+      </w:r>
+      <w:r>
+        <w:t xml:space="preserve">, such as a set of the monster encyclopedia. </w:t>
+      </w:r>
+      <w:r>
+        <w:t>The books are</w:t>
+      </w:r>
+      <w:r>
+        <w:t xml:space="preserve"> ordered by rank</w:t>
+      </w:r>
+      <w:r>
+        <w:t xml:space="preserve"> starting at F-1 monsters</w:t>
+      </w:r>
+      <w:r>
+        <w:t>.</w:t>
+      </w:r>
+      <w:r>
+        <w:t xml:space="preserve"> </w:t>
+      </w:r>
+      <w:r>
+        <w:t>There is a book store in</w:t>
+      </w:r>
+      <w:r>
+        <w:t xml:space="preserve"> the</w:t>
+      </w:r>
+      <w:r>
+        <w:t xml:space="preserve"> guild hall.</w:t>
+      </w:r>
+    </w:p>
+    <w:p>
+      <w:r>
+        <w:lastRenderedPageBreak/>
+        <w:t>“</w:t>
+      </w:r>
+      <w:r>
+        <w:t xml:space="preserve">I will take you to the library where you can register to </w:t>
+      </w:r>
+      <w:r>
+        <w:t>borrow books</w:t>
+      </w:r>
+      <w:r>
+        <w:t xml:space="preserve">. </w:t>
+      </w:r>
+      <w:r>
+        <w:t xml:space="preserve">Then I’ll show you how to form parties. Finally I will show you the guild hall. </w:t>
+      </w:r>
+      <w:r>
+        <w:t>Please follow me.”</w:t>
+      </w:r>
+    </w:p>
+    <w:p>
+      <w:r>
+        <w:t>They headed out.</w:t>
+      </w:r>
+    </w:p>
+    <w:p>
+      <w:r>
+        <w:t>“Are there dragons,” a teen named Mega-Rush asked.</w:t>
+      </w:r>
+    </w:p>
+    <w:p>
+      <w:r>
+        <w:t xml:space="preserve">“Yes,” Derrick </w:t>
+      </w:r>
+      <w:r>
+        <w:t>replied</w:t>
+      </w:r>
+      <w:r>
+        <w:t xml:space="preserve">. “There are countless species, ranging from weak </w:t>
+      </w:r>
+      <w:r>
+        <w:t xml:space="preserve">C-Rank </w:t>
+      </w:r>
+      <w:r>
+        <w:t xml:space="preserve">ones all the way to calamity grade </w:t>
+      </w:r>
+      <w:r>
+        <w:t xml:space="preserve">S-Rank </w:t>
+      </w:r>
+      <w:r>
+        <w:t>ones and beyond.”</w:t>
+      </w:r>
+    </w:p>
+    <w:p>
+      <w:r>
+        <w:t>Soon they arrived at the library entrance.</w:t>
+      </w:r>
+    </w:p>
+    <w:p>
+      <w:r>
+        <w:t>“Welcome to the library,” Derrick said. “Everyone has free access to floors from the ground floor to floor 9.</w:t>
+      </w:r>
+    </w:p>
+    <w:p>
+      <w:r>
+        <w:t>“You will need to pass a test to receive access to go beyond that.</w:t>
+      </w:r>
+      <w:r>
+        <w:t xml:space="preserve"> </w:t>
+      </w:r>
+      <w:r>
+        <w:t>“Register with the library on your spare time.”</w:t>
+      </w:r>
+    </w:p>
+    <w:p>
+      <w:r>
+        <w:t>“What’s beyond floor 9?” Fineous asked.</w:t>
+      </w:r>
+    </w:p>
+    <w:p>
+      <w:r>
+        <w:t xml:space="preserve">“More advanced books,” Derrick said. “To get access you need to prove your worth. </w:t>
+      </w:r>
+      <w:r>
+        <w:t>Reaching floor 49 isn’t that difficult</w:t>
+      </w:r>
+      <w:r>
+        <w:t xml:space="preserve">. </w:t>
+      </w:r>
+      <w:r>
+        <w:t xml:space="preserve">However, they aren’t relevant to you. </w:t>
+      </w:r>
+      <w:r>
+        <w:t>The first 10 floors have more than enough information to conquer any dungeon or deal with any situation an adventurer would face.”</w:t>
+      </w:r>
+    </w:p>
+    <w:p>
+      <w:r>
+        <w:t>“Are there any forbidden books?” a teen named Basher Bones asked.</w:t>
+      </w:r>
+    </w:p>
+    <w:p>
+      <w:r>
+        <w:t xml:space="preserve">“Yes,” Derrick </w:t>
+      </w:r>
+      <w:r>
+        <w:t>replied</w:t>
+      </w:r>
+      <w:r>
+        <w:t xml:space="preserve">. “However, they are </w:t>
+      </w:r>
+      <w:r>
+        <w:t>at</w:t>
+      </w:r>
+      <w:r>
+        <w:t xml:space="preserve"> the top of the library beyond the 2</w:t>
+      </w:r>
+      <w:r>
+        <w:t>9</w:t>
+      </w:r>
+      <w:r>
+        <w:t>0</w:t>
+      </w:r>
+      <w:r>
+        <w:rPr>
+          <w:vertAlign w:val="superscript"/>
+        </w:rPr>
+        <w:t>th</w:t>
+      </w:r>
+      <w:r>
+        <w:t xml:space="preserve"> floor. </w:t>
+      </w:r>
+      <w:r>
+        <w:t xml:space="preserve">Only a handful of elves </w:t>
+      </w:r>
+      <w:r>
+        <w:t>known as</w:t>
+      </w:r>
+      <w:r>
+        <w:t xml:space="preserve"> sages are permitted access</w:t>
+      </w:r>
+      <w:r>
+        <w:t>.</w:t>
+      </w:r>
+    </w:p>
+    <w:p>
+      <w:r>
+        <w:t>“Please don’t try breaking into those floors. They have the greatest security. Even people with Shadow Meld will be blocked.</w:t>
+      </w:r>
+    </w:p>
+    <w:p>
+      <w:r>
+        <w:lastRenderedPageBreak/>
+        <w:t>“I really recommend you using th</w:t>
+      </w:r>
+      <w:r>
+        <w:t>e</w:t>
+      </w:r>
+      <w:r>
+        <w:t xml:space="preserve"> library. There is no such thing as too much knowledge.</w:t>
+      </w:r>
+      <w:r>
+        <w:t xml:space="preserve"> And with millions of unique books available to all of you in the first 10 floors alone, there is plenty to read.”</w:t>
+      </w:r>
+    </w:p>
+    <w:p>
+      <w:r>
+        <w:t xml:space="preserve">Fineous was glad he asked Araldar to keep his entry secret. Getting his level of access seemed entirely too pompous. </w:t>
+      </w:r>
+      <w:r>
+        <w:t xml:space="preserve">He didn’t want people calling him ‘Sage’. </w:t>
+      </w:r>
+      <w:r>
+        <w:t>Too bad the royal family had to know.</w:t>
+      </w:r>
+      <w:r>
+        <w:t xml:space="preserve"> Hopefully they </w:t>
+      </w:r>
+      <w:r>
+        <w:t>would</w:t>
+      </w:r>
+      <w:r>
+        <w:t>n’t do anything embarrassing.</w:t>
+      </w:r>
+    </w:p>
+    <w:p>
+      <w:r>
+        <w:t>On the other hand, it was in their interest to keep it quiet</w:t>
+      </w:r>
+      <w:r>
+        <w:t>.</w:t>
+      </w:r>
+      <w:r>
+        <w:t xml:space="preserve"> </w:t>
+      </w:r>
+      <w:r>
+        <w:t>Knowledge of an F-Rank Human becoming a sage</w:t>
+      </w:r>
+      <w:r>
+        <w:t xml:space="preserve"> would cause a scandal.</w:t>
+      </w:r>
+    </w:p>
+    <w:p>
+      <w:r>
+        <w:t xml:space="preserve">“An important part of adventuring is creating a party. You will touch a crystal and swear loyalty to each other while in the party, and </w:t>
+      </w:r>
+      <w:r>
+        <w:t xml:space="preserve">to </w:t>
+      </w:r>
+      <w:r>
+        <w:t>never betray your team members.</w:t>
+      </w:r>
+    </w:p>
+    <w:p>
+      <w:r>
+        <w:t xml:space="preserve">“An important part of parties is </w:t>
+      </w:r>
+      <w:r>
+        <w:t>essence</w:t>
+      </w:r>
+      <w:r>
+        <w:t xml:space="preserve"> sharing. </w:t>
+      </w:r>
+      <w:r>
+        <w:t xml:space="preserve">Another </w:t>
+      </w:r>
+      <w:r>
+        <w:t>is inter-</w:t>
+      </w:r>
+      <w:r>
+        <w:t>party</w:t>
+      </w:r>
+      <w:r>
+        <w:t xml:space="preserve"> communication</w:t>
+      </w:r>
+      <w:r>
+        <w:t>. Finally</w:t>
+      </w:r>
+      <w:r>
+        <w:t>,</w:t>
+      </w:r>
+      <w:r>
+        <w:t xml:space="preserve"> members will see each other’s stats and overall health</w:t>
+      </w:r>
+      <w:r>
+        <w:t>.</w:t>
+      </w:r>
+    </w:p>
+    <w:p>
+      <w:r>
+        <w:t>“</w:t>
+      </w:r>
+      <w:r>
+        <w:t>Everyone</w:t>
+      </w:r>
+      <w:r>
+        <w:t>, follow me.”</w:t>
+      </w:r>
+    </w:p>
+    <w:p>
+      <w:r>
+        <w:t>Fineous and the others followed the professor to the second floor.</w:t>
+      </w:r>
+      <w:r>
+        <w:t xml:space="preserve"> They then entered a conference room. Within was a hall with space for around 200 people.</w:t>
+      </w:r>
+    </w:p>
+    <w:p>
+      <w:r>
+        <w:t xml:space="preserve">“Okay everyone; it’s time to register your parties for those who have established them. </w:t>
+      </w:r>
+      <w:r>
+        <w:t>Those who haven’t can</w:t>
+      </w:r>
+      <w:r>
+        <w:t xml:space="preserve"> do this later. However, try doing this as soon as possible,” Derrick said.</w:t>
+      </w:r>
+    </w:p>
+    <w:p>
+      <w:r>
+        <w:t>“</w:t>
+      </w:r>
+      <w:r>
+        <w:t>Please line up</w:t>
+      </w:r>
+      <w:r>
+        <w:t xml:space="preserve">. </w:t>
+      </w:r>
+      <w:r>
+        <w:t>When your time comes, all of you should touch the sphere. Once everyone has registered, we will go to the guild hall.”</w:t>
+      </w:r>
+    </w:p>
+    <w:p>
+      <w:r>
+        <w:t xml:space="preserve">While waiting, Rose asked. </w:t>
+      </w:r>
+      <w:r>
+        <w:t>“What should we call our party?”</w:t>
+      </w:r>
+    </w:p>
+    <w:p>
+      <w:proofErr w:type="gramStart"/>
+      <w:r>
+        <w:t xml:space="preserve">“How about </w:t>
+      </w:r>
+      <w:r>
+        <w:t>Sexy Kittens</w:t>
+      </w:r>
+      <w:r>
+        <w:t>?”</w:t>
+      </w:r>
+      <w:proofErr w:type="gramEnd"/>
+      <w:r>
+        <w:t xml:space="preserve"> Fineous </w:t>
+      </w:r>
+      <w:r>
+        <w:t>suggested</w:t>
+      </w:r>
+      <w:r>
+        <w:t>.</w:t>
+      </w:r>
+    </w:p>
+    <w:p>
+      <w:r>
+        <w:lastRenderedPageBreak/>
+        <w:t xml:space="preserve">“No way,” Demonbane </w:t>
+      </w:r>
+      <w:r>
+        <w:t>exclaimed</w:t>
+      </w:r>
+      <w:r>
+        <w:t xml:space="preserve">. “My entire previous life was spent in the wrong body. I don’t want anything to do with </w:t>
+      </w:r>
+      <w:r>
+        <w:t>girly things</w:t>
+      </w:r>
+      <w:r>
+        <w:t>.”</w:t>
+      </w:r>
+    </w:p>
+    <w:p>
+      <w:r>
+        <w:t>“Are you saying you were a woman?” Aragon asked, surprised.</w:t>
+      </w:r>
+    </w:p>
+    <w:p>
+      <w:r>
+        <w:t>“What’s wrong with being a woman?” Rose asked.</w:t>
+      </w:r>
+    </w:p>
+    <w:p>
+      <w:r>
+        <w:t xml:space="preserve">“To begin, there is the monthly period and cramps,” Demonbane </w:t>
+      </w:r>
+      <w:r>
+        <w:t>explained</w:t>
+      </w:r>
+      <w:r>
+        <w:t xml:space="preserve">. “Then </w:t>
+      </w:r>
+      <w:r>
+        <w:t xml:space="preserve">there </w:t>
+      </w:r>
+      <w:r>
+        <w:t xml:space="preserve">are stupid </w:t>
+      </w:r>
+      <w:r>
+        <w:t xml:space="preserve">clothes and </w:t>
+      </w:r>
+      <w:r>
+        <w:t>makeup and such, then the incontinence of going to the washroom.</w:t>
+      </w:r>
+      <w:r>
+        <w:t xml:space="preserve"> Also, women are weak.</w:t>
+      </w:r>
+      <w:r>
+        <w:t>”</w:t>
+      </w:r>
+    </w:p>
+    <w:p>
+      <w:r>
+        <w:t>“Women aren’t weak,” Erza said, angrily.</w:t>
+      </w:r>
+    </w:p>
+    <w:p>
+      <w:r>
+        <w:t xml:space="preserve">“Arm-wrestle me then,” Demonbane said with a </w:t>
+      </w:r>
+      <w:r>
+        <w:t>grin</w:t>
+      </w:r>
+      <w:r>
+        <w:t>.</w:t>
+      </w:r>
+    </w:p>
+    <w:p>
+      <w:r>
+        <w:t>“</w:t>
+      </w:r>
+      <w:r>
+        <w:t>Finally you know how society treats women. My greatest treasure is right here</w:t>
+      </w:r>
+      <w:r>
+        <w:t>, as well as these guns</w:t>
+      </w:r>
+      <w:r>
+        <w:t>,</w:t>
+      </w:r>
+      <w:r>
+        <w:t>”</w:t>
+      </w:r>
+      <w:r>
+        <w:t xml:space="preserve"> Demonbane finished by patting his biceps.</w:t>
+      </w:r>
+    </w:p>
+    <w:p>
+      <w:r>
+        <w:t>“I don’t think the ladies will like the name</w:t>
       </w:r>
       <w:r>
         <w:t>s</w:t>
       </w:r>
       <w:r>
+        <w:t xml:space="preserve"> </w:t>
+      </w:r>
+      <w:r>
+        <w:t>‘</w:t>
+      </w:r>
+      <w:r>
+        <w:t>mega-studs</w:t>
+      </w:r>
+      <w:r>
+        <w:t>’</w:t>
+      </w:r>
+      <w:r>
+        <w:t>,</w:t>
+      </w:r>
+      <w:r>
+        <w:t xml:space="preserve"> </w:t>
+      </w:r>
+      <w:r>
+        <w:t>‘</w:t>
+      </w:r>
+      <w:r>
+        <w:t>manly men</w:t>
+      </w:r>
+      <w:r>
+        <w:t>’</w:t>
+      </w:r>
+      <w:r>
+        <w:t>,</w:t>
+      </w:r>
+      <w:r>
+        <w:t xml:space="preserve"> or ‘guns and spears,</w:t>
+      </w:r>
+      <w:r>
+        <w:t xml:space="preserve">” Fineous </w:t>
+      </w:r>
+      <w:r>
+        <w:t>noted</w:t>
+      </w:r>
+      <w:r>
         <w:t>.</w:t>
       </w:r>
     </w:p>
     <w:p>
       <w:r>
+        <w:t xml:space="preserve">“Next,” Derrick </w:t>
+      </w:r>
+      <w:r>
+        <w:t>called</w:t>
+      </w:r>
+      <w:r>
+        <w:t>.</w:t>
+      </w:r>
+    </w:p>
+    <w:p>
+      <w:r>
+        <w:t xml:space="preserve">The gang walked up to the </w:t>
+      </w:r>
+      <w:r>
+        <w:t>globe</w:t>
+      </w:r>
+      <w:r>
+        <w:t xml:space="preserve"> and placed their hands on it. As before time stopped for the world.</w:t>
+      </w:r>
+    </w:p>
+    <w:p>
+      <w:pPr>
+        <w:pStyle w:val="StatusMessage"/>
+      </w:pPr>
+      <w:r>
+        <w:t>Repeat the oath:</w:t>
+      </w:r>
+    </w:p>
+    <w:p>
+      <w:pPr>
+        <w:pStyle w:val="StatusMessage"/>
+      </w:pPr>
+      <w:r>
+        <w:t xml:space="preserve">“I, </w:t>
+      </w:r>
+      <w:r>
+        <w:t>Fineous Bog</w:t>
+      </w:r>
+      <w:r>
+        <w:t>, swear to be there for my team members, protecting them always, and keeping their secrets. They are what will keep me safe in this harsh world.”</w:t>
+      </w:r>
+    </w:p>
+    <w:p>
+      <w:r>
+        <w:t>Fineous swore and heard the others do the same.</w:t>
+      </w:r>
+    </w:p>
+    <w:p>
+      <w:pPr>
+        <w:pStyle w:val="StatusMessage"/>
+      </w:pPr>
+      <w:r>
+        <w:t>Who is your Leader?</w:t>
+      </w:r>
+    </w:p>
+    <w:p>
+      <w:r>
+        <w:t>Everyone chose Fineous.</w:t>
+      </w:r>
+      <w:r>
+        <w:t xml:space="preserve"> Fineous chose Aragon. Majority won.</w:t>
+      </w:r>
+    </w:p>
+    <w:p>
+      <w:pPr>
+        <w:pStyle w:val="StatusMessage"/>
+      </w:pPr>
+      <w:r>
+        <w:t>What is your party’s name?</w:t>
+      </w:r>
+    </w:p>
+    <w:p>
+      <w:r>
+        <w:lastRenderedPageBreak/>
+        <w:t>After much debate, they choose the traditional name of “Dungeon Divers.”</w:t>
+      </w:r>
+    </w:p>
+    <w:p>
+      <w:r>
+        <w:t>A moment later time resume</w:t>
+      </w:r>
+      <w:r>
+        <w:t>d and Fineous removed his hand.</w:t>
+      </w:r>
+    </w:p>
+    <w:p>
+      <w:r>
+        <w:t>The group went to the side and waited for everyone to finish.</w:t>
+      </w:r>
+    </w:p>
+    <w:p>
+      <w:r>
+        <w:t>“Okay everyone,” Derrick said. “</w:t>
+      </w:r>
+      <w:r>
+        <w:t>It’s time to go to the guild</w:t>
+      </w:r>
+      <w:r>
+        <w:t xml:space="preserve"> hall</w:t>
+      </w:r>
+      <w:r>
+        <w:t>.”</w:t>
+      </w:r>
+    </w:p>
+    <w:p>
+      <w:r>
+        <w:t>The class followed Derrick back to the first floor, then out of the library. After a few more twists and turns they arrived at their destination.</w:t>
+      </w:r>
+    </w:p>
+    <w:p>
+      <w:r>
+        <w:t>“Each guild has its own hall within the city,” Derrick explained. “However, each year at this time they set up booths to advertise their guilds. The guilds are grouped according to their area.</w:t>
+      </w:r>
+    </w:p>
+    <w:p>
+      <w:r>
+        <w:t>“For example, adventuring guilds are there, cooking is there, entertainment guilds are there, and so on.</w:t>
+      </w:r>
+    </w:p>
+    <w:p>
+      <w:r>
         <w:t>“</w:t>
       </w:r>
       <w:r>
-        <w:t xml:space="preserve">However, just because a </w:t>
-      </w:r>
-      <w:r>
-        <w:t>ability</w:t>
-      </w:r>
-      <w:r>
-        <w:t xml:space="preserve"> is common doesn’t mean it is weak. I see great potential in Aragon. For example, he, Demonbane, and Erza were the only ones to climb the main building on the first day, to my knowledge.</w:t>
+        <w:t>There is great value in joining a guild, including training and quests.</w:t>
+      </w:r>
+    </w:p>
+    <w:p>
+      <w:r>
+        <w:t>“Remember, you can join multiple guilds, as long as they don’t compete.</w:t>
+      </w:r>
+    </w:p>
+    <w:p>
+      <w:r>
+        <w:t>“For example, you can be a member of a cooking guild as well as an adventurer guild, but can’t be a member of two adventurer guilds.</w:t>
+      </w:r>
+    </w:p>
+    <w:p>
+      <w:r>
+        <w:t>“</w:t>
+      </w:r>
+      <w:r>
+        <w:t>In case you are wondering, t</w:t>
+      </w:r>
+      <w:r>
+        <w:t xml:space="preserve">he </w:t>
+      </w:r>
+      <w:r>
+        <w:t xml:space="preserve">rest of </w:t>
+      </w:r>
+      <w:r>
+        <w:t xml:space="preserve">the city of </w:t>
+      </w:r>
+      <w:r>
+        <w:t xml:space="preserve">Araguaia </w:t>
+      </w:r>
+      <w:r>
+        <w:t>is out those doors.</w:t>
+      </w:r>
+    </w:p>
+    <w:p>
+      <w:r>
+        <w:t>“Class dismissed.”</w:t>
+      </w:r>
+    </w:p>
+    <w:p>
+      <w:r>
+        <w:t>“I want to see the city,” Rose said.</w:t>
+      </w:r>
+    </w:p>
+    <w:p>
+      <w:r>
+        <w:t>They headed to the doors and stepped out.</w:t>
+      </w:r>
+    </w:p>
+    <w:p>
+      <w:r>
+        <w:t>“Holy cow,” Aragon exclaimed. “I was expecting a middle ages city, not a modern – what kind of city is this?”</w:t>
+      </w:r>
+    </w:p>
+    <w:p>
+      <w:r>
+        <w:lastRenderedPageBreak/>
+        <w:t xml:space="preserve">In front of them was an </w:t>
+      </w:r>
+      <w:r>
+        <w:t>eclectic</w:t>
+      </w:r>
+      <w:r>
+        <w:t xml:space="preserve"> assortment of high-rises. They had one thing in common; they were all joined together by sky bridges.</w:t>
+      </w:r>
+    </w:p>
+    <w:p>
+      <w:r>
+        <w:t>Also present was a massive amount of vegetation. The streets had it. It grew on building planters and even on the sky bridges.</w:t>
+      </w:r>
+    </w:p>
+    <w:p>
+      <w:r>
+        <w:t>Shops and apartments freely comingled.</w:t>
+      </w:r>
+    </w:p>
+    <w:p>
+      <w:r>
+        <w:t>People either walked or traveled in various vehicles. The city was certainly bustling with activity.</w:t>
+      </w:r>
+    </w:p>
+    <w:p>
+      <w:r>
+        <w:t>“This</w:t>
+      </w:r>
+      <w:r>
+        <w:t xml:space="preserve"> reminds me a lot of Singapore</w:t>
+      </w:r>
+      <w:r>
+        <w:t>,” Fineous said. “Well this certainly breaks the myth that civilizations with magic are primitive.”</w:t>
+      </w:r>
+    </w:p>
+    <w:p>
+      <w:r>
+        <w:t>“It’s going to be fun exploring,” Aragon said. “I wonder if there are bars.”</w:t>
+      </w:r>
+    </w:p>
+    <w:p>
+      <w:r>
+        <w:t>“There’s one there, next to that blacksmith,” Erza said.</w:t>
+      </w:r>
+    </w:p>
+    <w:p>
+      <w:r>
+        <w:t>“Are we going to register?” Demonbane asked.</w:t>
+      </w:r>
+    </w:p>
+    <w:p>
+      <w:r>
+        <w:t>“Off course,” Fineous said. “We need to work hard so we can obtain an easy life.”</w:t>
+      </w:r>
+    </w:p>
+    <w:p>
+      <w:r>
+        <w:t>They headed back in.</w:t>
+      </w:r>
+      <w:r>
+        <w:t xml:space="preserve"> Looking around, every guild was selling reasons </w:t>
+      </w:r>
+      <w:r>
+        <w:t>for</w:t>
+      </w:r>
+      <w:r>
+        <w:t xml:space="preserve"> join them.</w:t>
+      </w:r>
+    </w:p>
+    <w:p>
+      <w:r>
+        <w:t>“Well this is going to be challenging,” Aragon said. “How do we choose?”</w:t>
+      </w:r>
+    </w:p>
+    <w:p>
+      <w:r>
+        <w:t>“There’s no need to rush,” Fineous said. “Our journey has just begun. Your assignment, should you choose to accept it, is to find out which guild</w:t>
+      </w:r>
+      <w:r>
+        <w:t>s</w:t>
+      </w:r>
+      <w:r>
+        <w:t xml:space="preserve"> you like best.</w:t>
+      </w:r>
+    </w:p>
+    <w:p>
+      <w:r>
+        <w:t xml:space="preserve">“We also need to find an adventurer guild for all of us. </w:t>
+      </w:r>
+      <w:r>
+        <w:t>Perhaps select the top three. Then we can vote later.</w:t>
       </w:r>
       <w:r>
         <w:t>”</w:t>
@@ -16750,1198 +17918,12 @@
     </w:p>
     <w:p>
       <w:r>
+        <w:t>“What are you looking for?” Rose asked.</w:t>
+      </w:r>
+    </w:p>
+    <w:p>
+      <w:r>
         <w:lastRenderedPageBreak/>
-        <w:t>“You climbed it too,” Aragon pointed out.</w:t>
-      </w:r>
-    </w:p>
-    <w:p>
-      <w:r>
-        <w:t>“</w:t>
-      </w:r>
-      <w:r>
-        <w:t>I guess,” Fineous replied.</w:t>
-      </w:r>
-    </w:p>
-    <w:p>
-      <w:r>
-        <w:t>“</w:t>
-      </w:r>
-      <w:r>
-        <w:t>Even now, people seem to view that trellis as some sort of decoration</w:t>
-      </w:r>
-      <w:r>
-        <w:t xml:space="preserve"> and not </w:t>
-      </w:r>
-      <w:r>
-        <w:t>as the training tool it is</w:t>
-      </w:r>
-      <w:r>
-        <w:t>.”</w:t>
-      </w:r>
-    </w:p>
-    <w:p>
-      <w:r>
-        <w:t>“I didn’t climb it, though I did see you climb, when people pointed you out,” Rose said</w:t>
-      </w:r>
-      <w:r>
-        <w:t xml:space="preserve"> meekly</w:t>
-      </w:r>
-      <w:r>
-        <w:t>.</w:t>
-      </w:r>
-    </w:p>
-    <w:p>
-      <w:r>
-        <w:t>“Don’t worry about it,” Demonbane said. “Not everyone has the balls to do that.”</w:t>
-      </w:r>
-    </w:p>
-    <w:p>
-      <w:r>
-        <w:t>“Excuse me,” Erza said, indigently.</w:t>
-      </w:r>
-    </w:p>
-    <w:p>
-      <w:r>
-        <w:t>“He meant womanly ovaries,” Fineous clarified with a wink.</w:t>
-      </w:r>
-    </w:p>
-    <w:p>
-      <w:r>
-        <w:t xml:space="preserve">“Anyway, Aragon’s </w:t>
-      </w:r>
-      <w:r>
-        <w:t>abilities</w:t>
-      </w:r>
-      <w:r>
-        <w:t xml:space="preserve"> are marvelous. For example, he has the archery </w:t>
-      </w:r>
-      <w:r>
-        <w:t>ability</w:t>
-      </w:r>
-      <w:r>
-        <w:t xml:space="preserve">, as well as </w:t>
-      </w:r>
-      <w:r>
-        <w:t>Explosion</w:t>
-      </w:r>
-      <w:r>
-        <w:t xml:space="preserve"> Mastery</w:t>
-      </w:r>
-      <w:r>
-        <w:t>.</w:t>
-      </w:r>
-    </w:p>
-    <w:p>
-      <w:r>
-        <w:t>“That gives him raw explosive power and shaped charges.</w:t>
-      </w:r>
-    </w:p>
-    <w:p>
-      <w:r>
-        <w:t>“</w:t>
-      </w:r>
-      <w:r>
-        <w:t xml:space="preserve">He sacrifices breath for depth. Combined with Dead Eye, </w:t>
-      </w:r>
-      <w:r>
-        <w:t xml:space="preserve">the book said </w:t>
-      </w:r>
-      <w:r>
-        <w:t xml:space="preserve">he </w:t>
-      </w:r>
-      <w:r>
-        <w:t>will</w:t>
-      </w:r>
-      <w:r>
-        <w:t xml:space="preserve"> be able to make </w:t>
-      </w:r>
-      <w:r>
-        <w:t xml:space="preserve">curve and other </w:t>
-      </w:r>
-      <w:r>
-        <w:t>trick</w:t>
-      </w:r>
-      <w:r>
-        <w:t xml:space="preserve"> shots, </w:t>
-      </w:r>
-      <w:r>
-        <w:t xml:space="preserve">something </w:t>
-      </w:r>
-      <w:r>
-        <w:t xml:space="preserve">physically impossible with just </w:t>
-      </w:r>
-      <w:r>
-        <w:t xml:space="preserve">Newtonian </w:t>
-      </w:r>
-      <w:r>
-        <w:t>physics.</w:t>
-      </w:r>
-      <w:r>
-        <w:t xml:space="preserve"> His shots should have amazing punch</w:t>
-      </w:r>
-      <w:r>
-        <w:t>, especially when arrows can explode</w:t>
-      </w:r>
-      <w:r>
-        <w:t>.</w:t>
-      </w:r>
-    </w:p>
-    <w:p>
-      <w:r>
-        <w:t>“</w:t>
-      </w:r>
-      <w:r>
-        <w:t xml:space="preserve">Also, </w:t>
-      </w:r>
-      <w:r>
-        <w:t>Mapping and Tracking work well together</w:t>
-      </w:r>
-      <w:r>
-        <w:t>.”</w:t>
-      </w:r>
-    </w:p>
-    <w:p>
-      <w:r>
-        <w:t>Fineous looked at Erza.</w:t>
-      </w:r>
-    </w:p>
-    <w:p>
-      <w:r>
-        <w:t>“Erza has that Costume Management System.</w:t>
-      </w:r>
-      <w:r>
-        <w:t xml:space="preserve"> Combined with her Weapons Mastery, she is one step closer to Fairy Tales’ Erza. </w:t>
-      </w:r>
-      <w:r>
-        <w:t xml:space="preserve"> Combined with fire and Telekinesis, it’s rather impressive.</w:t>
-      </w:r>
-    </w:p>
-    <w:p>
-      <w:r>
-        <w:t>“Remember to create as many costumes as possible and swap them as often as possible.</w:t>
-      </w:r>
-    </w:p>
-    <w:p>
-      <w:r>
-        <w:lastRenderedPageBreak/>
-        <w:t>“Telekinesis is a powerful weapon</w:t>
-      </w:r>
-      <w:r>
-        <w:t>. You should use it to fight, perhaps mixing it with fire.</w:t>
-      </w:r>
-    </w:p>
-    <w:p>
-      <w:r>
-        <w:t xml:space="preserve">“I </w:t>
-      </w:r>
-      <w:r>
-        <w:t>have</w:t>
-      </w:r>
-      <w:r>
-        <w:t xml:space="preserve"> Luck and Shadow Meld,” Fineous said. “</w:t>
-      </w:r>
-      <w:r>
-        <w:t xml:space="preserve">They are considered common among Rogues </w:t>
-      </w:r>
-      <w:r>
-        <w:t>…”</w:t>
-      </w:r>
-    </w:p>
-    <w:p>
-      <w:r>
-        <w:t>Erza pointed at the door and mouthed ‘Lord Endol’.</w:t>
-      </w:r>
-    </w:p>
-    <w:p>
-      <w:r>
-        <w:t>Fineous wiped the board and said aloud, “I can’t wait to start phase one of my rogue training: Stealing the undergarments of 100 women. I wonder if Lord Endol would like to join me.”</w:t>
-      </w:r>
-    </w:p>
-    <w:p>
-      <w:r>
-        <w:t xml:space="preserve">The door swung open and Endol </w:t>
-      </w:r>
-      <w:r>
-        <w:t>marched</w:t>
-      </w:r>
-      <w:r>
-        <w:t xml:space="preserve"> in. “What are you doing here?” he demanded.</w:t>
-      </w:r>
-    </w:p>
-    <w:p>
-      <w:r>
-        <w:t>“Is it forbidden to use these rooms outside of classes?” Fineous asked innocently.</w:t>
-      </w:r>
-    </w:p>
-    <w:p>
-      <w:r>
-        <w:t>“</w:t>
-      </w:r>
-      <w:r>
-        <w:t>You were contemplating a criminal act</w:t>
-      </w:r>
-      <w:r>
-        <w:t>,” Endol declared</w:t>
-      </w:r>
-      <w:r>
-        <w:t>, changing the subject.</w:t>
-      </w:r>
-    </w:p>
-    <w:p>
-      <w:r>
-        <w:t>“They have to catch me first,</w:t>
-      </w:r>
-      <w:r>
-        <w:t xml:space="preserve"> Lord Endol,</w:t>
-      </w:r>
-      <w:r>
-        <w:t>” Fineous said with a grin.</w:t>
-      </w:r>
-    </w:p>
-    <w:p>
-      <w:r>
-        <w:t>Endol shook his head in exasperation and said, “I can’t believe she is interested in you.”</w:t>
-      </w:r>
-    </w:p>
-    <w:p>
-      <w:r>
-        <w:t>Outside, people stopped to ogle.</w:t>
-      </w:r>
-    </w:p>
-    <w:p>
-      <w:r>
-        <w:t>“Cool, I have an admirer,” Fineous said</w:t>
-      </w:r>
-      <w:r>
-        <w:t xml:space="preserve"> happily</w:t>
-      </w:r>
-      <w:r>
-        <w:t>.</w:t>
-      </w:r>
-      <w:r>
-        <w:t xml:space="preserve"> “By the way, would you like to train with me?”</w:t>
-      </w:r>
-    </w:p>
-    <w:p>
-      <w:r>
-        <w:t xml:space="preserve">“No I don’t want to participate in you unsavory hobbies,” Endol </w:t>
-      </w:r>
-      <w:r>
-        <w:t xml:space="preserve">sneered in disgust </w:t>
-      </w:r>
-      <w:r>
-        <w:t xml:space="preserve">and </w:t>
-      </w:r>
-      <w:r>
-        <w:t>stormed</w:t>
-      </w:r>
-      <w:r>
-        <w:t xml:space="preserve"> out the room.</w:t>
-      </w:r>
-    </w:p>
-    <w:p>
-      <w:r>
-        <w:t xml:space="preserve">“I wasn’t able to describe my </w:t>
-      </w:r>
-      <w:r>
-        <w:t>abilities</w:t>
-      </w:r>
-      <w:r>
-        <w:t>,” Fineous said. “We’ll do that away from prying eyes.”</w:t>
-      </w:r>
-    </w:p>
-    <w:p>
-      <w:r>
-        <w:lastRenderedPageBreak/>
-        <w:t xml:space="preserve">Fineous took his seat and began </w:t>
-      </w:r>
-      <w:r>
-        <w:t xml:space="preserve">reading his book while </w:t>
-      </w:r>
-      <w:r>
-        <w:t>practicing his finger exercises.</w:t>
-      </w:r>
-    </w:p>
-    <w:p>
-      <w:r>
-        <w:t>The remaining classes were informative but hardly exciting.</w:t>
-      </w:r>
-    </w:p>
-    <w:p>
-      <w:r>
-        <w:t>Finally came the adventurer training.</w:t>
-      </w:r>
-    </w:p>
-    <w:p>
-      <w:r>
-        <w:t xml:space="preserve">“Welcome everyone to </w:t>
-      </w:r>
-      <w:r>
-        <w:t>the basics of adventuring</w:t>
-      </w:r>
-      <w:r>
-        <w:t>,” Professor Derrick said. “</w:t>
-      </w:r>
-      <w:r>
-        <w:t>My name is Professor Derrick. It is my job to give you the basic tools needed to become successful adventurers, and more importantly I will teach you how not to die.</w:t>
-      </w:r>
-    </w:p>
-    <w:p>
-      <w:r>
-        <w:t>“First will be the basics, then how to identify and manage different types of monsters. Finally I will teach you how to handle various dungeons.</w:t>
-      </w:r>
-    </w:p>
-    <w:p>
-      <w:r>
-        <w:t xml:space="preserve">“As you can see, this class </w:t>
-      </w:r>
-      <w:r>
-        <w:t xml:space="preserve">is </w:t>
-      </w:r>
-      <w:r>
-        <w:t xml:space="preserve">designed to </w:t>
-      </w:r>
-      <w:r>
-        <w:t xml:space="preserve">help you </w:t>
-      </w:r>
-      <w:r>
-        <w:t>survive in the wild and prosper.</w:t>
-      </w:r>
-    </w:p>
-    <w:p>
-      <w:r>
-        <w:t xml:space="preserve">“I recommend you take your days off to explore the vastness of the campus grounds. The closest boundary is the ravine </w:t>
-      </w:r>
-      <w:r>
-        <w:t xml:space="preserve">running diagonally </w:t>
-      </w:r>
-      <w:r>
-        <w:t xml:space="preserve">towards the Onn </w:t>
-      </w:r>
-      <w:r>
-        <w:t>Foothills</w:t>
-      </w:r>
-      <w:r>
-        <w:t>. The ravine is over 14KM away, showing how great the grounds are</w:t>
-      </w:r>
-      <w:r>
-        <w:t>.</w:t>
-      </w:r>
-      <w:r>
-        <w:t xml:space="preserve"> Weather you cross is up to you. But you will need to live with the consequences.</w:t>
-      </w:r>
-    </w:p>
-    <w:p>
-      <w:r>
-        <w:t>“</w:t>
-      </w:r>
-      <w:r>
-        <w:t>We shall go to the library. I strongly recommend you spend some quality time there.</w:t>
-      </w:r>
-    </w:p>
-    <w:p>
-      <w:r>
-        <w:t xml:space="preserve">“I </w:t>
-      </w:r>
-      <w:r>
-        <w:t xml:space="preserve">also </w:t>
-      </w:r>
-      <w:r>
-        <w:t>r</w:t>
-      </w:r>
-      <w:r>
-        <w:t>ecommend you buy some reference books</w:t>
-      </w:r>
-      <w:r>
-        <w:t xml:space="preserve">, such as a set of the monster encyclopedia. </w:t>
-      </w:r>
-      <w:r>
-        <w:t>The books are</w:t>
-      </w:r>
-      <w:r>
-        <w:t xml:space="preserve"> ordered by rank</w:t>
-      </w:r>
-      <w:r>
-        <w:t xml:space="preserve"> starting at F-1 monsters</w:t>
-      </w:r>
-      <w:r>
-        <w:t>.</w:t>
-      </w:r>
-      <w:r>
-        <w:t xml:space="preserve"> </w:t>
-      </w:r>
-      <w:r>
-        <w:t>There is a book store in</w:t>
-      </w:r>
-      <w:r>
-        <w:t xml:space="preserve"> the</w:t>
-      </w:r>
-      <w:r>
-        <w:t xml:space="preserve"> guild hall.</w:t>
-      </w:r>
-    </w:p>
-    <w:p>
-      <w:r>
-        <w:t>“</w:t>
-      </w:r>
-      <w:r>
-        <w:t xml:space="preserve">I will take you to the library where you can register to </w:t>
-      </w:r>
-      <w:r>
-        <w:t>borrow books</w:t>
-      </w:r>
-      <w:r>
-        <w:t xml:space="preserve">. </w:t>
-      </w:r>
-      <w:r>
-        <w:t xml:space="preserve">Then I’ll show you how to form parties. Finally I will show you the guild hall. </w:t>
-      </w:r>
-      <w:r>
-        <w:t>Please follow me.”</w:t>
-      </w:r>
-    </w:p>
-    <w:p>
-      <w:r>
-        <w:t>They headed out.</w:t>
-      </w:r>
-    </w:p>
-    <w:p>
-      <w:r>
-        <w:lastRenderedPageBreak/>
-        <w:t>“Are there dragons,” a teen named Mega-Rush asked.</w:t>
-      </w:r>
-    </w:p>
-    <w:p>
-      <w:r>
-        <w:t xml:space="preserve">“Yes,” Derrick </w:t>
-      </w:r>
-      <w:r>
-        <w:t>replied</w:t>
-      </w:r>
-      <w:r>
-        <w:t xml:space="preserve">. “There are countless species, ranging from weak </w:t>
-      </w:r>
-      <w:r>
-        <w:t xml:space="preserve">C-Rank </w:t>
-      </w:r>
-      <w:r>
-        <w:t xml:space="preserve">ones all the way to calamity grade </w:t>
-      </w:r>
-      <w:r>
-        <w:t xml:space="preserve">S-Rank </w:t>
-      </w:r>
-      <w:r>
-        <w:t>ones and beyond.”</w:t>
-      </w:r>
-    </w:p>
-    <w:p>
-      <w:r>
-        <w:t>Soon they arrived at the library entrance.</w:t>
-      </w:r>
-    </w:p>
-    <w:p>
-      <w:r>
-        <w:t>“Welcome to the library,” Derrick said. “Everyone has free access to floors from the ground floor to floor 9.</w:t>
-      </w:r>
-    </w:p>
-    <w:p>
-      <w:r>
-        <w:t>“You will need to pass a test to receive access to go beyond that.</w:t>
-      </w:r>
-      <w:r>
-        <w:t xml:space="preserve"> </w:t>
-      </w:r>
-      <w:r>
-        <w:t>“Register with the library on your spare time.”</w:t>
-      </w:r>
-    </w:p>
-    <w:p>
-      <w:proofErr w:type="gramStart"/>
-      <w:r>
-        <w:t>“What’s beyond floor 9?”</w:t>
-      </w:r>
-      <w:proofErr w:type="gramEnd"/>
-      <w:r>
-        <w:t xml:space="preserve"> Fineous asked.</w:t>
-      </w:r>
-    </w:p>
-    <w:p>
-      <w:r>
-        <w:t xml:space="preserve">“More advanced books,” Derrick said. “To get access you need to prove your worth. </w:t>
-      </w:r>
-      <w:r>
-        <w:t>Reaching floor 49 isn’t that difficult</w:t>
-      </w:r>
-      <w:r>
-        <w:t xml:space="preserve">. </w:t>
-      </w:r>
-      <w:r>
-        <w:t xml:space="preserve">However, they aren’t relevant to you. </w:t>
-      </w:r>
-      <w:r>
-        <w:t>The first 10 floors have more than enough information to conquer any dungeon or deal with any situation an adventurer would face.”</w:t>
-      </w:r>
-    </w:p>
-    <w:p>
-      <w:r>
-        <w:t>“Are there any forbidden books?” a teen named Basher Bones asked.</w:t>
-      </w:r>
-    </w:p>
-    <w:p>
-      <w:r>
-        <w:t xml:space="preserve">“Yes,” Derrick </w:t>
-      </w:r>
-      <w:r>
-        <w:t>replied</w:t>
-      </w:r>
-      <w:r>
-        <w:t xml:space="preserve">. “However, they are </w:t>
-      </w:r>
-      <w:r>
-        <w:t>at</w:t>
-      </w:r>
-      <w:r>
-        <w:t xml:space="preserve"> the top of the library beyond the 2</w:t>
-      </w:r>
-      <w:r>
-        <w:t>9</w:t>
-      </w:r>
-      <w:r>
-        <w:t>0</w:t>
-      </w:r>
-      <w:r>
-        <w:rPr>
-          <w:vertAlign w:val="superscript"/>
-        </w:rPr>
-        <w:t>th</w:t>
-      </w:r>
-      <w:r>
-        <w:t xml:space="preserve"> floor. </w:t>
-      </w:r>
-      <w:r>
-        <w:t xml:space="preserve">Only a handful of elves </w:t>
-      </w:r>
-      <w:r>
-        <w:t>known as</w:t>
-      </w:r>
-      <w:r>
-        <w:t xml:space="preserve"> sages are permitted access</w:t>
-      </w:r>
-      <w:r>
-        <w:t>.</w:t>
-      </w:r>
-    </w:p>
-    <w:p>
-      <w:r>
-        <w:t>“Please don’t try breaking into those floors. They have the greatest security. Even people with Shadow Meld will be blocked.</w:t>
-      </w:r>
-    </w:p>
-    <w:p>
-      <w:r>
-        <w:t>“I really recommend you using th</w:t>
-      </w:r>
-      <w:r>
-        <w:t>e</w:t>
-      </w:r>
-      <w:r>
-        <w:t xml:space="preserve"> library. There is no such thing as too much knowledge.</w:t>
-      </w:r>
-      <w:r>
-        <w:t xml:space="preserve"> And with millions of unique books available to all of you in the first 10 floors alone, there is plenty to read.”</w:t>
-      </w:r>
-    </w:p>
-    <w:p>
-      <w:r>
-        <w:t xml:space="preserve">Fineous was glad he asked Araldar to keep his entry secret. Getting his level of access seemed entirely too pompous. </w:t>
-      </w:r>
-      <w:r>
-        <w:t xml:space="preserve">He didn’t want </w:t>
-      </w:r>
-      <w:r>
-        <w:lastRenderedPageBreak/>
-        <w:t xml:space="preserve">people calling him ‘Sage’. </w:t>
-      </w:r>
-      <w:r>
-        <w:t>Too bad the royal family had to know.</w:t>
-      </w:r>
-      <w:r>
-        <w:t xml:space="preserve"> Hopefully they </w:t>
-      </w:r>
-      <w:r>
-        <w:t>would</w:t>
-      </w:r>
-      <w:r>
-        <w:t>n’t do anything embarrassing.</w:t>
-      </w:r>
-    </w:p>
-    <w:p>
-      <w:r>
-        <w:t>On the other hand, it was in their interest to keep it quiet</w:t>
-      </w:r>
-      <w:r>
-        <w:t>.</w:t>
-      </w:r>
-      <w:r>
-        <w:t xml:space="preserve"> </w:t>
-      </w:r>
-      <w:r>
-        <w:t>Knowledge of an F-Rank Human becoming a sage</w:t>
-      </w:r>
-      <w:r>
-        <w:t xml:space="preserve"> would cause a scandal.</w:t>
-      </w:r>
-    </w:p>
-    <w:p>
-      <w:r>
-        <w:t xml:space="preserve">“An important part of adventuring is creating a party. You will touch a crystal and swear loyalty to each other while in the party, and </w:t>
-      </w:r>
-      <w:r>
-        <w:t xml:space="preserve">to </w:t>
-      </w:r>
-      <w:r>
-        <w:t>never betray your team members.</w:t>
-      </w:r>
-    </w:p>
-    <w:p>
-      <w:r>
-        <w:t xml:space="preserve">“An important part of parties is </w:t>
-      </w:r>
-      <w:r>
-        <w:t>essence</w:t>
-      </w:r>
-      <w:r>
-        <w:t xml:space="preserve"> sharing. </w:t>
-      </w:r>
-      <w:r>
-        <w:t xml:space="preserve">Another </w:t>
-      </w:r>
-      <w:r>
-        <w:t>is inter-</w:t>
-      </w:r>
-      <w:r>
-        <w:t>party</w:t>
-      </w:r>
-      <w:r>
-        <w:t xml:space="preserve"> communication</w:t>
-      </w:r>
-      <w:r>
-        <w:t>. Finally</w:t>
-      </w:r>
-      <w:r>
-        <w:t>,</w:t>
-      </w:r>
-      <w:r>
-        <w:t xml:space="preserve"> members will see each other’s stats and overall health</w:t>
-      </w:r>
-      <w:r>
-        <w:t>.</w:t>
-      </w:r>
-    </w:p>
-    <w:p>
-      <w:r>
-        <w:t>“</w:t>
-      </w:r>
-      <w:r>
-        <w:t>Everyone</w:t>
-      </w:r>
-      <w:r>
-        <w:t>, follow me.”</w:t>
-      </w:r>
-    </w:p>
-    <w:p>
-      <w:r>
-        <w:t>Fineous and the others followed the professor to the second floor.</w:t>
-      </w:r>
-      <w:r>
-        <w:t xml:space="preserve"> They then entered a conference room. Within was a hall with space for around 200 people.</w:t>
-      </w:r>
-    </w:p>
-    <w:p>
-      <w:r>
-        <w:t xml:space="preserve">“Okay everyone; it’s time to register your parties for those who have established them. </w:t>
-      </w:r>
-      <w:r>
-        <w:t>Those who haven’t can</w:t>
-      </w:r>
-      <w:r>
-        <w:t xml:space="preserve"> do this later. However, try doing this as soon as possible,” Derrick said.</w:t>
-      </w:r>
-    </w:p>
-    <w:p>
-      <w:r>
-        <w:t>“</w:t>
-      </w:r>
-      <w:r>
-        <w:t>Please line up</w:t>
-      </w:r>
-      <w:r>
-        <w:t xml:space="preserve">. </w:t>
-      </w:r>
-      <w:r>
-        <w:t>When your time comes, all of you should touch the sphere. Once everyone has registered, we will go to the guild hall.”</w:t>
-      </w:r>
-    </w:p>
-    <w:p>
-      <w:r>
-        <w:t xml:space="preserve">While waiting, Rose asked. </w:t>
-      </w:r>
-      <w:r>
-        <w:t>“What should we call our party?”</w:t>
-      </w:r>
-    </w:p>
-    <w:p>
-      <w:proofErr w:type="gramStart"/>
-      <w:r>
-        <w:t xml:space="preserve">“How about </w:t>
-      </w:r>
-      <w:r>
-        <w:t>Sexy Kittens</w:t>
-      </w:r>
-      <w:r>
-        <w:t>?”</w:t>
-      </w:r>
-      <w:proofErr w:type="gramEnd"/>
-      <w:r>
-        <w:t xml:space="preserve"> Fineous </w:t>
-      </w:r>
-      <w:r>
-        <w:t>suggested</w:t>
-      </w:r>
-      <w:r>
-        <w:t>.</w:t>
-      </w:r>
-    </w:p>
-    <w:p>
-      <w:r>
-        <w:t xml:space="preserve">“No way,” Demonbane </w:t>
-      </w:r>
-      <w:r>
-        <w:t>exclaimed</w:t>
-      </w:r>
-      <w:r>
-        <w:t xml:space="preserve">. “My entire previous life was spent in the wrong body. I don’t want anything to do with </w:t>
-      </w:r>
-      <w:r>
-        <w:t>girly things</w:t>
-      </w:r>
-      <w:r>
-        <w:t>.”</w:t>
-      </w:r>
-    </w:p>
-    <w:p>
-      <w:r>
-        <w:t>“Are you saying you were a woman?” Aragon asked, surprised.</w:t>
-      </w:r>
-    </w:p>
-    <w:p>
-      <w:r>
-        <w:t>“What’s wrong with being a woman?” Rose asked.</w:t>
-      </w:r>
-    </w:p>
-    <w:p>
-      <w:r>
-        <w:lastRenderedPageBreak/>
-        <w:t xml:space="preserve">“To begin, there is the monthly period and cramps,” Demonbane </w:t>
-      </w:r>
-      <w:r>
-        <w:t>explained</w:t>
-      </w:r>
-      <w:r>
-        <w:t xml:space="preserve">. “Then </w:t>
-      </w:r>
-      <w:r>
-        <w:t xml:space="preserve">there </w:t>
-      </w:r>
-      <w:r>
-        <w:t xml:space="preserve">are stupid </w:t>
-      </w:r>
-      <w:r>
-        <w:t xml:space="preserve">clothes and </w:t>
-      </w:r>
-      <w:r>
-        <w:t>makeup and such, then the incontinence of going to the washroom.</w:t>
-      </w:r>
-      <w:r>
-        <w:t xml:space="preserve"> Also, women are weak.</w:t>
-      </w:r>
-      <w:r>
-        <w:t>”</w:t>
-      </w:r>
-    </w:p>
-    <w:p>
-      <w:r>
-        <w:t>“Women aren’t weak,” Erza said, angrily.</w:t>
-      </w:r>
-    </w:p>
-    <w:p>
-      <w:r>
-        <w:t xml:space="preserve">“Arm-wrestle me then,” Demonbane said with a </w:t>
-      </w:r>
-      <w:r>
-        <w:t>grin</w:t>
-      </w:r>
-      <w:r>
-        <w:t>.</w:t>
-      </w:r>
-    </w:p>
-    <w:p>
-      <w:r>
-        <w:t>“</w:t>
-      </w:r>
-      <w:r>
-        <w:t>Finally you know how society treats women. My greatest treasure is right here</w:t>
-      </w:r>
-      <w:r>
-        <w:t>, as well as these guns</w:t>
-      </w:r>
-      <w:r>
-        <w:t>,</w:t>
-      </w:r>
-      <w:r>
-        <w:t>”</w:t>
-      </w:r>
-      <w:r>
-        <w:t xml:space="preserve"> Demonbane finished by patting his biceps.</w:t>
-      </w:r>
-    </w:p>
-    <w:p>
-      <w:r>
-        <w:t>“I don’t think the ladies will like the name</w:t>
-      </w:r>
-      <w:r>
-        <w:t>s</w:t>
-      </w:r>
-      <w:r>
-        <w:t xml:space="preserve"> </w:t>
-      </w:r>
-      <w:r>
-        <w:t>‘</w:t>
-      </w:r>
-      <w:r>
-        <w:t>mega-studs</w:t>
-      </w:r>
-      <w:r>
-        <w:t>’</w:t>
-      </w:r>
-      <w:r>
-        <w:t>,</w:t>
-      </w:r>
-      <w:r>
-        <w:t xml:space="preserve"> </w:t>
-      </w:r>
-      <w:r>
-        <w:t>‘</w:t>
-      </w:r>
-      <w:r>
-        <w:t>manly men</w:t>
-      </w:r>
-      <w:r>
-        <w:t>’</w:t>
-      </w:r>
-      <w:r>
-        <w:t>,</w:t>
-      </w:r>
-      <w:r>
-        <w:t xml:space="preserve"> or ‘guns and spears,</w:t>
-      </w:r>
-      <w:r>
-        <w:t xml:space="preserve">” Fineous </w:t>
-      </w:r>
-      <w:r>
-        <w:t>noted</w:t>
-      </w:r>
-      <w:r>
-        <w:t>.</w:t>
-      </w:r>
-    </w:p>
-    <w:p>
-      <w:r>
-        <w:t xml:space="preserve">“Next,” Derrick </w:t>
-      </w:r>
-      <w:r>
-        <w:t>called</w:t>
-      </w:r>
-      <w:r>
-        <w:t>.</w:t>
-      </w:r>
-    </w:p>
-    <w:p>
-      <w:r>
-        <w:t xml:space="preserve">The gang walked up to the </w:t>
-      </w:r>
-      <w:r>
-        <w:t>globe</w:t>
-      </w:r>
-      <w:r>
-        <w:t xml:space="preserve"> and placed their hands on it. As before time stopped for the world.</w:t>
-      </w:r>
-    </w:p>
-    <w:p>
-      <w:pPr>
-        <w:pStyle w:val="StatusMessage"/>
-      </w:pPr>
-      <w:r>
-        <w:t>Repeat the oath:</w:t>
-      </w:r>
-    </w:p>
-    <w:p>
-      <w:pPr>
-        <w:pStyle w:val="StatusMessage"/>
-      </w:pPr>
-      <w:r>
-        <w:t xml:space="preserve">“I, </w:t>
-      </w:r>
-      <w:r>
-        <w:t>Fineous Bog</w:t>
-      </w:r>
-      <w:r>
-        <w:t>, swear to be there for my team members, protecting them always, and keeping their secrets. They are what will keep me safe in this harsh world.”</w:t>
-      </w:r>
-    </w:p>
-    <w:p>
-      <w:r>
-        <w:t>Fineous swore and heard the others do the same.</w:t>
-      </w:r>
-    </w:p>
-    <w:p>
-      <w:pPr>
-        <w:pStyle w:val="StatusMessage"/>
-      </w:pPr>
-      <w:r>
-        <w:t>Who is your Leader?</w:t>
-      </w:r>
-    </w:p>
-    <w:p>
-      <w:r>
-        <w:t>Everyone chose Fineous.</w:t>
-      </w:r>
-      <w:r>
-        <w:t xml:space="preserve"> Fineous chose Aragon. Majority won.</w:t>
-      </w:r>
-    </w:p>
-    <w:p>
-      <w:pPr>
-        <w:pStyle w:val="StatusMessage"/>
-      </w:pPr>
-      <w:r>
-        <w:t>What is your party’s name?</w:t>
-      </w:r>
-    </w:p>
-    <w:p>
-      <w:r>
-        <w:t>After much debate, they choose the traditional name of “Dungeon Divers.”</w:t>
-      </w:r>
-    </w:p>
-    <w:p>
-      <w:r>
-        <w:t>A moment later time resume</w:t>
-      </w:r>
-      <w:r>
-        <w:t>d and Fineous removed his hand.</w:t>
-      </w:r>
-    </w:p>
-    <w:p>
-      <w:r>
-        <w:t>The group went to the side and waited for everyone to finish.</w:t>
-      </w:r>
-    </w:p>
-    <w:p>
-      <w:r>
-        <w:lastRenderedPageBreak/>
-        <w:t>“Okay everyone,” Derrick said. “</w:t>
-      </w:r>
-      <w:r>
-        <w:t>It’s time to go to the guild</w:t>
-      </w:r>
-      <w:r>
-        <w:t xml:space="preserve"> hall</w:t>
-      </w:r>
-      <w:r>
-        <w:t>.”</w:t>
-      </w:r>
-    </w:p>
-    <w:p>
-      <w:r>
-        <w:t>The class followed Derrick back to the first floor, then out of the library. After a few more twists and turns they arrived at their destination.</w:t>
-      </w:r>
-    </w:p>
-    <w:p>
-      <w:r>
-        <w:t>“Each guild has its own hall within the city,” Derrick explained. “However, each year at this time they set up booths to advertise their guilds. The guilds are grouped according to their area.</w:t>
-      </w:r>
-    </w:p>
-    <w:p>
-      <w:r>
-        <w:t>“For example, adventuring guilds are there, cooking is there, entertainment guilds are there, and so on.</w:t>
-      </w:r>
-    </w:p>
-    <w:p>
-      <w:r>
-        <w:t>“</w:t>
-      </w:r>
-      <w:r>
-        <w:t>There is great value in joining a guild, including training and quests.</w:t>
-      </w:r>
-    </w:p>
-    <w:p>
-      <w:r>
-        <w:t>“Remember, you can join multiple guilds, as long as they don’t compete.</w:t>
-      </w:r>
-    </w:p>
-    <w:p>
-      <w:r>
-        <w:t>“For example, you can be a member of a cooking guild as well as an adventurer guild, but can’t be a member of two adventurer guilds.</w:t>
-      </w:r>
-    </w:p>
-    <w:p>
-      <w:r>
-        <w:t>“</w:t>
-      </w:r>
-      <w:r>
-        <w:t>In case you are wondering, t</w:t>
-      </w:r>
-      <w:r>
-        <w:t xml:space="preserve">he </w:t>
-      </w:r>
-      <w:r>
-        <w:t xml:space="preserve">rest of </w:t>
-      </w:r>
-      <w:r>
-        <w:t xml:space="preserve">the city of </w:t>
-      </w:r>
-      <w:r>
-        <w:t xml:space="preserve">Araguaia </w:t>
-      </w:r>
-      <w:r>
-        <w:t>is out those doors.</w:t>
-      </w:r>
-    </w:p>
-    <w:p>
-      <w:r>
-        <w:t>“Class dismissed.”</w:t>
-      </w:r>
-    </w:p>
-    <w:p>
-      <w:r>
-        <w:t>“I want to see the city,” Rose said.</w:t>
-      </w:r>
-    </w:p>
-    <w:p>
-      <w:r>
-        <w:t>They headed to the doors and stepped out.</w:t>
-      </w:r>
-    </w:p>
-    <w:p>
-      <w:r>
-        <w:t>“Holy cow,” Aragon exclaimed. “I was expecting a middle ages city, not a modern – what kind of city is this?”</w:t>
-      </w:r>
-    </w:p>
-    <w:p>
-      <w:r>
-        <w:t xml:space="preserve">In front of them was an </w:t>
-      </w:r>
-      <w:r>
-        <w:t>eclectic</w:t>
-      </w:r>
-      <w:r>
-        <w:t xml:space="preserve"> assortment of high-rises. They had one thing in common; they were all joined together by sky bridges.</w:t>
-      </w:r>
-    </w:p>
-    <w:p>
-      <w:r>
-        <w:t>Also present was a massive amount of vegetation. The streets had it. It grew on building planters and even on the sky bridges.</w:t>
-      </w:r>
-    </w:p>
-    <w:p>
-      <w:r>
-        <w:lastRenderedPageBreak/>
-        <w:t>Shops and apartments freely comingled.</w:t>
-      </w:r>
-    </w:p>
-    <w:p>
-      <w:r>
-        <w:t>People either walked or traveled in various vehicles. The city was certainly bustling with activity.</w:t>
-      </w:r>
-    </w:p>
-    <w:p>
-      <w:r>
-        <w:t>“This</w:t>
-      </w:r>
-      <w:r>
-        <w:t xml:space="preserve"> reminds me a lot of Singapore</w:t>
-      </w:r>
-      <w:r>
-        <w:t>,” Fineous said. “Well this certainly breaks the myth that civilizations with magic are primitive.”</w:t>
-      </w:r>
-    </w:p>
-    <w:p>
-      <w:r>
-        <w:t>“It’s going to be fun exploring,” Aragon said. “I wonder if there are bars.”</w:t>
-      </w:r>
-    </w:p>
-    <w:p>
-      <w:r>
-        <w:t>“There’s one there, next to that blacksmith,” Erza said.</w:t>
-      </w:r>
-    </w:p>
-    <w:p>
-      <w:r>
-        <w:t>“Are we going to register?” Demonbane asked.</w:t>
-      </w:r>
-    </w:p>
-    <w:p>
-      <w:r>
-        <w:t>“Off course,” Fineous said. “We need to work hard so we can obtain an easy life.”</w:t>
-      </w:r>
-    </w:p>
-    <w:p>
-      <w:r>
-        <w:t>They headed back in.</w:t>
-      </w:r>
-      <w:r>
-        <w:t xml:space="preserve"> Looking around, every guild was selling reasons </w:t>
-      </w:r>
-      <w:r>
-        <w:t>for</w:t>
-      </w:r>
-      <w:r>
-        <w:t xml:space="preserve"> join them.</w:t>
-      </w:r>
-    </w:p>
-    <w:p>
-      <w:r>
-        <w:t>“Well this is going to be challenging,” Aragon said. “How do we choose?”</w:t>
-      </w:r>
-    </w:p>
-    <w:p>
-      <w:r>
-        <w:t>“There’s no need to rush,” Fineous said. “Our journey has just begun. Your assignment, should you choose to accept it, is to find out which guild</w:t>
-      </w:r>
-      <w:r>
-        <w:t>s</w:t>
-      </w:r>
-      <w:r>
-        <w:t xml:space="preserve"> you like best.</w:t>
-      </w:r>
-    </w:p>
-    <w:p>
-      <w:r>
-        <w:t xml:space="preserve">“We also need to find an adventurer guild for all of us. </w:t>
-      </w:r>
-      <w:r>
-        <w:t>Perhaps select the top three. Then we can vote later.</w:t>
-      </w:r>
-      <w:r>
-        <w:t>”</w:t>
-      </w:r>
-    </w:p>
-    <w:p>
-      <w:r>
-        <w:t>“What are you looking for?” Rose asked.</w:t>
-      </w:r>
-    </w:p>
-    <w:p>
-      <w:r>
         <w:t>“You need cooking</w:t>
       </w:r>
       <w:r>
@@ -17970,7 +17952,6 @@
     </w:p>
     <w:p>
       <w:r>
-        <w:lastRenderedPageBreak/>
         <w:t>“How about here at this statue?” Fineous suggested.</w:t>
       </w:r>
     </w:p>
@@ -18039,6 +18020,9 @@
         <w:t xml:space="preserve">After visiting the </w:t>
       </w:r>
       <w:r>
+        <w:t>2</w:t>
+      </w:r>
+      <w:r>
         <w:t>7</w:t>
       </w:r>
       <w:r>
@@ -18137,6 +18121,7 @@
     </w:p>
     <w:p>
       <w:r>
+        <w:lastRenderedPageBreak/>
         <w:t xml:space="preserve">“Speaking of </w:t>
       </w:r>
       <w:r>
@@ -18159,116 +18144,116 @@
     </w:p>
     <w:p>
       <w:r>
+        <w:t>A</w:t>
+      </w:r>
+      <w:r>
+        <w:t xml:space="preserve"> messenger approached </w:t>
+      </w:r>
+      <w:r>
+        <w:t xml:space="preserve">as Fineous finished eating </w:t>
+      </w:r>
+      <w:r>
+        <w:t xml:space="preserve">dessert </w:t>
+      </w:r>
+      <w:r>
+        <w:t xml:space="preserve">and gave </w:t>
+      </w:r>
+      <w:r>
+        <w:t>him</w:t>
+      </w:r>
+      <w:r>
+        <w:t xml:space="preserve"> a message.</w:t>
+      </w:r>
+    </w:p>
+    <w:p>
+      <w:r>
+        <w:t>“It seems someone wants to talk to me in the library,” Fineous said. “Hopefully this won’t take long.”</w:t>
+      </w:r>
+    </w:p>
+    <w:p>
+      <w:r>
+        <w:t>They headed for the library and walked to the elevator.</w:t>
+      </w:r>
+    </w:p>
+    <w:p>
+      <w:r>
+        <w:t>“The note said to go to floor 49,” Fineous said. “I’ll come down as soon as possible.”</w:t>
+      </w:r>
+    </w:p>
+    <w:p>
+      <w:r>
+        <w:t>Fineous waited but no one said anything.</w:t>
+      </w:r>
+    </w:p>
+    <w:p>
+      <w:r>
+        <w:t>“</w:t>
+      </w:r>
+      <w:r>
+        <w:t>Is</w:t>
+      </w:r>
+      <w:r>
+        <w:t>n’t anyone going to say anything?” he asked.</w:t>
+      </w:r>
+    </w:p>
+    <w:p>
+      <w:r>
+        <w:t>“No,” Aragon said. “It is you after all.”</w:t>
+      </w:r>
+    </w:p>
+    <w:p>
+      <w:r>
+        <w:t>“You are amazing,” Rose said with eyes shining.</w:t>
+      </w:r>
+    </w:p>
+    <w:p>
+      <w:r>
+        <w:t>“You certainly are,” Erza said.</w:t>
+      </w:r>
+    </w:p>
+    <w:p>
+      <w:r>
+        <w:t>“You are the manliest man I know,” Demonbane said.</w:t>
+      </w:r>
+    </w:p>
+    <w:p>
+      <w:r>
+        <w:t xml:space="preserve">“You are making me blush,” </w:t>
+      </w:r>
+      <w:r>
+        <w:t>Fineous said. “I feel the need for a group hug.”</w:t>
+      </w:r>
+    </w:p>
+    <w:p>
+      <w:r>
+        <w:t>Rose gave Fineous a hug and the others followed.</w:t>
+      </w:r>
+    </w:p>
+    <w:p>
+      <w:r>
+        <w:t xml:space="preserve">After the hug, Fineous pressed the elevator button. </w:t>
+      </w:r>
+      <w:r>
+        <w:t>T</w:t>
+      </w:r>
+      <w:r>
+        <w:t>he door opened.</w:t>
+      </w:r>
+    </w:p>
+    <w:p>
+      <w:r>
+        <w:t xml:space="preserve">Fineous stepped in and pressed 49. </w:t>
+      </w:r>
+      <w:r>
+        <w:t>The doors closed and reopened</w:t>
+      </w:r>
+      <w:r>
+        <w:t xml:space="preserve"> and Fineous stepped out.</w:t>
+      </w:r>
+    </w:p>
+    <w:p>
+      <w:r>
         <w:lastRenderedPageBreak/>
-        <w:t>A</w:t>
-      </w:r>
-      <w:r>
-        <w:t xml:space="preserve"> messenger approached </w:t>
-      </w:r>
-      <w:r>
-        <w:t xml:space="preserve">as Fineous finished eating </w:t>
-      </w:r>
-      <w:r>
-        <w:t xml:space="preserve">dessert </w:t>
-      </w:r>
-      <w:r>
-        <w:t xml:space="preserve">and gave </w:t>
-      </w:r>
-      <w:r>
-        <w:t>him</w:t>
-      </w:r>
-      <w:r>
-        <w:t xml:space="preserve"> a message.</w:t>
-      </w:r>
-    </w:p>
-    <w:p>
-      <w:r>
-        <w:t>“It seems someone wants to talk to me in the library,” Fineous said. “Hopefully this won’t take long.”</w:t>
-      </w:r>
-    </w:p>
-    <w:p>
-      <w:r>
-        <w:t>They headed for the library and walked to the elevator.</w:t>
-      </w:r>
-    </w:p>
-    <w:p>
-      <w:r>
-        <w:t>“The note said to go to floor 49,” Fineous said. “I’ll come down as soon as possible.”</w:t>
-      </w:r>
-    </w:p>
-    <w:p>
-      <w:r>
-        <w:t>Fineous waited but no one said anything.</w:t>
-      </w:r>
-    </w:p>
-    <w:p>
-      <w:r>
-        <w:t>“</w:t>
-      </w:r>
-      <w:r>
-        <w:t>Is</w:t>
-      </w:r>
-      <w:r>
-        <w:t>n’t anyone going to say anything?” he asked.</w:t>
-      </w:r>
-    </w:p>
-    <w:p>
-      <w:r>
-        <w:t>“No,” Aragon said. “It is you after all.”</w:t>
-      </w:r>
-    </w:p>
-    <w:p>
-      <w:r>
-        <w:t>“You are amazing,” Rose said with eyes shining.</w:t>
-      </w:r>
-    </w:p>
-    <w:p>
-      <w:r>
-        <w:t>“You certainly are,” Erza said.</w:t>
-      </w:r>
-    </w:p>
-    <w:p>
-      <w:r>
-        <w:t>“You are the manliest man I know,” Demonbane said.</w:t>
-      </w:r>
-    </w:p>
-    <w:p>
-      <w:r>
-        <w:t xml:space="preserve">“You are making me blush,” </w:t>
-      </w:r>
-      <w:r>
-        <w:t>Fineous said. “I feel the need for a group hug.”</w:t>
-      </w:r>
-    </w:p>
-    <w:p>
-      <w:r>
-        <w:t>Rose gave Fineous a hug and the others followed.</w:t>
-      </w:r>
-    </w:p>
-    <w:p>
-      <w:r>
-        <w:t xml:space="preserve">After the hug, Fineous pressed the elevator button. </w:t>
-      </w:r>
-      <w:r>
-        <w:t>T</w:t>
-      </w:r>
-      <w:r>
-        <w:t>he door opened.</w:t>
-      </w:r>
-    </w:p>
-    <w:p>
-      <w:r>
-        <w:t xml:space="preserve">Fineous stepped in and pressed 49. </w:t>
-      </w:r>
-      <w:r>
-        <w:t>The doors closed and reopened</w:t>
-      </w:r>
-      <w:r>
-        <w:t xml:space="preserve"> and Fineous stepped out.</w:t>
-      </w:r>
-    </w:p>
-    <w:p>
-      <w:r>
         <w:t>Sitting on a chair was a</w:t>
       </w:r>
       <w:r>
@@ -18299,7 +18284,6 @@
         </w:rPr>
       </w:pPr>
       <w:r>
-        <w:lastRenderedPageBreak/>
         <w:t xml:space="preserve">“Greetings Fineous,” the man said. “You may call me </w:t>
       </w:r>
       <w:r>
@@ -18620,6 +18604,7 @@
     </w:p>
     <w:p>
       <w:r>
+        <w:lastRenderedPageBreak/>
         <w:t>“True,” Fineous replied</w:t>
       </w:r>
       <w:r>
@@ -18642,14 +18627,298 @@
     </w:p>
     <w:p>
       <w:r>
+        <w:t>“Our only true anchor is the Silent One right over here.” Fineous said and tapped his own heart.</w:t>
+      </w:r>
+    </w:p>
+    <w:p>
+      <w:r>
+        <w:t xml:space="preserve">“And for you, right over here,” Fineous finished by touching </w:t>
+      </w:r>
+      <w:r>
+        <w:rPr>
+          <w:rFonts w:cs="Calibri"/>
+        </w:rPr>
+        <w:t>Messenger</w:t>
+      </w:r>
+      <w:r>
+        <w:rPr>
+          <w:rFonts w:asciiTheme="minorHAnsi" w:hAnsiTheme="minorHAnsi" w:cstheme="minorHAnsi"/>
+        </w:rPr>
+        <w:t>’s</w:t>
+      </w:r>
+      <w:r>
+        <w:t xml:space="preserve"> chest with his fist.</w:t>
+      </w:r>
+    </w:p>
+    <w:p>
+      <w:r>
+        <w:t xml:space="preserve">“You really are a sage,” </w:t>
+      </w:r>
+      <w:r>
+        <w:rPr>
+          <w:rFonts w:cs="Calibri"/>
+        </w:rPr>
+        <w:t>Messenger</w:t>
+      </w:r>
+      <w:r>
+        <w:t xml:space="preserve"> said in wonder.</w:t>
+      </w:r>
+    </w:p>
+    <w:p>
+      <w:r>
+        <w:t>“Please don’t say that,” Fineous objected</w:t>
+      </w:r>
+      <w:r>
+        <w:t xml:space="preserve"> with a grimace</w:t>
+      </w:r>
+      <w:r>
+        <w:t>. “</w:t>
+      </w:r>
+      <w:r>
+        <w:t xml:space="preserve">It’s embarrassing. I’m just some </w:t>
+      </w:r>
+      <w:r>
+        <w:t>guy who just wants to have fun.”</w:t>
+      </w:r>
+    </w:p>
+    <w:p>
+      <w:r>
+        <w:t xml:space="preserve">Fineous </w:t>
+      </w:r>
+      <w:r>
+        <w:t xml:space="preserve">leaned forward and </w:t>
+      </w:r>
+      <w:r>
+        <w:t xml:space="preserve">stared directly </w:t>
+      </w:r>
+      <w:r>
+        <w:t>into</w:t>
+      </w:r>
+      <w:r>
+        <w:t xml:space="preserve"> the man</w:t>
+      </w:r>
+      <w:r>
+        <w:t>’s eyes</w:t>
+      </w:r>
+      <w:r>
+        <w:t xml:space="preserve"> and gave him his best smile.</w:t>
+      </w:r>
+      <w:r>
+        <w:t xml:space="preserve"> </w:t>
+      </w:r>
+      <w:r>
+        <w:t>“That’s why I</w:t>
+      </w:r>
+      <w:r>
+        <w:t xml:space="preserve"> am a </w:t>
+      </w:r>
+      <w:r>
+        <w:t>Rogue. All other classes are way too serious.”</w:t>
+      </w:r>
+    </w:p>
+    <w:p>
+      <w:r>
+        <w:rPr>
+          <w:rFonts w:cs="Calibri"/>
+        </w:rPr>
+        <w:t>Messenger</w:t>
+      </w:r>
+      <w:r>
+        <w:rPr>
+          <w:rFonts w:cs="Calibri"/>
+        </w:rPr>
+        <w:t xml:space="preserve"> blushed and said, “You will need to compete for the hand of the princess.”</w:t>
+      </w:r>
+    </w:p>
+    <w:p>
+      <w:r>
+        <w:t>“I plan on it,” Fineous said</w:t>
+      </w:r>
+      <w:r>
+        <w:t xml:space="preserve">, </w:t>
+      </w:r>
+      <w:r>
+        <w:t>smiling</w:t>
+      </w:r>
+      <w:r>
+        <w:t>.</w:t>
+      </w:r>
+    </w:p>
+    <w:p>
+      <w:r>
+        <w:t xml:space="preserve">“Do you think you can win?” </w:t>
+      </w:r>
+      <w:r>
+        <w:rPr>
+          <w:rFonts w:cs="Calibri"/>
+        </w:rPr>
+        <w:t>Messenger</w:t>
+      </w:r>
+      <w:r>
+        <w:rPr>
+          <w:rFonts w:cs="Calibri"/>
+        </w:rPr>
+        <w:t xml:space="preserve"> asked.</w:t>
+      </w:r>
+    </w:p>
+    <w:p>
+      <w:r>
+        <w:t>“</w:t>
+      </w:r>
+      <w:r>
+        <w:t xml:space="preserve">How can I win against people who have been training their entire lives? </w:t>
+      </w:r>
+      <w:r>
+        <w:t xml:space="preserve">I only have </w:t>
+      </w:r>
+      <w:r>
+        <w:t>4</w:t>
+      </w:r>
+      <w:r>
+        <w:t xml:space="preserve"> years to train my </w:t>
+      </w:r>
+      <w:r>
+        <w:t>abilities</w:t>
+      </w:r>
+      <w:r>
+        <w:t>.</w:t>
+      </w:r>
+      <w:r>
+        <w:t xml:space="preserve"> </w:t>
+      </w:r>
+      <w:r>
+        <w:t>The only thing I can promise is that I will do my best</w:t>
+      </w:r>
+      <w:r>
+        <w:t>,</w:t>
+      </w:r>
+      <w:r>
+        <w:t>”</w:t>
+      </w:r>
+      <w:r>
+        <w:t xml:space="preserve"> Fineous said.</w:t>
+      </w:r>
+    </w:p>
+    <w:p>
+      <w:r>
+        <w:t xml:space="preserve">“I have it on good authority that the highest rank </w:t>
+      </w:r>
+      <w:r>
+        <w:t xml:space="preserve">you will face will be </w:t>
+      </w:r>
+      <w:r>
+        <w:t xml:space="preserve">in the </w:t>
+      </w:r>
+      <w:r>
+        <w:t xml:space="preserve">early </w:t>
+      </w:r>
+      <w:r>
+        <w:t xml:space="preserve">B-Rank range,” </w:t>
+      </w:r>
+      <w:r>
+        <w:rPr>
+          <w:rFonts w:cs="Calibri"/>
+        </w:rPr>
+        <w:t>Messenger</w:t>
+      </w:r>
+      <w:r>
+        <w:t xml:space="preserve"> said.</w:t>
+      </w:r>
+      <w:r>
+        <w:t xml:space="preserve"> “Everyone beyond that is married and so is illegible.</w:t>
+      </w:r>
+    </w:p>
+    <w:p>
+      <w:r>
         <w:lastRenderedPageBreak/>
-        <w:t>“Our only true anchor is the Silent One right over here.” Fineous said and tapped his own heart.</w:t>
-      </w:r>
-    </w:p>
-    <w:p>
-      <w:r>
-        <w:t xml:space="preserve">“And for you, right over here,” Fineous finished by touching </w:t>
-      </w:r>
+        <w:t>“Also, people don’t always train like mad people.</w:t>
+      </w:r>
+      <w:r>
+        <w:t xml:space="preserve"> Most people are content to stay at Rank-E, since that allows for all the necessities of life</w:t>
+      </w:r>
+      <w:r>
+        <w:t>, as well as plenty of entertainment.</w:t>
+      </w:r>
+    </w:p>
+    <w:p>
+      <w:r>
+        <w:t>“</w:t>
+      </w:r>
+      <w:r>
+        <w:t>Rank-D allows people to live</w:t>
+      </w:r>
+      <w:r>
+        <w:t xml:space="preserve"> with fancier clothes and stuff. They also get to look down on lower ranks, as if they are better.</w:t>
+      </w:r>
+    </w:p>
+    <w:p>
+      <w:r>
+        <w:t>“Elves strive for Rank-C because of pride</w:t>
+      </w:r>
+      <w:r>
+        <w:t>.</w:t>
+      </w:r>
+      <w:r>
+        <w:t xml:space="preserve"> However, most are actually stuck at Rank-D. That is not surprising, since</w:t>
+      </w:r>
+      <w:r>
+        <w:t xml:space="preserve"> </w:t>
+      </w:r>
+      <w:r>
+        <w:t xml:space="preserve">the maximum lifespan of an </w:t>
+      </w:r>
+      <w:r>
+        <w:t xml:space="preserve">elf’s is </w:t>
+      </w:r>
+      <w:r>
+        <w:t xml:space="preserve">around </w:t>
+      </w:r>
+      <w:r>
+        <w:t>5</w:t>
+      </w:r>
+      <w:r>
+        <w:t>00 years</w:t>
+      </w:r>
+      <w:r>
+        <w:t xml:space="preserve">. </w:t>
+      </w:r>
+      <w:r>
+        <w:t xml:space="preserve">Also, fighting monsters is not for the faint of heart. </w:t>
+      </w:r>
+      <w:r>
+        <w:t>Instead, they just focus on their pastimes.</w:t>
+      </w:r>
+    </w:p>
+    <w:p>
+      <w:r>
+        <w:t>“</w:t>
+      </w:r>
+      <w:r>
+        <w:t>C</w:t>
+      </w:r>
+      <w:r>
+        <w:t>ombine</w:t>
+      </w:r>
+      <w:r>
+        <w:t xml:space="preserve"> this </w:t>
+      </w:r>
+      <w:r>
+        <w:t>with the fact that jumping ranks gets exponentially harder</w:t>
+      </w:r>
+      <w:r>
+        <w:t xml:space="preserve">, and you can see </w:t>
+      </w:r>
+      <w:r>
+        <w:t xml:space="preserve">B-Rank is the </w:t>
+      </w:r>
+      <w:r>
+        <w:t>elite</w:t>
+      </w:r>
+      <w:r>
+        <w:t xml:space="preserve"> class.”</w:t>
+      </w:r>
+    </w:p>
+    <w:p>
       <w:r>
         <w:rPr>
           <w:rFonts w:cs="Calibri"/>
@@ -18657,18 +18926,61 @@
         <w:t>Messenger</w:t>
       </w:r>
       <w:r>
-        <w:rPr>
-          <w:rFonts w:asciiTheme="minorHAnsi" w:hAnsiTheme="minorHAnsi" w:cstheme="minorHAnsi"/>
-        </w:rPr>
-        <w:t>’s</w:t>
-      </w:r>
-      <w:r>
-        <w:t xml:space="preserve"> chest with his fist.</w:t>
-      </w:r>
-    </w:p>
-    <w:p>
-      <w:r>
-        <w:t xml:space="preserve">“You really are a sage,” </w:t>
+        <w:t xml:space="preserve"> paused, and then said, </w:t>
+      </w:r>
+      <w:r>
+        <w:t xml:space="preserve">“Keep in mind, </w:t>
+      </w:r>
+      <w:r>
+        <w:t>brute force isn’t the only thing being tested. I</w:t>
+      </w:r>
+      <w:r>
+        <w:t>ntelligence</w:t>
+      </w:r>
+      <w:r>
+        <w:t>,</w:t>
+      </w:r>
+      <w:r>
+        <w:t xml:space="preserve"> cunning</w:t>
+      </w:r>
+      <w:r>
+        <w:t>, and luck all play a part</w:t>
+      </w:r>
+      <w:r>
+        <w:t>. Howev</w:t>
+      </w:r>
+      <w:r>
+        <w:t>er, manna capacity is essential, but that comes with rank.</w:t>
+      </w:r>
+    </w:p>
+    <w:p>
+      <w:r>
+        <w:t>“Which is why I’ll be giving you personal training.</w:t>
+      </w:r>
+      <w:r>
+        <w:t>”</w:t>
+      </w:r>
+    </w:p>
+    <w:p>
+      <w:r>
+        <w:t>“Do you really think I can compete with a B</w:t>
+      </w:r>
+      <w:r>
+        <w:t>-Ranker</w:t>
+      </w:r>
+      <w:r>
+        <w:t>, even if I trained like a mad man</w:t>
+      </w:r>
+      <w:r>
+        <w:t>?” Fineous asked</w:t>
+      </w:r>
+      <w:r>
+        <w:t>.</w:t>
+      </w:r>
+    </w:p>
+    <w:p>
+      <w:r>
+        <w:t xml:space="preserve">“If you can reach C-Rank by then, I’ll give you…” </w:t>
       </w:r>
       <w:r>
         <w:rPr>
@@ -18677,62 +18989,21 @@
         <w:t>Messenger</w:t>
       </w:r>
       <w:r>
-        <w:t xml:space="preserve"> said in wonder.</w:t>
-      </w:r>
-    </w:p>
-    <w:p>
-      <w:r>
-        <w:t>“Please don’t say that,” Fineous objected</w:t>
-      </w:r>
-      <w:r>
-        <w:t xml:space="preserve"> with a grimace</w:t>
-      </w:r>
-      <w:r>
-        <w:t>. “</w:t>
-      </w:r>
-      <w:r>
-        <w:t xml:space="preserve">It’s embarrassing. I’m just some </w:t>
-      </w:r>
-      <w:r>
-        <w:t>guy who just wants to have fun.”</w:t>
-      </w:r>
-    </w:p>
-    <w:p>
-      <w:r>
-        <w:t xml:space="preserve">Fineous </w:t>
-      </w:r>
-      <w:r>
-        <w:t xml:space="preserve">leaned forward and </w:t>
-      </w:r>
-      <w:r>
-        <w:t xml:space="preserve">stared directly </w:t>
-      </w:r>
-      <w:r>
-        <w:t>into</w:t>
-      </w:r>
-      <w:r>
-        <w:t xml:space="preserve"> the man</w:t>
-      </w:r>
-      <w:r>
-        <w:t>’s eyes</w:t>
-      </w:r>
-      <w:r>
-        <w:t xml:space="preserve"> and gave him his best smile.</w:t>
-      </w:r>
-      <w:r>
-        <w:t xml:space="preserve"> </w:t>
-      </w:r>
-      <w:r>
-        <w:t>“That’s why I</w:t>
-      </w:r>
-      <w:r>
-        <w:t xml:space="preserve"> am a </w:t>
-      </w:r>
-      <w:r>
-        <w:t>Rogue. All other classes are way too serious.”</w:t>
-      </w:r>
-    </w:p>
-    <w:p>
+        <w:t xml:space="preserve"> paused, unsure what to offer.</w:t>
+      </w:r>
+    </w:p>
+    <w:p>
+      <w:r>
+        <w:t>Fineous grabbed the arms of Messenger’s chair and moved his lips dangerously close to Messenger’s lips.</w:t>
+      </w:r>
+    </w:p>
+    <w:p>
+      <w:r>
+        <w:t>“Are you offering me a kiss as a reward?” Fineous asked with a wicked grin</w:t>
+      </w:r>
+      <w:r>
+        <w:t xml:space="preserve"> as he stared directly into </w:t>
+      </w:r>
       <w:r>
         <w:rPr>
           <w:rFonts w:cs="Calibri"/>
@@ -18740,363 +19011,82 @@
         <w:t>Messenger</w:t>
       </w:r>
       <w:r>
+        <w:t>’s eyes.</w:t>
+      </w:r>
+    </w:p>
+    <w:p>
+      <w:r>
+        <w:t xml:space="preserve">Red faced, </w:t>
+      </w:r>
+      <w:r>
         <w:rPr>
           <w:rFonts w:cs="Calibri"/>
         </w:rPr>
-        <w:t xml:space="preserve"> blushed and said, “You will need to compete for the hand of the princess.”</w:t>
-      </w:r>
-    </w:p>
-    <w:p>
-      <w:r>
-        <w:t>“I plan on it,” Fineous said</w:t>
-      </w:r>
-      <w:r>
-        <w:t xml:space="preserve">, </w:t>
-      </w:r>
-      <w:r>
-        <w:t>smiling</w:t>
-      </w:r>
-      <w:r>
+        <w:t>Messenger</w:t>
+      </w:r>
+      <w:r>
+        <w:t xml:space="preserve"> stammered, “No, I mean…”</w:t>
+      </w:r>
+    </w:p>
+    <w:p>
+      <w:r>
+        <w:t>“Relax,” Fineous said with a laugh</w:t>
+      </w:r>
+      <w:r>
+        <w:t xml:space="preserve"> as he sat back down</w:t>
+      </w:r>
+      <w:r>
+        <w:t>. “I’m just teasing you. I don’t require a reward.</w:t>
+      </w:r>
+      <w:r>
+        <w:t>”</w:t>
+      </w:r>
+    </w:p>
+    <w:p>
+      <w:pPr>
+        <w:rPr>
+          <w:rFonts w:cs="Calibri"/>
+        </w:rPr>
+      </w:pPr>
+      <w:r>
+        <w:rPr>
+          <w:rFonts w:cs="Calibri"/>
+        </w:rPr>
+        <w:lastRenderedPageBreak/>
+        <w:t>Messenger</w:t>
+      </w:r>
+      <w:r>
+        <w:t xml:space="preserve"> spent a few moments calming himself down and then said, </w:t>
+      </w:r>
+      <w:r>
+        <w:t>“I suggest you go to the ravine just outside the campus grounds this Saturday</w:t>
+      </w:r>
+      <w:r>
+        <w:t xml:space="preserve"> morning</w:t>
+      </w:r>
+      <w:r>
+        <w:rPr>
+          <w:rFonts w:cs="Calibri"/>
+        </w:rPr>
         <w:t>.</w:t>
       </w:r>
-    </w:p>
-    <w:p>
-      <w:r>
-        <w:t xml:space="preserve">“Do you think you can win?” </w:t>
-      </w:r>
       <w:r>
         <w:rPr>
           <w:rFonts w:cs="Calibri"/>
         </w:rPr>
-        <w:t>Messenger</w:t>
-      </w:r>
-      <w:r>
+        <w:t xml:space="preserve"> Eat a filling meal and arrive as soon as possible.</w:t>
+      </w:r>
+    </w:p>
+    <w:p>
+      <w:pPr>
         <w:rPr>
           <w:rFonts w:cs="Calibri"/>
         </w:rPr>
-        <w:t xml:space="preserve"> asked.</w:t>
-      </w:r>
-    </w:p>
-    <w:p>
-      <w:r>
-        <w:t>“</w:t>
-      </w:r>
-      <w:r>
-        <w:t xml:space="preserve">How can I win against people who have been training their entire lives? </w:t>
-      </w:r>
-      <w:r>
-        <w:t xml:space="preserve">I only have </w:t>
-      </w:r>
-      <w:r>
-        <w:t>4</w:t>
-      </w:r>
-      <w:r>
-        <w:t xml:space="preserve"> years to train my </w:t>
-      </w:r>
-      <w:r>
-        <w:t>abilities</w:t>
-      </w:r>
-      <w:r>
-        <w:t>.</w:t>
-      </w:r>
-      <w:r>
-        <w:t xml:space="preserve"> </w:t>
-      </w:r>
-      <w:r>
-        <w:t>The only thing I can promise is that I will do my best</w:t>
-      </w:r>
-      <w:r>
-        <w:t>,</w:t>
-      </w:r>
-      <w:r>
-        <w:t>”</w:t>
-      </w:r>
-      <w:r>
-        <w:t xml:space="preserve"> Fineous said.</w:t>
-      </w:r>
-    </w:p>
-    <w:p>
-      <w:r>
-        <w:t xml:space="preserve">“I have it on good authority that the highest rank will be in the </w:t>
-      </w:r>
-      <w:r>
-        <w:t xml:space="preserve">early </w:t>
-      </w:r>
-      <w:r>
-        <w:t xml:space="preserve">B-Rank range,” </w:t>
-      </w:r>
+      </w:pPr>
       <w:r>
         <w:rPr>
           <w:rFonts w:cs="Calibri"/>
         </w:rPr>
-        <w:t>Messenger</w:t>
-      </w:r>
-      <w:r>
-        <w:t xml:space="preserve"> said.</w:t>
-      </w:r>
-      <w:r>
-        <w:t xml:space="preserve"> “Everyone beyond that is married and so is illegible.</w:t>
-      </w:r>
-    </w:p>
-    <w:p>
-      <w:r>
-        <w:t>“Also, people don’t always train like mad people.</w:t>
-      </w:r>
-      <w:r>
-        <w:t xml:space="preserve"> Most people are content to stay at Rank-E, since that allows for all the necessities of life</w:t>
-      </w:r>
-      <w:r>
-        <w:t>, as well as plenty of entertainment.</w:t>
-      </w:r>
-    </w:p>
-    <w:p>
-      <w:r>
-        <w:t>“</w:t>
-      </w:r>
-      <w:r>
-        <w:t>Rank-D allows people to live</w:t>
-      </w:r>
-      <w:r>
-        <w:t xml:space="preserve"> with fancier clothes and stuff. They also get to look down on lower ranks, as if they are better.</w:t>
-      </w:r>
-    </w:p>
-    <w:p>
-      <w:r>
-        <w:lastRenderedPageBreak/>
-        <w:t>“Elves strive for Rank-C because of pride</w:t>
-      </w:r>
-      <w:r>
-        <w:t>.</w:t>
-      </w:r>
-      <w:r>
-        <w:t xml:space="preserve"> However, most are actually stuck at Rank-D. That is not surprising, since</w:t>
-      </w:r>
-      <w:r>
-        <w:t xml:space="preserve"> </w:t>
-      </w:r>
-      <w:r>
-        <w:t xml:space="preserve">the maximum lifespan of an </w:t>
-      </w:r>
-      <w:r>
-        <w:t xml:space="preserve">elf’s is </w:t>
-      </w:r>
-      <w:r>
-        <w:t xml:space="preserve">around </w:t>
-      </w:r>
-      <w:r>
-        <w:t>5</w:t>
-      </w:r>
-      <w:r>
-        <w:t>00 years</w:t>
-      </w:r>
-      <w:r>
-        <w:t xml:space="preserve">. </w:t>
-      </w:r>
-      <w:r>
-        <w:t xml:space="preserve">Also, fighting monsters is not for the faint of heart. </w:t>
-      </w:r>
-      <w:r>
-        <w:t>Instead, they just focus on their pastimes.</w:t>
-      </w:r>
-    </w:p>
-    <w:p>
-      <w:r>
-        <w:t>“</w:t>
-      </w:r>
-      <w:r>
-        <w:t>C</w:t>
-      </w:r>
-      <w:r>
-        <w:t>ombine</w:t>
-      </w:r>
-      <w:r>
-        <w:t xml:space="preserve"> this </w:t>
-      </w:r>
-      <w:r>
-        <w:t>with the fact that jumping ranks gets exponentially harder</w:t>
-      </w:r>
-      <w:r>
-        <w:t xml:space="preserve">, and you can see </w:t>
-      </w:r>
-      <w:r>
-        <w:t xml:space="preserve">B-Rank is the </w:t>
-      </w:r>
-      <w:r>
-        <w:t>elite</w:t>
-      </w:r>
-      <w:r>
-        <w:t xml:space="preserve"> class.”</w:t>
-      </w:r>
-    </w:p>
-    <w:p>
-      <w:r>
-        <w:rPr>
-          <w:rFonts w:cs="Calibri"/>
-        </w:rPr>
-        <w:t>Messenger</w:t>
-      </w:r>
-      <w:r>
-        <w:t xml:space="preserve"> paused, and then said, </w:t>
-      </w:r>
-      <w:r>
-        <w:t xml:space="preserve">“Keep in mind, </w:t>
-      </w:r>
-      <w:r>
-        <w:t>brute force isn’t the only thing being tested. I</w:t>
-      </w:r>
-      <w:r>
-        <w:t>ntelligence</w:t>
-      </w:r>
-      <w:r>
-        <w:t>,</w:t>
-      </w:r>
-      <w:r>
-        <w:t xml:space="preserve"> cunning</w:t>
-      </w:r>
-      <w:r>
-        <w:t>, and luck all play a part</w:t>
-      </w:r>
-      <w:r>
-        <w:t>. Howev</w:t>
-      </w:r>
-      <w:r>
-        <w:t>er, manna capacity is essential, but that comes with rank.</w:t>
-      </w:r>
-    </w:p>
-    <w:p>
-      <w:r>
-        <w:t>“Which is why I’ll be giving you personal training.</w:t>
-      </w:r>
-      <w:r>
-        <w:t>”</w:t>
-      </w:r>
-    </w:p>
-    <w:p>
-      <w:r>
-        <w:t>“Do you really think I can compete with a B</w:t>
-      </w:r>
-      <w:r>
-        <w:t>-Ranker</w:t>
-      </w:r>
-      <w:r>
-        <w:t>, even if I trained like a mad man</w:t>
-      </w:r>
-      <w:r>
-        <w:t>?” Fineous asked</w:t>
-      </w:r>
-      <w:r>
-        <w:t>.</w:t>
-      </w:r>
-    </w:p>
-    <w:p>
-      <w:r>
-        <w:t xml:space="preserve">“If you can reach C-Rank by then, I’ll give you…” </w:t>
-      </w:r>
-      <w:r>
-        <w:rPr>
-          <w:rFonts w:cs="Calibri"/>
-        </w:rPr>
-        <w:t>Messenger</w:t>
-      </w:r>
-      <w:r>
-        <w:t xml:space="preserve"> paused, unsure what to offer.</w:t>
-      </w:r>
-    </w:p>
-    <w:p>
-      <w:r>
-        <w:t>Fineous grabbed the arms of Messenger’s chair and moved his lips dangerously close to Messenger’s lips.</w:t>
-      </w:r>
-    </w:p>
-    <w:p>
-      <w:r>
-        <w:t>“Are you offering me a kiss as a reward?” Fineous asked with a wicked grin</w:t>
-      </w:r>
-      <w:r>
-        <w:t xml:space="preserve"> as he stared directly into </w:t>
-      </w:r>
-      <w:r>
-        <w:rPr>
-          <w:rFonts w:cs="Calibri"/>
-        </w:rPr>
-        <w:t>Messenger</w:t>
-      </w:r>
-      <w:r>
-        <w:t>’s eyes.</w:t>
-      </w:r>
-    </w:p>
-    <w:p>
-      <w:r>
-        <w:t xml:space="preserve">Red faced, </w:t>
-      </w:r>
-      <w:r>
-        <w:rPr>
-          <w:rFonts w:cs="Calibri"/>
-        </w:rPr>
-        <w:t>Messenger</w:t>
-      </w:r>
-      <w:r>
-        <w:t xml:space="preserve"> stammered, “No, I mean…”</w:t>
-      </w:r>
-    </w:p>
-    <w:p>
-      <w:r>
-        <w:t>“Relax,” Fineous said with a laugh</w:t>
-      </w:r>
-      <w:r>
-        <w:t xml:space="preserve"> as he sat back down</w:t>
-      </w:r>
-      <w:r>
-        <w:t>. “I’m just teasing you. I don’t require a reward.</w:t>
-      </w:r>
-      <w:r>
-        <w:t>”</w:t>
-      </w:r>
-    </w:p>
-    <w:p>
-      <w:pPr>
-        <w:rPr>
-          <w:rFonts w:cs="Calibri"/>
-        </w:rPr>
-      </w:pPr>
-      <w:r>
-        <w:rPr>
-          <w:rFonts w:cs="Calibri"/>
-        </w:rPr>
-        <w:t>Messenger</w:t>
-      </w:r>
-      <w:r>
-        <w:t xml:space="preserve"> spent a few moments calming himself down and then said, </w:t>
-      </w:r>
-      <w:r>
-        <w:t>“I suggest you go to the ravine just outside the campus grounds this Saturday</w:t>
-      </w:r>
-      <w:r>
-        <w:t xml:space="preserve"> morning</w:t>
-      </w:r>
-      <w:r>
-        <w:rPr>
-          <w:rFonts w:cs="Calibri"/>
-        </w:rPr>
-        <w:t>.</w:t>
-      </w:r>
-      <w:r>
-        <w:rPr>
-          <w:rFonts w:cs="Calibri"/>
-        </w:rPr>
-        <w:t xml:space="preserve"> Eat a filling meal and arrive as soon as possible.</w:t>
-      </w:r>
-    </w:p>
-    <w:p>
-      <w:pPr>
-        <w:rPr>
-          <w:rFonts w:cs="Calibri"/>
-        </w:rPr>
-      </w:pPr>
-      <w:r>
-        <w:rPr>
-          <w:rFonts w:cs="Calibri"/>
-        </w:rPr>
-        <w:lastRenderedPageBreak/>
         <w:t>“</w:t>
       </w:r>
       <w:r>
@@ -19408,12 +19398,12 @@
     </w:p>
     <w:p>
       <w:r>
+        <w:lastRenderedPageBreak/>
         <w:t>“What is this ravine like?” Demonbane asked.</w:t>
       </w:r>
     </w:p>
     <w:p>
       <w:r>
-        <w:lastRenderedPageBreak/>
         <w:t xml:space="preserve">“We could go there if you want,” Fineous said. “Rose, </w:t>
       </w:r>
       <w:r>
@@ -19728,7 +19718,7 @@
           <w:noProof/>
         </w:rPr>
         <w:pict>
-          <v:shape id="_x0000_i1026" type="#_x0000_t75" style="width:22.9pt;height:9.15pt;visibility:visible" o:bullet="t">
+          <v:shape id="_x0000_i1026" type="#_x0000_t75" style="width:22.8pt;height:8.9pt;visibility:visible" o:bullet="t">
             <v:imagedata r:id="rId13" o:title="MC900065312[1]"/>
           </v:shape>
         </w:pict>
@@ -22741,7 +22731,7 @@
           <w:noProof/>
         </w:rPr>
         <w:pict>
-          <v:shape id="_x0000_i1027" type="#_x0000_t75" style="width:22.9pt;height:9.55pt;visibility:visible" o:bullet="t">
+          <v:shape id="_x0000_i1027" type="#_x0000_t75" style="width:22.8pt;height:9.6pt;visibility:visible" o:bullet="t">
             <v:imagedata r:id="rId13" o:title="MC900065312[1]"/>
           </v:shape>
         </w:pict>
@@ -23917,7 +23907,7 @@
           <w:noProof/>
         </w:rPr>
         <w:pict>
-          <v:shape id="_x0000_i1028" type="#_x0000_t75" style="width:22.9pt;height:9.55pt;visibility:visible" o:bullet="t">
+          <v:shape id="_x0000_i1028" type="#_x0000_t75" style="width:22.8pt;height:9.6pt;visibility:visible" o:bullet="t">
             <v:imagedata r:id="rId13" o:title="MC900065312[1]"/>
           </v:shape>
         </w:pict>
@@ -34415,7 +34405,7 @@
             <w:rPr>
               <w:noProof/>
             </w:rPr>
-            <w:t>202</w:t>
+            <w:t>134</w:t>
           </w:r>
         </w:fldSimple>
       </w:p>
@@ -34445,7 +34435,7 @@
             <w:rPr>
               <w:noProof/>
             </w:rPr>
-            <w:t>203</w:t>
+            <w:t>135</w:t>
           </w:r>
         </w:fldSimple>
       </w:p>
@@ -34598,7 +34588,7 @@
         <v:path o:extrusionok="f" gradientshapeok="t" o:connecttype="rect"/>
         <o:lock v:ext="edit" aspectratio="t"/>
       </v:shapetype>
-      <v:shape id="_x0000_i1187" type="#_x0000_t75" style="width:3in;height:3in;visibility:visible" o:bullet="t">
+      <v:shape id="_x0000_i1043" type="#_x0000_t75" style="width:3in;height:3in;visibility:visible" o:bullet="t">
         <v:imagedata r:id="rId1" o:title="MC900065312[1]"/>
       </v:shape>
     </w:pict>
@@ -38985,7 +38975,7 @@
 </file>
 
 <file path=customXml/itemProps1.xml><?xml version="1.0" encoding="utf-8"?>
-<ds:datastoreItem xmlns:ds="http://schemas.openxmlformats.org/officeDocument/2006/customXml" ds:itemID="{599AC75B-7DA4-484C-AAA9-49324F454C6C}">
+<ds:datastoreItem xmlns:ds="http://schemas.openxmlformats.org/officeDocument/2006/customXml" ds:itemID="{228759F5-3D3E-464D-B77C-D25EA5163316}">
   <ds:schemaRefs>
     <ds:schemaRef ds:uri="http://schemas.openxmlformats.org/officeDocument/2006/bibliography"/>
   </ds:schemaRefs>

--- a/Books/RPG_Books/ThePrincessAndTheRogue/Book_ThePrincessAndTheRogue.docx
+++ b/Books/RPG_Books/ThePrincessAndTheRogue/Book_ThePrincessAndTheRogue.docx
@@ -23712,31 +23712,7 @@
         <w:t xml:space="preserve">as </w:t>
       </w:r>
       <w:r>
-        <w:t>he rested on his sword. “</w:t>
-      </w:r>
-      <w:r>
-        <w:t>Despite Repair,</w:t>
-      </w:r>
-      <w:r>
-        <w:t xml:space="preserve"> my sw</w:t>
-      </w:r>
-      <w:r>
-        <w:t xml:space="preserve">ord </w:t>
-      </w:r>
-      <w:r>
-        <w:t>still</w:t>
-      </w:r>
-      <w:r>
-        <w:t xml:space="preserve"> need</w:t>
-      </w:r>
-      <w:r>
-        <w:t>s</w:t>
-      </w:r>
-      <w:r>
-        <w:t xml:space="preserve"> maintaining.</w:t>
-      </w:r>
-      <w:r>
-        <w:t xml:space="preserve"> The edge is hopelessly dented.”</w:t>
+        <w:t>he rested on his sword.</w:t>
       </w:r>
     </w:p>
     <w:p>
@@ -23765,12 +23741,12 @@
     </w:p>
     <w:p>
       <w:r>
+        <w:t>“How do I add buffs?” Rose asked.</w:t>
+      </w:r>
+    </w:p>
+    <w:p>
+      <w:r>
         <w:lastRenderedPageBreak/>
-        <w:t>“How do I add buffs?” Rose asked.</w:t>
-      </w:r>
-    </w:p>
-    <w:p>
-      <w:r>
         <w:t xml:space="preserve">“According to the </w:t>
       </w:r>
       <w:r>
@@ -23943,15 +23919,15 @@
     </w:p>
     <w:p>
       <w:r>
+        <w:t>Tuesday</w:t>
+      </w:r>
+      <w:r>
+        <w:t xml:space="preserve"> morning arrived and Fineous got out of bed.</w:t>
+      </w:r>
+    </w:p>
+    <w:p>
+      <w:r>
         <w:lastRenderedPageBreak/>
-        <w:t>Tuesday</w:t>
-      </w:r>
-      <w:r>
-        <w:t xml:space="preserve"> morning arrived and Fineous got out of bed.</w:t>
-      </w:r>
-    </w:p>
-    <w:p>
-      <w:r>
         <w:t>The previous day they hunted till the evening, st</w:t>
       </w:r>
       <w:r>
@@ -24604,283 +24580,320 @@
         <w:t>ability</w:t>
       </w:r>
       <w:r>
+        <w:t xml:space="preserve"> such as Speed, Strength, or what not.</w:t>
+      </w:r>
+    </w:p>
+    <w:p>
+      <w:r>
+        <w:t xml:space="preserve">Fineous raised his hand and said, “Raise your hand if </w:t>
+      </w:r>
+      <w:r>
+        <w:t xml:space="preserve">don’t have any physical abilities such as </w:t>
+      </w:r>
+      <w:r>
+        <w:rPr>
+          <w:b/>
+        </w:rPr>
+        <w:t>Speed</w:t>
+      </w:r>
+      <w:r>
+        <w:t xml:space="preserve">, </w:t>
+      </w:r>
+      <w:r>
+        <w:rPr>
+          <w:b/>
+        </w:rPr>
+        <w:t>Strength</w:t>
+      </w:r>
+      <w:r>
+        <w:t xml:space="preserve">, </w:t>
+      </w:r>
+      <w:r>
+        <w:rPr>
+          <w:b/>
+        </w:rPr>
+        <w:t>Toughness</w:t>
+      </w:r>
+      <w:r>
+        <w:t xml:space="preserve">, </w:t>
+      </w:r>
+      <w:r>
+        <w:rPr>
+          <w:b/>
+        </w:rPr>
+        <w:t>Enhanced Physical Stats</w:t>
+      </w:r>
+      <w:r>
+        <w:rPr>
+          <w:b/>
+        </w:rPr>
+        <w:t>,</w:t>
+      </w:r>
+      <w:r>
+        <w:t xml:space="preserve"> </w:t>
+      </w:r>
+      <w:r>
+        <w:t xml:space="preserve">or </w:t>
+      </w:r>
+      <w:r>
+        <w:rPr>
+          <w:b/>
+        </w:rPr>
+        <w:t>Physical Fitness</w:t>
+      </w:r>
+      <w:r>
         <w:t>.”</w:t>
       </w:r>
     </w:p>
     <w:p>
       <w:r>
-        <w:t xml:space="preserve">Fineous raised his hand and said, “Raise your hand if you have neither </w:t>
+        <w:t>Endol looked quizzically at Fineous but said nothing.</w:t>
+      </w:r>
+    </w:p>
+    <w:p>
+      <w:r>
+        <w:t xml:space="preserve">Fineous smiled and then said, “As you can see, you </w:t>
+      </w:r>
+      <w:r>
+        <w:t xml:space="preserve">all </w:t>
+      </w:r>
+      <w:r>
+        <w:t>have something to help you survive in the wild.</w:t>
+      </w:r>
+    </w:p>
+    <w:p>
+      <w:r>
+        <w:t>“</w:t>
+      </w:r>
+      <w:r>
+        <w:t xml:space="preserve">My Rose has no combat </w:t>
+      </w:r>
+      <w:r>
+        <w:t>abilities</w:t>
+      </w:r>
+      <w:r>
+        <w:t xml:space="preserve"> but just </w:t>
       </w:r>
       <w:r>
         <w:rPr>
           <w:b/>
         </w:rPr>
-        <w:t>Enhanced Physical Stats</w:t>
-      </w:r>
-      <w:r>
-        <w:t xml:space="preserve"> </w:t>
-      </w:r>
-      <w:r>
-        <w:t xml:space="preserve">nor </w:t>
+        <w:t>Physical Fitness</w:t>
+      </w:r>
+      <w:r>
+        <w:t xml:space="preserve">. Instead she has support </w:t>
+      </w:r>
+      <w:r>
+        <w:t>abilities</w:t>
+      </w:r>
+      <w:r>
+        <w:t xml:space="preserve"> like cooking and singing. You missed us in the morning because we were enjoying Rose’s cooking.</w:t>
+      </w:r>
+      <w:r>
+        <w:t xml:space="preserve"> She needed the practice.</w:t>
+      </w:r>
+    </w:p>
+    <w:p>
+      <w:r>
+        <w:t>“And yes, both can give us buffs that make us better at fighting monsters.</w:t>
+      </w:r>
+    </w:p>
+    <w:p>
+      <w:r>
+        <w:t xml:space="preserve">“Now I am going to read a list </w:t>
+      </w:r>
+      <w:r>
+        <w:t xml:space="preserve">of support </w:t>
+      </w:r>
+      <w:r>
+        <w:t>abilities</w:t>
+      </w:r>
+      <w:r>
+        <w:t xml:space="preserve"> that can improve the success of any adventurer party.”</w:t>
+      </w:r>
+    </w:p>
+    <w:p>
+      <w:r>
+        <w:t>Fineous quickly read the extensive list.</w:t>
+      </w:r>
+    </w:p>
+    <w:p>
+      <w:r>
+        <w:t xml:space="preserve">“Raise your hand if you have none of those </w:t>
+      </w:r>
+      <w:r>
+        <w:t>abilities</w:t>
+      </w:r>
+      <w:r>
+        <w:t>.”</w:t>
+      </w:r>
+    </w:p>
+    <w:p>
+      <w:r>
+        <w:t>No one raised their hands.</w:t>
+      </w:r>
+    </w:p>
+    <w:p>
+      <w:r>
+        <w:lastRenderedPageBreak/>
+        <w:t xml:space="preserve">“So </w:t>
+      </w:r>
+      <w:r>
+        <w:t xml:space="preserve">as </w:t>
+      </w:r>
+      <w:r>
+        <w:t>you can see every one of you has something to contribute to an adventurer party.</w:t>
+      </w:r>
+    </w:p>
+    <w:p>
+      <w:r>
+        <w:t>“Do not be afraid. Yes, Rabid</w:t>
+      </w:r>
+      <w:r>
+        <w:t xml:space="preserve"> Badgers</w:t>
+      </w:r>
+      <w:r>
+        <w:t xml:space="preserve"> sound </w:t>
+      </w:r>
+      <w:r>
+        <w:t xml:space="preserve">like </w:t>
+      </w:r>
+      <w:r>
+        <w:t>banshees</w:t>
+      </w:r>
+      <w:r>
+        <w:t>…”</w:t>
+      </w:r>
+    </w:p>
+    <w:p>
+      <w:r>
+        <w:t>Fineous put his book away and pulled out another book.</w:t>
+      </w:r>
+    </w:p>
+    <w:p>
+      <w:r>
+        <w:t xml:space="preserve">“However, according </w:t>
+      </w:r>
+      <w:r>
+        <w:t xml:space="preserve">to </w:t>
+      </w:r>
+      <w:r>
+        <w:t>the Monster Encyclopedia, volume 1</w:t>
+      </w:r>
+      <w:r>
+        <w:t>;</w:t>
+      </w:r>
+      <w:r>
+        <w:t xml:space="preserve"> F</w:t>
+      </w:r>
+      <w:r>
+        <w:t>-Rank</w:t>
+      </w:r>
+      <w:r>
+        <w:t xml:space="preserve"> monsters are not lethal to physically fit adults</w:t>
+      </w:r>
+      <w:r>
+        <w:t xml:space="preserve"> with the minimum sense of self preservation</w:t>
+      </w:r>
+      <w:r>
+        <w:t>, especially at the lower ranks</w:t>
+      </w:r>
+      <w:r>
+        <w:t>.</w:t>
+      </w:r>
+      <w:r>
+        <w:t xml:space="preserve"> You can always run away.</w:t>
+      </w:r>
+      <w:r>
+        <w:t xml:space="preserve"> Or someone will rescue you if necessary, provided you are on school grounds.</w:t>
+      </w:r>
+    </w:p>
+    <w:p>
+      <w:r>
+        <w:t>“You all have what it takes to form amazing parties.</w:t>
+      </w:r>
+      <w:r>
+        <w:t xml:space="preserve"> Every </w:t>
+      </w:r>
+      <w:r>
+        <w:t xml:space="preserve">Ability </w:t>
+      </w:r>
+      <w:r>
+        <w:t>is amazing and useful.</w:t>
+      </w:r>
+      <w:r>
+        <w:t xml:space="preserve"> There are no trash abilities.”</w:t>
+      </w:r>
+    </w:p>
+    <w:p>
+      <w:r>
+        <w:t>“Only trash people,” Endol muttered.</w:t>
+      </w:r>
+    </w:p>
+    <w:p>
+      <w:r>
+        <w:t xml:space="preserve">Fineous glanced at Endol and then said, </w:t>
+      </w:r>
+      <w:r>
+        <w:t xml:space="preserve">“One piece of advice – take the adventurer’s training. I consider it essential training. </w:t>
+      </w:r>
+      <w:r>
+        <w:t>Back on earth, some countries have mandatory military service. Think of this as such, but with additional benefits that will last you your entire lives.”</w:t>
+      </w:r>
+    </w:p>
+    <w:p>
+      <w:r>
+        <w:t>Fineous put the book away and said, “You saw how people treat those with low ranking.</w:t>
+      </w:r>
+      <w:r>
+        <w:t xml:space="preserve"> That’s nothing compared to what happens in the rest of this country.</w:t>
+      </w:r>
+    </w:p>
+    <w:p>
+      <w:r>
+        <w:t xml:space="preserve">“If pride is not enough to motivate you, </w:t>
+      </w:r>
+      <w:r>
+        <w:t>how about this?”</w:t>
+      </w:r>
+    </w:p>
+    <w:p>
+      <w:r>
+        <w:t>Fineous raise his hands and coins rained down around him, making a clattering sound</w:t>
+      </w:r>
+      <w:r>
+        <w:t xml:space="preserve"> that echoed throughout the dining stadium</w:t>
+      </w:r>
+      <w:r>
+        <w:t xml:space="preserve">. The coins disappeared </w:t>
+      </w:r>
+      <w:r>
+        <w:t>after</w:t>
+      </w:r>
+      <w:r>
+        <w:t xml:space="preserve"> they landed.</w:t>
+      </w:r>
+      <w:r>
+        <w:t xml:space="preserve"> Again </w:t>
       </w:r>
       <w:r>
         <w:rPr>
           <w:b/>
         </w:rPr>
-        <w:t>Physical Fitness</w:t>
-      </w:r>
-      <w:r>
-        <w:t>.”</w:t>
-      </w:r>
-    </w:p>
-    <w:p>
-      <w:r>
-        <w:t>Endol looked quizzically at Fineous but said nothing.</w:t>
-      </w:r>
-    </w:p>
-    <w:p>
-      <w:r>
-        <w:t xml:space="preserve">Fineous smiled and then said, “As you can see, you </w:t>
-      </w:r>
-      <w:r>
-        <w:t xml:space="preserve">all </w:t>
-      </w:r>
-      <w:r>
-        <w:t>have something to help you survive in the wild.</w:t>
-      </w:r>
-    </w:p>
-    <w:p>
-      <w:r>
-        <w:t>“</w:t>
-      </w:r>
-      <w:r>
-        <w:t xml:space="preserve">My Rose has no combat </w:t>
-      </w:r>
-      <w:r>
-        <w:t>abilities</w:t>
-      </w:r>
-      <w:r>
-        <w:t xml:space="preserve"> but just </w:t>
-      </w:r>
-      <w:r>
-        <w:rPr>
-          <w:b/>
-        </w:rPr>
-        <w:t>Physical Fitness</w:t>
-      </w:r>
-      <w:r>
-        <w:t xml:space="preserve">. Instead she has support </w:t>
-      </w:r>
-      <w:r>
-        <w:t>abilities</w:t>
-      </w:r>
-      <w:r>
-        <w:t xml:space="preserve"> like cooking and singing. You missed us in the morning because we were enjoying Rose’s cooking.</w:t>
-      </w:r>
-      <w:r>
-        <w:t xml:space="preserve"> She needed the practice.</w:t>
-      </w:r>
-    </w:p>
-    <w:p>
-      <w:r>
-        <w:t>“And yes, both can give us buffs that make us better at fighting monsters.</w:t>
-      </w:r>
-    </w:p>
-    <w:p>
-      <w:r>
-        <w:t xml:space="preserve">“Now I am going to read a list </w:t>
-      </w:r>
-      <w:r>
-        <w:t xml:space="preserve">of support </w:t>
-      </w:r>
-      <w:r>
-        <w:t>abilities</w:t>
-      </w:r>
-      <w:r>
-        <w:t xml:space="preserve"> that can improve the success of any adventurer party.”</w:t>
-      </w:r>
-    </w:p>
-    <w:p>
-      <w:r>
-        <w:t>Fineous quickly read the extensive list.</w:t>
-      </w:r>
-    </w:p>
-    <w:p>
-      <w:r>
-        <w:t xml:space="preserve">“Raise your hand if you have none of those </w:t>
-      </w:r>
-      <w:r>
-        <w:t>abilities</w:t>
-      </w:r>
-      <w:r>
-        <w:t>.”</w:t>
-      </w:r>
-    </w:p>
-    <w:p>
-      <w:r>
-        <w:t>No one raised their hands.</w:t>
-      </w:r>
-    </w:p>
-    <w:p>
-      <w:r>
-        <w:t xml:space="preserve">“So </w:t>
-      </w:r>
-      <w:r>
-        <w:t xml:space="preserve">as </w:t>
-      </w:r>
-      <w:r>
-        <w:t>you can see every one of you has something to contribute to an adventurer party.</w:t>
+        <w:t>Mind Palace</w:t>
+      </w:r>
+      <w:r>
+        <w:t xml:space="preserve"> came to the rescue, making sure every coin was retrieved.</w:t>
+      </w:r>
+    </w:p>
+    <w:p>
+      <w:r>
+        <w:t>Fineous couldn’t help but glance at Endol. Endol was duly impressed.</w:t>
       </w:r>
     </w:p>
     <w:p>
       <w:r>
         <w:lastRenderedPageBreak/>
-        <w:t>“Do not be afraid. Yes, Rabid</w:t>
-      </w:r>
-      <w:r>
-        <w:t xml:space="preserve"> Badgers</w:t>
-      </w:r>
-      <w:r>
-        <w:t xml:space="preserve"> sound </w:t>
-      </w:r>
-      <w:r>
-        <w:t xml:space="preserve">like </w:t>
-      </w:r>
-      <w:r>
-        <w:t>banshees</w:t>
-      </w:r>
-      <w:r>
-        <w:t>…”</w:t>
-      </w:r>
-    </w:p>
-    <w:p>
-      <w:r>
-        <w:t>Fineous put his book away and pulled out another book.</w:t>
-      </w:r>
-    </w:p>
-    <w:p>
-      <w:r>
-        <w:t xml:space="preserve">“However, according </w:t>
-      </w:r>
-      <w:r>
-        <w:t xml:space="preserve">to </w:t>
-      </w:r>
-      <w:r>
-        <w:t>the Monster Encyclopedia, volume 1</w:t>
-      </w:r>
-      <w:r>
-        <w:t>;</w:t>
-      </w:r>
-      <w:r>
-        <w:t xml:space="preserve"> F</w:t>
-      </w:r>
-      <w:r>
-        <w:t>-Rank</w:t>
-      </w:r>
-      <w:r>
-        <w:t xml:space="preserve"> monsters are not lethal to physically fit adults</w:t>
-      </w:r>
-      <w:r>
-        <w:t xml:space="preserve"> with the minimum sense of self preservation</w:t>
-      </w:r>
-      <w:r>
-        <w:t>, especially at the lower ranks</w:t>
-      </w:r>
-      <w:r>
-        <w:t>.</w:t>
-      </w:r>
-      <w:r>
-        <w:t xml:space="preserve"> You can always run away.</w:t>
-      </w:r>
-      <w:r>
-        <w:t xml:space="preserve"> Or someone will rescue you if necessary, provided you are on school grounds.</w:t>
-      </w:r>
-    </w:p>
-    <w:p>
-      <w:r>
-        <w:t>“You all have what it takes to form amazing parties.</w:t>
-      </w:r>
-      <w:r>
-        <w:t xml:space="preserve"> Every </w:t>
-      </w:r>
-      <w:r>
-        <w:t xml:space="preserve">Ability </w:t>
-      </w:r>
-      <w:r>
-        <w:t>is amazing and useful.</w:t>
-      </w:r>
-      <w:r>
-        <w:t xml:space="preserve"> There are no trash abilities.”</w:t>
-      </w:r>
-    </w:p>
-    <w:p>
-      <w:r>
-        <w:t>“Only trash people,” Endol muttered.</w:t>
-      </w:r>
-    </w:p>
-    <w:p>
-      <w:r>
-        <w:t xml:space="preserve">Fineous glanced at Endol and then said, </w:t>
-      </w:r>
-      <w:r>
-        <w:t xml:space="preserve">“One piece of advice – take the adventurer’s training. I consider it essential training. </w:t>
-      </w:r>
-      <w:r>
-        <w:t>Back on earth, some countries have mandatory military service. Think of this as such, but with additional benefits that will last you your entire lives.”</w:t>
-      </w:r>
-    </w:p>
-    <w:p>
-      <w:r>
-        <w:t>Fineous put the book away and said, “You saw how people treat those with low ranking.</w:t>
-      </w:r>
-      <w:r>
-        <w:t xml:space="preserve"> That’s nothing compared to what happens in the rest of this country.</w:t>
-      </w:r>
-    </w:p>
-    <w:p>
-      <w:r>
-        <w:t xml:space="preserve">“If pride is not enough to motivate you, </w:t>
-      </w:r>
-      <w:r>
-        <w:t>how about this?”</w:t>
-      </w:r>
-    </w:p>
-    <w:p>
-      <w:r>
-        <w:t>Fineous raise his hands and coins rained down around him, making a clattering sound</w:t>
-      </w:r>
-      <w:r>
-        <w:t xml:space="preserve"> that echoed throughout the dining stadium</w:t>
-      </w:r>
-      <w:r>
-        <w:t xml:space="preserve">. The coins disappeared </w:t>
-      </w:r>
-      <w:r>
-        <w:t>after</w:t>
-      </w:r>
-      <w:r>
-        <w:t xml:space="preserve"> they landed.</w:t>
-      </w:r>
-      <w:r>
-        <w:t xml:space="preserve"> Again </w:t>
-      </w:r>
-      <w:r>
-        <w:rPr>
-          <w:b/>
-        </w:rPr>
-        <w:t>Mind Palace</w:t>
-      </w:r>
-      <w:r>
-        <w:t xml:space="preserve"> came to the rescue, making sure every coin was retrieved.</w:t>
-      </w:r>
-    </w:p>
-    <w:p>
-      <w:r>
-        <w:t>Fineous couldn’t help but glance at Endol. Endol was duly impressed.</w:t>
-      </w:r>
-    </w:p>
-    <w:p>
-      <w:r>
         <w:t>Strangely, Fineous’ speech and demonstration increased his stats.</w:t>
       </w:r>
       <w:r>
@@ -24899,7 +24912,6 @@
         </w:tabs>
       </w:pPr>
       <w:r>
-        <w:lastRenderedPageBreak/>
         <w:t>Internal magic</w:t>
       </w:r>
       <w:r>
@@ -25147,16 +25159,166 @@
     </w:p>
     <w:p>
       <w:r>
+        <w:lastRenderedPageBreak/>
         <w:t>“You may use the King Arthur Stadium,” Arielle said.</w:t>
       </w:r>
     </w:p>
     <w:p>
       <w:r>
+        <w:t xml:space="preserve">“Meet you all there,” Fineous said and </w:t>
+      </w:r>
+      <w:r>
+        <w:t>headed for the steps</w:t>
+      </w:r>
+      <w:r>
+        <w:t>.</w:t>
+      </w:r>
+    </w:p>
+    <w:p>
+      <w:r>
+        <w:t>“Immigrants, many of you have not signed up for adventurer training since you were told it was optional</w:t>
+      </w:r>
+      <w:r>
+        <w:t>,” Endol said to the audience</w:t>
+      </w:r>
+      <w:r>
+        <w:t xml:space="preserve">. </w:t>
+      </w:r>
+      <w:r>
+        <w:t>“</w:t>
+      </w:r>
+      <w:r>
+        <w:t>However, Captain Fineous has asked all of you to take that course. He consider</w:t>
+      </w:r>
+      <w:r>
+        <w:t>s</w:t>
+      </w:r>
+      <w:r>
+        <w:t xml:space="preserve"> it essential training and I agree. Therefore, we will have a second round of registrations starting at 3:00PM in the King Arthur Stadium.</w:t>
+      </w:r>
+    </w:p>
+    <w:p>
+      <w:r>
+        <w:t>“You will be wise to sign up. That is all.”</w:t>
+      </w:r>
+    </w:p>
+    <w:p>
+      <w:r>
+        <w:t>That last comment sent a chill down Fineous’ spine. If that didn’t get people to sign up, only force would.</w:t>
+      </w:r>
+    </w:p>
+    <w:p>
+      <w:r>
+        <w:t xml:space="preserve">After a shocked silence, </w:t>
+      </w:r>
+      <w:r>
+        <w:t>the room soon buzz</w:t>
+      </w:r>
+      <w:r>
+        <w:t>ed</w:t>
+      </w:r>
+      <w:r>
+        <w:t xml:space="preserve"> with talking.</w:t>
+      </w:r>
+    </w:p>
+    <w:p>
+      <w:r>
+        <w:t xml:space="preserve">Fineous </w:t>
+      </w:r>
+      <w:r>
+        <w:t xml:space="preserve">headed for </w:t>
+      </w:r>
+      <w:r>
+        <w:t xml:space="preserve">his friends table, </w:t>
+      </w:r>
+      <w:r>
+        <w:t>then changed his mind</w:t>
+      </w:r>
+      <w:r>
+        <w:t xml:space="preserve">. </w:t>
+      </w:r>
+      <w:r>
+        <w:t>Instead h</w:t>
+      </w:r>
+      <w:r>
+        <w:t>e ma</w:t>
+      </w:r>
+      <w:r>
+        <w:t>d</w:t>
+      </w:r>
+      <w:r>
+        <w:t>e a detour to the</w:t>
+      </w:r>
+      <w:r>
+        <w:t xml:space="preserve"> buffet line.</w:t>
+      </w:r>
+    </w:p>
+    <w:p>
+      <w:r>
+        <w:t>With plate and drink in hand, Fineous sat at his friend</w:t>
+      </w:r>
+      <w:r>
+        <w:t>s</w:t>
+      </w:r>
+      <w:r>
+        <w:t>’ table.</w:t>
+      </w:r>
+    </w:p>
+    <w:p>
+      <w:r>
+        <w:t>“Sorry guys,” Fineous said. “It seems I have work to do.”</w:t>
+      </w:r>
+    </w:p>
+    <w:p>
+      <w:r>
+        <w:t>“Can we help?” Aragon asked.</w:t>
+      </w:r>
+    </w:p>
+    <w:p>
+      <w:r>
+        <w:t>“I’m just going to help them organize into groups,” Fineous said. “I realize that I need to step up my training. I can no longer afford to lose my ranking. What a pain.”</w:t>
+      </w:r>
+    </w:p>
+    <w:p>
+      <w:r>
+        <w:t>“What happens if you do?” Rose asked. “Will you be in trouble?”</w:t>
+      </w:r>
+    </w:p>
+    <w:p>
+      <w:r>
+        <w:t xml:space="preserve">“Remember what happened Saturday?” Fineous asked. “That boar dungeon was extreme. Only my military training </w:t>
+      </w:r>
+      <w:r>
+        <w:t xml:space="preserve">and plenty of luck </w:t>
+      </w:r>
+      <w:r>
+        <w:t>allowed me to survive. Either I become my own drill sergeant and force my limits, or they will.</w:t>
+      </w:r>
+    </w:p>
+    <w:p>
+      <w:r>
         <w:lastRenderedPageBreak/>
-        <w:t xml:space="preserve">“Meet you all there,” Fineous said and </w:t>
-      </w:r>
-      <w:r>
-        <w:t>headed for the steps</w:t>
+        <w:t>“Speaking of which, we still haven’t chosen an adventurer guild.</w:t>
+      </w:r>
+      <w:r>
+        <w:t xml:space="preserve"> There are three </w:t>
+      </w:r>
+      <w:r>
+        <w:t xml:space="preserve">I like </w:t>
+      </w:r>
+      <w:r>
+        <w:t>that focus on puzzle-type dungeons.”</w:t>
+      </w:r>
+    </w:p>
+    <w:p>
+      <w:r>
+        <w:t xml:space="preserve">Eventually they headed for </w:t>
+      </w:r>
+      <w:r>
+        <w:t>classes.</w:t>
+      </w:r>
+      <w:r>
+        <w:t xml:space="preserve"> Fineous couldn’t concentrate on studying, since he was focused on the coming meeting</w:t>
       </w:r>
       <w:r>
         <w:t>.</w:t>
@@ -25164,296 +25326,146 @@
     </w:p>
     <w:p>
       <w:r>
-        <w:t>“Immigrants, many of you have not signed up for adventurer training since you were told it was optional</w:t>
-      </w:r>
-      <w:r>
-        <w:t>,” Endol said to the audience</w:t>
-      </w:r>
-      <w:r>
-        <w:t xml:space="preserve">. </w:t>
-      </w:r>
+        <w:t>Eventually sc</w:t>
+      </w:r>
+      <w:r>
+        <w:t>h</w:t>
+      </w:r>
+      <w:r>
+        <w:t xml:space="preserve">ool ended and they headed for </w:t>
+      </w:r>
+      <w:r>
+        <w:t>the King Arthur Stadium.</w:t>
+      </w:r>
+    </w:p>
+    <w:p>
+      <w:r>
+        <w:t xml:space="preserve">The stadium turned out to be the one Fineous took his initiation in for his </w:t>
+      </w:r>
+      <w:r>
+        <w:t>abilities</w:t>
+      </w:r>
+      <w:r>
+        <w:t>.</w:t>
+      </w:r>
+    </w:p>
+    <w:p>
+      <w:r>
+        <w:t>Fineous stood on the stage thinking as people slowly trickled in.</w:t>
+      </w:r>
+    </w:p>
+    <w:p>
       <w:r>
         <w:t>“</w:t>
       </w:r>
       <w:r>
-        <w:t>However, Captain Fineous has asked all of you to take that course. He consider</w:t>
+        <w:t>Thank you for coming everyone,” Fibrous said. “I assume everyone signed up for training. The goal now is to make sure everyone with no</w:t>
+      </w:r>
+      <w:r>
+        <w:t xml:space="preserve"> combat </w:t>
+      </w:r>
+      <w:r>
+        <w:t>abilities</w:t>
+      </w:r>
+      <w:r>
+        <w:t xml:space="preserve"> find</w:t>
       </w:r>
       <w:r>
         <w:t>s</w:t>
       </w:r>
       <w:r>
-        <w:t xml:space="preserve"> it essential training and I agree. Therefore, we will have a second round of registrations starting at 3:00PM in the King Arthur Stadium.</w:t>
-      </w:r>
-    </w:p>
-    <w:p>
-      <w:r>
-        <w:t>“You will be wise to sign up. That is all.”</w:t>
-      </w:r>
-    </w:p>
-    <w:p>
-      <w:r>
-        <w:t>That last comment sent a chill down Fineous’ spine. If that didn’t get people to sign up, only force would.</w:t>
-      </w:r>
-    </w:p>
-    <w:p>
-      <w:r>
-        <w:t xml:space="preserve">After a shocked silence, </w:t>
-      </w:r>
-      <w:r>
-        <w:t>the room soon buzz</w:t>
-      </w:r>
-      <w:r>
-        <w:t>ed</w:t>
-      </w:r>
-      <w:r>
-        <w:t xml:space="preserve"> with talking.</w:t>
-      </w:r>
-    </w:p>
-    <w:p>
-      <w:r>
-        <w:t xml:space="preserve">Fineous </w:t>
-      </w:r>
-      <w:r>
-        <w:t xml:space="preserve">headed for </w:t>
-      </w:r>
-      <w:r>
-        <w:t xml:space="preserve">his friends table, </w:t>
-      </w:r>
-      <w:r>
-        <w:t>then changed his mind</w:t>
-      </w:r>
-      <w:r>
-        <w:t xml:space="preserve">. </w:t>
-      </w:r>
-      <w:r>
-        <w:t>Instead h</w:t>
-      </w:r>
-      <w:r>
-        <w:t>e ma</w:t>
-      </w:r>
-      <w:r>
-        <w:t>d</w:t>
-      </w:r>
-      <w:r>
-        <w:t>e a detour to the</w:t>
-      </w:r>
-      <w:r>
-        <w:t xml:space="preserve"> buffet line.</w:t>
-      </w:r>
-    </w:p>
-    <w:p>
-      <w:r>
-        <w:t>With plate and drink in hand, Fineous sat at his friend</w:t>
-      </w:r>
-      <w:r>
-        <w:t>s</w:t>
-      </w:r>
-      <w:r>
-        <w:t>’ table.</w:t>
-      </w:r>
-    </w:p>
-    <w:p>
-      <w:r>
-        <w:t>“Sorry guys,” Fineous said. “It seems I have work to do.”</w:t>
-      </w:r>
-    </w:p>
-    <w:p>
-      <w:r>
-        <w:t>“Can we help?” Aragon asked.</w:t>
-      </w:r>
-    </w:p>
-    <w:p>
-      <w:r>
-        <w:t>“I’m just going to help them organize into groups,” Fineous said. “I realize that I need to step up my training. I can no longer afford to lose my ranking. What a pain.”</w:t>
-      </w:r>
-    </w:p>
-    <w:p>
-      <w:r>
-        <w:t>“What happens if you do?” Rose asked. “Will you be in trouble?”</w:t>
-      </w:r>
-    </w:p>
-    <w:p>
-      <w:r>
-        <w:t xml:space="preserve">“Remember what happened Saturday?” Fineous asked. “That boar dungeon was extreme. Only my military training </w:t>
-      </w:r>
-      <w:r>
-        <w:t xml:space="preserve">and plenty of luck </w:t>
-      </w:r>
-      <w:r>
-        <w:t>allowed me to survive. Either I become my own drill sergeant and force my limits, or they will.</w:t>
-      </w:r>
-    </w:p>
-    <w:p>
-      <w:r>
-        <w:t>“Speaking of which, we still haven’t chosen an adventurer guild.</w:t>
-      </w:r>
-      <w:r>
-        <w:t xml:space="preserve"> There are three </w:t>
-      </w:r>
-      <w:r>
-        <w:t xml:space="preserve">I like </w:t>
-      </w:r>
-      <w:r>
-        <w:t>that focus on puzzle-type dungeons.”</w:t>
+        <w:t xml:space="preserve"> teams to join. </w:t>
+      </w:r>
+      <w:r>
+        <w:t>With over 6000 people, it’s impossible to do much now. However, I have a suggestion.</w:t>
+      </w:r>
+    </w:p>
+    <w:p>
+      <w:r>
+        <w:t>“Create individual parties now</w:t>
+      </w:r>
+      <w:r>
+        <w:t xml:space="preserve">. Remember you can </w:t>
+      </w:r>
+      <w:r>
+        <w:t xml:space="preserve">always </w:t>
+      </w:r>
+      <w:r>
+        <w:t>move around later.</w:t>
+      </w:r>
+      <w:r>
+        <w:t xml:space="preserve"> Also, each team can only have a maximum of seven people.</w:t>
+      </w:r>
+    </w:p>
+    <w:p>
+      <w:r>
+        <w:t>“After that,</w:t>
+      </w:r>
+      <w:r>
+        <w:t xml:space="preserve"> join </w:t>
+      </w:r>
+      <w:r>
+        <w:t xml:space="preserve">one of </w:t>
+      </w:r>
+      <w:r>
+        <w:t>the adventurer guilds in the guild hall.</w:t>
+      </w:r>
+      <w:r>
+        <w:t xml:space="preserve"> It’s their responsibility to help you get started.</w:t>
+      </w:r>
+    </w:p>
+    <w:p>
+      <w:r>
+        <w:t>“Everyone</w:t>
+      </w:r>
+      <w:r>
+        <w:t>, if you have</w:t>
+      </w:r>
+      <w:r>
+        <w:t xml:space="preserve"> healing abilities, and don’t currently belong to a party, raise your hand. Parties who </w:t>
+      </w:r>
+      <w:r>
+        <w:t>need</w:t>
+      </w:r>
+      <w:r>
+        <w:t xml:space="preserve"> healers will come to you.</w:t>
+      </w:r>
+    </w:p>
+    <w:p>
+      <w:r>
+        <w:t>“There’s nothing like having extra healing or stat</w:t>
+      </w:r>
+      <w:r>
+        <w:t xml:space="preserve"> boosts when fighting monsters. I know, since Rose is our healer.”</w:t>
+      </w:r>
+    </w:p>
+    <w:p>
+      <w:r>
+        <w:t>Fi</w:t>
+      </w:r>
+      <w:r>
+        <w:t>ne</w:t>
+      </w:r>
+      <w:r>
+        <w:t xml:space="preserve">ous waited for all hands to lower. That took around 5 minutes, since </w:t>
+      </w:r>
+      <w:r>
+        <w:t>healers were popular.</w:t>
+      </w:r>
+    </w:p>
+    <w:p>
+      <w:r>
+        <w:t>In the meantime Fineous stepped off stage and spoke to his friends. “You should all go hunting. There is no sense wasting your time here.”</w:t>
       </w:r>
     </w:p>
     <w:p>
       <w:r>
         <w:lastRenderedPageBreak/>
-        <w:t xml:space="preserve">Eventually they headed for </w:t>
-      </w:r>
-      <w:r>
-        <w:t>classes.</w:t>
-      </w:r>
-      <w:r>
-        <w:t xml:space="preserve"> Fineous couldn’t concentrate on studying, since he was focused on the coming meeting</w:t>
-      </w:r>
-      <w:r>
-        <w:t>.</w:t>
-      </w:r>
-    </w:p>
-    <w:p>
-      <w:r>
-        <w:t>Eventually sc</w:t>
-      </w:r>
-      <w:r>
-        <w:t>h</w:t>
-      </w:r>
-      <w:r>
-        <w:t xml:space="preserve">ool ended and they headed for </w:t>
-      </w:r>
-      <w:r>
-        <w:t>the King Arthur Stadium.</w:t>
-      </w:r>
-    </w:p>
-    <w:p>
-      <w:r>
-        <w:t xml:space="preserve">The stadium turned out to be the one Fineous took his initiation in for his </w:t>
-      </w:r>
-      <w:r>
-        <w:t>abilities</w:t>
-      </w:r>
-      <w:r>
-        <w:t>.</w:t>
-      </w:r>
-    </w:p>
-    <w:p>
-      <w:r>
-        <w:t>Fineous stood on the stage thinking as people slowly trickled in.</w:t>
-      </w:r>
-    </w:p>
-    <w:p>
-      <w:r>
-        <w:t>“</w:t>
-      </w:r>
-      <w:r>
-        <w:t>Thank you for coming everyone,” Fibrous said. “I assume everyone signed up for training. The goal now is to make sure everyone with no</w:t>
-      </w:r>
-      <w:r>
-        <w:t xml:space="preserve"> combat </w:t>
-      </w:r>
-      <w:r>
-        <w:t>abilities</w:t>
-      </w:r>
-      <w:r>
-        <w:t xml:space="preserve"> find</w:t>
-      </w:r>
-      <w:r>
-        <w:t>s</w:t>
-      </w:r>
-      <w:r>
-        <w:t xml:space="preserve"> teams to join. </w:t>
-      </w:r>
-      <w:r>
-        <w:t>With over 6000 people, it’s impossible to do much now. However, I have a suggestion.</w:t>
-      </w:r>
-    </w:p>
-    <w:p>
-      <w:r>
-        <w:t>“Create individual parties now</w:t>
-      </w:r>
-      <w:r>
-        <w:t xml:space="preserve">. Remember you can </w:t>
-      </w:r>
-      <w:r>
-        <w:t xml:space="preserve">always </w:t>
-      </w:r>
-      <w:r>
-        <w:t>move around later.</w:t>
-      </w:r>
-      <w:r>
-        <w:t xml:space="preserve"> Also, each team can only have a maximum of seven people.</w:t>
-      </w:r>
-    </w:p>
-    <w:p>
-      <w:r>
-        <w:t>“After that,</w:t>
-      </w:r>
-      <w:r>
-        <w:t xml:space="preserve"> join </w:t>
-      </w:r>
-      <w:r>
-        <w:t xml:space="preserve">one of </w:t>
-      </w:r>
-      <w:r>
-        <w:t>the adventurer guilds in the guild hall.</w:t>
-      </w:r>
-      <w:r>
-        <w:t xml:space="preserve"> It’s their responsibility to help you get started.</w:t>
-      </w:r>
-    </w:p>
-    <w:p>
-      <w:r>
-        <w:t>“Everyone</w:t>
-      </w:r>
-      <w:r>
-        <w:t>, if you have</w:t>
-      </w:r>
-      <w:r>
-        <w:t xml:space="preserve"> healing abilities, and don’t currently belong to a party, raise your hand. Parties who </w:t>
-      </w:r>
-      <w:r>
-        <w:t>need</w:t>
-      </w:r>
-      <w:r>
-        <w:t xml:space="preserve"> healers will come to you.</w:t>
-      </w:r>
-    </w:p>
-    <w:p>
-      <w:r>
-        <w:t>“There’s nothing like having extra healing or stat</w:t>
-      </w:r>
-      <w:r>
-        <w:t xml:space="preserve"> boosts when fighting monsters. I know, since Rose is our healer.”</w:t>
-      </w:r>
-    </w:p>
-    <w:p>
-      <w:r>
-        <w:t>Fi</w:t>
-      </w:r>
-      <w:r>
-        <w:t>ne</w:t>
-      </w:r>
-      <w:r>
-        <w:t xml:space="preserve">ous waited for all hands to lower. That took around 5 minutes, since </w:t>
-      </w:r>
-      <w:r>
-        <w:t>healers were popular.</w:t>
-      </w:r>
-    </w:p>
-    <w:p>
-      <w:r>
-        <w:t>In the meantime Fineous stepped off stage and spoke to his friends. “You should all go hunting. There is no sense wasting your time here.”</w:t>
-      </w:r>
-    </w:p>
-    <w:p>
-      <w:r>
         <w:t>“What about you?” Ezra asked.</w:t>
       </w:r>
     </w:p>
     <w:p>
       <w:r>
-        <w:lastRenderedPageBreak/>
         <w:t>“I still have Essence left and can hunt later,” Fineous replied. Reluctantly they left.</w:t>
       </w:r>
     </w:p>
@@ -26563,28 +26575,16 @@
         <w:t xml:space="preserve">relying on toughness and </w:t>
       </w:r>
       <w:r>
-        <w:t>self-</w:t>
-      </w:r>
-      <w:r>
-        <w:t>healing to keep him safe. Fortunately for him, those skills were mostly passive</w:t>
+        <w:t>vitality</w:t>
+      </w:r>
+      <w:r>
+        <w:t xml:space="preserve"> to keep him safe. Fortunately for him, those skills were mostly passive</w:t>
       </w:r>
       <w:r>
         <w:t>. However, they could be boosted with concentration</w:t>
       </w:r>
       <w:r>
-        <w:t xml:space="preserve">. </w:t>
-      </w:r>
-      <w:r>
-        <w:t xml:space="preserve">His repair skill, on the other hand, required </w:t>
-      </w:r>
-      <w:r>
-        <w:t xml:space="preserve">focus </w:t>
-      </w:r>
-      <w:r>
-        <w:t>to work</w:t>
-      </w:r>
-      <w:r>
-        <w:t>. As added training, he tried his best to focus on his friend’s weapons.</w:t>
+        <w:t>.</w:t>
       </w:r>
     </w:p>
     <w:p>
@@ -26644,15 +26644,15 @@
     </w:p>
     <w:p>
       <w:r>
+        <w:t xml:space="preserve">Finally the wave of </w:t>
+      </w:r>
+      <w:r>
+        <w:t>wolverines ended.</w:t>
+      </w:r>
+    </w:p>
+    <w:p>
+      <w:r>
         <w:lastRenderedPageBreak/>
-        <w:t xml:space="preserve">Finally the wave of </w:t>
-      </w:r>
-      <w:r>
-        <w:t>wolverines ended.</w:t>
-      </w:r>
-    </w:p>
-    <w:p>
-      <w:r>
         <w:t>“It’s dinner time,” Fineous said. He marveled as he watched a scratch on his arm slowly heal. Internal Magic was amazing.</w:t>
       </w:r>
     </w:p>
@@ -32948,13 +32948,25 @@
     </w:p>
     <w:p>
       <w:r>
-        <w:t>“Sweet,” Demonbane said happily. “I upgraded Camping.”</w:t>
+        <w:t xml:space="preserve">“Sweet,” Demonbane said happily. “I upgraded </w:t>
+      </w:r>
+      <w:r>
+        <w:t>Glamping</w:t>
+      </w:r>
+      <w:r>
+        <w:t>.”</w:t>
       </w:r>
     </w:p>
     <w:p>
       <w:r>
         <w:lastRenderedPageBreak/>
-        <w:t xml:space="preserve">“Congratulations Demonbane,” Fineous said and pulled out his own camping tent. “By the way, Demonbane’s safezone is a manifestation of his aura. It will expand </w:t>
+        <w:t xml:space="preserve">“Congratulations Demonbane,” Fineous said and </w:t>
+      </w:r>
+      <w:r>
+        <w:t>got ready for bed</w:t>
+      </w:r>
+      <w:r>
+        <w:t xml:space="preserve">. “By the way, Demonbane’s safezone is a manifestation of his aura. It will expand </w:t>
       </w:r>
       <w:r>
         <w:t xml:space="preserve">and strengthen </w:t>
@@ -33107,10 +33119,16 @@
     </w:p>
     <w:p>
       <w:r>
-        <w:t>Fineous got out of his tent and put it away.</w:t>
-      </w:r>
-      <w:r>
-        <w:t xml:space="preserve"> “Sorry everyone,” he said. “I seem to have overslept.”</w:t>
+        <w:t>Fineous greeted everyone by saying,</w:t>
+      </w:r>
+      <w:r>
+        <w:t xml:space="preserve"> “Sorry everyone</w:t>
+      </w:r>
+      <w:r>
+        <w:t xml:space="preserve">. </w:t>
+      </w:r>
+      <w:r>
+        <w:t>I seem to have overslept.”</w:t>
       </w:r>
     </w:p>
     <w:p>
@@ -34405,7 +34423,7 @@
             <w:rPr>
               <w:noProof/>
             </w:rPr>
-            <w:t>134</w:t>
+            <w:t>192</w:t>
           </w:r>
         </w:fldSimple>
       </w:p>
@@ -34435,7 +34453,7 @@
             <w:rPr>
               <w:noProof/>
             </w:rPr>
-            <w:t>135</w:t>
+            <w:t>193</w:t>
           </w:r>
         </w:fldSimple>
       </w:p>
@@ -34588,7 +34606,7 @@
         <v:path o:extrusionok="f" gradientshapeok="t" o:connecttype="rect"/>
         <o:lock v:ext="edit" aspectratio="t"/>
       </v:shapetype>
-      <v:shape id="_x0000_i1043" type="#_x0000_t75" style="width:3in;height:3in;visibility:visible" o:bullet="t">
+      <v:shape id="_x0000_i1057" type="#_x0000_t75" style="width:3in;height:3in;visibility:visible" o:bullet="t">
         <v:imagedata r:id="rId1" o:title="MC900065312[1]"/>
       </v:shape>
     </w:pict>
@@ -38975,7 +38993,7 @@
 </file>
 
 <file path=customXml/itemProps1.xml><?xml version="1.0" encoding="utf-8"?>
-<ds:datastoreItem xmlns:ds="http://schemas.openxmlformats.org/officeDocument/2006/customXml" ds:itemID="{228759F5-3D3E-464D-B77C-D25EA5163316}">
+<ds:datastoreItem xmlns:ds="http://schemas.openxmlformats.org/officeDocument/2006/customXml" ds:itemID="{AE005C76-E9D7-4DED-9D79-C7B7EFD1F0D5}">
   <ds:schemaRefs>
     <ds:schemaRef ds:uri="http://schemas.openxmlformats.org/officeDocument/2006/bibliography"/>
   </ds:schemaRefs>

--- a/Books/RPG_Books/ThePrincessAndTheRogue/Book_ThePrincessAndTheRogue.docx
+++ b/Books/RPG_Books/ThePrincessAndTheRogue/Book_ThePrincessAndTheRogue.docx
@@ -3883,18 +3883,14 @@
     </w:p>
     <w:p>
       <w:pPr>
-        <w:pStyle w:val="StatusMessage"/>
-      </w:pPr>
-      <w:bookmarkStart w:id="2" w:name="_Hlk154412183"/>
-      <w:r>
-        <w:rPr>
-          <w:noProof/>
-        </w:rPr>
+        <w:jc w:val="center"/>
+      </w:pPr>
+      <w:r>
         <w:drawing>
           <wp:inline distT="0" distB="0" distL="0" distR="0">
             <wp:extent cx="292972" cy="113169"/>
             <wp:effectExtent l="19050" t="0" r="0" b="0"/>
-            <wp:docPr id="11" name="Picture 3" descr="C:\Users\Burgess\AppData\Local\Microsoft\Windows\Temporary Internet Files\Content.IE5\0LM9LILP\MC900065312[1].wmf"/>
+            <wp:docPr id="3" name="Picture 3" descr="C:\Users\Burgess\AppData\Local\Microsoft\Windows\Temporary Internet Files\Content.IE5\0LM9LILP\MC900065312[1].wmf"/>
             <wp:cNvGraphicFramePr>
               <a:graphicFrameLocks xmlns:a="http://schemas.openxmlformats.org/drawingml/2006/main" noChangeAspect="1"/>
             </wp:cNvGraphicFramePr>
@@ -3937,7 +3933,6 @@
         </w:drawing>
       </w:r>
     </w:p>
-    <w:bookmarkEnd w:id="2"/>
     <w:p>
       <w:r>
         <w:t>“Did you find any interesting candidates yet?” a person in a cloak and muffled voice asked.</w:t>
@@ -4116,17 +4111,14 @@
     </w:p>
     <w:p>
       <w:pPr>
-        <w:pStyle w:val="StatusMessage"/>
-      </w:pPr>
-      <w:r>
-        <w:rPr>
-          <w:noProof/>
-        </w:rPr>
+        <w:jc w:val="center"/>
+      </w:pPr>
+      <w:r>
         <w:drawing>
           <wp:inline distT="0" distB="0" distL="0" distR="0">
             <wp:extent cx="292972" cy="113169"/>
             <wp:effectExtent l="19050" t="0" r="0" b="0"/>
-            <wp:docPr id="12" name="Picture 3" descr="C:\Users\Burgess\AppData\Local\Microsoft\Windows\Temporary Internet Files\Content.IE5\0LM9LILP\MC900065312[1].wmf"/>
+            <wp:docPr id="4" name="Picture 3" descr="C:\Users\Burgess\AppData\Local\Microsoft\Windows\Temporary Internet Files\Content.IE5\0LM9LILP\MC900065312[1].wmf"/>
             <wp:cNvGraphicFramePr>
               <a:graphicFrameLocks xmlns:a="http://schemas.openxmlformats.org/drawingml/2006/main" noChangeAspect="1"/>
             </wp:cNvGraphicFramePr>
@@ -7657,17 +7649,14 @@
     </w:p>
     <w:p>
       <w:pPr>
-        <w:pStyle w:val="StatusMessage"/>
-      </w:pPr>
-      <w:r>
-        <w:rPr>
-          <w:noProof/>
-        </w:rPr>
+        <w:jc w:val="center"/>
+      </w:pPr>
+      <w:r>
         <w:drawing>
           <wp:inline distT="0" distB="0" distL="0" distR="0">
             <wp:extent cx="292972" cy="113169"/>
             <wp:effectExtent l="19050" t="0" r="0" b="0"/>
-            <wp:docPr id="13" name="Picture 3" descr="C:\Users\Burgess\AppData\Local\Microsoft\Windows\Temporary Internet Files\Content.IE5\0LM9LILP\MC900065312[1].wmf"/>
+            <wp:docPr id="5" name="Picture 3" descr="C:\Users\Burgess\AppData\Local\Microsoft\Windows\Temporary Internet Files\Content.IE5\0LM9LILP\MC900065312[1].wmf"/>
             <wp:cNvGraphicFramePr>
               <a:graphicFrameLocks xmlns:a="http://schemas.openxmlformats.org/drawingml/2006/main" noChangeAspect="1"/>
             </wp:cNvGraphicFramePr>
@@ -8738,17 +8727,14 @@
     </w:p>
     <w:p>
       <w:pPr>
-        <w:pStyle w:val="StatusMessage"/>
-      </w:pPr>
-      <w:r>
-        <w:rPr>
-          <w:noProof/>
-        </w:rPr>
+        <w:jc w:val="center"/>
+      </w:pPr>
+      <w:r>
         <w:drawing>
           <wp:inline distT="0" distB="0" distL="0" distR="0">
             <wp:extent cx="292972" cy="113169"/>
             <wp:effectExtent l="19050" t="0" r="0" b="0"/>
-            <wp:docPr id="14" name="Picture 3" descr="C:\Users\Burgess\AppData\Local\Microsoft\Windows\Temporary Internet Files\Content.IE5\0LM9LILP\MC900065312[1].wmf"/>
+            <wp:docPr id="6" name="Picture 3" descr="C:\Users\Burgess\AppData\Local\Microsoft\Windows\Temporary Internet Files\Content.IE5\0LM9LILP\MC900065312[1].wmf"/>
             <wp:cNvGraphicFramePr>
               <a:graphicFrameLocks xmlns:a="http://schemas.openxmlformats.org/drawingml/2006/main" noChangeAspect="1"/>
             </wp:cNvGraphicFramePr>
@@ -13304,17 +13290,14 @@
     </w:p>
     <w:p>
       <w:pPr>
-        <w:pStyle w:val="StatusMessage"/>
-      </w:pPr>
-      <w:r>
-        <w:rPr>
-          <w:noProof/>
-        </w:rPr>
+        <w:jc w:val="center"/>
+      </w:pPr>
+      <w:r>
         <w:drawing>
           <wp:inline distT="0" distB="0" distL="0" distR="0">
             <wp:extent cx="292972" cy="113169"/>
             <wp:effectExtent l="19050" t="0" r="0" b="0"/>
-            <wp:docPr id="15" name="Picture 3" descr="C:\Users\Burgess\AppData\Local\Microsoft\Windows\Temporary Internet Files\Content.IE5\0LM9LILP\MC900065312[1].wmf"/>
+            <wp:docPr id="7" name="Picture 3" descr="C:\Users\Burgess\AppData\Local\Microsoft\Windows\Temporary Internet Files\Content.IE5\0LM9LILP\MC900065312[1].wmf"/>
             <wp:cNvGraphicFramePr>
               <a:graphicFrameLocks xmlns:a="http://schemas.openxmlformats.org/drawingml/2006/main" noChangeAspect="1"/>
             </wp:cNvGraphicFramePr>
@@ -13359,7 +13342,18 @@
     </w:p>
     <w:p>
       <w:r>
-        <w:t>“Hi Lady Araldar,” Fineous said.</w:t>
+        <w:t xml:space="preserve"> </w:t>
+      </w:r>
+      <w:r>
+        <w:t xml:space="preserve">“Hi Lady </w:t>
+      </w:r>
+      <w:proofErr w:type="spellStart"/>
+      <w:r>
+        <w:t>Araldar</w:t>
+      </w:r>
+      <w:proofErr w:type="spellEnd"/>
+      <w:r>
+        <w:t>,” Fineous said.</w:t>
       </w:r>
     </w:p>
     <w:p>
@@ -13649,12 +13643,12 @@
       <w:pPr>
         <w:pStyle w:val="H2"/>
       </w:pPr>
-      <w:bookmarkStart w:id="3" w:name="_Toc182943434"/>
+      <w:bookmarkStart w:id="2" w:name="_Toc182943434"/>
       <w:r>
         <w:lastRenderedPageBreak/>
         <w:t>Back to School</w:t>
       </w:r>
-      <w:bookmarkEnd w:id="3"/>
+      <w:bookmarkEnd w:id="2"/>
     </w:p>
     <w:p>
       <w:pPr>
@@ -17962,17 +17956,14 @@
     </w:p>
     <w:p>
       <w:pPr>
-        <w:pStyle w:val="StatusMessage"/>
-      </w:pPr>
-      <w:r>
-        <w:rPr>
-          <w:noProof/>
-        </w:rPr>
+        <w:jc w:val="center"/>
+      </w:pPr>
+      <w:r>
         <w:drawing>
           <wp:inline distT="0" distB="0" distL="0" distR="0">
             <wp:extent cx="292972" cy="113169"/>
             <wp:effectExtent l="19050" t="0" r="0" b="0"/>
-            <wp:docPr id="16" name="Picture 3" descr="C:\Users\Burgess\AppData\Local\Microsoft\Windows\Temporary Internet Files\Content.IE5\0LM9LILP\MC900065312[1].wmf"/>
+            <wp:docPr id="8" name="Picture 3" descr="C:\Users\Burgess\AppData\Local\Microsoft\Windows\Temporary Internet Files\Content.IE5\0LM9LILP\MC900065312[1].wmf"/>
             <wp:cNvGraphicFramePr>
               <a:graphicFrameLocks xmlns:a="http://schemas.openxmlformats.org/drawingml/2006/main" noChangeAspect="1"/>
             </wp:cNvGraphicFramePr>
@@ -19287,17 +19278,14 @@
     </w:p>
     <w:p>
       <w:pPr>
-        <w:pStyle w:val="StatusMessage"/>
-      </w:pPr>
-      <w:r>
-        <w:rPr>
-          <w:noProof/>
-        </w:rPr>
+        <w:jc w:val="center"/>
+      </w:pPr>
+      <w:r>
         <w:drawing>
           <wp:inline distT="0" distB="0" distL="0" distR="0">
             <wp:extent cx="292972" cy="113169"/>
             <wp:effectExtent l="19050" t="0" r="0" b="0"/>
-            <wp:docPr id="24" name="Picture 3" descr="C:\Users\Burgess\AppData\Local\Microsoft\Windows\Temporary Internet Files\Content.IE5\0LM9LILP\MC900065312[1].wmf"/>
+            <wp:docPr id="9" name="Picture 3" descr="C:\Users\Burgess\AppData\Local\Microsoft\Windows\Temporary Internet Files\Content.IE5\0LM9LILP\MC900065312[1].wmf"/>
             <wp:cNvGraphicFramePr>
               <a:graphicFrameLocks xmlns:a="http://schemas.openxmlformats.org/drawingml/2006/main" noChangeAspect="1"/>
             </wp:cNvGraphicFramePr>
@@ -22557,17 +22545,14 @@
     </w:p>
     <w:p>
       <w:pPr>
-        <w:pStyle w:val="StatusMessage"/>
-      </w:pPr>
-      <w:r>
-        <w:rPr>
-          <w:noProof/>
-        </w:rPr>
+        <w:jc w:val="center"/>
+      </w:pPr>
+      <w:r>
         <w:drawing>
           <wp:inline distT="0" distB="0" distL="0" distR="0">
             <wp:extent cx="292972" cy="113169"/>
             <wp:effectExtent l="19050" t="0" r="0" b="0"/>
-            <wp:docPr id="25" name="Picture 3" descr="C:\Users\Burgess\AppData\Local\Microsoft\Windows\Temporary Internet Files\Content.IE5\0LM9LILP\MC900065312[1].wmf"/>
+            <wp:docPr id="10" name="Picture 3" descr="C:\Users\Burgess\AppData\Local\Microsoft\Windows\Temporary Internet Files\Content.IE5\0LM9LILP\MC900065312[1].wmf"/>
             <wp:cNvGraphicFramePr>
               <a:graphicFrameLocks xmlns:a="http://schemas.openxmlformats.org/drawingml/2006/main" noChangeAspect="1"/>
             </wp:cNvGraphicFramePr>
@@ -22619,7 +22604,15 @@
         <w:t>,</w:t>
       </w:r>
       <w:r>
-        <w:t xml:space="preserve">” Araldar said on seeing Fineous. “I have prepared a training schedule for you. We will start with regular vowels and consonants, then words that humans can pronounce. </w:t>
+        <w:t xml:space="preserve">” </w:t>
+      </w:r>
+      <w:proofErr w:type="spellStart"/>
+      <w:r>
+        <w:t>Araldar</w:t>
+      </w:r>
+      <w:proofErr w:type="spellEnd"/>
+      <w:r>
+        <w:t xml:space="preserve"> said on seeing Fineous. “I have prepared a training schedule for you. We will start with regular vowels and consonants, then words that humans can pronounce. </w:t>
       </w:r>
     </w:p>
     <w:p>
@@ -23352,12 +23345,12 @@
       <w:pPr>
         <w:pStyle w:val="H2"/>
       </w:pPr>
-      <w:bookmarkStart w:id="4" w:name="_Toc182943435"/>
+      <w:bookmarkStart w:id="3" w:name="_Toc182943435"/>
       <w:r>
         <w:lastRenderedPageBreak/>
         <w:t>Leveling Up</w:t>
       </w:r>
-      <w:bookmarkEnd w:id="4"/>
+      <w:bookmarkEnd w:id="3"/>
     </w:p>
     <w:p>
       <w:pPr>
@@ -24099,17 +24092,14 @@
     </w:p>
     <w:p>
       <w:pPr>
-        <w:pStyle w:val="StatusMessage"/>
-      </w:pPr>
-      <w:r>
-        <w:rPr>
-          <w:noProof/>
-        </w:rPr>
+        <w:jc w:val="center"/>
+      </w:pPr>
+      <w:r>
         <w:drawing>
           <wp:inline distT="0" distB="0" distL="0" distR="0">
             <wp:extent cx="292972" cy="113169"/>
             <wp:effectExtent l="19050" t="0" r="0" b="0"/>
-            <wp:docPr id="26" name="Picture 3" descr="C:\Users\Burgess\AppData\Local\Microsoft\Windows\Temporary Internet Files\Content.IE5\0LM9LILP\MC900065312[1].wmf"/>
+            <wp:docPr id="17" name="Picture 3" descr="C:\Users\Burgess\AppData\Local\Microsoft\Windows\Temporary Internet Files\Content.IE5\0LM9LILP\MC900065312[1].wmf"/>
             <wp:cNvGraphicFramePr>
               <a:graphicFrameLocks xmlns:a="http://schemas.openxmlformats.org/drawingml/2006/main" noChangeAspect="1"/>
             </wp:cNvGraphicFramePr>
@@ -25910,14 +25900,11 @@
         <w:pStyle w:val="StatusMessage"/>
       </w:pPr>
       <w:r>
-        <w:rPr>
-          <w:noProof/>
-        </w:rPr>
         <w:drawing>
           <wp:inline distT="0" distB="0" distL="0" distR="0">
             <wp:extent cx="292972" cy="113169"/>
             <wp:effectExtent l="19050" t="0" r="0" b="0"/>
-            <wp:docPr id="27" name="Picture 3" descr="C:\Users\Burgess\AppData\Local\Microsoft\Windows\Temporary Internet Files\Content.IE5\0LM9LILP\MC900065312[1].wmf"/>
+            <wp:docPr id="18" name="Picture 3" descr="C:\Users\Burgess\AppData\Local\Microsoft\Windows\Temporary Internet Files\Content.IE5\0LM9LILP\MC900065312[1].wmf"/>
             <wp:cNvGraphicFramePr>
               <a:graphicFrameLocks xmlns:a="http://schemas.openxmlformats.org/drawingml/2006/main" noChangeAspect="1"/>
             </wp:cNvGraphicFramePr>
@@ -26422,14 +26409,11 @@
         <w:pStyle w:val="StatusMessage"/>
       </w:pPr>
       <w:r>
-        <w:rPr>
-          <w:noProof/>
-        </w:rPr>
         <w:drawing>
           <wp:inline distT="0" distB="0" distL="0" distR="0">
             <wp:extent cx="292972" cy="113169"/>
             <wp:effectExtent l="19050" t="0" r="0" b="0"/>
-            <wp:docPr id="28" name="Picture 3" descr="C:\Users\Burgess\AppData\Local\Microsoft\Windows\Temporary Internet Files\Content.IE5\0LM9LILP\MC900065312[1].wmf"/>
+            <wp:docPr id="19" name="Picture 3" descr="C:\Users\Burgess\AppData\Local\Microsoft\Windows\Temporary Internet Files\Content.IE5\0LM9LILP\MC900065312[1].wmf"/>
             <wp:cNvGraphicFramePr>
               <a:graphicFrameLocks xmlns:a="http://schemas.openxmlformats.org/drawingml/2006/main" noChangeAspect="1"/>
             </wp:cNvGraphicFramePr>
@@ -27326,7 +27310,7 @@
       <w:r>
         <w:t xml:space="preserve"> both </w:t>
       </w:r>
-      <w:bookmarkStart w:id="5" w:name="_Hlk167032417"/>
+      <w:bookmarkStart w:id="4" w:name="_Hlk167032417"/>
       <w:r>
         <w:rPr>
           <w:rStyle w:val="rynqvb"/>
@@ -27334,7 +27318,7 @@
         </w:rPr>
         <w:t>Alfin</w:t>
       </w:r>
-      <w:bookmarkEnd w:id="5"/>
+      <w:bookmarkEnd w:id="4"/>
       <w:r>
         <w:rPr>
           <w:rStyle w:val="rynqvb"/>
@@ -28402,14 +28386,11 @@
         <w:pStyle w:val="StatusMessage"/>
       </w:pPr>
       <w:r>
-        <w:rPr>
-          <w:noProof/>
-        </w:rPr>
         <w:drawing>
           <wp:inline distT="0" distB="0" distL="0" distR="0">
             <wp:extent cx="292972" cy="113169"/>
             <wp:effectExtent l="19050" t="0" r="0" b="0"/>
-            <wp:docPr id="30" name="Picture 3" descr="C:\Users\Burgess\AppData\Local\Microsoft\Windows\Temporary Internet Files\Content.IE5\0LM9LILP\MC900065312[1].wmf"/>
+            <wp:docPr id="20" name="Picture 3" descr="C:\Users\Burgess\AppData\Local\Microsoft\Windows\Temporary Internet Files\Content.IE5\0LM9LILP\MC900065312[1].wmf"/>
             <wp:cNvGraphicFramePr>
               <a:graphicFrameLocks xmlns:a="http://schemas.openxmlformats.org/drawingml/2006/main" noChangeAspect="1"/>
             </wp:cNvGraphicFramePr>
@@ -28912,12 +28893,12 @@
       <w:pPr>
         <w:pStyle w:val="H2"/>
       </w:pPr>
-      <w:bookmarkStart w:id="6" w:name="_Toc182943436"/>
+      <w:bookmarkStart w:id="5" w:name="_Toc182943436"/>
       <w:r>
         <w:lastRenderedPageBreak/>
         <w:t>Battle Arena</w:t>
       </w:r>
-      <w:bookmarkEnd w:id="6"/>
+      <w:bookmarkEnd w:id="5"/>
     </w:p>
     <w:p>
       <w:pPr>
@@ -29900,17 +29881,14 @@
     </w:p>
     <w:p>
       <w:pPr>
-        <w:pStyle w:val="StatusMessage"/>
-      </w:pPr>
-      <w:r>
-        <w:rPr>
-          <w:noProof/>
-        </w:rPr>
+        <w:jc w:val="center"/>
+      </w:pPr>
+      <w:r>
         <w:drawing>
           <wp:inline distT="0" distB="0" distL="0" distR="0">
             <wp:extent cx="292972" cy="113169"/>
             <wp:effectExtent l="19050" t="0" r="0" b="0"/>
-            <wp:docPr id="29" name="Picture 3" descr="C:\Users\Burgess\AppData\Local\Microsoft\Windows\Temporary Internet Files\Content.IE5\0LM9LILP\MC900065312[1].wmf"/>
+            <wp:docPr id="21" name="Picture 3" descr="C:\Users\Burgess\AppData\Local\Microsoft\Windows\Temporary Internet Files\Content.IE5\0LM9LILP\MC900065312[1].wmf"/>
             <wp:cNvGraphicFramePr>
               <a:graphicFrameLocks xmlns:a="http://schemas.openxmlformats.org/drawingml/2006/main" noChangeAspect="1"/>
             </wp:cNvGraphicFramePr>
@@ -31175,21 +31153,13 @@
     <w:p>
       <w:pPr>
         <w:jc w:val="center"/>
-        <w:rPr>
-          <w:rFonts w:cstheme="minorHAnsi"/>
-        </w:rPr>
-      </w:pPr>
-      <w:r>
-        <w:rPr>
-          <w:rFonts w:cstheme="minorHAnsi"/>
-          <w:noProof/>
-          <w:lang w:val="en-US"/>
-        </w:rPr>
+      </w:pPr>
+      <w:r>
         <w:drawing>
           <wp:inline distT="0" distB="0" distL="0" distR="0">
             <wp:extent cx="292972" cy="113169"/>
             <wp:effectExtent l="19050" t="0" r="0" b="0"/>
-            <wp:docPr id="1" name="Picture 3" descr="C:\Users\Burgess\AppData\Local\Microsoft\Windows\Temporary Internet Files\Content.IE5\0LM9LILP\MC900065312[1].wmf"/>
+            <wp:docPr id="22" name="Picture 3" descr="C:\Users\Burgess\AppData\Local\Microsoft\Windows\Temporary Internet Files\Content.IE5\0LM9LILP\MC900065312[1].wmf"/>
             <wp:cNvGraphicFramePr>
               <a:graphicFrameLocks xmlns:a="http://schemas.openxmlformats.org/drawingml/2006/main" noChangeAspect="1"/>
             </wp:cNvGraphicFramePr>
@@ -31782,12 +31752,12 @@
       <w:pPr>
         <w:pStyle w:val="H2"/>
       </w:pPr>
-      <w:bookmarkStart w:id="7" w:name="_Toc182943437"/>
+      <w:bookmarkStart w:id="6" w:name="_Toc182943437"/>
       <w:r>
         <w:lastRenderedPageBreak/>
         <w:t>Exile in the Onn Mountains</w:t>
       </w:r>
-      <w:bookmarkEnd w:id="7"/>
+      <w:bookmarkEnd w:id="6"/>
     </w:p>
     <w:p>
       <w:pPr>
@@ -33045,22 +33015,14 @@
     </w:p>
     <w:p>
       <w:pPr>
-        <w:jc w:val="center"/>
-        <w:rPr>
-          <w:rFonts w:cstheme="minorHAnsi"/>
-        </w:rPr>
-      </w:pPr>
-      <w:r>
-        <w:rPr>
-          <w:rFonts w:cstheme="minorHAnsi"/>
-          <w:noProof/>
-          <w:lang w:val="en-US"/>
-        </w:rPr>
+        <w:pStyle w:val="StatusMessage"/>
+      </w:pPr>
+      <w:r>
         <w:drawing>
           <wp:inline distT="0" distB="0" distL="0" distR="0">
             <wp:extent cx="292972" cy="113169"/>
             <wp:effectExtent l="19050" t="0" r="0" b="0"/>
-            <wp:docPr id="2" name="Picture 3" descr="C:\Users\Burgess\AppData\Local\Microsoft\Windows\Temporary Internet Files\Content.IE5\0LM9LILP\MC900065312[1].wmf"/>
+            <wp:docPr id="23" name="Picture 3" descr="C:\Users\Burgess\AppData\Local\Microsoft\Windows\Temporary Internet Files\Content.IE5\0LM9LILP\MC900065312[1].wmf"/>
             <wp:cNvGraphicFramePr>
               <a:graphicFrameLocks xmlns:a="http://schemas.openxmlformats.org/drawingml/2006/main" noChangeAspect="1"/>
             </wp:cNvGraphicFramePr>
@@ -34423,7 +34385,7 @@
             <w:rPr>
               <w:noProof/>
             </w:rPr>
-            <w:t>192</w:t>
+            <w:t>202</w:t>
           </w:r>
         </w:fldSimple>
       </w:p>
@@ -34453,7 +34415,7 @@
             <w:rPr>
               <w:noProof/>
             </w:rPr>
-            <w:t>193</w:t>
+            <w:t>203</w:t>
           </w:r>
         </w:fldSimple>
       </w:p>
@@ -34606,7 +34568,7 @@
         <v:path o:extrusionok="f" gradientshapeok="t" o:connecttype="rect"/>
         <o:lock v:ext="edit" aspectratio="t"/>
       </v:shapetype>
-      <v:shape id="_x0000_i1057" type="#_x0000_t75" style="width:3in;height:3in;visibility:visible" o:bullet="t">
+      <v:shape id="_x0000_i1029" type="#_x0000_t75" style="width:3in;height:3in;visibility:visible" o:bullet="t">
         <v:imagedata r:id="rId1" o:title="MC900065312[1]"/>
       </v:shape>
     </w:pict>
@@ -38993,7 +38955,7 @@
 </file>
 
 <file path=customXml/itemProps1.xml><?xml version="1.0" encoding="utf-8"?>
-<ds:datastoreItem xmlns:ds="http://schemas.openxmlformats.org/officeDocument/2006/customXml" ds:itemID="{AE005C76-E9D7-4DED-9D79-C7B7EFD1F0D5}">
+<ds:datastoreItem xmlns:ds="http://schemas.openxmlformats.org/officeDocument/2006/customXml" ds:itemID="{580B83BD-912B-49CC-B0AF-8C1828AE91BB}">
   <ds:schemaRefs>
     <ds:schemaRef ds:uri="http://schemas.openxmlformats.org/officeDocument/2006/bibliography"/>
   </ds:schemaRefs>

--- a/Books/RPG_Books/ThePrincessAndTheRogue/Book_ThePrincessAndTheRogue.docx
+++ b/Books/RPG_Books/ThePrincessAndTheRogue/Book_ThePrincessAndTheRogue.docx
@@ -159,6 +159,7 @@
           <w:rFonts w:asciiTheme="minorHAnsi" w:eastAsiaTheme="minorEastAsia" w:hAnsiTheme="minorHAnsi" w:cstheme="minorBidi"/>
           <w:noProof/>
           <w:sz w:val="22"/>
+          <w:lang w:val="en-US"/>
         </w:rPr>
       </w:pPr>
       <w:r>
@@ -170,7 +171,7 @@
       <w:r>
         <w:fldChar w:fldCharType="separate"/>
       </w:r>
-      <w:hyperlink w:anchor="_Toc182943432" w:history="1">
+      <w:hyperlink w:anchor="_Toc209029123" w:history="1">
         <w:r>
           <w:rPr>
             <w:rStyle w:val="Hyperlink"/>
@@ -197,7 +198,7 @@
             <w:noProof/>
             <w:webHidden/>
           </w:rPr>
-          <w:instrText xml:space="preserve"> PAGEREF _Toc182943432 \h </w:instrText>
+          <w:instrText xml:space="preserve"> PAGEREF _Toc209029123 \h </w:instrText>
         </w:r>
         <w:r>
           <w:rPr>
@@ -235,9 +236,10 @@
           <w:rFonts w:asciiTheme="minorHAnsi" w:eastAsiaTheme="minorEastAsia" w:hAnsiTheme="minorHAnsi" w:cstheme="minorBidi"/>
           <w:noProof/>
           <w:sz w:val="22"/>
-        </w:rPr>
-      </w:pPr>
-      <w:hyperlink w:anchor="_Toc182943433" w:history="1">
+          <w:lang w:val="en-US"/>
+        </w:rPr>
+      </w:pPr>
+      <w:hyperlink w:anchor="_Toc209029124" w:history="1">
         <w:r>
           <w:rPr>
             <w:rStyle w:val="Hyperlink"/>
@@ -264,7 +266,7 @@
             <w:noProof/>
             <w:webHidden/>
           </w:rPr>
-          <w:instrText xml:space="preserve"> PAGEREF _Toc182943433 \h </w:instrText>
+          <w:instrText xml:space="preserve"> PAGEREF _Toc209029124 \h </w:instrText>
         </w:r>
         <w:r>
           <w:rPr>
@@ -302,9 +304,10 @@
           <w:rFonts w:asciiTheme="minorHAnsi" w:eastAsiaTheme="minorEastAsia" w:hAnsiTheme="minorHAnsi" w:cstheme="minorBidi"/>
           <w:noProof/>
           <w:sz w:val="22"/>
-        </w:rPr>
-      </w:pPr>
-      <w:hyperlink w:anchor="_Toc182943434" w:history="1">
+          <w:lang w:val="en-US"/>
+        </w:rPr>
+      </w:pPr>
+      <w:hyperlink w:anchor="_Toc209029125" w:history="1">
         <w:r>
           <w:rPr>
             <w:rStyle w:val="Hyperlink"/>
@@ -331,7 +334,7 @@
             <w:noProof/>
             <w:webHidden/>
           </w:rPr>
-          <w:instrText xml:space="preserve"> PAGEREF _Toc182943434 \h </w:instrText>
+          <w:instrText xml:space="preserve"> PAGEREF _Toc209029125 \h </w:instrText>
         </w:r>
         <w:r>
           <w:rPr>
@@ -369,9 +372,10 @@
           <w:rFonts w:asciiTheme="minorHAnsi" w:eastAsiaTheme="minorEastAsia" w:hAnsiTheme="minorHAnsi" w:cstheme="minorBidi"/>
           <w:noProof/>
           <w:sz w:val="22"/>
-        </w:rPr>
-      </w:pPr>
-      <w:hyperlink w:anchor="_Toc182943435" w:history="1">
+          <w:lang w:val="en-US"/>
+        </w:rPr>
+      </w:pPr>
+      <w:hyperlink w:anchor="_Toc209029126" w:history="1">
         <w:r>
           <w:rPr>
             <w:rStyle w:val="Hyperlink"/>
@@ -398,7 +402,7 @@
             <w:noProof/>
             <w:webHidden/>
           </w:rPr>
-          <w:instrText xml:space="preserve"> PAGEREF _Toc182943435 \h </w:instrText>
+          <w:instrText xml:space="preserve"> PAGEREF _Toc209029126 \h </w:instrText>
         </w:r>
         <w:r>
           <w:rPr>
@@ -418,7 +422,7 @@
             <w:noProof/>
             <w:webHidden/>
           </w:rPr>
-          <w:t>127</w:t>
+          <w:t>128</w:t>
         </w:r>
         <w:r>
           <w:rPr>
@@ -436,9 +440,10 @@
           <w:rFonts w:asciiTheme="minorHAnsi" w:eastAsiaTheme="minorEastAsia" w:hAnsiTheme="minorHAnsi" w:cstheme="minorBidi"/>
           <w:noProof/>
           <w:sz w:val="22"/>
-        </w:rPr>
-      </w:pPr>
-      <w:hyperlink w:anchor="_Toc182943436" w:history="1">
+          <w:lang w:val="en-US"/>
+        </w:rPr>
+      </w:pPr>
+      <w:hyperlink w:anchor="_Toc209029127" w:history="1">
         <w:r>
           <w:rPr>
             <w:rStyle w:val="Hyperlink"/>
@@ -465,7 +470,7 @@
             <w:noProof/>
             <w:webHidden/>
           </w:rPr>
-          <w:instrText xml:space="preserve"> PAGEREF _Toc182943436 \h </w:instrText>
+          <w:instrText xml:space="preserve"> PAGEREF _Toc209029127 \h </w:instrText>
         </w:r>
         <w:r>
           <w:rPr>
@@ -485,7 +490,7 @@
             <w:noProof/>
             <w:webHidden/>
           </w:rPr>
-          <w:t>163</w:t>
+          <w:t>165</w:t>
         </w:r>
         <w:r>
           <w:rPr>
@@ -503,9 +508,10 @@
           <w:rFonts w:asciiTheme="minorHAnsi" w:eastAsiaTheme="minorEastAsia" w:hAnsiTheme="minorHAnsi" w:cstheme="minorBidi"/>
           <w:noProof/>
           <w:sz w:val="22"/>
-        </w:rPr>
-      </w:pPr>
-      <w:hyperlink w:anchor="_Toc182943437" w:history="1">
+          <w:lang w:val="en-US"/>
+        </w:rPr>
+      </w:pPr>
+      <w:hyperlink w:anchor="_Toc209029128" w:history="1">
         <w:r>
           <w:rPr>
             <w:rStyle w:val="Hyperlink"/>
@@ -532,7 +538,7 @@
             <w:noProof/>
             <w:webHidden/>
           </w:rPr>
-          <w:instrText xml:space="preserve"> PAGEREF _Toc182943437 \h </w:instrText>
+          <w:instrText xml:space="preserve"> PAGEREF _Toc209029128 \h </w:instrText>
         </w:r>
         <w:r>
           <w:rPr>
@@ -552,7 +558,7 @@
             <w:noProof/>
             <w:webHidden/>
           </w:rPr>
-          <w:t>180</w:t>
+          <w:t>182</w:t>
         </w:r>
         <w:r>
           <w:rPr>
@@ -597,7 +603,7 @@
       <w:pPr>
         <w:pStyle w:val="H2"/>
       </w:pPr>
-      <w:bookmarkStart w:id="0" w:name="_Toc182943432"/>
+      <w:bookmarkStart w:id="0" w:name="_Toc209029123"/>
       <w:r>
         <w:lastRenderedPageBreak/>
         <w:t>Today I died</w:t>
@@ -929,7 +935,7 @@
       <w:pPr>
         <w:pStyle w:val="H2"/>
       </w:pPr>
-      <w:bookmarkStart w:id="1" w:name="_Toc182943433"/>
+      <w:bookmarkStart w:id="1" w:name="_Toc209029124"/>
       <w:r>
         <w:lastRenderedPageBreak/>
         <w:t>Isakied</w:t>
@@ -3886,6 +3892,10 @@
         <w:jc w:val="center"/>
       </w:pPr>
       <w:r>
+        <w:rPr>
+          <w:noProof/>
+          <w:lang w:val="en-US"/>
+        </w:rPr>
         <w:drawing>
           <wp:inline distT="0" distB="0" distL="0" distR="0">
             <wp:extent cx="292972" cy="113169"/>
@@ -4114,6 +4124,10 @@
         <w:jc w:val="center"/>
       </w:pPr>
       <w:r>
+        <w:rPr>
+          <w:noProof/>
+          <w:lang w:val="en-US"/>
+        </w:rPr>
         <w:drawing>
           <wp:inline distT="0" distB="0" distL="0" distR="0">
             <wp:extent cx="292972" cy="113169"/>
@@ -4132,7 +4146,7 @@
                     </pic:cNvPicPr>
                   </pic:nvPicPr>
                   <pic:blipFill>
-                    <a:blip r:embed="rId12" cstate="print"/>
+                    <a:blip r:embed="rId13" cstate="print"/>
                     <a:srcRect/>
                     <a:stretch>
                       <a:fillRect/>
@@ -7652,6 +7666,10 @@
         <w:jc w:val="center"/>
       </w:pPr>
       <w:r>
+        <w:rPr>
+          <w:noProof/>
+          <w:lang w:val="en-US"/>
+        </w:rPr>
         <w:drawing>
           <wp:inline distT="0" distB="0" distL="0" distR="0">
             <wp:extent cx="292972" cy="113169"/>
@@ -7670,7 +7688,7 @@
                     </pic:cNvPicPr>
                   </pic:nvPicPr>
                   <pic:blipFill>
-                    <a:blip r:embed="rId12" cstate="print"/>
+                    <a:blip r:embed="rId14" cstate="print"/>
                     <a:srcRect/>
                     <a:stretch>
                       <a:fillRect/>
@@ -8730,6 +8748,10 @@
         <w:jc w:val="center"/>
       </w:pPr>
       <w:r>
+        <w:rPr>
+          <w:noProof/>
+          <w:lang w:val="en-US"/>
+        </w:rPr>
         <w:drawing>
           <wp:inline distT="0" distB="0" distL="0" distR="0">
             <wp:extent cx="292972" cy="113169"/>
@@ -8748,7 +8770,7 @@
                     </pic:cNvPicPr>
                   </pic:nvPicPr>
                   <pic:blipFill>
-                    <a:blip r:embed="rId12" cstate="print"/>
+                    <a:blip r:embed="rId15" cstate="print"/>
                     <a:srcRect/>
                     <a:stretch>
                       <a:fillRect/>
@@ -10157,7 +10179,7 @@
         </w:rPr>
         <w:pict>
           <v:shape id="Picture 3" o:spid="_x0000_i1025" type="#_x0000_t75" style="width:22.8pt;height:9.6pt;visibility:visible" o:bullet="t">
-            <v:imagedata r:id="rId13" o:title="MC900065312[1]"/>
+            <v:imagedata r:id="rId16" o:title="MC900065312[1]"/>
           </v:shape>
         </w:pict>
       </w:r>
@@ -13293,6 +13315,10 @@
         <w:jc w:val="center"/>
       </w:pPr>
       <w:r>
+        <w:rPr>
+          <w:noProof/>
+          <w:lang w:val="en-US"/>
+        </w:rPr>
         <w:drawing>
           <wp:inline distT="0" distB="0" distL="0" distR="0">
             <wp:extent cx="292972" cy="113169"/>
@@ -13311,7 +13337,7 @@
                     </pic:cNvPicPr>
                   </pic:nvPicPr>
                   <pic:blipFill>
-                    <a:blip r:embed="rId12" cstate="print"/>
+                    <a:blip r:embed="rId17" cstate="print"/>
                     <a:srcRect/>
                     <a:stretch>
                       <a:fillRect/>
@@ -13643,7 +13669,7 @@
       <w:pPr>
         <w:pStyle w:val="H2"/>
       </w:pPr>
-      <w:bookmarkStart w:id="2" w:name="_Toc182943434"/>
+      <w:bookmarkStart w:id="2" w:name="_Toc209029125"/>
       <w:r>
         <w:lastRenderedPageBreak/>
         <w:t>Back to School</w:t>
@@ -17959,6 +17985,10 @@
         <w:jc w:val="center"/>
       </w:pPr>
       <w:r>
+        <w:rPr>
+          <w:noProof/>
+          <w:lang w:val="en-US"/>
+        </w:rPr>
         <w:drawing>
           <wp:inline distT="0" distB="0" distL="0" distR="0">
             <wp:extent cx="292972" cy="113169"/>
@@ -17977,7 +18007,7 @@
                     </pic:cNvPicPr>
                   </pic:nvPicPr>
                   <pic:blipFill>
-                    <a:blip r:embed="rId12" cstate="print"/>
+                    <a:blip r:embed="rId18" cstate="print"/>
                     <a:srcRect/>
                     <a:stretch>
                       <a:fillRect/>
@@ -19281,6 +19311,10 @@
         <w:jc w:val="center"/>
       </w:pPr>
       <w:r>
+        <w:rPr>
+          <w:noProof/>
+          <w:lang w:val="en-US"/>
+        </w:rPr>
         <w:drawing>
           <wp:inline distT="0" distB="0" distL="0" distR="0">
             <wp:extent cx="292972" cy="113169"/>
@@ -19299,7 +19333,7 @@
                     </pic:cNvPicPr>
                   </pic:nvPicPr>
                   <pic:blipFill>
-                    <a:blip r:embed="rId12" cstate="print"/>
+                    <a:blip r:embed="rId19" cstate="print"/>
                     <a:srcRect/>
                     <a:stretch>
                       <a:fillRect/>
@@ -19707,7 +19741,7 @@
         </w:rPr>
         <w:pict>
           <v:shape id="_x0000_i1026" type="#_x0000_t75" style="width:22.8pt;height:8.9pt;visibility:visible" o:bullet="t">
-            <v:imagedata r:id="rId13" o:title="MC900065312[1]"/>
+            <v:imagedata r:id="rId16" o:title="MC900065312[1]"/>
           </v:shape>
         </w:pict>
       </w:r>
@@ -22548,6 +22582,10 @@
         <w:jc w:val="center"/>
       </w:pPr>
       <w:r>
+        <w:rPr>
+          <w:noProof/>
+          <w:lang w:val="en-US"/>
+        </w:rPr>
         <w:drawing>
           <wp:inline distT="0" distB="0" distL="0" distR="0">
             <wp:extent cx="292972" cy="113169"/>
@@ -22566,7 +22604,7 @@
                     </pic:cNvPicPr>
                   </pic:nvPicPr>
                   <pic:blipFill>
-                    <a:blip r:embed="rId12" cstate="print"/>
+                    <a:blip r:embed="rId20" cstate="print"/>
                     <a:srcRect/>
                     <a:stretch>
                       <a:fillRect/>
@@ -22725,7 +22763,7 @@
         </w:rPr>
         <w:pict>
           <v:shape id="_x0000_i1027" type="#_x0000_t75" style="width:22.8pt;height:9.6pt;visibility:visible" o:bullet="t">
-            <v:imagedata r:id="rId13" o:title="MC900065312[1]"/>
+            <v:imagedata r:id="rId16" o:title="MC900065312[1]"/>
           </v:shape>
         </w:pict>
       </w:r>
@@ -23345,7 +23383,7 @@
       <w:pPr>
         <w:pStyle w:val="H2"/>
       </w:pPr>
-      <w:bookmarkStart w:id="3" w:name="_Toc182943435"/>
+      <w:bookmarkStart w:id="3" w:name="_Toc209029126"/>
       <w:r>
         <w:lastRenderedPageBreak/>
         <w:t>Leveling Up</w:t>
@@ -23877,7 +23915,7 @@
         </w:rPr>
         <w:pict>
           <v:shape id="_x0000_i1028" type="#_x0000_t75" style="width:22.8pt;height:9.6pt;visibility:visible" o:bullet="t">
-            <v:imagedata r:id="rId13" o:title="MC900065312[1]"/>
+            <v:imagedata r:id="rId16" o:title="MC900065312[1]"/>
           </v:shape>
         </w:pict>
       </w:r>
@@ -24095,6 +24133,10 @@
         <w:jc w:val="center"/>
       </w:pPr>
       <w:r>
+        <w:rPr>
+          <w:noProof/>
+          <w:lang w:val="en-US"/>
+        </w:rPr>
         <w:drawing>
           <wp:inline distT="0" distB="0" distL="0" distR="0">
             <wp:extent cx="292972" cy="113169"/>
@@ -24113,7 +24155,7 @@
                     </pic:cNvPicPr>
                   </pic:nvPicPr>
                   <pic:blipFill>
-                    <a:blip r:embed="rId12" cstate="print"/>
+                    <a:blip r:embed="rId21" cstate="print"/>
                     <a:srcRect/>
                     <a:stretch>
                       <a:fillRect/>
@@ -25900,6 +25942,9 @@
         <w:pStyle w:val="StatusMessage"/>
       </w:pPr>
       <w:r>
+        <w:rPr>
+          <w:noProof/>
+        </w:rPr>
         <w:drawing>
           <wp:inline distT="0" distB="0" distL="0" distR="0">
             <wp:extent cx="292972" cy="113169"/>
@@ -25918,7 +25963,7 @@
                     </pic:cNvPicPr>
                   </pic:nvPicPr>
                   <pic:blipFill>
-                    <a:blip r:embed="rId12" cstate="print"/>
+                    <a:blip r:embed="rId22" cstate="print"/>
                     <a:srcRect/>
                     <a:stretch>
                       <a:fillRect/>
@@ -26409,6 +26454,9 @@
         <w:pStyle w:val="StatusMessage"/>
       </w:pPr>
       <w:r>
+        <w:rPr>
+          <w:noProof/>
+        </w:rPr>
         <w:drawing>
           <wp:inline distT="0" distB="0" distL="0" distR="0">
             <wp:extent cx="292972" cy="113169"/>
@@ -26427,7 +26475,7 @@
                     </pic:cNvPicPr>
                   </pic:nvPicPr>
                   <pic:blipFill>
-                    <a:blip r:embed="rId12" cstate="print"/>
+                    <a:blip r:embed="rId23" cstate="print"/>
                     <a:srcRect/>
                     <a:stretch>
                       <a:fillRect/>
@@ -28386,6 +28434,9 @@
         <w:pStyle w:val="StatusMessage"/>
       </w:pPr>
       <w:r>
+        <w:rPr>
+          <w:noProof/>
+        </w:rPr>
         <w:drawing>
           <wp:inline distT="0" distB="0" distL="0" distR="0">
             <wp:extent cx="292972" cy="113169"/>
@@ -28404,7 +28455,7 @@
                     </pic:cNvPicPr>
                   </pic:nvPicPr>
                   <pic:blipFill>
-                    <a:blip r:embed="rId12" cstate="print"/>
+                    <a:blip r:embed="rId24" cstate="print"/>
                     <a:srcRect/>
                     <a:stretch>
                       <a:fillRect/>
@@ -28893,7 +28944,7 @@
       <w:pPr>
         <w:pStyle w:val="H2"/>
       </w:pPr>
-      <w:bookmarkStart w:id="5" w:name="_Toc182943436"/>
+      <w:bookmarkStart w:id="5" w:name="_Toc209029127"/>
       <w:r>
         <w:lastRenderedPageBreak/>
         <w:t>Battle Arena</w:t>
@@ -29884,6 +29935,10 @@
         <w:jc w:val="center"/>
       </w:pPr>
       <w:r>
+        <w:rPr>
+          <w:noProof/>
+          <w:lang w:val="en-US"/>
+        </w:rPr>
         <w:drawing>
           <wp:inline distT="0" distB="0" distL="0" distR="0">
             <wp:extent cx="292972" cy="113169"/>
@@ -29902,7 +29957,7 @@
                     </pic:cNvPicPr>
                   </pic:nvPicPr>
                   <pic:blipFill>
-                    <a:blip r:embed="rId12" cstate="print"/>
+                    <a:blip r:embed="rId25" cstate="print"/>
                     <a:srcRect/>
                     <a:stretch>
                       <a:fillRect/>
@@ -31155,6 +31210,10 @@
         <w:jc w:val="center"/>
       </w:pPr>
       <w:r>
+        <w:rPr>
+          <w:noProof/>
+          <w:lang w:val="en-US"/>
+        </w:rPr>
         <w:drawing>
           <wp:inline distT="0" distB="0" distL="0" distR="0">
             <wp:extent cx="292972" cy="113169"/>
@@ -31173,7 +31232,7 @@
                     </pic:cNvPicPr>
                   </pic:nvPicPr>
                   <pic:blipFill>
-                    <a:blip r:embed="rId12" cstate="print"/>
+                    <a:blip r:embed="rId26" cstate="print"/>
                     <a:srcRect/>
                     <a:stretch>
                       <a:fillRect/>
@@ -31752,7 +31811,7 @@
       <w:pPr>
         <w:pStyle w:val="H2"/>
       </w:pPr>
-      <w:bookmarkStart w:id="6" w:name="_Toc182943437"/>
+      <w:bookmarkStart w:id="6" w:name="_Toc209029128"/>
       <w:r>
         <w:lastRenderedPageBreak/>
         <w:t>Exile in the Onn Mountains</w:t>
@@ -33018,6 +33077,9 @@
         <w:pStyle w:val="StatusMessage"/>
       </w:pPr>
       <w:r>
+        <w:rPr>
+          <w:noProof/>
+        </w:rPr>
         <w:drawing>
           <wp:inline distT="0" distB="0" distL="0" distR="0">
             <wp:extent cx="292972" cy="113169"/>
@@ -33036,7 +33098,7 @@
                     </pic:cNvPicPr>
                   </pic:nvPicPr>
                   <pic:blipFill>
-                    <a:blip r:embed="rId12" cstate="print"/>
+                    <a:blip r:embed="rId27" cstate="print"/>
                     <a:srcRect/>
                     <a:stretch>
                       <a:fillRect/>
@@ -34299,12 +34361,12 @@
     </w:p>
     <w:p/>
     <w:sectPr>
-      <w:headerReference w:type="even" r:id="rId14"/>
-      <w:headerReference w:type="default" r:id="rId15"/>
-      <w:footerReference w:type="even" r:id="rId16"/>
-      <w:footerReference w:type="default" r:id="rId17"/>
-      <w:headerReference w:type="first" r:id="rId18"/>
-      <w:footerReference w:type="first" r:id="rId19"/>
+      <w:headerReference w:type="even" r:id="rId28"/>
+      <w:headerReference w:type="default" r:id="rId29"/>
+      <w:footerReference w:type="even" r:id="rId30"/>
+      <w:footerReference w:type="default" r:id="rId31"/>
+      <w:headerReference w:type="first" r:id="rId32"/>
+      <w:footerReference w:type="first" r:id="rId33"/>
       <w:pgSz w:w="8640" w:h="12960" w:code="1"/>
       <w:pgMar w:top="864" w:right="720" w:bottom="864" w:left="720" w:header="360" w:footer="360" w:gutter="360"/>
       <w:pgNumType w:start="1"/>
@@ -34385,7 +34447,7 @@
             <w:rPr>
               <w:noProof/>
             </w:rPr>
-            <w:t>202</w:t>
+            <w:t>204</w:t>
           </w:r>
         </w:fldSimple>
       </w:p>
@@ -34415,7 +34477,7 @@
             <w:rPr>
               <w:noProof/>
             </w:rPr>
-            <w:t>203</w:t>
+            <w:t>205</w:t>
           </w:r>
         </w:fldSimple>
       </w:p>
@@ -34568,7 +34630,7 @@
         <v:path o:extrusionok="f" gradientshapeok="t" o:connecttype="rect"/>
         <o:lock v:ext="edit" aspectratio="t"/>
       </v:shapetype>
-      <v:shape id="_x0000_i1029" type="#_x0000_t75" style="width:3in;height:3in;visibility:visible" o:bullet="t">
+      <v:shape id="_x0000_i1027" type="#_x0000_t75" style="width:3in;height:3in;visibility:visible" o:bullet="t">
         <v:imagedata r:id="rId1" o:title="MC900065312[1]"/>
       </v:shape>
     </w:pict>
@@ -38955,7 +39017,7 @@
 </file>
 
 <file path=customXml/itemProps1.xml><?xml version="1.0" encoding="utf-8"?>
-<ds:datastoreItem xmlns:ds="http://schemas.openxmlformats.org/officeDocument/2006/customXml" ds:itemID="{580B83BD-912B-49CC-B0AF-8C1828AE91BB}">
+<ds:datastoreItem xmlns:ds="http://schemas.openxmlformats.org/officeDocument/2006/customXml" ds:itemID="{871523D0-02EF-4B92-B038-64FE601F8DB8}">
   <ds:schemaRefs>
     <ds:schemaRef ds:uri="http://schemas.openxmlformats.org/officeDocument/2006/bibliography"/>
   </ds:schemaRefs>

--- a/Books/RPG_Books/ThePrincessAndTheRogue/Book_ThePrincessAndTheRogue.docx
+++ b/Books/RPG_Books/ThePrincessAndTheRogue/Book_ThePrincessAndTheRogue.docx
@@ -1734,6 +1734,14 @@
       <w:r>
         <w:t>“Greeting everyone,” the man said. “My name is Lord Endol.</w:t>
       </w:r>
+      <w:r>
+        <w:t>”</w:t>
+      </w:r>
+    </w:p>
+    <w:p>
+      <w:r>
+        <w:t>The fidelity of the sound was amazing. It was as if the man was standing next to him.</w:t>
+      </w:r>
     </w:p>
     <w:p>
       <w:r>
@@ -1756,543 +1764,6 @@
     <w:p>
       <w:r>
         <w:t>Endol waited and then interrupted the debate.</w:t>
-      </w:r>
-    </w:p>
-    <w:p>
-      <w:r>
-        <w:t>“</w:t>
-      </w:r>
-      <w:r>
-        <w:t xml:space="preserve">This </w:t>
-      </w:r>
-      <w:r>
-        <w:t>land</w:t>
-      </w:r>
-      <w:r>
-        <w:t xml:space="preserve"> </w:t>
-      </w:r>
-      <w:r>
-        <w:t xml:space="preserve">or domain </w:t>
-      </w:r>
-      <w:r>
-        <w:t>is called</w:t>
-      </w:r>
-      <w:r>
-        <w:t xml:space="preserve"> Terrin</w:t>
-      </w:r>
-      <w:r>
-        <w:t xml:space="preserve">. It is a </w:t>
-      </w:r>
-      <w:r>
-        <w:t xml:space="preserve">parallel </w:t>
-      </w:r>
-      <w:r>
-        <w:t>domain</w:t>
-      </w:r>
-      <w:r>
-        <w:t xml:space="preserve"> </w:t>
-      </w:r>
-      <w:r>
-        <w:t xml:space="preserve">linked </w:t>
-      </w:r>
-      <w:r>
-        <w:t>to Earth</w:t>
-      </w:r>
-      <w:r>
-        <w:t xml:space="preserve">. The country you are now in is called </w:t>
-      </w:r>
-      <w:r>
-        <w:rPr>
-          <w:rFonts w:cstheme="minorHAnsi"/>
-        </w:rPr>
-        <w:t>Asoral</w:t>
-      </w:r>
-      <w:r>
-        <w:t>,” Endol said. “</w:t>
-      </w:r>
-      <w:r>
-        <w:t xml:space="preserve">Upon </w:t>
-      </w:r>
-      <w:r>
-        <w:lastRenderedPageBreak/>
-        <w:t xml:space="preserve">death, the fate of a soul is determined by </w:t>
-      </w:r>
-      <w:r>
-        <w:t>its</w:t>
-      </w:r>
-      <w:r>
-        <w:t xml:space="preserve"> karma. </w:t>
-      </w:r>
-      <w:r>
-        <w:t>They either reincarnate back on Earth, or head off to other fates.</w:t>
-      </w:r>
-    </w:p>
-    <w:p>
-      <w:r>
-        <w:t>“</w:t>
-      </w:r>
-      <w:r>
-        <w:t>You are here because of your strong desire</w:t>
-      </w:r>
-      <w:r>
-        <w:t xml:space="preserve">s that only this </w:t>
-      </w:r>
-      <w:r>
-        <w:t>domain</w:t>
-      </w:r>
-      <w:r>
-        <w:t xml:space="preserve"> can fulfill.</w:t>
-      </w:r>
-    </w:p>
-    <w:p>
-      <w:r>
-        <w:t>“Once a year</w:t>
-      </w:r>
-      <w:r>
-        <w:t xml:space="preserve">, on the </w:t>
-      </w:r>
-      <w:r>
-        <w:t xml:space="preserve">Emperor’s </w:t>
-      </w:r>
-      <w:r>
-        <w:t>Night</w:t>
-      </w:r>
-      <w:r>
-        <w:t>,</w:t>
-      </w:r>
-      <w:r>
-        <w:t xml:space="preserve"> </w:t>
-      </w:r>
-      <w:r>
-        <w:t>people like you</w:t>
-      </w:r>
-      <w:r>
-        <w:t xml:space="preserve"> are brought here.</w:t>
-      </w:r>
-      <w:r>
-        <w:t xml:space="preserve"> And yes, the year, gravity, </w:t>
-      </w:r>
-      <w:r>
-        <w:t xml:space="preserve">air </w:t>
-      </w:r>
-      <w:r>
-        <w:t>and day</w:t>
-      </w:r>
-      <w:r>
-        <w:t>/night</w:t>
-      </w:r>
-      <w:r>
-        <w:t xml:space="preserve"> cycles are synced to </w:t>
-      </w:r>
-      <w:r>
-        <w:t xml:space="preserve">the </w:t>
-      </w:r>
-      <w:r>
-        <w:t>Earth</w:t>
-      </w:r>
-      <w:r>
-        <w:t>’s bellybutton</w:t>
-      </w:r>
-      <w:r>
-        <w:t>.</w:t>
-      </w:r>
-      <w:r>
-        <w:t>”</w:t>
-      </w:r>
-    </w:p>
-    <w:p>
-      <w:pPr>
-        <w:rPr>
-          <w:i/>
-        </w:rPr>
-      </w:pPr>
-      <w:r>
-        <w:rPr>
-          <w:i/>
-        </w:rPr>
-        <w:t>Where was the Earth’s bellybutton?</w:t>
-      </w:r>
-      <w:r>
-        <w:t xml:space="preserve"> Frank wondered.</w:t>
-      </w:r>
-      <w:r>
-        <w:t xml:space="preserve"> </w:t>
-      </w:r>
-      <w:r>
-        <w:rPr>
-          <w:i/>
-        </w:rPr>
-        <w:t xml:space="preserve">Was it Ayer’s Rock? </w:t>
-      </w:r>
-      <w:r>
-        <w:rPr>
-          <w:i/>
-        </w:rPr>
-        <w:t>And what’s with the Emperor’s Night?</w:t>
-      </w:r>
-    </w:p>
-    <w:p>
-      <w:r>
-        <w:t>“</w:t>
-      </w:r>
-      <w:r>
-        <w:t>But I was a paraplegic,</w:t>
-      </w:r>
-      <w:r>
-        <w:t xml:space="preserve">” a man in his </w:t>
-      </w:r>
-      <w:r>
-        <w:t xml:space="preserve">30s </w:t>
-      </w:r>
-      <w:r>
-        <w:t>exclaimed</w:t>
-      </w:r>
-      <w:r>
-        <w:t>. “And now I’m in full health.”</w:t>
-      </w:r>
-    </w:p>
-    <w:p>
-      <w:r>
-        <w:t xml:space="preserve">“You have your own positive body image to thank for that,” Endol </w:t>
-      </w:r>
-      <w:r>
-        <w:t>explained</w:t>
-      </w:r>
-      <w:r>
-        <w:t>.</w:t>
-      </w:r>
-    </w:p>
-    <w:p>
-      <w:r>
-        <w:t>“</w:t>
-      </w:r>
-      <w:r>
-        <w:t xml:space="preserve">Every one of you discarded your former bodies upon death. New bodies were created based on your </w:t>
-      </w:r>
-      <w:r>
-        <w:t>positive self-</w:t>
-      </w:r>
-      <w:r>
-        <w:t>image.</w:t>
-      </w:r>
-    </w:p>
-    <w:p>
-      <w:r>
-        <w:t>“</w:t>
-      </w:r>
-      <w:r>
-        <w:t xml:space="preserve">Those with negative </w:t>
-      </w:r>
-      <w:r>
-        <w:t>self-</w:t>
-      </w:r>
-      <w:r>
-        <w:t xml:space="preserve">images </w:t>
-      </w:r>
-      <w:r>
-        <w:t>cannot</w:t>
-      </w:r>
-      <w:r>
-        <w:t xml:space="preserve"> spawn here. Other fates await them. And no, you will not be permitted to know about the fates of anyone not present.</w:t>
-      </w:r>
-    </w:p>
-    <w:p>
-      <w:r>
-        <w:t>“What about appearance?” Frank asked.</w:t>
-      </w:r>
-    </w:p>
-    <w:p>
-      <w:r>
-        <w:t>“How did I get green hair?</w:t>
-      </w:r>
-      <w:r>
-        <w:t xml:space="preserve"> Although I admit it suites me perfectly,</w:t>
-      </w:r>
-      <w:r>
-        <w:t xml:space="preserve">” a teenage </w:t>
-      </w:r>
-      <w:r>
-        <w:t>girl asked. She was cute, but too young for Frank.</w:t>
-      </w:r>
-    </w:p>
-    <w:p>
-      <w:r>
-        <w:t>“</w:t>
-      </w:r>
-      <w:r>
-        <w:t>I answered that</w:t>
-      </w:r>
-      <w:r>
-        <w:t xml:space="preserve">,” Endol </w:t>
-      </w:r>
-      <w:r>
-        <w:t>replied in disdain</w:t>
-      </w:r>
-      <w:r>
-        <w:t xml:space="preserve">. “I </w:t>
-      </w:r>
-      <w:r>
-        <w:t xml:space="preserve">said it was your </w:t>
-      </w:r>
-      <w:r>
-        <w:t>self-</w:t>
-      </w:r>
-      <w:r>
-        <w:t>image that did that</w:t>
-      </w:r>
-      <w:r>
-        <w:t>.</w:t>
-      </w:r>
-      <w:r>
-        <w:t xml:space="preserve"> And yes, if you </w:t>
-      </w:r>
-      <w:r>
-        <w:t xml:space="preserve">have a </w:t>
-      </w:r>
-      <w:r>
-        <w:t xml:space="preserve">younger, </w:t>
-      </w:r>
-      <w:r>
-        <w:t xml:space="preserve">healthier body, </w:t>
-      </w:r>
-      <w:r>
-        <w:t>it’s also because of that.</w:t>
-      </w:r>
-      <w:r>
-        <w:t>”</w:t>
-      </w:r>
-    </w:p>
-    <w:p>
-      <w:r>
-        <w:t>That didn’t explain biologically impossible hair colors.</w:t>
-      </w:r>
-    </w:p>
-    <w:p>
-      <w:r>
-        <w:lastRenderedPageBreak/>
-        <w:t xml:space="preserve">Looking around, Frank wondered how many people regained their youth like him. </w:t>
-      </w:r>
-      <w:r>
-        <w:t>Less than 1%</w:t>
-      </w:r>
-      <w:r>
-        <w:t xml:space="preserve"> he figured. He never met anyone who </w:t>
-      </w:r>
-      <w:r>
-        <w:t>w</w:t>
-      </w:r>
-      <w:r>
-        <w:t xml:space="preserve">anted to </w:t>
-      </w:r>
-      <w:r>
-        <w:t xml:space="preserve">turn back into </w:t>
-      </w:r>
-      <w:r>
-        <w:t>a teenager</w:t>
-      </w:r>
-      <w:r>
-        <w:t>,</w:t>
-      </w:r>
-      <w:r>
-        <w:t xml:space="preserve"> </w:t>
-      </w:r>
-      <w:r>
-        <w:t xml:space="preserve">although on the Internet there </w:t>
-      </w:r>
-      <w:r>
-        <w:t xml:space="preserve">was </w:t>
-      </w:r>
-      <w:r>
-        <w:t>plenty</w:t>
-      </w:r>
-      <w:r>
-        <w:t xml:space="preserve"> -</w:t>
-      </w:r>
-      <w:r>
-        <w:t xml:space="preserve"> </w:t>
-      </w:r>
-      <w:r>
-        <w:t xml:space="preserve">plenty as in a few thousand in a sea of billions. </w:t>
-      </w:r>
-      <w:r>
-        <w:t xml:space="preserve">Most even opposed it, arguing eternal youth was 1) the work of the devil 2) unnatural 3) immoral </w:t>
-      </w:r>
-      <w:r>
-        <w:t xml:space="preserve">4) bad for the environment </w:t>
-      </w:r>
-      <w:r>
-        <w:t xml:space="preserve">and </w:t>
-      </w:r>
-      <w:r>
-        <w:t>5</w:t>
-      </w:r>
-      <w:r>
-        <w:t>) a living hell of eternal boredom</w:t>
-      </w:r>
-      <w:r>
-        <w:t xml:space="preserve">, </w:t>
-      </w:r>
-      <w:r>
-        <w:t xml:space="preserve">or </w:t>
-      </w:r>
-      <w:r>
-        <w:t xml:space="preserve">6) </w:t>
-      </w:r>
-      <w:r>
-        <w:t>being eternally bedridden</w:t>
-      </w:r>
-      <w:r>
-        <w:t xml:space="preserve"> and in chronic pain</w:t>
-      </w:r>
-      <w:r>
-        <w:t xml:space="preserve">, </w:t>
-      </w:r>
-      <w:r>
-        <w:t xml:space="preserve">to name a few </w:t>
-      </w:r>
-      <w:r>
-        <w:t xml:space="preserve">senseless </w:t>
-      </w:r>
-      <w:r>
-        <w:t>arguments.</w:t>
-      </w:r>
-    </w:p>
-    <w:p>
-      <w:r>
-        <w:t>“</w:t>
-      </w:r>
-      <w:r>
-        <w:t>Getting back to the topic at hand, t</w:t>
-      </w:r>
-      <w:r>
-        <w:t>his world isn’t as peaceful as you may imagine. In fact it is threatened by creatures of nightmares.</w:t>
-      </w:r>
-    </w:p>
-    <w:p>
-      <w:r>
-        <w:t>“That is why people like you have been summoned here to this world from time immortal.</w:t>
-      </w:r>
-    </w:p>
-    <w:p>
-      <w:r>
-        <w:t>“You will be a line of defense</w:t>
-      </w:r>
-      <w:r>
-        <w:t xml:space="preserve"> in this eternal war</w:t>
-      </w:r>
-      <w:r>
-        <w:t>.”</w:t>
-      </w:r>
-    </w:p>
-    <w:p>
-      <w:r>
-        <w:t>“You mean we have to fight</w:t>
-      </w:r>
-      <w:r>
-        <w:t xml:space="preserve"> monsters?</w:t>
-      </w:r>
-      <w:r>
-        <w:t>” a girl screeched.</w:t>
-      </w:r>
-    </w:p>
-    <w:p>
-      <w:r>
-        <w:t>“Obviously</w:t>
-      </w:r>
-      <w:r>
-        <w:t xml:space="preserve"> not all of you are qualified</w:t>
-      </w:r>
-      <w:r>
-        <w:t xml:space="preserve">,” </w:t>
-      </w:r>
-      <w:r>
-        <w:t xml:space="preserve">Endol </w:t>
-      </w:r>
-      <w:r>
-        <w:t>said with even more disdain.</w:t>
-      </w:r>
-      <w:r>
-        <w:t xml:space="preserve"> “</w:t>
-      </w:r>
-      <w:r>
-        <w:t xml:space="preserve">As a result, you will be separated into two groups. The first group will become regular townspeople and </w:t>
-      </w:r>
-      <w:r>
-        <w:t xml:space="preserve">will eventually </w:t>
-      </w:r>
-      <w:r>
-        <w:t>be shipped to various cities in the empire.</w:t>
-      </w:r>
-      <w:r>
-        <w:t>”</w:t>
-      </w:r>
-    </w:p>
-    <w:p>
-      <w:r>
-        <w:t xml:space="preserve">To Frank, </w:t>
-      </w:r>
-      <w:r>
-        <w:t xml:space="preserve">Endol made </w:t>
-      </w:r>
-      <w:r>
-        <w:t>the word Townspeople sound like an insult.</w:t>
-      </w:r>
-    </w:p>
-    <w:p>
-      <w:r>
-        <w:t xml:space="preserve">“The rest will become adventurers. They too will be shipped to </w:t>
-      </w:r>
-      <w:r>
-        <w:t xml:space="preserve">various </w:t>
-      </w:r>
-      <w:r>
-        <w:t>locations where they are most needed. Don’t worry. We have a ranking system</w:t>
-      </w:r>
-      <w:r>
-        <w:t>, as well as training</w:t>
-      </w:r>
-      <w:r>
-        <w:t>.</w:t>
-      </w:r>
-    </w:p>
-    <w:p>
-      <w:r>
-        <w:t>“Shortly you will discover new and exciting abilities that will allow you to thrive here.</w:t>
-      </w:r>
-    </w:p>
-    <w:p>
-      <w:r>
-        <w:t xml:space="preserve">“The good news is all </w:t>
-      </w:r>
-      <w:r>
-        <w:t>abilities</w:t>
-      </w:r>
-      <w:r>
-        <w:t xml:space="preserve"> </w:t>
-      </w:r>
-      <w:r>
-        <w:t>have infinite potential</w:t>
-      </w:r>
-      <w:r>
-        <w:t>.</w:t>
-      </w:r>
-      <w:r>
-        <w:t xml:space="preserve"> Unfortunately, early on it will be easy, but will get progressively harder as your </w:t>
-      </w:r>
-      <w:r>
-        <w:t>abilities</w:t>
-      </w:r>
-      <w:r>
-        <w:t xml:space="preserve"> improve. That is a law of nature no one, </w:t>
-      </w:r>
-      <w:r>
-        <w:t xml:space="preserve">not </w:t>
-      </w:r>
-      <w:r>
-        <w:t>even elves</w:t>
-      </w:r>
-      <w:r>
-        <w:t xml:space="preserve"> can avoid.</w:t>
       </w:r>
     </w:p>
     <w:p>
@@ -2301,6 +1772,540 @@
         <w:t>“</w:t>
       </w:r>
       <w:r>
+        <w:t xml:space="preserve">This </w:t>
+      </w:r>
+      <w:r>
+        <w:t>land</w:t>
+      </w:r>
+      <w:r>
+        <w:t xml:space="preserve"> </w:t>
+      </w:r>
+      <w:r>
+        <w:t xml:space="preserve">or domain </w:t>
+      </w:r>
+      <w:r>
+        <w:t>is called</w:t>
+      </w:r>
+      <w:r>
+        <w:t xml:space="preserve"> Terrin</w:t>
+      </w:r>
+      <w:r>
+        <w:t xml:space="preserve">. It is a </w:t>
+      </w:r>
+      <w:r>
+        <w:t xml:space="preserve">parallel </w:t>
+      </w:r>
+      <w:r>
+        <w:t>domain</w:t>
+      </w:r>
+      <w:r>
+        <w:t xml:space="preserve"> </w:t>
+      </w:r>
+      <w:r>
+        <w:t xml:space="preserve">linked </w:t>
+      </w:r>
+      <w:r>
+        <w:t>to Earth</w:t>
+      </w:r>
+      <w:r>
+        <w:t xml:space="preserve">. The country you are now in is called </w:t>
+      </w:r>
+      <w:r>
+        <w:rPr>
+          <w:rFonts w:cstheme="minorHAnsi"/>
+        </w:rPr>
+        <w:t>Asoral</w:t>
+      </w:r>
+      <w:r>
+        <w:t>,” Endol said. “</w:t>
+      </w:r>
+      <w:r>
+        <w:t xml:space="preserve">Upon death, the fate of a soul is determined by </w:t>
+      </w:r>
+      <w:r>
+        <w:t>its</w:t>
+      </w:r>
+      <w:r>
+        <w:t xml:space="preserve"> karma. </w:t>
+      </w:r>
+      <w:r>
+        <w:t>They either reincarnate back on Earth, or head off to other fates.</w:t>
+      </w:r>
+    </w:p>
+    <w:p>
+      <w:r>
+        <w:t>“</w:t>
+      </w:r>
+      <w:r>
+        <w:t>You are here because of your strong desire</w:t>
+      </w:r>
+      <w:r>
+        <w:t xml:space="preserve">s that only this </w:t>
+      </w:r>
+      <w:r>
+        <w:t>domain</w:t>
+      </w:r>
+      <w:r>
+        <w:t xml:space="preserve"> can fulfill.</w:t>
+      </w:r>
+    </w:p>
+    <w:p>
+      <w:r>
+        <w:t>“Once a year</w:t>
+      </w:r>
+      <w:r>
+        <w:t xml:space="preserve">, on the </w:t>
+      </w:r>
+      <w:r>
+        <w:t xml:space="preserve">Emperor’s </w:t>
+      </w:r>
+      <w:r>
+        <w:t>Night</w:t>
+      </w:r>
+      <w:r>
+        <w:t>,</w:t>
+      </w:r>
+      <w:r>
+        <w:t xml:space="preserve"> </w:t>
+      </w:r>
+      <w:r>
+        <w:t>people like you</w:t>
+      </w:r>
+      <w:r>
+        <w:t xml:space="preserve"> are brought here.</w:t>
+      </w:r>
+      <w:r>
+        <w:t xml:space="preserve"> And yes, the year, gravity, </w:t>
+      </w:r>
+      <w:r>
+        <w:t xml:space="preserve">air </w:t>
+      </w:r>
+      <w:r>
+        <w:t>and day</w:t>
+      </w:r>
+      <w:r>
+        <w:t>/night</w:t>
+      </w:r>
+      <w:r>
+        <w:t xml:space="preserve"> cycles are synced to </w:t>
+      </w:r>
+      <w:r>
+        <w:t xml:space="preserve">the </w:t>
+      </w:r>
+      <w:r>
+        <w:t>Earth</w:t>
+      </w:r>
+      <w:r>
+        <w:t>’s bellybutton</w:t>
+      </w:r>
+      <w:r>
+        <w:t>.</w:t>
+      </w:r>
+      <w:r>
+        <w:t>”</w:t>
+      </w:r>
+    </w:p>
+    <w:p>
+      <w:pPr>
+        <w:rPr>
+          <w:i/>
+        </w:rPr>
+      </w:pPr>
+      <w:r>
+        <w:rPr>
+          <w:i/>
+        </w:rPr>
+        <w:t>Where was the Earth’s bellybutton?</w:t>
+      </w:r>
+      <w:r>
+        <w:t xml:space="preserve"> Frank wondered.</w:t>
+      </w:r>
+      <w:r>
+        <w:t xml:space="preserve"> </w:t>
+      </w:r>
+      <w:r>
+        <w:rPr>
+          <w:i/>
+        </w:rPr>
+        <w:t xml:space="preserve">Was it Ayer’s Rock? </w:t>
+      </w:r>
+      <w:r>
+        <w:rPr>
+          <w:i/>
+        </w:rPr>
+        <w:t>And what’s with the Emperor’s Night?</w:t>
+      </w:r>
+    </w:p>
+    <w:p>
+      <w:r>
+        <w:t>“</w:t>
+      </w:r>
+      <w:r>
+        <w:t>But I was a paraplegic,</w:t>
+      </w:r>
+      <w:r>
+        <w:t xml:space="preserve">” a man in his </w:t>
+      </w:r>
+      <w:r>
+        <w:t xml:space="preserve">30s </w:t>
+      </w:r>
+      <w:r>
+        <w:t>exclaimed</w:t>
+      </w:r>
+      <w:r>
+        <w:t>. “And now I’m in full health.”</w:t>
+      </w:r>
+    </w:p>
+    <w:p>
+      <w:r>
+        <w:t xml:space="preserve">“You have your own positive body image to thank for that,” Endol </w:t>
+      </w:r>
+      <w:r>
+        <w:t>explained</w:t>
+      </w:r>
+      <w:r>
+        <w:t>.</w:t>
+      </w:r>
+    </w:p>
+    <w:p>
+      <w:r>
+        <w:t>“</w:t>
+      </w:r>
+      <w:r>
+        <w:t xml:space="preserve">Every one of you discarded your former bodies upon death. New bodies were created based on your </w:t>
+      </w:r>
+      <w:r>
+        <w:t>positive self-</w:t>
+      </w:r>
+      <w:r>
+        <w:t>image.</w:t>
+      </w:r>
+    </w:p>
+    <w:p>
+      <w:r>
+        <w:t>“</w:t>
+      </w:r>
+      <w:r>
+        <w:t xml:space="preserve">Those with negative </w:t>
+      </w:r>
+      <w:r>
+        <w:t>self-</w:t>
+      </w:r>
+      <w:r>
+        <w:t xml:space="preserve">images </w:t>
+      </w:r>
+      <w:r>
+        <w:t>cannot</w:t>
+      </w:r>
+      <w:r>
+        <w:t xml:space="preserve"> spawn here. Other fates await them. And no, you will not be permitted to know about the fates of anyone not present.</w:t>
+      </w:r>
+    </w:p>
+    <w:p>
+      <w:r>
+        <w:t>“What about appearance?” Frank asked.</w:t>
+      </w:r>
+    </w:p>
+    <w:p>
+      <w:r>
+        <w:t>“How did I get green hair?</w:t>
+      </w:r>
+      <w:r>
+        <w:t xml:space="preserve"> Although I admit it suites me perfectly,</w:t>
+      </w:r>
+      <w:r>
+        <w:t xml:space="preserve">” a teenage </w:t>
+      </w:r>
+      <w:r>
+        <w:t>girl asked. She was cute, but too young for Frank.</w:t>
+      </w:r>
+    </w:p>
+    <w:p>
+      <w:r>
+        <w:t>“</w:t>
+      </w:r>
+      <w:r>
+        <w:t>I answered that</w:t>
+      </w:r>
+      <w:r>
+        <w:t xml:space="preserve">,” Endol </w:t>
+      </w:r>
+      <w:r>
+        <w:t>replied in disdain</w:t>
+      </w:r>
+      <w:r>
+        <w:t xml:space="preserve">. “I </w:t>
+      </w:r>
+      <w:r>
+        <w:t xml:space="preserve">said it was your </w:t>
+      </w:r>
+      <w:r>
+        <w:t>self-</w:t>
+      </w:r>
+      <w:r>
+        <w:t>image that did that</w:t>
+      </w:r>
+      <w:r>
+        <w:t>.</w:t>
+      </w:r>
+      <w:r>
+        <w:t xml:space="preserve"> And yes, if you </w:t>
+      </w:r>
+      <w:r>
+        <w:t xml:space="preserve">have a </w:t>
+      </w:r>
+      <w:r>
+        <w:t xml:space="preserve">younger, </w:t>
+      </w:r>
+      <w:r>
+        <w:t xml:space="preserve">healthier body, </w:t>
+      </w:r>
+      <w:r>
+        <w:t>it’s also because of that.</w:t>
+      </w:r>
+      <w:r>
+        <w:t>”</w:t>
+      </w:r>
+    </w:p>
+    <w:p>
+      <w:r>
+        <w:lastRenderedPageBreak/>
+        <w:t>That didn’t explain biologically impossible hair colors.</w:t>
+      </w:r>
+    </w:p>
+    <w:p>
+      <w:r>
+        <w:t xml:space="preserve">Looking around, Frank wondered how many people regained their youth like him. </w:t>
+      </w:r>
+      <w:r>
+        <w:t>Less than 1%</w:t>
+      </w:r>
+      <w:r>
+        <w:t xml:space="preserve"> he figured. He never met anyone who </w:t>
+      </w:r>
+      <w:r>
+        <w:t>w</w:t>
+      </w:r>
+      <w:r>
+        <w:t xml:space="preserve">anted to </w:t>
+      </w:r>
+      <w:r>
+        <w:t xml:space="preserve">turn back into </w:t>
+      </w:r>
+      <w:r>
+        <w:t>a teenager</w:t>
+      </w:r>
+      <w:r>
+        <w:t>,</w:t>
+      </w:r>
+      <w:r>
+        <w:t xml:space="preserve"> </w:t>
+      </w:r>
+      <w:r>
+        <w:t xml:space="preserve">although on the Internet there </w:t>
+      </w:r>
+      <w:r>
+        <w:t xml:space="preserve">was </w:t>
+      </w:r>
+      <w:r>
+        <w:t>plenty</w:t>
+      </w:r>
+      <w:r>
+        <w:t xml:space="preserve"> -</w:t>
+      </w:r>
+      <w:r>
+        <w:t xml:space="preserve"> </w:t>
+      </w:r>
+      <w:r>
+        <w:t xml:space="preserve">plenty as in a few thousand in a sea of billions. </w:t>
+      </w:r>
+      <w:r>
+        <w:t xml:space="preserve">Most even opposed it, arguing eternal youth was 1) the work of the devil 2) unnatural 3) immoral </w:t>
+      </w:r>
+      <w:r>
+        <w:t xml:space="preserve">4) bad for the environment </w:t>
+      </w:r>
+      <w:r>
+        <w:t xml:space="preserve">and </w:t>
+      </w:r>
+      <w:r>
+        <w:t>5</w:t>
+      </w:r>
+      <w:r>
+        <w:t>) a living hell of eternal boredom</w:t>
+      </w:r>
+      <w:r>
+        <w:t xml:space="preserve">, </w:t>
+      </w:r>
+      <w:r>
+        <w:t xml:space="preserve">or </w:t>
+      </w:r>
+      <w:r>
+        <w:t xml:space="preserve">6) </w:t>
+      </w:r>
+      <w:r>
+        <w:t>being eternally bedridden</w:t>
+      </w:r>
+      <w:r>
+        <w:t xml:space="preserve"> and in chronic pain</w:t>
+      </w:r>
+      <w:r>
+        <w:t xml:space="preserve">, </w:t>
+      </w:r>
+      <w:r>
+        <w:t xml:space="preserve">to name a few </w:t>
+      </w:r>
+      <w:r>
+        <w:t xml:space="preserve">senseless </w:t>
+      </w:r>
+      <w:r>
+        <w:t>arguments.</w:t>
+      </w:r>
+    </w:p>
+    <w:p>
+      <w:r>
+        <w:t>“</w:t>
+      </w:r>
+      <w:r>
+        <w:t>Getting back to the topic at hand, t</w:t>
+      </w:r>
+      <w:r>
+        <w:t>his world isn’t as peaceful as you may imagine. In fact it is threatened by creatures of nightmares.</w:t>
+      </w:r>
+    </w:p>
+    <w:p>
+      <w:r>
+        <w:t>“That is why people like you have been summoned here to this world from time immortal.</w:t>
+      </w:r>
+    </w:p>
+    <w:p>
+      <w:r>
+        <w:t>“You will be a line of defense</w:t>
+      </w:r>
+      <w:r>
+        <w:t xml:space="preserve"> in this eternal war</w:t>
+      </w:r>
+      <w:r>
+        <w:t>.”</w:t>
+      </w:r>
+    </w:p>
+    <w:p>
+      <w:r>
+        <w:t>“You mean we have to fight</w:t>
+      </w:r>
+      <w:r>
+        <w:t xml:space="preserve"> monsters?</w:t>
+      </w:r>
+      <w:r>
+        <w:t>” a girl screeched.</w:t>
+      </w:r>
+    </w:p>
+    <w:p>
+      <w:r>
+        <w:t>“Obviously</w:t>
+      </w:r>
+      <w:r>
+        <w:t xml:space="preserve"> not all of you are qualified</w:t>
+      </w:r>
+      <w:r>
+        <w:t xml:space="preserve">,” </w:t>
+      </w:r>
+      <w:r>
+        <w:t xml:space="preserve">Endol </w:t>
+      </w:r>
+      <w:r>
+        <w:t>said with even more disdain.</w:t>
+      </w:r>
+      <w:r>
+        <w:t xml:space="preserve"> “</w:t>
+      </w:r>
+      <w:r>
+        <w:t xml:space="preserve">As a result, you will be separated into two groups. The first group will become regular townspeople and </w:t>
+      </w:r>
+      <w:r>
+        <w:t xml:space="preserve">will eventually </w:t>
+      </w:r>
+      <w:r>
+        <w:t>be shipped to various cities in the empire.</w:t>
+      </w:r>
+      <w:r>
+        <w:t>”</w:t>
+      </w:r>
+    </w:p>
+    <w:p>
+      <w:r>
+        <w:t xml:space="preserve">To Frank, </w:t>
+      </w:r>
+      <w:r>
+        <w:t xml:space="preserve">Endol made </w:t>
+      </w:r>
+      <w:r>
+        <w:t>the word Townspeople sound like an insult.</w:t>
+      </w:r>
+    </w:p>
+    <w:p>
+      <w:r>
+        <w:t xml:space="preserve">“The rest will become adventurers. They too will be shipped to </w:t>
+      </w:r>
+      <w:r>
+        <w:t xml:space="preserve">various </w:t>
+      </w:r>
+      <w:r>
+        <w:t>locations where they are most needed. Don’t worry. We have a ranking system</w:t>
+      </w:r>
+      <w:r>
+        <w:t>, as well as training</w:t>
+      </w:r>
+      <w:r>
+        <w:t>.</w:t>
+      </w:r>
+    </w:p>
+    <w:p>
+      <w:r>
+        <w:t>“Shortly you will discover new and exciting abilities that will allow you to thrive here.</w:t>
+      </w:r>
+    </w:p>
+    <w:p>
+      <w:r>
+        <w:t xml:space="preserve">“The good news is all </w:t>
+      </w:r>
+      <w:r>
+        <w:t>abilities</w:t>
+      </w:r>
+      <w:r>
+        <w:t xml:space="preserve"> </w:t>
+      </w:r>
+      <w:r>
+        <w:t>have infinite potential</w:t>
+      </w:r>
+      <w:r>
+        <w:t>.</w:t>
+      </w:r>
+      <w:r>
+        <w:t xml:space="preserve"> Unfortunately, early on it will be easy, but will get progressively harder as your </w:t>
+      </w:r>
+      <w:r>
+        <w:lastRenderedPageBreak/>
+        <w:t>abilities</w:t>
+      </w:r>
+      <w:r>
+        <w:t xml:space="preserve"> improve. That is a law of nature no one, </w:t>
+      </w:r>
+      <w:r>
+        <w:t xml:space="preserve">not </w:t>
+      </w:r>
+      <w:r>
+        <w:t>even elves</w:t>
+      </w:r>
+      <w:r>
+        <w:t xml:space="preserve"> can avoid.</w:t>
+      </w:r>
+    </w:p>
+    <w:p>
+      <w:r>
+        <w:t>“</w:t>
+      </w:r>
+      <w:r>
         <w:t>So</w:t>
       </w:r>
       <w:r>
@@ -2359,7 +2364,13 @@
         <w:t>congratulate</w:t>
       </w:r>
       <w:r>
-        <w:t xml:space="preserve"> and accept you as a peer of the realm</w:t>
+        <w:t xml:space="preserve"> </w:t>
+      </w:r>
+      <w:r>
+        <w:t xml:space="preserve">you </w:t>
+      </w:r>
+      <w:r>
+        <w:t>and accept you as a peer of the realm</w:t>
       </w:r>
       <w:r>
         <w:t>, should you achieve that rank</w:t>
@@ -2535,6 +2546,7 @@
     </w:p>
     <w:p>
       <w:r>
+        <w:lastRenderedPageBreak/>
         <w:t xml:space="preserve">“The youngest daughter of the royal family will be coming of age </w:t>
       </w:r>
       <w:r>
@@ -2561,303 +2573,305 @@
     </w:p>
     <w:p>
       <w:r>
+        <w:t>“What kind of competition?” Frank asked</w:t>
+      </w:r>
+      <w:r>
+        <w:t>, curious</w:t>
+      </w:r>
+      <w:r>
+        <w:t>.</w:t>
+      </w:r>
+    </w:p>
+    <w:p>
+      <w:r>
+        <w:t>“Is it a fight to the death?” someone asked.</w:t>
+      </w:r>
+    </w:p>
+    <w:p>
+      <w:r>
+        <w:t>“Nothing as vulgar as that,” Endol declared.</w:t>
+      </w:r>
+    </w:p>
+    <w:p>
+      <w:r>
+        <w:t xml:space="preserve">“The competition always involves conquering a </w:t>
+      </w:r>
+      <w:r>
+        <w:t>specially created dungeon</w:t>
+      </w:r>
+      <w:r>
+        <w:t xml:space="preserve">. </w:t>
+      </w:r>
+      <w:r>
+        <w:t xml:space="preserve">Points are rewarded based on how well you do. You need great speed, strength, </w:t>
+      </w:r>
+      <w:r>
+        <w:t xml:space="preserve">courage, </w:t>
+      </w:r>
+      <w:r>
+        <w:t xml:space="preserve">endurance, magic, intelligence, </w:t>
+      </w:r>
+      <w:r>
+        <w:t xml:space="preserve">knowledge, </w:t>
+      </w:r>
+      <w:r>
+        <w:t xml:space="preserve">luck and </w:t>
+      </w:r>
+      <w:r>
+        <w:t>ability</w:t>
+      </w:r>
+      <w:r>
+        <w:t xml:space="preserve"> to succeed</w:t>
+      </w:r>
+      <w:r>
+        <w:t>.</w:t>
+      </w:r>
+    </w:p>
+    <w:p>
+      <w:r>
+        <w:t>“</w:t>
+      </w:r>
+      <w:r>
+        <w:t>As you can see, mer</w:t>
+      </w:r>
+      <w:r>
+        <w:t>e humans can’t hope to compete. Especially ones newly come here.”</w:t>
+      </w:r>
+    </w:p>
+    <w:p>
+      <w:r>
+        <w:t>Frank walked up to the football players and said softly, “I wonder if all elves are arrogant.”</w:t>
+      </w:r>
+    </w:p>
+    <w:p>
+      <w:r>
+        <w:t xml:space="preserve">“Elves </w:t>
+      </w:r>
+      <w:r>
+        <w:t>aren’t arrogant,” Endol declared</w:t>
+      </w:r>
+      <w:r>
+        <w:t xml:space="preserve">. “We are just superior to all you lesser </w:t>
+      </w:r>
+      <w:r>
+        <w:t>creatures</w:t>
+      </w:r>
+      <w:r>
+        <w:t>. In time you will learn elves are the highest of the races</w:t>
+      </w:r>
+      <w:r>
+        <w:t xml:space="preserve"> most of you will ever encounter</w:t>
+      </w:r>
+      <w:r>
+        <w:t>, subservient only to the gods. Then again, our elders do eventually become gods.”</w:t>
+      </w:r>
+    </w:p>
+    <w:p>
+      <w:r>
+        <w:t>That got a great deal of grumbling.</w:t>
+      </w:r>
+    </w:p>
+    <w:p>
+      <w:r>
+        <w:t>“Stop that nonsense,” Endol demanded.</w:t>
+      </w:r>
+    </w:p>
+    <w:p>
+      <w:r>
+        <w:t xml:space="preserve">“We will now reveal your </w:t>
+      </w:r>
+      <w:r>
+        <w:t>abilities</w:t>
+      </w:r>
+      <w:r>
+        <w:t>, the one</w:t>
+      </w:r>
+      <w:r>
+        <w:t>s</w:t>
+      </w:r>
+      <w:r>
+        <w:t xml:space="preserve"> you are fundamentally aligned to,</w:t>
+      </w:r>
+      <w:r>
+        <w:t xml:space="preserve"> as well as your class,</w:t>
+      </w:r>
+      <w:r>
+        <w:t xml:space="preserve">” Endol said. “After that you will </w:t>
+      </w:r>
+      <w:r>
+        <w:t>socialize</w:t>
+      </w:r>
+      <w:r>
+        <w:t>.”</w:t>
+      </w:r>
+    </w:p>
+    <w:p>
+      <w:r>
+        <w:t xml:space="preserve">A woman next to </w:t>
+      </w:r>
+      <w:r>
+        <w:t>Endol</w:t>
+      </w:r>
+      <w:r>
+        <w:t xml:space="preserve"> said, “You will gain </w:t>
+      </w:r>
+      <w:r>
+        <w:t xml:space="preserve">a class and </w:t>
+      </w:r>
+      <w:r>
+        <w:t>7</w:t>
+      </w:r>
+      <w:r>
+        <w:t xml:space="preserve"> special abilities. </w:t>
+      </w:r>
+      <w:r>
+        <w:t xml:space="preserve">They are determined solely by </w:t>
+      </w:r>
+      <w:r>
+        <w:t xml:space="preserve">the guiding principles in your </w:t>
+      </w:r>
+      <w:r>
         <w:lastRenderedPageBreak/>
-        <w:t>“What kind of competition?” Frank asked</w:t>
-      </w:r>
-      <w:r>
-        <w:t>, curious</w:t>
+        <w:t>life</w:t>
       </w:r>
       <w:r>
         <w:t>.</w:t>
       </w:r>
-    </w:p>
-    <w:p>
-      <w:r>
-        <w:t>“Is it a fight to the death?” someone asked.</w:t>
-      </w:r>
-    </w:p>
-    <w:p>
-      <w:r>
-        <w:t>“Nothing as vulgar as that,” Endol declared.</w:t>
-      </w:r>
-    </w:p>
-    <w:p>
-      <w:r>
-        <w:t xml:space="preserve">“The competition always involves conquering a </w:t>
-      </w:r>
-      <w:r>
-        <w:t>specially created dungeon</w:t>
+      <w:r>
+        <w:t xml:space="preserve"> You are not requi</w:t>
+      </w:r>
+      <w:r>
+        <w:t xml:space="preserve">red to reveal these abilities. </w:t>
+      </w:r>
+      <w:r>
+        <w:t xml:space="preserve">It is recommended you do not. </w:t>
+      </w:r>
+      <w:r>
+        <w:t>Only your name</w:t>
+      </w:r>
+      <w:r>
+        <w:t xml:space="preserve">, </w:t>
+      </w:r>
+      <w:r>
+        <w:t>rank</w:t>
+      </w:r>
+      <w:r>
+        <w:t>,</w:t>
+      </w:r>
+      <w:r>
+        <w:t xml:space="preserve"> and </w:t>
+      </w:r>
+      <w:r>
+        <w:t>class</w:t>
+      </w:r>
+      <w:r>
+        <w:t xml:space="preserve"> </w:t>
+      </w:r>
+      <w:r>
+        <w:t>are public</w:t>
+      </w:r>
+      <w:r>
+        <w:t>.</w:t>
+      </w:r>
+    </w:p>
+    <w:p>
+      <w:r>
+        <w:t>“Although some think class is a little too much information, since that reveals much about you.</w:t>
+      </w:r>
+    </w:p>
+    <w:p>
+      <w:r>
+        <w:t xml:space="preserve">Just then </w:t>
+      </w:r>
+      <w:r>
+        <w:t xml:space="preserve">dozens of pedestals appeared around the perimeter of the </w:t>
+      </w:r>
+      <w:r>
+        <w:t>stadium</w:t>
+      </w:r>
+      <w:r>
+        <w:t>. Sitting on each pedestal was a</w:t>
+      </w:r>
+      <w:r>
+        <w:t xml:space="preserve"> </w:t>
+      </w:r>
+      <w:r>
+        <w:t>20cm</w:t>
+      </w:r>
+      <w:r>
+        <w:t xml:space="preserve"> crystal sphere</w:t>
+      </w:r>
+      <w:r>
+        <w:t>, resting on</w:t>
+      </w:r>
+      <w:r>
+        <w:t xml:space="preserve"> red silk pillow</w:t>
+      </w:r>
+      <w:r>
+        <w:t>s</w:t>
+      </w:r>
+      <w:r>
+        <w:t>.</w:t>
+      </w:r>
+    </w:p>
+    <w:p>
+      <w:r>
+        <w:t>“Okay everyone line up,” Endol said.</w:t>
+      </w:r>
+    </w:p>
+    <w:p>
+      <w:r>
+        <w:t xml:space="preserve">Frank was in no rush and as a result ended up </w:t>
+      </w:r>
+      <w:r>
+        <w:t>at</w:t>
+      </w:r>
+      <w:r>
+        <w:t xml:space="preserve"> the end of </w:t>
+      </w:r>
+      <w:r>
+        <w:t xml:space="preserve">one of </w:t>
+      </w:r>
+      <w:r>
+        <w:t>the line</w:t>
+      </w:r>
+      <w:r>
+        <w:t>s</w:t>
+      </w:r>
+      <w:r>
+        <w:t>.</w:t>
+      </w:r>
+      <w:r>
+        <w:t xml:space="preserve"> That</w:t>
+      </w:r>
+      <w:r>
+        <w:t xml:space="preserve"> was</w:t>
+      </w:r>
+      <w:r>
+        <w:t xml:space="preserve"> fine with </w:t>
+      </w:r>
+      <w:r>
+        <w:t>him</w:t>
       </w:r>
       <w:r>
         <w:t xml:space="preserve">. </w:t>
       </w:r>
       <w:r>
-        <w:t xml:space="preserve">Points are rewarded based on how well you do. You need great speed, strength, </w:t>
-      </w:r>
-      <w:r>
-        <w:t xml:space="preserve">courage, </w:t>
-      </w:r>
-      <w:r>
-        <w:t xml:space="preserve">endurance, magic, intelligence, </w:t>
-      </w:r>
-      <w:r>
-        <w:t xml:space="preserve">knowledge, </w:t>
-      </w:r>
-      <w:r>
-        <w:t xml:space="preserve">luck and </w:t>
-      </w:r>
-      <w:r>
-        <w:t>ability</w:t>
-      </w:r>
-      <w:r>
-        <w:t xml:space="preserve"> to succeed</w:t>
-      </w:r>
-      <w:r>
-        <w:t>.</w:t>
-      </w:r>
-    </w:p>
-    <w:p>
-      <w:r>
-        <w:t>“</w:t>
-      </w:r>
-      <w:r>
-        <w:t>As you can see, mer</w:t>
-      </w:r>
-      <w:r>
-        <w:t>e humans can’t hope to compete. Especially ones newly come here.”</w:t>
-      </w:r>
-    </w:p>
-    <w:p>
-      <w:r>
-        <w:t>Frank walked up to the football players and said softly, “I wonder if all elves are arrogant.”</w:t>
-      </w:r>
-    </w:p>
-    <w:p>
-      <w:r>
-        <w:t xml:space="preserve">“Elves </w:t>
-      </w:r>
-      <w:r>
-        <w:t>aren’t arrogant,” Endol declared</w:t>
-      </w:r>
-      <w:r>
-        <w:t xml:space="preserve">. “We are just superior to all you lesser </w:t>
-      </w:r>
-      <w:r>
-        <w:t>creatures</w:t>
-      </w:r>
-      <w:r>
-        <w:t>. In time you will learn elves are the highest of the races</w:t>
-      </w:r>
-      <w:r>
-        <w:t xml:space="preserve"> most of you will ever encounter</w:t>
-      </w:r>
-      <w:r>
-        <w:t>, subservient only to the gods. Then again, our elders do eventually become gods.”</w:t>
-      </w:r>
-    </w:p>
-    <w:p>
-      <w:r>
-        <w:t>That got a great deal of grumbling.</w:t>
-      </w:r>
-    </w:p>
-    <w:p>
-      <w:r>
-        <w:t>“Stop that nonsense,” Endol demanded.</w:t>
-      </w:r>
-    </w:p>
-    <w:p>
-      <w:r>
-        <w:t xml:space="preserve">“We will now reveal your </w:t>
-      </w:r>
-      <w:r>
-        <w:t>abilities</w:t>
-      </w:r>
-      <w:r>
-        <w:t>, the one</w:t>
-      </w:r>
-      <w:r>
-        <w:t>s</w:t>
-      </w:r>
-      <w:r>
-        <w:t xml:space="preserve"> you are fundamentally aligned to,</w:t>
-      </w:r>
-      <w:r>
-        <w:t xml:space="preserve"> as well as your class,</w:t>
-      </w:r>
-      <w:r>
-        <w:t xml:space="preserve">” Endol said. “After that you will </w:t>
-      </w:r>
-      <w:r>
-        <w:t>socialize</w:t>
-      </w:r>
-      <w:r>
-        <w:t>.”</w:t>
-      </w:r>
-    </w:p>
-    <w:p>
-      <w:r>
-        <w:t xml:space="preserve">A woman next to </w:t>
-      </w:r>
-      <w:r>
-        <w:t>Endol</w:t>
-      </w:r>
-      <w:r>
-        <w:t xml:space="preserve"> said, “You will gain </w:t>
-      </w:r>
-      <w:r>
-        <w:t xml:space="preserve">a class and </w:t>
-      </w:r>
-      <w:r>
-        <w:t>7</w:t>
-      </w:r>
-      <w:r>
-        <w:t xml:space="preserve"> special abilities. </w:t>
-      </w:r>
-      <w:r>
-        <w:t xml:space="preserve">They are determined solely by </w:t>
-      </w:r>
-      <w:r>
-        <w:t>the guiding principles in your life</w:t>
-      </w:r>
-      <w:r>
-        <w:t>.</w:t>
-      </w:r>
-      <w:r>
-        <w:t xml:space="preserve"> You are not requi</w:t>
-      </w:r>
-      <w:r>
-        <w:t xml:space="preserve">red to reveal these abilities. </w:t>
-      </w:r>
-      <w:r>
-        <w:t xml:space="preserve">It is recommended you do not. </w:t>
-      </w:r>
-      <w:r>
-        <w:t>Only your name</w:t>
-      </w:r>
-      <w:r>
-        <w:t xml:space="preserve">, </w:t>
-      </w:r>
-      <w:r>
-        <w:t>rank</w:t>
-      </w:r>
-      <w:r>
-        <w:t>,</w:t>
-      </w:r>
-      <w:r>
-        <w:t xml:space="preserve"> and </w:t>
-      </w:r>
-      <w:r>
-        <w:t>class</w:t>
-      </w:r>
-      <w:r>
-        <w:t xml:space="preserve"> </w:t>
-      </w:r>
-      <w:r>
-        <w:t>are public</w:t>
-      </w:r>
-      <w:r>
-        <w:t>.</w:t>
-      </w:r>
-    </w:p>
-    <w:p>
-      <w:r>
-        <w:t>“Although some think class is a little too much information, since that reveals much about you.</w:t>
-      </w:r>
-    </w:p>
-    <w:p>
-      <w:r>
-        <w:lastRenderedPageBreak/>
-        <w:t xml:space="preserve">Just then </w:t>
-      </w:r>
-      <w:r>
-        <w:t xml:space="preserve">dozens of pedestals appeared around the perimeter of the </w:t>
-      </w:r>
-      <w:r>
-        <w:t>stadium</w:t>
-      </w:r>
-      <w:r>
-        <w:t>. Sitting on each pedestal was a</w:t>
-      </w:r>
-      <w:r>
-        <w:t xml:space="preserve"> </w:t>
-      </w:r>
-      <w:r>
-        <w:t>20cm</w:t>
-      </w:r>
-      <w:r>
-        <w:t xml:space="preserve"> crystal sphere</w:t>
-      </w:r>
-      <w:r>
-        <w:t>, resting on</w:t>
-      </w:r>
-      <w:r>
-        <w:t xml:space="preserve"> red silk pillow</w:t>
-      </w:r>
-      <w:r>
-        <w:t>s</w:t>
-      </w:r>
-      <w:r>
-        <w:t>.</w:t>
-      </w:r>
-    </w:p>
-    <w:p>
-      <w:r>
-        <w:t>“Okay everyone line up,” Endol said.</w:t>
-      </w:r>
-    </w:p>
-    <w:p>
-      <w:r>
-        <w:t xml:space="preserve">Frank was in no rush and as a result ended up </w:t>
-      </w:r>
-      <w:r>
-        <w:t>at</w:t>
-      </w:r>
-      <w:r>
-        <w:t xml:space="preserve"> the end of </w:t>
-      </w:r>
-      <w:r>
-        <w:t xml:space="preserve">one of </w:t>
-      </w:r>
-      <w:r>
-        <w:t>the line</w:t>
-      </w:r>
-      <w:r>
-        <w:t>s</w:t>
-      </w:r>
-      <w:r>
-        <w:t>.</w:t>
-      </w:r>
-      <w:r>
-        <w:t xml:space="preserve"> That</w:t>
+        <w:t>He</w:t>
+      </w:r>
+      <w:r>
+        <w:t xml:space="preserve"> want</w:t>
+      </w:r>
+      <w:r>
+        <w:t>ed</w:t>
+      </w:r>
+      <w:r>
+        <w:t xml:space="preserve"> to know what</w:t>
       </w:r>
       <w:r>
         <w:t xml:space="preserve"> was</w:t>
       </w:r>
       <w:r>
-        <w:t xml:space="preserve"> fine with </w:t>
-      </w:r>
-      <w:r>
-        <w:t>him</w:t>
-      </w:r>
-      <w:r>
-        <w:t xml:space="preserve">. </w:t>
-      </w:r>
-      <w:r>
-        <w:t>He</w:t>
-      </w:r>
-      <w:r>
-        <w:t xml:space="preserve"> want</w:t>
-      </w:r>
-      <w:r>
-        <w:t>ed</w:t>
-      </w:r>
-      <w:r>
-        <w:t xml:space="preserve"> to know what</w:t>
-      </w:r>
-      <w:r>
-        <w:t xml:space="preserve"> was</w:t>
-      </w:r>
-      <w:r>
         <w:t xml:space="preserve"> going on first.</w:t>
       </w:r>
     </w:p>
@@ -2880,7 +2894,10 @@
         <w:t>Bones</w:t>
       </w:r>
       <w:r>
-        <w:t xml:space="preserve"> and Rank F-1</w:t>
+        <w:t xml:space="preserve"> and Rank F-</w:t>
+      </w:r>
+      <w:r>
+        <w:t>0</w:t>
       </w:r>
       <w:r>
         <w:t>.</w:t>
@@ -2991,34 +3008,40 @@
         <w:jc w:val="left"/>
       </w:pPr>
       <w:r>
-        <w:t xml:space="preserve">Rank: </w:t>
-      </w:r>
-      <w:r>
+        <w:rPr>
+          <w:u w:val="single"/>
+        </w:rPr>
+        <w:t>Fineous Bogg</w:t>
+      </w:r>
+      <w:r>
+        <w:rPr>
+          <w:u w:val="single"/>
+        </w:rPr>
+        <w:t xml:space="preserve">: </w:t>
+      </w:r>
+      <w:r>
+        <w:rPr>
+          <w:u w:val="single"/>
+        </w:rPr>
         <w:t>F</w:t>
       </w:r>
       <w:r>
+        <w:rPr>
+          <w:u w:val="single"/>
+        </w:rPr>
         <w:t>-</w:t>
       </w:r>
       <w:r>
+        <w:rPr>
+          <w:u w:val="single"/>
+        </w:rPr>
         <w:t>0</w:t>
       </w:r>
       <w:r>
-        <w:t xml:space="preserve">, </w:t>
-      </w:r>
-      <w:r>
-        <w:t>Rogue</w:t>
-      </w:r>
-    </w:p>
-    <w:p>
-      <w:pPr>
-        <w:pStyle w:val="StatusMessage"/>
-        <w:jc w:val="left"/>
-      </w:pPr>
-      <w:r>
-        <w:br/>
-      </w:r>
-      <w:r>
-        <w:t>Abilities gained</w:t>
+        <w:rPr>
+          <w:u w:val="single"/>
+        </w:rPr>
+        <w:t>, Rogue</w:t>
       </w:r>
     </w:p>
     <w:p>
@@ -3028,6 +3051,9 @@
           <w:ilvl w:val="0"/>
           <w:numId w:val="8"/>
         </w:numPr>
+        <w:tabs>
+          <w:tab w:val="left" w:pos="3828"/>
+        </w:tabs>
         <w:jc w:val="left"/>
       </w:pPr>
       <w:r>
@@ -3045,6 +3071,9 @@
           <w:ilvl w:val="0"/>
           <w:numId w:val="8"/>
         </w:numPr>
+        <w:tabs>
+          <w:tab w:val="left" w:pos="3828"/>
+        </w:tabs>
         <w:jc w:val="left"/>
       </w:pPr>
       <w:r>
@@ -3052,12 +3081,6 @@
       </w:r>
       <w:r>
         <w:t>ability</w:t>
-      </w:r>
-      <w:r>
-        <w:tab/>
-      </w:r>
-      <w:r>
-        <w:tab/>
       </w:r>
       <w:r>
         <w:tab/>
@@ -3071,22 +3094,17 @@
           <w:ilvl w:val="0"/>
           <w:numId w:val="8"/>
         </w:numPr>
+        <w:tabs>
+          <w:tab w:val="left" w:pos="3828"/>
+        </w:tabs>
         <w:jc w:val="left"/>
       </w:pPr>
       <w:r>
+        <w:lastRenderedPageBreak/>
         <w:t xml:space="preserve">Mapping </w:t>
       </w:r>
       <w:r>
         <w:t>ability</w:t>
-      </w:r>
-      <w:r>
-        <w:tab/>
-      </w:r>
-      <w:r>
-        <w:tab/>
-      </w:r>
-      <w:r>
-        <w:tab/>
       </w:r>
       <w:r>
         <w:tab/>
@@ -3100,22 +3118,13 @@
           <w:ilvl w:val="0"/>
           <w:numId w:val="8"/>
         </w:numPr>
+        <w:tabs>
+          <w:tab w:val="left" w:pos="3828"/>
+        </w:tabs>
         <w:jc w:val="left"/>
       </w:pPr>
       <w:r>
         <w:t>Mind</w:t>
-      </w:r>
-      <w:r>
-        <w:tab/>
-      </w:r>
-      <w:r>
-        <w:tab/>
-      </w:r>
-      <w:r>
-        <w:tab/>
-      </w:r>
-      <w:r>
-        <w:tab/>
       </w:r>
       <w:r>
         <w:tab/>
@@ -3129,19 +3138,13 @@
           <w:ilvl w:val="0"/>
           <w:numId w:val="8"/>
         </w:numPr>
+        <w:tabs>
+          <w:tab w:val="left" w:pos="3828"/>
+        </w:tabs>
         <w:jc w:val="left"/>
       </w:pPr>
       <w:r>
         <w:t>Internal magic</w:t>
-      </w:r>
-      <w:r>
-        <w:tab/>
-      </w:r>
-      <w:r>
-        <w:tab/>
-      </w:r>
-      <w:r>
-        <w:tab/>
       </w:r>
       <w:r>
         <w:tab/>
@@ -3158,19 +3161,13 @@
           <w:ilvl w:val="0"/>
           <w:numId w:val="8"/>
         </w:numPr>
+        <w:tabs>
+          <w:tab w:val="left" w:pos="3828"/>
+        </w:tabs>
         <w:jc w:val="left"/>
       </w:pPr>
       <w:r>
         <w:t>Shadow meld</w:t>
-      </w:r>
-      <w:r>
-        <w:tab/>
-      </w:r>
-      <w:r>
-        <w:tab/>
-      </w:r>
-      <w:r>
-        <w:tab/>
       </w:r>
       <w:r>
         <w:tab/>
@@ -3184,23 +3181,13 @@
           <w:ilvl w:val="0"/>
           <w:numId w:val="8"/>
         </w:numPr>
+        <w:tabs>
+          <w:tab w:val="left" w:pos="3828"/>
+        </w:tabs>
         <w:jc w:val="left"/>
       </w:pPr>
       <w:r>
-        <w:lastRenderedPageBreak/>
         <w:t>Luck</w:t>
-      </w:r>
-      <w:r>
-        <w:tab/>
-      </w:r>
-      <w:r>
-        <w:tab/>
-      </w:r>
-      <w:r>
-        <w:tab/>
-      </w:r>
-      <w:r>
-        <w:tab/>
       </w:r>
       <w:r>
         <w:tab/>
@@ -3296,6 +3283,7 @@
     </w:p>
     <w:p>
       <w:r>
+        <w:lastRenderedPageBreak/>
         <w:t>Frank contemplated his new</w:t>
       </w:r>
       <w:r>
@@ -3313,599 +3301,661 @@
         <w:t>physics</w:t>
       </w:r>
       <w:r>
-        <w:t xml:space="preserve">. He thought of the elevators that seemed more like teleporters than </w:t>
-      </w:r>
+        <w:t xml:space="preserve">. He thought of the elevators that seemed more like teleporters than standard elevators. </w:t>
+      </w:r>
+      <w:r>
+        <w:t xml:space="preserve">It moved 27 floors in the time it took for the doors to </w:t>
+      </w:r>
+      <w:r>
+        <w:t xml:space="preserve">close </w:t>
+      </w:r>
+      <w:r>
+        <w:t>and</w:t>
+      </w:r>
+      <w:r>
+        <w:t xml:space="preserve"> </w:t>
+      </w:r>
+      <w:r>
+        <w:t xml:space="preserve">then </w:t>
+      </w:r>
+      <w:r>
+        <w:t>open</w:t>
+      </w:r>
+      <w:r>
+        <w:t>, and the doors were fast</w:t>
+      </w:r>
+      <w:r>
+        <w:t xml:space="preserve">. </w:t>
+      </w:r>
+      <w:r>
+        <w:t>T</w:t>
+      </w:r>
+      <w:r>
+        <w:t>hey did say reality was a dream.</w:t>
+      </w:r>
+      <w:r>
+        <w:t xml:space="preserve"> Or was it a video game?</w:t>
+      </w:r>
+      <w:r>
+        <w:t xml:space="preserve"> Definitely a video </w:t>
+      </w:r>
+      <w:r>
+        <w:t>game</w:t>
+      </w:r>
+      <w:r>
+        <w:t xml:space="preserve"> and the previous one was crap.</w:t>
+      </w:r>
+    </w:p>
+    <w:p>
+      <w:pPr>
+        <w:pStyle w:val="StatusMessage"/>
+      </w:pPr>
+      <w:r>
+        <w:t>Select your name</w:t>
+      </w:r>
+    </w:p>
+    <w:p>
+      <w:pPr>
+        <w:rPr>
+          <w:i/>
+        </w:rPr>
+      </w:pPr>
+      <w:r>
+        <w:t xml:space="preserve">Frank paused a moment and said, </w:t>
+      </w:r>
+      <w:r>
+        <w:rPr>
+          <w:i/>
+        </w:rPr>
+        <w:t>‘Fineous Bog</w:t>
+      </w:r>
+      <w:r>
+        <w:rPr>
+          <w:i/>
+        </w:rPr>
+        <w:t>g</w:t>
+      </w:r>
+      <w:r>
+        <w:rPr>
+          <w:i/>
+        </w:rPr>
+        <w:t>.’</w:t>
+      </w:r>
+    </w:p>
+    <w:p>
+      <w:r>
+        <w:t>Time suddenly resumed. Startled, Frank…corrections, Fineous looked up and saw his name</w:t>
+      </w:r>
+      <w:r>
+        <w:t>, rank</w:t>
+      </w:r>
+      <w:r>
+        <w:t xml:space="preserve"> and profession. He hadn’t realized time had stopped for everyone in the room.</w:t>
+      </w:r>
+    </w:p>
+    <w:p>
+      <w:pPr>
+        <w:pStyle w:val="StatusMessage"/>
+      </w:pPr>
+      <w:r>
+        <w:t>Fineous Bogg</w:t>
+      </w:r>
+    </w:p>
+    <w:p>
+      <w:pPr>
+        <w:pStyle w:val="StatusMessage"/>
+      </w:pPr>
+      <w:r>
+        <w:t>Rogue</w:t>
+      </w:r>
+    </w:p>
+    <w:p>
+      <w:pPr>
+        <w:pStyle w:val="StatusMessage"/>
+      </w:pPr>
+      <w:r>
+        <w:t>Rank F-</w:t>
+      </w:r>
+      <w:r>
+        <w:t>0</w:t>
+      </w:r>
+    </w:p>
+    <w:p>
+      <w:r>
+        <w:t>Fineous</w:t>
+      </w:r>
+      <w:r>
+        <w:t xml:space="preserve"> </w:t>
+      </w:r>
+      <w:r>
+        <w:t xml:space="preserve">walked back into the crowd and </w:t>
+      </w:r>
+      <w:r>
+        <w:t xml:space="preserve">resumed eavesdropping. </w:t>
+      </w:r>
+      <w:r>
+        <w:t>Perhaps 80% of the people</w:t>
+      </w:r>
+      <w:r>
+        <w:t xml:space="preserve"> had combat related abilities</w:t>
+      </w:r>
+      <w:r>
+        <w:t>, if you included</w:t>
+      </w:r>
+      <w:r>
+        <w:t xml:space="preserve"> elemental magic </w:t>
+      </w:r>
+      <w:r>
+        <w:t>abilities</w:t>
+      </w:r>
+      <w:r>
+        <w:t xml:space="preserve"> such as fire, wind and water. </w:t>
+      </w:r>
+      <w:r>
+        <w:t>Then there</w:t>
+      </w:r>
+      <w:r>
+        <w:t xml:space="preserve"> were </w:t>
+      </w:r>
+      <w:r>
+        <w:t>support</w:t>
+      </w:r>
+      <w:r>
+        <w:t xml:space="preserve"> </w:t>
+      </w:r>
+      <w:r>
+        <w:t>abilities</w:t>
+      </w:r>
+      <w:r>
+        <w:t xml:space="preserve"> such as healing, </w:t>
+      </w:r>
+      <w:r>
+        <w:t xml:space="preserve">crafting, </w:t>
+      </w:r>
+      <w:r>
+        <w:t>and cooking</w:t>
+      </w:r>
+      <w:r>
+        <w:t xml:space="preserve"> and the like.</w:t>
+      </w:r>
+      <w:r>
+        <w:t xml:space="preserve"> </w:t>
+      </w:r>
+      <w:r>
+        <w:t xml:space="preserve">Finishing out were some universal skills such as fitness and inventory. </w:t>
+      </w:r>
+      <w:r>
+        <w:t xml:space="preserve">In short, the </w:t>
+      </w:r>
+      <w:r>
+        <w:t>abilities</w:t>
+      </w:r>
+      <w:r>
+        <w:t xml:space="preserve"> were rather </w:t>
+      </w:r>
+      <w:r>
+        <w:t>eclectic</w:t>
+      </w:r>
+      <w:r>
+        <w:t>.</w:t>
+      </w:r>
+      <w:r>
+        <w:t xml:space="preserve"> </w:t>
+      </w:r>
+      <w:r>
+        <w:t>H</w:t>
+      </w:r>
+      <w:r>
+        <w:t>owever, they all seemed good for any video game character.</w:t>
+      </w:r>
+    </w:p>
+    <w:p>
+      <w:r>
+        <w:t xml:space="preserve">The last person obtained their class and </w:t>
+      </w:r>
+      <w:r>
+        <w:t>Endol finally called for everyone to be quiet.</w:t>
+      </w:r>
+    </w:p>
+    <w:p>
+      <w:r>
+        <w:t xml:space="preserve">In that silence Fineous called out. </w:t>
+      </w:r>
+      <w:r>
+        <w:t>“I notice no one has generalized magic</w:t>
+      </w:r>
+      <w:r>
+        <w:t>.</w:t>
+      </w:r>
+      <w:r>
+        <w:t>”</w:t>
+      </w:r>
+    </w:p>
+    <w:p>
       <w:r>
         <w:lastRenderedPageBreak/>
-        <w:t xml:space="preserve">standard elevators. </w:t>
-      </w:r>
-      <w:r>
-        <w:t xml:space="preserve">It moved 27 floors in the time it took for the doors to </w:t>
-      </w:r>
-      <w:r>
-        <w:t xml:space="preserve">close </w:t>
-      </w:r>
-      <w:r>
-        <w:t>and</w:t>
+        <w:t xml:space="preserve">“That’s because you belong to a lesser race,” Endol explained with </w:t>
+      </w:r>
+      <w:r>
+        <w:t>his usual</w:t>
+      </w:r>
+      <w:r>
+        <w:t xml:space="preserve"> air of superiority. “Only elves and other higher being</w:t>
+      </w:r>
+      <w:r>
+        <w:t>s</w:t>
+      </w:r>
+      <w:r>
+        <w:t xml:space="preserve"> have limitless magic</w:t>
+      </w:r>
+      <w:r>
+        <w:t>, not to mention the brain power and discipline</w:t>
+      </w:r>
+      <w:r>
+        <w:t xml:space="preserve"> to reach the heights</w:t>
+      </w:r>
+      <w:r>
+        <w:t>.”</w:t>
+      </w:r>
+    </w:p>
+    <w:p>
+      <w:r>
+        <w:t>“What an asshole,” someone next to me whispered.</w:t>
+      </w:r>
+    </w:p>
+    <w:p>
+      <w:r>
+        <w:t xml:space="preserve">“I heard that,” Endol </w:t>
+      </w:r>
+      <w:r>
+        <w:t>scolded</w:t>
+      </w:r>
+      <w:r>
+        <w:t>.</w:t>
+      </w:r>
+    </w:p>
+    <w:p>
+      <w:r>
+        <w:t xml:space="preserve">“Your task for today is to get to know each other. </w:t>
+      </w:r>
+      <w:r>
+        <w:t xml:space="preserve">Orientation </w:t>
+      </w:r>
+      <w:r>
+        <w:t xml:space="preserve">will start tomorrow. </w:t>
+      </w:r>
+      <w:r>
+        <w:t>Y</w:t>
+      </w:r>
+      <w:r>
+        <w:t xml:space="preserve">ou will have </w:t>
+      </w:r>
+      <w:r>
+        <w:t>until spring</w:t>
+      </w:r>
+      <w:r>
+        <w:t xml:space="preserve"> to adapt to this world. I pray that even mere mortals such as you can do that. That is all.”</w:t>
+      </w:r>
+    </w:p>
+    <w:p>
+      <w:r>
+        <w:t>Endol walked away.</w:t>
+      </w:r>
+    </w:p>
+    <w:p>
+      <w:r>
+        <w:t xml:space="preserve">Fineous walked among the people, gathering intel on all abilities. He suddenly stopped and </w:t>
+      </w:r>
+      <w:r>
+        <w:t>mused at his current state. Most dreams would have ended by now.</w:t>
       </w:r>
       <w:r>
         <w:t xml:space="preserve"> </w:t>
       </w:r>
       <w:r>
-        <w:t xml:space="preserve">then </w:t>
-      </w:r>
-      <w:r>
-        <w:t>open</w:t>
+        <w:t xml:space="preserve">Not true. Some dreams seemed unusually long. </w:t>
+      </w:r>
+      <w:r>
+        <w:t>It didn’t matter. H</w:t>
+      </w:r>
+      <w:r>
+        <w:t>e was going to enjoy it to the end, until he entered the final oblivion.</w:t>
+      </w:r>
+    </w:p>
+    <w:p>
+      <w:r>
+        <w:t xml:space="preserve">“Lunch is served,” someone announced </w:t>
+      </w:r>
+      <w:r>
+        <w:t>next to him. He the realised it was the intercom.</w:t>
+      </w:r>
+      <w:r>
+        <w:t xml:space="preserve"> </w:t>
+      </w:r>
+      <w:r>
+        <w:t xml:space="preserve">Once again </w:t>
+      </w:r>
+      <w:r>
+        <w:t>Fineous admire</w:t>
+      </w:r>
+      <w:r>
+        <w:t>d</w:t>
+      </w:r>
+      <w:r>
+        <w:t xml:space="preserve"> the fidelity of the speaker system.</w:t>
+      </w:r>
+    </w:p>
+    <w:p>
+      <w:r>
+        <w:t>Doors near the end of the stadium opened and people streamed through.</w:t>
+      </w:r>
+    </w:p>
+    <w:p>
+      <w:r>
+        <w:t>They passed through a corridor and entered a set of massive doors.</w:t>
+      </w:r>
+    </w:p>
+    <w:p>
+      <w:r>
+        <w:t>On the other side was an</w:t>
+      </w:r>
+      <w:r>
+        <w:t>other stadium set up to be an</w:t>
+      </w:r>
+      <w:r>
+        <w:t xml:space="preserve"> enormous dining room.</w:t>
+      </w:r>
+      <w:r>
+        <w:t xml:space="preserve"> </w:t>
+      </w:r>
+      <w:r>
+        <w:t>Was everything humongous, Fineous wondered?</w:t>
+      </w:r>
+      <w:r>
+        <w:t xml:space="preserve"> </w:t>
+      </w:r>
+      <w:r>
+        <w:t>That was typical in dreams. Too bad he couldn’t fly.</w:t>
+      </w:r>
+    </w:p>
+    <w:p>
+      <w:r>
+        <w:t>Fineous went to a buffet line and waited.</w:t>
+      </w:r>
+    </w:p>
+    <w:p>
+      <w:r>
+        <w:rPr>
+          <w:i/>
+        </w:rPr>
+        <w:lastRenderedPageBreak/>
+        <w:t>‘Why are buffet lines so slow?</w:t>
+      </w:r>
+      <w:r>
+        <w:t>’ Fineous wondered. But of course he knew. People like</w:t>
+      </w:r>
+      <w:r>
+        <w:t>d</w:t>
+      </w:r>
+      <w:r>
+        <w:t xml:space="preserve"> contemplating their navels instead of hurrying up and filling their plates. People were by nature inconsiderate.</w:t>
+      </w:r>
+    </w:p>
+    <w:p>
+      <w:r>
+        <w:t>Fineous’ time came and he filled his plate as quickly as possible, but had to wait for people ahead of him, who were figuratively picking their collective noses.</w:t>
+      </w:r>
+    </w:p>
+    <w:p>
+      <w:r>
+        <w:t>Fineous finally exited the line and found a table to sit on. As he ate he contemplated his personal space. It would be nice to store this food for later.</w:t>
+      </w:r>
+    </w:p>
+    <w:p>
+      <w:r>
+        <w:t xml:space="preserve">As Fineous </w:t>
+      </w:r>
+      <w:r>
+        <w:t>ate</w:t>
+      </w:r>
+      <w:r>
+        <w:t xml:space="preserve">, </w:t>
+      </w:r>
+      <w:r>
+        <w:t>realisation</w:t>
+      </w:r>
+      <w:r>
+        <w:t xml:space="preserve"> flooded his brain. “Of course,” </w:t>
+      </w:r>
+      <w:r>
+        <w:t>h</w:t>
+      </w:r>
+      <w:r>
+        <w:t xml:space="preserve">e said aloud. </w:t>
+      </w:r>
+      <w:r>
+        <w:t>His space was part of who he was, so of course he knew.</w:t>
+      </w:r>
+    </w:p>
+    <w:p>
+      <w:r>
+        <w:t>It felt good; as if he was reuniting with a part of himself he lost and forgot about.</w:t>
+      </w:r>
+    </w:p>
+    <w:p>
+      <w:r>
+        <w:t xml:space="preserve">With a mental push, Fineous grabbed </w:t>
+      </w:r>
+      <w:r>
+        <w:t>a chicken leg</w:t>
+      </w:r>
+      <w:r>
+        <w:t xml:space="preserve"> and shoved. The </w:t>
+      </w:r>
+      <w:r>
+        <w:t>chicken leg</w:t>
+      </w:r>
+      <w:r>
+        <w:t xml:space="preserve"> </w:t>
+      </w:r>
+      <w:r>
+        <w:t>disappeared and entered his space.</w:t>
+      </w:r>
+    </w:p>
+    <w:p>
+      <w:r>
+        <w:t>It didn’t of course disappear. Instead it was shoved into a space offset from the world that no mortal eyes could see.</w:t>
+      </w:r>
+    </w:p>
+    <w:p>
+      <w:r>
+        <w:t>Fineous was aware of what did the shoving, but…that thing was so alien that it boggled his mind. And yet it was part of him. Something that he felt was always part of him.</w:t>
+      </w:r>
+    </w:p>
+    <w:p>
+      <w:r>
+        <w:t>How could something be part of him all his life and yet be so alien?</w:t>
+      </w:r>
+      <w:r>
+        <w:t xml:space="preserve"> It seemed to exist and not exist at the same time. No perception could see it but it was never the less there.</w:t>
+      </w:r>
+    </w:p>
+    <w:p>
+      <w:r>
+        <w:rPr>
+          <w:i/>
+        </w:rPr>
+        <w:t>‘But how big was my space?’</w:t>
+      </w:r>
+      <w:r>
+        <w:t xml:space="preserve"> Fineous wondered. </w:t>
+      </w:r>
+      <w:r>
+        <w:t xml:space="preserve">That was a mystery. </w:t>
+      </w:r>
+      <w:r>
+        <w:t xml:space="preserve">He couldn’t detect the limits of the space. Its only known limitation was the effort it took to use his personal space. But </w:t>
+      </w:r>
+      <w:r>
+        <w:t>that would improve with exercise</w:t>
+      </w:r>
+      <w:r>
+        <w:t>.</w:t>
+      </w:r>
+      <w:r>
+        <w:t xml:space="preserve"> His mysterious something needed exercise.</w:t>
+      </w:r>
+    </w:p>
+    <w:p>
+      <w:r>
+        <w:lastRenderedPageBreak/>
+        <w:t>Fineous shook his head. Thinking too deeply was giving him a headache. It was something that could be saved for later.</w:t>
+      </w:r>
+    </w:p>
+    <w:p>
+      <w:r>
+        <w:t>Strangely his exploration was making him famished.</w:t>
+      </w:r>
+    </w:p>
+    <w:p>
+      <w:r>
+        <w:t>The important thing was that t</w:t>
+      </w:r>
+      <w:r>
+        <w:t xml:space="preserve">he operation was a success. Furthermore, </w:t>
+      </w:r>
+      <w:r>
+        <w:t xml:space="preserve">he knew </w:t>
+      </w:r>
+      <w:r>
+        <w:t>the foo</w:t>
+      </w:r>
+      <w:r>
+        <w:t>d would stay fresh indefinitely, begging all kinds of scientific questions.</w:t>
+      </w:r>
+    </w:p>
+    <w:p>
+      <w:r>
+        <w:t xml:space="preserve">“I really am a rogue, stealing food from a buffet,” Fineous </w:t>
+      </w:r>
+      <w:r>
+        <w:t>declared</w:t>
       </w:r>
       <w:r>
         <w:t xml:space="preserve">. </w:t>
       </w:r>
       <w:r>
-        <w:t>T</w:t>
-      </w:r>
-      <w:r>
-        <w:t>hey did say reality was a dream.</w:t>
-      </w:r>
-      <w:r>
-        <w:t xml:space="preserve"> Or was it a video game?</w:t>
-      </w:r>
-      <w:r>
-        <w:t xml:space="preserve"> Definitely a video </w:t>
-      </w:r>
-      <w:r>
-        <w:t>game</w:t>
-      </w:r>
-      <w:r>
-        <w:t xml:space="preserve"> and the previous one was crap.</w:t>
-      </w:r>
-    </w:p>
-    <w:p>
-      <w:pPr>
-        <w:pStyle w:val="StatusMessage"/>
-      </w:pPr>
-      <w:r>
-        <w:t>Select your name</w:t>
-      </w:r>
-    </w:p>
-    <w:p>
-      <w:pPr>
-        <w:rPr>
-          <w:i/>
-        </w:rPr>
-      </w:pPr>
-      <w:r>
-        <w:t xml:space="preserve">Frank paused a moment and said, </w:t>
-      </w:r>
-      <w:r>
-        <w:rPr>
-          <w:i/>
-        </w:rPr>
-        <w:t>‘Fineous Bog</w:t>
-      </w:r>
-      <w:r>
-        <w:rPr>
-          <w:i/>
-        </w:rPr>
-        <w:t>g</w:t>
-      </w:r>
-      <w:r>
-        <w:rPr>
-          <w:i/>
-        </w:rPr>
-        <w:t>.’</w:t>
-      </w:r>
-    </w:p>
-    <w:p>
-      <w:r>
-        <w:t>Time suddenly resumed. Startled, Frank…corrections, Fineous looked up and saw his name</w:t>
-      </w:r>
-      <w:r>
-        <w:t>, rank</w:t>
-      </w:r>
-      <w:r>
-        <w:t xml:space="preserve"> and profession. He hadn’t realized time had stopped for everyone in the room.</w:t>
-      </w:r>
-    </w:p>
-    <w:p>
-      <w:pPr>
-        <w:pStyle w:val="StatusMessage"/>
-      </w:pPr>
-      <w:r>
-        <w:t>Fineous Bogg</w:t>
-      </w:r>
-    </w:p>
-    <w:p>
-      <w:pPr>
-        <w:pStyle w:val="StatusMessage"/>
-      </w:pPr>
-      <w:r>
-        <w:t>Rogue</w:t>
-      </w:r>
-    </w:p>
-    <w:p>
-      <w:pPr>
-        <w:pStyle w:val="StatusMessage"/>
-      </w:pPr>
-      <w:r>
-        <w:t>Rank F-</w:t>
-      </w:r>
-      <w:r>
-        <w:t>0</w:t>
-      </w:r>
-    </w:p>
-    <w:p>
-      <w:r>
-        <w:t>Fineous</w:t>
-      </w:r>
-      <w:r>
-        <w:t xml:space="preserve"> </w:t>
-      </w:r>
-      <w:r>
-        <w:t xml:space="preserve">walked back into the crowd and </w:t>
-      </w:r>
-      <w:r>
-        <w:t xml:space="preserve">resumed eavesdropping. </w:t>
-      </w:r>
-      <w:r>
-        <w:t>Perhaps 80% of the people</w:t>
-      </w:r>
-      <w:r>
-        <w:t xml:space="preserve"> had combat related abilities</w:t>
-      </w:r>
-      <w:r>
-        <w:t>, if you included</w:t>
-      </w:r>
-      <w:r>
-        <w:t xml:space="preserve"> elemental magic </w:t>
-      </w:r>
-      <w:r>
-        <w:t>abilities</w:t>
-      </w:r>
-      <w:r>
-        <w:t xml:space="preserve"> such as fire, wind and water. </w:t>
-      </w:r>
-      <w:r>
-        <w:t>Then there</w:t>
-      </w:r>
-      <w:r>
-        <w:t xml:space="preserve"> were </w:t>
-      </w:r>
-      <w:r>
-        <w:t>support</w:t>
-      </w:r>
-      <w:r>
-        <w:t xml:space="preserve"> </w:t>
-      </w:r>
-      <w:r>
-        <w:t>abilities</w:t>
-      </w:r>
-      <w:r>
-        <w:t xml:space="preserve"> such as healing, </w:t>
-      </w:r>
-      <w:r>
-        <w:t xml:space="preserve">crafting, </w:t>
-      </w:r>
-      <w:r>
-        <w:t>and cooking</w:t>
-      </w:r>
-      <w:r>
-        <w:t xml:space="preserve"> and the like.</w:t>
-      </w:r>
-      <w:r>
-        <w:t xml:space="preserve"> </w:t>
-      </w:r>
-      <w:r>
-        <w:t xml:space="preserve">Finishing out were some universal skills such as fitness and inventory. </w:t>
-      </w:r>
-      <w:r>
-        <w:t xml:space="preserve">In short, the </w:t>
-      </w:r>
-      <w:r>
-        <w:t>abilities</w:t>
-      </w:r>
-      <w:r>
-        <w:t xml:space="preserve"> were rather </w:t>
-      </w:r>
-      <w:r>
-        <w:t>eclectic</w:t>
+        <w:t>After storing food and eating the rest</w:t>
+      </w:r>
+      <w:r>
+        <w:t xml:space="preserve"> he rejoined the food line. He was determined to collect food for emergencies.</w:t>
+      </w:r>
+    </w:p>
+    <w:p>
+      <w:r>
+        <w:t>As Fineous was working on his fourth plate, Endol stepped up to the stage</w:t>
+      </w:r>
+      <w:r>
+        <w:t xml:space="preserve">. He stared directly at Fineous and </w:t>
+      </w:r>
+      <w:r>
+        <w:t>said, “I see some of you are learning to use your personal storage spaces. You may save food for later if you wi</w:t>
+      </w:r>
+      <w:r>
+        <w:t xml:space="preserve">sh, since this is good training, and </w:t>
+      </w:r>
+      <w:r>
+        <w:t>this isn’t a restaurant</w:t>
       </w:r>
       <w:r>
         <w:t>.</w:t>
       </w:r>
-      <w:r>
-        <w:t xml:space="preserve"> </w:t>
-      </w:r>
-      <w:r>
-        <w:t>H</w:t>
-      </w:r>
-      <w:r>
-        <w:t>owever, they all seemed good for any video game character.</w:t>
-      </w:r>
-    </w:p>
-    <w:p>
-      <w:r>
-        <w:t xml:space="preserve">The last person obtained their class and </w:t>
-      </w:r>
-      <w:r>
-        <w:t>Endol finally called for everyone to be quiet.</w:t>
-      </w:r>
-    </w:p>
-    <w:p>
-      <w:r>
-        <w:t xml:space="preserve">In that silence Fineous called out. </w:t>
-      </w:r>
-      <w:r>
-        <w:t>“I notice no one has generalized magic</w:t>
+    </w:p>
+    <w:p>
+      <w:r>
+        <w:t xml:space="preserve">“However, remember to always pay </w:t>
+      </w:r>
+      <w:r>
+        <w:t>for</w:t>
+      </w:r>
+      <w:r>
+        <w:t xml:space="preserve"> things o</w:t>
+      </w:r>
+      <w:r>
+        <w:t>r</w:t>
+      </w:r>
+      <w:r>
+        <w:t xml:space="preserve"> you WILL get </w:t>
+      </w:r>
+      <w:r>
+        <w:t>prosecuted</w:t>
+      </w:r>
+      <w:r>
+        <w:t>. That is all.”</w:t>
+      </w:r>
+    </w:p>
+    <w:p>
+      <w:r>
+        <w:t xml:space="preserve">Feeling </w:t>
+      </w:r>
+      <w:r>
+        <w:t>in the spotlight</w:t>
+      </w:r>
+      <w:r>
+        <w:t>, Fineous suddenly felt as if he was pressed against a misty curtain</w:t>
+      </w:r>
+      <w:r>
+        <w:t xml:space="preserve"> and stepped through.</w:t>
+      </w:r>
+    </w:p>
+    <w:p>
+      <w:r>
+        <w:t>The passage was as natural as breathing.</w:t>
+      </w:r>
+    </w:p>
+    <w:p>
+      <w:r>
+        <w:t>All about the world became dark and misty. The people and objects around became distorted. Soon all was mist, giving F</w:t>
+      </w:r>
+      <w:r>
+        <w:t>ineous the willies</w:t>
       </w:r>
       <w:r>
         <w:t>.</w:t>
       </w:r>
-      <w:r>
-        <w:t>”</w:t>
-      </w:r>
-    </w:p>
-    <w:p>
-      <w:r>
-        <w:t xml:space="preserve">“That’s because you belong to a lesser race,” Endol explained with </w:t>
-      </w:r>
-      <w:r>
-        <w:t>his usual</w:t>
-      </w:r>
-      <w:r>
-        <w:t xml:space="preserve"> air of superiority. “Only elves and other higher being</w:t>
-      </w:r>
-      <w:r>
-        <w:t>s</w:t>
-      </w:r>
-      <w:r>
-        <w:t xml:space="preserve"> have limitless magic</w:t>
-      </w:r>
-      <w:r>
-        <w:t>, not to mention the brain power and discipline</w:t>
-      </w:r>
-      <w:r>
-        <w:t xml:space="preserve"> to reach the heights</w:t>
-      </w:r>
-      <w:r>
-        <w:t>.”</w:t>
-      </w:r>
-    </w:p>
-    <w:p>
-      <w:r>
-        <w:t>“What an asshole,” someone next to me whispered.</w:t>
+    </w:p>
+    <w:p>
+      <w:r>
+        <w:t>Then Fineous noticed movement in the swirling mists.</w:t>
+      </w:r>
+    </w:p>
+    <w:p>
+      <w:r>
+        <w:t xml:space="preserve">Monsters! There were monsters there, </w:t>
+      </w:r>
+      <w:r>
+        <w:t>mindless things of hunger and rage</w:t>
+      </w:r>
+      <w:r>
+        <w:t>.</w:t>
+      </w:r>
+    </w:p>
+    <w:p>
+      <w:r>
+        <w:t>Panicking, Fineous stepped back</w:t>
+      </w:r>
+      <w:r>
+        <w:t>.</w:t>
+      </w:r>
+    </w:p>
+    <w:p>
+      <w:r>
+        <w:t>Fineous was back in the real world.</w:t>
       </w:r>
     </w:p>
     <w:p>
       <w:r>
         <w:lastRenderedPageBreak/>
-        <w:t xml:space="preserve">“I heard that,” Endol </w:t>
-      </w:r>
-      <w:r>
-        <w:t>scolded</w:t>
-      </w:r>
-      <w:r>
-        <w:t>.</w:t>
-      </w:r>
-    </w:p>
-    <w:p>
-      <w:r>
-        <w:t xml:space="preserve">“Your task for today is to get to know each other. </w:t>
-      </w:r>
-      <w:r>
-        <w:t xml:space="preserve">Orientation </w:t>
-      </w:r>
-      <w:r>
-        <w:t xml:space="preserve">will start tomorrow. </w:t>
-      </w:r>
-      <w:r>
-        <w:t>Y</w:t>
-      </w:r>
-      <w:r>
-        <w:t xml:space="preserve">ou will have </w:t>
-      </w:r>
-      <w:r>
-        <w:t>until spring</w:t>
-      </w:r>
-      <w:r>
-        <w:t xml:space="preserve"> to adapt to this world. I pray that even mere mortals such as you can do that. That is all.”</w:t>
-      </w:r>
-    </w:p>
-    <w:p>
-      <w:r>
-        <w:t>Endol walked away.</w:t>
-      </w:r>
-    </w:p>
-    <w:p>
-      <w:r>
-        <w:t xml:space="preserve">Fineous walked among the people, gathering intel on all abilities. He suddenly stopped and </w:t>
-      </w:r>
-      <w:r>
-        <w:t>mused at his current state. Most dreams would have ended by now.</w:t>
-      </w:r>
-      <w:r>
-        <w:t xml:space="preserve"> </w:t>
-      </w:r>
-      <w:r>
-        <w:t xml:space="preserve">Not true. Some dreams seemed unusually long. </w:t>
-      </w:r>
-      <w:r>
-        <w:t>It didn’t matter. H</w:t>
-      </w:r>
-      <w:r>
-        <w:t>e was going to enjoy it to the end, until he entered the final oblivion.</w:t>
-      </w:r>
-    </w:p>
-    <w:p>
-      <w:r>
-        <w:t>“Lunch is served,” someone announced over the intercom.</w:t>
-      </w:r>
-      <w:r>
-        <w:t xml:space="preserve"> Fineous paused to admire the fidelity of the speaker system. It felt as if the person was next to him.</w:t>
-      </w:r>
-    </w:p>
-    <w:p>
-      <w:r>
-        <w:t>Doors near the end of the stadium opened and people streamed through.</w:t>
-      </w:r>
-    </w:p>
-    <w:p>
-      <w:r>
-        <w:t>On the other side was an</w:t>
-      </w:r>
-      <w:r>
-        <w:t>other stadium set up to be an</w:t>
-      </w:r>
-      <w:r>
-        <w:t xml:space="preserve"> enormous dining room.</w:t>
-      </w:r>
-      <w:r>
-        <w:t xml:space="preserve"> </w:t>
-      </w:r>
-      <w:r>
-        <w:t>Was everything humongous, Fineous wondered?</w:t>
-      </w:r>
-      <w:r>
-        <w:t xml:space="preserve"> </w:t>
-      </w:r>
-      <w:r>
-        <w:t>That was typical in dreams. Too bad he couldn’t fly.</w:t>
-      </w:r>
-    </w:p>
-    <w:p>
-      <w:r>
-        <w:t>Fineous went to a buffet line and waited.</w:t>
-      </w:r>
-    </w:p>
-    <w:p>
-      <w:r>
-        <w:rPr>
-          <w:i/>
-        </w:rPr>
-        <w:t>‘Why are buffet lines so slow?</w:t>
-      </w:r>
-      <w:r>
-        <w:t>’ Fineous wondered. But of course he knew. People like</w:t>
-      </w:r>
-      <w:r>
-        <w:t>d</w:t>
-      </w:r>
-      <w:r>
-        <w:t xml:space="preserve"> contemplating their navels instead of hurrying up and filling their plates. People were by nature inconsiderate.</w:t>
-      </w:r>
-    </w:p>
-    <w:p>
-      <w:r>
-        <w:t>Fineous’ time came and he filled his plate as quickly as possible, but had to wait for people ahead of him, who were figuratively picking their collective noses.</w:t>
-      </w:r>
-    </w:p>
-    <w:p>
-      <w:r>
-        <w:lastRenderedPageBreak/>
-        <w:t>Fineous finally exited the line and found a table to sit on. As he ate he contemplated his personal space. It would be nice to store this food for later.</w:t>
-      </w:r>
-    </w:p>
-    <w:p>
-      <w:r>
-        <w:t xml:space="preserve">As Fineous </w:t>
-      </w:r>
-      <w:r>
-        <w:t>ate</w:t>
-      </w:r>
-      <w:r>
-        <w:t xml:space="preserve">, </w:t>
-      </w:r>
-      <w:r>
-        <w:t>realisation</w:t>
-      </w:r>
-      <w:r>
-        <w:t xml:space="preserve"> flooded his brain. “Of course,” </w:t>
-      </w:r>
-      <w:r>
-        <w:t>h</w:t>
-      </w:r>
-      <w:r>
-        <w:t xml:space="preserve">e said aloud. </w:t>
-      </w:r>
-      <w:r>
-        <w:t>His space was part of who he was, so of course he knew.</w:t>
-      </w:r>
-    </w:p>
-    <w:p>
-      <w:r>
-        <w:t>It felt good; as if he was reuniting with a part of himself he lost and forgot about.</w:t>
-      </w:r>
-    </w:p>
-    <w:p>
-      <w:r>
-        <w:t xml:space="preserve">With a mental push, Fineous grabbed </w:t>
-      </w:r>
-      <w:r>
-        <w:t>a chicken leg</w:t>
-      </w:r>
-      <w:r>
-        <w:t xml:space="preserve"> and shoved. The </w:t>
-      </w:r>
-      <w:r>
-        <w:t>chicken leg</w:t>
-      </w:r>
-      <w:r>
-        <w:t xml:space="preserve"> </w:t>
-      </w:r>
-      <w:r>
-        <w:t xml:space="preserve">disappeared and entered his space. The operation was a success. Furthermore, </w:t>
-      </w:r>
-      <w:r>
-        <w:t xml:space="preserve">he knew </w:t>
-      </w:r>
-      <w:r>
-        <w:t>the foo</w:t>
-      </w:r>
-      <w:r>
-        <w:t>d would stay fresh indefinitely, begging all kinds of scientific questions.</w:t>
-      </w:r>
-    </w:p>
-    <w:p>
-      <w:r>
-        <w:t xml:space="preserve">“I really am a rogue, stealing food from a buffet,” Fineous snickered. </w:t>
-      </w:r>
-      <w:r>
-        <w:t>After storing food and eating the rest</w:t>
-      </w:r>
-      <w:r>
-        <w:t xml:space="preserve"> he rejoined the food line. He was determined to collect food for emergencies.</w:t>
-      </w:r>
-    </w:p>
-    <w:p>
-      <w:r>
-        <w:rPr>
-          <w:i/>
-        </w:rPr>
-        <w:t>‘But how big was my space?’</w:t>
-      </w:r>
-      <w:r>
-        <w:t xml:space="preserve"> Fineous wondered. </w:t>
-      </w:r>
-      <w:r>
-        <w:t xml:space="preserve">That was a mystery. </w:t>
-      </w:r>
-      <w:r>
-        <w:t xml:space="preserve">He couldn’t detect the limits of the space. Its only known limitation was the </w:t>
-      </w:r>
-      <w:r>
-        <w:t>effort</w:t>
-      </w:r>
-      <w:r>
-        <w:t xml:space="preserve"> it took to use his personal space.</w:t>
-      </w:r>
-      <w:r>
-        <w:t xml:space="preserve"> But that would improve with practice.</w:t>
-      </w:r>
-    </w:p>
-    <w:p>
-      <w:r>
-        <w:t>As Fineous was working on his fourth plate, Endol stepped up to the stage</w:t>
-      </w:r>
-      <w:r>
-        <w:t xml:space="preserve">. He stared directly at Fineous and </w:t>
-      </w:r>
-      <w:r>
-        <w:t>said, “I see some of you are learning to use your personal storage spaces. You may save food for later if you wi</w:t>
-      </w:r>
-      <w:r>
-        <w:t xml:space="preserve">sh, since this is good training, and </w:t>
-      </w:r>
-      <w:r>
-        <w:t>this isn’t a restaurant</w:t>
-      </w:r>
-      <w:r>
-        <w:t>.</w:t>
-      </w:r>
-    </w:p>
-    <w:p>
-      <w:r>
-        <w:t xml:space="preserve">“However, remember to always pay </w:t>
-      </w:r>
-      <w:r>
-        <w:t>for</w:t>
-      </w:r>
-      <w:r>
-        <w:t xml:space="preserve"> things o</w:t>
-      </w:r>
-      <w:r>
-        <w:t>r</w:t>
-      </w:r>
-      <w:r>
-        <w:t xml:space="preserve"> you WILL get </w:t>
-      </w:r>
-      <w:r>
-        <w:t>prosecuted</w:t>
-      </w:r>
-      <w:r>
-        <w:t>. That is all.”</w:t>
-      </w:r>
-    </w:p>
-    <w:p>
-      <w:r>
-        <w:t xml:space="preserve">Feeling </w:t>
-      </w:r>
-      <w:r>
-        <w:t>in the spotlight</w:t>
-      </w:r>
-      <w:r>
-        <w:t>, Fineous suddenly felt as if he was pressed against a misty curtain</w:t>
-      </w:r>
-      <w:r>
-        <w:t xml:space="preserve"> and stepped through.</w:t>
-      </w:r>
-    </w:p>
-    <w:p>
-      <w:r>
-        <w:t>The passage was as natural as breathing.</w:t>
-      </w:r>
-    </w:p>
-    <w:p>
-      <w:r>
-        <w:lastRenderedPageBreak/>
-        <w:t>All about the world became dark and misty. The people and objects around became distorted. Soon all was mist, giving F</w:t>
-      </w:r>
-      <w:r>
-        <w:t>ineous the willies</w:t>
-      </w:r>
-      <w:r>
-        <w:t>.</w:t>
-      </w:r>
-    </w:p>
-    <w:p>
-      <w:r>
-        <w:t>Then Fineous noticed movement in the swirling mists.</w:t>
-      </w:r>
-    </w:p>
-    <w:p>
-      <w:r>
-        <w:t xml:space="preserve">Monsters! There were monsters there, </w:t>
-      </w:r>
-      <w:r>
-        <w:t>mindless things of hunger and rage</w:t>
-      </w:r>
-      <w:r>
-        <w:t>.</w:t>
-      </w:r>
-    </w:p>
-    <w:p>
-      <w:r>
-        <w:t>Panicking, Fineous stepped back</w:t>
-      </w:r>
-      <w:r>
-        <w:t>.</w:t>
-      </w:r>
-    </w:p>
-    <w:p>
-      <w:r>
-        <w:t>Fineous was back in the real world.</w:t>
-      </w:r>
-    </w:p>
-    <w:p>
-      <w:r>
         <w:t xml:space="preserve">However, </w:t>
       </w:r>
       <w:r>
@@ -4090,93 +4140,90 @@
         <w:t>W</w:t>
       </w:r>
       <w:r>
-        <w:t xml:space="preserve">hen I mentioned that, he </w:t>
-      </w:r>
+        <w:t xml:space="preserve">hen I mentioned that, he intuitively activated his </w:t>
+      </w:r>
+      <w:r>
+        <w:t xml:space="preserve">Shadow </w:t>
+      </w:r>
+      <w:r>
+        <w:t>ability</w:t>
+      </w:r>
+      <w:r>
+        <w:t xml:space="preserve"> and disappeared from normal vision for a brief moment</w:t>
+      </w:r>
+      <w:r>
+        <w:t>.</w:t>
+      </w:r>
+      <w:r>
+        <w:t>”</w:t>
+      </w:r>
+    </w:p>
+    <w:p>
+      <w:r>
+        <w:t>Endol snickered and the</w:t>
+      </w:r>
+      <w:r>
+        <w:t>n</w:t>
+      </w:r>
+      <w:r>
+        <w:t xml:space="preserve"> said, </w:t>
+      </w:r>
+      <w:r>
+        <w:t xml:space="preserve">“I bet </w:t>
+      </w:r>
+      <w:r>
+        <w:t>being surrounded by monsters</w:t>
+      </w:r>
+      <w:r>
+        <w:t xml:space="preserve"> gave him quite a </w:t>
+      </w:r>
+      <w:r>
+        <w:t>surprise</w:t>
+      </w:r>
+      <w:r>
+        <w:t>.”</w:t>
+      </w:r>
+    </w:p>
+    <w:p>
+      <w:r>
+        <w:t>The cloaked figure watched as Fineous strutted around</w:t>
+      </w:r>
+      <w:r>
+        <w:t xml:space="preserve"> with a goofy grin</w:t>
+      </w:r>
+      <w:r>
+        <w:t xml:space="preserve">. “He really thinks he’s hot stuff, doesn’t he? As if he is the most handsome person </w:t>
+      </w:r>
+      <w:r>
+        <w:t>in the domain</w:t>
+      </w:r>
+      <w:r>
+        <w:t>,” the figure said.</w:t>
+      </w:r>
+    </w:p>
+    <w:p>
+      <w:r>
+        <w:t xml:space="preserve">“I won’t deny he’s attractive even by </w:t>
+      </w:r>
+      <w:r>
+        <w:t>elfin</w:t>
+      </w:r>
+      <w:r>
+        <w:t xml:space="preserve"> standards. However, he’s still just a mere mortal, inferior to even the lowliest elf</w:t>
+      </w:r>
+      <w:r>
+        <w:t>. I still think you are wasting your time coming here</w:t>
+      </w:r>
+      <w:r>
+        <w:t>,” Endol said.</w:t>
+      </w:r>
+      <w:r>
+        <w:t xml:space="preserve"> “Excuse me. I have an announcement to make.”</w:t>
+      </w:r>
+    </w:p>
+    <w:p>
       <w:r>
         <w:lastRenderedPageBreak/>
-        <w:t xml:space="preserve">intuitively activated his </w:t>
-      </w:r>
-      <w:r>
-        <w:t xml:space="preserve">Shadow </w:t>
-      </w:r>
-      <w:r>
-        <w:t>ability</w:t>
-      </w:r>
-      <w:r>
-        <w:t xml:space="preserve"> and disappeared from normal vision for a brief moment</w:t>
-      </w:r>
-      <w:r>
-        <w:t>.</w:t>
-      </w:r>
-      <w:r>
-        <w:t>”</w:t>
-      </w:r>
-    </w:p>
-    <w:p>
-      <w:r>
-        <w:t>Endol snickered and the</w:t>
-      </w:r>
-      <w:r>
-        <w:t>n</w:t>
-      </w:r>
-      <w:r>
-        <w:t xml:space="preserve"> said, </w:t>
-      </w:r>
-      <w:r>
-        <w:t xml:space="preserve">“I bet </w:t>
-      </w:r>
-      <w:r>
-        <w:t>being surrounded by monsters</w:t>
-      </w:r>
-      <w:r>
-        <w:t xml:space="preserve"> gave him quite a </w:t>
-      </w:r>
-      <w:r>
-        <w:t>surprise</w:t>
-      </w:r>
-      <w:r>
-        <w:t>.”</w:t>
-      </w:r>
-    </w:p>
-    <w:p>
-      <w:r>
-        <w:t>The cloaked figure watched as Fineous strutted around</w:t>
-      </w:r>
-      <w:r>
-        <w:t xml:space="preserve"> with a goofy grin</w:t>
-      </w:r>
-      <w:r>
-        <w:t xml:space="preserve">. “He really thinks he’s hot stuff, doesn’t he? As if he is the most handsome person </w:t>
-      </w:r>
-      <w:r>
-        <w:t>in the domain</w:t>
-      </w:r>
-      <w:r>
-        <w:t>,” the figure said.</w:t>
-      </w:r>
-    </w:p>
-    <w:p>
-      <w:r>
-        <w:t xml:space="preserve">“I won’t deny he’s attractive even by </w:t>
-      </w:r>
-      <w:r>
-        <w:t>elfin</w:t>
-      </w:r>
-      <w:r>
-        <w:t xml:space="preserve"> standards. However, he’s still just a mere mortal, inferior to even the lowliest elf</w:t>
-      </w:r>
-      <w:r>
-        <w:t>. I still think you are wasting your time coming here</w:t>
-      </w:r>
-      <w:r>
-        <w:t>,” Endol said.</w:t>
-      </w:r>
-      <w:r>
-        <w:t xml:space="preserve"> “Excuse me. I have an announcement to make.”</w:t>
-      </w:r>
-    </w:p>
-    <w:p>
-      <w:r>
         <w:t xml:space="preserve">Endol left the hooded figure and headed for the stage. </w:t>
       </w:r>
       <w:r>
@@ -4186,7 +4233,41 @@
         <w:t xml:space="preserve"> </w:t>
       </w:r>
       <w:r>
-        <w:t>said to the audience, “Once you finish eating, exit through the doors to the right. There you will find a training area where you can get comfortable with your new abilities.”</w:t>
+        <w:t>said to the audience, “</w:t>
+      </w:r>
+      <w:r>
+        <w:t>Attention everyone. Some of you have started exploring your abilities. That’s excellent. Keep up the good work.</w:t>
+      </w:r>
+    </w:p>
+    <w:p>
+      <w:r>
+        <w:t>“However I need to warn you. The training of your abilities requires essence, and you came here with limited unallocated essence.</w:t>
+      </w:r>
+    </w:p>
+    <w:p>
+      <w:r>
+        <w:t>“If you are experiencing a strange type of hunger, that is the reason.</w:t>
+      </w:r>
+    </w:p>
+    <w:p>
+      <w:r>
+        <w:t>“There is only one way to satisfy that hunger. You must hunt monsters.</w:t>
+      </w:r>
+    </w:p>
+    <w:p>
+      <w:r>
+        <w:t>“</w:t>
+      </w:r>
+      <w:r>
+        <w:t>Once you finish eating, exit through the doors to the right. There you will find a training area where you can get comfo</w:t>
+      </w:r>
+      <w:r>
+        <w:t>rtable with your new abilities.</w:t>
+      </w:r>
+    </w:p>
+    <w:p>
+      <w:r>
+        <w:t>“That is all.”</w:t>
       </w:r>
     </w:p>
     <w:p>
@@ -4293,7 +4374,13 @@
     </w:p>
     <w:p>
       <w:r>
-        <w:t xml:space="preserve">“Once you finish eating, exit through the doors to the right. There you will find a training area where you can get comfortable with your new abilities,” </w:t>
+        <w:t>“</w:t>
+      </w:r>
+      <w:r>
+        <w:t>…Beyond that is an area containing low F-Rank monsters that you can hunt. That is all</w:t>
+      </w:r>
+      <w:r>
+        <w:t xml:space="preserve">,” </w:t>
       </w:r>
       <w:r>
         <w:t xml:space="preserve">Endol </w:t>
@@ -4304,26 +4391,29 @@
     </w:p>
     <w:p>
       <w:r>
+        <w:t xml:space="preserve">Fineous turned and </w:t>
+      </w:r>
+      <w:r>
+        <w:t>noticed</w:t>
+      </w:r>
+      <w:r>
+        <w:t xml:space="preserve"> a cloaked figure hidden in a corner of the </w:t>
+      </w:r>
+      <w:r>
+        <w:t>stadium</w:t>
+      </w:r>
+      <w:r>
+        <w:t>. The figure seemed feminine</w:t>
+      </w:r>
+      <w:r>
+        <w:t xml:space="preserve"> and she was staring at him</w:t>
+      </w:r>
+      <w:r>
+        <w:t xml:space="preserve">. </w:t>
+      </w:r>
+      <w:r>
         <w:lastRenderedPageBreak/>
-        <w:t xml:space="preserve">Fineous turned and </w:t>
-      </w:r>
-      <w:r>
-        <w:t>noticed</w:t>
-      </w:r>
-      <w:r>
-        <w:t xml:space="preserve"> a cloaked figure hidden in a corner of the </w:t>
-      </w:r>
-      <w:r>
-        <w:t>stadium</w:t>
-      </w:r>
-      <w:r>
-        <w:t>. The figure seemed feminine</w:t>
-      </w:r>
-      <w:r>
-        <w:t xml:space="preserve"> and she was staring at him</w:t>
-      </w:r>
-      <w:r>
-        <w:t>. Staring directly at the figure, he grinned</w:t>
+        <w:t>Staring directly at the figure, he grinned</w:t>
       </w:r>
       <w:r>
         <w:t xml:space="preserve"> and </w:t>
@@ -4529,18 +4619,18 @@
     </w:p>
     <w:p>
       <w:r>
+        <w:t xml:space="preserve">Since this was his first time, Fineous decided to use the easiest </w:t>
+      </w:r>
+      <w:r>
+        <w:t>trellis</w:t>
+      </w:r>
+      <w:r>
+        <w:t>. Walking up to it, he began climbing.</w:t>
+      </w:r>
+    </w:p>
+    <w:p>
+      <w:r>
         <w:lastRenderedPageBreak/>
-        <w:t xml:space="preserve">Since this was his first time, Fineous decided to use the easiest </w:t>
-      </w:r>
-      <w:r>
-        <w:t>trellis</w:t>
-      </w:r>
-      <w:r>
-        <w:t>. Walking up to it, he began climbing.</w:t>
-      </w:r>
-    </w:p>
-    <w:p>
-      <w:r>
         <w:t xml:space="preserve">After the third floor, Fineous found himself getting tired. He paused a moment and admired the mountain range in front of </w:t>
       </w:r>
       <w:r>
@@ -4770,23 +4860,23 @@
     </w:p>
     <w:p>
       <w:r>
+        <w:t>“Look at that,” Fineous said</w:t>
+      </w:r>
+      <w:r>
+        <w:t>, pointing</w:t>
+      </w:r>
+      <w:r>
+        <w:t>. “What do you see?”</w:t>
+      </w:r>
+    </w:p>
+    <w:p>
+      <w:r>
+        <w:t>Aragorn looked and said, “Those look like dragons.”</w:t>
+      </w:r>
+    </w:p>
+    <w:p>
+      <w:r>
         <w:lastRenderedPageBreak/>
-        <w:t>“Look at that,” Fineous said</w:t>
-      </w:r>
-      <w:r>
-        <w:t>, pointing</w:t>
-      </w:r>
-      <w:r>
-        <w:t>. “What do you see?”</w:t>
-      </w:r>
-    </w:p>
-    <w:p>
-      <w:r>
-        <w:t>Aragorn looked and said, “Those look like dragons.”</w:t>
-      </w:r>
-    </w:p>
-    <w:p>
-      <w:r>
         <w:t>“Precisely my point,” Fineous said excitedly, almost hopping up and down with excitement. “By the way, my name is Frank. No. My name is Fineous. I will have to get used to that.</w:t>
       </w:r>
       <w:r>
@@ -4839,7 +4929,20 @@
         <w:t>ed</w:t>
       </w:r>
       <w:r>
-        <w:t xml:space="preserve"> him Dr. Frankenstein. I heard he died after taking some sort of toxic substance. Mad scientist to the end</w:t>
+        <w:t xml:space="preserve"> him Dr. Frankenstein. I heard he died after taking some sort of toxic substance.</w:t>
+      </w:r>
+    </w:p>
+    <w:p>
+      <w:r>
+        <w:t>“Others say it was the truck that killed him.</w:t>
+      </w:r>
+    </w:p>
+    <w:p>
+      <w:r>
+        <w:t>“</w:t>
+      </w:r>
+      <w:r>
+        <w:t>Mad scientist to the end</w:t>
       </w:r>
       <w:r>
         <w:t>, everyone says.”</w:t>
@@ -5008,7 +5111,20 @@
     </w:p>
     <w:p>
       <w:r>
-        <w:t xml:space="preserve">“Did someone say strength?” a voice called. He was massive like a gorilla </w:t>
+        <w:t>“Did someon</w:t>
+      </w:r>
+      <w:r>
+        <w:t>e say strength?” a voice called as a head popped over the retaining wall of the terrace.</w:t>
+      </w:r>
+    </w:p>
+    <w:p>
+      <w:r>
+        <w:t>A moment later a man stepped onto the terrace.</w:t>
+      </w:r>
+    </w:p>
+    <w:p>
+      <w:r>
+        <w:t xml:space="preserve"> He was massive like a gorilla </w:t>
       </w:r>
       <w:r>
         <w:t>and with a battle-hardened face</w:t>
@@ -5044,7 +5160,19 @@
         <w:t>.</w:t>
       </w:r>
       <w:r>
-        <w:t xml:space="preserve"> Strangely, the combination worked incredibly well, making him rather attractive.</w:t>
+        <w:t xml:space="preserve"> Strangely, the combination worked incredibly well, making him </w:t>
+      </w:r>
+      <w:r>
+        <w:t xml:space="preserve">both </w:t>
+      </w:r>
+      <w:r>
+        <w:t>attractive</w:t>
+      </w:r>
+      <w:r>
+        <w:t xml:space="preserve"> and cuddly like a bear</w:t>
+      </w:r>
+      <w:r>
+        <w:t>.</w:t>
       </w:r>
     </w:p>
     <w:p>
@@ -5077,6 +5205,7 @@
     </w:p>
     <w:p>
       <w:r>
+        <w:lastRenderedPageBreak/>
         <w:t>“I see you dye</w:t>
       </w:r>
       <w:r>
@@ -5093,6 +5222,1491 @@
       </w:r>
       <w:r>
         <w:t>What brings you up here?”</w:t>
+      </w:r>
+    </w:p>
+    <w:p>
+      <w:r>
+        <w:t>“</w:t>
+      </w:r>
+      <w:r>
+        <w:t>Good one,” Demonbane said</w:t>
+      </w:r>
+      <w:r>
+        <w:t>, laughing</w:t>
+      </w:r>
+      <w:r>
+        <w:t>. “</w:t>
+      </w:r>
+      <w:r>
+        <w:t>I saw the both of you climbing here and I was curious</w:t>
+      </w:r>
+      <w:r>
+        <w:t xml:space="preserve">. </w:t>
+      </w:r>
+      <w:r>
+        <w:t xml:space="preserve">I certainly don’t want to be in </w:t>
+      </w:r>
+      <w:r>
+        <w:t xml:space="preserve">just </w:t>
+      </w:r>
+      <w:r>
+        <w:t>any party. I want strong members. Are you strong?”</w:t>
+      </w:r>
+    </w:p>
+    <w:p>
+      <w:r>
+        <w:t xml:space="preserve">“Sorry,” Fineous </w:t>
+      </w:r>
+      <w:r>
+        <w:t>replied</w:t>
+      </w:r>
+      <w:r>
+        <w:t xml:space="preserve">. “You got us beat in that department. Aragon is just a ranger with princely good looks and I’m just a guy who </w:t>
+      </w:r>
+      <w:r>
+        <w:t>is</w:t>
+      </w:r>
+      <w:r>
+        <w:t xml:space="preserve"> roguishly </w:t>
+      </w:r>
+      <w:r>
+        <w:t>handsome. By that I mean I’m Fineous the rogue.”</w:t>
+      </w:r>
+    </w:p>
+    <w:p>
+      <w:r>
+        <w:t>“I’ll keep you two in mind,” Demonbane said. “I can’t wait to start fighting monsters.”</w:t>
+      </w:r>
+    </w:p>
+    <w:p>
+      <w:r>
+        <w:t>Fineous walked to the ledge and looked down. The others followed.</w:t>
+      </w:r>
+    </w:p>
+    <w:p>
+      <w:r>
+        <w:t>“That’s interesting,” Fineous said. “I hadn’t realized that wall of vegetation was a giant maze. W</w:t>
+      </w:r>
+      <w:r>
+        <w:t>hat</w:t>
+      </w:r>
+      <w:r>
+        <w:t xml:space="preserve"> a huge training area.”</w:t>
+      </w:r>
+    </w:p>
+    <w:p>
+      <w:r>
+        <w:t>“If you’re a rogue, can you do any ninja tricks?” Demonbane asked.</w:t>
+      </w:r>
+    </w:p>
+    <w:p>
+      <w:r>
+        <w:t>“I can shadow meld,” Fineous said</w:t>
+      </w:r>
+      <w:r>
+        <w:t>. He demonstrated and added</w:t>
+      </w:r>
+      <w:r>
+        <w:t>, “Although I haven’t properly explored that yet</w:t>
+      </w:r>
+      <w:r>
+        <w:t>, since the shadows contain monsters</w:t>
+      </w:r>
+      <w:r>
+        <w:t xml:space="preserve">. The others are just standard </w:t>
+      </w:r>
+      <w:r>
+        <w:t>RPG stuff, like mapping.”</w:t>
+      </w:r>
+    </w:p>
+    <w:p>
+      <w:r>
+        <w:t>“</w:t>
+      </w:r>
+      <w:r>
+        <w:t xml:space="preserve">I got </w:t>
+      </w:r>
+      <w:r>
+        <w:rPr>
+          <w:rFonts w:asciiTheme="minorHAnsi" w:hAnsiTheme="minorHAnsi" w:cstheme="minorHAnsi"/>
+        </w:rPr>
+        <w:t>camping</w:t>
+      </w:r>
+      <w:r>
+        <w:t xml:space="preserve"> </w:t>
+      </w:r>
+      <w:r>
+        <w:t xml:space="preserve">and </w:t>
+      </w:r>
+      <w:r>
+        <w:t xml:space="preserve">an inventory. The rest are barbarian </w:t>
+      </w:r>
+      <w:r>
+        <w:t>skill</w:t>
+      </w:r>
+      <w:r>
+        <w:t>s</w:t>
+      </w:r>
+      <w:r>
+        <w:t>,</w:t>
+      </w:r>
+      <w:r>
+        <w:t xml:space="preserve"> such as barbaric weapons and </w:t>
+      </w:r>
+      <w:r>
+        <w:t>brute strength</w:t>
+      </w:r>
+      <w:r>
+        <w:t>,</w:t>
+      </w:r>
+      <w:r>
+        <w:t>” Demonbane said.</w:t>
+      </w:r>
+    </w:p>
+    <w:p>
+      <w:r>
+        <w:t>“In other words, you are the perfect tank,” Aragon said.</w:t>
+      </w:r>
+    </w:p>
+    <w:p>
+      <w:r>
+        <w:t>“Damn straight,” Demonbane agreed.</w:t>
+      </w:r>
+    </w:p>
+    <w:p>
+      <w:r>
+        <w:t>“We have a Rogue, a Tank and an Archer. We just need a Healer and a Wizard,” Aragon said.</w:t>
+      </w:r>
+    </w:p>
+    <w:p>
+      <w:r>
+        <w:t xml:space="preserve">Just then someone </w:t>
+      </w:r>
+      <w:r>
+        <w:t>jumped down from the top of a patio awning. She was covered in flames. “Did you say wizard?”</w:t>
+      </w:r>
+    </w:p>
+    <w:p>
+      <w:r>
+        <w:lastRenderedPageBreak/>
+        <w:t>Demonbane nearly jumped out of his skin and turned around. “Where the hell did you come from?</w:t>
+      </w:r>
+      <w:r>
+        <w:t xml:space="preserve"> Is that fire?</w:t>
+      </w:r>
+      <w:r>
+        <w:t>”</w:t>
+      </w:r>
+    </w:p>
+    <w:p>
+      <w:r>
+        <w:t xml:space="preserve">The newcomer was </w:t>
+      </w:r>
+      <w:r>
+        <w:t xml:space="preserve">a </w:t>
+      </w:r>
+      <w:r>
+        <w:t>tall</w:t>
+      </w:r>
+      <w:r>
+        <w:t xml:space="preserve"> </w:t>
+      </w:r>
+      <w:r>
+        <w:t>1</w:t>
+      </w:r>
+      <w:r>
+        <w:t>8 year old girl with</w:t>
+      </w:r>
+      <w:r>
+        <w:t xml:space="preserve"> sky blue hair</w:t>
+      </w:r>
+      <w:r>
+        <w:t xml:space="preserve"> and sparkly eyes of </w:t>
+      </w:r>
+      <w:r>
+        <w:t xml:space="preserve">an </w:t>
+      </w:r>
+      <w:r>
+        <w:t xml:space="preserve">unknown </w:t>
+      </w:r>
+      <w:r>
+        <w:t xml:space="preserve">metallic </w:t>
+      </w:r>
+      <w:r>
+        <w:t>color</w:t>
+      </w:r>
+      <w:r>
+        <w:t xml:space="preserve">. And yes, </w:t>
+      </w:r>
+      <w:r>
+        <w:t>s</w:t>
+      </w:r>
+      <w:r>
+        <w:t xml:space="preserve">he was </w:t>
+      </w:r>
+      <w:r>
+        <w:t>on fire</w:t>
+      </w:r>
+      <w:r>
+        <w:t xml:space="preserve">. “I’m </w:t>
+      </w:r>
+      <w:r>
+        <w:t>Erza Scarlet</w:t>
+      </w:r>
+      <w:r>
+        <w:t xml:space="preserve">. </w:t>
+      </w:r>
+      <w:r>
+        <w:t xml:space="preserve">And just like </w:t>
+      </w:r>
+      <w:r>
+        <w:t xml:space="preserve">Erza </w:t>
+      </w:r>
+      <w:r>
+        <w:t>of Fairy Tale</w:t>
+      </w:r>
+      <w:r>
+        <w:t xml:space="preserve">, </w:t>
+      </w:r>
+      <w:r>
+        <w:t>I can create and manage costumes</w:t>
+      </w:r>
+      <w:r>
+        <w:t>.</w:t>
+      </w:r>
+      <w:r>
+        <w:t xml:space="preserve"> I </w:t>
+      </w:r>
+      <w:r>
+        <w:t xml:space="preserve">also </w:t>
+      </w:r>
+      <w:r>
+        <w:t xml:space="preserve">have </w:t>
+      </w:r>
+      <w:r>
+        <w:t>fire</w:t>
+      </w:r>
+      <w:r>
+        <w:t xml:space="preserve"> control</w:t>
+      </w:r>
+      <w:r>
+        <w:t xml:space="preserve"> which Erza never had</w:t>
+      </w:r>
+      <w:r>
+        <w:t>.</w:t>
+      </w:r>
+      <w:r>
+        <w:t>”</w:t>
+      </w:r>
+    </w:p>
+    <w:p>
+      <w:r>
+        <w:t>“</w:t>
+      </w:r>
+      <w:r>
+        <w:t>That’s quite a jump</w:t>
+      </w:r>
+      <w:r>
+        <w:t>,” Fineous said. “Did you reduce gr</w:t>
+      </w:r>
+      <w:r>
+        <w:t>avity on yourself or something? You almost looked as if you were floating.”</w:t>
+      </w:r>
+    </w:p>
+    <w:p>
+      <w:r>
+        <w:t>Erza smiled and said, “Th</w:t>
+      </w:r>
+      <w:r>
+        <w:t>at was telekinesis. I</w:t>
+      </w:r>
+      <w:r>
+        <w:t xml:space="preserve"> train</w:t>
+      </w:r>
+      <w:r>
+        <w:t>ed</w:t>
+      </w:r>
+      <w:r>
+        <w:t xml:space="preserve"> it to </w:t>
+      </w:r>
+      <w:r>
+        <w:t>11</w:t>
+      </w:r>
+      <w:r>
+        <w:t>kg</w:t>
+      </w:r>
+      <w:r>
+        <w:t xml:space="preserve"> quickly</w:t>
+      </w:r>
+      <w:r>
+        <w:t>. After that I seem t</w:t>
+      </w:r>
+      <w:r>
+        <w:t>o have hit a brick wa</w:t>
+      </w:r>
+      <w:r>
+        <w:t>l</w:t>
+      </w:r>
+      <w:r>
+        <w:t>l</w:t>
+      </w:r>
+      <w:r>
+        <w:t xml:space="preserve">. </w:t>
+      </w:r>
+      <w:r>
+        <w:t>I decided to climb this</w:t>
+      </w:r>
+      <w:r>
+        <w:t xml:space="preserve"> trellis</w:t>
+      </w:r>
+      <w:r>
+        <w:t xml:space="preserve"> for training but it didn’t work</w:t>
+      </w:r>
+      <w:r>
+        <w:t>.”</w:t>
+      </w:r>
+    </w:p>
+    <w:p>
+      <w:r>
+        <w:t>Fineous contemplated Erza’s words. That would definitely affect training.</w:t>
+      </w:r>
+    </w:p>
+    <w:p>
+      <w:r>
+        <w:t>“How do you know it’s 11 kg?” Fineous asked.</w:t>
+      </w:r>
+    </w:p>
+    <w:p>
+      <w:r>
+        <w:t>“Near the doors are some training weights,” Erza said.</w:t>
+      </w:r>
+    </w:p>
+    <w:p>
+      <w:r>
+        <w:t>“This is actually a good place</w:t>
+      </w:r>
+      <w:r>
+        <w:t xml:space="preserve"> to meet strong people</w:t>
+      </w:r>
+      <w:r>
+        <w:t>,” Aragon said.</w:t>
+      </w:r>
+    </w:p>
+    <w:p>
+      <w:r>
+        <w:t>“</w:t>
+      </w:r>
+      <w:r>
+        <w:t xml:space="preserve">I can’t wait to </w:t>
+      </w:r>
+      <w:r>
+        <w:t>go monster hunting</w:t>
+      </w:r>
+      <w:r>
+        <w:t>. I can feel that hunger Lord Endol mentioned</w:t>
+      </w:r>
+      <w:r>
+        <w:t>,” Demonbane said with an evil grin. “I wonder if there are any dragons.”</w:t>
+      </w:r>
+    </w:p>
+    <w:p>
+      <w:r>
+        <w:t>“</w:t>
+      </w:r>
+      <w:r>
+        <w:t>There are a few there,</w:t>
+      </w:r>
+      <w:r>
+        <w:t>”</w:t>
+      </w:r>
+      <w:r>
+        <w:t xml:space="preserve"> Erza said, pointing.</w:t>
+      </w:r>
+    </w:p>
+    <w:p>
+      <w:r>
+        <w:t>“Are you sure?” Demonbane asked</w:t>
+      </w:r>
+      <w:r>
+        <w:t>, squinting</w:t>
+      </w:r>
+      <w:r>
+        <w:t>. “I can’t see anything.”</w:t>
+      </w:r>
+    </w:p>
+    <w:p>
+      <w:r>
+        <w:t xml:space="preserve">“Right,” </w:t>
+      </w:r>
+      <w:r>
+        <w:t>Erza</w:t>
+      </w:r>
+      <w:r>
+        <w:t xml:space="preserve"> said. “I have enhanced senses. </w:t>
+      </w:r>
+      <w:r>
+        <w:t>That includes</w:t>
+      </w:r>
+      <w:r>
+        <w:t xml:space="preserve"> </w:t>
+      </w:r>
+      <w:r>
+        <w:t xml:space="preserve">ultraviolet, </w:t>
+      </w:r>
+      <w:r>
+        <w:t>infrared and sonar.”</w:t>
+      </w:r>
+    </w:p>
+    <w:p>
+      <w:r>
+        <w:t>“</w:t>
+      </w:r>
+      <w:r>
+        <w:t xml:space="preserve">By the way, since we all have cool hair, I think the remaining </w:t>
+      </w:r>
+      <w:r>
+        <w:t>party members should also have cool hair too</w:t>
+      </w:r>
+      <w:r>
+        <w:t xml:space="preserve">,” </w:t>
+      </w:r>
+      <w:r>
+        <w:t>Demonbane</w:t>
+      </w:r>
+      <w:r>
+        <w:t xml:space="preserve"> suggested</w:t>
+      </w:r>
+      <w:r>
+        <w:t xml:space="preserve">. </w:t>
+      </w:r>
+      <w:r>
+        <w:t>“</w:t>
+      </w:r>
+      <w:r>
+        <w:t>I can’t believe most of us who came here have ordinary human hair.”</w:t>
+      </w:r>
+    </w:p>
+    <w:p>
+      <w:r>
+        <w:lastRenderedPageBreak/>
+        <w:t xml:space="preserve">“Probably because they weren’t </w:t>
+      </w:r>
+      <w:r>
+        <w:t xml:space="preserve">otakus </w:t>
+      </w:r>
+      <w:r>
+        <w:t xml:space="preserve">obsessed with video games </w:t>
+      </w:r>
+      <w:r>
+        <w:t>and</w:t>
+      </w:r>
+      <w:r>
+        <w:t xml:space="preserve"> anime,” </w:t>
+      </w:r>
+      <w:r>
+        <w:t>Erza</w:t>
+      </w:r>
+      <w:r>
+        <w:t xml:space="preserve"> said, smiling.</w:t>
+      </w:r>
+    </w:p>
+    <w:p>
+      <w:r>
+        <w:t>“</w:t>
+      </w:r>
+      <w:r>
+        <w:t>You mentioned healer,” Demonbane said</w:t>
+      </w:r>
+      <w:r>
+        <w:t>.</w:t>
+      </w:r>
+    </w:p>
+    <w:p>
+      <w:r>
+        <w:t>“</w:t>
+      </w:r>
+      <w:r>
+        <w:t xml:space="preserve">Yes. </w:t>
+      </w:r>
+      <w:r>
+        <w:t>One with offensive magic</w:t>
+      </w:r>
+      <w:r>
+        <w:t>,</w:t>
+      </w:r>
+      <w:r>
+        <w:t xml:space="preserve"> like a paladin</w:t>
+      </w:r>
+      <w:r>
+        <w:t>, ideally</w:t>
+      </w:r>
+      <w:r>
+        <w:t>,</w:t>
+      </w:r>
+      <w:r>
+        <w:t xml:space="preserve">” Aragon </w:t>
+      </w:r>
+      <w:r>
+        <w:t>said.</w:t>
+      </w:r>
+    </w:p>
+    <w:p>
+      <w:r>
+        <w:t xml:space="preserve">“The remaining </w:t>
+      </w:r>
+      <w:r>
+        <w:t xml:space="preserve">ones </w:t>
+      </w:r>
+      <w:r>
+        <w:t>should be warriors,” Fineous suggested. “I don’t know how I can help in battle. On second thought, we can train together. Then decide later if we want to make a party.</w:t>
+      </w:r>
+      <w:r>
+        <w:t>”</w:t>
+      </w:r>
+    </w:p>
+    <w:p>
+      <w:r>
+        <w:t xml:space="preserve">“Don’t sell yourself short,” </w:t>
+      </w:r>
+      <w:r>
+        <w:t>Erza</w:t>
+      </w:r>
+      <w:r>
+        <w:t xml:space="preserve"> </w:t>
+      </w:r>
+      <w:r>
+        <w:t>admonished</w:t>
+      </w:r>
+      <w:r>
+        <w:t>. “Rogues are part of any well</w:t>
+      </w:r>
+      <w:r>
+        <w:t>-</w:t>
+      </w:r>
+      <w:r>
+        <w:t>rounded party. Does anyone recall if there are many rogues?”</w:t>
+      </w:r>
+    </w:p>
+    <w:p>
+      <w:r>
+        <w:t xml:space="preserve">“I only counted </w:t>
+      </w:r>
+      <w:r>
+        <w:t>28</w:t>
+      </w:r>
+      <w:r>
+        <w:t xml:space="preserve"> </w:t>
+      </w:r>
+      <w:r>
+        <w:t>based on observation</w:t>
+      </w:r>
+      <w:r>
+        <w:t>,” Fineous said. “</w:t>
+      </w:r>
+      <w:r>
+        <w:t xml:space="preserve">That a </w:t>
+      </w:r>
+      <w:r>
+        <w:t>less than</w:t>
+      </w:r>
+      <w:r>
+        <w:t xml:space="preserve"> 1%. </w:t>
+      </w:r>
+      <w:r>
+        <w:t xml:space="preserve">But there </w:t>
+      </w:r>
+      <w:r>
+        <w:t>has to be more, considering how many people we are</w:t>
+      </w:r>
+      <w:r>
+        <w:t>.”</w:t>
+      </w:r>
+    </w:p>
+    <w:p>
+      <w:r>
+        <w:t>“In that case, having a rogue is our lucky day,” Demonbane said.</w:t>
+      </w:r>
+    </w:p>
+    <w:p>
+      <w:r>
+        <w:t>Changing the subject, Fineous ask</w:t>
+      </w:r>
+      <w:r>
+        <w:t>ed</w:t>
+      </w:r>
+      <w:r>
+        <w:t>, “How big do you think that range is? They seem like towering mountains, but there is no snow at the top.”</w:t>
+      </w:r>
+    </w:p>
+    <w:p>
+      <w:r>
+        <w:t xml:space="preserve">“The range appears to be over 100 </w:t>
+      </w:r>
+      <w:r>
+        <w:t>km</w:t>
+      </w:r>
+      <w:r>
+        <w:t xml:space="preserve"> away,” Aragon said. “We can’t go there anytime soon. And yes, they do appear to rival the Himalayan range.</w:t>
+      </w:r>
+      <w:r>
+        <w:t>”</w:t>
+      </w:r>
+    </w:p>
+    <w:p>
+      <w:r>
+        <w:t>Demonbane pointed above the mountains and asked, “Wouldn’t it be funny if those clouds that look like mountains really were mountains?”</w:t>
+      </w:r>
+    </w:p>
+    <w:p>
+      <w:r>
+        <w:t>“I can’t rule anything out at this point</w:t>
+      </w:r>
+      <w:r>
+        <w:t>. Everything seems to be ridiculously big</w:t>
+      </w:r>
+      <w:r>
+        <w:t xml:space="preserve">,” Fineous said. </w:t>
+      </w:r>
+      <w:r>
+        <w:t>“I guess it’s time to train</w:t>
+      </w:r>
+      <w:r>
+        <w:t>.</w:t>
+      </w:r>
+      <w:r>
+        <w:t xml:space="preserve"> </w:t>
+      </w:r>
+      <w:r>
+        <w:t>That parkour area looks like a great place for me.”</w:t>
+      </w:r>
+    </w:p>
+    <w:p>
+      <w:r>
+        <w:t>“I don’t see it,” Demonbane said.</w:t>
+      </w:r>
+    </w:p>
+    <w:p>
+      <w:r>
+        <w:lastRenderedPageBreak/>
+        <w:t>“It’s next to that dragon statue over there,” Fineous said.</w:t>
+      </w:r>
+      <w:r>
+        <w:t xml:space="preserve"> “Do you see those walls facing each other at odd angles?”</w:t>
+      </w:r>
+    </w:p>
+    <w:p>
+      <w:r>
+        <w:t>“I wish I had en</w:t>
+      </w:r>
+      <w:r>
+        <w:t>hanced senses too,” Demonbane said. “All I have are big muscles.”</w:t>
+      </w:r>
+    </w:p>
+    <w:p>
+      <w:r>
+        <w:t xml:space="preserve">“You don’t need telescopic vision since you’re not a ranger or a rogue,” </w:t>
+      </w:r>
+      <w:r>
+        <w:t>Erza</w:t>
+      </w:r>
+      <w:r>
+        <w:t xml:space="preserve"> said.</w:t>
+      </w:r>
+    </w:p>
+    <w:p>
+      <w:r>
+        <w:t xml:space="preserve">“I don’t have enhanced vision,” Fineous </w:t>
+      </w:r>
+      <w:r>
+        <w:t>denied</w:t>
+      </w:r>
+      <w:r>
+        <w:t>. “I’m just squinting real hard.</w:t>
+      </w:r>
+      <w:r>
+        <w:t xml:space="preserve"> And it’s giving me eye strain.</w:t>
+      </w:r>
+    </w:p>
+    <w:p>
+      <w:r>
+        <w:t>“And don’t forget. Muscles conquer all.”</w:t>
+      </w:r>
+    </w:p>
+    <w:p>
+      <w:r>
+        <w:t>“That’s true,” Demonbane agreed happily.</w:t>
+      </w:r>
+    </w:p>
+    <w:p>
+      <w:r>
+        <w:t xml:space="preserve">“Where can we meet up later?” </w:t>
+      </w:r>
+      <w:r>
+        <w:t>Erza</w:t>
+      </w:r>
+      <w:r>
+        <w:t xml:space="preserve"> asked.</w:t>
+      </w:r>
+    </w:p>
+    <w:p>
+      <w:r>
+        <w:t>“This place can be our main hangout area,” Aragon said.  “And we can meet again for dinner.”</w:t>
+      </w:r>
+    </w:p>
+    <w:p>
+      <w:r>
+        <w:t>“Whe</w:t>
+      </w:r>
+      <w:r>
+        <w:t>n can we hunt?” Demonbane asked, looking impatient.</w:t>
+      </w:r>
+    </w:p>
+    <w:p>
+      <w:r>
+        <w:t>“What’s the rush?” Aragon asked. “We don’t even know where the monsters are.”</w:t>
+      </w:r>
+    </w:p>
+    <w:p>
+      <w:r>
+        <w:t>“The first step is to get used to your new body,” Fineous said. “</w:t>
+      </w:r>
+      <w:r>
+        <w:t>I assume you didn’t have that manly body back on earth.”</w:t>
+      </w:r>
+    </w:p>
+    <w:p>
+      <w:r>
+        <w:t xml:space="preserve">“No,” Demonbane </w:t>
+      </w:r>
+      <w:r>
+        <w:t>admitted</w:t>
+      </w:r>
+      <w:r>
+        <w:t>. “My previous body was embarrassing.”</w:t>
+      </w:r>
+    </w:p>
+    <w:p>
+      <w:r>
+        <w:t>“Then practice some basic fighting techniques. Right now we don’t have weapons,” Fineous advised.</w:t>
+      </w:r>
+      <w:r>
+        <w:t xml:space="preserve"> “Those practice dummies </w:t>
+      </w:r>
+      <w:r>
+        <w:t xml:space="preserve">down </w:t>
+      </w:r>
+      <w:r>
+        <w:t>there can be your training partners.”</w:t>
+      </w:r>
+    </w:p>
+    <w:p>
+      <w:r>
+        <w:t>“Sounds like a plan,” Demonbane said with a grin.</w:t>
+      </w:r>
+    </w:p>
+    <w:p>
+      <w:r>
+        <w:lastRenderedPageBreak/>
+        <w:t xml:space="preserve">Fineous sat on the </w:t>
+      </w:r>
+      <w:r>
+        <w:t xml:space="preserve">terrace </w:t>
+      </w:r>
+      <w:r>
+        <w:t>retaining wall</w:t>
+      </w:r>
+      <w:r>
+        <w:t xml:space="preserve">. </w:t>
+      </w:r>
+      <w:r>
+        <w:t>“</w:t>
+      </w:r>
+      <w:r>
+        <w:t xml:space="preserve">Damn. Going down seems scarier than coming up. </w:t>
+      </w:r>
+      <w:r>
+        <w:t xml:space="preserve">See you later,” Fineous said and swung onto the </w:t>
+      </w:r>
+      <w:r>
+        <w:t>trellis</w:t>
+      </w:r>
+      <w:r>
+        <w:t>.</w:t>
+      </w:r>
+    </w:p>
+    <w:p>
+      <w:r>
+        <w:t xml:space="preserve">Fineous climbed down, careful of his footing. The trip down was </w:t>
+      </w:r>
+      <w:r>
+        <w:t>definitely scarier</w:t>
+      </w:r>
+      <w:r>
+        <w:t>.</w:t>
+      </w:r>
+    </w:p>
+    <w:p>
+      <w:r>
+        <w:t>Finally at ground level, Fineous felt the strange urge to kiss the ground.</w:t>
+      </w:r>
+      <w:r>
+        <w:t xml:space="preserve"> He then examined his body but discovered he wasn’t the least bit tired. That was strange. In his old life he would have been tired, even in his marine days.</w:t>
+      </w:r>
+      <w:r>
+        <w:t xml:space="preserve"> Contrary to public belief, marines g</w:t>
+      </w:r>
+      <w:r>
+        <w:t>o</w:t>
+      </w:r>
+      <w:r>
+        <w:t>t tired. They just knew how to work through the pain.</w:t>
+      </w:r>
+    </w:p>
+    <w:p>
+      <w:r>
+        <w:t xml:space="preserve">The only effect that climbing had on him was that </w:t>
+      </w:r>
+      <w:r>
+        <w:t>strange hunger was stronger than ever</w:t>
+      </w:r>
+      <w:r>
+        <w:t>.</w:t>
+      </w:r>
+    </w:p>
+    <w:p>
+      <w:r>
+        <w:t>He took out some of his stored food and nibbled on it.</w:t>
+      </w:r>
+      <w:r>
+        <w:t xml:space="preserve"> It was filling, despite tasting like army rations.</w:t>
+      </w:r>
+      <w:r>
+        <w:t xml:space="preserve"> However, it didn’t satisfy his hunger.</w:t>
+      </w:r>
+    </w:p>
+    <w:p>
+      <w:r>
+        <w:t xml:space="preserve">Taking a deep breath, </w:t>
+      </w:r>
+      <w:r>
+        <w:t>Fineous ran towards the parkour course.</w:t>
+      </w:r>
+    </w:p>
+    <w:p>
+      <w:r>
+        <w:t xml:space="preserve">While running, Fineous looked at the people. Some were training like him, while </w:t>
+      </w:r>
+      <w:r>
+        <w:t>most</w:t>
+      </w:r>
+      <w:r>
+        <w:t xml:space="preserve"> just lounged and socialized. He passed a group of women</w:t>
+      </w:r>
+      <w:r>
+        <w:t>, giving them a big grin and a wave</w:t>
+      </w:r>
+      <w:r>
+        <w:t>. They waved back.</w:t>
+      </w:r>
+    </w:p>
+    <w:p>
+      <w:r>
+        <w:t>Finally arriving, Fineous began his parkour training.</w:t>
+      </w:r>
+    </w:p>
+    <w:p>
+      <w:r>
+        <w:t>“Time for some wall running,” Fineous said.</w:t>
+      </w:r>
+      <w:r>
+        <w:t xml:space="preserve"> He ran up to a wall and jumped. </w:t>
+      </w:r>
+      <w:r>
+        <w:t>Pushing off the wall he landed and tried again.</w:t>
+      </w:r>
+    </w:p>
+    <w:p>
+      <w:r>
+        <w:t>Fineous tried to take two steps on the wall but tripped himself, falling to the ground in the process.</w:t>
+      </w:r>
+    </w:p>
+    <w:p>
+      <w:r>
+        <w:t>There was no mistake. Wall running took skill, as well as speed, strength and flexibility.</w:t>
+      </w:r>
+    </w:p>
+    <w:p>
+      <w:r>
+        <w:lastRenderedPageBreak/>
+        <w:t>Fineous tried several more times before he was finally able to coordinate his feet for 2 steps on the wall.</w:t>
+      </w:r>
+    </w:p>
+    <w:p>
+      <w:r>
+        <w:t>The next challenge was 3 steps. Unfortunately, 3 steps required a different strategy than 2 steps. As before Fineous took more than his fair share of falls, earning him a few bruises.</w:t>
+      </w:r>
+    </w:p>
+    <w:p>
+      <w:r>
+        <w:t>Unfortunately 3 steps were at the edge of possibility. No matter how much he tried, Fineous could not master that technique.</w:t>
+      </w:r>
+    </w:p>
+    <w:p>
+      <w:r>
+        <w:t>The real obstacle was of course physics.</w:t>
+      </w:r>
+      <w:r>
+        <w:t xml:space="preserve"> He wasn’t Spider Man and didn’t have abilities to ignore gravity. Better shoes would go a long way.</w:t>
+      </w:r>
+    </w:p>
+    <w:p>
+      <w:r>
+        <w:t>A nagging feeling told him that his problem wasn’t physics. That was a problem for another time.</w:t>
+      </w:r>
+    </w:p>
+    <w:p>
+      <w:r>
+        <w:t xml:space="preserve">Fineous went to two climbing walls next to each other. They were stepped so that the closest distance </w:t>
+      </w:r>
+      <w:r>
+        <w:t>a little less than 50cm</w:t>
+      </w:r>
+      <w:r>
+        <w:t xml:space="preserve">, then </w:t>
+      </w:r>
+      <w:r>
+        <w:t>100cm</w:t>
+      </w:r>
+      <w:r>
+        <w:t>, until the final distance was over 10</w:t>
+      </w:r>
+      <w:r>
+        <w:t>m</w:t>
+      </w:r>
+      <w:r>
+        <w:t>.</w:t>
+      </w:r>
+    </w:p>
+    <w:p>
+      <w:r>
+        <w:t xml:space="preserve">Fineous started with the </w:t>
+      </w:r>
+      <w:r>
+        <w:t>50cm</w:t>
+      </w:r>
+      <w:r>
+        <w:t xml:space="preserve"> separation. He grabbed one hand-hold and jumped to the opposite wall</w:t>
+      </w:r>
+      <w:r>
+        <w:t>, grabbing</w:t>
+      </w:r>
+      <w:r>
+        <w:t xml:space="preserve"> another hand hold. Then he reversed and </w:t>
+      </w:r>
+      <w:r>
+        <w:t>jumped back</w:t>
+      </w:r>
+      <w:r>
+        <w:t>.</w:t>
+      </w:r>
+    </w:p>
+    <w:p>
+      <w:r>
+        <w:t xml:space="preserve">After a few tries he tried the </w:t>
+      </w:r>
+      <w:r>
+        <w:t>100cm</w:t>
+      </w:r>
+      <w:r>
+        <w:t xml:space="preserve"> foot gap one but this was harder. The </w:t>
+      </w:r>
+      <w:r>
+        <w:t>150cm</w:t>
+      </w:r>
+      <w:r>
+        <w:t xml:space="preserve"> gap proved his current limit.</w:t>
+      </w:r>
+    </w:p>
+    <w:p>
+      <w:r>
+        <w:t>Next was jumping between with jus</w:t>
+      </w:r>
+      <w:r>
+        <w:t>t legs. That was vastly harder in terms of coordination, earning him several falls.</w:t>
+      </w:r>
+    </w:p>
+    <w:p>
+      <w:r>
+        <w:t xml:space="preserve">Fineous wasn’t discouraged. People in </w:t>
+      </w:r>
+      <w:r>
+        <w:t xml:space="preserve">the </w:t>
+      </w:r>
+      <w:r>
+        <w:t xml:space="preserve">real life took years to master these </w:t>
+      </w:r>
+      <w:r>
+        <w:t>abilities</w:t>
+      </w:r>
+      <w:r>
+        <w:t>, and he thought he was doing a great job.</w:t>
+      </w:r>
+    </w:p>
+    <w:p>
+      <w:r>
+        <w:t xml:space="preserve">“Attention everyone,” the intercom called. Again the sound was crisp, like someone was talking next to him. “It is now </w:t>
+      </w:r>
+      <w:r>
+        <w:t>4:55PM. D</w:t>
+      </w:r>
+      <w:r>
+        <w:t>inner</w:t>
+      </w:r>
+      <w:r>
+        <w:t xml:space="preserve"> will be served in 5 minutes at the</w:t>
+      </w:r>
+      <w:r>
+        <w:t xml:space="preserve"> dining hall.”</w:t>
+      </w:r>
+    </w:p>
+    <w:p>
+      <w:r>
+        <w:lastRenderedPageBreak/>
+        <w:t>Fineous stopped in surprise. He had just barely started training.</w:t>
+      </w:r>
+    </w:p>
+    <w:p>
+      <w:r>
+        <w:t>Also, the warning seemed to change depending on where he was, as if tailored for him. That was weird.</w:t>
+      </w:r>
+    </w:p>
+    <w:p>
+      <w:r>
+        <w:t>“Damn, we didn’t select a place to meet,” Fineous said and</w:t>
+      </w:r>
+      <w:r>
+        <w:t xml:space="preserve"> turned towards his destination.</w:t>
+      </w:r>
+    </w:p>
+    <w:p>
+      <w:r>
+        <w:t xml:space="preserve">It was then </w:t>
+      </w:r>
+      <w:r>
+        <w:t xml:space="preserve">that Fineous saw the building he climbed in all its glory. The structure was </w:t>
+      </w:r>
+      <w:r>
+        <w:t>absolutely gigantic</w:t>
+      </w:r>
+      <w:r>
+        <w:t>, seemingly piercing the heavens.</w:t>
+      </w:r>
+    </w:p>
+    <w:p>
+      <w:r>
+        <w:t>Fineous paused a moment to admire and then</w:t>
+      </w:r>
+      <w:r>
+        <w:t xml:space="preserve"> ran </w:t>
+      </w:r>
+      <w:r>
+        <w:t>back</w:t>
+      </w:r>
+      <w:r>
+        <w:t>.</w:t>
+      </w:r>
+    </w:p>
+    <w:p>
+      <w:r>
+        <w:t xml:space="preserve">On his way back he passed a hedge filled with roses. </w:t>
+      </w:r>
+      <w:r>
+        <w:t xml:space="preserve">He snipped </w:t>
+      </w:r>
+      <w:r>
+        <w:t>one</w:t>
+      </w:r>
+      <w:r>
+        <w:t xml:space="preserve"> and continued.</w:t>
+      </w:r>
+    </w:p>
+    <w:p>
+      <w:r>
+        <w:t>Arriving a</w:t>
+      </w:r>
+      <w:r>
+        <w:t xml:space="preserve">t the </w:t>
+      </w:r>
+      <w:r>
+        <w:t xml:space="preserve">main </w:t>
+      </w:r>
+      <w:r>
+        <w:t>doors, h</w:t>
+      </w:r>
+      <w:r>
+        <w:t xml:space="preserve">e </w:t>
+      </w:r>
+      <w:r>
+        <w:t>climbed</w:t>
+      </w:r>
+      <w:r>
+        <w:t xml:space="preserve"> </w:t>
+      </w:r>
+      <w:r>
+        <w:t xml:space="preserve">the trellis one story up and </w:t>
+      </w:r>
+      <w:r>
+        <w:t>waited as people streamed in.</w:t>
+      </w:r>
+    </w:p>
+    <w:p>
+      <w:r>
+        <w:t>“Yo Fineous, hanging out I see,” Demonbane called.</w:t>
+      </w:r>
+    </w:p>
+    <w:p>
+      <w:r>
+        <w:t xml:space="preserve">“We should have selected a meeting spot,” Aragon said as he approached. </w:t>
+      </w:r>
+      <w:r>
+        <w:t>“</w:t>
+      </w:r>
+      <w:r>
+        <w:t>This place is huge, including the dining room.”</w:t>
+      </w:r>
+    </w:p>
+    <w:p>
+      <w:r>
+        <w:t>“Fineous was easy to see with his red hair,” Erza said, also approaching.</w:t>
+      </w:r>
+      <w:r>
+        <w:t xml:space="preserve"> “By the way, why are you covered with grass stains?”</w:t>
+      </w:r>
+    </w:p>
+    <w:p>
+      <w:r>
+        <w:t>“I was doing parkour training and had more than my fair share of falls,” Fineous replied as they headed in.</w:t>
+      </w:r>
+    </w:p>
+    <w:p>
+      <w:r>
+        <w:t>Within, the dining room was filled with a cacophony of talking. They headed to a relatively short line and Fineous waited his turn.</w:t>
+      </w:r>
+    </w:p>
+    <w:p>
+      <w:r>
+        <w:t>With a grin on his face, Fineous observed the people around him. Everyone who looked at him got a wave</w:t>
+      </w:r>
+      <w:r>
+        <w:t xml:space="preserve"> and a </w:t>
+      </w:r>
+      <w:r>
+        <w:t>grin</w:t>
+      </w:r>
+      <w:r>
+        <w:t>.</w:t>
+      </w:r>
+    </w:p>
+    <w:p>
+      <w:r>
+        <w:lastRenderedPageBreak/>
+        <w:t xml:space="preserve">Some people didn’t respond or looked at him in annoyance. In his previous life </w:t>
+      </w:r>
+      <w:r>
+        <w:t>being snubbed bothered him</w:t>
+      </w:r>
+      <w:r>
+        <w:t xml:space="preserve"> </w:t>
+      </w:r>
+      <w:r>
+        <w:t>when he was young. After decades</w:t>
+      </w:r>
+      <w:r>
+        <w:t>,</w:t>
+      </w:r>
+      <w:r>
+        <w:t xml:space="preserve"> </w:t>
+      </w:r>
+      <w:r>
+        <w:t xml:space="preserve">he learnt to handle </w:t>
+      </w:r>
+      <w:r>
+        <w:t>rejection. Now it no longer stirred his emotions</w:t>
+      </w:r>
+      <w:r>
+        <w:t>.</w:t>
+      </w:r>
+      <w:r>
+        <w:t xml:space="preserve"> After all, it was never personal.</w:t>
+      </w:r>
+    </w:p>
+    <w:p>
+      <w:r>
+        <w:t>Fineous finally arrived at the counter</w:t>
+      </w:r>
+      <w:r>
+        <w:t xml:space="preserve"> and picked up a plate</w:t>
+      </w:r>
+      <w:r>
+        <w:t xml:space="preserve">. </w:t>
+      </w:r>
+      <w:r>
+        <w:t xml:space="preserve">He tried </w:t>
+      </w:r>
+      <w:r>
+        <w:t xml:space="preserve">exercising his Identification </w:t>
+      </w:r>
+      <w:r>
+        <w:t>ability</w:t>
+      </w:r>
+      <w:r>
+        <w:t xml:space="preserve"> on people and the food. Unfortunately, he hit a roadblock. He needed essence.</w:t>
+      </w:r>
+    </w:p>
+    <w:p>
+      <w:r>
+        <w:t xml:space="preserve">Fineous </w:t>
+      </w:r>
+      <w:r>
+        <w:t>slowly piled his plate full with food as he contemplated his abilities. Finally he arrived at the table and just stared at his food, deep in thought.</w:t>
+      </w:r>
+    </w:p>
+    <w:p>
+      <w:r>
+        <w:t>“Aren’t you going to eat?” Aragon asked.</w:t>
+      </w:r>
+    </w:p>
+    <w:p>
+      <w:r>
+        <w:t>“I know the food is crap, but nutrition is important,” Demonbane said.</w:t>
+      </w:r>
+    </w:p>
+    <w:p>
+      <w:r>
+        <w:t>“I’m trying to get a handle on my abilities, which I find mind-boggling,” Fineous admitted.</w:t>
+      </w:r>
+    </w:p>
+    <w:p>
+      <w:r>
+        <w:t>Focusing on his food, Fineous began feeding his storage space.</w:t>
+      </w:r>
+    </w:p>
+    <w:p>
+      <w:r>
+        <w:t>“Where</w:t>
+      </w:r>
+      <w:r>
+        <w:t xml:space="preserve"> did that fish go?” Erza asked.</w:t>
+      </w:r>
+    </w:p>
+    <w:p>
+      <w:r>
+        <w:t>“I’m a rogue, aren’t I?” Fineous asked</w:t>
+      </w:r>
+      <w:r>
+        <w:t xml:space="preserve"> with a grin</w:t>
+      </w:r>
+      <w:r>
+        <w:t>. “I’m stealing food.”</w:t>
+      </w:r>
+    </w:p>
+    <w:p>
+      <w:r>
+        <w:t>“But where did you put it? Did you put it into your inventory?” Er</w:t>
+      </w:r>
+      <w:r>
+        <w:t>z</w:t>
+      </w:r>
+      <w:r>
+        <w:t>a asked.</w:t>
+      </w:r>
+    </w:p>
+    <w:p>
+      <w:r>
+        <w:t xml:space="preserve">“Yup,” Fineous replied. “You should try it. We all need the practice. </w:t>
+      </w:r>
+      <w:r>
+        <w:t>Unfortunately we will need to hunt soon. I am completely out of essence.</w:t>
+      </w:r>
+      <w:r>
+        <w:t>”</w:t>
+      </w:r>
+    </w:p>
+    <w:p>
+      <w:r>
+        <w:t>“What exactly is essence?” Aragon asked.</w:t>
+      </w:r>
+    </w:p>
+    <w:p>
+      <w:r>
+        <w:t>“Not a clue, other than some kind of food</w:t>
+      </w:r>
+      <w:r>
+        <w:t xml:space="preserve"> our abilities require to grow</w:t>
+      </w:r>
+      <w:r>
+        <w:t>,” Fineous said.</w:t>
+      </w:r>
+    </w:p>
+    <w:p>
+      <w:r>
+        <w:lastRenderedPageBreak/>
+        <w:t xml:space="preserve">“I </w:t>
+      </w:r>
+      <w:r>
+        <w:t>have both an inventory and a</w:t>
+      </w:r>
+      <w:r>
+        <w:t xml:space="preserve"> costume management system</w:t>
+      </w:r>
+      <w:r>
+        <w:t>,</w:t>
+      </w:r>
+      <w:r>
+        <w:t>”</w:t>
+      </w:r>
+      <w:r>
+        <w:t xml:space="preserve"> Erza said.</w:t>
+      </w:r>
+      <w:r>
+        <w:t xml:space="preserve"> “Unfortunately I too can’t train them. I too am out of essence, or something.”</w:t>
+      </w:r>
+    </w:p>
+    <w:p>
+      <w:r>
+        <w:t xml:space="preserve">“I’m guessing you really liked that Erza, didn’t you?” Fineous asked, </w:t>
+      </w:r>
+      <w:r>
+        <w:t xml:space="preserve">wondering how </w:t>
+      </w:r>
+      <w:r>
+        <w:t xml:space="preserve">it </w:t>
+      </w:r>
+      <w:r>
+        <w:t>would work</w:t>
+      </w:r>
+      <w:r>
+        <w:t>.</w:t>
+      </w:r>
+    </w:p>
+    <w:p>
+      <w:r>
+        <w:t xml:space="preserve">Conversation continued until Fineous felt he stole enough food for the day. More importantly he </w:t>
+      </w:r>
+      <w:r>
+        <w:t>was starting to feel guilty for staling so much food</w:t>
+      </w:r>
+      <w:r>
+        <w:t>.</w:t>
+      </w:r>
+    </w:p>
+    <w:p>
+      <w:r>
+        <w:t>“Attention everyone,” Endol said and the room quieted.</w:t>
+      </w:r>
+    </w:p>
+    <w:p>
+      <w:r>
+        <w:t>“</w:t>
+      </w:r>
+      <w:r>
+        <w:t xml:space="preserve">Some of you have started forming parties. Taking initiative is </w:t>
+      </w:r>
+      <w:r>
+        <w:t>essential. No one will be holding your hand</w:t>
+      </w:r>
+      <w:r>
+        <w:t xml:space="preserve">,” </w:t>
+      </w:r>
+      <w:r>
+        <w:t>Endol said. “</w:t>
+      </w:r>
+      <w:r>
+        <w:t xml:space="preserve">The </w:t>
+      </w:r>
+      <w:r>
+        <w:t>ideal</w:t>
+      </w:r>
+      <w:r>
+        <w:t xml:space="preserve"> is 7 members</w:t>
+      </w:r>
+      <w:r>
+        <w:t>, since it has great internal balance</w:t>
+      </w:r>
+      <w:r>
+        <w:t>.</w:t>
+      </w:r>
+      <w:r>
+        <w:t xml:space="preserve"> </w:t>
+      </w:r>
+      <w:r>
+        <w:t>Any more will affect team cohesion. More importantly, it</w:t>
+      </w:r>
+      <w:r>
+        <w:t xml:space="preserve"> will develop </w:t>
+      </w:r>
+      <w:r>
+        <w:t>a disproportionate amount of</w:t>
+      </w:r>
+      <w:r>
+        <w:t xml:space="preserve"> agro.</w:t>
+      </w:r>
+    </w:p>
+    <w:p>
+      <w:r>
+        <w:t>“Just outside is the armory. There you may borrow a status ring. This ring will allow you to see your stats and the stats of your party members, after you formally create parties.</w:t>
+      </w:r>
+    </w:p>
+    <w:p>
+      <w:r>
+        <w:t>“At the end of the school year, you will be required to either buy it or return it.</w:t>
+      </w:r>
+    </w:p>
+    <w:p>
+      <w:r>
+        <w:t>“Those with Identification don’t need it and shouldn’t use them, since that will hamper their growth.</w:t>
+      </w:r>
+    </w:p>
+    <w:p>
+      <w:r>
+        <w:t>“</w:t>
+      </w:r>
+      <w:r>
+        <w:t xml:space="preserve">Just outside the training area you will find </w:t>
+      </w:r>
+      <w:r>
+        <w:t xml:space="preserve">low level </w:t>
+      </w:r>
+      <w:r>
+        <w:t>F-Rank monsters you can hunt.</w:t>
+      </w:r>
+      <w:r>
+        <w:t xml:space="preserve"> They are relatively harmless, but good practice for you.</w:t>
+      </w:r>
+    </w:p>
+    <w:p>
+      <w:r>
+        <w:t>“Hunting them is essential for ability training.</w:t>
+      </w:r>
+    </w:p>
+    <w:p>
+      <w:r>
+        <w:t>“</w:t>
+      </w:r>
+      <w:r>
+        <w:t xml:space="preserve">You may </w:t>
+      </w:r>
+      <w:r>
+        <w:t>borrow</w:t>
+      </w:r>
+      <w:r>
+        <w:t xml:space="preserve"> practice weapons</w:t>
+      </w:r>
+      <w:r>
+        <w:t xml:space="preserve"> at the armory</w:t>
+      </w:r>
+      <w:r>
+        <w:t>.</w:t>
       </w:r>
     </w:p>
     <w:p>
@@ -5101,94 +6715,812 @@
         <w:t>“</w:t>
       </w:r>
       <w:r>
-        <w:t>Good one,” Demonbane said</w:t>
-      </w:r>
-      <w:r>
-        <w:t>, laughing</w:t>
-      </w:r>
-      <w:r>
-        <w:t>. “</w:t>
-      </w:r>
-      <w:r>
-        <w:t>I saw the both of you climbing here and I was curious</w:t>
+        <w:t>The further you go into the hunting grounds the stronger the monsters.</w:t>
+      </w:r>
+    </w:p>
+    <w:p>
+      <w:r>
+        <w:t xml:space="preserve">“Beyond are </w:t>
+      </w:r>
+      <w:r>
+        <w:t>area</w:t>
+      </w:r>
+      <w:r>
+        <w:t>s</w:t>
+      </w:r>
+      <w:r>
+        <w:t xml:space="preserve"> with E-Rank monsters on campus, but that’s for later. </w:t>
+      </w:r>
+      <w:r>
+        <w:t>They aren’t recommended for F-Rankers.</w:t>
+      </w:r>
+      <w:r>
+        <w:t xml:space="preserve"> On the other hand, reaching E-Rank should take only a few days of </w:t>
+      </w:r>
+      <w:r>
+        <w:t xml:space="preserve">intense </w:t>
+      </w:r>
+      <w:r>
+        <w:t>training</w:t>
+      </w:r>
+      <w:r>
+        <w:t>…”</w:t>
+      </w:r>
+    </w:p>
+    <w:p>
+      <w:r>
+        <w:t xml:space="preserve">Endol’s companion </w:t>
+      </w:r>
+      <w:r>
+        <w:t>Arielle</w:t>
+      </w:r>
+      <w:r>
+        <w:t xml:space="preserve"> interrupted him and said, “Lord Endol. These are human.”</w:t>
+      </w:r>
+    </w:p>
+    <w:p>
+      <w:r>
+        <w:t>“</w:t>
+      </w:r>
+      <w:r>
+        <w:t>I apologize</w:t>
+      </w:r>
+      <w:r>
+        <w:t>,” Endol said. “</w:t>
+      </w:r>
+      <w:r>
+        <w:t>It will take you at least a month to</w:t>
+      </w:r>
+      <w:r>
+        <w:t xml:space="preserve"> </w:t>
+      </w:r>
+      <w:r>
+        <w:t xml:space="preserve">reach E-Rank, since you are all </w:t>
+      </w:r>
+      <w:r>
+        <w:t>mere</w:t>
+      </w:r>
+      <w:r>
+        <w:t xml:space="preserve"> human</w:t>
+      </w:r>
+      <w:r>
+        <w:t>s</w:t>
+      </w:r>
+      <w:r>
+        <w:t>.</w:t>
+      </w:r>
+      <w:r>
+        <w:t>”</w:t>
+      </w:r>
+    </w:p>
+    <w:p>
+      <w:r>
+        <w:t>Endol ignored the grumbling and continued talking.</w:t>
+      </w:r>
+    </w:p>
+    <w:p>
+      <w:r>
+        <w:t>“You might be wondering, what is the value of killing monsters?</w:t>
+      </w:r>
+    </w:p>
+    <w:p>
+      <w:r>
+        <w:t xml:space="preserve">“Monsters are formed from untamed magic, which by the way is </w:t>
+      </w:r>
+      <w:r>
+        <w:t>best</w:t>
+      </w:r>
+      <w:r>
+        <w:t xml:space="preserve"> described as the substance of possibilities. This raw substance can only be used by the gods and does not concern you.</w:t>
+      </w:r>
+    </w:p>
+    <w:p>
+      <w:r>
+        <w:t xml:space="preserve">“The only way </w:t>
+      </w:r>
+      <w:r>
+        <w:t>for you to</w:t>
+      </w:r>
+      <w:r>
+        <w:t xml:space="preserve"> utilize this substance is by killing monsters. This slightly increases your </w:t>
+      </w:r>
+      <w:r>
+        <w:t xml:space="preserve">available </w:t>
+      </w:r>
+      <w:r>
+        <w:t xml:space="preserve">raw </w:t>
+      </w:r>
+      <w:r>
+        <w:t>essence</w:t>
+      </w:r>
+      <w:r>
+        <w:t>.</w:t>
+      </w:r>
+    </w:p>
+    <w:p>
+      <w:r>
+        <w:t xml:space="preserve">“Raw essence is useless until converted by the </w:t>
+      </w:r>
+      <w:r>
+        <w:t>training</w:t>
+      </w:r>
+      <w:r>
+        <w:t xml:space="preserve"> of a skill.”</w:t>
+      </w:r>
+    </w:p>
+    <w:p>
+      <w:r>
+        <w:t>Fineous nodded in understanding</w:t>
+      </w:r>
+      <w:r>
+        <w:t>. It perfectly explained his circumstances.</w:t>
+      </w:r>
+      <w:r>
+        <w:t xml:space="preserve"> </w:t>
+      </w:r>
+      <w:r>
+        <w:t>However,</w:t>
+      </w:r>
+      <w:r>
+        <w:t xml:space="preserve"> most of the people expressed confusion.</w:t>
+      </w:r>
+    </w:p>
+    <w:p>
+      <w:r>
+        <w:t>Endol sig</w:t>
+      </w:r>
+      <w:r>
+        <w:t>h</w:t>
+      </w:r>
+      <w:r>
+        <w:t>ed</w:t>
+      </w:r>
+      <w:r>
+        <w:t>, knowing how stupid humans were</w:t>
+      </w:r>
+      <w:r>
+        <w:t>.</w:t>
+      </w:r>
+    </w:p>
+    <w:p>
+      <w:r>
+        <w:t>“Let me give you an analogy,” Endol said.</w:t>
+      </w:r>
+      <w:r>
+        <w:t xml:space="preserve"> “In your world you are physically limited by how fast you can run. Training </w:t>
+      </w:r>
+      <w:r>
+        <w:t xml:space="preserve">only </w:t>
+      </w:r>
+      <w:r>
+        <w:t>brings you closer to that limit. However, these limits remain.</w:t>
+      </w:r>
+    </w:p>
+    <w:p>
+      <w:r>
+        <w:t xml:space="preserve">“Here, if you defeat enough monsters, </w:t>
+      </w:r>
+      <w:r>
+        <w:t xml:space="preserve">your </w:t>
+      </w:r>
+      <w:r>
+        <w:t xml:space="preserve">raw </w:t>
+      </w:r>
+      <w:r>
+        <w:t>un</w:t>
+      </w:r>
+      <w:r>
+        <w:t xml:space="preserve">aspected </w:t>
+      </w:r>
+      <w:r>
+        <w:t xml:space="preserve">essence increases. This gives you the fuel </w:t>
+      </w:r>
+      <w:r>
+        <w:t xml:space="preserve">needed </w:t>
+      </w:r>
+      <w:r>
+        <w:t>to increase your limits</w:t>
+      </w:r>
+      <w:r>
+        <w:t>. However, if you don’t train, you will not reach that new limit.</w:t>
+      </w:r>
+    </w:p>
+    <w:p>
+      <w:r>
+        <w:lastRenderedPageBreak/>
+        <w:t>“Long story short, fight monsters and train hard and don’t worry about the mechanics.</w:t>
+      </w:r>
+    </w:p>
+    <w:p>
+      <w:r>
+        <w:t>“</w:t>
+      </w:r>
+      <w:r>
+        <w:t>W</w:t>
+      </w:r>
+      <w:r>
+        <w:t xml:space="preserve">hen a monster is </w:t>
+      </w:r>
+      <w:r>
+        <w:t>destroyed</w:t>
+      </w:r>
+      <w:r>
+        <w:t xml:space="preserve">, its essence will unravel. </w:t>
+      </w:r>
+      <w:r>
+        <w:t>As a rule of thumb, a</w:t>
+      </w:r>
+      <w:r>
+        <w:t xml:space="preserve">round 10% is </w:t>
+      </w:r>
+      <w:r>
+        <w:t>absorbed by the adventurer</w:t>
+      </w:r>
+      <w:r>
+        <w:t xml:space="preserve"> and used for their growth cycle</w:t>
       </w:r>
       <w:r>
         <w:t xml:space="preserve">. </w:t>
       </w:r>
       <w:r>
-        <w:t xml:space="preserve">I certainly don’t want to be in </w:t>
+        <w:t xml:space="preserve">Another 10% is </w:t>
+      </w:r>
+      <w:r>
+        <w:t>converted into various items.</w:t>
+      </w:r>
+    </w:p>
+    <w:p>
+      <w:r>
+        <w:t>“The nature of the items is determined by the collective unconsciousness of the adventurer’s species</w:t>
+      </w:r>
+      <w:r>
+        <w:t xml:space="preserve">, their class and </w:t>
+      </w:r>
+      <w:r>
+        <w:t>Abilities</w:t>
+      </w:r>
+      <w:r>
+        <w:t xml:space="preserve">. </w:t>
+      </w:r>
+      <w:r>
+        <w:t>Other f</w:t>
+      </w:r>
+      <w:r>
+        <w:t>actors include the monster fought, the difficulty of the fight, the needs of the adventurer</w:t>
+      </w:r>
+      <w:r>
+        <w:t>,</w:t>
+      </w:r>
+      <w:r>
+        <w:t xml:space="preserve"> and so on.</w:t>
+      </w:r>
+    </w:p>
+    <w:p>
+      <w:r>
+        <w:t>“</w:t>
+      </w:r>
+      <w:r>
+        <w:t>Another 10% is</w:t>
+      </w:r>
+      <w:r>
+        <w:t xml:space="preserve"> converted to </w:t>
+      </w:r>
+      <w:r>
+        <w:t xml:space="preserve">crystallised forms of </w:t>
+      </w:r>
+      <w:r>
+        <w:t xml:space="preserve">unaspected </w:t>
+      </w:r>
+      <w:r>
+        <w:t>manna resembling coins</w:t>
+      </w:r>
+      <w:r>
+        <w:t>.</w:t>
+      </w:r>
+      <w:r>
+        <w:t xml:space="preserve"> These coins are our formal currency. They are also an alchemical ingredient. As a result, the</w:t>
+      </w:r>
+      <w:r>
+        <w:t>re</w:t>
+      </w:r>
+      <w:r>
+        <w:t xml:space="preserve"> </w:t>
+      </w:r>
+      <w:r>
+        <w:t>is</w:t>
+      </w:r>
+      <w:r>
+        <w:t xml:space="preserve"> always a need for them.</w:t>
+      </w:r>
+    </w:p>
+    <w:p>
+      <w:r>
+        <w:t xml:space="preserve">“The rest of the essence </w:t>
+      </w:r>
+      <w:r>
+        <w:t>is</w:t>
+      </w:r>
+      <w:r>
+        <w:t xml:space="preserve"> absorbed by the </w:t>
+      </w:r>
+      <w:r>
+        <w:t>domain</w:t>
+      </w:r>
+      <w:r>
+        <w:t xml:space="preserve">, thereby increasing it and </w:t>
+      </w:r>
+      <w:r>
+        <w:t xml:space="preserve">forcing </w:t>
+      </w:r>
+      <w:r>
+        <w:t>the Onn Mountains</w:t>
+      </w:r>
+      <w:r>
+        <w:t xml:space="preserve"> to recede</w:t>
+      </w:r>
+      <w:r>
+        <w:t>.</w:t>
+      </w:r>
+    </w:p>
+    <w:p>
+      <w:r>
+        <w:t>“One final warning,” Endol said. “Don’t kill nature spirits. Killing them will weaken you and erode the world.</w:t>
+      </w:r>
+      <w:r>
+        <w:t xml:space="preserve"> Too much of that and you will die.</w:t>
+      </w:r>
+    </w:p>
+    <w:p>
+      <w:r>
+        <w:t>“That is all.</w:t>
+      </w:r>
+      <w:r>
+        <w:t>”</w:t>
+      </w:r>
+    </w:p>
+    <w:p>
+      <w:r>
+        <w:t xml:space="preserve">Endol walked away and </w:t>
+      </w:r>
+      <w:r>
+        <w:t xml:space="preserve">Endol’s companion </w:t>
+      </w:r>
+      <w:r>
+        <w:t>Arielle</w:t>
+      </w:r>
+      <w:r>
+        <w:t xml:space="preserve"> </w:t>
+      </w:r>
+      <w:r>
+        <w:t>said, “Nature spirits</w:t>
+      </w:r>
+      <w:r>
+        <w:t>, also known as fairies,</w:t>
+      </w:r>
+      <w:r>
+        <w:t xml:space="preserve"> are created in the same way as monsters. Unlike monsters, they are friendly, and will not attack unless provoked.</w:t>
+      </w:r>
+    </w:p>
+    <w:p>
+      <w:r>
+        <w:t xml:space="preserve">“If left alone, both monsters and nature spirits will unravel. Monsters increase the land </w:t>
+      </w:r>
+      <w:r>
+        <w:t xml:space="preserve">and the mineral riches of the earth, </w:t>
+      </w:r>
+      <w:r>
+        <w:t xml:space="preserve">while nature spirits increase the </w:t>
+      </w:r>
+      <w:r>
+        <w:t>fertility of the land</w:t>
+      </w:r>
+      <w:r>
+        <w:t>.</w:t>
+      </w:r>
+      <w:r>
+        <w:t xml:space="preserve"> It’s like falling snow that melts.</w:t>
+      </w:r>
+    </w:p>
+    <w:p>
+      <w:r>
+        <w:t>“And off course, monsters should be killed since they are destructive</w:t>
+      </w:r>
+      <w:r>
+        <w:t xml:space="preserve"> like hailstones</w:t>
+      </w:r>
+      <w:r>
+        <w:t>.” She too exited the stage.</w:t>
+      </w:r>
+    </w:p>
+    <w:p>
+      <w:r>
+        <w:lastRenderedPageBreak/>
+        <w:t>People resumed talking.</w:t>
+      </w:r>
+    </w:p>
+    <w:p>
+      <w:r>
+        <w:t>“That makes sense,” Fineous said.</w:t>
+      </w:r>
+    </w:p>
+    <w:p>
+      <w:r>
+        <w:t>“You understood what that meant?” someone from a table next to them asked.</w:t>
+      </w:r>
+    </w:p>
+    <w:p>
+      <w:r>
+        <w:t>“Nope,” Fineous replied with a grin. “I was only trying to sound smart. Did I succeed?”</w:t>
+      </w:r>
+    </w:p>
+    <w:p>
+      <w:r>
+        <w:t>“Idiot,” the man mumbled, annoyed, and turned away.</w:t>
+      </w:r>
+    </w:p>
+    <w:p>
+      <w:r>
+        <w:t>“You know, if we can find someone that can control nature spirits, that would be amazing,” Fineous said.</w:t>
+      </w:r>
+    </w:p>
+    <w:p>
+      <w:r>
+        <w:t>“Isn’t that cruel?” Erza asked.</w:t>
+      </w:r>
+    </w:p>
+    <w:p>
+      <w:r>
+        <w:t xml:space="preserve">Fineous focused and took a deep breath. “Are monsters </w:t>
+      </w:r>
+      <w:r>
+        <w:t xml:space="preserve">and nature spirits </w:t>
+      </w:r>
+      <w:r>
+        <w:t xml:space="preserve">conscious and </w:t>
+      </w:r>
+      <w:r>
+        <w:t>do they feel pain?” he bellowed, momentarily drowning out the room.</w:t>
+      </w:r>
+      <w:r>
+        <w:t xml:space="preserve"> He felt his Internal Magic </w:t>
+      </w:r>
+      <w:r>
+        <w:t>strain</w:t>
+      </w:r>
+      <w:r>
+        <w:t>.</w:t>
+      </w:r>
+    </w:p>
+    <w:p>
+      <w:r>
+        <w:t xml:space="preserve">“Ow my ears,” a few people grumbled as the </w:t>
+      </w:r>
+      <w:r>
+        <w:t>hall</w:t>
+      </w:r>
+      <w:r>
+        <w:t xml:space="preserve"> momentarily quieted down.</w:t>
+      </w:r>
+    </w:p>
+    <w:p>
+      <w:r>
+        <w:t xml:space="preserve">“No,” Endol replied into his microphone. “Monsters </w:t>
+      </w:r>
+      <w:r>
+        <w:t xml:space="preserve">and nature spirits </w:t>
+      </w:r>
+      <w:r>
+        <w:t>are just the raw energies of creation taking on momentary form.</w:t>
+      </w:r>
+      <w:r>
+        <w:t xml:space="preserve"> As </w:t>
+      </w:r>
+      <w:r>
+        <w:t xml:space="preserve">Lady </w:t>
+      </w:r>
+      <w:r>
+        <w:t>Arielle</w:t>
+      </w:r>
+      <w:r>
+        <w:t xml:space="preserve"> said, they are like snow that eventually melts.</w:t>
+      </w:r>
+      <w:r>
+        <w:t xml:space="preserve"> You may use them as you see fit. Just don’t break any laws.”</w:t>
+      </w:r>
+    </w:p>
+    <w:p>
+      <w:r>
+        <w:t>After a few moments, conversation resumed throughout the room.</w:t>
+      </w:r>
+    </w:p>
+    <w:p>
+      <w:r>
+        <w:t>“Let’s begin recruiting before they are all gone,” Fineous confided. “For instance they could…”</w:t>
+      </w:r>
+      <w:r>
+        <w:t xml:space="preserve"> He paused, unsure what to say.</w:t>
+      </w:r>
+    </w:p>
+    <w:p>
+      <w:r>
+        <w:t xml:space="preserve">“What could they do?” a woman </w:t>
+      </w:r>
+      <w:r>
+        <w:t>at</w:t>
+      </w:r>
+      <w:r>
+        <w:t xml:space="preserve"> another table asked. She was around 23, had </w:t>
+      </w:r>
+      <w:r>
+        <w:t xml:space="preserve">sky blue eyes, and long </w:t>
+      </w:r>
+      <w:r>
+        <w:t>pink hair</w:t>
+      </w:r>
+      <w:r>
+        <w:t>, turning into purple at the tips</w:t>
+      </w:r>
+      <w:r>
+        <w:t>.</w:t>
+      </w:r>
+    </w:p>
+    <w:p>
+      <w:pPr>
+        <w:rPr>
+          <w:i/>
+        </w:rPr>
+      </w:pPr>
+      <w:r>
+        <w:lastRenderedPageBreak/>
+        <w:t xml:space="preserve">Feeling his luck </w:t>
+      </w:r>
+      <w:r>
+        <w:t xml:space="preserve">straining to </w:t>
+      </w:r>
+      <w:r>
+        <w:t xml:space="preserve">increase, Fineous mused, </w:t>
+      </w:r>
+      <w:r>
+        <w:rPr>
+          <w:i/>
+        </w:rPr>
+        <w:t>‘Were those clouds in her eyes? Damn, she’s cute</w:t>
+      </w:r>
+      <w:r>
+        <w:rPr>
+          <w:i/>
+        </w:rPr>
+        <w:t>.</w:t>
+      </w:r>
+      <w:r>
+        <w:t xml:space="preserve"> </w:t>
+      </w:r>
+      <w:r>
+        <w:rPr>
+          <w:i/>
+        </w:rPr>
+        <w:t>She could even make</w:t>
+      </w:r>
+      <w:r>
+        <w:rPr>
+          <w:i/>
+        </w:rPr>
+        <w:t xml:space="preserve"> for</w:t>
+      </w:r>
+      <w:r>
+        <w:rPr>
+          <w:i/>
+        </w:rPr>
+        <w:t xml:space="preserve"> a great sheep girl.’</w:t>
+      </w:r>
+    </w:p>
+    <w:p>
+      <w:r>
+        <w:t>Upon examination h</w:t>
+      </w:r>
+      <w:r>
+        <w:t xml:space="preserve">er name was </w:t>
+      </w:r>
+      <w:r>
+        <w:t>Rose Evergreen</w:t>
+      </w:r>
+      <w:r>
+        <w:t xml:space="preserve"> </w:t>
+      </w:r>
+      <w:r>
+        <w:t xml:space="preserve">and her class was </w:t>
+      </w:r>
+      <w:r>
+        <w:rPr>
+          <w:rFonts w:asciiTheme="minorHAnsi" w:hAnsiTheme="minorHAnsi" w:cstheme="minorHAnsi"/>
+        </w:rPr>
+        <w:t>Caretaker</w:t>
+      </w:r>
+      <w:r>
+        <w:t>. She had a need to know look.</w:t>
+      </w:r>
+    </w:p>
+    <w:p>
+      <w:r>
+        <w:t>“Are you in a party?” Fineous asked.</w:t>
+      </w:r>
+    </w:p>
+    <w:p>
+      <w:r>
+        <w:t xml:space="preserve">“No,” </w:t>
+      </w:r>
+      <w:r>
+        <w:t>Rose replied. “I’m not a fighter.”</w:t>
+      </w:r>
+    </w:p>
+    <w:p>
+      <w:r>
+        <w:t xml:space="preserve">“In that case, why don’t you join us for dinner?” Fineous asked with a grin. “We are three thorns and Erza. We need a </w:t>
+      </w:r>
+      <w:r>
+        <w:t>Rose</w:t>
+      </w:r>
+      <w:r>
+        <w:t>.”</w:t>
+      </w:r>
+    </w:p>
+    <w:p>
+      <w:r>
+        <w:t>“You’re too young for me,” Rose objected.</w:t>
+      </w:r>
+    </w:p>
+    <w:p>
+      <w:r>
+        <w:t>“Don’t you know that illicit relations are the best? Don’t worry. We will keep this platonic. However, I will not promise not to flirt.” Fineous promised.</w:t>
+      </w:r>
+    </w:p>
+    <w:p>
+      <w:r>
+        <w:t>“No thanks,” Rose said. “I don’t want to be an adventurer. Adventuring is too scary.”</w:t>
+      </w:r>
+      <w:r>
+        <w:t xml:space="preserve"> </w:t>
+      </w:r>
+      <w:r>
+        <w:t xml:space="preserve">She </w:t>
+      </w:r>
+      <w:r>
+        <w:t xml:space="preserve">had </w:t>
+      </w:r>
+      <w:r>
+        <w:t xml:space="preserve">clearly </w:t>
+      </w:r>
+      <w:r>
+        <w:t>rejected other offers.</w:t>
+      </w:r>
+    </w:p>
+    <w:p>
+      <w:r>
+        <w:t>Fineous walked up to Rose and squatted.</w:t>
+      </w:r>
+    </w:p>
+    <w:p>
+      <w:r>
+        <w:t xml:space="preserve">“Rose, Rose, Rose, that doesn’t mean we can’t be friends,” Fineous said </w:t>
+      </w:r>
+      <w:r>
+        <w:t xml:space="preserve">sweetly </w:t>
+      </w:r>
+      <w:r>
+        <w:t>and handed her a rose.</w:t>
+      </w:r>
+    </w:p>
+    <w:p>
+      <w:r>
+        <w:t xml:space="preserve">“If we get stationed in the same city, then we can </w:t>
+      </w:r>
+      <w:r>
+        <w:t xml:space="preserve">have </w:t>
+      </w:r>
+      <w:r>
+        <w:t>you heal up our boo-boos when we return to the town after a long hard day at the office.”</w:t>
+      </w:r>
+    </w:p>
+    <w:p>
+      <w:r>
+        <w:t>“Do you have charisma?” Aragon asked. “That would be a great</w:t>
+      </w:r>
+      <w:r>
+        <w:t xml:space="preserve"> rogue </w:t>
+      </w:r>
+      <w:r>
+        <w:t>ability</w:t>
+      </w:r>
+      <w:r>
+        <w:t>.”</w:t>
+      </w:r>
+    </w:p>
+    <w:p>
+      <w:r>
+        <w:t xml:space="preserve">“Nope,” Fineous </w:t>
+      </w:r>
+      <w:r>
+        <w:t>denied</w:t>
+      </w:r>
+      <w:r>
+        <w:t>. “But I do have luck. And I think this is our lucky day.”</w:t>
+      </w:r>
+    </w:p>
+    <w:p>
+      <w:r>
+        <w:lastRenderedPageBreak/>
+        <w:t>“No promises,” Rose said.</w:t>
+      </w:r>
+    </w:p>
+    <w:p>
+      <w:r>
+        <w:t>“No promises,” Fineous agreed.</w:t>
+      </w:r>
+    </w:p>
+    <w:p>
+      <w:r>
+        <w:t>Rose got up and</w:t>
+      </w:r>
+      <w:r>
+        <w:t xml:space="preserve"> joined their table.</w:t>
+      </w:r>
+    </w:p>
+    <w:p>
+      <w:r>
+        <w:t xml:space="preserve">“Yes I </w:t>
+      </w:r>
+      <w:r>
+        <w:t xml:space="preserve">have the Spirit Whisperer </w:t>
+      </w:r>
+      <w:r>
+        <w:t>ability</w:t>
+      </w:r>
+      <w:r>
+        <w:t>, but I don’t know what that means,” Rose said.</w:t>
+      </w:r>
+    </w:p>
+    <w:p>
+      <w:r>
+        <w:t>“I’ll explain everything when we are in private,” Fineous promised. “My brother hated it when I made statements as if I knew, when I</w:t>
+      </w:r>
+      <w:r>
+        <w:t xml:space="preserve">’m </w:t>
       </w:r>
       <w:r>
         <w:t xml:space="preserve">just </w:t>
       </w:r>
       <w:r>
-        <w:t>any party. I want strong members. Are you strong?”</w:t>
-      </w:r>
-    </w:p>
-    <w:p>
-      <w:r>
-        <w:t xml:space="preserve">“Sorry,” Fineous </w:t>
-      </w:r>
-      <w:r>
-        <w:t>replied</w:t>
-      </w:r>
-      <w:r>
-        <w:t xml:space="preserve">. “You got us beat in that department. Aragon is just a ranger with princely good looks and I’m just a guy who </w:t>
-      </w:r>
-      <w:r>
-        <w:t>is</w:t>
-      </w:r>
-      <w:r>
-        <w:t xml:space="preserve"> roguishly </w:t>
-      </w:r>
-      <w:r>
-        <w:t>handsome. By that I mean I’m Fineous the rogue.”</w:t>
-      </w:r>
-    </w:p>
-    <w:p>
-      <w:r>
-        <w:t>“I’ll keep you two in mind,” Demonbane said. “I can’t wait to start fighting monsters.”</w:t>
-      </w:r>
-    </w:p>
-    <w:p>
-      <w:r>
-        <w:t>Fineous walked to the ledge and looked down. The others followed.</w:t>
-      </w:r>
-    </w:p>
-    <w:p>
-      <w:r>
-        <w:t>“That’s interesting,” Fineous said. “I hadn’t realized that wall of vegetation was a giant maze. W</w:t>
-      </w:r>
-      <w:r>
-        <w:t>hat</w:t>
-      </w:r>
-      <w:r>
-        <w:t xml:space="preserve"> a huge training area.”</w:t>
-      </w:r>
-    </w:p>
-    <w:p>
-      <w:r>
-        <w:t>“If you’re a rogue, can you do any ninja tricks?” Demonbane asked.</w:t>
-      </w:r>
-    </w:p>
-    <w:p>
-      <w:r>
-        <w:t>“I can shadow meld,” Fineous said</w:t>
-      </w:r>
-      <w:r>
-        <w:t>. He demonstrated and added</w:t>
-      </w:r>
-      <w:r>
-        <w:t>, “Although I haven’t properly explored that yet</w:t>
-      </w:r>
-      <w:r>
-        <w:t>, since the shadows contain monsters</w:t>
-      </w:r>
-      <w:r>
-        <w:t xml:space="preserve">. The others are just standard </w:t>
-      </w:r>
-      <w:r>
-        <w:t>RPG stuff, like mapping.”</w:t>
+        <w:t>guessing.”</w:t>
+      </w:r>
+    </w:p>
+    <w:p>
+      <w:r>
+        <w:t>“You don’t know?” Rose asked, surprised.</w:t>
+      </w:r>
+    </w:p>
+    <w:p>
+      <w:r>
+        <w:t>“No one knows, except them,” Fineous said</w:t>
+      </w:r>
+      <w:r>
+        <w:t>, pointing</w:t>
+      </w:r>
+      <w:r>
+        <w:t>, “Fineous Bogg at your service. I wish I had a hat</w:t>
+      </w:r>
+      <w:r>
+        <w:t xml:space="preserve">. That princely looking guy is </w:t>
+      </w:r>
+      <w:r>
+        <w:t xml:space="preserve">Ranger </w:t>
+      </w:r>
+      <w:r>
+        <w:t>Aragon Earthsworn. Demonbane Deathclaw is our tank and is there to protect us from monsters and demons. Erza Scarlet is our fiery beauty who is just as fierce as the one in the anime Fairy Tale.”</w:t>
+      </w:r>
+    </w:p>
+    <w:p>
+      <w:r>
+        <w:t>There were introductions.</w:t>
       </w:r>
     </w:p>
     <w:p>
@@ -5196,2220 +7528,196 @@
         <w:t>“</w:t>
       </w:r>
       <w:r>
-        <w:t xml:space="preserve">I got </w:t>
-      </w:r>
-      <w:r>
-        <w:rPr>
-          <w:rFonts w:asciiTheme="minorHAnsi" w:hAnsiTheme="minorHAnsi" w:cstheme="minorHAnsi"/>
-        </w:rPr>
-        <w:t>camping</w:t>
+        <w:t>You don’t need to join our party</w:t>
+      </w:r>
+      <w:r>
+        <w:t>,” Fineous said. “But we can still hang out and have fun while we train, can’t we?”</w:t>
+      </w:r>
+    </w:p>
+    <w:p>
+      <w:r>
+        <w:t>“I suppose so,” Rose said</w:t>
+      </w:r>
+      <w:r>
+        <w:t xml:space="preserve"> reluctantly</w:t>
+      </w:r>
+      <w:r>
+        <w:t>. “I don’t know anyone.”</w:t>
+      </w:r>
+    </w:p>
+    <w:p>
+      <w:r>
+        <w:t>“In that case, you have Erza,” Fineous said.</w:t>
+      </w:r>
+      <w:r>
+        <w:t xml:space="preserve"> “You can both do girl stuff together. And you can think of me as your big brother.”</w:t>
+      </w:r>
+    </w:p>
+    <w:p>
+      <w:r>
+        <w:t xml:space="preserve">“Don’t you </w:t>
+      </w:r>
+      <w:r>
+        <w:t>mean little brother</w:t>
+      </w:r>
+      <w:r>
+        <w:t>?</w:t>
+      </w:r>
+      <w:r>
+        <w:t>” Rose asked with a giggle</w:t>
+      </w:r>
+      <w:r>
+        <w:t xml:space="preserve"> as tension broke</w:t>
+      </w:r>
+      <w:r>
+        <w:t>. A few colorful fireflies buzzed around Rose’s head</w:t>
+      </w:r>
+      <w:r>
+        <w:t>, which Rose failed to notice</w:t>
+      </w:r>
+      <w:r>
+        <w:t>.</w:t>
+      </w:r>
+    </w:p>
+    <w:p>
+      <w:r>
+        <w:t>Fineous saw Endol glancing in their direction. Apparently the skill was noteworthy.</w:t>
+      </w:r>
+    </w:p>
+    <w:p>
+      <w:r>
+        <w:lastRenderedPageBreak/>
+        <w:t>“Big brother, little brother, what’s the difference as long as we have fun?” Fineous asked.</w:t>
+      </w:r>
+    </w:p>
+    <w:p>
+      <w:r>
+        <w:t>“What are those lights?” Demonbane asked.</w:t>
+      </w:r>
+    </w:p>
+    <w:p>
+      <w:r>
+        <w:t>“They</w:t>
+      </w:r>
+      <w:r>
+        <w:t xml:space="preserve"> are nature spirits,” Rose said, noting them for the first time.</w:t>
+      </w:r>
+    </w:p>
+    <w:p>
+      <w:r>
+        <w:t>“What should we do for the rest of the day?” Demonbane asked.</w:t>
+      </w:r>
+      <w:r>
+        <w:t xml:space="preserve"> “Should we…”</w:t>
+      </w:r>
+    </w:p>
+    <w:p>
+      <w:r>
+        <w:t>Fineous interrupted Demonbane with a glance.</w:t>
+      </w:r>
+    </w:p>
+    <w:p>
+      <w:r>
+        <w:t xml:space="preserve">“This is </w:t>
+      </w:r>
+      <w:r>
+        <w:t xml:space="preserve">Emperor’s </w:t>
+      </w:r>
+      <w:r>
+        <w:t>Night,</w:t>
+      </w:r>
+      <w:r>
+        <w:t>” Fineous said. “Let’s explore the grounds. I’ll show you the garden I plucked the rose from.</w:t>
+      </w:r>
+      <w:r>
+        <w:t xml:space="preserve"> It’s close by.</w:t>
+      </w:r>
+      <w:r>
+        <w:t>”</w:t>
+      </w:r>
+    </w:p>
+    <w:p>
+      <w:r>
+        <w:t xml:space="preserve">The team got up and they headed out. Fineous led them to </w:t>
+      </w:r>
+      <w:r>
+        <w:t xml:space="preserve">a building with the words </w:t>
+      </w:r>
+      <w:r>
+        <w:t>Armory</w:t>
+      </w:r>
+      <w:r>
+        <w:t>.</w:t>
+      </w:r>
+    </w:p>
+    <w:p>
+      <w:r>
+        <w:t xml:space="preserve">“Let’s grab some weapons,” Fineous said. “That way we thorns </w:t>
+      </w:r>
+      <w:r>
+        <w:t xml:space="preserve">and Erza </w:t>
+      </w:r>
+      <w:r>
+        <w:t>can protect our rose.”</w:t>
+      </w:r>
+    </w:p>
+    <w:p>
+      <w:r>
+        <w:t>Rose giggled like bells and said, “Your really are a smooth talker.”</w:t>
+      </w:r>
+    </w:p>
+    <w:p>
+      <w:r>
+        <w:t xml:space="preserve">They approached </w:t>
+      </w:r>
+      <w:r>
+        <w:t>the</w:t>
+      </w:r>
+      <w:r>
+        <w:t xml:space="preserve"> building and stepped in.</w:t>
+      </w:r>
+    </w:p>
+    <w:p>
+      <w:r>
+        <w:t>The armory was filled with every imaginable weapon, including swords, pole weapons, bows, hammers</w:t>
+      </w:r>
+      <w:r>
+        <w:t>,</w:t>
+      </w:r>
+      <w:r>
+        <w:t xml:space="preserve"> and</w:t>
+      </w:r>
+      <w:r>
+        <w:t xml:space="preserve"> axes. There were even pitch forks</w:t>
+      </w:r>
+      <w:r>
+        <w:t>, pickaxes</w:t>
+      </w:r>
+      <w:r>
+        <w:t xml:space="preserve"> and shovels among the assortments.</w:t>
+      </w:r>
+    </w:p>
+    <w:p>
+      <w:r>
+        <w:t xml:space="preserve">“How may I help you?” a man built like a wrestler asked. </w:t>
+      </w:r>
+      <w:r>
+        <w:t>He was so bulky that he looked short, despite being</w:t>
       </w:r>
       <w:r>
         <w:t xml:space="preserve"> </w:t>
       </w:r>
       <w:r>
-        <w:t xml:space="preserve">and </w:t>
-      </w:r>
-      <w:r>
-        <w:t xml:space="preserve">an inventory. The rest are barbarian </w:t>
-      </w:r>
-      <w:r>
-        <w:t>skill</w:t>
-      </w:r>
-      <w:r>
-        <w:t>s</w:t>
-      </w:r>
-      <w:r>
-        <w:t>,</w:t>
-      </w:r>
-      <w:r>
-        <w:t xml:space="preserve"> such as barbaric weapons and </w:t>
-      </w:r>
-      <w:r>
-        <w:t>brute strength</w:t>
-      </w:r>
-      <w:r>
-        <w:t>,</w:t>
-      </w:r>
-      <w:r>
-        <w:t>” Demonbane said.</w:t>
-      </w:r>
-    </w:p>
-    <w:p>
-      <w:r>
-        <w:t>“In other words, you are the perfect tank,” Aragon said.</w:t>
-      </w:r>
-    </w:p>
-    <w:p>
-      <w:r>
-        <w:t>“Damn straight,” Demonbane agreed.</w:t>
-      </w:r>
-    </w:p>
-    <w:p>
-      <w:r>
-        <w:t>“We have a Rogue, a Tank and an Archer. We just need a Healer and a Wizard,” Aragon said.</w:t>
-      </w:r>
-    </w:p>
-    <w:p>
-      <w:r>
-        <w:t xml:space="preserve">Just then someone </w:t>
-      </w:r>
-      <w:r>
-        <w:t>jumped down from the top of a patio awning. She was covered in flames. “Did you say wizard?”</w:t>
-      </w:r>
-    </w:p>
-    <w:p>
-      <w:r>
-        <w:t>Demonbane nearly jumped out of his skin and turned around. “Where the hell did you come from?</w:t>
-      </w:r>
-      <w:r>
-        <w:t xml:space="preserve"> Is that fire?</w:t>
-      </w:r>
-      <w:r>
-        <w:t>”</w:t>
-      </w:r>
-    </w:p>
-    <w:p>
-      <w:r>
-        <w:lastRenderedPageBreak/>
-        <w:t xml:space="preserve">The newcomer was </w:t>
-      </w:r>
-      <w:r>
-        <w:t xml:space="preserve">a short </w:t>
-      </w:r>
-      <w:r>
-        <w:t>1</w:t>
-      </w:r>
-      <w:r>
-        <w:t>8 year old girl with</w:t>
-      </w:r>
-      <w:r>
-        <w:t xml:space="preserve"> sky blue hair</w:t>
-      </w:r>
-      <w:r>
-        <w:t xml:space="preserve"> and sparkly eyes of </w:t>
-      </w:r>
-      <w:r>
-        <w:t xml:space="preserve">an </w:t>
-      </w:r>
-      <w:r>
-        <w:t xml:space="preserve">unknown </w:t>
-      </w:r>
-      <w:r>
-        <w:t xml:space="preserve">metallic </w:t>
-      </w:r>
-      <w:r>
-        <w:t>color</w:t>
-      </w:r>
-      <w:r>
-        <w:t xml:space="preserve">. And yes, </w:t>
-      </w:r>
-      <w:r>
-        <w:t>s</w:t>
-      </w:r>
-      <w:r>
-        <w:t xml:space="preserve">he was </w:t>
-      </w:r>
-      <w:r>
-        <w:t>on fire</w:t>
-      </w:r>
-      <w:r>
-        <w:t xml:space="preserve">. “I’m </w:t>
-      </w:r>
-      <w:r>
-        <w:t>Erza Scarlet</w:t>
+        <w:t>almost</w:t>
+      </w:r>
+      <w:r>
+        <w:t xml:space="preserve"> 2 meters tall</w:t>
       </w:r>
       <w:r>
         <w:t xml:space="preserve">. </w:t>
       </w:r>
       <w:r>
-        <w:t xml:space="preserve">And just like </w:t>
-      </w:r>
-      <w:r>
-        <w:t xml:space="preserve">Erza </w:t>
-      </w:r>
-      <w:r>
-        <w:t>of Fairy Tale</w:t>
-      </w:r>
-      <w:r>
-        <w:t xml:space="preserve">, </w:t>
-      </w:r>
-      <w:r>
-        <w:t>I can create and manage costumes</w:t>
-      </w:r>
-      <w:r>
-        <w:t>.</w:t>
-      </w:r>
-      <w:r>
-        <w:t xml:space="preserve"> I </w:t>
-      </w:r>
-      <w:r>
-        <w:t xml:space="preserve">also </w:t>
-      </w:r>
-      <w:r>
-        <w:t xml:space="preserve">have </w:t>
-      </w:r>
-      <w:r>
-        <w:t>fire</w:t>
-      </w:r>
-      <w:r>
-        <w:t xml:space="preserve"> control</w:t>
-      </w:r>
-      <w:r>
-        <w:t xml:space="preserve"> which Erza never had</w:t>
-      </w:r>
-      <w:r>
-        <w:t>.</w:t>
-      </w:r>
-      <w:r>
-        <w:t>”</w:t>
-      </w:r>
-    </w:p>
-    <w:p>
-      <w:r>
-        <w:t>“</w:t>
-      </w:r>
-      <w:r>
-        <w:t>That’s quite a jump</w:t>
-      </w:r>
-      <w:r>
-        <w:t>,” Fineous said. “Did you reduce gr</w:t>
-      </w:r>
-      <w:r>
-        <w:t>avity on yourself or something? You almost looked as if you were floating.”</w:t>
-      </w:r>
-    </w:p>
-    <w:p>
-      <w:r>
-        <w:t>Erza smiled and said, “Th</w:t>
-      </w:r>
-      <w:r>
-        <w:t>at was telekinesis. I</w:t>
-      </w:r>
-      <w:r>
-        <w:t xml:space="preserve"> train</w:t>
-      </w:r>
-      <w:r>
-        <w:t>ed</w:t>
-      </w:r>
-      <w:r>
-        <w:t xml:space="preserve"> it to 9kg</w:t>
-      </w:r>
-      <w:r>
-        <w:t xml:space="preserve"> quickly</w:t>
-      </w:r>
-      <w:r>
-        <w:t>. After that I seem t</w:t>
-      </w:r>
-      <w:r>
-        <w:t>o have hit a brick wa</w:t>
-      </w:r>
-      <w:r>
-        <w:t>l</w:t>
-      </w:r>
-      <w:r>
-        <w:t>l</w:t>
-      </w:r>
-      <w:r>
-        <w:t>. To train it more I decided to climb that trellis. All t</w:t>
-      </w:r>
-      <w:r>
-        <w:t>hat work</w:t>
-      </w:r>
-      <w:r>
-        <w:t>,</w:t>
-      </w:r>
-      <w:r>
-        <w:t xml:space="preserve"> and I only got it to 1</w:t>
-      </w:r>
-      <w:r>
-        <w:t>7</w:t>
-      </w:r>
-      <w:r>
-        <w:t>kg.”</w:t>
-      </w:r>
-    </w:p>
-    <w:p>
-      <w:r>
-        <w:t>Fineous contemplated Erza’s words. That would definitely affect training.</w:t>
-      </w:r>
-    </w:p>
-    <w:p>
-      <w:r>
-        <w:t>“This is actually a good place</w:t>
-      </w:r>
-      <w:r>
-        <w:t xml:space="preserve"> to meet strong people</w:t>
-      </w:r>
-      <w:r>
-        <w:t>,” Aragon said.</w:t>
-      </w:r>
-    </w:p>
-    <w:p>
-      <w:r>
-        <w:t>“</w:t>
-      </w:r>
-      <w:r>
-        <w:t xml:space="preserve">I can’t wait to </w:t>
-      </w:r>
-      <w:r>
-        <w:t>go monster hunting,” Demonbane said with an evil grin. “I wonder if there are any dragons.”</w:t>
-      </w:r>
-    </w:p>
-    <w:p>
-      <w:r>
-        <w:t>“</w:t>
-      </w:r>
-      <w:r>
-        <w:t>There are a few there,</w:t>
-      </w:r>
-      <w:r>
-        <w:t>”</w:t>
-      </w:r>
-      <w:r>
-        <w:t xml:space="preserve"> Erza said, pointing.</w:t>
-      </w:r>
-    </w:p>
-    <w:p>
-      <w:r>
-        <w:t>“Are you sure?” Demonbane asked</w:t>
-      </w:r>
-      <w:r>
-        <w:t>, squinting</w:t>
-      </w:r>
-      <w:r>
-        <w:t>. “I can’t see anything.”</w:t>
-      </w:r>
-    </w:p>
-    <w:p>
-      <w:r>
-        <w:t xml:space="preserve">“Right,” </w:t>
-      </w:r>
-      <w:r>
-        <w:t>Erza</w:t>
-      </w:r>
-      <w:r>
-        <w:t xml:space="preserve"> said. “I have enhanced senses. </w:t>
-      </w:r>
-      <w:r>
-        <w:t>That includes</w:t>
-      </w:r>
-      <w:r>
-        <w:t xml:space="preserve"> </w:t>
-      </w:r>
-      <w:r>
-        <w:t xml:space="preserve">ultraviolet, </w:t>
-      </w:r>
-      <w:r>
-        <w:t>infrared and sonar.”</w:t>
-      </w:r>
-    </w:p>
-    <w:p>
-      <w:r>
-        <w:t>“</w:t>
-      </w:r>
-      <w:r>
-        <w:t xml:space="preserve">By the way, since we all have cool hair, I think the remaining </w:t>
-      </w:r>
-      <w:r>
-        <w:t>party members should also have cool hair too</w:t>
-      </w:r>
-      <w:r>
-        <w:t xml:space="preserve">,” </w:t>
-      </w:r>
-      <w:r>
-        <w:t>Demonbane</w:t>
-      </w:r>
-      <w:r>
-        <w:t xml:space="preserve"> suggested</w:t>
-      </w:r>
-      <w:r>
-        <w:t xml:space="preserve">. </w:t>
-      </w:r>
-      <w:r>
-        <w:t>“</w:t>
-      </w:r>
-      <w:r>
-        <w:t>I can’t believe most of us who came here have ordinary human hair.”</w:t>
-      </w:r>
-    </w:p>
-    <w:p>
-      <w:r>
-        <w:t xml:space="preserve">“Probably because they weren’t </w:t>
-      </w:r>
-      <w:r>
-        <w:t xml:space="preserve">otakus </w:t>
-      </w:r>
-      <w:r>
-        <w:t xml:space="preserve">obsessed with video games </w:t>
-      </w:r>
-      <w:r>
-        <w:t>and</w:t>
-      </w:r>
-      <w:r>
-        <w:t xml:space="preserve"> anime,” </w:t>
-      </w:r>
-      <w:r>
-        <w:t>Erza</w:t>
-      </w:r>
-      <w:r>
-        <w:t xml:space="preserve"> said, smiling.</w:t>
-      </w:r>
-    </w:p>
-    <w:p>
-      <w:r>
-        <w:t>“</w:t>
-      </w:r>
-      <w:r>
-        <w:t>You mentioned healer,” Demonbane said</w:t>
-      </w:r>
-      <w:r>
-        <w:t>.</w:t>
-      </w:r>
-    </w:p>
-    <w:p>
-      <w:r>
-        <w:t>“</w:t>
-      </w:r>
-      <w:r>
-        <w:t xml:space="preserve">Yes. </w:t>
-      </w:r>
-      <w:r>
-        <w:t>One with offensive magic</w:t>
-      </w:r>
-      <w:r>
-        <w:t>,</w:t>
-      </w:r>
-      <w:r>
-        <w:t xml:space="preserve"> like a paladin</w:t>
-      </w:r>
-      <w:r>
-        <w:t>, ideally</w:t>
-      </w:r>
-      <w:r>
-        <w:t>,</w:t>
-      </w:r>
-      <w:r>
-        <w:t xml:space="preserve">” Aragon </w:t>
-      </w:r>
-      <w:r>
-        <w:t>said.</w:t>
-      </w:r>
-    </w:p>
-    <w:p>
-      <w:r>
-        <w:lastRenderedPageBreak/>
-        <w:t xml:space="preserve">“The remaining </w:t>
-      </w:r>
-      <w:r>
-        <w:t xml:space="preserve">ones </w:t>
-      </w:r>
-      <w:r>
-        <w:t>should be warriors,” Fineous suggested. “I don’t know how I can help in battle. On second thought, we can train together. Then decide later if we want to make a party.</w:t>
-      </w:r>
-      <w:r>
-        <w:t>”</w:t>
-      </w:r>
-    </w:p>
-    <w:p>
-      <w:r>
-        <w:t xml:space="preserve">“Don’t sell yourself short,” </w:t>
-      </w:r>
-      <w:r>
-        <w:t>Erza</w:t>
-      </w:r>
-      <w:r>
-        <w:t xml:space="preserve"> </w:t>
-      </w:r>
-      <w:r>
-        <w:t>admonished</w:t>
-      </w:r>
-      <w:r>
-        <w:t>. “Rogues are part of any well</w:t>
-      </w:r>
-      <w:r>
-        <w:t>-</w:t>
-      </w:r>
-      <w:r>
-        <w:t>rounded party. Does anyone recall if there are many rogues?”</w:t>
-      </w:r>
-    </w:p>
-    <w:p>
-      <w:r>
-        <w:t xml:space="preserve">“I only counted </w:t>
-      </w:r>
-      <w:r>
-        <w:t>87 out of 6475</w:t>
-      </w:r>
-      <w:r>
-        <w:t>,” Fineous said. “</w:t>
-      </w:r>
-      <w:r>
-        <w:t xml:space="preserve">That a little over 1%. </w:t>
-      </w:r>
-      <w:r>
-        <w:t xml:space="preserve">But there </w:t>
-      </w:r>
-      <w:r>
-        <w:t>has to be more, considering how many people we are</w:t>
-      </w:r>
-      <w:r>
-        <w:t>.”</w:t>
-      </w:r>
-    </w:p>
-    <w:p>
-      <w:r>
-        <w:t>“In that case, having a rogue is our lucky day,” Demonbane said.</w:t>
-      </w:r>
-    </w:p>
-    <w:p>
-      <w:r>
-        <w:t>Changing the subject, Fineous ask</w:t>
-      </w:r>
-      <w:r>
-        <w:t>ed</w:t>
-      </w:r>
-      <w:r>
-        <w:t>, “How big do you think that range is? They seem like towering mountains, but there is no snow at the top.”</w:t>
-      </w:r>
-    </w:p>
-    <w:p>
-      <w:r>
-        <w:t xml:space="preserve">“The range appears to be over 100 </w:t>
-      </w:r>
-      <w:r>
-        <w:t>km</w:t>
-      </w:r>
-      <w:r>
-        <w:t xml:space="preserve"> away,” Aragon said. “We can’t go there anytime soon. And yes, they do appear to rival the Himalayan range.</w:t>
-      </w:r>
-      <w:r>
-        <w:t>”</w:t>
-      </w:r>
-    </w:p>
-    <w:p>
-      <w:r>
-        <w:t>Demonbane pointed above the mountains and asked, “Wouldn’t it be funny if those clouds that look like mountains really were mountains?”</w:t>
-      </w:r>
-    </w:p>
-    <w:p>
-      <w:r>
-        <w:t>“I can’t rule anything out at this point</w:t>
-      </w:r>
-      <w:r>
-        <w:t>. Everything seems to be ridiculously big</w:t>
-      </w:r>
-      <w:r>
-        <w:t xml:space="preserve">,” Fineous said. </w:t>
-      </w:r>
-      <w:r>
-        <w:t>“I guess it’s time to train</w:t>
-      </w:r>
-      <w:r>
-        <w:t>.</w:t>
-      </w:r>
-      <w:r>
-        <w:t xml:space="preserve"> </w:t>
-      </w:r>
-      <w:r>
-        <w:t>That parkour area looks like a great place for me.”</w:t>
-      </w:r>
-    </w:p>
-    <w:p>
-      <w:r>
-        <w:t>“I don’t see it,” Demonbane said.</w:t>
-      </w:r>
-    </w:p>
-    <w:p>
-      <w:r>
-        <w:t>“It’s next to that dragon statue over there,” Fineous said.</w:t>
-      </w:r>
-      <w:r>
-        <w:t xml:space="preserve"> “Do you see those walls facing each other at odd angles?”</w:t>
-      </w:r>
-    </w:p>
-    <w:p>
-      <w:r>
-        <w:t>“I wish I had en</w:t>
-      </w:r>
-      <w:r>
-        <w:t>hanced senses too,” Demonbane said. “All I have are big muscles.”</w:t>
-      </w:r>
-    </w:p>
-    <w:p>
-      <w:r>
-        <w:lastRenderedPageBreak/>
-        <w:t xml:space="preserve">“You don’t need telescopic vision since you’re not a ranger or a rogue,” </w:t>
-      </w:r>
-      <w:r>
-        <w:t>Erza</w:t>
-      </w:r>
-      <w:r>
-        <w:t xml:space="preserve"> said.</w:t>
-      </w:r>
-    </w:p>
-    <w:p>
-      <w:r>
-        <w:t xml:space="preserve">“I don’t have enhanced vision,” Fineous </w:t>
-      </w:r>
-      <w:r>
-        <w:t>denied</w:t>
-      </w:r>
-      <w:r>
-        <w:t>. “I’m just squinting real hard.</w:t>
-      </w:r>
-      <w:r>
-        <w:t xml:space="preserve"> And it’s giving me eye strain.</w:t>
-      </w:r>
-    </w:p>
-    <w:p>
-      <w:r>
-        <w:t>“And don’t forget. Muscles conquer all.”</w:t>
-      </w:r>
-    </w:p>
-    <w:p>
-      <w:r>
-        <w:t>“That’s true,” Demonbane agreed happily.</w:t>
-      </w:r>
-    </w:p>
-    <w:p>
-      <w:r>
-        <w:t xml:space="preserve">“Where can we meet up later?” </w:t>
-      </w:r>
-      <w:r>
-        <w:t>Erza</w:t>
-      </w:r>
-      <w:r>
-        <w:t xml:space="preserve"> asked.</w:t>
-      </w:r>
-    </w:p>
-    <w:p>
-      <w:r>
-        <w:t>“This place can be our main hangout area,” Aragon said.  “And we can meet again for dinner.”</w:t>
-      </w:r>
-    </w:p>
-    <w:p>
-      <w:r>
-        <w:t>“Whe</w:t>
-      </w:r>
-      <w:r>
-        <w:t>n can we hunt?” Demonbane asked, looking impatient.</w:t>
-      </w:r>
-    </w:p>
-    <w:p>
-      <w:r>
-        <w:t>“What’s the rush?” Aragon asked. “We don’t even know where the monsters are.”</w:t>
-      </w:r>
-    </w:p>
-    <w:p>
-      <w:r>
-        <w:t>“The first step is to get used to your new body,” Fineous said. “</w:t>
-      </w:r>
-      <w:r>
-        <w:t>I assume you didn’t have that manly body back on earth.”</w:t>
-      </w:r>
-    </w:p>
-    <w:p>
-      <w:r>
-        <w:t xml:space="preserve">“No,” Demonbane </w:t>
-      </w:r>
-      <w:r>
-        <w:t>admitted</w:t>
-      </w:r>
-      <w:r>
-        <w:t>. “My previous body was embarrassing.”</w:t>
-      </w:r>
-    </w:p>
-    <w:p>
-      <w:r>
-        <w:t>“Then practice some basic fighting techniques. Right now we don’t have weapons,” Fineous advised.</w:t>
-      </w:r>
-      <w:r>
-        <w:t xml:space="preserve"> “Those practice dummies there can be your training partners.”</w:t>
-      </w:r>
-    </w:p>
-    <w:p>
-      <w:r>
-        <w:t>“Sounds like a plan,” Demonbane said with a grin.</w:t>
-      </w:r>
-    </w:p>
-    <w:p>
-      <w:r>
-        <w:t xml:space="preserve">Fineous sat on the </w:t>
-      </w:r>
-      <w:r>
-        <w:t xml:space="preserve">retaining wall of the </w:t>
-      </w:r>
-      <w:r>
-        <w:t xml:space="preserve">roof. </w:t>
-      </w:r>
-      <w:r>
-        <w:t>“</w:t>
-      </w:r>
-      <w:r>
-        <w:t xml:space="preserve">Damn. Going down seems scarier than coming up. </w:t>
-      </w:r>
-      <w:r>
-        <w:t xml:space="preserve">See you later,” Fineous said and swung onto the </w:t>
-      </w:r>
-      <w:r>
-        <w:t>trellis</w:t>
-      </w:r>
-      <w:r>
-        <w:t>.</w:t>
-      </w:r>
-    </w:p>
-    <w:p>
-      <w:r>
-        <w:t xml:space="preserve">Fineous climbed down, careful of his footing. The trip down was </w:t>
-      </w:r>
-      <w:r>
-        <w:t>definitely scarier</w:t>
-      </w:r>
-      <w:r>
-        <w:t>.</w:t>
-      </w:r>
-    </w:p>
-    <w:p>
-      <w:r>
-        <w:lastRenderedPageBreak/>
-        <w:t>Finally at ground level, Fineous felt the strange urge to kiss the ground.</w:t>
-      </w:r>
-      <w:r>
-        <w:t xml:space="preserve"> He then examined his body but discovered he wasn’t the least bit tired. That was strange. In his old life he would have been tired, even in his marine days.</w:t>
-      </w:r>
-      <w:r>
-        <w:t xml:space="preserve"> Contrary to public belief, marines g</w:t>
-      </w:r>
-      <w:r>
-        <w:t>o</w:t>
-      </w:r>
-      <w:r>
-        <w:t>t tired. They just knew how to work through the pain.</w:t>
-      </w:r>
-    </w:p>
-    <w:p>
-      <w:r>
-        <w:t>The only effect that climbing had on him was that Internal magic seemed to have increased</w:t>
-      </w:r>
-      <w:r>
-        <w:t>, and Luck</w:t>
-      </w:r>
-      <w:r>
-        <w:t>. Also, he was hungry.</w:t>
-      </w:r>
-    </w:p>
-    <w:p>
-      <w:r>
-        <w:t>He took out some of his stored food and nibbled on it.</w:t>
-      </w:r>
-      <w:r>
-        <w:t xml:space="preserve"> It was filling, despite tasting like army rations.</w:t>
-      </w:r>
-    </w:p>
-    <w:p>
-      <w:r>
-        <w:t xml:space="preserve">Taking a deep breath, </w:t>
-      </w:r>
-      <w:r>
-        <w:t>Fineous ran towards the parkour course.</w:t>
-      </w:r>
-    </w:p>
-    <w:p>
-      <w:r>
-        <w:t xml:space="preserve">While running, Fineous looked at the people. Some were training like him, while </w:t>
-      </w:r>
-      <w:r>
-        <w:t>most</w:t>
-      </w:r>
-      <w:r>
-        <w:t xml:space="preserve"> just lounged and socialized. He passed a group of women</w:t>
-      </w:r>
-      <w:r>
-        <w:t>, giving them a big grin and a wave</w:t>
-      </w:r>
-      <w:r>
-        <w:t>. They waved back.</w:t>
-      </w:r>
-    </w:p>
-    <w:p>
-      <w:r>
-        <w:t>Finally arriving, Fineous began his parkour training.</w:t>
-      </w:r>
-    </w:p>
-    <w:p>
-      <w:r>
-        <w:t>“Time for some wall running,” Fineous said.</w:t>
-      </w:r>
-      <w:r>
-        <w:t xml:space="preserve"> He ran up to a wall and jumped. </w:t>
-      </w:r>
-      <w:r>
-        <w:t>Pushing off the wall he landed and tried again.</w:t>
-      </w:r>
-    </w:p>
-    <w:p>
-      <w:r>
-        <w:t>Fineous tried to take two steps on the wall but tripped himself, falling to the ground in the process.</w:t>
-      </w:r>
-    </w:p>
-    <w:p>
-      <w:r>
-        <w:t>There was no mistake. Wall running took skill, as well as speed, strength and flexibility.</w:t>
-      </w:r>
-    </w:p>
-    <w:p>
-      <w:r>
-        <w:t>Fineous tried several more times before he was finally able to coordinate his feet for 2 steps on the wall.</w:t>
-      </w:r>
-    </w:p>
-    <w:p>
-      <w:r>
-        <w:t>A dozen tries allowed for three steps. Unfortunately Fineous seemed to be hitting a natural limit. That wasn’t surprising. He wasn’t Spider Man and didn’t have abilities to ignore gravity. Better shoes would go a long way.</w:t>
-      </w:r>
-    </w:p>
-    <w:p>
-      <w:r>
-        <w:lastRenderedPageBreak/>
-        <w:t>A nagging feeling told him that his problem wasn’t physics. That was a problem for another time.</w:t>
-      </w:r>
-    </w:p>
-    <w:p>
-      <w:r>
-        <w:t xml:space="preserve">Fineous went to two climbing walls next to each other. They were stepped so that the closest distance </w:t>
-      </w:r>
-      <w:r>
-        <w:t>a little less than 50cm</w:t>
-      </w:r>
-      <w:r>
-        <w:t xml:space="preserve">, then </w:t>
-      </w:r>
-      <w:r>
-        <w:t>100cm</w:t>
-      </w:r>
-      <w:r>
-        <w:t>, until the final distance was over 10</w:t>
-      </w:r>
-      <w:r>
-        <w:t>m</w:t>
-      </w:r>
-      <w:r>
-        <w:t>.</w:t>
-      </w:r>
-    </w:p>
-    <w:p>
-      <w:r>
-        <w:t xml:space="preserve">Fineous started with the </w:t>
-      </w:r>
-      <w:r>
-        <w:t>50cm</w:t>
-      </w:r>
-      <w:r>
-        <w:t xml:space="preserve"> separation. He grabbed one hand-hold and jumped to the opposite wall</w:t>
-      </w:r>
-      <w:r>
-        <w:t>, grabbing</w:t>
-      </w:r>
-      <w:r>
-        <w:t xml:space="preserve"> another hand hold. Then he reversed and </w:t>
-      </w:r>
-      <w:r>
-        <w:t>jumped back</w:t>
-      </w:r>
-      <w:r>
-        <w:t>.</w:t>
-      </w:r>
-    </w:p>
-    <w:p>
-      <w:r>
-        <w:t xml:space="preserve">After a few tries he tried the </w:t>
-      </w:r>
-      <w:r>
-        <w:t>100cm</w:t>
-      </w:r>
-      <w:r>
-        <w:t xml:space="preserve"> foot gap one but this was harder. The </w:t>
-      </w:r>
-      <w:r>
-        <w:t>150cm</w:t>
-      </w:r>
-      <w:r>
-        <w:t xml:space="preserve"> gap proved his current limit.</w:t>
-      </w:r>
-    </w:p>
-    <w:p>
-      <w:r>
-        <w:t>Next was jumping between with jus</w:t>
-      </w:r>
-      <w:r>
-        <w:t>t legs. That was vastly harder in terms of coordination, earning him several falls.</w:t>
-      </w:r>
-    </w:p>
-    <w:p>
-      <w:r>
-        <w:t xml:space="preserve">Fineous wasn’t discouraged. People in </w:t>
-      </w:r>
-      <w:r>
-        <w:t xml:space="preserve">the </w:t>
-      </w:r>
-      <w:r>
-        <w:t xml:space="preserve">real life took years to master these </w:t>
-      </w:r>
-      <w:r>
-        <w:t>abilities</w:t>
-      </w:r>
-      <w:r>
-        <w:t>, and he thought he was doing a great job.</w:t>
-      </w:r>
-    </w:p>
-    <w:p>
-      <w:r>
-        <w:t xml:space="preserve">“Attention everyone,” the intercom called. Again the sound was crisp, like someone was talking next to him. “It is now </w:t>
-      </w:r>
-      <w:r>
-        <w:t>4:55PM. D</w:t>
-      </w:r>
-      <w:r>
-        <w:t>inner</w:t>
-      </w:r>
-      <w:r>
-        <w:t xml:space="preserve"> will be served in 5 minutes at the</w:t>
-      </w:r>
-      <w:r>
-        <w:t xml:space="preserve"> dining hall.”</w:t>
-      </w:r>
-    </w:p>
-    <w:p>
-      <w:r>
-        <w:t>Fineous stopped in surprise. He had just barely started training.</w:t>
-      </w:r>
-    </w:p>
-    <w:p>
-      <w:r>
-        <w:t>“Damn, we didn’t select a place to meet,” Fineous said and</w:t>
-      </w:r>
-      <w:r>
-        <w:t xml:space="preserve"> turned towards his destination.</w:t>
-      </w:r>
-    </w:p>
-    <w:p>
-      <w:r>
-        <w:t xml:space="preserve">It was then </w:t>
-      </w:r>
-      <w:r>
-        <w:t xml:space="preserve">that Fineous saw the building he climbed in all its glory. The structure was </w:t>
-      </w:r>
-      <w:r>
-        <w:t>absolutely gigantic</w:t>
-      </w:r>
-      <w:r>
-        <w:t>, seemingly piercing the heavens.</w:t>
-      </w:r>
-    </w:p>
-    <w:p>
-      <w:r>
-        <w:t>Fineous paused a moment to admire and then</w:t>
-      </w:r>
-      <w:r>
-        <w:t xml:space="preserve"> ran </w:t>
-      </w:r>
-      <w:r>
-        <w:t>back</w:t>
-      </w:r>
-      <w:r>
-        <w:t>.</w:t>
-      </w:r>
-    </w:p>
-    <w:p>
-      <w:r>
-        <w:t xml:space="preserve">On his way back he passed a hedge filled with roses. </w:t>
-      </w:r>
-      <w:r>
-        <w:t xml:space="preserve">He snipped </w:t>
-      </w:r>
-      <w:r>
-        <w:t>one</w:t>
-      </w:r>
-      <w:r>
-        <w:t xml:space="preserve"> and continued.</w:t>
-      </w:r>
-    </w:p>
-    <w:p>
-      <w:r>
-        <w:lastRenderedPageBreak/>
-        <w:t>Arriving a</w:t>
-      </w:r>
-      <w:r>
-        <w:t xml:space="preserve">t the </w:t>
-      </w:r>
-      <w:r>
-        <w:t xml:space="preserve">main </w:t>
-      </w:r>
-      <w:r>
-        <w:t>doors, h</w:t>
-      </w:r>
-      <w:r>
-        <w:t xml:space="preserve">e </w:t>
-      </w:r>
-      <w:r>
-        <w:t>climbed</w:t>
-      </w:r>
-      <w:r>
-        <w:t xml:space="preserve"> </w:t>
-      </w:r>
-      <w:r>
-        <w:t xml:space="preserve">the trellis one story up and </w:t>
-      </w:r>
-      <w:r>
-        <w:t>waited as people streamed in.</w:t>
-      </w:r>
-    </w:p>
-    <w:p>
-      <w:r>
-        <w:t>“Yo Fineous, hanging out I see,” Demonbane called.</w:t>
-      </w:r>
-    </w:p>
-    <w:p>
-      <w:r>
-        <w:t xml:space="preserve">“We should have selected a meeting spot,” Aragon said as he approached. </w:t>
-      </w:r>
-      <w:r>
-        <w:t>“</w:t>
-      </w:r>
-      <w:r>
-        <w:t>This place is huge, including the dining room.”</w:t>
-      </w:r>
-    </w:p>
-    <w:p>
-      <w:r>
-        <w:t>“Fineous was easy to see with his red hair,” Erza said, also approaching.</w:t>
-      </w:r>
-    </w:p>
-    <w:p>
-      <w:r>
-        <w:t>Fineous got down and they headed in.</w:t>
-      </w:r>
-    </w:p>
-    <w:p>
-      <w:r>
-        <w:t>Within, the dining room was filled with a cacophony of talking. They headed to a relatively short line and Fineous waited his turn.</w:t>
-      </w:r>
-    </w:p>
-    <w:p>
-      <w:r>
-        <w:t>With a grin on his face, Fineous observed the people around him. Everyone who looked at him got a wave</w:t>
-      </w:r>
-      <w:r>
-        <w:t xml:space="preserve"> and a </w:t>
-      </w:r>
-      <w:r>
-        <w:t>grin</w:t>
-      </w:r>
-      <w:r>
-        <w:t>.</w:t>
-      </w:r>
-    </w:p>
-    <w:p>
-      <w:r>
-        <w:t xml:space="preserve">Some people didn’t respond or looked at him in annoyance. In his previous life </w:t>
-      </w:r>
-      <w:r>
-        <w:t>being snubbed bothered him</w:t>
-      </w:r>
-      <w:r>
-        <w:t xml:space="preserve"> </w:t>
-      </w:r>
-      <w:r>
-        <w:t>when he was young. After decades</w:t>
-      </w:r>
-      <w:r>
-        <w:t>,</w:t>
-      </w:r>
-      <w:r>
-        <w:t xml:space="preserve"> </w:t>
-      </w:r>
-      <w:r>
-        <w:t xml:space="preserve">he learnt to handle </w:t>
-      </w:r>
-      <w:r>
-        <w:t>rejection. Now it no longer stirred his emotions</w:t>
-      </w:r>
-      <w:r>
-        <w:t>.</w:t>
-      </w:r>
-      <w:r>
-        <w:t xml:space="preserve"> After all, it was never personal.</w:t>
-      </w:r>
-    </w:p>
-    <w:p>
-      <w:r>
-        <w:t xml:space="preserve">Fineous finally arrived at the counter. As he picked up a plate he realized he should have been exercising his Identification </w:t>
-      </w:r>
-      <w:r>
-        <w:t>ability</w:t>
-      </w:r>
-      <w:r>
-        <w:t>.</w:t>
-      </w:r>
-    </w:p>
-    <w:p>
-      <w:r>
-        <w:t>While waiting, Fineous looked at an item. I</w:t>
-      </w:r>
-      <w:r>
-        <w:t xml:space="preserve">t was just a rice dish with chicken and a few vegetables. </w:t>
-      </w:r>
-      <w:r>
-        <w:t>He looked again. It wasn’t chicken.</w:t>
-      </w:r>
-      <w:r>
-        <w:t xml:space="preserve"> The vegetables and rice were also strange, but very similar to earth foods.</w:t>
-      </w:r>
-    </w:p>
-    <w:p>
-      <w:r>
-        <w:t xml:space="preserve">Fineous continued through the line piling on foods he didn’t recognize. </w:t>
-      </w:r>
-      <w:r>
-        <w:t>He exited the line and waited for his friends. They headed for a free table and sat down. He continued his identification training and then got a hit.</w:t>
-      </w:r>
-    </w:p>
-    <w:p>
-      <w:pPr>
-        <w:pStyle w:val="StatusMessage"/>
-      </w:pPr>
-      <w:r>
-        <w:t xml:space="preserve">Carrageen Snapping </w:t>
-      </w:r>
-      <w:proofErr w:type="spellStart"/>
-      <w:r>
-        <w:t>Trupe</w:t>
-      </w:r>
-      <w:proofErr w:type="spellEnd"/>
-    </w:p>
-    <w:p>
-      <w:r>
-        <w:lastRenderedPageBreak/>
-        <w:t>More information to ponder</w:t>
-      </w:r>
-      <w:r>
-        <w:t>…</w:t>
-      </w:r>
-    </w:p>
-    <w:p>
-      <w:r>
-        <w:t>“Aren’t you going to eat?” Aragon asked.</w:t>
-      </w:r>
-    </w:p>
-    <w:p>
-      <w:r>
-        <w:t xml:space="preserve">“I was training my Identification </w:t>
-      </w:r>
-      <w:r>
-        <w:t>ability</w:t>
-      </w:r>
-      <w:r>
-        <w:t>,” Fineous said.</w:t>
-      </w:r>
-    </w:p>
-    <w:p>
-      <w:r>
-        <w:t>“Where</w:t>
-      </w:r>
-      <w:r>
-        <w:t xml:space="preserve"> did that fish go?” Erza asked.</w:t>
-      </w:r>
-    </w:p>
-    <w:p>
-      <w:r>
-        <w:t>“I’m a rogue, aren’t I?” Fineous asked</w:t>
-      </w:r>
-      <w:r>
-        <w:t xml:space="preserve"> with a grin</w:t>
-      </w:r>
-      <w:r>
-        <w:t>. “I’m stealing food.”</w:t>
-      </w:r>
-    </w:p>
-    <w:p>
-      <w:r>
-        <w:t>“But where did you put it? Did you put it into your inventory?” Er</w:t>
-      </w:r>
-      <w:r>
-        <w:t>z</w:t>
-      </w:r>
-      <w:r>
-        <w:t>a asked.</w:t>
-      </w:r>
-    </w:p>
-    <w:p>
-      <w:r>
-        <w:t xml:space="preserve">“Yup,” Fineous replied. “You should try it. We all need the practice. And I need to work on bigger </w:t>
-      </w:r>
-      <w:r>
-        <w:t>items. Small items are getting easy. It’s time to get more food.”</w:t>
-      </w:r>
-    </w:p>
-    <w:p>
-      <w:r>
-        <w:t xml:space="preserve">“I </w:t>
-      </w:r>
-      <w:r>
-        <w:t>have both an inventory and a</w:t>
-      </w:r>
-      <w:r>
-        <w:t xml:space="preserve"> costume management system</w:t>
-      </w:r>
-      <w:r>
-        <w:t>,</w:t>
-      </w:r>
-      <w:r>
-        <w:t>”</w:t>
-      </w:r>
-      <w:r>
-        <w:t xml:space="preserve"> Erza said.</w:t>
-      </w:r>
-    </w:p>
-    <w:p>
-      <w:r>
-        <w:t xml:space="preserve">“I’m guessing you really liked that Erza, didn’t you?” Fineous asked, visualizing the </w:t>
-      </w:r>
-      <w:r>
-        <w:t>ability</w:t>
-      </w:r>
-      <w:r>
-        <w:t>.</w:t>
-      </w:r>
-    </w:p>
-    <w:p>
-      <w:r>
-        <w:t xml:space="preserve">Conversation continued until Fineous felt he stole enough food for the day. More importantly he </w:t>
-      </w:r>
-      <w:r>
-        <w:t>was starting to feel guilty for staling so much food</w:t>
-      </w:r>
-      <w:r>
-        <w:t>.</w:t>
-      </w:r>
-    </w:p>
-    <w:p>
-      <w:r>
-        <w:t>“Attention everyone,” Endol said and the room quieted.</w:t>
-      </w:r>
-    </w:p>
-    <w:p>
-      <w:r>
-        <w:t>“</w:t>
-      </w:r>
-      <w:r>
-        <w:t xml:space="preserve">Some of you have started forming parties. Taking initiative is </w:t>
-      </w:r>
-      <w:r>
-        <w:t>essential. No one will be holding your hand</w:t>
-      </w:r>
-      <w:r>
-        <w:t xml:space="preserve">,” </w:t>
-      </w:r>
-      <w:r>
-        <w:t>Endol said. “</w:t>
-      </w:r>
-      <w:r>
-        <w:t xml:space="preserve">The </w:t>
-      </w:r>
-      <w:r>
-        <w:t>ideal</w:t>
-      </w:r>
-      <w:r>
-        <w:t xml:space="preserve"> is 7 members</w:t>
-      </w:r>
-      <w:r>
-        <w:t>, since it has great internal balance</w:t>
-      </w:r>
-      <w:r>
-        <w:t>.</w:t>
-      </w:r>
-      <w:r>
-        <w:t xml:space="preserve"> </w:t>
-      </w:r>
-      <w:r>
-        <w:t>Any more will affect team cohesion. More importantly, it</w:t>
-      </w:r>
-      <w:r>
-        <w:t xml:space="preserve"> will develop </w:t>
-      </w:r>
-      <w:r>
-        <w:t>a disproportionate amount of</w:t>
-      </w:r>
-      <w:r>
-        <w:t xml:space="preserve"> agro.</w:t>
-      </w:r>
-      <w:r>
-        <w:t>”</w:t>
-      </w:r>
-    </w:p>
-    <w:p>
-      <w:r>
-        <w:t>“Just outside is the armory. There you may borrow a status ring. This ring will allow you to see your stats and the stats of your party members, after you formally create parties.</w:t>
-      </w:r>
-    </w:p>
-    <w:p>
-      <w:r>
-        <w:lastRenderedPageBreak/>
-        <w:t>“At the end of the school year, you will be required to either buy it or return it.</w:t>
-      </w:r>
-    </w:p>
-    <w:p>
-      <w:r>
-        <w:t>“Those with Identification don’t need it and shouldn’t use them, since that will hamper their growth.</w:t>
-      </w:r>
-    </w:p>
-    <w:p>
-      <w:r>
-        <w:t>“</w:t>
-      </w:r>
-      <w:r>
-        <w:t>Just outside the training area you will find F-Rank monsters you can hunt.</w:t>
-      </w:r>
-      <w:r>
-        <w:t xml:space="preserve"> They are relatively harmless, but good practice for you. You may </w:t>
-      </w:r>
-      <w:r>
-        <w:t>borrow</w:t>
-      </w:r>
-      <w:r>
-        <w:t xml:space="preserve"> practice weapons</w:t>
-      </w:r>
-      <w:r>
-        <w:t xml:space="preserve"> at the armory</w:t>
-      </w:r>
-      <w:r>
-        <w:t>.</w:t>
-      </w:r>
-    </w:p>
-    <w:p>
-      <w:r>
-        <w:t xml:space="preserve">“There is another area with E-Rank monsters on campus, but that’s for later. </w:t>
-      </w:r>
-      <w:r>
-        <w:t>They aren’t recommended for F-Rankers.</w:t>
-      </w:r>
-      <w:r>
-        <w:t xml:space="preserve"> On the other hand, reaching E-Rank should take only a few days of </w:t>
-      </w:r>
-      <w:r>
-        <w:t xml:space="preserve">intense </w:t>
-      </w:r>
-      <w:r>
-        <w:t>training</w:t>
-      </w:r>
-      <w:r>
-        <w:t>…”</w:t>
-      </w:r>
-    </w:p>
-    <w:p>
-      <w:r>
-        <w:t xml:space="preserve">Endol’s companion </w:t>
-      </w:r>
-      <w:r>
-        <w:t>Arielle</w:t>
-      </w:r>
-      <w:r>
-        <w:t xml:space="preserve"> interrupted him and said, “Lord Endol. These are human.”</w:t>
-      </w:r>
-    </w:p>
-    <w:p>
-      <w:r>
-        <w:t>“</w:t>
-      </w:r>
-      <w:r>
-        <w:t>I apologize</w:t>
-      </w:r>
-      <w:r>
-        <w:t>,” Endol said. “</w:t>
-      </w:r>
-      <w:r>
-        <w:t>It will take you at least a month to</w:t>
-      </w:r>
-      <w:r>
-        <w:t xml:space="preserve"> </w:t>
-      </w:r>
-      <w:r>
-        <w:t xml:space="preserve">reach E-Rank, since you are all </w:t>
-      </w:r>
-      <w:r>
-        <w:t>mere</w:t>
-      </w:r>
-      <w:r>
-        <w:t xml:space="preserve"> human</w:t>
-      </w:r>
-      <w:r>
-        <w:t>s</w:t>
-      </w:r>
-      <w:r>
-        <w:t>.</w:t>
-      </w:r>
-      <w:r>
-        <w:t>”</w:t>
-      </w:r>
-    </w:p>
-    <w:p>
-      <w:r>
-        <w:t>Endol ignored the grumbling and continued talking.</w:t>
-      </w:r>
-    </w:p>
-    <w:p>
-      <w:r>
-        <w:t>“You might be wondering, what is the value of killing monsters?</w:t>
-      </w:r>
-    </w:p>
-    <w:p>
-      <w:r>
-        <w:t xml:space="preserve">“Monsters are formed from untamed magic, which by the way is </w:t>
-      </w:r>
-      <w:r>
-        <w:t>best</w:t>
-      </w:r>
-      <w:r>
-        <w:t xml:space="preserve"> described as the substance of possibilities. This raw substance can only be used by the gods and does not concern you.</w:t>
-      </w:r>
-    </w:p>
-    <w:p>
-      <w:r>
-        <w:t xml:space="preserve">“The only way to utilize this substance is by killing monsters. This slightly increases your </w:t>
-      </w:r>
-      <w:r>
-        <w:t xml:space="preserve">available </w:t>
-      </w:r>
-      <w:r>
-        <w:t xml:space="preserve">raw </w:t>
-      </w:r>
-      <w:r>
-        <w:t>essence</w:t>
-      </w:r>
-      <w:r>
-        <w:t>.</w:t>
-      </w:r>
-    </w:p>
-    <w:p>
-      <w:r>
-        <w:t>“Raw essence is useless until converted by the application of a skill.”</w:t>
-      </w:r>
-    </w:p>
-    <w:p>
-      <w:r>
-        <w:t>Fineous nodded in understanding, but most of the people expressed confusion.</w:t>
-      </w:r>
-    </w:p>
-    <w:p>
-      <w:r>
-        <w:t>Endol sig</w:t>
-      </w:r>
-      <w:r>
-        <w:t>h</w:t>
-      </w:r>
-      <w:r>
-        <w:t>ed</w:t>
-      </w:r>
-      <w:r>
-        <w:t>, knowing how stupid humans were</w:t>
-      </w:r>
-      <w:r>
-        <w:t>.</w:t>
-      </w:r>
-    </w:p>
-    <w:p>
-      <w:r>
-        <w:lastRenderedPageBreak/>
-        <w:t>“Let me give you an analogy,” Endol said.</w:t>
-      </w:r>
-      <w:r>
-        <w:t xml:space="preserve"> “In your world you are physically limited by how fast you can run. Training </w:t>
-      </w:r>
-      <w:r>
-        <w:t xml:space="preserve">only </w:t>
-      </w:r>
-      <w:r>
-        <w:t>brings you closer to that limit. However, these limits remain.</w:t>
-      </w:r>
-    </w:p>
-    <w:p>
-      <w:r>
-        <w:t xml:space="preserve">“Here, if you defeat enough monsters, </w:t>
-      </w:r>
-      <w:r>
-        <w:t xml:space="preserve">your </w:t>
-      </w:r>
-      <w:r>
-        <w:t xml:space="preserve">raw </w:t>
-      </w:r>
-      <w:r>
-        <w:t>un</w:t>
-      </w:r>
-      <w:r>
-        <w:t xml:space="preserve">aspected </w:t>
-      </w:r>
-      <w:r>
-        <w:t xml:space="preserve">essence increases. This gives you the fuel </w:t>
-      </w:r>
-      <w:r>
-        <w:t xml:space="preserve">needed </w:t>
-      </w:r>
-      <w:r>
-        <w:t>to increase your limits</w:t>
-      </w:r>
-      <w:r>
-        <w:t>. However, if you don’t train, you will not reach that new limit.</w:t>
-      </w:r>
-    </w:p>
-    <w:p>
-      <w:r>
-        <w:t>“Long story short, fight monsters and train hard and don’t worry about the mechanics.</w:t>
-      </w:r>
-    </w:p>
-    <w:p>
-      <w:r>
-        <w:t>“</w:t>
-      </w:r>
-      <w:r>
-        <w:t>W</w:t>
-      </w:r>
-      <w:r>
-        <w:t xml:space="preserve">hen a monster is </w:t>
-      </w:r>
-      <w:r>
-        <w:t>destroyed</w:t>
-      </w:r>
-      <w:r>
-        <w:t xml:space="preserve">, its essence will unravel. </w:t>
-      </w:r>
-      <w:r>
-        <w:t>As a rule of thumb, a</w:t>
-      </w:r>
-      <w:r>
-        <w:t xml:space="preserve">round 10% is </w:t>
-      </w:r>
-      <w:r>
-        <w:t>absorbed by the adventurer</w:t>
-      </w:r>
-      <w:r>
-        <w:t xml:space="preserve"> and used for their growth cycle</w:t>
-      </w:r>
-      <w:r>
-        <w:t xml:space="preserve">. </w:t>
-      </w:r>
-      <w:r>
-        <w:t xml:space="preserve">Another 10% is </w:t>
-      </w:r>
-      <w:r>
-        <w:t>converted into various items.</w:t>
-      </w:r>
-    </w:p>
-    <w:p>
-      <w:r>
-        <w:t>“The nature of the items is determined by the collective unconsciousness of the adventurer’s species</w:t>
-      </w:r>
-      <w:r>
-        <w:t xml:space="preserve">, their class and </w:t>
-      </w:r>
-      <w:r>
-        <w:t>Abilities</w:t>
-      </w:r>
-      <w:r>
-        <w:t xml:space="preserve">. </w:t>
-      </w:r>
-      <w:r>
-        <w:t>Other f</w:t>
-      </w:r>
-      <w:r>
-        <w:t>actors include the monster fought, the difficulty of the fight, the needs of the adventurer</w:t>
-      </w:r>
-      <w:r>
-        <w:t>,</w:t>
-      </w:r>
-      <w:r>
-        <w:t xml:space="preserve"> and so on.</w:t>
-      </w:r>
-    </w:p>
-    <w:p>
-      <w:r>
-        <w:t>“</w:t>
-      </w:r>
-      <w:r>
-        <w:t>Another 10% is</w:t>
-      </w:r>
-      <w:r>
-        <w:t xml:space="preserve"> converted to </w:t>
-      </w:r>
-      <w:r>
-        <w:t xml:space="preserve">crystallised forms of </w:t>
-      </w:r>
-      <w:r>
-        <w:t xml:space="preserve">unaspected </w:t>
-      </w:r>
-      <w:r>
-        <w:t>manna resembling coins</w:t>
-      </w:r>
-      <w:r>
-        <w:t>.</w:t>
-      </w:r>
-      <w:r>
-        <w:t xml:space="preserve"> These coins are our formal currency. They are also an alchemical ingredient. As a result, the</w:t>
-      </w:r>
-      <w:r>
-        <w:t>re</w:t>
-      </w:r>
-      <w:r>
-        <w:t xml:space="preserve"> </w:t>
-      </w:r>
-      <w:r>
-        <w:t>is</w:t>
-      </w:r>
-      <w:r>
-        <w:t xml:space="preserve"> always a need for them.</w:t>
-      </w:r>
-    </w:p>
-    <w:p>
-      <w:r>
-        <w:t xml:space="preserve">“The rest of the essence </w:t>
-      </w:r>
-      <w:r>
-        <w:t>is</w:t>
-      </w:r>
-      <w:r>
-        <w:t xml:space="preserve"> absorbed by the </w:t>
-      </w:r>
-      <w:r>
-        <w:t>domain</w:t>
-      </w:r>
-      <w:r>
-        <w:t xml:space="preserve">, thereby increasing it and </w:t>
-      </w:r>
-      <w:r>
-        <w:t xml:space="preserve">forcing </w:t>
-      </w:r>
-      <w:r>
-        <w:t>the Onn Mountains</w:t>
-      </w:r>
-      <w:r>
-        <w:t xml:space="preserve"> to recede</w:t>
-      </w:r>
-      <w:r>
-        <w:t>.</w:t>
-      </w:r>
-    </w:p>
-    <w:p>
-      <w:r>
-        <w:t>“One final warning,” Endol said. “Don’t kill nature spirits. Killing them will weaken you and erode the world.</w:t>
-      </w:r>
-      <w:r>
-        <w:t xml:space="preserve"> Too much of that and you will die.</w:t>
-      </w:r>
-      <w:r>
-        <w:t>”</w:t>
-      </w:r>
-    </w:p>
-    <w:p>
-      <w:r>
-        <w:t xml:space="preserve">Endol walked away and </w:t>
-      </w:r>
-      <w:r>
-        <w:t xml:space="preserve">Endol’s companion </w:t>
-      </w:r>
-      <w:r>
-        <w:t>Arielle</w:t>
-      </w:r>
-      <w:r>
-        <w:t xml:space="preserve"> </w:t>
-      </w:r>
-      <w:r>
-        <w:t>said, “Nature spirits</w:t>
-      </w:r>
-      <w:r>
-        <w:t>, also known as fairies,</w:t>
-      </w:r>
-      <w:r>
-        <w:t xml:space="preserve"> are created in the same way as monsters. Unlike monsters, they are friendly, and will not attack unless provoked.</w:t>
-      </w:r>
-    </w:p>
-    <w:p>
-      <w:r>
-        <w:lastRenderedPageBreak/>
-        <w:t xml:space="preserve">“If left alone, both monsters and nature spirits will unravel. Monsters increase the land </w:t>
-      </w:r>
-      <w:r>
-        <w:t xml:space="preserve">and the mineral riches of the earth, </w:t>
-      </w:r>
-      <w:r>
-        <w:t xml:space="preserve">while nature spirits increase the </w:t>
-      </w:r>
-      <w:r>
-        <w:t>fertility of the land</w:t>
-      </w:r>
-      <w:r>
-        <w:t>.</w:t>
-      </w:r>
-      <w:r>
-        <w:t xml:space="preserve"> It’s like falling snow that melts.</w:t>
-      </w:r>
-    </w:p>
-    <w:p>
-      <w:r>
-        <w:t>“And off course, monsters should be killed since they are destructive</w:t>
-      </w:r>
-      <w:r>
-        <w:t xml:space="preserve"> like hailstones</w:t>
-      </w:r>
-      <w:r>
-        <w:t>.” She too exited the stage.</w:t>
-      </w:r>
-    </w:p>
-    <w:p>
-      <w:r>
-        <w:t>People resumed talking.</w:t>
-      </w:r>
-    </w:p>
-    <w:p>
-      <w:r>
-        <w:t>“That makes sense,” Fineous said.</w:t>
-      </w:r>
-    </w:p>
-    <w:p>
-      <w:r>
-        <w:t>“You understood what that meant?” someone from a table next to them asked.</w:t>
-      </w:r>
-    </w:p>
-    <w:p>
-      <w:r>
-        <w:t>“Nope,” Fineous replied with a grin. “I was only trying to sound smart. Did I succeed?”</w:t>
-      </w:r>
-    </w:p>
-    <w:p>
-      <w:r>
-        <w:t>“Idiot,” the man mumbled, annoyed, and turned away.</w:t>
-      </w:r>
-    </w:p>
-    <w:p>
-      <w:r>
-        <w:t>“You know, if we can find someone that can control nature spirits, that would be amazing,” Fineous said.</w:t>
-      </w:r>
-    </w:p>
-    <w:p>
-      <w:r>
-        <w:t>“Isn’t that cruel?” Erza asked.</w:t>
-      </w:r>
-    </w:p>
-    <w:p>
-      <w:r>
-        <w:t xml:space="preserve">Fineous focused and took a deep breath. “Are monsters </w:t>
-      </w:r>
-      <w:r>
-        <w:t xml:space="preserve">and nature spirits </w:t>
-      </w:r>
-      <w:r>
-        <w:t xml:space="preserve">conscious and </w:t>
-      </w:r>
-      <w:r>
-        <w:t>do they feel pain?” he bellowed, momentarily drowning out the room.</w:t>
-      </w:r>
-      <w:r>
-        <w:t xml:space="preserve"> He felt his Internal Magic increase slightly.</w:t>
-      </w:r>
-    </w:p>
-    <w:p>
-      <w:r>
-        <w:t xml:space="preserve">“Ow my ears,” a few people grumbled as the </w:t>
-      </w:r>
-      <w:r>
-        <w:t>hall</w:t>
-      </w:r>
-      <w:r>
-        <w:t xml:space="preserve"> momentarily quieted down.</w:t>
-      </w:r>
-    </w:p>
-    <w:p>
-      <w:r>
-        <w:t xml:space="preserve">“No,” Endol replied into his microphone. “Monsters </w:t>
-      </w:r>
-      <w:r>
-        <w:t xml:space="preserve">and nature spirits </w:t>
-      </w:r>
-      <w:r>
-        <w:t>are just the raw energies of creation taking on momentary form.</w:t>
-      </w:r>
-      <w:r>
-        <w:t xml:space="preserve"> As </w:t>
-      </w:r>
-      <w:r>
-        <w:t xml:space="preserve">Lady </w:t>
-      </w:r>
-      <w:r>
-        <w:t>Arielle</w:t>
-      </w:r>
-      <w:r>
-        <w:t xml:space="preserve"> said, they are like snow that eventually melts.</w:t>
-      </w:r>
-      <w:r>
-        <w:t xml:space="preserve"> You may use them as you see fit. Just don’t break any laws.”</w:t>
-      </w:r>
-    </w:p>
-    <w:p>
-      <w:r>
-        <w:t>After a few moments, conversation resumed throughout the room.</w:t>
-      </w:r>
-    </w:p>
-    <w:p>
-      <w:r>
-        <w:lastRenderedPageBreak/>
-        <w:t>“Let’s begin recruiting before they are all gone,” Fineous confided. “For instance they could…”</w:t>
-      </w:r>
-      <w:r>
-        <w:t xml:space="preserve"> He paused, unsure what to say.</w:t>
-      </w:r>
-    </w:p>
-    <w:p>
-      <w:r>
-        <w:t xml:space="preserve">“What could they do?” a woman </w:t>
-      </w:r>
-      <w:r>
-        <w:t>at</w:t>
-      </w:r>
-      <w:r>
-        <w:t xml:space="preserve"> another table asked. She was around 23, had </w:t>
-      </w:r>
-      <w:r>
-        <w:t xml:space="preserve">sky blue eyes, and long </w:t>
-      </w:r>
-      <w:r>
-        <w:t>pink hair</w:t>
-      </w:r>
-      <w:r>
-        <w:t>, turning into purple at the tips</w:t>
-      </w:r>
-      <w:r>
-        <w:t>.</w:t>
-      </w:r>
-    </w:p>
-    <w:p>
-      <w:pPr>
-        <w:rPr>
-          <w:i/>
-        </w:rPr>
-      </w:pPr>
-      <w:r>
-        <w:t xml:space="preserve">Feeling his luck increase, Fineous mused, </w:t>
-      </w:r>
-      <w:r>
-        <w:rPr>
-          <w:i/>
-        </w:rPr>
-        <w:t>‘Were those clouds in her eyes? Damn, she’s cute</w:t>
-      </w:r>
-      <w:r>
-        <w:rPr>
-          <w:i/>
-        </w:rPr>
-        <w:t>.</w:t>
-      </w:r>
-      <w:r>
-        <w:t xml:space="preserve"> </w:t>
-      </w:r>
-      <w:r>
-        <w:rPr>
-          <w:i/>
-        </w:rPr>
-        <w:t>She could even make</w:t>
-      </w:r>
-      <w:r>
-        <w:rPr>
-          <w:i/>
-        </w:rPr>
-        <w:t xml:space="preserve"> for</w:t>
-      </w:r>
-      <w:r>
-        <w:rPr>
-          <w:i/>
-        </w:rPr>
-        <w:t xml:space="preserve"> a great sheep girl.’</w:t>
-      </w:r>
-    </w:p>
-    <w:p>
-      <w:r>
-        <w:t>Upon examination h</w:t>
-      </w:r>
-      <w:r>
-        <w:t xml:space="preserve">er name was </w:t>
-      </w:r>
-      <w:r>
-        <w:t>Rose Evergreen</w:t>
-      </w:r>
-      <w:r>
-        <w:t xml:space="preserve"> </w:t>
-      </w:r>
-      <w:r>
-        <w:t xml:space="preserve">and her class was </w:t>
-      </w:r>
-      <w:r>
-        <w:rPr>
-          <w:rFonts w:asciiTheme="minorHAnsi" w:hAnsiTheme="minorHAnsi" w:cstheme="minorHAnsi"/>
-        </w:rPr>
-        <w:t>Caretaker</w:t>
-      </w:r>
-      <w:r>
-        <w:t>. She had a need to know look.</w:t>
-      </w:r>
-    </w:p>
-    <w:p>
-      <w:r>
-        <w:t>“Are you in a party?” Fineous asked.</w:t>
-      </w:r>
-    </w:p>
-    <w:p>
-      <w:r>
-        <w:t xml:space="preserve">“No,” </w:t>
-      </w:r>
-      <w:r>
-        <w:t>Rose replied. “I’m not a fighter.”</w:t>
-      </w:r>
-    </w:p>
-    <w:p>
-      <w:r>
-        <w:t xml:space="preserve">“In that case, why don’t you join us for dinner?” Fineous asked with a grin. “We are three thorns and Erza. We need a </w:t>
-      </w:r>
-      <w:r>
-        <w:t>Rose</w:t>
-      </w:r>
-      <w:r>
-        <w:t>.”</w:t>
-      </w:r>
-    </w:p>
-    <w:p>
-      <w:r>
-        <w:t>“You’re too young for me,” Rose objected.</w:t>
-      </w:r>
-    </w:p>
-    <w:p>
-      <w:r>
-        <w:t>“Don’t you know that illicit relations are the best? Don’t worry. We will keep this platonic. However, I will not promise not to flirt.” Fineous promised.</w:t>
-      </w:r>
-    </w:p>
-    <w:p>
-      <w:r>
-        <w:t>“No thanks,” Rose said. “I don’t want to be an adventurer. Adventuring is too scary.”</w:t>
-      </w:r>
-      <w:r>
-        <w:t xml:space="preserve"> Clearly she had rejected other offers.</w:t>
-      </w:r>
-    </w:p>
-    <w:p>
-      <w:r>
-        <w:t>Fineous walked up to Rose and squatted.</w:t>
-      </w:r>
-    </w:p>
-    <w:p>
-      <w:r>
-        <w:t xml:space="preserve">“Rose, Rose, Rose, that doesn’t mean we can’t be friends,” Fineous said </w:t>
-      </w:r>
-      <w:r>
-        <w:t xml:space="preserve">sweetly </w:t>
-      </w:r>
-      <w:r>
-        <w:t>and handed her a rose.</w:t>
-      </w:r>
-    </w:p>
-    <w:p>
-      <w:r>
-        <w:t xml:space="preserve">“If we get stationed in the same city, then we can </w:t>
-      </w:r>
-      <w:r>
-        <w:t xml:space="preserve">have </w:t>
-      </w:r>
-      <w:r>
-        <w:t>you heal up our boo-boos when we return to the town after a long hard day at the office.”</w:t>
-      </w:r>
-    </w:p>
-    <w:p>
-      <w:r>
-        <w:lastRenderedPageBreak/>
-        <w:t>“Do you have charisma?” Aragon asked. “That would be a great</w:t>
-      </w:r>
-      <w:r>
-        <w:t xml:space="preserve"> rogue </w:t>
-      </w:r>
-      <w:r>
-        <w:t>ability</w:t>
-      </w:r>
-      <w:r>
-        <w:t>.”</w:t>
-      </w:r>
-    </w:p>
-    <w:p>
-      <w:r>
-        <w:t xml:space="preserve">“Nope,” Fineous </w:t>
-      </w:r>
-      <w:r>
-        <w:t>denied</w:t>
-      </w:r>
-      <w:r>
-        <w:t>. “But I do have luck. And I think this is our lucky day.”</w:t>
-      </w:r>
-    </w:p>
-    <w:p>
-      <w:r>
-        <w:t>“No promises,” Rose said.</w:t>
-      </w:r>
-    </w:p>
-    <w:p>
-      <w:r>
-        <w:t>“No promises,” Fineous agreed.</w:t>
-      </w:r>
-    </w:p>
-    <w:p>
-      <w:r>
-        <w:t>Rose got up and</w:t>
-      </w:r>
-      <w:r>
-        <w:t xml:space="preserve"> joined their table.</w:t>
-      </w:r>
-    </w:p>
-    <w:p>
-      <w:r>
-        <w:t xml:space="preserve">“Yes I </w:t>
-      </w:r>
-      <w:r>
-        <w:t xml:space="preserve">have the Spirit Whisperer </w:t>
-      </w:r>
-      <w:r>
-        <w:t>ability</w:t>
-      </w:r>
-      <w:r>
-        <w:t>, but I don’t know what that means,” Rose said.</w:t>
-      </w:r>
-    </w:p>
-    <w:p>
-      <w:r>
-        <w:t>“I’ll explain everything when we are in private,” Fineous promised. “My brother hated it when I made statements as if I knew, when I</w:t>
-      </w:r>
-      <w:r>
-        <w:t xml:space="preserve">’m </w:t>
-      </w:r>
-      <w:r>
-        <w:t xml:space="preserve">just </w:t>
-      </w:r>
-      <w:r>
-        <w:t>guessing.”</w:t>
-      </w:r>
-    </w:p>
-    <w:p>
-      <w:r>
-        <w:t>“You don’t know?” Rose asked, surprised.</w:t>
-      </w:r>
-    </w:p>
-    <w:p>
-      <w:r>
-        <w:t>“No one knows, except them,” Fineous said</w:t>
-      </w:r>
-      <w:r>
-        <w:t>, pointing</w:t>
-      </w:r>
-      <w:r>
-        <w:t>, “Fineous Bogg at your service. I wish I had a hat</w:t>
-      </w:r>
-      <w:r>
-        <w:t xml:space="preserve">. That princely looking guy is </w:t>
-      </w:r>
-      <w:r>
-        <w:t xml:space="preserve">Ranger </w:t>
-      </w:r>
-      <w:r>
-        <w:t>Aragon Earthsworn. Demonbane Deathclaw is our tank and is there to protect us from monsters and demons. Erza Scarlet is our fiery beauty who is just as fierce as the one in the anime Fairy Tale.”</w:t>
-      </w:r>
-    </w:p>
-    <w:p>
-      <w:r>
-        <w:t>There were introductions.</w:t>
-      </w:r>
-    </w:p>
-    <w:p>
-      <w:r>
-        <w:t>“</w:t>
-      </w:r>
-      <w:r>
-        <w:t>You don’t need to join our party</w:t>
-      </w:r>
-      <w:r>
-        <w:t>,” Fineous said. “But we can still hang out and have fun while we train, can’t we?”</w:t>
-      </w:r>
-    </w:p>
-    <w:p>
-      <w:r>
-        <w:t>“I suppose so,” Rose said</w:t>
-      </w:r>
-      <w:r>
-        <w:t xml:space="preserve"> reluctantly</w:t>
-      </w:r>
-      <w:r>
-        <w:t>. “I don’t know anyone.”</w:t>
-      </w:r>
-    </w:p>
-    <w:p>
-      <w:r>
-        <w:t>“In that case, you have Erza,” Fineous said.</w:t>
-      </w:r>
-      <w:r>
-        <w:t xml:space="preserve"> “You can both do girl stuff together. And you can think of me as your big brother.”</w:t>
-      </w:r>
-    </w:p>
-    <w:p>
-      <w:r>
-        <w:lastRenderedPageBreak/>
-        <w:t xml:space="preserve">“Don’t you </w:t>
-      </w:r>
-      <w:r>
-        <w:t>mean little brother</w:t>
-      </w:r>
-      <w:r>
-        <w:t>?</w:t>
-      </w:r>
-      <w:r>
-        <w:t>” Rose asked with a giggle</w:t>
-      </w:r>
-      <w:r>
-        <w:t xml:space="preserve"> as tension broke</w:t>
-      </w:r>
-      <w:r>
-        <w:t>. A few colorful fireflies buzzed around Rose’s head</w:t>
-      </w:r>
-      <w:r>
-        <w:t>, which Rose failed to notice</w:t>
-      </w:r>
-      <w:r>
-        <w:t>.</w:t>
-      </w:r>
-    </w:p>
-    <w:p>
-      <w:r>
-        <w:t>Fineous saw Endol glancing in their direction. Apparently the skill was noteworthy.</w:t>
-      </w:r>
-    </w:p>
-    <w:p>
-      <w:r>
-        <w:t>“Big brother, little brother, what’s the difference as long as we have fun?” Fineous asked.</w:t>
-      </w:r>
-    </w:p>
-    <w:p>
-      <w:r>
-        <w:t>“What are those lights?” Demonbane asked.</w:t>
-      </w:r>
-    </w:p>
-    <w:p>
-      <w:r>
-        <w:t>“They are nature spirits,” Rose said.</w:t>
-      </w:r>
-    </w:p>
-    <w:p>
-      <w:r>
-        <w:t>“What should we do for the rest of the day?” Demonbane asked.</w:t>
-      </w:r>
-    </w:p>
-    <w:p>
-      <w:r>
-        <w:t xml:space="preserve">“This is </w:t>
-      </w:r>
-      <w:r>
-        <w:t xml:space="preserve">Emperor’s </w:t>
-      </w:r>
-      <w:r>
-        <w:t>Night,</w:t>
-      </w:r>
-      <w:r>
-        <w:t>” Fineous said. “Let’s explore the grounds. I’ll show you the garden I plucked the rose from.</w:t>
-      </w:r>
-      <w:r>
-        <w:t xml:space="preserve"> It’s close by.</w:t>
-      </w:r>
-      <w:r>
-        <w:t>”</w:t>
-      </w:r>
-    </w:p>
-    <w:p>
-      <w:r>
-        <w:t xml:space="preserve">The team got up and they headed out. Fineous led them to </w:t>
-      </w:r>
-      <w:r>
-        <w:t xml:space="preserve">a building with the words </w:t>
-      </w:r>
-      <w:r>
-        <w:t>Armory</w:t>
-      </w:r>
-      <w:r>
-        <w:t>.</w:t>
-      </w:r>
-    </w:p>
-    <w:p>
-      <w:r>
-        <w:t xml:space="preserve">“Let’s grab some weapons,” Fineous said. “That way we thorns </w:t>
-      </w:r>
-      <w:r>
-        <w:t xml:space="preserve">and Erza </w:t>
-      </w:r>
-      <w:r>
-        <w:t>can protect our rose.”</w:t>
-      </w:r>
-    </w:p>
-    <w:p>
-      <w:r>
-        <w:t>Rose giggled like bells and said, “Your really are a smooth talker.”</w:t>
-      </w:r>
-    </w:p>
-    <w:p>
-      <w:r>
-        <w:t xml:space="preserve">They approached </w:t>
-      </w:r>
-      <w:r>
-        <w:t>the</w:t>
-      </w:r>
-      <w:r>
-        <w:t xml:space="preserve"> building and stepped in.</w:t>
-      </w:r>
-    </w:p>
-    <w:p>
-      <w:r>
-        <w:t>The armory was filled with every imaginable weapon, including swords, pole weapons, bows, hammers</w:t>
-      </w:r>
-      <w:r>
-        <w:t>,</w:t>
-      </w:r>
-      <w:r>
-        <w:t xml:space="preserve"> and</w:t>
-      </w:r>
-      <w:r>
-        <w:t xml:space="preserve"> axes. There were even pitch forks</w:t>
-      </w:r>
-      <w:r>
-        <w:t>, pickaxes</w:t>
-      </w:r>
-      <w:r>
-        <w:t xml:space="preserve"> and shovels among the assortments.</w:t>
-      </w:r>
-    </w:p>
-    <w:p>
-      <w:r>
-        <w:t xml:space="preserve">“How may I help you?” a man built like a wrestler asked. </w:t>
-      </w:r>
-      <w:r>
-        <w:t>He was so bulky that he looked short, despite being</w:t>
-      </w:r>
-      <w:r>
-        <w:t xml:space="preserve"> </w:t>
-      </w:r>
-      <w:r>
-        <w:t>almost</w:t>
-      </w:r>
-      <w:r>
-        <w:t xml:space="preserve"> 2 meters tall</w:t>
-      </w:r>
-      <w:r>
-        <w:t xml:space="preserve">. </w:t>
+        <w:t xml:space="preserve">He had a long torso, but stubby elephant-like legs. </w:t>
       </w:r>
       <w:r>
         <w:t>He</w:t>
@@ -7649,12 +7957,30 @@
     </w:p>
     <w:p>
       <w:r>
-        <w:t>“Wait a minute. By more powerful, do you mean guns and stuff?”</w:t>
-      </w:r>
-    </w:p>
-    <w:p>
-      <w:r>
-        <w:t xml:space="preserve">“Actually yes,” </w:t>
+        <w:t xml:space="preserve">“Wait a minute. </w:t>
+      </w:r>
+      <w:r>
+        <w:t xml:space="preserve">You mentioned </w:t>
+      </w:r>
+      <w:r>
+        <w:t>guns</w:t>
+      </w:r>
+      <w:r>
+        <w:t>.</w:t>
+      </w:r>
+      <w:r>
+        <w:t>”</w:t>
+      </w:r>
+    </w:p>
+    <w:p>
+      <w:r>
+        <w:t>“</w:t>
+      </w:r>
+      <w:r>
+        <w:t>Y</w:t>
+      </w:r>
+      <w:r>
+        <w:t xml:space="preserve">es,” </w:t>
       </w:r>
       <w:r>
         <w:t>Cragstone</w:t>
@@ -7772,12 +8098,12 @@
     </w:p>
     <w:p>
       <w:r>
+        <w:t>“See you,” Fineous said. “Let’s go.”</w:t>
+      </w:r>
+    </w:p>
+    <w:p>
+      <w:r>
         <w:t>All three left, leaving Fineous and Rose alone.</w:t>
-      </w:r>
-    </w:p>
-    <w:p>
-      <w:r>
-        <w:t>“See you,” Fineous said. “Let’s go.”</w:t>
       </w:r>
     </w:p>
     <w:p>
@@ -7959,7 +8285,13 @@
     </w:p>
     <w:p>
       <w:r>
-        <w:t>“I’m exercising my storage space,” Fineous said.</w:t>
+        <w:t>“</w:t>
+      </w:r>
+      <w:r>
+        <w:t>I’m getting familiar with my</w:t>
+      </w:r>
+      <w:r>
+        <w:t xml:space="preserve"> storage space,” Fineous said.</w:t>
       </w:r>
     </w:p>
     <w:p>
@@ -8026,6 +8358,9 @@
       <w:r>
         <w:t>A moment later he felt energy coursing through him.</w:t>
       </w:r>
+      <w:r>
+        <w:t xml:space="preserve"> That felt good, like eating after a long fast. But he was still hungry.</w:t>
+      </w:r>
     </w:p>
     <w:p>
       <w:r>
@@ -8046,7 +8381,13 @@
     </w:p>
     <w:p>
       <w:r>
-        <w:t xml:space="preserve">“What just happened? I just got zapped,” Rose </w:t>
+        <w:t xml:space="preserve">“What just happened? </w:t>
+      </w:r>
+      <w:r>
+        <w:t>Something just entered me, like I just ate something filling</w:t>
+      </w:r>
+      <w:r>
+        <w:t xml:space="preserve">,” Rose </w:t>
       </w:r>
       <w:r>
         <w:t>asked</w:t>
@@ -8109,6 +8450,7 @@
     </w:p>
     <w:p>
       <w:r>
+        <w:lastRenderedPageBreak/>
         <w:t>“I don’t know,” Rose said nervously.</w:t>
       </w:r>
       <w:r>
@@ -8120,113 +8462,118 @@
     </w:p>
     <w:p>
       <w:r>
+        <w:t xml:space="preserve">“Keep in mind, </w:t>
+      </w:r>
+      <w:r>
+        <w:t>monsters are everywhere in this world,” Fineous said</w:t>
+      </w:r>
+      <w:r>
+        <w:t xml:space="preserve"> and extended his hand</w:t>
+      </w:r>
+      <w:r>
+        <w:t>. “You will encounter them every day of your life from now on. Cities probably contain only weak monsters, but learning to protect yourself is important. And I can help.”</w:t>
+      </w:r>
+    </w:p>
+    <w:p>
+      <w:r>
+        <w:t>Rose took Fineous’ hand and the spirits gathered.</w:t>
+      </w:r>
+    </w:p>
+    <w:p>
+      <w:r>
+        <w:t xml:space="preserve">A </w:t>
+      </w:r>
+      <w:r>
+        <w:t>short</w:t>
+      </w:r>
+      <w:r>
+        <w:t xml:space="preserve"> walk took them to the waterfall. It was a series of waterfalls around </w:t>
+      </w:r>
+      <w:r>
+        <w:t>150cm</w:t>
+      </w:r>
+      <w:r>
+        <w:t xml:space="preserve"> high but the last was </w:t>
+      </w:r>
+      <w:r>
+        <w:t>over 2</w:t>
+      </w:r>
+      <w:r>
+        <w:t>m</w:t>
+      </w:r>
+      <w:r>
+        <w:t>.</w:t>
+      </w:r>
+    </w:p>
+    <w:p>
+      <w:r>
+        <w:t xml:space="preserve">They weren’t the only ones there. </w:t>
+      </w:r>
+      <w:r>
+        <w:t>A hoard of</w:t>
+      </w:r>
+      <w:r>
+        <w:t xml:space="preserve"> rats was</w:t>
+      </w:r>
+      <w:r>
+        <w:t xml:space="preserve"> present. </w:t>
+      </w:r>
+    </w:p>
+    <w:p>
+      <w:r>
+        <w:t>The rats attacked.</w:t>
+      </w:r>
+    </w:p>
+    <w:p>
+      <w:r>
+        <w:t>The others stepped out from hiding and surrounded Rose.</w:t>
+      </w:r>
+    </w:p>
+    <w:p>
+      <w:r>
+        <w:t>“Damn, that felt good,” Demonbane said as he fought.</w:t>
+      </w:r>
+    </w:p>
+    <w:p>
+      <w:r>
+        <w:t>Focusing on his martial training, Fineous faced the first rat and prepared. The rat jumped and Fineous met it with a knife.</w:t>
+      </w:r>
+    </w:p>
+    <w:p>
+      <w:r>
+        <w:t>The collision was jarring as knife and rat collided. The monster disintegrated and another monster took its place.</w:t>
+      </w:r>
+    </w:p>
+    <w:p>
+      <w:r>
+        <w:t>This time Fineous used his left hand. Rogues were ambidextrous, which was his goal.</w:t>
+      </w:r>
+    </w:p>
+    <w:p>
+      <w:r>
+        <w:t xml:space="preserve">In his previous life, he was born left-handed. As a result, he was more ambidextrous than most. </w:t>
+      </w:r>
+      <w:r>
+        <w:t xml:space="preserve">Even so, some tasks were easier with one hand over the other. </w:t>
+      </w:r>
+      <w:r>
+        <w:t>However, this time he needed to take it to the next level.</w:t>
+      </w:r>
+    </w:p>
+    <w:p>
+      <w:r>
+        <w:t>Attacks increased and one got through. Fineous screamed as the rat bit his leg. A moment later Fineous stab</w:t>
+      </w:r>
+      <w:r>
+        <w:t>bed</w:t>
+      </w:r>
+      <w:r>
+        <w:t xml:space="preserve"> the monster.</w:t>
+      </w:r>
+    </w:p>
+    <w:p>
+      <w:r>
         <w:lastRenderedPageBreak/>
-        <w:t xml:space="preserve">“Keep in mind, </w:t>
-      </w:r>
-      <w:r>
-        <w:t>monsters are everywhere in this world,” Fineous said</w:t>
-      </w:r>
-      <w:r>
-        <w:t xml:space="preserve"> and extended his hand</w:t>
-      </w:r>
-      <w:r>
-        <w:t>. “You will encounter them every day of your life from now on. Cities probably contain only weak monsters, but learning to protect yourself is important. And I can help.”</w:t>
-      </w:r>
-    </w:p>
-    <w:p>
-      <w:r>
-        <w:t>Rose took Fineous’ hand and the spirits gathered.</w:t>
-      </w:r>
-    </w:p>
-    <w:p>
-      <w:r>
-        <w:t xml:space="preserve">A </w:t>
-      </w:r>
-      <w:r>
-        <w:t>short</w:t>
-      </w:r>
-      <w:r>
-        <w:t xml:space="preserve"> walk took them to the waterfall. It was a series of waterfalls around </w:t>
-      </w:r>
-      <w:r>
-        <w:t>150cm</w:t>
-      </w:r>
-      <w:r>
-        <w:t xml:space="preserve"> high but the last was </w:t>
-      </w:r>
-      <w:r>
-        <w:t>over 2</w:t>
-      </w:r>
-      <w:r>
-        <w:t>m</w:t>
-      </w:r>
-      <w:r>
-        <w:t>.</w:t>
-      </w:r>
-    </w:p>
-    <w:p>
-      <w:r>
-        <w:t xml:space="preserve">They weren’t the only ones there. </w:t>
-      </w:r>
-      <w:r>
-        <w:t>A hoard of</w:t>
-      </w:r>
-      <w:r>
-        <w:t xml:space="preserve"> rats was</w:t>
-      </w:r>
-      <w:r>
-        <w:t xml:space="preserve"> present. </w:t>
-      </w:r>
-    </w:p>
-    <w:p>
-      <w:r>
-        <w:t>The rats attacked.</w:t>
-      </w:r>
-    </w:p>
-    <w:p>
-      <w:r>
-        <w:t>The others stepped out from hiding and surrounded Rose.</w:t>
-      </w:r>
-    </w:p>
-    <w:p>
-      <w:r>
-        <w:t>Focusing on his martial training, Fineous faced the first rat and prepared. The rat jumped and Fineous met it with a knife.</w:t>
-      </w:r>
-    </w:p>
-    <w:p>
-      <w:r>
-        <w:t>The collision was jarring as knife and rat collided. The monster disintegrated and another monster took its place.</w:t>
-      </w:r>
-    </w:p>
-    <w:p>
-      <w:r>
-        <w:t>This time Fineous used his left hand. Rogues were ambidextrous, which was his goal.</w:t>
-      </w:r>
-    </w:p>
-    <w:p>
-      <w:r>
-        <w:t xml:space="preserve">In his previous life, he was born left-handed. As a result, he was more ambidextrous than most. </w:t>
-      </w:r>
-      <w:r>
-        <w:t xml:space="preserve">Even so, some tasks were easier with one hand over the other. </w:t>
-      </w:r>
-      <w:r>
-        <w:t>However, this time he needed to take it to the next level.</w:t>
-      </w:r>
-    </w:p>
-    <w:p>
-      <w:r>
-        <w:t>Attacks increased and one got through. Fineous screamed as the rat bit his leg. A moment later Fineous stab</w:t>
-      </w:r>
-      <w:r>
-        <w:t>bed</w:t>
-      </w:r>
-      <w:r>
-        <w:t xml:space="preserve"> the monster.</w:t>
-      </w:r>
-    </w:p>
-    <w:p>
-      <w:r>
         <w:t>Frightened, Rose stayed behind</w:t>
       </w:r>
       <w:r>
@@ -8250,7 +8597,6 @@
     </w:p>
     <w:p>
       <w:r>
-        <w:lastRenderedPageBreak/>
         <w:t xml:space="preserve">For the next </w:t>
       </w:r>
       <w:r>
@@ -8395,10 +8741,13 @@
         </w:tabs>
       </w:pPr>
       <w:r>
-        <w:t>“F-9,” Demonbane replied.</w:t>
-      </w:r>
-      <w:r>
-        <w:t xml:space="preserve"> “It says it’s overloaded to E-2, whatever that means.”</w:t>
+        <w:t>“F-</w:t>
+      </w:r>
+      <w:r>
+        <w:t>11</w:t>
+      </w:r>
+      <w:r>
+        <w:t>,” Demonbane replied.</w:t>
       </w:r>
     </w:p>
     <w:p>
@@ -8418,6 +8767,7 @@
         </w:tabs>
       </w:pPr>
       <w:r>
+        <w:lastRenderedPageBreak/>
         <w:t>“Does something like that exit on Earth?” Aragon asked.</w:t>
       </w:r>
     </w:p>
@@ -8428,135 +8778,134 @@
         </w:tabs>
       </w:pPr>
       <w:r>
+        <w:t>“Only in architect’s dreams,” Fibrous replied.</w:t>
+      </w:r>
+    </w:p>
+    <w:p>
+      <w:r>
+        <w:t>They headed back, arriving at 6:55PM.</w:t>
+      </w:r>
+    </w:p>
+    <w:p>
+      <w:r>
+        <w:t>Near the main building Rose tried healing again. She succeeded after the third try.</w:t>
+      </w:r>
+    </w:p>
+    <w:p>
+      <w:r>
+        <w:t>“This is so slow,” Rose grumbled.</w:t>
+      </w:r>
+    </w:p>
+    <w:p>
+      <w:r>
+        <w:t>“No big deal,” Aragon denied. “You’re just learning.”</w:t>
+      </w:r>
+    </w:p>
+    <w:p>
+      <w:r>
+        <w:t>“Now that we have some cash, I wonder where we can spend it,” Erza said.</w:t>
+      </w:r>
+    </w:p>
+    <w:p>
+      <w:r>
+        <w:t>“I know,” Rose said. “</w:t>
+      </w:r>
+      <w:r>
+        <w:t>I can’t stand what I’m wearing</w:t>
+      </w:r>
+      <w:r>
+        <w:t>. It looks like prison clothes.”</w:t>
+      </w:r>
+    </w:p>
+    <w:p>
+      <w:r>
+        <w:t>“Why don’t you two go searching?” Fineous suggested with a grin.</w:t>
+      </w:r>
+    </w:p>
+    <w:p>
+      <w:r>
+        <w:t>“Okay,” Rose said</w:t>
+      </w:r>
+      <w:r>
+        <w:t xml:space="preserve"> happily</w:t>
+      </w:r>
+      <w:r>
+        <w:t xml:space="preserve"> and Rose and Erza walked away.</w:t>
+      </w:r>
+    </w:p>
+    <w:p>
+      <w:r>
+        <w:t>“You rascal,” Aragon said when they left. “Now Rose will want more, if only for shopping.”</w:t>
+      </w:r>
+    </w:p>
+    <w:p>
+      <w:r>
+        <w:t>“</w:t>
+      </w:r>
+      <w:r>
+        <w:t>I’m so evil, aren’t I?</w:t>
+      </w:r>
+      <w:r>
+        <w:t xml:space="preserve">” Fineous said with a </w:t>
+      </w:r>
+      <w:r>
+        <w:t>grin</w:t>
+      </w:r>
+      <w:r>
+        <w:t>.</w:t>
+      </w:r>
+      <w:r>
+        <w:t xml:space="preserve"> “</w:t>
+      </w:r>
+      <w:r>
+        <w:t>I think I’ll go exploring.</w:t>
+      </w:r>
+      <w:r>
+        <w:t>”</w:t>
+      </w:r>
+    </w:p>
+    <w:p>
+      <w:r>
+        <w:t>“Where should we meet tomorrow?” Demonbane asked.</w:t>
+      </w:r>
+    </w:p>
+    <w:p>
+      <w:r>
+        <w:t>“You know the entrance we first used to enter the dining hall? We could use that as our muster spot,” Fineous suggested.</w:t>
+      </w:r>
+    </w:p>
+    <w:p>
+      <w:r>
+        <w:t xml:space="preserve">“Muster spot,” Aragon said. “Did you serve in the </w:t>
+      </w:r>
+      <w:r>
+        <w:t>military?</w:t>
+      </w:r>
+      <w:r>
+        <w:t>”</w:t>
+      </w:r>
+    </w:p>
+    <w:p>
+      <w:r>
+        <w:t>“Vietnam,” Fineous said. “But that was long ago.</w:t>
+      </w:r>
+      <w:r>
+        <w:t xml:space="preserve"> See you later.”</w:t>
+      </w:r>
+    </w:p>
+    <w:p>
+      <w:r>
+        <w:t>As Fineous walked, he saw Endol.</w:t>
+      </w:r>
+    </w:p>
+    <w:p>
+      <w:r>
         <w:lastRenderedPageBreak/>
-        <w:t>“Only in architect’s dreams,” Fibrous replied.</w:t>
-      </w:r>
-    </w:p>
-    <w:p>
-      <w:r>
-        <w:t>They headed back, arriving at 6:55PM.</w:t>
-      </w:r>
-    </w:p>
-    <w:p>
-      <w:r>
-        <w:t>Near the main building Rose tried healing again. She succeeded after the third try.</w:t>
-      </w:r>
-    </w:p>
-    <w:p>
-      <w:r>
-        <w:t>“This is so slow,” Rose grumbled.</w:t>
-      </w:r>
-    </w:p>
-    <w:p>
-      <w:r>
-        <w:t>“No big deal,” Aragon denied. “You’re just learning.”</w:t>
-      </w:r>
-    </w:p>
-    <w:p>
-      <w:r>
-        <w:t>“Now that we have some cash, I wonder where we can spend it,” Erza said.</w:t>
-      </w:r>
-    </w:p>
-    <w:p>
-      <w:r>
-        <w:t>“I know,” Rose said. “</w:t>
-      </w:r>
-      <w:r>
-        <w:t>I can’t stand what I’m wearing</w:t>
-      </w:r>
-      <w:r>
-        <w:t>. It looks like prison clothes.”</w:t>
-      </w:r>
-    </w:p>
-    <w:p>
-      <w:r>
-        <w:t>“Why don’t you two go searching?” Fineous suggested with a grin.</w:t>
-      </w:r>
-    </w:p>
-    <w:p>
-      <w:r>
-        <w:t>“Okay,” Rose said</w:t>
-      </w:r>
-      <w:r>
-        <w:t xml:space="preserve"> happily</w:t>
-      </w:r>
-      <w:r>
-        <w:t xml:space="preserve"> and Rose and Erza walked away.</w:t>
-      </w:r>
-    </w:p>
-    <w:p>
-      <w:r>
-        <w:t>“You rascal,” Aragon said when they left. “Now Rose will want more, if only for shopping.”</w:t>
-      </w:r>
-    </w:p>
-    <w:p>
-      <w:r>
-        <w:t>“</w:t>
-      </w:r>
-      <w:r>
-        <w:t>I’m so evil, aren’t I?</w:t>
-      </w:r>
-      <w:r>
-        <w:t xml:space="preserve">” Fineous said with a </w:t>
-      </w:r>
-      <w:r>
-        <w:t>grin</w:t>
-      </w:r>
-      <w:r>
-        <w:t>.</w:t>
-      </w:r>
-      <w:r>
-        <w:t xml:space="preserve"> “</w:t>
-      </w:r>
-      <w:r>
-        <w:t>I think I’ll go exploring.</w:t>
-      </w:r>
-      <w:r>
-        <w:t>”</w:t>
-      </w:r>
-    </w:p>
-    <w:p>
-      <w:r>
-        <w:t>“Where should we meet tomorrow?” Demonbane asked.</w:t>
-      </w:r>
-    </w:p>
-    <w:p>
-      <w:r>
-        <w:t>“You know the entrance we first used to enter the dining hall? We could use that as our muster spot,” Fineous suggested.</w:t>
-      </w:r>
-    </w:p>
-    <w:p>
-      <w:r>
-        <w:t xml:space="preserve">“Muster spot,” Aragon said. “Did you serve in the </w:t>
-      </w:r>
-      <w:r>
-        <w:t>military?</w:t>
-      </w:r>
-      <w:r>
-        <w:t>”</w:t>
-      </w:r>
-    </w:p>
-    <w:p>
-      <w:r>
-        <w:t>“Vietnam,” Fineous said. “But that was long ago.</w:t>
-      </w:r>
-      <w:r>
-        <w:t xml:space="preserve"> See you later.”</w:t>
-      </w:r>
-    </w:p>
-    <w:p>
-      <w:r>
-        <w:t>As Fineous walked, he saw Endol.</w:t>
-      </w:r>
-    </w:p>
-    <w:p>
-      <w:r>
         <w:t>“Lord Endol, is there a library here?” Fineous asked.</w:t>
       </w:r>
     </w:p>
     <w:p>
       <w:r>
-        <w:lastRenderedPageBreak/>
         <w:t>Endol frowned and asked, “Why would someone like you want to go to a library?”</w:t>
       </w:r>
     </w:p>
@@ -35428,7 +35777,7 @@
             <w:rPr>
               <w:noProof/>
             </w:rPr>
-            <w:t>10</w:t>
+            <w:t>46</w:t>
           </w:r>
         </w:fldSimple>
       </w:p>
@@ -35458,7 +35807,7 @@
             <w:rPr>
               <w:noProof/>
             </w:rPr>
-            <w:t>11</w:t>
+            <w:t>211</w:t>
           </w:r>
         </w:fldSimple>
       </w:p>
@@ -35611,7 +35960,7 @@
         <v:path o:extrusionok="f" gradientshapeok="t" o:connecttype="rect"/>
         <o:lock v:ext="edit" aspectratio="t"/>
       </v:shapetype>
-      <v:shape id="_x0000_i1042" type="#_x0000_t75" style="width:3in;height:3in;visibility:visible" o:bullet="t">
+      <v:shape id="_x0000_i1089" type="#_x0000_t75" style="width:3in;height:3in;visibility:visible" o:bullet="t">
         <v:imagedata r:id="rId1" o:title="MC900065312[1]"/>
       </v:shape>
     </w:pict>
@@ -37722,7 +38071,7 @@
   <w:abstractNum w:abstractNumId="22">
     <w:nsid w:val="4C773AC6"/>
     <w:multiLevelType w:val="hybridMultilevel"/>
-    <w:tmpl w:val="59B839C6"/>
+    <w:tmpl w:val="02BA1B72"/>
     <w:lvl w:ilvl="0" w:tplc="0409000F">
       <w:start w:val="1"/>
       <w:numFmt w:val="decimal"/>
@@ -39998,7 +40347,7 @@
 </file>
 
 <file path=customXml/itemProps1.xml><?xml version="1.0" encoding="utf-8"?>
-<ds:datastoreItem xmlns:ds="http://schemas.openxmlformats.org/officeDocument/2006/customXml" ds:itemID="{D8D69122-ED82-4AC2-9947-202D3683E060}">
+<ds:datastoreItem xmlns:ds="http://schemas.openxmlformats.org/officeDocument/2006/customXml" ds:itemID="{3B7DD8A8-AC5D-41B3-A945-87C30AF6E95B}">
   <ds:schemaRefs>
     <ds:schemaRef ds:uri="http://schemas.openxmlformats.org/officeDocument/2006/bibliography"/>
   </ds:schemaRefs>

--- a/Books/RPG_Books/ThePrincessAndTheRogue/Book_ThePrincessAndTheRogue.docx
+++ b/Books/RPG_Books/ThePrincessAndTheRogue/Book_ThePrincessAndTheRogue.docx
@@ -9172,7 +9172,13 @@
         <w:t>gargoyle</w:t>
       </w:r>
       <w:r>
-        <w:t xml:space="preserve"> opened his eyes and asked, “</w:t>
+        <w:t xml:space="preserve"> opened </w:t>
+      </w:r>
+      <w:r>
+        <w:t>its</w:t>
+      </w:r>
+      <w:r>
+        <w:t xml:space="preserve"> eyes and asked, “</w:t>
       </w:r>
       <w:r>
         <w:t>What good are books</w:t>
@@ -9480,13 +9486,28 @@
     </w:p>
     <w:p>
       <w:r>
-        <w:t xml:space="preserve">He wandered around the </w:t>
+        <w:t>Fineous</w:t>
+      </w:r>
+      <w:r>
+        <w:t xml:space="preserve"> wandered around the </w:t>
       </w:r>
       <w:r>
         <w:t xml:space="preserve">multi-storied </w:t>
       </w:r>
       <w:r>
-        <w:t>atrium, marveling at the architecture.</w:t>
+        <w:t xml:space="preserve">atrium, marveling at </w:t>
+      </w:r>
+      <w:r>
+        <w:t xml:space="preserve">both </w:t>
+      </w:r>
+      <w:r>
+        <w:t>the architecture</w:t>
+      </w:r>
+      <w:r>
+        <w:t xml:space="preserve"> and art</w:t>
+      </w:r>
+      <w:r>
+        <w:t>.</w:t>
       </w:r>
     </w:p>
     <w:p>
@@ -9660,7 +9681,13 @@
         <w:t xml:space="preserve">They stopped at a desk. Araldar took out paper and pen and said, </w:t>
       </w:r>
       <w:r>
-        <w:t>“There are actually two languages. The first is Basic Alfin, often just Aflin. The second is High Alfin</w:t>
+        <w:t xml:space="preserve">“There are actually two languages. The first is Basic Alfin, often just </w:t>
+      </w:r>
+      <w:r>
+        <w:t xml:space="preserve">called </w:t>
+      </w:r>
+      <w:r>
+        <w:t>Aflin. The second is High Alfin</w:t>
       </w:r>
       <w:r>
         <w:t xml:space="preserve"> or Alfheim</w:t>
@@ -9726,6 +9753,19 @@
       </w:r>
       <w:r>
         <w:t xml:space="preserve"> is a different story.</w:t>
+      </w:r>
+    </w:p>
+    <w:p>
+      <w:pPr>
+        <w:rPr>
+          <w:vanish/>
+        </w:rPr>
+      </w:pPr>
+      <w:r>
+        <w:rPr>
+          <w:vanish/>
+        </w:rPr>
+        <w:t>“Alfheim signs require a great deal of flexibility, as well as 6 fingers,” Araldar said, raising her hand.</w:t>
       </w:r>
     </w:p>
     <w:p>
@@ -10236,6 +10276,9 @@
       <w:r>
         <w:t>In the meantime Fineous’ throat was starting to hurt.</w:t>
       </w:r>
+      <w:r>
+        <w:t xml:space="preserve"> He was also starting to get a headache.</w:t>
+      </w:r>
     </w:p>
     <w:p>
       <w:r>
@@ -10276,6 +10319,11 @@
     </w:p>
     <w:p>
       <w:r>
+        <w:t>“More importantly you have completely exhausted your free essence reserves.</w:t>
+      </w:r>
+    </w:p>
+    <w:p>
+      <w:r>
         <w:t xml:space="preserve">“I’m sorry I can’t…Crap. I should mention. If you keep up this training, you will no longer be considered human. Your </w:t>
       </w:r>
       <w:r>
@@ -10375,6 +10423,7 @@
         </w:rPr>
       </w:pPr>
       <w:r>
+        <w:lastRenderedPageBreak/>
         <w:t>“You have a good point,</w:t>
       </w:r>
       <w:r>
@@ -10425,93 +10474,264 @@
     </w:p>
     <w:p>
       <w:r>
+        <w:t>Araldar</w:t>
+      </w:r>
+      <w:r>
+        <w:t xml:space="preserve"> stopped and said, “I need to give you some warnings. Elves are jealous of magic. Occasionally non-elves get these abilities. They tend to disappear, if you know what I mean.”</w:t>
+      </w:r>
+    </w:p>
+    <w:p>
+      <w:r>
+        <w:t>“I understand,” Fineous said. “I have a friend with</w:t>
+      </w:r>
+      <w:r>
+        <w:t xml:space="preserve"> the</w:t>
+      </w:r>
+      <w:r>
+        <w:t xml:space="preserve"> Spirit Whisperer ability.”</w:t>
+      </w:r>
+    </w:p>
+    <w:p>
+      <w:pPr>
+        <w:rPr>
+          <w:rStyle w:val="rynqvb"/>
+        </w:rPr>
+      </w:pPr>
+      <w:r>
+        <w:rPr>
+          <w:rStyle w:val="rynqvb"/>
+        </w:rPr>
+        <w:t xml:space="preserve">“Yes, that is also an ability that needs to be guarded,” </w:t>
+      </w:r>
+      <w:r>
+        <w:t>Araldar</w:t>
+      </w:r>
+      <w:r>
+        <w:t xml:space="preserve"> said</w:t>
+      </w:r>
+      <w:r>
+        <w:t xml:space="preserve"> and resumed walking.</w:t>
+      </w:r>
+    </w:p>
+    <w:p>
+      <w:r>
+        <w:rPr>
+          <w:rStyle w:val="rynqvb"/>
+        </w:rPr>
+        <w:t>“</w:t>
+      </w:r>
+      <w:r>
+        <w:t xml:space="preserve">I’m sorry I can’t heal your throat. </w:t>
+      </w:r>
+      <w:r>
+        <w:t xml:space="preserve">Both </w:t>
+      </w:r>
+      <w:r>
+        <w:t>your vocal chords</w:t>
+      </w:r>
+      <w:r>
+        <w:t xml:space="preserve"> and your sinuses are undergoing </w:t>
+      </w:r>
+      <w:r>
+        <w:t>modifications and mustn’t be interfered with.</w:t>
+      </w:r>
+      <w:r>
+        <w:t xml:space="preserve"> Also, your brain is getting rewired.</w:t>
+      </w:r>
+      <w:r>
+        <w:t>”</w:t>
+      </w:r>
+    </w:p>
+    <w:p>
+      <w:r>
+        <w:t>“Lady Araldar, if Lord Endol asks, please tell him I was looking for dirty pictures,” Fineous said with a horse voice.</w:t>
+      </w:r>
+    </w:p>
+    <w:p>
+      <w:r>
+        <w:t>Araldar</w:t>
+      </w:r>
+      <w:r>
+        <w:t xml:space="preserve"> laughed and said, “I like you.</w:t>
+      </w:r>
+      <w:r>
+        <w:t>”</w:t>
+      </w:r>
+    </w:p>
+    <w:p>
+      <w:r>
+        <w:t>“Don’t fall in love with me,” Fineous said with a grin. “I’m a bad boy.”</w:t>
+      </w:r>
+    </w:p>
+    <w:p>
+      <w:r>
+        <w:t>Again Araldar laughed. Wiping away tears, she said, “I haven’t laughed like that in centuries.</w:t>
+      </w:r>
+    </w:p>
+    <w:p>
+      <w:r>
+        <w:t>“</w:t>
+      </w:r>
+      <w:r>
+        <w:t>Don’t worry. I will keep these</w:t>
+      </w:r>
+      <w:r>
+        <w:t xml:space="preserve"> training sessions secret</w:t>
+      </w:r>
+      <w:r>
+        <w:t xml:space="preserve"> for your safety</w:t>
+      </w:r>
+      <w:r>
+        <w:t>.</w:t>
+      </w:r>
+    </w:p>
+    <w:p>
+      <w:r>
+        <w:t>“</w:t>
+      </w:r>
+      <w:r>
+        <w:t>Unfortunately,</w:t>
+      </w:r>
+      <w:r>
+        <w:t xml:space="preserve"> I need to </w:t>
+      </w:r>
+      <w:r>
+        <w:t>inform</w:t>
+      </w:r>
+      <w:r>
+        <w:t xml:space="preserve"> the royal family</w:t>
+      </w:r>
+      <w:r>
+        <w:t xml:space="preserve"> that you have </w:t>
+      </w:r>
+      <w:r>
+        <w:t xml:space="preserve">gained </w:t>
+      </w:r>
+      <w:r>
+        <w:t xml:space="preserve">access to the highest </w:t>
+      </w:r>
+      <w:r>
+        <w:t xml:space="preserve">area of the </w:t>
+      </w:r>
+      <w:r>
+        <w:t>Arca</w:t>
+      </w:r>
+      <w:r>
+        <w:t>na Dios</w:t>
+      </w:r>
+      <w:r>
+        <w:t>.</w:t>
+      </w:r>
+      <w:r>
+        <w:t xml:space="preserve"> Such things are a matter of national security.”</w:t>
+      </w:r>
+    </w:p>
+    <w:p>
+      <w:r>
+        <w:t xml:space="preserve">They stopped at the elevator. Araldar pressed a button. </w:t>
+      </w:r>
+      <w:r>
+        <w:t>T</w:t>
+      </w:r>
+      <w:r>
+        <w:t xml:space="preserve">he elevator </w:t>
+      </w:r>
+      <w:r>
+        <w:t xml:space="preserve">doors </w:t>
+      </w:r>
+      <w:r>
+        <w:t>opened.</w:t>
+      </w:r>
+    </w:p>
+    <w:p>
+      <w:r>
         <w:lastRenderedPageBreak/>
+        <w:t>“Please tell them I don’t need anything. I just want to have fun with my friends,” Fineous said. “If necessary, I can do tasks for them, as long as it is kept secret.”</w:t>
+      </w:r>
+    </w:p>
+    <w:p>
+      <w:r>
+        <w:t xml:space="preserve">“Are you afraid of causing a scandal?” </w:t>
+      </w:r>
+      <w:r>
         <w:t>Araldar</w:t>
       </w:r>
       <w:r>
-        <w:t xml:space="preserve"> stopped and said, “I need to give you some warnings. Elves are jealous of magic. Occasionally non-elves get these abilities. They tend to disappear, if you know what I mean.”</w:t>
-      </w:r>
-    </w:p>
-    <w:p>
-      <w:r>
-        <w:t>“I understand,” Fineous said. “I have a friend with</w:t>
-      </w:r>
-      <w:r>
-        <w:t xml:space="preserve"> the</w:t>
-      </w:r>
-      <w:r>
-        <w:t xml:space="preserve"> Spirit Whisperer ability.”</w:t>
-      </w:r>
-    </w:p>
-    <w:p>
-      <w:pPr>
-        <w:rPr>
-          <w:rStyle w:val="rynqvb"/>
-        </w:rPr>
-      </w:pPr>
-      <w:r>
-        <w:rPr>
-          <w:rStyle w:val="rynqvb"/>
-        </w:rPr>
-        <w:t xml:space="preserve">“Yes, that is also an ability that needs to be guarded,” </w:t>
+        <w:t xml:space="preserve"> asked.</w:t>
+      </w:r>
+    </w:p>
+    <w:p>
+      <w:r>
+        <w:t>“Yes, my lady,” Fineous replied.</w:t>
+      </w:r>
+    </w:p>
+    <w:p>
+      <w:r>
+        <w:t xml:space="preserve">“You will be required to compete for the princess’ hand,” </w:t>
       </w:r>
       <w:r>
         <w:t>Araldar</w:t>
       </w:r>
       <w:r>
-        <w:t xml:space="preserve"> said</w:t>
-      </w:r>
-      <w:r>
-        <w:t xml:space="preserve"> and resumed walking.</w:t>
-      </w:r>
-    </w:p>
-    <w:p>
-      <w:r>
-        <w:rPr>
-          <w:rStyle w:val="rynqvb"/>
-        </w:rPr>
+        <w:t xml:space="preserve"> </w:t>
+      </w:r>
+      <w:r>
+        <w:t>warned</w:t>
+      </w:r>
+      <w:r>
+        <w:t>.</w:t>
+      </w:r>
+    </w:p>
+    <w:p>
+      <w:r>
+        <w:t>“That’s okay,” Fineous said</w:t>
+      </w:r>
+      <w:r>
+        <w:t xml:space="preserve"> with a grin</w:t>
+      </w:r>
+      <w:r>
+        <w:t xml:space="preserve">. “I was planning on competing. It sounds like fun, even if I </w:t>
+      </w:r>
+      <w:r>
+        <w:t>can</w:t>
+      </w:r>
+      <w:r>
+        <w:t>’t win.”</w:t>
+      </w:r>
+    </w:p>
+    <w:p>
+      <w:r>
         <w:t>“</w:t>
       </w:r>
       <w:r>
-        <w:t xml:space="preserve">I’m sorry I can’t heal your throat. </w:t>
-      </w:r>
-      <w:r>
-        <w:t xml:space="preserve">Both </w:t>
-      </w:r>
-      <w:r>
-        <w:t>your vocal chords</w:t>
-      </w:r>
-      <w:r>
-        <w:t xml:space="preserve"> and your sinuses are undergoing </w:t>
-      </w:r>
-      <w:r>
-        <w:t>modifications and mustn’t be interfered with.”</w:t>
-      </w:r>
-    </w:p>
-    <w:p>
-      <w:r>
-        <w:t>“Lady Araldar, if Lord Endol asks, please tell him I was looking for dirty pictures,” Fineous said with a horse voice.</w:t>
-      </w:r>
-    </w:p>
-    <w:p>
+        <w:t xml:space="preserve">Come an hour before </w:t>
+      </w:r>
+      <w:r>
+        <w:t>you want to retire</w:t>
+      </w:r>
+      <w:r>
+        <w:t xml:space="preserve"> for the night</w:t>
+      </w:r>
+      <w:r>
+        <w:t xml:space="preserve">,” </w:t>
+      </w:r>
       <w:r>
         <w:t>Araldar</w:t>
       </w:r>
       <w:r>
-        <w:t xml:space="preserve"> laughed and said, “I like you.</w:t>
-      </w:r>
-      <w:r>
-        <w:t>”</w:t>
-      </w:r>
-    </w:p>
-    <w:p>
-      <w:r>
-        <w:t>“Don’t fall in love with me,” Fineous said with a grin. “I’m a bad boy.”</w:t>
-      </w:r>
-    </w:p>
-    <w:p>
-      <w:r>
-        <w:t>Again Araldar laughed. Wiping away tears, she said, “I haven’t laughed like that in centuries.</w:t>
+        <w:t xml:space="preserve"> said. “</w:t>
+      </w:r>
+      <w:r>
+        <w:t>I don’t require rest and spend my life reading. I’ve lived over a thousand years, and still have</w:t>
+      </w:r>
+      <w:r>
+        <w:t xml:space="preserve"> only</w:t>
+      </w:r>
+      <w:r>
+        <w:t xml:space="preserve"> read a fraction of the books in the library.</w:t>
+      </w:r>
+      <w:r>
+        <w:t xml:space="preserve"> There are always more books.</w:t>
       </w:r>
     </w:p>
     <w:p>
@@ -10519,232 +10739,76 @@
         <w:t>“</w:t>
       </w:r>
       <w:r>
-        <w:t>Don’t worry. I will keep these</w:t>
-      </w:r>
-      <w:r>
-        <w:t xml:space="preserve"> training sessions secret</w:t>
-      </w:r>
-      <w:r>
-        <w:t xml:space="preserve"> for your safety</w:t>
+        <w:t>Goodnight and have a good rest.”</w:t>
+      </w:r>
+    </w:p>
+    <w:p>
+      <w:r>
+        <w:t>“Good night Lady Araldar. See you later,” Fineous said and pressed the ground floor button.</w:t>
+      </w:r>
+      <w:r>
+        <w:t xml:space="preserve"> His throat was in wor</w:t>
+      </w:r>
+      <w:r>
+        <w:t>se condition and he was feeling feverish.</w:t>
+      </w:r>
+      <w:r>
+        <w:t xml:space="preserve"> The headache was getting worse.</w:t>
+      </w:r>
+    </w:p>
+    <w:p>
+      <w:r>
+        <w:t xml:space="preserve">Fineous </w:t>
+      </w:r>
+      <w:r>
+        <w:t>retraced the corridors he previously used until he came to his apartment elevator and rode up</w:t>
+      </w:r>
+      <w:r>
+        <w:t>. He then walked down the hall that was entirely too long.</w:t>
+      </w:r>
+    </w:p>
+    <w:p>
+      <w:r>
+        <w:t xml:space="preserve">Approaching his dormitory room, Fineous saw the sign for men’s washroom. </w:t>
+      </w:r>
+      <w:r>
+        <w:t>He entered</w:t>
+      </w:r>
+      <w:r>
+        <w:t xml:space="preserve"> </w:t>
+      </w:r>
+      <w:r>
+        <w:t>and</w:t>
+      </w:r>
+      <w:r>
+        <w:t xml:space="preserve"> </w:t>
+      </w:r>
+      <w:r>
+        <w:t>peed</w:t>
       </w:r>
       <w:r>
         <w:t>.</w:t>
       </w:r>
-    </w:p>
-    <w:p>
-      <w:r>
-        <w:t>“</w:t>
-      </w:r>
-      <w:r>
-        <w:t>Unfortunately,</w:t>
-      </w:r>
-      <w:r>
-        <w:t xml:space="preserve"> I need to </w:t>
-      </w:r>
-      <w:r>
-        <w:t>inform</w:t>
-      </w:r>
-      <w:r>
-        <w:t xml:space="preserve"> the royal family</w:t>
-      </w:r>
-      <w:r>
-        <w:t xml:space="preserve"> that you have access to the highest </w:t>
-      </w:r>
-      <w:r>
-        <w:t xml:space="preserve">area of the </w:t>
-      </w:r>
-      <w:r>
-        <w:t>Arca</w:t>
-      </w:r>
-      <w:r>
-        <w:t>na Dios</w:t>
-      </w:r>
-      <w:r>
-        <w:t>.</w:t>
-      </w:r>
-      <w:r>
-        <w:t xml:space="preserve"> Such things are a matter of national security.”</w:t>
-      </w:r>
-    </w:p>
-    <w:p>
-      <w:r>
-        <w:t xml:space="preserve">They stopped at the elevator. Araldar pressed a button. </w:t>
-      </w:r>
-      <w:r>
-        <w:t>T</w:t>
-      </w:r>
-      <w:r>
-        <w:t xml:space="preserve">he elevator </w:t>
-      </w:r>
-      <w:r>
-        <w:t xml:space="preserve">doors </w:t>
-      </w:r>
-      <w:r>
-        <w:t>opened.</w:t>
-      </w:r>
-    </w:p>
-    <w:p>
-      <w:r>
-        <w:t>“Please tell them I don’t need anything. I just want to have fun with my friends,” Fineous said. “If necessary, I can do tasks for them, as long as it is kept secret.”</w:t>
-      </w:r>
-    </w:p>
-    <w:p>
-      <w:r>
-        <w:t xml:space="preserve">“Are you afraid of causing a scandal?” </w:t>
-      </w:r>
-      <w:r>
-        <w:t>Araldar</w:t>
-      </w:r>
-      <w:r>
-        <w:t xml:space="preserve"> asked.</w:t>
-      </w:r>
-    </w:p>
-    <w:p>
-      <w:r>
+      <w:r>
+        <w:t xml:space="preserve"> Regretting not having a toothbrush, he headed for his dormitory room. He then fell onto his bed and fell asleep.</w:t>
+      </w:r>
+    </w:p>
+    <w:p>
+      <w:r>
+        <w:t>That night he dreamed he was chased, mauled, had his giblets ripped out and put back together.</w:t>
+      </w:r>
+    </w:p>
+    <w:p>
+      <w:pPr>
+        <w:pStyle w:val="StatusMessage"/>
+      </w:pPr>
+      <w:r>
+        <w:rPr>
+          <w:noProof/>
+        </w:rPr>
         <w:lastRenderedPageBreak/>
-        <w:t>“Yes, my lady,” Fineous replied.</w:t>
-      </w:r>
-    </w:p>
-    <w:p>
-      <w:r>
-        <w:t xml:space="preserve">“You will be required to compete for the princess’ hand,” </w:t>
-      </w:r>
-      <w:r>
-        <w:t>Araldar</w:t>
-      </w:r>
-      <w:r>
-        <w:t xml:space="preserve"> </w:t>
-      </w:r>
-      <w:r>
-        <w:t>warned</w:t>
-      </w:r>
-      <w:r>
-        <w:t>.</w:t>
-      </w:r>
-    </w:p>
-    <w:p>
-      <w:r>
-        <w:t>“That’s okay,” Fineous said</w:t>
-      </w:r>
-      <w:r>
-        <w:t xml:space="preserve"> with a grin</w:t>
-      </w:r>
-      <w:r>
-        <w:t xml:space="preserve">. “I was planning on competing. It sounds like fun, even if I </w:t>
-      </w:r>
-      <w:r>
-        <w:t>can</w:t>
-      </w:r>
-      <w:r>
-        <w:t>’t win.”</w:t>
-      </w:r>
-    </w:p>
-    <w:p>
-      <w:r>
-        <w:t>“</w:t>
-      </w:r>
-      <w:r>
-        <w:t xml:space="preserve">Come an hour before </w:t>
-      </w:r>
-      <w:r>
-        <w:t>you want to retire</w:t>
-      </w:r>
-      <w:r>
-        <w:t xml:space="preserve"> for the night</w:t>
-      </w:r>
-      <w:r>
-        <w:t xml:space="preserve">,” </w:t>
-      </w:r>
-      <w:r>
-        <w:t>Araldar</w:t>
-      </w:r>
-      <w:r>
-        <w:t xml:space="preserve"> said. “</w:t>
-      </w:r>
-      <w:r>
-        <w:t>I don’t require rest and spend my life reading. I’ve lived over a thousand years, and still have</w:t>
-      </w:r>
-      <w:r>
-        <w:t xml:space="preserve"> only</w:t>
-      </w:r>
-      <w:r>
-        <w:t xml:space="preserve"> read a fraction of the books in the library.</w:t>
-      </w:r>
-      <w:r>
-        <w:t xml:space="preserve"> There are always more books.</w:t>
-      </w:r>
-    </w:p>
-    <w:p>
-      <w:r>
-        <w:t>“</w:t>
-      </w:r>
-      <w:r>
-        <w:t>Goodnight and have a good rest.”</w:t>
-      </w:r>
-    </w:p>
-    <w:p>
-      <w:r>
-        <w:t>“Good night Lady Araldar. See you later,” Fineous said and pressed the ground floor button.</w:t>
-      </w:r>
-      <w:r>
-        <w:t xml:space="preserve"> His throat was in wor</w:t>
-      </w:r>
-      <w:r>
-        <w:t>se condition and he was feeling feverish.</w:t>
-      </w:r>
-    </w:p>
-    <w:p>
-      <w:r>
-        <w:t xml:space="preserve">Fineous </w:t>
-      </w:r>
-      <w:r>
-        <w:t>retraced the corridors he previously used until he came to his apartment elevator and rode up</w:t>
-      </w:r>
-      <w:r>
-        <w:t>. He then walked down the hall that was entirely too long.</w:t>
-      </w:r>
-    </w:p>
-    <w:p>
-      <w:r>
-        <w:t xml:space="preserve">Approaching his dormitory room, Fineous saw the sign for men’s washroom. </w:t>
-      </w:r>
-      <w:r>
-        <w:t>He entered</w:t>
-      </w:r>
-      <w:r>
-        <w:t xml:space="preserve"> </w:t>
-      </w:r>
-      <w:r>
-        <w:t>and</w:t>
-      </w:r>
-      <w:r>
-        <w:t xml:space="preserve"> </w:t>
-      </w:r>
-      <w:r>
-        <w:t>peed</w:t>
-      </w:r>
-      <w:r>
-        <w:t>.</w:t>
-      </w:r>
-      <w:r>
-        <w:t xml:space="preserve"> Regretting not having a toothbrush, he headed for his dormitory room. He then fell onto his bed and fell asleep.</w:t>
-      </w:r>
-    </w:p>
-    <w:p>
-      <w:r>
-        <w:t>That night he dreamed he was chased, mauled, had his giblets ripped out and put back together.</w:t>
-      </w:r>
-    </w:p>
-    <w:p>
-      <w:pPr>
-        <w:pStyle w:val="StatusMessage"/>
-      </w:pPr>
-      <w:r>
-        <w:rPr>
-          <w:noProof/>
-        </w:rPr>
         <w:pict>
-          <v:shape id="Picture 3" o:spid="_x0000_i1025" type="#_x0000_t75" style="width:22.8pt;height:9.6pt;visibility:visible" o:bullet="t">
+          <v:shape id="Picture 3" o:spid="_x0000_i1025" type="#_x0000_t75" style="width:22.95pt;height:9.5pt;visibility:visible" o:bullet="t">
             <v:imagedata r:id="rId13" o:title="MC900065312[1]"/>
           </v:shape>
         </w:pict>
@@ -10785,54 +10849,162 @@
     </w:p>
     <w:p>
       <w:r>
+        <w:t>Fineous checked his throat and found it was fine.</w:t>
+      </w:r>
+      <w:r>
+        <w:t xml:space="preserve"> He then noticed a note on his chest-of-drawers and a card.</w:t>
+      </w:r>
+    </w:p>
+    <w:p>
+      <w:pPr>
+        <w:pStyle w:val="Quote2"/>
+      </w:pPr>
+      <w:r>
+        <w:t>Good morning Fineous. I took the liberty of creating a library card for you. Officially you have the right to reach floor 49.</w:t>
+      </w:r>
+    </w:p>
+    <w:p>
+      <w:pPr>
+        <w:pStyle w:val="Quote2"/>
+      </w:pPr>
+      <w:r>
+        <w:t>This will allow you to keep under the radar of everyone you meet. However, talent such as yours will eventually be revealed to the world.</w:t>
+      </w:r>
+    </w:p>
+    <w:p>
+      <w:pPr>
+        <w:pStyle w:val="Quote2"/>
+      </w:pPr>
+      <w:r>
+        <w:t>I pray you keep your peaceful life for as long as possible.</w:t>
+      </w:r>
+    </w:p>
+    <w:p>
+      <w:pPr>
+        <w:pStyle w:val="Quote2"/>
+      </w:pPr>
+      <w:r>
+        <w:t>The elevator doesn’t require cards since it will recognize you</w:t>
+      </w:r>
+      <w:r>
+        <w:t>. Remember to ride alone, or take the steps.</w:t>
+      </w:r>
+    </w:p>
+    <w:p>
+      <w:r>
+        <w:t xml:space="preserve">Fineous put the note and library card into his space and exited the </w:t>
+      </w:r>
+      <w:r>
+        <w:t>dormitory</w:t>
+      </w:r>
+      <w:r>
+        <w:t>.</w:t>
+      </w:r>
+    </w:p>
+    <w:p>
+      <w:r>
+        <w:t>He headed to the washroom</w:t>
+      </w:r>
+      <w:r>
+        <w:t xml:space="preserve"> and cursed. He should have bathed before going to the library.</w:t>
+      </w:r>
+      <w:r>
+        <w:t xml:space="preserve"> </w:t>
+      </w:r>
+      <w:r>
+        <w:t xml:space="preserve">His clothes were shredded and stained with blood, guts and grass stains. </w:t>
+      </w:r>
+    </w:p>
+    <w:p>
+      <w:r>
+        <w:t xml:space="preserve">He </w:t>
+      </w:r>
+      <w:r>
+        <w:t>definitely</w:t>
+      </w:r>
+      <w:r>
+        <w:t xml:space="preserve"> stank.</w:t>
+      </w:r>
+      <w:r>
+        <w:t xml:space="preserve"> Then again he wasn’t expecting to meet </w:t>
+      </w:r>
+      <w:r>
+        <w:t>anyone</w:t>
+      </w:r>
+      <w:r>
+        <w:t>.</w:t>
+      </w:r>
+    </w:p>
+    <w:p>
+      <w:r>
+        <w:t>While showeri</w:t>
+      </w:r>
+      <w:r>
+        <w:t xml:space="preserve">ng, Fineous practiced speaking his </w:t>
+      </w:r>
+      <w:r>
+        <w:t xml:space="preserve">first </w:t>
+      </w:r>
+      <w:r>
+        <w:t>phone and also signing it.</w:t>
+      </w:r>
+      <w:r>
+        <w:t xml:space="preserve"> </w:t>
+      </w:r>
+      <w:r>
+        <w:t>The sign was doable after that night’s sleep</w:t>
+      </w:r>
+      <w:r>
+        <w:t xml:space="preserve"> - barely.</w:t>
+      </w:r>
+      <w:r>
+        <w:t xml:space="preserve"> It still cramped his fingers.</w:t>
+      </w:r>
+      <w:r>
+        <w:t xml:space="preserve"> He wasn’t worried about being overheard since the shower stalls were private.</w:t>
+      </w:r>
+    </w:p>
+    <w:p>
+      <w:r>
+        <w:t>Dressing in his ratty clothes, Fineous headed to the meeting place.</w:t>
+      </w:r>
+    </w:p>
+    <w:p>
+      <w:r>
+        <w:t xml:space="preserve">Arriving </w:t>
+      </w:r>
+      <w:r>
+        <w:t xml:space="preserve">a little late </w:t>
+      </w:r>
+      <w:r>
+        <w:t>at the meeting point, Fineous found his friends there, including Rose. They headed in.</w:t>
+      </w:r>
+    </w:p>
+    <w:p>
+      <w:r>
+        <w:t>“So how was shopping?” Fineous asked the ladies.</w:t>
+      </w:r>
+    </w:p>
+    <w:p>
+      <w:r>
         <w:lastRenderedPageBreak/>
-        <w:t>Fineous checked his throat and found it was fine.</w:t>
-      </w:r>
-      <w:r>
-        <w:t xml:space="preserve"> He then noticed a note on his chest-of-drawers and a card.</w:t>
-      </w:r>
-    </w:p>
-    <w:p>
-      <w:pPr>
-        <w:pStyle w:val="Quote2"/>
-      </w:pPr>
-      <w:r>
-        <w:t>Good morning Fineous. I took the liberty of creating a library card for you. Officially you have the right to reach floor 49.</w:t>
-      </w:r>
-    </w:p>
-    <w:p>
-      <w:pPr>
-        <w:pStyle w:val="Quote2"/>
-      </w:pPr>
-      <w:r>
-        <w:t>This will allow you to keep under the radar of everyone you meet. However, talent such as yours will eventually be revealed to the world.</w:t>
-      </w:r>
-    </w:p>
-    <w:p>
-      <w:pPr>
-        <w:pStyle w:val="Quote2"/>
-      </w:pPr>
-      <w:r>
-        <w:t>I pray you keep your peaceful life for as long as possible.</w:t>
-      </w:r>
-    </w:p>
-    <w:p>
-      <w:pPr>
-        <w:pStyle w:val="Quote2"/>
-      </w:pPr>
-      <w:r>
-        <w:t>The elevator doesn’t require cards since it will recognize you</w:t>
-      </w:r>
-      <w:r>
-        <w:t>. Remember to ride alone, or take the steps.</w:t>
-      </w:r>
-    </w:p>
-    <w:p>
-      <w:r>
-        <w:t xml:space="preserve">Fineous put the note and library card into his space and exited the </w:t>
-      </w:r>
-      <w:r>
-        <w:t>dormitory</w:t>
+        <w:t>“Terrible,” Rose grumbled. “It seems that 1 silver roughly corresponds to 1 dollar US.</w:t>
+      </w:r>
+    </w:p>
+    <w:p>
+      <w:r>
+        <w:t>“</w:t>
+      </w:r>
+      <w:r>
+        <w:t>Three</w:t>
+      </w:r>
+      <w:r>
+        <w:t xml:space="preserve"> dollars and some change don’t go very far.”</w:t>
+      </w:r>
+    </w:p>
+    <w:p>
+      <w:r>
+        <w:t>They arrived at the buffet line</w:t>
       </w:r>
       <w:r>
         <w:t>.</w:t>
@@ -10840,19 +11012,42 @@
     </w:p>
     <w:p>
       <w:r>
-        <w:t>He headed to the washroom</w:t>
-      </w:r>
-      <w:r>
-        <w:t xml:space="preserve"> and cursed. He should have bathed before going to the library.</w:t>
-      </w:r>
-      <w:r>
-        <w:t xml:space="preserve"> He probably stank.</w:t>
-      </w:r>
-      <w:r>
-        <w:t xml:space="preserve"> Then again he wasn’t expecting to meet </w:t>
-      </w:r>
-      <w:r>
-        <w:t>anyone</w:t>
+        <w:t>Fineous looked at Rose and raised an eyebrow.</w:t>
+      </w:r>
+    </w:p>
+    <w:p>
+      <w:r>
+        <w:t>“I admit the money is great, but adventuring is not for me,” Rose declared.</w:t>
+      </w:r>
+    </w:p>
+    <w:p>
+      <w:r>
+        <w:t>“As I said before, you don’t need to join,” Fineous said. “Let’s just have fun. Then when we are deployed, you can work at a clinic. And we can hang out after work hours.”</w:t>
+      </w:r>
+    </w:p>
+    <w:p>
+      <w:r>
+        <w:t xml:space="preserve">“I guess I can’t object to that,” Rose said and </w:t>
+      </w:r>
+      <w:r>
+        <w:t>grabbed</w:t>
+      </w:r>
+      <w:r>
+        <w:t xml:space="preserve"> a plate.</w:t>
+      </w:r>
+    </w:p>
+    <w:p>
+      <w:r>
+        <w:t xml:space="preserve">Fineous softly spoke the </w:t>
+      </w:r>
+      <w:r>
+        <w:t>Alfheim</w:t>
+      </w:r>
+      <w:r>
+        <w:t xml:space="preserve"> letter to himself</w:t>
+      </w:r>
+      <w:r>
+        <w:t xml:space="preserve"> while signing</w:t>
       </w:r>
       <w:r>
         <w:t>.</w:t>
@@ -10860,68 +11055,148 @@
     </w:p>
     <w:p>
       <w:r>
-        <w:t>While showeri</w:t>
-      </w:r>
-      <w:r>
-        <w:t xml:space="preserve">ng, Fineous practiced speaking his </w:t>
-      </w:r>
-      <w:r>
-        <w:t xml:space="preserve">first </w:t>
-      </w:r>
-      <w:r>
-        <w:t>phone and also signing it.</w:t>
+        <w:t>“What did you say?” Aragon asked as he waited for his turn.</w:t>
+      </w:r>
+      <w:r>
+        <w:t xml:space="preserve"> “And what are you doing with your fingers?”</w:t>
+      </w:r>
+    </w:p>
+    <w:p>
+      <w:r>
+        <w:t>“Are you sure you’re not gagging a yak?” Demonbane asked.</w:t>
+      </w:r>
+    </w:p>
+    <w:p>
+      <w:r>
+        <w:t xml:space="preserve">Fineous laughed and said, </w:t>
+      </w:r>
+      <w:r>
+        <w:t>“</w:t>
+      </w:r>
+      <w:r>
+        <w:t>Just some training</w:t>
+      </w:r>
+      <w:r>
+        <w:t>.</w:t>
+      </w:r>
+      <w:r>
+        <w:t>”</w:t>
+      </w:r>
+    </w:p>
+    <w:p>
+      <w:r>
+        <w:t>There was no value in telling them where he went or what he was learning.</w:t>
+      </w:r>
+      <w:r>
+        <w:t xml:space="preserve"> At the very least it seemed pompous to mention it. He wanted to be seen as cocky, but not in that way.</w:t>
+      </w:r>
+    </w:p>
+    <w:p>
+      <w:r>
+        <w:t xml:space="preserve">Just then Endol </w:t>
+      </w:r>
+      <w:r>
+        <w:t>approached</w:t>
+      </w:r>
+      <w:r>
+        <w:t xml:space="preserve">. “Did you </w:t>
+      </w:r>
+      <w:r>
+        <w:t>find the library?”</w:t>
+      </w:r>
+    </w:p>
+    <w:p>
+      <w:r>
+        <w:t>Fineous looked Endol in the eyes and said, “No sir. But I did find what I was looking for,” he added with a</w:t>
+      </w:r>
+      <w:r>
+        <w:t xml:space="preserve"> wink and a</w:t>
+      </w:r>
+      <w:r>
+        <w:t xml:space="preserve"> grin.</w:t>
+      </w:r>
+    </w:p>
+    <w:p>
+      <w:r>
+        <w:t>Endol looked at Fineous with disgust and walked away.</w:t>
+      </w:r>
+    </w:p>
+    <w:p>
+      <w:r>
+        <w:t>“What was that all about?” Aragon asked.</w:t>
+      </w:r>
+    </w:p>
+    <w:p>
+      <w:r>
+        <w:lastRenderedPageBreak/>
+        <w:t>“Just having fun,” Fineous said. With plate full and a drink in hand he headed for their table.</w:t>
+      </w:r>
+    </w:p>
+    <w:p>
+      <w:r>
+        <w:t xml:space="preserve">Fineous began eating </w:t>
+      </w:r>
+      <w:r>
+        <w:t xml:space="preserve">as </w:t>
+      </w:r>
+      <w:r>
+        <w:t>the group assembled.</w:t>
+      </w:r>
+      <w:r>
+        <w:t xml:space="preserve"> He looked at his drink and wondered if he could store it. He focused on the contents and pushed. As expected, the liquid vanished and he felt it as a blob in his space. He then reversed the process and the glass refilled.</w:t>
+      </w:r>
+    </w:p>
+    <w:p>
+      <w:r>
+        <w:t>Thankfully that trick relied on his existing skill level, since he was out of essence. Strangely he did absorb a little during the night. Not much, just enough to ease his essence deficit symptoms.</w:t>
+      </w:r>
+    </w:p>
+    <w:p>
+      <w:r>
+        <w:t>“That’s impressive,” Rose said.</w:t>
+      </w:r>
+    </w:p>
+    <w:p>
+      <w:r>
+        <w:t>“Thanks,” Fineous said. “My current rate is pouring liquid out from a straw. I need to increase this a bit if I want to store water for long journeys.”</w:t>
+      </w:r>
+    </w:p>
+    <w:p>
+      <w:r>
+        <w:t>Fineous emptied the glass and then poured the orange juice directly into his mouth, and almost choked. “Damn. I need practice. Time for another round of stuffing my face,” he added. This time he got glasses of milk, orange juice, water and coffee.</w:t>
+      </w:r>
+    </w:p>
+    <w:p>
+      <w:r>
+        <w:t>He then made another trip for more.</w:t>
+      </w:r>
+    </w:p>
+    <w:p>
+      <w:r>
+        <w:t>The experiment worked. Each liquid remained separate and could be called up as needed. Sweet!</w:t>
+      </w:r>
+    </w:p>
+    <w:p>
+      <w:r>
+        <w:t>“Attention everyone,” Endol said from the stage.</w:t>
+      </w:r>
+      <w:r>
+        <w:t xml:space="preserve"> “Registration for mandatory training </w:t>
+      </w:r>
+      <w:r>
+        <w:t>will start after</w:t>
+      </w:r>
+      <w:r>
+        <w:t xml:space="preserve"> breakfast. Schooling </w:t>
+      </w:r>
+      <w:r>
+        <w:t>will start</w:t>
       </w:r>
       <w:r>
         <w:t xml:space="preserve"> </w:t>
       </w:r>
       <w:r>
-        <w:t>The sign was doable after that night’s sleep</w:t>
-      </w:r>
-      <w:r>
-        <w:t xml:space="preserve"> - barely.</w:t>
-      </w:r>
-      <w:r>
-        <w:t xml:space="preserve"> It still cramped his fingers.</w:t>
-      </w:r>
-      <w:r>
-        <w:t xml:space="preserve"> He wasn’t worried about being overheard since the shower stalls were private.</w:t>
-      </w:r>
-    </w:p>
-    <w:p>
-      <w:r>
-        <w:t xml:space="preserve">Arriving </w:t>
-      </w:r>
-      <w:r>
-        <w:t xml:space="preserve">a little late </w:t>
-      </w:r>
-      <w:r>
-        <w:t>at the meeting point, Fineous found his friends there, including Rose. They headed in.</w:t>
-      </w:r>
-    </w:p>
-    <w:p>
-      <w:r>
-        <w:t>“So how was shopping?” Fineous asked the ladies.</w:t>
-      </w:r>
-    </w:p>
-    <w:p>
-      <w:r>
-        <w:t>“Terrible,” Rose grumbled. “It seems that 1 silver roughly corresponds to 1 dollar US.</w:t>
-      </w:r>
-    </w:p>
-    <w:p>
-      <w:r>
-        <w:t>“</w:t>
-      </w:r>
-      <w:r>
-        <w:t>Three</w:t>
-      </w:r>
-      <w:r>
-        <w:t xml:space="preserve"> dollars and some change don’t go very far.”</w:t>
-      </w:r>
-    </w:p>
-    <w:p>
-      <w:r>
-        <w:t>They arrived at the buffet line</w:t>
+        <w:t>tomorrow</w:t>
       </w:r>
       <w:r>
         <w:t>.</w:t>
@@ -10929,43 +11204,37 @@
     </w:p>
     <w:p>
       <w:r>
-        <w:t>Fineous looked at Rose and raised an eyebrow.</w:t>
-      </w:r>
-    </w:p>
-    <w:p>
-      <w:r>
-        <w:t>“I admit the money is great, but adventuring is not for me,” Rose declared.</w:t>
-      </w:r>
-    </w:p>
-    <w:p>
-      <w:r>
-        <w:lastRenderedPageBreak/>
-        <w:t>“As I said before, you don’t need to join,” Fineous said. “Let’s just have fun. Then when we are deployed, you can work at a clinic. And we can hang out after work hours.”</w:t>
-      </w:r>
-    </w:p>
-    <w:p>
-      <w:r>
-        <w:t xml:space="preserve">“I guess I can’t object to that,” Rose said and </w:t>
-      </w:r>
-      <w:r>
-        <w:t>grabbed</w:t>
-      </w:r>
-      <w:r>
-        <w:t xml:space="preserve"> a plate.</w:t>
-      </w:r>
-    </w:p>
-    <w:p>
-      <w:r>
-        <w:t xml:space="preserve">Fineous softly spoke the </w:t>
-      </w:r>
-      <w:r>
-        <w:t>Alfheim</w:t>
-      </w:r>
-      <w:r>
-        <w:t xml:space="preserve"> letter to himself</w:t>
-      </w:r>
-      <w:r>
-        <w:t xml:space="preserve"> while signing</w:t>
+        <w:t xml:space="preserve">“Training will be as follows. </w:t>
+      </w:r>
+      <w:r>
+        <w:t>Starting at 8:00AM,</w:t>
+      </w:r>
+      <w:r>
+        <w:t xml:space="preserve"> you will be learning</w:t>
+      </w:r>
+      <w:r>
+        <w:t xml:space="preserve"> the history</w:t>
+      </w:r>
+      <w:r>
+        <w:t>,</w:t>
+      </w:r>
+      <w:r>
+        <w:t xml:space="preserve"> culture</w:t>
+      </w:r>
+      <w:r>
+        <w:t>,</w:t>
+      </w:r>
+      <w:r>
+        <w:t xml:space="preserve"> </w:t>
+      </w:r>
+      <w:r>
+        <w:t xml:space="preserve">and </w:t>
+      </w:r>
+      <w:r>
+        <w:t xml:space="preserve">laws of this </w:t>
+      </w:r>
+      <w:r>
+        <w:t>country</w:t>
       </w:r>
       <w:r>
         <w:t>.</w:t>
@@ -10973,690 +11242,10 @@
     </w:p>
     <w:p>
       <w:r>
-        <w:t>“What did you say?” Aragon asked as he waited for his turn.</w:t>
-      </w:r>
-      <w:r>
-        <w:t xml:space="preserve"> “And what are you doing with your fingers?”</w:t>
-      </w:r>
-    </w:p>
-    <w:p>
-      <w:r>
-        <w:t>“</w:t>
-      </w:r>
-      <w:r>
-        <w:t>Just some training</w:t>
-      </w:r>
-      <w:r>
-        <w:t>,” Fineous said. There was no value in telling them where he went or what he was learning.</w:t>
-      </w:r>
-      <w:r>
-        <w:t xml:space="preserve"> At the very least it seemed pompous to mention it. He wanted to be seen as cocky, but not in that way.</w:t>
-      </w:r>
-    </w:p>
-    <w:p>
-      <w:r>
-        <w:t xml:space="preserve">Just then Endol </w:t>
-      </w:r>
-      <w:r>
-        <w:t>approached</w:t>
-      </w:r>
-      <w:r>
-        <w:t xml:space="preserve">. “Did you </w:t>
-      </w:r>
-      <w:r>
-        <w:t>find the library?”</w:t>
-      </w:r>
-    </w:p>
-    <w:p>
-      <w:r>
-        <w:t>Fineous looked Endol in the eyes and said, “No sir. But I did find what I was looking for,” he added with a</w:t>
-      </w:r>
-      <w:r>
-        <w:t xml:space="preserve"> wink and a</w:t>
-      </w:r>
-      <w:r>
-        <w:t xml:space="preserve"> grin.</w:t>
-      </w:r>
-    </w:p>
-    <w:p>
-      <w:r>
-        <w:t>Endol looked at Fineous with disgust and walked away.</w:t>
-      </w:r>
-    </w:p>
-    <w:p>
-      <w:r>
-        <w:t>“What was that all about?” Aragon asked.</w:t>
-      </w:r>
-    </w:p>
-    <w:p>
-      <w:r>
-        <w:t>“Just having fun,” Fineous said. With plate full and a drink in hand he headed for their table.</w:t>
-      </w:r>
-    </w:p>
-    <w:p>
-      <w:r>
-        <w:t xml:space="preserve">Fineous began eating </w:t>
-      </w:r>
-      <w:r>
-        <w:t xml:space="preserve">as </w:t>
-      </w:r>
-      <w:r>
-        <w:t>the group assembled.</w:t>
-      </w:r>
-      <w:r>
-        <w:t xml:space="preserve"> He looked at his drink and wondered if he could store it. He focused on the contents and pushed. As expected, the liquid vanished and he felt it as a blob in his space. He then reversed the process and the glass refilled.</w:t>
-      </w:r>
-    </w:p>
-    <w:p>
-      <w:r>
-        <w:t>“That’s impressive,” Rose said.</w:t>
-      </w:r>
-    </w:p>
-    <w:p>
-      <w:r>
-        <w:t>“Thanks,” Fineous said. “My current rate is pouring liquid out from a straw. I need to increase this a bit if I want to store water for long journeys.”</w:t>
-      </w:r>
-    </w:p>
-    <w:p>
-      <w:r>
-        <w:lastRenderedPageBreak/>
-        <w:t>Fineous emptied the glass and then poured the orange juice directly into his mouth, and almost choked. “Damn. I need practice. Time for another round of stuffing my face,” he added. This time he got glasses of milk, orange juice, water and coffee.</w:t>
-      </w:r>
-    </w:p>
-    <w:p>
-      <w:r>
-        <w:t>He then made another trip for more.</w:t>
-      </w:r>
-    </w:p>
-    <w:p>
-      <w:r>
-        <w:t>The experiment worked. Each liquid remained separate and could be called up as needed. Sweet!</w:t>
-      </w:r>
-    </w:p>
-    <w:p>
-      <w:r>
-        <w:t>“Attention everyone,” Endol said from the stage.</w:t>
-      </w:r>
-      <w:r>
-        <w:t xml:space="preserve"> “Registration for mandatory training </w:t>
-      </w:r>
-      <w:r>
-        <w:t>will start after</w:t>
-      </w:r>
-      <w:r>
-        <w:t xml:space="preserve"> breakfast. Schooling </w:t>
-      </w:r>
-      <w:r>
-        <w:t>will start</w:t>
-      </w:r>
-      <w:r>
-        <w:t xml:space="preserve"> </w:t>
-      </w:r>
-      <w:r>
-        <w:t>tomorrow</w:t>
-      </w:r>
-      <w:r>
-        <w:t>.</w:t>
-      </w:r>
-    </w:p>
-    <w:p>
-      <w:r>
-        <w:t xml:space="preserve">“Training will be as follows. </w:t>
-      </w:r>
-      <w:r>
-        <w:t>Starting at 8:00AM,</w:t>
-      </w:r>
-      <w:r>
-        <w:t xml:space="preserve"> you will be learning</w:t>
-      </w:r>
-      <w:r>
-        <w:t xml:space="preserve"> the history</w:t>
-      </w:r>
-      <w:r>
-        <w:t>,</w:t>
-      </w:r>
-      <w:r>
-        <w:t xml:space="preserve"> culture</w:t>
-      </w:r>
-      <w:r>
-        <w:t>,</w:t>
-      </w:r>
-      <w:r>
-        <w:t xml:space="preserve"> </w:t>
-      </w:r>
-      <w:r>
-        <w:t xml:space="preserve">and </w:t>
-      </w:r>
-      <w:r>
-        <w:t xml:space="preserve">laws of this </w:t>
-      </w:r>
-      <w:r>
-        <w:t>country</w:t>
-      </w:r>
-      <w:r>
-        <w:t>.</w:t>
-      </w:r>
-    </w:p>
-    <w:p>
-      <w:r>
         <w:t>“Lunch is fr</w:t>
       </w:r>
       <w:r>
         <w:t>om 12:00 to 1:00.</w:t>
-      </w:r>
-    </w:p>
-    <w:p>
-      <w:r>
-        <w:t>“</w:t>
-      </w:r>
-      <w:r>
-        <w:t>Classes will continue until 3:00PM.</w:t>
-      </w:r>
-    </w:p>
-    <w:p>
-      <w:r>
-        <w:t xml:space="preserve">“The final class of the day is </w:t>
-      </w:r>
-      <w:r>
-        <w:t>on the basics of adventuring</w:t>
-      </w:r>
-      <w:r>
-        <w:t xml:space="preserve"> and is optional.</w:t>
-      </w:r>
-    </w:p>
-    <w:p>
-      <w:r>
-        <w:t>“</w:t>
-      </w:r>
-      <w:r>
-        <w:t xml:space="preserve">After that you are free for the rest of the day. You will have </w:t>
-      </w:r>
-      <w:r>
-        <w:t>Saturday and Sunday</w:t>
-      </w:r>
-      <w:r>
-        <w:t xml:space="preserve"> off, as well as statutory holidays. This will continue until spring, when your schooling ends.</w:t>
-      </w:r>
-    </w:p>
-    <w:p>
-      <w:r>
-        <w:t xml:space="preserve"> </w:t>
-      </w:r>
-      <w:r>
-        <w:t xml:space="preserve">“After that you will be shipped to the various towns </w:t>
-      </w:r>
-      <w:r>
-        <w:t xml:space="preserve">and cities </w:t>
-      </w:r>
-      <w:r>
-        <w:t>of the empire for deployment.”</w:t>
-      </w:r>
-    </w:p>
-    <w:p>
-      <w:r>
-        <w:t xml:space="preserve">“You are </w:t>
-      </w:r>
-      <w:r>
-        <w:t>encouraged</w:t>
-      </w:r>
-      <w:r>
-        <w:t xml:space="preserve"> to check out the various guilds on campus and find out what’s suitable for you</w:t>
-      </w:r>
-      <w:r>
-        <w:t>.</w:t>
-      </w:r>
-    </w:p>
-    <w:p>
-      <w:r>
-        <w:t>“</w:t>
-      </w:r>
-      <w:r>
-        <w:t>E</w:t>
-      </w:r>
-      <w:r>
-        <w:t xml:space="preserve">nter those doors when you are ready. Class registration is on the left. </w:t>
-      </w:r>
-      <w:r>
-        <w:t>O</w:t>
-      </w:r>
-      <w:r>
-        <w:t>n right is booths set up by the guilds.</w:t>
-      </w:r>
-      <w:r>
-        <w:t xml:space="preserve"> </w:t>
-      </w:r>
-      <w:r>
-        <w:t>That is all.”</w:t>
-      </w:r>
-    </w:p>
-    <w:p>
-      <w:r>
-        <w:t>Talking resumed.</w:t>
-      </w:r>
-    </w:p>
-    <w:p>
-      <w:r>
-        <w:lastRenderedPageBreak/>
-        <w:t>“We can all take the same classes,” Rose said.</w:t>
-      </w:r>
-    </w:p>
-    <w:p>
-      <w:r>
-        <w:t xml:space="preserve">“Rose, have you figured out how your </w:t>
-      </w:r>
-      <w:r>
-        <w:t xml:space="preserve">special </w:t>
-      </w:r>
-      <w:r>
-        <w:t>ability</w:t>
-      </w:r>
-      <w:r>
-        <w:t xml:space="preserve"> works?” Fineous asked.</w:t>
-      </w:r>
-    </w:p>
-    <w:p>
-      <w:r>
-        <w:t>“Not quite,” Rose said.</w:t>
-      </w:r>
-    </w:p>
-    <w:p>
-      <w:r>
-        <w:t>“Remember when you first came?” Fineous asked. “You were all alone and isolated. When was the first time spirits came to you?”</w:t>
-      </w:r>
-    </w:p>
-    <w:p>
-      <w:r>
-        <w:t>“When I came to your table,” Rose said.</w:t>
-      </w:r>
-    </w:p>
-    <w:p>
-      <w:r>
-        <w:t>“And after that?” Fineous asked.</w:t>
-      </w:r>
-    </w:p>
-    <w:p>
-      <w:r>
-        <w:t>Rose blushed but said nothing.</w:t>
-      </w:r>
-    </w:p>
-    <w:p>
-      <w:r>
-        <w:t>“The amount of spirits grew as your feelings towards us grew,” Fineous said. “You love people and this love attracts the spirits. It’s as simple as that.”</w:t>
-      </w:r>
-    </w:p>
-    <w:p>
-      <w:r>
-        <w:t xml:space="preserve">“Do you think the same is true with monsters?” </w:t>
-      </w:r>
-      <w:r>
-        <w:t>Aragon</w:t>
-      </w:r>
-      <w:r>
-        <w:t xml:space="preserve"> asked.</w:t>
-      </w:r>
-    </w:p>
-    <w:p>
-      <w:r>
-        <w:t xml:space="preserve">“Probably,” Fineous </w:t>
-      </w:r>
-      <w:r>
-        <w:t>replied</w:t>
-      </w:r>
-      <w:r>
-        <w:t>. “But I assume they are powered by hate. I guess that makes them demons.”</w:t>
-      </w:r>
-    </w:p>
-    <w:p>
-      <w:r>
-        <w:t>“Scary,” Rose said</w:t>
-      </w:r>
-      <w:r>
-        <w:t>, frightened.</w:t>
-      </w:r>
-    </w:p>
-    <w:p>
-      <w:r>
-        <w:t>“Don’t worry,” Aragorn said. “We’ll protect you.”</w:t>
-      </w:r>
-    </w:p>
-    <w:p>
-      <w:r>
-        <w:t>“Well aren’t you the knight in shining armor?” Fineous said</w:t>
-      </w:r>
-      <w:r>
-        <w:t xml:space="preserve"> with a grin</w:t>
-      </w:r>
-      <w:r>
-        <w:t>. “I suppose a rogue can’t compete with that level of manliness.”</w:t>
-      </w:r>
-    </w:p>
-    <w:p>
-      <w:r>
-        <w:t>Blushing, Aragon said,</w:t>
-      </w:r>
-      <w:r>
-        <w:t xml:space="preserve"> “It’s time to </w:t>
-      </w:r>
-      <w:r>
-        <w:t>register</w:t>
-      </w:r>
-      <w:r>
-        <w:t>.”</w:t>
-      </w:r>
-    </w:p>
-    <w:p>
-      <w:r>
-        <w:t xml:space="preserve">They headed into the registration room. </w:t>
-      </w:r>
-      <w:r>
-        <w:t>Fineous followed with his hands in his pockets, pretending to chew gum. This world really needed chewing gum</w:t>
-      </w:r>
-      <w:r>
-        <w:t>.</w:t>
-      </w:r>
-    </w:p>
-    <w:p>
-      <w:r>
-        <w:t>“Look, groups can register there,” Rose said, pointing.</w:t>
-      </w:r>
-    </w:p>
-    <w:p>
-      <w:r>
-        <w:lastRenderedPageBreak/>
-        <w:t xml:space="preserve">Fineous looked around the room, exercising his Identification </w:t>
-      </w:r>
-      <w:r>
-        <w:t>ability</w:t>
-      </w:r>
-      <w:r>
-        <w:t xml:space="preserve">. So far the only information he was </w:t>
-      </w:r>
-      <w:r>
-        <w:t xml:space="preserve">consistently </w:t>
-      </w:r>
-      <w:r>
-        <w:t xml:space="preserve">receiving were names. </w:t>
-      </w:r>
-      <w:r>
-        <w:t>Classes were mostly there, however that occasionally failed</w:t>
-      </w:r>
-      <w:r>
-        <w:t>.</w:t>
-      </w:r>
-      <w:r>
-        <w:t xml:space="preserve"> There was no telling what triggered greater identification.</w:t>
-      </w:r>
-    </w:p>
-    <w:p>
-      <w:r>
-        <w:t xml:space="preserve">Slightly annoyed at his lack of </w:t>
-      </w:r>
-      <w:r>
-        <w:t>ability</w:t>
-      </w:r>
-      <w:r>
-        <w:t>, he continued to observe.</w:t>
-      </w:r>
-    </w:p>
-    <w:p>
-      <w:r>
-        <w:t>“Do you want to register for our party?” Aragon asked.</w:t>
-      </w:r>
-    </w:p>
-    <w:p>
-      <w:r>
-        <w:t>“You can do that,” Fineous said. “Rogues should stay in the background.”</w:t>
-      </w:r>
-    </w:p>
-    <w:p>
-      <w:r>
-        <w:t>Unsure, Aragon stepped to the desk and registered the group. Members then stepped forward and signed papers. Fineous looked at his schedule and put it away in his space.</w:t>
-      </w:r>
-    </w:p>
-    <w:p>
-      <w:r>
-        <w:t>“What should we do now?” Demonbane asked.</w:t>
-      </w:r>
-    </w:p>
-    <w:p>
-      <w:r>
-        <w:t>“Rose, do you want to register with a guild?” Aragon asked.</w:t>
-      </w:r>
-    </w:p>
-    <w:p>
-      <w:r>
-        <w:t>“I don’t want to leave you guys,” Rose said worriedly.</w:t>
-      </w:r>
-    </w:p>
-    <w:p>
-      <w:r>
-        <w:t>“</w:t>
-      </w:r>
-      <w:r>
-        <w:t>Why don’t</w:t>
-      </w:r>
-      <w:r>
-        <w:t xml:space="preserve"> we collect some spending money now and worry about that later,” Fineous suggested. “Aragon will protect Rose, so there is no problem.”</w:t>
-      </w:r>
-    </w:p>
-    <w:p>
-      <w:r>
-        <w:t xml:space="preserve">“Eventually we will need to discuss our </w:t>
-      </w:r>
-      <w:r>
-        <w:t>abilities</w:t>
-      </w:r>
-      <w:r>
-        <w:t>,” Aragon said. “Not knowing this will get us into trouble.”</w:t>
-      </w:r>
-    </w:p>
-    <w:p>
-      <w:r>
-        <w:t>“</w:t>
-      </w:r>
-      <w:r>
-        <w:t>As you command, our fearless leader,” Fineous said</w:t>
-      </w:r>
-      <w:r>
-        <w:t xml:space="preserve"> with a salute</w:t>
-      </w:r>
-      <w:r>
-        <w:t>.</w:t>
-      </w:r>
-    </w:p>
-    <w:p>
-      <w:r>
-        <w:t>“Aren’t you the leader?” Aragon asked.</w:t>
-      </w:r>
-    </w:p>
-    <w:p>
-      <w:r>
-        <w:t>“When did that happen?</w:t>
-      </w:r>
-      <w:r>
-        <w:t xml:space="preserve"> </w:t>
-      </w:r>
-      <w:r>
-        <w:t>I’m just a guy with roguish good looks</w:t>
-      </w:r>
-      <w:r>
-        <w:t>,</w:t>
-      </w:r>
-      <w:r>
-        <w:t>”</w:t>
-      </w:r>
-      <w:r>
-        <w:t xml:space="preserve"> Fineous asked. He turned around and pointed. “To adventure and then shopping…”</w:t>
-      </w:r>
-    </w:p>
-    <w:p>
-      <w:r>
-        <w:t>They headed out.</w:t>
-      </w:r>
-    </w:p>
-    <w:p>
-      <w:r>
-        <w:lastRenderedPageBreak/>
-        <w:t xml:space="preserve">“Can we stop at the arms place? I want to return my borrowed knives. </w:t>
-      </w:r>
-      <w:r>
-        <w:t>I looted several from the previous hunt</w:t>
-      </w:r>
-      <w:r>
-        <w:t>,” Fineous said.</w:t>
-      </w:r>
-    </w:p>
-    <w:p>
-      <w:r>
-        <w:t>“That’s a good idea,” Aragon said. “I want to try a different bow. I no longer need arrows because of those…What were those?”</w:t>
-      </w:r>
-    </w:p>
-    <w:p>
-      <w:r>
-        <w:t>“They are called ratvargs,” Fineous said.</w:t>
-      </w:r>
-      <w:r>
-        <w:t xml:space="preserve"> “Biologically speaking, they appear to be giant versions of rats. And yes, I have the Identification </w:t>
-      </w:r>
-      <w:r>
-        <w:t>ability</w:t>
-      </w:r>
-      <w:r>
-        <w:t>.”</w:t>
-      </w:r>
-    </w:p>
-    <w:p>
-      <w:r>
-        <w:t xml:space="preserve">“I have it too,” </w:t>
-      </w:r>
-      <w:r>
-        <w:t>Rose</w:t>
-      </w:r>
-      <w:r>
-        <w:t xml:space="preserve"> said. “I guess I need to practice.”</w:t>
-      </w:r>
-    </w:p>
-    <w:p>
-      <w:r>
-        <w:t>They step</w:t>
-      </w:r>
-      <w:r>
-        <w:t>ped</w:t>
-      </w:r>
-      <w:r>
-        <w:t xml:space="preserve"> into the armory </w:t>
-      </w:r>
-      <w:r>
-        <w:t xml:space="preserve">and </w:t>
-      </w:r>
-      <w:r>
-        <w:t>Fineous call</w:t>
-      </w:r>
-      <w:r>
-        <w:t>ed</w:t>
-      </w:r>
-      <w:r>
-        <w:t xml:space="preserve"> out, “I would like to return the knives I borrowed.”</w:t>
-      </w:r>
-    </w:p>
-    <w:p>
-      <w:r>
-        <w:t xml:space="preserve">“No problem,” </w:t>
-      </w:r>
-      <w:r>
-        <w:t xml:space="preserve">Brad </w:t>
-      </w:r>
-      <w:r>
-        <w:t>said and took the knives.</w:t>
-      </w:r>
-    </w:p>
-    <w:p>
-      <w:r>
-        <w:t>As they walk out, Aragon ask</w:t>
-      </w:r>
-      <w:r>
-        <w:t>ed</w:t>
-      </w:r>
-      <w:r>
-        <w:t>, “Can we share our stats now?”</w:t>
-      </w:r>
-    </w:p>
-    <w:p>
-      <w:r>
-        <w:t xml:space="preserve">“I need to give you all a warning,” Fineous said. “Lord Endol said we only need to share our names and class. I have Identification. </w:t>
-      </w:r>
-      <w:r>
-        <w:t>S</w:t>
-      </w:r>
-      <w:r>
-        <w:t>o far I can only use it to identify names</w:t>
-      </w:r>
-      <w:r>
-        <w:t>. Most of the time I can also see classes</w:t>
-      </w:r>
-      <w:r>
-        <w:t xml:space="preserve">, </w:t>
-      </w:r>
-      <w:r>
-        <w:t>and</w:t>
-      </w:r>
-      <w:r>
-        <w:t xml:space="preserve"> occasionally I get deeper knowledge.</w:t>
-      </w:r>
-    </w:p>
-    <w:p>
-      <w:r>
-        <w:t>“</w:t>
-      </w:r>
-      <w:r>
-        <w:t>Abilities</w:t>
-      </w:r>
-      <w:r>
-        <w:t xml:space="preserve"> are valuable. Take Rose’s </w:t>
-      </w:r>
-      <w:r>
-        <w:t>special</w:t>
-      </w:r>
-      <w:r>
-        <w:t xml:space="preserve"> </w:t>
-      </w:r>
-      <w:r>
-        <w:t>ability</w:t>
-      </w:r>
-      <w:r>
-        <w:t>. We must never reveal that to anyone, since the w</w:t>
-      </w:r>
-      <w:r>
-        <w:t>orld is filled with bad people.”</w:t>
-      </w:r>
-    </w:p>
-    <w:p>
-      <w:r>
-        <w:t>“What do you mean?” Erza asked.</w:t>
-      </w:r>
-    </w:p>
-    <w:p>
-      <w:r>
-        <w:t xml:space="preserve">“I was informed by a reliable person, people like </w:t>
-      </w:r>
-      <w:r>
-        <w:t>us</w:t>
-      </w:r>
-      <w:r>
-        <w:t xml:space="preserve"> tend to disappear, if you know </w:t>
-      </w:r>
-      <w:r>
-        <w:t>what I mean,” Fineous explained, making a neck-slashing gesture.</w:t>
-      </w:r>
-    </w:p>
-    <w:p>
-      <w:r>
-        <w:t>“Scary,” Rose said, terrified.</w:t>
-      </w:r>
-    </w:p>
-    <w:p>
-      <w:r>
-        <w:t>“Rose, I want you to think about how you can keep your little helpers hidden.</w:t>
       </w:r>
     </w:p>
     <w:p>
@@ -11665,6 +11254,523 @@
         <w:t>“</w:t>
       </w:r>
       <w:r>
+        <w:t>Classes will continue until 3:00PM.</w:t>
+      </w:r>
+    </w:p>
+    <w:p>
+      <w:r>
+        <w:t xml:space="preserve">“The final class of the day is </w:t>
+      </w:r>
+      <w:r>
+        <w:t>on the basics of adventuring</w:t>
+      </w:r>
+      <w:r>
+        <w:t xml:space="preserve"> and is optional.</w:t>
+      </w:r>
+    </w:p>
+    <w:p>
+      <w:r>
+        <w:t>“</w:t>
+      </w:r>
+      <w:r>
+        <w:t xml:space="preserve">After that you are free for the rest of the day. You will have </w:t>
+      </w:r>
+      <w:r>
+        <w:t>Saturday and Sunday</w:t>
+      </w:r>
+      <w:r>
+        <w:t xml:space="preserve"> off, as well as statutory holidays. This will continue until spring, when your schooling ends.</w:t>
+      </w:r>
+    </w:p>
+    <w:p>
+      <w:r>
+        <w:t xml:space="preserve"> </w:t>
+      </w:r>
+      <w:r>
+        <w:t xml:space="preserve">“After that you will be shipped to the various towns </w:t>
+      </w:r>
+      <w:r>
+        <w:t xml:space="preserve">and cities </w:t>
+      </w:r>
+      <w:r>
+        <w:t>of the empire for deployment.”</w:t>
+      </w:r>
+    </w:p>
+    <w:p>
+      <w:r>
+        <w:t xml:space="preserve">“You are </w:t>
+      </w:r>
+      <w:r>
+        <w:t>encouraged</w:t>
+      </w:r>
+      <w:r>
+        <w:t xml:space="preserve"> to check out the various guilds on campus and find out what’s suitable for you</w:t>
+      </w:r>
+      <w:r>
+        <w:t>.</w:t>
+      </w:r>
+    </w:p>
+    <w:p>
+      <w:r>
+        <w:t>“</w:t>
+      </w:r>
+      <w:r>
+        <w:t>E</w:t>
+      </w:r>
+      <w:r>
+        <w:t xml:space="preserve">nter those doors when you are ready. Class registration is on the left. </w:t>
+      </w:r>
+      <w:r>
+        <w:t>O</w:t>
+      </w:r>
+      <w:r>
+        <w:t>n right is booths set up by the guilds.</w:t>
+      </w:r>
+      <w:r>
+        <w:t xml:space="preserve"> </w:t>
+      </w:r>
+      <w:r>
+        <w:t>That is all.”</w:t>
+      </w:r>
+    </w:p>
+    <w:p>
+      <w:r>
+        <w:t>Talking resumed.</w:t>
+      </w:r>
+    </w:p>
+    <w:p>
+      <w:r>
+        <w:t>“We can all take the same classes,” Rose said.</w:t>
+      </w:r>
+    </w:p>
+    <w:p>
+      <w:r>
+        <w:t xml:space="preserve">“Rose, have you figured out how your </w:t>
+      </w:r>
+      <w:r>
+        <w:t xml:space="preserve">special </w:t>
+      </w:r>
+      <w:r>
+        <w:t>ability</w:t>
+      </w:r>
+      <w:r>
+        <w:t xml:space="preserve"> works?” Fineous asked.</w:t>
+      </w:r>
+    </w:p>
+    <w:p>
+      <w:r>
+        <w:t>“Not quite,” Rose said.</w:t>
+      </w:r>
+    </w:p>
+    <w:p>
+      <w:r>
+        <w:t xml:space="preserve">“Remember when you first came?” Fineous asked. “You were all alone and isolated. When was the first time </w:t>
+      </w:r>
+      <w:r>
+        <w:t>your friends</w:t>
+      </w:r>
+      <w:r>
+        <w:t xml:space="preserve"> came to you?”</w:t>
+      </w:r>
+    </w:p>
+    <w:p>
+      <w:r>
+        <w:t>“When I came to your table,” Rose said.</w:t>
+      </w:r>
+    </w:p>
+    <w:p>
+      <w:r>
+        <w:t>“And after that?” Fineous asked.</w:t>
+      </w:r>
+    </w:p>
+    <w:p>
+      <w:r>
+        <w:t>Rose blushed but said nothing.</w:t>
+      </w:r>
+    </w:p>
+    <w:p>
+      <w:r>
+        <w:lastRenderedPageBreak/>
+        <w:t xml:space="preserve">“The amount of </w:t>
+      </w:r>
+      <w:r>
+        <w:t>friends</w:t>
+      </w:r>
+      <w:r>
+        <w:t xml:space="preserve"> grew as your feelings towards us grew,” Fineous said. “You love people and this love attracts the </w:t>
+      </w:r>
+      <w:r>
+        <w:t>friends</w:t>
+      </w:r>
+      <w:r>
+        <w:t>. It’s as simple as that.”</w:t>
+      </w:r>
+    </w:p>
+    <w:p>
+      <w:r>
+        <w:t xml:space="preserve">“Do you think the same is true with monsters?” </w:t>
+      </w:r>
+      <w:r>
+        <w:t>Aragon</w:t>
+      </w:r>
+      <w:r>
+        <w:t xml:space="preserve"> asked.</w:t>
+      </w:r>
+    </w:p>
+    <w:p>
+      <w:r>
+        <w:t xml:space="preserve">“Probably,” Fineous </w:t>
+      </w:r>
+      <w:r>
+        <w:t>replied</w:t>
+      </w:r>
+      <w:r>
+        <w:t>. “But I assume they are powered by hate. I guess that makes them demons.”</w:t>
+      </w:r>
+    </w:p>
+    <w:p>
+      <w:r>
+        <w:t>“Scary,” Rose said</w:t>
+      </w:r>
+      <w:r>
+        <w:t>, frightened.</w:t>
+      </w:r>
+    </w:p>
+    <w:p>
+      <w:r>
+        <w:t>“Don’t worry,” Aragorn said. “We’ll protect you.”</w:t>
+      </w:r>
+    </w:p>
+    <w:p>
+      <w:r>
+        <w:t>“Well aren’t you the knight in shining armor?” Fineous said</w:t>
+      </w:r>
+      <w:r>
+        <w:t xml:space="preserve"> with a grin</w:t>
+      </w:r>
+      <w:r>
+        <w:t>. “I suppose a rogue can’t compete with that level of manliness.”</w:t>
+      </w:r>
+    </w:p>
+    <w:p>
+      <w:r>
+        <w:t>Blushing, Aragon said,</w:t>
+      </w:r>
+      <w:r>
+        <w:t xml:space="preserve"> “It’s time to </w:t>
+      </w:r>
+      <w:r>
+        <w:t>register</w:t>
+      </w:r>
+      <w:r>
+        <w:t>.”</w:t>
+      </w:r>
+    </w:p>
+    <w:p>
+      <w:r>
+        <w:t xml:space="preserve">They headed into the registration room. </w:t>
+      </w:r>
+      <w:r>
+        <w:t>Fineous followed with his hands in his pockets, pretending to chew gum. This world really needed chewing gum</w:t>
+      </w:r>
+      <w:r>
+        <w:t>.</w:t>
+      </w:r>
+    </w:p>
+    <w:p>
+      <w:r>
+        <w:t>“Look, groups can register there,” Rose said, pointing.</w:t>
+      </w:r>
+    </w:p>
+    <w:p>
+      <w:r>
+        <w:t xml:space="preserve">Fineous looked around the room, exercising his Identification </w:t>
+      </w:r>
+      <w:r>
+        <w:t>ability</w:t>
+      </w:r>
+      <w:r>
+        <w:t xml:space="preserve">. So far the only information he was </w:t>
+      </w:r>
+      <w:r>
+        <w:t xml:space="preserve">consistently </w:t>
+      </w:r>
+      <w:r>
+        <w:t xml:space="preserve">receiving were names. </w:t>
+      </w:r>
+      <w:r>
+        <w:t>Classes were mostly there, however that occasionally failed</w:t>
+      </w:r>
+      <w:r>
+        <w:t>.</w:t>
+      </w:r>
+      <w:r>
+        <w:t xml:space="preserve"> There was no telling what triggered greater identification.</w:t>
+      </w:r>
+    </w:p>
+    <w:p>
+      <w:r>
+        <w:t xml:space="preserve">Slightly annoyed at his lack of </w:t>
+      </w:r>
+      <w:r>
+        <w:t>ability</w:t>
+      </w:r>
+      <w:r>
+        <w:t>, he continued to observe.</w:t>
+      </w:r>
+    </w:p>
+    <w:p>
+      <w:r>
+        <w:t>“Do you want to register for our party?” Aragon asked.</w:t>
+      </w:r>
+    </w:p>
+    <w:p>
+      <w:r>
+        <w:t>“You can do that,” Fineous said. “Rogues should stay in the background.”</w:t>
+      </w:r>
+    </w:p>
+    <w:p>
+      <w:r>
+        <w:lastRenderedPageBreak/>
+        <w:t>Unsure, Aragon stepped to the desk and registered the group. Members then stepped forward and signed papers. Fineous looked at his schedule and put it away in his space.</w:t>
+      </w:r>
+    </w:p>
+    <w:p>
+      <w:r>
+        <w:t>“What should we do now?” Demonbane asked.</w:t>
+      </w:r>
+    </w:p>
+    <w:p>
+      <w:r>
+        <w:t>“Rose, do you want to register with a guild?” Aragon asked.</w:t>
+      </w:r>
+    </w:p>
+    <w:p>
+      <w:r>
+        <w:t>“I don’t want to leave you guys,” Rose said worriedly.</w:t>
+      </w:r>
+    </w:p>
+    <w:p>
+      <w:r>
+        <w:t>“</w:t>
+      </w:r>
+      <w:r>
+        <w:t>Why don’t</w:t>
+      </w:r>
+      <w:r>
+        <w:t xml:space="preserve"> we collect some spending money now and worry about that later,” Fineous suggested. “Aragon will protect Rose, so there is no problem.”</w:t>
+      </w:r>
+    </w:p>
+    <w:p>
+      <w:r>
+        <w:t xml:space="preserve">“Eventually we will need to discuss our </w:t>
+      </w:r>
+      <w:r>
+        <w:t>abilities</w:t>
+      </w:r>
+      <w:r>
+        <w:t>,” Aragon said. “Not knowing this will get us into trouble.”</w:t>
+      </w:r>
+    </w:p>
+    <w:p>
+      <w:r>
+        <w:t>“</w:t>
+      </w:r>
+      <w:r>
+        <w:t>As you command, our fearless leader,” Fineous said</w:t>
+      </w:r>
+      <w:r>
+        <w:t xml:space="preserve"> with a salute</w:t>
+      </w:r>
+      <w:r>
+        <w:t>.</w:t>
+      </w:r>
+    </w:p>
+    <w:p>
+      <w:r>
+        <w:t>“Aren’t you the leader?” Aragon asked.</w:t>
+      </w:r>
+    </w:p>
+    <w:p>
+      <w:r>
+        <w:t>“When did that happen?</w:t>
+      </w:r>
+      <w:r>
+        <w:t xml:space="preserve"> </w:t>
+      </w:r>
+      <w:r>
+        <w:t>I’m just a guy with roguish good looks</w:t>
+      </w:r>
+      <w:r>
+        <w:t>,</w:t>
+      </w:r>
+      <w:r>
+        <w:t>”</w:t>
+      </w:r>
+      <w:r>
+        <w:t xml:space="preserve"> Fineous asked. He turned around and pointed. “To adventure and then shopping…”</w:t>
+      </w:r>
+    </w:p>
+    <w:p>
+      <w:r>
+        <w:t>They headed out.</w:t>
+      </w:r>
+    </w:p>
+    <w:p>
+      <w:r>
+        <w:t xml:space="preserve">“Can we stop at the arms place? I want to return my borrowed knives. </w:t>
+      </w:r>
+      <w:r>
+        <w:t>I looted several from the previous hunt</w:t>
+      </w:r>
+      <w:r>
+        <w:t>,” Fineous said.</w:t>
+      </w:r>
+    </w:p>
+    <w:p>
+      <w:r>
+        <w:t>“That’s a good idea,” Aragon said. “I want to try a different bow. I no longer need arrows because of those…What were those?”</w:t>
+      </w:r>
+    </w:p>
+    <w:p>
+      <w:r>
+        <w:t>“They are called ratvargs,” Fineous said.</w:t>
+      </w:r>
+      <w:r>
+        <w:t xml:space="preserve"> “Biologically speaking, they appear to be giant versions of rats. And yes, I have the Identification </w:t>
+      </w:r>
+      <w:r>
+        <w:t>ability</w:t>
+      </w:r>
+      <w:r>
+        <w:t>.”</w:t>
+      </w:r>
+    </w:p>
+    <w:p>
+      <w:r>
+        <w:t xml:space="preserve">“I have it too,” </w:t>
+      </w:r>
+      <w:r>
+        <w:t>Rose</w:t>
+      </w:r>
+      <w:r>
+        <w:t xml:space="preserve"> said. “I guess I need to practice.”</w:t>
+      </w:r>
+    </w:p>
+    <w:p>
+      <w:r>
+        <w:lastRenderedPageBreak/>
+        <w:t>They step</w:t>
+      </w:r>
+      <w:r>
+        <w:t>ped</w:t>
+      </w:r>
+      <w:r>
+        <w:t xml:space="preserve"> into the armory </w:t>
+      </w:r>
+      <w:r>
+        <w:t xml:space="preserve">and </w:t>
+      </w:r>
+      <w:r>
+        <w:t>Fineous call</w:t>
+      </w:r>
+      <w:r>
+        <w:t>ed</w:t>
+      </w:r>
+      <w:r>
+        <w:t xml:space="preserve"> out, “I would like to return the knives I borrowed.”</w:t>
+      </w:r>
+    </w:p>
+    <w:p>
+      <w:r>
+        <w:t xml:space="preserve">“No problem,” </w:t>
+      </w:r>
+      <w:r>
+        <w:t xml:space="preserve">Brad </w:t>
+      </w:r>
+      <w:r>
+        <w:t>said and took the knives.</w:t>
+      </w:r>
+    </w:p>
+    <w:p>
+      <w:r>
+        <w:t>As they walk out, Aragon ask</w:t>
+      </w:r>
+      <w:r>
+        <w:t>ed</w:t>
+      </w:r>
+      <w:r>
+        <w:t>, “Can we share our stats now?”</w:t>
+      </w:r>
+    </w:p>
+    <w:p>
+      <w:r>
+        <w:t xml:space="preserve">“I need to give you all a warning,” Fineous said. “Lord Endol said we </w:t>
+      </w:r>
+      <w:r>
+        <w:t>shouldn’t share our abilities freely.</w:t>
+      </w:r>
+    </w:p>
+    <w:p>
+      <w:r>
+        <w:t>“</w:t>
+      </w:r>
+      <w:r>
+        <w:t>Abilities</w:t>
+      </w:r>
+      <w:r>
+        <w:t xml:space="preserve"> are valuable. Take Rose’s </w:t>
+      </w:r>
+      <w:r>
+        <w:t>special</w:t>
+      </w:r>
+      <w:r>
+        <w:t xml:space="preserve"> </w:t>
+      </w:r>
+      <w:r>
+        <w:t>ability</w:t>
+      </w:r>
+      <w:r>
+        <w:t>. We must never reveal that to anyone, since the w</w:t>
+      </w:r>
+      <w:r>
+        <w:t>orld is filled with bad people.”</w:t>
+      </w:r>
+    </w:p>
+    <w:p>
+      <w:r>
+        <w:t>“What do you mean?” Erza asked.</w:t>
+      </w:r>
+    </w:p>
+    <w:p>
+      <w:r>
+        <w:t xml:space="preserve">“I was informed by a reliable person, people like </w:t>
+      </w:r>
+      <w:r>
+        <w:t>us</w:t>
+      </w:r>
+      <w:r>
+        <w:t xml:space="preserve"> tend to disappear, if you know </w:t>
+      </w:r>
+      <w:r>
+        <w:t>what I mean,” Fineous explained, making a neck-slashing gesture.</w:t>
+      </w:r>
+    </w:p>
+    <w:p>
+      <w:r>
+        <w:t>“Scary,” Rose said, terrified.</w:t>
+      </w:r>
+    </w:p>
+    <w:p>
+      <w:r>
+        <w:t>“Rose, I want you to think about how you can keep your little helpers hidden.</w:t>
+      </w:r>
+    </w:p>
+    <w:p>
+      <w:r>
+        <w:t>“</w:t>
+      </w:r>
+      <w:r>
         <w:t>Everyone</w:t>
       </w:r>
       <w:r>
@@ -11697,6 +11803,7 @@
     </w:p>
     <w:p>
       <w:r>
+        <w:lastRenderedPageBreak/>
         <w:t>“True,” Erza said, “Going hunting sounds exciting.”</w:t>
       </w:r>
     </w:p>
@@ -11778,208 +11885,1540 @@
     </w:p>
     <w:p>
       <w:r>
+        <w:t xml:space="preserve">“Because this is a training area,” Fineous </w:t>
+      </w:r>
+      <w:r>
+        <w:t>replied</w:t>
+      </w:r>
+      <w:r>
+        <w:t>. “In the wild that could have been poisonous. However, since I’m a rogue I’m collecting some.</w:t>
+      </w:r>
+      <w:r>
+        <w:t xml:space="preserve"> </w:t>
+      </w:r>
+      <w:proofErr w:type="gramStart"/>
+      <w:r>
+        <w:t>Wa</w:t>
+      </w:r>
+      <w:proofErr w:type="gramEnd"/>
+      <w:r>
+        <w:t xml:space="preserve"> ha, ha, ha...”</w:t>
+      </w:r>
+    </w:p>
+    <w:p>
+      <w:r>
+        <w:t>“You really are a clown,” Erza said with a laugh.</w:t>
+      </w:r>
+    </w:p>
+    <w:p>
+      <w:r>
+        <w:t>“Thank you kindly,” Fineous said.</w:t>
+      </w:r>
+      <w:r>
+        <w:t xml:space="preserve"> “I really need a hat.”</w:t>
+      </w:r>
+    </w:p>
+    <w:p>
+      <w:r>
+        <w:t>They headed for the ruins.</w:t>
+      </w:r>
+    </w:p>
+    <w:p>
+      <w:r>
+        <w:t xml:space="preserve">The </w:t>
+      </w:r>
+      <w:r>
+        <w:t>ru</w:t>
+      </w:r>
+      <w:r>
+        <w:t>i</w:t>
+      </w:r>
+      <w:r>
+        <w:t>ns were</w:t>
+      </w:r>
+      <w:r>
+        <w:t xml:space="preserve"> </w:t>
+      </w:r>
+      <w:r>
+        <w:t xml:space="preserve">a </w:t>
+      </w:r>
+      <w:r>
+        <w:t xml:space="preserve">decaying </w:t>
+      </w:r>
+      <w:r>
+        <w:t>mansion</w:t>
+      </w:r>
+      <w:r>
+        <w:t xml:space="preserve">. Part of </w:t>
+      </w:r>
+      <w:r>
+        <w:t>a</w:t>
+      </w:r>
+      <w:r>
+        <w:t xml:space="preserve"> wall was broken in. Within were stairs going down.</w:t>
+      </w:r>
+    </w:p>
+    <w:p>
+      <w:r>
+        <w:t>“Should we go down?” Demonbane asked.</w:t>
+      </w:r>
+    </w:p>
+    <w:p>
+      <w:r>
+        <w:t>“No way,” Rose exclaimed. “That looks scary.”</w:t>
+      </w:r>
+    </w:p>
+    <w:p>
+      <w:r>
         <w:lastRenderedPageBreak/>
-        <w:t xml:space="preserve">“Because this is a training area,” Fineous </w:t>
-      </w:r>
-      <w:r>
-        <w:t>replied</w:t>
-      </w:r>
-      <w:r>
-        <w:t>. “In the wild that could have been poisonous. However, since I’m a rogue I’m collecting some.</w:t>
-      </w:r>
+        <w:t>“Then let’s go to the ravine,” Erza suggested.</w:t>
+      </w:r>
+    </w:p>
+    <w:p>
+      <w:r>
+        <w:t>They continued walking, passing a glade with wild flowers.</w:t>
+      </w:r>
+    </w:p>
+    <w:p>
+      <w:r>
+        <w:t>“This place is very pretty,” Rose said.</w:t>
+      </w:r>
+    </w:p>
+    <w:p>
+      <w:r>
+        <w:t>“Nice place for a picnic,” Fineous agreed.</w:t>
+      </w:r>
+    </w:p>
+    <w:p>
+      <w:r>
+        <w:t>As they walked the land became more rugged.</w:t>
+      </w:r>
+    </w:p>
+    <w:p>
+      <w:r>
+        <w:t xml:space="preserve">“Rose, do you have any fitness </w:t>
+      </w:r>
+      <w:r>
+        <w:t>abilities</w:t>
+      </w:r>
+      <w:r>
+        <w:t>?” Fineous asked.</w:t>
+      </w:r>
+    </w:p>
+    <w:p>
+      <w:r>
+        <w:t>“I have physical fitness,” Rose said.</w:t>
+      </w:r>
+    </w:p>
+    <w:p>
+      <w:r>
+        <w:t xml:space="preserve">“I have enhanced physical stats,” </w:t>
+      </w:r>
+      <w:r>
+        <w:t>Aragon</w:t>
+      </w:r>
+      <w:r>
+        <w:t xml:space="preserve"> said. “What’s the difference?”</w:t>
+      </w:r>
+    </w:p>
+    <w:p>
+      <w:r>
+        <w:t>“Enhance</w:t>
+      </w:r>
+      <w:r>
+        <w:t>d</w:t>
+      </w:r>
+      <w:r>
+        <w:t xml:space="preserve"> physical stats focus on boosting strength, speed, and endurance. This is perfect for fighters,” Fineous said.</w:t>
+      </w:r>
+    </w:p>
+    <w:p>
+      <w:r>
+        <w:t>“Physical fitness is not that intense, but much broader in scope. Rose will never compete with Erza for example. However, she can handle more diverse environments</w:t>
+      </w:r>
+      <w:r>
+        <w:t xml:space="preserve"> such as cold, heat, altitude, etc</w:t>
+      </w:r>
+      <w:r>
+        <w:t>. More importantly, she will have no probl</w:t>
+      </w:r>
+      <w:r>
+        <w:t>em keeping up with me at least. So let’s pick up the pace. Rose needs the training.”</w:t>
+      </w:r>
+    </w:p>
+    <w:p>
+      <w:r>
+        <w:t>They resumed travel.</w:t>
+      </w:r>
+    </w:p>
+    <w:p>
+      <w:r>
+        <w:t>“How do you know so much?” Aragon asked.</w:t>
+      </w:r>
+    </w:p>
+    <w:p>
+      <w:r>
+        <w:t xml:space="preserve">“Additional information unlocked when they mentioned their </w:t>
+      </w:r>
+      <w:r>
+        <w:t>abilities</w:t>
+      </w:r>
+      <w:r>
+        <w:t xml:space="preserve">,” Fineous said. “That identification </w:t>
+      </w:r>
+      <w:r>
+        <w:t>ability</w:t>
+      </w:r>
+      <w:r>
+        <w:t xml:space="preserve"> is rather useful</w:t>
+      </w:r>
+      <w:r>
+        <w:t xml:space="preserve">, although it </w:t>
+      </w:r>
+      <w:r>
+        <w:t xml:space="preserve">is </w:t>
+      </w:r>
+      <w:r>
+        <w:t>still</w:t>
+      </w:r>
+      <w:r>
+        <w:t xml:space="preserve"> hit or miss</w:t>
+      </w:r>
+      <w:r>
+        <w:t>.”</w:t>
+      </w:r>
+    </w:p>
+    <w:p>
+      <w:r>
+        <w:t>“Sometimes I think you’re scary,” Aragon said.</w:t>
+      </w:r>
+    </w:p>
+    <w:p>
+      <w:r>
+        <w:t>“I agree,” Demonbane said.</w:t>
+      </w:r>
+    </w:p>
+    <w:p>
+      <w:r>
+        <w:lastRenderedPageBreak/>
+        <w:t>Fineous</w:t>
+      </w:r>
+      <w:r>
+        <w:t xml:space="preserve"> innocently</w:t>
+      </w:r>
+      <w:r>
+        <w:t xml:space="preserve"> asked, “What’s so scary about me? You’re both handsome.”</w:t>
+      </w:r>
+    </w:p>
+    <w:p>
+      <w:r>
+        <w:t>Erza laughed and the others joined her.</w:t>
+      </w:r>
+    </w:p>
+    <w:p>
+      <w:r>
+        <w:t>Unfortunately that laugh attracted a little too much attention.</w:t>
+      </w:r>
+    </w:p>
+    <w:p>
+      <w:r>
+        <w:t>A pack of rabid badgers surrounded them and then attacked.</w:t>
+      </w:r>
+      <w:r>
+        <w:t xml:space="preserve"> The screeching was terrifying.</w:t>
+      </w:r>
+    </w:p>
+    <w:p>
+      <w:r>
+        <w:t>Rose screamed in fright and covered herself.</w:t>
+      </w:r>
+      <w:r>
+        <w:t xml:space="preserve"> Her reaction was normal. Normal animals don’t screech like banshees.</w:t>
+      </w:r>
+    </w:p>
+    <w:p>
+      <w:r>
+        <w:t>Even the others were taken aback by the screeches. Never the less, they rallied and fought for their lives</w:t>
+      </w:r>
+      <w:r>
+        <w:t xml:space="preserve"> and to protect Rose.</w:t>
+      </w:r>
+    </w:p>
+    <w:p>
+      <w:r>
+        <w:t>Aragon shot the creature</w:t>
+      </w:r>
+      <w:r>
+        <w:t>s</w:t>
+      </w:r>
+      <w:r>
+        <w:t xml:space="preserve"> and kicked the ones that came too close. </w:t>
+      </w:r>
+      <w:r>
+        <w:t>Thankfully kills were giving him an endless supply of arrows.</w:t>
+      </w:r>
+    </w:p>
+    <w:p>
+      <w:r>
+        <w:t>Erza used flames</w:t>
+      </w:r>
+      <w:r>
+        <w:t xml:space="preserve"> and a sword</w:t>
+      </w:r>
+      <w:r>
+        <w:t>.</w:t>
+      </w:r>
+      <w:r>
+        <w:t xml:space="preserve"> At times the flames would engulf her sword.</w:t>
+      </w:r>
+    </w:p>
+    <w:p>
+      <w:r>
+        <w:t xml:space="preserve">Demonbane whacked the monsters with his </w:t>
+      </w:r>
+      <w:r>
+        <w:t>giant hammer</w:t>
+      </w:r>
+      <w:r>
+        <w:t>.</w:t>
+      </w:r>
+    </w:p>
+    <w:p>
+      <w:r>
+        <w:t>Fineous fought with his knives.</w:t>
+      </w:r>
+      <w:r>
+        <w:t xml:space="preserve"> However, having badgers ram against his knives were rather jarring. Each was almost double the weight of the ratvargs.</w:t>
+      </w:r>
+    </w:p>
+    <w:p>
+      <w:r>
+        <w:t>Unfortunately the creatures seemed endless</w:t>
+      </w:r>
+      <w:r>
+        <w:t xml:space="preserve"> and Fineous’ arms were </w:t>
+      </w:r>
+      <w:r>
+        <w:t>burning</w:t>
+      </w:r>
+      <w:r>
+        <w:t xml:space="preserve"> with fatigue</w:t>
+      </w:r>
+      <w:r>
+        <w:t>.</w:t>
+      </w:r>
+    </w:p>
+    <w:p>
+      <w:r>
+        <w:t>“Rose, don’t you hate it when orange juice comes out of your nose?” Fineous asked</w:t>
+      </w:r>
+      <w:r>
+        <w:t>, forcing a smile</w:t>
+      </w:r>
+      <w:r>
+        <w:t>.</w:t>
+      </w:r>
+    </w:p>
+    <w:p>
+      <w:r>
+        <w:t>The frightened Rose looked up and found Fineous half turned towards her. A moment later, orange juice squirted out of his nose and his eyes went cross-eyed.</w:t>
+      </w:r>
+      <w:r>
+        <w:t xml:space="preserve"> He stuck out his tongue.</w:t>
+      </w:r>
+    </w:p>
+    <w:p>
+      <w:r>
+        <w:lastRenderedPageBreak/>
+        <w:t>Rose looked at Fineous in surprise and then started laughing. Instantly she felt the spirits rallying.</w:t>
+      </w:r>
+    </w:p>
+    <w:p>
+      <w:r>
+        <w:t>“Trust in your family Rose,” Fineous said. “We will always keep you safe. Aah,” he screamed. A badger had bitten his leg.</w:t>
+      </w:r>
+    </w:p>
+    <w:p>
+      <w:r>
+        <w:t xml:space="preserve">“Oh I went down south to see my </w:t>
+      </w:r>
+      <w:proofErr w:type="spellStart"/>
+      <w:r>
+        <w:t>sal</w:t>
+      </w:r>
+      <w:proofErr w:type="spellEnd"/>
+      <w:r>
+        <w:t xml:space="preserve">, singing </w:t>
+      </w:r>
+      <w:proofErr w:type="spellStart"/>
+      <w:r>
+        <w:t>polly</w:t>
+      </w:r>
+      <w:proofErr w:type="spellEnd"/>
       <w:r>
         <w:t xml:space="preserve"> </w:t>
       </w:r>
+      <w:proofErr w:type="spellStart"/>
+      <w:r>
+        <w:t>wolly</w:t>
+      </w:r>
+      <w:proofErr w:type="spellEnd"/>
+      <w:r>
+        <w:t xml:space="preserve"> doodle all day,” Fineous sang.</w:t>
+      </w:r>
+    </w:p>
+    <w:p>
+      <w:r>
+        <w:t xml:space="preserve">The wave </w:t>
+      </w:r>
+      <w:r>
+        <w:t>diminished</w:t>
+      </w:r>
+      <w:r>
+        <w:t xml:space="preserve"> and then ended</w:t>
+      </w:r>
+      <w:r>
+        <w:t xml:space="preserve"> and Rose got up</w:t>
+      </w:r>
+      <w:r>
+        <w:t>.</w:t>
+      </w:r>
+    </w:p>
+    <w:p>
+      <w:r>
+        <w:t>“Oh my God, you are all bleeding,” Rose said worriedly</w:t>
+      </w:r>
+      <w:r>
+        <w:t>. She began healing as the exhausted warriors rested</w:t>
+      </w:r>
+      <w:r>
+        <w:t>.</w:t>
+      </w:r>
+      <w:r>
+        <w:t xml:space="preserve"> This time the healing was more effective. </w:t>
+      </w:r>
+      <w:r>
+        <w:t>However, the injuries were all minor scratches and bites like before</w:t>
+      </w:r>
+      <w:r>
+        <w:t>.</w:t>
+      </w:r>
+    </w:p>
+    <w:p>
+      <w:r>
+        <w:t>“Damn, my arms are killing me,” Fineous said. “On the bright side, my strength seems to have increased.”</w:t>
+      </w:r>
+    </w:p>
+    <w:p>
+      <w:r>
+        <w:t>“</w:t>
+      </w:r>
+      <w:r>
+        <w:t xml:space="preserve">I agree,” Demonbane said. “This fighting makes for a great workout. </w:t>
+      </w:r>
+      <w:r>
+        <w:t>Sweet, I have some leather armor</w:t>
+      </w:r>
+      <w:r>
+        <w:t>.</w:t>
+      </w:r>
+      <w:r>
+        <w:t>” He put his new armor on.</w:t>
+      </w:r>
+    </w:p>
+    <w:p>
+      <w:r>
+        <w:t xml:space="preserve">The others also got similar armor. Rose got clothes that were less ugly than </w:t>
+      </w:r>
+      <w:r>
+        <w:t>the rags</w:t>
+      </w:r>
+      <w:r>
+        <w:t xml:space="preserve"> she was wearing.</w:t>
+      </w:r>
+    </w:p>
+    <w:p>
+      <w:r>
+        <w:t>“Lunch time in 10 minutes,” the intercom said.</w:t>
+      </w:r>
+    </w:p>
+    <w:p>
+      <w:r>
+        <w:t>They headed back.</w:t>
+      </w:r>
+    </w:p>
+    <w:p>
+      <w:r>
+        <w:t xml:space="preserve">Fineous picked up a rock and said, “My strength has increased. This </w:t>
+      </w:r>
+      <w:r>
+        <w:t xml:space="preserve">sized </w:t>
+      </w:r>
+      <w:r>
+        <w:t>rock feels light now.”</w:t>
+      </w:r>
+    </w:p>
+    <w:p>
+      <w:r>
+        <w:t>The trip to the main building was uneventful. All about</w:t>
+      </w:r>
+      <w:r>
+        <w:t>,</w:t>
+      </w:r>
+      <w:r>
+        <w:t xml:space="preserve"> people mostly socialized.</w:t>
+      </w:r>
+    </w:p>
+    <w:p>
+      <w:r>
+        <w:t>They entered the dining room and joined a buffet line. The food this time was different than before. That meant Fineous could steal even more diverse foods.</w:t>
+      </w:r>
+    </w:p>
+    <w:p>
+      <w:r>
+        <w:lastRenderedPageBreak/>
+        <w:t>Food in hand, they sat down to eat.</w:t>
+      </w:r>
+    </w:p>
+    <w:p>
+      <w:r>
+        <w:t>“You should eat more,” Fineous said.</w:t>
+      </w:r>
+    </w:p>
+    <w:p>
+      <w:r>
+        <w:t xml:space="preserve">“But I’m not a fan of this food,” Rose complained. </w:t>
+      </w:r>
+      <w:r>
+        <w:t>“I went to a scouts camping trip once. The food was bad, just like this.”</w:t>
+      </w:r>
+    </w:p>
+    <w:p>
+      <w:r>
+        <w:t>“Maybe so,” Demonbane said. “However, an active lifestyle requires plenty of food.”</w:t>
+      </w:r>
+    </w:p>
+    <w:p>
+      <w:r>
+        <w:t>Endol stepped onto the stage and said, “I see some of you have started hunting monsters. Well done.</w:t>
+      </w:r>
+    </w:p>
+    <w:p>
+      <w:r>
+        <w:t>“For those who have yet to start, what are you waiting for</w:t>
+      </w:r>
+      <w:r>
+        <w:t xml:space="preserve">, an invitation? Well here it is. Start hunting. </w:t>
+      </w:r>
+      <w:r>
+        <w:t>That is all.</w:t>
+      </w:r>
+      <w:r>
+        <w:t>”</w:t>
+      </w:r>
+    </w:p>
+    <w:p>
+      <w:r>
+        <w:t>“In case you don’t know, t</w:t>
+      </w:r>
+      <w:r>
+        <w:t xml:space="preserve">here is a healer on call to the </w:t>
+      </w:r>
+      <w:r>
+        <w:t>right of the e</w:t>
+      </w:r>
+      <w:r>
+        <w:t>ntrance to the training grounds,” Arielle added.</w:t>
+      </w:r>
+    </w:p>
+    <w:p>
+      <w:r>
+        <w:t>“I’ve played video games all my life,” Demonbane said. “How do you tell if a challenge is too dangerous?”</w:t>
+      </w:r>
+    </w:p>
+    <w:p>
+      <w:r>
+        <w:t>“I don’t know,” Fineous said. “Training</w:t>
+      </w:r>
+      <w:r>
+        <w:t>,</w:t>
+      </w:r>
+      <w:r>
+        <w:t xml:space="preserve"> I suppose</w:t>
+      </w:r>
+      <w:r>
+        <w:t>,</w:t>
+      </w:r>
+      <w:r>
+        <w:t xml:space="preserve"> </w:t>
+      </w:r>
+      <w:r>
+        <w:t>u</w:t>
+      </w:r>
+      <w:r>
+        <w:t xml:space="preserve">nderstanding your enemies and the </w:t>
+      </w:r>
+      <w:r>
+        <w:t>field</w:t>
+      </w:r>
+      <w:r>
+        <w:t>,</w:t>
+      </w:r>
+      <w:r>
+        <w:t xml:space="preserve"> </w:t>
+      </w:r>
+      <w:r>
+        <w:t>u</w:t>
+      </w:r>
+      <w:r>
+        <w:t xml:space="preserve">nderstanding your </w:t>
+      </w:r>
+      <w:r>
+        <w:t>ability</w:t>
+      </w:r>
+      <w:r>
+        <w:t xml:space="preserve"> set</w:t>
+      </w:r>
+      <w:r>
+        <w:t>,</w:t>
+      </w:r>
+      <w:r>
+        <w:t xml:space="preserve"> </w:t>
+      </w:r>
+      <w:r>
+        <w:t>t</w:t>
+      </w:r>
+      <w:r>
+        <w:t>he bond we share.”</w:t>
+      </w:r>
+    </w:p>
+    <w:p>
+      <w:r>
+        <w:t>“That makes sense,” Aragon said.</w:t>
+      </w:r>
+    </w:p>
+    <w:p>
+      <w:r>
+        <w:t>“That sounds like a lot of training,” Erza said.</w:t>
+      </w:r>
+    </w:p>
+    <w:p>
+      <w:r>
+        <w:t xml:space="preserve">“And a lot of delicious food,” Fineous </w:t>
+      </w:r>
+      <w:r>
+        <w:t>agreed</w:t>
+      </w:r>
+      <w:r>
+        <w:t>, rubbing his hands</w:t>
+      </w:r>
+      <w:r>
+        <w:t>.</w:t>
+      </w:r>
+      <w:r>
+        <w:t xml:space="preserve"> “Speaking of which, do you want to go shopping now or after dinner?”</w:t>
+      </w:r>
+    </w:p>
+    <w:p>
+      <w:r>
+        <w:t>“Dinner,” Rose said. “Then we can do some real shopping.”</w:t>
+      </w:r>
+    </w:p>
+    <w:p>
+      <w:r>
+        <w:t xml:space="preserve">Fineous grinned, knowing Rose was becoming a member of the </w:t>
+      </w:r>
+      <w:r>
+        <w:t>party</w:t>
+      </w:r>
+      <w:r>
+        <w:t>.</w:t>
+      </w:r>
+    </w:p>
+    <w:p>
+      <w:r>
+        <w:lastRenderedPageBreak/>
+        <w:t>“I’m sure we have reached F-2 by now, considering how many monsters we have defeated,” Fineous said. “Unfortunately, m</w:t>
+      </w:r>
+      <w:r>
+        <w:t>y Identification is still weak. I have no idea what my individual levels are</w:t>
+      </w:r>
+      <w:r>
+        <w:t>, although some seem to be approaching some sort of natural limit.”</w:t>
+      </w:r>
+    </w:p>
+    <w:p>
+      <w:r>
+        <w:t>“Time to hunt,” Demonbane said as he pushed his plate away.</w:t>
+      </w:r>
+    </w:p>
+    <w:p>
+      <w:r>
+        <w:t>“All you want to do is fight,” Fineous said, laughing. “You really are a barbarian.”</w:t>
+      </w:r>
+    </w:p>
+    <w:p>
+      <w:r>
+        <w:t>“Damn straight,” Demonbane agreed.</w:t>
+      </w:r>
+    </w:p>
+    <w:p>
+      <w:r>
+        <w:t>They headed out.</w:t>
+      </w:r>
+    </w:p>
+    <w:p>
+      <w:r>
+        <w:t>This time they met horned rabbits with red eyes</w:t>
+      </w:r>
+      <w:r>
+        <w:t>,</w:t>
+      </w:r>
+      <w:r>
+        <w:t xml:space="preserve"> oversized fangs</w:t>
+      </w:r>
+      <w:r>
+        <w:t>, and muzzles that looked like snarling wolves.</w:t>
+      </w:r>
+    </w:p>
+    <w:p>
+      <w:r>
+        <w:t>“Those rabbits are scary,” Rose exclaimed.</w:t>
+      </w:r>
+    </w:p>
+    <w:p>
+      <w:r>
+        <w:t>“Don’t look away,” Fineous said as a rabbit impaled itself on one of</w:t>
+      </w:r>
+      <w:r>
+        <w:t xml:space="preserve"> Fineous’ daggers</w:t>
+      </w:r>
+      <w:r>
+        <w:t>. “This is adventuring. Fighting monsters, exploring dungeons, meeting strange people, eating amazing food, and enjoying ourselves with those we love.”</w:t>
+      </w:r>
+    </w:p>
+    <w:p>
+      <w:r>
+        <w:t>“But the food isn’t that good,” Rose complained. “Also, the foods are so strange.”</w:t>
+      </w:r>
+    </w:p>
+    <w:p>
+      <w:r>
+        <w:t>“A technicality,” Fineous said.</w:t>
+      </w:r>
+      <w:r>
+        <w:t xml:space="preserve"> “And strange is good.”</w:t>
+      </w:r>
+    </w:p>
+    <w:p>
+      <w:r>
+        <w:t>“I got some rabbit meat,” Aragon said</w:t>
+      </w:r>
+      <w:r>
+        <w:t>, surprised</w:t>
+      </w:r>
+      <w:r>
+        <w:t>.</w:t>
+      </w:r>
+    </w:p>
+    <w:p>
+      <w:r>
+        <w:t xml:space="preserve">“Great,” Fineous said. “Erza can </w:t>
+      </w:r>
+      <w:r>
+        <w:t>barbeque</w:t>
+      </w:r>
+      <w:r>
+        <w:t xml:space="preserve"> it when we have time.”</w:t>
+      </w:r>
+    </w:p>
+    <w:p>
+      <w:r>
+        <w:t>“I can cook,” Rose said. “Why would that be a</w:t>
+      </w:r>
+      <w:r>
+        <w:t>n</w:t>
+      </w:r>
+      <w:r>
+        <w:t xml:space="preserve"> </w:t>
+      </w:r>
+      <w:r>
+        <w:t>ability</w:t>
+      </w:r>
+      <w:r>
+        <w:t>?”</w:t>
+      </w:r>
+    </w:p>
+    <w:p>
+      <w:r>
+        <w:t xml:space="preserve">“Cooking is not just about making food tasty,” Fineous said. “In any RPG, food gives you various temporary buffs. The same is </w:t>
+      </w:r>
+      <w:r>
+        <w:t xml:space="preserve">or should </w:t>
+      </w:r>
+      <w:r>
+        <w:lastRenderedPageBreak/>
+        <w:t xml:space="preserve">be </w:t>
+      </w:r>
+      <w:r>
+        <w:t>true here. With training, you should be able to give us buffs in strength, agility, rejuvenation, even protection from heat and cold.”</w:t>
+      </w:r>
+    </w:p>
+    <w:p>
+      <w:r>
+        <w:t xml:space="preserve">“That’s an amazing </w:t>
+      </w:r>
+      <w:r>
+        <w:t>ability</w:t>
+      </w:r>
+      <w:r>
+        <w:t>,” Erza said.</w:t>
+      </w:r>
+    </w:p>
+    <w:p>
+      <w:r>
+        <w:t>“Indeed,” Demonbane said. “I can’t wait to eat your food and become stronger.”</w:t>
+      </w:r>
+    </w:p>
+    <w:p>
+      <w:r>
+        <w:t>“And faster,” Aragon added.</w:t>
+      </w:r>
+    </w:p>
+    <w:p>
+      <w:r>
+        <w:t>“Thank you all,” Rose said tearfully. Again the spirits rallied.</w:t>
+      </w:r>
+    </w:p>
+    <w:p>
+      <w:r>
+        <w:t>Finally the rabbit wave ended.</w:t>
+      </w:r>
+    </w:p>
+    <w:p>
+      <w:r>
+        <w:t>They headed forward toward the lake.</w:t>
+      </w:r>
+    </w:p>
+    <w:p>
+      <w:r>
+        <w:t xml:space="preserve">As they walked, Fineous spotted mushrooms and carefully </w:t>
+      </w:r>
+      <w:r>
+        <w:t xml:space="preserve">plucked </w:t>
+      </w:r>
+      <w:r>
+        <w:t>them with his knives.</w:t>
+      </w:r>
+      <w:r>
+        <w:t xml:space="preserve"> The mushrooms disappeared into his space.</w:t>
+      </w:r>
+    </w:p>
+    <w:p>
+      <w:r>
+        <w:t xml:space="preserve">“What’s that?” </w:t>
+      </w:r>
+      <w:r>
+        <w:t>Rose</w:t>
+      </w:r>
+      <w:r>
+        <w:t xml:space="preserve"> asked.</w:t>
+      </w:r>
+    </w:p>
+    <w:p>
+      <w:r>
+        <w:t>“Try identifying it,” Fineous said and waited.</w:t>
+      </w:r>
+      <w:r>
+        <w:t xml:space="preserve"> “Perhaps in the future you could cook it.”</w:t>
+      </w:r>
+    </w:p>
+    <w:p>
+      <w:r>
+        <w:t xml:space="preserve">After </w:t>
+      </w:r>
+      <w:r>
+        <w:t>a while,</w:t>
+      </w:r>
+      <w:r>
+        <w:t xml:space="preserve"> </w:t>
+      </w:r>
+      <w:r>
+        <w:t>Rose</w:t>
+      </w:r>
+      <w:r>
+        <w:t xml:space="preserve"> exclaimed, </w:t>
+      </w:r>
+      <w:r>
+        <w:t>“</w:t>
+      </w:r>
+      <w:r>
+        <w:t xml:space="preserve">That’s </w:t>
+      </w:r>
+      <w:r>
+        <w:t xml:space="preserve">Amanita </w:t>
+      </w:r>
+      <w:proofErr w:type="spellStart"/>
+      <w:r>
+        <w:t>bisporigera</w:t>
+      </w:r>
+      <w:proofErr w:type="spellEnd"/>
+      <w:r>
+        <w:t>,</w:t>
+      </w:r>
+      <w:r>
+        <w:t xml:space="preserve"> A</w:t>
+      </w:r>
+      <w:r>
+        <w:t>.</w:t>
+      </w:r>
+      <w:r>
+        <w:t>K</w:t>
+      </w:r>
+      <w:r>
+        <w:t>.</w:t>
+      </w:r>
+      <w:r>
+        <w:t>A</w:t>
+      </w:r>
+      <w:r>
+        <w:t>.</w:t>
+      </w:r>
+      <w:r>
+        <w:t xml:space="preserve"> Eastern Destroying Angel. It’s poisonous.</w:t>
+      </w:r>
+      <w:r>
+        <w:t xml:space="preserve"> Why are you collecting that?</w:t>
+      </w:r>
+      <w:r>
+        <w:t xml:space="preserve"> I can’t cook that.”</w:t>
+      </w:r>
+    </w:p>
+    <w:p>
+      <w:r>
+        <w:t>“Because I’m a rogue and rogues always do roguish things. I’m so e</w:t>
+      </w:r>
+      <w:r>
+        <w:t xml:space="preserve">vil I scare myself. </w:t>
+      </w:r>
       <w:proofErr w:type="gramStart"/>
       <w:r>
         <w:t>Wa</w:t>
       </w:r>
       <w:proofErr w:type="gramEnd"/>
       <w:r>
-        <w:t xml:space="preserve"> ha, ha, ha...”</w:t>
-      </w:r>
-    </w:p>
-    <w:p>
-      <w:r>
-        <w:t>“You really are a clown,” Erza said with a laugh.</w:t>
-      </w:r>
-    </w:p>
-    <w:p>
-      <w:r>
-        <w:t>“Thank you kindly,” Fineous said.</w:t>
-      </w:r>
-      <w:r>
-        <w:t xml:space="preserve"> “I really need a hat.”</w:t>
-      </w:r>
-    </w:p>
-    <w:p>
-      <w:r>
-        <w:t>They headed for the ruins.</w:t>
-      </w:r>
-    </w:p>
-    <w:p>
-      <w:r>
-        <w:t xml:space="preserve">The </w:t>
-      </w:r>
-      <w:r>
-        <w:t>ru</w:t>
-      </w:r>
-      <w:r>
-        <w:t>i</w:t>
-      </w:r>
-      <w:r>
-        <w:t>ns were</w:t>
+        <w:t>, ha, ha,” Fineous said.</w:t>
+      </w:r>
+    </w:p>
+    <w:p>
+      <w:r>
+        <w:t>He added, “Remember in medicine, we use poisons to cure people, and cooking can purify foods. So many things would kill us if eaten raw.</w:t>
+      </w:r>
+    </w:p>
+    <w:p>
+      <w:r>
+        <w:t>“</w:t>
+      </w:r>
+      <w:r>
+        <w:rPr>
+          <w:u w:val="dotted"/>
+        </w:rPr>
+        <w:t>It’s all about increasing your skill level</w:t>
+      </w:r>
+      <w:r>
+        <w:t>.”</w:t>
+      </w:r>
+    </w:p>
+    <w:p>
+      <w:r>
+        <w:t>They arrived without incident at the lake. “Who wants to be</w:t>
+      </w:r>
+      <w:r>
+        <w:t>t</w:t>
+      </w:r>
+      <w:r>
+        <w:t xml:space="preserve"> there are monsters in the lake?” Demonbane asked.</w:t>
+      </w:r>
+    </w:p>
+    <w:p>
+      <w:r>
+        <w:lastRenderedPageBreak/>
+        <w:t>“No one,” Erza said. “Fineous, what are you doing now?”</w:t>
+      </w:r>
+    </w:p>
+    <w:p>
+      <w:r>
+        <w:t>With arms stretched out, Fineous said, “Harvesting water. I can only collect water through a preverbal straw now. So I’m practicing.”</w:t>
+      </w:r>
+    </w:p>
+    <w:p>
+      <w:r>
+        <w:t>“Aren’t you afraid of running out of space,” Aragon asked.</w:t>
+      </w:r>
+      <w:r>
+        <w:t xml:space="preserve"> “Besides, I can’t do what you are doing.”</w:t>
+      </w:r>
+    </w:p>
+    <w:p>
+      <w:r>
+        <w:t>“</w:t>
+      </w:r>
+      <w:r>
+        <w:t>I believe I have a different type of storage,” Fineous said. “</w:t>
+      </w:r>
+      <w:r>
+        <w:t xml:space="preserve">I can’t </w:t>
+      </w:r>
+      <w:r>
+        <w:t>see limits to my space</w:t>
+      </w:r>
+      <w:r>
+        <w:t xml:space="preserve">. My limit seems to be the </w:t>
+      </w:r>
+      <w:r>
+        <w:t>weight</w:t>
+      </w:r>
+      <w:r>
+        <w:t xml:space="preserve"> of objects and flow for liquids.”</w:t>
+      </w:r>
+    </w:p>
+    <w:p>
+      <w:r>
+        <w:t>“While you’re doing that, I need to pee,” Demonbane said.</w:t>
+      </w:r>
+    </w:p>
+    <w:p>
+      <w:r>
+        <w:t>“Same here,” Rose said.</w:t>
+      </w:r>
+    </w:p>
+    <w:p>
+      <w:r>
+        <w:t>“I’ll keep you company,” Erza suggested and they headed into the woods.</w:t>
+      </w:r>
+    </w:p>
+    <w:p>
+      <w:r>
+        <w:t>When they came back, Fineous said, “This is a slow process. I’ll practice this after dinner.</w:t>
+      </w:r>
+      <w:r>
+        <w:t>”</w:t>
+      </w:r>
+    </w:p>
+    <w:p>
+      <w:r>
+        <w:t>“Half an hour to dinner,” the announcement called.</w:t>
+      </w:r>
+    </w:p>
+    <w:p>
+      <w:r>
+        <w:t>“It’s almost dinner and it’s still so bright,” Erza mused.</w:t>
+      </w:r>
+    </w:p>
+    <w:p>
+      <w:r>
+        <w:t>On the way back they were stopped by…</w:t>
+      </w:r>
+    </w:p>
+    <w:p>
+      <w:r>
+        <w:t>“Are those chickens?” Rose asked. “Why are they purple? Why do they have four legs? And fangs?”</w:t>
+      </w:r>
+    </w:p>
+    <w:p>
+      <w:r>
+        <w:t>“They are called chickaloons,” Fineous said. “They aren’t very dangerous, but the</w:t>
+      </w:r>
+      <w:r>
+        <w:t>y can give you a nasty scratch.</w:t>
+      </w:r>
+    </w:p>
+    <w:p>
+      <w:r>
+        <w:t>“Ericka, I found their rank. They are Rank F-1.”</w:t>
+      </w:r>
+    </w:p>
+    <w:p>
+      <w:r>
+        <w:t xml:space="preserve">“Why </w:t>
+      </w:r>
+      <w:r>
+        <w:t>d</w:t>
+      </w:r>
+      <w:r>
+        <w:t>o they come in packs?” Erza asked.</w:t>
+      </w:r>
+    </w:p>
+    <w:p>
+      <w:r>
+        <w:lastRenderedPageBreak/>
+        <w:t>Fineous didn’t say anything. He wanted the others to think for themselves.</w:t>
+      </w:r>
+    </w:p>
+    <w:p>
+      <w:r>
+        <w:t xml:space="preserve">After awhile Aragon said, </w:t>
+      </w:r>
+      <w:r>
+        <w:t xml:space="preserve">“Probably because </w:t>
+      </w:r>
+      <w:r>
+        <w:t>bigger monsters are soloists.”</w:t>
+      </w:r>
+    </w:p>
+    <w:p>
+      <w:r>
+        <w:t>That wasn’t completely true. It all balanced out to make a consistent treat level. But the important thing was his friend</w:t>
+      </w:r>
+      <w:r>
+        <w:t>s</w:t>
+      </w:r>
+      <w:r>
+        <w:t xml:space="preserve"> were </w:t>
+      </w:r>
+      <w:r>
+        <w:t xml:space="preserve">using their brains. </w:t>
+      </w:r>
+      <w:r>
+        <w:t>Smiling, Fineous continued fighting. “I hope you all like chicken, because I’m collecting quite a bit.”</w:t>
+      </w:r>
+    </w:p>
+    <w:p>
+      <w:r>
+        <w:t>Finally the wave ended and Rose said, “I’m starting to have fun.”</w:t>
+      </w:r>
+      <w:r>
+        <w:t xml:space="preserve"> She knew she was contributing.</w:t>
+      </w:r>
+    </w:p>
+    <w:p>
+      <w:r>
+        <w:t>A moment later everyone started clapping, to Rose’s embarrassment.</w:t>
+      </w:r>
+    </w:p>
+    <w:p>
+      <w:r>
+        <w:t xml:space="preserve">“I </w:t>
+      </w:r>
+      <w:r>
+        <w:t>now have around</w:t>
       </w:r>
       <w:r>
         <w:t xml:space="preserve"> </w:t>
       </w:r>
       <w:r>
+        <w:t>127</w:t>
+      </w:r>
+      <w:r>
+        <w:t xml:space="preserve"> silver,” Fineous said. “I need new clothes. Mine are almost completely shredded.”</w:t>
+      </w:r>
+    </w:p>
+    <w:p>
+      <w:r>
+        <w:t>They arrived at the main building without incident and entered.</w:t>
+      </w:r>
+    </w:p>
+    <w:p>
+      <w:r>
+        <w:t>“I see we aren’t the only ones with shredded clothes,” Demonbane said.</w:t>
+      </w:r>
+    </w:p>
+    <w:p>
+      <w:r>
+        <w:t>“</w:t>
+      </w:r>
+      <w:r>
+        <w:t>A</w:t>
+      </w:r>
+      <w:r>
+        <w:t xml:space="preserve"> surprising number of people have their starter clothes</w:t>
+      </w:r>
+      <w:r>
+        <w:t>,” Erza said. “And they are undamaged.”</w:t>
+      </w:r>
+    </w:p>
+    <w:p>
+      <w:r>
+        <w:t xml:space="preserve">“My clothes are undamaged,” Rose </w:t>
+      </w:r>
+      <w:r>
+        <w:t xml:space="preserve">said in </w:t>
+      </w:r>
+      <w:r>
+        <w:t>embarrassment</w:t>
+      </w:r>
+      <w:r>
+        <w:t>.</w:t>
+      </w:r>
+    </w:p>
+    <w:p>
+      <w:r>
+        <w:t>“You’re different,” Erza said. “You’re our healer. Healers are never expected to fight.</w:t>
+      </w:r>
+      <w:r>
+        <w:t xml:space="preserve"> More importantly, you have new clothes you looted.</w:t>
+      </w:r>
+      <w:r>
+        <w:t>”</w:t>
+      </w:r>
+    </w:p>
+    <w:p>
+      <w:r>
+        <w:t>“And your spirits kick ass,” Demonbane added.</w:t>
+      </w:r>
+    </w:p>
+    <w:p>
+      <w:r>
+        <w:t xml:space="preserve">“I recently discovered </w:t>
+      </w:r>
+      <w:r>
+        <w:t xml:space="preserve">you have </w:t>
+      </w:r>
+      <w:r>
+        <w:t xml:space="preserve">pink </w:t>
+      </w:r>
+      <w:r>
+        <w:t>friends</w:t>
+      </w:r>
+      <w:r>
+        <w:t>,” Fineous said. “We now have group passive healing.”</w:t>
+      </w:r>
+    </w:p>
+    <w:p>
+      <w:r>
+        <w:lastRenderedPageBreak/>
+        <w:t>“But it’s not much,” Rose objected.</w:t>
+      </w:r>
+    </w:p>
+    <w:p>
+      <w:r>
+        <w:t>“Don’t underestimate yourself,” Aragon said. “We can do so much more because of you.”</w:t>
+      </w:r>
+    </w:p>
+    <w:p>
+      <w:r>
+        <w:t>“Speaking of more, I can’t wait to taste your cooking,” Fineous said with a grin.</w:t>
+      </w:r>
+    </w:p>
+    <w:p>
+      <w:r>
+        <w:t>“Do you think of anything other than eating?” Rose asked with a laugh.</w:t>
+      </w:r>
+    </w:p>
+    <w:p>
+      <w:r>
+        <w:t>“Food, food, glorious food</w:t>
+      </w:r>
+      <w:r>
+        <w:t xml:space="preserve">, </w:t>
+      </w:r>
+      <w:r>
+        <w:t>mouth-watering</w:t>
+      </w:r>
+      <w:r>
+        <w:t xml:space="preserve"> dinner</w:t>
+      </w:r>
+      <w:r>
+        <w:t>,” Fineous sang. “Speaking of which, we need to hurry, or all the food will be gone.”</w:t>
+      </w:r>
+    </w:p>
+    <w:p>
+      <w:r>
+        <w:t>The group arrived and Fineous loaded up with food.</w:t>
+      </w:r>
+    </w:p>
+    <w:p>
+      <w:r>
+        <w:t>When they sat down, Aragon asked, “How can yo</w:t>
+      </w:r>
+      <w:r>
+        <w:t>u keep track of all that stuff? Mine seems simpler</w:t>
+      </w:r>
+      <w:r>
+        <w:t xml:space="preserve">, </w:t>
+      </w:r>
+      <w:r>
+        <w:t>but still I struggle</w:t>
+      </w:r>
+      <w:r>
+        <w:t>.”</w:t>
+      </w:r>
+    </w:p>
+    <w:p>
+      <w:r>
+        <w:t xml:space="preserve">“I don’t need to,” Fineous said. “My space keeps track of everything. </w:t>
+      </w:r>
+      <w:r>
+        <w:t>It’s like everything is in neat folders that self-organize</w:t>
+      </w:r>
+      <w:r>
+        <w:t>. I get what I need when I need it.”</w:t>
+      </w:r>
+    </w:p>
+    <w:p>
+      <w:r>
+        <w:t>“So what’s next?” Aragon asked.</w:t>
+      </w:r>
+    </w:p>
+    <w:p>
+      <w:r>
+        <w:t>“Let’s finish dinner and then go shopping</w:t>
+      </w:r>
+      <w:r>
+        <w:t>,” Fineous said. For emphasis, Fineous poked a finger through a hole.</w:t>
+      </w:r>
+    </w:p>
+    <w:p>
+      <w:r>
+        <w:t xml:space="preserve">Meal finished, Fineous asked, </w:t>
+      </w:r>
+      <w:r>
+        <w:t xml:space="preserve">“By the way, where is </w:t>
+      </w:r>
+      <w:r>
+        <w:t>the bazaar</w:t>
+      </w:r>
+      <w:r>
+        <w:t>?”</w:t>
+      </w:r>
+    </w:p>
+    <w:p>
+      <w:r>
+        <w:t>“This way,” Rose said and grabbed Fineous by the arm.</w:t>
+      </w:r>
+    </w:p>
+    <w:p>
+      <w:r>
+        <w:t xml:space="preserve">They travelled down a long corridor and Fineous found himself in a large indoor area set up with boots like a flea market. Each stall </w:t>
+      </w:r>
+      <w:r>
+        <w:t xml:space="preserve">in the bazaar </w:t>
+      </w:r>
+      <w:r>
+        <w:t>was selling something exciting.</w:t>
+      </w:r>
+    </w:p>
+    <w:p>
+      <w:r>
+        <w:t>Fineous pointed at a clock on the wall and said, “</w:t>
+      </w:r>
+      <w:r>
+        <w:t>It’s a little past 5:30. Let’s meet here in half an hour.”</w:t>
+      </w:r>
+    </w:p>
+    <w:p>
+      <w:r>
+        <w:lastRenderedPageBreak/>
+        <w:t xml:space="preserve">“Make that </w:t>
+      </w:r>
+      <w:r>
+        <w:t>an hour</w:t>
+      </w:r>
+      <w:r>
+        <w:t>,” Erza said. “Shopping should be enjoyed at leisure.”</w:t>
+      </w:r>
+    </w:p>
+    <w:p>
+      <w:r>
+        <w:t>“Can I come with you?” Rose asked.</w:t>
+      </w:r>
+    </w:p>
+    <w:p>
+      <w:r>
+        <w:t>“If you want,” Fineous replied. “I’m just looking at all the booths.”</w:t>
+      </w:r>
+    </w:p>
+    <w:p>
+      <w:r>
+        <w:t xml:space="preserve">The first booth sold lady’s clothes. The next was </w:t>
+      </w:r>
+      <w:r>
+        <w:t xml:space="preserve">battle </w:t>
+      </w:r>
+      <w:r>
+        <w:t>knives. Fineous looked at the prices and passed on.</w:t>
+      </w:r>
+    </w:p>
+    <w:p>
+      <w:r>
+        <w:t>The third was armor. Again the armor was too expensive.</w:t>
+      </w:r>
+    </w:p>
+    <w:p>
+      <w:r>
+        <w:t>On and on they walked and finally something grabbed Fineous’ attention.</w:t>
+      </w:r>
+      <w:r>
+        <w:t xml:space="preserve"> It was a household </w:t>
+      </w:r>
+      <w:r>
+        <w:t>wares</w:t>
+      </w:r>
+      <w:r>
+        <w:t xml:space="preserve"> shop.</w:t>
+      </w:r>
+    </w:p>
+    <w:p>
+      <w:r>
+        <w:t>The costs were reasonable</w:t>
+      </w:r>
+      <w:r>
+        <w:t xml:space="preserve"> so he stepped in</w:t>
+      </w:r>
+      <w:r>
+        <w:t>. Apparently only adventurer equipment was expensive.</w:t>
+      </w:r>
+    </w:p>
+    <w:p>
+      <w:r>
+        <w:t>“Rose, I want to buy a set of plates, cutlery, c</w:t>
+      </w:r>
+      <w:r>
+        <w:t>u</w:t>
+      </w:r>
+      <w:r>
+        <w:t>ps, straws and napkins. Plus cleaning stuff,” Fineous said. “</w:t>
+      </w:r>
+      <w:r>
+        <w:t>I need your help</w:t>
+      </w:r>
+      <w:r>
+        <w:t>.”</w:t>
+      </w:r>
+    </w:p>
+    <w:p>
+      <w:r>
+        <w:t xml:space="preserve">The next purchase </w:t>
+      </w:r>
+      <w:r>
+        <w:t>was two</w:t>
+      </w:r>
+      <w:r>
+        <w:t xml:space="preserve"> simple notebook</w:t>
+      </w:r>
+      <w:r>
+        <w:t>s</w:t>
+      </w:r>
+      <w:r>
+        <w:t xml:space="preserve"> and </w:t>
+      </w:r>
+      <w:r>
         <w:t xml:space="preserve">a </w:t>
       </w:r>
       <w:r>
-        <w:t xml:space="preserve">decaying </w:t>
-      </w:r>
-      <w:r>
-        <w:t>mansion</w:t>
-      </w:r>
-      <w:r>
-        <w:t xml:space="preserve">. Part of </w:t>
-      </w:r>
-      <w:r>
-        <w:t>a</w:t>
-      </w:r>
-      <w:r>
-        <w:t xml:space="preserve"> wall was broken in. Within were stairs going down.</w:t>
-      </w:r>
-    </w:p>
-    <w:p>
-      <w:r>
-        <w:t>“Should we go down?” Demonbane asked.</w:t>
-      </w:r>
-    </w:p>
-    <w:p>
-      <w:r>
-        <w:t>“No way,” Rose exclaimed. “That looks scary.”</w:t>
-      </w:r>
-    </w:p>
-    <w:p>
-      <w:r>
-        <w:t>“Then let’s go to the ravine,” Erza suggested.</w:t>
-      </w:r>
-    </w:p>
-    <w:p>
-      <w:r>
-        <w:t>They continued walking, passing a glade with wild flowers.</w:t>
-      </w:r>
-    </w:p>
-    <w:p>
-      <w:r>
-        <w:t>“This place is very pretty,” Rose said.</w:t>
-      </w:r>
-    </w:p>
-    <w:p>
-      <w:r>
-        <w:t>“Nice place for a picnic,” Fineous agreed.</w:t>
-      </w:r>
-    </w:p>
-    <w:p>
-      <w:r>
-        <w:t>As they walked the land became more rugged.</w:t>
-      </w:r>
-    </w:p>
-    <w:p>
-      <w:r>
-        <w:t xml:space="preserve">“Rose, do you have any fitness </w:t>
-      </w:r>
-      <w:r>
-        <w:t>abilities</w:t>
-      </w:r>
-      <w:r>
-        <w:t>?” Fineous asked.</w:t>
-      </w:r>
-    </w:p>
-    <w:p>
-      <w:r>
-        <w:t>“I have physical fitness,” Rose said.</w:t>
-      </w:r>
-    </w:p>
-    <w:p>
-      <w:r>
-        <w:t xml:space="preserve">“I have enhanced physical stats,” </w:t>
-      </w:r>
-      <w:r>
-        <w:t>Aragon</w:t>
-      </w:r>
-      <w:r>
-        <w:t xml:space="preserve"> said. “What’s the difference?”</w:t>
-      </w:r>
-    </w:p>
-    <w:p>
-      <w:r>
-        <w:t>“Enhance</w:t>
-      </w:r>
-      <w:r>
-        <w:t>d</w:t>
-      </w:r>
-      <w:r>
-        <w:t xml:space="preserve"> physical stats focus on boosting strength, speed, and endurance. This is perfect for fighters,” Fineous said.</w:t>
-      </w:r>
-    </w:p>
-    <w:p>
-      <w:r>
-        <w:t xml:space="preserve">“Physical fitness is not that intense, but much broader in scope. Rose will never compete with Erza for example. However, she can handle </w:t>
-      </w:r>
+        <w:t>writing instrument.</w:t>
+      </w:r>
+    </w:p>
+    <w:p>
+      <w:r>
+        <w:t xml:space="preserve">After that </w:t>
+      </w:r>
+      <w:r>
+        <w:t xml:space="preserve">Fineous bought a hat that resembled a </w:t>
+      </w:r>
+      <w:r>
+        <w:t>fedora</w:t>
+      </w:r>
+      <w:r>
+        <w:t>.</w:t>
+      </w:r>
+    </w:p>
+    <w:p>
+      <w:r>
+        <w:t>The final purchase was chewing gum. Fineous spent the last of his silver buying several packs.</w:t>
+      </w:r>
+    </w:p>
+    <w:p>
+      <w:r>
+        <w:t>With only pocket change left, they just window shopped</w:t>
+      </w:r>
+      <w:r>
+        <w:t>.</w:t>
+      </w:r>
+    </w:p>
+    <w:p>
+      <w:r>
+        <w:t>Finally they met and Erza said, “Nice hat.”</w:t>
+      </w:r>
+    </w:p>
+    <w:p>
+      <w:r>
+        <w:t>“Why thank you my lady,” Fineous said. He took off his hat and waved it in a bow.</w:t>
+      </w:r>
+    </w:p>
+    <w:p>
+      <w:r>
+        <w:t>“People are staring,” Erza complained, embarrassed.</w:t>
+      </w:r>
+    </w:p>
+    <w:p>
       <w:r>
         <w:lastRenderedPageBreak/>
-        <w:t>more diverse environments</w:t>
-      </w:r>
-      <w:r>
-        <w:t xml:space="preserve"> such as cold, heat, altitude, etc</w:t>
-      </w:r>
-      <w:r>
-        <w:t>. More importantly, she will have no probl</w:t>
-      </w:r>
-      <w:r>
-        <w:t>em keeping up with me at least. So let’s pick up the pace. Rose needs the training.”</w:t>
-      </w:r>
-    </w:p>
-    <w:p>
-      <w:r>
-        <w:t>They resumed travel.</w:t>
-      </w:r>
-    </w:p>
-    <w:p>
-      <w:r>
-        <w:t>“How do you know so much?” Aragon asked.</w:t>
-      </w:r>
-    </w:p>
-    <w:p>
-      <w:r>
-        <w:t xml:space="preserve">“Additional information unlocked when they mentioned their </w:t>
-      </w:r>
-      <w:r>
-        <w:t>abilities</w:t>
-      </w:r>
-      <w:r>
-        <w:t xml:space="preserve">,” Fineous said. “That identification </w:t>
-      </w:r>
-      <w:r>
-        <w:t>ability</w:t>
-      </w:r>
-      <w:r>
-        <w:t xml:space="preserve"> is rather useful</w:t>
-      </w:r>
-      <w:r>
-        <w:t xml:space="preserve">, although it </w:t>
-      </w:r>
-      <w:r>
-        <w:t xml:space="preserve">is </w:t>
-      </w:r>
-      <w:r>
-        <w:t>still</w:t>
-      </w:r>
-      <w:r>
-        <w:t xml:space="preserve"> hit or miss</w:t>
+        <w:t xml:space="preserve">“Let them stare,” Fineous </w:t>
+      </w:r>
+      <w:r>
+        <w:t>declared</w:t>
+      </w:r>
+      <w:r>
+        <w:t xml:space="preserve">. “They should know </w:t>
+      </w:r>
+      <w:r>
+        <w:t xml:space="preserve">of </w:t>
+      </w:r>
+      <w:r>
+        <w:t xml:space="preserve">us as a fun-loving </w:t>
+      </w:r>
+      <w:r>
+        <w:t>group</w:t>
+      </w:r>
+      <w:r>
+        <w:t xml:space="preserve"> of adventurers. </w:t>
+      </w:r>
+      <w:r>
+        <w:t>I can’t wait to hunt again. I only have a few coppers.”</w:t>
+      </w:r>
+    </w:p>
+    <w:p>
+      <w:r>
+        <w:t xml:space="preserve">“Yes,” Demonbane </w:t>
+      </w:r>
+      <w:r>
+        <w:t>agreed</w:t>
+      </w:r>
+      <w:r>
+        <w:t>. “In this world and the previous, a coppe</w:t>
+      </w:r>
+      <w:r>
+        <w:t>r is almost completely useless.</w:t>
+      </w:r>
+      <w:r>
+        <w:t>”</w:t>
+      </w:r>
+    </w:p>
+    <w:p>
+      <w:r>
+        <w:t>“</w:t>
+      </w:r>
+      <w:r>
+        <w:t>I</w:t>
+      </w:r>
+      <w:r>
+        <w:t xml:space="preserve">t’s </w:t>
+      </w:r>
+      <w:r>
+        <w:t>6</w:t>
+      </w:r>
+      <w:r>
+        <w:t>:</w:t>
+      </w:r>
+      <w:r>
+        <w:t>3</w:t>
+      </w:r>
+      <w:r>
+        <w:t xml:space="preserve">0PM,” Fineous said. “I need to do some training. We can resume hunting </w:t>
+      </w:r>
+      <w:r>
+        <w:t>tomorrow</w:t>
       </w:r>
       <w:r>
         <w:t>.”</w:t>
@@ -11987,93 +13426,48 @@
     </w:p>
     <w:p>
       <w:r>
-        <w:t>“Sometimes I think you’re scary,” Aragon said.</w:t>
-      </w:r>
-    </w:p>
-    <w:p>
-      <w:r>
-        <w:t>“I agree,” Demonbane said.</w:t>
-      </w:r>
-    </w:p>
-    <w:p>
-      <w:r>
-        <w:t>Fineous</w:t>
-      </w:r>
-      <w:r>
-        <w:t xml:space="preserve"> innocently</w:t>
-      </w:r>
-      <w:r>
-        <w:t xml:space="preserve"> asked, “What’s so scary about me? You’re both handsome.”</w:t>
-      </w:r>
-    </w:p>
-    <w:p>
-      <w:r>
-        <w:t>Erza laughed and the others joined her.</w:t>
-      </w:r>
-    </w:p>
-    <w:p>
-      <w:r>
-        <w:t>Unfortunately that laugh attracted a little too much attention.</w:t>
-      </w:r>
-    </w:p>
-    <w:p>
-      <w:r>
-        <w:t>A pack of rabid badgers surrounded them and then attacked.</w:t>
-      </w:r>
-      <w:r>
-        <w:t xml:space="preserve"> The screeching was terrifying.</w:t>
-      </w:r>
-    </w:p>
-    <w:p>
-      <w:r>
-        <w:t>Rose screamed in fright and covered herself.</w:t>
-      </w:r>
-      <w:r>
-        <w:t xml:space="preserve"> Her reaction was normal. Normal animals don’t screech like banshees.</w:t>
-      </w:r>
-    </w:p>
-    <w:p>
-      <w:r>
-        <w:t>Even the others were taken aback by the screeches. Never the less, they rallied and fought for their lives</w:t>
-      </w:r>
-      <w:r>
-        <w:t xml:space="preserve"> and to protect Rose.</w:t>
-      </w:r>
-    </w:p>
-    <w:p>
-      <w:r>
-        <w:t>Aragon shot the creature</w:t>
-      </w:r>
-      <w:r>
-        <w:t>s</w:t>
-      </w:r>
-      <w:r>
-        <w:t xml:space="preserve"> and kicked the ones that came too close. </w:t>
-      </w:r>
-      <w:r>
-        <w:t>Thankfully kills were giving him an endless supply of arrows.</w:t>
-      </w:r>
-    </w:p>
-    <w:p>
-      <w:r>
-        <w:t>Erza used flames</w:t>
-      </w:r>
-      <w:r>
-        <w:t xml:space="preserve"> and a sword</w:t>
+        <w:t>“You’ll go weather I come or not, won’t you?” Rose asked.</w:t>
+      </w:r>
+    </w:p>
+    <w:p>
+      <w:r>
+        <w:t xml:space="preserve">“We </w:t>
+      </w:r>
+      <w:r>
+        <w:t>won</w:t>
+      </w:r>
+      <w:r>
+        <w:t>’t force you,” Aragon said. “You said you didn’t want to be an adventurer.”</w:t>
+      </w:r>
+    </w:p>
+    <w:p>
+      <w:r>
+        <w:t xml:space="preserve">“But who will heal you?” Rose </w:t>
+      </w:r>
+      <w:r>
+        <w:t>demanded angrily</w:t>
       </w:r>
       <w:r>
         <w:t>.</w:t>
       </w:r>
-      <w:r>
-        <w:t xml:space="preserve"> At times the flames would engulf her sword.</w:t>
-      </w:r>
-    </w:p>
-    <w:p>
-      <w:r>
-        <w:t xml:space="preserve">Demonbane whacked the monsters with his </w:t>
-      </w:r>
-      <w:r>
-        <w:t>giant hammer</w:t>
+    </w:p>
+    <w:p>
+      <w:r>
+        <w:t>“We will make do,” Demonbane said</w:t>
+      </w:r>
+      <w:r>
+        <w:t xml:space="preserve"> stoically</w:t>
+      </w:r>
+      <w:r>
+        <w:t>. “We are men after all.”</w:t>
+      </w:r>
+    </w:p>
+    <w:p>
+      <w:r>
+        <w:t xml:space="preserve">“Speak for yourself,” Erza </w:t>
+      </w:r>
+      <w:r>
+        <w:t>scolded</w:t>
       </w:r>
       <w:r>
         <w:t>.</w:t>
@@ -12081,1379 +13475,89 @@
     </w:p>
     <w:p>
       <w:r>
+        <w:t>“No,” Rose</w:t>
+      </w:r>
+      <w:r>
+        <w:t xml:space="preserve"> declared</w:t>
+      </w:r>
+      <w:r>
+        <w:t>. “I can’t bear to see you get hurt.”</w:t>
+      </w:r>
+    </w:p>
+    <w:p>
+      <w:r>
+        <w:t>“Sleep on it and tell us your decision when you are ready,” Fineous said.</w:t>
+      </w:r>
+    </w:p>
+    <w:p>
+      <w:r>
+        <w:t xml:space="preserve">“Okay,” Rose </w:t>
+      </w:r>
+      <w:r>
+        <w:t>agreed</w:t>
+      </w:r>
+      <w:r>
+        <w:t xml:space="preserve"> reluctantly</w:t>
+      </w:r>
+      <w:r>
+        <w:t>.</w:t>
+      </w:r>
+    </w:p>
+    <w:p>
+      <w:r>
+        <w:t>“</w:t>
+      </w:r>
+      <w:r>
+        <w:t xml:space="preserve">Endol said </w:t>
+      </w:r>
+      <w:r>
+        <w:t xml:space="preserve">it </w:t>
+      </w:r>
+      <w:r>
+        <w:t xml:space="preserve">will take </w:t>
+      </w:r>
+      <w:r>
+        <w:t>a month</w:t>
+      </w:r>
+      <w:r>
+        <w:t xml:space="preserve"> to reach Rank-E. I can’t wait to make him eat his words,” Fineous said.</w:t>
+      </w:r>
+    </w:p>
+    <w:p>
+      <w:r>
+        <w:t>“Sounds like a plan,” Aragon said with a grin.</w:t>
+      </w:r>
+    </w:p>
+    <w:p>
+      <w:r>
+        <w:t xml:space="preserve">“It’s the path of manliness,” Demonbane </w:t>
+      </w:r>
+      <w:r>
+        <w:t>agreed</w:t>
+      </w:r>
+      <w:r>
+        <w:t>.</w:t>
+      </w:r>
+    </w:p>
+    <w:p>
+      <w:r>
+        <w:t>“Womanliness,” Erza corrected.</w:t>
+      </w:r>
+    </w:p>
+    <w:p>
+      <w:r>
+        <w:t xml:space="preserve">They broke </w:t>
+      </w:r>
+      <w:r>
+        <w:t xml:space="preserve">for </w:t>
+      </w:r>
+      <w:r>
+        <w:t>the night and Fineous headed out.</w:t>
+      </w:r>
+    </w:p>
+    <w:p>
+      <w:r>
         <w:lastRenderedPageBreak/>
-        <w:t>Fineous fought with his knives.</w:t>
-      </w:r>
-      <w:r>
-        <w:t xml:space="preserve"> However, having badgers ram against his knives were rather jarring. Each was almost double the weight of the ratvargs.</w:t>
-      </w:r>
-    </w:p>
-    <w:p>
-      <w:r>
-        <w:t>Unfortunately the creatures seemed endless</w:t>
-      </w:r>
-      <w:r>
-        <w:t xml:space="preserve"> and Fineous’ arms were </w:t>
-      </w:r>
-      <w:r>
-        <w:t>burning</w:t>
-      </w:r>
-      <w:r>
-        <w:t xml:space="preserve"> with fatigue</w:t>
-      </w:r>
-      <w:r>
-        <w:t>.</w:t>
-      </w:r>
-    </w:p>
-    <w:p>
-      <w:r>
-        <w:t>“Rose, don’t you hate it when orange juice comes out of your nose?” Fineous asked</w:t>
-      </w:r>
-      <w:r>
-        <w:t>, forcing a smile</w:t>
-      </w:r>
-      <w:r>
-        <w:t>.</w:t>
-      </w:r>
-    </w:p>
-    <w:p>
-      <w:r>
-        <w:t>The frightened Rose looked up and found Fineous half turned towards her. A moment later, orange juice squirted out of his nose and his eyes went cross-eyed.</w:t>
-      </w:r>
-      <w:r>
-        <w:t xml:space="preserve"> He stuck out his tongue.</w:t>
-      </w:r>
-    </w:p>
-    <w:p>
-      <w:r>
-        <w:t>Rose looked at Fineous in surprise and then started laughing. Instantly she felt the spirits rallying.</w:t>
-      </w:r>
-    </w:p>
-    <w:p>
-      <w:r>
-        <w:t>“Trust in your family Rose,” Fineous said. “We will always keep you safe. Aah,” he screamed. A badger had bitten his leg.</w:t>
-      </w:r>
-    </w:p>
-    <w:p>
-      <w:r>
-        <w:t xml:space="preserve">“Oh I went down south to see my </w:t>
-      </w:r>
-      <w:proofErr w:type="spellStart"/>
-      <w:r>
-        <w:t>sal</w:t>
-      </w:r>
-      <w:proofErr w:type="spellEnd"/>
-      <w:r>
-        <w:t xml:space="preserve">, singing </w:t>
-      </w:r>
-      <w:proofErr w:type="spellStart"/>
-      <w:r>
-        <w:t>polly</w:t>
-      </w:r>
-      <w:proofErr w:type="spellEnd"/>
-      <w:r>
-        <w:t xml:space="preserve"> </w:t>
-      </w:r>
-      <w:proofErr w:type="spellStart"/>
-      <w:r>
-        <w:t>wolly</w:t>
-      </w:r>
-      <w:proofErr w:type="spellEnd"/>
-      <w:r>
-        <w:t xml:space="preserve"> doodle all day,” Fineous sang.</w:t>
-      </w:r>
-    </w:p>
-    <w:p>
-      <w:r>
-        <w:t xml:space="preserve">The wave </w:t>
-      </w:r>
-      <w:r>
-        <w:t>diminished</w:t>
-      </w:r>
-      <w:r>
-        <w:t xml:space="preserve"> and then ended</w:t>
-      </w:r>
-      <w:r>
-        <w:t xml:space="preserve"> and Rose got up</w:t>
-      </w:r>
-      <w:r>
-        <w:t>.</w:t>
-      </w:r>
-    </w:p>
-    <w:p>
-      <w:r>
-        <w:t>“Oh my God, you are all bleeding,” Rose said worriedly</w:t>
-      </w:r>
-      <w:r>
-        <w:t>. She began healing as the exhausted warriors rested</w:t>
-      </w:r>
-      <w:r>
-        <w:t>.</w:t>
-      </w:r>
-      <w:r>
-        <w:t xml:space="preserve"> This time the healing was more effective. </w:t>
-      </w:r>
-      <w:r>
-        <w:t>However, the injuries were all minor scratches and bites like before</w:t>
-      </w:r>
-      <w:r>
-        <w:t>.</w:t>
-      </w:r>
-    </w:p>
-    <w:p>
-      <w:r>
-        <w:t>“Damn, my arms are killing me,” Fineous said. “On the bright side, my strength seems to have increased.”</w:t>
-      </w:r>
-    </w:p>
-    <w:p>
-      <w:r>
-        <w:t>“</w:t>
-      </w:r>
-      <w:r>
-        <w:t xml:space="preserve">I agree,” Demonbane said. “This fighting makes for a great workout. </w:t>
-      </w:r>
-      <w:r>
-        <w:t>Sweet, I have some leather armor</w:t>
-      </w:r>
-      <w:r>
-        <w:t>.</w:t>
-      </w:r>
-      <w:r>
-        <w:t>” He put his new armor on.</w:t>
-      </w:r>
-    </w:p>
-    <w:p>
-      <w:r>
-        <w:lastRenderedPageBreak/>
-        <w:t xml:space="preserve">The others also got similar armor. Rose got clothes that were less ugly than </w:t>
-      </w:r>
-      <w:r>
-        <w:t>the rags</w:t>
-      </w:r>
-      <w:r>
-        <w:t xml:space="preserve"> she was wearing.</w:t>
-      </w:r>
-    </w:p>
-    <w:p>
-      <w:r>
-        <w:t>“Lunch time in 10 minutes,” the intercom said.</w:t>
-      </w:r>
-    </w:p>
-    <w:p>
-      <w:r>
-        <w:t>They headed back.</w:t>
-      </w:r>
-    </w:p>
-    <w:p>
-      <w:r>
-        <w:t xml:space="preserve">Fineous picked up a rock and said, “My strength has increased. This </w:t>
-      </w:r>
-      <w:r>
-        <w:t xml:space="preserve">sized </w:t>
-      </w:r>
-      <w:r>
-        <w:t>rock feels light now.”</w:t>
-      </w:r>
-    </w:p>
-    <w:p>
-      <w:r>
-        <w:t>The trip to the main building was uneventful. All about</w:t>
-      </w:r>
-      <w:r>
-        <w:t>,</w:t>
-      </w:r>
-      <w:r>
-        <w:t xml:space="preserve"> people mostly socialized.</w:t>
-      </w:r>
-    </w:p>
-    <w:p>
-      <w:r>
-        <w:t>They entered the dining room and joined a buffet line. The food this time was different than before. That meant Fineous could steal even more diverse foods.</w:t>
-      </w:r>
-    </w:p>
-    <w:p>
-      <w:r>
-        <w:t>Food in hand, they sat down to eat.</w:t>
-      </w:r>
-    </w:p>
-    <w:p>
-      <w:r>
-        <w:t>“You should eat more,” Fineous said.</w:t>
-      </w:r>
-    </w:p>
-    <w:p>
-      <w:r>
-        <w:t xml:space="preserve">“But I’m not a fan of this food,” Rose complained. </w:t>
-      </w:r>
-      <w:r>
-        <w:t>“I went to a scouts camping trip once. The food was bad, just like this.”</w:t>
-      </w:r>
-    </w:p>
-    <w:p>
-      <w:r>
-        <w:t>“Maybe so,” Demonbane said. “However, an active lifestyle requires plenty of food.”</w:t>
-      </w:r>
-    </w:p>
-    <w:p>
-      <w:r>
-        <w:t>Endol stepped onto the stage and said, “I see some of you have started hunting monsters. Well done.</w:t>
-      </w:r>
-    </w:p>
-    <w:p>
-      <w:r>
-        <w:t>“For those who have yet to start, what are you waiting for</w:t>
-      </w:r>
-      <w:r>
-        <w:t xml:space="preserve">, an invitation? Well here it is. Start hunting. </w:t>
-      </w:r>
-      <w:r>
-        <w:t>That is all.</w:t>
-      </w:r>
-      <w:r>
-        <w:t>”</w:t>
-      </w:r>
-    </w:p>
-    <w:p>
-      <w:r>
-        <w:t>“In case you don’t know, t</w:t>
-      </w:r>
-      <w:r>
-        <w:t xml:space="preserve">here is a healer on call to the </w:t>
-      </w:r>
-      <w:r>
-        <w:t>right of the e</w:t>
-      </w:r>
-      <w:r>
-        <w:t>ntrance to the training grounds,” Arielle added.</w:t>
-      </w:r>
-    </w:p>
-    <w:p>
-      <w:r>
-        <w:t>“I’ve played video games all my life,” Demonbane said. “How do you tell if a challenge is too dangerous?”</w:t>
-      </w:r>
-    </w:p>
-    <w:p>
-      <w:r>
-        <w:lastRenderedPageBreak/>
-        <w:t>“I don’t know,” Fineous said. “Training</w:t>
-      </w:r>
-      <w:r>
-        <w:t>,</w:t>
-      </w:r>
-      <w:r>
-        <w:t xml:space="preserve"> I suppose</w:t>
-      </w:r>
-      <w:r>
-        <w:t>,</w:t>
-      </w:r>
-      <w:r>
-        <w:t xml:space="preserve"> </w:t>
-      </w:r>
-      <w:r>
-        <w:t>u</w:t>
-      </w:r>
-      <w:r>
-        <w:t xml:space="preserve">nderstanding your enemies and the </w:t>
-      </w:r>
-      <w:r>
-        <w:t>field</w:t>
-      </w:r>
-      <w:r>
-        <w:t>,</w:t>
-      </w:r>
-      <w:r>
-        <w:t xml:space="preserve"> </w:t>
-      </w:r>
-      <w:r>
-        <w:t>u</w:t>
-      </w:r>
-      <w:r>
-        <w:t xml:space="preserve">nderstanding your </w:t>
-      </w:r>
-      <w:r>
-        <w:t>ability</w:t>
-      </w:r>
-      <w:r>
-        <w:t xml:space="preserve"> set</w:t>
-      </w:r>
-      <w:r>
-        <w:t>,</w:t>
-      </w:r>
-      <w:r>
-        <w:t xml:space="preserve"> </w:t>
-      </w:r>
-      <w:r>
-        <w:t>t</w:t>
-      </w:r>
-      <w:r>
-        <w:t>he bond we share.”</w:t>
-      </w:r>
-    </w:p>
-    <w:p>
-      <w:r>
-        <w:t>“That makes sense,” Aragon said.</w:t>
-      </w:r>
-    </w:p>
-    <w:p>
-      <w:r>
-        <w:t>“That sounds like a lot of training,” Erza said.</w:t>
-      </w:r>
-    </w:p>
-    <w:p>
-      <w:r>
-        <w:t xml:space="preserve">“And a lot of delicious food,” Fineous </w:t>
-      </w:r>
-      <w:r>
-        <w:t>agreed</w:t>
-      </w:r>
-      <w:r>
-        <w:t>, rubbing his hands</w:t>
-      </w:r>
-      <w:r>
-        <w:t>.</w:t>
-      </w:r>
-      <w:r>
-        <w:t xml:space="preserve"> “Speaking of which, do you want to go shopping now or after dinner?”</w:t>
-      </w:r>
-    </w:p>
-    <w:p>
-      <w:r>
-        <w:t>“Dinner,” Rose said. “Then we can do some real shopping.”</w:t>
-      </w:r>
-    </w:p>
-    <w:p>
-      <w:r>
-        <w:t xml:space="preserve">Fineous grinned, knowing Rose was becoming a member of the </w:t>
-      </w:r>
-      <w:r>
-        <w:t>party</w:t>
-      </w:r>
-      <w:r>
-        <w:t>.</w:t>
-      </w:r>
-    </w:p>
-    <w:p>
-      <w:r>
-        <w:t>“I’m sure we have reached F-2 by now, considering how many monsters we have defeated,” Fineous said. “Unfortunately, m</w:t>
-      </w:r>
-      <w:r>
-        <w:t>y Identification is still weak. I have no idea what my individual levels are</w:t>
-      </w:r>
-      <w:r>
-        <w:t>, although some seem to be approaching some sort of natural limit.”</w:t>
-      </w:r>
-    </w:p>
-    <w:p>
-      <w:r>
-        <w:t>“Time to hunt,” Demonbane said as he pushed his plate away.</w:t>
-      </w:r>
-    </w:p>
-    <w:p>
-      <w:r>
-        <w:t>“All you want to do is fight,” Fineous said, laughing. “You really are a barbarian.”</w:t>
-      </w:r>
-    </w:p>
-    <w:p>
-      <w:r>
-        <w:t>“Damn straight,” Demonbane agreed.</w:t>
-      </w:r>
-    </w:p>
-    <w:p>
-      <w:r>
-        <w:t>They headed out.</w:t>
-      </w:r>
-    </w:p>
-    <w:p>
-      <w:r>
-        <w:t>This time they met horned rabbits with red eyes</w:t>
-      </w:r>
-      <w:r>
-        <w:t>,</w:t>
-      </w:r>
-      <w:r>
-        <w:t xml:space="preserve"> oversized fangs</w:t>
-      </w:r>
-      <w:r>
-        <w:t>, and muzzles that looked like snarling wolves.</w:t>
-      </w:r>
-    </w:p>
-    <w:p>
-      <w:r>
-        <w:t>“Those rabbits are scary,” Rose exclaimed.</w:t>
-      </w:r>
-    </w:p>
-    <w:p>
-      <w:r>
-        <w:t>“Don’t look away,” Fineous said as a rabbit impaled itself on one of</w:t>
-      </w:r>
-      <w:r>
-        <w:t xml:space="preserve"> Fineous’ daggers</w:t>
-      </w:r>
-      <w:r>
-        <w:t xml:space="preserve">. “This is adventuring. Fighting monsters, exploring </w:t>
-      </w:r>
-      <w:r>
-        <w:lastRenderedPageBreak/>
-        <w:t>dungeons, meeting strange people, eating amazing food, and enjoying ourselves with those we love.”</w:t>
-      </w:r>
-    </w:p>
-    <w:p>
-      <w:r>
-        <w:t>“But the food isn’t that good,” Rose complained. “Also, the foods are so strange.”</w:t>
-      </w:r>
-    </w:p>
-    <w:p>
-      <w:r>
-        <w:t>“A technicality,” Fineous said.</w:t>
-      </w:r>
-      <w:r>
-        <w:t xml:space="preserve"> “And strange is good.”</w:t>
-      </w:r>
-    </w:p>
-    <w:p>
-      <w:r>
-        <w:t>“I got some rabbit meat,” Aragon said</w:t>
-      </w:r>
-      <w:r>
-        <w:t>, surprised</w:t>
-      </w:r>
-      <w:r>
-        <w:t>.</w:t>
-      </w:r>
-    </w:p>
-    <w:p>
-      <w:r>
-        <w:t xml:space="preserve">“Great,” Fineous said. “Erza can </w:t>
-      </w:r>
-      <w:r>
-        <w:t>barbeque</w:t>
-      </w:r>
-      <w:r>
-        <w:t xml:space="preserve"> it when we have time.”</w:t>
-      </w:r>
-    </w:p>
-    <w:p>
-      <w:r>
-        <w:t>“I can cook,” Rose said. “Why would that be a</w:t>
-      </w:r>
-      <w:r>
-        <w:t>n</w:t>
-      </w:r>
-      <w:r>
-        <w:t xml:space="preserve"> </w:t>
-      </w:r>
-      <w:r>
-        <w:t>ability</w:t>
-      </w:r>
-      <w:r>
-        <w:t>?”</w:t>
-      </w:r>
-    </w:p>
-    <w:p>
-      <w:r>
-        <w:t xml:space="preserve">“Cooking is not just about making food tasty,” Fineous said. “In any RPG, food gives you various temporary buffs. The same is </w:t>
-      </w:r>
-      <w:r>
-        <w:t xml:space="preserve">or should be </w:t>
-      </w:r>
-      <w:r>
-        <w:t>true here. With training, you should be able to give us buffs in strength, agility, rejuvenation, even protection from heat and cold.”</w:t>
-      </w:r>
-    </w:p>
-    <w:p>
-      <w:r>
-        <w:t xml:space="preserve">“That’s an amazing </w:t>
-      </w:r>
-      <w:r>
-        <w:t>ability</w:t>
-      </w:r>
-      <w:r>
-        <w:t>,” Erza said.</w:t>
-      </w:r>
-    </w:p>
-    <w:p>
-      <w:r>
-        <w:t>“Indeed,” Demonbane said. “I can’t wait to eat your food and become stronger.”</w:t>
-      </w:r>
-    </w:p>
-    <w:p>
-      <w:r>
-        <w:t>“And faster,” Aragon added.</w:t>
-      </w:r>
-    </w:p>
-    <w:p>
-      <w:r>
-        <w:t>“Thank you all,” Rose said tearfully. Again the spirits rallied.</w:t>
-      </w:r>
-    </w:p>
-    <w:p>
-      <w:r>
-        <w:t>Finally the rabbit wave ended.</w:t>
-      </w:r>
-    </w:p>
-    <w:p>
-      <w:r>
-        <w:t>They headed forward toward the lake.</w:t>
-      </w:r>
-    </w:p>
-    <w:p>
-      <w:r>
-        <w:t xml:space="preserve">As they walked, Fineous spotted mushrooms and carefully </w:t>
-      </w:r>
-      <w:r>
-        <w:t xml:space="preserve">plucked </w:t>
-      </w:r>
-      <w:r>
-        <w:t>them with his knives.</w:t>
-      </w:r>
-      <w:r>
-        <w:t xml:space="preserve"> The mushrooms disappeared into his space.</w:t>
-      </w:r>
-    </w:p>
-    <w:p>
-      <w:r>
-        <w:t xml:space="preserve">“What’s that?” </w:t>
-      </w:r>
-      <w:r>
-        <w:t>Rose</w:t>
-      </w:r>
-      <w:r>
-        <w:t xml:space="preserve"> asked.</w:t>
-      </w:r>
-    </w:p>
-    <w:p>
-      <w:r>
-        <w:t>“Try identifying it,” Fineous said and waited.</w:t>
-      </w:r>
-      <w:r>
-        <w:t xml:space="preserve"> “Perhaps in the future you could cook it.”</w:t>
-      </w:r>
-    </w:p>
-    <w:p>
-      <w:r>
-        <w:lastRenderedPageBreak/>
-        <w:t xml:space="preserve">After </w:t>
-      </w:r>
-      <w:r>
-        <w:t>a while,</w:t>
-      </w:r>
-      <w:r>
-        <w:t xml:space="preserve"> </w:t>
-      </w:r>
-      <w:r>
-        <w:t>Rose</w:t>
-      </w:r>
-      <w:r>
-        <w:t xml:space="preserve"> exclaimed, </w:t>
-      </w:r>
-      <w:r>
-        <w:t>“</w:t>
-      </w:r>
-      <w:r>
-        <w:t xml:space="preserve">That’s </w:t>
-      </w:r>
-      <w:r>
-        <w:t xml:space="preserve">Amanita </w:t>
-      </w:r>
-      <w:proofErr w:type="spellStart"/>
-      <w:r>
-        <w:t>bisporigera</w:t>
-      </w:r>
-      <w:proofErr w:type="spellEnd"/>
-      <w:r>
-        <w:t>,</w:t>
-      </w:r>
-      <w:r>
-        <w:t xml:space="preserve"> A</w:t>
-      </w:r>
-      <w:r>
-        <w:t>.</w:t>
-      </w:r>
-      <w:r>
-        <w:t>K</w:t>
-      </w:r>
-      <w:r>
-        <w:t>.</w:t>
-      </w:r>
-      <w:r>
-        <w:t>A</w:t>
-      </w:r>
-      <w:r>
-        <w:t>.</w:t>
-      </w:r>
-      <w:r>
-        <w:t xml:space="preserve"> Eastern Destroying Angel. It’s poisonous.</w:t>
-      </w:r>
-      <w:r>
-        <w:t xml:space="preserve"> Why are you collecting that?</w:t>
-      </w:r>
-      <w:r>
-        <w:t xml:space="preserve"> I can’t cook that.”</w:t>
-      </w:r>
-    </w:p>
-    <w:p>
-      <w:r>
-        <w:t>“Because I’m a rogue and rogues always do roguish things. I’m so e</w:t>
-      </w:r>
-      <w:r>
-        <w:t xml:space="preserve">vil I scare myself. </w:t>
-      </w:r>
-      <w:proofErr w:type="gramStart"/>
-      <w:r>
-        <w:t>Wa</w:t>
-      </w:r>
-      <w:proofErr w:type="gramEnd"/>
-      <w:r>
-        <w:t>, ha, ha,” Fineous said.</w:t>
-      </w:r>
-    </w:p>
-    <w:p>
-      <w:r>
-        <w:t>He added, “Remember in medicine, we use poisons to cure people, and cooking can purify foods. So many things would kill us if eaten raw.</w:t>
-      </w:r>
-    </w:p>
-    <w:p>
-      <w:r>
-        <w:t>“</w:t>
-      </w:r>
-      <w:r>
-        <w:rPr>
-          <w:u w:val="dotted"/>
-        </w:rPr>
-        <w:t>It’s all about increasing your skill level</w:t>
-      </w:r>
-      <w:r>
-        <w:t>.”</w:t>
-      </w:r>
-    </w:p>
-    <w:p>
-      <w:r>
-        <w:t>They arrived without incident at the lake. “Who wants to be</w:t>
-      </w:r>
-      <w:r>
-        <w:t>t</w:t>
-      </w:r>
-      <w:r>
-        <w:t xml:space="preserve"> there are monsters in the lake?” Demonbane asked.</w:t>
-      </w:r>
-    </w:p>
-    <w:p>
-      <w:r>
-        <w:t>“No one,” Erza said. “Fineous, what are you doing now?”</w:t>
-      </w:r>
-    </w:p>
-    <w:p>
-      <w:r>
-        <w:t>With arms stretched out, Fineous said, “Harvesting water. I can only collect water through a preverbal straw now. So I’m practicing.”</w:t>
-      </w:r>
-    </w:p>
-    <w:p>
-      <w:r>
-        <w:t>“Aren’t you afraid of running out of space,” Aragon asked.</w:t>
-      </w:r>
-      <w:r>
-        <w:t xml:space="preserve"> “Besides, I can’t do what you are doing.”</w:t>
-      </w:r>
-    </w:p>
-    <w:p>
-      <w:r>
-        <w:t>“</w:t>
-      </w:r>
-      <w:r>
-        <w:t>I believe I have a different type of storage,” Fineous said. “</w:t>
-      </w:r>
-      <w:r>
-        <w:t xml:space="preserve">I can’t </w:t>
-      </w:r>
-      <w:r>
-        <w:t>see limits to my space</w:t>
-      </w:r>
-      <w:r>
-        <w:t xml:space="preserve">. My limit seems to be the </w:t>
-      </w:r>
-      <w:r>
-        <w:t>weight</w:t>
-      </w:r>
-      <w:r>
-        <w:t xml:space="preserve"> of objects and flow for liquids.”</w:t>
-      </w:r>
-    </w:p>
-    <w:p>
-      <w:r>
-        <w:t>“While you’re doing that, I need to pee,” Demonbane said.</w:t>
-      </w:r>
-    </w:p>
-    <w:p>
-      <w:r>
-        <w:t>“Same here,” Rose said.</w:t>
-      </w:r>
-    </w:p>
-    <w:p>
-      <w:r>
-        <w:t>“I’ll keep you company,” Erza suggested and they headed into the woods.</w:t>
-      </w:r>
-    </w:p>
-    <w:p>
-      <w:r>
-        <w:t>When they came back, Fineous said, “This is a slow process. I’ll practice this after dinner.</w:t>
-      </w:r>
-      <w:r>
-        <w:t>”</w:t>
-      </w:r>
-    </w:p>
-    <w:p>
-      <w:r>
-        <w:lastRenderedPageBreak/>
-        <w:t>“Half an hour to dinner,” the announcement called.</w:t>
-      </w:r>
-    </w:p>
-    <w:p>
-      <w:r>
-        <w:t>“It’s almost dinner and it’s still so bright,” Erza mused.</w:t>
-      </w:r>
-    </w:p>
-    <w:p>
-      <w:r>
-        <w:t>On the way back they were stopped by…</w:t>
-      </w:r>
-    </w:p>
-    <w:p>
-      <w:r>
-        <w:t>“Are those chickens?” Rose asked. “Why are they purple? Why do they have four legs? And fangs?”</w:t>
-      </w:r>
-    </w:p>
-    <w:p>
-      <w:r>
-        <w:t>“They are called chickaloons,” Fineous said. “They aren’t very dangerous, but the</w:t>
-      </w:r>
-      <w:r>
-        <w:t>y can give you a nasty scratch.</w:t>
-      </w:r>
-    </w:p>
-    <w:p>
-      <w:r>
-        <w:t>“Ericka, I found their rank. They are Rank F-1.”</w:t>
-      </w:r>
-    </w:p>
-    <w:p>
-      <w:r>
-        <w:t xml:space="preserve">“Why </w:t>
-      </w:r>
-      <w:r>
-        <w:t>d</w:t>
-      </w:r>
-      <w:r>
-        <w:t>o they come in packs?” Erza asked.</w:t>
-      </w:r>
-    </w:p>
-    <w:p>
-      <w:r>
-        <w:t>Fineous didn’t say anything. He wanted the others to think for themselves.</w:t>
-      </w:r>
-    </w:p>
-    <w:p>
-      <w:r>
-        <w:t xml:space="preserve">After awhile Aragon said, </w:t>
-      </w:r>
-      <w:r>
-        <w:t xml:space="preserve">“Probably because </w:t>
-      </w:r>
-      <w:r>
-        <w:t>bigger monsters are soloists.”</w:t>
-      </w:r>
-    </w:p>
-    <w:p>
-      <w:r>
-        <w:t>That wasn’t completely true. It all balanced out to make a consistent treat level. But the important thing was his friend</w:t>
-      </w:r>
-      <w:r>
-        <w:t>s</w:t>
-      </w:r>
-      <w:r>
-        <w:t xml:space="preserve"> were </w:t>
-      </w:r>
-      <w:r>
-        <w:t xml:space="preserve">using their brains. </w:t>
-      </w:r>
-      <w:r>
-        <w:t>Smiling, Fineous continued fighting. “I hope you all like chicken, because I’m collecting quite a bit.”</w:t>
-      </w:r>
-    </w:p>
-    <w:p>
-      <w:r>
-        <w:t>Finally the wave ended and Rose said, “I’m starting to have fun.”</w:t>
-      </w:r>
-      <w:r>
-        <w:t xml:space="preserve"> She knew she was contributing.</w:t>
-      </w:r>
-    </w:p>
-    <w:p>
-      <w:r>
-        <w:t>A moment later everyone started clapping, to Rose’s embarrassment.</w:t>
-      </w:r>
-    </w:p>
-    <w:p>
-      <w:r>
-        <w:t xml:space="preserve">“I </w:t>
-      </w:r>
-      <w:r>
-        <w:t>now have around</w:t>
-      </w:r>
-      <w:r>
-        <w:t xml:space="preserve"> </w:t>
-      </w:r>
-      <w:r>
-        <w:t>127</w:t>
-      </w:r>
-      <w:r>
-        <w:t xml:space="preserve"> silver,” Fineous said. “I need new clothes. Mine are almost completely shredded.”</w:t>
-      </w:r>
-    </w:p>
-    <w:p>
-      <w:r>
-        <w:t>They arrived at the main building without incident and entered.</w:t>
-      </w:r>
-    </w:p>
-    <w:p>
-      <w:r>
-        <w:t>“I see we aren’t the only ones with shredded clothes,” Demonbane said.</w:t>
-      </w:r>
-    </w:p>
-    <w:p>
-      <w:r>
-        <w:lastRenderedPageBreak/>
-        <w:t>“</w:t>
-      </w:r>
-      <w:r>
-        <w:t>A</w:t>
-      </w:r>
-      <w:r>
-        <w:t xml:space="preserve"> surprising number of people have their starter clothes</w:t>
-      </w:r>
-      <w:r>
-        <w:t>,” Erza said. “And they are undamaged.”</w:t>
-      </w:r>
-    </w:p>
-    <w:p>
-      <w:r>
-        <w:t xml:space="preserve">“My clothes are undamaged,” Rose </w:t>
-      </w:r>
-      <w:r>
-        <w:t xml:space="preserve">said in </w:t>
-      </w:r>
-      <w:r>
-        <w:t>embarrassment</w:t>
-      </w:r>
-      <w:r>
-        <w:t>.</w:t>
-      </w:r>
-    </w:p>
-    <w:p>
-      <w:r>
-        <w:t>“You’re different,” Erza said. “You’re our healer. Healers are never expected to fight.</w:t>
-      </w:r>
-      <w:r>
-        <w:t xml:space="preserve"> More importantly, you have new clothes you looted.</w:t>
-      </w:r>
-      <w:r>
-        <w:t>”</w:t>
-      </w:r>
-    </w:p>
-    <w:p>
-      <w:r>
-        <w:t>“And your spirits kick ass,” Demonbane added.</w:t>
-      </w:r>
-    </w:p>
-    <w:p>
-      <w:r>
-        <w:t xml:space="preserve">“I recently discovered </w:t>
-      </w:r>
-      <w:r>
-        <w:t xml:space="preserve">you have </w:t>
-      </w:r>
-      <w:r>
-        <w:t xml:space="preserve">pink </w:t>
-      </w:r>
-      <w:r>
-        <w:t>friends</w:t>
-      </w:r>
-      <w:r>
-        <w:t>,” Fineous said. “We now have group passive healing.”</w:t>
-      </w:r>
-    </w:p>
-    <w:p>
-      <w:r>
-        <w:t>“But it’s not much,” Rose objected.</w:t>
-      </w:r>
-    </w:p>
-    <w:p>
-      <w:r>
-        <w:t>“Don’t underestimate yourself,” Aragon said. “We can do so much more because of you.”</w:t>
-      </w:r>
-    </w:p>
-    <w:p>
-      <w:r>
-        <w:t>“Speaking of more, I can’t wait to taste your cooking,” Fineous said with a grin.</w:t>
-      </w:r>
-    </w:p>
-    <w:p>
-      <w:r>
-        <w:t>“Do you think of anything other than eating?” Rose asked with a laugh.</w:t>
-      </w:r>
-    </w:p>
-    <w:p>
-      <w:r>
-        <w:t>“Food, food, glorious food</w:t>
-      </w:r>
-      <w:r>
-        <w:t xml:space="preserve">, </w:t>
-      </w:r>
-      <w:r>
-        <w:t>mouth-watering</w:t>
-      </w:r>
-      <w:r>
-        <w:t xml:space="preserve"> dinner</w:t>
-      </w:r>
-      <w:r>
-        <w:t>,” Fineous sang. “Speaking of which, we need to hurry, or all the food will be gone.”</w:t>
-      </w:r>
-    </w:p>
-    <w:p>
-      <w:r>
-        <w:t>The group arrived and Fineous loaded up with food.</w:t>
-      </w:r>
-    </w:p>
-    <w:p>
-      <w:r>
-        <w:t>When they sat down, Aragon asked, “How can yo</w:t>
-      </w:r>
-      <w:r>
-        <w:t>u keep track of all that stuff? Mine seems simpler</w:t>
-      </w:r>
-      <w:r>
-        <w:t xml:space="preserve">, </w:t>
-      </w:r>
-      <w:r>
-        <w:t>but still I struggle</w:t>
-      </w:r>
-      <w:r>
-        <w:t>.”</w:t>
-      </w:r>
-    </w:p>
-    <w:p>
-      <w:r>
-        <w:t xml:space="preserve">“I don’t need to,” Fineous said. “My space keeps track of everything. </w:t>
-      </w:r>
-      <w:r>
-        <w:t>It’s like everything is in neat folders that self-organize</w:t>
-      </w:r>
-      <w:r>
-        <w:t>. I get what I need when I need it.”</w:t>
-      </w:r>
-    </w:p>
-    <w:p>
-      <w:r>
-        <w:t>“So what’s next?” Aragon asked.</w:t>
-      </w:r>
-    </w:p>
-    <w:p>
-      <w:r>
-        <w:lastRenderedPageBreak/>
-        <w:t>“Let’s finish dinner and then go shopping</w:t>
-      </w:r>
-      <w:r>
-        <w:t>,” Fineous said. For emphasis, Fineous poked a finger through a hole.</w:t>
-      </w:r>
-    </w:p>
-    <w:p>
-      <w:r>
-        <w:t xml:space="preserve">Meal finished, Fineous asked, </w:t>
-      </w:r>
-      <w:r>
-        <w:t xml:space="preserve">“By the way, where is </w:t>
-      </w:r>
-      <w:r>
-        <w:t>the bazaar</w:t>
-      </w:r>
-      <w:r>
-        <w:t>?”</w:t>
-      </w:r>
-    </w:p>
-    <w:p>
-      <w:r>
-        <w:t>“This way,” Rose said and grabbed Fineous by the arm.</w:t>
-      </w:r>
-    </w:p>
-    <w:p>
-      <w:r>
-        <w:t xml:space="preserve">They travelled down a long corridor and Fineous found himself in a large indoor area set up with boots like a flea market. Each stall </w:t>
-      </w:r>
-      <w:r>
-        <w:t xml:space="preserve">in the bazaar </w:t>
-      </w:r>
-      <w:r>
-        <w:t>was selling something exciting.</w:t>
-      </w:r>
-    </w:p>
-    <w:p>
-      <w:r>
-        <w:t>Fineous pointed at a clock on the wall and said, “</w:t>
-      </w:r>
-      <w:r>
-        <w:t>It’s a little past 5:30. Let’s meet here in half an hour.”</w:t>
-      </w:r>
-    </w:p>
-    <w:p>
-      <w:r>
-        <w:t xml:space="preserve">“Make that </w:t>
-      </w:r>
-      <w:r>
-        <w:t>an hour</w:t>
-      </w:r>
-      <w:r>
-        <w:t>,” Erza said. “Shopping should be enjoyed at leisure.”</w:t>
-      </w:r>
-    </w:p>
-    <w:p>
-      <w:r>
-        <w:t>“Can I come with you?” Rose asked.</w:t>
-      </w:r>
-    </w:p>
-    <w:p>
-      <w:r>
-        <w:t>“If you want,” Fineous replied. “I’m just looking at all the booths.”</w:t>
-      </w:r>
-    </w:p>
-    <w:p>
-      <w:r>
-        <w:t xml:space="preserve">The first booth sold lady’s clothes. The next was </w:t>
-      </w:r>
-      <w:r>
-        <w:t xml:space="preserve">battle </w:t>
-      </w:r>
-      <w:r>
-        <w:t>knives. Fineous looked at the prices and passed on.</w:t>
-      </w:r>
-    </w:p>
-    <w:p>
-      <w:r>
-        <w:t>The third was armor. Again the armor was too expensive.</w:t>
-      </w:r>
-    </w:p>
-    <w:p>
-      <w:r>
-        <w:t>On and on they walked and finally something grabbed Fineous’ attention.</w:t>
-      </w:r>
-      <w:r>
-        <w:t xml:space="preserve"> It was a household </w:t>
-      </w:r>
-      <w:r>
-        <w:t>wares</w:t>
-      </w:r>
-      <w:r>
-        <w:t xml:space="preserve"> shop.</w:t>
-      </w:r>
-    </w:p>
-    <w:p>
-      <w:r>
-        <w:t>The costs were reasonable</w:t>
-      </w:r>
-      <w:r>
-        <w:t xml:space="preserve"> so he stepped in</w:t>
-      </w:r>
-      <w:r>
-        <w:t>. Apparently only adventurer equipment was expensive.</w:t>
-      </w:r>
-    </w:p>
-    <w:p>
-      <w:r>
-        <w:t>“Rose, I want to buy a set of plates, cutlery, c</w:t>
-      </w:r>
-      <w:r>
-        <w:t>u</w:t>
-      </w:r>
-      <w:r>
-        <w:t>ps, straws and napkins. Plus cleaning stuff,” Fineous said. “</w:t>
-      </w:r>
-      <w:r>
-        <w:t>I need your help</w:t>
-      </w:r>
-      <w:r>
-        <w:t>.”</w:t>
-      </w:r>
-    </w:p>
-    <w:p>
-      <w:r>
-        <w:t xml:space="preserve">The next purchase </w:t>
-      </w:r>
-      <w:r>
-        <w:t>was two</w:t>
-      </w:r>
-      <w:r>
-        <w:t xml:space="preserve"> simple notebook</w:t>
-      </w:r>
-      <w:r>
-        <w:t>s</w:t>
-      </w:r>
-      <w:r>
-        <w:t xml:space="preserve"> and </w:t>
-      </w:r>
-      <w:r>
-        <w:t xml:space="preserve">a </w:t>
-      </w:r>
-      <w:r>
-        <w:t>writing instrument.</w:t>
-      </w:r>
-    </w:p>
-    <w:p>
-      <w:r>
-        <w:t xml:space="preserve">After that </w:t>
-      </w:r>
-      <w:r>
-        <w:t xml:space="preserve">Fineous bought a hat that resembled a </w:t>
-      </w:r>
-      <w:r>
-        <w:t>fedora</w:t>
-      </w:r>
-      <w:r>
-        <w:t>.</w:t>
-      </w:r>
-    </w:p>
-    <w:p>
-      <w:r>
-        <w:lastRenderedPageBreak/>
-        <w:t>The final purchase was chewing gum. Fineous spent the last of his silver buying several packs.</w:t>
-      </w:r>
-    </w:p>
-    <w:p>
-      <w:r>
-        <w:t>With only pocket change left, they just window shopped</w:t>
-      </w:r>
-      <w:r>
-        <w:t>.</w:t>
-      </w:r>
-    </w:p>
-    <w:p>
-      <w:r>
-        <w:t>Finally they met and Erza said, “Nice hat.”</w:t>
-      </w:r>
-    </w:p>
-    <w:p>
-      <w:r>
-        <w:t>“Why thank you my lady,” Fineous said. He took off his hat and waved it in a bow.</w:t>
-      </w:r>
-    </w:p>
-    <w:p>
-      <w:r>
-        <w:t>“People are staring,” Erza complained, embarrassed.</w:t>
-      </w:r>
-    </w:p>
-    <w:p>
-      <w:r>
-        <w:t xml:space="preserve">“Let them stare,” Fineous </w:t>
-      </w:r>
-      <w:r>
-        <w:t>declared</w:t>
-      </w:r>
-      <w:r>
-        <w:t xml:space="preserve">. “They should know </w:t>
-      </w:r>
-      <w:r>
-        <w:t xml:space="preserve">of </w:t>
-      </w:r>
-      <w:r>
-        <w:t xml:space="preserve">us as a fun-loving </w:t>
-      </w:r>
-      <w:r>
-        <w:t>group</w:t>
-      </w:r>
-      <w:r>
-        <w:t xml:space="preserve"> of adventurers. </w:t>
-      </w:r>
-      <w:r>
-        <w:t>I can’t wait to hunt again. I only have a few coppers.”</w:t>
-      </w:r>
-    </w:p>
-    <w:p>
-      <w:r>
-        <w:t xml:space="preserve">“Yes,” Demonbane </w:t>
-      </w:r>
-      <w:r>
-        <w:t>agreed</w:t>
-      </w:r>
-      <w:r>
-        <w:t>. “In this world and the previous, a coppe</w:t>
-      </w:r>
-      <w:r>
-        <w:t>r is almost completely useless.</w:t>
-      </w:r>
-      <w:r>
-        <w:t>”</w:t>
-      </w:r>
-    </w:p>
-    <w:p>
-      <w:r>
-        <w:t>“</w:t>
-      </w:r>
-      <w:r>
-        <w:t>I</w:t>
-      </w:r>
-      <w:r>
-        <w:t xml:space="preserve">t’s </w:t>
-      </w:r>
-      <w:r>
-        <w:t>6</w:t>
-      </w:r>
-      <w:r>
-        <w:t>:</w:t>
-      </w:r>
-      <w:r>
-        <w:t>3</w:t>
-      </w:r>
-      <w:r>
-        <w:t xml:space="preserve">0PM,” Fineous said. “I need to do some training. We can resume hunting </w:t>
-      </w:r>
-      <w:r>
-        <w:t>tomorrow</w:t>
-      </w:r>
-      <w:r>
-        <w:t>.”</w:t>
-      </w:r>
-    </w:p>
-    <w:p>
-      <w:r>
-        <w:t>“You’ll go weather I come or not, won’t you?” Rose asked.</w:t>
-      </w:r>
-    </w:p>
-    <w:p>
-      <w:r>
-        <w:t xml:space="preserve">“We </w:t>
-      </w:r>
-      <w:r>
-        <w:t>won</w:t>
-      </w:r>
-      <w:r>
-        <w:t>’t force you,” Aragon said. “You said you didn’t want to be an adventurer.”</w:t>
-      </w:r>
-    </w:p>
-    <w:p>
-      <w:r>
-        <w:t xml:space="preserve">“But who will heal you?” Rose </w:t>
-      </w:r>
-      <w:r>
-        <w:t>demanded angrily</w:t>
-      </w:r>
-      <w:r>
-        <w:t>.</w:t>
-      </w:r>
-    </w:p>
-    <w:p>
-      <w:r>
-        <w:t>“We will make do,” Demonbane said</w:t>
-      </w:r>
-      <w:r>
-        <w:t xml:space="preserve"> stoically</w:t>
-      </w:r>
-      <w:r>
-        <w:t>. “We are men after all.”</w:t>
-      </w:r>
-    </w:p>
-    <w:p>
-      <w:r>
-        <w:t xml:space="preserve">“Speak for yourself,” Erza </w:t>
-      </w:r>
-      <w:r>
-        <w:t>scolded</w:t>
-      </w:r>
-      <w:r>
-        <w:t>.</w:t>
-      </w:r>
-    </w:p>
-    <w:p>
-      <w:r>
-        <w:t>“No,” Rose</w:t>
-      </w:r>
-      <w:r>
-        <w:t xml:space="preserve"> declared</w:t>
-      </w:r>
-      <w:r>
-        <w:t>. “I can’t bear to see you get hurt.”</w:t>
-      </w:r>
-    </w:p>
-    <w:p>
-      <w:r>
-        <w:t>“Sleep on it and tell us your decision when you are ready,” Fineous said.</w:t>
-      </w:r>
-    </w:p>
-    <w:p>
-      <w:r>
-        <w:t xml:space="preserve">“Okay,” Rose </w:t>
-      </w:r>
-      <w:r>
-        <w:t>agreed</w:t>
-      </w:r>
-      <w:r>
-        <w:t xml:space="preserve"> reluctantly</w:t>
-      </w:r>
-      <w:r>
-        <w:t>.</w:t>
-      </w:r>
-    </w:p>
-    <w:p>
-      <w:r>
-        <w:lastRenderedPageBreak/>
-        <w:t>“</w:t>
-      </w:r>
-      <w:r>
-        <w:t xml:space="preserve">Endol said </w:t>
-      </w:r>
-      <w:r>
-        <w:t xml:space="preserve">it </w:t>
-      </w:r>
-      <w:r>
-        <w:t xml:space="preserve">will take </w:t>
-      </w:r>
-      <w:r>
-        <w:t>a month</w:t>
-      </w:r>
-      <w:r>
-        <w:t xml:space="preserve"> to reach Rank-E. I can’t wait to make him eat his words,” Fineous said.</w:t>
-      </w:r>
-    </w:p>
-    <w:p>
-      <w:r>
-        <w:t>“Sounds like a plan,” Aragon said with a grin.</w:t>
-      </w:r>
-    </w:p>
-    <w:p>
-      <w:r>
-        <w:t xml:space="preserve">“It’s the path of manliness,” Demonbane </w:t>
-      </w:r>
-      <w:r>
-        <w:t>agreed</w:t>
-      </w:r>
-      <w:r>
-        <w:t>.</w:t>
-      </w:r>
-    </w:p>
-    <w:p>
-      <w:r>
-        <w:t>“Womanliness,” Erza corrected.</w:t>
-      </w:r>
-    </w:p>
-    <w:p>
-      <w:r>
-        <w:t xml:space="preserve">They broke </w:t>
-      </w:r>
-      <w:r>
-        <w:t xml:space="preserve">for </w:t>
-      </w:r>
-      <w:r>
-        <w:t>the night and Fineous headed out.</w:t>
-      </w:r>
-    </w:p>
-    <w:p>
-      <w:r>
         <w:t>Fineous went to the stream and spent quality time stretching his space with rocks and water</w:t>
       </w:r>
       <w:r>
@@ -13576,7 +13680,6 @@
         <w:jc w:val="left"/>
       </w:pPr>
       <w:r>
-        <w:lastRenderedPageBreak/>
         <w:t>Mind</w:t>
       </w:r>
       <w:r>
@@ -13704,6 +13807,7 @@
     </w:p>
     <w:p>
       <w:r>
+        <w:lastRenderedPageBreak/>
         <w:t>“So my ranking is the average of all abilities,</w:t>
       </w:r>
       <w:r>
@@ -13782,43 +13886,40 @@
         <w:t xml:space="preserve"> momentarily marveled at how much more effective hunting was in the Shadow Realm than ou</w:t>
       </w:r>
       <w:r>
-        <w:t xml:space="preserve">tside. The last monster was F-8 and </w:t>
-      </w:r>
+        <w:t>tside. The last monster was F-8 and in principle he could hunt in his own room. The drawback was there was no big brother there to save his bacon, in case of emergency.</w:t>
+      </w:r>
+    </w:p>
+    <w:p>
+      <w:r>
+        <w:t>Next stop was the bazaar.</w:t>
+      </w:r>
+    </w:p>
+    <w:p>
+      <w:r>
+        <w:t xml:space="preserve">Thankfully the stores were open till 9:00PM. He quickly found a clothes store. Lucky for him, he had enough for 2 pairs of </w:t>
+      </w:r>
+      <w:r>
+        <w:t xml:space="preserve">cheap </w:t>
+      </w:r>
+      <w:r>
+        <w:t>shirts</w:t>
+      </w:r>
+      <w:r>
+        <w:t>,</w:t>
+      </w:r>
+      <w:r>
+        <w:t xml:space="preserve"> pants</w:t>
+      </w:r>
+      <w:r>
+        <w:t>, and boots</w:t>
+      </w:r>
+      <w:r>
+        <w:t>.</w:t>
+      </w:r>
+    </w:p>
+    <w:p>
       <w:r>
         <w:lastRenderedPageBreak/>
-        <w:t>in principle he could hunt in his own room. The drawback was there was no big brother there to save his bacon, in case of emergency.</w:t>
-      </w:r>
-    </w:p>
-    <w:p>
-      <w:r>
-        <w:t>Next stop was the bazaar.</w:t>
-      </w:r>
-    </w:p>
-    <w:p>
-      <w:r>
-        <w:t xml:space="preserve">Thankfully the stores were open till 9:00PM. He quickly found a clothes store. Lucky for him, he had enough for 2 pairs of </w:t>
-      </w:r>
-      <w:r>
-        <w:t xml:space="preserve">cheap </w:t>
-      </w:r>
-      <w:r>
-        <w:t>shirts</w:t>
-      </w:r>
-      <w:r>
-        <w:t>,</w:t>
-      </w:r>
-      <w:r>
-        <w:t xml:space="preserve"> pants</w:t>
-      </w:r>
-      <w:r>
-        <w:t>, and boots</w:t>
-      </w:r>
-      <w:r>
-        <w:t>.</w:t>
-      </w:r>
-    </w:p>
-    <w:p>
-      <w:r>
         <w:t xml:space="preserve">Next stop was his </w:t>
       </w:r>
       <w:r>
@@ -13974,28 +14075,28 @@
     </w:p>
     <w:p>
       <w:r>
+        <w:t>“Yes, my lady,” Fineous said. “I can now do this.”</w:t>
+      </w:r>
+    </w:p>
+    <w:p>
+      <w:r>
+        <w:t>Fineous showed his fingers and flexed them so only the tips bent, while keeping the other parts rigid.</w:t>
+      </w:r>
+    </w:p>
+    <w:p>
+      <w:r>
+        <w:t>“Excellent work,” Araldar praised. “Now show me the sound and the glyph</w:t>
+      </w:r>
+      <w:r>
+        <w:t>.</w:t>
+      </w:r>
+      <w:r>
+        <w:t>”</w:t>
+      </w:r>
+    </w:p>
+    <w:p>
+      <w:r>
         <w:lastRenderedPageBreak/>
-        <w:t>“Yes, my lady,” Fineous said. “I can now do this.”</w:t>
-      </w:r>
-    </w:p>
-    <w:p>
-      <w:r>
-        <w:t>Fineous showed his fingers and flexed them so only the tips bent, while keeping the other parts rigid.</w:t>
-      </w:r>
-    </w:p>
-    <w:p>
-      <w:r>
-        <w:t>“Excellent work,” Araldar praised. “Now show me the sound and the glyph</w:t>
-      </w:r>
-      <w:r>
-        <w:t>.</w:t>
-      </w:r>
-      <w:r>
-        <w:t>”</w:t>
-      </w:r>
-    </w:p>
-    <w:p>
-      <w:r>
         <w:t>Fineous took out his new notebook and wrote the glyph. Then he spoke it.</w:t>
       </w:r>
     </w:p>
@@ -14125,49 +14226,49 @@
     </w:p>
     <w:p>
       <w:r>
+        <w:t xml:space="preserve">Araldar spoke the phone </w:t>
+      </w:r>
+      <w:r>
+        <w:t xml:space="preserve">as before. As before, Fineous felt his throat constricting. This time he felt pressure </w:t>
+      </w:r>
+      <w:r>
+        <w:t xml:space="preserve">and burning </w:t>
+      </w:r>
+      <w:r>
+        <w:t>in his sinuses.</w:t>
+      </w:r>
+      <w:r>
+        <w:t xml:space="preserve"> It was like eating Wasabi.</w:t>
+      </w:r>
+    </w:p>
+    <w:p>
+      <w:r>
+        <w:t>Finally,</w:t>
+      </w:r>
+      <w:r>
+        <w:t xml:space="preserve"> Fineous was able to repeat the phone, but only after Araldar repeated it over </w:t>
+      </w:r>
+      <w:r>
+        <w:t>4</w:t>
+      </w:r>
+      <w:r>
+        <w:t>0 times.</w:t>
+      </w:r>
+    </w:p>
+    <w:p>
+      <w:r>
+        <w:t>“Fineous, what is the level of your Internal Magic?” Araldar</w:t>
+      </w:r>
+      <w:r>
+        <w:t xml:space="preserve"> asked.</w:t>
+      </w:r>
+    </w:p>
+    <w:p>
+      <w:pPr>
+        <w:pStyle w:val="StatusMessage"/>
+      </w:pPr>
+      <w:r>
         <w:lastRenderedPageBreak/>
-        <w:t xml:space="preserve">Araldar spoke the phone </w:t>
-      </w:r>
-      <w:r>
-        <w:t xml:space="preserve">as before. As before, Fineous felt his throat constricting. This time he felt pressure </w:t>
-      </w:r>
-      <w:r>
-        <w:t xml:space="preserve">and burning </w:t>
-      </w:r>
-      <w:r>
-        <w:t>in his sinuses.</w:t>
-      </w:r>
-      <w:r>
-        <w:t xml:space="preserve"> It was like eating Wasabi.</w:t>
-      </w:r>
-    </w:p>
-    <w:p>
-      <w:r>
-        <w:t>Finally,</w:t>
-      </w:r>
-      <w:r>
-        <w:t xml:space="preserve"> Fineous was able to repeat the phone, but only after Araldar repeated it over </w:t>
-      </w:r>
-      <w:r>
-        <w:t>4</w:t>
-      </w:r>
-      <w:r>
-        <w:t>0 times.</w:t>
-      </w:r>
-    </w:p>
-    <w:p>
-      <w:r>
-        <w:t>“Fineous, what is the level of your Internal Magic?” Araldar</w:t>
-      </w:r>
-      <w:r>
-        <w:t xml:space="preserve"> asked.</w:t>
-      </w:r>
-    </w:p>
-    <w:p>
-      <w:pPr>
-        <w:pStyle w:val="StatusMessage"/>
-      </w:pPr>
-      <w:r>
         <w:t>Internal Magic, Level E-3 (Overload)</w:t>
       </w:r>
     </w:p>
@@ -20686,7 +20787,7 @@
           <w:noProof/>
         </w:rPr>
         <w:pict>
-          <v:shape id="_x0000_i1026" type="#_x0000_t75" style="width:22.8pt;height:8.9pt;visibility:visible" o:bullet="t">
+          <v:shape id="_x0000_i1026" type="#_x0000_t75" style="width:22.95pt;height:8.7pt;visibility:visible" o:bullet="t">
             <v:imagedata r:id="rId13" o:title="MC900065312[1]"/>
           </v:shape>
         </w:pict>
@@ -23835,7 +23936,7 @@
           <w:noProof/>
         </w:rPr>
         <w:pict>
-          <v:shape id="_x0000_i1027" type="#_x0000_t75" style="width:22.8pt;height:9.6pt;visibility:visible" o:bullet="t">
+          <v:shape id="_x0000_i1027" type="#_x0000_t75" style="width:22.95pt;height:9.5pt;visibility:visible" o:bullet="t">
             <v:imagedata r:id="rId13" o:title="MC900065312[1]"/>
           </v:shape>
         </w:pict>
@@ -25133,7 +25234,7 @@
           <w:noProof/>
         </w:rPr>
         <w:pict>
-          <v:shape id="_x0000_i1028" type="#_x0000_t75" style="width:22.8pt;height:9.6pt;visibility:visible" o:bullet="t">
+          <v:shape id="_x0000_i1028" type="#_x0000_t75" style="width:22.95pt;height:9.5pt;visibility:visible" o:bullet="t">
             <v:imagedata r:id="rId13" o:title="MC900065312[1]"/>
           </v:shape>
         </w:pict>
@@ -35777,7 +35878,7 @@
             <w:rPr>
               <w:noProof/>
             </w:rPr>
-            <w:t>46</w:t>
+            <w:t>64</w:t>
           </w:r>
         </w:fldSimple>
       </w:p>
@@ -35807,7 +35908,7 @@
             <w:rPr>
               <w:noProof/>
             </w:rPr>
-            <w:t>211</w:t>
+            <w:t>63</w:t>
           </w:r>
         </w:fldSimple>
       </w:p>
@@ -35960,7 +36061,7 @@
         <v:path o:extrusionok="f" gradientshapeok="t" o:connecttype="rect"/>
         <o:lock v:ext="edit" aspectratio="t"/>
       </v:shapetype>
-      <v:shape id="_x0000_i1089" type="#_x0000_t75" style="width:3in;height:3in;visibility:visible" o:bullet="t">
+      <v:shape id="_x0000_i1107" type="#_x0000_t75" style="width:3in;height:3in;visibility:visible" o:bullet="t">
         <v:imagedata r:id="rId1" o:title="MC900065312[1]"/>
       </v:shape>
     </w:pict>
@@ -40347,7 +40448,7 @@
 </file>
 
 <file path=customXml/itemProps1.xml><?xml version="1.0" encoding="utf-8"?>
-<ds:datastoreItem xmlns:ds="http://schemas.openxmlformats.org/officeDocument/2006/customXml" ds:itemID="{3B7DD8A8-AC5D-41B3-A945-87C30AF6E95B}">
+<ds:datastoreItem xmlns:ds="http://schemas.openxmlformats.org/officeDocument/2006/customXml" ds:itemID="{48D29D4D-9BB8-46B7-9616-544C9949A4AF}">
   <ds:schemaRefs>
     <ds:schemaRef ds:uri="http://schemas.openxmlformats.org/officeDocument/2006/bibliography"/>
   </ds:schemaRefs>

--- a/Books/RPG_Books/ThePrincessAndTheRogue/Book_ThePrincessAndTheRogue.docx
+++ b/Books/RPG_Books/ThePrincessAndTheRogue/Book_ThePrincessAndTheRogue.docx
@@ -10808,7 +10808,7 @@
         </w:rPr>
         <w:lastRenderedPageBreak/>
         <w:pict>
-          <v:shape id="Picture 3" o:spid="_x0000_i1025" type="#_x0000_t75" style="width:22.95pt;height:9.5pt;visibility:visible" o:bullet="t">
+          <v:shape id="Picture 3" o:spid="_x0000_i1025" type="#_x0000_t75" style="width:22.8pt;height:9.6pt;visibility:visible" o:bullet="t">
             <v:imagedata r:id="rId13" o:title="MC900065312[1]"/>
           </v:shape>
         </w:pict>
@@ -12433,6 +12433,11 @@
     </w:p>
     <w:p>
       <w:r>
+        <w:t>Both elves exited the stage.</w:t>
+      </w:r>
+    </w:p>
+    <w:p>
+      <w:r>
         <w:t>“I’ve played video games all my life,” Demonbane said. “How do you tell if a challenge is too dangerous?”</w:t>
       </w:r>
     </w:p>
@@ -12504,7 +12509,13 @@
     </w:p>
     <w:p>
       <w:r>
-        <w:t xml:space="preserve">“And a lot of delicious food,” Fineous </w:t>
+        <w:t>“And a lot of food</w:t>
+      </w:r>
+      <w:r>
+        <w:t xml:space="preserve"> exploration</w:t>
+      </w:r>
+      <w:r>
+        <w:t xml:space="preserve">,” Fineous </w:t>
       </w:r>
       <w:r>
         <w:t>agreed</w:t>
@@ -12879,12 +12890,55 @@
         <w:t>weight</w:t>
       </w:r>
       <w:r>
-        <w:t xml:space="preserve"> of objects and flow for liquids.”</w:t>
-      </w:r>
-    </w:p>
-    <w:p>
-      <w:r>
-        <w:t>“While you’re doing that, I need to pee,” Demonbane said.</w:t>
+        <w:t xml:space="preserve"> o</w:t>
+      </w:r>
+      <w:r>
+        <w:t>f objects and flow for liquids.</w:t>
+      </w:r>
+    </w:p>
+    <w:p>
+      <w:r>
+        <w:t>“Speaking of which, do you know how your storage works?”</w:t>
+      </w:r>
+    </w:p>
+    <w:p>
+      <w:r>
+        <w:t>“Not a clue,” Aragon said. “I just intend it and it appears in my storage. Also by focusing inwards, I can see the contents of my inventory.</w:t>
+      </w:r>
+      <w:r>
+        <w:t xml:space="preserve"> I can even arrange items and label buckets.”</w:t>
+      </w:r>
+    </w:p>
+    <w:p>
+      <w:r>
+        <w:t>“Thanks,” Fineous said.</w:t>
+      </w:r>
+    </w:p>
+    <w:p>
+      <w:r>
+        <w:t>While training Fineous mused on what the others said.</w:t>
+      </w:r>
+      <w:r>
+        <w:t xml:space="preserve"> Their inventory system seemed limited, forcing them to use buckets.</w:t>
+      </w:r>
+    </w:p>
+    <w:p>
+      <w:r>
+        <w:t>Also, t</w:t>
+      </w:r>
+      <w:r>
+        <w:t>hey didn’t seem aware of the part of themselves that reached out and performed the actions.</w:t>
+      </w:r>
+    </w:p>
+    <w:p>
+      <w:r>
+        <w:t xml:space="preserve">“While you’re </w:t>
+      </w:r>
+      <w:r>
+        <w:t>training</w:t>
+      </w:r>
+      <w:r>
+        <w:t xml:space="preserve"> that, I need to pee,” Demonbane said.</w:t>
       </w:r>
     </w:p>
     <w:p>
@@ -12917,6 +12971,7 @@
     </w:p>
     <w:p>
       <w:r>
+        <w:lastRenderedPageBreak/>
         <w:t>On the way back they were stopped by…</w:t>
       </w:r>
     </w:p>
@@ -12935,7 +12990,13 @@
     </w:p>
     <w:p>
       <w:r>
-        <w:t>“Ericka, I found their rank. They are Rank F-1.”</w:t>
+        <w:t>“</w:t>
+      </w:r>
+      <w:r>
+        <w:t>Eureka</w:t>
+      </w:r>
+      <w:r>
+        <w:t>, I found their rank. They are Rank F-1.”</w:t>
       </w:r>
     </w:p>
     <w:p>
@@ -12951,76 +13012,450 @@
     </w:p>
     <w:p>
       <w:r>
+        <w:t>Fineous didn’t say anything. He wanted the others to think for themselves.</w:t>
+      </w:r>
+    </w:p>
+    <w:p>
+      <w:r>
+        <w:t xml:space="preserve">After awhile Aragon said, </w:t>
+      </w:r>
+      <w:r>
+        <w:t xml:space="preserve">“Probably because </w:t>
+      </w:r>
+      <w:r>
+        <w:t>bigger monsters are soloists.”</w:t>
+      </w:r>
+    </w:p>
+    <w:p>
+      <w:r>
+        <w:t>That wasn’t completely true. It all balanced out to make a consistent treat level. But the important thing was his friend</w:t>
+      </w:r>
+      <w:r>
+        <w:t>s</w:t>
+      </w:r>
+      <w:r>
+        <w:t xml:space="preserve"> were </w:t>
+      </w:r>
+      <w:r>
+        <w:t xml:space="preserve">using their brains. </w:t>
+      </w:r>
+      <w:r>
+        <w:t>Smiling, Fineous continued fighting. “I hope you all like chicken, because I’m collecting quite a bit.”</w:t>
+      </w:r>
+    </w:p>
+    <w:p>
+      <w:r>
+        <w:t>Finally the wave ended and Rose said, “I’m starting to have fun.”</w:t>
+      </w:r>
+      <w:r>
+        <w:t xml:space="preserve"> She knew she was contributing.</w:t>
+      </w:r>
+    </w:p>
+    <w:p>
+      <w:r>
+        <w:t>A moment later everyone started clapping, to Rose’s embarrassment.</w:t>
+      </w:r>
+    </w:p>
+    <w:p>
+      <w:r>
+        <w:t xml:space="preserve">“I </w:t>
+      </w:r>
+      <w:r>
+        <w:t>now have around</w:t>
+      </w:r>
+      <w:r>
+        <w:t xml:space="preserve"> </w:t>
+      </w:r>
+      <w:r>
+        <w:t>127</w:t>
+      </w:r>
+      <w:r>
+        <w:t xml:space="preserve"> silver,” Fineous said. “I need new clothes. Mine </w:t>
+      </w:r>
+      <w:r>
+        <w:t>are almost completely shredded. Like night of the living dead.”</w:t>
+      </w:r>
+    </w:p>
+    <w:p>
+      <w:r>
+        <w:t>They arrived at the main building without incident and entered.</w:t>
+      </w:r>
+    </w:p>
+    <w:p>
+      <w:r>
+        <w:t>“I see we aren’t the only ones with shredded clothes,” Demonbane said.</w:t>
+      </w:r>
+    </w:p>
+    <w:p>
+      <w:r>
+        <w:t>“</w:t>
+      </w:r>
+      <w:r>
+        <w:t>A</w:t>
+      </w:r>
+      <w:r>
+        <w:t xml:space="preserve"> surprising number of people have their starter clothes</w:t>
+      </w:r>
+      <w:r>
+        <w:t>,” Erza said. “And they are undamaged.”</w:t>
+      </w:r>
+    </w:p>
+    <w:p>
+      <w:r>
         <w:lastRenderedPageBreak/>
-        <w:t>Fineous didn’t say anything. He wanted the others to think for themselves.</w:t>
-      </w:r>
-    </w:p>
-    <w:p>
-      <w:r>
-        <w:t xml:space="preserve">After awhile Aragon said, </w:t>
-      </w:r>
-      <w:r>
-        <w:t xml:space="preserve">“Probably because </w:t>
-      </w:r>
-      <w:r>
-        <w:t>bigger monsters are soloists.”</w:t>
-      </w:r>
-    </w:p>
-    <w:p>
-      <w:r>
-        <w:t>That wasn’t completely true. It all balanced out to make a consistent treat level. But the important thing was his friend</w:t>
+        <w:t xml:space="preserve">“My clothes are undamaged,” Rose </w:t>
+      </w:r>
+      <w:r>
+        <w:t xml:space="preserve">said in </w:t>
+      </w:r>
+      <w:r>
+        <w:t>embarrassment</w:t>
+      </w:r>
+      <w:r>
+        <w:t>.</w:t>
+      </w:r>
+    </w:p>
+    <w:p>
+      <w:r>
+        <w:t>“You’re different,” Erza said. “You’re our healer. Healers are never expected to fight.</w:t>
+      </w:r>
+      <w:r>
+        <w:t xml:space="preserve"> More importantly, you have new clothes you looted.</w:t>
+      </w:r>
+      <w:r>
+        <w:t>”</w:t>
+      </w:r>
+    </w:p>
+    <w:p>
+      <w:r>
+        <w:t>“And your spirits kick ass,” Demonbane added.</w:t>
+      </w:r>
+    </w:p>
+    <w:p>
+      <w:r>
+        <w:t xml:space="preserve">“I recently discovered </w:t>
+      </w:r>
+      <w:r>
+        <w:t xml:space="preserve">you have </w:t>
+      </w:r>
+      <w:r>
+        <w:t xml:space="preserve">pink </w:t>
+      </w:r>
+      <w:r>
+        <w:t>friends</w:t>
+      </w:r>
+      <w:r>
+        <w:t>,” Fineous said. “We now have group passive healing.”</w:t>
+      </w:r>
+    </w:p>
+    <w:p>
+      <w:r>
+        <w:t>“But it’s not much,” Rose objected.</w:t>
+      </w:r>
+    </w:p>
+    <w:p>
+      <w:r>
+        <w:t>“Don’t underestimate yourself,” Aragon said. “We can do so much more because of you.”</w:t>
+      </w:r>
+    </w:p>
+    <w:p>
+      <w:r>
+        <w:t>“Speaking of more, I can’t wait to taste your cooking,” Fineous said with a grin.</w:t>
+      </w:r>
+    </w:p>
+    <w:p>
+      <w:r>
+        <w:t>“Do you think of anything other than eating?” Rose asked with a laugh.</w:t>
+      </w:r>
+    </w:p>
+    <w:p>
+      <w:r>
+        <w:t>“Food, food, glorious food</w:t>
+      </w:r>
+      <w:r>
+        <w:t xml:space="preserve">, </w:t>
+      </w:r>
+      <w:r>
+        <w:t>mouth-watering</w:t>
+      </w:r>
+      <w:r>
+        <w:t xml:space="preserve"> dinner</w:t>
+      </w:r>
+      <w:r>
+        <w:t>,” Fineous sang. “Speaking of which, we need to hurry, or all the food will be gone.”</w:t>
+      </w:r>
+    </w:p>
+    <w:p>
+      <w:r>
+        <w:t>The group arrived and Fineous loaded up with food.</w:t>
+      </w:r>
+    </w:p>
+    <w:p>
+      <w:r>
+        <w:t>When they sat down, Aragon asked, “How can yo</w:t>
+      </w:r>
+      <w:r>
+        <w:t>u keep track of all that stuff? Mine seems simpler</w:t>
+      </w:r>
+      <w:r>
+        <w:t xml:space="preserve">, </w:t>
+      </w:r>
+      <w:r>
+        <w:t>but still I struggle</w:t>
+      </w:r>
+      <w:r>
+        <w:t>. It’s getting worse as my inventory expands.”</w:t>
+      </w:r>
+    </w:p>
+    <w:p>
+      <w:r>
+        <w:t xml:space="preserve">“I don’t need to,” Fineous said. “My space keeps track of everything. </w:t>
+      </w:r>
+      <w:r>
+        <w:t>It’s like everything is in neat folders that self-organize</w:t>
+      </w:r>
+      <w:r>
+        <w:t>. I get what I need when I need it.”</w:t>
+      </w:r>
+    </w:p>
+    <w:p>
+      <w:r>
+        <w:t>“So what’s next?” Aragon asked.</w:t>
+      </w:r>
+    </w:p>
+    <w:p>
+      <w:r>
+        <w:lastRenderedPageBreak/>
+        <w:t>“Let’s finish dinner and then go shopping</w:t>
+      </w:r>
+      <w:r>
+        <w:t>,” Fineous said. For emphasis, Fineous poked a finger through a hole.</w:t>
+      </w:r>
+    </w:p>
+    <w:p>
+      <w:r>
+        <w:t xml:space="preserve">Meal finished, Fineous asked, </w:t>
+      </w:r>
+      <w:r>
+        <w:t xml:space="preserve">“By the way, where is </w:t>
+      </w:r>
+      <w:r>
+        <w:t>the bazaar</w:t>
+      </w:r>
+      <w:r>
+        <w:t>?”</w:t>
+      </w:r>
+    </w:p>
+    <w:p>
+      <w:r>
+        <w:t>“This way,” Rose said and grabbed Fineous by the arm.</w:t>
+      </w:r>
+    </w:p>
+    <w:p>
+      <w:r>
+        <w:t xml:space="preserve">They travelled down a long corridor and Fineous found himself in a large indoor area set up with boots like a flea market. Each stall </w:t>
+      </w:r>
+      <w:r>
+        <w:t xml:space="preserve">in the bazaar </w:t>
+      </w:r>
+      <w:r>
+        <w:t>was selling something exciting.</w:t>
+      </w:r>
+    </w:p>
+    <w:p>
+      <w:r>
+        <w:t>Fineous pointed at a clock on the wall and said, “</w:t>
+      </w:r>
+      <w:r>
+        <w:t>It’s a little past 5:30. Let’s meet here in half an hour.”</w:t>
+      </w:r>
+    </w:p>
+    <w:p>
+      <w:r>
+        <w:t xml:space="preserve">“Make that </w:t>
+      </w:r>
+      <w:r>
+        <w:t>an hour</w:t>
+      </w:r>
+      <w:r>
+        <w:t>,” Erza said. “Shopping should be enjoyed at leisure.”</w:t>
+      </w:r>
+    </w:p>
+    <w:p>
+      <w:r>
+        <w:t>“Can I come with you?” Rose asked.</w:t>
+      </w:r>
+    </w:p>
+    <w:p>
+      <w:r>
+        <w:t>“If you want,” Fineous replied. “I’m just looking at all the booths.”</w:t>
+      </w:r>
+    </w:p>
+    <w:p>
+      <w:r>
+        <w:t xml:space="preserve">The first booth sold lady’s clothes. The next was </w:t>
+      </w:r>
+      <w:r>
+        <w:t xml:space="preserve">battle </w:t>
+      </w:r>
+      <w:r>
+        <w:t>knives. Fineous looked at the prices and passed on.</w:t>
+      </w:r>
+    </w:p>
+    <w:p>
+      <w:r>
+        <w:t>The third was armor. Again the armor was too expensive.</w:t>
+      </w:r>
+    </w:p>
+    <w:p>
+      <w:r>
+        <w:t>On and on they walked and finally something grabbed Fineous’ attention.</w:t>
+      </w:r>
+      <w:r>
+        <w:t xml:space="preserve"> It was a household </w:t>
+      </w:r>
+      <w:r>
+        <w:t>wares</w:t>
+      </w:r>
+      <w:r>
+        <w:t xml:space="preserve"> shop.</w:t>
+      </w:r>
+    </w:p>
+    <w:p>
+      <w:r>
+        <w:t>The costs were reasonable</w:t>
+      </w:r>
+      <w:r>
+        <w:t xml:space="preserve"> so he stepped in</w:t>
+      </w:r>
+      <w:r>
+        <w:t>. Apparently only adventurer equipment was expensive.</w:t>
+      </w:r>
+    </w:p>
+    <w:p>
+      <w:r>
+        <w:t>“Rose, I want to buy a set of plates, cutlery, c</w:t>
+      </w:r>
+      <w:r>
+        <w:t>u</w:t>
+      </w:r>
+      <w:r>
+        <w:t>ps, straws and napkins. Plus cleaning stuff,” Fineous said. “</w:t>
+      </w:r>
+      <w:r>
+        <w:t>I need your help</w:t>
+      </w:r>
+      <w:r>
+        <w:t>.”</w:t>
+      </w:r>
+    </w:p>
+    <w:p>
+      <w:r>
+        <w:t xml:space="preserve">The next purchase </w:t>
+      </w:r>
+      <w:r>
+        <w:t>was two</w:t>
+      </w:r>
+      <w:r>
+        <w:t xml:space="preserve"> simple notebook</w:t>
       </w:r>
       <w:r>
         <w:t>s</w:t>
       </w:r>
       <w:r>
-        <w:t xml:space="preserve"> were </w:t>
-      </w:r>
-      <w:r>
-        <w:t xml:space="preserve">using their brains. </w:t>
-      </w:r>
-      <w:r>
-        <w:t>Smiling, Fineous continued fighting. “I hope you all like chicken, because I’m collecting quite a bit.”</w:t>
-      </w:r>
-    </w:p>
-    <w:p>
-      <w:r>
-        <w:t>Finally the wave ended and Rose said, “I’m starting to have fun.”</w:t>
-      </w:r>
-      <w:r>
-        <w:t xml:space="preserve"> She knew she was contributing.</w:t>
-      </w:r>
-    </w:p>
-    <w:p>
-      <w:r>
-        <w:t>A moment later everyone started clapping, to Rose’s embarrassment.</w:t>
-      </w:r>
-    </w:p>
-    <w:p>
-      <w:r>
-        <w:t xml:space="preserve">“I </w:t>
-      </w:r>
-      <w:r>
-        <w:t>now have around</w:t>
-      </w:r>
-      <w:r>
-        <w:t xml:space="preserve"> </w:t>
-      </w:r>
-      <w:r>
-        <w:t>127</w:t>
-      </w:r>
-      <w:r>
-        <w:t xml:space="preserve"> silver,” Fineous said. “I need new clothes. Mine are almost completely shredded.”</w:t>
-      </w:r>
-    </w:p>
-    <w:p>
-      <w:r>
-        <w:t>They arrived at the main building without incident and entered.</w:t>
-      </w:r>
-    </w:p>
-    <w:p>
-      <w:r>
-        <w:t>“I see we aren’t the only ones with shredded clothes,” Demonbane said.</w:t>
+        <w:t xml:space="preserve"> and </w:t>
+      </w:r>
+      <w:r>
+        <w:t xml:space="preserve">a </w:t>
+      </w:r>
+      <w:r>
+        <w:t>writing instrument.</w:t>
+      </w:r>
+    </w:p>
+    <w:p>
+      <w:r>
+        <w:t xml:space="preserve">After that </w:t>
+      </w:r>
+      <w:r>
+        <w:t xml:space="preserve">Fineous bought a hat that resembled a </w:t>
+      </w:r>
+      <w:r>
+        <w:t>fedora</w:t>
+      </w:r>
+      <w:r>
+        <w:t>.</w:t>
+      </w:r>
+    </w:p>
+    <w:p>
+      <w:r>
+        <w:lastRenderedPageBreak/>
+        <w:t>The final purchase was chewing gum. Fineous spent the last of his silver buying several packs.</w:t>
+      </w:r>
+    </w:p>
+    <w:p>
+      <w:r>
+        <w:t>With only pocket change left, they just window shopped</w:t>
+      </w:r>
+      <w:r>
+        <w:t>.</w:t>
+      </w:r>
+    </w:p>
+    <w:p>
+      <w:r>
+        <w:t>Finally they met and Erza said, “Nice hat.”</w:t>
+      </w:r>
+    </w:p>
+    <w:p>
+      <w:r>
+        <w:t>“Why thank you my lady,” Fineous said. He took off his hat and waved it in a bow.</w:t>
+      </w:r>
+    </w:p>
+    <w:p>
+      <w:r>
+        <w:t>“People are staring,” Erza complained, embarrassed.</w:t>
+      </w:r>
+    </w:p>
+    <w:p>
+      <w:r>
+        <w:t xml:space="preserve">“Let them stare,” Fineous </w:t>
+      </w:r>
+      <w:r>
+        <w:t>declared</w:t>
+      </w:r>
+      <w:r>
+        <w:t xml:space="preserve">. “They should know </w:t>
+      </w:r>
+      <w:r>
+        <w:t xml:space="preserve">of </w:t>
+      </w:r>
+      <w:r>
+        <w:t xml:space="preserve">us as a fun-loving </w:t>
+      </w:r>
+      <w:r>
+        <w:t>group</w:t>
+      </w:r>
+      <w:r>
+        <w:t xml:space="preserve"> of adventurers. </w:t>
+      </w:r>
+      <w:r>
+        <w:t>I can’t wait to hunt again. I only have a few coppers.”</w:t>
+      </w:r>
+    </w:p>
+    <w:p>
+      <w:r>
+        <w:t xml:space="preserve">“Yes,” Demonbane </w:t>
+      </w:r>
+      <w:r>
+        <w:t>agreed</w:t>
+      </w:r>
+      <w:r>
+        <w:t>. “In this world and the previous, a coppe</w:t>
+      </w:r>
+      <w:r>
+        <w:t>r is almost completely useless.</w:t>
+      </w:r>
+      <w:r>
+        <w:t>”</w:t>
       </w:r>
     </w:p>
     <w:p>
@@ -13028,24 +13463,52 @@
         <w:t>“</w:t>
       </w:r>
       <w:r>
-        <w:t>A</w:t>
-      </w:r>
-      <w:r>
-        <w:t xml:space="preserve"> surprising number of people have their starter clothes</w:t>
-      </w:r>
-      <w:r>
-        <w:t>,” Erza said. “And they are undamaged.”</w:t>
-      </w:r>
-    </w:p>
-    <w:p>
-      <w:r>
-        <w:t xml:space="preserve">“My clothes are undamaged,” Rose </w:t>
-      </w:r>
-      <w:r>
-        <w:t xml:space="preserve">said in </w:t>
-      </w:r>
-      <w:r>
-        <w:t>embarrassment</w:t>
+        <w:t>I</w:t>
+      </w:r>
+      <w:r>
+        <w:t xml:space="preserve">t’s </w:t>
+      </w:r>
+      <w:r>
+        <w:t>6</w:t>
+      </w:r>
+      <w:r>
+        <w:t>:</w:t>
+      </w:r>
+      <w:r>
+        <w:t>3</w:t>
+      </w:r>
+      <w:r>
+        <w:t xml:space="preserve">0PM,” Fineous said. “I need to do some training. We can resume hunting </w:t>
+      </w:r>
+      <w:r>
+        <w:t>tomorrow</w:t>
+      </w:r>
+      <w:r>
+        <w:t>.”</w:t>
+      </w:r>
+    </w:p>
+    <w:p>
+      <w:r>
+        <w:t>“You’ll go weather I come or not, won’t you?” Rose asked.</w:t>
+      </w:r>
+    </w:p>
+    <w:p>
+      <w:r>
+        <w:t xml:space="preserve">“We </w:t>
+      </w:r>
+      <w:r>
+        <w:t>won</w:t>
+      </w:r>
+      <w:r>
+        <w:t>’t force you,” Aragon said. “You said you didn’t want to be an adventurer.”</w:t>
+      </w:r>
+    </w:p>
+    <w:p>
+      <w:r>
+        <w:t xml:space="preserve">“But who will heal you?” Rose </w:t>
+      </w:r>
+      <w:r>
+        <w:t>demanded angrily</w:t>
       </w:r>
       <w:r>
         <w:t>.</w:t>
@@ -13053,271 +13516,88 @@
     </w:p>
     <w:p>
       <w:r>
-        <w:t>“You’re different,” Erza said. “You’re our healer. Healers are never expected to fight.</w:t>
-      </w:r>
-      <w:r>
-        <w:t xml:space="preserve"> More importantly, you have new clothes you looted.</w:t>
-      </w:r>
-      <w:r>
-        <w:t>”</w:t>
-      </w:r>
-    </w:p>
-    <w:p>
-      <w:r>
-        <w:t>“And your spirits kick ass,” Demonbane added.</w:t>
-      </w:r>
-    </w:p>
-    <w:p>
-      <w:r>
-        <w:t xml:space="preserve">“I recently discovered </w:t>
-      </w:r>
-      <w:r>
-        <w:t xml:space="preserve">you have </w:t>
-      </w:r>
-      <w:r>
-        <w:t xml:space="preserve">pink </w:t>
-      </w:r>
-      <w:r>
-        <w:t>friends</w:t>
-      </w:r>
-      <w:r>
-        <w:t>,” Fineous said. “We now have group passive healing.”</w:t>
+        <w:t>“We will make do,” Demonbane said</w:t>
+      </w:r>
+      <w:r>
+        <w:t xml:space="preserve"> stoically</w:t>
+      </w:r>
+      <w:r>
+        <w:t>. “We are men after all.”</w:t>
+      </w:r>
+    </w:p>
+    <w:p>
+      <w:r>
+        <w:t xml:space="preserve">“Speak for yourself,” Erza </w:t>
+      </w:r>
+      <w:r>
+        <w:t>scolded</w:t>
+      </w:r>
+      <w:r>
+        <w:t>.</w:t>
+      </w:r>
+    </w:p>
+    <w:p>
+      <w:r>
+        <w:t>“No,” Rose</w:t>
+      </w:r>
+      <w:r>
+        <w:t xml:space="preserve"> declared</w:t>
+      </w:r>
+      <w:r>
+        <w:t>. “I can’t bear to see you get hurt.”</w:t>
+      </w:r>
+    </w:p>
+    <w:p>
+      <w:r>
+        <w:t>“Sleep on it and tell us your decision when you are ready,” Fineous said.</w:t>
+      </w:r>
+    </w:p>
+    <w:p>
+      <w:r>
+        <w:t xml:space="preserve">“Okay,” Rose </w:t>
+      </w:r>
+      <w:r>
+        <w:t>agreed</w:t>
+      </w:r>
+      <w:r>
+        <w:t xml:space="preserve"> reluctantly</w:t>
+      </w:r>
+      <w:r>
+        <w:t>.</w:t>
       </w:r>
     </w:p>
     <w:p>
       <w:r>
         <w:lastRenderedPageBreak/>
-        <w:t>“But it’s not much,” Rose objected.</w:t>
-      </w:r>
-    </w:p>
-    <w:p>
-      <w:r>
-        <w:t>“Don’t underestimate yourself,” Aragon said. “We can do so much more because of you.”</w:t>
-      </w:r>
-    </w:p>
-    <w:p>
-      <w:r>
-        <w:t>“Speaking of more, I can’t wait to taste your cooking,” Fineous said with a grin.</w:t>
-      </w:r>
-    </w:p>
-    <w:p>
-      <w:r>
-        <w:t>“Do you think of anything other than eating?” Rose asked with a laugh.</w:t>
-      </w:r>
-    </w:p>
-    <w:p>
-      <w:r>
-        <w:t>“Food, food, glorious food</w:t>
-      </w:r>
-      <w:r>
-        <w:t xml:space="preserve">, </w:t>
-      </w:r>
-      <w:r>
-        <w:t>mouth-watering</w:t>
-      </w:r>
-      <w:r>
-        <w:t xml:space="preserve"> dinner</w:t>
-      </w:r>
-      <w:r>
-        <w:t>,” Fineous sang. “Speaking of which, we need to hurry, or all the food will be gone.”</w:t>
-      </w:r>
-    </w:p>
-    <w:p>
-      <w:r>
-        <w:t>The group arrived and Fineous loaded up with food.</w:t>
-      </w:r>
-    </w:p>
-    <w:p>
-      <w:r>
-        <w:t>When they sat down, Aragon asked, “How can yo</w:t>
-      </w:r>
-      <w:r>
-        <w:t>u keep track of all that stuff? Mine seems simpler</w:t>
-      </w:r>
-      <w:r>
-        <w:t xml:space="preserve">, </w:t>
-      </w:r>
-      <w:r>
-        <w:t>but still I struggle</w:t>
-      </w:r>
-      <w:r>
-        <w:t>.”</w:t>
-      </w:r>
-    </w:p>
-    <w:p>
-      <w:r>
-        <w:t xml:space="preserve">“I don’t need to,” Fineous said. “My space keeps track of everything. </w:t>
-      </w:r>
-      <w:r>
-        <w:t>It’s like everything is in neat folders that self-organize</w:t>
-      </w:r>
-      <w:r>
-        <w:t>. I get what I need when I need it.”</w:t>
-      </w:r>
-    </w:p>
-    <w:p>
-      <w:r>
-        <w:t>“So what’s next?” Aragon asked.</w:t>
-      </w:r>
-    </w:p>
-    <w:p>
-      <w:r>
-        <w:t>“Let’s finish dinner and then go shopping</w:t>
-      </w:r>
-      <w:r>
-        <w:t>,” Fineous said. For emphasis, Fineous poked a finger through a hole.</w:t>
-      </w:r>
-    </w:p>
-    <w:p>
-      <w:r>
-        <w:t xml:space="preserve">Meal finished, Fineous asked, </w:t>
-      </w:r>
-      <w:r>
-        <w:t xml:space="preserve">“By the way, where is </w:t>
-      </w:r>
-      <w:r>
-        <w:t>the bazaar</w:t>
-      </w:r>
-      <w:r>
-        <w:t>?”</w:t>
-      </w:r>
-    </w:p>
-    <w:p>
-      <w:r>
-        <w:t>“This way,” Rose said and grabbed Fineous by the arm.</w:t>
-      </w:r>
-    </w:p>
-    <w:p>
-      <w:r>
-        <w:t xml:space="preserve">They travelled down a long corridor and Fineous found himself in a large indoor area set up with boots like a flea market. Each stall </w:t>
-      </w:r>
-      <w:r>
-        <w:t xml:space="preserve">in the bazaar </w:t>
-      </w:r>
-      <w:r>
-        <w:t>was selling something exciting.</w:t>
-      </w:r>
-    </w:p>
-    <w:p>
-      <w:r>
-        <w:t>Fineous pointed at a clock on the wall and said, “</w:t>
-      </w:r>
-      <w:r>
-        <w:t>It’s a little past 5:30. Let’s meet here in half an hour.”</w:t>
-      </w:r>
-    </w:p>
-    <w:p>
-      <w:r>
-        <w:lastRenderedPageBreak/>
-        <w:t xml:space="preserve">“Make that </w:t>
-      </w:r>
-      <w:r>
-        <w:t>an hour</w:t>
-      </w:r>
-      <w:r>
-        <w:t>,” Erza said. “Shopping should be enjoyed at leisure.”</w:t>
-      </w:r>
-    </w:p>
-    <w:p>
-      <w:r>
-        <w:t>“Can I come with you?” Rose asked.</w:t>
-      </w:r>
-    </w:p>
-    <w:p>
-      <w:r>
-        <w:t>“If you want,” Fineous replied. “I’m just looking at all the booths.”</w:t>
-      </w:r>
-    </w:p>
-    <w:p>
-      <w:r>
-        <w:t xml:space="preserve">The first booth sold lady’s clothes. The next was </w:t>
-      </w:r>
-      <w:r>
-        <w:t xml:space="preserve">battle </w:t>
-      </w:r>
-      <w:r>
-        <w:t>knives. Fineous looked at the prices and passed on.</w:t>
-      </w:r>
-    </w:p>
-    <w:p>
-      <w:r>
-        <w:t>The third was armor. Again the armor was too expensive.</w:t>
-      </w:r>
-    </w:p>
-    <w:p>
-      <w:r>
-        <w:t>On and on they walked and finally something grabbed Fineous’ attention.</w:t>
-      </w:r>
-      <w:r>
-        <w:t xml:space="preserve"> It was a household </w:t>
-      </w:r>
-      <w:r>
-        <w:t>wares</w:t>
-      </w:r>
-      <w:r>
-        <w:t xml:space="preserve"> shop.</w:t>
-      </w:r>
-    </w:p>
-    <w:p>
-      <w:r>
-        <w:t>The costs were reasonable</w:t>
-      </w:r>
-      <w:r>
-        <w:t xml:space="preserve"> so he stepped in</w:t>
-      </w:r>
-      <w:r>
-        <w:t>. Apparently only adventurer equipment was expensive.</w:t>
-      </w:r>
-    </w:p>
-    <w:p>
-      <w:r>
-        <w:t>“Rose, I want to buy a set of plates, cutlery, c</w:t>
-      </w:r>
-      <w:r>
-        <w:t>u</w:t>
-      </w:r>
-      <w:r>
-        <w:t>ps, straws and napkins. Plus cleaning stuff,” Fineous said. “</w:t>
-      </w:r>
-      <w:r>
-        <w:t>I need your help</w:t>
-      </w:r>
-      <w:r>
-        <w:t>.”</w:t>
-      </w:r>
-    </w:p>
-    <w:p>
-      <w:r>
-        <w:t xml:space="preserve">The next purchase </w:t>
-      </w:r>
-      <w:r>
-        <w:t>was two</w:t>
-      </w:r>
-      <w:r>
-        <w:t xml:space="preserve"> simple notebook</w:t>
-      </w:r>
-      <w:r>
-        <w:t>s</w:t>
-      </w:r>
-      <w:r>
-        <w:t xml:space="preserve"> and </w:t>
-      </w:r>
-      <w:r>
-        <w:t xml:space="preserve">a </w:t>
-      </w:r>
-      <w:r>
-        <w:t>writing instrument.</w:t>
-      </w:r>
-    </w:p>
-    <w:p>
-      <w:r>
-        <w:t xml:space="preserve">After that </w:t>
-      </w:r>
-      <w:r>
-        <w:t xml:space="preserve">Fineous bought a hat that resembled a </w:t>
-      </w:r>
-      <w:r>
-        <w:t>fedora</w:t>
+        <w:t>“</w:t>
+      </w:r>
+      <w:r>
+        <w:t xml:space="preserve">Endol said </w:t>
+      </w:r>
+      <w:r>
+        <w:t xml:space="preserve">it </w:t>
+      </w:r>
+      <w:r>
+        <w:t xml:space="preserve">will take </w:t>
+      </w:r>
+      <w:r>
+        <w:t>a month</w:t>
+      </w:r>
+      <w:r>
+        <w:t xml:space="preserve"> to reach Rank-E. I can’t wait to make him eat his words,” Fineous said.</w:t>
+      </w:r>
+    </w:p>
+    <w:p>
+      <w:r>
+        <w:t>“Sounds like a plan,” Aragon said with a grin.</w:t>
+      </w:r>
+    </w:p>
+    <w:p>
+      <w:r>
+        <w:t xml:space="preserve">“It’s the path of manliness,” Demonbane </w:t>
+      </w:r>
+      <w:r>
+        <w:t>agreed</w:t>
       </w:r>
       <w:r>
         <w:t>.</w:t>
@@ -13325,222 +13605,6 @@
     </w:p>
     <w:p>
       <w:r>
-        <w:t>The final purchase was chewing gum. Fineous spent the last of his silver buying several packs.</w:t>
-      </w:r>
-    </w:p>
-    <w:p>
-      <w:r>
-        <w:t>With only pocket change left, they just window shopped</w:t>
-      </w:r>
-      <w:r>
-        <w:t>.</w:t>
-      </w:r>
-    </w:p>
-    <w:p>
-      <w:r>
-        <w:t>Finally they met and Erza said, “Nice hat.”</w:t>
-      </w:r>
-    </w:p>
-    <w:p>
-      <w:r>
-        <w:t>“Why thank you my lady,” Fineous said. He took off his hat and waved it in a bow.</w:t>
-      </w:r>
-    </w:p>
-    <w:p>
-      <w:r>
-        <w:t>“People are staring,” Erza complained, embarrassed.</w:t>
-      </w:r>
-    </w:p>
-    <w:p>
-      <w:r>
-        <w:lastRenderedPageBreak/>
-        <w:t xml:space="preserve">“Let them stare,” Fineous </w:t>
-      </w:r>
-      <w:r>
-        <w:t>declared</w:t>
-      </w:r>
-      <w:r>
-        <w:t xml:space="preserve">. “They should know </w:t>
-      </w:r>
-      <w:r>
-        <w:t xml:space="preserve">of </w:t>
-      </w:r>
-      <w:r>
-        <w:t xml:space="preserve">us as a fun-loving </w:t>
-      </w:r>
-      <w:r>
-        <w:t>group</w:t>
-      </w:r>
-      <w:r>
-        <w:t xml:space="preserve"> of adventurers. </w:t>
-      </w:r>
-      <w:r>
-        <w:t>I can’t wait to hunt again. I only have a few coppers.”</w:t>
-      </w:r>
-    </w:p>
-    <w:p>
-      <w:r>
-        <w:t xml:space="preserve">“Yes,” Demonbane </w:t>
-      </w:r>
-      <w:r>
-        <w:t>agreed</w:t>
-      </w:r>
-      <w:r>
-        <w:t>. “In this world and the previous, a coppe</w:t>
-      </w:r>
-      <w:r>
-        <w:t>r is almost completely useless.</w:t>
-      </w:r>
-      <w:r>
-        <w:t>”</w:t>
-      </w:r>
-    </w:p>
-    <w:p>
-      <w:r>
-        <w:t>“</w:t>
-      </w:r>
-      <w:r>
-        <w:t>I</w:t>
-      </w:r>
-      <w:r>
-        <w:t xml:space="preserve">t’s </w:t>
-      </w:r>
-      <w:r>
-        <w:t>6</w:t>
-      </w:r>
-      <w:r>
-        <w:t>:</w:t>
-      </w:r>
-      <w:r>
-        <w:t>3</w:t>
-      </w:r>
-      <w:r>
-        <w:t xml:space="preserve">0PM,” Fineous said. “I need to do some training. We can resume hunting </w:t>
-      </w:r>
-      <w:r>
-        <w:t>tomorrow</w:t>
-      </w:r>
-      <w:r>
-        <w:t>.”</w:t>
-      </w:r>
-    </w:p>
-    <w:p>
-      <w:r>
-        <w:t>“You’ll go weather I come or not, won’t you?” Rose asked.</w:t>
-      </w:r>
-    </w:p>
-    <w:p>
-      <w:r>
-        <w:t xml:space="preserve">“We </w:t>
-      </w:r>
-      <w:r>
-        <w:t>won</w:t>
-      </w:r>
-      <w:r>
-        <w:t>’t force you,” Aragon said. “You said you didn’t want to be an adventurer.”</w:t>
-      </w:r>
-    </w:p>
-    <w:p>
-      <w:r>
-        <w:t xml:space="preserve">“But who will heal you?” Rose </w:t>
-      </w:r>
-      <w:r>
-        <w:t>demanded angrily</w:t>
-      </w:r>
-      <w:r>
-        <w:t>.</w:t>
-      </w:r>
-    </w:p>
-    <w:p>
-      <w:r>
-        <w:t>“We will make do,” Demonbane said</w:t>
-      </w:r>
-      <w:r>
-        <w:t xml:space="preserve"> stoically</w:t>
-      </w:r>
-      <w:r>
-        <w:t>. “We are men after all.”</w:t>
-      </w:r>
-    </w:p>
-    <w:p>
-      <w:r>
-        <w:t xml:space="preserve">“Speak for yourself,” Erza </w:t>
-      </w:r>
-      <w:r>
-        <w:t>scolded</w:t>
-      </w:r>
-      <w:r>
-        <w:t>.</w:t>
-      </w:r>
-    </w:p>
-    <w:p>
-      <w:r>
-        <w:t>“No,” Rose</w:t>
-      </w:r>
-      <w:r>
-        <w:t xml:space="preserve"> declared</w:t>
-      </w:r>
-      <w:r>
-        <w:t>. “I can’t bear to see you get hurt.”</w:t>
-      </w:r>
-    </w:p>
-    <w:p>
-      <w:r>
-        <w:t>“Sleep on it and tell us your decision when you are ready,” Fineous said.</w:t>
-      </w:r>
-    </w:p>
-    <w:p>
-      <w:r>
-        <w:t xml:space="preserve">“Okay,” Rose </w:t>
-      </w:r>
-      <w:r>
-        <w:t>agreed</w:t>
-      </w:r>
-      <w:r>
-        <w:t xml:space="preserve"> reluctantly</w:t>
-      </w:r>
-      <w:r>
-        <w:t>.</w:t>
-      </w:r>
-    </w:p>
-    <w:p>
-      <w:r>
-        <w:t>“</w:t>
-      </w:r>
-      <w:r>
-        <w:t xml:space="preserve">Endol said </w:t>
-      </w:r>
-      <w:r>
-        <w:t xml:space="preserve">it </w:t>
-      </w:r>
-      <w:r>
-        <w:t xml:space="preserve">will take </w:t>
-      </w:r>
-      <w:r>
-        <w:t>a month</w:t>
-      </w:r>
-      <w:r>
-        <w:t xml:space="preserve"> to reach Rank-E. I can’t wait to make him eat his words,” Fineous said.</w:t>
-      </w:r>
-    </w:p>
-    <w:p>
-      <w:r>
-        <w:t>“Sounds like a plan,” Aragon said with a grin.</w:t>
-      </w:r>
-    </w:p>
-    <w:p>
-      <w:r>
-        <w:t xml:space="preserve">“It’s the path of manliness,” Demonbane </w:t>
-      </w:r>
-      <w:r>
-        <w:t>agreed</w:t>
-      </w:r>
-      <w:r>
-        <w:t>.</w:t>
-      </w:r>
-    </w:p>
-    <w:p>
-      <w:r>
         <w:t>“Womanliness,” Erza corrected.</w:t>
       </w:r>
     </w:p>
@@ -13557,7 +13621,6 @@
     </w:p>
     <w:p>
       <w:r>
-        <w:lastRenderedPageBreak/>
         <w:t>Fineous went to the stream and spent quality time stretching his space with rocks and water</w:t>
       </w:r>
       <w:r>
@@ -13680,6 +13743,7 @@
         <w:jc w:val="left"/>
       </w:pPr>
       <w:r>
+        <w:lastRenderedPageBreak/>
         <w:t>Mind</w:t>
       </w:r>
       <w:r>
@@ -13807,86 +13871,101 @@
     </w:p>
     <w:p>
       <w:r>
+        <w:t>“So my ranking is the average of all abilities,</w:t>
+      </w:r>
+      <w:r>
+        <w:t xml:space="preserve"> rounded down,</w:t>
+      </w:r>
+      <w:r>
+        <w:t>” Fineous said aloud.</w:t>
+      </w:r>
+      <w:r>
+        <w:t xml:space="preserve"> “And my luck is highest.</w:t>
+      </w:r>
+      <w:r>
+        <w:t xml:space="preserve"> That makes sense, even if nonsense. Then again, nothing here makes sense.”</w:t>
+      </w:r>
+    </w:p>
+    <w:p>
+      <w:r>
+        <w:t xml:space="preserve">Fineous was then interrupted by an approaching monster. It was </w:t>
+      </w:r>
+      <w:r>
+        <w:t>an</w:t>
+      </w:r>
+      <w:r>
+        <w:t xml:space="preserve"> F-4 slime.</w:t>
+      </w:r>
+    </w:p>
+    <w:p>
+      <w:r>
+        <w:t>How do you fight slimes? One way was fire. The other way was breaking their cores.</w:t>
+      </w:r>
+    </w:p>
+    <w:p>
+      <w:r>
+        <w:t>Fineous looked but found none. Not sure what to do, Fineous squired the slime with water.</w:t>
+      </w:r>
+      <w:r>
+        <w:t xml:space="preserve"> That did nothing so he stepped on it.</w:t>
+      </w:r>
+    </w:p>
+    <w:p>
+      <w:r>
+        <w:t>That did the trick. Unfortunately the stupid slime melted his boot before disintegrating.</w:t>
+      </w:r>
+    </w:p>
+    <w:p>
+      <w:r>
+        <w:t xml:space="preserve">Cursing, Fineous </w:t>
+      </w:r>
+      <w:r>
+        <w:t>looked for</w:t>
+      </w:r>
+      <w:r>
+        <w:t xml:space="preserve"> a better strategy. Oil… He would buy oil. With a lighter, he could make a flame thrower.</w:t>
+      </w:r>
+    </w:p>
+    <w:p>
+      <w:r>
+        <w:t>More monsters arrived.</w:t>
+      </w:r>
+    </w:p>
+    <w:p>
+      <w:r>
+        <w:t xml:space="preserve">Fineous fought for another </w:t>
+      </w:r>
+      <w:r>
+        <w:t>3</w:t>
+      </w:r>
+      <w:r>
+        <w:t xml:space="preserve">0 minutes, until he discovered he had around </w:t>
+      </w:r>
+      <w:r>
+        <w:t>3</w:t>
+      </w:r>
+      <w:r>
+        <w:t xml:space="preserve"> gold.</w:t>
+      </w:r>
+    </w:p>
+    <w:p>
+      <w:r>
+        <w:t>“That’s enough for the night,” Fineous said and returned to reality.</w:t>
+      </w:r>
+    </w:p>
+    <w:p>
+      <w:r>
+        <w:t>Fineous</w:t>
+      </w:r>
+      <w:r>
+        <w:t xml:space="preserve"> momentarily marveled at how much more effective hunting was in the Shadow Realm than ou</w:t>
+      </w:r>
+      <w:r>
+        <w:t xml:space="preserve">tside. The last monster was F-8 and </w:t>
+      </w:r>
+      <w:r>
         <w:lastRenderedPageBreak/>
-        <w:t>“So my ranking is the average of all abilities,</w:t>
-      </w:r>
-      <w:r>
-        <w:t xml:space="preserve"> rounded down,</w:t>
-      </w:r>
-      <w:r>
-        <w:t>” Fineous said aloud.</w:t>
-      </w:r>
-      <w:r>
-        <w:t xml:space="preserve"> “And my luck is highest.</w:t>
-      </w:r>
-      <w:r>
-        <w:t xml:space="preserve"> That makes sense, even if nonsense. Then again, nothing here makes sense.”</w:t>
-      </w:r>
-    </w:p>
-    <w:p>
-      <w:r>
-        <w:t xml:space="preserve">Fineous was then interrupted by an approaching monster. It was </w:t>
-      </w:r>
-      <w:r>
-        <w:t>an</w:t>
-      </w:r>
-      <w:r>
-        <w:t xml:space="preserve"> F-4 slime.</w:t>
-      </w:r>
-    </w:p>
-    <w:p>
-      <w:r>
-        <w:t>How do you fight slimes? One way was fire. The other way was breaking their cores.</w:t>
-      </w:r>
-    </w:p>
-    <w:p>
-      <w:r>
-        <w:t>Fineous looked but found none. Not sure what to do, Fineous squired the slime with water.</w:t>
-      </w:r>
-      <w:r>
-        <w:t xml:space="preserve"> That did nothing so he stepped on it.</w:t>
-      </w:r>
-    </w:p>
-    <w:p>
-      <w:r>
-        <w:t>That did the trick. Unfortunately the stupid slime melted his boot before disintegrating.</w:t>
-      </w:r>
-    </w:p>
-    <w:p>
-      <w:r>
-        <w:t xml:space="preserve">Cursing, Fineous </w:t>
-      </w:r>
-      <w:r>
-        <w:t>looked for</w:t>
-      </w:r>
-      <w:r>
-        <w:t xml:space="preserve"> a better strategy. Oil… He would buy oil. With a lighter, he could make a flame thrower.</w:t>
-      </w:r>
-    </w:p>
-    <w:p>
-      <w:r>
-        <w:t>More monsters arrived.</w:t>
-      </w:r>
-    </w:p>
-    <w:p>
-      <w:r>
-        <w:t>Fineous fought for another 10 minutes, until he discovered he had around 1 gold.</w:t>
-      </w:r>
-    </w:p>
-    <w:p>
-      <w:r>
-        <w:t>“That’s enough for the night,” Fineous said and returned to reality.</w:t>
-      </w:r>
-    </w:p>
-    <w:p>
-      <w:r>
-        <w:t>Fineous</w:t>
-      </w:r>
-      <w:r>
-        <w:t xml:space="preserve"> momentarily marveled at how much more effective hunting was in the Shadow Realm than ou</w:t>
-      </w:r>
-      <w:r>
-        <w:t>tside. The last monster was F-8 and in principle he could hunt in his own room. The drawback was there was no big brother there to save his bacon, in case of emergency.</w:t>
+        <w:t>in principle he could hunt in his own room. The drawback was there was no big brother there to save his bacon, in case of emergency.</w:t>
       </w:r>
     </w:p>
     <w:p>
@@ -13919,7 +13998,6 @@
     </w:p>
     <w:p>
       <w:r>
-        <w:lastRenderedPageBreak/>
         <w:t xml:space="preserve">Next stop was his </w:t>
       </w:r>
       <w:r>
@@ -14075,6 +14153,7 @@
     </w:p>
     <w:p>
       <w:r>
+        <w:lastRenderedPageBreak/>
         <w:t>“Yes, my lady,” Fineous said. “I can now do this.”</w:t>
       </w:r>
     </w:p>
@@ -14096,7 +14175,6 @@
     </w:p>
     <w:p>
       <w:r>
-        <w:lastRenderedPageBreak/>
         <w:t>Fineous took out his new notebook and wrote the glyph. Then he spoke it.</w:t>
       </w:r>
     </w:p>
@@ -14123,7 +14201,7 @@
         <w:t>“</w:t>
       </w:r>
       <w:r>
-        <w:t>24</w:t>
+        <w:t>56</w:t>
       </w:r>
       <w:r>
         <w:t>7</w:t>
@@ -14226,6 +14304,7 @@
     </w:p>
     <w:p>
       <w:r>
+        <w:lastRenderedPageBreak/>
         <w:t xml:space="preserve">Araldar spoke the phone </w:t>
       </w:r>
       <w:r>
@@ -14268,7 +14347,6 @@
         <w:pStyle w:val="StatusMessage"/>
       </w:pPr>
       <w:r>
-        <w:lastRenderedPageBreak/>
         <w:t>Internal Magic, Level E-3 (Overload)</w:t>
       </w:r>
     </w:p>
@@ -14553,6 +14631,11 @@
     </w:p>
     <w:p>
       <w:r>
+        <w:t>That was true. Fineous could feel himself absorb essence directly from the air.</w:t>
+      </w:r>
+    </w:p>
+    <w:p>
+      <w:r>
         <w:t xml:space="preserve">The party took a spot </w:t>
       </w:r>
       <w:r>
@@ -14564,6 +14647,29 @@
     </w:p>
     <w:p>
       <w:r>
+        <w:t>Fineous closed his eyes and focused on trying to accelerate the absorption of essence.</w:t>
+      </w:r>
+    </w:p>
+    <w:p>
+      <w:pPr>
+        <w:rPr>
+          <w:i/>
+        </w:rPr>
+      </w:pPr>
+      <w:r>
+        <w:rPr>
+          <w:i/>
+        </w:rPr>
+        <w:t>Breathe in, absorb essence. Breathe out, expel pollution.</w:t>
+      </w:r>
+    </w:p>
+    <w:p>
+      <w:r>
+        <w:t>Was it helping? Fineous didn’t know. However, it did give him some relief.</w:t>
+      </w:r>
+    </w:p>
+    <w:p>
+      <w:r>
         <w:t>“Where is everyone?” Aragon asked.</w:t>
       </w:r>
     </w:p>
@@ -14626,6 +14732,7 @@
         <w:pStyle w:val="Quote2"/>
       </w:pPr>
       <w:r>
+        <w:lastRenderedPageBreak/>
         <w:t xml:space="preserve">This </w:t>
       </w:r>
       <w:r>
@@ -14677,7 +14784,7 @@
         <w:t>Does that mean the mapping uses complex numbers?</w:t>
       </w:r>
       <w:r>
-        <w:t xml:space="preserve"> Fineous wondered.</w:t>
+        <w:t xml:space="preserve"> Fineous wondered as he focused on his breathing.</w:t>
       </w:r>
     </w:p>
     <w:p>
@@ -14701,8 +14808,172 @@
         <w:pStyle w:val="Quote2"/>
       </w:pPr>
       <w:r>
+        <w:t>The only difference is that everything is proportionally expanding. Also, the geography is different, so knowledge of your former world is useless.</w:t>
+      </w:r>
+    </w:p>
+    <w:p>
+      <w:pPr>
+        <w:pStyle w:val="Quote2"/>
+      </w:pPr>
+      <w:r>
+        <w:t>To the unanswered question, yes, it is possible to go to Earth. Eventually you might do so.</w:t>
+      </w:r>
+    </w:p>
+    <w:p>
+      <w:r>
+        <w:t>Harrison waited for the statement to sink in.</w:t>
+      </w:r>
+    </w:p>
+    <w:p>
+      <w:pPr>
+        <w:pStyle w:val="Quote2"/>
+      </w:pPr>
+      <w:r>
+        <w:t>For better or worse, all attachments to your former life will fade and disappear. Eventually the Earth will become foreign to you, and this world will become your home.</w:t>
+      </w:r>
+    </w:p>
+    <w:p>
+      <w:pPr>
+        <w:pStyle w:val="Quote2"/>
+      </w:pPr>
+      <w:r>
+        <w:t>Your former lives have ended. Accept it and make new friends and family here.</w:t>
+      </w:r>
+    </w:p>
+    <w:p>
+      <w:r>
+        <w:t>Again Harrison waited for that statement to sink in.</w:t>
+      </w:r>
+    </w:p>
+    <w:p>
+      <w:pPr>
+        <w:pStyle w:val="Quote2"/>
+      </w:pPr>
+      <w:r>
+        <w:t xml:space="preserve">Surrounding </w:t>
+      </w:r>
+      <w:r>
+        <w:t xml:space="preserve">Terrin is an area called the Onn Foothills. As you head away from Terrin the environment of the Foothills become harsher </w:t>
+      </w:r>
+      <w:r>
+        <w:t xml:space="preserve">and </w:t>
+      </w:r>
+      <w:r>
+        <w:t>the manna levels get higher.</w:t>
+      </w:r>
+    </w:p>
+    <w:p>
+      <w:pPr>
+        <w:pStyle w:val="Quote2"/>
+      </w:pPr>
+      <w:r>
+        <w:t>Eventually we reach the Onn Mountains proper. They are uninhabitable by mortal standards.</w:t>
+      </w:r>
+    </w:p>
+    <w:p>
+      <w:pPr>
+        <w:pStyle w:val="Quote2"/>
+      </w:pPr>
+      <w:r>
+        <w:t>A</w:t>
+      </w:r>
+      <w:r>
+        <w:t xml:space="preserve"> major</w:t>
+      </w:r>
+      <w:r>
+        <w:t xml:space="preserve"> factor is the vast scales</w:t>
+      </w:r>
+      <w:r>
+        <w:t xml:space="preserve"> of the mountains</w:t>
+      </w:r>
+      <w:r>
+        <w:t xml:space="preserve">. </w:t>
+      </w:r>
+      <w:r>
+        <w:t xml:space="preserve">The </w:t>
+      </w:r>
+      <w:r>
+        <w:t>next closest</w:t>
+      </w:r>
+      <w:r>
+        <w:t xml:space="preserve"> stable zone is in fact your moon.</w:t>
+      </w:r>
+    </w:p>
+    <w:p>
+      <w:pPr>
+        <w:pStyle w:val="Quote2"/>
+      </w:pPr>
+      <w:r>
+        <w:t xml:space="preserve">Terrin </w:t>
+      </w:r>
+      <w:r>
+        <w:t>is anchored to the bellybutton of Earth, also known as Ayers Rock in Australia. As such the day</w:t>
+      </w:r>
+      <w:r>
+        <w:t>-</w:t>
+      </w:r>
+      <w:r>
+        <w:t>night cycle is the same as that location.</w:t>
+      </w:r>
+    </w:p>
+    <w:p>
+      <w:pPr>
+        <w:pStyle w:val="Quote2"/>
+      </w:pPr>
+      <w:r>
+        <w:t>There are 12 months in the year</w:t>
+      </w:r>
+      <w:r>
+        <w:t>. Each month is 30 days long, with five 6-day weeks.</w:t>
+      </w:r>
+    </w:p>
+    <w:p>
+      <w:pPr>
+        <w:pStyle w:val="Quote2"/>
+      </w:pPr>
+      <w:r>
+        <w:t>That only accounts for 360 days. The remaining 5 days are special holidays.</w:t>
+      </w:r>
+    </w:p>
+    <w:p>
+      <w:pPr>
+        <w:pStyle w:val="Quote2"/>
+      </w:pPr>
+      <w:r>
+        <w:t xml:space="preserve">First, there is the Emperor’s </w:t>
+      </w:r>
+      <w:r>
+        <w:t>Day</w:t>
+      </w:r>
+      <w:r>
+        <w:t>.</w:t>
+      </w:r>
+      <w:r>
+        <w:t xml:space="preserve"> </w:t>
+      </w:r>
+      <w:r>
+        <w:t>This is the day emperors are always enthroned.</w:t>
+      </w:r>
+    </w:p>
+    <w:p>
+      <w:pPr>
+        <w:pStyle w:val="Quote2"/>
+      </w:pPr>
+      <w:r>
         <w:lastRenderedPageBreak/>
-        <w:t>The only difference is that everything is proportionally expanding. Also, the geography is different, so knowledge of your former world is useless.</w:t>
+        <w:t xml:space="preserve">That’s not surprising since all </w:t>
+      </w:r>
+      <w:r>
+        <w:t>6</w:t>
+      </w:r>
+      <w:r>
+        <w:t xml:space="preserve"> moons glow brightly and the sky is filled with shooting stars. </w:t>
+      </w:r>
+      <w:r>
+        <w:t>More importantly,</w:t>
+      </w:r>
+      <w:r>
+        <w:t xml:space="preserve"> there are no monsters.</w:t>
       </w:r>
     </w:p>
     <w:p>
@@ -14710,12 +14981,25 @@
         <w:pStyle w:val="Quote2"/>
       </w:pPr>
       <w:r>
-        <w:t>To the unanswered question, yes, it is possible to go to Earth. Eventually you might do so.</w:t>
-      </w:r>
-    </w:p>
-    <w:p>
-      <w:r>
-        <w:t>Harrison waited for the statement to sink in.</w:t>
+        <w:t>The next day is the Emperor’s Night. This day has no sun</w:t>
+      </w:r>
+      <w:r>
+        <w:t xml:space="preserve"> or moon</w:t>
+      </w:r>
+      <w:r>
+        <w:t xml:space="preserve">. However, </w:t>
+      </w:r>
+      <w:r>
+        <w:t xml:space="preserve">the </w:t>
+      </w:r>
+      <w:r>
+        <w:t>dark</w:t>
+      </w:r>
+      <w:r>
+        <w:t xml:space="preserve"> sky is filled with an aurora that’s </w:t>
+      </w:r>
+      <w:r>
+        <w:t>so bright that it looks like noon.</w:t>
       </w:r>
     </w:p>
     <w:p>
@@ -14723,7 +15007,16 @@
         <w:pStyle w:val="Quote2"/>
       </w:pPr>
       <w:r>
-        <w:t>For better or worse, all attachments to your former life will fade and disappear. Eventually the Earth will become foreign to you, and this world will become your home.</w:t>
+        <w:t xml:space="preserve">And yes, that was </w:t>
+      </w:r>
+      <w:r>
+        <w:t xml:space="preserve">day before </w:t>
+      </w:r>
+      <w:r>
+        <w:t>Yesterday</w:t>
+      </w:r>
+      <w:r>
+        <w:t>, the day you arrived.</w:t>
       </w:r>
     </w:p>
     <w:p>
@@ -14731,12 +15024,10 @@
         <w:pStyle w:val="Quote2"/>
       </w:pPr>
       <w:r>
-        <w:t>Your former lives have ended. Accept it and make new friends and family here.</w:t>
-      </w:r>
-    </w:p>
-    <w:p>
-      <w:r>
-        <w:t>Again Harrison waited for that statement to sink in.</w:t>
+        <w:t>The third and forth days are for the spring and fall equinoxes.</w:t>
+      </w:r>
+      <w:r>
+        <w:t xml:space="preserve"> No moons shine then.</w:t>
       </w:r>
     </w:p>
     <w:p>
@@ -14744,16 +15035,10 @@
         <w:pStyle w:val="Quote2"/>
       </w:pPr>
       <w:r>
-        <w:t xml:space="preserve">Surrounding </w:t>
-      </w:r>
-      <w:r>
-        <w:t xml:space="preserve">Terrin is an area called the Onn Foothills. As you head away from Terrin the environment of the Foothills become harsher </w:t>
-      </w:r>
-      <w:r>
-        <w:t xml:space="preserve">and </w:t>
-      </w:r>
-      <w:r>
-        <w:t>the manna levels get higher.</w:t>
+        <w:t xml:space="preserve">The final day is winter solstice. </w:t>
+      </w:r>
+      <w:r>
+        <w:t>Again, no moons shine.</w:t>
       </w:r>
     </w:p>
     <w:p>
@@ -14761,7 +15046,22 @@
         <w:pStyle w:val="Quote2"/>
       </w:pPr>
       <w:r>
-        <w:t>Eventually we reach the Onn Mountains proper. They are uninhabitable by mortal standards.</w:t>
+        <w:t>Finally</w:t>
+      </w:r>
+      <w:r>
+        <w:t xml:space="preserve">, once every 4 years, we have </w:t>
+      </w:r>
+      <w:r>
+        <w:t>the Evil Night. This day there is no illumination. Unfortunately, this event is marked by a monster stampede</w:t>
+      </w:r>
+      <w:r>
+        <w:t>, and</w:t>
+      </w:r>
+      <w:r>
+        <w:t xml:space="preserve"> unusual rains</w:t>
+      </w:r>
+      <w:r>
+        <w:t>.</w:t>
       </w:r>
     </w:p>
     <w:p>
@@ -14769,28 +15069,7 @@
         <w:pStyle w:val="Quote2"/>
       </w:pPr>
       <w:r>
-        <w:t>A</w:t>
-      </w:r>
-      <w:r>
-        <w:t xml:space="preserve"> major</w:t>
-      </w:r>
-      <w:r>
-        <w:t xml:space="preserve"> factor is the vast scales</w:t>
-      </w:r>
-      <w:r>
-        <w:t xml:space="preserve"> of the mountains</w:t>
-      </w:r>
-      <w:r>
-        <w:t xml:space="preserve">. </w:t>
-      </w:r>
-      <w:r>
-        <w:t xml:space="preserve">The </w:t>
-      </w:r>
-      <w:r>
-        <w:t>next closest</w:t>
-      </w:r>
-      <w:r>
-        <w:t xml:space="preserve"> stable zone is in fact your moon.</w:t>
+        <w:t>More importantly, you will be seeing the Evil Night on your first year in 6 months from now.</w:t>
       </w:r>
     </w:p>
     <w:p>
@@ -14798,16 +15077,13 @@
         <w:pStyle w:val="Quote2"/>
       </w:pPr>
       <w:r>
-        <w:t xml:space="preserve">Terrin </w:t>
-      </w:r>
-      <w:r>
-        <w:t>is anchored to the bellybutton of Earth, also known as Ayers Rock in Australia. As such the day</w:t>
-      </w:r>
-      <w:r>
-        <w:t>-</w:t>
-      </w:r>
-      <w:r>
-        <w:t>night cycle is the same as that location.</w:t>
+        <w:t xml:space="preserve">The sun and </w:t>
+      </w:r>
+      <w:r>
+        <w:t>6</w:t>
+      </w:r>
+      <w:r>
+        <w:t xml:space="preserve"> moons are mirages as are the night stars. The exact details are beyond the scope of this introductory course.</w:t>
       </w:r>
     </w:p>
     <w:p>
@@ -14815,10 +15091,7 @@
         <w:pStyle w:val="Quote2"/>
       </w:pPr>
       <w:r>
-        <w:t>There are 12 months in the year</w:t>
-      </w:r>
-      <w:r>
-        <w:t>. Each month is 30 days long, with five 6-day weeks.</w:t>
+        <w:t>The days of the week are known by which moon is shining.</w:t>
       </w:r>
     </w:p>
     <w:p>
@@ -14826,7 +15099,22 @@
         <w:pStyle w:val="Quote2"/>
       </w:pPr>
       <w:r>
-        <w:t>That only accounts for 360 days. The remaining 5 days are special holidays.</w:t>
+        <w:t>One final thing regarding the firmament</w:t>
+      </w:r>
+      <w:r>
+        <w:t>:</w:t>
+      </w:r>
+      <w:r>
+        <w:t xml:space="preserve"> </w:t>
+      </w:r>
+      <w:r>
+        <w:t>the rising location of the sun rotates through 365 degrees over the course of the year.</w:t>
+      </w:r>
+      <w:r>
+        <w:t xml:space="preserve"> That means we always know which day </w:t>
+      </w:r>
+      <w:r>
+        <w:t>of the year we are in just by tracking the sun.</w:t>
       </w:r>
     </w:p>
     <w:p>
@@ -14834,19 +15122,102 @@
         <w:pStyle w:val="Quote2"/>
       </w:pPr>
       <w:r>
-        <w:t xml:space="preserve">First, there is the Emperor’s </w:t>
-      </w:r>
-      <w:r>
-        <w:t>Day</w:t>
+        <w:t>We also know the day of the week.</w:t>
+      </w:r>
+    </w:p>
+    <w:p>
+      <w:pPr>
+        <w:pStyle w:val="Quote2"/>
+      </w:pPr>
+      <w:r>
+        <w:t xml:space="preserve">Speaking of which, school is 4 days a week. The other 2 days </w:t>
+      </w:r>
+      <w:r>
+        <w:t>are</w:t>
+      </w:r>
+      <w:r>
+        <w:t xml:space="preserve"> intended for you to hunt monsters.</w:t>
+      </w:r>
+    </w:p>
+    <w:p>
+      <w:r>
+        <w:t>Harrison paused and then continued.</w:t>
+      </w:r>
+    </w:p>
+    <w:p>
+      <w:pPr>
+        <w:pStyle w:val="Quote2"/>
+      </w:pPr>
+      <w:r>
+        <w:t>The Emperor’s Day sunrise l</w:t>
+      </w:r>
+      <w:r>
+        <w:t>ocation is considered due north, and is used to establish direction</w:t>
+      </w:r>
+      <w:r>
+        <w:t xml:space="preserve"> throughout the zone</w:t>
       </w:r>
       <w:r>
         <w:t>.</w:t>
       </w:r>
+    </w:p>
+    <w:p>
+      <w:pPr>
+        <w:pStyle w:val="Quote2"/>
+      </w:pPr>
+      <w:r>
+        <w:t>The first year of an emperor’s rule is called the Jubilee Year, and people celebrate the entire year.</w:t>
+      </w:r>
+    </w:p>
+    <w:p>
+      <w:pPr>
+        <w:pStyle w:val="Quote2"/>
+      </w:pPr>
+      <w:r>
+        <w:t xml:space="preserve">The day before you came marked </w:t>
+      </w:r>
+      <w:r>
+        <w:t>the 384th anniversary of Emperor Jasmine’s rule. As such, we are now entering year 384 of the Jasmine calendar.</w:t>
+      </w:r>
+    </w:p>
+    <w:p>
+      <w:pPr>
+        <w:pStyle w:val="Quote2"/>
+      </w:pPr>
+      <w:r>
+        <w:t xml:space="preserve">Your cohort is officially called </w:t>
+      </w:r>
+      <w:r>
+        <w:t xml:space="preserve">Emperor </w:t>
+      </w:r>
+      <w:r>
+        <w:t>Jasmine’s 384th Transplant Cohort, or simply Cohort 384</w:t>
+      </w:r>
+      <w:r>
+        <w:t>.</w:t>
+      </w:r>
+    </w:p>
+    <w:p>
+      <w:pPr>
+        <w:pStyle w:val="Quote2"/>
+      </w:pPr>
+      <w:r>
+        <w:t>This is the borders of the Elfin Empire</w:t>
+      </w:r>
       <w:r>
         <w:t xml:space="preserve"> </w:t>
       </w:r>
       <w:r>
-        <w:t>This is the day emperors are always enthroned.</w:t>
+        <w:rPr>
+          <w:rFonts w:cstheme="minorHAnsi"/>
+        </w:rPr>
+        <w:t>Asoral</w:t>
+      </w:r>
+      <w:r>
+        <w:t>.</w:t>
+      </w:r>
+      <w:r>
+        <w:t xml:space="preserve"> We will discuss the neighboring countries later.</w:t>
       </w:r>
     </w:p>
     <w:p>
@@ -14854,265 +15225,7 @@
         <w:pStyle w:val="Quote2"/>
       </w:pPr>
       <w:r>
-        <w:t xml:space="preserve">That’s not surprising since all </w:t>
-      </w:r>
-      <w:r>
-        <w:t>6</w:t>
-      </w:r>
-      <w:r>
-        <w:t xml:space="preserve"> moons glow brightly and the sky is filled with shooting stars. </w:t>
-      </w:r>
-      <w:r>
-        <w:t>More importantly,</w:t>
-      </w:r>
-      <w:r>
-        <w:t xml:space="preserve"> there are no monsters.</w:t>
-      </w:r>
-    </w:p>
-    <w:p>
-      <w:pPr>
-        <w:pStyle w:val="Quote2"/>
-      </w:pPr>
-      <w:r>
-        <w:t>The next day is the Emperor’s Night. This day has no sun</w:t>
-      </w:r>
-      <w:r>
-        <w:t xml:space="preserve"> or moon</w:t>
-      </w:r>
-      <w:r>
-        <w:t xml:space="preserve">. However, </w:t>
-      </w:r>
-      <w:r>
-        <w:t xml:space="preserve">the </w:t>
-      </w:r>
-      <w:r>
-        <w:t>dark</w:t>
-      </w:r>
-      <w:r>
-        <w:t xml:space="preserve"> sky is filled with an aurora that’s </w:t>
-      </w:r>
-      <w:r>
-        <w:t>so bright that it looks like noon.</w:t>
-      </w:r>
-    </w:p>
-    <w:p>
-      <w:pPr>
-        <w:pStyle w:val="Quote2"/>
-      </w:pPr>
-      <w:r>
-        <w:t xml:space="preserve">And yes, that was </w:t>
-      </w:r>
-      <w:r>
-        <w:t xml:space="preserve">day before </w:t>
-      </w:r>
-      <w:r>
-        <w:t>Yesterday</w:t>
-      </w:r>
-      <w:r>
-        <w:t>, the day you arrived.</w:t>
-      </w:r>
-    </w:p>
-    <w:p>
-      <w:pPr>
-        <w:pStyle w:val="Quote2"/>
-      </w:pPr>
-      <w:r>
-        <w:t>The third and forth days are for the spring and fall equinoxes.</w:t>
-      </w:r>
-      <w:r>
-        <w:t xml:space="preserve"> No moons shine then.</w:t>
-      </w:r>
-    </w:p>
-    <w:p>
-      <w:pPr>
-        <w:pStyle w:val="Quote2"/>
-      </w:pPr>
-      <w:r>
-        <w:t xml:space="preserve">The final day is winter solstice. </w:t>
-      </w:r>
-      <w:r>
-        <w:t>Again, no moons shine.</w:t>
-      </w:r>
-    </w:p>
-    <w:p>
-      <w:pPr>
-        <w:pStyle w:val="Quote2"/>
-      </w:pPr>
-      <w:r>
         <w:lastRenderedPageBreak/>
-        <w:t>Finally</w:t>
-      </w:r>
-      <w:r>
-        <w:t xml:space="preserve">, once every 4 years, we have </w:t>
-      </w:r>
-      <w:r>
-        <w:t>the Evil Night. This day there is no illumination. Unfortunately, this event is marked by a monster stampede</w:t>
-      </w:r>
-      <w:r>
-        <w:t>, and</w:t>
-      </w:r>
-      <w:r>
-        <w:t xml:space="preserve"> unusual rains</w:t>
-      </w:r>
-      <w:r>
-        <w:t>.</w:t>
-      </w:r>
-    </w:p>
-    <w:p>
-      <w:pPr>
-        <w:pStyle w:val="Quote2"/>
-      </w:pPr>
-      <w:r>
-        <w:t>More importantly, you will be seeing the Evil Night on your first year in 6 months from now.</w:t>
-      </w:r>
-    </w:p>
-    <w:p>
-      <w:pPr>
-        <w:pStyle w:val="Quote2"/>
-      </w:pPr>
-      <w:r>
-        <w:t xml:space="preserve">The sun and </w:t>
-      </w:r>
-      <w:r>
-        <w:t>6</w:t>
-      </w:r>
-      <w:r>
-        <w:t xml:space="preserve"> moons are mirages as are the night stars. The exact details are beyond the scope of this introductory course.</w:t>
-      </w:r>
-    </w:p>
-    <w:p>
-      <w:pPr>
-        <w:pStyle w:val="Quote2"/>
-      </w:pPr>
-      <w:r>
-        <w:t>The days of the week are known by which moon is shining.</w:t>
-      </w:r>
-    </w:p>
-    <w:p>
-      <w:pPr>
-        <w:pStyle w:val="Quote2"/>
-      </w:pPr>
-      <w:r>
-        <w:t>One final thing regarding the firmament</w:t>
-      </w:r>
-      <w:r>
-        <w:t>:</w:t>
-      </w:r>
-      <w:r>
-        <w:t xml:space="preserve"> </w:t>
-      </w:r>
-      <w:r>
-        <w:t>the rising location of the sun rotates through 365 degrees over the course of the year.</w:t>
-      </w:r>
-      <w:r>
-        <w:t xml:space="preserve"> That means we always know which day </w:t>
-      </w:r>
-      <w:r>
-        <w:t>of the year we are in just by tracking the sun.</w:t>
-      </w:r>
-    </w:p>
-    <w:p>
-      <w:pPr>
-        <w:pStyle w:val="Quote2"/>
-      </w:pPr>
-      <w:r>
-        <w:t>We also know the day of the week.</w:t>
-      </w:r>
-    </w:p>
-    <w:p>
-      <w:pPr>
-        <w:pStyle w:val="Quote2"/>
-      </w:pPr>
-      <w:r>
-        <w:t>Speaking of which, school is 4 days a week. The other 2 days is intended for you to hunt monsters.</w:t>
-      </w:r>
-    </w:p>
-    <w:p>
-      <w:r>
-        <w:t>Harrison paused and then continued.</w:t>
-      </w:r>
-    </w:p>
-    <w:p>
-      <w:pPr>
-        <w:pStyle w:val="Quote2"/>
-      </w:pPr>
-      <w:r>
-        <w:t>The Emperor’s Day sunrise l</w:t>
-      </w:r>
-      <w:r>
-        <w:t>ocation is considered due north, and is used to establish direction</w:t>
-      </w:r>
-      <w:r>
-        <w:t xml:space="preserve"> throughout the zone</w:t>
-      </w:r>
-      <w:r>
-        <w:t>.</w:t>
-      </w:r>
-    </w:p>
-    <w:p>
-      <w:pPr>
-        <w:pStyle w:val="Quote2"/>
-      </w:pPr>
-      <w:r>
-        <w:t>The first year of an emperor’s rule is called the Jubilee Year, and people celebrate the entire year.</w:t>
-      </w:r>
-    </w:p>
-    <w:p>
-      <w:pPr>
-        <w:pStyle w:val="Quote2"/>
-      </w:pPr>
-      <w:r>
-        <w:t xml:space="preserve">The day before you came marked </w:t>
-      </w:r>
-      <w:r>
-        <w:t>the 384th anniversary of Emperor Jasmine’s rule. As such, we are now entering year 384 of the Jasmine calendar.</w:t>
-      </w:r>
-    </w:p>
-    <w:p>
-      <w:pPr>
-        <w:pStyle w:val="Quote2"/>
-      </w:pPr>
-      <w:r>
-        <w:t xml:space="preserve">Your cohort is officially called </w:t>
-      </w:r>
-      <w:r>
-        <w:t xml:space="preserve">Emperor </w:t>
-      </w:r>
-      <w:r>
-        <w:t>Jasmine’s 384th Transplant Cohort, or simply Cohort 384</w:t>
-      </w:r>
-      <w:r>
-        <w:t>.</w:t>
-      </w:r>
-    </w:p>
-    <w:p>
-      <w:pPr>
-        <w:pStyle w:val="Quote2"/>
-      </w:pPr>
-      <w:r>
-        <w:t>This is the borders of the Elfin Empire</w:t>
-      </w:r>
-      <w:r>
-        <w:t xml:space="preserve"> </w:t>
-      </w:r>
-      <w:r>
-        <w:rPr>
-          <w:rFonts w:cstheme="minorHAnsi"/>
-        </w:rPr>
-        <w:t>Asoral</w:t>
-      </w:r>
-      <w:r>
-        <w:t>.</w:t>
-      </w:r>
-      <w:r>
-        <w:t xml:space="preserve"> We will discuss the neighboring countries later.</w:t>
-      </w:r>
-    </w:p>
-    <w:p>
-      <w:pPr>
-        <w:pStyle w:val="Quote2"/>
-      </w:pPr>
-      <w:r>
         <w:t>Raw magic flows in from the mountains and precipitates as monsters and spirits.</w:t>
       </w:r>
       <w:r>
@@ -15200,871 +15313,917 @@
         <w:pStyle w:val="Quote2"/>
       </w:pPr>
       <w:r>
+        <w:t xml:space="preserve">I’m sure </w:t>
+      </w:r>
+      <w:r>
+        <w:t xml:space="preserve">few </w:t>
+      </w:r>
+      <w:r>
+        <w:t xml:space="preserve">of you have noticed </w:t>
+      </w:r>
+      <w:r>
+        <w:t>how big</w:t>
+      </w:r>
+      <w:r>
+        <w:t xml:space="preserve"> </w:t>
+      </w:r>
+      <w:r>
+        <w:t xml:space="preserve">this </w:t>
+      </w:r>
+      <w:r>
+        <w:t xml:space="preserve">governmental complex. The first 10 stories include </w:t>
+      </w:r>
+      <w:r>
+        <w:t>several</w:t>
+      </w:r>
+      <w:r>
+        <w:t xml:space="preserve"> indoor stadium</w:t>
+      </w:r>
+      <w:r>
+        <w:t>s</w:t>
+      </w:r>
+      <w:r>
+        <w:t xml:space="preserve">, </w:t>
+      </w:r>
+      <w:r>
+        <w:t>a</w:t>
+      </w:r>
+      <w:r>
+        <w:t xml:space="preserve"> conference hall seating over </w:t>
+      </w:r>
+      <w:r>
+        <w:t>23</w:t>
+      </w:r>
+      <w:r>
+        <w:t>,000 people and several other huge venues.</w:t>
+      </w:r>
+    </w:p>
+    <w:p>
+      <w:pPr>
+        <w:pStyle w:val="Quote2"/>
+      </w:pPr>
+      <w:r>
+        <w:t>Thankfully our elevator system is up to the task of managing so many people.</w:t>
+      </w:r>
+    </w:p>
+    <w:p>
+      <w:pPr>
+        <w:pStyle w:val="Quote2"/>
+      </w:pPr>
+      <w:r>
+        <w:t xml:space="preserve">Above that are three separate </w:t>
+      </w:r>
+      <w:r>
+        <w:t>towers</w:t>
+      </w:r>
+      <w:r>
+        <w:t xml:space="preserve">. When facing </w:t>
+      </w:r>
+      <w:r>
+        <w:t>north</w:t>
+      </w:r>
+      <w:r>
+        <w:t xml:space="preserve">, the </w:t>
+      </w:r>
+      <w:r>
+        <w:t>left</w:t>
+      </w:r>
+      <w:r>
+        <w:t xml:space="preserve"> </w:t>
+      </w:r>
+      <w:r>
+        <w:t>tower</w:t>
+      </w:r>
+      <w:r>
+        <w:t xml:space="preserve"> contains the Grea</w:t>
+      </w:r>
+      <w:r>
+        <w:t xml:space="preserve">t Library, the </w:t>
+      </w:r>
+      <w:r>
+        <w:t>Arca</w:t>
+      </w:r>
+      <w:r>
+        <w:t>na Dios.</w:t>
+      </w:r>
+    </w:p>
+    <w:p>
+      <w:pPr>
+        <w:pStyle w:val="Quote2"/>
+      </w:pPr>
+      <w:r>
+        <w:t xml:space="preserve">The </w:t>
+      </w:r>
+      <w:r>
+        <w:t>right</w:t>
+      </w:r>
+      <w:r>
+        <w:t xml:space="preserve"> </w:t>
+      </w:r>
+      <w:r>
+        <w:t>tower</w:t>
+      </w:r>
+      <w:r>
+        <w:t xml:space="preserve"> contains government offices. The bottom floor is open to the public. Above are just offices</w:t>
+      </w:r>
+      <w:r>
+        <w:t xml:space="preserve">, as well as residences for </w:t>
+      </w:r>
+      <w:r>
+        <w:t xml:space="preserve">some of </w:t>
+      </w:r>
+      <w:r>
+        <w:t>the people who work there</w:t>
+      </w:r>
+      <w:r>
+        <w:t>.</w:t>
+      </w:r>
+    </w:p>
+    <w:p>
+      <w:pPr>
+        <w:pStyle w:val="Quote2"/>
+      </w:pPr>
+      <w:r>
+        <w:t>Many people prefer living in the city.</w:t>
+      </w:r>
+    </w:p>
+    <w:p>
+      <w:pPr>
+        <w:pStyle w:val="Quote2"/>
+      </w:pPr>
+      <w:r>
+        <w:t>The central tower houses the apartment area, with the royal palace on the top. The apartment</w:t>
+      </w:r>
+      <w:r>
+        <w:t xml:space="preserve"> tower</w:t>
+      </w:r>
+      <w:r>
+        <w:t xml:space="preserve"> ha</w:t>
+      </w:r>
+      <w:r>
+        <w:t>s</w:t>
+      </w:r>
+      <w:r>
+        <w:t xml:space="preserve"> 3</w:t>
+      </w:r>
+      <w:r>
+        <w:t>8</w:t>
+      </w:r>
+      <w:r>
+        <w:t>0 floors.</w:t>
+      </w:r>
+    </w:p>
+    <w:p>
+      <w:pPr>
+        <w:pStyle w:val="Quote2"/>
+      </w:pPr>
+      <w:r>
+        <w:t xml:space="preserve">To get a better grasp of the size, as an example, </w:t>
+      </w:r>
+      <w:r>
+        <w:t xml:space="preserve">the first 5 floors of the apartment tower contain the dormitories you are currently living in and are currently at 37% capacity. Keep in mind your cohort is </w:t>
+      </w:r>
+      <w:r>
+        <w:t>6</w:t>
+      </w:r>
+      <w:r>
+        <w:t>,</w:t>
+      </w:r>
+      <w:r>
+        <w:t>475</w:t>
+      </w:r>
+      <w:r>
+        <w:rPr>
+          <w:rFonts w:cstheme="minorHAnsi"/>
+        </w:rPr>
+        <w:t xml:space="preserve"> people.</w:t>
+      </w:r>
+      <w:r>
+        <w:rPr>
+          <w:rFonts w:cstheme="minorHAnsi"/>
+        </w:rPr>
+        <w:t xml:space="preserve"> </w:t>
+      </w:r>
+      <w:r>
+        <w:rPr>
+          <w:rFonts w:cstheme="minorHAnsi"/>
+        </w:rPr>
+        <w:t xml:space="preserve">That’s almost 3 times more than normal. </w:t>
+      </w:r>
+      <w:r>
+        <w:rPr>
+          <w:rFonts w:cstheme="minorHAnsi"/>
+        </w:rPr>
+        <w:t xml:space="preserve">In other words, </w:t>
+      </w:r>
+      <w:r>
+        <w:rPr>
+          <w:rFonts w:cstheme="minorHAnsi"/>
+        </w:rPr>
+        <w:t>it never gets full.</w:t>
+      </w:r>
+    </w:p>
+    <w:p>
+      <w:pPr>
+        <w:pStyle w:val="Quote2"/>
+      </w:pPr>
+      <w:r>
+        <w:t xml:space="preserve">After that come the single-room and multi-room apartments. There is literally room for </w:t>
+      </w:r>
+      <w:r>
+        <w:t>8</w:t>
+      </w:r>
+      <w:r>
+        <w:t xml:space="preserve"> times the number of people in your cohort.</w:t>
+      </w:r>
+    </w:p>
+    <w:p>
+      <w:pPr>
+        <w:pStyle w:val="Quote2"/>
+      </w:pPr>
+      <w:r>
+        <w:t>This place is so freaking huge, it would take forever to reach any location, if it weren’t for the elevator system…</w:t>
+      </w:r>
+    </w:p>
+    <w:p>
+      <w:r>
+        <w:t xml:space="preserve">“If there’s so much space, why do </w:t>
+      </w:r>
+      <w:r>
+        <w:t>we</w:t>
+      </w:r>
+      <w:r>
+        <w:t xml:space="preserve"> have to live in those dormitories?” </w:t>
+      </w:r>
+      <w:r>
+        <w:t>a 27-year-old man name Bob Willis demanded.</w:t>
+      </w:r>
+    </w:p>
+    <w:p>
+      <w:pPr>
+        <w:pStyle w:val="Quote2"/>
+      </w:pPr>
+      <w:r>
+        <w:t>That’s because you have to earn the right to move in there.</w:t>
+      </w:r>
+    </w:p>
+    <w:p>
+      <w:pPr>
+        <w:pStyle w:val="Quote2"/>
+        <w:rPr>
+          <w:u w:val="dotted"/>
+        </w:rPr>
+      </w:pPr>
+      <w:r>
+        <w:rPr>
+          <w:u w:val="dotted"/>
+        </w:rPr>
+        <w:t>The only reason y</w:t>
+      </w:r>
+      <w:r>
+        <w:rPr>
+          <w:u w:val="dotted"/>
+        </w:rPr>
+        <w:t>ou</w:t>
+      </w:r>
+      <w:r>
+        <w:rPr>
+          <w:u w:val="dotted"/>
+        </w:rPr>
+        <w:t xml:space="preserve"> a</w:t>
+      </w:r>
+      <w:r>
+        <w:rPr>
+          <w:u w:val="dotted"/>
+        </w:rPr>
+        <w:t xml:space="preserve">re getting free food, lodging, and training </w:t>
+      </w:r>
+      <w:r>
+        <w:rPr>
+          <w:u w:val="dotted"/>
+        </w:rPr>
+        <w:t xml:space="preserve">is </w:t>
+      </w:r>
+      <w:r>
+        <w:rPr>
+          <w:u w:val="dotted"/>
+        </w:rPr>
+        <w:t xml:space="preserve">because you </w:t>
+      </w:r>
+      <w:r>
+        <w:rPr>
+          <w:u w:val="dotted"/>
+        </w:rPr>
+        <w:t>are like newborn babies</w:t>
+      </w:r>
+      <w:r>
+        <w:rPr>
+          <w:u w:val="dotted"/>
+        </w:rPr>
+        <w:t>.</w:t>
+      </w:r>
+      <w:r>
+        <w:rPr>
+          <w:u w:val="dotted"/>
+        </w:rPr>
+        <w:t xml:space="preserve"> Just like children, you are entitled to this.</w:t>
+      </w:r>
+    </w:p>
+    <w:p>
+      <w:pPr>
+        <w:pStyle w:val="Quote2"/>
+      </w:pPr>
+      <w:r>
+        <w:t>However, the grace period ends in spring equinox when school officially ends.</w:t>
+      </w:r>
+    </w:p>
+    <w:p>
+      <w:pPr>
+        <w:pStyle w:val="Quote2"/>
+      </w:pPr>
+      <w:r>
         <w:lastRenderedPageBreak/>
-        <w:t xml:space="preserve">I’m sure </w:t>
-      </w:r>
-      <w:r>
-        <w:t xml:space="preserve">few </w:t>
-      </w:r>
-      <w:r>
-        <w:t xml:space="preserve">of you have noticed </w:t>
-      </w:r>
-      <w:r>
-        <w:t>how big</w:t>
+        <w:t>Individual apartments start at 3 golds a month, increasing by 3 golds each month. That is an amazing deal you should all take advantage of</w:t>
+      </w:r>
+      <w:r>
+        <w:t>, since you are just starting your journey</w:t>
+      </w:r>
+      <w:r>
+        <w:t>.</w:t>
+      </w:r>
+    </w:p>
+    <w:p>
+      <w:pPr>
+        <w:pStyle w:val="Quote2"/>
+      </w:pPr>
+      <w:r>
+        <w:t>In addition to individual</w:t>
+      </w:r>
+      <w:r>
+        <w:t>-</w:t>
+      </w:r>
+      <w:r>
+        <w:t>room apartments</w:t>
+      </w:r>
+      <w:r>
+        <w:t>, there</w:t>
+      </w:r>
+      <w:r>
+        <w:t xml:space="preserve"> are multi-room apartments designed for parties. They start at 30 gold a month and increases by 30 a month.</w:t>
+      </w:r>
+    </w:p>
+    <w:p>
+      <w:pPr>
+        <w:pStyle w:val="Quote2"/>
+      </w:pPr>
+      <w:r>
+        <w:t>You get more benefits as you spend more.</w:t>
+      </w:r>
+    </w:p>
+    <w:p>
+      <w:r>
+        <w:t xml:space="preserve">Harrison paused </w:t>
+      </w:r>
+      <w:r>
+        <w:t>again</w:t>
+      </w:r>
+      <w:r>
+        <w:t>.</w:t>
+      </w:r>
+    </w:p>
+    <w:p>
+      <w:pPr>
+        <w:pStyle w:val="Quote2"/>
+      </w:pPr>
+      <w:r>
+        <w:t>Sitting on top of the apartment complex is the imperial palace.</w:t>
+      </w:r>
+    </w:p>
+    <w:p>
+      <w:pPr>
+        <w:pStyle w:val="Quote2"/>
+      </w:pPr>
+      <w:r>
+        <w:t>The first 12 floors of the palace contain the royal audience chamber and various venues required for diplomatic reasons.</w:t>
+      </w:r>
+    </w:p>
+    <w:p>
+      <w:pPr>
+        <w:pStyle w:val="Quote2"/>
+      </w:pPr>
+      <w:r>
+        <w:t>For the record, that place is amazing, especially the emperor’s audience chamber.</w:t>
+      </w:r>
+    </w:p>
+    <w:p>
+      <w:pPr>
+        <w:pStyle w:val="Quote2"/>
+      </w:pPr>
+      <w:r>
+        <w:t>The final 50 floors are for the exclusive use of the royal family. Needless to say, most of the rooms are currently empty and some haven’t been used in centuries.</w:t>
+      </w:r>
+    </w:p>
+    <w:p>
+      <w:r>
+        <w:t>The lecture continued, and then they had a 10 minute break.</w:t>
+      </w:r>
+    </w:p>
+    <w:p>
+      <w:r>
+        <w:t>“How are you feeling?” Rose asked.</w:t>
+      </w:r>
+    </w:p>
+    <w:p>
+      <w:r>
+        <w:t xml:space="preserve">“I’m </w:t>
+      </w:r>
+      <w:r>
+        <w:t xml:space="preserve">feeling much better </w:t>
+      </w:r>
+      <w:r>
+        <w:t>now,” Fineous said</w:t>
+      </w:r>
+      <w:r>
+        <w:t xml:space="preserve"> with a grin</w:t>
+      </w:r>
+      <w:r>
+        <w:t xml:space="preserve">. “I’m ready to flirt with all the cute girls of the world and </w:t>
+      </w:r>
+      <w:r>
+        <w:t xml:space="preserve">eat </w:t>
+      </w:r>
+      <w:r>
+        <w:t>plenty of delicious food.”</w:t>
+      </w:r>
+    </w:p>
+    <w:p>
+      <w:r>
+        <w:t>As proof, Fineous took out a plate and filled it with food. He started eating.</w:t>
+      </w:r>
+    </w:p>
+    <w:p>
+      <w:r>
+        <w:t>“Does anyone want to join me</w:t>
+      </w:r>
+      <w:r>
+        <w:t>? I have plenty of food,” Fineous asked.</w:t>
+      </w:r>
+    </w:p>
+    <w:p>
+      <w:r>
+        <w:t>“That’s okay,” Demonbane said. “I don’t want to lose my 6-pack.”</w:t>
+      </w:r>
+    </w:p>
+    <w:p>
+      <w:r>
+        <w:t>Fineous quickly ate and put his stuff away.</w:t>
+      </w:r>
+    </w:p>
+    <w:p>
+      <w:r>
+        <w:t>“When should we share our stats?” Aragon asked.</w:t>
+      </w:r>
+    </w:p>
+    <w:p>
+      <w:r>
+        <w:t>“Rose, have you made a decision?” Fineous asked.</w:t>
+      </w:r>
+    </w:p>
+    <w:p>
+      <w:r>
+        <w:lastRenderedPageBreak/>
+        <w:t>“I need you and you need a healer,” Rose said. “I’ve decided to become an adventurer.”</w:t>
+      </w:r>
+    </w:p>
+    <w:p>
+      <w:r>
+        <w:t xml:space="preserve">“Yippy,” Fineous </w:t>
+      </w:r>
+      <w:r>
+        <w:t>cheered</w:t>
+      </w:r>
+      <w:r>
+        <w:t xml:space="preserve"> and brought out </w:t>
+      </w:r>
+      <w:r>
+        <w:t>5 pieces of</w:t>
+      </w:r>
+      <w:r>
+        <w:t xml:space="preserve"> cake on</w:t>
       </w:r>
       <w:r>
         <w:t xml:space="preserve"> </w:t>
       </w:r>
       <w:r>
-        <w:t xml:space="preserve">this </w:t>
-      </w:r>
-      <w:r>
-        <w:t xml:space="preserve">governmental complex. The first 10 stories include </w:t>
-      </w:r>
-      <w:r>
-        <w:t>several</w:t>
-      </w:r>
-      <w:r>
-        <w:t xml:space="preserve"> indoor stadium</w:t>
+        <w:t xml:space="preserve">separate cheese </w:t>
+      </w:r>
+      <w:r>
+        <w:t>plate</w:t>
       </w:r>
       <w:r>
         <w:t>s</w:t>
       </w:r>
       <w:r>
-        <w:t xml:space="preserve">, </w:t>
-      </w:r>
-      <w:r>
-        <w:t>a</w:t>
-      </w:r>
-      <w:r>
-        <w:t xml:space="preserve"> conference hall seating over </w:t>
-      </w:r>
-      <w:r>
-        <w:t>23</w:t>
-      </w:r>
-      <w:r>
-        <w:t>,000 people and several other huge venues.</w:t>
-      </w:r>
-    </w:p>
-    <w:p>
-      <w:pPr>
-        <w:pStyle w:val="Quote2"/>
-      </w:pPr>
-      <w:r>
-        <w:t>Thankfully our elevator system is up to the task of managing so many people.</w:t>
-      </w:r>
-    </w:p>
-    <w:p>
-      <w:pPr>
-        <w:pStyle w:val="Quote2"/>
-      </w:pPr>
-      <w:r>
-        <w:t xml:space="preserve">Above that are three separate </w:t>
-      </w:r>
-      <w:r>
-        <w:t>towers</w:t>
-      </w:r>
-      <w:r>
-        <w:t xml:space="preserve">. When facing </w:t>
-      </w:r>
-      <w:r>
-        <w:t>north</w:t>
-      </w:r>
-      <w:r>
-        <w:t xml:space="preserve">, the </w:t>
-      </w:r>
-      <w:r>
-        <w:t>left</w:t>
+        <w:t>, along with forks.</w:t>
+      </w:r>
+    </w:p>
+    <w:p>
+      <w:r>
+        <w:t xml:space="preserve">The </w:t>
+      </w:r>
+      <w:r>
+        <w:t>group</w:t>
+      </w:r>
+      <w:r>
+        <w:t xml:space="preserve"> ate cake and Fineous put the empty plate</w:t>
+      </w:r>
+      <w:r>
+        <w:t>s</w:t>
+      </w:r>
+      <w:r>
+        <w:t xml:space="preserve"> and forks</w:t>
+      </w:r>
+      <w:r>
+        <w:t xml:space="preserve"> away.</w:t>
+      </w:r>
+    </w:p>
+    <w:p>
+      <w:r>
+        <w:t>“Let’s do this during lunch time,” Fineous said. “We can borrow a classroom then.”</w:t>
+      </w:r>
+    </w:p>
+    <w:p>
+      <w:r>
+        <w:t>The bell rang and the room quieted down.</w:t>
+      </w:r>
+    </w:p>
+    <w:p>
+      <w:r>
+        <w:t>This time they learnt about the geopolitics of the area.</w:t>
+      </w:r>
+    </w:p>
+    <w:p>
+      <w:r>
+        <w:t>Fineous leaned back and began reading a book, listening to the lecture with half an ear.</w:t>
+      </w:r>
+    </w:p>
+    <w:p>
+      <w:r>
+        <w:t>“What are you reading?” Rose asked softly.</w:t>
+      </w:r>
+    </w:p>
+    <w:p>
+      <w:r>
+        <w:t xml:space="preserve">“Book of Human </w:t>
+      </w:r>
+      <w:r>
+        <w:t>abilities</w:t>
+      </w:r>
+      <w:r>
+        <w:t xml:space="preserve"> for transplants</w:t>
+      </w:r>
+      <w:r>
+        <w:t>,” Fineous said. “</w:t>
+      </w:r>
+      <w:r>
+        <w:t>It seems us transplants tend to have different skills than natives. For example, inventories</w:t>
+      </w:r>
+      <w:r>
+        <w:t xml:space="preserve"> are common for us.</w:t>
       </w:r>
       <w:r>
         <w:t xml:space="preserve"> </w:t>
       </w:r>
       <w:r>
-        <w:t>tower</w:t>
-      </w:r>
-      <w:r>
-        <w:t xml:space="preserve"> contains the Grea</w:t>
-      </w:r>
-      <w:r>
-        <w:t xml:space="preserve">t Library, the </w:t>
-      </w:r>
-      <w:r>
-        <w:t>Arca</w:t>
-      </w:r>
-      <w:r>
-        <w:t>na Dios.</w:t>
-      </w:r>
-    </w:p>
-    <w:p>
-      <w:pPr>
-        <w:pStyle w:val="Quote2"/>
-      </w:pPr>
+        <w:t xml:space="preserve">But </w:t>
+      </w:r>
+      <w:proofErr w:type="gramStart"/>
+      <w:r>
+        <w:t>that</w:t>
+      </w:r>
+      <w:r>
+        <w:t xml:space="preserve">  wa</w:t>
+      </w:r>
+      <w:r>
+        <w:t>s</w:t>
+      </w:r>
+      <w:proofErr w:type="gramEnd"/>
+      <w:r>
+        <w:t xml:space="preserve"> relatively recent, as a result of video games. </w:t>
+      </w:r>
+      <w:r>
+        <w:t>I borrowed it yesterday.”</w:t>
+      </w:r>
+    </w:p>
+    <w:p>
+      <w:r>
+        <w:t>Fineous</w:t>
+      </w:r>
+      <w:r>
+        <w:t xml:space="preserve"> continued</w:t>
+      </w:r>
+      <w:r>
+        <w:t xml:space="preserve"> read</w:t>
+      </w:r>
+      <w:r>
+        <w:t>ing</w:t>
+      </w:r>
+      <w:r>
+        <w:t>.</w:t>
+      </w:r>
+    </w:p>
+    <w:p>
       <w:r>
         <w:t xml:space="preserve">The </w:t>
       </w:r>
       <w:r>
-        <w:t>right</w:t>
+        <w:t>final</w:t>
+      </w:r>
+      <w:r>
+        <w:t xml:space="preserve"> class before lunch </w:t>
+      </w:r>
+      <w:r>
+        <w:t>thought them local laws.</w:t>
+      </w:r>
+      <w:r>
+        <w:t xml:space="preserve"> Again Fineous read his book.</w:t>
+      </w:r>
+    </w:p>
+    <w:p>
+      <w:r>
+        <w:t>As they headed for lunch, Demonbane asked, “Will there be tests?”</w:t>
+      </w:r>
+    </w:p>
+    <w:p>
+      <w:r>
+        <w:t>“I doubt it,” Fineous said. “I don’t think they care. I wouldn’t be surprised if classes lost people and combined. And if we get in trouble because we don’t have the knowledge, that’s our problem.”</w:t>
+      </w:r>
+    </w:p>
+    <w:p>
+      <w:r>
+        <w:t>“That’s harsh,” Rose said.</w:t>
+      </w:r>
+    </w:p>
+    <w:p>
+      <w:r>
+        <w:lastRenderedPageBreak/>
+        <w:t xml:space="preserve">“Either way, it’s up to us to make sure we learn all we need to survive,” Fineous said. “We are now in a </w:t>
+      </w:r>
+      <w:r>
+        <w:rPr>
+          <w:rStyle w:val="termtext"/>
+        </w:rPr>
+        <w:t>monarchy</w:t>
+      </w:r>
+      <w:r>
+        <w:t>.</w:t>
+      </w:r>
+      <w:r>
+        <w:t xml:space="preserve"> As long as we don’t break any laws, there shouldn’t be a problem.</w:t>
+      </w:r>
+    </w:p>
+    <w:p>
+      <w:r>
+        <w:t>“Speaking of breaking laws, it’s time to steal more food.”</w:t>
+      </w:r>
+    </w:p>
+    <w:p>
+      <w:r>
+        <w:t>They arrived at the dining room and waited in line.</w:t>
+      </w:r>
+    </w:p>
+    <w:p>
+      <w:r>
+        <w:t xml:space="preserve">Arriving at their table, Aragon asked, </w:t>
+      </w:r>
+      <w:r>
+        <w:t>“What do you think of that competition for the princess’ hand?”</w:t>
+      </w:r>
+    </w:p>
+    <w:p>
+      <w:r>
+        <w:t xml:space="preserve">“Perhaps it’s one of the ways they invented to keep their system vitalized,” Fineous suggested. “In theory anyone can </w:t>
+      </w:r>
+      <w:r>
+        <w:t xml:space="preserve">marry the princess and </w:t>
+      </w:r>
+      <w:r>
+        <w:t xml:space="preserve">become a royal. But of course, only </w:t>
+      </w:r>
+      <w:r>
+        <w:t>the most talented, trained and lucky bachelor</w:t>
+      </w:r>
+      <w:r>
+        <w:t xml:space="preserve"> will succeed in the end.”</w:t>
+      </w:r>
+    </w:p>
+    <w:p>
+      <w:r>
+        <w:t>“Would you compete?” Erza asked.</w:t>
+      </w:r>
+    </w:p>
+    <w:p>
+      <w:r>
+        <w:t>“That sounds like fun,” Fineous said</w:t>
+      </w:r>
+      <w:r>
+        <w:t xml:space="preserve"> with a grin</w:t>
+      </w:r>
+      <w:r>
+        <w:t xml:space="preserve">. “I wonder what </w:t>
+      </w:r>
+      <w:r>
+        <w:t>challenges</w:t>
+      </w:r>
+      <w:r>
+        <w:t xml:space="preserve"> I would have to face.”</w:t>
+      </w:r>
+    </w:p>
+    <w:p>
+      <w:r>
+        <w:t>“But what if you won?” Rose asked worriedly.</w:t>
+      </w:r>
+    </w:p>
+    <w:p>
+      <w:r>
+        <w:t>“No need to worry,” Fineous said. “</w:t>
+      </w:r>
+      <w:r>
+        <w:t>Four</w:t>
       </w:r>
       <w:r>
         <w:t xml:space="preserve"> </w:t>
       </w:r>
       <w:r>
-        <w:t>tower</w:t>
-      </w:r>
-      <w:r>
-        <w:t xml:space="preserve"> contains government offices. The bottom floor is open to the public. Above are just offices</w:t>
-      </w:r>
-      <w:r>
-        <w:t>, as well as residences for the people who work there</w:t>
-      </w:r>
-      <w:r>
-        <w:t>.</w:t>
-      </w:r>
-    </w:p>
-    <w:p>
-      <w:pPr>
-        <w:pStyle w:val="Quote2"/>
-      </w:pPr>
-      <w:r>
-        <w:t>The central tower houses the apartment area, with the royal palace on the top. The apartment</w:t>
-      </w:r>
-      <w:r>
-        <w:t xml:space="preserve"> tower</w:t>
-      </w:r>
-      <w:r>
-        <w:t xml:space="preserve"> ha</w:t>
+        <w:t>year</w:t>
       </w:r>
       <w:r>
         <w:t>s</w:t>
       </w:r>
       <w:r>
-        <w:t xml:space="preserve"> 3</w:t>
-      </w:r>
-      <w:r>
-        <w:t>8</w:t>
-      </w:r>
-      <w:r>
-        <w:t>0 floors.</w:t>
-      </w:r>
-    </w:p>
-    <w:p>
-      <w:pPr>
-        <w:pStyle w:val="Quote2"/>
-      </w:pPr>
-      <w:r>
-        <w:t xml:space="preserve">To get a better grasp of the size, as an example, </w:t>
-      </w:r>
-      <w:r>
-        <w:t xml:space="preserve">the first 5 floors of the apartment tower contain the dormitories you are currently living in and are currently at 37% capacity. Keep in mind your cohort is </w:t>
-      </w:r>
-      <w:r>
-        <w:rPr>
-          <w:rFonts w:cstheme="minorHAnsi"/>
-        </w:rPr>
-        <w:t>6475</w:t>
-      </w:r>
-      <w:r>
-        <w:rPr>
-          <w:rFonts w:cstheme="minorHAnsi"/>
-        </w:rPr>
-        <w:t xml:space="preserve"> people.</w:t>
-      </w:r>
-      <w:r>
-        <w:rPr>
-          <w:rFonts w:cstheme="minorHAnsi"/>
-        </w:rPr>
-        <w:t xml:space="preserve"> In other words, </w:t>
-      </w:r>
-      <w:r>
-        <w:rPr>
-          <w:rFonts w:cstheme="minorHAnsi"/>
-        </w:rPr>
-        <w:t>it never gets full.</w:t>
-      </w:r>
-    </w:p>
-    <w:p>
-      <w:pPr>
-        <w:pStyle w:val="Quote2"/>
-      </w:pPr>
-      <w:r>
-        <w:t xml:space="preserve">After that come the single-room and multi-room apartments. There is literally room for </w:t>
-      </w:r>
-      <w:r>
-        <w:t>8</w:t>
-      </w:r>
-      <w:r>
-        <w:t xml:space="preserve"> times the number of people in your cohort.</w:t>
-      </w:r>
-    </w:p>
-    <w:p>
-      <w:pPr>
-        <w:pStyle w:val="Quote2"/>
-      </w:pPr>
-      <w:r>
-        <w:t>This place is so freaking huge, it would take forever to reach any location, if it weren’t for the elevator system…</w:t>
-      </w:r>
-    </w:p>
-    <w:p>
-      <w:r>
-        <w:t xml:space="preserve">“If there’s so much space, why do </w:t>
-      </w:r>
-      <w:r>
-        <w:t>we</w:t>
-      </w:r>
-      <w:r>
-        <w:t xml:space="preserve"> have to live in those dormitories?” </w:t>
-      </w:r>
-      <w:r>
-        <w:t>a 27-year-old man name Bob Willis demanded.</w:t>
-      </w:r>
-    </w:p>
-    <w:p>
-      <w:pPr>
-        <w:pStyle w:val="Quote2"/>
-      </w:pPr>
-      <w:r>
-        <w:t>That’s because you have to earn the right to move in there.</w:t>
-      </w:r>
-    </w:p>
-    <w:p>
-      <w:pPr>
-        <w:pStyle w:val="Quote2"/>
-        <w:rPr>
-          <w:u w:val="dotted"/>
-        </w:rPr>
-      </w:pPr>
-      <w:r>
-        <w:rPr>
-          <w:u w:val="dotted"/>
-        </w:rPr>
-        <w:t>The only reason y</w:t>
-      </w:r>
-      <w:r>
-        <w:rPr>
-          <w:u w:val="dotted"/>
-        </w:rPr>
-        <w:t>ou</w:t>
-      </w:r>
-      <w:r>
-        <w:rPr>
-          <w:u w:val="dotted"/>
-        </w:rPr>
-        <w:t xml:space="preserve"> a</w:t>
-      </w:r>
-      <w:r>
-        <w:rPr>
-          <w:u w:val="dotted"/>
-        </w:rPr>
-        <w:t xml:space="preserve">re getting free food, lodging, and training </w:t>
-      </w:r>
-      <w:r>
-        <w:rPr>
-          <w:u w:val="dotted"/>
-        </w:rPr>
+        <w:t xml:space="preserve"> is not enough to challenge people training their entire lives. Like I said, this </w:t>
+      </w:r>
+      <w:r>
         <w:t xml:space="preserve">is </w:t>
       </w:r>
       <w:r>
-        <w:rPr>
-          <w:u w:val="dotted"/>
-        </w:rPr>
-        <w:t xml:space="preserve">because you </w:t>
-      </w:r>
-      <w:r>
-        <w:rPr>
-          <w:u w:val="dotted"/>
-        </w:rPr>
-        <w:t>are like newborn babies</w:t>
-      </w:r>
-      <w:r>
-        <w:rPr>
-          <w:u w:val="dotted"/>
-        </w:rPr>
-        <w:t>.</w:t>
-      </w:r>
-      <w:r>
-        <w:rPr>
-          <w:u w:val="dotted"/>
-        </w:rPr>
-        <w:t xml:space="preserve"> Just like children, you are entitled to this.</w:t>
-      </w:r>
-    </w:p>
-    <w:p>
-      <w:pPr>
-        <w:pStyle w:val="Quote2"/>
-      </w:pPr>
-      <w:r>
-        <w:t>However, the grace period ends in spring equinox when school officially ends.</w:t>
-      </w:r>
-    </w:p>
-    <w:p>
-      <w:pPr>
-        <w:pStyle w:val="Quote2"/>
-      </w:pPr>
-      <w:r>
-        <w:t>Individual apartments start at 3 golds a month, increasing by 3 golds each month. That is an amazing deal you should all take advantage of</w:t>
-      </w:r>
-      <w:r>
-        <w:t>, since you are just starting your journey</w:t>
-      </w:r>
-      <w:r>
-        <w:t>.</w:t>
-      </w:r>
-    </w:p>
-    <w:p>
-      <w:pPr>
-        <w:pStyle w:val="Quote2"/>
-      </w:pPr>
-      <w:r>
-        <w:t>In addition to individual</w:t>
-      </w:r>
-      <w:r>
-        <w:t>-</w:t>
-      </w:r>
-      <w:r>
-        <w:t>room apartments</w:t>
-      </w:r>
-      <w:r>
-        <w:t>, there</w:t>
-      </w:r>
-      <w:r>
-        <w:t xml:space="preserve"> are multi-room apartments designed for parties. They start at 30 gold a month and increases by 30 a month.</w:t>
-      </w:r>
-    </w:p>
-    <w:p>
-      <w:pPr>
-        <w:pStyle w:val="Quote2"/>
-      </w:pPr>
-      <w:r>
-        <w:t>You get more benefits as you spend more.</w:t>
-      </w:r>
-    </w:p>
-    <w:p>
-      <w:r>
-        <w:t xml:space="preserve">Harrison paused </w:t>
-      </w:r>
-      <w:r>
-        <w:t>again</w:t>
-      </w:r>
-      <w:r>
-        <w:t>.</w:t>
-      </w:r>
-    </w:p>
-    <w:p>
-      <w:pPr>
-        <w:pStyle w:val="Quote2"/>
-      </w:pPr>
-      <w:r>
-        <w:t>Sitting on top of the apartment complex is the imperial palace.</w:t>
-      </w:r>
-    </w:p>
-    <w:p>
-      <w:pPr>
-        <w:pStyle w:val="Quote2"/>
-      </w:pPr>
+        <w:t>just for fun.”</w:t>
+      </w:r>
+    </w:p>
+    <w:p>
+      <w:r>
+        <w:t>They sat down to eat.</w:t>
+      </w:r>
+    </w:p>
+    <w:p>
+      <w:r>
+        <w:t>“Aragon, Demonbane, would you compete?” Fineous asked.</w:t>
+      </w:r>
+    </w:p>
+    <w:p>
+      <w:r>
+        <w:t>“No way,” Demonbane said. “I’m no good with puzzles and such.”</w:t>
+      </w:r>
+    </w:p>
+    <w:p>
+      <w:r>
+        <w:t>“Same here,” Aragon said.</w:t>
+      </w:r>
+    </w:p>
+    <w:p>
+      <w:r>
+        <w:t>“Too bad the ladies can’t compete,” Fineous said. “But I suppose there will be other competitions where we can all compete together.”</w:t>
+      </w:r>
+    </w:p>
+    <w:p>
+      <w:r>
+        <w:t xml:space="preserve">Fineous </w:t>
+      </w:r>
+      <w:r>
+        <w:t>leaned back and waited for the others to finish eating.</w:t>
+      </w:r>
+    </w:p>
+    <w:p>
       <w:r>
         <w:lastRenderedPageBreak/>
-        <w:t>The first 12 floors of the palace contain the royal audience chamber and various venues required for diplomatic reasons.</w:t>
-      </w:r>
-    </w:p>
-    <w:p>
-      <w:pPr>
-        <w:pStyle w:val="Quote2"/>
-      </w:pPr>
-      <w:r>
-        <w:t>For the record, that place is amazing, especially the emperor’s audience chamber.</w:t>
-      </w:r>
-    </w:p>
-    <w:p>
-      <w:pPr>
-        <w:pStyle w:val="Quote2"/>
-      </w:pPr>
-      <w:r>
-        <w:t>The final 50 floors are for the exclusive use of the royal family. Needless to say, most of the rooms are currently empty and some haven’t been used in centuries.</w:t>
-      </w:r>
-    </w:p>
-    <w:p>
-      <w:r>
-        <w:t>The lecture continued, and then they had a 10 minute break.</w:t>
-      </w:r>
-    </w:p>
-    <w:p>
-      <w:r>
-        <w:t>“How are you feeling?” Rose asked.</w:t>
-      </w:r>
-    </w:p>
-    <w:p>
-      <w:r>
-        <w:t>“I’m fine now,” Fineous said</w:t>
-      </w:r>
-      <w:r>
-        <w:t xml:space="preserve"> with a grin</w:t>
-      </w:r>
-      <w:r>
-        <w:t xml:space="preserve">. “I’m ready to flirt with all the cute girls of the world and </w:t>
-      </w:r>
-      <w:r>
-        <w:t xml:space="preserve">eat </w:t>
-      </w:r>
-      <w:r>
-        <w:t>plenty of delicious food.”</w:t>
-      </w:r>
-    </w:p>
-    <w:p>
-      <w:r>
-        <w:t>As proof, Fineous took out a plate and filled it with food. He started eating.</w:t>
-      </w:r>
-    </w:p>
-    <w:p>
-      <w:r>
-        <w:t>“Does anyone want to join me</w:t>
-      </w:r>
-      <w:r>
-        <w:t>? I have plenty of food,” Fineous asked.</w:t>
-      </w:r>
-    </w:p>
-    <w:p>
-      <w:r>
-        <w:t>“That’s okay,” Demonbane said. “I don’t want to lose my 6-pack.”</w:t>
-      </w:r>
-    </w:p>
-    <w:p>
-      <w:r>
-        <w:t>Fineous quickly ate and put his stuff away.</w:t>
-      </w:r>
-    </w:p>
-    <w:p>
-      <w:r>
-        <w:t>“When should we share our stats?” Aragon asked.</w:t>
-      </w:r>
-    </w:p>
-    <w:p>
-      <w:r>
-        <w:t>“Rose, have you made a decision?” Fineous asked.</w:t>
-      </w:r>
-    </w:p>
-    <w:p>
-      <w:r>
-        <w:t>“I need you and you need a healer,” Rose said. “I’ve decided to become an adventurer.”</w:t>
-      </w:r>
-    </w:p>
-    <w:p>
-      <w:r>
-        <w:t xml:space="preserve">“Yippy,” Fineous </w:t>
-      </w:r>
-      <w:r>
-        <w:t>cheered</w:t>
-      </w:r>
-      <w:r>
-        <w:t xml:space="preserve"> and brought out </w:t>
-      </w:r>
-      <w:r>
-        <w:t>5 pieces of</w:t>
-      </w:r>
-      <w:r>
-        <w:t xml:space="preserve"> cake on</w:t>
-      </w:r>
-      <w:r>
-        <w:t xml:space="preserve"> </w:t>
-      </w:r>
-      <w:r>
-        <w:t xml:space="preserve">separate cheese </w:t>
-      </w:r>
-      <w:r>
-        <w:t>plate</w:t>
+        <w:t>“Finished so soon?” Erza asked.</w:t>
+      </w:r>
+    </w:p>
+    <w:p>
+      <w:r>
+        <w:t>“There’s plenty of time for that later,” Fineous said. “We only have 1 hour for lunch and we have plenty to discuss.”</w:t>
+      </w:r>
+    </w:p>
+    <w:p>
+      <w:r>
+        <w:t>The others quickly finished eating and they followed Fineous out the door. Soon they arrived at their classroom.</w:t>
+      </w:r>
+    </w:p>
+    <w:p>
+      <w:r>
+        <w:t>Upon entry Fineous closed the door.</w:t>
+      </w:r>
+    </w:p>
+    <w:p>
+      <w:r>
+        <w:t>“Okay everyone,” Fineous said. “Before we begin, we need to promise never to share our secrets with anyone. This applies even if we go our separate ways.</w:t>
+      </w:r>
+      <w:r>
+        <w:t xml:space="preserve"> This is a matter of life or death.</w:t>
+      </w:r>
+      <w:r>
+        <w:t xml:space="preserve"> Do you all swear?”</w:t>
+      </w:r>
+    </w:p>
+    <w:p>
+      <w:r>
+        <w:t>Fineous raised his hand and the others did the same.</w:t>
+      </w:r>
+    </w:p>
+    <w:p>
+      <w:r>
+        <w:t xml:space="preserve">“Do you all </w:t>
       </w:r>
       <w:r>
         <w:t>s</w:t>
       </w:r>
       <w:r>
-        <w:t>, along with forks.</w:t>
-      </w:r>
-    </w:p>
-    <w:p>
-      <w:r>
-        <w:t xml:space="preserve">The </w:t>
-      </w:r>
-      <w:r>
-        <w:t>group</w:t>
-      </w:r>
-      <w:r>
-        <w:t xml:space="preserve"> ate cake and Fineous put the empty plate</w:t>
-      </w:r>
-      <w:r>
-        <w:t>s</w:t>
-      </w:r>
-      <w:r>
-        <w:t xml:space="preserve"> and forks</w:t>
-      </w:r>
-      <w:r>
-        <w:t xml:space="preserve"> away.</w:t>
-      </w:r>
-    </w:p>
-    <w:p>
-      <w:r>
-        <w:t>“Let’s do this during lunch time,” Fineous said. “We can borrow a classroom then.”</w:t>
-      </w:r>
-    </w:p>
-    <w:p>
-      <w:r>
-        <w:t>The bell rang and the room quieted down.</w:t>
+        <w:t xml:space="preserve">wear to always protect each other for as long as we are a </w:t>
+      </w:r>
+      <w:r>
+        <w:t>party</w:t>
+      </w:r>
+      <w:r>
+        <w:t>, no matter the challenges we face?”</w:t>
+      </w:r>
+    </w:p>
+    <w:p>
+      <w:r>
+        <w:t>Again everyone swore.</w:t>
+      </w:r>
+    </w:p>
+    <w:p>
+      <w:r>
+        <w:t xml:space="preserve">Fineous then placed his hand </w:t>
+      </w:r>
+      <w:r>
+        <w:t>palm</w:t>
+      </w:r>
+      <w:r>
+        <w:t xml:space="preserve">-down between them and then said, “From now on we are family. Even if we join other </w:t>
+      </w:r>
+      <w:r>
+        <w:t>parties</w:t>
+      </w:r>
+      <w:r>
+        <w:t>, we will always retain this bond.”</w:t>
+      </w:r>
+    </w:p>
+    <w:p>
+      <w:r>
+        <w:t xml:space="preserve">The others put their hands on his </w:t>
+      </w:r>
+      <w:r>
+        <w:t xml:space="preserve">hand </w:t>
+      </w:r>
+      <w:r>
+        <w:t>and agreed.</w:t>
+      </w:r>
+    </w:p>
+    <w:p>
+      <w:r>
+        <w:t>“To family,” Fineous said and the others echoed.</w:t>
+      </w:r>
+    </w:p>
+    <w:p>
+      <w:r>
+        <w:t>“That’s so sweet,” Rose said.</w:t>
+      </w:r>
+    </w:p>
+    <w:p>
+      <w:r>
+        <w:t>“</w:t>
+      </w:r>
+      <w:r>
+        <w:t xml:space="preserve">I’m glad you agree. </w:t>
+      </w:r>
+      <w:r>
+        <w:t>Who wants to share first?” Fineous asked.</w:t>
+      </w:r>
+    </w:p>
+    <w:p>
+      <w:r>
+        <w:t>“I do,” Demonbane said. Fineous focused on the board and Demonbane’s name appeared.</w:t>
+      </w:r>
+    </w:p>
+    <w:p>
+      <w:r>
+        <w:t>“How did you do that?” Erza asked.</w:t>
       </w:r>
     </w:p>
     <w:p>
       <w:r>
         <w:lastRenderedPageBreak/>
-        <w:t>This time they learnt about the geopolitics of the area.</w:t>
-      </w:r>
-    </w:p>
-    <w:p>
-      <w:r>
-        <w:t>Fineous leaned back and began reading a book, listening to the lecture with half an ear.</w:t>
-      </w:r>
-    </w:p>
-    <w:p>
-      <w:r>
-        <w:t>“What are you reading?” Rose asked softly.</w:t>
-      </w:r>
-    </w:p>
-    <w:p>
-      <w:r>
-        <w:t xml:space="preserve">“Book of Human </w:t>
-      </w:r>
-      <w:r>
-        <w:t>abilities</w:t>
-      </w:r>
-      <w:r>
-        <w:t xml:space="preserve"> for transplants</w:t>
-      </w:r>
-      <w:r>
-        <w:t>,” Fineous said. “</w:t>
-      </w:r>
-      <w:r>
-        <w:t>It seems us transplants tend to have different skills than natives. For example, inventories</w:t>
-      </w:r>
-      <w:r>
-        <w:t xml:space="preserve"> are common for us.</w:t>
-      </w:r>
-      <w:r>
-        <w:t xml:space="preserve"> </w:t>
-      </w:r>
-      <w:r>
-        <w:t xml:space="preserve">But that’s relatively recent, as a result of video games. </w:t>
-      </w:r>
-      <w:r>
-        <w:t>I borrowed it yesterday.”</w:t>
-      </w:r>
-    </w:p>
-    <w:p>
-      <w:r>
-        <w:t>Fineous</w:t>
-      </w:r>
-      <w:r>
-        <w:t xml:space="preserve"> continued</w:t>
-      </w:r>
-      <w:r>
-        <w:t xml:space="preserve"> read</w:t>
-      </w:r>
-      <w:r>
-        <w:t>ing</w:t>
-      </w:r>
-      <w:r>
-        <w:t>.</w:t>
-      </w:r>
-    </w:p>
-    <w:p>
-      <w:r>
-        <w:t xml:space="preserve">The </w:t>
-      </w:r>
-      <w:r>
-        <w:t>final</w:t>
-      </w:r>
-      <w:r>
-        <w:t xml:space="preserve"> class before lunch </w:t>
-      </w:r>
-      <w:r>
-        <w:t>thought them local laws.</w:t>
-      </w:r>
-      <w:r>
-        <w:t xml:space="preserve"> Again Fineous read his book.</w:t>
-      </w:r>
-    </w:p>
-    <w:p>
-      <w:r>
-        <w:t>As they headed for lunch, Demonbane asked, “Will there be tests?”</w:t>
-      </w:r>
-    </w:p>
-    <w:p>
-      <w:r>
-        <w:t>“I doubt it,” Fineous said. “I don’t think they care. I wouldn’t be surprised if classes lost people and combined. And if we get in trouble because we don’t have the knowledge, that’s our problem.”</w:t>
-      </w:r>
-    </w:p>
-    <w:p>
-      <w:r>
-        <w:t>“That’s harsh,” Rose said.</w:t>
-      </w:r>
-    </w:p>
-    <w:p>
-      <w:r>
-        <w:t xml:space="preserve">“Either way, it’s up to us to make sure we learn all we need to survive,” Fineous said. “We are now in a </w:t>
-      </w:r>
-      <w:r>
-        <w:rPr>
-          <w:rStyle w:val="termtext"/>
-        </w:rPr>
-        <w:t>monarchy</w:t>
-      </w:r>
-      <w:r>
-        <w:t>.</w:t>
-      </w:r>
-      <w:r>
-        <w:t xml:space="preserve"> As long as we don’t break any laws, there shouldn’t be a problem.</w:t>
-      </w:r>
-    </w:p>
-    <w:p>
-      <w:r>
-        <w:t>“Speaking of breaking laws, it’s time to steal more food.”</w:t>
-      </w:r>
-    </w:p>
-    <w:p>
-      <w:r>
-        <w:t>They arrived at the dining room and waited in line.</w:t>
-      </w:r>
-    </w:p>
-    <w:p>
-      <w:r>
-        <w:t>“What do you think of that competition for the princess’ hand?” Aragon asked.</w:t>
-      </w:r>
-    </w:p>
-    <w:p>
-      <w:r>
-        <w:t xml:space="preserve">“Perhaps it’s one of the ways they invented to keep their system vitalized,” Fineous suggested. “In theory anyone can </w:t>
-      </w:r>
-      <w:r>
-        <w:t xml:space="preserve">marry the </w:t>
-      </w:r>
-      <w:r>
-        <w:lastRenderedPageBreak/>
-        <w:t xml:space="preserve">princess and </w:t>
-      </w:r>
-      <w:r>
-        <w:t xml:space="preserve">become a royal. But of course, only </w:t>
-      </w:r>
-      <w:r>
-        <w:t>the most talented, trained and lucky bachelor</w:t>
-      </w:r>
-      <w:r>
-        <w:t xml:space="preserve"> will succeed in the end.”</w:t>
-      </w:r>
-    </w:p>
-    <w:p>
-      <w:r>
-        <w:t>“Would you compete?” Erza asked.</w:t>
-      </w:r>
-    </w:p>
-    <w:p>
-      <w:r>
-        <w:t>“That sounds like fun,” Fineous said</w:t>
-      </w:r>
-      <w:r>
-        <w:t xml:space="preserve"> with a grin</w:t>
-      </w:r>
-      <w:r>
-        <w:t xml:space="preserve">. “I wonder what </w:t>
-      </w:r>
-      <w:r>
-        <w:t>challenges</w:t>
-      </w:r>
-      <w:r>
-        <w:t xml:space="preserve"> I would have to face.”</w:t>
-      </w:r>
-    </w:p>
-    <w:p>
-      <w:r>
-        <w:t>“But what if you won?” Rose asked worriedly.</w:t>
-      </w:r>
-    </w:p>
-    <w:p>
-      <w:r>
-        <w:t>“No need to worry,” Fineous said. “</w:t>
-      </w:r>
-      <w:r>
-        <w:t>Four</w:t>
-      </w:r>
-      <w:r>
-        <w:t xml:space="preserve"> </w:t>
-      </w:r>
-      <w:r>
-        <w:t>year</w:t>
-      </w:r>
-      <w:r>
-        <w:t>s</w:t>
-      </w:r>
-      <w:r>
-        <w:t xml:space="preserve"> is not enough to challenge people training their entire lives. Like I said, this </w:t>
-      </w:r>
-      <w:r>
-        <w:t xml:space="preserve">is </w:t>
-      </w:r>
-      <w:r>
-        <w:t>just for fun.”</w:t>
-      </w:r>
-    </w:p>
-    <w:p>
-      <w:r>
-        <w:t>They sat down to eat.</w:t>
-      </w:r>
-    </w:p>
-    <w:p>
-      <w:r>
-        <w:t>“Aragon, Demonbane, would you compete?” Fineous asked.</w:t>
-      </w:r>
-    </w:p>
-    <w:p>
-      <w:r>
-        <w:t>“No way,” Demonbane said. “I’m no good with puzzles and such.”</w:t>
-      </w:r>
-    </w:p>
-    <w:p>
-      <w:r>
-        <w:t>“Same here,” Aragon said.</w:t>
-      </w:r>
-    </w:p>
-    <w:p>
-      <w:r>
-        <w:t>“Too bad the ladies can’t compete,” Fineous said. “But I suppose there will be other competitions where we can all compete together.”</w:t>
-      </w:r>
-    </w:p>
-    <w:p>
-      <w:r>
-        <w:t xml:space="preserve">Fineous </w:t>
-      </w:r>
-      <w:r>
-        <w:t>leaned back and waited for the others to finish eating.</w:t>
-      </w:r>
-    </w:p>
-    <w:p>
-      <w:r>
-        <w:t>“Finished so soon?” Erza asked.</w:t>
-      </w:r>
-    </w:p>
-    <w:p>
-      <w:r>
-        <w:t>“There’s plenty of time for that later,” Fineous said. “We only have 1 hour for lunch and we have plenty to discuss.”</w:t>
-      </w:r>
-    </w:p>
-    <w:p>
-      <w:r>
-        <w:t>The others quickly finished eating and they followed Fineous out the door. Soon they arrived at their classroom.</w:t>
-      </w:r>
-    </w:p>
-    <w:p>
-      <w:r>
-        <w:t>Upon entry Fineous closed the door.</w:t>
-      </w:r>
-    </w:p>
-    <w:p>
-      <w:r>
-        <w:t xml:space="preserve">“Okay everyone,” Fineous said. “Before we begin, we need to promise never to share our secrets with anyone. This applies even if </w:t>
-      </w:r>
-      <w:r>
-        <w:lastRenderedPageBreak/>
-        <w:t>we go our separate ways.</w:t>
-      </w:r>
-      <w:r>
-        <w:t xml:space="preserve"> This is a matter of life or death.</w:t>
-      </w:r>
-      <w:r>
-        <w:t xml:space="preserve"> Do you all swear?”</w:t>
-      </w:r>
-    </w:p>
-    <w:p>
-      <w:r>
-        <w:t>Fineous raised his hand and the others did the same.</w:t>
-      </w:r>
-    </w:p>
-    <w:p>
-      <w:r>
-        <w:t xml:space="preserve">“Do you all </w:t>
-      </w:r>
-      <w:r>
-        <w:t>s</w:t>
-      </w:r>
-      <w:r>
-        <w:t xml:space="preserve">wear to always protect each other for as long as we are a </w:t>
-      </w:r>
-      <w:r>
-        <w:t>party</w:t>
-      </w:r>
-      <w:r>
-        <w:t>, no matter the challenges we face?”</w:t>
-      </w:r>
-    </w:p>
-    <w:p>
-      <w:r>
-        <w:t>Again everyone swore.</w:t>
-      </w:r>
-    </w:p>
-    <w:p>
-      <w:r>
-        <w:t xml:space="preserve">Fineous then placed his hand </w:t>
-      </w:r>
-      <w:r>
-        <w:t>palm</w:t>
-      </w:r>
-      <w:r>
-        <w:t xml:space="preserve">-down between them and then said, “From now on we are family. Even if we join other </w:t>
-      </w:r>
-      <w:r>
-        <w:t>parties</w:t>
-      </w:r>
-      <w:r>
-        <w:t>, we will always retain this bond.”</w:t>
-      </w:r>
-    </w:p>
-    <w:p>
-      <w:r>
-        <w:t xml:space="preserve">The others put their hands on his </w:t>
-      </w:r>
-      <w:r>
-        <w:t xml:space="preserve">hand </w:t>
-      </w:r>
-      <w:r>
-        <w:t>and agreed.</w:t>
-      </w:r>
-    </w:p>
-    <w:p>
-      <w:r>
-        <w:t>“To family,” Fineous said and the others echoed.</w:t>
-      </w:r>
-    </w:p>
-    <w:p>
-      <w:r>
-        <w:t>“That’s so sweet,” Rose said.</w:t>
-      </w:r>
-    </w:p>
-    <w:p>
-      <w:r>
-        <w:t>“</w:t>
-      </w:r>
-      <w:r>
-        <w:t xml:space="preserve">I’m glad you agree. </w:t>
-      </w:r>
-      <w:r>
-        <w:t>Who wants to share first?” Fineous asked.</w:t>
-      </w:r>
-    </w:p>
-    <w:p>
-      <w:r>
-        <w:t>“I do,” Demonbane said. Fineous focused on the board and Demonbane’s name appeared.</w:t>
-      </w:r>
-    </w:p>
-    <w:p>
-      <w:r>
-        <w:t>“How did you do that?” Erza asked.</w:t>
-      </w:r>
-    </w:p>
-    <w:p>
-      <w:r>
         <w:t>“</w:t>
       </w:r>
       <w:r>
@@ -16244,7 +16403,6 @@
         <w:rPr>
           <w:rFonts w:asciiTheme="minorHAnsi" w:hAnsiTheme="minorHAnsi" w:cstheme="minorHAnsi"/>
         </w:rPr>
-        <w:lastRenderedPageBreak/>
         <w:t>C</w:t>
       </w:r>
       <w:r>
@@ -16372,7 +16530,10 @@
         <w:spacing w:after="0"/>
       </w:pPr>
       <w:r>
-        <w:t>Projectile Mastery</w:t>
+        <w:t xml:space="preserve">Explosion </w:t>
+      </w:r>
+      <w:r>
+        <w:t>Mastery</w:t>
       </w:r>
     </w:p>
     <w:p>
@@ -16622,9 +16783,13 @@
           <w:numId w:val="17"/>
         </w:numPr>
         <w:spacing w:after="0"/>
-      </w:pPr>
-      <w:r>
-        <w:t>Inventory</w:t>
+        <w:ind w:left="714" w:hanging="357"/>
+      </w:pPr>
+      <w:r>
+        <w:rPr>
+          <w:rFonts w:asciiTheme="minorHAnsi" w:hAnsiTheme="minorHAnsi" w:cstheme="minorHAnsi"/>
+        </w:rPr>
+        <w:t>Identification</w:t>
       </w:r>
     </w:p>
     <w:p>
@@ -16638,10 +16803,7 @@
         <w:ind w:left="714" w:hanging="357"/>
       </w:pPr>
       <w:r>
-        <w:rPr>
-          <w:rFonts w:asciiTheme="minorHAnsi" w:hAnsiTheme="minorHAnsi" w:cstheme="minorHAnsi"/>
-        </w:rPr>
-        <w:t>Identification</w:t>
+        <w:t>Spirit Whisperer</w:t>
       </w:r>
     </w:p>
     <w:p>
@@ -16655,7 +16817,7 @@
         <w:ind w:left="714" w:hanging="357"/>
       </w:pPr>
       <w:r>
-        <w:t>Spirit Whisperer</w:t>
+        <w:t>Healing</w:t>
       </w:r>
     </w:p>
     <w:p>
@@ -16669,7 +16831,7 @@
         <w:ind w:left="714" w:hanging="357"/>
       </w:pPr>
       <w:r>
-        <w:t>Healing</w:t>
+        <w:t>Cooking</w:t>
       </w:r>
     </w:p>
     <w:p>
@@ -16683,7 +16845,7 @@
         <w:ind w:left="714" w:hanging="357"/>
       </w:pPr>
       <w:r>
-        <w:t>Cooking</w:t>
+        <w:t>Music</w:t>
       </w:r>
     </w:p>
     <w:p>
@@ -16694,10 +16856,10 @@
           <w:numId w:val="17"/>
         </w:numPr>
         <w:spacing w:after="0"/>
-        <w:ind w:left="714" w:hanging="357"/>
-      </w:pPr>
-      <w:r>
-        <w:t>Music</w:t>
+      </w:pPr>
+      <w:r>
+        <w:lastRenderedPageBreak/>
+        <w:t>Inventory</w:t>
       </w:r>
     </w:p>
     <w:p>
@@ -16835,24 +16997,119 @@
     </w:p>
     <w:p>
       <w:r>
+        <w:t>“Can we do that now?” Aragon asked.</w:t>
+      </w:r>
+    </w:p>
+    <w:p>
+      <w:r>
+        <w:t>“Sure,” Fineous said. “Who wants to go first? Don’t mention family. That is forbidden.”</w:t>
+      </w:r>
+    </w:p>
+    <w:p>
+      <w:r>
+        <w:t>“I am 23 and worked at a Hollywood</w:t>
+      </w:r>
+      <w:r>
+        <w:t xml:space="preserve"> studio as a technical director,” Aragon said. “</w:t>
+      </w:r>
+      <w:r>
+        <w:t>I’ve been crazy about archery since I was a child. I was so good that people were suggesting I try for the Olympics. Unfortunately, an injury killed that plan.</w:t>
+      </w:r>
+    </w:p>
+    <w:p>
+      <w:r>
+        <w:t>“</w:t>
+      </w:r>
+      <w:r>
+        <w:t>I always liked fantasy movies such as the Lord of the Rings</w:t>
+      </w:r>
+      <w:r>
+        <w:t>.</w:t>
+      </w:r>
+      <w:r>
+        <w:t xml:space="preserve"> And yes, I did look 19 when I died.”</w:t>
+      </w:r>
+    </w:p>
+    <w:p>
+      <w:r>
+        <w:t xml:space="preserve">“I </w:t>
+      </w:r>
+      <w:r>
+        <w:t>was a race car driver who loved watching anime and playing video games</w:t>
+      </w:r>
+      <w:r>
+        <w:t>. I a</w:t>
+      </w:r>
+      <w:r>
+        <w:t>lso</w:t>
+      </w:r>
+      <w:r>
+        <w:t xml:space="preserve"> </w:t>
+      </w:r>
+      <w:r>
+        <w:t>liked extreme activities like BASE jumping</w:t>
+      </w:r>
+      <w:r>
+        <w:t>,” Erza said. “I just started my career at 18 when</w:t>
+      </w:r>
+      <w:r>
+        <w:t>…There was a nasty collision in a race I was in. The driver in front of me lost control and crashed into me.</w:t>
+      </w:r>
+      <w:r>
+        <w:t xml:space="preserve"> I </w:t>
+      </w:r>
+      <w:r>
+        <w:t>died</w:t>
+      </w:r>
+      <w:r>
+        <w:t xml:space="preserve"> in the hospital.”</w:t>
+      </w:r>
+    </w:p>
+    <w:p>
+      <w:r>
+        <w:t xml:space="preserve">“I was a highschool </w:t>
+      </w:r>
+      <w:r>
+        <w:t>student</w:t>
+      </w:r>
+      <w:r>
+        <w:t>,” Demonbane said. “I got shot when some punk tried to rob a store.”</w:t>
+      </w:r>
+    </w:p>
+    <w:p>
+      <w:r>
+        <w:t xml:space="preserve">“I am, I mean was studying to become a </w:t>
+      </w:r>
+      <w:r>
+        <w:t>doctor</w:t>
+      </w:r>
+      <w:r>
+        <w:t>, when I was hit by a drunk driver,” Rose said. “Oh, I was 23.”</w:t>
+      </w:r>
+    </w:p>
+    <w:p>
+      <w:r>
         <w:lastRenderedPageBreak/>
-        <w:t>“Can we do that now?” Aragon asked.</w:t>
-      </w:r>
-    </w:p>
-    <w:p>
-      <w:r>
-        <w:t>“Sure,” Fineous said. “Who wants to go first? Don’t mention family. That is forbidden.”</w:t>
-      </w:r>
-    </w:p>
-    <w:p>
-      <w:r>
-        <w:t>“I am 23 and worked at a Hollywood</w:t>
-      </w:r>
-      <w:r>
-        <w:t xml:space="preserve"> studio as a technical director,” Aragon said. “</w:t>
-      </w:r>
-      <w:r>
-        <w:t>I’ve been crazy about archery since I was a child. I was so good that people were suggesting I try for the Olympics. Unfortunately, an injury killed that plan.</w:t>
+        <w:t>“Well folks, I am without doubt the oldest person here,” Fineous said.</w:t>
+      </w:r>
+    </w:p>
+    <w:p>
+      <w:r>
+        <w:t>“No way,” Aragon exclaimed. “Wait a minute, you told me.”</w:t>
+      </w:r>
+    </w:p>
+    <w:p>
+      <w:r>
+        <w:t>“That’s right,” Fineous said. “I used to be a Dr. Frank Nell Stein</w:t>
+      </w:r>
+      <w:r>
+        <w:t>, or Dr. Frankenstein as some people called me</w:t>
+      </w:r>
+      <w:r>
+        <w:t xml:space="preserve">. And yes, I did research on extending life. </w:t>
+      </w:r>
+      <w:r>
+        <w:t>It was a failure of course. I died of cancer.</w:t>
       </w:r>
     </w:p>
     <w:p>
@@ -16860,449 +17117,440 @@
         <w:t>“</w:t>
       </w:r>
       <w:r>
-        <w:t>I always liked fantasy movies such as the Lord of the Rings</w:t>
+        <w:t>Some would say I died of poisoning when I took an unapproved</w:t>
+      </w:r>
+      <w:r>
+        <w:t xml:space="preserve"> drug I was working on.</w:t>
+      </w:r>
+    </w:p>
+    <w:p>
+      <w:r>
+        <w:t>“Or maybe I died when I was run over by a truck.</w:t>
+      </w:r>
+    </w:p>
+    <w:p>
+      <w:r>
+        <w:t>“</w:t>
+      </w:r>
+      <w:r>
+        <w:t>I was 96</w:t>
+      </w:r>
+      <w:r>
+        <w:t xml:space="preserve"> years old.”</w:t>
+      </w:r>
+    </w:p>
+    <w:p>
+      <w:r>
+        <w:t xml:space="preserve">“No way,” Rose </w:t>
+      </w:r>
+      <w:r>
+        <w:t>exclaimed</w:t>
+      </w:r>
+      <w:r>
+        <w:t>, shocked.</w:t>
+      </w:r>
+    </w:p>
+    <w:p>
+      <w:r>
+        <w:t>“Classic exit,” Demonbane said, “Sweet.”</w:t>
+      </w:r>
+    </w:p>
+    <w:p>
+      <w:r>
+        <w:t>“How come you look and act so young?” Erza asked.</w:t>
+      </w:r>
+    </w:p>
+    <w:p>
+      <w:r>
+        <w:t>“This is my idealized self-image,” Fineous said. “I even had an anime image on my wall that looked</w:t>
+      </w:r>
+      <w:r>
+        <w:t xml:space="preserve"> something</w:t>
+      </w:r>
+      <w:r>
+        <w:t xml:space="preserve"> like this. I am the result of my previous karma, as are all of you an</w:t>
+      </w:r>
+      <w:r>
+        <w:t>d</w:t>
+      </w:r>
+      <w:r>
+        <w:t xml:space="preserve"> your </w:t>
+      </w:r>
+      <w:r>
+        <w:t>abilities</w:t>
       </w:r>
       <w:r>
         <w:t>.</w:t>
       </w:r>
       <w:r>
-        <w:t xml:space="preserve"> And yes, I did look 19 when I died.”</w:t>
-      </w:r>
-    </w:p>
-    <w:p>
-      <w:r>
-        <w:t xml:space="preserve">“I </w:t>
-      </w:r>
-      <w:r>
-        <w:t>was a race car driver who loved watching anime and playing video games</w:t>
-      </w:r>
-      <w:r>
-        <w:t>. I a</w:t>
-      </w:r>
-      <w:r>
-        <w:t>lso</w:t>
+        <w:t>”</w:t>
+      </w:r>
+    </w:p>
+    <w:p>
+      <w:r>
+        <w:t>“That makes sense,” Erza said. “Why would anyone want to become old? Although why so young?”</w:t>
+      </w:r>
+    </w:p>
+    <w:p>
+      <w:r>
+        <w:t>“Many older people have bad memories of their youth,” Fineous said. “Also, most older people think it’s somehow unnatural. In short</w:t>
+      </w:r>
+      <w:r>
+        <w:t>,</w:t>
+      </w:r>
+      <w:r>
+        <w:t xml:space="preserve"> most people</w:t>
+      </w:r>
+      <w:r>
+        <w:t xml:space="preserve"> either</w:t>
+      </w:r>
+      <w:r>
+        <w:t xml:space="preserve"> can’t imagine </w:t>
+      </w:r>
+      <w:r>
+        <w:t xml:space="preserve">or don’t want to </w:t>
+      </w:r>
+      <w:r>
+        <w:t>becom</w:t>
+      </w:r>
+      <w:r>
+        <w:t>e</w:t>
+      </w:r>
+      <w:r>
+        <w:t xml:space="preserve"> younger.</w:t>
+      </w:r>
+    </w:p>
+    <w:p>
+      <w:r>
+        <w:t>“As a child, I loved the number 16 and thought it was the perfect</w:t>
+      </w:r>
+      <w:r>
+        <w:t>, ideal</w:t>
+      </w:r>
+      <w:r>
+        <w:t xml:space="preserve"> age.</w:t>
+      </w:r>
+      <w:r>
+        <w:t xml:space="preserve"> The freedom of learning to drive</w:t>
+      </w:r>
+      <w:r>
+        <w:t>,</w:t>
+      </w:r>
+      <w:r>
+        <w:t xml:space="preserve"> no responsibilities</w:t>
+      </w:r>
+      <w:r>
+        <w:t>, and entering an ever expanding world</w:t>
+      </w:r>
+      <w:r>
+        <w:t xml:space="preserve"> was amazing. Nothing ever beat that.</w:t>
+      </w:r>
+    </w:p>
+    <w:p>
+      <w:r>
+        <w:lastRenderedPageBreak/>
+        <w:t>“To me, having perfect youth</w:t>
+      </w:r>
+      <w:r>
+        <w:t>, beauty,</w:t>
+      </w:r>
+      <w:r>
+        <w:t xml:space="preserve"> and health is natural. Anything else is unnatural.</w:t>
+      </w:r>
+    </w:p>
+    <w:p>
+      <w:r>
+        <w:t>“As for alcohol, I don’t need it. And I assume natural aging occurs here too since we are human, I think.</w:t>
+      </w:r>
+      <w:r>
+        <w:t xml:space="preserve"> But elves seem to live forever, so I assume old age is conquerable here.”</w:t>
+      </w:r>
+    </w:p>
+    <w:p>
+      <w:r>
+        <w:t xml:space="preserve">Fineous smiled at his shocked companions and then said, </w:t>
+      </w:r>
+      <w:r>
+        <w:t>“</w:t>
+      </w:r>
+      <w:r>
+        <w:t xml:space="preserve">Who wants to discuss our </w:t>
+      </w:r>
+      <w:r>
+        <w:t>abilities</w:t>
+      </w:r>
+      <w:r>
+        <w:t>?”</w:t>
+      </w:r>
+    </w:p>
+    <w:p>
+      <w:r>
+        <w:t>“You do it,” Aragon said. The others agreed.</w:t>
+      </w:r>
+    </w:p>
+    <w:p>
+      <w:r>
+        <w:t xml:space="preserve">“I’ll only do this today since we are short on time,” Fineous said. “However, I want all of you to learn, in case I’m forced to become the next emperor.” He </w:t>
+      </w:r>
+      <w:r>
+        <w:t xml:space="preserve">smiled and </w:t>
+      </w:r>
+      <w:r>
+        <w:t>winked at them.</w:t>
+      </w:r>
+    </w:p>
+    <w:p>
+      <w:r>
+        <w:t xml:space="preserve">Fineous scanned through his book and then said, </w:t>
+      </w:r>
+      <w:r>
+        <w:t xml:space="preserve">“First, </w:t>
+      </w:r>
+      <w:r>
+        <w:t xml:space="preserve">you </w:t>
+      </w:r>
+      <w:r>
+        <w:t>all have an Inventory.</w:t>
+      </w:r>
+    </w:p>
+    <w:p>
+      <w:r>
+        <w:t>“As an F-Rank ability, it increases by one slot per level</w:t>
+      </w:r>
+      <w:r>
+        <w:t>. Each slot holds 1 item weighing up to 1kg</w:t>
+      </w:r>
+      <w:r>
+        <w:t>.</w:t>
+      </w:r>
+    </w:p>
+    <w:p>
+      <w:r>
+        <w:t xml:space="preserve">“So at level 5, you have 5 slots holding </w:t>
+      </w:r>
+      <w:r>
+        <w:t>5 items per slot</w:t>
+      </w:r>
+      <w:r>
+        <w:t xml:space="preserve"> weighing a maximum of 5kg.</w:t>
+      </w:r>
+    </w:p>
+    <w:p>
+      <w:r>
+        <w:t>“It says here you can see items through introspection.”</w:t>
+      </w:r>
+    </w:p>
+    <w:p>
+      <w:r>
+        <w:t>“That’s true,” Demonbane said. “And it’s a pain.”</w:t>
+      </w:r>
+    </w:p>
+    <w:p>
+      <w:r>
+        <w:t>“I know,” Aragon said. “I found stacking similar items makes it easier.”</w:t>
+      </w:r>
+    </w:p>
+    <w:p>
+      <w:r>
+        <w:t>“At E, each level increases capacity by 1</w:t>
+      </w:r>
+      <w:r>
+        <w:t>2</w:t>
+      </w:r>
+      <w:r>
+        <w:t xml:space="preserve">. </w:t>
+      </w:r>
+      <w:r>
+        <w:t>At D, it increases by 1</w:t>
+      </w:r>
+      <w:r>
+        <w:t>44</w:t>
+      </w:r>
+      <w:r>
+        <w:t xml:space="preserve">. At C, it truly becomes useful at </w:t>
+      </w:r>
+      <w:r>
+        <w:t>1,728</w:t>
+      </w:r>
+      <w:r>
+        <w:t>. Also, boxes count as one item, regardless of content. So you can store plenty of stuff.</w:t>
+      </w:r>
+    </w:p>
+    <w:p>
+      <w:r>
+        <w:t>“And yes, we are dealing with base 12, not 10 like on Earth.</w:t>
+      </w:r>
+    </w:p>
+    <w:p>
+      <w:r>
+        <w:lastRenderedPageBreak/>
+        <w:t xml:space="preserve">“Ranking is simple. Just keep your Inventories full and they will automatically </w:t>
+      </w:r>
+      <w:r>
+        <w:t>improve. The more you use it, the faster it will increase.</w:t>
+      </w:r>
+    </w:p>
+    <w:p>
+      <w:r>
+        <w:t>“Unless of cou</w:t>
+      </w:r>
+      <w:r>
+        <w:t>rse you run out of free Essence,” Fineous added.</w:t>
+      </w:r>
+    </w:p>
+    <w:p>
+      <w:r>
+        <w:t>“Believe me, running out is rather unpleasant.</w:t>
+      </w:r>
+    </w:p>
+    <w:p>
+      <w:r>
+        <w:t xml:space="preserve">“Later on, I recommend </w:t>
+      </w:r>
+      <w:r>
+        <w:t>us</w:t>
+      </w:r>
+      <w:r>
+        <w:t>ing</w:t>
       </w:r>
       <w:r>
         <w:t xml:space="preserve"> </w:t>
       </w:r>
       <w:r>
-        <w:t>liked extreme activities like BASE jumping</w:t>
-      </w:r>
-      <w:r>
-        <w:t>,” Erza said. “I just started my career at 18 when</w:t>
-      </w:r>
-      <w:r>
-        <w:t>…There was a nasty collision in a race I was in. The driver in front of me lost control and crashed into me.</w:t>
-      </w:r>
-      <w:r>
-        <w:t xml:space="preserve"> I </w:t>
-      </w:r>
-      <w:r>
-        <w:t>died</w:t>
-      </w:r>
-      <w:r>
-        <w:t xml:space="preserve"> in the hospital.”</w:t>
-      </w:r>
-    </w:p>
-    <w:p>
-      <w:r>
-        <w:t xml:space="preserve">“I was a highschool </w:t>
-      </w:r>
-      <w:r>
-        <w:t>student</w:t>
-      </w:r>
-      <w:r>
-        <w:t>,” Demonbane said. “I got shot when some punk tried to rob a store.”</w:t>
-      </w:r>
-    </w:p>
-    <w:p>
-      <w:r>
-        <w:t xml:space="preserve">“I am, I mean was studying to become a </w:t>
-      </w:r>
-      <w:r>
-        <w:t>doctor</w:t>
-      </w:r>
-      <w:r>
-        <w:t>, when I was hit by a drunk driver,” Rose said. “Oh, I was 23.”</w:t>
-      </w:r>
-    </w:p>
-    <w:p>
-      <w:r>
-        <w:t>“Well folks, I am without doubt the oldest person here,” Fineous said.</w:t>
-      </w:r>
-    </w:p>
-    <w:p>
-      <w:r>
-        <w:t>“No way,” Aragon exclaimed. “Wait a minute, you told me.”</w:t>
-      </w:r>
-    </w:p>
-    <w:p>
-      <w:r>
-        <w:t>“That’s right,” Fineous said. “I used to be a Dr. Frank Nell Stein</w:t>
-      </w:r>
-      <w:r>
-        <w:t>, or Dr. Frankenstein as some people called me</w:t>
-      </w:r>
-      <w:r>
-        <w:t xml:space="preserve">. And yes, I did research on extending life. </w:t>
-      </w:r>
-      <w:r>
-        <w:t>It was a failure of course. I died of cancer. Some would say I died of poisoning when I took an unapproved</w:t>
-      </w:r>
-      <w:r>
-        <w:t xml:space="preserve"> drug I was working on. I was 96</w:t>
-      </w:r>
-      <w:r>
-        <w:t xml:space="preserve"> years old.”</w:t>
-      </w:r>
-    </w:p>
-    <w:p>
-      <w:r>
-        <w:t xml:space="preserve">“No way,” Rose </w:t>
-      </w:r>
-      <w:r>
-        <w:t>exclaimed</w:t>
-      </w:r>
-      <w:r>
-        <w:t>, shocked.</w:t>
-      </w:r>
-    </w:p>
-    <w:p>
-      <w:r>
-        <w:lastRenderedPageBreak/>
-        <w:t>“How come you look and act so young?” Erza asked.</w:t>
-      </w:r>
-    </w:p>
-    <w:p>
-      <w:r>
-        <w:t>“This is my idealized self-image,” Fineous said. “I even had an anime image on my wall that looked</w:t>
-      </w:r>
-      <w:r>
-        <w:t xml:space="preserve"> something</w:t>
-      </w:r>
-      <w:r>
-        <w:t xml:space="preserve"> like this. I am the result of my previous karma, as are all of you an</w:t>
-      </w:r>
-      <w:r>
-        <w:t>d</w:t>
-      </w:r>
-      <w:r>
-        <w:t xml:space="preserve"> your </w:t>
-      </w:r>
-      <w:r>
-        <w:t>abilities</w:t>
-      </w:r>
-      <w:r>
+        <w:t>rocks just to exercise your Inventories.</w:t>
+      </w:r>
+    </w:p>
+    <w:p>
+      <w:r>
+        <w:t>“</w:t>
+      </w:r>
+      <w:r>
+        <w:t>’</w:t>
+      </w:r>
+      <w:r>
+        <w:t>Says here there are items to help you organize your Inventories.</w:t>
+      </w:r>
+      <w:r>
+        <w:t>”</w:t>
+      </w:r>
+    </w:p>
+    <w:p>
+      <w:pPr>
+        <w:rPr>
+          <w:rFonts w:asciiTheme="minorHAnsi" w:hAnsiTheme="minorHAnsi" w:cstheme="minorHAnsi"/>
+        </w:rPr>
+      </w:pPr>
+      <w:r>
+        <w:t>Fineous flipped pages and then said, “</w:t>
+      </w:r>
+      <w:r>
+        <w:t xml:space="preserve">Second, </w:t>
+      </w:r>
+      <w:r>
+        <w:t>you</w:t>
+      </w:r>
+      <w:r>
+        <w:t xml:space="preserve"> all have physical abilities</w:t>
+      </w:r>
+      <w:r>
+        <w:rPr>
+          <w:rFonts w:asciiTheme="minorHAnsi" w:hAnsiTheme="minorHAnsi" w:cstheme="minorHAnsi"/>
+        </w:rPr>
         <w:t>.</w:t>
       </w:r>
-      <w:r>
-        <w:t>”</w:t>
-      </w:r>
-    </w:p>
-    <w:p>
-      <w:r>
-        <w:t>“That makes sense,” Erza said. “Why would anyone want to become old? Although why so young?”</w:t>
-      </w:r>
-    </w:p>
-    <w:p>
-      <w:r>
-        <w:t>“Many older people have bad memories of their youth,” Fineous said. “Also, most older people think it’s somehow unnatural. In short</w:t>
-      </w:r>
-      <w:r>
-        <w:t>,</w:t>
-      </w:r>
-      <w:r>
-        <w:t xml:space="preserve"> most people</w:t>
-      </w:r>
-      <w:r>
-        <w:t xml:space="preserve"> either</w:t>
-      </w:r>
-      <w:r>
-        <w:t xml:space="preserve"> can’t imagine </w:t>
-      </w:r>
-      <w:r>
-        <w:t xml:space="preserve">or don’t want to </w:t>
-      </w:r>
-      <w:r>
-        <w:t>becom</w:t>
-      </w:r>
-      <w:r>
-        <w:t>e</w:t>
-      </w:r>
-      <w:r>
-        <w:t xml:space="preserve"> younger.</w:t>
-      </w:r>
-    </w:p>
-    <w:p>
-      <w:r>
-        <w:t>“As a child, I loved the number 16 and thought it was the perfect</w:t>
-      </w:r>
-      <w:r>
-        <w:t>, ideal</w:t>
-      </w:r>
-      <w:r>
-        <w:t xml:space="preserve"> age.</w:t>
-      </w:r>
-      <w:r>
-        <w:t xml:space="preserve"> The freedom of learning to drive</w:t>
-      </w:r>
-      <w:r>
-        <w:t>,</w:t>
-      </w:r>
-      <w:r>
-        <w:t xml:space="preserve"> no responsibilities</w:t>
-      </w:r>
-      <w:r>
-        <w:t>, and entering an ever expanding world</w:t>
-      </w:r>
-      <w:r>
-        <w:t xml:space="preserve"> was amazing. Nothing ever beat that.</w:t>
-      </w:r>
-    </w:p>
-    <w:p>
-      <w:r>
-        <w:t>“To me, having perfect youth</w:t>
-      </w:r>
-      <w:r>
-        <w:t>, beauty,</w:t>
-      </w:r>
-      <w:r>
-        <w:t xml:space="preserve"> and health is natural. Anything else is unnatural.</w:t>
-      </w:r>
-    </w:p>
-    <w:p>
-      <w:r>
-        <w:t>“As for alcohol, I don’t need it. And I assume natural aging occurs here too since we are human, I think.</w:t>
-      </w:r>
-      <w:r>
-        <w:t xml:space="preserve"> But elves seem to live forever, so I assume old age is conquerable here.”</w:t>
-      </w:r>
-    </w:p>
-    <w:p>
-      <w:r>
-        <w:t xml:space="preserve">Fineous smiled at his shocked companions and then said, </w:t>
-      </w:r>
-      <w:r>
-        <w:t>“</w:t>
-      </w:r>
-      <w:r>
-        <w:t xml:space="preserve">Who wants to discuss our </w:t>
-      </w:r>
-      <w:r>
-        <w:t>abilities</w:t>
-      </w:r>
-      <w:r>
-        <w:t>?”</w:t>
-      </w:r>
-    </w:p>
-    <w:p>
-      <w:r>
-        <w:t>“You do it,” Aragon said. The others agreed.</w:t>
-      </w:r>
-    </w:p>
-    <w:p>
-      <w:r>
-        <w:t xml:space="preserve">“I’ll only do this today since we are short on time,” Fineous said. “However, I want all of you to learn, in case I’m forced to become the next emperor.” He </w:t>
-      </w:r>
-      <w:r>
-        <w:t xml:space="preserve">smiled and </w:t>
-      </w:r>
-      <w:r>
-        <w:t>winked at them.</w:t>
-      </w:r>
-    </w:p>
-    <w:p>
-      <w:r>
-        <w:t xml:space="preserve">Fineous scanned through his book and then said, </w:t>
-      </w:r>
-      <w:r>
-        <w:t xml:space="preserve">“First, </w:t>
-      </w:r>
-      <w:r>
-        <w:t xml:space="preserve">you </w:t>
-      </w:r>
-      <w:r>
-        <w:t>all have an Inventory.</w:t>
-      </w:r>
-    </w:p>
-    <w:p>
-      <w:r>
-        <w:lastRenderedPageBreak/>
-        <w:t>“As an F-Rank ability, it increases by one slot per level</w:t>
-      </w:r>
-      <w:r>
-        <w:t>. Each slot holds 1 item weighing up to 1kg</w:t>
-      </w:r>
-      <w:r>
+    </w:p>
+    <w:p>
+      <w:pPr>
+        <w:rPr>
+          <w:rFonts w:asciiTheme="minorHAnsi" w:hAnsiTheme="minorHAnsi" w:cstheme="minorHAnsi"/>
+        </w:rPr>
+      </w:pPr>
+      <w:r>
+        <w:rPr>
+          <w:rFonts w:asciiTheme="minorHAnsi" w:hAnsiTheme="minorHAnsi" w:cstheme="minorHAnsi"/>
+        </w:rPr>
+        <w:t>“Erza and Aragon have Enhanced Physical Stats. All essence allocated to this ability is split into Speed, Strength, Endurance</w:t>
+      </w:r>
+      <w:r>
+        <w:rPr>
+          <w:rFonts w:asciiTheme="minorHAnsi" w:hAnsiTheme="minorHAnsi" w:cstheme="minorHAnsi"/>
+        </w:rPr>
+        <w:t>, and Vitality</w:t>
+      </w:r>
+      <w:r>
+        <w:rPr>
+          <w:rFonts w:asciiTheme="minorHAnsi" w:hAnsiTheme="minorHAnsi" w:cstheme="minorHAnsi"/>
+        </w:rPr>
         <w:t>.</w:t>
       </w:r>
     </w:p>
     <w:p>
-      <w:r>
-        <w:t xml:space="preserve">“So at level 5, you have 5 slots holding </w:t>
-      </w:r>
-      <w:r>
-        <w:t>5 items per slot</w:t>
-      </w:r>
-      <w:r>
-        <w:t xml:space="preserve"> weighing a maximum of 5kg.</w:t>
-      </w:r>
-    </w:p>
-    <w:p>
-      <w:r>
-        <w:t>“It says here you can see items through introspection.”</w:t>
-      </w:r>
-    </w:p>
-    <w:p>
-      <w:r>
-        <w:t>“That’s true,” Demonbane said. “And it’s a pain.”</w:t>
-      </w:r>
-    </w:p>
-    <w:p>
-      <w:r>
-        <w:t>“I know,” Aragon said. “I found stacking similar items makes it easier.”</w:t>
-      </w:r>
-    </w:p>
-    <w:p>
-      <w:r>
-        <w:t xml:space="preserve">“At E, each level increases capacity by 10. </w:t>
-      </w:r>
-      <w:r>
-        <w:t>At D, it increases by 100. At C, it truly becomes useful at 1</w:t>
-      </w:r>
-      <w:r>
-        <w:t>,</w:t>
-      </w:r>
-      <w:r>
-        <w:t>000. Also, boxes count as one item, regardless of content. So you can store plenty of stuff.</w:t>
-      </w:r>
-    </w:p>
-    <w:p>
-      <w:r>
-        <w:t xml:space="preserve">“Ranking is simple. Just keep your Inventories full and they will automatically </w:t>
-      </w:r>
-      <w:r>
-        <w:t>improve. The more you use it, the faster it will increase.</w:t>
-      </w:r>
-    </w:p>
-    <w:p>
-      <w:r>
-        <w:t>“Unless of cou</w:t>
-      </w:r>
-      <w:r>
-        <w:t>rse you run out of free Essence,” Fineous added.</w:t>
-      </w:r>
-    </w:p>
-    <w:p>
-      <w:r>
-        <w:t xml:space="preserve">“Later on, I recommend </w:t>
-      </w:r>
-      <w:r>
-        <w:t>us</w:t>
-      </w:r>
-      <w:r>
-        <w:t>ing</w:t>
-      </w:r>
-      <w:r>
-        <w:t xml:space="preserve"> </w:t>
-      </w:r>
-      <w:r>
-        <w:t>rocks just to exercise your Inventories.</w:t>
-      </w:r>
-    </w:p>
-    <w:p>
-      <w:r>
-        <w:t>“</w:t>
-      </w:r>
-      <w:r>
-        <w:t>’</w:t>
-      </w:r>
-      <w:r>
-        <w:t>Says here there are items to help you organize your Inventories.</w:t>
-      </w:r>
-      <w:r>
-        <w:t>”</w:t>
-      </w:r>
-    </w:p>
-    <w:p>
       <w:pPr>
         <w:rPr>
           <w:rFonts w:asciiTheme="minorHAnsi" w:hAnsiTheme="minorHAnsi" w:cstheme="minorHAnsi"/>
         </w:rPr>
       </w:pPr>
       <w:r>
-        <w:t>Fineous flipped pages and then said, “</w:t>
-      </w:r>
-      <w:r>
-        <w:t xml:space="preserve">Second, </w:t>
-      </w:r>
-      <w:r>
-        <w:t>you</w:t>
-      </w:r>
-      <w:r>
-        <w:t xml:space="preserve"> all have physical abilities</w:t>
-      </w:r>
-      <w:r>
         <w:rPr>
           <w:rFonts w:asciiTheme="minorHAnsi" w:hAnsiTheme="minorHAnsi" w:cstheme="minorHAnsi"/>
         </w:rPr>
-        <w:t>.</w:t>
-      </w:r>
-    </w:p>
-    <w:p>
-      <w:pPr>
+        <w:t xml:space="preserve">“Rose has </w:t>
+      </w:r>
+      <w:r>
         <w:rPr>
           <w:rFonts w:asciiTheme="minorHAnsi" w:hAnsiTheme="minorHAnsi" w:cstheme="minorHAnsi"/>
         </w:rPr>
-      </w:pPr>
+        <w:t>Physical Fitness</w:t>
+      </w:r>
       <w:r>
         <w:rPr>
           <w:rFonts w:asciiTheme="minorHAnsi" w:hAnsiTheme="minorHAnsi" w:cstheme="minorHAnsi"/>
         </w:rPr>
-        <w:t>“Erza and Aragon have Enhanced Physical Stats. All essence allocated to this ability is split into Speed, Strength, Endurance</w:t>
+        <w:t>. In addition to that, she has tolerances to debuff effects</w:t>
       </w:r>
       <w:r>
         <w:rPr>
           <w:rFonts w:asciiTheme="minorHAnsi" w:hAnsiTheme="minorHAnsi" w:cstheme="minorHAnsi"/>
         </w:rPr>
-        <w:t>, and Vitality</w:t>
-      </w:r>
-      <w:r>
+        <w:t>. The negative side to this is that there is much less essence available to each attribute.</w:t>
+      </w:r>
+    </w:p>
+    <w:p>
+      <w:pPr>
         <w:rPr>
           <w:rFonts w:asciiTheme="minorHAnsi" w:hAnsiTheme="minorHAnsi" w:cstheme="minorHAnsi"/>
         </w:rPr>
-        <w:t>.</w:t>
-      </w:r>
-    </w:p>
-    <w:p>
-      <w:pPr>
+      </w:pPr>
+      <w:r>
         <w:rPr>
           <w:rFonts w:asciiTheme="minorHAnsi" w:hAnsiTheme="minorHAnsi" w:cstheme="minorHAnsi"/>
         </w:rPr>
-      </w:pPr>
-      <w:r>
+        <w:t>“In other words, she will never be as strong or fast as Erza or Aragon.</w:t>
+      </w:r>
+    </w:p>
+    <w:p>
+      <w:pPr>
         <w:rPr>
           <w:rFonts w:asciiTheme="minorHAnsi" w:hAnsiTheme="minorHAnsi" w:cstheme="minorHAnsi"/>
         </w:rPr>
-        <w:t xml:space="preserve">“Rose has </w:t>
-      </w:r>
+      </w:pPr>
       <w:r>
         <w:rPr>
           <w:rFonts w:asciiTheme="minorHAnsi" w:hAnsiTheme="minorHAnsi" w:cstheme="minorHAnsi"/>
         </w:rPr>
-        <w:t>Physical Fitness</w:t>
+        <w:t>“Finally Demonbane,” Fineous said. “Speed, Force, Toughness, and Vitality are</w:t>
       </w:r>
       <w:r>
         <w:rPr>
           <w:rFonts w:asciiTheme="minorHAnsi" w:hAnsiTheme="minorHAnsi" w:cstheme="minorHAnsi"/>
         </w:rPr>
-        <w:t>. In addition to that, she has tolerances to debuff effects</w:t>
+        <w:t xml:space="preserve"> all</w:t>
       </w:r>
       <w:r>
         <w:rPr>
           <w:rFonts w:asciiTheme="minorHAnsi" w:hAnsiTheme="minorHAnsi" w:cstheme="minorHAnsi"/>
         </w:rPr>
-        <w:t>. The negative side to this is that there is much less essence available to each attribute.</w:t>
+        <w:t xml:space="preserve"> separate abilities. He sacralises breath for depth. He is an absolute monster when it comes to fighting ability.</w:t>
       </w:r>
     </w:p>
     <w:p>
@@ -17315,7 +17563,7 @@
         <w:rPr>
           <w:rFonts w:asciiTheme="minorHAnsi" w:hAnsiTheme="minorHAnsi" w:cstheme="minorHAnsi"/>
         </w:rPr>
-        <w:t>“In other words, she will never be as strong or fast as Erza or Aragon.</w:t>
+        <w:t>“Barbaric Weapons refer to weapons specializing in brute force. This includes maces, hammers, axes, and great swords.”</w:t>
       </w:r>
     </w:p>
     <w:p>
@@ -17328,8 +17576,7 @@
         <w:rPr>
           <w:rFonts w:asciiTheme="minorHAnsi" w:hAnsiTheme="minorHAnsi" w:cstheme="minorHAnsi"/>
         </w:rPr>
-        <w:lastRenderedPageBreak/>
-        <w:t>“Finally Demonbane,” Fineous said. “Speed, Force, Toughness, and Vitality are separate abilities. He sacralises breath for depth. He is an absolute monster when it comes to fighting ability.</w:t>
+        <w:t>“Don’t swords require skill?” Aragon asked.</w:t>
       </w:r>
     </w:p>
     <w:p>
@@ -17342,1343 +17589,1396 @@
         <w:rPr>
           <w:rFonts w:asciiTheme="minorHAnsi" w:hAnsiTheme="minorHAnsi" w:cstheme="minorHAnsi"/>
         </w:rPr>
-        <w:t>“Barbaric Weapons refer to weapons specializing in brute force. This includes maces, hammers, axes, and great swords.”</w:t>
-      </w:r>
-    </w:p>
-    <w:p>
-      <w:pPr>
+        <w:t>Fineous skimmed the document and said, “Great swords and larger are designed to be used like clubs. They are designed to smash, rather than cut.</w:t>
+      </w:r>
+      <w:r>
         <w:rPr>
           <w:rFonts w:asciiTheme="minorHAnsi" w:hAnsiTheme="minorHAnsi" w:cstheme="minorHAnsi"/>
         </w:rPr>
-      </w:pPr>
+        <w:t xml:space="preserve"> They are perfect for monsters with exoskeletons, or just skeletons.</w:t>
+      </w:r>
       <w:r>
         <w:rPr>
           <w:rFonts w:asciiTheme="minorHAnsi" w:hAnsiTheme="minorHAnsi" w:cstheme="minorHAnsi"/>
         </w:rPr>
-        <w:t>“Don’t swords require skill?” Aragon asked.</w:t>
-      </w:r>
-    </w:p>
-    <w:p>
-      <w:pPr>
+        <w:t xml:space="preserve"> They also can be used as shields, since they are little</w:t>
+      </w:r>
+      <w:r>
         <w:rPr>
           <w:rFonts w:asciiTheme="minorHAnsi" w:hAnsiTheme="minorHAnsi" w:cstheme="minorHAnsi"/>
         </w:rPr>
-      </w:pPr>
-      <w:r>
+        <w:t xml:space="preserve"> more than huge chunks of metal with handles.</w:t>
+      </w:r>
+    </w:p>
+    <w:p>
+      <w:pPr>
         <w:rPr>
           <w:rFonts w:asciiTheme="minorHAnsi" w:hAnsiTheme="minorHAnsi" w:cstheme="minorHAnsi"/>
         </w:rPr>
-        <w:t>Fineous skimmed the document and said, “Great swords and larger are designed to be used like clubs. They are designed to smash, rather than cut. They also can be used as shields, since they are little more than huge chunks of metal.</w:t>
-      </w:r>
-    </w:p>
-    <w:p>
-      <w:pPr>
+      </w:pPr>
+      <w:r>
         <w:rPr>
           <w:rFonts w:asciiTheme="minorHAnsi" w:hAnsiTheme="minorHAnsi" w:cstheme="minorHAnsi"/>
         </w:rPr>
-      </w:pPr>
-      <w:r>
-        <w:rPr>
-          <w:rFonts w:asciiTheme="minorHAnsi" w:hAnsiTheme="minorHAnsi" w:cstheme="minorHAnsi"/>
-        </w:rPr>
-        <w:t>“</w:t>
-      </w:r>
-      <w:r>
-        <w:rPr>
-          <w:rFonts w:asciiTheme="minorHAnsi" w:hAnsiTheme="minorHAnsi" w:cstheme="minorHAnsi"/>
-        </w:rPr>
-        <w:t>’</w:t>
-      </w:r>
-      <w:r>
-        <w:t>Says here, Barbaric Vitality gives both stamina and healing. This allows for the re-growth of limbs at higher levels</w:t>
-      </w:r>
-      <w:r>
-        <w:rPr>
-          <w:rFonts w:asciiTheme="minorHAnsi" w:hAnsiTheme="minorHAnsi" w:cstheme="minorHAnsi"/>
-        </w:rPr>
-        <w:t>, eventually slowing and stopping aging.</w:t>
-      </w:r>
-    </w:p>
-    <w:p>
-      <w:pPr>
-        <w:rPr>
-          <w:rFonts w:asciiTheme="minorHAnsi" w:hAnsiTheme="minorHAnsi" w:cstheme="minorHAnsi"/>
-        </w:rPr>
-      </w:pPr>
-      <w:r>
-        <w:rPr>
-          <w:rFonts w:asciiTheme="minorHAnsi" w:hAnsiTheme="minorHAnsi" w:cstheme="minorHAnsi"/>
-        </w:rPr>
-        <w:t>“Rose, this means you should avoid healing Demonbane, unless his life is in danger.</w:t>
-      </w:r>
-    </w:p>
-    <w:p>
-      <w:pPr>
-        <w:rPr>
-          <w:rFonts w:asciiTheme="minorHAnsi" w:hAnsiTheme="minorHAnsi" w:cstheme="minorHAnsi"/>
-        </w:rPr>
-      </w:pPr>
-      <w:r>
-        <w:rPr>
-          <w:rFonts w:asciiTheme="minorHAnsi" w:hAnsiTheme="minorHAnsi" w:cstheme="minorHAnsi"/>
-        </w:rPr>
-        <w:t xml:space="preserve">“Finally Camping is the ability to create safe zones, allowing adventurers to rest </w:t>
-      </w:r>
-      <w:r>
-        <w:rPr>
-          <w:rFonts w:asciiTheme="minorHAnsi" w:hAnsiTheme="minorHAnsi" w:cstheme="minorHAnsi"/>
-        </w:rPr>
-        <w:t>while adventuring</w:t>
-      </w:r>
-      <w:r>
-        <w:rPr>
-          <w:rFonts w:asciiTheme="minorHAnsi" w:hAnsiTheme="minorHAnsi" w:cstheme="minorHAnsi"/>
-        </w:rPr>
-        <w:t>.</w:t>
-      </w:r>
-    </w:p>
-    <w:p>
-      <w:r>
-        <w:t>Then was Rose’s turn</w:t>
-      </w:r>
-      <w:r>
-        <w:t>…</w:t>
-      </w:r>
-    </w:p>
-    <w:p>
-      <w:r>
-        <w:t>“Rose, Physical Fitness is perfect for a non-combatant. And you have marvelous support roles.</w:t>
-      </w:r>
-    </w:p>
-    <w:p>
-      <w:r>
-        <w:t>“Healing, Music and Cooking are support skills. They all give buffs to enhance a person’s natural abilities.</w:t>
-      </w:r>
-    </w:p>
-    <w:p>
-      <w:r>
-        <w:t>“Healing supports a person’s vitality, allowing them to heal faster.</w:t>
-      </w:r>
-      <w:r>
-        <w:t>”</w:t>
-      </w:r>
-    </w:p>
-    <w:p>
-      <w:r>
-        <w:t>“So Rose doesn’t actually heal?” Aragon asked.</w:t>
-      </w:r>
-    </w:p>
-    <w:p>
-      <w:r>
-        <w:lastRenderedPageBreak/>
-        <w:t>Fineous shook his head. “No,” he said. “The skill only enhances what is actually there. If a curse is inflicted that prevents natural healing, then the skill will not work. The curse must be removed first.</w:t>
-      </w:r>
-    </w:p>
-    <w:p>
-      <w:r>
-        <w:t>“By the way, stamina, manna, and healing potions do basically the same thing. Unfortunately potions introduce foreign manna, which is slightly toxic.</w:t>
-      </w:r>
-    </w:p>
-    <w:p>
-      <w:r>
-        <w:t xml:space="preserve">“Singing </w:t>
-      </w:r>
-      <w:r>
-        <w:t>and Cooking can fine tune what abilities are enhanced.</w:t>
-      </w:r>
-    </w:p>
-    <w:p>
-      <w:r>
-        <w:t>“</w:t>
-      </w:r>
-      <w:r>
-        <w:t>Spirit Whisperer is a Mythic ability</w:t>
-      </w:r>
-      <w:r>
-        <w:t xml:space="preserve"> that </w:t>
-      </w:r>
-      <w:r>
-        <w:t>few humans</w:t>
-      </w:r>
-      <w:r>
-        <w:t xml:space="preserve"> have</w:t>
-      </w:r>
-      <w:r>
-        <w:t>.</w:t>
-      </w:r>
-      <w:r>
-        <w:t xml:space="preserve"> As such it must be kept hidden for your own safety.</w:t>
-      </w:r>
-    </w:p>
-    <w:p>
-      <w:r>
-        <w:t>“I would wager you might be the only person in our cohort to have that ability.  One in 6475 is impressive. I guess my luck really kicked in to have you.</w:t>
-      </w:r>
-    </w:p>
-    <w:p>
-      <w:r>
-        <w:t>“If people truly understood, they would all try to recruit you.”</w:t>
-      </w:r>
-    </w:p>
-    <w:p>
-      <w:r>
-        <w:t>Rose blushed at that.</w:t>
-      </w:r>
-    </w:p>
-    <w:p>
-      <w:r>
-        <w:t>Fineous turned to Aragon.</w:t>
-      </w:r>
-    </w:p>
-    <w:p>
-      <w:r>
-        <w:t xml:space="preserve">“Aragon also has </w:t>
-      </w:r>
-      <w:r>
-        <w:t>abilities</w:t>
-      </w:r>
-      <w:r>
-        <w:t xml:space="preserve"> in the common category, when it comes to rangers,” Fineous said and opened the book to the relevant page</w:t>
-      </w:r>
-      <w:r>
-        <w:t>s</w:t>
-      </w:r>
-      <w:r>
-        <w:t>.</w:t>
-      </w:r>
-    </w:p>
-    <w:p>
-      <w:r>
-        <w:t>“</w:t>
-      </w:r>
-      <w:r>
-        <w:t>However, just because a</w:t>
-      </w:r>
-      <w:r>
-        <w:t>n</w:t>
-      </w:r>
-      <w:r>
-        <w:t xml:space="preserve"> </w:t>
-      </w:r>
-      <w:r>
-        <w:t>ability</w:t>
-      </w:r>
-      <w:r>
-        <w:t xml:space="preserve"> is common doesn’t mean it is weak. I see great potential in Aragon. For example, he, Demonbane, and Erza were the only ones to climb the main building on the first day, to my knowledge.</w:t>
-      </w:r>
-      <w:r>
-        <w:t>”</w:t>
-      </w:r>
-    </w:p>
-    <w:p>
-      <w:r>
-        <w:t>“You climbed it too,” Aragon pointed out.</w:t>
-      </w:r>
-    </w:p>
-    <w:p>
-      <w:r>
-        <w:t>“</w:t>
-      </w:r>
-      <w:r>
-        <w:t>I guess,” Fineous replied.</w:t>
-      </w:r>
-    </w:p>
-    <w:p>
-      <w:r>
-        <w:t>“</w:t>
-      </w:r>
-      <w:r>
-        <w:t>Even now, people seem to view that trellis as some sort of decoration</w:t>
-      </w:r>
-      <w:r>
-        <w:t xml:space="preserve"> and not </w:t>
-      </w:r>
-      <w:r>
-        <w:t>as the training tool it is</w:t>
-      </w:r>
-      <w:r>
-        <w:t>.”</w:t>
-      </w:r>
-    </w:p>
-    <w:p>
-      <w:r>
-        <w:lastRenderedPageBreak/>
-        <w:t>“I didn’t climb it, though I did see you climb, when people pointed you out,” Rose said</w:t>
-      </w:r>
-      <w:r>
-        <w:t xml:space="preserve"> meekly</w:t>
-      </w:r>
-      <w:r>
-        <w:t>.</w:t>
-      </w:r>
-    </w:p>
-    <w:p>
-      <w:r>
-        <w:t>“Don’t worry about it,” Demonbane said. “Not everyone has the balls to do that.”</w:t>
-      </w:r>
-    </w:p>
-    <w:p>
-      <w:r>
-        <w:t>“Excuse me,” Erza said, indigently.</w:t>
-      </w:r>
-    </w:p>
-    <w:p>
-      <w:r>
-        <w:t>“He meant womanly ovaries,” Fineous clarified with a wink.</w:t>
-      </w:r>
-    </w:p>
-    <w:p>
-      <w:r>
-        <w:t xml:space="preserve">“Anyway, Aragon’s </w:t>
-      </w:r>
-      <w:r>
-        <w:t>abilities</w:t>
-      </w:r>
-      <w:r>
-        <w:t xml:space="preserve"> are marvelous. For example, he has the archery </w:t>
-      </w:r>
-      <w:r>
-        <w:t>ability</w:t>
-      </w:r>
-      <w:r>
-        <w:t xml:space="preserve">, as well as </w:t>
-      </w:r>
-      <w:r>
-        <w:t xml:space="preserve">the rare skill </w:t>
-      </w:r>
-      <w:r>
-        <w:t>Explosion</w:t>
-      </w:r>
-      <w:r>
-        <w:t xml:space="preserve"> Mastery</w:t>
-      </w:r>
-      <w:r>
-        <w:t>.</w:t>
-      </w:r>
-    </w:p>
-    <w:p>
-      <w:r>
-        <w:t>“That gives him raw explosive power and shaped charges.</w:t>
-      </w:r>
-    </w:p>
-    <w:p>
-      <w:r>
-        <w:t>“</w:t>
-      </w:r>
-      <w:r>
-        <w:t>Just like Demonbane, h</w:t>
-      </w:r>
-      <w:r>
-        <w:t xml:space="preserve">e sacrifices breath for depth. Combined with Dead Eye, </w:t>
-      </w:r>
-      <w:r>
-        <w:t xml:space="preserve">the book said </w:t>
-      </w:r>
-      <w:r>
-        <w:t xml:space="preserve">he </w:t>
-      </w:r>
-      <w:r>
-        <w:t>will</w:t>
-      </w:r>
-      <w:r>
-        <w:t xml:space="preserve"> be able to make </w:t>
-      </w:r>
-      <w:r>
-        <w:t xml:space="preserve">curve and other </w:t>
-      </w:r>
-      <w:r>
-        <w:t>trick</w:t>
-      </w:r>
-      <w:r>
-        <w:t xml:space="preserve"> shots, </w:t>
-      </w:r>
-      <w:r>
-        <w:t xml:space="preserve">something </w:t>
-      </w:r>
-      <w:r>
-        <w:t xml:space="preserve">physically impossible with just </w:t>
-      </w:r>
-      <w:r>
-        <w:t xml:space="preserve">Newtonian </w:t>
-      </w:r>
-      <w:r>
-        <w:t>physics.</w:t>
-      </w:r>
-      <w:r>
-        <w:t xml:space="preserve"> His shots should have amazing punch</w:t>
-      </w:r>
-      <w:r>
-        <w:t>, especially when arrows can explode</w:t>
-      </w:r>
-      <w:r>
-        <w:t>.</w:t>
-      </w:r>
-    </w:p>
-    <w:p>
-      <w:r>
-        <w:t>“</w:t>
-      </w:r>
-      <w:r>
-        <w:t xml:space="preserve">Also, </w:t>
-      </w:r>
-      <w:r>
-        <w:t>Mapping and Tracking work well together</w:t>
-      </w:r>
-      <w:r>
-        <w:t>.”</w:t>
-      </w:r>
-    </w:p>
-    <w:p>
-      <w:r>
-        <w:t>Fineous looked at Erza.</w:t>
-      </w:r>
-    </w:p>
-    <w:p>
-      <w:r>
-        <w:t>“Erza has that Costume Management System.</w:t>
-      </w:r>
-      <w:r>
-        <w:t xml:space="preserve"> Combined with her Weapons Mastery, she is one step closer to Fairy Tales’ Erza. </w:t>
-      </w:r>
-      <w:r>
-        <w:t xml:space="preserve"> Combined with fire and Telekinesis, it’s rather impressive.</w:t>
-      </w:r>
-    </w:p>
-    <w:p>
-      <w:r>
-        <w:t>“Remember to create as many costumes as possible and swap them as often as possible.</w:t>
-      </w:r>
-      <w:r>
-        <w:t>”</w:t>
-      </w:r>
-    </w:p>
-    <w:p>
-      <w:r>
-        <w:t>“What exactly can Costume Management Do?” Erza asked.</w:t>
-      </w:r>
-    </w:p>
-    <w:p>
-      <w:r>
-        <w:t>“Let’s see now,” Fineous said and skimmed the book. He then scanned the passage and then said, “In Fairy Tale, Erza can literally create costumes out of thin air. Eventually you will gain that ability.</w:t>
-      </w:r>
-    </w:p>
-    <w:p>
-      <w:r>
-        <w:lastRenderedPageBreak/>
-        <w:t>“This is not an easy ability. However, the more detailed you can make the costumes, the more powerful they become.</w:t>
-      </w:r>
-    </w:p>
-    <w:p>
-      <w:r>
-        <w:t>“The good news is you will be able to mix and match. The bad news is</w:t>
-      </w:r>
-      <w:proofErr w:type="gramStart"/>
-      <w:r>
-        <w:t>,</w:t>
-      </w:r>
-      <w:proofErr w:type="gramEnd"/>
-      <w:r>
-        <w:t xml:space="preserve"> the most powerful costumes are designed to work exclusively together.</w:t>
-      </w:r>
-    </w:p>
-    <w:p>
-      <w:r>
-        <w:t>“So the only advice I can give is fill up as many slots as possible, but then focus on creating unique costumes for specific types of enemies. Remember, beauty for you is power.</w:t>
-      </w:r>
-    </w:p>
-    <w:p>
-      <w:r>
-        <w:t>“I just found some good news. More powerful costumes consume multiple slots. That means you aren’t required to create millions of costumes.</w:t>
-      </w:r>
-    </w:p>
-    <w:p>
-      <w:r>
-        <w:t xml:space="preserve">“Fire is self-evident, as is </w:t>
-      </w:r>
-      <w:r>
-        <w:t>Telekinesis</w:t>
-      </w:r>
-      <w:r>
-        <w:t>. Combining the two should be amaz</w:t>
-      </w:r>
-      <w:r>
-        <w:t>ing, especially when combined with weapons mastery and your Costume Management</w:t>
-      </w:r>
-      <w:r>
-        <w:t>.</w:t>
-      </w:r>
-    </w:p>
-    <w:p>
-      <w:r>
-        <w:t xml:space="preserve">“I </w:t>
-      </w:r>
-      <w:r>
-        <w:t>have</w:t>
-      </w:r>
-      <w:r>
-        <w:t xml:space="preserve"> Luck and Shadow Meld,” Fineous said. “</w:t>
-      </w:r>
-      <w:r>
-        <w:t xml:space="preserve">They are considered common among Rogues </w:t>
-      </w:r>
-      <w:r>
-        <w:t>…”</w:t>
-      </w:r>
-    </w:p>
-    <w:p>
-      <w:r>
-        <w:t>Erza pointed at the door and mouthed ‘Lord Endol’.</w:t>
-      </w:r>
-    </w:p>
-    <w:p>
-      <w:r>
-        <w:t>Fineous wiped the board and said aloud, “I can’t wait to start phase one of my rogue training: Stealing the undergarments of 100 women. I wonder if Lord Endol would like to join me.”</w:t>
-      </w:r>
-    </w:p>
-    <w:p>
-      <w:r>
-        <w:t xml:space="preserve">The door swung open and Endol </w:t>
-      </w:r>
-      <w:r>
-        <w:t>marched</w:t>
-      </w:r>
-      <w:r>
-        <w:t xml:space="preserve"> in. “What are you doing here?” he demanded.</w:t>
-      </w:r>
-    </w:p>
-    <w:p>
-      <w:r>
-        <w:t>“Is it forbidden to use these rooms outside of classes?” Fineous asked innocently.</w:t>
-      </w:r>
-    </w:p>
-    <w:p>
-      <w:r>
-        <w:t>“</w:t>
-      </w:r>
-      <w:r>
-        <w:t>You were contemplating a criminal act</w:t>
-      </w:r>
-      <w:r>
-        <w:t>,” Endol declared</w:t>
-      </w:r>
-      <w:r>
-        <w:t>, changing the subject.</w:t>
-      </w:r>
-    </w:p>
-    <w:p>
-      <w:r>
-        <w:lastRenderedPageBreak/>
-        <w:t>“They have to catch me first,</w:t>
-      </w:r>
-      <w:r>
-        <w:t xml:space="preserve"> </w:t>
-      </w:r>
-      <w:r>
-        <w:t>my lord</w:t>
-      </w:r>
-      <w:r>
-        <w:t>,</w:t>
-      </w:r>
-      <w:r>
-        <w:t>” Fineous said with a grin.</w:t>
-      </w:r>
-    </w:p>
-    <w:p>
-      <w:r>
-        <w:t>Endol shook his head in exasperation and said, “I can’t believe she is interested in you.”</w:t>
-      </w:r>
-    </w:p>
-    <w:p>
-      <w:r>
-        <w:t>Outside, people stopped to ogle.</w:t>
-      </w:r>
-    </w:p>
-    <w:p>
-      <w:r>
-        <w:t>“Cool, I have an admirer,” Fineous said</w:t>
-      </w:r>
-      <w:r>
-        <w:t xml:space="preserve"> happily</w:t>
-      </w:r>
-      <w:r>
-        <w:t>.</w:t>
-      </w:r>
-      <w:r>
-        <w:t xml:space="preserve"> “By the way, would you like to train with me</w:t>
-      </w:r>
-      <w:r>
-        <w:t xml:space="preserve"> sir</w:t>
-      </w:r>
-      <w:r>
-        <w:t>?”</w:t>
-      </w:r>
-    </w:p>
-    <w:p>
-      <w:r>
-        <w:t xml:space="preserve">“No I don’t want to participate in you unsavory hobbies,” Endol </w:t>
-      </w:r>
-      <w:r>
-        <w:t xml:space="preserve">sneered in disgust </w:t>
-      </w:r>
-      <w:r>
-        <w:t xml:space="preserve">and </w:t>
-      </w:r>
-      <w:r>
-        <w:t>stormed</w:t>
-      </w:r>
-      <w:r>
-        <w:t xml:space="preserve"> out the room.</w:t>
-      </w:r>
-    </w:p>
-    <w:p>
-      <w:r>
-        <w:t xml:space="preserve">“I wasn’t able to describe my </w:t>
-      </w:r>
-      <w:r>
-        <w:t>abilities</w:t>
-      </w:r>
-      <w:r>
-        <w:t>,” Fineous said. “We’ll do that away from prying eyes.”</w:t>
-      </w:r>
-    </w:p>
-    <w:p>
-      <w:r>
-        <w:t xml:space="preserve">Fineous took his seat and began </w:t>
-      </w:r>
-      <w:r>
-        <w:t xml:space="preserve">reading his book while </w:t>
-      </w:r>
-      <w:r>
-        <w:t>practicing his finger exercises.</w:t>
-      </w:r>
-    </w:p>
-    <w:p>
-      <w:r>
-        <w:t>The remaining classes were informative but hardly exciting.</w:t>
-      </w:r>
-    </w:p>
-    <w:p>
-      <w:r>
-        <w:t>Finally came the adventurer training.</w:t>
-      </w:r>
-    </w:p>
-    <w:p>
-      <w:r>
-        <w:t xml:space="preserve">“Welcome everyone to </w:t>
-      </w:r>
-      <w:r>
-        <w:t>the basics of adventuring</w:t>
-      </w:r>
-      <w:r>
-        <w:t>,” Professor Derrick said. “</w:t>
-      </w:r>
-      <w:r>
-        <w:t>My name is Professor Derrick. It is my job to give you the basic tools needed to become successful adventurers, and more importantly I will teach you how not to die.</w:t>
-      </w:r>
-    </w:p>
-    <w:p>
-      <w:r>
-        <w:t>“First will be the basics, then how to identify and manage different types of monsters. Finally I will teach you how to handle various dungeons.</w:t>
-      </w:r>
-    </w:p>
-    <w:p>
-      <w:r>
-        <w:t xml:space="preserve">“As you can see, this class </w:t>
-      </w:r>
-      <w:r>
-        <w:t xml:space="preserve">is </w:t>
-      </w:r>
-      <w:r>
-        <w:t xml:space="preserve">designed to </w:t>
-      </w:r>
-      <w:r>
-        <w:t xml:space="preserve">help you </w:t>
-      </w:r>
-      <w:r>
-        <w:t>survive in the wild and prosper.</w:t>
-      </w:r>
-    </w:p>
-    <w:p>
-      <w:r>
-        <w:t xml:space="preserve">“I recommend you take your days off to explore the vastness of the campus grounds. The closest boundary is the ravine </w:t>
-      </w:r>
-      <w:r>
-        <w:t xml:space="preserve">running diagonally </w:t>
-      </w:r>
-      <w:r>
-        <w:t xml:space="preserve">towards the Onn </w:t>
-      </w:r>
-      <w:r>
-        <w:t>Foothills</w:t>
-      </w:r>
-      <w:r>
-        <w:t xml:space="preserve">. The ravine is over 14KM away, </w:t>
-      </w:r>
-      <w:r>
-        <w:lastRenderedPageBreak/>
-        <w:t>showing how great the grounds are</w:t>
-      </w:r>
-      <w:r>
-        <w:t>.</w:t>
-      </w:r>
-      <w:r>
-        <w:t xml:space="preserve"> Weather you cross is up to you. But you will need to live with the consequences.</w:t>
-      </w:r>
-    </w:p>
-    <w:p>
-      <w:r>
-        <w:t>“</w:t>
-      </w:r>
-      <w:r>
-        <w:t>We shall go to the library. I strongly recommend you spend some quality time there.</w:t>
-      </w:r>
-    </w:p>
-    <w:p>
-      <w:r>
-        <w:t xml:space="preserve">“I </w:t>
-      </w:r>
-      <w:r>
-        <w:t xml:space="preserve">also </w:t>
-      </w:r>
-      <w:r>
-        <w:t>r</w:t>
-      </w:r>
-      <w:r>
-        <w:t>ecommend you buy some reference books</w:t>
-      </w:r>
-      <w:r>
-        <w:t xml:space="preserve">, such as a set of the monster encyclopedia. </w:t>
-      </w:r>
-      <w:r>
-        <w:t>The books are</w:t>
-      </w:r>
-      <w:r>
-        <w:t xml:space="preserve"> ordered by rank</w:t>
-      </w:r>
-      <w:r>
-        <w:t xml:space="preserve"> starting at F-1 monsters</w:t>
-      </w:r>
-      <w:r>
-        <w:t>.</w:t>
-      </w:r>
-      <w:r>
-        <w:t xml:space="preserve"> </w:t>
-      </w:r>
-      <w:r>
-        <w:t>There is a book store in</w:t>
-      </w:r>
-      <w:r>
-        <w:t xml:space="preserve"> the</w:t>
-      </w:r>
-      <w:r>
-        <w:t xml:space="preserve"> guild hall.</w:t>
-      </w:r>
-    </w:p>
-    <w:p>
-      <w:r>
-        <w:t>“</w:t>
-      </w:r>
-      <w:r>
-        <w:t xml:space="preserve">I will take you to the library where you can register to </w:t>
-      </w:r>
-      <w:r>
-        <w:t>borrow books</w:t>
-      </w:r>
-      <w:r>
-        <w:t xml:space="preserve">. </w:t>
-      </w:r>
-      <w:r>
-        <w:t xml:space="preserve">Then I’ll show you how to form parties. Finally I will show you the guild hall. </w:t>
-      </w:r>
-      <w:r>
-        <w:t>Please follow me.”</w:t>
-      </w:r>
-    </w:p>
-    <w:p>
-      <w:r>
-        <w:t>They headed out.</w:t>
-      </w:r>
-    </w:p>
-    <w:p>
-      <w:r>
-        <w:t>“Are there dragons,” a teen named Mega-Rush asked.</w:t>
-      </w:r>
-    </w:p>
-    <w:p>
-      <w:r>
-        <w:t xml:space="preserve">“Yes,” Derrick </w:t>
-      </w:r>
-      <w:r>
-        <w:t>replied</w:t>
-      </w:r>
-      <w:r>
-        <w:t xml:space="preserve">. “There are countless species, ranging from weak </w:t>
-      </w:r>
-      <w:r>
-        <w:t xml:space="preserve">C-Rank </w:t>
-      </w:r>
-      <w:r>
-        <w:t xml:space="preserve">ones all the way to calamity grade </w:t>
-      </w:r>
-      <w:r>
-        <w:t xml:space="preserve">S-Rank </w:t>
-      </w:r>
-      <w:r>
-        <w:t>ones and beyond.”</w:t>
-      </w:r>
-    </w:p>
-    <w:p>
-      <w:r>
-        <w:t>Soon they arrived at the library entrance.</w:t>
-      </w:r>
-    </w:p>
-    <w:p>
-      <w:r>
-        <w:t>“Welcome to the library,” Derrick said. “Everyone has access to floors from the ground floor to floor 9.</w:t>
-      </w:r>
-    </w:p>
-    <w:p>
-      <w:r>
-        <w:t>“You will need to pass a test to receive access to go beyond that.</w:t>
-      </w:r>
-      <w:r>
-        <w:t xml:space="preserve"> </w:t>
-      </w:r>
-      <w:r>
-        <w:t>“Register with the library on your spare time.”</w:t>
-      </w:r>
-    </w:p>
-    <w:p>
-      <w:r>
-        <w:t>“What’s beyond floor 9?” Fineous asked.</w:t>
-      </w:r>
-    </w:p>
-    <w:p>
-      <w:r>
-        <w:t xml:space="preserve">“More advanced books,” Derrick said. “To get access you need to prove your worth. </w:t>
-      </w:r>
-      <w:r>
-        <w:t>Reaching floor 49 isn’t that difficult</w:t>
-      </w:r>
-      <w:r>
-        <w:t xml:space="preserve">. </w:t>
-      </w:r>
-      <w:r>
-        <w:t xml:space="preserve">However, they aren’t relevant to you. </w:t>
-      </w:r>
-      <w:r>
-        <w:t>The first 10 floors have more than enough information to conquer any dungeon or deal with any situation an adventurer would face.”</w:t>
-      </w:r>
-    </w:p>
-    <w:p>
-      <w:r>
-        <w:lastRenderedPageBreak/>
-        <w:t>“Are there any forbidden books?” a teen named Basher Bones asked.</w:t>
-      </w:r>
-    </w:p>
-    <w:p>
-      <w:r>
-        <w:t xml:space="preserve">“Yes,” Derrick </w:t>
-      </w:r>
-      <w:r>
-        <w:t>replied</w:t>
-      </w:r>
-      <w:r>
-        <w:t xml:space="preserve">. “However, they are </w:t>
-      </w:r>
-      <w:r>
-        <w:t>at</w:t>
-      </w:r>
-      <w:r>
-        <w:t xml:space="preserve"> the top of the library beyond the 2</w:t>
-      </w:r>
-      <w:r>
-        <w:t>9</w:t>
-      </w:r>
-      <w:r>
-        <w:t>0</w:t>
-      </w:r>
-      <w:r>
-        <w:rPr>
-          <w:vertAlign w:val="superscript"/>
-        </w:rPr>
-        <w:t>th</w:t>
-      </w:r>
-      <w:r>
-        <w:t xml:space="preserve"> floor. </w:t>
-      </w:r>
-      <w:r>
-        <w:t xml:space="preserve">Only a handful of elves </w:t>
-      </w:r>
-      <w:r>
-        <w:t>known as</w:t>
-      </w:r>
-      <w:r>
-        <w:t xml:space="preserve"> sages are permitted access</w:t>
-      </w:r>
-      <w:r>
-        <w:t>.</w:t>
-      </w:r>
-    </w:p>
-    <w:p>
-      <w:r>
-        <w:t>“Please don’t try breaking into those floors. They have the greatest security. Even people with Shadow Meld will be blocked.</w:t>
-      </w:r>
-    </w:p>
-    <w:p>
-      <w:r>
-        <w:t>“I really recommend you using th</w:t>
-      </w:r>
-      <w:r>
-        <w:t>e</w:t>
-      </w:r>
-      <w:r>
-        <w:t xml:space="preserve"> library. There is no such thing as too much knowledge.</w:t>
-      </w:r>
-      <w:r>
-        <w:t xml:space="preserve"> And with millions of unique books available to all of you in the first 10 floors alone, there is plenty to read.”</w:t>
-      </w:r>
-    </w:p>
-    <w:p>
-      <w:r>
-        <w:t xml:space="preserve">Fineous was glad he asked Araldar to keep his entry secret. Getting his level of access seemed entirely too pompous. </w:t>
-      </w:r>
-      <w:r>
-        <w:t xml:space="preserve">He didn’t want people calling him ‘Sage’. </w:t>
-      </w:r>
-      <w:r>
-        <w:t>Too bad the royal family had to know.</w:t>
-      </w:r>
-      <w:r>
-        <w:t xml:space="preserve"> Hopefully they </w:t>
-      </w:r>
-      <w:r>
-        <w:t>would</w:t>
-      </w:r>
-      <w:r>
-        <w:t>n’t do anything embarrassing.</w:t>
-      </w:r>
-    </w:p>
-    <w:p>
-      <w:r>
-        <w:t>On the other hand, it was in their interest to keep it quiet</w:t>
-      </w:r>
-      <w:r>
-        <w:t>.</w:t>
-      </w:r>
-      <w:r>
-        <w:t xml:space="preserve"> </w:t>
-      </w:r>
-      <w:r>
-        <w:t>Knowledge of an F-Rank Human becoming a sage</w:t>
-      </w:r>
-      <w:r>
-        <w:t xml:space="preserve"> would cause a scandal.</w:t>
-      </w:r>
-    </w:p>
-    <w:p>
-      <w:r>
-        <w:t xml:space="preserve">“An important part of adventuring is creating a party. You will touch a crystal and swear loyalty to each other while in the party, and </w:t>
-      </w:r>
-      <w:r>
-        <w:t xml:space="preserve">to </w:t>
-      </w:r>
-      <w:r>
-        <w:t>never betray your team members.</w:t>
-      </w:r>
-    </w:p>
-    <w:p>
-      <w:r>
-        <w:t xml:space="preserve">“An important part of parties is </w:t>
-      </w:r>
-      <w:r>
-        <w:t>essence</w:t>
-      </w:r>
-      <w:r>
-        <w:t xml:space="preserve"> sharing. </w:t>
-      </w:r>
-      <w:r>
-        <w:t xml:space="preserve">Another </w:t>
-      </w:r>
-      <w:r>
-        <w:t>is inter-</w:t>
-      </w:r>
-      <w:r>
-        <w:t>party</w:t>
-      </w:r>
-      <w:r>
-        <w:t xml:space="preserve"> communication</w:t>
-      </w:r>
-      <w:r>
-        <w:t>. Finally</w:t>
-      </w:r>
-      <w:r>
-        <w:t>,</w:t>
-      </w:r>
-      <w:r>
-        <w:t xml:space="preserve"> members will see each other’s stats and overall health</w:t>
-      </w:r>
-      <w:r>
-        <w:t>.</w:t>
-      </w:r>
-    </w:p>
-    <w:p>
-      <w:r>
-        <w:t>“</w:t>
-      </w:r>
-      <w:r>
-        <w:t>Everyone</w:t>
-      </w:r>
-      <w:r>
-        <w:t>, follow me.”</w:t>
-      </w:r>
-    </w:p>
-    <w:p>
-      <w:r>
-        <w:t>Fineous and the others followed the professor to the second floor.</w:t>
-      </w:r>
-      <w:r>
-        <w:t xml:space="preserve"> They then entered a conference room. Within was a hall with space for around 200 people.</w:t>
-      </w:r>
-    </w:p>
-    <w:p>
-      <w:r>
-        <w:lastRenderedPageBreak/>
-        <w:t xml:space="preserve">“Okay everyone; it’s time to register your parties for those who have established them. </w:t>
-      </w:r>
-      <w:r>
-        <w:t>Those who haven’t can</w:t>
-      </w:r>
-      <w:r>
-        <w:t xml:space="preserve"> do this later. However, try doing this as soon as possible,” Derrick said.</w:t>
-      </w:r>
-    </w:p>
-    <w:p>
-      <w:r>
-        <w:t>“</w:t>
-      </w:r>
-      <w:r>
-        <w:t>Please line up</w:t>
-      </w:r>
-      <w:r>
-        <w:t xml:space="preserve">. </w:t>
-      </w:r>
-      <w:r>
-        <w:t>When your time comes, all of you should touch the sphere. Once everyone has registered, we will go to the guild hall.”</w:t>
-      </w:r>
-    </w:p>
-    <w:p>
-      <w:r>
-        <w:t xml:space="preserve">While waiting, Rose asked. </w:t>
-      </w:r>
-      <w:r>
-        <w:t>“What should we call our party?”</w:t>
-      </w:r>
-    </w:p>
-    <w:p>
-      <w:r>
-        <w:t xml:space="preserve">“How about </w:t>
-      </w:r>
-      <w:r>
-        <w:t>Sexy Kittens</w:t>
-      </w:r>
-      <w:r>
-        <w:t xml:space="preserve">?” Fineous </w:t>
-      </w:r>
-      <w:r>
-        <w:t>suggested</w:t>
-      </w:r>
-      <w:r>
-        <w:t>.</w:t>
-      </w:r>
-    </w:p>
-    <w:p>
-      <w:r>
-        <w:t xml:space="preserve">“No way,” Demonbane </w:t>
-      </w:r>
-      <w:r>
-        <w:t>exclaimed</w:t>
-      </w:r>
-      <w:r>
-        <w:t xml:space="preserve">. “My entire previous life was spent in the wrong body. I don’t want anything to do with </w:t>
-      </w:r>
-      <w:r>
-        <w:t>girly things</w:t>
-      </w:r>
-      <w:r>
-        <w:t>.”</w:t>
-      </w:r>
-    </w:p>
-    <w:p>
-      <w:r>
-        <w:t>“Are you saying you were a woman?” Aragon asked, surprised.</w:t>
-      </w:r>
-    </w:p>
-    <w:p>
-      <w:r>
-        <w:t>“What’s wrong with being a woman?” Rose asked.</w:t>
-      </w:r>
-    </w:p>
-    <w:p>
-      <w:r>
-        <w:t xml:space="preserve">“To begin, there is the monthly period and cramps,” Demonbane </w:t>
-      </w:r>
-      <w:r>
-        <w:t>explained</w:t>
-      </w:r>
-      <w:r>
-        <w:t xml:space="preserve">. “Then </w:t>
-      </w:r>
-      <w:r>
-        <w:t xml:space="preserve">there </w:t>
-      </w:r>
-      <w:r>
-        <w:t xml:space="preserve">are stupid </w:t>
-      </w:r>
-      <w:r>
-        <w:t xml:space="preserve">clothes and </w:t>
-      </w:r>
-      <w:r>
-        <w:t>makeup and such, then the incontinence of going to the washroom.</w:t>
-      </w:r>
-      <w:r>
-        <w:t xml:space="preserve"> Also, women are weak.</w:t>
-      </w:r>
-      <w:r>
-        <w:t>”</w:t>
-      </w:r>
-    </w:p>
-    <w:p>
-      <w:r>
-        <w:t>“Women aren’t weak,” Erza said, angrily.</w:t>
-      </w:r>
-    </w:p>
-    <w:p>
-      <w:r>
-        <w:t xml:space="preserve">“Arm-wrestle me then,” Demonbane said with a </w:t>
-      </w:r>
-      <w:r>
-        <w:t>grin</w:t>
-      </w:r>
-      <w:r>
-        <w:t>.</w:t>
-      </w:r>
-    </w:p>
-    <w:p>
-      <w:r>
-        <w:t>“</w:t>
-      </w:r>
-      <w:r>
-        <w:t>Finally you know how society treats women. My greatest treasure is right here</w:t>
-      </w:r>
-      <w:r>
-        <w:t>, as well as these guns</w:t>
-      </w:r>
-      <w:r>
-        <w:t>,</w:t>
-      </w:r>
-      <w:r>
-        <w:t>”</w:t>
-      </w:r>
-      <w:r>
-        <w:t xml:space="preserve"> Demonbane finished by patting his biceps.</w:t>
-      </w:r>
-    </w:p>
-    <w:p>
-      <w:r>
-        <w:t>“I don’t think the ladies will like the name</w:t>
-      </w:r>
-      <w:r>
-        <w:t>s</w:t>
-      </w:r>
-      <w:r>
-        <w:t xml:space="preserve"> </w:t>
-      </w:r>
-      <w:r>
-        <w:t>‘</w:t>
-      </w:r>
-      <w:r>
-        <w:t>mega-studs</w:t>
-      </w:r>
-      <w:r>
-        <w:t>’</w:t>
-      </w:r>
-      <w:r>
-        <w:t>,</w:t>
-      </w:r>
-      <w:r>
-        <w:t xml:space="preserve"> </w:t>
-      </w:r>
-      <w:r>
-        <w:t>‘</w:t>
-      </w:r>
-      <w:r>
-        <w:t>manly men</w:t>
-      </w:r>
-      <w:r>
-        <w:t>’</w:t>
-      </w:r>
-      <w:r>
-        <w:t>,</w:t>
-      </w:r>
-      <w:r>
-        <w:t xml:space="preserve"> or ‘guns and spears,</w:t>
-      </w:r>
-      <w:r>
-        <w:t xml:space="preserve">” Fineous </w:t>
-      </w:r>
-      <w:r>
-        <w:t>noted</w:t>
-      </w:r>
-      <w:r>
-        <w:t>.</w:t>
-      </w:r>
-    </w:p>
-    <w:p>
-      <w:r>
-        <w:t xml:space="preserve">“Next,” Derrick </w:t>
-      </w:r>
-      <w:r>
-        <w:t>called</w:t>
-      </w:r>
-      <w:r>
-        <w:t>.</w:t>
-      </w:r>
-    </w:p>
-    <w:p>
-      <w:r>
-        <w:t xml:space="preserve">The gang walked up to the </w:t>
-      </w:r>
-      <w:r>
-        <w:t>globe</w:t>
-      </w:r>
-      <w:r>
-        <w:t xml:space="preserve"> and placed their hands on it. As before time stopped for the world.</w:t>
-      </w:r>
-    </w:p>
-    <w:p>
-      <w:pPr>
-        <w:pStyle w:val="StatusMessage"/>
-      </w:pPr>
-      <w:r>
-        <w:t>Repeat the oath:</w:t>
-      </w:r>
-    </w:p>
-    <w:p>
-      <w:pPr>
-        <w:pStyle w:val="StatusMessage"/>
-      </w:pPr>
-      <w:r>
-        <w:lastRenderedPageBreak/>
-        <w:t xml:space="preserve">“I, </w:t>
-      </w:r>
-      <w:r>
-        <w:t>Fineous Bog</w:t>
-      </w:r>
-      <w:r>
-        <w:t>, swear to be there for my team members, protecting them always, and keeping their secrets. They are what will keep me safe in this harsh world.”</w:t>
-      </w:r>
-    </w:p>
-    <w:p>
-      <w:r>
-        <w:t>Fineous swore and heard the others do the same.</w:t>
-      </w:r>
-    </w:p>
-    <w:p>
-      <w:pPr>
-        <w:pStyle w:val="StatusMessage"/>
-      </w:pPr>
-      <w:r>
-        <w:t>Who is your Leader?</w:t>
-      </w:r>
-    </w:p>
-    <w:p>
-      <w:r>
-        <w:t>Everyone chose Fineous.</w:t>
-      </w:r>
-      <w:r>
-        <w:t xml:space="preserve"> Fineous chose Aragon. Majority won.</w:t>
-      </w:r>
-    </w:p>
-    <w:p>
-      <w:pPr>
-        <w:pStyle w:val="StatusMessage"/>
-      </w:pPr>
-      <w:r>
-        <w:t>What is your party’s name?</w:t>
-      </w:r>
-    </w:p>
-    <w:p>
-      <w:r>
-        <w:t>After much debate, they choose the traditional name of “Dungeon Divers.”</w:t>
-      </w:r>
-    </w:p>
-    <w:p>
-      <w:r>
-        <w:t>A moment later time resume</w:t>
-      </w:r>
-      <w:r>
-        <w:t>d and Fineous removed his hand.</w:t>
-      </w:r>
-    </w:p>
-    <w:p>
-      <w:r>
-        <w:t>The group went to the side and waited for everyone to finish.</w:t>
-      </w:r>
-    </w:p>
-    <w:p>
-      <w:r>
-        <w:t>“Okay everyone,” Derrick said. “</w:t>
-      </w:r>
-      <w:r>
-        <w:t>It’s time to go to the guild</w:t>
-      </w:r>
-      <w:r>
-        <w:t xml:space="preserve"> hall</w:t>
-      </w:r>
-      <w:r>
-        <w:t>.”</w:t>
-      </w:r>
-    </w:p>
-    <w:p>
-      <w:r>
-        <w:t>The class followed Derrick back to the first floor, then out of the library. After a few more twists and turns they arrived at their destination.</w:t>
-      </w:r>
-    </w:p>
-    <w:p>
-      <w:r>
-        <w:t>“Each guild has its own hall within the city,” Derrick explained. “However, each year at this time they set up booths to advertise their guilds. The guilds are grouped according to their area.</w:t>
-      </w:r>
-    </w:p>
-    <w:p>
-      <w:r>
-        <w:t>“For example, adventuring guilds are there, cooking is there, entertainment guilds are there, and so on.</w:t>
-      </w:r>
-    </w:p>
-    <w:p>
-      <w:r>
-        <w:t>“</w:t>
-      </w:r>
-      <w:r>
-        <w:t>There is great value in joining a guild, including training and quests.</w:t>
-      </w:r>
-    </w:p>
-    <w:p>
-      <w:r>
-        <w:t>“Remember, you can join multiple guilds, as long as they don’t compete.</w:t>
-      </w:r>
-    </w:p>
-    <w:p>
-      <w:r>
-        <w:t>“For example, you can be a member of a cooking guild as well as an adventurer guild, but can’t be a member of two adventurer guilds.</w:t>
-      </w:r>
-    </w:p>
-    <w:p>
-      <w:r>
         <w:lastRenderedPageBreak/>
         <w:t>“</w:t>
       </w:r>
       <w:r>
+        <w:rPr>
+          <w:rFonts w:asciiTheme="minorHAnsi" w:hAnsiTheme="minorHAnsi" w:cstheme="minorHAnsi"/>
+        </w:rPr>
+        <w:t>’</w:t>
+      </w:r>
+      <w:r>
+        <w:t>Says here, Barbaric Vitality gives both stamina and healing. This allows for the re-growth of limbs at higher levels</w:t>
+      </w:r>
+      <w:r>
+        <w:rPr>
+          <w:rFonts w:asciiTheme="minorHAnsi" w:hAnsiTheme="minorHAnsi" w:cstheme="minorHAnsi"/>
+        </w:rPr>
+        <w:t xml:space="preserve">, eventually slowing and </w:t>
+      </w:r>
+      <w:r>
+        <w:rPr>
+          <w:rFonts w:asciiTheme="minorHAnsi" w:hAnsiTheme="minorHAnsi" w:cstheme="minorHAnsi"/>
+        </w:rPr>
+        <w:t xml:space="preserve">eventually </w:t>
+      </w:r>
+      <w:r>
+        <w:rPr>
+          <w:rFonts w:asciiTheme="minorHAnsi" w:hAnsiTheme="minorHAnsi" w:cstheme="minorHAnsi"/>
+        </w:rPr>
+        <w:t>stopping aging.</w:t>
+      </w:r>
+    </w:p>
+    <w:p>
+      <w:pPr>
+        <w:rPr>
+          <w:rFonts w:asciiTheme="minorHAnsi" w:hAnsiTheme="minorHAnsi" w:cstheme="minorHAnsi"/>
+        </w:rPr>
+      </w:pPr>
+      <w:r>
+        <w:rPr>
+          <w:rFonts w:asciiTheme="minorHAnsi" w:hAnsiTheme="minorHAnsi" w:cstheme="minorHAnsi"/>
+        </w:rPr>
+        <w:t>“Rose, this means you should avoid healing Demonbane, unless his life is in danger.</w:t>
+      </w:r>
+    </w:p>
+    <w:p>
+      <w:pPr>
+        <w:rPr>
+          <w:rFonts w:asciiTheme="minorHAnsi" w:hAnsiTheme="minorHAnsi" w:cstheme="minorHAnsi"/>
+        </w:rPr>
+      </w:pPr>
+      <w:r>
+        <w:rPr>
+          <w:rFonts w:asciiTheme="minorHAnsi" w:hAnsiTheme="minorHAnsi" w:cstheme="minorHAnsi"/>
+        </w:rPr>
+        <w:t xml:space="preserve">“Finally Camping is the ability to create safe zones, allowing adventurers to rest </w:t>
+      </w:r>
+      <w:r>
+        <w:rPr>
+          <w:rFonts w:asciiTheme="minorHAnsi" w:hAnsiTheme="minorHAnsi" w:cstheme="minorHAnsi"/>
+        </w:rPr>
+        <w:t>while adventuring</w:t>
+      </w:r>
+      <w:r>
+        <w:rPr>
+          <w:rFonts w:asciiTheme="minorHAnsi" w:hAnsiTheme="minorHAnsi" w:cstheme="minorHAnsi"/>
+        </w:rPr>
+        <w:t>.</w:t>
+      </w:r>
+    </w:p>
+    <w:p>
+      <w:r>
+        <w:t>Then was Rose’s turn</w:t>
+      </w:r>
+      <w:r>
+        <w:t>…</w:t>
+      </w:r>
+    </w:p>
+    <w:p>
+      <w:r>
+        <w:t>“Rose, Physical Fitness is perfect for a non-combatant. And you have marvelous support roles.</w:t>
+      </w:r>
+    </w:p>
+    <w:p>
+      <w:r>
+        <w:t>“Healing, Music and Cooking are support skills. They all give buffs to enhance a person’s natural abilities.</w:t>
+      </w:r>
+    </w:p>
+    <w:p>
+      <w:r>
+        <w:t>“Healing supports a person’s vitality, allowing them to heal faster.</w:t>
+      </w:r>
+      <w:r>
+        <w:t>”</w:t>
+      </w:r>
+    </w:p>
+    <w:p>
+      <w:r>
+        <w:t>“So Rose doesn’t actually heal?” Aragon asked.</w:t>
+      </w:r>
+    </w:p>
+    <w:p>
+      <w:r>
+        <w:t>Fineous shook his head. “No,” he said. “The skill only enhances what is actually there. If a curse is inflicted that prevents natural healing, then the skill will not work. The curse must be removed first.</w:t>
+      </w:r>
+    </w:p>
+    <w:p>
+      <w:r>
+        <w:t>“By the way, stamina, manna, and healing potions do basically the same thing. Unfortunately potions introduce foreign manna, which is slightly toxic.</w:t>
+      </w:r>
+    </w:p>
+    <w:p>
+      <w:r>
+        <w:t xml:space="preserve">“Singing </w:t>
+      </w:r>
+      <w:r>
+        <w:t>and Cooking can fine tune what abilities are enhanced.</w:t>
+      </w:r>
+    </w:p>
+    <w:p>
+      <w:r>
+        <w:t>“At higher levels, they can remove curses. However, that requires specialized knowledge and ingredients.</w:t>
+      </w:r>
+    </w:p>
+    <w:p>
+      <w:r>
+        <w:t>“</w:t>
+      </w:r>
+      <w:r>
+        <w:t>Spirit Whisperer is a Mythic ability</w:t>
+      </w:r>
+      <w:r>
+        <w:t xml:space="preserve"> that </w:t>
+      </w:r>
+      <w:r>
+        <w:t>few humans</w:t>
+      </w:r>
+      <w:r>
+        <w:t xml:space="preserve"> have</w:t>
+      </w:r>
+      <w:r>
+        <w:t>.</w:t>
+      </w:r>
+      <w:r>
+        <w:t xml:space="preserve"> As such it must be kept hidden for your own safety.</w:t>
+      </w:r>
+    </w:p>
+    <w:p>
+      <w:r>
+        <w:lastRenderedPageBreak/>
+        <w:t xml:space="preserve">“I would wager you might be the only person in our cohort to have that ability.  One in </w:t>
+      </w:r>
+      <w:r>
+        <w:t>6</w:t>
+      </w:r>
+      <w:r>
+        <w:t>,</w:t>
+      </w:r>
+      <w:r>
+        <w:t>475</w:t>
+      </w:r>
+      <w:r>
+        <w:t xml:space="preserve"> is impressive. I guess my luck really kicked in to have you.</w:t>
+      </w:r>
+    </w:p>
+    <w:p>
+      <w:r>
+        <w:t>“If people truly understood, they would all try to recruit you.”</w:t>
+      </w:r>
+    </w:p>
+    <w:p>
+      <w:r>
+        <w:t>Rose blushed at that.</w:t>
+      </w:r>
+    </w:p>
+    <w:p>
+      <w:r>
+        <w:t>Fineous turned to Aragon.</w:t>
+      </w:r>
+    </w:p>
+    <w:p>
+      <w:r>
+        <w:t xml:space="preserve">“Aragon also has </w:t>
+      </w:r>
+      <w:r>
+        <w:t>abilities</w:t>
+      </w:r>
+      <w:r>
+        <w:t xml:space="preserve"> in the common category, when it comes to rangers,” Fineous said and opened the book to the relevant page</w:t>
+      </w:r>
+      <w:r>
+        <w:t>s</w:t>
+      </w:r>
+      <w:r>
+        <w:t>.</w:t>
+      </w:r>
+    </w:p>
+    <w:p>
+      <w:r>
+        <w:t>“</w:t>
+      </w:r>
+      <w:r>
+        <w:t>However, just because a</w:t>
+      </w:r>
+      <w:r>
+        <w:t>n</w:t>
+      </w:r>
+      <w:r>
+        <w:t xml:space="preserve"> </w:t>
+      </w:r>
+      <w:r>
+        <w:t>ability</w:t>
+      </w:r>
+      <w:r>
+        <w:t xml:space="preserve"> is common doesn’t mean it is weak. I see great potential in Aragon. For example, he, Demonbane, and Erza were the only ones to climb the main building on the first day, to my knowledge.</w:t>
+      </w:r>
+      <w:r>
+        <w:t>”</w:t>
+      </w:r>
+    </w:p>
+    <w:p>
+      <w:r>
+        <w:t>“You climbed it too,” Aragon pointed out.</w:t>
+      </w:r>
+    </w:p>
+    <w:p>
+      <w:r>
+        <w:t>“</w:t>
+      </w:r>
+      <w:r>
+        <w:t>I guess,” Fineous replied.</w:t>
+      </w:r>
+    </w:p>
+    <w:p>
+      <w:r>
+        <w:t>“</w:t>
+      </w:r>
+      <w:r>
+        <w:t>Even now, people seem to view that trellis as some sort of decoration</w:t>
+      </w:r>
+      <w:r>
+        <w:t xml:space="preserve"> and not </w:t>
+      </w:r>
+      <w:r>
+        <w:t>as the training tool it is</w:t>
+      </w:r>
+      <w:r>
+        <w:t>.”</w:t>
+      </w:r>
+    </w:p>
+    <w:p>
+      <w:r>
+        <w:t>“I didn’t climb it, though I did see you climb, when people pointed you out,” Rose said</w:t>
+      </w:r>
+      <w:r>
+        <w:t xml:space="preserve"> meekly</w:t>
+      </w:r>
+      <w:r>
+        <w:t>.</w:t>
+      </w:r>
+    </w:p>
+    <w:p>
+      <w:r>
+        <w:t>“Don’t worry about it,” Demonbane said. “Not everyone has the balls to do that.”</w:t>
+      </w:r>
+    </w:p>
+    <w:p>
+      <w:r>
+        <w:t>“Excuse me,” Erza said, indigently.</w:t>
+      </w:r>
+    </w:p>
+    <w:p>
+      <w:r>
+        <w:t>“He meant womanly ovaries,” Fineous clarified with a wink.</w:t>
+      </w:r>
+    </w:p>
+    <w:p>
+      <w:r>
+        <w:t xml:space="preserve">“Anyway, Aragon’s </w:t>
+      </w:r>
+      <w:r>
+        <w:t>abilities</w:t>
+      </w:r>
+      <w:r>
+        <w:t xml:space="preserve"> are marvelous. For example, he has the archery </w:t>
+      </w:r>
+      <w:r>
+        <w:t>ability</w:t>
+      </w:r>
+      <w:r>
+        <w:t xml:space="preserve">, as well as </w:t>
+      </w:r>
+      <w:r>
+        <w:t xml:space="preserve">the rare skill </w:t>
+      </w:r>
+      <w:r>
+        <w:t>Explosion</w:t>
+      </w:r>
+      <w:r>
+        <w:t xml:space="preserve"> Mastery</w:t>
+      </w:r>
+      <w:r>
+        <w:t>.</w:t>
+      </w:r>
+    </w:p>
+    <w:p>
+      <w:r>
+        <w:t>“That gives him raw explosive power and shaped charges.</w:t>
+      </w:r>
+    </w:p>
+    <w:p>
+      <w:r>
+        <w:lastRenderedPageBreak/>
+        <w:t>“</w:t>
+      </w:r>
+      <w:r>
+        <w:t>Just like Demonbane, h</w:t>
+      </w:r>
+      <w:r>
+        <w:t xml:space="preserve">e sacrifices breath for depth. Combined with Dead Eye, </w:t>
+      </w:r>
+      <w:r>
+        <w:t xml:space="preserve">the book said </w:t>
+      </w:r>
+      <w:r>
+        <w:t xml:space="preserve">he </w:t>
+      </w:r>
+      <w:r>
+        <w:t>will</w:t>
+      </w:r>
+      <w:r>
+        <w:t xml:space="preserve"> be able to make </w:t>
+      </w:r>
+      <w:r>
+        <w:t xml:space="preserve">curve and other </w:t>
+      </w:r>
+      <w:r>
+        <w:t>trick</w:t>
+      </w:r>
+      <w:r>
+        <w:t xml:space="preserve"> shots, </w:t>
+      </w:r>
+      <w:r>
+        <w:t xml:space="preserve">something </w:t>
+      </w:r>
+      <w:r>
+        <w:t xml:space="preserve">physically impossible with just </w:t>
+      </w:r>
+      <w:r>
+        <w:t xml:space="preserve">Newtonian </w:t>
+      </w:r>
+      <w:r>
+        <w:t>physics.</w:t>
+      </w:r>
+      <w:r>
+        <w:t xml:space="preserve"> His shots should have amazing punch</w:t>
+      </w:r>
+      <w:r>
+        <w:t>, especially when arrows can explode</w:t>
+      </w:r>
+      <w:r>
+        <w:t>.</w:t>
+      </w:r>
+    </w:p>
+    <w:p>
+      <w:r>
+        <w:t>“</w:t>
+      </w:r>
+      <w:r>
+        <w:t xml:space="preserve">Also, </w:t>
+      </w:r>
+      <w:r>
+        <w:t>Mapping and Tracking work well together</w:t>
+      </w:r>
+      <w:r>
+        <w:t>.”</w:t>
+      </w:r>
+    </w:p>
+    <w:p>
+      <w:r>
+        <w:t>Fineous looked at Erza.</w:t>
+      </w:r>
+    </w:p>
+    <w:p>
+      <w:r>
+        <w:t>“Erza has that Costume Management System.</w:t>
+      </w:r>
+      <w:r>
+        <w:t xml:space="preserve"> Combined with her Weapons Mastery, she is one step closer to Fairy Tales’ Erza. </w:t>
+      </w:r>
+      <w:r>
+        <w:t xml:space="preserve"> Combined with fire and Telekinesis, it’s rather impressive.</w:t>
+      </w:r>
+    </w:p>
+    <w:p>
+      <w:r>
+        <w:t>“Remember to create as many costumes as possible and swap them as often as possible.</w:t>
+      </w:r>
+      <w:r>
+        <w:t>”</w:t>
+      </w:r>
+    </w:p>
+    <w:p>
+      <w:r>
+        <w:t>“What exactly can Costume Management Do?” Erza asked.</w:t>
+      </w:r>
+    </w:p>
+    <w:p>
+      <w:r>
+        <w:t>“Let’s see now,” Fineous said and skimmed the book. He then scanned the passage and then said, “In Fairy Tale, Erza can literally create costumes out of thin air. Eventually you will gain that ability.</w:t>
+      </w:r>
+    </w:p>
+    <w:p>
+      <w:r>
+        <w:t>“This is not an easy ability. However, the more detailed you can make the costumes, the more powerful they become.</w:t>
+      </w:r>
+    </w:p>
+    <w:p>
+      <w:r>
+        <w:t>“This skill requires creativity on your part. Are you any good at drawing?”</w:t>
+      </w:r>
+    </w:p>
+    <w:p>
+      <w:r>
+        <w:t>“Yes,” Erza said. “It was one of my hobbies.”</w:t>
+      </w:r>
+    </w:p>
+    <w:p>
+      <w:r>
+        <w:t>“Perfect,” Fineous said. “You will need it.</w:t>
+      </w:r>
+    </w:p>
+    <w:p>
+      <w:r>
+        <w:t>“</w:t>
+      </w:r>
+      <w:r>
+        <w:t>You can mix and match outfits. However</w:t>
+      </w:r>
+      <w:r>
+        <w:t>, the most powerful costumes are designed to work exclusively together.</w:t>
+      </w:r>
+    </w:p>
+    <w:p>
+      <w:r>
+        <w:lastRenderedPageBreak/>
+        <w:t>“So the only advice I can give is fill up as many slots as possible, but then focus on creating unique costumes for specific types of enemies. Remember, beauty for you is power.</w:t>
+      </w:r>
+    </w:p>
+    <w:p>
+      <w:r>
+        <w:t>“I just found some good news. More powerful costumes consume multiple slots.</w:t>
+      </w:r>
+      <w:r>
+        <w:t xml:space="preserve"> And the more slots </w:t>
+      </w:r>
+      <w:r>
+        <w:t>used</w:t>
+      </w:r>
+      <w:r>
+        <w:t xml:space="preserve"> the more powerful they become. But they also require more </w:t>
+      </w:r>
+      <w:r>
+        <w:t>effort in creating.</w:t>
+      </w:r>
+    </w:p>
+    <w:p>
+      <w:r>
+        <w:t>“So I suggest you join a guild specializing in clothes and armor.</w:t>
+      </w:r>
+    </w:p>
+    <w:p>
+      <w:r>
+        <w:t xml:space="preserve">“Fire is self-evident, as is </w:t>
+      </w:r>
+      <w:r>
+        <w:t>Telekinesis</w:t>
+      </w:r>
+      <w:r>
+        <w:t>. Combining the two should be amaz</w:t>
+      </w:r>
+      <w:r>
+        <w:t>ing, especially when combined with weapons mastery and your Costume Management</w:t>
+      </w:r>
+      <w:r>
+        <w:t>.</w:t>
+      </w:r>
+    </w:p>
+    <w:p>
+      <w:r>
+        <w:t>“Advancement involves using the abilities in unique ways.</w:t>
+      </w:r>
+    </w:p>
+    <w:p>
+      <w:r>
+        <w:t xml:space="preserve">“I </w:t>
+      </w:r>
+      <w:r>
+        <w:t>have</w:t>
+      </w:r>
+      <w:r>
+        <w:t xml:space="preserve"> Luck and Shadow Meld,” Fineous said. “</w:t>
+      </w:r>
+      <w:r>
+        <w:t xml:space="preserve">They are considered common among Rogues </w:t>
+      </w:r>
+      <w:r>
+        <w:t>…”</w:t>
+      </w:r>
+    </w:p>
+    <w:p>
+      <w:r>
+        <w:t>Erza pointed at the door and mouthed ‘Lord Endol’.</w:t>
+      </w:r>
+    </w:p>
+    <w:p>
+      <w:r>
+        <w:t>Fineous wiped the board and said aloud, “I can’t wait to start phase one of my rogue training: Stealing the undergarments of 100 women. I wonder if Lord Endol would like to join me.”</w:t>
+      </w:r>
+    </w:p>
+    <w:p>
+      <w:r>
+        <w:t xml:space="preserve">The door swung open and Endol </w:t>
+      </w:r>
+      <w:r>
+        <w:t>marched</w:t>
+      </w:r>
+      <w:r>
+        <w:t xml:space="preserve"> in. “What are you doing here?” he demanded.</w:t>
+      </w:r>
+    </w:p>
+    <w:p>
+      <w:r>
+        <w:t>“Is it forbidden to use these rooms outside of classes?” Fineous asked innocently.</w:t>
+      </w:r>
+    </w:p>
+    <w:p>
+      <w:r>
+        <w:t>“</w:t>
+      </w:r>
+      <w:r>
+        <w:t>You were contemplating a criminal act</w:t>
+      </w:r>
+      <w:r>
+        <w:t>,” Endol declared</w:t>
+      </w:r>
+      <w:r>
+        <w:t>, changing the subject.</w:t>
+      </w:r>
+    </w:p>
+    <w:p>
+      <w:r>
+        <w:t>“They have to catch me first,</w:t>
+      </w:r>
+      <w:r>
+        <w:t xml:space="preserve"> </w:t>
+      </w:r>
+      <w:r>
+        <w:t>my lord</w:t>
+      </w:r>
+      <w:r>
+        <w:t>,</w:t>
+      </w:r>
+      <w:r>
+        <w:t>” Fineous said with a grin.</w:t>
+      </w:r>
+    </w:p>
+    <w:p>
+      <w:r>
+        <w:t>Endol shook his head in exasperation and said, “I can’t believe she is interested in you.”</w:t>
+      </w:r>
+    </w:p>
+    <w:p>
+      <w:r>
+        <w:lastRenderedPageBreak/>
+        <w:t>Outside, people stopped to ogle.</w:t>
+      </w:r>
+    </w:p>
+    <w:p>
+      <w:r>
+        <w:t>“Cool, I have an admirer,” Fineous said</w:t>
+      </w:r>
+      <w:r>
+        <w:t xml:space="preserve"> happily</w:t>
+      </w:r>
+      <w:r>
+        <w:t>.</w:t>
+      </w:r>
+      <w:r>
+        <w:t xml:space="preserve"> “By the way, would you like to train with me</w:t>
+      </w:r>
+      <w:r>
+        <w:t xml:space="preserve"> sir</w:t>
+      </w:r>
+      <w:r>
+        <w:t>?”</w:t>
+      </w:r>
+    </w:p>
+    <w:p>
+      <w:r>
+        <w:t xml:space="preserve">“No I don’t want to participate in you unsavory hobbies,” Endol </w:t>
+      </w:r>
+      <w:r>
+        <w:t xml:space="preserve">sneered in disgust </w:t>
+      </w:r>
+      <w:r>
+        <w:t xml:space="preserve">and </w:t>
+      </w:r>
+      <w:r>
+        <w:t>stormed</w:t>
+      </w:r>
+      <w:r>
+        <w:t xml:space="preserve"> out the room.</w:t>
+      </w:r>
+    </w:p>
+    <w:p>
+      <w:r>
+        <w:t xml:space="preserve">“I wasn’t able to describe my </w:t>
+      </w:r>
+      <w:r>
+        <w:t>abilities</w:t>
+      </w:r>
+      <w:r>
+        <w:t>,” Fineous said. “We’ll do that away from prying eyes.”</w:t>
+      </w:r>
+    </w:p>
+    <w:p>
+      <w:r>
+        <w:t xml:space="preserve">Fineous took his seat and began </w:t>
+      </w:r>
+      <w:r>
+        <w:t xml:space="preserve">reading his book while </w:t>
+      </w:r>
+      <w:r>
+        <w:t>practicing his finger exercises.</w:t>
+      </w:r>
+    </w:p>
+    <w:p>
+      <w:r>
+        <w:t>The remaining classes were informative but hardly exciting.</w:t>
+      </w:r>
+    </w:p>
+    <w:p>
+      <w:r>
+        <w:t>Finally came the adventurer training.</w:t>
+      </w:r>
+    </w:p>
+    <w:p>
+      <w:r>
+        <w:t xml:space="preserve">“Welcome everyone to </w:t>
+      </w:r>
+      <w:r>
+        <w:t>the basics of adventuring</w:t>
+      </w:r>
+      <w:r>
+        <w:t>,” Professor Derrick said. “</w:t>
+      </w:r>
+      <w:r>
+        <w:t>My name is Professor Derrick. It is my job to give you the basic tools needed to become successful adventurers, and more importantly I will teach you how not to die.</w:t>
+      </w:r>
+    </w:p>
+    <w:p>
+      <w:r>
+        <w:t>“First will be the basics, then how to identify and manage different types of monsters. Finally I will teach you how to handle various dungeons.</w:t>
+      </w:r>
+    </w:p>
+    <w:p>
+      <w:r>
+        <w:t xml:space="preserve">“As you can see, this class </w:t>
+      </w:r>
+      <w:r>
+        <w:t xml:space="preserve">is </w:t>
+      </w:r>
+      <w:r>
+        <w:t xml:space="preserve">designed to </w:t>
+      </w:r>
+      <w:r>
+        <w:t xml:space="preserve">help you </w:t>
+      </w:r>
+      <w:r>
+        <w:t>survive in the wild and prosper.</w:t>
+      </w:r>
+    </w:p>
+    <w:p>
+      <w:r>
+        <w:t xml:space="preserve">“I recommend you take your days off to explore the vastness of the campus grounds. The closest boundary is the ravine </w:t>
+      </w:r>
+      <w:r>
+        <w:t xml:space="preserve">running diagonally </w:t>
+      </w:r>
+      <w:r>
+        <w:t xml:space="preserve">towards the Onn </w:t>
+      </w:r>
+      <w:r>
+        <w:t>Foothills</w:t>
+      </w:r>
+      <w:r>
+        <w:t>. The ravine is over 14KM away, showing how great the grounds are</w:t>
+      </w:r>
+      <w:r>
+        <w:t>.</w:t>
+      </w:r>
+      <w:r>
+        <w:t xml:space="preserve"> Weather you cross is up to you. But you will need to live with the consequences.</w:t>
+      </w:r>
+    </w:p>
+    <w:p>
+      <w:r>
+        <w:lastRenderedPageBreak/>
+        <w:t>“</w:t>
+      </w:r>
+      <w:r>
+        <w:t>We shall go to the library. I strongly recommend you spend some quality time there.</w:t>
+      </w:r>
+    </w:p>
+    <w:p>
+      <w:r>
+        <w:t xml:space="preserve">“I </w:t>
+      </w:r>
+      <w:r>
+        <w:t xml:space="preserve">also </w:t>
+      </w:r>
+      <w:r>
+        <w:t>r</w:t>
+      </w:r>
+      <w:r>
+        <w:t>ecommend you buy some reference books</w:t>
+      </w:r>
+      <w:r>
+        <w:t xml:space="preserve">, such as a set of the monster encyclopedia. </w:t>
+      </w:r>
+      <w:r>
+        <w:t>The books are</w:t>
+      </w:r>
+      <w:r>
+        <w:t xml:space="preserve"> ordered by rank</w:t>
+      </w:r>
+      <w:r>
+        <w:t xml:space="preserve"> starting at F-1 monsters</w:t>
+      </w:r>
+      <w:r>
+        <w:t>.</w:t>
+      </w:r>
+      <w:r>
+        <w:t xml:space="preserve"> </w:t>
+      </w:r>
+      <w:r>
+        <w:t>There is a book store in</w:t>
+      </w:r>
+      <w:r>
+        <w:t xml:space="preserve"> the</w:t>
+      </w:r>
+      <w:r>
+        <w:t xml:space="preserve"> guild hall.</w:t>
+      </w:r>
+    </w:p>
+    <w:p>
+      <w:r>
+        <w:t>“</w:t>
+      </w:r>
+      <w:r>
+        <w:t xml:space="preserve">I will take you to the library where you can register to </w:t>
+      </w:r>
+      <w:r>
+        <w:t>borrow books</w:t>
+      </w:r>
+      <w:r>
+        <w:t xml:space="preserve">. </w:t>
+      </w:r>
+      <w:r>
+        <w:t xml:space="preserve">Then I’ll show you how to form parties. Finally I will show you the guild hall. </w:t>
+      </w:r>
+      <w:r>
+        <w:t>Please follow me.”</w:t>
+      </w:r>
+    </w:p>
+    <w:p>
+      <w:r>
+        <w:t>They headed out.</w:t>
+      </w:r>
+    </w:p>
+    <w:p>
+      <w:r>
+        <w:t>“Are there dragons,” a teen named Mega-Rush asked.</w:t>
+      </w:r>
+    </w:p>
+    <w:p>
+      <w:r>
+        <w:t xml:space="preserve">“Yes,” Derrick </w:t>
+      </w:r>
+      <w:r>
+        <w:t>replied</w:t>
+      </w:r>
+      <w:r>
+        <w:t xml:space="preserve">. “There are countless species, ranging from weak </w:t>
+      </w:r>
+      <w:r>
+        <w:t xml:space="preserve">C-Rank </w:t>
+      </w:r>
+      <w:r>
+        <w:t xml:space="preserve">ones all the way to calamity grade </w:t>
+      </w:r>
+      <w:r>
+        <w:t xml:space="preserve">S-Rank </w:t>
+      </w:r>
+      <w:r>
+        <w:t>ones and beyond.”</w:t>
+      </w:r>
+    </w:p>
+    <w:p>
+      <w:r>
+        <w:t>Soon they arrived at the library entrance.</w:t>
+      </w:r>
+    </w:p>
+    <w:p>
+      <w:r>
+        <w:t>“Welcome to the library,” Derrick said. “Everyone has access to floors from the ground floor to floor 9.</w:t>
+      </w:r>
+    </w:p>
+    <w:p>
+      <w:r>
+        <w:t>“You will need to pass a test to receive access to go beyond that.</w:t>
+      </w:r>
+      <w:r>
+        <w:t xml:space="preserve"> </w:t>
+      </w:r>
+      <w:r>
+        <w:t>“Register with the library on your spare time.”</w:t>
+      </w:r>
+    </w:p>
+    <w:p>
+      <w:r>
+        <w:t>“What’s beyond floor 9?” Fineous asked.</w:t>
+      </w:r>
+    </w:p>
+    <w:p>
+      <w:r>
+        <w:t xml:space="preserve">“More advanced books,” Derrick said. “To get access you need to prove your worth. </w:t>
+      </w:r>
+      <w:r>
+        <w:t>Reaching floor 49 isn’t that difficult</w:t>
+      </w:r>
+      <w:r>
+        <w:t xml:space="preserve">. </w:t>
+      </w:r>
+      <w:r>
+        <w:t xml:space="preserve">However, they aren’t relevant to you. </w:t>
+      </w:r>
+      <w:r>
+        <w:t>The first 10 floors have more than enough information to conquer any dungeon or deal with any situation an adventurer would face.”</w:t>
+      </w:r>
+    </w:p>
+    <w:p>
+      <w:r>
+        <w:t>“Are there any forbidden books?” a teen named Basher Bones asked.</w:t>
+      </w:r>
+    </w:p>
+    <w:p>
+      <w:r>
+        <w:lastRenderedPageBreak/>
+        <w:t xml:space="preserve">“Yes,” Derrick </w:t>
+      </w:r>
+      <w:r>
+        <w:t>replied</w:t>
+      </w:r>
+      <w:r>
+        <w:t xml:space="preserve">. “However, they are </w:t>
+      </w:r>
+      <w:r>
+        <w:t>at</w:t>
+      </w:r>
+      <w:r>
+        <w:t xml:space="preserve"> the top of the library beyond the 2</w:t>
+      </w:r>
+      <w:r>
+        <w:t>9</w:t>
+      </w:r>
+      <w:r>
+        <w:t>0</w:t>
+      </w:r>
+      <w:r>
+        <w:rPr>
+          <w:vertAlign w:val="superscript"/>
+        </w:rPr>
+        <w:t>th</w:t>
+      </w:r>
+      <w:r>
+        <w:t xml:space="preserve"> floor. </w:t>
+      </w:r>
+      <w:r>
+        <w:t xml:space="preserve">Only a handful of elves </w:t>
+      </w:r>
+      <w:r>
+        <w:t>known as</w:t>
+      </w:r>
+      <w:r>
+        <w:t xml:space="preserve"> sages are permitted access</w:t>
+      </w:r>
+      <w:r>
+        <w:t>.</w:t>
+      </w:r>
+    </w:p>
+    <w:p>
+      <w:r>
+        <w:t>“Please don’t try breaking into those floors. They have the greatest security. Even people with Shadow Meld will be blocked.</w:t>
+      </w:r>
+    </w:p>
+    <w:p>
+      <w:r>
+        <w:t>“I really recommend you using th</w:t>
+      </w:r>
+      <w:r>
+        <w:t>e</w:t>
+      </w:r>
+      <w:r>
+        <w:t xml:space="preserve"> library. There is no such thing as too much knowledge.</w:t>
+      </w:r>
+      <w:r>
+        <w:t xml:space="preserve"> And with millions of unique books available to all of you in the first 10 floors alone, there is plenty to read.”</w:t>
+      </w:r>
+    </w:p>
+    <w:p>
+      <w:r>
+        <w:t xml:space="preserve">Fineous was glad he asked Araldar to keep his entry secret. Getting his level of access seemed entirely too pompous. </w:t>
+      </w:r>
+      <w:r>
+        <w:t xml:space="preserve">He didn’t want people calling him ‘Sage’. </w:t>
+      </w:r>
+      <w:r>
+        <w:t>Too bad the royal family had to know.</w:t>
+      </w:r>
+      <w:r>
+        <w:t xml:space="preserve"> Hopefully they </w:t>
+      </w:r>
+      <w:r>
+        <w:t>would</w:t>
+      </w:r>
+      <w:r>
+        <w:t>n’t do anything embarrassing.</w:t>
+      </w:r>
+    </w:p>
+    <w:p>
+      <w:r>
+        <w:t>On the other hand, it was in their interest to keep it quiet</w:t>
+      </w:r>
+      <w:r>
+        <w:t>.</w:t>
+      </w:r>
+      <w:r>
+        <w:t xml:space="preserve"> </w:t>
+      </w:r>
+      <w:r>
+        <w:t>Knowledge of an F-Rank Human becoming a sage</w:t>
+      </w:r>
+      <w:r>
+        <w:t xml:space="preserve"> would cause a scandal.</w:t>
+      </w:r>
+    </w:p>
+    <w:p>
+      <w:r>
+        <w:t xml:space="preserve">“An important part of adventuring is creating a party. You will touch a crystal and swear loyalty to each other while in the party, and </w:t>
+      </w:r>
+      <w:r>
+        <w:t xml:space="preserve">to </w:t>
+      </w:r>
+      <w:r>
+        <w:t>never betray your team members.</w:t>
+      </w:r>
+    </w:p>
+    <w:p>
+      <w:r>
+        <w:t xml:space="preserve">“An important part of parties is </w:t>
+      </w:r>
+      <w:r>
+        <w:t>essence</w:t>
+      </w:r>
+      <w:r>
+        <w:t xml:space="preserve"> sharing. </w:t>
+      </w:r>
+      <w:r>
+        <w:t xml:space="preserve">Another </w:t>
+      </w:r>
+      <w:r>
+        <w:t>is inter-</w:t>
+      </w:r>
+      <w:r>
+        <w:t>party</w:t>
+      </w:r>
+      <w:r>
+        <w:t xml:space="preserve"> communication</w:t>
+      </w:r>
+      <w:r>
+        <w:t>. Finally</w:t>
+      </w:r>
+      <w:r>
+        <w:t>,</w:t>
+      </w:r>
+      <w:r>
+        <w:t xml:space="preserve"> members will see each other’s stats and overall health</w:t>
+      </w:r>
+      <w:r>
+        <w:t>.</w:t>
+      </w:r>
+    </w:p>
+    <w:p>
+      <w:r>
+        <w:t>“</w:t>
+      </w:r>
+      <w:r>
+        <w:t>Everyone</w:t>
+      </w:r>
+      <w:r>
+        <w:t>, follow me.”</w:t>
+      </w:r>
+    </w:p>
+    <w:p>
+      <w:r>
+        <w:t>Fineous and the others followed the professor to the second floor.</w:t>
+      </w:r>
+      <w:r>
+        <w:t xml:space="preserve"> They then entered a conference room. Within was a hall with space for around 200 people.</w:t>
+      </w:r>
+    </w:p>
+    <w:p>
+      <w:r>
+        <w:t xml:space="preserve">“Okay everyone; it’s time to register your parties for those who have established them. </w:t>
+      </w:r>
+      <w:r>
+        <w:t>Those who haven’t can</w:t>
+      </w:r>
+      <w:r>
+        <w:t xml:space="preserve"> do this later. However, try doing this as soon as possible,” Derrick said.</w:t>
+      </w:r>
+    </w:p>
+    <w:p>
+      <w:r>
+        <w:lastRenderedPageBreak/>
+        <w:t>“</w:t>
+      </w:r>
+      <w:r>
+        <w:t>Please line up</w:t>
+      </w:r>
+      <w:r>
+        <w:t xml:space="preserve">. </w:t>
+      </w:r>
+      <w:r>
+        <w:t>When your time comes, all of you should touch the sphere. Once everyone has registered, we will go to the guild hall.”</w:t>
+      </w:r>
+    </w:p>
+    <w:p>
+      <w:r>
+        <w:t xml:space="preserve">While waiting, Rose asked. </w:t>
+      </w:r>
+      <w:r>
+        <w:t>“What should we call our party?”</w:t>
+      </w:r>
+    </w:p>
+    <w:p>
+      <w:r>
+        <w:t xml:space="preserve">“How about </w:t>
+      </w:r>
+      <w:r>
+        <w:t>Sexy Kittens</w:t>
+      </w:r>
+      <w:r>
+        <w:t xml:space="preserve">?” Fineous </w:t>
+      </w:r>
+      <w:r>
+        <w:t>suggested</w:t>
+      </w:r>
+      <w:r>
+        <w:t>.</w:t>
+      </w:r>
+    </w:p>
+    <w:p>
+      <w:r>
+        <w:t xml:space="preserve">“No way,” Demonbane </w:t>
+      </w:r>
+      <w:r>
+        <w:t>exclaimed</w:t>
+      </w:r>
+      <w:r>
+        <w:t xml:space="preserve">. “My entire previous life was spent in the wrong body. I don’t want anything to do with </w:t>
+      </w:r>
+      <w:r>
+        <w:t>girly things</w:t>
+      </w:r>
+      <w:r>
+        <w:t>.”</w:t>
+      </w:r>
+    </w:p>
+    <w:p>
+      <w:r>
+        <w:t>“Are you saying you were a woman?” Aragon asked, surprised.</w:t>
+      </w:r>
+    </w:p>
+    <w:p>
+      <w:r>
+        <w:t>“What’s wrong with being a woman?” Rose asked.</w:t>
+      </w:r>
+    </w:p>
+    <w:p>
+      <w:r>
+        <w:t xml:space="preserve">“To begin, there is the monthly period and cramps,” Demonbane </w:t>
+      </w:r>
+      <w:r>
+        <w:t>explained</w:t>
+      </w:r>
+      <w:r>
+        <w:t xml:space="preserve">. “Then </w:t>
+      </w:r>
+      <w:r>
+        <w:t xml:space="preserve">there </w:t>
+      </w:r>
+      <w:r>
+        <w:t xml:space="preserve">are stupid </w:t>
+      </w:r>
+      <w:r>
+        <w:t xml:space="preserve">clothes and </w:t>
+      </w:r>
+      <w:r>
+        <w:t>makeup and such, then the incontinence of going to the washroom.</w:t>
+      </w:r>
+      <w:r>
+        <w:t xml:space="preserve"> Also, women are weak.</w:t>
+      </w:r>
+      <w:r>
+        <w:t>”</w:t>
+      </w:r>
+    </w:p>
+    <w:p>
+      <w:r>
+        <w:t>“Women aren’t weak,” Erza said, angrily.</w:t>
+      </w:r>
+    </w:p>
+    <w:p>
+      <w:r>
+        <w:t xml:space="preserve">“Arm-wrestle me then,” Demonbane said with a </w:t>
+      </w:r>
+      <w:r>
+        <w:t>grin</w:t>
+      </w:r>
+      <w:r>
+        <w:t>.</w:t>
+      </w:r>
+    </w:p>
+    <w:p>
+      <w:r>
+        <w:t>“</w:t>
+      </w:r>
+      <w:r>
+        <w:t>Finally you know how society treats women. My greatest treasure is right here</w:t>
+      </w:r>
+      <w:r>
+        <w:t>, as well as these guns</w:t>
+      </w:r>
+      <w:r>
+        <w:t>,</w:t>
+      </w:r>
+      <w:r>
+        <w:t>”</w:t>
+      </w:r>
+      <w:r>
+        <w:t xml:space="preserve"> Demonbane finished by patting his biceps.</w:t>
+      </w:r>
+    </w:p>
+    <w:p>
+      <w:r>
+        <w:t>“I don’t think the ladies will like the name</w:t>
+      </w:r>
+      <w:r>
+        <w:t>s</w:t>
+      </w:r>
+      <w:r>
+        <w:t xml:space="preserve"> </w:t>
+      </w:r>
+      <w:r>
+        <w:t>‘</w:t>
+      </w:r>
+      <w:r>
+        <w:t>mega-studs</w:t>
+      </w:r>
+      <w:r>
+        <w:t>’</w:t>
+      </w:r>
+      <w:r>
+        <w:t>,</w:t>
+      </w:r>
+      <w:r>
+        <w:t xml:space="preserve"> </w:t>
+      </w:r>
+      <w:r>
+        <w:t>‘</w:t>
+      </w:r>
+      <w:r>
+        <w:t>manly men</w:t>
+      </w:r>
+      <w:r>
+        <w:t>’</w:t>
+      </w:r>
+      <w:r>
+        <w:t>,</w:t>
+      </w:r>
+      <w:r>
+        <w:t xml:space="preserve"> or ‘guns and spears,</w:t>
+      </w:r>
+      <w:r>
+        <w:t xml:space="preserve">” Fineous </w:t>
+      </w:r>
+      <w:r>
+        <w:t>noted</w:t>
+      </w:r>
+      <w:r>
+        <w:t>.</w:t>
+      </w:r>
+    </w:p>
+    <w:p>
+      <w:r>
+        <w:t xml:space="preserve">“Next,” Derrick </w:t>
+      </w:r>
+      <w:r>
+        <w:t>called</w:t>
+      </w:r>
+      <w:r>
+        <w:t>.</w:t>
+      </w:r>
+    </w:p>
+    <w:p>
+      <w:r>
+        <w:t xml:space="preserve">The gang walked up to the </w:t>
+      </w:r>
+      <w:r>
+        <w:t>globe</w:t>
+      </w:r>
+      <w:r>
+        <w:t xml:space="preserve"> and placed their hands on it. As before time stopped for the world.</w:t>
+      </w:r>
+    </w:p>
+    <w:p>
+      <w:pPr>
+        <w:pStyle w:val="StatusMessage"/>
+      </w:pPr>
+      <w:r>
+        <w:t>Repeat the oath:</w:t>
+      </w:r>
+    </w:p>
+    <w:p>
+      <w:pPr>
+        <w:pStyle w:val="StatusMessage"/>
+      </w:pPr>
+      <w:r>
+        <w:t xml:space="preserve">“I, </w:t>
+      </w:r>
+      <w:r>
+        <w:t>Fineous Bog</w:t>
+      </w:r>
+      <w:r>
+        <w:t>, swear to be there for my team members, protecting them always, and keeping their secrets. They are what will keep me safe in this harsh world.”</w:t>
+      </w:r>
+    </w:p>
+    <w:p>
+      <w:r>
+        <w:lastRenderedPageBreak/>
+        <w:t>Fineous swore and heard the others do the same.</w:t>
+      </w:r>
+    </w:p>
+    <w:p>
+      <w:pPr>
+        <w:pStyle w:val="StatusMessage"/>
+      </w:pPr>
+      <w:r>
+        <w:t>Who is your Leader?</w:t>
+      </w:r>
+    </w:p>
+    <w:p>
+      <w:r>
+        <w:t>Everyone chose Fineous.</w:t>
+      </w:r>
+      <w:r>
+        <w:t xml:space="preserve"> Fineous chose Aragon. Majority won.</w:t>
+      </w:r>
+    </w:p>
+    <w:p>
+      <w:pPr>
+        <w:pStyle w:val="StatusMessage"/>
+      </w:pPr>
+      <w:r>
+        <w:t>What is your party’s name?</w:t>
+      </w:r>
+    </w:p>
+    <w:p>
+      <w:r>
+        <w:t>After much debate, they choose the traditional name of “Dungeon Divers.”</w:t>
+      </w:r>
+    </w:p>
+    <w:p>
+      <w:r>
+        <w:t>A moment later time resume</w:t>
+      </w:r>
+      <w:r>
+        <w:t>d and Fineous removed his hand.</w:t>
+      </w:r>
+    </w:p>
+    <w:p>
+      <w:r>
+        <w:t>The group went to the side and waited for everyone to finish.</w:t>
+      </w:r>
+    </w:p>
+    <w:p>
+      <w:r>
+        <w:t>“Okay everyone,” Derrick said. “</w:t>
+      </w:r>
+      <w:r>
+        <w:t>It’s time to go to the guild</w:t>
+      </w:r>
+      <w:r>
+        <w:t xml:space="preserve"> hall</w:t>
+      </w:r>
+      <w:r>
+        <w:t>.”</w:t>
+      </w:r>
+    </w:p>
+    <w:p>
+      <w:r>
+        <w:t>The class followed Derrick back to the first floor, then out of the library. After a few more twists and turns they arrived at their destination.</w:t>
+      </w:r>
+    </w:p>
+    <w:p>
+      <w:r>
+        <w:t>“Each guild has its own hall within the city,” Derrick explained. “However, each year at this time they set up booths to advertise their guilds. The guilds are grouped according to their area.</w:t>
+      </w:r>
+    </w:p>
+    <w:p>
+      <w:r>
+        <w:t>“For example, adventuring guilds are there, cooking is there, entertainment guilds are there, and so on.</w:t>
+      </w:r>
+    </w:p>
+    <w:p>
+      <w:r>
+        <w:t>“</w:t>
+      </w:r>
+      <w:r>
+        <w:t>There is great value in joining a guild, including training and quests.</w:t>
+      </w:r>
+    </w:p>
+    <w:p>
+      <w:r>
+        <w:t>“Remember, you can join multiple guilds, as long as they don’t compete.</w:t>
+      </w:r>
+    </w:p>
+    <w:p>
+      <w:r>
+        <w:t>“For example, you can be a member of a cooking guild as well as an adventurer guild, but can’t be a member of two adventurer guilds.</w:t>
+      </w:r>
+    </w:p>
+    <w:p>
+      <w:r>
+        <w:t>“</w:t>
+      </w:r>
+      <w:r>
         <w:t>In case you are wondering, t</w:t>
       </w:r>
       <w:r>
@@ -18699,6 +18999,7 @@
     </w:p>
     <w:p>
       <w:r>
+        <w:lastRenderedPageBreak/>
         <w:t>“Class dismissed.”</w:t>
       </w:r>
     </w:p>
@@ -18796,12 +19097,12 @@
     </w:p>
     <w:p>
       <w:r>
+        <w:t>“Well this is going to be challenging,” Aragon said. “How do we choose?”</w:t>
+      </w:r>
+    </w:p>
+    <w:p>
+      <w:r>
         <w:lastRenderedPageBreak/>
-        <w:t>“Well this is going to be challenging,” Aragon said. “How do we choose?”</w:t>
-      </w:r>
-    </w:p>
-    <w:p>
-      <w:r>
         <w:t>“There’s no need to rush,” Fineous said. “Our journey has just begun. Your assignment, should you choose to accept it, is to find out which guild</w:t>
       </w:r>
       <w:r>
@@ -19008,15 +19309,15 @@
     </w:p>
     <w:p>
       <w:r>
+        <w:t xml:space="preserve">“I thought so. </w:t>
+      </w:r>
+      <w:r>
+        <w:t>We must put thought into our cultivation before we can move on.”</w:t>
+      </w:r>
+    </w:p>
+    <w:p>
+      <w:r>
         <w:lastRenderedPageBreak/>
-        <w:t xml:space="preserve">“I thought so. </w:t>
-      </w:r>
-      <w:r>
-        <w:t>We must put thought into our cultivation before we can move on.”</w:t>
-      </w:r>
-    </w:p>
-    <w:p>
-      <w:r>
         <w:t>“Is cultivation some sort of Eastern thing?” Demonbane asked.</w:t>
       </w:r>
     </w:p>
@@ -19128,15 +19429,15 @@
     </w:p>
     <w:p>
       <w:r>
+        <w:t xml:space="preserve">“You are making me blush,” </w:t>
+      </w:r>
+      <w:r>
+        <w:t>Fineous said. “I feel the need for a group hug.”</w:t>
+      </w:r>
+    </w:p>
+    <w:p>
+      <w:r>
         <w:lastRenderedPageBreak/>
-        <w:t xml:space="preserve">“You are making me blush,” </w:t>
-      </w:r>
-      <w:r>
-        <w:t>Fineous said. “I feel the need for a group hug.”</w:t>
-      </w:r>
-    </w:p>
-    <w:p>
-      <w:r>
         <w:t>Rose gave Fineous a hug and the others followed.</w:t>
       </w:r>
     </w:p>
@@ -19443,51 +19744,400 @@
     </w:p>
     <w:p>
       <w:r>
+        <w:t>“</w:t>
+      </w:r>
+      <w:r>
+        <w:t>I don’t need fame, fortune or a salary for just being alive</w:t>
+      </w:r>
+      <w:r>
+        <w:t xml:space="preserve">,” Fineous </w:t>
+      </w:r>
+      <w:r>
+        <w:t>declared</w:t>
+      </w:r>
+      <w:r>
+        <w:t>.</w:t>
+      </w:r>
+    </w:p>
+    <w:p>
+      <w:r>
         <w:lastRenderedPageBreak/>
         <w:t>“</w:t>
       </w:r>
       <w:r>
-        <w:t>I don’t need fame, fortune or a salary for just being alive</w:t>
-      </w:r>
-      <w:r>
-        <w:t xml:space="preserve">,” Fineous </w:t>
-      </w:r>
-      <w:r>
-        <w:t>declared</w:t>
+        <w:t>Having fun and exploring an infinite world with my friend</w:t>
+      </w:r>
+      <w:r>
+        <w:t>s</w:t>
+      </w:r>
+      <w:r>
+        <w:t xml:space="preserve"> and family is my greatest treasures.</w:t>
+      </w:r>
+      <w:r>
+        <w:t xml:space="preserve"> </w:t>
+      </w:r>
+      <w:r>
+        <w:t>Everything else is ephemeral.”</w:t>
+      </w:r>
+    </w:p>
+    <w:p>
+      <w:pPr>
+        <w:rPr>
+          <w:rFonts w:asciiTheme="minorHAnsi" w:hAnsiTheme="minorHAnsi" w:cstheme="minorHAnsi"/>
+        </w:rPr>
+      </w:pPr>
+      <w:r>
+        <w:t xml:space="preserve">“But families don’t last forever,” </w:t>
+      </w:r>
+      <w:r>
+        <w:rPr>
+          <w:rFonts w:cs="Calibri"/>
+        </w:rPr>
+        <w:t>Messenger</w:t>
+      </w:r>
+      <w:r>
+        <w:rPr>
+          <w:rFonts w:asciiTheme="minorHAnsi" w:hAnsiTheme="minorHAnsi" w:cstheme="minorHAnsi"/>
+        </w:rPr>
+        <w:t xml:space="preserve"> said. “And your loved </w:t>
+      </w:r>
+      <w:r>
+        <w:rPr>
+          <w:rFonts w:asciiTheme="minorHAnsi" w:hAnsiTheme="minorHAnsi" w:cstheme="minorHAnsi"/>
+        </w:rPr>
+        <w:t xml:space="preserve">ones </w:t>
+      </w:r>
+      <w:r>
+        <w:rPr>
+          <w:rFonts w:asciiTheme="minorHAnsi" w:hAnsiTheme="minorHAnsi" w:cstheme="minorHAnsi"/>
+        </w:rPr>
+        <w:t>will eventually hurt you.”</w:t>
+      </w:r>
+    </w:p>
+    <w:p>
+      <w:r>
+        <w:t>“True,” Fineous replied</w:t>
       </w:r>
       <w:r>
         <w:t>.</w:t>
       </w:r>
+      <w:r>
+        <w:t xml:space="preserve"> “However, I am happy to love, even if they betray me later. People are bound by chains of anger, regret, desire, </w:t>
+      </w:r>
+      <w:r>
+        <w:t xml:space="preserve">pride, </w:t>
+      </w:r>
+      <w:r>
+        <w:t>and countless other things.</w:t>
+      </w:r>
+    </w:p>
+    <w:p>
+      <w:r>
+        <w:t>“Their betrayal is never personal, but comes about as the result of their slavery.</w:t>
+      </w:r>
+    </w:p>
+    <w:p>
+      <w:r>
+        <w:t>“Our only true anchor is the Silent One right over here.” Fineous said and tapped his own heart.</w:t>
+      </w:r>
+    </w:p>
+    <w:p>
+      <w:r>
+        <w:t xml:space="preserve">“And for you, right over here,” Fineous finished by touching </w:t>
+      </w:r>
+      <w:r>
+        <w:rPr>
+          <w:rFonts w:cs="Calibri"/>
+        </w:rPr>
+        <w:t>Messenger</w:t>
+      </w:r>
+      <w:r>
+        <w:rPr>
+          <w:rFonts w:asciiTheme="minorHAnsi" w:hAnsiTheme="minorHAnsi" w:cstheme="minorHAnsi"/>
+        </w:rPr>
+        <w:t>’s</w:t>
+      </w:r>
+      <w:r>
+        <w:t xml:space="preserve"> chest with his fist.</w:t>
+      </w:r>
+    </w:p>
+    <w:p>
+      <w:r>
+        <w:t xml:space="preserve">“You really are a sage,” </w:t>
+      </w:r>
+      <w:r>
+        <w:rPr>
+          <w:rFonts w:cs="Calibri"/>
+        </w:rPr>
+        <w:t>Messenger</w:t>
+      </w:r>
+      <w:r>
+        <w:t xml:space="preserve"> said in wonder.</w:t>
+      </w:r>
+    </w:p>
+    <w:p>
+      <w:r>
+        <w:t>“Please don’t say that,” Fineous objected</w:t>
+      </w:r>
+      <w:r>
+        <w:t xml:space="preserve"> with a grimace</w:t>
+      </w:r>
+      <w:r>
+        <w:t>. “</w:t>
+      </w:r>
+      <w:r>
+        <w:t xml:space="preserve">It’s embarrassing. I’m just some </w:t>
+      </w:r>
+      <w:r>
+        <w:t>guy who just wants to have fun.”</w:t>
+      </w:r>
+    </w:p>
+    <w:p>
+      <w:r>
+        <w:t xml:space="preserve">Fineous </w:t>
+      </w:r>
+      <w:r>
+        <w:t xml:space="preserve">leaned forward and </w:t>
+      </w:r>
+      <w:r>
+        <w:t xml:space="preserve">stared directly </w:t>
+      </w:r>
+      <w:r>
+        <w:t>into</w:t>
+      </w:r>
+      <w:r>
+        <w:t xml:space="preserve"> the man</w:t>
+      </w:r>
+      <w:r>
+        <w:t>’s eyes</w:t>
+      </w:r>
+      <w:r>
+        <w:t xml:space="preserve"> and gave him his best smile.</w:t>
+      </w:r>
+      <w:r>
+        <w:t xml:space="preserve"> </w:t>
+      </w:r>
+      <w:r>
+        <w:t>“That’s why I</w:t>
+      </w:r>
+      <w:r>
+        <w:t xml:space="preserve"> am a </w:t>
+      </w:r>
+      <w:r>
+        <w:t>Rogue. All other classes are way too serious.”</w:t>
+      </w:r>
+    </w:p>
+    <w:p>
+      <w:r>
+        <w:rPr>
+          <w:rFonts w:cs="Calibri"/>
+        </w:rPr>
+        <w:t>Messenger</w:t>
+      </w:r>
+      <w:r>
+        <w:rPr>
+          <w:rFonts w:cs="Calibri"/>
+        </w:rPr>
+        <w:t xml:space="preserve"> blushed and said, “You will need to compete for the hand of the princess.”</w:t>
+      </w:r>
+    </w:p>
+    <w:p>
+      <w:r>
+        <w:t>“I plan on it,” Fineous said</w:t>
+      </w:r>
+      <w:r>
+        <w:t xml:space="preserve">, </w:t>
+      </w:r>
+      <w:r>
+        <w:t>smiling</w:t>
+      </w:r>
+      <w:r>
+        <w:t>.</w:t>
+      </w:r>
+    </w:p>
+    <w:p>
+      <w:r>
+        <w:t xml:space="preserve">“Do you think you can win?” </w:t>
+      </w:r>
+      <w:r>
+        <w:rPr>
+          <w:rFonts w:cs="Calibri"/>
+        </w:rPr>
+        <w:t>Messenger</w:t>
+      </w:r>
+      <w:r>
+        <w:rPr>
+          <w:rFonts w:cs="Calibri"/>
+        </w:rPr>
+        <w:t xml:space="preserve"> asked.</w:t>
+      </w:r>
     </w:p>
     <w:p>
       <w:r>
         <w:t>“</w:t>
       </w:r>
       <w:r>
-        <w:t>Having fun and exploring an infinite world with my friend</w:t>
-      </w:r>
-      <w:r>
-        <w:t>s</w:t>
-      </w:r>
-      <w:r>
-        <w:t xml:space="preserve"> and family is my greatest treasures.</w:t>
+        <w:t xml:space="preserve">How can I win against people who have been training their entire lives? </w:t>
+      </w:r>
+      <w:r>
+        <w:t xml:space="preserve">I only have </w:t>
+      </w:r>
+      <w:r>
+        <w:t>4</w:t>
+      </w:r>
+      <w:r>
+        <w:t xml:space="preserve"> years to train my </w:t>
+      </w:r>
+      <w:r>
+        <w:t>abilities</w:t>
+      </w:r>
+      <w:r>
+        <w:t>.</w:t>
+      </w:r>
+    </w:p>
+    <w:p>
+      <w:r>
+        <w:lastRenderedPageBreak/>
+        <w:t>“The only way I can win is to cheat. Then again I am a Rogue</w:t>
+      </w:r>
+      <w:r>
+        <w:t>,</w:t>
+      </w:r>
+      <w:r>
+        <w:t>”</w:t>
+      </w:r>
+      <w:r>
+        <w:t xml:space="preserve"> Fineous said</w:t>
+      </w:r>
+      <w:r>
+        <w:t xml:space="preserve"> with a grin</w:t>
+      </w:r>
+      <w:r>
+        <w:t>.</w:t>
+      </w:r>
+    </w:p>
+    <w:p>
+      <w:r>
+        <w:t xml:space="preserve">Messenger laughed and then said, </w:t>
+      </w:r>
+      <w:r>
+        <w:t xml:space="preserve">“I have it on good authority that the highest rank </w:t>
+      </w:r>
+      <w:r>
+        <w:t xml:space="preserve">you will face will be </w:t>
+      </w:r>
+      <w:r>
+        <w:t xml:space="preserve">in the </w:t>
+      </w:r>
+      <w:r>
+        <w:t xml:space="preserve">early </w:t>
+      </w:r>
+      <w:r>
+        <w:t>B-Rank range</w:t>
+      </w:r>
+      <w:r>
+        <w:t xml:space="preserve">. </w:t>
+      </w:r>
+      <w:r>
+        <w:t>Everyone beyond that is married and so is illegible.</w:t>
+      </w:r>
+    </w:p>
+    <w:p>
+      <w:r>
+        <w:t>“Also, people don’t always train like mad people.</w:t>
+      </w:r>
+      <w:r>
+        <w:t xml:space="preserve"> Most people are content to stay at Rank-E, since that allows for all the necessities of life</w:t>
+      </w:r>
+      <w:r>
+        <w:t>, as well as plenty of entertainment.</w:t>
+      </w:r>
+    </w:p>
+    <w:p>
+      <w:r>
+        <w:t>“</w:t>
+      </w:r>
+      <w:r>
+        <w:t>Rank-D allows people to live</w:t>
+      </w:r>
+      <w:r>
+        <w:t xml:space="preserve"> with fancier clothes and stuff. They also get to look down on lower ranks, as if they are better.</w:t>
+      </w:r>
+    </w:p>
+    <w:p>
+      <w:r>
+        <w:t>“Elves strive for Rank-C because of pride</w:t>
+      </w:r>
+      <w:r>
+        <w:t>.</w:t>
+      </w:r>
+      <w:r>
+        <w:t xml:space="preserve"> However, most are actually stuck at Rank-D. That is not surprising, since</w:t>
       </w:r>
       <w:r>
         <w:t xml:space="preserve"> </w:t>
       </w:r>
       <w:r>
-        <w:t>Everything else is ephemeral.”</w:t>
-      </w:r>
-    </w:p>
-    <w:p>
-      <w:pPr>
-        <w:rPr>
-          <w:rFonts w:asciiTheme="minorHAnsi" w:hAnsiTheme="minorHAnsi" w:cstheme="minorHAnsi"/>
-        </w:rPr>
-      </w:pPr>
-      <w:r>
-        <w:t xml:space="preserve">“But families don’t last forever,” </w:t>
-      </w:r>
+        <w:t xml:space="preserve">the </w:t>
+      </w:r>
+      <w:r>
+        <w:t xml:space="preserve">natural </w:t>
+      </w:r>
+      <w:r>
+        <w:t xml:space="preserve">lifespan of an </w:t>
+      </w:r>
+      <w:r>
+        <w:t xml:space="preserve">elf’s is </w:t>
+      </w:r>
+      <w:r>
+        <w:t xml:space="preserve">around </w:t>
+      </w:r>
+      <w:r>
+        <w:t>5</w:t>
+      </w:r>
+      <w:r>
+        <w:t>00 years</w:t>
+      </w:r>
+      <w:r>
+        <w:t xml:space="preserve">. </w:t>
+      </w:r>
+      <w:r>
+        <w:t xml:space="preserve">Also, fighting monsters is not for the faint of heart. </w:t>
+      </w:r>
+      <w:r>
+        <w:t>Instead, they just focus on their pastimes.</w:t>
+      </w:r>
+    </w:p>
+    <w:p>
+      <w:r>
+        <w:t>“</w:t>
+      </w:r>
+      <w:r>
+        <w:t>C</w:t>
+      </w:r>
+      <w:r>
+        <w:t>ombine</w:t>
+      </w:r>
+      <w:r>
+        <w:t xml:space="preserve"> this </w:t>
+      </w:r>
+      <w:r>
+        <w:t>with the fact that jumping ranks gets exponentially harder</w:t>
+      </w:r>
+      <w:r>
+        <w:t xml:space="preserve">, and you can see </w:t>
+      </w:r>
+      <w:r>
+        <w:t xml:space="preserve">B-Rank is the </w:t>
+      </w:r>
+      <w:r>
+        <w:t>elite</w:t>
+      </w:r>
+      <w:r>
+        <w:t xml:space="preserve"> class.”</w:t>
+      </w:r>
+    </w:p>
+    <w:p>
       <w:r>
         <w:rPr>
           <w:rFonts w:cs="Calibri"/>
@@ -19495,54 +20145,61 @@
         <w:t>Messenger</w:t>
       </w:r>
       <w:r>
-        <w:rPr>
-          <w:rFonts w:asciiTheme="minorHAnsi" w:hAnsiTheme="minorHAnsi" w:cstheme="minorHAnsi"/>
-        </w:rPr>
-        <w:t xml:space="preserve"> said. “And your loved </w:t>
-      </w:r>
-      <w:r>
-        <w:rPr>
-          <w:rFonts w:asciiTheme="minorHAnsi" w:hAnsiTheme="minorHAnsi" w:cstheme="minorHAnsi"/>
-        </w:rPr>
-        <w:t xml:space="preserve">ones </w:t>
-      </w:r>
-      <w:r>
-        <w:rPr>
-          <w:rFonts w:asciiTheme="minorHAnsi" w:hAnsiTheme="minorHAnsi" w:cstheme="minorHAnsi"/>
-        </w:rPr>
-        <w:t>will eventually hurt you.”</w:t>
-      </w:r>
-    </w:p>
-    <w:p>
-      <w:r>
-        <w:t>“True,” Fineous replied</w:t>
+        <w:t xml:space="preserve"> paused, and then said, </w:t>
+      </w:r>
+      <w:r>
+        <w:t xml:space="preserve">“Keep in mind, </w:t>
+      </w:r>
+      <w:r>
+        <w:t>brute force isn’t the only thing being tested. I</w:t>
+      </w:r>
+      <w:r>
+        <w:t>ntelligence</w:t>
+      </w:r>
+      <w:r>
+        <w:t>,</w:t>
+      </w:r>
+      <w:r>
+        <w:t xml:space="preserve"> cunning</w:t>
+      </w:r>
+      <w:r>
+        <w:t>, and luck all play a part</w:t>
+      </w:r>
+      <w:r>
+        <w:t>. Howev</w:t>
+      </w:r>
+      <w:r>
+        <w:t>er, manna capacity is essential, but that comes with rank.</w:t>
+      </w:r>
+    </w:p>
+    <w:p>
+      <w:r>
+        <w:t>“Which is why I’ll be giving you personal training.</w:t>
+      </w:r>
+      <w:r>
+        <w:t>”</w:t>
+      </w:r>
+    </w:p>
+    <w:p>
+      <w:r>
+        <w:t>“Do you really think I can compete with a B</w:t>
+      </w:r>
+      <w:r>
+        <w:t>-Ranker</w:t>
+      </w:r>
+      <w:r>
+        <w:t>, even if I trained like a mad man</w:t>
+      </w:r>
+      <w:r>
+        <w:t>?” Fineous asked</w:t>
       </w:r>
       <w:r>
         <w:t>.</w:t>
       </w:r>
-      <w:r>
-        <w:t xml:space="preserve"> “However, I am happy to love, even if they betray me later. People are bound by chains of anger, regret, desire, </w:t>
-      </w:r>
-      <w:r>
-        <w:t xml:space="preserve">pride, </w:t>
-      </w:r>
-      <w:r>
-        <w:t>and countless other things.</w:t>
-      </w:r>
-    </w:p>
-    <w:p>
-      <w:r>
-        <w:t>“Their betrayal is never personal, but comes about as the result of their slavery.</w:t>
-      </w:r>
-    </w:p>
-    <w:p>
-      <w:r>
-        <w:t>“Our only true anchor is the Silent One right over here.” Fineous said and tapped his own heart.</w:t>
-      </w:r>
-    </w:p>
-    <w:p>
-      <w:r>
-        <w:t xml:space="preserve">“And for you, right over here,” Fineous finished by touching </w:t>
+    </w:p>
+    <w:p>
+      <w:r>
+        <w:t xml:space="preserve">“If you can reach C-Rank by then, I’ll give you…” </w:t>
       </w:r>
       <w:r>
         <w:rPr>
@@ -19551,18 +20208,21 @@
         <w:t>Messenger</w:t>
       </w:r>
       <w:r>
-        <w:rPr>
-          <w:rFonts w:asciiTheme="minorHAnsi" w:hAnsiTheme="minorHAnsi" w:cstheme="minorHAnsi"/>
-        </w:rPr>
-        <w:t>’s</w:t>
-      </w:r>
-      <w:r>
-        <w:t xml:space="preserve"> chest with his fist.</w:t>
-      </w:r>
-    </w:p>
-    <w:p>
-      <w:r>
-        <w:t xml:space="preserve">“You really are a sage,” </w:t>
+        <w:t xml:space="preserve"> paused, unsure what to offer.</w:t>
+      </w:r>
+    </w:p>
+    <w:p>
+      <w:r>
+        <w:t>Fineous grabbed the arms of Messenger’s chair and moved his lips dangerously close to Messenger’s lips.</w:t>
+      </w:r>
+    </w:p>
+    <w:p>
+      <w:r>
+        <w:lastRenderedPageBreak/>
+        <w:t>“Are you offering me a kiss as a reward?” Fineous asked with a wicked grin</w:t>
+      </w:r>
+      <w:r>
+        <w:t xml:space="preserve"> as he stared directly into </w:t>
       </w:r>
       <w:r>
         <w:rPr>
@@ -19571,59 +20231,348 @@
         <w:t>Messenger</w:t>
       </w:r>
       <w:r>
-        <w:t xml:space="preserve"> said in wonder.</w:t>
-      </w:r>
-    </w:p>
-    <w:p>
-      <w:r>
-        <w:t>“Please don’t say that,” Fineous objected</w:t>
-      </w:r>
-      <w:r>
-        <w:t xml:space="preserve"> with a grimace</w:t>
-      </w:r>
-      <w:r>
-        <w:t>. “</w:t>
-      </w:r>
-      <w:r>
-        <w:t xml:space="preserve">It’s embarrassing. I’m just some </w:t>
-      </w:r>
-      <w:r>
-        <w:t>guy who just wants to have fun.”</w:t>
-      </w:r>
-    </w:p>
-    <w:p>
-      <w:r>
-        <w:t xml:space="preserve">Fineous </w:t>
-      </w:r>
-      <w:r>
-        <w:t xml:space="preserve">leaned forward and </w:t>
-      </w:r>
-      <w:r>
-        <w:t xml:space="preserve">stared directly </w:t>
-      </w:r>
-      <w:r>
-        <w:t>into</w:t>
-      </w:r>
-      <w:r>
-        <w:t xml:space="preserve"> the man</w:t>
-      </w:r>
-      <w:r>
-        <w:t>’s eyes</w:t>
-      </w:r>
-      <w:r>
-        <w:t xml:space="preserve"> and gave him his best smile.</w:t>
+        <w:t>’s eyes.</w:t>
+      </w:r>
+    </w:p>
+    <w:p>
+      <w:r>
+        <w:t xml:space="preserve">Red faced, </w:t>
+      </w:r>
+      <w:r>
+        <w:rPr>
+          <w:rFonts w:cs="Calibri"/>
+        </w:rPr>
+        <w:t>Messenger</w:t>
+      </w:r>
+      <w:r>
+        <w:t xml:space="preserve"> stammered, “No, I mean…”</w:t>
+      </w:r>
+    </w:p>
+    <w:p>
+      <w:r>
+        <w:t>“Relax,” Fineous said with a laugh</w:t>
+      </w:r>
+      <w:r>
+        <w:t xml:space="preserve"> as he sat back down</w:t>
+      </w:r>
+      <w:r>
+        <w:t>. “I’m just teasing you. I don’t require a reward.</w:t>
+      </w:r>
+      <w:r>
+        <w:t>”</w:t>
+      </w:r>
+    </w:p>
+    <w:p>
+      <w:pPr>
+        <w:rPr>
+          <w:rFonts w:cs="Calibri"/>
+        </w:rPr>
+      </w:pPr>
+      <w:r>
+        <w:rPr>
+          <w:rFonts w:cs="Calibri"/>
+        </w:rPr>
+        <w:t>Messenger</w:t>
+      </w:r>
+      <w:r>
+        <w:t xml:space="preserve"> spent a few moments calming himself down and then said, </w:t>
+      </w:r>
+      <w:r>
+        <w:t>“I suggest you go to the ravine just outside the campus grounds this Saturday</w:t>
+      </w:r>
+      <w:r>
+        <w:t xml:space="preserve"> morning</w:t>
+      </w:r>
+      <w:r>
+        <w:rPr>
+          <w:rFonts w:cs="Calibri"/>
+        </w:rPr>
+        <w:t>.</w:t>
+      </w:r>
+      <w:r>
+        <w:rPr>
+          <w:rFonts w:cs="Calibri"/>
+        </w:rPr>
+        <w:t xml:space="preserve"> Eat a filling meal and arrive as soon as possible.</w:t>
+      </w:r>
+    </w:p>
+    <w:p>
+      <w:pPr>
+        <w:rPr>
+          <w:rFonts w:cs="Calibri"/>
+        </w:rPr>
+      </w:pPr>
+      <w:r>
+        <w:rPr>
+          <w:rFonts w:cs="Calibri"/>
+        </w:rPr>
+        <w:t>“</w:t>
+      </w:r>
+      <w:r>
+        <w:rPr>
+          <w:rFonts w:cs="Calibri"/>
+        </w:rPr>
+        <w:t xml:space="preserve">However, before you do, you must stretch your capacity so you can store at least </w:t>
+      </w:r>
+      <w:r>
+        <w:rPr>
+          <w:rFonts w:cs="Calibri"/>
+        </w:rPr>
+        <w:t>30kg</w:t>
+      </w:r>
+      <w:r>
+        <w:rPr>
+          <w:rFonts w:cs="Calibri"/>
+        </w:rPr>
+        <w:t xml:space="preserve"> of weight</w:t>
+      </w:r>
+      <w:r>
+        <w:rPr>
+          <w:rFonts w:cs="Calibri"/>
+        </w:rPr>
+        <w:t xml:space="preserve"> at a time</w:t>
+      </w:r>
+      <w:r>
+        <w:rPr>
+          <w:rFonts w:cs="Calibri"/>
+        </w:rPr>
+        <w:t xml:space="preserve">. </w:t>
+      </w:r>
+      <w:r>
+        <w:rPr>
+          <w:rFonts w:cs="Calibri"/>
+        </w:rPr>
+        <w:t xml:space="preserve">Easily carrying </w:t>
+      </w:r>
+      <w:r>
+        <w:rPr>
+          <w:rFonts w:cs="Calibri"/>
+        </w:rPr>
+        <w:t>30kg</w:t>
+      </w:r>
+      <w:r>
+        <w:rPr>
+          <w:rFonts w:cs="Calibri"/>
+        </w:rPr>
+        <w:t xml:space="preserve"> in each hand is also advised.</w:t>
+      </w:r>
+    </w:p>
+    <w:p>
+      <w:pPr>
+        <w:rPr>
+          <w:rFonts w:cs="Calibri"/>
+        </w:rPr>
+      </w:pPr>
+      <w:r>
+        <w:rPr>
+          <w:rFonts w:cs="Calibri"/>
+        </w:rPr>
+        <w:t xml:space="preserve">“Can you get your capacity to </w:t>
+      </w:r>
+      <w:r>
+        <w:rPr>
+          <w:rFonts w:cs="Calibri"/>
+        </w:rPr>
+        <w:t>30kg</w:t>
+      </w:r>
+      <w:r>
+        <w:rPr>
+          <w:rFonts w:cs="Calibri"/>
+        </w:rPr>
+        <w:t>?”</w:t>
+      </w:r>
+    </w:p>
+    <w:p>
+      <w:pPr>
+        <w:rPr>
+          <w:rFonts w:cs="Calibri"/>
+        </w:rPr>
+      </w:pPr>
+      <w:r>
+        <w:rPr>
+          <w:rFonts w:cs="Calibri"/>
+        </w:rPr>
+        <w:t>Levels were base 12, not 10. Fineous was already F-11</w:t>
+      </w:r>
+      <w:r>
+        <w:rPr>
+          <w:rFonts w:cs="Calibri"/>
+        </w:rPr>
+        <w:t xml:space="preserve"> for storage</w:t>
+      </w:r>
+      <w:r>
+        <w:rPr>
+          <w:rFonts w:cs="Calibri"/>
+        </w:rPr>
+        <w:t xml:space="preserve">. That meant he could store </w:t>
+      </w:r>
+      <w:r>
+        <w:rPr>
+          <w:rFonts w:cs="Calibri"/>
+        </w:rPr>
+        <w:t xml:space="preserve">items </w:t>
+      </w:r>
+      <w:r>
+        <w:rPr>
+          <w:rFonts w:cs="Calibri"/>
+        </w:rPr>
+        <w:t>11KG in weight.</w:t>
+      </w:r>
+    </w:p>
+    <w:p>
+      <w:pPr>
+        <w:rPr>
+          <w:rFonts w:cs="Calibri"/>
+        </w:rPr>
+      </w:pPr>
+      <w:r>
+        <w:rPr>
+          <w:rFonts w:cs="Calibri"/>
+        </w:rPr>
+        <w:t>At Level 12, or E-0, Fineous could store 12 KG items.</w:t>
+      </w:r>
+    </w:p>
+    <w:p>
+      <w:pPr>
+        <w:rPr>
+          <w:rFonts w:cs="Calibri"/>
+        </w:rPr>
+      </w:pPr>
+      <w:r>
+        <w:rPr>
+          <w:rFonts w:cs="Calibri"/>
+        </w:rPr>
+        <w:t xml:space="preserve">At Level 13 or E-1, </w:t>
+      </w:r>
+      <w:r>
+        <w:rPr>
+          <w:rFonts w:cs="Calibri"/>
+        </w:rPr>
+        <w:t>that number jumped to</w:t>
+      </w:r>
+      <w:r>
+        <w:rPr>
+          <w:rFonts w:cs="Calibri"/>
+        </w:rPr>
+        <w:t xml:space="preserve"> 24 KG </w:t>
+      </w:r>
+      <w:r>
+        <w:rPr>
+          <w:rFonts w:cs="Calibri"/>
+        </w:rPr>
+        <w:t xml:space="preserve">per </w:t>
+      </w:r>
+      <w:r>
+        <w:rPr>
+          <w:rFonts w:cs="Calibri"/>
+        </w:rPr>
+        <w:t>item.</w:t>
+      </w:r>
+    </w:p>
+    <w:p>
+      <w:pPr>
+        <w:rPr>
+          <w:rFonts w:cs="Calibri"/>
+        </w:rPr>
+      </w:pPr>
+      <w:r>
+        <w:rPr>
+          <w:rFonts w:cs="Calibri"/>
+        </w:rPr>
+        <w:t>That meant he needed to overload to E-2, for 36 KG items, more than enough for the task.</w:t>
+      </w:r>
+    </w:p>
+    <w:p>
+      <w:pPr>
+        <w:rPr>
+          <w:rFonts w:cs="Calibri"/>
+        </w:rPr>
+      </w:pPr>
+      <w:r>
+        <w:rPr>
+          <w:rFonts w:cs="Calibri"/>
+        </w:rPr>
+        <w:t>However, that wasn’t easy or quick.</w:t>
+      </w:r>
+    </w:p>
+    <w:p>
+      <w:pPr>
+        <w:rPr>
+          <w:rFonts w:cs="Calibri"/>
+        </w:rPr>
+      </w:pPr>
+      <w:r>
+        <w:rPr>
+          <w:rFonts w:cs="Calibri"/>
+        </w:rPr>
+        <w:t>“If I must, then I will,” Fineous said.</w:t>
+      </w:r>
+    </w:p>
+    <w:p>
+      <w:r>
+        <w:rPr>
+          <w:rFonts w:cs="Calibri"/>
+        </w:rPr>
+        <w:t>“</w:t>
+      </w:r>
+      <w:r>
+        <w:rPr>
+          <w:rFonts w:cs="Calibri"/>
+        </w:rPr>
+        <w:t xml:space="preserve">One more thing; </w:t>
+      </w:r>
+      <w:r>
+        <w:rPr>
+          <w:rFonts w:cs="Calibri"/>
+        </w:rPr>
+        <w:t xml:space="preserve">you will need to go there alone,” </w:t>
+      </w:r>
+      <w:r>
+        <w:rPr>
+          <w:rFonts w:cs="Calibri"/>
+        </w:rPr>
+        <w:t>Messenger</w:t>
+      </w:r>
+      <w:r>
+        <w:rPr>
+          <w:rFonts w:cs="Calibri"/>
+        </w:rPr>
+        <w:t xml:space="preserve"> advised. </w:t>
+      </w:r>
+      <w:r>
+        <w:t>“</w:t>
+      </w:r>
+      <w:r>
+        <w:t>I took too much time</w:t>
+      </w:r>
+      <w:r>
+        <w:t xml:space="preserve">. </w:t>
+      </w:r>
+      <w:r>
+        <w:t>Your friends are waiting for you.”</w:t>
+      </w:r>
+    </w:p>
+    <w:p>
+      <w:r>
+        <w:t>Fineous got up and said, “See you around</w:t>
+      </w:r>
+      <w:r>
+        <w:t>,</w:t>
       </w:r>
       <w:r>
         <w:t xml:space="preserve"> </w:t>
       </w:r>
       <w:r>
-        <w:t>“That’s why I</w:t>
-      </w:r>
-      <w:r>
-        <w:t xml:space="preserve"> am a </w:t>
-      </w:r>
-      <w:r>
-        <w:t>Rogue. All other classes are way too serious.”</w:t>
+        <w:rPr>
+          <w:rFonts w:ascii="Samarkan" w:hAnsi="Samarkan" w:cs="Calibri"/>
+        </w:rPr>
+        <w:t>Messenger</w:t>
+      </w:r>
+      <w:r>
+        <w:t>.”</w:t>
+      </w:r>
+      <w:r>
+        <w:t xml:space="preserve"> He stepped into the elevator and was gone.</w:t>
       </w:r>
     </w:p>
     <w:p>
@@ -19631,655 +20580,7 @@
         <w:rPr>
           <w:rFonts w:cs="Calibri"/>
         </w:rPr>
-        <w:t>Messenger</w:t>
-      </w:r>
-      <w:r>
-        <w:rPr>
-          <w:rFonts w:cs="Calibri"/>
-        </w:rPr>
-        <w:t xml:space="preserve"> blushed and said, “You will need to compete for the hand of the princess.”</w:t>
-      </w:r>
-    </w:p>
-    <w:p>
-      <w:r>
-        <w:t>“I plan on it,” Fineous said</w:t>
-      </w:r>
-      <w:r>
-        <w:t xml:space="preserve">, </w:t>
-      </w:r>
-      <w:r>
-        <w:t>smiling</w:t>
-      </w:r>
-      <w:r>
-        <w:t>.</w:t>
-      </w:r>
-    </w:p>
-    <w:p>
-      <w:r>
-        <w:t xml:space="preserve">“Do you think you can win?” </w:t>
-      </w:r>
-      <w:r>
-        <w:rPr>
-          <w:rFonts w:cs="Calibri"/>
-        </w:rPr>
-        <w:t>Messenger</w:t>
-      </w:r>
-      <w:r>
-        <w:rPr>
-          <w:rFonts w:cs="Calibri"/>
-        </w:rPr>
-        <w:t xml:space="preserve"> asked.</w:t>
-      </w:r>
-    </w:p>
-    <w:p>
-      <w:r>
         <w:lastRenderedPageBreak/>
-        <w:t>“</w:t>
-      </w:r>
-      <w:r>
-        <w:t xml:space="preserve">How can I win against people who have been training their entire lives? </w:t>
-      </w:r>
-      <w:r>
-        <w:t xml:space="preserve">I only have </w:t>
-      </w:r>
-      <w:r>
-        <w:t>4</w:t>
-      </w:r>
-      <w:r>
-        <w:t xml:space="preserve"> years to train my </w:t>
-      </w:r>
-      <w:r>
-        <w:t>abilities</w:t>
-      </w:r>
-      <w:r>
-        <w:t>.</w:t>
-      </w:r>
-    </w:p>
-    <w:p>
-      <w:r>
-        <w:t>“The only way I can win is to cheat. Then again I am a Rogue</w:t>
-      </w:r>
-      <w:r>
-        <w:t>,</w:t>
-      </w:r>
-      <w:r>
-        <w:t>”</w:t>
-      </w:r>
-      <w:r>
-        <w:t xml:space="preserve"> Fineous said</w:t>
-      </w:r>
-      <w:r>
-        <w:t xml:space="preserve"> with a grin</w:t>
-      </w:r>
-      <w:r>
-        <w:t>.</w:t>
-      </w:r>
-    </w:p>
-    <w:p>
-      <w:r>
-        <w:t xml:space="preserve">Messenger laughed and then said, </w:t>
-      </w:r>
-      <w:r>
-        <w:t xml:space="preserve">“I have it on good authority that the highest rank </w:t>
-      </w:r>
-      <w:r>
-        <w:t xml:space="preserve">you will face will be </w:t>
-      </w:r>
-      <w:r>
-        <w:t xml:space="preserve">in the </w:t>
-      </w:r>
-      <w:r>
-        <w:t xml:space="preserve">early </w:t>
-      </w:r>
-      <w:r>
-        <w:t>B-Rank range</w:t>
-      </w:r>
-      <w:r>
-        <w:t xml:space="preserve">. </w:t>
-      </w:r>
-      <w:r>
-        <w:t>Everyone beyond that is married and so is illegible.</w:t>
-      </w:r>
-    </w:p>
-    <w:p>
-      <w:r>
-        <w:t>“Also, people don’t always train like mad people.</w:t>
-      </w:r>
-      <w:r>
-        <w:t xml:space="preserve"> Most people are content to stay at Rank-E, since that allows for all the necessities of life</w:t>
-      </w:r>
-      <w:r>
-        <w:t>, as well as plenty of entertainment.</w:t>
-      </w:r>
-    </w:p>
-    <w:p>
-      <w:r>
-        <w:t>“</w:t>
-      </w:r>
-      <w:r>
-        <w:t>Rank-D allows people to live</w:t>
-      </w:r>
-      <w:r>
-        <w:t xml:space="preserve"> with fancier clothes and stuff. They also get to look down on lower ranks, as if they are better.</w:t>
-      </w:r>
-    </w:p>
-    <w:p>
-      <w:r>
-        <w:t>“Elves strive for Rank-C because of pride</w:t>
-      </w:r>
-      <w:r>
-        <w:t>.</w:t>
-      </w:r>
-      <w:r>
-        <w:t xml:space="preserve"> However, most are actually stuck at Rank-D. That is not surprising, since</w:t>
-      </w:r>
-      <w:r>
-        <w:t xml:space="preserve"> </w:t>
-      </w:r>
-      <w:r>
-        <w:t xml:space="preserve">the </w:t>
-      </w:r>
-      <w:r>
-        <w:t xml:space="preserve">natural </w:t>
-      </w:r>
-      <w:r>
-        <w:t xml:space="preserve">lifespan of an </w:t>
-      </w:r>
-      <w:r>
-        <w:t xml:space="preserve">elf’s is </w:t>
-      </w:r>
-      <w:r>
-        <w:t xml:space="preserve">around </w:t>
-      </w:r>
-      <w:r>
-        <w:t>5</w:t>
-      </w:r>
-      <w:r>
-        <w:t>00 years</w:t>
-      </w:r>
-      <w:r>
-        <w:t xml:space="preserve">. </w:t>
-      </w:r>
-      <w:r>
-        <w:t xml:space="preserve">Also, fighting monsters is not for the faint of heart. </w:t>
-      </w:r>
-      <w:r>
-        <w:t>Instead, they just focus on their pastimes.</w:t>
-      </w:r>
-    </w:p>
-    <w:p>
-      <w:r>
-        <w:t>“</w:t>
-      </w:r>
-      <w:r>
-        <w:t>C</w:t>
-      </w:r>
-      <w:r>
-        <w:t>ombine</w:t>
-      </w:r>
-      <w:r>
-        <w:t xml:space="preserve"> this </w:t>
-      </w:r>
-      <w:r>
-        <w:t>with the fact that jumping ranks gets exponentially harder</w:t>
-      </w:r>
-      <w:r>
-        <w:t xml:space="preserve">, and you can see </w:t>
-      </w:r>
-      <w:r>
-        <w:t xml:space="preserve">B-Rank is the </w:t>
-      </w:r>
-      <w:r>
-        <w:t>elite</w:t>
-      </w:r>
-      <w:r>
-        <w:t xml:space="preserve"> class.”</w:t>
-      </w:r>
-    </w:p>
-    <w:p>
-      <w:r>
-        <w:rPr>
-          <w:rFonts w:cs="Calibri"/>
-        </w:rPr>
-        <w:t>Messenger</w:t>
-      </w:r>
-      <w:r>
-        <w:t xml:space="preserve"> paused, and then said, </w:t>
-      </w:r>
-      <w:r>
-        <w:t xml:space="preserve">“Keep in mind, </w:t>
-      </w:r>
-      <w:r>
-        <w:t>brute force isn’t the only thing being tested. I</w:t>
-      </w:r>
-      <w:r>
-        <w:t>ntelligence</w:t>
-      </w:r>
-      <w:r>
-        <w:t>,</w:t>
-      </w:r>
-      <w:r>
-        <w:t xml:space="preserve"> cunning</w:t>
-      </w:r>
-      <w:r>
-        <w:t>, and luck all play a part</w:t>
-      </w:r>
-      <w:r>
-        <w:t>. Howev</w:t>
-      </w:r>
-      <w:r>
-        <w:t>er, manna capacity is essential, but that comes with rank.</w:t>
-      </w:r>
-    </w:p>
-    <w:p>
-      <w:r>
-        <w:t>“Which is why I’ll be giving you personal training.</w:t>
-      </w:r>
-      <w:r>
-        <w:t>”</w:t>
-      </w:r>
-    </w:p>
-    <w:p>
-      <w:r>
-        <w:t>“Do you really think I can compete with a B</w:t>
-      </w:r>
-      <w:r>
-        <w:t>-Ranker</w:t>
-      </w:r>
-      <w:r>
-        <w:t>, even if I trained like a mad man</w:t>
-      </w:r>
-      <w:r>
-        <w:t>?” Fineous asked</w:t>
-      </w:r>
-      <w:r>
-        <w:t>.</w:t>
-      </w:r>
-    </w:p>
-    <w:p>
-      <w:r>
-        <w:t xml:space="preserve">“If you can reach C-Rank by then, I’ll give you…” </w:t>
-      </w:r>
-      <w:r>
-        <w:rPr>
-          <w:rFonts w:cs="Calibri"/>
-        </w:rPr>
-        <w:t>Messenger</w:t>
-      </w:r>
-      <w:r>
-        <w:t xml:space="preserve"> paused, unsure what to offer.</w:t>
-      </w:r>
-    </w:p>
-    <w:p>
-      <w:r>
-        <w:lastRenderedPageBreak/>
-        <w:t>Fineous grabbed the arms of Messenger’s chair and moved his lips dangerously close to Messenger’s lips.</w:t>
-      </w:r>
-    </w:p>
-    <w:p>
-      <w:r>
-        <w:t>“Are you offering me a kiss as a reward?” Fineous asked with a wicked grin</w:t>
-      </w:r>
-      <w:r>
-        <w:t xml:space="preserve"> as he stared directly into </w:t>
-      </w:r>
-      <w:r>
-        <w:rPr>
-          <w:rFonts w:cs="Calibri"/>
-        </w:rPr>
-        <w:t>Messenger</w:t>
-      </w:r>
-      <w:r>
-        <w:t>’s eyes.</w:t>
-      </w:r>
-    </w:p>
-    <w:p>
-      <w:r>
-        <w:t xml:space="preserve">Red faced, </w:t>
-      </w:r>
-      <w:r>
-        <w:rPr>
-          <w:rFonts w:cs="Calibri"/>
-        </w:rPr>
-        <w:t>Messenger</w:t>
-      </w:r>
-      <w:r>
-        <w:t xml:space="preserve"> stammered, “No, I mean…”</w:t>
-      </w:r>
-    </w:p>
-    <w:p>
-      <w:r>
-        <w:t>“Relax,” Fineous said with a laugh</w:t>
-      </w:r>
-      <w:r>
-        <w:t xml:space="preserve"> as he sat back down</w:t>
-      </w:r>
-      <w:r>
-        <w:t>. “I’m just teasing you. I don’t require a reward.</w:t>
-      </w:r>
-      <w:r>
-        <w:t>”</w:t>
-      </w:r>
-    </w:p>
-    <w:p>
-      <w:pPr>
-        <w:rPr>
-          <w:rFonts w:cs="Calibri"/>
-        </w:rPr>
-      </w:pPr>
-      <w:r>
-        <w:rPr>
-          <w:rFonts w:cs="Calibri"/>
-        </w:rPr>
-        <w:t>Messenger</w:t>
-      </w:r>
-      <w:r>
-        <w:t xml:space="preserve"> spent a few moments calming himself down and then said, </w:t>
-      </w:r>
-      <w:r>
-        <w:t>“I suggest you go to the ravine just outside the campus grounds this Saturday</w:t>
-      </w:r>
-      <w:r>
-        <w:t xml:space="preserve"> morning</w:t>
-      </w:r>
-      <w:r>
-        <w:rPr>
-          <w:rFonts w:cs="Calibri"/>
-        </w:rPr>
-        <w:t>.</w:t>
-      </w:r>
-      <w:r>
-        <w:rPr>
-          <w:rFonts w:cs="Calibri"/>
-        </w:rPr>
-        <w:t xml:space="preserve"> Eat a filling meal and arrive as soon as possible.</w:t>
-      </w:r>
-    </w:p>
-    <w:p>
-      <w:pPr>
-        <w:rPr>
-          <w:rFonts w:cs="Calibri"/>
-        </w:rPr>
-      </w:pPr>
-      <w:r>
-        <w:rPr>
-          <w:rFonts w:cs="Calibri"/>
-        </w:rPr>
-        <w:t>“</w:t>
-      </w:r>
-      <w:r>
-        <w:rPr>
-          <w:rFonts w:cs="Calibri"/>
-        </w:rPr>
-        <w:t xml:space="preserve">However, before you do, you must stretch your capacity so you can store at least </w:t>
-      </w:r>
-      <w:r>
-        <w:rPr>
-          <w:rFonts w:cs="Calibri"/>
-        </w:rPr>
-        <w:t>30kg</w:t>
-      </w:r>
-      <w:r>
-        <w:rPr>
-          <w:rFonts w:cs="Calibri"/>
-        </w:rPr>
-        <w:t xml:space="preserve"> of weight</w:t>
-      </w:r>
-      <w:r>
-        <w:rPr>
-          <w:rFonts w:cs="Calibri"/>
-        </w:rPr>
-        <w:t xml:space="preserve"> at a time</w:t>
-      </w:r>
-      <w:r>
-        <w:rPr>
-          <w:rFonts w:cs="Calibri"/>
-        </w:rPr>
-        <w:t xml:space="preserve">. </w:t>
-      </w:r>
-      <w:r>
-        <w:rPr>
-          <w:rFonts w:cs="Calibri"/>
-        </w:rPr>
-        <w:t xml:space="preserve">Easily carrying </w:t>
-      </w:r>
-      <w:r>
-        <w:rPr>
-          <w:rFonts w:cs="Calibri"/>
-        </w:rPr>
-        <w:t>30kg</w:t>
-      </w:r>
-      <w:r>
-        <w:rPr>
-          <w:rFonts w:cs="Calibri"/>
-        </w:rPr>
-        <w:t xml:space="preserve"> in each hand is also advised.</w:t>
-      </w:r>
-    </w:p>
-    <w:p>
-      <w:pPr>
-        <w:rPr>
-          <w:rFonts w:cs="Calibri"/>
-        </w:rPr>
-      </w:pPr>
-      <w:r>
-        <w:rPr>
-          <w:rFonts w:cs="Calibri"/>
-        </w:rPr>
-        <w:t xml:space="preserve">“Can you get your capacity to </w:t>
-      </w:r>
-      <w:r>
-        <w:rPr>
-          <w:rFonts w:cs="Calibri"/>
-        </w:rPr>
-        <w:t>30kg</w:t>
-      </w:r>
-      <w:r>
-        <w:rPr>
-          <w:rFonts w:cs="Calibri"/>
-        </w:rPr>
-        <w:t>?”</w:t>
-      </w:r>
-    </w:p>
-    <w:p>
-      <w:pPr>
-        <w:rPr>
-          <w:rFonts w:cs="Calibri"/>
-        </w:rPr>
-      </w:pPr>
-      <w:r>
-        <w:rPr>
-          <w:rFonts w:cs="Calibri"/>
-        </w:rPr>
-        <w:t>Levels were base 12, not 10. Fineous was already F-11</w:t>
-      </w:r>
-      <w:r>
-        <w:rPr>
-          <w:rFonts w:cs="Calibri"/>
-        </w:rPr>
-        <w:t xml:space="preserve"> for storage</w:t>
-      </w:r>
-      <w:r>
-        <w:rPr>
-          <w:rFonts w:cs="Calibri"/>
-        </w:rPr>
-        <w:t xml:space="preserve">. That meant he could store </w:t>
-      </w:r>
-      <w:r>
-        <w:rPr>
-          <w:rFonts w:cs="Calibri"/>
-        </w:rPr>
-        <w:t xml:space="preserve">items </w:t>
-      </w:r>
-      <w:r>
-        <w:rPr>
-          <w:rFonts w:cs="Calibri"/>
-        </w:rPr>
-        <w:t>11KG in weight.</w:t>
-      </w:r>
-    </w:p>
-    <w:p>
-      <w:pPr>
-        <w:rPr>
-          <w:rFonts w:cs="Calibri"/>
-        </w:rPr>
-      </w:pPr>
-      <w:r>
-        <w:rPr>
-          <w:rFonts w:cs="Calibri"/>
-        </w:rPr>
-        <w:t>At Level 12, or E-0, Fineous could store 12 KG items.</w:t>
-      </w:r>
-    </w:p>
-    <w:p>
-      <w:pPr>
-        <w:rPr>
-          <w:rFonts w:cs="Calibri"/>
-        </w:rPr>
-      </w:pPr>
-      <w:r>
-        <w:rPr>
-          <w:rFonts w:cs="Calibri"/>
-        </w:rPr>
-        <w:t xml:space="preserve">At Level 13 or E-1, </w:t>
-      </w:r>
-      <w:r>
-        <w:rPr>
-          <w:rFonts w:cs="Calibri"/>
-        </w:rPr>
-        <w:t>that number jumped to</w:t>
-      </w:r>
-      <w:r>
-        <w:rPr>
-          <w:rFonts w:cs="Calibri"/>
-        </w:rPr>
-        <w:t xml:space="preserve"> 24 KG </w:t>
-      </w:r>
-      <w:r>
-        <w:rPr>
-          <w:rFonts w:cs="Calibri"/>
-        </w:rPr>
-        <w:t xml:space="preserve">per </w:t>
-      </w:r>
-      <w:r>
-        <w:rPr>
-          <w:rFonts w:cs="Calibri"/>
-        </w:rPr>
-        <w:t>item.</w:t>
-      </w:r>
-    </w:p>
-    <w:p>
-      <w:pPr>
-        <w:rPr>
-          <w:rFonts w:cs="Calibri"/>
-        </w:rPr>
-      </w:pPr>
-      <w:r>
-        <w:rPr>
-          <w:rFonts w:cs="Calibri"/>
-        </w:rPr>
-        <w:t>That meant he needed to overload to E-2, for 36 KG items, more than enough for the task.</w:t>
-      </w:r>
-    </w:p>
-    <w:p>
-      <w:pPr>
-        <w:rPr>
-          <w:rFonts w:cs="Calibri"/>
-        </w:rPr>
-      </w:pPr>
-      <w:r>
-        <w:rPr>
-          <w:rFonts w:cs="Calibri"/>
-        </w:rPr>
-        <w:t>However, that wasn’t easy or quick.</w:t>
-      </w:r>
-    </w:p>
-    <w:p>
-      <w:pPr>
-        <w:rPr>
-          <w:rFonts w:cs="Calibri"/>
-        </w:rPr>
-      </w:pPr>
-      <w:r>
-        <w:rPr>
-          <w:rFonts w:cs="Calibri"/>
-        </w:rPr>
-        <w:t>“If I must, then I will,” Fineous said.</w:t>
-      </w:r>
-    </w:p>
-    <w:p>
-      <w:r>
-        <w:rPr>
-          <w:rFonts w:cs="Calibri"/>
-        </w:rPr>
-        <w:t>“</w:t>
-      </w:r>
-      <w:r>
-        <w:rPr>
-          <w:rFonts w:cs="Calibri"/>
-        </w:rPr>
-        <w:t xml:space="preserve">One more thing; </w:t>
-      </w:r>
-      <w:r>
-        <w:rPr>
-          <w:rFonts w:cs="Calibri"/>
-        </w:rPr>
-        <w:t xml:space="preserve">you will need to go there alone,” </w:t>
-      </w:r>
-      <w:r>
-        <w:rPr>
-          <w:rFonts w:cs="Calibri"/>
-        </w:rPr>
-        <w:t>Messenger</w:t>
-      </w:r>
-      <w:r>
-        <w:rPr>
-          <w:rFonts w:cs="Calibri"/>
-        </w:rPr>
-        <w:t xml:space="preserve"> advised. </w:t>
-      </w:r>
-      <w:r>
-        <w:t>“</w:t>
-      </w:r>
-      <w:r>
-        <w:t>I took too much time</w:t>
-      </w:r>
-      <w:r>
-        <w:t xml:space="preserve">. </w:t>
-      </w:r>
-      <w:r>
-        <w:t>Your friends are waiting for you.”</w:t>
-      </w:r>
-    </w:p>
-    <w:p>
-      <w:r>
-        <w:lastRenderedPageBreak/>
-        <w:t>Fineous got up and said, “See you around</w:t>
-      </w:r>
-      <w:r>
-        <w:t>,</w:t>
-      </w:r>
-      <w:r>
-        <w:t xml:space="preserve"> </w:t>
-      </w:r>
-      <w:r>
-        <w:rPr>
-          <w:rFonts w:ascii="Samarkan" w:hAnsi="Samarkan" w:cs="Calibri"/>
-        </w:rPr>
-        <w:t>Messenger</w:t>
-      </w:r>
-      <w:r>
-        <w:t>.”</w:t>
-      </w:r>
-      <w:r>
-        <w:t xml:space="preserve"> He stepped into the elevator and was gone.</w:t>
-      </w:r>
-    </w:p>
-    <w:p>
-      <w:r>
-        <w:rPr>
-          <w:rFonts w:cs="Calibri"/>
-        </w:rPr>
         <w:t>Messenger</w:t>
       </w:r>
       <w:r>
@@ -20483,12 +20784,12 @@
     </w:p>
     <w:p>
       <w:r>
+        <w:t>Pushing through the pain, Fineous continued. Unfortunately, grit wasn’t enough and Fineous had to admit Rose was just faster.</w:t>
+      </w:r>
+    </w:p>
+    <w:p>
+      <w:r>
         <w:lastRenderedPageBreak/>
-        <w:t>Pushing through the pain, Fineous continued. Unfortunately, grit wasn’t enough and Fineous had to admit Rose was just faster.</w:t>
-      </w:r>
-    </w:p>
-    <w:p>
-      <w:r>
         <w:t>Finally they arrived at the ravine. Just before the ravine was a shimmering blue line.</w:t>
       </w:r>
     </w:p>
@@ -20619,6 +20920,26 @@
     <w:p>
       <w:r>
         <w:t>Fineous shrugged and said, “That’s life.</w:t>
+      </w:r>
+    </w:p>
+    <w:p>
+      <w:r>
+        <w:t>“</w:t>
+      </w:r>
+      <w:r>
+        <w:t xml:space="preserve">So far </w:t>
+      </w:r>
+      <w:r>
+        <w:t xml:space="preserve">Internal Magic </w:t>
+      </w:r>
+      <w:r>
+        <w:t>seems like an inferior version of Physical Fitness</w:t>
+      </w:r>
+      <w:r>
+        <w:t xml:space="preserve"> with better healing</w:t>
+      </w:r>
+      <w:r>
+        <w:t>.</w:t>
       </w:r>
     </w:p>
     <w:p>
@@ -20627,26 +20948,6 @@
         <w:t>“</w:t>
       </w:r>
       <w:r>
-        <w:t xml:space="preserve">So far </w:t>
-      </w:r>
-      <w:r>
-        <w:t xml:space="preserve">Internal Magic </w:t>
-      </w:r>
-      <w:r>
-        <w:t>seems like an inferior version of Physical Fitness</w:t>
-      </w:r>
-      <w:r>
-        <w:t xml:space="preserve"> with better healing</w:t>
-      </w:r>
-      <w:r>
-        <w:t>.</w:t>
-      </w:r>
-    </w:p>
-    <w:p>
-      <w:r>
-        <w:t>“</w:t>
-      </w:r>
-      <w:r>
         <w:t>I will keep you posted as I understand it better.</w:t>
       </w:r>
     </w:p>
@@ -20787,7 +21088,7 @@
           <w:noProof/>
         </w:rPr>
         <w:pict>
-          <v:shape id="_x0000_i1026" type="#_x0000_t75" style="width:22.95pt;height:8.7pt;visibility:visible" o:bullet="t">
+          <v:shape id="_x0000_i1026" type="#_x0000_t75" style="width:22.8pt;height:8.9pt;visibility:visible" o:bullet="t">
             <v:imagedata r:id="rId13" o:title="MC900065312[1]"/>
           </v:shape>
         </w:pict>
@@ -23936,7 +24237,7 @@
           <w:noProof/>
         </w:rPr>
         <w:pict>
-          <v:shape id="_x0000_i1027" type="#_x0000_t75" style="width:22.95pt;height:9.5pt;visibility:visible" o:bullet="t">
+          <v:shape id="_x0000_i1027" type="#_x0000_t75" style="width:22.8pt;height:9.6pt;visibility:visible" o:bullet="t">
             <v:imagedata r:id="rId13" o:title="MC900065312[1]"/>
           </v:shape>
         </w:pict>
@@ -25234,7 +25535,7 @@
           <w:noProof/>
         </w:rPr>
         <w:pict>
-          <v:shape id="_x0000_i1028" type="#_x0000_t75" style="width:22.95pt;height:9.5pt;visibility:visible" o:bullet="t">
+          <v:shape id="_x0000_i1028" type="#_x0000_t75" style="width:22.8pt;height:9.6pt;visibility:visible" o:bullet="t">
             <v:imagedata r:id="rId13" o:title="MC900065312[1]"/>
           </v:shape>
         </w:pict>
@@ -35878,7 +36179,7 @@
             <w:rPr>
               <w:noProof/>
             </w:rPr>
-            <w:t>64</w:t>
+            <w:t>98</w:t>
           </w:r>
         </w:fldSimple>
       </w:p>
@@ -35908,7 +36209,7 @@
             <w:rPr>
               <w:noProof/>
             </w:rPr>
-            <w:t>63</w:t>
+            <w:t>213</w:t>
           </w:r>
         </w:fldSimple>
       </w:p>
@@ -36061,7 +36362,7 @@
         <v:path o:extrusionok="f" gradientshapeok="t" o:connecttype="rect"/>
         <o:lock v:ext="edit" aspectratio="t"/>
       </v:shapetype>
-      <v:shape id="_x0000_i1107" type="#_x0000_t75" style="width:3in;height:3in;visibility:visible" o:bullet="t">
+      <v:shape id="_x0000_i1146" type="#_x0000_t75" style="width:3in;height:3in;visibility:visible" o:bullet="t">
         <v:imagedata r:id="rId1" o:title="MC900065312[1]"/>
       </v:shape>
     </w:pict>
@@ -40448,7 +40749,7 @@
 </file>
 
 <file path=customXml/itemProps1.xml><?xml version="1.0" encoding="utf-8"?>
-<ds:datastoreItem xmlns:ds="http://schemas.openxmlformats.org/officeDocument/2006/customXml" ds:itemID="{48D29D4D-9BB8-46B7-9616-544C9949A4AF}">
+<ds:datastoreItem xmlns:ds="http://schemas.openxmlformats.org/officeDocument/2006/customXml" ds:itemID="{AD9866D3-B064-45AB-ACBD-2A2B595ABD02}">
   <ds:schemaRefs>
     <ds:schemaRef ds:uri="http://schemas.openxmlformats.org/officeDocument/2006/bibliography"/>
   </ds:schemaRefs>

--- a/Books/RPG_Books/ThePrincessAndTheRogue/Book_ThePrincessAndTheRogue.docx
+++ b/Books/RPG_Books/ThePrincessAndTheRogue/Book_ThePrincessAndTheRogue.docx
@@ -22884,6 +22884,9 @@
       <w:r>
         <w:t>. It didn’t matter.</w:t>
       </w:r>
+      <w:r>
+        <w:t>&lt;&gt;</w:t>
+      </w:r>
     </w:p>
     <w:p>
       <w:r>
@@ -36179,7 +36182,7 @@
             <w:rPr>
               <w:noProof/>
             </w:rPr>
-            <w:t>98</w:t>
+            <w:t>212</w:t>
           </w:r>
         </w:fldSimple>
       </w:p>
@@ -36209,7 +36212,7 @@
             <w:rPr>
               <w:noProof/>
             </w:rPr>
-            <w:t>213</w:t>
+            <w:t>121</w:t>
           </w:r>
         </w:fldSimple>
       </w:p>
@@ -36362,7 +36365,7 @@
         <v:path o:extrusionok="f" gradientshapeok="t" o:connecttype="rect"/>
         <o:lock v:ext="edit" aspectratio="t"/>
       </v:shapetype>
-      <v:shape id="_x0000_i1146" type="#_x0000_t75" style="width:3in;height:3in;visibility:visible" o:bullet="t">
+      <v:shape id="_x0000_i1151" type="#_x0000_t75" style="width:3in;height:3in;visibility:visible" o:bullet="t">
         <v:imagedata r:id="rId1" o:title="MC900065312[1]"/>
       </v:shape>
     </w:pict>
@@ -40749,7 +40752,7 @@
 </file>
 
 <file path=customXml/itemProps1.xml><?xml version="1.0" encoding="utf-8"?>
-<ds:datastoreItem xmlns:ds="http://schemas.openxmlformats.org/officeDocument/2006/customXml" ds:itemID="{AD9866D3-B064-45AB-ACBD-2A2B595ABD02}">
+<ds:datastoreItem xmlns:ds="http://schemas.openxmlformats.org/officeDocument/2006/customXml" ds:itemID="{1135C718-9B88-475F-9759-6CD0CBE8FA0C}">
   <ds:schemaRefs>
     <ds:schemaRef ds:uri="http://schemas.openxmlformats.org/officeDocument/2006/bibliography"/>
   </ds:schemaRefs>

--- a/Books/RPG_Books/ThePrincessAndTheRogue/Book_ThePrincessAndTheRogue.docx
+++ b/Books/RPG_Books/ThePrincessAndTheRogue/Book_ThePrincessAndTheRogue.docx
@@ -22092,7 +22092,13 @@
         <w:t>un-crossable</w:t>
       </w:r>
       <w:r>
-        <w:t xml:space="preserve"> chasm they crossed.</w:t>
+        <w:t xml:space="preserve"> chasm they </w:t>
+      </w:r>
+      <w:r>
+        <w:t>flew over</w:t>
+      </w:r>
+      <w:r>
+        <w:t>.</w:t>
       </w:r>
     </w:p>
     <w:p>
@@ -22117,117 +22123,130 @@
         <w:t>muttered</w:t>
       </w:r>
       <w:r>
-        <w:t xml:space="preserve"> and headed down the path.</w:t>
-      </w:r>
-    </w:p>
-    <w:p>
-      <w:r>
-        <w:t>As Fineous walked, the light slowly dimmed.</w:t>
-      </w:r>
-      <w:r>
-        <w:t xml:space="preserve"> Just then a boar-like creature appeared in front of him</w:t>
-      </w:r>
-      <w:r>
-        <w:t>.</w:t>
-      </w:r>
-      <w:r>
-        <w:t xml:space="preserve"> The tusks were huge, backed up by at least </w:t>
-      </w:r>
-      <w:r>
-        <w:t>230kg</w:t>
-      </w:r>
-      <w:r>
-        <w:t xml:space="preserve"> of muscle. There was no way Fineous could fight the creature with just knives.</w:t>
-      </w:r>
-      <w:r>
-        <w:t xml:space="preserve"> Thankfully the tusks were curled up and only suitable for ramming, not piercing.</w:t>
-      </w:r>
-    </w:p>
-    <w:p>
-      <w:r>
-        <w:rPr>
-          <w:i/>
-        </w:rPr>
-        <w:t>‘Damn, I should have trained with a spear,’</w:t>
-      </w:r>
-      <w:r>
-        <w:t xml:space="preserve"> Fineous muttered. It was too late now, so he took out one of his rapiers.</w:t>
-      </w:r>
-    </w:p>
-    <w:p>
-      <w:r>
-        <w:t xml:space="preserve">Fineous held the rapier two-handed in front of him and pressed </w:t>
-      </w:r>
-      <w:r>
-        <w:t xml:space="preserve">it </w:t>
-      </w:r>
-      <w:r>
-        <w:t>against his stomach. He could feel the strain on his muscles as he braced for impact.</w:t>
-      </w:r>
-    </w:p>
-    <w:p>
-      <w:r>
-        <w:t xml:space="preserve">Could he have thrown knives? </w:t>
-      </w:r>
-      <w:r>
-        <w:t>No. The hide was too thick</w:t>
-      </w:r>
-      <w:r>
-        <w:t>.</w:t>
-      </w:r>
-    </w:p>
-    <w:p>
-      <w:r>
-        <w:t>Dodging was not an option in the confined space.</w:t>
-      </w:r>
-    </w:p>
-    <w:p>
-      <w:r>
-        <w:t>A moment later t</w:t>
-      </w:r>
-      <w:r>
-        <w:t>he boar charged at him and</w:t>
-      </w:r>
-      <w:r>
-        <w:t xml:space="preserve"> </w:t>
-      </w:r>
-      <w:r>
-        <w:t xml:space="preserve">impaled itself on the rapier. Unfortunately that didn’t stop the momentum. The body slammed into Fineous, tossing him </w:t>
-      </w:r>
-      <w:r>
-        <w:t>over a meter</w:t>
-      </w:r>
-      <w:r>
-        <w:t xml:space="preserve"> </w:t>
-      </w:r>
-      <w:r>
-        <w:t>backwards</w:t>
-      </w:r>
-      <w:r>
-        <w:t>.</w:t>
-      </w:r>
-      <w:r>
-        <w:t xml:space="preserve"> The only thing that saved him from fractured ribs was his martial arts training in the army and his newly found agility.</w:t>
+        <w:t xml:space="preserve"> and headed down the tunnel, careful not to step into the stream. One slip could launch him over the waterfall.</w:t>
+      </w:r>
+    </w:p>
+    <w:p>
+      <w:r>
+        <w:t>Just then a boar appeared out of the darkness and stared at Fineous.</w:t>
+      </w:r>
+    </w:p>
+    <w:p>
+      <w:r>
+        <w:t>The tusks were huge, backed up by at least 230kg of muscle. There was no way Fineous could fight the creature with just knives. Thankfully the tusks were curled up and only suitable for ramming, not piercing.</w:t>
+      </w:r>
+    </w:p>
+    <w:p>
+      <w:r>
+        <w:t xml:space="preserve">“Damn sadist,” Fineous muttered. He couldn’t dodge. The fast moving </w:t>
+      </w:r>
+      <w:r>
+        <w:t>stream</w:t>
+      </w:r>
+      <w:r>
+        <w:t xml:space="preserve"> hampered the path.</w:t>
+      </w:r>
+    </w:p>
+    <w:p>
+      <w:r>
+        <w:t>Fineous couldn’t run. The boar was probably faster than him</w:t>
+      </w:r>
+      <w:r>
+        <w:t>. More importantly the path led to a sheer cliff with only a small ledge.</w:t>
+      </w:r>
+    </w:p>
+    <w:p>
+      <w:r>
+        <w:t xml:space="preserve">With no other option, Fineous pulled out a </w:t>
+      </w:r>
+      <w:r>
+        <w:t xml:space="preserve">rapier </w:t>
+      </w:r>
+      <w:r>
+        <w:t xml:space="preserve">and braced it </w:t>
+      </w:r>
+      <w:r>
+        <w:t>against his stomach</w:t>
+      </w:r>
+      <w:r>
+        <w:t>, deciding to meet the monster head on.</w:t>
+      </w:r>
+    </w:p>
+    <w:p>
+      <w:r>
+        <w:t>The boar charged</w:t>
+      </w:r>
+      <w:r>
+        <w:t>, impaling itself on the rapier</w:t>
+      </w:r>
+      <w:r>
+        <w:t>. And yes, it hit like a freight train.</w:t>
+      </w:r>
+    </w:p>
+    <w:p>
+      <w:r>
+        <w:t>Like slow motion, Fineous found himself flying backwards over 3 meters.</w:t>
       </w:r>
     </w:p>
     <w:p>
       <w:r>
         <w:lastRenderedPageBreak/>
-        <w:t xml:space="preserve">Fineous scrambled </w:t>
-      </w:r>
-      <w:r>
-        <w:t xml:space="preserve">in terror </w:t>
-      </w:r>
-      <w:r>
-        <w:t>out of the cave and back on the ledge.</w:t>
-      </w:r>
-    </w:p>
-    <w:p>
-      <w:r>
-        <w:t xml:space="preserve">Heart beating like thunder, Fineous contemplated his next move. He then </w:t>
-      </w:r>
-      <w:r>
-        <w:t>realized he didn’t get any loot, or essence.</w:t>
+        <w:t>Panic flooded Fineous as he rolled with the punch, his military and martial arts training preventing him from breaking bones.</w:t>
+      </w:r>
+    </w:p>
+    <w:p>
+      <w:r>
+        <w:t>Covered in bruises, Fineous scrambled back to the relative safety of the cave mouth.</w:t>
+      </w:r>
+    </w:p>
+    <w:p>
+      <w:r>
+        <w:t>Heart beating like thunder, Fineous contemplated his next move. He then realized he didn’t get any loot, or essence.</w:t>
+      </w:r>
+    </w:p>
+    <w:p>
+      <w:r>
+        <w:t>“They were right,” Fineous said aloud. “Unicorn girls are definitely bad news.”</w:t>
+      </w:r>
+    </w:p>
+    <w:p>
+      <w:r>
+        <w:t>Fineou</w:t>
+      </w:r>
+      <w:r>
+        <w:t>s closed his eyes and rested. H</w:t>
+      </w:r>
+      <w:r>
+        <w:t>e could feel his body buzz with energy. Then slowly the energy became for</w:t>
+      </w:r>
+      <w:r>
+        <w:t>m</w:t>
+      </w:r>
+      <w:r>
+        <w:t xml:space="preserve"> uniform and strengthen.</w:t>
+      </w:r>
+    </w:p>
+    <w:p>
+      <w:r>
+        <w:t>Internal Magic increased.</w:t>
+      </w:r>
+    </w:p>
+    <w:p>
+      <w:pPr>
+        <w:pStyle w:val="StatusMessage"/>
+      </w:pPr>
+      <w:r>
+        <w:t>Internal Magic – E-0 (Overload)</w:t>
+      </w:r>
+    </w:p>
+    <w:p>
+      <w:r>
+        <w:t>With that increase in level came an increase in healing. Fineous watched as scratches slowly healed. The aches and pains slowly disappeared.</w:t>
+      </w:r>
+    </w:p>
+    <w:p>
+      <w:r>
+        <w:t>For a moment Fineous hesitated. He really didn’t want to enter the cave.</w:t>
       </w:r>
     </w:p>
     <w:p>
@@ -22240,30 +22259,17 @@
     </w:p>
     <w:p>
       <w:r>
-        <w:t xml:space="preserve">Of course, </w:t>
-      </w:r>
-      <w:r>
-        <w:t>having too many skills overloaded</w:t>
-      </w:r>
-      <w:r>
-        <w:t xml:space="preserve"> didn’t help.</w:t>
-      </w:r>
-    </w:p>
-    <w:p>
-      <w:r>
-        <w:t xml:space="preserve">Fineous </w:t>
-      </w:r>
-      <w:r>
-        <w:t>re-entered</w:t>
-      </w:r>
-      <w:r>
-        <w:t>, with</w:t>
-      </w:r>
-      <w:r>
-        <w:t xml:space="preserve"> his</w:t>
-      </w:r>
-      <w:r>
-        <w:t xml:space="preserve"> rapier braced for impact. He didn’t have long to wait. Within moments another boar charged.</w:t>
+        <w:t>Getting up, Fineous entered the cave and picked up his dropped rapier.</w:t>
+      </w:r>
+    </w:p>
+    <w:p>
+      <w:r>
+        <w:t>Again Fineous walked ahead.</w:t>
+      </w:r>
+    </w:p>
+    <w:p>
+      <w:r>
+        <w:t>Another boar appeared from out of the darkness and charged. This time Fineous used analyze.</w:t>
       </w:r>
     </w:p>
     <w:p>
@@ -22271,6 +22277,7 @@
         <w:pStyle w:val="StatusMessage"/>
       </w:pPr>
       <w:r>
+        <w:lastRenderedPageBreak/>
         <w:t>Highland Boar</w:t>
       </w:r>
       <w:r>
@@ -22283,7 +22290,16 @@
     </w:p>
     <w:p>
       <w:r>
-        <w:t xml:space="preserve">Again Fineous got </w:t>
+        <w:t xml:space="preserve">Cursing the royals, Fineous braced for impact. </w:t>
+      </w:r>
+      <w:r>
+        <w:t xml:space="preserve">Again </w:t>
+      </w:r>
+      <w:r>
+        <w:t>he</w:t>
+      </w:r>
+      <w:r>
+        <w:t xml:space="preserve"> got </w:t>
       </w:r>
       <w:r>
         <w:t>thrown</w:t>
@@ -22292,11 +22308,14 @@
         <w:t xml:space="preserve"> back. Again </w:t>
       </w:r>
       <w:r>
-        <w:t>he rolled with the hit, surviving with only bruises</w:t>
+        <w:t>he rolled with the hit</w:t>
       </w:r>
       <w:r>
         <w:t>.</w:t>
       </w:r>
+      <w:r>
+        <w:t xml:space="preserve"> As before, he survived with only a few bruises.</w:t>
+      </w:r>
     </w:p>
     <w:p>
       <w:r>
@@ -22317,12 +22336,15 @@
         <w:t>3</w:t>
       </w:r>
       <w:r>
-        <w:t xml:space="preserve"> boars? Damn, those guys are sadists.”</w:t>
-      </w:r>
-    </w:p>
-    <w:p>
-      <w:r>
-        <w:t>No one answered.</w:t>
+        <w:t xml:space="preserve"> boars? Damn, sadists.”</w:t>
+      </w:r>
+    </w:p>
+    <w:p>
+      <w:r>
+        <w:t>As before n</w:t>
+      </w:r>
+      <w:r>
+        <w:t>o one answered.</w:t>
       </w:r>
     </w:p>
     <w:p>
@@ -22388,13 +22410,21 @@
     </w:p>
     <w:p>
       <w:r>
+        <w:t>Or maybe it was just skill level increasing.</w:t>
+      </w:r>
+      <w:r>
+        <w:t xml:space="preserve"> No. Fineous’ ambient essence absorption was working, but at a snail’s pace.</w:t>
+      </w:r>
+    </w:p>
+    <w:p>
+      <w:r>
         <w:t xml:space="preserve">Fineous continued to stand </w:t>
       </w:r>
       <w:r>
         <w:t>n</w:t>
       </w:r>
       <w:r>
-        <w:t xml:space="preserve">ear the entrance and skewered the boars as they came. </w:t>
+        <w:t xml:space="preserve">ear the entrance and skewer the boars as they came. </w:t>
       </w:r>
       <w:r>
         <w:t>That was his only strategy, even though the hits were brutal.</w:t>
@@ -22407,25 +22437,58 @@
     </w:p>
     <w:p>
       <w:r>
+        <w:t>After boar 30, Fineous found the attacks were less harsh. The Spartan training was bearing fruit.</w:t>
+      </w:r>
+      <w:r>
+        <w:t xml:space="preserve"> Even so, his rank was stuck.</w:t>
+      </w:r>
+    </w:p>
+    <w:p>
+      <w:r>
+        <w:t xml:space="preserve">Stepping </w:t>
+      </w:r>
+      <w:r>
+        <w:t>back onto the ledge for a break</w:t>
+      </w:r>
+      <w:r>
+        <w:t>, Fineous</w:t>
+      </w:r>
+      <w:r>
+        <w:t xml:space="preserve"> took this time to examine his rapier. After a minute </w:t>
+      </w:r>
+      <w:r>
+        <w:t xml:space="preserve">of </w:t>
+      </w:r>
+      <w:r>
+        <w:t>contemplation, he discovered something new</w:t>
+      </w:r>
+      <w:r>
+        <w:t>…</w:t>
+      </w:r>
+    </w:p>
+    <w:p>
+      <w:pPr>
+        <w:pStyle w:val="StatusMessage"/>
+      </w:pPr>
+      <w:r>
+        <w:t>Mithril Rapier – 17% synchronization</w:t>
+      </w:r>
+    </w:p>
+    <w:p>
+      <w:r>
         <w:lastRenderedPageBreak/>
-        <w:t>After boar 30, Fineous found the attacks were less harsh. The Spartan training was bearing fruit.</w:t>
-      </w:r>
-      <w:r>
-        <w:t xml:space="preserve"> Even so, his rank was stuck.</w:t>
-      </w:r>
-    </w:p>
-    <w:p>
-      <w:r>
-        <w:t xml:space="preserve">Fineous stepped back onto the ledge for a break. He took this time to examine his rapier. After a minute </w:t>
-      </w:r>
-      <w:r>
-        <w:t xml:space="preserve">of </w:t>
-      </w:r>
-      <w:r>
-        <w:t>contemplation, he discovered something new</w:t>
-      </w:r>
-      <w:r>
-        <w:t>…</w:t>
+        <w:t>“So, this synchronization thing is also taking essence, I think,” Fineous mused.</w:t>
+      </w:r>
+    </w:p>
+    <w:p>
+      <w:r>
+        <w:t xml:space="preserve">Fineous </w:t>
+      </w:r>
+      <w:r>
+        <w:t>stored</w:t>
+      </w:r>
+      <w:r>
+        <w:t xml:space="preserve"> the rapier and retrieved his second one, and promptly dropped it. The second one seemed heavier. Closer examination revealed the cause.</w:t>
       </w:r>
     </w:p>
     <w:p>
@@ -22433,36 +22496,15 @@
         <w:pStyle w:val="StatusMessage"/>
       </w:pPr>
       <w:r>
-        <w:t>Mithril Rapier – 17% synchronization</w:t>
-      </w:r>
-    </w:p>
-    <w:p>
-      <w:r>
-        <w:t>“So, this synchronization thing is also taking essence, I think,” Fineous mused.</w:t>
-      </w:r>
-    </w:p>
-    <w:p>
-      <w:r>
-        <w:t xml:space="preserve">Fineous </w:t>
-      </w:r>
-      <w:r>
-        <w:t>stored</w:t>
-      </w:r>
-      <w:r>
-        <w:t xml:space="preserve"> the rapier and retrieved his second one, and promptly dropped it. The second one seemed heavier. Closer examination revealed the cause.</w:t>
-      </w:r>
-    </w:p>
-    <w:p>
-      <w:pPr>
-        <w:pStyle w:val="StatusMessage"/>
-      </w:pPr>
-      <w:r>
         <w:t>Mithril Rapier – 0% synchronization</w:t>
       </w:r>
     </w:p>
     <w:p>
       <w:r>
         <w:t>“What a pain,” Fineous muttered and got ready for a battering ram called a boar.</w:t>
+      </w:r>
+      <w:r>
+        <w:t xml:space="preserve"> This time he used his new rapier.</w:t>
       </w:r>
     </w:p>
     <w:p>
@@ -22584,33 +22626,33 @@
     </w:p>
     <w:p>
       <w:r>
+        <w:t>That explained a lot.</w:t>
+      </w:r>
+    </w:p>
+    <w:p>
+      <w:r>
+        <w:t>With renewed courage, Fineous stepped into battle.</w:t>
+      </w:r>
+    </w:p>
+    <w:p>
+      <w:r>
+        <w:t xml:space="preserve">Boar after boar attacked and slowly synchronization increased. Eventually it reached 25% and Fineous swapped </w:t>
+      </w:r>
+      <w:r>
+        <w:t>rapiers</w:t>
+      </w:r>
+      <w:r>
+        <w:t>.</w:t>
+      </w:r>
+    </w:p>
+    <w:p>
+      <w:r>
+        <w:t>When both rapiers passed the 60% mark, Fineous realized the rapiers were getting easier to handle.</w:t>
+      </w:r>
+    </w:p>
+    <w:p>
+      <w:r>
         <w:lastRenderedPageBreak/>
-        <w:t>That explained a lot.</w:t>
-      </w:r>
-    </w:p>
-    <w:p>
-      <w:r>
-        <w:t>With renewed courage, Fineous stepped into battle.</w:t>
-      </w:r>
-    </w:p>
-    <w:p>
-      <w:r>
-        <w:t xml:space="preserve">Boar after boar attacked and slowly synchronization increased. Eventually it reached 25% and Fineous swapped </w:t>
-      </w:r>
-      <w:r>
-        <w:t>rapiers</w:t>
-      </w:r>
-      <w:r>
-        <w:t>.</w:t>
-      </w:r>
-    </w:p>
-    <w:p>
-      <w:r>
-        <w:t>When both rapiers passed the 60% mark, Fineous realized the rapiers were getting easier to handle.</w:t>
-      </w:r>
-    </w:p>
-    <w:p>
-      <w:r>
         <w:t>Past</w:t>
       </w:r>
       <w:r>
@@ -22764,38 +22806,37 @@
     </w:p>
     <w:p>
       <w:r>
+        <w:t xml:space="preserve">Fineous juggled the rapiers and immediately found a difference. Norton preferred the left hand and </w:t>
+      </w:r>
+      <w:r>
+        <w:t>Thevenin</w:t>
+      </w:r>
+      <w:r>
+        <w:t xml:space="preserve"> preferred the right.</w:t>
+      </w:r>
+    </w:p>
+    <w:p>
+      <w:r>
+        <w:t xml:space="preserve">With greater confidence, Fineous </w:t>
+      </w:r>
+      <w:r>
+        <w:t>continued forward.</w:t>
+      </w:r>
+    </w:p>
+    <w:p>
+      <w:r>
+        <w:t>The next boar finally rewarded Fineous with much needed essence and loot.</w:t>
+      </w:r>
+    </w:p>
+    <w:p>
+      <w:r>
+        <w:t>The essence was amazing. Fineous was starving for essence since his skill progression exceeded available essence.</w:t>
+      </w:r>
+    </w:p>
+    <w:p>
+      <w:r>
         <w:lastRenderedPageBreak/>
-        <w:t xml:space="preserve">Fineous juggled the rapiers and immediately found a difference. Norton preferred the left hand and </w:t>
-      </w:r>
-      <w:r>
-        <w:t>Thevenin</w:t>
-      </w:r>
-      <w:r>
-        <w:t xml:space="preserve"> preferred the right.</w:t>
-      </w:r>
-    </w:p>
-    <w:p>
-      <w:r>
-        <w:t xml:space="preserve">With greater confidence, Fineous </w:t>
-      </w:r>
-      <w:r>
-        <w:t>continued forward.</w:t>
-      </w:r>
-    </w:p>
-    <w:p>
-      <w:r>
-        <w:t>Now that synchronization had completed, Fineous was finally able to collect loot</w:t>
-      </w:r>
-      <w:r>
-        <w:t>, and essence</w:t>
-      </w:r>
-      <w:r>
-        <w:t>.</w:t>
-      </w:r>
-    </w:p>
-    <w:p>
-      <w:r>
-        <w:t>The essence was amazing. Fineous was starving for essence since his skill progression exceeded available essence.</w:t>
+        <w:t>And direct essence absorption was painfully slow.</w:t>
       </w:r>
     </w:p>
     <w:p>
@@ -22866,7 +22907,10 @@
         <w:t>What time was it</w:t>
       </w:r>
       <w:r>
-        <w:t>, Fineous wondered? It was 1:37pm.</w:t>
+        <w:t xml:space="preserve">, Fineous wondered? </w:t>
+      </w:r>
+      <w:r>
+        <w:t>He really needed clock.</w:t>
       </w:r>
     </w:p>
     <w:p>
@@ -22876,17 +22920,12 @@
       <w:r>
         <w:t xml:space="preserve">Internal Magic had </w:t>
       </w:r>
-      <w:proofErr w:type="spellStart"/>
       <w:r>
         <w:t>plateaued</w:t>
       </w:r>
-      <w:proofErr w:type="spellEnd"/>
       <w:r>
         <w:t>. It didn’t matter.</w:t>
       </w:r>
-      <w:r>
-        <w:t>&lt;&gt;</w:t>
-      </w:r>
     </w:p>
     <w:p>
       <w:r>
@@ -22895,33 +22934,36 @@
     </w:p>
     <w:p>
       <w:r>
+        <w:t>Fineous then hit F-11. One more level would switch him over to E-0.</w:t>
+      </w:r>
+    </w:p>
+    <w:p>
+      <w:r>
+        <w:t>137 boar</w:t>
+      </w:r>
+      <w:r>
+        <w:t>s later</w:t>
+      </w:r>
+      <w:r>
+        <w:t>, Fineous’ stats stopped increasing. That was okay, since taking down the boars was now relatively easy.</w:t>
+      </w:r>
+    </w:p>
+    <w:p>
+      <w:r>
+        <w:t xml:space="preserve">Not sure what else to do, </w:t>
+      </w:r>
+      <w:r>
+        <w:t>Fineous advanced. It was time to kill the boss and return home. His friends were waiting for him.</w:t>
+      </w:r>
+    </w:p>
+    <w:p>
+      <w:r>
         <w:lastRenderedPageBreak/>
-        <w:t>Fineous then hit F-11. One more level would switch him over to E-0.</w:t>
-      </w:r>
-    </w:p>
-    <w:p>
-      <w:r>
-        <w:t>137 boar</w:t>
-      </w:r>
-      <w:r>
-        <w:t>s later</w:t>
-      </w:r>
-      <w:r>
-        <w:t>, Fineous’ stats stopped increasing. That was okay, since taking down the boars was now relatively easy.</w:t>
-      </w:r>
-    </w:p>
-    <w:p>
-      <w:r>
-        <w:t xml:space="preserve">Not sure what else to do, </w:t>
-      </w:r>
-      <w:r>
-        <w:t>Fineous advanced. It was time to kill the boss and return home. His friends were waiting for him.</w:t>
-      </w:r>
-    </w:p>
-    <w:p>
-      <w:r>
         <w:t>Fineous walked forward, fighting boars along the way. As he advanced, the number of boars increased, until they came in waves.</w:t>
       </w:r>
+      <w:r>
+        <w:t xml:space="preserve"> Each wave was around 10 boars.</w:t>
+      </w:r>
     </w:p>
     <w:p>
       <w:r>
@@ -22958,6 +23000,16 @@
     </w:p>
     <w:p>
       <w:r>
+        <w:t>The progress was slow since Fineous had to fight for every meter of advancement.</w:t>
+      </w:r>
+    </w:p>
+    <w:p>
+      <w:r>
+        <w:t>Strangely part of him wanted to farm more. He was getting amazing loot. The other part knew he had a responsibility of getting to his friends.</w:t>
+      </w:r>
+    </w:p>
+    <w:p>
+      <w:r>
         <w:t>Finally Fineous arrived at what appeared to be the boss room.</w:t>
       </w:r>
       <w:r>
@@ -22987,11 +23039,11 @@
         <w:pStyle w:val="StatusMessage"/>
       </w:pPr>
       <w:r>
+        <w:t xml:space="preserve">Greater </w:t>
+      </w:r>
+      <w:r>
         <w:t>Highland Boar</w:t>
       </w:r>
-      <w:r>
-        <w:t xml:space="preserve"> Boss</w:t>
-      </w:r>
     </w:p>
     <w:p>
       <w:pPr>
@@ -23031,7 +23083,10 @@
         <w:t xml:space="preserve">The loot was good, but Fineous needed to get home. Also, the fight was wearing on </w:t>
       </w:r>
       <w:r>
-        <w:t>his nerves</w:t>
+        <w:t xml:space="preserve">his </w:t>
+      </w:r>
+      <w:r>
+        <w:t>mind</w:t>
       </w:r>
       <w:r>
         <w:t>. More importantly he was increasingly afraid of making a fatal mistake.</w:t>
@@ -23043,10 +23098,19 @@
         <w:t>It was time to take out the boss, in principle ending the endless spawning.</w:t>
       </w:r>
       <w:r>
-        <w:t xml:space="preserve"> Otherwise he risked his life.</w:t>
+        <w:t xml:space="preserve"> Otherwise </w:t>
+      </w:r>
+      <w:r>
+        <w:t>Fineous</w:t>
+      </w:r>
+      <w:r>
+        <w:t xml:space="preserve"> risked his life.</w:t>
       </w:r>
       <w:r>
         <w:t xml:space="preserve"> Only his Luck and skills were saving him.</w:t>
+      </w:r>
+      <w:r>
+        <w:t xml:space="preserve"> And his luck was already overloaded.</w:t>
       </w:r>
     </w:p>
     <w:p>
@@ -23400,7 +23464,23 @@
     </w:p>
     <w:p>
       <w:r>
-        <w:t>“I also got tons of leather armor for everyone, in fact more than we need.</w:t>
+        <w:t>“Couldn’t you have said No?” Rose asked angrily.</w:t>
+      </w:r>
+    </w:p>
+    <w:p>
+      <w:r>
+        <w:t>“The cave entrance was over 200 meters up a sheer cliff. Also, we crossed a bottomless chasm.</w:t>
+      </w:r>
+    </w:p>
+    <w:p>
+      <w:r>
+        <w:t>“</w:t>
+      </w:r>
+      <w:r>
+        <w:t xml:space="preserve">The good news is </w:t>
+      </w:r>
+      <w:r>
+        <w:t>I got tons of leather armor for everyone, in fact more than we need.</w:t>
       </w:r>
       <w:r>
         <w:t xml:space="preserve"> I also have literal</w:t>
@@ -23419,6 +23499,7 @@
     </w:p>
     <w:p>
       <w:r>
+        <w:lastRenderedPageBreak/>
         <w:t xml:space="preserve">“Before I started I was given these </w:t>
       </w:r>
       <w:r>
@@ -23443,26 +23524,296 @@
     </w:p>
     <w:p>
       <w:r>
+        <w:t>“</w:t>
+      </w:r>
+      <w:r>
+        <w:t xml:space="preserve">They were nearly impossible to pick up. However, I was able to </w:t>
+      </w:r>
+      <w:r>
+        <w:t xml:space="preserve">synchronize with them </w:t>
+      </w:r>
+      <w:r>
+        <w:t xml:space="preserve">enough to fight with them. I named them </w:t>
+      </w:r>
+      <w:r>
+        <w:t>Norton</w:t>
+      </w:r>
+      <w:r>
+        <w:t xml:space="preserve"> and </w:t>
+      </w:r>
+      <w:r>
+        <w:t>Thevenin</w:t>
+      </w:r>
+      <w:r>
+        <w:t>.”</w:t>
+      </w:r>
+    </w:p>
+    <w:p>
+      <w:r>
+        <w:t>“Are they the names of famous warriors?” Demonbane asked.</w:t>
+      </w:r>
+    </w:p>
+    <w:p>
+      <w:r>
+        <w:t xml:space="preserve">“Actually no,” Fineous replied. “They are the names of two scientists who </w:t>
+      </w:r>
+      <w:r>
+        <w:t>cr</w:t>
+      </w:r>
+      <w:r>
+        <w:t>e</w:t>
+      </w:r>
+      <w:r>
+        <w:t xml:space="preserve">ated rules for describing simple </w:t>
+      </w:r>
+      <w:r>
+        <w:t xml:space="preserve">electrical </w:t>
+      </w:r>
+      <w:r>
+        <w:t xml:space="preserve">circuits. And no, I don’t know why their names popped into my </w:t>
+      </w:r>
+      <w:r>
+        <w:t>head</w:t>
+      </w:r>
+      <w:r>
+        <w:t>.”</w:t>
+      </w:r>
+    </w:p>
+    <w:p>
+      <w:r>
+        <w:t>Fineous put the rapiers away and said, “</w:t>
+      </w:r>
+      <w:r>
+        <w:t>Put on the armor and let’s go hunting</w:t>
+      </w:r>
+      <w:r>
+        <w:t>.</w:t>
+      </w:r>
+      <w:r>
+        <w:t xml:space="preserve"> I’ll us</w:t>
+      </w:r>
+      <w:r>
+        <w:t>e my new daggers</w:t>
+      </w:r>
+      <w:r>
+        <w:t>, since I don’t want people knowing I have these swords.”</w:t>
+      </w:r>
+    </w:p>
+    <w:p>
+      <w:r>
+        <w:t>A pack of horned rabbits attacked and Fineous</w:t>
+      </w:r>
+      <w:r>
+        <w:t xml:space="preserve"> said, “I’ll let you fight. Remember, leveling up requires essence, but also pushing your limits.</w:t>
+      </w:r>
+      <w:r>
+        <w:t>”</w:t>
+      </w:r>
+    </w:p>
+    <w:p>
+      <w:r>
+        <w:t xml:space="preserve">Fineous waited for the fight to end and then asked, </w:t>
+      </w:r>
+      <w:r>
+        <w:t>“</w:t>
+      </w:r>
+      <w:r>
+        <w:t>How was</w:t>
+      </w:r>
+      <w:r>
+        <w:t xml:space="preserve"> it?”</w:t>
+      </w:r>
+    </w:p>
+    <w:p>
+      <w:r>
+        <w:t>“Having this armor feels amazing,” Erza said. “I feel confident fighting stronger monsters.”</w:t>
+      </w:r>
+    </w:p>
+    <w:p>
+      <w:r>
+        <w:t>“Me too,” Rose said.</w:t>
+      </w:r>
+    </w:p>
+    <w:p>
+      <w:r>
+        <w:t>“That’s great,” Fineous said</w:t>
+      </w:r>
+      <w:r>
+        <w:t xml:space="preserve"> happily</w:t>
+      </w:r>
+      <w:r>
+        <w:t xml:space="preserve">. “Let’s go after bigger game. If I have to, I can protect us with my rapiers, even </w:t>
+      </w:r>
+      <w:r>
+        <w:t xml:space="preserve">against </w:t>
+      </w:r>
+      <w:r>
+        <w:t>E-</w:t>
+      </w:r>
+      <w:r>
+        <w:t>6</w:t>
+      </w:r>
+      <w:r>
+        <w:t xml:space="preserve"> boars.</w:t>
+      </w:r>
+      <w:r>
+        <w:t>”</w:t>
+      </w:r>
+    </w:p>
+    <w:p>
+      <w:r>
+        <w:t>Again they continued.</w:t>
+      </w:r>
+    </w:p>
+    <w:p>
+      <w:r>
         <w:lastRenderedPageBreak/>
+        <w:t>“That reminds me,” Fineous said. “I got tons of bacon, ham, and other cuts. It</w:t>
+      </w:r>
+      <w:r>
+        <w:t>’</w:t>
+      </w:r>
+      <w:r>
+        <w:t>s funny how this stuff just appears, even though the monsters aren’t biological.”</w:t>
+      </w:r>
+    </w:p>
+    <w:p>
+      <w:r>
+        <w:t>Soon enough more monsters were encountered.</w:t>
+      </w:r>
+    </w:p>
+    <w:p>
+      <w:r>
+        <w:t>“While we were waiting for you, I took the liberty of inquiring about joint accommodations,” Aragon said as he fought.</w:t>
+      </w:r>
+    </w:p>
+    <w:p>
+      <w:r>
+        <w:t>“Sweet,” Fineous said. “</w:t>
+      </w:r>
+      <w:r>
+        <w:t xml:space="preserve">I have </w:t>
+      </w:r>
+      <w:r>
+        <w:t>over 200</w:t>
+      </w:r>
+      <w:r>
+        <w:t xml:space="preserve"> gold. </w:t>
+      </w:r>
+      <w:r>
+        <w:t>Once we finish hunting, we can move.</w:t>
+      </w:r>
+      <w:r>
+        <w:t>”</w:t>
+      </w:r>
+    </w:p>
+    <w:p>
+      <w:r>
+        <w:t>“That’s a good idea,” Aragon said. “Let’s hunt a few more monsters.”</w:t>
+      </w:r>
+    </w:p>
+    <w:p>
+      <w:r>
+        <w:t>“We should head to harder territories,” Fineous said. “</w:t>
+      </w:r>
+      <w:r>
+        <w:t xml:space="preserve">Fighting monsters weaker than us is a waste of time. </w:t>
+      </w:r>
+      <w:r>
+        <w:t>Unfortunately we can’t cross the ravine today. There was a flash flood.”</w:t>
+      </w:r>
+    </w:p>
+    <w:p>
+      <w:r>
+        <w:t>“Dinner will be served in 20 minutes,” the announcement called.</w:t>
+      </w:r>
+    </w:p>
+    <w:p>
+      <w:r>
         <w:t>“</w:t>
       </w:r>
       <w:r>
-        <w:t xml:space="preserve">They were nearly impossible to pick up. However, I was able to </w:t>
-      </w:r>
-      <w:r>
-        <w:t xml:space="preserve">synchronize with them </w:t>
-      </w:r>
-      <w:r>
-        <w:t xml:space="preserve">enough to fight with them. I named them </w:t>
-      </w:r>
-      <w:r>
-        <w:t>Norton</w:t>
-      </w:r>
-      <w:r>
-        <w:t xml:space="preserve"> and </w:t>
-      </w:r>
-      <w:r>
-        <w:t>Thevenin</w:t>
+        <w:t>L</w:t>
+      </w:r>
+      <w:r>
+        <w:t>et’s race</w:t>
+      </w:r>
+      <w:r>
+        <w:t>,” Fineous challenged.</w:t>
+      </w:r>
+      <w:r>
+        <w:t xml:space="preserve"> </w:t>
+      </w:r>
+      <w:r>
+        <w:t>“</w:t>
+      </w:r>
+      <w:r>
+        <w:t>The last one to the buffet gets nothing</w:t>
+      </w:r>
+      <w:r>
+        <w:t>, for I have eaten everything.”</w:t>
+      </w:r>
+    </w:p>
+    <w:p>
+      <w:r>
+        <w:t>Upon arriving at the buffet line, Fineous said, “Holy cow. I’m hungry.”</w:t>
+      </w:r>
+    </w:p>
+    <w:p>
+      <w:r>
+        <w:t>“</w:t>
+      </w:r>
+      <w:r>
+        <w:t>D</w:t>
+      </w:r>
+      <w:r>
+        <w:t>idn’t you eat?</w:t>
+      </w:r>
+      <w:r>
+        <w:t>”</w:t>
+      </w:r>
+      <w:r>
+        <w:t xml:space="preserve"> Aragon asked.</w:t>
+      </w:r>
+    </w:p>
+    <w:p>
+      <w:r>
+        <w:t>“I was so busy that I forgot,” Fineous said</w:t>
+      </w:r>
+      <w:r>
+        <w:t>, fighting exhaustion</w:t>
+      </w:r>
+      <w:r>
+        <w:t>.</w:t>
+      </w:r>
+      <w:r>
+        <w:t xml:space="preserve"> </w:t>
+      </w:r>
+      <w:r>
+        <w:t>“No matter, a little bit of fasting is good for the appetite.”</w:t>
+      </w:r>
+    </w:p>
+    <w:p>
+      <w:r>
+        <w:t>Plate loaded with food, they headed for a table.</w:t>
+      </w:r>
+    </w:p>
+    <w:p>
+      <w:r>
+        <w:t>“How can you eat that stuff?” Rose asked.</w:t>
+      </w:r>
+    </w:p>
+    <w:p>
+      <w:r>
+        <w:t>“The food maybe crap but eating is essential,” Fineous said.</w:t>
+      </w:r>
+    </w:p>
+    <w:p>
+      <w:r>
+        <w:t xml:space="preserve">“That’s true,” Demonbane agreed. “Athletes need plenty of </w:t>
+      </w:r>
+      <w:r>
+        <w:t>nutrition</w:t>
       </w:r>
       <w:r>
         <w:t>.”</w:t>
@@ -23470,30 +23821,163 @@
     </w:p>
     <w:p>
       <w:r>
-        <w:t>“Are they the names of famous warriors?” Demonbane asked.</w:t>
-      </w:r>
-    </w:p>
-    <w:p>
-      <w:r>
-        <w:t xml:space="preserve">“Actually no,” Fineous replied. “They are the names of two scientists who </w:t>
-      </w:r>
-      <w:r>
-        <w:t>cr</w:t>
-      </w:r>
-      <w:r>
-        <w:t>e</w:t>
-      </w:r>
-      <w:r>
-        <w:t xml:space="preserve">ated rules for describing simple </w:t>
-      </w:r>
-      <w:r>
-        <w:t xml:space="preserve">electrical </w:t>
-      </w:r>
-      <w:r>
-        <w:t xml:space="preserve">circuits. And no, I don’t know why their names popped into my </w:t>
-      </w:r>
-      <w:r>
-        <w:t>head</w:t>
+        <w:lastRenderedPageBreak/>
+        <w:t>“Do you think they will give you any more crazy training?” Erza asked.</w:t>
+      </w:r>
+    </w:p>
+    <w:p>
+      <w:r>
+        <w:t>“Probably,” Fineous said. “Although I wish we could all get stronger together.</w:t>
+      </w:r>
+    </w:p>
+    <w:p>
+      <w:r>
+        <w:t xml:space="preserve">“In any case, I urge you all not </w:t>
+      </w:r>
+      <w:r>
+        <w:t xml:space="preserve">to </w:t>
+      </w:r>
+      <w:r>
+        <w:t>depend on me. There’s no telling when I will be called away.</w:t>
+      </w:r>
+    </w:p>
+    <w:p>
+      <w:r>
+        <w:t>“Those guys have the option of calling me whenever they want.”</w:t>
+      </w:r>
+    </w:p>
+    <w:p>
+      <w:r>
+        <w:t>“Perhaps you will eventually become…” Aragon began.</w:t>
+      </w:r>
+    </w:p>
+    <w:p>
+      <w:r>
+        <w:t xml:space="preserve">“I hope not,” Fineous </w:t>
+      </w:r>
+      <w:r>
+        <w:t>interrupted</w:t>
+      </w:r>
+      <w:r>
+        <w:t>. “That sounds like a pain</w:t>
+      </w:r>
+      <w:r>
+        <w:t xml:space="preserve">. </w:t>
+      </w:r>
+      <w:r>
+        <w:t>Anyway, t</w:t>
+      </w:r>
+      <w:r>
+        <w:t>hat can’t h</w:t>
+      </w:r>
+      <w:r>
+        <w:t>appen since she’s the youngest.”</w:t>
+      </w:r>
+    </w:p>
+    <w:p>
+      <w:r>
+        <w:t>“What should we do after dinner?” Erza asked.</w:t>
+      </w:r>
+    </w:p>
+    <w:p>
+      <w:r>
+        <w:t>“Let’s go shopping,” Fineous said. “I want to buy some more clothes</w:t>
+      </w:r>
+      <w:r>
+        <w:t xml:space="preserve"> and equipment. I have gold coming out the wazoo.</w:t>
+      </w:r>
+    </w:p>
+    <w:p>
+      <w:r>
+        <w:t xml:space="preserve">“After that we </w:t>
+      </w:r>
+      <w:r>
+        <w:t>need</w:t>
+      </w:r>
+      <w:r>
+        <w:t xml:space="preserve"> to move.”</w:t>
+      </w:r>
+    </w:p>
+    <w:p>
+      <w:r>
+        <w:t>Dinner finished they headed out.</w:t>
+      </w:r>
+    </w:p>
+    <w:p>
+      <w:r>
+        <w:t>Soon enough they arrived at the market. As usual the place was busy.</w:t>
+      </w:r>
+    </w:p>
+    <w:p>
+      <w:r>
+        <w:t>First was selling their unused loot.</w:t>
+      </w:r>
+    </w:p>
+    <w:p>
+      <w:r>
+        <w:t>Next came clothes.</w:t>
+      </w:r>
+    </w:p>
+    <w:p>
+      <w:r>
+        <w:t xml:space="preserve">Finally Fineous bought </w:t>
+      </w:r>
+      <w:r>
+        <w:t>tents and other camping equipment</w:t>
+      </w:r>
+      <w:r>
+        <w:t xml:space="preserve"> </w:t>
+      </w:r>
+      <w:r>
+        <w:t xml:space="preserve">with Demonbane’s </w:t>
+      </w:r>
+      <w:r>
+        <w:t xml:space="preserve">help. Everyone wanted to pay, but of course Fineous had </w:t>
+      </w:r>
+      <w:r>
+        <w:t xml:space="preserve">by far </w:t>
+      </w:r>
+      <w:r>
+        <w:t>the most money.</w:t>
+      </w:r>
+    </w:p>
+    <w:p>
+      <w:r>
+        <w:t xml:space="preserve">Finally everyone went to their respective </w:t>
+      </w:r>
+      <w:r>
+        <w:t xml:space="preserve">dorm </w:t>
+      </w:r>
+      <w:r>
+        <w:t>rooms and collected their stuff.</w:t>
+      </w:r>
+    </w:p>
+    <w:p>
+      <w:r>
+        <w:t>They arrived at the meeting place and headed for the office.</w:t>
+      </w:r>
+    </w:p>
+    <w:p>
+      <w:r>
+        <w:lastRenderedPageBreak/>
+        <w:t>“How may I help you,” the receptionist asked.</w:t>
+      </w:r>
+    </w:p>
+    <w:p>
+      <w:r>
+        <w:t xml:space="preserve">“We would like a suite for our </w:t>
+      </w:r>
+      <w:r>
+        <w:t>party</w:t>
+      </w:r>
+      <w:r>
+        <w:t>,” Fineous replied.</w:t>
+      </w:r>
+      <w:r>
+        <w:t xml:space="preserve"> “Also, is a kitchen possible? We would like to do some </w:t>
+      </w:r>
+      <w:r>
+        <w:t>cooking</w:t>
       </w:r>
       <w:r>
         <w:t>.”</w:t>
@@ -23501,531 +23985,142 @@
     </w:p>
     <w:p>
       <w:r>
-        <w:t>Fineous put the rapiers away and said, “</w:t>
-      </w:r>
-      <w:r>
-        <w:t>Put on the armor and let’s go hunting</w:t>
+        <w:t>“Not a problem. Fill out these forms,” the receptionist said. “Then return your old keys.”</w:t>
+      </w:r>
+    </w:p>
+    <w:p>
+      <w:r>
+        <w:t>Fineous did as instructed and everyone returned their keys.</w:t>
+      </w:r>
+    </w:p>
+    <w:p>
+      <w:r>
+        <w:t>“Here are the floor plans for the apartments. You wanted a kitchen and you have 5 people.</w:t>
+      </w:r>
+    </w:p>
+    <w:p>
+      <w:r>
+        <w:t>“The basic plan is 20 gold, with access to the terrace. Rent increases by 20 a month until spring.</w:t>
+      </w:r>
+    </w:p>
+    <w:p>
+      <w:r>
+        <w:t>“An elite suite starts at 30. Also included is access to a lounge with a music venue and televised events. Rent increases by 30 a month.</w:t>
+      </w:r>
+    </w:p>
+    <w:p>
+      <w:r>
+        <w:t>“Deluxe suites…”</w:t>
+      </w:r>
+    </w:p>
+    <w:p>
+      <w:r>
+        <w:t xml:space="preserve">“Elite is good enough for us,” Fineous said. “Our group will not have time to enjoy all that. </w:t>
+      </w:r>
+      <w:r>
+        <w:t>Our training schedule is too tight</w:t>
+      </w:r>
+      <w:r>
+        <w:t>.”</w:t>
+      </w:r>
+    </w:p>
+    <w:p>
+      <w:r>
+        <w:t xml:space="preserve">“Of course,” the receptionist </w:t>
+      </w:r>
+      <w:r>
+        <w:t>agreed</w:t>
       </w:r>
       <w:r>
         <w:t>.</w:t>
       </w:r>
       <w:r>
-        <w:t xml:space="preserve"> I’ll us</w:t>
-      </w:r>
-      <w:r>
-        <w:t>e my new daggers</w:t>
-      </w:r>
-      <w:r>
-        <w:t>, since I don’t want people knowing I have these swords.”</w:t>
-      </w:r>
-    </w:p>
-    <w:p>
-      <w:r>
-        <w:t>A pack of horned rabbits attacked and Fineous</w:t>
-      </w:r>
-      <w:r>
-        <w:t xml:space="preserve"> said, “I’ll let you fight. Remember, leveling up requires essence, but also pushing your limits.</w:t>
-      </w:r>
-      <w:r>
-        <w:t>”</w:t>
-      </w:r>
-    </w:p>
-    <w:p>
-      <w:r>
-        <w:t xml:space="preserve">Fineous waited for the fight to end and then asked, </w:t>
+        <w:t xml:space="preserve"> “However, deluxe has medicine baths…”</w:t>
+      </w:r>
+    </w:p>
+    <w:p>
+      <w:r>
+        <w:t>“We’ll take it,” Fineous said.</w:t>
+      </w:r>
+    </w:p>
+    <w:p>
+      <w:r>
+        <w:t>The receptionist gave them a virtual tour from his device.</w:t>
+      </w:r>
+      <w:r>
+        <w:t xml:space="preserve"> After some discussion they chose a floor plan they liked.</w:t>
+      </w:r>
+    </w:p>
+    <w:p>
+      <w:r>
+        <w:t>“Would you like to see the place?”</w:t>
+      </w:r>
+    </w:p>
+    <w:p>
+      <w:r>
+        <w:t>Looking around, Fineous realized everyone was satisfied.</w:t>
+      </w:r>
+    </w:p>
+    <w:p>
+      <w:r>
+        <w:t>“This is fine,” Fineous said. “Here’s payment for this month.”</w:t>
+      </w:r>
+    </w:p>
+    <w:p>
+      <w:r>
+        <w:lastRenderedPageBreak/>
+        <w:t>“Payment is due the first of each month</w:t>
+      </w:r>
+      <w:r>
+        <w:t>,” the receptionist said.</w:t>
+      </w:r>
+      <w:r>
+        <w:t xml:space="preserve"> </w:t>
       </w:r>
       <w:r>
         <w:t>“</w:t>
       </w:r>
       <w:r>
-        <w:t>How was</w:t>
-      </w:r>
-      <w:r>
-        <w:t xml:space="preserve"> it?”</w:t>
-      </w:r>
-    </w:p>
-    <w:p>
-      <w:r>
-        <w:t>“Having this armor feels amazing,” Erza said. “I feel confident fighting stronger monsters.”</w:t>
-      </w:r>
-    </w:p>
-    <w:p>
-      <w:r>
-        <w:t>“Me too,” Rose said.</w:t>
-      </w:r>
-    </w:p>
-    <w:p>
-      <w:r>
-        <w:t>“That’s great,” Fineous said</w:t>
-      </w:r>
-      <w:r>
-        <w:t xml:space="preserve"> happily</w:t>
-      </w:r>
-      <w:r>
-        <w:t xml:space="preserve">. “Let’s go after bigger game. If I have to, I can protect us with my rapiers, even </w:t>
-      </w:r>
-      <w:r>
-        <w:t xml:space="preserve">against </w:t>
-      </w:r>
-      <w:r>
-        <w:t>E-</w:t>
-      </w:r>
-      <w:r>
-        <w:t>6</w:t>
-      </w:r>
-      <w:r>
-        <w:t xml:space="preserve"> boars.</w:t>
-      </w:r>
-      <w:r>
-        <w:t>”</w:t>
-      </w:r>
-    </w:p>
-    <w:p>
-      <w:r>
-        <w:t>Again they continued.</w:t>
-      </w:r>
-    </w:p>
-    <w:p>
-      <w:r>
-        <w:t>“That reminds me,” Fineous said. “I got tons of bacon, ham, and other cuts. It</w:t>
-      </w:r>
-      <w:r>
-        <w:t>’</w:t>
-      </w:r>
-      <w:r>
-        <w:t>s funny how this stuff just appears, even though the monsters aren’t biological.”</w:t>
-      </w:r>
-    </w:p>
-    <w:p>
-      <w:r>
-        <w:t>Soon enough more monsters were encountered.</w:t>
-      </w:r>
-    </w:p>
-    <w:p>
-      <w:r>
-        <w:t>“While we were waiting for you, I took the liberty of inquiring about joint accommodations,” Aragon said as he fought.</w:t>
-      </w:r>
-    </w:p>
-    <w:p>
-      <w:r>
-        <w:lastRenderedPageBreak/>
-        <w:t>“Sweet,” Fineous said. “</w:t>
-      </w:r>
-      <w:r>
-        <w:t xml:space="preserve">I have </w:t>
-      </w:r>
-      <w:r>
-        <w:t>over 200</w:t>
-      </w:r>
-      <w:r>
-        <w:t xml:space="preserve"> gold. </w:t>
-      </w:r>
-      <w:r>
-        <w:t>Once we finish hunting, we can move.</w:t>
-      </w:r>
-      <w:r>
-        <w:t>”</w:t>
-      </w:r>
-    </w:p>
-    <w:p>
-      <w:r>
-        <w:t>“That’s a good idea,” Aragon said. “Let’s hunt a few more monsters.”</w:t>
-      </w:r>
-    </w:p>
-    <w:p>
-      <w:r>
-        <w:t>“We should head to harder territories,” Fineous said. “</w:t>
-      </w:r>
-      <w:r>
-        <w:t xml:space="preserve">Fighting monsters weaker than us is a waste of time. </w:t>
-      </w:r>
-      <w:r>
-        <w:t>Unfortunately we can’t cross the ravine today. There was a flash flood.”</w:t>
-      </w:r>
-    </w:p>
-    <w:p>
-      <w:r>
-        <w:t>“Dinner will be served in 20 minutes,” the announcement called.</w:t>
-      </w:r>
-    </w:p>
-    <w:p>
-      <w:r>
-        <w:t>“</w:t>
-      </w:r>
-      <w:r>
-        <w:t>L</w:t>
-      </w:r>
-      <w:r>
-        <w:t>et’s race</w:t>
-      </w:r>
-      <w:r>
-        <w:t>,” Fineous challenged.</w:t>
-      </w:r>
-      <w:r>
-        <w:t xml:space="preserve"> </w:t>
-      </w:r>
-      <w:r>
-        <w:t>“</w:t>
-      </w:r>
-      <w:r>
-        <w:t>The last one to the buffet gets nothing</w:t>
-      </w:r>
-      <w:r>
-        <w:t>, for I have eaten everything.”</w:t>
-      </w:r>
-    </w:p>
-    <w:p>
-      <w:r>
-        <w:t>Upon arriving at the buffet line, Fineous said, “Holy cow. I’m hungry.”</w:t>
-      </w:r>
-    </w:p>
-    <w:p>
-      <w:r>
-        <w:t>“</w:t>
-      </w:r>
-      <w:r>
-        <w:t>D</w:t>
-      </w:r>
-      <w:r>
-        <w:t>idn’t you eat?</w:t>
-      </w:r>
-      <w:r>
-        <w:t>”</w:t>
-      </w:r>
-      <w:r>
-        <w:t xml:space="preserve"> Aragon asked.</w:t>
-      </w:r>
-    </w:p>
-    <w:p>
-      <w:r>
-        <w:t>“I was so busy that I forgot,” Fineous said</w:t>
-      </w:r>
-      <w:r>
-        <w:t>, fighting exhaustion</w:t>
+        <w:t>Here are your keys.”</w:t>
+      </w:r>
+    </w:p>
+    <w:p>
+      <w:r>
+        <w:t>Thanking the receptionist, they headed for their apartment.</w:t>
+      </w:r>
+    </w:p>
+    <w:p>
+      <w:r>
+        <w:t>Within moments they were on their way to the new place.</w:t>
+      </w:r>
+    </w:p>
+    <w:p>
+      <w:r>
+        <w:t xml:space="preserve">The suite </w:t>
+      </w:r>
+      <w:r>
+        <w:t>faced the Onn Mountains.</w:t>
+      </w:r>
+    </w:p>
+    <w:p>
+      <w:r>
+        <w:t>After deciding on who g</w:t>
+      </w:r>
+      <w:r>
+        <w:t>ot</w:t>
+      </w:r>
+      <w:r>
+        <w:t xml:space="preserve"> which room, </w:t>
+      </w:r>
+      <w:r>
+        <w:t>they met in the common room</w:t>
       </w:r>
       <w:r>
         <w:t>.</w:t>
       </w:r>
-      <w:r>
-        <w:t xml:space="preserve"> </w:t>
-      </w:r>
-      <w:r>
-        <w:t>“No matter, a little bit of fasting is good for the appetite.”</w:t>
-      </w:r>
-    </w:p>
-    <w:p>
-      <w:r>
-        <w:t>Plate loaded with food, they headed for a table.</w:t>
-      </w:r>
-    </w:p>
-    <w:p>
-      <w:r>
-        <w:t>“How can you eat that stuff?” Rose asked.</w:t>
-      </w:r>
-    </w:p>
-    <w:p>
-      <w:r>
-        <w:t>“The food maybe crap but eating is essential,” Fineous said.</w:t>
-      </w:r>
-    </w:p>
-    <w:p>
-      <w:r>
-        <w:t>“That’s true,” Demonbane agreed. “Athletes need plenty of food.”</w:t>
-      </w:r>
-    </w:p>
-    <w:p>
-      <w:r>
-        <w:t>“Do you think they will give you any more crazy training?” Erza asked.</w:t>
-      </w:r>
-    </w:p>
-    <w:p>
-      <w:r>
-        <w:t>“Probably,” Fineous said. “Although I wish we could all get stronger together.</w:t>
-      </w:r>
-    </w:p>
-    <w:p>
-      <w:r>
-        <w:t xml:space="preserve">“In any case, I urge you all not </w:t>
-      </w:r>
-      <w:r>
-        <w:t xml:space="preserve">to </w:t>
-      </w:r>
-      <w:r>
-        <w:t>depend on me. There’s no telling when I will be called away.</w:t>
-      </w:r>
-    </w:p>
-    <w:p>
-      <w:r>
-        <w:t>“Those guys have the option of calling me whenever they want.”</w:t>
-      </w:r>
-    </w:p>
-    <w:p>
-      <w:r>
-        <w:lastRenderedPageBreak/>
-        <w:t>“Perhaps you will eventually become…” Aragon began.</w:t>
-      </w:r>
-    </w:p>
-    <w:p>
-      <w:r>
-        <w:t xml:space="preserve">“I hope not,” Fineous </w:t>
-      </w:r>
-      <w:r>
-        <w:t>interrupted</w:t>
-      </w:r>
-      <w:r>
-        <w:t>. “That sounds like a pain</w:t>
-      </w:r>
-      <w:r>
-        <w:t xml:space="preserve">. </w:t>
-      </w:r>
-      <w:r>
-        <w:t>Anyway, t</w:t>
-      </w:r>
-      <w:r>
-        <w:t>hat can’t h</w:t>
-      </w:r>
-      <w:r>
-        <w:t>appen since she’s the youngest.”</w:t>
-      </w:r>
-    </w:p>
-    <w:p>
-      <w:r>
-        <w:t>“What should we do after dinner?” Erza asked.</w:t>
-      </w:r>
-    </w:p>
-    <w:p>
-      <w:r>
-        <w:t>“Let’s go shopping,” Fineous said. “I want to buy some more clothes</w:t>
-      </w:r>
-      <w:r>
-        <w:t xml:space="preserve"> and equipment. I have gold coming out the wazoo.</w:t>
-      </w:r>
-    </w:p>
-    <w:p>
-      <w:r>
-        <w:t>“After that we have to move.”</w:t>
-      </w:r>
-    </w:p>
-    <w:p>
-      <w:r>
-        <w:t>Dinner finished they headed out.</w:t>
-      </w:r>
-    </w:p>
-    <w:p>
-      <w:r>
-        <w:t>Soon enough they arrived at the market. As usual the place was busy.</w:t>
-      </w:r>
-    </w:p>
-    <w:p>
-      <w:r>
-        <w:t>First was selling their unused loot.</w:t>
-      </w:r>
-    </w:p>
-    <w:p>
-      <w:r>
-        <w:t>Next came clothes.</w:t>
-      </w:r>
-    </w:p>
-    <w:p>
-      <w:r>
-        <w:t xml:space="preserve">Finally Fineous bought </w:t>
-      </w:r>
-      <w:r>
-        <w:t>tents and other camping equipment</w:t>
-      </w:r>
-      <w:r>
-        <w:t xml:space="preserve"> </w:t>
-      </w:r>
-      <w:r>
-        <w:t xml:space="preserve">with Demonbane’s </w:t>
-      </w:r>
-      <w:r>
-        <w:t xml:space="preserve">help. Everyone wanted to pay, but of course Fineous had </w:t>
-      </w:r>
-      <w:r>
-        <w:t xml:space="preserve">by far </w:t>
-      </w:r>
-      <w:r>
-        <w:t>the most money.</w:t>
-      </w:r>
-    </w:p>
-    <w:p>
-      <w:r>
-        <w:t xml:space="preserve">Finally everyone went to their respective </w:t>
-      </w:r>
-      <w:r>
-        <w:t xml:space="preserve">dorm </w:t>
-      </w:r>
-      <w:r>
-        <w:t>rooms and collected their stuff.</w:t>
-      </w:r>
-    </w:p>
-    <w:p>
-      <w:r>
-        <w:t>They arrived at the meeting place and headed for the office.</w:t>
-      </w:r>
-    </w:p>
-    <w:p>
-      <w:r>
-        <w:t>“How may I help you,” the receptionist asked.</w:t>
-      </w:r>
-    </w:p>
-    <w:p>
-      <w:r>
-        <w:t xml:space="preserve">“We would like a suite for our </w:t>
-      </w:r>
-      <w:r>
-        <w:t>party</w:t>
-      </w:r>
-      <w:r>
-        <w:t>,” Fineous replied.</w:t>
-      </w:r>
-      <w:r>
-        <w:t xml:space="preserve"> “Also, is a kitchen possible? We would like to do some </w:t>
-      </w:r>
-      <w:r>
-        <w:t>cooking</w:t>
-      </w:r>
-      <w:r>
-        <w:t>.”</w:t>
-      </w:r>
-    </w:p>
-    <w:p>
-      <w:r>
-        <w:t>“Not a problem. Fill out these forms,” the receptionist said. “Then return your old keys.”</w:t>
-      </w:r>
-    </w:p>
-    <w:p>
-      <w:r>
-        <w:t>Fineous did as instructed and everyone returned their keys.</w:t>
-      </w:r>
-    </w:p>
-    <w:p>
-      <w:r>
-        <w:lastRenderedPageBreak/>
-        <w:t>“Here are the floor plans for the apartments. You wanted a kitchen and you have 5 people.</w:t>
-      </w:r>
-    </w:p>
-    <w:p>
-      <w:r>
-        <w:t>“The basic plan is 20 gold, with access to the terrace. Rent increases by 20 a month until spring.</w:t>
-      </w:r>
-    </w:p>
-    <w:p>
-      <w:r>
-        <w:t>“An elite suite starts at 30. Also included is access to a lounge with a music venue and televised events. Rent increases by 30 a month.</w:t>
-      </w:r>
-    </w:p>
-    <w:p>
-      <w:r>
-        <w:t>“Deluxe suites…”</w:t>
-      </w:r>
-    </w:p>
-    <w:p>
-      <w:r>
-        <w:t xml:space="preserve">“Elite is good enough for us,” Fineous said. “Our group will not have time to enjoy all that. </w:t>
-      </w:r>
-      <w:r>
-        <w:t>Our training schedule is too tight</w:t>
-      </w:r>
-      <w:r>
-        <w:t>.”</w:t>
-      </w:r>
-    </w:p>
-    <w:p>
-      <w:r>
-        <w:t xml:space="preserve">“Of course,” the receptionist </w:t>
-      </w:r>
-      <w:r>
-        <w:t>agreed</w:t>
-      </w:r>
-      <w:r>
-        <w:t>.</w:t>
-      </w:r>
-      <w:r>
-        <w:t xml:space="preserve"> “However, deluxe has medicine baths…”</w:t>
-      </w:r>
-    </w:p>
-    <w:p>
-      <w:r>
-        <w:t>“We’ll take it,” Fineous said.</w:t>
-      </w:r>
-    </w:p>
-    <w:p>
-      <w:r>
-        <w:t>The receptionist gave them a virtual tour from his device.</w:t>
-      </w:r>
-    </w:p>
-    <w:p>
-      <w:r>
-        <w:t>“Would you like to see the place?”</w:t>
-      </w:r>
-    </w:p>
-    <w:p>
-      <w:r>
-        <w:t>Looking around, Fineous realized everyone was satisfied.</w:t>
-      </w:r>
-    </w:p>
-    <w:p>
-      <w:r>
-        <w:t>“This is fine,” Fineous said. “Here’s payment for this month.”</w:t>
-      </w:r>
-    </w:p>
-    <w:p>
-      <w:r>
-        <w:t>“Payment is due the first of each month</w:t>
-      </w:r>
-      <w:r>
-        <w:t>,” the receptionist said.</w:t>
-      </w:r>
-      <w:r>
-        <w:t xml:space="preserve"> </w:t>
-      </w:r>
-      <w:r>
-        <w:t>“</w:t>
-      </w:r>
-      <w:r>
-        <w:t>Here are your keys.”</w:t>
-      </w:r>
-    </w:p>
-    <w:p>
-      <w:r>
-        <w:t>Thanking the receptionist, they headed for their apartment.</w:t>
-      </w:r>
-    </w:p>
-    <w:p>
-      <w:r>
-        <w:t>Within moments they were on their way to the new place.</w:t>
-      </w:r>
-    </w:p>
-    <w:p>
-      <w:r>
-        <w:t xml:space="preserve">The suite </w:t>
-      </w:r>
-      <w:r>
-        <w:t>faced the Onn Mountains.</w:t>
-      </w:r>
-    </w:p>
-    <w:p>
-      <w:r>
-        <w:t>After deciding on who g</w:t>
-      </w:r>
-      <w:r>
-        <w:t>ot</w:t>
-      </w:r>
-      <w:r>
-        <w:t xml:space="preserve"> which room, </w:t>
-      </w:r>
-      <w:r>
-        <w:t>they met in the common room</w:t>
-      </w:r>
-      <w:r>
-        <w:t>.</w:t>
-      </w:r>
-    </w:p>
-    <w:p>
-      <w:r>
-        <w:lastRenderedPageBreak/>
+    </w:p>
+    <w:p>
+      <w:r>
         <w:t>“Damn</w:t>
       </w:r>
       <w:r>
@@ -24280,6 +24375,7 @@
     </w:p>
     <w:p>
       <w:r>
+        <w:lastRenderedPageBreak/>
         <w:t xml:space="preserve">The vowels and consonants were relatively easy. Fineous was able to go through all of them in </w:t>
       </w:r>
       <w:r>
@@ -24334,7 +24430,6 @@
     </w:p>
     <w:p>
       <w:r>
-        <w:lastRenderedPageBreak/>
         <w:t>That night Fineous had the worst nightmares he ever experienced. He dreamed he was fighting demonic entities in the weird world of the Shadow Realm, while having to swallow oceans of water and mountains of rock.</w:t>
       </w:r>
     </w:p>
@@ -24483,6 +24578,7 @@
     </w:p>
     <w:p>
       <w:r>
+        <w:lastRenderedPageBreak/>
         <w:t>“Can anyone learn?” Aragon asked.</w:t>
       </w:r>
     </w:p>
@@ -24513,165 +24609,409 @@
     </w:p>
     <w:p>
       <w:r>
+        <w:t>Fineous grinned at his friends and said, “Who wants to eat like a piggy?” He got up and headed out, with the others in toe.</w:t>
+      </w:r>
+    </w:p>
+    <w:p>
+      <w:r>
+        <w:t>“This is a free day,” Aragon said. “What should we do?”</w:t>
+      </w:r>
+    </w:p>
+    <w:p>
+      <w:r>
+        <w:t xml:space="preserve">“Let’s go to the </w:t>
+      </w:r>
+      <w:r>
+        <w:t>guild hall and get advice</w:t>
+      </w:r>
+      <w:r>
+        <w:t>,” Fineous suggested. “Then we should spend all day outside.</w:t>
+      </w:r>
+      <w:r>
+        <w:t xml:space="preserve"> </w:t>
+      </w:r>
+      <w:r>
+        <w:t>I want everyone to reach E-Rank as soon as possible. Our new armor wil</w:t>
+      </w:r>
+      <w:r>
+        <w:t>l keep us safe against F-Rank monsters</w:t>
+      </w:r>
+      <w:r>
+        <w:t>. And I still have plenty for when it breaks.</w:t>
+      </w:r>
+    </w:p>
+    <w:p>
+      <w:r>
+        <w:t>“Then Demonbane will set up camp and Rose will cook our meals. We’ll return in the evening.”</w:t>
+      </w:r>
+    </w:p>
+    <w:p>
+      <w:r>
+        <w:t>“But that means skipping meals at the cafeteria,” Erza said with a grin.</w:t>
+      </w:r>
+    </w:p>
+    <w:p>
+      <w:r>
+        <w:t>“Can’t be helped,”</w:t>
+      </w:r>
+      <w:r>
+        <w:t xml:space="preserve"> Fineous said</w:t>
+      </w:r>
+      <w:r>
+        <w:t>,</w:t>
+      </w:r>
+      <w:r>
+        <w:t xml:space="preserve"> “Although I </w:t>
+      </w:r>
+      <w:r>
+        <w:t>hate wasting free food</w:t>
+      </w:r>
+      <w:r>
+        <w:t xml:space="preserve">. </w:t>
+      </w:r>
+      <w:r>
+        <w:t>W</w:t>
+      </w:r>
+      <w:r>
+        <w:t xml:space="preserve">e will need to explore this world and do personal training. We can’t </w:t>
+      </w:r>
+      <w:r>
+        <w:t>achieve</w:t>
+      </w:r>
+      <w:r>
+        <w:t xml:space="preserve"> our true potentials if we always stay together.”</w:t>
+      </w:r>
+    </w:p>
+    <w:p>
+      <w:r>
+        <w:t>“And I have yet to level up Camping,” Demonbane said with a grimace.</w:t>
+      </w:r>
+    </w:p>
+    <w:p>
+      <w:r>
+        <w:t>“I don’t know,” Rose said, uncertainly.</w:t>
+      </w:r>
+    </w:p>
+    <w:p>
+      <w:r>
+        <w:t>“You can team up with Erza until you get more comfortable.</w:t>
+      </w:r>
+      <w:r>
+        <w:t xml:space="preserve"> Cultivating </w:t>
+      </w:r>
+      <w:r>
+        <w:t>abilities</w:t>
+      </w:r>
+      <w:r>
+        <w:t xml:space="preserve"> as diverse as Cooking</w:t>
+      </w:r>
+      <w:r>
+        <w:t xml:space="preserve"> and</w:t>
+      </w:r>
+      <w:r>
+        <w:t xml:space="preserve"> Music is going to be </w:t>
+      </w:r>
+      <w:r>
         <w:lastRenderedPageBreak/>
-        <w:t>Fineous grinned at his friends and said, “Who wants to eat like a piggy?” He got up and headed out, with the others in toe.</w:t>
-      </w:r>
-    </w:p>
-    <w:p>
-      <w:r>
-        <w:t>“This is a free day,” Aragon said. “What should we do?”</w:t>
-      </w:r>
-    </w:p>
-    <w:p>
-      <w:r>
-        <w:t xml:space="preserve">“Let’s go to the </w:t>
-      </w:r>
-      <w:r>
-        <w:t>guild hall and get advice</w:t>
-      </w:r>
-      <w:r>
-        <w:t>,” Fineous suggested. “Then we should spend all day outside.</w:t>
+        <w:t>time-consuming.</w:t>
+      </w:r>
+      <w:r>
+        <w:t xml:space="preserve"> We need to take advantage of all the guilds have to offer.</w:t>
+      </w:r>
+      <w:r>
+        <w:t>”</w:t>
+      </w:r>
+    </w:p>
+    <w:p>
+      <w:r>
+        <w:t xml:space="preserve">They arrived at the dining room and </w:t>
+      </w:r>
+      <w:r>
+        <w:t>Fineous headed for the buffet line.</w:t>
+      </w:r>
+    </w:p>
+    <w:p>
+      <w:r>
+        <w:t>“Why are people looking at us?” Rose asked.</w:t>
+      </w:r>
+    </w:p>
+    <w:p>
+      <w:r>
+        <w:t>“You can blame Fineous for that,” Erza said. “He’s been standing out recently.”</w:t>
+      </w:r>
+    </w:p>
+    <w:p>
+      <w:r>
+        <w:t>“It’s all good,” Fineous said as he waved. “We should all stri</w:t>
+      </w:r>
+      <w:r>
+        <w:t>ve to be the life of the party.</w:t>
+      </w:r>
+      <w:r>
+        <w:t xml:space="preserve"> This is our second life. We should enjoy it.”</w:t>
+      </w:r>
+    </w:p>
+    <w:p>
+      <w:r>
+        <w:t>They sat at a table and started eating.</w:t>
+      </w:r>
+    </w:p>
+    <w:p>
+      <w:r>
+        <w:t xml:space="preserve">“It’s us too,” Aragon said. “I think it’s because </w:t>
+      </w:r>
+      <w:r>
+        <w:t>of our fancy new leather armor. I noticed that yesterday as well.”</w:t>
+      </w:r>
+    </w:p>
+    <w:p>
+      <w:r>
+        <w:t>“My bad,” Fineous said</w:t>
+      </w:r>
+      <w:r>
+        <w:t xml:space="preserve"> as he ate mechanically</w:t>
+      </w:r>
+      <w:r>
+        <w:t>.</w:t>
+      </w:r>
+    </w:p>
+    <w:p>
+      <w:r>
+        <w:t>“What are you thinking?” Aragon asks. “You seem distracted.”</w:t>
+      </w:r>
+    </w:p>
+    <w:p>
+      <w:r>
+        <w:t>“I don’t want to leave you behind,” Fineous said. “Who wants to be second in command?</w:t>
+      </w:r>
+      <w:r>
+        <w:t>”</w:t>
+      </w:r>
+    </w:p>
+    <w:p>
+      <w:r>
+        <w:t>“How about Aragon?” Erza asks.</w:t>
+      </w:r>
+    </w:p>
+    <w:p>
+      <w:r>
+        <w:t>“I don’t mind,” Rose said.</w:t>
+      </w:r>
+    </w:p>
+    <w:p>
+      <w:r>
+        <w:t xml:space="preserve">“Better than me,” Demonbane </w:t>
+      </w:r>
+      <w:r>
+        <w:t>agreed</w:t>
+      </w:r>
+      <w:r>
+        <w:t>.</w:t>
+      </w:r>
+    </w:p>
+    <w:p>
+      <w:r>
+        <w:t>“Congratulations Aragon, you’ve been elected,” Fineous said.</w:t>
+      </w:r>
+    </w:p>
+    <w:p>
+      <w:r>
+        <w:t>Endol stepped onto the stage and said, “Attention everyone.”</w:t>
+      </w:r>
+      <w:r>
+        <w:t xml:space="preserve"> He waited for the room to quiet and then said, “Fineous Bogg, please stand up.”</w:t>
+      </w:r>
+    </w:p>
+    <w:p>
+      <w:r>
+        <w:t>Not sure what was going on, Fineous stood.</w:t>
+      </w:r>
+    </w:p>
+    <w:p>
+      <w:r>
+        <w:lastRenderedPageBreak/>
+        <w:t>“Fineous</w:t>
+      </w:r>
+      <w:r>
+        <w:t xml:space="preserve"> Bogg</w:t>
+      </w:r>
+      <w:r>
+        <w:t>, where did you get all that fancy armor?” Endol demanded.</w:t>
+      </w:r>
+    </w:p>
+    <w:p>
+      <w:r>
+        <w:t>“It’s not stealing if you don’t get caught,” Fineous replied with a grin</w:t>
+      </w:r>
+      <w:r>
+        <w:t>, projecting his voice upwards so he wouldn’t foghorn people around him.</w:t>
+      </w:r>
+    </w:p>
+    <w:p>
+      <w:r>
+        <w:t>Endol laughed, surprising everyone.</w:t>
+      </w:r>
+    </w:p>
+    <w:p>
+      <w:r>
+        <w:t>“I told everyone in the room that it would take a</w:t>
+      </w:r>
+      <w:r>
+        <w:t>t least a</w:t>
+      </w:r>
+      <w:r>
+        <w:t xml:space="preserve"> month to reach </w:t>
+      </w:r>
+      <w:r>
+        <w:t>E-</w:t>
+      </w:r>
+      <w:r>
+        <w:t>Rank.</w:t>
+      </w:r>
+      <w:r>
+        <w:t xml:space="preserve"> That’s because of the rank barrier you should all be encountering soon.</w:t>
+      </w:r>
+      <w:r>
+        <w:t xml:space="preserve"> Fineous has just made me eat my words.</w:t>
+      </w:r>
+    </w:p>
+    <w:p>
+      <w:r>
+        <w:t xml:space="preserve">“Congratulations Fineous </w:t>
+      </w:r>
+      <w:r>
+        <w:t>on</w:t>
+      </w:r>
+      <w:r>
+        <w:t xml:space="preserve"> reaching Rank E-</w:t>
+      </w:r>
+      <w:r>
+        <w:t>2</w:t>
+      </w:r>
+      <w:r>
+        <w:t>.”</w:t>
+      </w:r>
+    </w:p>
+    <w:p>
+      <w:r>
+        <w:t xml:space="preserve">Fineous’ face turned </w:t>
+      </w:r>
+      <w:r>
+        <w:t xml:space="preserve">bright </w:t>
+      </w:r>
+      <w:r>
+        <w:t>red and he promptly sat down.</w:t>
+      </w:r>
+    </w:p>
+    <w:p>
+      <w:r>
+        <w:t>“I see you can’t accept a compliment,” Endol said with a laugh.</w:t>
+      </w:r>
+    </w:p>
+    <w:p>
+      <w:r>
+        <w:t>Endol then became serious.</w:t>
+      </w:r>
+    </w:p>
+    <w:p>
+      <w:r>
+        <w:t xml:space="preserve">“I would like to make a few things crystal clear,” Endol </w:t>
+      </w:r>
+      <w:r>
+        <w:t>scolded</w:t>
+      </w:r>
+      <w:r>
+        <w:t>.</w:t>
       </w:r>
       <w:r>
         <w:t xml:space="preserve"> </w:t>
       </w:r>
       <w:r>
-        <w:t>I want everyone to reach E-Rank as soon as possible. Our new armor wil</w:t>
-      </w:r>
-      <w:r>
-        <w:t>l keep us safe against F-Rank monsters</w:t>
-      </w:r>
-      <w:r>
-        <w:t>. And I still have plenty for when it breaks.</w:t>
-      </w:r>
-    </w:p>
-    <w:p>
-      <w:r>
-        <w:t>“Then Demonbane will set up camp and Rose will cook our meals. We’ll return in the evening.”</w:t>
-      </w:r>
-    </w:p>
-    <w:p>
-      <w:r>
-        <w:t>“But that means skipping meals at the cafeteria,” Erza said with a grin.</w:t>
-      </w:r>
-    </w:p>
-    <w:p>
-      <w:r>
-        <w:t>“Can’t be helped,”</w:t>
-      </w:r>
-      <w:r>
-        <w:t xml:space="preserve"> Fineous said</w:t>
-      </w:r>
-      <w:r>
-        <w:t>,</w:t>
-      </w:r>
-      <w:r>
-        <w:t xml:space="preserve"> “Although I </w:t>
-      </w:r>
-      <w:r>
-        <w:t>hate wasting free food</w:t>
-      </w:r>
-      <w:r>
-        <w:t xml:space="preserve">. </w:t>
-      </w:r>
-      <w:r>
-        <w:t>W</w:t>
-      </w:r>
-      <w:r>
-        <w:t xml:space="preserve">e will need to explore this world and do personal training. We can’t </w:t>
-      </w:r>
-      <w:r>
-        <w:t>achieve</w:t>
-      </w:r>
-      <w:r>
-        <w:t xml:space="preserve"> our true potentials if we always stay together.”</w:t>
-      </w:r>
-    </w:p>
-    <w:p>
-      <w:r>
-        <w:t>“And I have yet to level up Camping,” Demonbane said with a grimace.</w:t>
-      </w:r>
-    </w:p>
-    <w:p>
-      <w:r>
-        <w:t>“I don’t know,” Rose said, uncertainly.</w:t>
-      </w:r>
-    </w:p>
-    <w:p>
-      <w:r>
-        <w:t>“You can team up with Erza until you get more comfortable.</w:t>
-      </w:r>
-      <w:r>
-        <w:t xml:space="preserve"> Cultivating </w:t>
+        <w:t>“For those who used to be rich in your past lives, this is not a capitalist society. This is a meritocracy. Rank is the only thing we respect</w:t>
+      </w:r>
+      <w:r>
+        <w:t>.</w:t>
+      </w:r>
+    </w:p>
+    <w:p>
+      <w:r>
+        <w:t>“A rich person with low rank is considered suspicious.</w:t>
+      </w:r>
+    </w:p>
+    <w:p>
+      <w:r>
+        <w:t>“</w:t>
+      </w:r>
+      <w:r>
+        <w:t>As a societ</w:t>
+      </w:r>
+      <w:r>
+        <w:t xml:space="preserve">y we do not </w:t>
+      </w:r>
+      <w:r>
+        <w:t>use</w:t>
+      </w:r>
+      <w:r>
+        <w:t xml:space="preserve"> </w:t>
+      </w:r>
+      <w:r>
+        <w:t xml:space="preserve">labor, </w:t>
+      </w:r>
+      <w:r>
+        <w:t>r</w:t>
+      </w:r>
+      <w:r>
+        <w:t>obots, automation and such</w:t>
+      </w:r>
+      <w:r>
+        <w:t xml:space="preserve"> to accumulate capital. There are no big money moguls. They are useless for</w:t>
+      </w:r>
+      <w:r>
+        <w:t xml:space="preserve"> improv</w:t>
+      </w:r>
+      <w:r>
+        <w:t>ing</w:t>
+      </w:r>
+      <w:r>
+        <w:t xml:space="preserve"> our </w:t>
       </w:r>
       <w:r>
         <w:t>abilities</w:t>
       </w:r>
       <w:r>
-        <w:t xml:space="preserve"> as diverse as Cooking</w:t>
-      </w:r>
-      <w:r>
-        <w:t xml:space="preserve"> and</w:t>
-      </w:r>
-      <w:r>
-        <w:t xml:space="preserve"> Music is going to be time-consuming.</w:t>
-      </w:r>
-      <w:r>
-        <w:t xml:space="preserve"> We need to take advantage of all the guilds have to offer.</w:t>
-      </w:r>
-      <w:r>
-        <w:t>”</w:t>
-      </w:r>
-    </w:p>
-    <w:p>
-      <w:r>
-        <w:t xml:space="preserve">They arrived at the dining room and </w:t>
-      </w:r>
-      <w:r>
-        <w:t>Fineous headed for the buffet line.</w:t>
-      </w:r>
-    </w:p>
-    <w:p>
-      <w:r>
-        <w:t>“Why are people looking at us?” Rose asked.</w:t>
-      </w:r>
-    </w:p>
-    <w:p>
-      <w:r>
-        <w:t>“You can blame Fineous for that,” Erza said. “He’s been standing out recently.”</w:t>
+        <w:t>, which are essential for</w:t>
+      </w:r>
+      <w:r>
+        <w:t xml:space="preserve"> ranking.</w:t>
+      </w:r>
+    </w:p>
+    <w:p>
+      <w:r>
+        <w:t>“Rise up to E and beyond and become respected members of society.</w:t>
+      </w:r>
+    </w:p>
+    <w:p>
+      <w:r>
+        <w:t>“That is all.”</w:t>
+      </w:r>
+    </w:p>
+    <w:p>
+      <w:r>
+        <w:t>Endol exited the stage.</w:t>
+      </w:r>
+    </w:p>
+    <w:p>
+      <w:r>
+        <w:t>The room erupted in talking.</w:t>
       </w:r>
     </w:p>
     <w:p>
       <w:r>
         <w:lastRenderedPageBreak/>
-        <w:t>“It’s all good,” Fineous said as he waved. “We should all stri</w:t>
-      </w:r>
-      <w:r>
-        <w:t>ve to be the life of the party.</w:t>
-      </w:r>
-      <w:r>
-        <w:t xml:space="preserve"> This is our second life. We should enjoy it.”</w:t>
-      </w:r>
-    </w:p>
-    <w:p>
-      <w:r>
-        <w:t>They sat at a table and started eating.</w:t>
-      </w:r>
-    </w:p>
-    <w:p>
-      <w:r>
-        <w:t xml:space="preserve">“It’s us too,” Aragon said. “I think it’s because </w:t>
-      </w:r>
-      <w:r>
-        <w:t>of our fancy new leather armor. I noticed that yesterday as well.”</w:t>
-      </w:r>
-    </w:p>
-    <w:p>
-      <w:r>
-        <w:t>“My bad,” Fineous said</w:t>
-      </w:r>
-      <w:r>
-        <w:t xml:space="preserve"> as he ate mechanically</w:t>
+        <w:t xml:space="preserve">“Harsh,” Aragon </w:t>
+      </w:r>
+      <w:r>
+        <w:t>muttered</w:t>
       </w:r>
       <w:r>
         <w:t>.</w:t>
@@ -24679,247 +25019,6 @@
     </w:p>
     <w:p>
       <w:r>
-        <w:t>“What are you thinking?” Aragon asks. “You seem distracted.”</w:t>
-      </w:r>
-    </w:p>
-    <w:p>
-      <w:r>
-        <w:t>“I don’t want to leave you behind,” Fineous said. “Who wants to be second in command?</w:t>
-      </w:r>
-      <w:r>
-        <w:t>”</w:t>
-      </w:r>
-    </w:p>
-    <w:p>
-      <w:r>
-        <w:t>“How about Aragon?” Erza asks.</w:t>
-      </w:r>
-    </w:p>
-    <w:p>
-      <w:r>
-        <w:t>“I don’t mind,” Rose said.</w:t>
-      </w:r>
-    </w:p>
-    <w:p>
-      <w:r>
-        <w:t xml:space="preserve">“Better than me,” Demonbane </w:t>
-      </w:r>
-      <w:r>
-        <w:t>agreed</w:t>
-      </w:r>
-      <w:r>
-        <w:t>.</w:t>
-      </w:r>
-    </w:p>
-    <w:p>
-      <w:r>
-        <w:t>“Congratulations Aragon, you’ve been elected,” Fineous said.</w:t>
-      </w:r>
-    </w:p>
-    <w:p>
-      <w:r>
-        <w:t>Endol stepped onto the stage and said, “Attention everyone.”</w:t>
-      </w:r>
-      <w:r>
-        <w:t xml:space="preserve"> He waited for the room to quiet and then said, “Fineous Bogg, please stand up.”</w:t>
-      </w:r>
-    </w:p>
-    <w:p>
-      <w:r>
-        <w:t>Not sure what was going on, Fineous stood.</w:t>
-      </w:r>
-    </w:p>
-    <w:p>
-      <w:r>
-        <w:t>“Fineous</w:t>
-      </w:r>
-      <w:r>
-        <w:t xml:space="preserve"> Bogg</w:t>
-      </w:r>
-      <w:r>
-        <w:t>, where did you get all that fancy armor?” Endol demanded.</w:t>
-      </w:r>
-    </w:p>
-    <w:p>
-      <w:r>
-        <w:t>“It’s not stealing if you don’t get caught,” Fineous replied with a grin</w:t>
-      </w:r>
-      <w:r>
-        <w:t>, projecting his voice upwards so he wouldn’t foghorn people around him.</w:t>
-      </w:r>
-    </w:p>
-    <w:p>
-      <w:r>
-        <w:t>Endol laughed, surprising everyone.</w:t>
-      </w:r>
-    </w:p>
-    <w:p>
-      <w:r>
-        <w:lastRenderedPageBreak/>
-        <w:t>“I told everyone in the room that it would take a</w:t>
-      </w:r>
-      <w:r>
-        <w:t>t least a</w:t>
-      </w:r>
-      <w:r>
-        <w:t xml:space="preserve"> month to reach </w:t>
-      </w:r>
-      <w:r>
-        <w:t>E-</w:t>
-      </w:r>
-      <w:r>
-        <w:t>Rank.</w:t>
-      </w:r>
-      <w:r>
-        <w:t xml:space="preserve"> That’s because of the rank barrier you should all be encountering soon.</w:t>
-      </w:r>
-      <w:r>
-        <w:t xml:space="preserve"> Fineous has just made me eat my words.</w:t>
-      </w:r>
-    </w:p>
-    <w:p>
-      <w:r>
-        <w:t xml:space="preserve">“Congratulations Fineous </w:t>
-      </w:r>
-      <w:r>
-        <w:t>on</w:t>
-      </w:r>
-      <w:r>
-        <w:t xml:space="preserve"> reaching Rank E-</w:t>
-      </w:r>
-      <w:r>
-        <w:t>2</w:t>
-      </w:r>
-      <w:r>
-        <w:t>.”</w:t>
-      </w:r>
-    </w:p>
-    <w:p>
-      <w:r>
-        <w:t xml:space="preserve">Fineous’ face turned </w:t>
-      </w:r>
-      <w:r>
-        <w:t xml:space="preserve">bright </w:t>
-      </w:r>
-      <w:r>
-        <w:t>red and he promptly sat down.</w:t>
-      </w:r>
-    </w:p>
-    <w:p>
-      <w:r>
-        <w:t>“I see you can’t accept a compliment,” Endol said with a laugh.</w:t>
-      </w:r>
-    </w:p>
-    <w:p>
-      <w:r>
-        <w:t>Endol then became serious.</w:t>
-      </w:r>
-    </w:p>
-    <w:p>
-      <w:r>
-        <w:t xml:space="preserve">“I would like to make a few things crystal clear,” Endol </w:t>
-      </w:r>
-      <w:r>
-        <w:t>scolded</w:t>
-      </w:r>
-      <w:r>
-        <w:t>.</w:t>
-      </w:r>
-      <w:r>
-        <w:t xml:space="preserve"> </w:t>
-      </w:r>
-      <w:r>
-        <w:t>“For those who used to be rich in your past lives, this is not a capitalist society. This is a meritocracy. Rank is the only thing we respect</w:t>
-      </w:r>
-      <w:r>
-        <w:t>.</w:t>
-      </w:r>
-    </w:p>
-    <w:p>
-      <w:r>
-        <w:t>“A rich person with low rank is considered suspicious.</w:t>
-      </w:r>
-    </w:p>
-    <w:p>
-      <w:r>
-        <w:t>“</w:t>
-      </w:r>
-      <w:r>
-        <w:t>As a societ</w:t>
-      </w:r>
-      <w:r>
-        <w:t xml:space="preserve">y we do not </w:t>
-      </w:r>
-      <w:r>
-        <w:t>use</w:t>
-      </w:r>
-      <w:r>
-        <w:t xml:space="preserve"> </w:t>
-      </w:r>
-      <w:r>
-        <w:t xml:space="preserve">labor, </w:t>
-      </w:r>
-      <w:r>
-        <w:t>r</w:t>
-      </w:r>
-      <w:r>
-        <w:t>obots, automation and such</w:t>
-      </w:r>
-      <w:r>
-        <w:t xml:space="preserve"> to accumulate capital. There are no big money moguls. They are useless for</w:t>
-      </w:r>
-      <w:r>
-        <w:t xml:space="preserve"> improv</w:t>
-      </w:r>
-      <w:r>
-        <w:t>ing</w:t>
-      </w:r>
-      <w:r>
-        <w:t xml:space="preserve"> our </w:t>
-      </w:r>
-      <w:r>
-        <w:t>abilities</w:t>
-      </w:r>
-      <w:r>
-        <w:t>, which are essential for</w:t>
-      </w:r>
-      <w:r>
-        <w:t xml:space="preserve"> ranking.</w:t>
-      </w:r>
-    </w:p>
-    <w:p>
-      <w:r>
-        <w:t>“Rise up to E and beyond and become respected members of society.</w:t>
-      </w:r>
-    </w:p>
-    <w:p>
-      <w:r>
-        <w:t>“That is all.”</w:t>
-      </w:r>
-    </w:p>
-    <w:p>
-      <w:r>
-        <w:t>Endol exited the stage.</w:t>
-      </w:r>
-    </w:p>
-    <w:p>
-      <w:r>
-        <w:t>The room erupted in talking.</w:t>
-      </w:r>
-    </w:p>
-    <w:p>
-      <w:r>
-        <w:t xml:space="preserve">“Harsh,” Aragon </w:t>
-      </w:r>
-      <w:r>
-        <w:t>muttered</w:t>
-      </w:r>
-      <w:r>
-        <w:t>.</w:t>
-      </w:r>
-    </w:p>
-    <w:p>
-      <w:r>
         <w:t xml:space="preserve">“I’m glad </w:t>
       </w:r>
       <w:r>
@@ -24938,7 +25037,6 @@
     </w:p>
     <w:p>
       <w:r>
-        <w:lastRenderedPageBreak/>
         <w:t>“What kind of name?” Demonbane asked.</w:t>
       </w:r>
     </w:p>
@@ -36182,7 +36280,7 @@
             <w:rPr>
               <w:noProof/>
             </w:rPr>
-            <w:t>212</w:t>
+            <w:t>130</w:t>
           </w:r>
         </w:fldSimple>
       </w:p>
@@ -36212,7 +36310,7 @@
             <w:rPr>
               <w:noProof/>
             </w:rPr>
-            <w:t>121</w:t>
+            <w:t>135</w:t>
           </w:r>
         </w:fldSimple>
       </w:p>
@@ -36365,7 +36463,7 @@
         <v:path o:extrusionok="f" gradientshapeok="t" o:connecttype="rect"/>
         <o:lock v:ext="edit" aspectratio="t"/>
       </v:shapetype>
-      <v:shape id="_x0000_i1151" type="#_x0000_t75" style="width:3in;height:3in;visibility:visible" o:bullet="t">
+      <v:shape id="_x0000_i1047" type="#_x0000_t75" style="width:3in;height:3in;visibility:visible" o:bullet="t">
         <v:imagedata r:id="rId1" o:title="MC900065312[1]"/>
       </v:shape>
     </w:pict>
@@ -40752,7 +40850,7 @@
 </file>
 
 <file path=customXml/itemProps1.xml><?xml version="1.0" encoding="utf-8"?>
-<ds:datastoreItem xmlns:ds="http://schemas.openxmlformats.org/officeDocument/2006/customXml" ds:itemID="{1135C718-9B88-475F-9759-6CD0CBE8FA0C}">
+<ds:datastoreItem xmlns:ds="http://schemas.openxmlformats.org/officeDocument/2006/customXml" ds:itemID="{4C0A551B-8CD3-4862-A0DC-426B7356B128}">
   <ds:schemaRefs>
     <ds:schemaRef ds:uri="http://schemas.openxmlformats.org/officeDocument/2006/bibliography"/>
   </ds:schemaRefs>

--- a/Books/RPG_Books/ThePrincessAndTheRogue/Book_ThePrincessAndTheRogue.docx
+++ b/Books/RPG_Books/ThePrincessAndTheRogue/Book_ThePrincessAndTheRogue.docx
@@ -10808,7 +10808,7 @@
         </w:rPr>
         <w:lastRenderedPageBreak/>
         <w:pict>
-          <v:shape id="Picture 3" o:spid="_x0000_i1025" type="#_x0000_t75" style="width:22.8pt;height:9.6pt;visibility:visible" o:bullet="t">
+          <v:shape id="Picture 3" o:spid="_x0000_i1025" type="#_x0000_t75" style="width:22.95pt;height:9.5pt;visibility:visible" o:bullet="t">
             <v:imagedata r:id="rId13" o:title="MC900065312[1]"/>
           </v:shape>
         </w:pict>
@@ -21088,7 +21088,7 @@
           <w:noProof/>
         </w:rPr>
         <w:pict>
-          <v:shape id="_x0000_i1026" type="#_x0000_t75" style="width:22.8pt;height:8.9pt;visibility:visible" o:bullet="t">
+          <v:shape id="_x0000_i1026" type="#_x0000_t75" style="width:22.95pt;height:8.7pt;visibility:visible" o:bullet="t">
             <v:imagedata r:id="rId13" o:title="MC900065312[1]"/>
           </v:shape>
         </w:pict>
@@ -24247,7 +24247,19 @@
         <w:rPr>
           <w:rStyle w:val="rynqvb"/>
         </w:rPr>
-        <w:t>. That is the normal way of learning.</w:t>
+        <w:t xml:space="preserve">. </w:t>
+      </w:r>
+      <w:r>
+        <w:rPr>
+          <w:rStyle w:val="rynqvb"/>
+        </w:rPr>
+        <w:t>That will give you time to acclimatize</w:t>
+      </w:r>
+      <w:r>
+        <w:rPr>
+          <w:rStyle w:val="rynqvb"/>
+        </w:rPr>
+        <w:t>.</w:t>
       </w:r>
     </w:p>
     <w:p>
@@ -24266,7 +24278,7 @@
         <w:rPr>
           <w:rStyle w:val="rynqvb"/>
         </w:rPr>
-        <w:t>14</w:t>
+        <w:t>23</w:t>
       </w:r>
       <w:r>
         <w:rPr>
@@ -24335,7 +24347,7 @@
           <w:noProof/>
         </w:rPr>
         <w:pict>
-          <v:shape id="_x0000_i1027" type="#_x0000_t75" style="width:22.8pt;height:9.6pt;visibility:visible" o:bullet="t">
+          <v:shape id="_x0000_i1027" type="#_x0000_t75" style="width:22.95pt;height:9.5pt;visibility:visible" o:bullet="t">
             <v:imagedata r:id="rId13" o:title="MC900065312[1]"/>
           </v:shape>
         </w:pict>
@@ -25612,6 +25624,9 @@
       <w:r>
         <w:t>“I prefer spicy, but I can’t complain,” Erza said.</w:t>
       </w:r>
+      <w:r>
+        <w:t xml:space="preserve"> “It’s certainly better than the crap they serve.”</w:t>
+      </w:r>
     </w:p>
     <w:p>
       <w:r>
@@ -25636,7 +25651,7 @@
           <w:noProof/>
         </w:rPr>
         <w:pict>
-          <v:shape id="_x0000_i1028" type="#_x0000_t75" style="width:22.8pt;height:9.6pt;visibility:visible" o:bullet="t">
+          <v:shape id="_x0000_i1028" type="#_x0000_t75" style="width:22.95pt;height:9.5pt;visibility:visible" o:bullet="t">
             <v:imagedata r:id="rId13" o:title="MC900065312[1]"/>
           </v:shape>
         </w:pict>
@@ -25711,7 +25726,13 @@
     </w:p>
     <w:p>
       <w:r>
-        <w:t>Even so, they only reached Rank F-</w:t>
+        <w:t xml:space="preserve">Even so, </w:t>
+      </w:r>
+      <w:r>
+        <w:t>the gang</w:t>
+      </w:r>
+      <w:r>
+        <w:t xml:space="preserve"> only reached Rank F-</w:t>
       </w:r>
       <w:r>
         <w:t>7</w:t>
@@ -25832,7 +25853,13 @@
         <w:t>This wasn’t a race but a marathon.</w:t>
       </w:r>
       <w:r>
-        <w:t xml:space="preserve"> And as long as there was unallocated essence, all was good.</w:t>
+        <w:t xml:space="preserve"> And as long as there was unallocated essence</w:t>
+      </w:r>
+      <w:r>
+        <w:t xml:space="preserve"> and time to train</w:t>
+      </w:r>
+      <w:r>
+        <w:t>, all was good.</w:t>
       </w:r>
     </w:p>
     <w:p>
@@ -26508,11 +26535,9 @@
       <w:r>
         <w:t xml:space="preserve">, or </w:t>
       </w:r>
-      <w:proofErr w:type="spellStart"/>
-      <w:r>
-        <w:t>varients</w:t>
-      </w:r>
-      <w:proofErr w:type="spellEnd"/>
+      <w:r>
+        <w:t>variants</w:t>
+      </w:r>
       <w:r>
         <w:t>.”</w:t>
       </w:r>
@@ -26877,7 +26902,13 @@
         <w:t>checked</w:t>
       </w:r>
       <w:r>
-        <w:t xml:space="preserve"> the clock and then </w:t>
+        <w:t xml:space="preserve"> the </w:t>
+      </w:r>
+      <w:r>
+        <w:t xml:space="preserve">wall </w:t>
+      </w:r>
+      <w:r>
+        <w:t xml:space="preserve">clock and then </w:t>
       </w:r>
       <w:r>
         <w:t>headed for the steps.</w:t>
@@ -36280,7 +36311,7 @@
             <w:rPr>
               <w:noProof/>
             </w:rPr>
-            <w:t>130</w:t>
+            <w:t>148</w:t>
           </w:r>
         </w:fldSimple>
       </w:p>
@@ -36310,7 +36341,7 @@
             <w:rPr>
               <w:noProof/>
             </w:rPr>
-            <w:t>135</w:t>
+            <w:t>147</w:t>
           </w:r>
         </w:fldSimple>
       </w:p>
@@ -36463,7 +36494,7 @@
         <v:path o:extrusionok="f" gradientshapeok="t" o:connecttype="rect"/>
         <o:lock v:ext="edit" aspectratio="t"/>
       </v:shapetype>
-      <v:shape id="_x0000_i1047" type="#_x0000_t75" style="width:3in;height:3in;visibility:visible" o:bullet="t">
+      <v:shape id="_x0000_i1057" type="#_x0000_t75" style="width:3in;height:3in;visibility:visible" o:bullet="t">
         <v:imagedata r:id="rId1" o:title="MC900065312[1]"/>
       </v:shape>
     </w:pict>
@@ -40850,7 +40881,7 @@
 </file>
 
 <file path=customXml/itemProps1.xml><?xml version="1.0" encoding="utf-8"?>
-<ds:datastoreItem xmlns:ds="http://schemas.openxmlformats.org/officeDocument/2006/customXml" ds:itemID="{4C0A551B-8CD3-4862-A0DC-426B7356B128}">
+<ds:datastoreItem xmlns:ds="http://schemas.openxmlformats.org/officeDocument/2006/customXml" ds:itemID="{F5DEED18-96B9-42C2-A024-EE20C472E75E}">
   <ds:schemaRefs>
     <ds:schemaRef ds:uri="http://schemas.openxmlformats.org/officeDocument/2006/bibliography"/>
   </ds:schemaRefs>

--- a/Books/RPG_Books/ThePrincessAndTheRogue/Book_ThePrincessAndTheRogue.docx
+++ b/Books/RPG_Books/ThePrincessAndTheRogue/Book_ThePrincessAndTheRogue.docx
@@ -30901,10 +30901,10 @@
         <w:t xml:space="preserve"> </w:t>
       </w:r>
       <w:r>
-        <w:t>1</w:t>
-      </w:r>
-      <w:r>
-        <w:t>4/1</w:t>
+        <w:t>25</w:t>
+      </w:r>
+      <w:r>
+        <w:t>/1</w:t>
       </w:r>
       <w:r>
         <w:t>/384</w:t>
@@ -31053,8 +31053,13 @@
         <w:t>“He even got the rest of his party to E, and many in his cohort are close.</w:t>
       </w:r>
       <w:r>
-        <w:t>”</w:t>
-      </w:r>
+        <w:t xml:space="preserve"> </w:t>
+      </w:r>
+      <w:proofErr w:type="gramStart"/>
+      <w:r>
+        <w:t>So many of them have already upgraded their equipment.”</w:t>
+      </w:r>
+      <w:proofErr w:type="gramEnd"/>
     </w:p>
     <w:p>
       <w:r>
@@ -31242,7 +31247,7 @@
         <w:t xml:space="preserve">e contest on the </w:t>
       </w:r>
       <w:r>
-        <w:t>7</w:t>
+        <w:t>5</w:t>
       </w:r>
       <w:r>
         <w:rPr>
@@ -31266,22 +31271,19 @@
         <w:t xml:space="preserve">and contestants </w:t>
       </w:r>
       <w:r>
-        <w:t xml:space="preserve">in the D-1 </w:t>
+        <w:t xml:space="preserve">in the </w:t>
+      </w:r>
+      <w:r>
+        <w:t>Early-</w:t>
+      </w:r>
+      <w:r>
+        <w:t xml:space="preserve">D </w:t>
       </w:r>
       <w:r>
         <w:t>range</w:t>
       </w:r>
       <w:r>
         <w:t>,</w:t>
-      </w:r>
-      <w:r>
-        <w:t xml:space="preserve"> with </w:t>
-      </w:r>
-      <w:r>
-        <w:t xml:space="preserve">barely </w:t>
-      </w:r>
-      <w:r>
-        <w:t>3 weeks to train,</w:t>
       </w:r>
       <w:r>
         <w:t>” Fineous said</w:t>
@@ -31412,6 +31414,14 @@
       </w:r>
     </w:p>
     <w:p>
+      <w:pPr>
+        <w:pStyle w:val="StatusMessage"/>
+      </w:pPr>
+      <w:r>
+        <w:t>- Saturday, 5/2/384 -</w:t>
+      </w:r>
+    </w:p>
+    <w:p>
       <w:r>
         <w:t xml:space="preserve">The contest was simple. </w:t>
       </w:r>
@@ -31421,7 +31431,13 @@
     </w:p>
     <w:p>
       <w:r>
-        <w:t xml:space="preserve">Points were scored by defeating monsters. In addition, opponents could be taken out by hitting a target above </w:t>
+        <w:t xml:space="preserve">Points were scored by defeating monsters. In addition, opponents could be taken out by hitting a </w:t>
+      </w:r>
+      <w:r>
+        <w:t>floating token</w:t>
+      </w:r>
+      <w:r>
+        <w:t xml:space="preserve"> above </w:t>
       </w:r>
       <w:r>
         <w:t>their</w:t>
@@ -31452,6 +31468,7 @@
           <w:ilvl w:val="0"/>
           <w:numId w:val="30"/>
         </w:numPr>
+        <w:ind w:left="426" w:hanging="426"/>
       </w:pPr>
       <w:r>
         <w:t>No killing</w:t>
@@ -31464,6 +31481,7 @@
           <w:ilvl w:val="0"/>
           <w:numId w:val="30"/>
         </w:numPr>
+        <w:ind w:left="426" w:hanging="426"/>
       </w:pPr>
       <w:r>
         <w:t>No going out of bounds</w:t>
@@ -31476,6 +31494,7 @@
           <w:ilvl w:val="0"/>
           <w:numId w:val="30"/>
         </w:numPr>
+        <w:ind w:left="426" w:hanging="426"/>
       </w:pPr>
       <w:r>
         <w:t xml:space="preserve">The Shadow Realm was considered out of bounds. However, Rogues were allowed to enter for a maximum of 30 seconds at a time. Once they exit, they had to wait for another 30 seconds before they could </w:t>
@@ -31500,7 +31519,13 @@
         <w:t>“Fineous has three fighters,” Messenger said. “</w:t>
       </w:r>
       <w:r>
-        <w:t>They all have great combinations of abilities, combined with great determination</w:t>
+        <w:t xml:space="preserve">They all have </w:t>
+      </w:r>
+      <w:r>
+        <w:t>amazing</w:t>
+      </w:r>
+      <w:r>
+        <w:t xml:space="preserve"> abilities, combined with great determination</w:t>
       </w:r>
       <w:r>
         <w:t xml:space="preserve">. </w:t>
@@ -31517,6 +31542,7 @@
     </w:p>
     <w:p>
       <w:r>
+        <w:lastRenderedPageBreak/>
         <w:t xml:space="preserve">“Fineous is a rogue,” Endol </w:t>
       </w:r>
       <w:r>
@@ -31540,181 +31566,174 @@
     </w:p>
     <w:p>
       <w:r>
+        <w:t xml:space="preserve">Messenger smiled, knowing Fineous didn’t even have </w:t>
+      </w:r>
+      <w:r>
+        <w:t>Physical Fitness</w:t>
+      </w:r>
+      <w:r>
+        <w:t>.</w:t>
+      </w:r>
+    </w:p>
+    <w:p>
+      <w:r>
+        <w:t>N</w:t>
+      </w:r>
+      <w:r>
+        <w:t xml:space="preserve">o one with Internal Magic had it, since </w:t>
+      </w:r>
+      <w:r>
+        <w:t>Internal Magic</w:t>
+      </w:r>
+      <w:r>
+        <w:t xml:space="preserve"> was </w:t>
+      </w:r>
+      <w:r>
+        <w:t>incompatible with all body enhancement abilities</w:t>
+      </w:r>
+      <w:r>
+        <w:t>.</w:t>
+      </w:r>
+      <w:r>
+        <w:t xml:space="preserve"> </w:t>
+      </w:r>
+      <w:r>
+        <w:t xml:space="preserve">Of course </w:t>
+      </w:r>
+      <w:r>
+        <w:t>people with</w:t>
+      </w:r>
+      <w:r>
+        <w:t xml:space="preserve"> </w:t>
+      </w:r>
+      <w:r>
+        <w:t xml:space="preserve">specific body enhancement skills such as </w:t>
+      </w:r>
+      <w:r>
+        <w:t>Strength or Speed</w:t>
+      </w:r>
+      <w:r>
+        <w:t xml:space="preserve"> </w:t>
+      </w:r>
+      <w:r>
+        <w:t xml:space="preserve">superseded </w:t>
+      </w:r>
+      <w:r>
+        <w:t>those with broader abilities.</w:t>
+      </w:r>
+    </w:p>
+    <w:p>
+      <w:r>
+        <w:t>A specialist could always beat a generalist in their domain.</w:t>
+      </w:r>
+    </w:p>
+    <w:p>
+      <w:r>
+        <w:t xml:space="preserve">“Since rogues are fundamentally weak, elves are </w:t>
+      </w:r>
+      <w:r>
+        <w:t xml:space="preserve">indoctrinated </w:t>
+      </w:r>
+      <w:r>
+        <w:t xml:space="preserve">to hate rogues for being weak and cowardly. Thankfully class selection is </w:t>
+      </w:r>
+      <w:r>
+        <w:t>heavily influenced by indoctrination, which is why few elves have the class, a</w:t>
+      </w:r>
+      <w:r>
+        <w:t xml:space="preserve">lthough I feel sorry for the 1 in a million </w:t>
+      </w:r>
+      <w:r>
+        <w:t xml:space="preserve">elves </w:t>
+      </w:r>
+      <w:r>
+        <w:t>who do become rogu</w:t>
+      </w:r>
+      <w:r>
+        <w:t>es. They can never pass D-Rank,” Endol said.</w:t>
+      </w:r>
+    </w:p>
+    <w:p>
+      <w:r>
+        <w:t>“Because only brute force can take down strong opponents,” Messenger said, smiling.</w:t>
+      </w:r>
+    </w:p>
+    <w:p>
+      <w:r>
+        <w:t xml:space="preserve">Nodding, Endol said, </w:t>
+      </w:r>
+      <w:r>
+        <w:t>“</w:t>
+      </w:r>
+      <w:r>
+        <w:t>And that is</w:t>
+      </w:r>
+      <w:r>
+        <w:t xml:space="preserve"> why I don’t understand your obsession with him</w:t>
+      </w:r>
+      <w:r>
+        <w:t>.</w:t>
+      </w:r>
+      <w:r>
+        <w:t xml:space="preserve"> All his victories are the result of his years of brutal military training</w:t>
+      </w:r>
+      <w:r>
+        <w:t>.</w:t>
+      </w:r>
+    </w:p>
+    <w:p>
+      <w:r>
+        <w:t>“I’m sure his awareness skill helps a lot. However, it doesn’t matter if he knows a hit is coming</w:t>
+      </w:r>
+      <w:r>
+        <w:t xml:space="preserve"> if can’t counter or dodge it.</w:t>
+      </w:r>
+    </w:p>
+    <w:p>
+      <w:r>
+        <w:t>“Likewise it also doesn’t matter if he can land a punch, if his punches are weak.</w:t>
+      </w:r>
+    </w:p>
+    <w:p>
+      <w:r>
+        <w:t xml:space="preserve">“I will be the first to congratulate him should he </w:t>
+      </w:r>
+      <w:r>
+        <w:t>breaks into the D-Rank. But sadly that’s where his advancement will end. Only battle abilities can allow you to harvest sufficient Essence to advance further.”</w:t>
+      </w:r>
+    </w:p>
+    <w:p>
+      <w:r>
         <w:lastRenderedPageBreak/>
-        <w:t xml:space="preserve">Messenger smiled, knowing Fineous didn’t even have </w:t>
-      </w:r>
-      <w:r>
-        <w:t>Physical Fitness</w:t>
-      </w:r>
-      <w:r>
-        <w:t>.</w:t>
-      </w:r>
-    </w:p>
-    <w:p>
-      <w:r>
-        <w:t>N</w:t>
-      </w:r>
-      <w:r>
-        <w:t xml:space="preserve">o one with Internal Magic had it, since </w:t>
-      </w:r>
-      <w:r>
-        <w:t>Internal Magic</w:t>
-      </w:r>
-      <w:r>
-        <w:t xml:space="preserve"> was the most general</w:t>
-      </w:r>
-      <w:r>
-        <w:t xml:space="preserve"> of the </w:t>
-      </w:r>
-      <w:r>
-        <w:t>three</w:t>
-      </w:r>
-      <w:r>
-        <w:t xml:space="preserve"> abilities</w:t>
-      </w:r>
-      <w:r>
-        <w:t xml:space="preserve"> - </w:t>
-      </w:r>
-      <w:r>
-        <w:rPr>
-          <w:rFonts w:asciiTheme="minorHAnsi" w:hAnsiTheme="minorHAnsi" w:cstheme="minorHAnsi"/>
-        </w:rPr>
-        <w:t xml:space="preserve">Enhanced </w:t>
-      </w:r>
-      <w:r>
-        <w:rPr>
-          <w:rFonts w:asciiTheme="minorHAnsi" w:hAnsiTheme="minorHAnsi" w:cstheme="minorHAnsi"/>
-        </w:rPr>
-        <w:t>Physical Stats</w:t>
-      </w:r>
-      <w:r>
-        <w:rPr>
-          <w:rFonts w:asciiTheme="minorHAnsi" w:hAnsiTheme="minorHAnsi" w:cstheme="minorHAnsi"/>
-        </w:rPr>
-        <w:t xml:space="preserve">, </w:t>
-      </w:r>
-      <w:r>
-        <w:rPr>
-          <w:rFonts w:asciiTheme="minorHAnsi" w:hAnsiTheme="minorHAnsi" w:cstheme="minorHAnsi"/>
-        </w:rPr>
-        <w:t>Physical Fitness</w:t>
-      </w:r>
-      <w:r>
-        <w:rPr>
-          <w:rFonts w:asciiTheme="minorHAnsi" w:hAnsiTheme="minorHAnsi" w:cstheme="minorHAnsi"/>
-        </w:rPr>
-        <w:t>, and Internal Magic</w:t>
-      </w:r>
-      <w:r>
-        <w:t>.</w:t>
-      </w:r>
-      <w:r>
-        <w:t xml:space="preserve"> </w:t>
-      </w:r>
-      <w:r>
-        <w:t xml:space="preserve">Of course </w:t>
-      </w:r>
-      <w:r>
-        <w:t>people with</w:t>
-      </w:r>
-      <w:r>
-        <w:t xml:space="preserve"> </w:t>
-      </w:r>
-      <w:r>
-        <w:t xml:space="preserve">the </w:t>
-      </w:r>
-      <w:r>
-        <w:t xml:space="preserve">Strength or Speed </w:t>
-      </w:r>
-      <w:r>
-        <w:t xml:space="preserve">attribute </w:t>
-      </w:r>
-      <w:r>
-        <w:t xml:space="preserve">superseded </w:t>
-      </w:r>
-      <w:r>
-        <w:t>them all</w:t>
-      </w:r>
-      <w:r>
-        <w:t>,</w:t>
-      </w:r>
-      <w:r>
-        <w:t xml:space="preserve"> but had much narrower focus.</w:t>
-      </w:r>
-    </w:p>
-    <w:p>
-      <w:r>
-        <w:t xml:space="preserve">“Since rogues are fundamentally weak, elves are </w:t>
-      </w:r>
-      <w:r>
-        <w:t xml:space="preserve">indoctrinated </w:t>
-      </w:r>
-      <w:r>
-        <w:t xml:space="preserve">to hate rogues for being weak and cowardly. Thankfully class selection is </w:t>
-      </w:r>
-      <w:r>
-        <w:t>heavily influenced by indoctrination, which is why few elves have the class, a</w:t>
-      </w:r>
-      <w:r>
-        <w:t xml:space="preserve">lthough I feel sorry for the 1 in a million </w:t>
-      </w:r>
-      <w:r>
-        <w:t xml:space="preserve">elves </w:t>
-      </w:r>
-      <w:r>
-        <w:t>who do become rogu</w:t>
-      </w:r>
-      <w:r>
-        <w:t>es. They can never pass D-Rank,” Endol said.</w:t>
-      </w:r>
-    </w:p>
-    <w:p>
-      <w:r>
-        <w:t>“Because only brute force can take down strong opponents,” Messenger said, smiling.</w:t>
-      </w:r>
-    </w:p>
-    <w:p>
-      <w:r>
-        <w:t xml:space="preserve">Nodding, Endol said, </w:t>
-      </w:r>
-      <w:r>
-        <w:t>“</w:t>
-      </w:r>
-      <w:r>
-        <w:t>And that is</w:t>
-      </w:r>
-      <w:r>
-        <w:t xml:space="preserve"> why I don’t understand your obsession with him</w:t>
-      </w:r>
-      <w:r>
-        <w:t>.</w:t>
-      </w:r>
-      <w:r>
-        <w:t xml:space="preserve"> All his victories are the result of his years of brutal military training</w:t>
-      </w:r>
-      <w:r>
-        <w:t>.</w:t>
-      </w:r>
-    </w:p>
-    <w:p>
-      <w:r>
-        <w:t>“I’m sure his awareness skill helps a lot. However, it doesn’t matter if he knows a hit is coming</w:t>
-      </w:r>
-      <w:r>
-        <w:t xml:space="preserve"> if can’t counter or dodge it.</w:t>
-      </w:r>
-    </w:p>
-    <w:p>
-      <w:r>
-        <w:t xml:space="preserve">“I will be the first to congratulate him should he </w:t>
-      </w:r>
-      <w:r>
-        <w:t>breaks into the D-Rank. But sadly that’s where his advancement will end. Only battle abilities can allow you to harvest sufficient Essence to advance further.”</w:t>
-      </w:r>
-    </w:p>
-    <w:p>
-      <w:r>
         <w:t>Messenger thought of her own abilities.</w:t>
+      </w:r>
+    </w:p>
+    <w:p>
+      <w:pPr>
+        <w:pStyle w:val="ListParagraph"/>
+        <w:numPr>
+          <w:ilvl w:val="0"/>
+          <w:numId w:val="29"/>
+        </w:numPr>
+        <w:spacing w:after="0"/>
+        <w:contextualSpacing w:val="0"/>
+      </w:pPr>
+      <w:r>
+        <w:t>Mind</w:t>
+      </w:r>
+    </w:p>
+    <w:p>
+      <w:pPr>
+        <w:pStyle w:val="ListParagraph"/>
+        <w:numPr>
+          <w:ilvl w:val="0"/>
+          <w:numId w:val="29"/>
+        </w:numPr>
+        <w:spacing w:after="0"/>
+        <w:contextualSpacing w:val="0"/>
+      </w:pPr>
+      <w:r>
+        <w:t>Identification</w:t>
       </w:r>
     </w:p>
     <w:p>
@@ -31729,35 +31748,7 @@
         <w:contextualSpacing w:val="0"/>
       </w:pPr>
       <w:r>
-        <w:t>Inventory</w:t>
-      </w:r>
-    </w:p>
-    <w:p>
-      <w:pPr>
-        <w:pStyle w:val="ListParagraph"/>
-        <w:numPr>
-          <w:ilvl w:val="0"/>
-          <w:numId w:val="29"/>
-        </w:numPr>
-        <w:spacing w:after="0"/>
-        <w:contextualSpacing w:val="0"/>
-      </w:pPr>
-      <w:r>
-        <w:t>Mind</w:t>
-      </w:r>
-    </w:p>
-    <w:p>
-      <w:pPr>
-        <w:pStyle w:val="ListParagraph"/>
-        <w:numPr>
-          <w:ilvl w:val="0"/>
-          <w:numId w:val="29"/>
-        </w:numPr>
-        <w:spacing w:after="0"/>
-        <w:contextualSpacing w:val="0"/>
-      </w:pPr>
-      <w:r>
-        <w:t>Identification</w:t>
+        <w:t>Mapping</w:t>
       </w:r>
     </w:p>
     <w:p>
@@ -31772,7 +31763,7 @@
         <w:contextualSpacing w:val="0"/>
       </w:pPr>
       <w:r>
-        <w:t>Mapping</w:t>
+        <w:t>Personal extra-dimensional space</w:t>
       </w:r>
     </w:p>
     <w:p>
@@ -31815,63 +31806,67 @@
         <w:contextualSpacing w:val="0"/>
       </w:pPr>
       <w:r>
+        <w:t>Internal Magic</w:t>
+      </w:r>
+    </w:p>
+    <w:p>
+      <w:r>
+        <w:t>She had four constellations of abilities.</w:t>
+      </w:r>
+    </w:p>
+    <w:p>
+      <w:r>
+        <w:t>First there was Mind, Identification, and Mapping. Together they gave her the Mind Palace, an epic ability. This was a support skill and so didn’t require extra time. All Messenger had to do was use it in conjunction with other abilities. However it required challenges to overcome. It improved fastest with intellectual challenges.</w:t>
+      </w:r>
+    </w:p>
+    <w:p>
+      <w:r>
+        <w:t xml:space="preserve">Next was her </w:t>
+      </w:r>
+      <w:r>
+        <w:t>Personal extra-dimensional space</w:t>
+      </w:r>
+      <w:r>
+        <w:t>. Just like Fineous’ ability, she had it as a result of her first 3 abilities.</w:t>
+      </w:r>
+    </w:p>
+    <w:p>
+      <w:r>
+        <w:t>External Magic allowed for the casting of generalized spells. Contrary to popular belief, only 6% of elves had this ability. It was a hard ability to master, requiring years of training and study.</w:t>
+      </w:r>
+    </w:p>
+    <w:p>
+      <w:r>
+        <w:t xml:space="preserve">Fortunately she had her Mind Palace, which allowed her to handle the complexity of </w:t>
+      </w:r>
+      <w:proofErr w:type="spellStart"/>
+      <w:r>
+        <w:t>of</w:t>
+      </w:r>
+      <w:proofErr w:type="spellEnd"/>
+      <w:r>
+        <w:t xml:space="preserve"> the ability.</w:t>
+      </w:r>
+    </w:p>
+    <w:p>
+      <w:r>
+        <w:t>Add to that Manna Channing for devastating spells, and it was natural for her to reach A-Rank at such a young age.</w:t>
+      </w:r>
+    </w:p>
+    <w:p>
+      <w:r>
+        <w:t xml:space="preserve">Of course she could have </w:t>
+      </w:r>
+      <w:r>
+        <w:t>reached A-Rank</w:t>
+      </w:r>
+      <w:r>
+        <w:t xml:space="preserve"> sooner, if she trained like Fineous.</w:t>
+      </w:r>
+    </w:p>
+    <w:p>
+      <w:r>
         <w:lastRenderedPageBreak/>
-        <w:t>Internal Magic</w:t>
-      </w:r>
-    </w:p>
-    <w:p>
-      <w:r>
-        <w:t>She had four constellations of abilities.</w:t>
-      </w:r>
-    </w:p>
-    <w:p>
-      <w:r>
-        <w:t>The first was her Inventory. Unlike Fineous’ ability, leveling Inventory was trivial and almost leveled itself.</w:t>
-      </w:r>
-    </w:p>
-    <w:p>
-      <w:r>
-        <w:t>Then there was Mind, Identification, and Mapping. Together they gave her the Mind Palace, an epic ability. This was a support skill and so didn’t require extra time. All Messenger had to do was use it in conjunction with other abilities.</w:t>
-      </w:r>
-      <w:r>
-        <w:t xml:space="preserve"> However it required challenges to overcome.</w:t>
-      </w:r>
-      <w:r>
-        <w:t xml:space="preserve"> It improved fastest with intellectual challenges.</w:t>
-      </w:r>
-    </w:p>
-    <w:p>
-      <w:r>
-        <w:t>External Magic and Manna Channing were her formidable battle abilities.</w:t>
-      </w:r>
-    </w:p>
-    <w:p>
-      <w:r>
-        <w:t>External Magic allowed for casting spells. Contrary to popular belief, only 6% of elves had this ability. It was a hard ability to master, requiring years of training and study. Fortunately she had Manna Channing and her Mind Palace. Together it was almost a che</w:t>
-      </w:r>
-      <w:r>
-        <w:t>a</w:t>
-      </w:r>
-      <w:r>
-        <w:t>t, which was why she w</w:t>
-      </w:r>
-      <w:r>
-        <w:t>as an A-Ranker at such a young age.</w:t>
-      </w:r>
-    </w:p>
-    <w:p>
-      <w:r>
-        <w:t xml:space="preserve">Of course she could have </w:t>
-      </w:r>
-      <w:r>
-        <w:t>reached A-Rank</w:t>
-      </w:r>
-      <w:r>
-        <w:t xml:space="preserve"> sooner, if she trained like Fineous.</w:t>
-      </w:r>
-    </w:p>
-    <w:p>
-      <w:r>
         <w:t xml:space="preserve">Internal Magic allowed Messenger to become a polymorph and gain </w:t>
       </w:r>
       <w:r>
@@ -31880,6 +31875,15 @@
       <w:r>
         <w:t>.</w:t>
       </w:r>
+      <w:r>
+        <w:t xml:space="preserve"> Only someone with a dedicated Vitality skill like Demonbane had more </w:t>
+      </w:r>
+      <w:r>
+        <w:t>survivability</w:t>
+      </w:r>
+      <w:r>
+        <w:t>.</w:t>
+      </w:r>
     </w:p>
     <w:p>
       <w:r>
@@ -31897,13 +31901,8 @@
     </w:p>
     <w:p>
       <w:r>
-        <w:t xml:space="preserve">Of course 500 years was a long time, since Messenger was still considered a child by elfin </w:t>
-      </w:r>
-      <w:proofErr w:type="gramStart"/>
-      <w:r>
-        <w:t>standards.</w:t>
-      </w:r>
-      <w:proofErr w:type="gramEnd"/>
+        <w:t>Of course 500 years was a long time, since Messenger was still considered a child by elfin standards.</w:t>
+      </w:r>
     </w:p>
     <w:p>
       <w:r>
@@ -31924,76 +31923,82 @@
     </w:p>
     <w:p>
       <w:r>
+        <w:t>Messenger didn’t want that. She wanted to choose. As a result, she was nervous of her champion’s ability to win her hand.</w:t>
+      </w:r>
+    </w:p>
+    <w:p>
+      <w:r>
+        <w:t>The obstacles Fineous had to overcome seemed insurmountable.</w:t>
+      </w:r>
+    </w:p>
+    <w:p>
+      <w:r>
+        <w:t>The starting bell sounded and the barrier disappeared, allowing contestants to enter the field.</w:t>
+      </w:r>
+    </w:p>
+    <w:p>
+      <w:r>
+        <w:t>The field roughly resembled a gear with 200 teeth. However, there were only 137 teams.</w:t>
+      </w:r>
+    </w:p>
+    <w:p>
+      <w:r>
+        <w:t>Fineous’ team stepped into the tooth area separating his team from other teams and confronted armadillo-like creatures larger than an elephant. The eledellos charged, determined to crush them.</w:t>
+      </w:r>
+    </w:p>
+    <w:p>
+      <w:r>
+        <w:t>Boulders f</w:t>
+      </w:r>
+      <w:r>
+        <w:t>ell</w:t>
+      </w:r>
+      <w:r>
+        <w:t xml:space="preserve"> in front of the monsters, causing the creatures to stumble. At the same time, Fineous yell</w:t>
+      </w:r>
+      <w:r>
+        <w:t>ed</w:t>
+      </w:r>
+      <w:r>
+        <w:t xml:space="preserve"> orders.</w:t>
+      </w:r>
+    </w:p>
+    <w:p>
+      <w:r>
+        <w:t xml:space="preserve">Rose sang as she and the fighters attacked. Messenger watched as arrows hit </w:t>
+      </w:r>
+      <w:r>
+        <w:t>vulnerable</w:t>
+      </w:r>
+      <w:r>
+        <w:t xml:space="preserve"> eyes</w:t>
+      </w:r>
+      <w:r>
+        <w:t xml:space="preserve"> and exploded</w:t>
+      </w:r>
+      <w:r>
+        <w:t xml:space="preserve">. At the same time, Demonbane slammed his </w:t>
+      </w:r>
+      <w:r>
+        <w:t xml:space="preserve">monster </w:t>
+      </w:r>
+      <w:r>
+        <w:t xml:space="preserve">sword into </w:t>
+      </w:r>
+      <w:r>
+        <w:t xml:space="preserve">the </w:t>
+      </w:r>
+      <w:r>
+        <w:t>underside of the beast’s vulnerable necks.</w:t>
+      </w:r>
+    </w:p>
+    <w:p>
+      <w:r>
         <w:lastRenderedPageBreak/>
-        <w:t>Messenger didn’t want that. She wanted to choose. As a result, she was nervous of her champion’s ability to win her hand.</w:t>
-      </w:r>
-    </w:p>
-    <w:p>
-      <w:r>
-        <w:t>The obstacles Fineous had to overcome seemed insurmountable.</w:t>
-      </w:r>
-    </w:p>
-    <w:p>
-      <w:r>
-        <w:t>The starting bell sounded and the barrier disappeared, allowing contestants to enter the field.</w:t>
-      </w:r>
-    </w:p>
-    <w:p>
-      <w:r>
-        <w:t>The field roughly resembled a gear with 200 teeth. However, there were only 137 teams.</w:t>
-      </w:r>
-    </w:p>
-    <w:p>
-      <w:r>
-        <w:t>Fineous’ team stepped into the tooth area separating his team from other teams and confronted armadillo-like creatures larger than an elephant. The eledellos charged, determined to crush them.</w:t>
-      </w:r>
-    </w:p>
-    <w:p>
-      <w:r>
-        <w:t>Boulders f</w:t>
-      </w:r>
-      <w:r>
-        <w:t>ell</w:t>
-      </w:r>
-      <w:r>
-        <w:t xml:space="preserve"> in front of the monsters, causing the creatures to stumble. At the same time, Fineous yell</w:t>
-      </w:r>
-      <w:r>
-        <w:t>ed</w:t>
-      </w:r>
-      <w:r>
-        <w:t xml:space="preserve"> orders.</w:t>
-      </w:r>
-    </w:p>
-    <w:p>
-      <w:r>
-        <w:t xml:space="preserve">Rose sang as she and the fighters attacked. Messenger watched as arrows hit </w:t>
-      </w:r>
-      <w:r>
-        <w:t>vulnerable</w:t>
-      </w:r>
-      <w:r>
-        <w:t xml:space="preserve"> eyes</w:t>
-      </w:r>
-      <w:r>
-        <w:t xml:space="preserve"> and exploded</w:t>
-      </w:r>
-      <w:r>
-        <w:t xml:space="preserve">. At the same time, Demonbane slammed his sword into </w:t>
-      </w:r>
-      <w:r>
-        <w:t xml:space="preserve">the </w:t>
-      </w:r>
-      <w:r>
-        <w:t>underside of the beast’s vulnerable necks.</w:t>
-      </w:r>
-    </w:p>
-    <w:p>
-      <w:r>
         <w:t>Erza was blast</w:t>
       </w:r>
       <w:r>
-        <w:t>ed</w:t>
+        <w:t>ing</w:t>
       </w:r>
       <w:r>
         <w:t xml:space="preserve"> fireballs from her sword, targeting feet. What was Fineous doing? He was dropping boulders on monsters</w:t>
@@ -32017,6 +32022,11 @@
     </w:p>
     <w:p>
       <w:r>
+        <w:t>That was something Messenger never contemplated doing.</w:t>
+      </w:r>
+    </w:p>
+    <w:p>
+      <w:r>
         <w:t>The two watched as the party ran around the enemy, forcing the eledellos to remain in the rock field.</w:t>
       </w:r>
     </w:p>
@@ -32039,33 +32049,110 @@
     </w:p>
     <w:p>
       <w:r>
+        <w:t>However, Fineous couldn’t give the fight his full attention. He was on the lookout for enemies. That was a good idea, since contestants appeared around the corner.</w:t>
+      </w:r>
+    </w:p>
+    <w:p>
+      <w:r>
+        <w:t>“Head’s up, we have company,” Fineous called and disappeared.</w:t>
+      </w:r>
+    </w:p>
+    <w:p>
+      <w:r>
+        <w:t xml:space="preserve">For a few moments nothing happened and then the </w:t>
+      </w:r>
+      <w:r>
+        <w:t>token</w:t>
+      </w:r>
+      <w:r>
+        <w:t xml:space="preserve"> above an opponent’s head broke. He was transported off the field. Within seconds the opponent party joined their colleague.</w:t>
+      </w:r>
+    </w:p>
+    <w:p>
+      <w:r>
+        <w:t>Fineous reappeared and the battle with the eledellos resumed, and finally the last one fell.</w:t>
+      </w:r>
+    </w:p>
+    <w:p>
+      <w:r>
+        <w:t>“I’m surprised how much he could do in just 30 seconds,” Endol commented. “Rogues are much more dangerous than I realized.”</w:t>
+      </w:r>
+    </w:p>
+    <w:p>
+      <w:r>
+        <w:t>Slowly the boulders started disappearing.</w:t>
+      </w:r>
+    </w:p>
+    <w:p>
+      <w:pPr>
+        <w:pStyle w:val="StatusMessage"/>
+      </w:pPr>
+      <w:r>
+        <w:t>114 teams remaining</w:t>
+      </w:r>
+    </w:p>
+    <w:p>
+      <w:r>
         <w:lastRenderedPageBreak/>
-        <w:t>However, Fineous couldn’t give the fight his full attention. He was on the lookout for enemies. That was a good idea, since contestants appeared around the corner.</w:t>
-      </w:r>
-    </w:p>
-    <w:p>
-      <w:r>
-        <w:t>“Head’s up, we have company,” Fineous called and disappeared.</w:t>
-      </w:r>
-    </w:p>
-    <w:p>
-      <w:r>
-        <w:t>For a few moments nothing happened and then the target above an opponent’s head broke. He was transported off the field. Within seconds the opponent party joined their colleague.</w:t>
-      </w:r>
-    </w:p>
-    <w:p>
-      <w:r>
-        <w:t>Fineous reappeared and the battle with the eledellos resumed, and finally the last one fell.</w:t>
-      </w:r>
-    </w:p>
-    <w:p>
-      <w:r>
-        <w:t>“I’m surprised how much he could do in just 30 seconds,” Endol commented. “Rogues are much more dangerous than I realized.”</w:t>
-      </w:r>
-    </w:p>
-    <w:p>
-      <w:r>
-        <w:t>Slowly the boulders started disappearing.</w:t>
+        <w:t>Endol watched as Fineous’ team entered a wooded area and said, “I wonder how they are going to handle green slimes.”</w:t>
+      </w:r>
+    </w:p>
+    <w:p>
+      <w:r>
+        <w:t>Sure enough, the Dungeon Divers encountered the green slimes. However, Fineous was prepared with plenty of salt.</w:t>
+      </w:r>
+    </w:p>
+    <w:p>
+      <w:r>
+        <w:t>“Damn, I forgot,” Endol said. “Fineous did mention the salt trick.”</w:t>
+      </w:r>
+    </w:p>
+    <w:p>
+      <w:r>
+        <w:t>“Know your enemy, know your abilities, know your battle field, better than your opponent and you will be the victor,” Messenger intoned. “I can’t call that fight with the slimes a real fight.”</w:t>
+      </w:r>
+    </w:p>
+    <w:p>
+      <w:r>
+        <w:t>“What kind of help did you give him?” Endol asked.</w:t>
+      </w:r>
+    </w:p>
+    <w:p>
+      <w:r>
+        <w:t>“He just wanted to know where he could find raw materials in bulk, such as iron ore, salt, sulfur, gasoline, and so on,” Messenger replied.</w:t>
+      </w:r>
+    </w:p>
+    <w:p>
+      <w:r>
+        <w:t>Messenger giggled and added, “</w:t>
+      </w:r>
+      <w:r>
+        <w:t xml:space="preserve">Sometimes he acts like a little kid. </w:t>
+      </w:r>
+      <w:r>
+        <w:t>He was really excited when I mentioned the Garden of Doggy Scents.”</w:t>
+      </w:r>
+    </w:p>
+    <w:p>
+      <w:r>
+        <w:t>“You shouldn’t fall in love with him,” Endol scolded.</w:t>
+      </w:r>
+    </w:p>
+    <w:p>
+      <w:r>
+        <w:t xml:space="preserve">Before Messenger could answer, Endol said, </w:t>
+      </w:r>
+      <w:r>
+        <w:t>“He just def</w:t>
+      </w:r>
+      <w:r>
+        <w:t>eated another team</w:t>
+      </w:r>
+      <w:r>
+        <w:t xml:space="preserve"> - Impressive.</w:t>
+      </w:r>
+      <w:r>
+        <w:t>”</w:t>
       </w:r>
     </w:p>
     <w:p>
@@ -32073,292 +32160,242 @@
         <w:pStyle w:val="StatusMessage"/>
       </w:pPr>
       <w:r>
-        <w:t>114 teams remaining</w:t>
-      </w:r>
-    </w:p>
-    <w:p>
-      <w:r>
-        <w:t>Endol watched as Fineous’ team entered a wooded area and said, “I wonder how they are going to handle green slimes.”</w:t>
-      </w:r>
-    </w:p>
-    <w:p>
-      <w:r>
-        <w:t>Sure enough, the Dungeon Divers encountered the green slimes. However, Fineous was prepared with plenty of salt.</w:t>
-      </w:r>
-    </w:p>
-    <w:p>
-      <w:r>
-        <w:t>“Damn, I forgot,” Endol said. “Fineous did mention the salt trick.”</w:t>
-      </w:r>
-    </w:p>
-    <w:p>
-      <w:r>
-        <w:t>“Know your enemy, know your abilities, know your battle field, better than your opponent and you will be the victor,” Messenger intoned. “I can’t call that fight with the slimes a real fight.”</w:t>
-      </w:r>
-    </w:p>
-    <w:p>
-      <w:r>
-        <w:t>“What kind of help did you give him?” Endol asked.</w:t>
-      </w:r>
-    </w:p>
-    <w:p>
-      <w:r>
-        <w:t>“He just wanted to know where he could find raw materials in bulk, such as iron ore, salt, sulfur, gasoline, and so on,” Messenger replied.</w:t>
+        <w:t>87 teams remaining</w:t>
+      </w:r>
+    </w:p>
+    <w:p>
+      <w:r>
+        <w:t>“How would you handle him?” Messenger asked.</w:t>
+      </w:r>
+    </w:p>
+    <w:p>
+      <w:r>
+        <w:t>“</w:t>
+      </w:r>
+      <w:r>
+        <w:t>First, this competition limits his Shadow Walking ability.</w:t>
+      </w:r>
+    </w:p>
+    <w:p>
+      <w:r>
+        <w:t>“</w:t>
+      </w:r>
+      <w:r>
+        <w:t xml:space="preserve">I would focus on getting points and eliminating the competition,” Endol said. “Let someone else take him out. Then during the endgame, focus on </w:t>
+      </w:r>
+      <w:r>
+        <w:t>hitting hard with plenty of AOE attacks</w:t>
+      </w:r>
+      <w:r>
+        <w:t xml:space="preserve">, since rogues are </w:t>
+      </w:r>
+      <w:r>
+        <w:t>rarely</w:t>
+      </w:r>
+      <w:r>
+        <w:t xml:space="preserve"> physically strong. This is especially true now, </w:t>
+      </w:r>
+      <w:r>
+        <w:t>because of the rank difference.</w:t>
       </w:r>
     </w:p>
     <w:p>
       <w:r>
         <w:lastRenderedPageBreak/>
-        <w:t>Messenger giggled and added, “</w:t>
-      </w:r>
-      <w:r>
-        <w:t xml:space="preserve">Sometimes he acts like a little kid. </w:t>
-      </w:r>
-      <w:r>
-        <w:t>He was really excited when I mentioned the Garden of Doggy Scents.”</w:t>
-      </w:r>
-    </w:p>
-    <w:p>
-      <w:r>
-        <w:t>“You shouldn’t fall in love with him,” Endol scolded.</w:t>
-      </w:r>
-    </w:p>
-    <w:p>
-      <w:r>
-        <w:t xml:space="preserve">Before Messenger could answer, Endol said, </w:t>
-      </w:r>
-      <w:r>
-        <w:t>“He just def</w:t>
-      </w:r>
-      <w:r>
-        <w:t>eated another team</w:t>
-      </w:r>
-      <w:r>
-        <w:t xml:space="preserve"> - Impressive.</w:t>
+        <w:t>“Most importantly, they should protect their tokens, since Rogues have limited attack power.”</w:t>
+      </w:r>
+    </w:p>
+    <w:p>
+      <w:r>
+        <w:t>A</w:t>
+      </w:r>
+      <w:r>
+        <w:t xml:space="preserve">round the field teams were busy fighting each other. On the other hand, Fineous was playing defensively. That wasn’t surprising. Fighting enemies and monsters over one rank above you was hard. That was why </w:t>
+      </w:r>
+      <w:r>
+        <w:t>Dungeon Divers</w:t>
+      </w:r>
+      <w:r>
+        <w:t xml:space="preserve"> stayed within the canyons and out of direct eye sight of the enemy.</w:t>
+      </w:r>
+    </w:p>
+    <w:p>
+      <w:r>
+        <w:t>The battle continued, and then someone took out Erza’s token. Erza disappeared.</w:t>
+      </w:r>
+    </w:p>
+    <w:p>
+      <w:r>
+        <w:t xml:space="preserve">Rose looked furious and grabbed Aragon’s </w:t>
+      </w:r>
+      <w:r>
+        <w:t>shoulder</w:t>
+      </w:r>
+      <w:r>
+        <w:t>. Aragon fired.</w:t>
+      </w:r>
+    </w:p>
+    <w:p>
+      <w:r>
+        <w:t xml:space="preserve">Endol got up from his seat in </w:t>
+      </w:r>
+      <w:r>
+        <w:t>s</w:t>
+      </w:r>
+      <w:r>
+        <w:t>urprise. “</w:t>
+      </w:r>
+      <w:r>
+        <w:t>Did Rose just make that arrow invisible?”</w:t>
+      </w:r>
+    </w:p>
+    <w:p>
+      <w:r>
+        <w:t xml:space="preserve">“I believe she did,” </w:t>
+      </w:r>
+      <w:r>
+        <w:t>Messenger</w:t>
+      </w:r>
+      <w:r>
+        <w:t xml:space="preserve"> replied</w:t>
+      </w:r>
+      <w:r>
+        <w:t>, noting Aragon didn’t use his explosions</w:t>
+      </w:r>
+      <w:r>
+        <w:t>.</w:t>
+      </w:r>
+      <w:r>
+        <w:t xml:space="preserve"> “I did mention she had tricks. However, Aragon has abilities of his own he has yet to develop fully. Both abilities combined for that.”</w:t>
+      </w:r>
+    </w:p>
+    <w:p>
+      <w:pPr>
+        <w:pStyle w:val="StatusMessage"/>
+      </w:pPr>
+      <w:r>
+        <w:t>46 teams remaining</w:t>
+      </w:r>
+    </w:p>
+    <w:p>
+      <w:r>
+        <w:t>The battles between teams were heating up. Many teams had stopped hunting monsters, but instead began hunting other players.</w:t>
+      </w:r>
+    </w:p>
+    <w:p>
+      <w:r>
+        <w:t xml:space="preserve">“Another team has been taken down,” Endol </w:t>
+      </w:r>
+      <w:r>
+        <w:t>exclaimed, leaning forward in excitement</w:t>
+      </w:r>
+      <w:r>
+        <w:t>.</w:t>
+      </w:r>
+      <w:r>
+        <w:t xml:space="preserve"> “Their skills seem to be improving while in battle.”</w:t>
+      </w:r>
+    </w:p>
+    <w:p>
+      <w:pPr>
+        <w:pStyle w:val="StatusMessage"/>
+      </w:pPr>
+      <w:r>
+        <w:t>24 teams remaining</w:t>
+      </w:r>
+    </w:p>
+    <w:p>
+      <w:r>
+        <w:t xml:space="preserve">Suddenly the Dungeon Divers encountered the wrong people. An archer shot arrows that </w:t>
+      </w:r>
+      <w:r>
+        <w:t>moved with blinding speed</w:t>
+      </w:r>
+      <w:r>
+        <w:t>. The remaining four were defeated within seconds.</w:t>
+      </w:r>
+    </w:p>
+    <w:p>
+      <w:r>
+        <w:lastRenderedPageBreak/>
+        <w:t xml:space="preserve">“What a shame,” Endol </w:t>
+      </w:r>
+      <w:r>
+        <w:t>sighed</w:t>
+      </w:r>
+      <w:r>
+        <w:t>. “I was starting to get really excited.</w:t>
+      </w:r>
+      <w:r>
+        <w:t xml:space="preserve"> Who would have thought they could seriously compete?”</w:t>
+      </w:r>
+    </w:p>
+    <w:p>
+      <w:r>
+        <w:t>“The real reason I wanted them to compete is because I want Fineous to gain proper combat experience,” Messenger said. “Fighting in an army is vastly different than fighting in these contests, and he hasn’t fought in decades.”</w:t>
+      </w:r>
+    </w:p>
+    <w:p>
+      <w:r>
+        <w:t>“Are you going to make them compete again?” Endol asked.</w:t>
+      </w:r>
+    </w:p>
+    <w:p>
+      <w:r>
+        <w:t>“Of course,” Messenger replied. “</w:t>
+      </w:r>
+      <w:r>
+        <w:t>In addition I will be sending them into various dungeons</w:t>
+      </w:r>
+      <w:r>
+        <w:t>.</w:t>
+      </w:r>
+      <w:r>
+        <w:t xml:space="preserve"> Fineous has assembled an amazing team.</w:t>
       </w:r>
       <w:r>
         <w:t>”</w:t>
       </w:r>
     </w:p>
     <w:p>
+      <w:r>
+        <w:t xml:space="preserve">Messenger paused and then said, </w:t>
+      </w:r>
+      <w:r>
+        <w:t>“I was hoping to give them Party Unity Bracelets. That way they could train safely in the Shadow Realm.”</w:t>
+      </w:r>
+    </w:p>
+    <w:p>
+      <w:r>
+        <w:t>“Go ahead and give it to them,” Endol said. “In my books they have earned it. I haven’t been this entertained in a long time. I can’t wait to see their next battle.”</w:t>
+      </w:r>
+    </w:p>
+    <w:p>
+      <w:r>
+        <w:t>“I appreciate it,” Messenger said.</w:t>
+      </w:r>
+      <w:r>
+        <w:t xml:space="preserve"> “If you don’t mind, I’ll call them here.”</w:t>
+      </w:r>
+    </w:p>
+    <w:p>
+      <w:r>
+        <w:t>“As you wish,” Endol said.</w:t>
+      </w:r>
+    </w:p>
+    <w:p>
       <w:pPr>
         <w:pStyle w:val="StatusMessage"/>
       </w:pPr>
       <w:r>
-        <w:t>87 teams remaining</w:t>
-      </w:r>
-    </w:p>
-    <w:p>
-      <w:r>
-        <w:t>“How would you handle him?” Messenger asked.</w:t>
-      </w:r>
-    </w:p>
-    <w:p>
-      <w:r>
-        <w:t>“</w:t>
-      </w:r>
-      <w:r>
-        <w:t>First, this competition limits his Shadow Walking ability.</w:t>
-      </w:r>
-    </w:p>
-    <w:p>
-      <w:r>
-        <w:t>“</w:t>
-      </w:r>
-      <w:r>
-        <w:t xml:space="preserve">I would focus on getting points and eliminating the competition,” Endol said. “Let someone else take him out. Then during the endgame, focus on </w:t>
-      </w:r>
-      <w:r>
-        <w:t>hitting hard with plenty of AOE attacks</w:t>
-      </w:r>
-      <w:r>
-        <w:t xml:space="preserve">, since rogues are </w:t>
-      </w:r>
-      <w:r>
-        <w:t>rarely</w:t>
-      </w:r>
-      <w:r>
-        <w:t xml:space="preserve"> physically strong. This is especially true now, because of the rank difference.”</w:t>
-      </w:r>
-    </w:p>
-    <w:p>
-      <w:r>
-        <w:t>A</w:t>
-      </w:r>
-      <w:r>
-        <w:t xml:space="preserve">round the field teams were busy fighting each other. On the other hand, Fineous was playing defensively. That wasn’t surprising. Fighting enemies and monsters over one rank above you was hard. That was why </w:t>
-      </w:r>
-      <w:r>
-        <w:t>Dungeon Divers</w:t>
-      </w:r>
-      <w:r>
-        <w:t xml:space="preserve"> stayed within the canyons and out of direct eye sight of the enemy.</w:t>
-      </w:r>
-    </w:p>
-    <w:p>
-      <w:r>
-        <w:t>The battle continued, and then someone took out Erza’s token. Erza disappeared.</w:t>
-      </w:r>
-    </w:p>
-    <w:p>
-      <w:r>
-        <w:t xml:space="preserve">Rose looked furious and grabbed Aragon’s </w:t>
-      </w:r>
-      <w:r>
-        <w:t>shoulder</w:t>
-      </w:r>
-      <w:r>
-        <w:t>. Aragon fired.</w:t>
-      </w:r>
-    </w:p>
-    <w:p>
-      <w:r>
-        <w:t xml:space="preserve">Endol got up from his seat in </w:t>
-      </w:r>
-      <w:r>
-        <w:t>s</w:t>
-      </w:r>
-      <w:r>
-        <w:t>urprise. “</w:t>
-      </w:r>
-      <w:r>
-        <w:t>Did Rose just make that arrow invisible?”</w:t>
-      </w:r>
-    </w:p>
-    <w:p>
-      <w:r>
-        <w:t xml:space="preserve">“I believe she did,” </w:t>
-      </w:r>
-      <w:r>
-        <w:t>Messenger</w:t>
-      </w:r>
-      <w:r>
-        <w:t xml:space="preserve"> replied</w:t>
-      </w:r>
-      <w:r>
-        <w:t>, noting Aragon didn’t use his explosions</w:t>
-      </w:r>
-      <w:r>
-        <w:t>.</w:t>
-      </w:r>
-      <w:r>
-        <w:t xml:space="preserve"> “I did mention she had tricks. However, Aragon has abilities of his own he has yet to develop fully. Both abilities combined for that.”</w:t>
-      </w:r>
-    </w:p>
-    <w:p>
-      <w:pPr>
-        <w:pStyle w:val="StatusMessage"/>
-      </w:pPr>
-      <w:r>
-        <w:lastRenderedPageBreak/>
-        <w:t>46 teams remaining</w:t>
-      </w:r>
-    </w:p>
-    <w:p>
-      <w:r>
-        <w:t>The battles between teams were heating up. Many teams had stopped hunting monsters, but instead began hunting other players.</w:t>
-      </w:r>
-    </w:p>
-    <w:p>
-      <w:r>
-        <w:t xml:space="preserve">“Another team has been taken down,” Endol </w:t>
-      </w:r>
-      <w:r>
-        <w:t>exclaimed, leaning forward in excitement</w:t>
-      </w:r>
-      <w:r>
-        <w:t>.</w:t>
-      </w:r>
-      <w:r>
-        <w:t xml:space="preserve"> “Their skills seem to be improving while in battle.”</w:t>
-      </w:r>
-    </w:p>
-    <w:p>
-      <w:pPr>
-        <w:pStyle w:val="StatusMessage"/>
-      </w:pPr>
-      <w:r>
-        <w:t>24 teams remaining</w:t>
-      </w:r>
-    </w:p>
-    <w:p>
-      <w:r>
-        <w:t xml:space="preserve">Suddenly the Dungeon Divers encountered the wrong people. An archer shot arrows that </w:t>
-      </w:r>
-      <w:r>
-        <w:t>moved with blinding speed</w:t>
-      </w:r>
-      <w:r>
-        <w:t>. The remaining four were defeated within seconds.</w:t>
-      </w:r>
-    </w:p>
-    <w:p>
-      <w:r>
-        <w:t xml:space="preserve">“What a shame,” Endol </w:t>
-      </w:r>
-      <w:r>
-        <w:t>sighed</w:t>
-      </w:r>
-      <w:r>
-        <w:t>. “I was starting to get really excited.</w:t>
-      </w:r>
-      <w:r>
-        <w:t xml:space="preserve"> Who would have thought they could seriously compete?”</w:t>
-      </w:r>
-    </w:p>
-    <w:p>
-      <w:r>
-        <w:t>“The real reason I wanted them to compete is because I want Fineous to gain proper combat experience,” Messenger said. “Fighting in an army is vastly different than fighting in these contests, and he hasn’t fought in decades.”</w:t>
-      </w:r>
-    </w:p>
-    <w:p>
-      <w:r>
-        <w:t>“Are you going to make them compete again?” Endol asked.</w:t>
-      </w:r>
-    </w:p>
-    <w:p>
-      <w:r>
-        <w:t>“Of course,” Messenger replied. “However, they will only compete once a month until spring. Because of school, they have almost no time to train.</w:t>
-      </w:r>
-    </w:p>
-    <w:p>
-      <w:r>
-        <w:t>“I was hoping to give them Party Unity Bracelets. That way they could train safely in the Shadow Realm.”</w:t>
-      </w:r>
-    </w:p>
-    <w:p>
-      <w:r>
-        <w:t>“Go ahead and give it to them,” Endol said. “In my books they have earned it. I haven’t been this entertained in a long time. I can’t wait to see their next battle.”</w:t>
-      </w:r>
-    </w:p>
-    <w:p>
-      <w:r>
-        <w:t>“I appreciate it,” Messenger said.</w:t>
-      </w:r>
-      <w:r>
-        <w:t xml:space="preserve"> “If you don’t mind, I’ll call them here.”</w:t>
-      </w:r>
-    </w:p>
-    <w:p>
-      <w:r>
-        <w:lastRenderedPageBreak/>
-        <w:t>“As you wish,” Endol said.</w:t>
-      </w:r>
-    </w:p>
-    <w:p>
-      <w:pPr>
-        <w:jc w:val="center"/>
-      </w:pPr>
-      <w:r>
         <w:rPr>
           <w:noProof/>
-          <w:lang w:val="en-US"/>
         </w:rPr>
         <w:drawing>
           <wp:inline distT="0" distB="0" distL="0" distR="0">
             <wp:extent cx="292972" cy="113169"/>
             <wp:effectExtent l="19050" t="0" r="0" b="0"/>
-            <wp:docPr id="21" name="Picture 3" descr="C:\Users\Burgess\AppData\Local\Microsoft\Windows\Temporary Internet Files\Content.IE5\0LM9LILP\MC900065312[1].wmf"/>
+            <wp:docPr id="15" name="Picture 3" descr="C:\Users\Burgess\AppData\Local\Microsoft\Windows\Temporary Internet Files\Content.IE5\0LM9LILP\MC900065312[1].wmf"/>
             <wp:cNvGraphicFramePr>
               <a:graphicFrameLocks xmlns:a="http://schemas.openxmlformats.org/drawingml/2006/main" noChangeAspect="1"/>
             </wp:cNvGraphicFramePr>
@@ -32372,7 +32409,7 @@
                     </pic:cNvPicPr>
                   </pic:nvPicPr>
                   <pic:blipFill>
-                    <a:blip r:embed="rId14" cstate="print"/>
+                    <a:blip r:embed="rId12" cstate="print"/>
                     <a:srcRect/>
                     <a:stretch>
                       <a:fillRect/>
@@ -32430,6 +32467,7 @@
     </w:p>
     <w:p>
       <w:r>
+        <w:lastRenderedPageBreak/>
         <w:t xml:space="preserve">“Dungeon Divers, Lord Endol </w:t>
       </w:r>
       <w:r>
@@ -32479,7 +32517,13 @@
     </w:p>
     <w:p>
       <w:r>
-        <w:t>They stepped into an elevator and the attendant pressed buttons. A moment later they stepped out.</w:t>
+        <w:t xml:space="preserve">They stepped into an elevator and the </w:t>
+      </w:r>
+      <w:r>
+        <w:t>man</w:t>
+      </w:r>
+      <w:r>
+        <w:t xml:space="preserve"> pressed buttons. A moment later they stepped out.</w:t>
       </w:r>
     </w:p>
     <w:p>
@@ -32515,74 +32559,80 @@
     </w:p>
     <w:p>
       <w:r>
+        <w:t xml:space="preserve">“I’ve only utilized a fraction of my abilities,” Aragon said. “For instance, I feel Dead Eye, Mapping, and Tracking can combine into something amazing. I </w:t>
+      </w:r>
+      <w:r>
+        <w:t xml:space="preserve">now </w:t>
+      </w:r>
+      <w:r>
+        <w:t xml:space="preserve">know invisible arrows, fire, light and </w:t>
+      </w:r>
+      <w:r>
+        <w:t xml:space="preserve">other projectiles are possible. </w:t>
+      </w:r>
+      <w:r>
+        <w:t xml:space="preserve">So far I’ve only used explosions, which I can’t use on people. </w:t>
+      </w:r>
+      <w:r>
+        <w:t>I really need to train.”</w:t>
+      </w:r>
+    </w:p>
+    <w:p>
+      <w:pPr>
+        <w:rPr>
+          <w:rFonts w:asciiTheme="minorHAnsi" w:hAnsiTheme="minorHAnsi" w:cstheme="minorHAnsi"/>
+        </w:rPr>
+      </w:pPr>
+      <w:r>
+        <w:t xml:space="preserve">“What about me?” Erza asked, annoyed. “I got taken out first. I could have </w:t>
+      </w:r>
+      <w:r>
+        <w:t>formed barriers using</w:t>
+      </w:r>
+      <w:r>
+        <w:t xml:space="preserve"> </w:t>
+      </w:r>
+      <w:r>
+        <w:rPr>
+          <w:rFonts w:asciiTheme="minorHAnsi" w:hAnsiTheme="minorHAnsi" w:cstheme="minorHAnsi"/>
+        </w:rPr>
+        <w:t>Telekinesis</w:t>
+      </w:r>
+      <w:r>
+        <w:rPr>
+          <w:rFonts w:asciiTheme="minorHAnsi" w:hAnsiTheme="minorHAnsi" w:cstheme="minorHAnsi"/>
+        </w:rPr>
+        <w:t xml:space="preserve">. And I haven’t touched the power of my </w:t>
+      </w:r>
+      <w:r>
+        <w:rPr>
+          <w:rFonts w:asciiTheme="minorHAnsi" w:hAnsiTheme="minorHAnsi" w:cstheme="minorHAnsi"/>
+        </w:rPr>
+        <w:t>Costume Management System</w:t>
+      </w:r>
+      <w:r>
+        <w:rPr>
+          <w:rFonts w:asciiTheme="minorHAnsi" w:hAnsiTheme="minorHAnsi" w:cstheme="minorHAnsi"/>
+        </w:rPr>
+        <w:t>.”</w:t>
+      </w:r>
+    </w:p>
+    <w:p>
+      <w:pPr>
+        <w:rPr>
+          <w:rFonts w:asciiTheme="minorHAnsi" w:hAnsiTheme="minorHAnsi" w:cstheme="minorHAnsi"/>
+        </w:rPr>
+      </w:pPr>
+      <w:r>
+        <w:rPr>
+          <w:rFonts w:asciiTheme="minorHAnsi" w:hAnsiTheme="minorHAnsi" w:cstheme="minorHAnsi"/>
+        </w:rPr>
+        <w:t>“Why are you smiling?” Demonbane asked, annoyed.</w:t>
+      </w:r>
+    </w:p>
+    <w:p>
+      <w:r>
         <w:lastRenderedPageBreak/>
-        <w:t xml:space="preserve">“I’ve only utilized a fraction of my abilities,” Aragon said. “For instance, I feel Dead Eye, Mapping, and Tracking can combine into something amazing. I </w:t>
-      </w:r>
-      <w:r>
-        <w:t xml:space="preserve">now </w:t>
-      </w:r>
-      <w:r>
-        <w:t xml:space="preserve">know invisible arrows, fire, light and </w:t>
-      </w:r>
-      <w:r>
-        <w:t>other projectiles are possible. I really need to train.”</w:t>
-      </w:r>
-    </w:p>
-    <w:p>
-      <w:pPr>
-        <w:rPr>
-          <w:rFonts w:asciiTheme="minorHAnsi" w:hAnsiTheme="minorHAnsi" w:cstheme="minorHAnsi"/>
-        </w:rPr>
-      </w:pPr>
-      <w:r>
-        <w:t xml:space="preserve">“What about me?” Erza asked, annoyed. “I got taken out first. I could have better protected </w:t>
-      </w:r>
-      <w:r>
-        <w:t>us</w:t>
-      </w:r>
-      <w:r>
-        <w:t xml:space="preserve"> using </w:t>
-      </w:r>
-      <w:r>
-        <w:rPr>
-          <w:rFonts w:asciiTheme="minorHAnsi" w:hAnsiTheme="minorHAnsi" w:cstheme="minorHAnsi"/>
-        </w:rPr>
-        <w:t>Telekinesis</w:t>
-      </w:r>
-      <w:r>
-        <w:rPr>
-          <w:rFonts w:asciiTheme="minorHAnsi" w:hAnsiTheme="minorHAnsi" w:cstheme="minorHAnsi"/>
-        </w:rPr>
-        <w:t xml:space="preserve">. And I haven’t touched the power of my </w:t>
-      </w:r>
-      <w:r>
-        <w:rPr>
-          <w:rFonts w:asciiTheme="minorHAnsi" w:hAnsiTheme="minorHAnsi" w:cstheme="minorHAnsi"/>
-        </w:rPr>
-        <w:t>Costume Management System</w:t>
-      </w:r>
-      <w:r>
-        <w:rPr>
-          <w:rFonts w:asciiTheme="minorHAnsi" w:hAnsiTheme="minorHAnsi" w:cstheme="minorHAnsi"/>
-        </w:rPr>
-        <w:t>.”</w:t>
-      </w:r>
-    </w:p>
-    <w:p>
-      <w:pPr>
-        <w:rPr>
-          <w:rFonts w:asciiTheme="minorHAnsi" w:hAnsiTheme="minorHAnsi" w:cstheme="minorHAnsi"/>
-        </w:rPr>
-      </w:pPr>
-      <w:r>
-        <w:rPr>
-          <w:rFonts w:asciiTheme="minorHAnsi" w:hAnsiTheme="minorHAnsi" w:cstheme="minorHAnsi"/>
-        </w:rPr>
-        <w:t>“Why are you smiling?” Demonbane asked, annoyed.</w:t>
-      </w:r>
-    </w:p>
-    <w:p>
-      <w:r>
         <w:t xml:space="preserve">“Endol acknowledged </w:t>
       </w:r>
       <w:r>
@@ -32672,7 +32722,13 @@
         <w:t xml:space="preserve"> as people who refuse to get stronger.</w:t>
       </w:r>
       <w:r>
-        <w:t xml:space="preserve"> And you are all hitting above your level.</w:t>
+        <w:t xml:space="preserve"> </w:t>
+      </w:r>
+      <w:r>
+        <w:t>However,</w:t>
+      </w:r>
+      <w:r>
+        <w:t xml:space="preserve"> you are all hitting above your level.</w:t>
       </w:r>
       <w:r>
         <w:t>”</w:t>
@@ -32697,169 +32753,532 @@
         <w:t>, although it can find enemy weaknesses</w:t>
       </w:r>
       <w:r>
-        <w:t xml:space="preserve">. However, during the match I felt I have the </w:t>
-      </w:r>
+        <w:t>. However, during the match I felt I have the possibility of combining it, allowing me to map and track multiple</w:t>
+      </w:r>
+      <w:r>
+        <w:t xml:space="preserve"> moving</w:t>
+      </w:r>
+      <w:r>
+        <w:t xml:space="preserve"> targets.</w:t>
+      </w:r>
+    </w:p>
+    <w:p>
+      <w:r>
+        <w:t>“Shaped charges can eventually be used at close quarters, without harming allies.</w:t>
+      </w:r>
+    </w:p>
+    <w:p>
+      <w:r>
+        <w:t>“I now have a clear training path. Unfortunately, this is going to take hundreds of hours of fighting in rather rugged terrain.</w:t>
+      </w:r>
+      <w:r>
+        <w:t xml:space="preserve"> My weakness is close-quarters, so I need to train speed, agility and endurance.</w:t>
+      </w:r>
+      <w:r>
+        <w:t xml:space="preserve"> </w:t>
+      </w:r>
+      <w:r>
+        <w:t>This will be like t</w:t>
+      </w:r>
+      <w:r>
+        <w:t>raining for the Olympics.”</w:t>
+      </w:r>
+    </w:p>
+    <w:p>
       <w:r>
         <w:lastRenderedPageBreak/>
-        <w:t>possibility of combining it, allowing me to map and track multiple</w:t>
-      </w:r>
-      <w:r>
-        <w:t xml:space="preserve"> moving</w:t>
-      </w:r>
-      <w:r>
-        <w:t xml:space="preserve"> targets.</w:t>
-      </w:r>
-    </w:p>
-    <w:p>
-      <w:r>
-        <w:t>“Shaped charges can eventually be used at close quarters, without harming allies.</w:t>
-      </w:r>
-    </w:p>
-    <w:p>
-      <w:r>
-        <w:t>“I now have a clear training path. Unfortunately, this is going to take hundreds of hours of fighting in rather rugged terrain.</w:t>
-      </w:r>
-      <w:r>
-        <w:t xml:space="preserve"> My weakness is close-quarters, so I need to train speed, agility and endurance.</w:t>
+        <w:t>Fineous staggered and held his head.</w:t>
+      </w:r>
+    </w:p>
+    <w:p>
+      <w:r>
+        <w:t xml:space="preserve">“What’s the matter?” both Rose and Messenger </w:t>
+      </w:r>
+      <w:r>
+        <w:t>asked</w:t>
+      </w:r>
+      <w:r>
+        <w:t xml:space="preserve"> at the same time. Both looked worried.</w:t>
+      </w:r>
+    </w:p>
+    <w:p>
+      <w:r>
+        <w:t>“I felt some sort of shaking in the Shadow Realm like an earthquake,” Fineous said.</w:t>
+      </w:r>
+      <w:r>
+        <w:t xml:space="preserve"> “It’s filling me with a sense of panic.”</w:t>
+      </w:r>
+    </w:p>
+    <w:p>
+      <w:r>
+        <w:t>“Is that normal?” Erza asked.</w:t>
+      </w:r>
+    </w:p>
+    <w:p>
+      <w:r>
+        <w:t>“I don’t know,” Messenger said. “I never bothered to study the Shadow Realm. Most people just ignore it</w:t>
+      </w:r>
+      <w:r>
+        <w:t xml:space="preserve">. Only Civil engineers </w:t>
+      </w:r>
+      <w:r>
+        <w:t xml:space="preserve">and scientists </w:t>
+      </w:r>
+      <w:r>
+        <w:t>study it.”</w:t>
+      </w:r>
+    </w:p>
+    <w:p>
+      <w:r>
+        <w:t xml:space="preserve">Just then a siren blared, “Attention everyone, </w:t>
+      </w:r>
+      <w:r>
+        <w:t xml:space="preserve">in approximately 3 hours, 42 minutes </w:t>
+      </w:r>
+      <w:r>
+        <w:t xml:space="preserve">there will be a fracture. </w:t>
+      </w:r>
+      <w:r>
+        <w:t xml:space="preserve">The cities of </w:t>
+      </w:r>
+      <w:r>
+        <w:t>Arin</w:t>
+      </w:r>
+      <w:r>
+        <w:t xml:space="preserve"> and</w:t>
       </w:r>
       <w:r>
         <w:t xml:space="preserve"> </w:t>
       </w:r>
       <w:r>
-        <w:t>This will be like t</w:t>
-      </w:r>
-      <w:r>
-        <w:t>raining for the Olympics.”</w:t>
-      </w:r>
-    </w:p>
-    <w:p>
-      <w:r>
-        <w:t>Fineous staggered and held his head.</w:t>
-      </w:r>
-    </w:p>
-    <w:p>
-      <w:r>
-        <w:t xml:space="preserve">“What’s the matter?” both Rose and Messenger </w:t>
-      </w:r>
-      <w:r>
-        <w:t>asked</w:t>
-      </w:r>
-      <w:r>
-        <w:t xml:space="preserve"> at the same time. Both looked worried.</w:t>
-      </w:r>
-    </w:p>
-    <w:p>
-      <w:r>
-        <w:t>“I felt some sort of shaking in the Shadow Realm like an earthquake,” Fineous said.</w:t>
-      </w:r>
-      <w:r>
-        <w:t xml:space="preserve"> “It’s filling me with a sense of panic.”</w:t>
-      </w:r>
-    </w:p>
-    <w:p>
-      <w:r>
-        <w:t>“Is that normal?” Erza asked.</w:t>
-      </w:r>
-    </w:p>
-    <w:p>
-      <w:r>
-        <w:t>“I don’t know,” Messenger said. “I never bothered to study the Shadow Realm. Most people just ignore it</w:t>
-      </w:r>
-      <w:r>
-        <w:t xml:space="preserve">. Only Civil engineers </w:t>
-      </w:r>
-      <w:r>
-        <w:t xml:space="preserve">and scientists </w:t>
-      </w:r>
-      <w:r>
-        <w:t>study it.”</w:t>
-      </w:r>
-    </w:p>
-    <w:p>
-      <w:r>
-        <w:t xml:space="preserve">Just then a siren blared, “Attention everyone, </w:t>
-      </w:r>
-      <w:r>
-        <w:t xml:space="preserve">in approximately 3 hours, 42 minutes </w:t>
-      </w:r>
-      <w:r>
-        <w:t xml:space="preserve">there will be a fracture. </w:t>
-      </w:r>
-      <w:r>
-        <w:t xml:space="preserve">The cities of </w:t>
-      </w:r>
-      <w:r>
-        <w:t>Arin</w:t>
-      </w:r>
-      <w:r>
-        <w:t xml:space="preserve"> and</w:t>
+        <w:t>Zephyr</w:t>
+      </w:r>
+      <w:r>
+        <w:t xml:space="preserve"> are in the path of the fracture. Please evacuate to a safe city.”</w:t>
+      </w:r>
+    </w:p>
+    <w:p>
+      <w:r>
+        <w:t>In the meantime, Fineous looked as if he was going to puke.</w:t>
       </w:r>
       <w:r>
         <w:t xml:space="preserve"> </w:t>
       </w:r>
       <w:r>
-        <w:t>Zephyr</w:t>
-      </w:r>
-      <w:r>
-        <w:t xml:space="preserve"> are in the path of the fracture. Please evacuate to a safe city.”</w:t>
-      </w:r>
-    </w:p>
-    <w:p>
-      <w:r>
-        <w:t>In the meantime, Fineous looked as if he was going to puke.</w:t>
-      </w:r>
-      <w:r>
+        <w:t>Rose went to him and cast a healing spell.</w:t>
+      </w:r>
+    </w:p>
+    <w:p>
+      <w:pPr>
+        <w:rPr>
+          <w:rFonts w:cstheme="minorHAnsi"/>
+        </w:rPr>
+      </w:pPr>
+      <w:r>
+        <w:t>“Thanks Rose,” Fineous said. “</w:t>
+      </w:r>
+      <w:r>
+        <w:rPr>
+          <w:rFonts w:cstheme="minorHAnsi"/>
+        </w:rPr>
+        <w:t>Lady Araldar</w:t>
+      </w:r>
+      <w:r>
+        <w:rPr>
+          <w:rFonts w:cstheme="minorHAnsi"/>
+        </w:rPr>
+        <w:t xml:space="preserve"> just contacted me…”</w:t>
+      </w:r>
+    </w:p>
+    <w:p>
+      <w:pPr>
+        <w:rPr>
+          <w:rFonts w:cstheme="minorHAnsi"/>
+        </w:rPr>
+      </w:pPr>
+      <w:r>
+        <w:rPr>
+          <w:rFonts w:cstheme="minorHAnsi"/>
+        </w:rPr>
+        <w:t xml:space="preserve">“How the hell do you know Lady </w:t>
+      </w:r>
+      <w:r>
+        <w:rPr>
+          <w:rFonts w:cstheme="minorHAnsi"/>
+        </w:rPr>
+        <w:t>Araldar</w:t>
+      </w:r>
+      <w:r>
+        <w:rPr>
+          <w:rFonts w:cstheme="minorHAnsi"/>
+        </w:rPr>
+        <w:t>?” Endol demanded.</w:t>
+      </w:r>
+    </w:p>
+    <w:p>
+      <w:pPr>
+        <w:rPr>
+          <w:rFonts w:cstheme="minorHAnsi"/>
+        </w:rPr>
+      </w:pPr>
+      <w:r>
+        <w:rPr>
+          <w:rFonts w:cstheme="minorHAnsi"/>
+        </w:rPr>
+        <w:t xml:space="preserve">“Now is not the time,” Messenger said, sternly. “What did </w:t>
+      </w:r>
+      <w:r>
+        <w:rPr>
+          <w:rFonts w:cstheme="minorHAnsi"/>
+        </w:rPr>
+        <w:t>Lady Araldar</w:t>
+      </w:r>
+      <w:r>
+        <w:rPr>
+          <w:rFonts w:cstheme="minorHAnsi"/>
+        </w:rPr>
+        <w:t xml:space="preserve"> say?”</w:t>
+      </w:r>
+    </w:p>
+    <w:p>
+      <w:pPr>
+        <w:rPr>
+          <w:rFonts w:cstheme="minorHAnsi"/>
+        </w:rPr>
+      </w:pPr>
+      <w:r>
+        <w:rPr>
+          <w:rFonts w:cstheme="minorHAnsi"/>
+        </w:rPr>
+        <w:t>Fineous took out a tablet.</w:t>
+      </w:r>
+    </w:p>
+    <w:p>
+      <w:pPr>
+        <w:rPr>
+          <w:rFonts w:cstheme="minorHAnsi"/>
+        </w:rPr>
+      </w:pPr>
+      <w:r>
+        <w:rPr>
+          <w:rFonts w:cstheme="minorHAnsi"/>
+        </w:rPr>
+        <w:t>“</w:t>
+      </w:r>
+      <w:r>
+        <w:rPr>
+          <w:rFonts w:cstheme="minorHAnsi"/>
+        </w:rPr>
+        <w:t>Lady Araldar</w:t>
+      </w:r>
+      <w:r>
+        <w:rPr>
+          <w:rFonts w:cstheme="minorHAnsi"/>
+        </w:rPr>
+        <w:t>, Lord Endol and Messenger are here,” Fineous said.</w:t>
+      </w:r>
+    </w:p>
+    <w:p>
+      <w:pPr>
+        <w:rPr>
+          <w:rFonts w:cstheme="minorHAnsi"/>
+        </w:rPr>
+      </w:pPr>
+      <w:r>
+        <w:rPr>
+          <w:rFonts w:cstheme="minorHAnsi"/>
+        </w:rPr>
+        <w:t>“</w:t>
+      </w:r>
+      <w:r>
+        <w:rPr>
+          <w:rFonts w:cstheme="minorHAnsi"/>
+        </w:rPr>
+        <w:t xml:space="preserve">Good day, Lord Endol, Messenger,” </w:t>
+      </w:r>
+      <w:r>
+        <w:rPr>
+          <w:rFonts w:cstheme="minorHAnsi"/>
+        </w:rPr>
+        <w:t>Araldar</w:t>
+      </w:r>
+      <w:r>
+        <w:rPr>
+          <w:rFonts w:cstheme="minorHAnsi"/>
+        </w:rPr>
+        <w:t xml:space="preserve"> greeted. “Fineous has the ability called Shadow Meld. With this skill, we can influence the formation of the </w:t>
+      </w:r>
+      <w:r>
+        <w:rPr>
+          <w:rFonts w:cstheme="minorHAnsi"/>
+        </w:rPr>
+        <w:t xml:space="preserve">currently forming </w:t>
+      </w:r>
+      <w:r>
+        <w:rPr>
+          <w:rFonts w:cstheme="minorHAnsi"/>
+        </w:rPr>
+        <w:t>fracture. I’m sending you a map of your location, as well as the path you should follow to minimize casualties.</w:t>
+      </w:r>
+    </w:p>
+    <w:p>
+      <w:pPr>
+        <w:rPr>
+          <w:rFonts w:cstheme="minorHAnsi"/>
+        </w:rPr>
+      </w:pPr>
+      <w:r>
+        <w:rPr>
+          <w:rFonts w:cstheme="minorHAnsi"/>
+        </w:rPr>
+        <w:lastRenderedPageBreak/>
+        <w:t>“At the start location, halfway merge into the Shadow Realm. This, combined with the imminent fracture, will influence the fracture formation. And yes, Shadow Meld is perfectly safe.</w:t>
+      </w:r>
+      <w:r>
+        <w:rPr>
+          <w:rFonts w:cstheme="minorHAnsi"/>
+        </w:rPr>
+        <w:t xml:space="preserve"> This </w:t>
+      </w:r>
+      <w:r>
+        <w:rPr>
+          <w:rFonts w:cstheme="minorHAnsi"/>
+        </w:rPr>
+        <w:t xml:space="preserve">technique </w:t>
+      </w:r>
+      <w:r>
+        <w:rPr>
+          <w:rFonts w:cstheme="minorHAnsi"/>
+        </w:rPr>
+        <w:t>only works when there’s an imminent fracture.</w:t>
+      </w:r>
+    </w:p>
+    <w:p>
+      <w:pPr>
+        <w:rPr>
+          <w:rFonts w:cstheme="minorHAnsi"/>
+        </w:rPr>
+      </w:pPr>
+      <w:r>
+        <w:rPr>
+          <w:rFonts w:cstheme="minorHAnsi"/>
+        </w:rPr>
+        <w:t>“The path is a little over 17km.”</w:t>
+      </w:r>
+    </w:p>
+    <w:p>
+      <w:pPr>
+        <w:rPr>
+          <w:rFonts w:cstheme="minorHAnsi"/>
+        </w:rPr>
+      </w:pPr>
+      <w:r>
+        <w:rPr>
+          <w:rFonts w:cstheme="minorHAnsi"/>
+        </w:rPr>
+        <w:t>“I can carry him,” Messenger said.</w:t>
+      </w:r>
+    </w:p>
+    <w:p>
+      <w:pPr>
+        <w:rPr>
+          <w:rFonts w:cstheme="minorHAnsi"/>
+        </w:rPr>
+      </w:pPr>
+      <w:r>
+        <w:rPr>
+          <w:rFonts w:cstheme="minorHAnsi"/>
+        </w:rPr>
+        <w:t>“No you can’t,” Fineous objected.</w:t>
+      </w:r>
+    </w:p>
+    <w:p>
+      <w:pPr>
+        <w:rPr>
+          <w:rFonts w:cstheme="minorHAnsi"/>
+        </w:rPr>
+      </w:pPr>
+      <w:r>
+        <w:rPr>
+          <w:rFonts w:cstheme="minorHAnsi"/>
+        </w:rPr>
+        <w:t xml:space="preserve">“Fineous is right,” </w:t>
+      </w:r>
+      <w:r>
+        <w:rPr>
+          <w:rFonts w:cstheme="minorHAnsi"/>
+        </w:rPr>
+        <w:t>Araldar</w:t>
+      </w:r>
+      <w:r>
+        <w:rPr>
+          <w:rFonts w:cstheme="minorHAnsi"/>
+        </w:rPr>
+        <w:t xml:space="preserve"> said. </w:t>
+      </w:r>
+      <w:r>
+        <w:rPr>
+          <w:rFonts w:cstheme="minorHAnsi"/>
+        </w:rPr>
+        <w:t>“He will be engulfed by the fracture and lau</w:t>
+      </w:r>
+      <w:r>
+        <w:rPr>
+          <w:rFonts w:cstheme="minorHAnsi"/>
+        </w:rPr>
+        <w:t>nc</w:t>
+      </w:r>
+      <w:r>
+        <w:rPr>
+          <w:rFonts w:cstheme="minorHAnsi"/>
+        </w:rPr>
+        <w:t>hed who knows how far away.</w:t>
+      </w:r>
+    </w:p>
+    <w:p>
+      <w:pPr>
+        <w:rPr>
+          <w:rFonts w:cstheme="minorHAnsi"/>
+        </w:rPr>
+      </w:pPr>
+      <w:r>
+        <w:rPr>
+          <w:rFonts w:cstheme="minorHAnsi"/>
+        </w:rPr>
+        <w:t>“</w:t>
+      </w:r>
+      <w:r>
+        <w:rPr>
+          <w:rFonts w:cstheme="minorHAnsi"/>
+        </w:rPr>
+        <w:t xml:space="preserve">Being so small, </w:t>
+      </w:r>
+      <w:r>
+        <w:rPr>
+          <w:rFonts w:cstheme="minorHAnsi"/>
+        </w:rPr>
+        <w:t>the fracture</w:t>
+      </w:r>
+      <w:r>
+        <w:rPr>
+          <w:rFonts w:cstheme="minorHAnsi"/>
+        </w:rPr>
+        <w:t xml:space="preserve"> might only </w:t>
+      </w:r>
+      <w:r>
+        <w:rPr>
+          <w:rFonts w:cstheme="minorHAnsi"/>
+        </w:rPr>
+        <w:t>launch them only</w:t>
+      </w:r>
+      <w:r>
+        <w:rPr>
+          <w:rFonts w:cstheme="minorHAnsi"/>
+        </w:rPr>
+        <w:t xml:space="preserve"> a few thousand kilometers, </w:t>
+      </w:r>
+      <w:r>
+        <w:rPr>
+          <w:rFonts w:cstheme="minorHAnsi"/>
+        </w:rPr>
+        <w:t>or</w:t>
+      </w:r>
+      <w:r>
+        <w:rPr>
+          <w:rFonts w:cstheme="minorHAnsi"/>
+        </w:rPr>
         <w:t xml:space="preserve"> </w:t>
       </w:r>
       <w:r>
-        <w:t>Rose went to him and cast a healing spell.</w:t>
-      </w:r>
-    </w:p>
-    <w:p>
-      <w:pPr>
         <w:rPr>
           <w:rFonts w:cstheme="minorHAnsi"/>
         </w:rPr>
-      </w:pPr>
-      <w:r>
-        <w:t>“Thanks Rose,” Fineous said. “</w:t>
+        <w:t xml:space="preserve">they could be </w:t>
       </w:r>
       <w:r>
         <w:rPr>
           <w:rFonts w:cstheme="minorHAnsi"/>
         </w:rPr>
-        <w:t>Lady Araldar</w:t>
-      </w:r>
-      <w:r>
+        <w:t>laughed millions or billions of kilometers away.</w:t>
+      </w:r>
+    </w:p>
+    <w:p>
+      <w:pPr>
         <w:rPr>
           <w:rFonts w:cstheme="minorHAnsi"/>
         </w:rPr>
-        <w:t xml:space="preserve"> just contacted me…”</w:t>
-      </w:r>
-    </w:p>
-    <w:p>
-      <w:pPr>
+      </w:pPr>
+      <w:r>
         <w:rPr>
           <w:rFonts w:cstheme="minorHAnsi"/>
         </w:rPr>
-      </w:pPr>
-      <w:r>
+        <w:t>“Also, there are dangers out there that can threaten even an A-Ranker.</w:t>
+      </w:r>
+    </w:p>
+    <w:p>
+      <w:pPr>
         <w:rPr>
           <w:rFonts w:cstheme="minorHAnsi"/>
         </w:rPr>
-        <w:t xml:space="preserve">“How the hell do you know Lady </w:t>
-      </w:r>
+      </w:pPr>
       <w:r>
         <w:rPr>
           <w:rFonts w:cstheme="minorHAnsi"/>
         </w:rPr>
+        <w:t>“If it’s only 17km and we have 3 hours, I could carry him,” Demonbane said.</w:t>
+      </w:r>
+    </w:p>
+    <w:p>
+      <w:pPr>
+        <w:rPr>
+          <w:rFonts w:cstheme="minorHAnsi"/>
+        </w:rPr>
+      </w:pPr>
+      <w:r>
+        <w:t>Messenger went to the elevator and pressed a button.</w:t>
+      </w:r>
+    </w:p>
+    <w:p>
+      <w:pPr>
+        <w:rPr>
+          <w:rFonts w:cstheme="minorHAnsi"/>
+        </w:rPr>
+      </w:pPr>
+      <w:r>
+        <w:rPr>
+          <w:rFonts w:cstheme="minorHAnsi"/>
+        </w:rPr>
+        <w:t>“But wouldn’t their team be separated?” Endol asked.</w:t>
+      </w:r>
+    </w:p>
+    <w:p>
+      <w:pPr>
+        <w:rPr>
+          <w:rFonts w:cstheme="minorHAnsi"/>
+        </w:rPr>
+      </w:pPr>
+      <w:r>
+        <w:rPr>
+          <w:rFonts w:cstheme="minorHAnsi"/>
+        </w:rPr>
+        <w:t xml:space="preserve">“Ideally they would use a boat,” </w:t>
+      </w:r>
+      <w:r>
+        <w:rPr>
+          <w:rFonts w:cstheme="minorHAnsi"/>
+        </w:rPr>
         <w:t>Araldar</w:t>
       </w:r>
       <w:r>
         <w:rPr>
           <w:rFonts w:cstheme="minorHAnsi"/>
         </w:rPr>
-        <w:t>?” Endol demanded.</w:t>
+        <w:t>.</w:t>
+      </w:r>
+    </w:p>
+    <w:p>
+      <w:r>
+        <w:t>They waited and after what seemed like forever, the door opened.</w:t>
       </w:r>
     </w:p>
     <w:p>
@@ -32872,19 +33291,20 @@
         <w:rPr>
           <w:rFonts w:cstheme="minorHAnsi"/>
         </w:rPr>
-        <w:t xml:space="preserve">“Now is not the time,” Messenger said, sternly. “What did </w:t>
-      </w:r>
-      <w:r>
+        <w:t>“Is there a boat in the area?” Fineous asked.</w:t>
+      </w:r>
+    </w:p>
+    <w:p>
+      <w:pPr>
         <w:rPr>
           <w:rFonts w:cstheme="minorHAnsi"/>
         </w:rPr>
-        <w:t>Lady Araldar</w:t>
-      </w:r>
+      </w:pPr>
       <w:r>
         <w:rPr>
           <w:rFonts w:cstheme="minorHAnsi"/>
         </w:rPr>
-        <w:t xml:space="preserve"> say?”</w:t>
+        <w:t>“Answer him,” Endol commanded.</w:t>
       </w:r>
     </w:p>
     <w:p>
@@ -32897,8 +33317,40 @@
         <w:rPr>
           <w:rFonts w:cstheme="minorHAnsi"/>
         </w:rPr>
+        <w:t>“Yes sir,” the attendant said. “They are used for competitions.”</w:t>
+      </w:r>
+    </w:p>
+    <w:p>
+      <w:pPr>
+        <w:rPr>
+          <w:rFonts w:cstheme="minorHAnsi"/>
+        </w:rPr>
+      </w:pPr>
+      <w:r>
+        <w:rPr>
+          <w:rFonts w:cstheme="minorHAnsi"/>
+        </w:rPr>
+        <w:t>“Take us</w:t>
+      </w:r>
+      <w:r>
+        <w:rPr>
+          <w:rFonts w:cstheme="minorHAnsi"/>
+        </w:rPr>
+        <w:t xml:space="preserve"> there,” Endol said.</w:t>
+      </w:r>
+    </w:p>
+    <w:p>
+      <w:pPr>
+        <w:rPr>
+          <w:rFonts w:cstheme="minorHAnsi"/>
+        </w:rPr>
+      </w:pPr>
+      <w:r>
+        <w:rPr>
+          <w:rFonts w:cstheme="minorHAnsi"/>
+        </w:rPr>
         <w:lastRenderedPageBreak/>
-        <w:t>Fineous took out a tablet.</w:t>
+        <w:t>Once inside, the attendant pressed buttons. A moment later the door opened.</w:t>
       </w:r>
     </w:p>
     <w:p>
@@ -32911,19 +33363,158 @@
         <w:rPr>
           <w:rFonts w:cstheme="minorHAnsi"/>
         </w:rPr>
+        <w:t>“Bring one of the boats here,” Endol said. “I will sign for it.”</w:t>
+      </w:r>
+    </w:p>
+    <w:p>
+      <w:pPr>
+        <w:rPr>
+          <w:rFonts w:cstheme="minorHAnsi"/>
+        </w:rPr>
+      </w:pPr>
+      <w:r>
+        <w:rPr>
+          <w:rFonts w:cstheme="minorHAnsi"/>
+        </w:rPr>
+        <w:t>The attendant handed a table</w:t>
+      </w:r>
+      <w:r>
+        <w:rPr>
+          <w:rFonts w:cstheme="minorHAnsi"/>
+        </w:rPr>
+        <w:t>t</w:t>
+      </w:r>
+      <w:r>
+        <w:rPr>
+          <w:rFonts w:cstheme="minorHAnsi"/>
+        </w:rPr>
+        <w:t xml:space="preserve"> to Endol.</w:t>
+      </w:r>
+    </w:p>
+    <w:p>
+      <w:pPr>
+        <w:rPr>
+          <w:rFonts w:cstheme="minorHAnsi"/>
+        </w:rPr>
+      </w:pPr>
+      <w:r>
+        <w:rPr>
+          <w:rFonts w:cstheme="minorHAnsi"/>
+        </w:rPr>
+        <w:t>A minute later the attendant brought back a canoe with orbs in front of each seat.</w:t>
+      </w:r>
+    </w:p>
+    <w:p>
+      <w:pPr>
+        <w:rPr>
+          <w:rFonts w:cstheme="minorHAnsi"/>
+        </w:rPr>
+      </w:pPr>
+      <w:r>
+        <w:rPr>
+          <w:rFonts w:cstheme="minorHAnsi"/>
+        </w:rPr>
+        <w:t>“Too bad there’s no manna battery,” Messenger mused.</w:t>
+      </w:r>
+    </w:p>
+    <w:p>
+      <w:pPr>
+        <w:rPr>
+          <w:rFonts w:cstheme="minorHAnsi"/>
+        </w:rPr>
+      </w:pPr>
+      <w:r>
+        <w:rPr>
+          <w:rFonts w:cstheme="minorHAnsi"/>
+        </w:rPr>
+        <w:t>“There are a few that were confiscated,” the attendant said.</w:t>
+      </w:r>
+    </w:p>
+    <w:p>
+      <w:pPr>
+        <w:rPr>
+          <w:rFonts w:cstheme="minorHAnsi"/>
+        </w:rPr>
+      </w:pPr>
+      <w:r>
+        <w:rPr>
+          <w:rFonts w:cstheme="minorHAnsi"/>
+        </w:rPr>
+        <w:t xml:space="preserve">“Please bring </w:t>
+      </w:r>
+      <w:r>
+        <w:rPr>
+          <w:rFonts w:cstheme="minorHAnsi"/>
+        </w:rPr>
+        <w:t xml:space="preserve">all of </w:t>
+      </w:r>
+      <w:r>
+        <w:rPr>
+          <w:rFonts w:cstheme="minorHAnsi"/>
+        </w:rPr>
+        <w:t xml:space="preserve">them here and attach </w:t>
+      </w:r>
+      <w:r>
+        <w:rPr>
+          <w:rFonts w:cstheme="minorHAnsi"/>
+        </w:rPr>
+        <w:t xml:space="preserve">one </w:t>
+      </w:r>
+      <w:r>
+        <w:rPr>
+          <w:rFonts w:cstheme="minorHAnsi"/>
+        </w:rPr>
+        <w:t>to that boat,” Endol commanded.</w:t>
+      </w:r>
+      <w:r>
+        <w:rPr>
+          <w:rFonts w:cstheme="minorHAnsi"/>
+        </w:rPr>
+        <w:t xml:space="preserve"> “Make sure they are fully charged.”</w:t>
+      </w:r>
+    </w:p>
+    <w:p>
+      <w:pPr>
+        <w:rPr>
+          <w:rFonts w:cstheme="minorHAnsi"/>
+        </w:rPr>
+      </w:pPr>
+      <w:r>
+        <w:rPr>
+          <w:rFonts w:cstheme="minorHAnsi"/>
+        </w:rPr>
+        <w:t>“Yes si</w:t>
+      </w:r>
+      <w:r>
+        <w:rPr>
+          <w:rFonts w:cstheme="minorHAnsi"/>
+        </w:rPr>
+        <w:t>r,” the attendant said and amended information in the tablet. Endol resigned. The attendant left.</w:t>
+      </w:r>
+    </w:p>
+    <w:p>
+      <w:pPr>
+        <w:rPr>
+          <w:rFonts w:cstheme="minorHAnsi"/>
+        </w:rPr>
+      </w:pPr>
+      <w:r>
+        <w:rPr>
+          <w:rFonts w:cstheme="minorHAnsi"/>
+        </w:rPr>
         <w:t>“</w:t>
       </w:r>
       <w:r>
         <w:rPr>
           <w:rFonts w:cstheme="minorHAnsi"/>
         </w:rPr>
-        <w:t>Lady Araldar</w:t>
+        <w:t>We</w:t>
       </w:r>
       <w:r>
         <w:rPr>
           <w:rFonts w:cstheme="minorHAnsi"/>
         </w:rPr>
-        <w:t>, Lord Endol and Messenger are here,” Fineous said.</w:t>
+        <w:t xml:space="preserve"> have library books,” Fibrous said.</w:t>
       </w:r>
     </w:p>
     <w:p>
@@ -32936,68 +33527,75 @@
         <w:rPr>
           <w:rFonts w:cstheme="minorHAnsi"/>
         </w:rPr>
-        <w:t>“</w:t>
+        <w:t xml:space="preserve">“The </w:t>
+      </w:r>
+      <w:r>
+        <w:t>Arca</w:t>
+      </w:r>
+      <w:r>
+        <w:t xml:space="preserve">na wants you to keep them,” </w:t>
       </w:r>
       <w:r>
         <w:rPr>
           <w:rFonts w:cstheme="minorHAnsi"/>
         </w:rPr>
-        <w:t xml:space="preserve">Good day, Lord Endol, Messenger,” </w:t>
+        <w:t>Araldar</w:t>
       </w:r>
       <w:r>
         <w:rPr>
           <w:rFonts w:cstheme="minorHAnsi"/>
         </w:rPr>
-        <w:t>Araldar</w:t>
-      </w:r>
-      <w:r>
+        <w:t xml:space="preserve"> said. “You’ll need them.”</w:t>
+      </w:r>
+    </w:p>
+    <w:p>
+      <w:pPr>
         <w:rPr>
           <w:rFonts w:cstheme="minorHAnsi"/>
         </w:rPr>
-        <w:t xml:space="preserve"> greeted. “Fineous has the ability called Shadow Meld. With this skill, we can influence the formation of the </w:t>
-      </w:r>
+      </w:pPr>
       <w:r>
         <w:rPr>
           <w:rFonts w:cstheme="minorHAnsi"/>
         </w:rPr>
-        <w:t xml:space="preserve">currently forming </w:t>
+        <w:t xml:space="preserve">After awhile the attendant returned with the </w:t>
       </w:r>
       <w:r>
         <w:rPr>
           <w:rFonts w:cstheme="minorHAnsi"/>
         </w:rPr>
-        <w:t>fracture. I’m sending you a map of your location, as well as the path you should follow to minimize casualties.</w:t>
-      </w:r>
-    </w:p>
-    <w:p>
-      <w:pPr>
+        <w:t>batteries.</w:t>
+      </w:r>
+      <w:r>
         <w:rPr>
           <w:rFonts w:cstheme="minorHAnsi"/>
         </w:rPr>
-      </w:pPr>
-      <w:r>
+        <w:t xml:space="preserve"> He installed one and Fineous took the rest.</w:t>
+      </w:r>
+    </w:p>
+    <w:p>
+      <w:pPr>
         <w:rPr>
           <w:rFonts w:cstheme="minorHAnsi"/>
         </w:rPr>
-        <w:t>“At the start location, halfway merge into the Shadow Realm. This, combined with the imminent fracture, will influence the fracture formation. And yes, Shadow Meld is perfectly safe.</w:t>
-      </w:r>
+      </w:pPr>
       <w:r>
         <w:rPr>
           <w:rFonts w:cstheme="minorHAnsi"/>
         </w:rPr>
-        <w:t xml:space="preserve"> This </w:t>
+        <w:t>“Bring that boat and take us too…,”</w:t>
       </w:r>
       <w:r>
         <w:rPr>
           <w:rFonts w:cstheme="minorHAnsi"/>
         </w:rPr>
-        <w:t xml:space="preserve">technique </w:t>
+        <w:t xml:space="preserve"> </w:t>
       </w:r>
       <w:r>
         <w:rPr>
           <w:rFonts w:cstheme="minorHAnsi"/>
         </w:rPr>
-        <w:t>only works when there’s an imminent fracture.</w:t>
+        <w:t>Endol said.</w:t>
       </w:r>
     </w:p>
     <w:p>
@@ -33010,7 +33608,7 @@
         <w:rPr>
           <w:rFonts w:cstheme="minorHAnsi"/>
         </w:rPr>
-        <w:t>“The path is a little over 17km.”</w:t>
+        <w:t>“There,” Fineous said and pointed.</w:t>
       </w:r>
     </w:p>
     <w:p>
@@ -33023,7 +33621,7 @@
         <w:rPr>
           <w:rFonts w:cstheme="minorHAnsi"/>
         </w:rPr>
-        <w:t>“I can carry him,” Messenger said.</w:t>
+        <w:t>“The closest exit in that direction,” Endol said.</w:t>
       </w:r>
     </w:p>
     <w:p>
@@ -33036,556 +33634,17 @@
         <w:rPr>
           <w:rFonts w:cstheme="minorHAnsi"/>
         </w:rPr>
-        <w:t>“No you can’t,” Fineous objected.</w:t>
-      </w:r>
-    </w:p>
-    <w:p>
-      <w:pPr>
-        <w:rPr>
-          <w:rFonts w:cstheme="minorHAnsi"/>
-        </w:rPr>
-      </w:pPr>
-      <w:r>
-        <w:rPr>
-          <w:rFonts w:cstheme="minorHAnsi"/>
-        </w:rPr>
-        <w:t xml:space="preserve">“Fineous is right,” </w:t>
-      </w:r>
-      <w:r>
-        <w:rPr>
-          <w:rFonts w:cstheme="minorHAnsi"/>
-        </w:rPr>
-        <w:t>Lady Araldar</w:t>
-      </w:r>
-      <w:r>
-        <w:rPr>
-          <w:rFonts w:cstheme="minorHAnsi"/>
-        </w:rPr>
-        <w:t xml:space="preserve"> said. </w:t>
-      </w:r>
-      <w:r>
-        <w:rPr>
-          <w:rFonts w:cstheme="minorHAnsi"/>
-        </w:rPr>
-        <w:t>“He will be engulfed by the fracture and lau</w:t>
-      </w:r>
-      <w:r>
-        <w:rPr>
-          <w:rFonts w:cstheme="minorHAnsi"/>
-        </w:rPr>
-        <w:t>nc</w:t>
-      </w:r>
-      <w:r>
-        <w:rPr>
-          <w:rFonts w:cstheme="minorHAnsi"/>
-        </w:rPr>
-        <w:t>hed who knows how far away.</w:t>
-      </w:r>
-    </w:p>
-    <w:p>
-      <w:pPr>
-        <w:rPr>
-          <w:rFonts w:cstheme="minorHAnsi"/>
-        </w:rPr>
-      </w:pPr>
-      <w:r>
-        <w:rPr>
-          <w:rFonts w:cstheme="minorHAnsi"/>
-        </w:rPr>
-        <w:t>“</w:t>
-      </w:r>
-      <w:r>
-        <w:rPr>
-          <w:rFonts w:cstheme="minorHAnsi"/>
-        </w:rPr>
-        <w:t xml:space="preserve">Being so small, </w:t>
-      </w:r>
-      <w:r>
-        <w:rPr>
-          <w:rFonts w:cstheme="minorHAnsi"/>
-        </w:rPr>
-        <w:t>the fracture</w:t>
-      </w:r>
-      <w:r>
-        <w:rPr>
-          <w:rFonts w:cstheme="minorHAnsi"/>
-        </w:rPr>
-        <w:t xml:space="preserve"> might only </w:t>
-      </w:r>
-      <w:r>
-        <w:rPr>
-          <w:rFonts w:cstheme="minorHAnsi"/>
-        </w:rPr>
-        <w:t>launch them only</w:t>
-      </w:r>
-      <w:r>
-        <w:rPr>
-          <w:rFonts w:cstheme="minorHAnsi"/>
-        </w:rPr>
-        <w:t xml:space="preserve"> a few thousand kilometers, </w:t>
-      </w:r>
-      <w:r>
-        <w:rPr>
-          <w:rFonts w:cstheme="minorHAnsi"/>
-        </w:rPr>
-        <w:t>or</w:t>
-      </w:r>
-      <w:r>
-        <w:rPr>
-          <w:rFonts w:cstheme="minorHAnsi"/>
-        </w:rPr>
-        <w:t xml:space="preserve"> </w:t>
-      </w:r>
-      <w:r>
-        <w:rPr>
-          <w:rFonts w:cstheme="minorHAnsi"/>
-        </w:rPr>
-        <w:t xml:space="preserve">they could be </w:t>
-      </w:r>
-      <w:r>
-        <w:rPr>
-          <w:rFonts w:cstheme="minorHAnsi"/>
-        </w:rPr>
-        <w:t>laughed millions or billions of kilometers away.</w:t>
-      </w:r>
-    </w:p>
-    <w:p>
-      <w:pPr>
-        <w:rPr>
-          <w:rFonts w:cstheme="minorHAnsi"/>
-        </w:rPr>
-      </w:pPr>
-      <w:r>
-        <w:rPr>
-          <w:rFonts w:cstheme="minorHAnsi"/>
-        </w:rPr>
-        <w:t>“Also, there are dangers out there that can threaten even an A-Ranker.</w:t>
-      </w:r>
-    </w:p>
-    <w:p>
-      <w:pPr>
-        <w:rPr>
-          <w:rFonts w:cstheme="minorHAnsi"/>
-        </w:rPr>
-      </w:pPr>
-      <w:r>
-        <w:rPr>
-          <w:rFonts w:cstheme="minorHAnsi"/>
-        </w:rPr>
-        <w:t>“If it’s only 17km and we have 3 hours, I could carry him,” Demonbane said.</w:t>
-      </w:r>
-    </w:p>
-    <w:p>
-      <w:pPr>
-        <w:rPr>
-          <w:rFonts w:cstheme="minorHAnsi"/>
-        </w:rPr>
-      </w:pPr>
-      <w:r>
-        <w:t>Messenger went to the elevator and pressed a button.</w:t>
-      </w:r>
-    </w:p>
-    <w:p>
-      <w:pPr>
-        <w:rPr>
-          <w:rFonts w:cstheme="minorHAnsi"/>
-        </w:rPr>
-      </w:pPr>
-      <w:r>
-        <w:rPr>
-          <w:rFonts w:cstheme="minorHAnsi"/>
-        </w:rPr>
-        <w:t>“But wouldn’t their team be separated?” Endol asked.</w:t>
-      </w:r>
-    </w:p>
-    <w:p>
-      <w:pPr>
-        <w:rPr>
-          <w:rFonts w:cstheme="minorHAnsi"/>
-        </w:rPr>
-      </w:pPr>
-      <w:r>
-        <w:rPr>
-          <w:rFonts w:cstheme="minorHAnsi"/>
-        </w:rPr>
+        <w:t>Moments later the attendant glided the vehicle into the elevator. A few more button clicks later and the doors opened, revealing the outdoors.</w:t>
+      </w:r>
+    </w:p>
+    <w:p>
+      <w:r>
+        <w:t>Fineous jumped into the front seat and his party got on behind.</w:t>
+      </w:r>
+    </w:p>
+    <w:p>
+      <w:r>
         <w:lastRenderedPageBreak/>
-        <w:t xml:space="preserve">“Ideally they would use a boat,” </w:t>
-      </w:r>
-      <w:r>
-        <w:rPr>
-          <w:rFonts w:cstheme="minorHAnsi"/>
-        </w:rPr>
-        <w:t>Araldar</w:t>
-      </w:r>
-      <w:r>
-        <w:rPr>
-          <w:rFonts w:cstheme="minorHAnsi"/>
-        </w:rPr>
-        <w:t>.</w:t>
-      </w:r>
-    </w:p>
-    <w:p>
-      <w:r>
-        <w:t>They waited and after what seemed like forever, the door opened.</w:t>
-      </w:r>
-    </w:p>
-    <w:p>
-      <w:pPr>
-        <w:rPr>
-          <w:rFonts w:cstheme="minorHAnsi"/>
-        </w:rPr>
-      </w:pPr>
-      <w:r>
-        <w:rPr>
-          <w:rFonts w:cstheme="minorHAnsi"/>
-        </w:rPr>
-        <w:t>“Is there a boat in the area?” Fineous asked.</w:t>
-      </w:r>
-    </w:p>
-    <w:p>
-      <w:pPr>
-        <w:rPr>
-          <w:rFonts w:cstheme="minorHAnsi"/>
-        </w:rPr>
-      </w:pPr>
-      <w:r>
-        <w:rPr>
-          <w:rFonts w:cstheme="minorHAnsi"/>
-        </w:rPr>
-        <w:t>“Answer him,” Endol commanded.</w:t>
-      </w:r>
-    </w:p>
-    <w:p>
-      <w:pPr>
-        <w:rPr>
-          <w:rFonts w:cstheme="minorHAnsi"/>
-        </w:rPr>
-      </w:pPr>
-      <w:r>
-        <w:rPr>
-          <w:rFonts w:cstheme="minorHAnsi"/>
-        </w:rPr>
-        <w:t>“Yes sir,” the attendant said. “They are used for competitions.”</w:t>
-      </w:r>
-    </w:p>
-    <w:p>
-      <w:pPr>
-        <w:rPr>
-          <w:rFonts w:cstheme="minorHAnsi"/>
-        </w:rPr>
-      </w:pPr>
-      <w:r>
-        <w:rPr>
-          <w:rFonts w:cstheme="minorHAnsi"/>
-        </w:rPr>
-        <w:t>“Take us</w:t>
-      </w:r>
-      <w:r>
-        <w:rPr>
-          <w:rFonts w:cstheme="minorHAnsi"/>
-        </w:rPr>
-        <w:t xml:space="preserve"> there,” Endol said.</w:t>
-      </w:r>
-    </w:p>
-    <w:p>
-      <w:pPr>
-        <w:rPr>
-          <w:rFonts w:cstheme="minorHAnsi"/>
-        </w:rPr>
-      </w:pPr>
-      <w:r>
-        <w:rPr>
-          <w:rFonts w:cstheme="minorHAnsi"/>
-        </w:rPr>
-        <w:t>Once inside, the attendant pressed buttons. A moment later the door opened.</w:t>
-      </w:r>
-    </w:p>
-    <w:p>
-      <w:pPr>
-        <w:rPr>
-          <w:rFonts w:cstheme="minorHAnsi"/>
-        </w:rPr>
-      </w:pPr>
-      <w:r>
-        <w:rPr>
-          <w:rFonts w:cstheme="minorHAnsi"/>
-        </w:rPr>
-        <w:t>“Bring one of the boats here,” Endol said. “I will sign for it.”</w:t>
-      </w:r>
-    </w:p>
-    <w:p>
-      <w:pPr>
-        <w:rPr>
-          <w:rFonts w:cstheme="minorHAnsi"/>
-        </w:rPr>
-      </w:pPr>
-      <w:r>
-        <w:rPr>
-          <w:rFonts w:cstheme="minorHAnsi"/>
-        </w:rPr>
-        <w:t>The attendant handed a table</w:t>
-      </w:r>
-      <w:r>
-        <w:rPr>
-          <w:rFonts w:cstheme="minorHAnsi"/>
-        </w:rPr>
-        <w:t>t</w:t>
-      </w:r>
-      <w:r>
-        <w:rPr>
-          <w:rFonts w:cstheme="minorHAnsi"/>
-        </w:rPr>
-        <w:t xml:space="preserve"> to Endol.</w:t>
-      </w:r>
-    </w:p>
-    <w:p>
-      <w:pPr>
-        <w:rPr>
-          <w:rFonts w:cstheme="minorHAnsi"/>
-        </w:rPr>
-      </w:pPr>
-      <w:r>
-        <w:rPr>
-          <w:rFonts w:cstheme="minorHAnsi"/>
-        </w:rPr>
-        <w:t>A minute later the attendant brought back a canoe with orbs in front of each seat.</w:t>
-      </w:r>
-    </w:p>
-    <w:p>
-      <w:pPr>
-        <w:rPr>
-          <w:rFonts w:cstheme="minorHAnsi"/>
-        </w:rPr>
-      </w:pPr>
-      <w:r>
-        <w:rPr>
-          <w:rFonts w:cstheme="minorHAnsi"/>
-        </w:rPr>
-        <w:t>“Too bad there’s no manna battery,” Messenger mused.</w:t>
-      </w:r>
-    </w:p>
-    <w:p>
-      <w:pPr>
-        <w:rPr>
-          <w:rFonts w:cstheme="minorHAnsi"/>
-        </w:rPr>
-      </w:pPr>
-      <w:r>
-        <w:rPr>
-          <w:rFonts w:cstheme="minorHAnsi"/>
-        </w:rPr>
-        <w:t>“There are a few that were confiscated,” the attendant said.</w:t>
-      </w:r>
-    </w:p>
-    <w:p>
-      <w:pPr>
-        <w:rPr>
-          <w:rFonts w:cstheme="minorHAnsi"/>
-        </w:rPr>
-      </w:pPr>
-      <w:r>
-        <w:rPr>
-          <w:rFonts w:cstheme="minorHAnsi"/>
-        </w:rPr>
-        <w:t xml:space="preserve">“Please bring </w:t>
-      </w:r>
-      <w:r>
-        <w:rPr>
-          <w:rFonts w:cstheme="minorHAnsi"/>
-        </w:rPr>
-        <w:t xml:space="preserve">all of </w:t>
-      </w:r>
-      <w:r>
-        <w:rPr>
-          <w:rFonts w:cstheme="minorHAnsi"/>
-        </w:rPr>
-        <w:t xml:space="preserve">them here and attach </w:t>
-      </w:r>
-      <w:r>
-        <w:rPr>
-          <w:rFonts w:cstheme="minorHAnsi"/>
-        </w:rPr>
-        <w:t xml:space="preserve">one </w:t>
-      </w:r>
-      <w:r>
-        <w:rPr>
-          <w:rFonts w:cstheme="minorHAnsi"/>
-        </w:rPr>
-        <w:t>to that boat,” Endol commanded.</w:t>
-      </w:r>
-    </w:p>
-    <w:p>
-      <w:pPr>
-        <w:rPr>
-          <w:rFonts w:cstheme="minorHAnsi"/>
-        </w:rPr>
-      </w:pPr>
-      <w:r>
-        <w:rPr>
-          <w:rFonts w:cstheme="minorHAnsi"/>
-        </w:rPr>
-        <w:t>“Yes si</w:t>
-      </w:r>
-      <w:r>
-        <w:rPr>
-          <w:rFonts w:cstheme="minorHAnsi"/>
-        </w:rPr>
-        <w:t>r,” the attendant said and amended information in the tablet. Endol resigned. The attendant left.</w:t>
-      </w:r>
-    </w:p>
-    <w:p>
-      <w:pPr>
-        <w:rPr>
-          <w:rFonts w:cstheme="minorHAnsi"/>
-        </w:rPr>
-      </w:pPr>
-      <w:r>
-        <w:rPr>
-          <w:rFonts w:cstheme="minorHAnsi"/>
-        </w:rPr>
-        <w:t>“</w:t>
-      </w:r>
-      <w:r>
-        <w:rPr>
-          <w:rFonts w:cstheme="minorHAnsi"/>
-        </w:rPr>
-        <w:t>We</w:t>
-      </w:r>
-      <w:r>
-        <w:rPr>
-          <w:rFonts w:cstheme="minorHAnsi"/>
-        </w:rPr>
-        <w:t xml:space="preserve"> have library books,” Fibrous said.</w:t>
-      </w:r>
-    </w:p>
-    <w:p>
-      <w:pPr>
-        <w:rPr>
-          <w:rFonts w:cstheme="minorHAnsi"/>
-        </w:rPr>
-      </w:pPr>
-      <w:r>
-        <w:rPr>
-          <w:rFonts w:cstheme="minorHAnsi"/>
-        </w:rPr>
-        <w:t xml:space="preserve">“The </w:t>
-      </w:r>
-      <w:r>
-        <w:t>Arca</w:t>
-      </w:r>
-      <w:r>
-        <w:t xml:space="preserve">na wants you to keep them,” </w:t>
-      </w:r>
-      <w:r>
-        <w:rPr>
-          <w:rFonts w:cstheme="minorHAnsi"/>
-        </w:rPr>
-        <w:t>Araldar</w:t>
-      </w:r>
-      <w:r>
-        <w:rPr>
-          <w:rFonts w:cstheme="minorHAnsi"/>
-        </w:rPr>
-        <w:t xml:space="preserve"> said. “You’ll need them.”</w:t>
-      </w:r>
-    </w:p>
-    <w:p>
-      <w:pPr>
-        <w:rPr>
-          <w:rFonts w:cstheme="minorHAnsi"/>
-        </w:rPr>
-      </w:pPr>
-      <w:r>
-        <w:rPr>
-          <w:rFonts w:cstheme="minorHAnsi"/>
-        </w:rPr>
-        <w:t xml:space="preserve">After awhile the attendant returned with the </w:t>
-      </w:r>
-      <w:r>
-        <w:rPr>
-          <w:rFonts w:cstheme="minorHAnsi"/>
-        </w:rPr>
-        <w:t>batteries.</w:t>
-      </w:r>
-      <w:r>
-        <w:rPr>
-          <w:rFonts w:cstheme="minorHAnsi"/>
-        </w:rPr>
-        <w:t xml:space="preserve"> He installed one and Fineous took the rest.</w:t>
-      </w:r>
-    </w:p>
-    <w:p>
-      <w:pPr>
-        <w:rPr>
-          <w:rFonts w:cstheme="minorHAnsi"/>
-        </w:rPr>
-      </w:pPr>
-      <w:r>
-        <w:rPr>
-          <w:rFonts w:cstheme="minorHAnsi"/>
-        </w:rPr>
-        <w:lastRenderedPageBreak/>
-        <w:t>“Bring that boat and take us too…,”</w:t>
-      </w:r>
-      <w:r>
-        <w:rPr>
-          <w:rFonts w:cstheme="minorHAnsi"/>
-        </w:rPr>
-        <w:t xml:space="preserve"> </w:t>
-      </w:r>
-      <w:r>
-        <w:rPr>
-          <w:rFonts w:cstheme="minorHAnsi"/>
-        </w:rPr>
-        <w:t>Endol said.</w:t>
-      </w:r>
-    </w:p>
-    <w:p>
-      <w:pPr>
-        <w:rPr>
-          <w:rFonts w:cstheme="minorHAnsi"/>
-        </w:rPr>
-      </w:pPr>
-      <w:r>
-        <w:rPr>
-          <w:rFonts w:cstheme="minorHAnsi"/>
-        </w:rPr>
-        <w:t>“There,” Fineous said and pointed.</w:t>
-      </w:r>
-    </w:p>
-    <w:p>
-      <w:pPr>
-        <w:rPr>
-          <w:rFonts w:cstheme="minorHAnsi"/>
-        </w:rPr>
-      </w:pPr>
-      <w:r>
-        <w:rPr>
-          <w:rFonts w:cstheme="minorHAnsi"/>
-        </w:rPr>
-        <w:t>“The closest exit in that direction,” Endol said.</w:t>
-      </w:r>
-    </w:p>
-    <w:p>
-      <w:pPr>
-        <w:rPr>
-          <w:rFonts w:cstheme="minorHAnsi"/>
-        </w:rPr>
-      </w:pPr>
-      <w:r>
-        <w:rPr>
-          <w:rFonts w:cstheme="minorHAnsi"/>
-        </w:rPr>
-        <w:t>Moments later the attendant glided the vehicle into the elevator. A few more button clicks later and the doors opened, revealing the outdoors.</w:t>
-      </w:r>
-    </w:p>
-    <w:p>
-      <w:r>
-        <w:t>Fineous jumped into the front seat and his party got on behind.</w:t>
-      </w:r>
-    </w:p>
-    <w:p>
-      <w:r>
         <w:t>“Let me show you how…” Messenger began.</w:t>
       </w:r>
     </w:p>
@@ -33622,18 +33681,17 @@
     </w:p>
     <w:p>
       <w:pPr>
-        <w:jc w:val="center"/>
+        <w:pStyle w:val="StatusMessage"/>
       </w:pPr>
       <w:r>
         <w:rPr>
           <w:noProof/>
-          <w:lang w:val="en-US"/>
         </w:rPr>
         <w:drawing>
           <wp:inline distT="0" distB="0" distL="0" distR="0">
             <wp:extent cx="292972" cy="113169"/>
             <wp:effectExtent l="19050" t="0" r="0" b="0"/>
-            <wp:docPr id="22" name="Picture 3" descr="C:\Users\Burgess\AppData\Local\Microsoft\Windows\Temporary Internet Files\Content.IE5\0LM9LILP\MC900065312[1].wmf"/>
+            <wp:docPr id="16" name="Picture 3" descr="C:\Users\Burgess\AppData\Local\Microsoft\Windows\Temporary Internet Files\Content.IE5\0LM9LILP\MC900065312[1].wmf"/>
             <wp:cNvGraphicFramePr>
               <a:graphicFrameLocks xmlns:a="http://schemas.openxmlformats.org/drawingml/2006/main" noChangeAspect="1"/>
             </wp:cNvGraphicFramePr>
@@ -33647,7 +33705,7 @@
                     </pic:cNvPicPr>
                   </pic:nvPicPr>
                   <pic:blipFill>
-                    <a:blip r:embed="rId15" cstate="print"/>
+                    <a:blip r:embed="rId12" cstate="print"/>
                     <a:srcRect/>
                     <a:stretch>
                       <a:fillRect/>
@@ -33714,33 +33772,39 @@
     </w:p>
     <w:p>
       <w:r>
+        <w:t>“I’m feeling a resistance,” Rose said.</w:t>
+      </w:r>
+    </w:p>
+    <w:p>
+      <w:r>
+        <w:t>“Excellent,” Fineous said. “Keep up the good work.”</w:t>
+      </w:r>
+    </w:p>
+    <w:p>
+      <w:r>
+        <w:t xml:space="preserve">Five minutes later </w:t>
+      </w:r>
+      <w:r>
+        <w:t>they arrived at the start position.</w:t>
+      </w:r>
+      <w:r>
+        <w:t xml:space="preserve"> They then waited for the appropriate time.</w:t>
+      </w:r>
+    </w:p>
+    <w:p>
+      <w:r>
+        <w:t xml:space="preserve">After a tedious </w:t>
+      </w:r>
+      <w:r>
+        <w:t>wait</w:t>
+      </w:r>
+      <w:r>
+        <w:t>, it was time.</w:t>
+      </w:r>
+    </w:p>
+    <w:p>
+      <w:r>
         <w:lastRenderedPageBreak/>
-        <w:t>“I’m feeling a resistance,” Rose said.</w:t>
-      </w:r>
-    </w:p>
-    <w:p>
-      <w:r>
-        <w:t>“Excellent,” Fineous said. “Keep up the good work.”</w:t>
-      </w:r>
-    </w:p>
-    <w:p>
-      <w:r>
-        <w:t xml:space="preserve">Five minutes later </w:t>
-      </w:r>
-      <w:r>
-        <w:t>they arrived at the start position.</w:t>
-      </w:r>
-      <w:r>
-        <w:t xml:space="preserve"> They then waited for the appropriate time.</w:t>
-      </w:r>
-    </w:p>
-    <w:p>
-      <w:r>
-        <w:t>After a tedious 14 minutes, it was time.</w:t>
-      </w:r>
-    </w:p>
-    <w:p>
-      <w:r>
         <w:t>Fineous focused on the Shadow Realm that was everywhere and just offset from reality. He tried to push the bottom part of the boat into the Shadow Realm.</w:t>
       </w:r>
     </w:p>
@@ -33827,35 +33891,35 @@
     </w:p>
     <w:p>
       <w:r>
+        <w:t xml:space="preserve">“Says here just after a fracture, the area affected within the Onn </w:t>
+      </w:r>
+      <w:r>
+        <w:t>Foothills</w:t>
+      </w:r>
+      <w:r>
+        <w:t xml:space="preserve"> will experience a short period of manna depletion,” Fineous said. “As a result, there will be no monsters or spirits. After a few hours, the manna levels wi</w:t>
+      </w:r>
+      <w:r>
+        <w:t>ll</w:t>
+      </w:r>
+      <w:r>
+        <w:t xml:space="preserve"> slowly start to rise. After a week or two the manna will return to normal.”</w:t>
+      </w:r>
+    </w:p>
+    <w:p>
+      <w:r>
+        <w:t>“Did we just teleport?” Aragon asked.</w:t>
+      </w:r>
+    </w:p>
+    <w:p>
+      <w:r>
         <w:lastRenderedPageBreak/>
-        <w:t xml:space="preserve">“Says here just after a fracture, the area affected within the Onn </w:t>
+        <w:t xml:space="preserve">“No,” Fineous said. “Think of the world as an orange peel, which has been removed in one piece. Outside and between the cracks are the Onn </w:t>
       </w:r>
       <w:r>
         <w:t>Foothills</w:t>
       </w:r>
       <w:r>
-        <w:t xml:space="preserve"> will experience a short period of manna depletion,” Fineous said. “As a result, there will be no monsters or spirits. After a few hours, the manna levels wi</w:t>
-      </w:r>
-      <w:r>
-        <w:t>ll</w:t>
-      </w:r>
-      <w:r>
-        <w:t xml:space="preserve"> slowly start to rise. After a week or two the manna will return to normal.”</w:t>
-      </w:r>
-    </w:p>
-    <w:p>
-      <w:r>
-        <w:t>“Did we just teleport?” Aragon asked.</w:t>
-      </w:r>
-    </w:p>
-    <w:p>
-      <w:r>
-        <w:t xml:space="preserve">“No,” Fineous said. “Think of the world as an orange peel, which has been removed in one piece. Outside and between the cracks are the Onn </w:t>
-      </w:r>
-      <w:r>
-        <w:t>Foothills</w:t>
-      </w:r>
-      <w:r>
         <w:t>.</w:t>
       </w:r>
       <w:r>
@@ -33981,28 +34045,28 @@
     </w:p>
     <w:p>
       <w:r>
+        <w:t>“Let’s find a base,” Fineous said. “</w:t>
+      </w:r>
+      <w:r>
+        <w:t>There is no point going anywhere until we reach at least D-Rank. The distance is just too great</w:t>
+      </w:r>
+      <w:r>
+        <w:t>.”</w:t>
+      </w:r>
+    </w:p>
+    <w:p>
+      <w:r>
+        <w:t>They travelled for almost half an hour, and then Demonbane pointed at a cliff. It appeared as if huge sections of the cliff had been carved off and toppled over onto piles of rubble.</w:t>
+      </w:r>
+    </w:p>
+    <w:p>
+      <w:r>
+        <w:t>The slabs were roughly square blocks over 20m per side and 10m high.</w:t>
+      </w:r>
+    </w:p>
+    <w:p>
+      <w:r>
         <w:lastRenderedPageBreak/>
-        <w:t>“Let’s find a base,” Fineous said. “</w:t>
-      </w:r>
-      <w:r>
-        <w:t>There is no point going anywhere until we reach at least D-Rank. The distance is just too great</w:t>
-      </w:r>
-      <w:r>
-        <w:t>.”</w:t>
-      </w:r>
-    </w:p>
-    <w:p>
-      <w:r>
-        <w:t>They travelled for almost half an hour, and then Demonbane pointed at a cliff. It appeared as if huge sections of the cliff had been carved off and toppled over onto piles of rubble.</w:t>
-      </w:r>
-    </w:p>
-    <w:p>
-      <w:r>
-        <w:t>The slabs were roughly square blocks over 20m per side and 10m high.</w:t>
-      </w:r>
-    </w:p>
-    <w:p>
-      <w:r>
         <w:t>“Okay,” Fineous replied and landed were indicated.</w:t>
       </w:r>
     </w:p>
@@ -34064,37 +34128,37 @@
     </w:p>
     <w:p>
       <w:r>
+        <w:t>“Rose, is this good enough to start cooking?”</w:t>
+      </w:r>
+    </w:p>
+    <w:p>
+      <w:r>
+        <w:t>“Yes Demonbane,” Rose said.</w:t>
+      </w:r>
+    </w:p>
+    <w:p>
+      <w:r>
+        <w:t>“Fineous, when you have time, I need help with a few more thing before the base is complete,” Demonbane said.</w:t>
+      </w:r>
+    </w:p>
+    <w:p>
+      <w:r>
+        <w:t>“No problem,” Fineous said.</w:t>
+      </w:r>
+    </w:p>
+    <w:p>
+      <w:r>
+        <w:t>Dinner time came and they ate while discussing the future.</w:t>
+      </w:r>
+    </w:p>
+    <w:p>
+      <w:pPr>
+        <w:rPr>
+          <w:rFonts w:cstheme="minorHAnsi"/>
+        </w:rPr>
+      </w:pPr>
+      <w:r>
         <w:lastRenderedPageBreak/>
-        <w:t>“Rose, is this good enough to start cooking?”</w:t>
-      </w:r>
-    </w:p>
-    <w:p>
-      <w:r>
-        <w:t>“Yes Demonbane,” Rose said.</w:t>
-      </w:r>
-    </w:p>
-    <w:p>
-      <w:r>
-        <w:t>“Fineous, when you have time, I need help with a few more thing before the base is complete,” Demonbane said.</w:t>
-      </w:r>
-    </w:p>
-    <w:p>
-      <w:r>
-        <w:t>“No problem,” Fineous said.</w:t>
-      </w:r>
-    </w:p>
-    <w:p>
-      <w:r>
-        <w:t>Dinner time came and they ate while discussing the future.</w:t>
-      </w:r>
-    </w:p>
-    <w:p>
-      <w:pPr>
-        <w:rPr>
-          <w:rFonts w:cstheme="minorHAnsi"/>
-        </w:rPr>
-      </w:pPr>
-      <w:r>
         <w:t xml:space="preserve">“A few days ago </w:t>
       </w:r>
       <w:r>
@@ -35553,7 +35617,7 @@
                     </pic:cNvPicPr>
                   </pic:nvPicPr>
                   <pic:blipFill>
-                    <a:blip r:embed="rId16" cstate="print"/>
+                    <a:blip r:embed="rId14" cstate="print"/>
                     <a:srcRect/>
                     <a:stretch>
                       <a:fillRect/>
@@ -36816,12 +36880,12 @@
     </w:p>
     <w:p/>
     <w:sectPr>
-      <w:headerReference w:type="even" r:id="rId17"/>
-      <w:headerReference w:type="default" r:id="rId18"/>
-      <w:footerReference w:type="even" r:id="rId19"/>
-      <w:footerReference w:type="default" r:id="rId20"/>
-      <w:headerReference w:type="first" r:id="rId21"/>
-      <w:footerReference w:type="first" r:id="rId22"/>
+      <w:headerReference w:type="even" r:id="rId15"/>
+      <w:headerReference w:type="default" r:id="rId16"/>
+      <w:footerReference w:type="even" r:id="rId17"/>
+      <w:footerReference w:type="default" r:id="rId18"/>
+      <w:headerReference w:type="first" r:id="rId19"/>
+      <w:footerReference w:type="first" r:id="rId20"/>
       <w:pgSz w:w="8640" w:h="12960" w:code="1"/>
       <w:pgMar w:top="864" w:right="720" w:bottom="864" w:left="720" w:header="360" w:footer="360" w:gutter="360"/>
       <w:pgNumType w:start="1"/>
@@ -36902,7 +36966,7 @@
             <w:rPr>
               <w:noProof/>
             </w:rPr>
-            <w:t>178</w:t>
+            <w:t>194</w:t>
           </w:r>
         </w:fldSimple>
       </w:p>
@@ -36932,7 +36996,7 @@
             <w:rPr>
               <w:noProof/>
             </w:rPr>
-            <w:t>175</w:t>
+            <w:t>193</w:t>
           </w:r>
         </w:fldSimple>
       </w:p>
@@ -37085,7 +37149,7 @@
         <v:path o:extrusionok="f" gradientshapeok="t" o:connecttype="rect"/>
         <o:lock v:ext="edit" aspectratio="t"/>
       </v:shapetype>
-      <v:shape id="_x0000_i1075" type="#_x0000_t75" style="width:3in;height:3in;visibility:visible" o:bullet="t">
+      <v:shape id="_x0000_i1096" type="#_x0000_t75" style="width:3in;height:3in;visibility:visible" o:bullet="t">
         <v:imagedata r:id="rId1" o:title="MC900065312[1]"/>
       </v:shape>
     </w:pict>
@@ -41472,7 +41536,7 @@
 </file>
 
 <file path=customXml/itemProps1.xml><?xml version="1.0" encoding="utf-8"?>
-<ds:datastoreItem xmlns:ds="http://schemas.openxmlformats.org/officeDocument/2006/customXml" ds:itemID="{55D47695-F176-4851-AC2C-72B89231AA69}">
+<ds:datastoreItem xmlns:ds="http://schemas.openxmlformats.org/officeDocument/2006/customXml" ds:itemID="{97A680FE-2499-4542-8700-784C6C7D0B7F}">
   <ds:schemaRefs>
     <ds:schemaRef ds:uri="http://schemas.openxmlformats.org/officeDocument/2006/bibliography"/>
   </ds:schemaRefs>

--- a/Books/RPG_Books/ThePrincessAndTheRogue/Book_ThePrincessAndTheRogue.docx
+++ b/Books/RPG_Books/ThePrincessAndTheRogue/Book_ThePrincessAndTheRogue.docx
@@ -33914,7 +33914,13 @@
     <w:p>
       <w:r>
         <w:lastRenderedPageBreak/>
-        <w:t xml:space="preserve">“No,” Fineous said. “Think of the world as an orange peel, which has been removed in one piece. Outside and between the cracks are the Onn </w:t>
+        <w:t>“</w:t>
+      </w:r>
+      <w:r>
+        <w:t>Not according to what I’ve read</w:t>
+      </w:r>
+      <w:r>
+        <w:t xml:space="preserve">,” Fineous said. “Think of the world as an orange peel, which has been removed in one piece. Outside and between the cracks are the Onn </w:t>
       </w:r>
       <w:r>
         <w:t>Foothills</w:t>
@@ -37149,7 +37155,7 @@
         <v:path o:extrusionok="f" gradientshapeok="t" o:connecttype="rect"/>
         <o:lock v:ext="edit" aspectratio="t"/>
       </v:shapetype>
-      <v:shape id="_x0000_i1096" type="#_x0000_t75" style="width:3in;height:3in;visibility:visible" o:bullet="t">
+      <v:shape id="_x0000_i1099" type="#_x0000_t75" style="width:3in;height:3in;visibility:visible" o:bullet="t">
         <v:imagedata r:id="rId1" o:title="MC900065312[1]"/>
       </v:shape>
     </w:pict>
@@ -41536,7 +41542,7 @@
 </file>
 
 <file path=customXml/itemProps1.xml><?xml version="1.0" encoding="utf-8"?>
-<ds:datastoreItem xmlns:ds="http://schemas.openxmlformats.org/officeDocument/2006/customXml" ds:itemID="{97A680FE-2499-4542-8700-784C6C7D0B7F}">
+<ds:datastoreItem xmlns:ds="http://schemas.openxmlformats.org/officeDocument/2006/customXml" ds:itemID="{92320CA1-AA6C-4AB1-B39A-FA746DD348CE}">
   <ds:schemaRefs>
     <ds:schemaRef ds:uri="http://schemas.openxmlformats.org/officeDocument/2006/bibliography"/>
   </ds:schemaRefs>

--- a/Books/RPG_Books/ThePrincessAndTheRogue/Book_ThePrincessAndTheRogue.docx
+++ b/Books/RPG_Books/ThePrincessAndTheRogue/Book_ThePrincessAndTheRogue.docx
@@ -171,7 +171,7 @@
       <w:r>
         <w:fldChar w:fldCharType="separate"/>
       </w:r>
-      <w:hyperlink w:anchor="_Toc209029123" w:history="1">
+      <w:hyperlink w:anchor="_Toc210157557" w:history="1">
         <w:r>
           <w:rPr>
             <w:rStyle w:val="Hyperlink"/>
@@ -198,7 +198,7 @@
             <w:noProof/>
             <w:webHidden/>
           </w:rPr>
-          <w:instrText xml:space="preserve"> PAGEREF _Toc209029123 \h </w:instrText>
+          <w:instrText xml:space="preserve"> PAGEREF _Toc210157557 \h </w:instrText>
         </w:r>
         <w:r>
           <w:rPr>
@@ -239,7 +239,7 @@
           <w:lang w:val="en-US"/>
         </w:rPr>
       </w:pPr>
-      <w:hyperlink w:anchor="_Toc209029124" w:history="1">
+      <w:hyperlink w:anchor="_Toc210157558" w:history="1">
         <w:r>
           <w:rPr>
             <w:rStyle w:val="Hyperlink"/>
@@ -266,7 +266,7 @@
             <w:noProof/>
             <w:webHidden/>
           </w:rPr>
-          <w:instrText xml:space="preserve"> PAGEREF _Toc209029124 \h </w:instrText>
+          <w:instrText xml:space="preserve"> PAGEREF _Toc210157558 \h </w:instrText>
         </w:r>
         <w:r>
           <w:rPr>
@@ -286,7 +286,7 @@
             <w:noProof/>
             <w:webHidden/>
           </w:rPr>
-          <w:t>4</w:t>
+          <w:t>3</w:t>
         </w:r>
         <w:r>
           <w:rPr>
@@ -307,7 +307,7 @@
           <w:lang w:val="en-US"/>
         </w:rPr>
       </w:pPr>
-      <w:hyperlink w:anchor="_Toc209029125" w:history="1">
+      <w:hyperlink w:anchor="_Toc210157559" w:history="1">
         <w:r>
           <w:rPr>
             <w:rStyle w:val="Hyperlink"/>
@@ -334,7 +334,7 @@
             <w:noProof/>
             <w:webHidden/>
           </w:rPr>
-          <w:instrText xml:space="preserve"> PAGEREF _Toc209029125 \h </w:instrText>
+          <w:instrText xml:space="preserve"> PAGEREF _Toc210157559 \h </w:instrText>
         </w:r>
         <w:r>
           <w:rPr>
@@ -354,7 +354,7 @@
             <w:noProof/>
             <w:webHidden/>
           </w:rPr>
-          <w:t>75</w:t>
+          <w:t>79</w:t>
         </w:r>
         <w:r>
           <w:rPr>
@@ -375,7 +375,7 @@
           <w:lang w:val="en-US"/>
         </w:rPr>
       </w:pPr>
-      <w:hyperlink w:anchor="_Toc209029126" w:history="1">
+      <w:hyperlink w:anchor="_Toc210157560" w:history="1">
         <w:r>
           <w:rPr>
             <w:rStyle w:val="Hyperlink"/>
@@ -402,7 +402,7 @@
             <w:noProof/>
             <w:webHidden/>
           </w:rPr>
-          <w:instrText xml:space="preserve"> PAGEREF _Toc209029126 \h </w:instrText>
+          <w:instrText xml:space="preserve"> PAGEREF _Toc210157560 \h </w:instrText>
         </w:r>
         <w:r>
           <w:rPr>
@@ -422,7 +422,7 @@
             <w:noProof/>
             <w:webHidden/>
           </w:rPr>
-          <w:t>128</w:t>
+          <w:t>137</w:t>
         </w:r>
         <w:r>
           <w:rPr>
@@ -443,7 +443,7 @@
           <w:lang w:val="en-US"/>
         </w:rPr>
       </w:pPr>
-      <w:hyperlink w:anchor="_Toc209029127" w:history="1">
+      <w:hyperlink w:anchor="_Toc210157561" w:history="1">
         <w:r>
           <w:rPr>
             <w:rStyle w:val="Hyperlink"/>
@@ -470,7 +470,7 @@
             <w:noProof/>
             <w:webHidden/>
           </w:rPr>
-          <w:instrText xml:space="preserve"> PAGEREF _Toc209029127 \h </w:instrText>
+          <w:instrText xml:space="preserve"> PAGEREF _Toc210157561 \h </w:instrText>
         </w:r>
         <w:r>
           <w:rPr>
@@ -490,7 +490,7 @@
             <w:noProof/>
             <w:webHidden/>
           </w:rPr>
-          <w:t>165</w:t>
+          <w:t>179</w:t>
         </w:r>
         <w:r>
           <w:rPr>
@@ -511,7 +511,7 @@
           <w:lang w:val="en-US"/>
         </w:rPr>
       </w:pPr>
-      <w:hyperlink w:anchor="_Toc209029128" w:history="1">
+      <w:hyperlink w:anchor="_Toc210157562" w:history="1">
         <w:r>
           <w:rPr>
             <w:rStyle w:val="Hyperlink"/>
@@ -538,7 +538,7 @@
             <w:noProof/>
             <w:webHidden/>
           </w:rPr>
-          <w:instrText xml:space="preserve"> PAGEREF _Toc209029128 \h </w:instrText>
+          <w:instrText xml:space="preserve"> PAGEREF _Toc210157562 \h </w:instrText>
         </w:r>
         <w:r>
           <w:rPr>
@@ -558,7 +558,75 @@
             <w:noProof/>
             <w:webHidden/>
           </w:rPr>
-          <w:t>182</w:t>
+          <w:t>198</w:t>
+        </w:r>
+        <w:r>
+          <w:rPr>
+            <w:noProof/>
+            <w:webHidden/>
+          </w:rPr>
+          <w:fldChar w:fldCharType="end"/>
+        </w:r>
+      </w:hyperlink>
+    </w:p>
+    <w:p>
+      <w:pPr>
+        <w:pStyle w:val="TOC2"/>
+        <w:rPr>
+          <w:rFonts w:asciiTheme="minorHAnsi" w:eastAsiaTheme="minorEastAsia" w:hAnsiTheme="minorHAnsi" w:cstheme="minorBidi"/>
+          <w:noProof/>
+          <w:sz w:val="22"/>
+          <w:lang w:val="en-US"/>
+        </w:rPr>
+      </w:pPr>
+      <w:hyperlink w:anchor="_Toc210157563" w:history="1">
+        <w:r>
+          <w:rPr>
+            <w:rStyle w:val="Hyperlink"/>
+            <w:noProof/>
+          </w:rPr>
+          <w:t>Getting Stronger</w:t>
+        </w:r>
+        <w:r>
+          <w:rPr>
+            <w:noProof/>
+            <w:webHidden/>
+          </w:rPr>
+          <w:tab/>
+        </w:r>
+        <w:r>
+          <w:rPr>
+            <w:noProof/>
+            <w:webHidden/>
+          </w:rPr>
+          <w:fldChar w:fldCharType="begin"/>
+        </w:r>
+        <w:r>
+          <w:rPr>
+            <w:noProof/>
+            <w:webHidden/>
+          </w:rPr>
+          <w:instrText xml:space="preserve"> PAGEREF _Toc210157563 \h </w:instrText>
+        </w:r>
+        <w:r>
+          <w:rPr>
+            <w:noProof/>
+            <w:webHidden/>
+          </w:rPr>
+        </w:r>
+        <w:r>
+          <w:rPr>
+            <w:noProof/>
+            <w:webHidden/>
+          </w:rPr>
+          <w:fldChar w:fldCharType="separate"/>
+        </w:r>
+        <w:r>
+          <w:rPr>
+            <w:noProof/>
+            <w:webHidden/>
+          </w:rPr>
+          <w:t>221</w:t>
         </w:r>
         <w:r>
           <w:rPr>
@@ -603,7 +671,7 @@
       <w:pPr>
         <w:pStyle w:val="H2"/>
       </w:pPr>
-      <w:bookmarkStart w:id="0" w:name="_Toc209029123"/>
+      <w:bookmarkStart w:id="0" w:name="_Toc210157557"/>
       <w:r>
         <w:lastRenderedPageBreak/>
         <w:t>Today I died</w:t>
@@ -627,6 +695,23 @@
       </w:r>
     </w:p>
     <w:p>
+      <w:pPr>
+        <w:pStyle w:val="Quote1"/>
+      </w:pPr>
+    </w:p>
+    <w:p>
+      <w:pPr>
+        <w:pStyle w:val="Quote1"/>
+      </w:pPr>
+      <w:r>
+        <w:t xml:space="preserve">And if you’re going to die, </w:t>
+      </w:r>
+      <w:r>
+        <w:br/>
+        <w:t>at least die with style.</w:t>
+      </w:r>
+    </w:p>
+    <w:p>
       <w:r>
         <w:t xml:space="preserve">“Do not go gently into that Goodnight,” </w:t>
       </w:r>
@@ -786,7 +871,13 @@
     </w:p>
     <w:p>
       <w:r>
-        <w:t>Then the burning began. Frank felt as if every cell of his body was on fire. The serum was working. The only question was would it kill him or restore him?</w:t>
+        <w:t>Then the burning began. Frank felt as if every cell of his body was on fire. The serum was working. The only question was would it kill him or restore him</w:t>
+      </w:r>
+      <w:r>
+        <w:t xml:space="preserve"> to new health</w:t>
+      </w:r>
+      <w:r>
+        <w:t>?</w:t>
       </w:r>
     </w:p>
     <w:p>
@@ -871,7 +962,7 @@
       <w:pPr>
         <w:pStyle w:val="H2"/>
       </w:pPr>
-      <w:bookmarkStart w:id="1" w:name="_Toc209029124"/>
+      <w:bookmarkStart w:id="1" w:name="_Toc210157558"/>
       <w:r>
         <w:lastRenderedPageBreak/>
         <w:t>Isakied</w:t>
@@ -1196,13 +1287,22 @@
     </w:p>
     <w:p>
       <w:r>
-        <w:t xml:space="preserve">A night sky with auroras over mountains and wilderness was certainly odd. </w:t>
+        <w:t>A night sky with auroras over mountains an</w:t>
+      </w:r>
+      <w:r>
+        <w:t>d wilderness was certainly odd.</w:t>
       </w:r>
     </w:p>
     <w:p>
       <w:r>
         <w:lastRenderedPageBreak/>
-        <w:t xml:space="preserve">Sighing, Frank picked the key from his </w:t>
+        <w:t>Sighing, Frank picked the key</w:t>
+      </w:r>
+      <w:r>
+        <w:t>s</w:t>
+      </w:r>
+      <w:r>
+        <w:t xml:space="preserve"> from his </w:t>
       </w:r>
       <w:r>
         <w:t>chest of drawers</w:t>
@@ -1417,7 +1517,13 @@
         <w:t>ed</w:t>
       </w:r>
       <w:r>
-        <w:t xml:space="preserve"> a city block.</w:t>
+        <w:t xml:space="preserve"> </w:t>
+      </w:r>
+      <w:r>
+        <w:t xml:space="preserve">over </w:t>
+      </w:r>
+      <w:r>
+        <w:t>a city block.</w:t>
       </w:r>
     </w:p>
     <w:p>
@@ -1750,7 +1856,13 @@
     </w:p>
     <w:p>
       <w:r>
-        <w:t>That answered on pertinent question. Unfortunately it left more questions in its wake.</w:t>
+        <w:t>That answered on</w:t>
+      </w:r>
+      <w:r>
+        <w:t>e</w:t>
+      </w:r>
+      <w:r>
+        <w:t xml:space="preserve"> pertinent question. Unfortunately it left more questions in its wake.</w:t>
       </w:r>
     </w:p>
     <w:p>
@@ -2251,18 +2363,30 @@
         <w:t xml:space="preserve">various </w:t>
       </w:r>
       <w:r>
-        <w:t>locations where they are most needed. Don’t worry. We have a ranking system</w:t>
-      </w:r>
-      <w:r>
-        <w:t>, as well as training</w:t>
-      </w:r>
-      <w:r>
-        <w:t>.</w:t>
-      </w:r>
-    </w:p>
-    <w:p>
-      <w:r>
-        <w:t>“Shortly you will discover new and exciting abilities that will allow you to thrive here.</w:t>
+        <w:t xml:space="preserve">locations where they are most needed. Don’t worry. We have </w:t>
+      </w:r>
+      <w:r>
+        <w:t>as training</w:t>
+      </w:r>
+      <w:r>
+        <w:t xml:space="preserve"> for all of you.</w:t>
+      </w:r>
+    </w:p>
+    <w:p>
+      <w:r>
+        <w:t>“</w:t>
+      </w:r>
+      <w:r>
+        <w:t>Y</w:t>
+      </w:r>
+      <w:r>
+        <w:t xml:space="preserve">ou will </w:t>
+      </w:r>
+      <w:r>
+        <w:t xml:space="preserve">shortly </w:t>
+      </w:r>
+      <w:r>
+        <w:t>discover new and exciting abilities that will allow you to thrive here.</w:t>
       </w:r>
     </w:p>
     <w:p>
@@ -14437,7 +14561,7 @@
       <w:pPr>
         <w:pStyle w:val="H2"/>
       </w:pPr>
-      <w:bookmarkStart w:id="2" w:name="_Toc209029125"/>
+      <w:bookmarkStart w:id="2" w:name="_Toc210157559"/>
       <w:r>
         <w:lastRenderedPageBreak/>
         <w:t>Back to School</w:t>
@@ -25061,7 +25185,7 @@
       <w:pPr>
         <w:pStyle w:val="H2"/>
       </w:pPr>
-      <w:bookmarkStart w:id="3" w:name="_Toc209029126"/>
+      <w:bookmarkStart w:id="3" w:name="_Toc210157560"/>
       <w:r>
         <w:lastRenderedPageBreak/>
         <w:t>Leveling Up</w:t>
@@ -31356,7 +31480,7 @@
       <w:pPr>
         <w:pStyle w:val="H2"/>
       </w:pPr>
-      <w:bookmarkStart w:id="5" w:name="_Toc209029127"/>
+      <w:bookmarkStart w:id="5" w:name="_Toc210157561"/>
       <w:r>
         <w:lastRenderedPageBreak/>
         <w:t>Battle Arena</w:t>
@@ -33063,19 +33187,31 @@
         <w:rPr>
           <w:rFonts w:cstheme="minorHAnsi"/>
         </w:rPr>
-        <w:t>“The path is a little over 17km.”</w:t>
-      </w:r>
-    </w:p>
-    <w:p>
-      <w:pPr>
+        <w:t xml:space="preserve">“The path is a little over </w:t>
+      </w:r>
+      <w:r>
         <w:rPr>
           <w:rFonts w:cstheme="minorHAnsi"/>
         </w:rPr>
-      </w:pPr>
+        <w:t>7</w:t>
+      </w:r>
       <w:r>
         <w:rPr>
           <w:rFonts w:cstheme="minorHAnsi"/>
         </w:rPr>
+        <w:t>km.”</w:t>
+      </w:r>
+    </w:p>
+    <w:p>
+      <w:pPr>
+        <w:rPr>
+          <w:rFonts w:cstheme="minorHAnsi"/>
+        </w:rPr>
+      </w:pPr>
+      <w:r>
+        <w:rPr>
+          <w:rFonts w:cstheme="minorHAnsi"/>
+        </w:rPr>
         <w:t>“I can carry him,” Messenger said.</w:t>
       </w:r>
     </w:p>
@@ -33225,7 +33361,7 @@
         <w:rPr>
           <w:rFonts w:cstheme="minorHAnsi"/>
         </w:rPr>
-        <w:t>“If it’s only 17km and we have 3 hours, I could carry him,” Demonbane said.</w:t>
+        <w:t>“If it’s only 7km and we have 3 hours, I could carry him,” Demonbane said.</w:t>
       </w:r>
     </w:p>
     <w:p>
@@ -33787,66 +33923,519 @@
       <w:r>
         <w:t>they arrived at the start position.</w:t>
       </w:r>
-      <w:r>
-        <w:t xml:space="preserve"> They then waited for the appropriate time.</w:t>
-      </w:r>
-    </w:p>
-    <w:p>
-      <w:r>
-        <w:t xml:space="preserve">After a tedious </w:t>
-      </w:r>
-      <w:r>
-        <w:t>wait</w:t>
-      </w:r>
-      <w:r>
-        <w:t>, it was time.</w:t>
+    </w:p>
+    <w:p>
+      <w:r>
+        <w:t>Fineous then practiced pushing the boat into the Shadow Realm. At first nothing happened. Then Shadow Meld spiked by 2 levels, taking a large chunk out of Fineous’ essence reserves.</w:t>
       </w:r>
     </w:p>
     <w:p>
       <w:r>
         <w:lastRenderedPageBreak/>
-        <w:t>Fineous focused on the Shadow Realm that was everywhere and just offset from reality. He tried to push the bottom part of the boat into the Shadow Realm.</w:t>
-      </w:r>
-    </w:p>
-    <w:p>
-      <w:r>
-        <w:t>At first, Fineous had no luck. After all, he only tried doing this to himself only. It was like pushing a boat filled with people through shallow water. It wasn’t impossible for a normal person, just hard work</w:t>
-      </w:r>
+        <w:t>A moment later the group found themselves fully within the Shadow Realm.</w:t>
+      </w:r>
+    </w:p>
+    <w:p>
+      <w:r>
+        <w:t>Acting on instinct, Fineous yanked everyone out again.</w:t>
+      </w:r>
+    </w:p>
+    <w:p>
+      <w:r>
+        <w:t>“What the hell was that?” Demonbane asked.</w:t>
+      </w:r>
+    </w:p>
+    <w:p>
+      <w:r>
+        <w:t>“Shadow Realm,” Fineous said and tried again. “Damn, pushing to the knife edge is tricky.”</w:t>
+      </w:r>
+    </w:p>
+    <w:p>
+      <w:r>
+        <w:t>For the next half hour Fineous practiced. Finally practice resulted in a breakthrough. Only the bottom of the boat entered the Shadow Realm. The result was another level in Shadow Meld.</w:t>
+      </w:r>
+    </w:p>
+    <w:p>
+      <w:r>
+        <w:t>Fineous tried a few more time, getting used to the process.</w:t>
+      </w:r>
+    </w:p>
+    <w:p>
+      <w:r>
+        <w:t>Feeling confident in his skills, Fineous said, “Okay everyone, I’m ready. We now need to wait.”</w:t>
+      </w:r>
+    </w:p>
+    <w:p>
+      <w:r>
+        <w:t>Fineous took out a book</w:t>
+      </w:r>
+      <w:r>
+        <w:t xml:space="preserve"> and began reading</w:t>
+      </w:r>
+      <w:r>
+        <w:t>.</w:t>
+      </w:r>
+    </w:p>
+    <w:p>
+      <w:r>
+        <w:t>After a tedious wait, it was time.</w:t>
+      </w:r>
+    </w:p>
+    <w:p>
+      <w:r>
+        <w:t xml:space="preserve">Fineous dipped the boat into the Shadow realm and said, </w:t>
+      </w:r>
+      <w:r>
+        <w:t>“</w:t>
+      </w:r>
+      <w:r>
+        <w:t>Brace yourselves</w:t>
+      </w:r>
+      <w:r>
+        <w:t>.</w:t>
+      </w:r>
+      <w:r>
+        <w:t>”</w:t>
+      </w:r>
+    </w:p>
+    <w:p>
+      <w:r>
+        <w:t xml:space="preserve">They zoomed forward, making intricate patterns in the sky, as described by </w:t>
+      </w:r>
+      <w:r>
+        <w:rPr>
+          <w:rFonts w:cstheme="minorHAnsi"/>
+        </w:rPr>
+        <w:t>Araldar</w:t>
+      </w:r>
+      <w:r>
+        <w:rPr>
+          <w:rFonts w:cstheme="minorHAnsi"/>
+        </w:rPr>
+        <w:t>’s instructions.</w:t>
+      </w:r>
+    </w:p>
+    <w:p>
+      <w:r>
+        <w:t>At first nothing happened.</w:t>
+      </w:r>
+    </w:p>
+    <w:p>
+      <w:r>
+        <w:t>Then suddenly t</w:t>
+      </w:r>
+      <w:r>
+        <w:t>he world felt as if it was ripping apart. The land below split and zoomed outwards at breakneck speeds.</w:t>
+      </w:r>
+    </w:p>
+    <w:p>
+      <w:r>
+        <w:t xml:space="preserve">Mountains exploded upwards around them. A moment later they were in a </w:t>
+      </w:r>
+      <w:r>
+        <w:t>rocky canyon</w:t>
+      </w:r>
+      <w:r>
+        <w:t xml:space="preserve"> surrounded by mountains. They were fully out of the Shadow Realm.</w:t>
+      </w:r>
+    </w:p>
+    <w:p>
+      <w:r>
+        <w:t>“Holy cow,” Demonbane exclaimed. The others had similar responses.</w:t>
+      </w:r>
+    </w:p>
+    <w:p>
+      <w:r>
+        <w:lastRenderedPageBreak/>
+        <w:t>“Let’s find a place to land,” Fineous said tiredly.</w:t>
+      </w:r>
+    </w:p>
+    <w:p>
+      <w:r>
+        <w:t>“Are you okay?” Rose asked worriedly, her senses recognizing Fineous’ condition.</w:t>
+      </w:r>
+    </w:p>
+    <w:p>
+      <w:r>
+        <w:t>“I’ll be fine,” Fineous said. “I just depleted all my raw essence. Demonbane, please find a suitable place to set up camp.”</w:t>
+      </w:r>
+    </w:p>
+    <w:p>
+      <w:r>
+        <w:t>They zoomed through the canyon and Demonbane pointed. “That’s a good spot there.”</w:t>
+      </w:r>
+    </w:p>
+    <w:p>
+      <w:r>
+        <w:t xml:space="preserve">Fineous </w:t>
+      </w:r>
+      <w:r>
+        <w:t>settled the boat down at the specified location and everyone got out.</w:t>
+      </w:r>
+    </w:p>
+    <w:p>
+      <w:r>
+        <w:t>Fineous tried to carry the boat and discovered it wasn’t too heavy. He stored it away.</w:t>
+      </w:r>
+    </w:p>
+    <w:p>
+      <w:r>
+        <w:t>In the meantime Demonbane set up camp. Within ten minutes the camp was set up. It was by far the best camp site they had so far.</w:t>
+      </w:r>
+    </w:p>
+    <w:p>
+      <w:r>
+        <w:t>Fineous sat on a reclining chair near the crackling fire and the others joined him.</w:t>
+      </w:r>
+    </w:p>
+    <w:p>
+      <w:r>
+        <w:t>“Okay everyone, let me explain to you the situation,” Fineous said. “First, I will not be able to do anything more than do some research. I’m seriously depleted of essence.</w:t>
+      </w:r>
+      <w:r>
+        <w:t xml:space="preserve"> The last several hours forced my abilities to evolve extremely fast.”</w:t>
+      </w:r>
+    </w:p>
+    <w:p>
+      <w:r>
+        <w:t>“I hate that feeling, like dying of thirst or hunger,” Rose said. The others agreed.</w:t>
+      </w:r>
+    </w:p>
+    <w:p>
+      <w:r>
+        <w:t>Fineous pulled out a book and skimmed.</w:t>
+      </w:r>
+    </w:p>
+    <w:p>
+      <w:r>
+        <w:t xml:space="preserve">“Says here just after a fracture, the area affected within the Onn Foothills will experience a short period of manna depletion,” Fineous said. “As a result, there will be no monsters or spirits. After a few </w:t>
+      </w:r>
+      <w:r>
+        <w:lastRenderedPageBreak/>
+        <w:t>hours, the manna levels will slowly start to rise. After a week or two the manna will return to normal.”</w:t>
+      </w:r>
+    </w:p>
+    <w:p>
+      <w:r>
+        <w:t>“How did we get here? Did we just teleport?” Aragon asked.</w:t>
+      </w:r>
+    </w:p>
+    <w:p>
+      <w:r>
+        <w:t>“Not according to what I’ve read,” Fineous said. “Think of the world as an orange peel, which has been removed in one piece. Because of stretching and because the Earth is 3-D, the analogy isn’t perfect. Here is the map of Terrin.”</w:t>
+      </w:r>
+    </w:p>
+    <w:p>
+      <w:r>
+        <w:t>Fineous showed everyone the image.</w:t>
+      </w:r>
+    </w:p>
+    <w:p>
+      <w:r>
+        <w:t>“Outside and between the cracks are the Onn Foothills. Beyond are the mountains.</w:t>
+      </w:r>
+    </w:p>
+    <w:p>
+      <w:r>
+        <w:t>“Earthquakes and crack have formed every few years for as long as the world has existed. Most are barely noticeable</w:t>
+      </w:r>
+      <w:r>
+        <w:t>, causing only slight distortions</w:t>
+      </w:r>
+      <w:r>
+        <w:t>.</w:t>
+      </w:r>
+    </w:p>
+    <w:p>
+      <w:r>
+        <w:t>“Let’s see now. Here it is. Cracks of this size can be seen every few hundred years.”</w:t>
+      </w:r>
+    </w:p>
+    <w:p>
+      <w:r>
+        <w:t>“So we had horrible luck,” Aragon said.</w:t>
+      </w:r>
+    </w:p>
+    <w:p>
+      <w:r>
+        <w:t>“Either that or amazing luck,” Fineous said with a smile. “I am a Rogue after all. And my Luck increased by 2 levels as a result of what we went through.</w:t>
+      </w:r>
+    </w:p>
+    <w:p>
+      <w:r>
+        <w:t>“But where are we?” Erza asked.</w:t>
+      </w:r>
+    </w:p>
+    <w:p>
+      <w:r>
+        <w:t>“According to my mapping skill, home is over 180 thousand kilometers away in that direction,” Fineous said. “We are still technically in the Onn Foothills.”</w:t>
+      </w:r>
+    </w:p>
+    <w:p>
+      <w:r>
+        <w:t>“Holy cow,” Demonbane said. “And you said we didn’t teleport.”</w:t>
+      </w:r>
+    </w:p>
+    <w:p>
+      <w:r>
+        <w:t xml:space="preserve">“Think of it as space that had expanded, carrying us along,” Fineous said. “As </w:t>
+      </w:r>
+      <w:r>
+        <w:rPr>
+          <w:rFonts w:cstheme="minorHAnsi"/>
+        </w:rPr>
+        <w:t xml:space="preserve">Lady Araldar </w:t>
+      </w:r>
+      <w:r>
+        <w:rPr>
+          <w:rFonts w:cstheme="minorHAnsi"/>
+        </w:rPr>
+        <w:t>said, w</w:t>
+      </w:r>
+      <w:r>
+        <w:t xml:space="preserve">e were lucky. It could have been millions </w:t>
+      </w:r>
+      <w:r>
+        <w:lastRenderedPageBreak/>
+        <w:t>or billions of kilometers. Unfortunately, this is still half way to the moon.”</w:t>
+      </w:r>
+    </w:p>
+    <w:p>
+      <w:r>
+        <w:t>“Can we ever get back home?” Rose asked worriedly.</w:t>
+      </w:r>
+    </w:p>
+    <w:p>
+      <w:r>
+        <w:t>“Of course, however not today,” Fineous said. “180 thousand kilometers will be a challenge for us. The canoe uses more manna than we can supply, and the supplied batteries don’t have enough power</w:t>
+      </w:r>
+      <w:r>
+        <w:t xml:space="preserve"> to take us back in any reasonable time.”</w:t>
+      </w:r>
+    </w:p>
+    <w:p>
+      <w:r>
+        <w:t>“So what should we do?” Rose asked worriedly. Fineous could feel Rose’s energy trying to heal him. Unfortunately he wasn’t injured, just depleted.</w:t>
+      </w:r>
+    </w:p>
+    <w:p>
+      <w:r>
+        <w:t>“For the time being you can start cooking for your favorite piggy,” Fineous said with a grin.</w:t>
+      </w:r>
+    </w:p>
+    <w:p>
+      <w:r>
+        <w:t>Rose got to work, singing as she cooked. The others trained while Fineous read his book.</w:t>
+      </w:r>
+    </w:p>
+    <w:p>
+      <w:r>
+        <w:t>“Dinner’s ready,” Rose called and they sat down to eat.</w:t>
+      </w:r>
+    </w:p>
+    <w:p>
+      <w:r>
+        <w:t>Fineous took a bite and looked at Rose in surprise. “Rose, you have outdone yourself,” he said. “Did you level up?”</w:t>
+      </w:r>
+    </w:p>
+    <w:p>
+      <w:r>
+        <w:t>“Yes,” Rose said proudly. “Did it help?”</w:t>
+      </w:r>
+    </w:p>
+    <w:p>
+      <w:r>
+        <w:t>“Absolutely,” Fineous said. “Whatever you did has made the</w:t>
+      </w:r>
+      <w:r>
+        <w:t xml:space="preserve"> essence in this meat available to me.”</w:t>
+      </w:r>
+    </w:p>
+    <w:p>
+      <w:r>
+        <w:t>“Marvelous,” Rose said happily. “Finish that up and I will cook up some more. I have tons of ingredients.”</w:t>
+      </w:r>
+    </w:p>
+    <w:p>
+      <w:r>
+        <w:t>Meal finished, Rose started cooking again.</w:t>
+      </w:r>
+    </w:p>
+    <w:p>
+      <w:pPr>
+        <w:rPr>
+          <w:rFonts w:cstheme="minorHAnsi"/>
+        </w:rPr>
+      </w:pPr>
+      <w:r>
+        <w:t xml:space="preserve">“A few days ago </w:t>
+      </w:r>
+      <w:r>
+        <w:rPr>
+          <w:rFonts w:cstheme="minorHAnsi"/>
+        </w:rPr>
+        <w:t>Lady Araldar</w:t>
+      </w:r>
+      <w:r>
+        <w:rPr>
+          <w:rFonts w:cstheme="minorHAnsi"/>
+        </w:rPr>
+        <w:t xml:space="preserve"> told me she had a predomination that something bad will happen to us, but didn’t know exactly what,” </w:t>
+      </w:r>
+      <w:r>
+        <w:rPr>
+          <w:rFonts w:cstheme="minorHAnsi"/>
+        </w:rPr>
+        <w:lastRenderedPageBreak/>
+        <w:t>Fineous said. “As a result she gave me a bunch of books, as well as the tablet she used to contact me.</w:t>
+      </w:r>
+    </w:p>
+    <w:p>
+      <w:r>
+        <w:rPr>
+          <w:rFonts w:cstheme="minorHAnsi"/>
+        </w:rPr>
+        <w:t>“Unfortunately, we are out of range for the device.</w:t>
+      </w:r>
+    </w:p>
+    <w:p>
+      <w:pPr>
+        <w:rPr>
+          <w:rFonts w:cstheme="minorHAnsi"/>
+        </w:rPr>
+      </w:pPr>
+      <w:r>
+        <w:t xml:space="preserve">“The books include surviving in the Onn Foothills, understanding the Shadow Realm, and theory of how Onn ships operate. We have a base, thanks to Demonbane. We have knowledge thanks to </w:t>
+      </w:r>
+      <w:r>
+        <w:rPr>
+          <w:rFonts w:cstheme="minorHAnsi"/>
+        </w:rPr>
+        <w:t>Lady Araldar</w:t>
+      </w:r>
+      <w:r>
+        <w:rPr>
+          <w:rFonts w:cstheme="minorHAnsi"/>
+        </w:rPr>
+        <w:t>. We just have to level up a bit and then we will return home before you know it.</w:t>
+      </w:r>
+    </w:p>
+    <w:p>
+      <w:pPr>
+        <w:rPr>
+          <w:rFonts w:cstheme="minorHAnsi"/>
+        </w:rPr>
+      </w:pPr>
+      <w:r>
+        <w:rPr>
+          <w:rFonts w:cstheme="minorHAnsi"/>
+        </w:rPr>
+        <w:t>“Tomorrow, manna levels should be high enough for us to start hunting.”</w:t>
+      </w:r>
+    </w:p>
+    <w:p>
+      <w:pPr>
+        <w:rPr>
+          <w:rFonts w:cstheme="minorHAnsi"/>
+        </w:rPr>
+      </w:pPr>
+      <w:r>
+        <w:rPr>
+          <w:rFonts w:cstheme="minorHAnsi"/>
+        </w:rPr>
+        <w:t>Fineous gave everyone a grin and said, “Think of this as one big camping trip. After all, we are all adventurers, aren’t we?</w:t>
+      </w:r>
+    </w:p>
+    <w:p>
+      <w:r>
+        <w:rPr>
+          <w:rFonts w:cstheme="minorHAnsi"/>
+        </w:rPr>
+        <w:t>“And do you know what the best part of this is?”</w:t>
+      </w:r>
+    </w:p>
+    <w:p>
+      <w:r>
+        <w:t>The others looked at Fineous but couldn’t figure out the answer.</w:t>
+      </w:r>
+    </w:p>
+    <w:p>
+      <w:r>
+        <w:t xml:space="preserve">“We get to </w:t>
+      </w:r>
+      <w:r>
+        <w:t>play hooky</w:t>
+      </w:r>
+      <w:r>
+        <w:t>, meaning we can skip boring school and…”</w:t>
+      </w:r>
+    </w:p>
+    <w:p>
+      <w:r>
+        <w:t>The others laughed heartedly.</w:t>
+      </w:r>
+    </w:p>
+    <w:p>
+      <w:r>
+        <w:t>Fineous took out his book and began reading.</w:t>
+      </w:r>
+    </w:p>
+    <w:p>
+      <w:pPr>
+        <w:pStyle w:val="H2"/>
+      </w:pPr>
+      <w:bookmarkStart w:id="6" w:name="_Toc210157562"/>
+      <w:r>
+        <w:lastRenderedPageBreak/>
+        <w:t>Exile in the Onn Mountains</w:t>
+      </w:r>
+      <w:bookmarkEnd w:id="6"/>
+    </w:p>
+    <w:p>
+      <w:pPr>
+        <w:pStyle w:val="Quote1"/>
+      </w:pPr>
+      <w:r>
+        <w:t>If you are going to be exiled</w:t>
+      </w:r>
+      <w:proofErr w:type="gramStart"/>
       <w:r>
         <w:t>,</w:t>
       </w:r>
-      <w:r>
-        <w:t xml:space="preserve"> </w:t>
-      </w:r>
-      <w:r>
-        <w:t>e</w:t>
-      </w:r>
-      <w:r>
-        <w:t>specially if the boat is stuck on a sand bank.</w:t>
-      </w:r>
-    </w:p>
-    <w:p>
-      <w:r>
-        <w:t>Slowly the boat shifted.</w:t>
-      </w:r>
-    </w:p>
-    <w:p>
-      <w:r>
-        <w:t xml:space="preserve">Fineous then almost lost control when he ranked up Shadow Meld. He </w:t>
-      </w:r>
-      <w:r>
-        <w:t xml:space="preserve">resumed the trip </w:t>
-      </w:r>
-      <w:r>
-        <w:t>and Shadow Meld leveled up again.</w:t>
-      </w:r>
-    </w:p>
-    <w:p>
-      <w:r>
-        <w:t xml:space="preserve">They traced wide arks through the sky as they travelled closer to the Onn </w:t>
-      </w:r>
-      <w:r>
-        <w:t>Foothills</w:t>
+      <w:proofErr w:type="gramEnd"/>
+      <w:r>
+        <w:br/>
+        <w:t>Use it to become stronger</w:t>
+      </w:r>
+    </w:p>
+    <w:p>
+      <w:pPr>
+        <w:pStyle w:val="Quote1"/>
+      </w:pPr>
+    </w:p>
+    <w:p>
+      <w:pPr>
+        <w:pStyle w:val="Quote1"/>
+      </w:pPr>
+      <w:r>
+        <w:t xml:space="preserve">&lt;+ </w:t>
+      </w:r>
+      <w:r>
+        <w:t>Day 2</w:t>
+      </w:r>
+      <w:r>
+        <w:t xml:space="preserve"> +&gt;</w:t>
+      </w:r>
+    </w:p>
+    <w:p>
+      <w:r>
+        <w:t xml:space="preserve">“Fineous, did you sleep?” Rose asked </w:t>
+      </w:r>
+      <w:r>
+        <w:t xml:space="preserve">when she saw him reading </w:t>
+      </w:r>
+      <w:r>
+        <w:t>his book</w:t>
       </w:r>
       <w:r>
         <w:t>.</w:t>
@@ -33854,207 +34443,585 @@
     </w:p>
     <w:p>
       <w:r>
+        <w:t xml:space="preserve">“I guess not,” Fineous said. He noticed the others </w:t>
+      </w:r>
+      <w:r>
+        <w:t>exiting their tents</w:t>
+      </w:r>
+      <w:r>
+        <w:t>.</w:t>
+      </w:r>
+    </w:p>
+    <w:p>
+      <w:pPr>
+        <w:rPr>
+          <w:rFonts w:cstheme="minorHAnsi"/>
+        </w:rPr>
+      </w:pPr>
+      <w:r>
+        <w:t xml:space="preserve">“First, Librarian </w:t>
+      </w:r>
+      <w:r>
+        <w:rPr>
+          <w:rFonts w:cstheme="minorHAnsi"/>
+        </w:rPr>
+        <w:t>Araldar</w:t>
+      </w:r>
+      <w:r>
+        <w:rPr>
+          <w:rFonts w:cstheme="minorHAnsi"/>
+        </w:rPr>
+        <w:t xml:space="preserve"> sent me written instructions to meditate on the Archana Dios and try to connect with its spirit.”</w:t>
+      </w:r>
+    </w:p>
+    <w:p>
+      <w:pPr>
+        <w:rPr>
+          <w:rFonts w:cstheme="minorHAnsi"/>
+        </w:rPr>
+      </w:pPr>
+      <w:r>
+        <w:rPr>
+          <w:rFonts w:cstheme="minorHAnsi"/>
+        </w:rPr>
+        <w:t>“You mean it’s alive?” Aragon asked.</w:t>
+      </w:r>
+    </w:p>
+    <w:p>
+      <w:pPr>
+        <w:rPr>
+          <w:rFonts w:cstheme="minorHAnsi"/>
+        </w:rPr>
+      </w:pPr>
+      <w:r>
+        <w:rPr>
+          <w:rFonts w:cstheme="minorHAnsi"/>
+        </w:rPr>
+        <w:t>“Not exactly alive,” Fineous said. “At least I don’t think so. So I spent half the night meditating on the Archana Dios</w:t>
+      </w:r>
+      <w:r>
+        <w:rPr>
+          <w:rFonts w:cstheme="minorHAnsi"/>
+        </w:rPr>
+        <w:t xml:space="preserve"> as a repository of knowledge</w:t>
+      </w:r>
+      <w:r>
+        <w:rPr>
+          <w:rFonts w:cstheme="minorHAnsi"/>
+        </w:rPr>
+        <w:t xml:space="preserve">. </w:t>
+      </w:r>
+      <w:r>
+        <w:rPr>
+          <w:rFonts w:cstheme="minorHAnsi"/>
+        </w:rPr>
+        <w:t>Before I knew it, it was approaching dawn. So I got ready for today’s lecture.”</w:t>
+      </w:r>
+    </w:p>
+    <w:p>
+      <w:pPr>
+        <w:rPr>
+          <w:rFonts w:cstheme="minorHAnsi"/>
+        </w:rPr>
+      </w:pPr>
+      <w:r>
+        <w:rPr>
+          <w:rFonts w:cstheme="minorHAnsi"/>
+        </w:rPr>
+        <w:t>“What exactly is it like up there?” Rose asked.</w:t>
+      </w:r>
+    </w:p>
+    <w:p>
+      <w:pPr>
+        <w:rPr>
+          <w:rFonts w:cstheme="minorHAnsi"/>
+        </w:rPr>
+      </w:pPr>
+      <w:r>
+        <w:rPr>
+          <w:rFonts w:cstheme="minorHAnsi"/>
+        </w:rPr>
+        <w:t>“You know how pretty the library at the ground floor is with its art works?” Fineous asked. “That’s nothing compared to the top floor. That place is amazing.”</w:t>
+      </w:r>
+    </w:p>
+    <w:p>
+      <w:pPr>
+        <w:rPr>
+          <w:rFonts w:cstheme="minorHAnsi"/>
+        </w:rPr>
+      </w:pPr>
+      <w:r>
+        <w:rPr>
+          <w:rFonts w:cstheme="minorHAnsi"/>
+        </w:rPr>
+        <w:t>Suddenly Fineous closed his eyes as he rested on his chair. His head dropped down as if he just fell asleep.</w:t>
+      </w:r>
+    </w:p>
+    <w:p>
+      <w:pPr>
+        <w:rPr>
+          <w:rFonts w:cstheme="minorHAnsi"/>
+        </w:rPr>
+      </w:pPr>
+      <w:r>
+        <w:rPr>
+          <w:rFonts w:cstheme="minorHAnsi"/>
+        </w:rPr>
+        <w:t>“Oh my god, are you okay?” Rose asked worriedly as she cast a healing spell.</w:t>
+      </w:r>
+    </w:p>
+    <w:p>
+      <w:pPr>
+        <w:rPr>
+          <w:rFonts w:cstheme="minorHAnsi"/>
+        </w:rPr>
+      </w:pPr>
+      <w:r>
+        <w:rPr>
+          <w:rFonts w:cstheme="minorHAnsi"/>
+        </w:rPr>
         <w:t>“</w:t>
       </w:r>
       <w:r>
-        <w:t>Brace yourselves</w:t>
-      </w:r>
-      <w:r>
-        <w:t>,” Fineous called.</w:t>
-      </w:r>
-    </w:p>
-    <w:p>
-      <w:r>
-        <w:t>The world felt as if it was ripping apart. The land below split and zoomed outwards at breakneck speeds.</w:t>
-      </w:r>
-    </w:p>
-    <w:p>
-      <w:r>
-        <w:t>Mountains exploded upwards around them. A moment later they were in a valley surrounded by mountains. They were fully out of the Shadow Realm.</w:t>
-      </w:r>
-    </w:p>
-    <w:p>
-      <w:r>
-        <w:t>“Holy cow,” Demonbane exclaimed. The others had similar responses.</w:t>
-      </w:r>
-    </w:p>
-    <w:p>
-      <w:r>
-        <w:t>Fineous pulled out a book and skimm</w:t>
-      </w:r>
-      <w:r>
-        <w:t>ed</w:t>
-      </w:r>
-      <w:r>
-        <w:t>.</w:t>
-      </w:r>
-    </w:p>
-    <w:p>
-      <w:r>
-        <w:t xml:space="preserve">“Says here just after a fracture, the area affected within the Onn </w:t>
-      </w:r>
-      <w:r>
-        <w:t>Foothills</w:t>
-      </w:r>
-      <w:r>
-        <w:t xml:space="preserve"> will experience a short period of manna depletion,” Fineous said. “As a result, there will be no monsters or spirits. After a few hours, the manna levels wi</w:t>
-      </w:r>
-      <w:r>
-        <w:t>ll</w:t>
-      </w:r>
-      <w:r>
-        <w:t xml:space="preserve"> slowly start to rise. After a week or two the manna will return to normal.”</w:t>
-      </w:r>
-    </w:p>
-    <w:p>
-      <w:r>
-        <w:t>“Did we just teleport?” Aragon asked.</w:t>
-      </w:r>
-    </w:p>
-    <w:p>
-      <w:r>
+        <w:rPr>
+          <w:rFonts w:cstheme="minorHAnsi"/>
+          <w:i/>
+        </w:rPr>
+        <w:t>Do not be afraid,</w:t>
+      </w:r>
+      <w:r>
+        <w:rPr>
+          <w:rFonts w:cstheme="minorHAnsi"/>
+        </w:rPr>
+        <w:t>” Fineous said in a strange alien voice. “</w:t>
+      </w:r>
+      <w:r>
+        <w:rPr>
+          <w:rFonts w:cstheme="minorHAnsi"/>
+          <w:i/>
+        </w:rPr>
+        <w:t>This is the spirit of the Archana Dios, speaking through the Sage Fineous.</w:t>
+      </w:r>
+      <w:r>
+        <w:rPr>
+          <w:rFonts w:cstheme="minorHAnsi"/>
+        </w:rPr>
+        <w:t>”</w:t>
+      </w:r>
+    </w:p>
+    <w:p>
+      <w:pPr>
+        <w:rPr>
+          <w:rFonts w:cstheme="minorHAnsi"/>
+        </w:rPr>
+      </w:pPr>
+      <w:r>
+        <w:rPr>
+          <w:rFonts w:cstheme="minorHAnsi"/>
+        </w:rPr>
+        <w:t>Fineous took out his tablet and began projecting large quantities of notes.</w:t>
+      </w:r>
+    </w:p>
+    <w:p>
+      <w:pPr>
+        <w:rPr>
+          <w:rFonts w:cstheme="minorHAnsi"/>
+        </w:rPr>
+      </w:pPr>
+      <w:r>
+        <w:rPr>
+          <w:rFonts w:cstheme="minorHAnsi"/>
+        </w:rPr>
         <w:lastRenderedPageBreak/>
         <w:t>“</w:t>
       </w:r>
       <w:r>
-        <w:t>Not according to what I’ve read</w:t>
-      </w:r>
-      <w:r>
-        <w:t xml:space="preserve">,” Fineous said. “Think of the world as an orange peel, which has been removed in one piece. Outside and between the cracks are the Onn </w:t>
-      </w:r>
-      <w:r>
-        <w:t>Foothills</w:t>
+        <w:rPr>
+          <w:rFonts w:cstheme="minorHAnsi"/>
+          <w:i/>
+        </w:rPr>
+        <w:t>He wasn’t fully initialized as a sage since there was no rush</w:t>
+      </w:r>
+      <w:r>
+        <w:rPr>
+          <w:rFonts w:cstheme="minorHAnsi"/>
+          <w:i/>
+        </w:rPr>
+        <w:t xml:space="preserve">. Unfortunately this means he doesn’t have conscious access to the </w:t>
+      </w:r>
+      <w:r>
+        <w:rPr>
+          <w:rFonts w:cstheme="minorHAnsi"/>
+          <w:i/>
+        </w:rPr>
+        <w:t xml:space="preserve">spirit of the </w:t>
+      </w:r>
+      <w:r>
+        <w:rPr>
+          <w:rFonts w:cstheme="minorHAnsi"/>
+          <w:i/>
+        </w:rPr>
+        <w:t>Archana. As a result of his meditation, a temporary connection was made.</w:t>
+      </w:r>
+    </w:p>
+    <w:p>
+      <w:pPr>
+        <w:rPr>
+          <w:rFonts w:cstheme="minorHAnsi"/>
+        </w:rPr>
+      </w:pPr>
+      <w:r>
+        <w:rPr>
+          <w:rFonts w:cstheme="minorHAnsi"/>
+        </w:rPr>
+        <w:t>“</w:t>
+      </w:r>
+      <w:r>
+        <w:rPr>
+          <w:rFonts w:cstheme="minorHAnsi"/>
+          <w:i/>
+        </w:rPr>
+        <w:t>Thanks to his first stage of initialization, we were able to influence the path he took. We just gave you instructions on how best to return home. This will take you through several dungeons, allowing you to collect essential resources both for now and in the future.</w:t>
+      </w:r>
+      <w:r>
+        <w:rPr>
+          <w:rFonts w:cstheme="minorHAnsi"/>
+        </w:rPr>
+        <w:t>”</w:t>
+      </w:r>
+    </w:p>
+    <w:p>
+      <w:pPr>
+        <w:rPr>
+          <w:rFonts w:cstheme="minorHAnsi"/>
+        </w:rPr>
+      </w:pPr>
+      <w:r>
+        <w:rPr>
+          <w:rFonts w:cstheme="minorHAnsi"/>
+        </w:rPr>
+        <w:t>Fineous woke up and looked around. “</w:t>
+      </w:r>
+      <w:r>
+        <w:rPr>
+          <w:rFonts w:cstheme="minorHAnsi"/>
+        </w:rPr>
+        <w:t>Damn, I should have slept more.”</w:t>
+      </w:r>
+    </w:p>
+    <w:p>
+      <w:pPr>
+        <w:rPr>
+          <w:rFonts w:cstheme="minorHAnsi"/>
+        </w:rPr>
+      </w:pPr>
+      <w:r>
+        <w:rPr>
+          <w:rFonts w:cstheme="minorHAnsi"/>
+        </w:rPr>
+        <w:t>“Don’t you remember what just happened?” Rose asked.</w:t>
+      </w:r>
+    </w:p>
+    <w:p>
+      <w:pPr>
+        <w:rPr>
+          <w:rFonts w:cstheme="minorHAnsi"/>
+        </w:rPr>
+      </w:pPr>
+      <w:r>
+        <w:rPr>
+          <w:rFonts w:cstheme="minorHAnsi"/>
+        </w:rPr>
+        <w:t>“I just fell asleep,” Fineous said. “Strange. Where did all this text come from?”</w:t>
+      </w:r>
+    </w:p>
+    <w:p>
+      <w:pPr>
+        <w:rPr>
+          <w:rFonts w:cstheme="minorHAnsi"/>
+        </w:rPr>
+      </w:pPr>
+      <w:r>
+        <w:rPr>
+          <w:rFonts w:cstheme="minorHAnsi"/>
+        </w:rPr>
+        <w:t>“The spirit of the Archana Dios spoke through you,” Aragon said. “It said those are instructions needed to go home, as well as how to gain resources.”</w:t>
+      </w:r>
+    </w:p>
+    <w:p>
+      <w:pPr>
+        <w:rPr>
+          <w:rFonts w:cstheme="minorHAnsi"/>
+        </w:rPr>
+      </w:pPr>
+      <w:r>
+        <w:rPr>
+          <w:rFonts w:cstheme="minorHAnsi"/>
+        </w:rPr>
+        <w:t>“That’s odd,” Fineous said as he began reading. “</w:t>
+      </w:r>
+      <w:r>
+        <w:t xml:space="preserve">Librarian </w:t>
+      </w:r>
+      <w:r>
+        <w:rPr>
+          <w:rFonts w:cstheme="minorHAnsi"/>
+        </w:rPr>
+        <w:t>Araldar</w:t>
+      </w:r>
+      <w:r>
+        <w:rPr>
+          <w:rFonts w:cstheme="minorHAnsi"/>
+        </w:rPr>
+        <w:t xml:space="preserve"> did mention she talked to the Archana on occasion. I wonder how it could contact me. I’m no sage.”</w:t>
+      </w:r>
+    </w:p>
+    <w:p>
+      <w:pPr>
+        <w:rPr>
+          <w:rFonts w:cstheme="minorHAnsi"/>
+        </w:rPr>
+      </w:pPr>
+      <w:r>
+        <w:rPr>
+          <w:rFonts w:cstheme="minorHAnsi"/>
+        </w:rPr>
+        <w:t>“</w:t>
+      </w:r>
+      <w:r>
+        <w:rPr>
+          <w:rFonts w:cstheme="minorHAnsi"/>
+        </w:rPr>
+        <w:t>If you’re not a sage then I’m not a hairy barbarian,” Demonbane said.</w:t>
+      </w:r>
+    </w:p>
+    <w:p>
+      <w:r>
+        <w:rPr>
+          <w:rFonts w:cstheme="minorHAnsi"/>
+        </w:rPr>
+        <w:t xml:space="preserve">Changing the subject, Fineous said and got up, </w:t>
+      </w:r>
+      <w:r>
+        <w:t>“Manna</w:t>
+      </w:r>
+      <w:r>
+        <w:t xml:space="preserve"> levels are now in</w:t>
+      </w:r>
+      <w:r>
+        <w:t xml:space="preserve"> the F range. Let’s go hunting.</w:t>
+      </w:r>
+    </w:p>
+    <w:p>
+      <w:r>
+        <w:t>“I do have some bad news.”</w:t>
+      </w:r>
+    </w:p>
+    <w:p>
+      <w:r>
+        <w:t>“What’s the matter?” Rose asked fearfully.</w:t>
+      </w:r>
+    </w:p>
+    <w:p>
+      <w:r>
+        <w:lastRenderedPageBreak/>
+        <w:t xml:space="preserve">“We still have school to attend to,” Fineous said, showing the school’s published </w:t>
+      </w:r>
+      <w:r>
+        <w:t>itinerary</w:t>
       </w:r>
       <w:r>
         <w:t>.</w:t>
       </w:r>
-      <w:r>
-        <w:t xml:space="preserve"> Beyond are the mountains.</w:t>
-      </w:r>
-    </w:p>
-    <w:p>
-      <w:r>
-        <w:t xml:space="preserve">“Right now a new crack formed. I was able to direct the crack to avoid the largest populated areas, but </w:t>
-      </w:r>
-      <w:r>
-        <w:t>s</w:t>
-      </w:r>
-      <w:r>
-        <w:t xml:space="preserve">topping it would be like stopping plate tectonics. Hopefully the casualties </w:t>
-      </w:r>
-      <w:r>
-        <w:t>should</w:t>
-      </w:r>
-      <w:r>
-        <w:t xml:space="preserve"> be minimal.”</w:t>
-      </w:r>
-    </w:p>
-    <w:p>
-      <w:r>
-        <w:t>“But where are we?” Erza asked.</w:t>
-      </w:r>
-    </w:p>
-    <w:p>
-      <w:r>
-        <w:t xml:space="preserve">“According to my mapping skill, home is </w:t>
-      </w:r>
-      <w:r>
-        <w:t>over</w:t>
+    </w:p>
+    <w:p>
+      <w:r>
+        <w:t>“You scared me,” Rose scolded and the others laughed.</w:t>
+      </w:r>
+    </w:p>
+    <w:p>
+      <w:r>
+        <w:t>“I will be lecturing as we work,” Fineous said with a smile. “That way we will all be caught up when we return.”</w:t>
+      </w:r>
+    </w:p>
+    <w:p>
+      <w:r>
+        <w:t>“Can we really go home?” Aragon asked.</w:t>
+      </w:r>
+    </w:p>
+    <w:p>
+      <w:r>
+        <w:t>“Of course,” Fineous replied. “</w:t>
+      </w:r>
+      <w:r>
+        <w:t>We have a roadmap.</w:t>
+      </w:r>
+    </w:p>
+    <w:p>
+      <w:r>
+        <w:t>“Even without this there was still a way.</w:t>
+      </w:r>
+    </w:p>
+    <w:p>
+      <w:r>
+        <w:t>“</w:t>
+      </w:r>
+      <w:r>
+        <w:t>Deep within the Shadow Realm is a place where space and time unifies. In such places time slows, giving us more to train. This is why we must reach D-Rank as soon as possible. Who knows? Perhaps we can get close to C by the time we return.</w:t>
+      </w:r>
+    </w:p>
+    <w:p>
+      <w:r>
+        <w:t>“I’ll finish reading the instructions later. The important thing now is farming.</w:t>
+      </w:r>
+    </w:p>
+    <w:p>
+      <w:r>
+        <w:t>“Demonbane, dismantle the camp, leaving only the cooking area. You need to remove your safe zone.</w:t>
+      </w:r>
+    </w:p>
+    <w:p>
+      <w:r>
+        <w:t>“Rose will not be directly fighting. Instead she will focus on cooking, singing, healing, and Spirit Control.</w:t>
+      </w:r>
+    </w:p>
+    <w:p>
+      <w:r>
+        <w:t>“Our job is to protect Rose as she works.</w:t>
+      </w:r>
+    </w:p>
+    <w:p>
+      <w:r>
+        <w:t>“That sounds terrifying,” Rose said worriedly. “I’m not sure I’ll be able to cook.”</w:t>
+      </w:r>
+    </w:p>
+    <w:p>
+      <w:r>
+        <w:t>“The harder the challenge the faster you will grow</w:t>
+      </w:r>
+      <w:r>
+        <w:t>,</w:t>
+      </w:r>
+      <w:r>
+        <w:t xml:space="preserve">” Fineous said. “By being in such a hotbed you will vastly improve your cooking skills. Remember, we </w:t>
+      </w:r>
+      <w:r>
+        <w:t xml:space="preserve">all </w:t>
+      </w:r>
+      <w:r>
+        <w:t>need to push our limits.”</w:t>
+      </w:r>
+    </w:p>
+    <w:p>
+      <w:r>
+        <w:lastRenderedPageBreak/>
+        <w:t>Demonbane put away the last of the camp stuff and then bellowed. A moment later monsters responded by charging from every direction.</w:t>
+      </w:r>
+    </w:p>
+    <w:p>
+      <w:r>
+        <w:t>The first of the monsters attacked.</w:t>
+      </w:r>
+      <w:r>
+        <w:t xml:space="preserve"> The fight was easy as the monsters were weak.</w:t>
+      </w:r>
+      <w:r>
+        <w:t xml:space="preserve"> However, they gave much needed essence.</w:t>
+      </w:r>
+    </w:p>
+    <w:p>
+      <w:r>
+        <w:t>“Damn, it’s really hard to cook like this,” Rose cursed.</w:t>
+      </w:r>
+    </w:p>
+    <w:p>
+      <w:r>
+        <w:t>“You’re doing great,” Fineous said. “Remember, your singing, healing and spirits are helping us all. And when you finish cooking your food will too.”</w:t>
+      </w:r>
+    </w:p>
+    <w:p>
+      <w:r>
+        <w:t>“My spirits are stronger when they are out and about,” Rose said.</w:t>
+      </w:r>
+    </w:p>
+    <w:p>
+      <w:r>
+        <w:t>“Maybe so,” Fineous said. “However, you must never get sloppy. So far only Endol, Librarian</w:t>
+      </w:r>
+      <w:r>
+        <w:rPr>
+          <w:rFonts w:cstheme="minorHAnsi"/>
+        </w:rPr>
+        <w:t xml:space="preserve"> Araldar</w:t>
+      </w:r>
+      <w:r>
+        <w:t xml:space="preserve"> and Messenger know about your spirits, hopefully.</w:t>
+      </w:r>
+    </w:p>
+    <w:p>
+      <w:r>
+        <w:t>“And Endol doesn’t seem to care. Let’s keep it that way.”</w:t>
+      </w:r>
+    </w:p>
+    <w:p>
+      <w:r>
+        <w:t>“How do you know?” Aragon asked.</w:t>
+      </w:r>
+    </w:p>
+    <w:p>
+      <w:r>
+        <w:t xml:space="preserve">“Because he has some sort of super </w:t>
+      </w:r>
+      <w:r>
+        <w:t>sense</w:t>
+      </w:r>
+      <w:r>
+        <w:t xml:space="preserve"> and </w:t>
+      </w:r>
+      <w:r>
+        <w:t>Rose</w:t>
       </w:r>
       <w:r>
         <w:t xml:space="preserve"> </w:t>
       </w:r>
       <w:r>
-        <w:t>1</w:t>
-      </w:r>
-      <w:r>
-        <w:t>8</w:t>
-      </w:r>
-      <w:r>
-        <w:t>0</w:t>
-      </w:r>
-      <w:r>
-        <w:t xml:space="preserve"> thousand </w:t>
-      </w:r>
-      <w:r>
-        <w:t>kilometers away</w:t>
-      </w:r>
-      <w:r>
-        <w:t xml:space="preserve"> in that direction,</w:t>
-      </w:r>
-      <w:r>
-        <w:t>” Fineous said.</w:t>
-      </w:r>
-      <w:r>
-        <w:t xml:space="preserve"> “We are still technically in the Onn Foothills.</w:t>
-      </w:r>
-      <w:r>
-        <w:t>”</w:t>
-      </w:r>
-    </w:p>
-    <w:p>
-      <w:r>
-        <w:t>“Holy cow,” Demonbane said. “And you said we didn’t teleport.”</w:t>
-      </w:r>
-    </w:p>
-    <w:p>
-      <w:r>
-        <w:t xml:space="preserve">“Think of it as space that had expanded, carrying us along,” Fineous said. “As </w:t>
-      </w:r>
-      <w:r>
-        <w:rPr>
-          <w:rFonts w:cstheme="minorHAnsi"/>
-        </w:rPr>
-        <w:t xml:space="preserve">Lady Araldar </w:t>
-      </w:r>
-      <w:r>
-        <w:rPr>
-          <w:rFonts w:cstheme="minorHAnsi"/>
-        </w:rPr>
-        <w:t>said, w</w:t>
-      </w:r>
-      <w:r>
-        <w:t xml:space="preserve">e were lucky. It could have been millions </w:t>
-      </w:r>
-      <w:r>
-        <w:t xml:space="preserve">or billions </w:t>
-      </w:r>
-      <w:r>
-        <w:t>of kilometers. Unfortunately, this is half way to the moon.”</w:t>
-      </w:r>
-    </w:p>
-    <w:p>
-      <w:r>
-        <w:t>“Can we ever get back home?” Rose asked worriedly.</w:t>
-      </w:r>
-    </w:p>
-    <w:p>
-      <w:proofErr w:type="gramStart"/>
-      <w:r>
-        <w:t>“Of course, however not today.</w:t>
-      </w:r>
-      <w:proofErr w:type="gramEnd"/>
-      <w:r>
-        <w:t xml:space="preserve"> 18</w:t>
-      </w:r>
-      <w:r>
-        <w:t>0</w:t>
-      </w:r>
-      <w:r>
-        <w:t xml:space="preserve"> thousand kilometers will be a challenge for us,” Fineous replied. “The canoe uses more manna than we can supply, and the supplied batteries don’t have enough power.”</w:t>
-      </w:r>
-    </w:p>
-    <w:p>
-      <w:r>
-        <w:t>“So what should we do?” Rose asked worriedly.</w:t>
-      </w:r>
-    </w:p>
-    <w:p>
-      <w:r>
-        <w:t>“Let’s find a base,” Fineous said. “</w:t>
-      </w:r>
-      <w:r>
-        <w:t>There is no point going anywhere until we reach at least D-Rank. The distance is just too great</w:t>
+        <w:t>wasn</w:t>
+      </w:r>
+      <w:r>
+        <w:t>’t hiding it in the beginning.</w:t>
+      </w:r>
+      <w:r>
+        <w:t xml:space="preserve"> Other than them I haven’t seen any other elves,” Fineous said.</w:t>
+      </w:r>
+    </w:p>
+    <w:p>
+      <w:r>
+        <w:t xml:space="preserve">The fighters fought </w:t>
+      </w:r>
+      <w:r>
+        <w:t>in silence as they waged an unending war</w:t>
+      </w:r>
+      <w:r>
+        <w:t>.</w:t>
+      </w:r>
+    </w:p>
+    <w:p>
+      <w:r>
+        <w:t>“I got a level on both Cooking and Music,” Rose said excitedly.</w:t>
+      </w:r>
+    </w:p>
+    <w:p>
+      <w:r>
+        <w:t>“Good for you,” Fineous said</w:t>
+      </w:r>
+      <w:r>
+        <w:t xml:space="preserve"> happily</w:t>
+      </w:r>
+      <w:r>
+        <w:t>. “</w:t>
+      </w:r>
+      <w:r>
+        <w:t>Remember, we must all find out ways to push ourselves</w:t>
       </w:r>
       <w:r>
         <w:t>.”</w:t>
@@ -34062,649 +35029,24 @@
     </w:p>
     <w:p>
       <w:r>
-        <w:t>They travelled for almost half an hour, and then Demonbane pointed at a cliff. It appeared as if huge sections of the cliff had been carved off and toppled over onto piles of rubble.</w:t>
-      </w:r>
-    </w:p>
-    <w:p>
-      <w:r>
-        <w:t>The slabs were roughly square blocks over 20m per side and 10m high.</w:t>
+        <w:t>“Breakfast is ready,” Rose said.</w:t>
+      </w:r>
+    </w:p>
+    <w:p>
+      <w:r>
+        <w:t>“Let’s take turns eating,” Fineous said. “This will be good training for us in siege conditions when creating a safe zone becomes impossible.”</w:t>
       </w:r>
     </w:p>
     <w:p>
       <w:r>
         <w:lastRenderedPageBreak/>
-        <w:t>“Okay,” Fineous replied and landed were indicated.</w:t>
-      </w:r>
-    </w:p>
-    <w:p>
-      <w:r>
-        <w:t>“How the hell did they form?” Aragon asked.</w:t>
-      </w:r>
-    </w:p>
-    <w:p>
-      <w:r>
-        <w:t>“I actually saw a similar formation in the States,” Fineous said. “</w:t>
-      </w:r>
-      <w:r>
-        <w:t>Monument Valley has these carved stone blocks. I don’t think it has a formal name.</w:t>
-      </w:r>
-      <w:r>
-        <w:t>”</w:t>
-      </w:r>
-    </w:p>
-    <w:p>
-      <w:r>
-        <w:t>They landed and got out.</w:t>
-      </w:r>
-    </w:p>
-    <w:p>
-      <w:r>
-        <w:t>Fineous then tried to lift the canoe and discovered it was lighter than expected. He stored it away for later.</w:t>
-      </w:r>
-    </w:p>
-    <w:p>
-      <w:r>
-        <w:t>“Do you need help Demonbane?” Fineous asked.</w:t>
-      </w:r>
-    </w:p>
-    <w:p>
-      <w:r>
-        <w:t>“Yes,” Demonbane said, pointing. “Clear these rocks.”</w:t>
-      </w:r>
-    </w:p>
-    <w:p>
-      <w:r>
-        <w:t>In ten minutes a space under the flattened boulder was created. With direction from Demonbane, several interior rooms formed, extending to areas under adjacent slabs.</w:t>
-      </w:r>
-    </w:p>
-    <w:p>
-      <w:r>
-        <w:t>After that, Demonbane instructed Fineous to add rocks and mud to strategic locations, enclosing them all in.</w:t>
-      </w:r>
-    </w:p>
-    <w:p>
-      <w:r>
-        <w:t>Half an hour later the work was complete.</w:t>
-      </w:r>
-    </w:p>
-    <w:p>
-      <w:r>
-        <w:t>“I created this area as a common area,” Demonbane said. “This area will be for a washroom.</w:t>
-      </w:r>
-    </w:p>
-    <w:p>
-      <w:r>
-        <w:t>“Rose, is this good enough to start cooking?”</w:t>
-      </w:r>
-    </w:p>
-    <w:p>
-      <w:r>
-        <w:t>“Yes Demonbane,” Rose said.</w:t>
-      </w:r>
-    </w:p>
-    <w:p>
-      <w:r>
-        <w:t>“Fineous, when you have time, I need help with a few more thing before the base is complete,” Demonbane said.</w:t>
-      </w:r>
-    </w:p>
-    <w:p>
-      <w:r>
-        <w:t>“No problem,” Fineous said.</w:t>
-      </w:r>
-    </w:p>
-    <w:p>
-      <w:r>
-        <w:t>Dinner time came and they ate while discussing the future.</w:t>
-      </w:r>
-    </w:p>
-    <w:p>
-      <w:pPr>
-        <w:rPr>
-          <w:rFonts w:cstheme="minorHAnsi"/>
-        </w:rPr>
-      </w:pPr>
-      <w:r>
-        <w:lastRenderedPageBreak/>
-        <w:t xml:space="preserve">“A few days ago </w:t>
-      </w:r>
-      <w:r>
-        <w:rPr>
-          <w:rFonts w:cstheme="minorHAnsi"/>
-        </w:rPr>
-        <w:t>Lady Araldar</w:t>
-      </w:r>
-      <w:r>
-        <w:rPr>
-          <w:rFonts w:cstheme="minorHAnsi"/>
-        </w:rPr>
-        <w:t xml:space="preserve"> told me she had a predomination that something bad will happen to us, but didn’t know exactly what,” Fineous said. “As a result she gave me a bunch of books, as well as the communications device she used to contact me.</w:t>
-      </w:r>
-    </w:p>
-    <w:p>
-      <w:r>
-        <w:rPr>
-          <w:rFonts w:cstheme="minorHAnsi"/>
-        </w:rPr>
-        <w:t>“Unfortunately, we are out of range for the device.</w:t>
-      </w:r>
-    </w:p>
-    <w:p>
-      <w:pPr>
-        <w:rPr>
-          <w:rFonts w:cstheme="minorHAnsi"/>
-        </w:rPr>
-      </w:pPr>
-      <w:r>
-        <w:t>“</w:t>
-      </w:r>
-      <w:r>
-        <w:t>The</w:t>
-      </w:r>
-      <w:r>
-        <w:t xml:space="preserve"> books </w:t>
-      </w:r>
-      <w:r>
-        <w:t>include</w:t>
-      </w:r>
-      <w:r>
-        <w:t xml:space="preserve"> surviving in the Onn </w:t>
-      </w:r>
-      <w:r>
-        <w:t>Foothills</w:t>
-      </w:r>
-      <w:r>
-        <w:t xml:space="preserve">, understanding the </w:t>
-      </w:r>
-      <w:r>
-        <w:t>Shadow Realm</w:t>
-      </w:r>
-      <w:r>
-        <w:t>, and theory of how Onn ships operate</w:t>
-      </w:r>
-      <w:r>
-        <w:t xml:space="preserve">. We have a base, thanks to Demonbane. We have knowledge thanks to </w:t>
-      </w:r>
-      <w:r>
-        <w:rPr>
-          <w:rFonts w:cstheme="minorHAnsi"/>
-        </w:rPr>
-        <w:t>Lady Araldar</w:t>
-      </w:r>
-      <w:r>
-        <w:rPr>
-          <w:rFonts w:cstheme="minorHAnsi"/>
-        </w:rPr>
-        <w:t xml:space="preserve">. We just have to level up a bit and then we will be </w:t>
-      </w:r>
-      <w:proofErr w:type="gramStart"/>
-      <w:r>
-        <w:rPr>
-          <w:rFonts w:cstheme="minorHAnsi"/>
-        </w:rPr>
-        <w:t>back</w:t>
-      </w:r>
-      <w:proofErr w:type="gramEnd"/>
-      <w:r>
-        <w:rPr>
-          <w:rFonts w:cstheme="minorHAnsi"/>
-        </w:rPr>
-        <w:t xml:space="preserve"> home before you know it.</w:t>
-      </w:r>
-    </w:p>
-    <w:p>
-      <w:pPr>
-        <w:rPr>
-          <w:rFonts w:cstheme="minorHAnsi"/>
-        </w:rPr>
-      </w:pPr>
-      <w:r>
-        <w:rPr>
-          <w:rFonts w:cstheme="minorHAnsi"/>
-        </w:rPr>
-        <w:t>“Tomorrow, manna levels should be high enough for us to start hunting.”</w:t>
-      </w:r>
-    </w:p>
-    <w:p>
-      <w:pPr>
-        <w:rPr>
-          <w:rFonts w:cstheme="minorHAnsi"/>
-        </w:rPr>
-      </w:pPr>
-      <w:r>
-        <w:rPr>
-          <w:rFonts w:cstheme="minorHAnsi"/>
-        </w:rPr>
-        <w:t>Fineous gave everyone a grin and said, “Think of this as one big camping trip. After all, we are all adventurers, aren’t we?</w:t>
-      </w:r>
-    </w:p>
-    <w:p>
-      <w:r>
-        <w:rPr>
-          <w:rFonts w:cstheme="minorHAnsi"/>
-        </w:rPr>
-        <w:t>“And do you know what the best part of this is?”</w:t>
-      </w:r>
-    </w:p>
-    <w:p>
-      <w:r>
-        <w:t>The others looked at Fineous but couldn’t figure out the answer.</w:t>
-      </w:r>
-    </w:p>
-    <w:p>
-      <w:r>
-        <w:t xml:space="preserve">“We get to </w:t>
-      </w:r>
-      <w:r>
-        <w:t>play hooky</w:t>
-      </w:r>
-      <w:r>
-        <w:t>, meaning we can skip boring school and…”</w:t>
-      </w:r>
-    </w:p>
-    <w:p>
-      <w:r>
-        <w:t>The others laughed heartedly.</w:t>
-      </w:r>
-    </w:p>
-    <w:p>
-      <w:r>
-        <w:t>Fineous took out his book and began reading.</w:t>
-      </w:r>
-    </w:p>
-    <w:p>
-      <w:pPr>
-        <w:pStyle w:val="H2"/>
-      </w:pPr>
-      <w:bookmarkStart w:id="6" w:name="_Toc209029128"/>
-      <w:r>
-        <w:lastRenderedPageBreak/>
-        <w:t>Exile in the Onn Mountains</w:t>
-      </w:r>
-      <w:bookmarkEnd w:id="6"/>
-    </w:p>
-    <w:p>
-      <w:pPr>
-        <w:pStyle w:val="Quote1"/>
-      </w:pPr>
-      <w:r>
-        <w:t>If you are going to be exiled</w:t>
-      </w:r>
-      <w:proofErr w:type="gramStart"/>
-      <w:r>
-        <w:t>,</w:t>
-      </w:r>
-      <w:proofErr w:type="gramEnd"/>
-      <w:r>
-        <w:br/>
-        <w:t>Use it to become stronger</w:t>
-      </w:r>
-    </w:p>
-    <w:p>
-      <w:pPr>
-        <w:pStyle w:val="Quote1"/>
-      </w:pPr>
-    </w:p>
-    <w:p>
-      <w:pPr>
-        <w:pStyle w:val="Quote1"/>
-      </w:pPr>
-      <w:r>
-        <w:t xml:space="preserve">&lt;+ </w:t>
-      </w:r>
-      <w:r>
-        <w:t>Day 2</w:t>
-      </w:r>
-      <w:r>
-        <w:t xml:space="preserve"> +&gt;</w:t>
-      </w:r>
-    </w:p>
-    <w:p>
-      <w:r>
-        <w:t xml:space="preserve">“Fineous, did you sleep?” Rose asked </w:t>
-      </w:r>
-      <w:r>
-        <w:t xml:space="preserve">when she saw him reading </w:t>
-      </w:r>
-      <w:r>
-        <w:t>his book</w:t>
-      </w:r>
-      <w:r>
-        <w:t>.</w:t>
-      </w:r>
-    </w:p>
-    <w:p>
-      <w:r>
-        <w:t>“I guess not,” Fineous said. He noticed the others slowly trickling in.</w:t>
-      </w:r>
-      <w:r>
-        <w:t xml:space="preserve"> “I spent all night reading, ‘</w:t>
-      </w:r>
-      <w:r>
-        <w:rPr>
-          <w:i/>
-        </w:rPr>
-        <w:t xml:space="preserve">Surviving the Onn </w:t>
-      </w:r>
-      <w:r>
-        <w:rPr>
-          <w:i/>
-        </w:rPr>
-        <w:t>Foothills</w:t>
-      </w:r>
-      <w:r>
-        <w:rPr>
-          <w:i/>
-        </w:rPr>
-        <w:t>.’</w:t>
-      </w:r>
-      <w:r>
-        <w:t xml:space="preserve"> Then I started another book when</w:t>
-      </w:r>
-      <w:r>
-        <w:t xml:space="preserve"> I realized it was past 5:00AM.</w:t>
-      </w:r>
-    </w:p>
-    <w:p>
-      <w:r>
-        <w:t>“Manna</w:t>
-      </w:r>
-      <w:r>
-        <w:t xml:space="preserve"> levels are now in the F range, so there’s still no rush,” Fineous said. He paused and then said slowly. “I do have some bad news.”</w:t>
-      </w:r>
-    </w:p>
-    <w:p>
-      <w:r>
-        <w:t>“What’s the matter?” Rose asked fearfully.</w:t>
-      </w:r>
-    </w:p>
-    <w:p>
-      <w:r>
-        <w:t xml:space="preserve">“We still have school to attend to,” Fineous said, showing the school’s published </w:t>
-      </w:r>
-      <w:r>
-        <w:t>itinerary</w:t>
-      </w:r>
-      <w:r>
-        <w:t>.</w:t>
-      </w:r>
-    </w:p>
-    <w:p>
-      <w:r>
-        <w:t>“You scared me,” Rose scolded and the others laughed.</w:t>
-      </w:r>
-    </w:p>
-    <w:p>
-      <w:r>
-        <w:t>“I will be lecturing as we work,” Fineous said with a smile. “That way we will all be caught up when we return.”</w:t>
-      </w:r>
-    </w:p>
-    <w:p>
-      <w:r>
-        <w:t>“Can we really go home?” Aragon asked.</w:t>
-      </w:r>
-    </w:p>
-    <w:p>
-      <w:r>
-        <w:t>“Of course,” Fineous replied. “Deep within the Shadow Realm is a place where space and time unifies.</w:t>
-      </w:r>
-      <w:r>
-        <w:t xml:space="preserve"> In </w:t>
-      </w:r>
-      <w:r>
-        <w:t>such p</w:t>
-      </w:r>
-      <w:r>
-        <w:t>laces time slows, giving us more to train.</w:t>
-      </w:r>
-      <w:r>
-        <w:t xml:space="preserve"> This is why we must reach D-Rank as soon as possible.</w:t>
-      </w:r>
-      <w:r>
-        <w:t xml:space="preserve"> Who </w:t>
-      </w:r>
-      <w:r>
-        <w:t>knows?</w:t>
-      </w:r>
-      <w:r>
-        <w:t xml:space="preserve"> Perhaps we can get close to C by the time we return.</w:t>
-      </w:r>
-    </w:p>
-    <w:p>
-      <w:r>
-        <w:lastRenderedPageBreak/>
-        <w:t xml:space="preserve">“Okay here’s the plan. </w:t>
-      </w:r>
-      <w:r>
-        <w:t>Demonbane will set up a cooking station outside. Rose will cook and sing while we defend her against monsters.”</w:t>
-      </w:r>
-    </w:p>
-    <w:p>
-      <w:r>
-        <w:t>“That sounds terrifying,” Rose said worriedly. “I’m not sure I’ll be able to cook.”</w:t>
-      </w:r>
-    </w:p>
-    <w:p>
-      <w:r>
-        <w:t>“The harder the challenge the faster you will grow</w:t>
-      </w:r>
-      <w:r>
-        <w:t>,</w:t>
-      </w:r>
-      <w:r>
-        <w:t xml:space="preserve">” Fineous said. “By being in such a hotbed you will vastly improve your cooking skills. Remember, we </w:t>
-      </w:r>
-      <w:r>
-        <w:t xml:space="preserve">all </w:t>
-      </w:r>
-      <w:r>
-        <w:t>need to push our limits.</w:t>
-      </w:r>
-    </w:p>
-    <w:p>
-      <w:r>
-        <w:t>“</w:t>
-      </w:r>
-      <w:r>
-        <w:t xml:space="preserve">Everyone </w:t>
-      </w:r>
-      <w:r>
-        <w:t>pack up. We are heading out</w:t>
-      </w:r>
-      <w:r>
-        <w:t>.</w:t>
-      </w:r>
-      <w:r>
-        <w:t>”</w:t>
-      </w:r>
-    </w:p>
-    <w:p>
-      <w:r>
-        <w:t>“What about breakfast?” Rose asked.</w:t>
-      </w:r>
-    </w:p>
-    <w:p>
-      <w:r>
-        <w:t>“We will have breakfast</w:t>
-      </w:r>
-      <w:r>
-        <w:t xml:space="preserve"> later</w:t>
-      </w:r>
-      <w:r>
-        <w:t>,” Fineous said. “I want to maximize our training so we can leave this place soonest.”</w:t>
-      </w:r>
-    </w:p>
-    <w:p>
-      <w:r>
-        <w:t>Demonbane put away all his cooking stuff and they headed out.</w:t>
-      </w:r>
-    </w:p>
-    <w:p>
-      <w:r>
-        <w:t>“Demonbane, this looks like a good place to set up camp,” Fineous said. “Rose, start cooking when Demonbane finishes.</w:t>
-      </w:r>
-    </w:p>
-    <w:p>
-      <w:r>
-        <w:t>“</w:t>
-      </w:r>
-      <w:r>
-        <w:t>And Rose, try harmonizing around my lectures, with the aim of making my lectures more memorable.”</w:t>
-      </w:r>
-    </w:p>
-    <w:p>
-      <w:r>
-        <w:t>“How do I do that?” Rose asked.</w:t>
-      </w:r>
-    </w:p>
-    <w:p>
-      <w:r>
-        <w:t>“Practice,” Fineous said.</w:t>
-      </w:r>
-      <w:r>
-        <w:t xml:space="preserve"> </w:t>
-      </w:r>
-      <w:r>
-        <w:t xml:space="preserve">He paused and then added, </w:t>
-      </w:r>
-      <w:r>
-        <w:t>“This is not something I can help with.</w:t>
-      </w:r>
-      <w:r>
-        <w:t xml:space="preserve"> Remember, you are trying to become a world class singer.”</w:t>
-      </w:r>
-    </w:p>
-    <w:p>
-      <w:r>
-        <w:t xml:space="preserve">Fineous began lecturing as </w:t>
-      </w:r>
-      <w:r>
-        <w:t xml:space="preserve">Demonbane set up </w:t>
-      </w:r>
-      <w:r>
-        <w:t>a cooking area</w:t>
-      </w:r>
-      <w:r>
-        <w:t>. Rose hummed in the background.</w:t>
-      </w:r>
-    </w:p>
-    <w:p>
-      <w:r>
-        <w:t>The first of the monsters attacked.</w:t>
-      </w:r>
-      <w:r>
-        <w:t xml:space="preserve"> The fight was easy as the monsters were weak.</w:t>
-      </w:r>
-    </w:p>
-    <w:p>
-      <w:r>
-        <w:lastRenderedPageBreak/>
-        <w:t>Demonbane finished his work and Rose began cooking.</w:t>
-      </w:r>
-    </w:p>
-    <w:p>
-      <w:r>
-        <w:t>“Damn, it’s really hard to cook like this,” Rose cursed.</w:t>
-      </w:r>
-    </w:p>
-    <w:p>
-      <w:r>
-        <w:t xml:space="preserve">“You’re doing </w:t>
-      </w:r>
-      <w:r>
-        <w:t>great</w:t>
-      </w:r>
-      <w:r>
-        <w:t>,” Fineous said. “Remember, your singing and spirits are helping us all. And when you finish cooking your food will too.”</w:t>
-      </w:r>
-    </w:p>
-    <w:p>
-      <w:r>
-        <w:t>“My spirits are stronger when they are out and about,” Rose said.</w:t>
-      </w:r>
-    </w:p>
-    <w:p>
-      <w:r>
-        <w:t xml:space="preserve">“Maybe so,” Fineous said. “However, you must never get sloppy. So far only Endol and Messenger know about your spirits, hopefully. </w:t>
-      </w:r>
-      <w:r>
-        <w:t xml:space="preserve">And the others didn’t seem to care. </w:t>
-      </w:r>
-      <w:r>
-        <w:t>Let’s keep it that way.”</w:t>
-      </w:r>
-    </w:p>
-    <w:p>
-      <w:r>
-        <w:t>“How do you know?” Aragon asked.</w:t>
-      </w:r>
-    </w:p>
-    <w:p>
-      <w:r>
-        <w:t xml:space="preserve">“Because he has some sort of super </w:t>
-      </w:r>
-      <w:r>
-        <w:t>sense</w:t>
-      </w:r>
-      <w:r>
-        <w:t xml:space="preserve"> and </w:t>
+        <w:t xml:space="preserve">One by one the group ate; making sure </w:t>
       </w:r>
       <w:r>
         <w:t>Rose</w:t>
       </w:r>
       <w:r>
-        <w:t xml:space="preserve"> </w:t>
-      </w:r>
-      <w:r>
-        <w:t>wasn</w:t>
-      </w:r>
-      <w:r>
-        <w:t>’t hiding it in the beginning.</w:t>
-      </w:r>
-      <w:r>
-        <w:t xml:space="preserve"> Other than them I haven’t seen any other elves,” Fineous said.</w:t>
-      </w:r>
-    </w:p>
-    <w:p>
-      <w:r>
-        <w:t xml:space="preserve">The fighters fought </w:t>
-      </w:r>
-      <w:r>
-        <w:t>in silence as they waged an unending war</w:t>
-      </w:r>
-      <w:r>
-        <w:t>.</w:t>
-      </w:r>
-    </w:p>
-    <w:p>
-      <w:r>
-        <w:t>“I got a level on both Cooking and Music,” Rose said excitedly.</w:t>
-      </w:r>
-    </w:p>
-    <w:p>
-      <w:r>
-        <w:t>“Good for you,” Fineous said</w:t>
-      </w:r>
-      <w:r>
-        <w:t xml:space="preserve"> happily</w:t>
-      </w:r>
-      <w:r>
-        <w:t>. “</w:t>
-      </w:r>
-      <w:r>
-        <w:t>Remember, we must all find out ways to push ourselves</w:t>
-      </w:r>
-      <w:r>
-        <w:t>.”</w:t>
-      </w:r>
-    </w:p>
-    <w:p>
-      <w:r>
-        <w:t>“Breakfast is ready,” Rose said.</w:t>
-      </w:r>
-    </w:p>
-    <w:p>
-      <w:r>
-        <w:t>One by one the group ate; making sure the camp was defended.</w:t>
+        <w:t xml:space="preserve"> was defended.</w:t>
       </w:r>
     </w:p>
     <w:p>
@@ -34719,11 +35061,7 @@
     </w:p>
     <w:p>
       <w:r>
-        <w:t xml:space="preserve">“Because they would make these early fights too easy,” Fineous said. “The object is to improve our skills, not just to defeat sheer numbers </w:t>
-      </w:r>
-      <w:r>
-        <w:lastRenderedPageBreak/>
-        <w:t>of monsters. Now who knows the</w:t>
+        <w:t>“Because they would make these early fights too easy,” Fineous said. “The object is to improve our skills, not just to defeat sheer numbers of monsters. Now who knows the</w:t>
       </w:r>
       <w:r>
         <w:t xml:space="preserve"> name of the battle </w:t>
@@ -34795,655 +35133,787 @@
       <w:r>
         <w:t>“Knowledge of the past is important in order to prevent the repeat of mistakes and prevent avoidable pain and suffering,” Fineous said. “This battle, called the Battle for Hastings affected how the elves treated us transplants, and improved our standing in this world.</w:t>
       </w:r>
+    </w:p>
+    <w:p>
+      <w:r>
+        <w:t>“We were pivotal in winning that battle.”</w:t>
+      </w:r>
+    </w:p>
+    <w:p>
+      <w:r>
+        <w:t>“Didn’t you say</w:t>
+      </w:r>
+      <w:proofErr w:type="gramStart"/>
+      <w:r>
+        <w:t>,</w:t>
+      </w:r>
+      <w:proofErr w:type="gramEnd"/>
+      <w:r>
+        <w:t xml:space="preserve"> they don’t care if we learn?” Aragon asked. “Also, I’m finding it hard to concentrate on this battle, with you forcing you to learn these things.”</w:t>
+      </w:r>
+    </w:p>
+    <w:p>
+      <w:r>
+        <w:t>“And that is the ultimate reason I’m doing this,” Fineous said. “If we don’t increase our levels fastest over the next day or so, we will quite literally suffocate to death.”</w:t>
+      </w:r>
+    </w:p>
+    <w:p>
+      <w:r>
+        <w:t>“That’s terrifying,” Rose squeaked.</w:t>
+      </w:r>
+    </w:p>
+    <w:p>
+      <w:r>
+        <w:t xml:space="preserve">“Don’t worry,” Fineous said. “We will be fine as long as </w:t>
+      </w:r>
+      <w:r>
+        <w:t xml:space="preserve">we </w:t>
+      </w:r>
+      <w:r>
+        <w:t>give our all in this training.</w:t>
+      </w:r>
+      <w:r>
+        <w:t xml:space="preserve"> The good news is that pushing ourselves to the limit will counteract much of the pressure we will feel over the next few weeks and months.</w:t>
+      </w:r>
+    </w:p>
+    <w:p>
+      <w:r>
+        <w:lastRenderedPageBreak/>
+        <w:t>“It’s like exercising in the arctic. As long as we exercise we are protected from freezing.</w:t>
+      </w:r>
+    </w:p>
+    <w:p>
+      <w:r>
+        <w:t>“The bad news is that this will cut into our sleep.</w:t>
+      </w:r>
+    </w:p>
+    <w:p>
+      <w:r>
+        <w:t>“Rose, you have recipes for c</w:t>
+      </w:r>
+      <w:r>
+        <w:t>ounteracting sleep deprivation. I remember seeing them when we were going through the recipes together.”</w:t>
+      </w:r>
+    </w:p>
+    <w:p>
+      <w:r>
+        <w:t xml:space="preserve">“But those are all </w:t>
+      </w:r>
+      <w:r>
+        <w:t>D</w:t>
+      </w:r>
+      <w:r>
+        <w:t>-Ranked</w:t>
+      </w:r>
+      <w:r>
+        <w:t xml:space="preserve"> and beyond</w:t>
+      </w:r>
+      <w:r>
+        <w:t>,” Rose objected. “They are beyond my ability.</w:t>
+      </w:r>
+      <w:r>
+        <w:t xml:space="preserve"> I’m only E.</w:t>
+      </w:r>
       <w:r>
         <w:t>”</w:t>
       </w:r>
     </w:p>
     <w:p>
       <w:r>
-        <w:t>“Didn’t you say</w:t>
-      </w:r>
-      <w:proofErr w:type="gramStart"/>
+        <w:t>“Then I say that’s perfect,” Fineous said enthusiastically.</w:t>
+      </w:r>
+    </w:p>
+    <w:p>
+      <w:r>
+        <w:t>“But if I make a mistake, you can all get sick</w:t>
+      </w:r>
+      <w:r>
+        <w:t xml:space="preserve"> or worse</w:t>
+      </w:r>
+      <w:r>
+        <w:t>,” Rose objected.</w:t>
+      </w:r>
+    </w:p>
+    <w:p>
+      <w:r>
+        <w:t xml:space="preserve">“And that is why only Demonbane and I will try it out,” Fineous said. </w:t>
+      </w:r>
+    </w:p>
+    <w:p>
+      <w:r>
+        <w:t>Rose took out her recipe book and flipped though the contents.</w:t>
+      </w:r>
+    </w:p>
+    <w:p>
+      <w:r>
+        <w:t xml:space="preserve">“I don’t have all the ingredients,” </w:t>
+      </w:r>
+      <w:r>
+        <w:t>Rose said, sounding relieved.</w:t>
+      </w:r>
+    </w:p>
+    <w:p>
+      <w:r>
+        <w:t>“I have sufficient ingredients for hundreds of tries,” Fineous said and placed the ingredients on the worktable.</w:t>
+      </w:r>
+      <w:r>
+        <w:t xml:space="preserve"> “Thankfully Messenger took me to places where I could harvest some amazing ingredients.”</w:t>
+      </w:r>
+    </w:p>
+    <w:p>
+      <w:r>
+        <w:t>“Fine,” Rose said reluctantly. “However, I’m going to throw it out when I finish. I don’t want you to get sick.”</w:t>
+      </w:r>
+    </w:p>
+    <w:p>
+      <w:r>
+        <w:t xml:space="preserve">“Don’t worry little lady,” Demonbane said as he fought with just gloved hands. Fighting this </w:t>
+      </w:r>
+      <w:r>
+        <w:t xml:space="preserve">way </w:t>
+      </w:r>
+      <w:r>
+        <w:t>was challenging</w:t>
+      </w:r>
+      <w:r>
+        <w:t xml:space="preserve"> for him</w:t>
+      </w:r>
+      <w:r>
+        <w:t>, since he couldn’t get any clean kills. “We are men. We can handle a little stomach issues.</w:t>
+      </w:r>
+    </w:p>
+    <w:p>
+      <w:r>
+        <w:t>“Sweet, I just got knuckle dusters.”</w:t>
+      </w:r>
+    </w:p>
+    <w:p>
+      <w:r>
+        <w:t xml:space="preserve">“Why must men be such masochists?” </w:t>
+      </w:r>
+      <w:r>
+        <w:t>Rose</w:t>
+      </w:r>
+      <w:r>
+        <w:t xml:space="preserve"> asked the universe. The universe responded by sending in a new wave of F-Ranked monsters.</w:t>
+      </w:r>
+    </w:p>
+    <w:p>
+      <w:r>
+        <w:lastRenderedPageBreak/>
+        <w:t xml:space="preserve">“It’s our duty to protect the weaker sex,” Demonbane </w:t>
+      </w:r>
+      <w:r>
+        <w:t>declared</w:t>
+      </w:r>
+      <w:r>
+        <w:t>.</w:t>
+      </w:r>
+    </w:p>
+    <w:p>
+      <w:r>
+        <w:t>“I’m not weaker,” Erza objected.</w:t>
+      </w:r>
+    </w:p>
+    <w:p>
+      <w:r>
+        <w:t>“And that’s what I love about you,” Demonbane said. “Now let’s see who can make the most kills with just our fists.”</w:t>
+      </w:r>
+    </w:p>
+    <w:p>
+      <w:r>
+        <w:t>“But you have knuckle dusters,” Erza objected.</w:t>
+      </w:r>
+    </w:p>
+    <w:p>
+      <w:r>
+        <w:t xml:space="preserve">“And you have </w:t>
+      </w:r>
+      <w:r>
+        <w:t xml:space="preserve">your magic armor and </w:t>
+      </w:r>
+      <w:r>
+        <w:t>flaming, red hot fists, so we’re even,” Demonbane countered.</w:t>
+      </w:r>
+    </w:p>
+    <w:p>
+      <w:r>
+        <w:t>Fineous let the conversation go, th</w:t>
+      </w:r>
+      <w:r>
+        <w:t>en resumed his lecture, occasionally adding quizzes to keep his students on their toes.</w:t>
+      </w:r>
+    </w:p>
+    <w:p>
+      <w:r>
+        <w:t xml:space="preserve">“Damn this recipe is driving me crazy,” Rose </w:t>
+      </w:r>
+      <w:r>
+        <w:t>screamed</w:t>
+      </w:r>
+      <w:r>
+        <w:t>. “I can’t make heads or tails of these instructions.”</w:t>
+      </w:r>
+    </w:p>
+    <w:p>
+      <w:r>
+        <w:t>“But did it do anything for your level?” Fineous asked.</w:t>
+      </w:r>
+    </w:p>
+    <w:p>
+      <w:r>
+        <w:t xml:space="preserve">“Actually it did,” Rose said in surprise. “I raised my </w:t>
+      </w:r>
+      <w:r>
+        <w:t>Cooking</w:t>
+      </w:r>
+      <w:r>
+        <w:t xml:space="preserve"> to E-6.”</w:t>
+      </w:r>
+    </w:p>
+    <w:p>
+      <w:r>
+        <w:t>“Marvelous,” Fineous said as he spun around monsters, trying his best to backstab them.</w:t>
+      </w:r>
+    </w:p>
+    <w:p>
+      <w:r>
+        <w:t>Fineous</w:t>
+      </w:r>
+      <w:r>
+        <w:t xml:space="preserve"> disappeared from view and reappeared above a </w:t>
+      </w:r>
+      <w:r>
+        <w:t xml:space="preserve">hippo-like monster. He crashed down like a rocket with his </w:t>
+      </w:r>
+      <w:r>
+        <w:t>knives</w:t>
+      </w:r>
+      <w:r>
+        <w:t>, killing the creature. A moment later he disappeared.</w:t>
+      </w:r>
+    </w:p>
+    <w:p>
+      <w:r>
+        <w:t xml:space="preserve">“Rose, you can switch back now for dinner,” Fineous said. “I’m getting seriously hungry, and nutrition is essential for us. Now can anyone name the 16 provinces of </w:t>
+      </w:r>
+      <w:r>
+        <w:rPr>
+          <w:rFonts w:asciiTheme="minorHAnsi" w:hAnsiTheme="minorHAnsi" w:cstheme="minorHAnsi"/>
+        </w:rPr>
+        <w:t>Agatha?”</w:t>
+      </w:r>
+    </w:p>
+    <w:p>
+      <w:r>
+        <w:t>“It’s starting to get dark,” Aragon noted.</w:t>
+      </w:r>
+    </w:p>
+    <w:p>
+      <w:r>
+        <w:t xml:space="preserve">“That’s okay,” Fineous said. “Erza can use her fire to give us some illumination. </w:t>
+      </w:r>
+      <w:r>
+        <w:t>Make it as bright and white as possible.</w:t>
+      </w:r>
+      <w:r>
+        <w:t>”</w:t>
+      </w:r>
+    </w:p>
+    <w:p>
+      <w:r>
+        <w:t>“Okay,” Erza said.</w:t>
+      </w:r>
+    </w:p>
+    <w:p>
+      <w:r>
+        <w:lastRenderedPageBreak/>
+        <w:t>Balls of flame zoomed overhead as stars started to show.</w:t>
+      </w:r>
+    </w:p>
+    <w:p>
+      <w:r>
+        <w:t>“Can we use the stars for navigation?” Aragon asked.</w:t>
+      </w:r>
+    </w:p>
+    <w:p>
+      <w:r>
+        <w:t>“Absolutely,” Fineous said. “That brightest star represents our home. It shows us the direction we need to follow.”</w:t>
+      </w:r>
+    </w:p>
+    <w:p>
+      <w:r>
+        <w:t>“Oh man this is exhausting,” Demonbane said. “My arms are starting to get numb.”</w:t>
+      </w:r>
+    </w:p>
+    <w:p>
+      <w:r>
+        <w:t>“Sorry about that,” Rose apologized. “I’m finding it hard to concentrate on cooking, humming and healing at the same time.”</w:t>
+      </w:r>
+    </w:p>
+    <w:p>
+      <w:r>
+        <w:t>“It’s all good, little lady,” Demonbane said. “Remember what they say. No pain, no gain.”</w:t>
+      </w:r>
+    </w:p>
+    <w:p>
+      <w:r>
+        <w:t xml:space="preserve">“Don’t worry about Demonbane,” Fineous said. “He has </w:t>
+      </w:r>
+      <w:r>
+        <w:t>Vitality</w:t>
+      </w:r>
+      <w:r>
+        <w:t xml:space="preserve">. </w:t>
+      </w:r>
+      <w:r>
+        <w:t>I’m sure he’s not using it since he wants to increase his training intensity.”</w:t>
+      </w:r>
+    </w:p>
+    <w:p>
+      <w:r>
+        <w:t>“That’s true,” Demonbane said.</w:t>
+      </w:r>
+    </w:p>
+    <w:p>
+      <w:r>
+        <w:t>“Dinner is ready,” Rose said.</w:t>
+      </w:r>
+    </w:p>
+    <w:p>
+      <w:r>
+        <w:t>“Demonbane, set up a safe zone so we can eat,” Fineous said.</w:t>
+      </w:r>
+    </w:p>
+    <w:p>
+      <w:r>
+        <w:t>“Okay Fineous,” Demonbane said. He stopped fighting and began preparation.</w:t>
+      </w:r>
+    </w:p>
+    <w:p>
+      <w:r>
+        <w:t>Ten minutes later the barrier was up.</w:t>
+      </w:r>
+    </w:p>
+    <w:p>
+      <w:r>
+        <w:t>Demonbane grabbed a plate and filled it with food. “Rose, I think your cooking skills have improved. Now I want to fight some more.”</w:t>
+      </w:r>
+    </w:p>
+    <w:p>
+      <w:r>
+        <w:t>“What’s the matter Fineous?” Rose asked, watching Fineous sulk.</w:t>
+      </w:r>
+    </w:p>
+    <w:p>
+      <w:r>
+        <w:t>“I don’t know if we should stay the night here or train some more,” Fineous said. “For one thing Rose hasn’t trai</w:t>
+      </w:r>
+      <w:r>
+        <w:t>ned her Physical Fitness today.</w:t>
+      </w:r>
+    </w:p>
+    <w:p>
+      <w:r>
+        <w:lastRenderedPageBreak/>
+        <w:t>“Also, none of us are max on our storage spaces.</w:t>
+      </w:r>
+      <w:r>
+        <w:t xml:space="preserve"> And that should be the easiest to level up.”</w:t>
+      </w:r>
+    </w:p>
+    <w:p>
+      <w:r>
+        <w:t>“If you think we should do it,” Rose said. “I believe in you.”</w:t>
+      </w:r>
+    </w:p>
+    <w:p>
+      <w:r>
+        <w:t xml:space="preserve">“You should believe in yourself more,” Fineous said with a sad smile. “Bad things happen when people put their faith in </w:t>
+      </w:r>
+      <w:r>
+        <w:t>others</w:t>
+      </w:r>
+      <w:r>
+        <w:t>, instead of themselves.”</w:t>
+      </w:r>
+    </w:p>
+    <w:p>
+      <w:r>
+        <w:t>“You sound l</w:t>
+      </w:r>
+      <w:r>
+        <w:t>ike an old man,” Demonbane said, laughing.</w:t>
+      </w:r>
+    </w:p>
+    <w:p>
+      <w:r>
+        <w:t xml:space="preserve">“I </w:t>
+      </w:r>
+      <w:r>
+        <w:rPr>
+          <w:i/>
+        </w:rPr>
+        <w:t>am</w:t>
+      </w:r>
+      <w:r>
+        <w:t xml:space="preserve"> an old man,” Fineous said</w:t>
+      </w:r>
+      <w:r>
+        <w:t xml:space="preserve"> with a smile</w:t>
+      </w:r>
+      <w:r>
+        <w:t>. “If I had known I would have selected a more</w:t>
+      </w:r>
+      <w:r>
+        <w:t xml:space="preserve"> mature appearance, perhaps 21. Forever 21 and all that sort of thing</w:t>
+      </w:r>
       <w:r>
         <w:t>,</w:t>
       </w:r>
-      <w:proofErr w:type="gramEnd"/>
-      <w:r>
-        <w:t xml:space="preserve"> they don’t care if we learn?” Aragon asked. “Also, I’m finding it hard to concentrate on this battle, with you forcing you to learn these things.”</w:t>
-      </w:r>
-    </w:p>
-    <w:p>
-      <w:r>
-        <w:t>“And that is the ultimate reason I’m doing this,” Fineous said. “If we don’t increase our levels fastest over the next day or so, we will quite literally suffocate to death.”</w:t>
-      </w:r>
-    </w:p>
-    <w:p>
-      <w:r>
-        <w:t>“That’s terrifying,” Rose squeaked.</w:t>
-      </w:r>
-    </w:p>
-    <w:p>
-      <w:r>
-        <w:t xml:space="preserve">“Don’t worry,” Fineous said. “We will be fine as long as </w:t>
-      </w:r>
-      <w:r>
-        <w:t xml:space="preserve">we </w:t>
-      </w:r>
-      <w:r>
-        <w:t>give our all in this training.</w:t>
-      </w:r>
-      <w:r>
-        <w:t xml:space="preserve"> The good news is that pushing ourselves to the limit will counteract much of the pressure we will feel over the next few weeks and months.</w:t>
-      </w:r>
-    </w:p>
-    <w:p>
-      <w:r>
-        <w:t>“It’s like exercising in the arctic. As long as we exercise we are protected from freezing.</w:t>
-      </w:r>
-    </w:p>
-    <w:p>
-      <w:r>
-        <w:t>“The bad news is that this will cut into our sleep.</w:t>
-      </w:r>
-    </w:p>
-    <w:p>
-      <w:r>
-        <w:t>“Rose, you have recipes for c</w:t>
-      </w:r>
-      <w:r>
-        <w:t>ounteracting sleep deprivation. I remember seeing them when we were going through the recipes together.”</w:t>
-      </w:r>
-    </w:p>
-    <w:p>
-      <w:r>
-        <w:t>“But those are all C-Ranked</w:t>
-      </w:r>
-      <w:r>
-        <w:t xml:space="preserve"> and beyond</w:t>
-      </w:r>
-      <w:r>
-        <w:t>,” Rose objected. “They are beyond my ability.”</w:t>
+      <w:r>
+        <w:t>”</w:t>
+      </w:r>
+      <w:r>
+        <w:t xml:space="preserve"> he added with a smile.</w:t>
+      </w:r>
+    </w:p>
+    <w:p>
+      <w:r>
+        <w:t>“Okay I’m putting everything away,” Demonbane said.</w:t>
+      </w:r>
+      <w:r>
+        <w:t xml:space="preserve"> “Okay done.”</w:t>
+      </w:r>
+    </w:p>
+    <w:p>
+      <w:r>
+        <w:t>“Everyone, please put on your gravity belts,” Fineous said. “Increase the pressure until you can barely keep up to me.”</w:t>
+      </w:r>
+    </w:p>
+    <w:p>
+      <w:r>
+        <w:t>“Okay Rose, try catching me,” Fineous said and dashed forward</w:t>
+      </w:r>
+      <w:r>
+        <w:t>, adjusting his gravity belt as he ran</w:t>
+      </w:r>
+      <w:r>
+        <w:t>.</w:t>
+      </w:r>
+    </w:p>
+    <w:p>
+      <w:r>
+        <w:t>As Fineous ran he felt as if he was being crushed by gravity, even though the belt was only set at 1.</w:t>
+      </w:r>
+      <w:r>
+        <w:t>3</w:t>
+      </w:r>
+      <w:r>
+        <w:t>G.</w:t>
+      </w:r>
+    </w:p>
+    <w:p>
+      <w:r>
+        <w:t>Next to him Rose ran. Just like him she was also struggling. However, her belt was set to 1.</w:t>
+      </w:r>
+      <w:r>
+        <w:t>8</w:t>
+      </w:r>
+      <w:r>
+        <w:t>G. Aragon and Erza were even higher, with Demonbane being the highest at 2.7G.</w:t>
+      </w:r>
+    </w:p>
+    <w:p>
+      <w:r>
+        <w:t>Half an hour later Fineous tripped and fell on his face.</w:t>
+      </w:r>
+    </w:p>
+    <w:p>
+      <w:r>
+        <w:t>“Oh my God, are you okay?” Rose asked worriedly and healed Fineous.</w:t>
+      </w:r>
+    </w:p>
+    <w:p>
+      <w:r>
+        <w:t>“Thanks Rose,” Fineous said weakly. “This is going to be a really long vacation. Let’s go again. I feel I’m close to a breakthrough.</w:t>
+      </w:r>
+      <w:r>
+        <w:t>”</w:t>
       </w:r>
     </w:p>
     <w:p>
       <w:r>
         <w:lastRenderedPageBreak/>
-        <w:t>“Then I say that’s perfect,” Fineous said enthusiastically.</w:t>
-      </w:r>
-    </w:p>
-    <w:p>
-      <w:r>
-        <w:t>“But if I make a mistake, you can all get rather sick,” Rose objected.</w:t>
-      </w:r>
-    </w:p>
-    <w:p>
-      <w:r>
-        <w:t xml:space="preserve">“And that is why only Demonbane and I will try it out,” Fineous said. </w:t>
-      </w:r>
-    </w:p>
-    <w:p>
-      <w:r>
-        <w:t>Rose took out her recipe book and flipped though the contents.</w:t>
-      </w:r>
-    </w:p>
-    <w:p>
-      <w:r>
-        <w:t xml:space="preserve">“I don’t have all the ingredients,” </w:t>
-      </w:r>
-      <w:r>
-        <w:t>Rose said, sounding relieved.</w:t>
-      </w:r>
-    </w:p>
-    <w:p>
-      <w:r>
-        <w:t>“I have sufficient ingredients for hundreds of tries,” Fineous said and placed the ingredients on the worktable.</w:t>
-      </w:r>
-      <w:r>
-        <w:t xml:space="preserve"> “Thankfully Messenger took me to places where I could harvest some amazing ingredients.”</w:t>
-      </w:r>
-    </w:p>
-    <w:p>
-      <w:r>
-        <w:t>“Fine,” Rose said reluctantly. “However, I’m going to throw it out when I finish. I don’t want you to get sick.”</w:t>
-      </w:r>
-    </w:p>
-    <w:p>
-      <w:r>
-        <w:t xml:space="preserve">“Don’t worry little lady,” Demonbane said as he fought with just gloved hands. Fighting this </w:t>
-      </w:r>
-      <w:r>
-        <w:t xml:space="preserve">way </w:t>
-      </w:r>
-      <w:r>
-        <w:t>was challenging</w:t>
-      </w:r>
-      <w:r>
-        <w:t xml:space="preserve"> for him</w:t>
-      </w:r>
-      <w:r>
-        <w:t>, since he couldn’t get any clean kills. “We are men. We can handle a little stomach issues.</w:t>
-      </w:r>
-    </w:p>
-    <w:p>
-      <w:r>
-        <w:t>“Sweet, I just got knuckle dusters.”</w:t>
-      </w:r>
-    </w:p>
-    <w:p>
-      <w:r>
-        <w:t xml:space="preserve">“Why must men be such masochists?” </w:t>
-      </w:r>
-      <w:r>
-        <w:t>Rose</w:t>
-      </w:r>
-      <w:r>
-        <w:t xml:space="preserve"> asked the universe. The universe responded by sending in a new wave of F-Ranked monsters.</w:t>
-      </w:r>
-    </w:p>
-    <w:p>
-      <w:r>
-        <w:t xml:space="preserve">“It’s our duty to protect the weaker sex,” Demonbane </w:t>
-      </w:r>
-      <w:r>
-        <w:t>declared</w:t>
-      </w:r>
-      <w:r>
-        <w:t>.</w:t>
-      </w:r>
-    </w:p>
-    <w:p>
-      <w:r>
-        <w:t>“I’m not weaker,” Erza objected.</w:t>
-      </w:r>
-    </w:p>
-    <w:p>
-      <w:r>
-        <w:t>“And that’s what I love about you,” Demonbane said. “Now let’s see who can make the most kills with just our fists.”</w:t>
-      </w:r>
-    </w:p>
-    <w:p>
-      <w:r>
-        <w:t>“But you have knuckle dusters,” Erza objected.</w:t>
-      </w:r>
-    </w:p>
-    <w:p>
-      <w:r>
-        <w:t>“And you have flaming, red hot fists, so we’re even,” Demonbane countered.</w:t>
+        <w:t>“Does healing help?” Aragon asked.</w:t>
+      </w:r>
+    </w:p>
+    <w:p>
+      <w:r>
+        <w:t>“No,” Fineous said. “</w:t>
+      </w:r>
+      <w:r>
+        <w:t>It interferes with my skill evolution. However I know Rose doesn’t like seeing us suffer.</w:t>
+      </w:r>
+      <w:r>
+        <w:t>”</w:t>
+      </w:r>
+    </w:p>
+    <w:p>
+      <w:r>
+        <w:t>Just then a group of raptors charged at them.</w:t>
+      </w:r>
+    </w:p>
+    <w:p>
+      <w:r>
+        <w:t>“Reduce or turn off your belts,” Fineous instructed.</w:t>
+      </w:r>
+    </w:p>
+    <w:p>
+      <w:r>
+        <w:t>Struggling to get up, Fineous dropped rocks on the raptors. At the same time the others started attacking.</w:t>
+      </w:r>
+    </w:p>
+    <w:p>
+      <w:r>
+        <w:t>However the raptors were surprisingly fast, making them difficult to hit.</w:t>
+      </w:r>
+    </w:p>
+    <w:p>
+      <w:r>
+        <w:t>“Sorry everyone,” Fineous said</w:t>
+      </w:r>
+      <w:r>
+        <w:t>, feeling guilty</w:t>
+      </w:r>
+      <w:r>
+        <w:t xml:space="preserve">. </w:t>
+      </w:r>
+      <w:r>
+        <w:t>Fighting exhausting h</w:t>
+      </w:r>
+      <w:r>
+        <w:t>e took out his swords and c</w:t>
+      </w:r>
+      <w:r>
+        <w:t>harg</w:t>
+      </w:r>
+      <w:r>
+        <w:t>ed</w:t>
+      </w:r>
+      <w:r>
+        <w:t xml:space="preserve"> forward, </w:t>
+      </w:r>
+      <w:r>
+        <w:t xml:space="preserve">letting </w:t>
+      </w:r>
+      <w:r>
+        <w:t>the creatures impale themselves.</w:t>
+      </w:r>
+    </w:p>
+    <w:p>
+      <w:r>
+        <w:t xml:space="preserve">Suddenly Fineous’ Internal Magic leveled up. </w:t>
+      </w:r>
+      <w:r>
+        <w:t xml:space="preserve">Momentarily he felt disoriented as </w:t>
+      </w:r>
+      <w:r>
+        <w:t xml:space="preserve">his </w:t>
+      </w:r>
+      <w:r>
+        <w:t>internals shifted. This caused him to panic since it affected his hailstorm attack.</w:t>
+      </w:r>
+    </w:p>
+    <w:p>
+      <w:r>
+        <w:t>Suddenly Fineous’ mind upgraded</w:t>
+      </w:r>
+      <w:r>
+        <w:t>, followed</w:t>
+      </w:r>
+      <w:r>
+        <w:t xml:space="preserve"> by a cascade of other upgrades as his overall level increased.</w:t>
+      </w:r>
+    </w:p>
+    <w:p>
+      <w:r>
+        <w:t>After a grueling battle, the last raptor died.</w:t>
+      </w:r>
+    </w:p>
+    <w:p>
+      <w:r>
+        <w:t>“Sorry everyone,” Fineous again apologized.</w:t>
+      </w:r>
+    </w:p>
+    <w:p>
+      <w:r>
+        <w:t>“Why are you apologizing?” Artemis asked.</w:t>
+      </w:r>
+    </w:p>
+    <w:p>
+      <w:r>
+        <w:t>“Because I pushed everyone too far, putting everyone in danger,” Fineous said.</w:t>
+      </w:r>
+    </w:p>
+    <w:p>
+      <w:r>
+        <w:t>“No one’s perfect,” Erza said.</w:t>
       </w:r>
     </w:p>
     <w:p>
       <w:r>
         <w:lastRenderedPageBreak/>
-        <w:t>Fineous let the conversation go, th</w:t>
-      </w:r>
-      <w:r>
-        <w:t>en resumed his lecture, occasionally adding quizzes to keep his students on their toes.</w:t>
-      </w:r>
-    </w:p>
-    <w:p>
-      <w:r>
-        <w:t xml:space="preserve">“Damn this recipe is driving me crazy,” Rose </w:t>
-      </w:r>
-      <w:r>
-        <w:t>screamed</w:t>
-      </w:r>
-      <w:r>
-        <w:t>. “I can’t make heads or tails of these instructions.”</w:t>
-      </w:r>
-    </w:p>
-    <w:p>
-      <w:r>
-        <w:t>“But did it do anything for your level?” Fineous asked.</w:t>
-      </w:r>
-    </w:p>
-    <w:p>
-      <w:r>
-        <w:t>“Actually it did,” Rose said in surprise. “I raised my level to E-6.”</w:t>
-      </w:r>
-    </w:p>
-    <w:p>
-      <w:r>
-        <w:t>“Marvelous,” Fineous said as he spun around monsters, trying his best to backstab them.</w:t>
-      </w:r>
-    </w:p>
-    <w:p>
-      <w:r>
-        <w:t>Fineous</w:t>
-      </w:r>
-      <w:r>
-        <w:t xml:space="preserve"> disappeared from view and reappeared above a </w:t>
-      </w:r>
-      <w:r>
-        <w:t xml:space="preserve">hippo-like monster. He crashed down like a rocket with his </w:t>
-      </w:r>
-      <w:r>
-        <w:t>knives</w:t>
-      </w:r>
-      <w:r>
-        <w:t>, killing the creature. A moment later he disappeared.</w:t>
-      </w:r>
-    </w:p>
-    <w:p>
-      <w:r>
-        <w:t xml:space="preserve">“Rose, you can switch back now for dinner,” Fineous said. “I’m getting seriously hungry, and nutrition is essential for us. Now can anyone name the 16 provinces of </w:t>
-      </w:r>
-      <w:r>
-        <w:rPr>
-          <w:rFonts w:asciiTheme="minorHAnsi" w:hAnsiTheme="minorHAnsi" w:cstheme="minorHAnsi"/>
-        </w:rPr>
-        <w:t>Agatha?”</w:t>
-      </w:r>
-    </w:p>
-    <w:p>
-      <w:r>
-        <w:t>“It’s starting to get dark,” Aragon noted.</w:t>
-      </w:r>
-    </w:p>
-    <w:p>
-      <w:r>
-        <w:t>“That’s okay,” Fineous said. “Erza can use her fire to give us some illumination. Remember, by concentrating and increasing the temperature you get a whiter light source. Play around with it.”</w:t>
-      </w:r>
-    </w:p>
-    <w:p>
-      <w:r>
-        <w:t>“Okay,” Erza said.</w:t>
-      </w:r>
-    </w:p>
-    <w:p>
-      <w:r>
-        <w:t>Balls of flame zoomed overhead as stars started to show.</w:t>
-      </w:r>
-    </w:p>
-    <w:p>
-      <w:r>
-        <w:t>“Can we use the stars for navigation?” Aragon asked.</w:t>
-      </w:r>
-    </w:p>
-    <w:p>
-      <w:r>
-        <w:t>“Absolutely,” Fineous said. “That brightest star represents our home. It shows us the direction we need to follow.”</w:t>
-      </w:r>
-    </w:p>
-    <w:p>
-      <w:r>
-        <w:t>“Oh man this is exhausting,” Demonbane said. “My arms are starting to get numb.”</w:t>
+        <w:t>“But some mistakes can be fatal,” Fineous said. “From now on, only one person at a time</w:t>
+      </w:r>
+      <w:r>
+        <w:t xml:space="preserve"> should push our physical skills to their limit. T</w:t>
+      </w:r>
+      <w:r>
+        <w:t>ha</w:t>
+      </w:r>
+      <w:r>
+        <w:t>t way the rest of us can properly defend.</w:t>
+      </w:r>
+    </w:p>
+    <w:p>
+      <w:r>
+        <w:t>“After all, we are no longer at the academy.”</w:t>
+      </w:r>
+    </w:p>
+    <w:p>
+      <w:r>
+        <w:t>“I saw you light up multiple times,” Demonbane said.</w:t>
+      </w:r>
+    </w:p>
+    <w:p>
+      <w:r>
+        <w:t>Fineous nodded. “One overloaded skill put a strain on me which overloaded the next skill, causing a cascade.</w:t>
+      </w:r>
+    </w:p>
+    <w:p>
+      <w:r>
+        <w:t>“The good news is I discovered I can launch stones out of my space with some force. With my mind skills and closer release points, I can better fight agile monsters.”</w:t>
+      </w:r>
+    </w:p>
+    <w:p>
+      <w:r>
+        <w:t>“Too bad you can’t materialize a stone inside a monster,” Erza said.</w:t>
+      </w:r>
+    </w:p>
+    <w:p>
+      <w:r>
+        <w:t>“Both living creatures and monsters are multi-dimensional,” Fineous said. “They all extend into other dimensions. They only reason I can attack from a distance is that my aura extends almost 8 meters around me.</w:t>
+      </w:r>
+    </w:p>
+    <w:p>
+      <w:r>
+        <w:t>“</w:t>
+      </w:r>
+      <w:r>
+        <w:t>But this is still outside the monsters. I still have to penetrate their defenses</w:t>
+      </w:r>
+      <w:r>
+        <w:t>, even when attacking from the Shadow Realm</w:t>
+      </w:r>
+      <w:r>
+        <w:t xml:space="preserve">. </w:t>
+      </w:r>
+      <w:r>
+        <w:t xml:space="preserve">Are attacks </w:t>
+      </w:r>
+      <w:r>
+        <w:t>that ignore defense possible</w:t>
+      </w:r>
+      <w:r>
+        <w:t>?</w:t>
+      </w:r>
+      <w:r>
+        <w:t xml:space="preserve"> </w:t>
+      </w:r>
+      <w:r>
+        <w:t>I don’t know. Perhaps microwave attacks.”</w:t>
+      </w:r>
+    </w:p>
+    <w:p>
+      <w:r>
+        <w:t>“Are you saying I’m in your aura?” Aragon asked.</w:t>
+      </w:r>
+    </w:p>
+    <w:p>
+      <w:r>
+        <w:t>“Yes,” Fineous said. “And I’m in your aura. They are like diffuse clouds but which extend in unique ways, allowing for discrete personal spaces. People with storage just have auras that are adapted to storing items.</w:t>
+      </w:r>
+    </w:p>
+    <w:p>
+      <w:r>
+        <w:t>“A person can only support a maximum of 7 unique adaptations.</w:t>
+      </w:r>
+    </w:p>
+    <w:p>
+      <w:r>
+        <w:t>“Might as well set up camp for the night.”</w:t>
       </w:r>
     </w:p>
     <w:p>
       <w:r>
         <w:lastRenderedPageBreak/>
-        <w:t>“Sorry about that,” Rose apologized. “I’m finding it hard to concentrate on cooking, humming and healing at the same time.”</w:t>
-      </w:r>
-    </w:p>
-    <w:p>
-      <w:r>
-        <w:t xml:space="preserve">“It’s all good, little </w:t>
-      </w:r>
-      <w:proofErr w:type="gramStart"/>
-      <w:r>
-        <w:t>lady</w:t>
-      </w:r>
-      <w:proofErr w:type="gramEnd"/>
-      <w:r>
-        <w:t>,” Demonbane said. “Remember what they say. No pain, no gain.”</w:t>
-      </w:r>
-    </w:p>
-    <w:p>
-      <w:r>
-        <w:t xml:space="preserve">“Don’t worry about Demonbane,” Fineous said. “He has healing. </w:t>
-      </w:r>
-      <w:r>
-        <w:t>I’m sure he’s not using it since he wants to increase his training intensity.”</w:t>
-      </w:r>
-    </w:p>
-    <w:p>
-      <w:r>
-        <w:t>“That’s true,” Demonbane said.</w:t>
-      </w:r>
-    </w:p>
-    <w:p>
-      <w:r>
-        <w:t>“Dinner is ready,” Rose said.</w:t>
-      </w:r>
-    </w:p>
-    <w:p>
-      <w:r>
-        <w:t>“Demonbane, set up a safe zone so we can eat,” Fineous said.</w:t>
-      </w:r>
-    </w:p>
-    <w:p>
-      <w:r>
-        <w:t>“Okay Fineous,” Demonbane said. He stopped fighting and began preparation.</w:t>
-      </w:r>
-    </w:p>
-    <w:p>
-      <w:r>
-        <w:t>Ten minutes later the barrier was up.</w:t>
-      </w:r>
-    </w:p>
-    <w:p>
-      <w:r>
-        <w:t>Demonbane grabbed a plate and filled it with food. “Rose, I think your cooking skills have improved. Now I want to fight some more.”</w:t>
-      </w:r>
-    </w:p>
-    <w:p>
-      <w:r>
-        <w:t>“What’s the matter Fineous?” Rose asked, watching Fineous sulk.</w:t>
-      </w:r>
-    </w:p>
-    <w:p>
-      <w:r>
-        <w:t>“I don’t know if we should stay the night here or train some more,” Fineous said. “For one thing Rose hasn’t trai</w:t>
-      </w:r>
-      <w:r>
-        <w:t>ned her Physical Fitness today.</w:t>
-      </w:r>
-    </w:p>
-    <w:p>
-      <w:r>
-        <w:t>“Also, none of us are max on our storage spaces.</w:t>
-      </w:r>
-      <w:r>
-        <w:t xml:space="preserve"> And that should be the easiest to level up.”</w:t>
-      </w:r>
-    </w:p>
-    <w:p>
-      <w:r>
-        <w:t>“What about this place?” Aragon asked.</w:t>
-      </w:r>
-    </w:p>
-    <w:p>
-      <w:r>
-        <w:t xml:space="preserve">“We leave it,” Fineous said. “Demonbane </w:t>
-      </w:r>
-      <w:r>
-        <w:t xml:space="preserve">can </w:t>
-      </w:r>
-      <w:r>
-        <w:t xml:space="preserve">set up a </w:t>
-      </w:r>
-      <w:r>
-        <w:t xml:space="preserve">new </w:t>
-      </w:r>
-      <w:r>
-        <w:t>safe zone at another location. Choosing different locations will improve his skills.”</w:t>
-      </w:r>
-    </w:p>
-    <w:p>
-      <w:r>
-        <w:lastRenderedPageBreak/>
-        <w:t>“If you think we should do it,” Rose said. “I believe in you.”</w:t>
-      </w:r>
-    </w:p>
-    <w:p>
-      <w:r>
-        <w:t xml:space="preserve">“You should believe in yourself more,” Fineous said with a sad smile. “Bad things happen when people put their faith in </w:t>
-      </w:r>
-      <w:r>
-        <w:t>others</w:t>
-      </w:r>
-      <w:r>
-        <w:t>, instead of themselves.”</w:t>
-      </w:r>
-    </w:p>
-    <w:p>
-      <w:r>
-        <w:t>“You sound l</w:t>
-      </w:r>
-      <w:r>
-        <w:t>ike an old man,” Demonbane said, laughing.</w:t>
-      </w:r>
-    </w:p>
-    <w:p>
-      <w:r>
-        <w:t xml:space="preserve">“I </w:t>
-      </w:r>
-      <w:r>
-        <w:rPr>
-          <w:i/>
-        </w:rPr>
-        <w:t>am</w:t>
-      </w:r>
-      <w:r>
-        <w:t xml:space="preserve"> an old man,” Fineous said</w:t>
-      </w:r>
-      <w:r>
-        <w:t xml:space="preserve"> with a smile</w:t>
-      </w:r>
-      <w:r>
-        <w:t>. “If I had known I would have selected a more</w:t>
-      </w:r>
-      <w:r>
-        <w:t xml:space="preserve"> mature appearance, perhaps 21. Forever 21 and all that sort of thing</w:t>
-      </w:r>
-      <w:r>
-        <w:t>,</w:t>
-      </w:r>
-      <w:r>
-        <w:t>”</w:t>
-      </w:r>
-      <w:r>
-        <w:t xml:space="preserve"> he added with a smile.</w:t>
-      </w:r>
-    </w:p>
-    <w:p>
-      <w:r>
-        <w:t>“Okay I’m putting everything away,” Demonbane said.</w:t>
-      </w:r>
-      <w:r>
-        <w:t xml:space="preserve"> “Okay done.”</w:t>
-      </w:r>
-    </w:p>
-    <w:p>
-      <w:r>
-        <w:t>“Everyone, please put on your gravity belts,” Fineous said. “Increase the pressure until you can barely keep up to me.”</w:t>
-      </w:r>
-    </w:p>
-    <w:p>
-      <w:r>
-        <w:t>“Okay Rose, try catching me,” Fineous said and dashed forward</w:t>
-      </w:r>
-      <w:r>
-        <w:t>, adjusting his gravity belt as he ran</w:t>
-      </w:r>
-      <w:r>
-        <w:t>.</w:t>
-      </w:r>
-    </w:p>
-    <w:p>
-      <w:r>
-        <w:t>As Fineous ran he felt as if he was being crushed by gravity, even though the belt was only set at 1.</w:t>
-      </w:r>
-      <w:r>
-        <w:t>3</w:t>
-      </w:r>
-      <w:r>
-        <w:t>G.</w:t>
-      </w:r>
-    </w:p>
-    <w:p>
-      <w:r>
-        <w:t>Next to him Rose ran. Just like him she was also struggling. However, her belt was set to 1.</w:t>
-      </w:r>
-      <w:r>
-        <w:t>8</w:t>
-      </w:r>
-      <w:r>
-        <w:t>G. Aragon and Erza were even higher, with Demonbane being the highest at 2.7G.</w:t>
-      </w:r>
-    </w:p>
-    <w:p>
-      <w:r>
-        <w:t>Half an hour later Fineous tripped and fell on his face.</w:t>
-      </w:r>
-    </w:p>
-    <w:p>
-      <w:r>
-        <w:t>“Oh my God, are you okay?” Rose asked worriedly and healed Fineous.</w:t>
-      </w:r>
-    </w:p>
-    <w:p>
-      <w:r>
-        <w:t>“Thanks Rose,” Fineous said weakly. “This is going to be a really long vacation. Let’s go again. I feel I’m close to a breakthrough.</w:t>
-      </w:r>
-      <w:r>
-        <w:t>”</w:t>
-      </w:r>
-    </w:p>
-    <w:p>
-      <w:r>
-        <w:t>“Does healing help?” Aragon asked.</w:t>
-      </w:r>
-    </w:p>
-    <w:p>
-      <w:r>
-        <w:lastRenderedPageBreak/>
-        <w:t>“No,” Fineous said. “</w:t>
-      </w:r>
-      <w:r>
-        <w:t>It interferes with my skill evolution. However I know Rose doesn’t like seeing us suffer.</w:t>
-      </w:r>
-      <w:r>
-        <w:t>”</w:t>
-      </w:r>
-    </w:p>
-    <w:p>
-      <w:r>
-        <w:t>Just then a group of raptors charged at them.</w:t>
-      </w:r>
-    </w:p>
-    <w:p>
-      <w:r>
-        <w:t>Struggling to get up, Fineous dropped rocks on the raptors. At the same time the others started attacking.</w:t>
-      </w:r>
-    </w:p>
-    <w:p>
-      <w:r>
-        <w:t>However the raptors were surprisingly fast, making them difficult to hit.</w:t>
-      </w:r>
-    </w:p>
-    <w:p>
-      <w:r>
-        <w:t>“Sorry everyone,” Fineous said</w:t>
-      </w:r>
-      <w:r>
-        <w:t>, feeling guilty</w:t>
-      </w:r>
-      <w:r>
-        <w:t xml:space="preserve">. </w:t>
-      </w:r>
-      <w:r>
-        <w:t>Fighting exhausting h</w:t>
-      </w:r>
-      <w:r>
-        <w:t>e took out his swords and c</w:t>
-      </w:r>
-      <w:r>
-        <w:t>harg</w:t>
-      </w:r>
-      <w:r>
-        <w:t>ed</w:t>
-      </w:r>
-      <w:r>
-        <w:t xml:space="preserve"> forward, </w:t>
-      </w:r>
-      <w:r>
-        <w:t xml:space="preserve">letting </w:t>
-      </w:r>
-      <w:r>
-        <w:t>the creatures impale themselves.</w:t>
-      </w:r>
-    </w:p>
-    <w:p>
-      <w:r>
-        <w:t xml:space="preserve">Suddenly Fineous’ Internal Magic leveled up. </w:t>
-      </w:r>
-      <w:r>
-        <w:t xml:space="preserve">Momentarily he felt disoriented as </w:t>
-      </w:r>
-      <w:r>
-        <w:t xml:space="preserve">his </w:t>
-      </w:r>
-      <w:r>
-        <w:t>internals shifted. This caused him to panic since it affected his hailstorm attack.</w:t>
-      </w:r>
-    </w:p>
-    <w:p>
-      <w:r>
-        <w:t>Suddenly Fineous’ mind upgraded</w:t>
-      </w:r>
-      <w:r>
-        <w:t>, followed by a cascade of other upgrades.</w:t>
-      </w:r>
-    </w:p>
-    <w:p>
-      <w:r>
-        <w:t>After a grueling battle, the last raptor died.</w:t>
-      </w:r>
-    </w:p>
-    <w:p>
-      <w:r>
-        <w:t>“Sorry everyone,” Fineous again apologized.</w:t>
-      </w:r>
-    </w:p>
-    <w:p>
-      <w:r>
-        <w:t>“Why are you apologizing?” Artemis asked.</w:t>
-      </w:r>
-    </w:p>
-    <w:p>
-      <w:r>
-        <w:t>“Because I pushed everyone too far, putting everyone in danger,” Fineous said.</w:t>
-      </w:r>
-    </w:p>
-    <w:p>
-      <w:r>
-        <w:t>“No one’s perfect,” Erza said.</w:t>
-      </w:r>
-    </w:p>
-    <w:p>
-      <w:r>
-        <w:t>“But some mistakes can be fatal,” Fineous said. “From now on, only one person at a time</w:t>
-      </w:r>
-      <w:r>
-        <w:t xml:space="preserve"> should push our physical skills to their limit. T</w:t>
-      </w:r>
-      <w:r>
-        <w:t>ha</w:t>
-      </w:r>
-      <w:r>
-        <w:t>t way the rest of us can properly defend.</w:t>
-      </w:r>
-    </w:p>
-    <w:p>
-      <w:r>
-        <w:t>“After all, we are no longer at the academy.”</w:t>
-      </w:r>
-    </w:p>
-    <w:p>
-      <w:r>
-        <w:lastRenderedPageBreak/>
-        <w:t>“I saw you light up multiple times,” Demonbane said.</w:t>
-      </w:r>
-    </w:p>
-    <w:p>
-      <w:r>
-        <w:t>Fineous nodded. “One overloaded skill put a strain on me which overloaded the next skill, causing a cascade.</w:t>
-      </w:r>
-    </w:p>
-    <w:p>
-      <w:r>
-        <w:t>“The good news is I discovered I can launch stones out of my space with some force. With my mind skills and closer release points, I can better fight agile monsters.”</w:t>
-      </w:r>
-    </w:p>
-    <w:p>
-      <w:r>
-        <w:t>“Too bad you can’t materialize a stone inside a monster,” Erza said.</w:t>
-      </w:r>
-    </w:p>
-    <w:p>
-      <w:r>
-        <w:t>“Both living creatures and monsters are multi-dimensional,” Fineous said. “They all extend into other dimensions. They only reason I can attack from a distance is that my aura extends almost 8 meters around me.</w:t>
+        <w:t>“On it,” Demonbane said</w:t>
+      </w:r>
+      <w:r>
+        <w:t>. He ran around them and rammed down stakes. A dome of energy flickered around them. A moment later Demonbane gave off an upgrade glow.</w:t>
+      </w:r>
+    </w:p>
+    <w:p>
+      <w:r>
+        <w:t xml:space="preserve">“Sweet,” Demonbane said happily. “I upgraded </w:t>
+      </w:r>
+      <w:r>
+        <w:t>C</w:t>
+      </w:r>
+      <w:r>
+        <w:t>amping</w:t>
+      </w:r>
+      <w:r>
+        <w:t>. I can’t wait till I can create better toilets and get some running water.”</w:t>
+      </w:r>
+    </w:p>
+    <w:p>
+      <w:r>
+        <w:t xml:space="preserve">“Congratulations Demonbane,” Fineous said and </w:t>
+      </w:r>
+      <w:r>
+        <w:t>got ready for bed</w:t>
+      </w:r>
+      <w:r>
+        <w:t xml:space="preserve">. “By the way, Demonbane’s safezone is a manifestation of his aura. It will expand </w:t>
+      </w:r>
+      <w:r>
+        <w:t xml:space="preserve">and strengthen </w:t>
+      </w:r>
+      <w:r>
+        <w:t>as his level increases.”</w:t>
+      </w:r>
+    </w:p>
+    <w:p>
+      <w:r>
+        <w:t>For a few minutes no one spoke as everyone prepared for sleep.</w:t>
+      </w:r>
+    </w:p>
+    <w:p>
+      <w:r>
+        <w:t>“You mentioned the energy will increase,” Aragon said.</w:t>
+      </w:r>
+    </w:p>
+    <w:p>
+      <w:r>
+        <w:t xml:space="preserve">“Yes,” Fineous said as he sat down on a chair. </w:t>
+      </w:r>
+      <w:r>
+        <w:t xml:space="preserve">Yawning, he added, </w:t>
+      </w:r>
+      <w:r>
+        <w:t>“And I have no idea how high it will go, which is why we need to train hard.</w:t>
       </w:r>
     </w:p>
     <w:p>
@@ -35451,110 +35921,6 @@
         <w:t>“</w:t>
       </w:r>
       <w:r>
-        <w:t>But this is still outside the monsters. I still have to penetrate their defenses</w:t>
-      </w:r>
-      <w:r>
-        <w:t>, even when attacking from the Shadow Realm</w:t>
-      </w:r>
-      <w:r>
-        <w:t xml:space="preserve">. </w:t>
-      </w:r>
-      <w:r>
-        <w:t xml:space="preserve">Are attacks </w:t>
-      </w:r>
-      <w:r>
-        <w:t>that ignore defense possible</w:t>
-      </w:r>
-      <w:r>
-        <w:t>?</w:t>
-      </w:r>
-      <w:r>
-        <w:t xml:space="preserve"> </w:t>
-      </w:r>
-      <w:r>
-        <w:t>I don’t know.”</w:t>
-      </w:r>
-    </w:p>
-    <w:p>
-      <w:r>
-        <w:t>“Are you saying I’m in your aura?” Aragon asked.</w:t>
-      </w:r>
-    </w:p>
-    <w:p>
-      <w:r>
-        <w:t>“Yes,” Fineous said. “And I’m in your aura. They are like diffuse clouds but which extend in unique ways, allowing for discrete personal spaces. People with storage just have auras that are adapted to storing items.</w:t>
-      </w:r>
-    </w:p>
-    <w:p>
-      <w:proofErr w:type="gramStart"/>
-      <w:r>
-        <w:t>“Might as well set up camp for the night.”</w:t>
-      </w:r>
-      <w:proofErr w:type="gramEnd"/>
-    </w:p>
-    <w:p>
-      <w:r>
-        <w:t>“On it,” Demonbane said</w:t>
-      </w:r>
-      <w:r>
-        <w:t>. He ran around them and rammed down stakes. A dome of energy flickered around them. A moment later Demonbane gave off an upgrade glow.</w:t>
-      </w:r>
-    </w:p>
-    <w:p>
-      <w:r>
-        <w:t xml:space="preserve">“Sweet,” Demonbane said happily. “I upgraded </w:t>
-      </w:r>
-      <w:r>
-        <w:t>Glamping</w:t>
-      </w:r>
-      <w:r>
-        <w:t>.”</w:t>
-      </w:r>
-    </w:p>
-    <w:p>
-      <w:r>
-        <w:lastRenderedPageBreak/>
-        <w:t xml:space="preserve">“Congratulations Demonbane,” Fineous said and </w:t>
-      </w:r>
-      <w:r>
-        <w:t>got ready for bed</w:t>
-      </w:r>
-      <w:r>
-        <w:t xml:space="preserve">. “By the way, Demonbane’s safezone is a manifestation of his aura. It will expand </w:t>
-      </w:r>
-      <w:r>
-        <w:t xml:space="preserve">and strengthen </w:t>
-      </w:r>
-      <w:r>
-        <w:t>as his level increases.”</w:t>
-      </w:r>
-    </w:p>
-    <w:p>
-      <w:r>
-        <w:t>For a few minutes no one spoke as everyone prepared for sleep.</w:t>
-      </w:r>
-    </w:p>
-    <w:p>
-      <w:r>
-        <w:t>“You mentioned the energy will increase,” Aragon said.</w:t>
-      </w:r>
-    </w:p>
-    <w:p>
-      <w:r>
-        <w:t xml:space="preserve">“Yes,” Fineous said as he sat down on a chair. </w:t>
-      </w:r>
-      <w:r>
-        <w:t xml:space="preserve">Yawning, he added, </w:t>
-      </w:r>
-      <w:r>
-        <w:t>“And I have no idea how high it will go, which is why we need to train hard.</w:t>
-      </w:r>
-    </w:p>
-    <w:p>
-      <w:r>
-        <w:t>“</w:t>
-      </w:r>
-      <w:r>
         <w:t xml:space="preserve">The good news is the levels aren’t rising too fast. If </w:t>
       </w:r>
       <w:r>
@@ -35579,7 +35945,13 @@
     </w:p>
     <w:p>
       <w:r>
-        <w:t>“It doesn’t me,” Rose said.</w:t>
+        <w:t xml:space="preserve">“It doesn’t </w:t>
+      </w:r>
+      <w:r>
+        <w:t xml:space="preserve">for </w:t>
+      </w:r>
+      <w:r>
+        <w:t>me,” Rose said.</w:t>
       </w:r>
     </w:p>
     <w:p>
@@ -35609,7 +35981,7 @@
           <wp:inline distT="0" distB="0" distL="0" distR="0">
             <wp:extent cx="292972" cy="113169"/>
             <wp:effectExtent l="19050" t="0" r="0" b="0"/>
-            <wp:docPr id="23" name="Picture 3" descr="C:\Users\Burgess\AppData\Local\Microsoft\Windows\Temporary Internet Files\Content.IE5\0LM9LILP\MC900065312[1].wmf"/>
+            <wp:docPr id="17" name="Picture 3" descr="C:\Users\Burgess\AppData\Local\Microsoft\Windows\Temporary Internet Files\Content.IE5\0LM9LILP\MC900065312[1].wmf"/>
             <wp:cNvGraphicFramePr>
               <a:graphicFrameLocks xmlns:a="http://schemas.openxmlformats.org/drawingml/2006/main" noChangeAspect="1"/>
             </wp:cNvGraphicFramePr>
@@ -35623,7 +35995,7 @@
                     </pic:cNvPicPr>
                   </pic:nvPicPr>
                   <pic:blipFill>
-                    <a:blip r:embed="rId14" cstate="print"/>
+                    <a:blip r:embed="rId12" cstate="print"/>
                     <a:srcRect/>
                     <a:stretch>
                       <a:fillRect/>
@@ -35657,6 +36029,7 @@
         <w:pStyle w:val="Quote1"/>
       </w:pPr>
       <w:r>
+        <w:lastRenderedPageBreak/>
         <w:t xml:space="preserve">&lt;+ Day </w:t>
       </w:r>
       <w:r>
@@ -35677,7 +36050,7 @@
         <w:t xml:space="preserve">. </w:t>
       </w:r>
       <w:r>
-        <w:t>I seem to have overslept.”</w:t>
+        <w:t>I seem to have overslept. Also, I wanted to finish reading the notes the Archana gave me.”</w:t>
       </w:r>
     </w:p>
     <w:p>
@@ -35693,151 +36066,967 @@
     </w:p>
     <w:p>
       <w:r>
+        <w:t>“Hurry up and eat before the food gets cold,” Rose said.</w:t>
+      </w:r>
+    </w:p>
+    <w:p>
+      <w:r>
+        <w:t>Fineous gobbled down his meal</w:t>
+      </w:r>
+      <w:r>
+        <w:t>. In the meantime Demonbane put his equipment away.</w:t>
+      </w:r>
+    </w:p>
+    <w:p>
+      <w:r>
+        <w:t>“I’m ready,” Demonbane said.</w:t>
+      </w:r>
+    </w:p>
+    <w:p>
+      <w:r>
+        <w:t>“Okay everyone, I need to level up my Shadow Meld skill</w:t>
+      </w:r>
+      <w:r>
+        <w:t>,” Fineous said and stretched his arms out. “</w:t>
+      </w:r>
+      <w:r>
+        <w:t>I’m taking you into the Shadows</w:t>
+      </w:r>
+      <w:r>
+        <w:t>. Grab on.”</w:t>
+      </w:r>
+    </w:p>
+    <w:p>
+      <w:r>
+        <w:t>Everyone did as instructed and Fineous pulled on everyone. “</w:t>
+      </w:r>
+      <w:r>
+        <w:t>That wasn’t as hard as the first time.</w:t>
+      </w:r>
+      <w:r>
+        <w:t>”</w:t>
+      </w:r>
+    </w:p>
+    <w:p>
+      <w:r>
+        <w:t>“What a freaky place,” Demonbane said as he looked around.</w:t>
+      </w:r>
+    </w:p>
+    <w:p>
+      <w:r>
+        <w:t>“And scary,” Rose said timidly.</w:t>
+      </w:r>
+    </w:p>
+    <w:p>
+      <w:r>
+        <w:t>“Don’t worry,” Aragon said. “We will protect you.”</w:t>
+      </w:r>
+    </w:p>
+    <w:p>
+      <w:r>
+        <w:t>“Oh Aragon, my hero,” Fineous said in a girly voice</w:t>
+      </w:r>
+      <w:r>
+        <w:t>, holding his clasped hands in front of him</w:t>
+      </w:r>
+      <w:r>
+        <w:t>.</w:t>
+      </w:r>
+    </w:p>
+    <w:p>
+      <w:r>
+        <w:t>Aragon blushed and the others laughed.</w:t>
+      </w:r>
+    </w:p>
+    <w:p>
+      <w:r>
+        <w:t>“So this is why it’s called the Shadow World,” Erza mused.</w:t>
+      </w:r>
+    </w:p>
+    <w:p>
+      <w:r>
+        <w:t>“</w:t>
+      </w:r>
+      <w:r>
+        <w:t>It’s shadowy because of our limited perception</w:t>
+      </w:r>
+      <w:r>
+        <w:t xml:space="preserve">,” Fineous said. “It’s not possible for mere mortals to </w:t>
+      </w:r>
+      <w:r>
+        <w:t xml:space="preserve">fully </w:t>
+      </w:r>
+      <w:r>
+        <w:t>grasp the Shadow Realm. What we are seeing is colored</w:t>
+      </w:r>
+      <w:r>
+        <w:t xml:space="preserve"> by our own expectations.</w:t>
+      </w:r>
+    </w:p>
+    <w:p>
+      <w:r>
         <w:lastRenderedPageBreak/>
-        <w:t>“Hurry up and eat before the food gets cold,” Rose said.</w:t>
-      </w:r>
-    </w:p>
-    <w:p>
-      <w:r>
-        <w:t>Fineous gobbled down his meal</w:t>
-      </w:r>
-      <w:r>
-        <w:t>. In the meantime Demonbane put his equipment away.</w:t>
-      </w:r>
-    </w:p>
-    <w:p>
-      <w:r>
-        <w:t>“I’m ready,” Demonbane said.</w:t>
-      </w:r>
-    </w:p>
-    <w:p>
-      <w:r>
-        <w:t>“Okay everyone, I need to level up my Shadow Meld skill</w:t>
-      </w:r>
-      <w:r>
-        <w:t>,” Fineous said and stretched his arms out. “It’s time to test out our new Party Unity Bracelets. Grab on.”</w:t>
-      </w:r>
-    </w:p>
-    <w:p>
-      <w:r>
-        <w:t xml:space="preserve">Everyone did as instructed and Fineous pulled on everyone. “Damn, moving people is vastly harder than moving </w:t>
-      </w:r>
-      <w:r>
-        <w:t>that boat</w:t>
-      </w:r>
-      <w:r>
-        <w:t>.”</w:t>
-      </w:r>
-    </w:p>
-    <w:p>
-      <w:r>
-        <w:t>“Can we do anything?” Rose asked.</w:t>
-      </w:r>
-    </w:p>
-    <w:p>
-      <w:r>
-        <w:t>“No,” Fineous said. “But this too is good training.”</w:t>
-      </w:r>
-    </w:p>
-    <w:p>
-      <w:r>
-        <w:t xml:space="preserve">Just then Fineous’ skill level. </w:t>
-      </w:r>
-      <w:r>
-        <w:t>Unfortunately, that wasn’t enough.</w:t>
-      </w:r>
-    </w:p>
-    <w:p>
-      <w:r>
-        <w:t>Fineous continued struggling.</w:t>
-      </w:r>
-      <w:r>
-        <w:t xml:space="preserve"> A minute passed and his skill </w:t>
-      </w:r>
-      <w:r>
-        <w:t>leveled again.</w:t>
-      </w:r>
-    </w:p>
-    <w:p>
-      <w:r>
-        <w:t>Feeling like walking through molasses, Fineous finally dragged his party through.</w:t>
-      </w:r>
-    </w:p>
-    <w:p>
-      <w:r>
-        <w:t>“What a freaky place,” Demonbane said as he looked around.</w:t>
-      </w:r>
-    </w:p>
-    <w:p>
-      <w:r>
-        <w:t>“And scary,” Rose said timidly.</w:t>
-      </w:r>
-    </w:p>
-    <w:p>
-      <w:r>
-        <w:t>“Don’t worry,” Aragon said. “We will protect you.”</w:t>
-      </w:r>
-    </w:p>
-    <w:p>
-      <w:r>
-        <w:t>“Oh Aragon, my hero,” Fineous said in a girly voice.</w:t>
-      </w:r>
-    </w:p>
-    <w:p>
-      <w:r>
-        <w:t>Aragon blushed and the others laughed.</w:t>
-      </w:r>
-    </w:p>
-    <w:p>
-      <w:r>
-        <w:t>“So this is why it’s called the Shadow World,” Erza mused.</w:t>
+        <w:t>“We will stay near the border of the real world</w:t>
+      </w:r>
+      <w:r>
+        <w:t xml:space="preserve">. </w:t>
+      </w:r>
+      <w:r>
+        <w:t>The good news is my bracelet has fully integrated with my mapping skill, allow</w:t>
+      </w:r>
+      <w:r>
+        <w:t>ing me to track your positions.</w:t>
+      </w:r>
+    </w:p>
+    <w:p>
+      <w:r>
+        <w:t>“Try not to get more than 10 meters from me. This distance will increase as I level up.”</w:t>
+      </w:r>
+    </w:p>
+    <w:p>
+      <w:r>
+        <w:t>“What will happen if we go too far?” Rose asked worriedly.</w:t>
+      </w:r>
+    </w:p>
+    <w:p>
+      <w:r>
+        <w:t>“</w:t>
+      </w:r>
+      <w:r>
+        <w:t>Should you leave my aura, y</w:t>
+      </w:r>
+      <w:r>
+        <w:t xml:space="preserve">ou will get trapped in a bubble of space and eventually get expelled into </w:t>
+      </w:r>
+      <w:r>
+        <w:t>a random reality</w:t>
+      </w:r>
+      <w:r>
+        <w:t>,” Fineous said.</w:t>
+      </w:r>
+    </w:p>
+    <w:p>
+      <w:r>
+        <w:t>“Scary,” Rose said and hugged Fineous’ arm.</w:t>
+      </w:r>
+    </w:p>
+    <w:p>
+      <w:r>
+        <w:t>“The Shadow Realm is the space between realities. In its raw state it is the source of absolute chaos and the source of all realities.</w:t>
+      </w:r>
+      <w:r>
+        <w:t xml:space="preserve"> It is endless. Although universes will pass away, this will not.</w:t>
+      </w:r>
+    </w:p>
+    <w:p>
+      <w:r>
+        <w:t xml:space="preserve">“As mentioned before, the magic elevators travel through the Shadow Realm. And just like the elevators, I will </w:t>
+      </w:r>
+      <w:r>
+        <w:t xml:space="preserve">eventually </w:t>
+      </w:r>
+      <w:r>
+        <w:t xml:space="preserve">be able to Shadow </w:t>
+      </w:r>
+      <w:r>
+        <w:t>Skip</w:t>
+      </w:r>
+      <w:r>
+        <w:t xml:space="preserve"> with the same speed.</w:t>
+      </w:r>
+    </w:p>
+    <w:p>
+      <w:r>
+        <w:t xml:space="preserve">“Have you noticed that I can Shadow Skip faster than I can run? </w:t>
+      </w:r>
+      <w:r>
+        <w:t xml:space="preserve">It’s not much since my skill is so low. </w:t>
+      </w:r>
+      <w:r>
+        <w:t>My ultimate goal is to break into D-Rank and then travel through the Shadow Realm using our boat.”</w:t>
+      </w:r>
+    </w:p>
+    <w:p>
+      <w:r>
+        <w:t>“Then we can go home?” Aragon asked.</w:t>
+      </w:r>
+    </w:p>
+    <w:p>
+      <w:r>
+        <w:t>“</w:t>
+      </w:r>
+      <w:r>
+        <w:t>According to the notes, yes</w:t>
+      </w:r>
+      <w:r>
+        <w:t>,” Fineous said.</w:t>
+      </w:r>
+      <w:r>
+        <w:t xml:space="preserve"> “The notes give detailed instructions on how to proceed.</w:t>
+      </w:r>
+      <w:r>
+        <w:t xml:space="preserve"> For instance our next destination is not too far away. I just wanted to do some practice before heading there.”</w:t>
+      </w:r>
+    </w:p>
+    <w:p>
+      <w:r>
+        <w:t>“Why are those monsters disappearing?” Demonbane asked, changing the subject.</w:t>
       </w:r>
     </w:p>
     <w:p>
       <w:r>
         <w:lastRenderedPageBreak/>
+        <w:t xml:space="preserve">“They are crossing into physical realities,” Fineous said. “I asked </w:t>
+      </w:r>
+      <w:r>
+        <w:rPr>
+          <w:rFonts w:cstheme="minorHAnsi"/>
+        </w:rPr>
+        <w:t>Lady Araldar</w:t>
+      </w:r>
+      <w:r>
+        <w:rPr>
+          <w:rFonts w:cstheme="minorHAnsi"/>
+        </w:rPr>
+        <w:t xml:space="preserve"> </w:t>
+      </w:r>
+      <w:r>
+        <w:t xml:space="preserve">why Earth doesn’t have monsters. </w:t>
+      </w:r>
+      <w:r>
+        <w:t xml:space="preserve">She </w:t>
+      </w:r>
+      <w:r>
+        <w:rPr>
+          <w:rFonts w:cstheme="minorHAnsi"/>
+        </w:rPr>
+        <w:t>said there is an unusually string barrier surrounding Earth’s universe. As a result, the amount of monsters entering is so small that they are rarely if ever seen.”</w:t>
+      </w:r>
+    </w:p>
+    <w:p>
+      <w:r>
+        <w:t>“Does that mean the Loch Ness Monster, Big Foot and the others could be real?” Erza asked.</w:t>
+      </w:r>
+    </w:p>
+    <w:p>
+      <w:r>
+        <w:t xml:space="preserve">“Yes,” Fineous said. “However, they probably disappeared shortly </w:t>
+      </w:r>
+      <w:r>
+        <w:t xml:space="preserve">after </w:t>
+      </w:r>
+      <w:r>
+        <w:t>their initial sighting. As a result, few would believe the reports.”</w:t>
+      </w:r>
+    </w:p>
+    <w:p>
+      <w:r>
+        <w:t>“My Shadow Meld is now at E-7,” Fineous said. “We can return.”</w:t>
+      </w:r>
+    </w:p>
+    <w:p>
+      <w:r>
+        <w:t>“Let’s explore more,” Demonbane said. “This place is scary, but also exciting. Are there any treasures here?”</w:t>
+      </w:r>
+    </w:p>
+    <w:p>
+      <w:r>
+        <w:t>“Of course,” Fineous said. “This realm is controlled by our collective unconscious. Just like the On Mountains, what we get is proportional to the effort we expend.”</w:t>
+      </w:r>
+    </w:p>
+    <w:p>
+      <w:r>
+        <w:t>“Too bad magic doesn’t exist on Earth,” Erza said.</w:t>
+      </w:r>
+    </w:p>
+    <w:p>
+      <w:r>
+        <w:t xml:space="preserve">“It does,” Fineous said. “However, the unusually strong dimensional barrier makes </w:t>
+      </w:r>
+      <w:r>
+        <w:t>the development of abilities unusually hard</w:t>
+      </w:r>
+      <w:r>
+        <w:t>.</w:t>
+      </w:r>
+      <w:r>
+        <w:t xml:space="preserve"> As a result, only a few people have been initiated. Even then, their skills have been weak, forcing the practitioners to keep their abilities hidden.”</w:t>
+      </w:r>
+    </w:p>
+    <w:p>
+      <w:r>
+        <w:t>“Enough talk,” Demonbane said. “It’s time to hunt.”</w:t>
+      </w:r>
+    </w:p>
+    <w:p>
+      <w:r>
+        <w:t>“No problem big guy,” Fineous said and ran off, making sure everyone was near him.</w:t>
+      </w:r>
+    </w:p>
+    <w:p>
+      <w:r>
+        <w:t>S</w:t>
+      </w:r>
+      <w:r>
+        <w:t>oon imp</w:t>
+      </w:r>
+      <w:r>
+        <w:t>-</w:t>
+      </w:r>
+      <w:r>
+        <w:t>like creatures appeared from the mist, cackling like mad demons.</w:t>
+      </w:r>
+    </w:p>
+    <w:p>
+      <w:r>
+        <w:t>“Did I do that?” Rose asked in a squeaky voice.</w:t>
+      </w:r>
+    </w:p>
+    <w:p>
+      <w:r>
+        <w:lastRenderedPageBreak/>
+        <w:t>Fineous looked at Rose, still clinging to his arm. “You are safe Rose,” Fineous said. “This isn’t some hell.”</w:t>
+      </w:r>
+    </w:p>
+    <w:p>
+      <w:r>
+        <w:t>Within moments the imps were upon them. Demonbane, Erza and Aragon fought with everything they had.</w:t>
+      </w:r>
+    </w:p>
+    <w:p>
+      <w:r>
+        <w:t>Noting the battle was fully handled, Fineous turned to Rose. Holding her chin he kissed her gently on the lips and then on the forehead.</w:t>
+      </w:r>
+    </w:p>
+    <w:p>
+      <w:r>
+        <w:t>Cheeks flushed red, Rose relaxed.</w:t>
+      </w:r>
+    </w:p>
+    <w:p>
+      <w:r>
+        <w:t>“Trust in your big brother and your family</w:t>
+      </w:r>
+      <w:r>
+        <w:t>,</w:t>
+      </w:r>
+      <w:r>
+        <w:t>”</w:t>
+      </w:r>
+      <w:r>
+        <w:t xml:space="preserve"> Fineous said softly.</w:t>
+      </w:r>
+    </w:p>
+    <w:p>
+      <w:r>
+        <w:t>Fineous</w:t>
+      </w:r>
+      <w:r>
+        <w:t xml:space="preserve"> then whispered into Rose’s ear. “I’m a dirty old man, aren’t?”</w:t>
+      </w:r>
+    </w:p>
+    <w:p>
+      <w:r>
+        <w:t>Rose giggled.</w:t>
+      </w:r>
+    </w:p>
+    <w:p>
+      <w:r>
+        <w:t>“Sing my angel of song, sing,” Fineous called out and began his attack.</w:t>
+      </w:r>
+    </w:p>
+    <w:p>
+      <w:r>
+        <w:t>As they fought more and more imps came. Bracing himself Fineous fought using his rapiers in the correct way – by stabbing his opponents.</w:t>
+      </w:r>
+    </w:p>
+    <w:p>
+      <w:r>
+        <w:t>20 minutes passed and finally the last monster died.</w:t>
+      </w:r>
+    </w:p>
+    <w:p>
+      <w:r>
+        <w:t xml:space="preserve">“Damn,” Demonbane said. “They weren’t that strong. However, their </w:t>
+      </w:r>
+      <w:r>
+        <w:t>cackling</w:t>
+      </w:r>
+      <w:r>
+        <w:t xml:space="preserve"> </w:t>
+      </w:r>
+      <w:r>
+        <w:t>really</w:t>
+      </w:r>
+      <w:r>
+        <w:t xml:space="preserve"> grated on my nerves.”</w:t>
+      </w:r>
+    </w:p>
+    <w:p>
+      <w:r>
+        <w:t xml:space="preserve">“Demonbane, please setup a cooking stand for Rose,” Fineous said. “Hopefully this </w:t>
+      </w:r>
+      <w:r>
+        <w:t xml:space="preserve">place </w:t>
+      </w:r>
+      <w:r>
+        <w:t>will give Rose a brand new challenge.”</w:t>
+      </w:r>
+    </w:p>
+    <w:p>
+      <w:r>
+        <w:t>“No problem boss,” Demonbane said and began setup.</w:t>
+      </w:r>
+      <w:r>
+        <w:t xml:space="preserve"> Within moments it was done.</w:t>
+      </w:r>
+    </w:p>
+    <w:p>
+      <w:r>
+        <w:t>“But we just ate less than an hour ago,” Rose objected.</w:t>
+      </w:r>
+    </w:p>
+    <w:p>
+      <w:r>
+        <w:t>“Then make this recipe,” Fineous said, passing over a recipe book.</w:t>
+      </w:r>
+    </w:p>
+    <w:p>
+      <w:r>
+        <w:t>Rose took the book, humming as she read.</w:t>
+      </w:r>
+    </w:p>
+    <w:p>
+      <w:r>
+        <w:lastRenderedPageBreak/>
+        <w:t>In the meantime, Cravens attacked. Looking like the marriage between a buzzard and a raven, the E-4 Cravens attacked by launching feathers.</w:t>
+      </w:r>
+    </w:p>
+    <w:p>
+      <w:r>
+        <w:t>“Ow,” Demonbane swore as a feather grazed his cheek. He swung his sword, causing a wind that blew the feathers back to the monsters. A moment later the monster was dead</w:t>
+      </w:r>
+      <w:r>
+        <w:t>, killed by its own feathers.</w:t>
+      </w:r>
+    </w:p>
+    <w:p>
+      <w:r>
+        <w:t xml:space="preserve">“Yes, I leveled up </w:t>
+      </w:r>
+      <w:r>
+        <w:t xml:space="preserve">barbaric </w:t>
+      </w:r>
+      <w:r>
+        <w:t>weapons mastery,” Demonbane said excitedly.</w:t>
+      </w:r>
+    </w:p>
+    <w:p>
+      <w:r>
+        <w:t>Fineous used his swords to protect himself from close quarter attacks and his stones for ranged attacks.</w:t>
+      </w:r>
+    </w:p>
+    <w:p>
+      <w:r>
+        <w:t>“I can’t make this,” Rose complained. “This will make you ill if the agate mushrooms aren’t cooked correctly. I mean really ill.”</w:t>
+      </w:r>
+    </w:p>
+    <w:p>
+      <w:r>
+        <w:t>“Do your best,” Fineous said and placed the ingredients</w:t>
+      </w:r>
+      <w:r>
+        <w:t xml:space="preserve"> on the table</w:t>
+      </w:r>
+      <w:r>
+        <w:t>. “And if it fails, just try again.</w:t>
+      </w:r>
+      <w:r>
+        <w:t>”</w:t>
+      </w:r>
+    </w:p>
+    <w:p>
+      <w:r>
+        <w:t xml:space="preserve">“Okay,” Rose said softly and resumed </w:t>
+      </w:r>
+      <w:r>
+        <w:t>humming</w:t>
+      </w:r>
+      <w:r>
+        <w:t>.</w:t>
+      </w:r>
+    </w:p>
+    <w:p>
+      <w:r>
+        <w:t>Fineous resumed his role as a school professor.</w:t>
+      </w:r>
+    </w:p>
+    <w:p>
+      <w:r>
+        <w:t>They waited a short while, and then another wave of monsters attacked.</w:t>
+      </w:r>
+    </w:p>
+    <w:p>
+      <w:r>
+        <w:t>An hour later Rose said, “This recipe is too hard. I ruined it again.”</w:t>
+      </w:r>
+    </w:p>
+    <w:p>
+      <w:r>
+        <w:t>The dish disappeared from Rose’s frying pan.</w:t>
+      </w:r>
+    </w:p>
+    <w:p>
+      <w:r>
+        <w:t>“You can’t eat it,” Rose said frantically. “It’s spoiled.”</w:t>
+      </w:r>
+    </w:p>
+    <w:p>
+      <w:r>
+        <w:t>“Continue cooking,” Fineous said</w:t>
+      </w:r>
+      <w:r>
+        <w:t xml:space="preserve"> as he fought</w:t>
+      </w:r>
+      <w:r>
+        <w:t>. “I have plenty of ingredients.”</w:t>
+      </w:r>
+    </w:p>
+    <w:p>
+      <w:r>
+        <w:t>After another hard battle ended, Fineous said, “Demonbane, are you hungry?”</w:t>
+      </w:r>
+    </w:p>
+    <w:p>
+      <w:r>
+        <w:lastRenderedPageBreak/>
+        <w:t>Demonbane accepted a plate from Fineous.</w:t>
+      </w:r>
+    </w:p>
+    <w:p>
+      <w:r>
+        <w:t>“I told you</w:t>
+      </w:r>
+      <w:r>
+        <w:t>,</w:t>
+      </w:r>
+      <w:r>
+        <w:t xml:space="preserve"> you will get sick,” Rose shouted.</w:t>
+      </w:r>
+    </w:p>
+    <w:p>
+      <w:r>
+        <w:t>“Don’t worry little lady,” Demonbane said. “We are men.”</w:t>
+      </w:r>
+    </w:p>
+    <w:p>
+      <w:r>
+        <w:t>“Men,” Rose said in exasperation.</w:t>
+      </w:r>
+    </w:p>
+    <w:p>
+      <w:r>
+        <w:t>For the next minute nothing happened. Then Demonbane barfed, followed by Fineous.</w:t>
+      </w:r>
+      <w:r>
+        <w:t xml:space="preserve"> A moment later both fainted.</w:t>
+      </w:r>
+    </w:p>
+    <w:p>
+      <w:r>
+        <w:t>“Ho my god,” Rose screamed and began casting. For a moment nothing happened, and then she flashed twice.</w:t>
+      </w:r>
+    </w:p>
+    <w:p>
+      <w:r>
+        <w:t>Fineous and Demonbane groggily woke up. However, both leveled up in the process.</w:t>
+      </w:r>
+    </w:p>
+    <w:p>
+      <w:r>
+        <w:t>“That’s a spicy meatball,” Fineous said, laughing.</w:t>
+      </w:r>
+    </w:p>
+    <w:p>
+      <w:r>
+        <w:t>“That’s not funny,” Rose said, angrily. “You both almost died.”</w:t>
+      </w:r>
+    </w:p>
+    <w:p>
+      <w:r>
+        <w:t>“Did you level up?” Fineous asked.</w:t>
+      </w:r>
+    </w:p>
+    <w:p>
+      <w:r>
+        <w:t>“Yes,” Rose admitted.</w:t>
+      </w:r>
+    </w:p>
+    <w:p>
+      <w:r>
+        <w:t>“Then all is good,” Demonbane said. “</w:t>
+      </w:r>
+      <w:r>
+        <w:t>Besides, the taste wasn’t bad.”</w:t>
+      </w:r>
+    </w:p>
+    <w:p>
+      <w:proofErr w:type="gramStart"/>
+      <w:r>
+        <w:t>“But why?”</w:t>
+      </w:r>
+      <w:proofErr w:type="gramEnd"/>
+      <w:r>
+        <w:t xml:space="preserve"> Rose asked angrily.</w:t>
+      </w:r>
+    </w:p>
+    <w:p>
+      <w:r>
+        <w:t xml:space="preserve">“You can’t improve your cooking if you don’t expect people to eat it,” Fineous said. “Demonbane has </w:t>
+      </w:r>
+      <w:r>
+        <w:t>Toughness</w:t>
+      </w:r>
+      <w:r>
+        <w:t xml:space="preserve"> and </w:t>
+      </w:r>
+      <w:r>
+        <w:t>Vitality</w:t>
+      </w:r>
+      <w:r>
+        <w:t>, while I have Internal Magic.</w:t>
+      </w:r>
+      <w:r>
+        <w:t xml:space="preserve"> It’s helping both of us. So yes I expect you to continue experimenting, and we will be your Guiney pigs.”</w:t>
+      </w:r>
+    </w:p>
+    <w:p>
+      <w:r>
+        <w:t>“Don’t worry little lady, it’s all good,” Demonbane said. “How can I be a barbarian if I can’t handle this much?”</w:t>
+      </w:r>
+    </w:p>
+    <w:p>
+      <w:r>
+        <w:t>“Aren’t there poisonous monsters out there?” Aragon asked.</w:t>
+      </w:r>
+    </w:p>
+    <w:p>
+      <w:r>
+        <w:lastRenderedPageBreak/>
+        <w:t xml:space="preserve">“Yes there are,” Fineous said. </w:t>
+      </w:r>
+      <w:r>
+        <w:t xml:space="preserve">“Poisonous, venomous, </w:t>
+      </w:r>
+      <w:r>
+        <w:t xml:space="preserve">gas </w:t>
+      </w:r>
+      <w:r>
+        <w:t>breath</w:t>
+      </w:r>
+      <w:r>
+        <w:t>ing</w:t>
+      </w:r>
+      <w:r>
+        <w:t xml:space="preserve">, </w:t>
+      </w:r>
+      <w:r>
+        <w:t xml:space="preserve">acid </w:t>
+      </w:r>
+      <w:r>
+        <w:t>spew</w:t>
+      </w:r>
+      <w:r>
+        <w:t>ing</w:t>
+      </w:r>
+      <w:r>
+        <w:t>, to name a few.”</w:t>
+      </w:r>
+    </w:p>
+    <w:p>
+      <w:r>
+        <w:t>“Yikes,” Aragon said. “I’m glad we haven’t seen them yet.”</w:t>
+      </w:r>
+    </w:p>
+    <w:p>
+      <w:r>
+        <w:t>“Should I cook lunch?” Rose asked.</w:t>
+      </w:r>
+    </w:p>
+    <w:p>
+      <w:r>
+        <w:t>“Sure,” Fineous said. “By the way, how is this place affecting your cooking?”</w:t>
+      </w:r>
+    </w:p>
+    <w:p>
+      <w:r>
+        <w:t>“I’m finding it harder to cook,” Rose said.</w:t>
+      </w:r>
+      <w:r>
+        <w:t xml:space="preserve"> “It’s affecting the ingredients and the cooking process.”</w:t>
+      </w:r>
+    </w:p>
+    <w:p>
+      <w:r>
+        <w:t>“Excellent,” Fineous said. “That means you’re being trained.”</w:t>
+      </w:r>
+    </w:p>
+    <w:p>
+      <w:r>
+        <w:t>The next set o</w:t>
+      </w:r>
+      <w:r>
+        <w:t>f monsters was giant scorpions.</w:t>
+      </w:r>
+    </w:p>
+    <w:p>
+      <w:r>
+        <w:t>“Speak of the devil, and it will come,” Fineous said.</w:t>
+      </w:r>
+    </w:p>
+    <w:p>
+      <w:r>
+        <w:t>“Are they poisonous?” Aragon asked as he fired his arrows.</w:t>
+      </w:r>
+    </w:p>
+    <w:p>
+      <w:r>
+        <w:t>Fineous materialised a stone, intercepting the strike. The stone shattered, sending dust everywhere.</w:t>
+      </w:r>
+    </w:p>
+    <w:p>
+      <w:r>
+        <w:t>“Yikes,” Aragon said, echoing everyone’s view.</w:t>
+      </w:r>
+    </w:p>
+    <w:p>
+      <w:r>
+        <w:t xml:space="preserve">Erza raised an enchanted shield </w:t>
+      </w:r>
+      <w:r>
+        <w:t>with one hand and stabbed with a glowing spear with the other.</w:t>
+      </w:r>
+    </w:p>
+    <w:p>
+      <w:r>
+        <w:t>“Rose, switch to singing,” Fineous commanded as he materialized larger boulders. At the same time he dropped his rapiers on the scorpions’ heads.</w:t>
+      </w:r>
+    </w:p>
+    <w:p>
+      <w:r>
+        <w:t xml:space="preserve">Thankfully the rapiers were perfectly balanced. Adding a little bit of momentum, they penetrated the monster’s heads. Unfortunately that didn’t </w:t>
+      </w:r>
+      <w:r>
+        <w:t>kill</w:t>
+      </w:r>
+      <w:r>
+        <w:t xml:space="preserve"> the creature. As a result, he had to drop-stab the creature multiple times to get a kill.</w:t>
+      </w:r>
+    </w:p>
+    <w:p>
+      <w:r>
+        <w:lastRenderedPageBreak/>
+        <w:t>“Damn, those bastards have multiple brains</w:t>
+      </w:r>
+      <w:r>
+        <w:t xml:space="preserve"> and hearts</w:t>
+      </w:r>
+      <w:r>
+        <w:t xml:space="preserve">,” Fineous grumbled. Despite knowing about thousands of monster types, this one was of the vastly greater number </w:t>
+      </w:r>
+      <w:r>
+        <w:t>h</w:t>
+      </w:r>
+      <w:r>
+        <w:t xml:space="preserve">e never </w:t>
+      </w:r>
+      <w:r>
+        <w:t>read about</w:t>
+      </w:r>
+      <w:r>
+        <w:t>.</w:t>
+      </w:r>
+    </w:p>
+    <w:p>
+      <w:r>
+        <w:t>Thankfully Demonbane was there to act as a meat shield</w:t>
+      </w:r>
+      <w:r>
+        <w:t>, protecting both Fineous and Rose.</w:t>
+      </w:r>
+      <w:r>
+        <w:t xml:space="preserve"> Unfortunately there was only one of him and the monsters surrounded them.</w:t>
+      </w:r>
+    </w:p>
+    <w:p>
+      <w:r>
+        <w:t>Fighting with desperation, the team attacked with all their might.</w:t>
+      </w:r>
+    </w:p>
+    <w:p>
+      <w:r>
+        <w:t>Soon a stone wall made of boulders surrounded them as Fineous shored up their defenses.</w:t>
+      </w:r>
+    </w:p>
+    <w:p>
+      <w:r>
+        <w:t>Minutes dragged on as their equipment was poked to shreds.</w:t>
+      </w:r>
+    </w:p>
+    <w:p>
+      <w:r>
+        <w:t>After what seemed like an eternity the fight ended, leaving everyone battered and bruised. Even Rose didn’t e</w:t>
+      </w:r>
+      <w:r>
+        <w:t>scape injuries.</w:t>
+      </w:r>
+    </w:p>
+    <w:p>
+      <w:r>
+        <w:t>“Demonbane, dismantle your cooking station. We are returning,” Fineous said. “Everyone grab onto me.”</w:t>
+      </w:r>
+    </w:p>
+    <w:p>
+      <w:r>
+        <w:t>After a few moments Demonbane finished and they returned to the On Foothills.</w:t>
+      </w:r>
+    </w:p>
+    <w:p>
+      <w:r>
+        <w:t>Rose resumed her healing.</w:t>
+      </w:r>
+    </w:p>
+    <w:p>
+      <w:r>
+        <w:t>“Demonbane, please set up a safezone,” Fineous said. “I think we all need a break.”</w:t>
+      </w:r>
+    </w:p>
+    <w:p>
+      <w:r>
+        <w:t>Fineous pulled out a few chairs while Demonbane set up.</w:t>
+      </w:r>
+    </w:p>
+    <w:p>
+      <w:r>
+        <w:t>“Now I can see why elves like End</w:t>
+      </w:r>
+      <w:r>
+        <w:t>ol hate Rogues,” Fineous said.</w:t>
+      </w:r>
+    </w:p>
+    <w:p>
+      <w:r>
+        <w:t xml:space="preserve">“What are you talking about?” </w:t>
+      </w:r>
+      <w:r>
+        <w:t>Demonbane asked, surprised. “You’re crazy strong.”</w:t>
+      </w:r>
+    </w:p>
+    <w:p>
+      <w:r>
+        <w:t xml:space="preserve">“At higher levels, all monsters have magic attack and defense,” Fineous explained. “Take Aragon, for example. He can shoot magic </w:t>
+      </w:r>
+      <w:r>
+        <w:lastRenderedPageBreak/>
+        <w:t xml:space="preserve">arrows. </w:t>
+      </w:r>
+      <w:r>
+        <w:t>He can even create explosions. With training t</w:t>
+      </w:r>
+      <w:r>
+        <w:t xml:space="preserve">here </w:t>
+      </w:r>
+      <w:r>
+        <w:t>are</w:t>
+      </w:r>
+      <w:r>
+        <w:t xml:space="preserve"> no enemy he can’t strike down, regardless of weird abilities.</w:t>
+      </w:r>
+    </w:p>
+    <w:p>
+      <w:r>
+        <w:t>“The same is true of Erza and Demonbane.</w:t>
+      </w:r>
+      <w:r>
+        <w:t xml:space="preserve"> Each has offensive power they haven’t touched.</w:t>
+      </w:r>
+    </w:p>
+    <w:p>
+      <w:r>
+        <w:t>“I must use trickery to fight, using deep knowledge of the enemies and preparation.</w:t>
+      </w:r>
+      <w:r>
+        <w:t xml:space="preserve"> I wasn’t prepared for those things.</w:t>
+      </w:r>
+    </w:p>
+    <w:p>
+      <w:r>
+        <w:t>“Sorry I’m feeling tired.”</w:t>
+      </w:r>
+    </w:p>
+    <w:p>
+      <w:r>
+        <w:t>Rose hugged Fineous and said, “We believe in you.”</w:t>
+      </w:r>
+    </w:p>
+    <w:p>
+      <w:r>
+        <w:t>Fineous felt healing wash over him and he closed his eyes, dosing off in the process.</w:t>
+      </w:r>
+    </w:p>
+    <w:p>
+      <w:r>
+        <w:t>Fineous then woke to the smell of cooking.</w:t>
+      </w:r>
+    </w:p>
+    <w:p>
+      <w:r>
+        <w:t>Feeling better, Fineous pulled out a thick metal plate and dropped it. He them picked it up and dropped it again.</w:t>
+      </w:r>
+      <w:r>
+        <w:t xml:space="preserve"> </w:t>
+      </w:r>
+      <w:r>
+        <w:t xml:space="preserve">This time it disappeared. </w:t>
+      </w:r>
+      <w:r>
+        <w:t>The third time it hovered in place.</w:t>
+      </w:r>
+    </w:p>
+    <w:p>
+      <w:r>
+        <w:t>“I didn’t know you can do magic,” Erza said.</w:t>
+      </w:r>
+    </w:p>
+    <w:p>
+      <w:r>
+        <w:t>“This isn’t magic,” Fineous said. “The plate is actually resting on the ground in the Shadow Realm.</w:t>
+      </w:r>
+    </w:p>
+    <w:p>
+      <w:r>
+        <w:t>“This is rather tricky since there is no sharp boundary, otherwise transitioning would be impossible.</w:t>
+      </w:r>
+    </w:p>
+    <w:p>
+      <w:r>
+        <w:t>“I came up with this idea when the scorpions attacked.</w:t>
+      </w:r>
+      <w:r>
+        <w:t>”</w:t>
+      </w:r>
+    </w:p>
+    <w:p>
+      <w:r>
+        <w:t>“Amazing,” Demonbane said. “How fast will it be?”</w:t>
+      </w:r>
+    </w:p>
+    <w:p>
+      <w:r>
         <w:t>“</w:t>
       </w:r>
       <w:r>
-        <w:t>It’s shadowy because of our limited perception</w:t>
-      </w:r>
-      <w:r>
-        <w:t>,” Fineous said. “It’s not possible for mere mortals to grasp the Shadow Realm. What we are seeing is colored</w:t>
-      </w:r>
-      <w:r>
-        <w:t xml:space="preserve"> by our own expectations.</w:t>
-      </w:r>
-    </w:p>
-    <w:p>
-      <w:r>
-        <w:t>“We will stay near the border of the real world</w:t>
-      </w:r>
-      <w:r>
-        <w:t xml:space="preserve">. </w:t>
-      </w:r>
-      <w:r>
-        <w:t>The good news is my bracelet has fully integrated with my mapping skill, allow</w:t>
-      </w:r>
-      <w:r>
-        <w:t>ing me to track your positions.</w:t>
-      </w:r>
-    </w:p>
-    <w:p>
-      <w:r>
-        <w:t>“Try not to get more than 10 meters from me. This distance will increase as I level up.”</w:t>
-      </w:r>
-    </w:p>
-    <w:p>
-      <w:r>
-        <w:t>“What will happen if we go too far?” Rose asked worriedly.</w:t>
-      </w:r>
-    </w:p>
-    <w:p>
-      <w:r>
-        <w:t xml:space="preserve">“You will get trapped in a bubble of space and eventually get expelled into </w:t>
-      </w:r>
-      <w:r>
-        <w:t>a random reality</w:t>
+        <w:t>It’s kind of tricky, since I’m exploring new ways to use my abilities. However I don’t see a fundamental limit</w:t>
       </w:r>
       <w:r>
         <w:t>,” Fineous said.</w:t>
@@ -35845,989 +37034,310 @@
     </w:p>
     <w:p>
       <w:r>
-        <w:t>“Scary,” Rose said and hugged Fineous’ arm.</w:t>
-      </w:r>
-    </w:p>
-    <w:p>
-      <w:r>
-        <w:t>“The Shadow Realm is the space between realities. In its raw state it is the source of absolute chaos and the source of all realities.</w:t>
-      </w:r>
-      <w:r>
-        <w:t xml:space="preserve"> It is endless. Although universes will pass away, this will not.</w:t>
-      </w:r>
-    </w:p>
-    <w:p>
-      <w:r>
-        <w:t xml:space="preserve">“As mentioned before, the magic elevators travel through the Shadow Realm. And just like the elevators, I will </w:t>
-      </w:r>
-      <w:r>
-        <w:t xml:space="preserve">eventually </w:t>
-      </w:r>
-      <w:r>
-        <w:t xml:space="preserve">be able to Shadow </w:t>
-      </w:r>
-      <w:r>
-        <w:t>Skip</w:t>
-      </w:r>
-      <w:r>
-        <w:t xml:space="preserve"> with the same speed.</w:t>
-      </w:r>
-    </w:p>
-    <w:p>
-      <w:r>
-        <w:t xml:space="preserve">“Have you noticed that I can Shadow Skip faster than I can run? </w:t>
-      </w:r>
-      <w:r>
-        <w:t xml:space="preserve">It’s not much since my skill is so low. </w:t>
-      </w:r>
-      <w:r>
-        <w:t>My ultimate goal is to break into D-Rank and then travel through the Shadow Realm using our boat.”</w:t>
-      </w:r>
-    </w:p>
-    <w:p>
-      <w:r>
-        <w:t>“Then we can go home?” Aragon asked.</w:t>
-      </w:r>
-    </w:p>
-    <w:p>
-      <w:r>
-        <w:t>“I don’t know,” Fineous said. “All I know is that the trip will be consider</w:t>
-      </w:r>
-      <w:r>
-        <w:t>ably</w:t>
-      </w:r>
-      <w:r>
-        <w:t xml:space="preserve"> speeded up.</w:t>
-      </w:r>
-      <w:r>
-        <w:t xml:space="preserve"> It’s mind-boggling how much studying I need to do.”</w:t>
+        <w:t>Fineous moved the plate to an empty area and said, “Use your club to smash t</w:t>
+      </w:r>
+      <w:r>
+        <w:t>he</w:t>
+      </w:r>
+      <w:r>
+        <w:t xml:space="preserve"> plate with all your might.”</w:t>
       </w:r>
     </w:p>
     <w:p>
       <w:r>
         <w:lastRenderedPageBreak/>
-        <w:t>“Why are those monsters disappearing?” Demonbane asked, changing the subject.</w:t>
-      </w:r>
-    </w:p>
-    <w:p>
-      <w:r>
-        <w:t xml:space="preserve">“They are crossing into physical realities,” Fineous said. “I asked </w:t>
-      </w:r>
-      <w:r>
-        <w:rPr>
-          <w:rFonts w:cstheme="minorHAnsi"/>
-        </w:rPr>
-        <w:t>Lady Araldar</w:t>
-      </w:r>
-      <w:r>
-        <w:rPr>
-          <w:rFonts w:cstheme="minorHAnsi"/>
-        </w:rPr>
-        <w:t xml:space="preserve"> </w:t>
-      </w:r>
-      <w:r>
-        <w:t xml:space="preserve">why Earth doesn’t have monsters. </w:t>
-      </w:r>
-      <w:r>
-        <w:t xml:space="preserve">She </w:t>
-      </w:r>
-      <w:r>
-        <w:rPr>
-          <w:rFonts w:cstheme="minorHAnsi"/>
-        </w:rPr>
-        <w:t>said there is an unusually string barrier surrounding Earth’s universe. As a result, the amount of monsters entering is so small that they are rarely if ever seen.”</w:t>
-      </w:r>
-    </w:p>
-    <w:p>
-      <w:r>
-        <w:t>“Does that mean the Loch Ness Monster, Big Foot and the others could be real?” Erza asked.</w:t>
-      </w:r>
-    </w:p>
-    <w:p>
-      <w:r>
-        <w:t xml:space="preserve">“Yes,” Fineous said. “However, they probably disappeared shortly </w:t>
-      </w:r>
-      <w:r>
-        <w:t xml:space="preserve">after </w:t>
-      </w:r>
-      <w:r>
-        <w:t>their initial sighting. As a result, few would believe the reports.”</w:t>
-      </w:r>
-    </w:p>
-    <w:p>
-      <w:r>
-        <w:t>“My Shadow Meld is now at E-7,” Fineous said. “We can return.”</w:t>
-      </w:r>
-    </w:p>
-    <w:p>
-      <w:r>
-        <w:t>“Let’s explore more,” Demonbane said. “This place is scary, but also exciting. Are there any treasures here?”</w:t>
-      </w:r>
-    </w:p>
-    <w:p>
-      <w:r>
-        <w:t>“Of course,” Fineous said. “This realm is controlled by our collective unconscious. Just like the On Mountains, what we get is proportional to the effort we expend.”</w:t>
-      </w:r>
-    </w:p>
-    <w:p>
-      <w:r>
-        <w:t>“Too bad magic doesn’t exist on Earth,” Erza said.</w:t>
-      </w:r>
-    </w:p>
-    <w:p>
-      <w:r>
-        <w:t xml:space="preserve">“It does,” Fineous said. “However, the unusually strong dimensional barrier makes </w:t>
-      </w:r>
-      <w:r>
-        <w:t>the development of abilities unusually hard</w:t>
+        <w:t>Demonbane walked up to the plate and swung. There was a resounding bang but the plate remained in place.</w:t>
+      </w:r>
+    </w:p>
+    <w:p>
+      <w:r>
+        <w:t xml:space="preserve">“What Demonbane did was no different than hitting </w:t>
+      </w:r>
+      <w:r>
+        <w:t xml:space="preserve">the plate on </w:t>
+      </w:r>
+      <w:r>
+        <w:t>the ground. I’m just using the plate to transfer the force.</w:t>
+      </w:r>
+    </w:p>
+    <w:p>
+      <w:r>
+        <w:t>“</w:t>
+      </w:r>
+      <w:r>
+        <w:t xml:space="preserve">The next step is to shift the ground in the Shadow Realm, so I can deflect attacks from any angle. </w:t>
+      </w:r>
+      <w:r>
+        <w:t>After all, the ground in the Shadow Realm is just a manifestation of my subconscious trying to make sense of that realm.</w:t>
+      </w:r>
+    </w:p>
+    <w:p>
+      <w:r>
+        <w:t>“</w:t>
+      </w:r>
+      <w:r>
+        <w:t>Even so, it’s proving tricky</w:t>
       </w:r>
       <w:r>
         <w:t>.</w:t>
       </w:r>
       <w:r>
-        <w:t xml:space="preserve"> As a result, only a few people have been initiated. Even then, their skills have been weak, forcing the practitioners to keep their abilities hidden.”</w:t>
-      </w:r>
-    </w:p>
-    <w:p>
-      <w:r>
-        <w:t>“Enough talk,” Demonbane said. “It’s time to hunt.”</w:t>
-      </w:r>
-    </w:p>
-    <w:p>
-      <w:r>
-        <w:t>“No problem big guy,” Fineous said and ran off, making sure everyone was near him.</w:t>
+        <w:t xml:space="preserve"> On the bright side, this </w:t>
+      </w:r>
+      <w:r>
+        <w:t>is already leveling up my skill</w:t>
+      </w:r>
+      <w:r>
+        <w:t>.</w:t>
+      </w:r>
+      <w:r>
+        <w:t>”</w:t>
+      </w:r>
+    </w:p>
+    <w:p>
+      <w:r>
+        <w:t>“</w:t>
+      </w:r>
+      <w:r>
+        <w:t>So y</w:t>
+      </w:r>
+      <w:r>
+        <w:t>ou can block any attack,” Demonbane said, impressed.</w:t>
+      </w:r>
+    </w:p>
+    <w:p>
+      <w:r>
+        <w:t xml:space="preserve">“Amazing,” Rose </w:t>
+      </w:r>
+      <w:r>
+        <w:t>agreed</w:t>
+      </w:r>
+      <w:r>
+        <w:t>.</w:t>
+      </w:r>
+    </w:p>
+    <w:p>
+      <w:r>
+        <w:t>“Just physical attacks,” Fineous said. “</w:t>
+      </w:r>
+      <w:r>
+        <w:t xml:space="preserve">Perhaps I can use my swords to transfer force. </w:t>
+      </w:r>
+      <w:r>
+        <w:t xml:space="preserve">The speed will </w:t>
+      </w:r>
+      <w:r>
+        <w:t>increase with</w:t>
+      </w:r>
+      <w:r>
+        <w:t xml:space="preserve"> training. I’m still not used to synchroniz</w:t>
+      </w:r>
+      <w:r>
+        <w:t>ing</w:t>
+      </w:r>
+      <w:r>
+        <w:t xml:space="preserve"> my skills like this.</w:t>
+      </w:r>
+    </w:p>
+    <w:p>
+      <w:r>
+        <w:t>“</w:t>
+      </w:r>
+      <w:r>
+        <w:t xml:space="preserve">By the way, the reason I got us all to leave the Shadow Realm was because that place isn’t safe. </w:t>
+      </w:r>
+      <w:r>
+        <w:t>Did y</w:t>
+      </w:r>
+      <w:r>
+        <w:t xml:space="preserve">ou notice </w:t>
+      </w:r>
+      <w:r>
+        <w:t xml:space="preserve">how </w:t>
+      </w:r>
+      <w:r>
+        <w:t>our thoughts were affecting the monsters?</w:t>
+      </w:r>
+    </w:p>
+    <w:p>
+      <w:r>
+        <w:t>“</w:t>
+      </w:r>
+      <w:r>
+        <w:t>I will take you all back there so we can all get more comfortable in that non-space.”</w:t>
+      </w:r>
+    </w:p>
+    <w:p>
+      <w:r>
+        <w:t>“Dinner is ready,” Rose said.</w:t>
+      </w:r>
+    </w:p>
+    <w:p>
+      <w:r>
+        <w:t>“That’s great news,” Fineous declared</w:t>
+      </w:r>
+      <w:r>
+        <w:t>,</w:t>
+      </w:r>
+      <w:r>
+        <w:t xml:space="preserve"> “Because this piggy is hungry.”</w:t>
+      </w:r>
+    </w:p>
+    <w:p>
+      <w:r>
+        <w:t>Rose giggled and said, “Better eat before it gets cold.”</w:t>
+      </w:r>
+    </w:p>
+    <w:p>
+      <w:r>
+        <w:t>“You mentioned non physical attacks,” Erza said.</w:t>
       </w:r>
     </w:p>
     <w:p>
       <w:r>
         <w:lastRenderedPageBreak/>
-        <w:t>S</w:t>
-      </w:r>
-      <w:r>
-        <w:t>oon imp</w:t>
-      </w:r>
-      <w:r>
-        <w:t>-</w:t>
-      </w:r>
-      <w:r>
-        <w:t>like creatures appeared from the mist, cackling like mad demons.</w:t>
-      </w:r>
-    </w:p>
-    <w:p>
-      <w:r>
-        <w:t>“Did I do that?” Rose asked in a squeaky voice.</w:t>
-      </w:r>
-    </w:p>
-    <w:p>
-      <w:r>
-        <w:t>Fineous looked at Rose, still clinging to his arm. “You are safe Rose,” Fineous said. “This isn’t some hell.”</w:t>
-      </w:r>
-    </w:p>
-    <w:p>
-      <w:r>
-        <w:t>Within moments the imps were upon them. Demonbane, Erza and Aragon fought with everything they had.</w:t>
-      </w:r>
-    </w:p>
-    <w:p>
-      <w:r>
-        <w:t>Noting the battle was fully handled, Fineous turned to Rose. Holding her chin he kissed her gently on the lips and then on the forehead.</w:t>
-      </w:r>
-    </w:p>
-    <w:p>
-      <w:r>
-        <w:t>Cheeks flushed red, Rose relaxed.</w:t>
-      </w:r>
-    </w:p>
-    <w:p>
-      <w:r>
-        <w:t>“Trust in your big brother and your family</w:t>
-      </w:r>
-      <w:r>
-        <w:t>,</w:t>
+        <w:t xml:space="preserve">“There are elemental attacks, such as light, fire, dark, </w:t>
+      </w:r>
+      <w:r>
+        <w:t xml:space="preserve">gravity, </w:t>
+      </w:r>
+      <w:r>
+        <w:t>and so on. There are gas attacks and spectral attack</w:t>
+      </w:r>
+      <w:r>
+        <w:t>s that</w:t>
+      </w:r>
+      <w:r>
+        <w:t xml:space="preserve"> affect the soul. There are even psychological attacks such as illusion and attack</w:t>
+      </w:r>
+      <w:r>
+        <w:t>s</w:t>
+      </w:r>
+      <w:r>
+        <w:t xml:space="preserve"> that </w:t>
+      </w:r>
+      <w:r>
+        <w:t>control your mind.</w:t>
+      </w:r>
+    </w:p>
+    <w:p>
+      <w:r>
+        <w:t xml:space="preserve">“In software development, there is a saying that no piece </w:t>
+      </w:r>
+      <w:r>
+        <w:t>o</w:t>
+      </w:r>
+      <w:r>
+        <w:t>f software is bug free. The same is true of us. Absolute defense is impossible. The best we can do is face novel challenges and slowly get stronger.”</w:t>
+      </w:r>
+    </w:p>
+    <w:p>
+      <w:r>
+        <w:t>“You look happy,” Rose said.</w:t>
+      </w:r>
+    </w:p>
+    <w:p>
+      <w:r>
+        <w:t>“I feel better now,” Fineous said. “When it comes to unknown enemies, everyone is equal.</w:t>
+      </w:r>
+    </w:p>
+    <w:p>
+      <w:r>
+        <w:t xml:space="preserve">“Even Lord Endol, with his great strength, is </w:t>
+      </w:r>
+      <w:r>
+        <w:t>venerable</w:t>
+      </w:r>
+      <w:r>
+        <w:t xml:space="preserve"> to countless types of monsters because of the types of attacks they can launch.</w:t>
+      </w:r>
+    </w:p>
+    <w:p>
+      <w:r>
+        <w:t>“</w:t>
+      </w:r>
+      <w:r>
+        <w:t>But with preparation, every challenge can be faced. After all, we all have opportunity</w:t>
+      </w:r>
+      <w:r>
+        <w:t>, and every skill is allowed when fighting monsters.”</w:t>
+      </w:r>
+    </w:p>
+    <w:p>
+      <w:r>
+        <w:t>“Is it time to hunt now?” Demonbane asked.</w:t>
+      </w:r>
+    </w:p>
+    <w:p>
+      <w:r>
+        <w:t>“Absolutely,” Fineous said. “We need to hit D</w:t>
+      </w:r>
+      <w:r>
+        <w:t>-Rank</w:t>
+      </w:r>
+      <w:r>
+        <w:t xml:space="preserve"> ASAP.</w:t>
       </w:r>
       <w:r>
         <w:t>”</w:t>
       </w:r>
-      <w:r>
-        <w:t xml:space="preserve"> Fineous said softly.</w:t>
-      </w:r>
-    </w:p>
-    <w:p>
-      <w:r>
-        <w:t>Fineous</w:t>
-      </w:r>
-      <w:r>
-        <w:t xml:space="preserve"> then whispered into Rose’s ear. “I’m a dirty old man, aren’t?”</w:t>
-      </w:r>
-    </w:p>
-    <w:p>
-      <w:r>
-        <w:t>Rose giggled.</w:t>
-      </w:r>
-    </w:p>
-    <w:p>
-      <w:r>
-        <w:t>“Sing my angel of song, sing,” Fineous called out and began his attack.</w:t>
-      </w:r>
-    </w:p>
-    <w:p>
-      <w:r>
-        <w:t>As they fought more and more imps came. Bracing himself Fineous fought by using his rapiers in the correct way – by stabbing his opponents.</w:t>
-      </w:r>
-    </w:p>
-    <w:p>
-      <w:r>
-        <w:t>20 minutes passed and finally the last monster died.</w:t>
-      </w:r>
-    </w:p>
-    <w:p>
-      <w:r>
-        <w:t xml:space="preserve">“Damn,” Demonbane said. “They weren’t that strong. However, their screeches </w:t>
-      </w:r>
-      <w:r>
-        <w:t>really</w:t>
-      </w:r>
-      <w:r>
-        <w:t xml:space="preserve"> grated on my nerves.”</w:t>
-      </w:r>
-    </w:p>
-    <w:p>
-      <w:r>
-        <w:t xml:space="preserve">“Demonbane, please setup a cooking stand for Rose,” Fineous said. “Hopefully this </w:t>
-      </w:r>
-      <w:r>
-        <w:t xml:space="preserve">place </w:t>
-      </w:r>
-      <w:r>
-        <w:t>will give Rose a brand new challenge.”</w:t>
-      </w:r>
-    </w:p>
-    <w:p>
-      <w:r>
-        <w:t>“No problem boss,” Demonbane said and began setup.</w:t>
-      </w:r>
-      <w:r>
-        <w:t xml:space="preserve"> Within moments it was done.</w:t>
-      </w:r>
-    </w:p>
-    <w:p>
+    </w:p>
+    <w:p>
+      <w:r>
+        <w:t>Fineous began his lecture and they headed out to find more monsters to fight.</w:t>
+      </w:r>
+    </w:p>
+    <w:p>
+      <w:r>
+        <w:t>The group travelled forward through the arid landscape, fighting monsters associated with badlands.</w:t>
+      </w:r>
+    </w:p>
+    <w:p>
+      <w:r>
+        <w:t>“What’s that?” Aragon asked, pointing.</w:t>
+      </w:r>
+    </w:p>
+    <w:p>
+      <w:r>
+        <w:t>“That’s the next challenge the Archana prepared for us,” Fineous said.</w:t>
+      </w:r>
+    </w:p>
+    <w:p>
+      <w:r>
+        <w:t>“Let’s go,” Demonbane said excitedly.</w:t>
+      </w:r>
+    </w:p>
+    <w:p>
+      <w:pPr>
+        <w:pStyle w:val="H2"/>
+      </w:pPr>
+      <w:bookmarkStart w:id="7" w:name="_Toc210157563"/>
       <w:r>
         <w:lastRenderedPageBreak/>
-        <w:t>“But we just ate less than an hour ago,” Rose objected.</w:t>
-      </w:r>
-    </w:p>
-    <w:p>
-      <w:r>
-        <w:t>“Then make this recipe,” Fineous said, passing over a recipe book.</w:t>
-      </w:r>
-    </w:p>
-    <w:p>
-      <w:r>
-        <w:t>Rose took the book, humming as she read.</w:t>
-      </w:r>
-    </w:p>
-    <w:p>
-      <w:r>
-        <w:t>In the meantime, Cravens attacked. Looking like the marriage between a buzzard and a raven, the E-4 Cravens attacked by launching feathers.</w:t>
-      </w:r>
-    </w:p>
-    <w:p>
-      <w:r>
-        <w:t>“Ow,” Demonbane swore as a feather grazed his cheek. He swung his sword, causing a wind that blew the feathers back to the monsters. A moment later the monster was dead</w:t>
-      </w:r>
-      <w:r>
-        <w:t>, killed by its own feathers.</w:t>
-      </w:r>
-    </w:p>
-    <w:p>
-      <w:r>
-        <w:t xml:space="preserve">“Yes, I leveled up </w:t>
-      </w:r>
-      <w:r>
-        <w:t xml:space="preserve">barbaric </w:t>
-      </w:r>
-      <w:r>
-        <w:t>weapons mastery,” Demonbane said excitedly.</w:t>
-      </w:r>
-    </w:p>
-    <w:p>
-      <w:r>
-        <w:t>Fineous used his swords to protect himself from close quarter attacks and his stones for ranged attacks.</w:t>
-      </w:r>
-    </w:p>
-    <w:p>
-      <w:r>
-        <w:t>“I can’t make this,” Rose complained. “This will make you ill if the agate mushrooms aren’t cooked correctly. I mean really ill.”</w:t>
-      </w:r>
-    </w:p>
-    <w:p>
-      <w:r>
-        <w:t>“Do your best,” Fineous said and placed the ingredients</w:t>
-      </w:r>
-      <w:r>
-        <w:t xml:space="preserve"> on the table</w:t>
-      </w:r>
-      <w:r>
-        <w:t>. “And if it fails, just try again.</w:t>
-      </w:r>
-      <w:r>
-        <w:t>”</w:t>
-      </w:r>
-    </w:p>
-    <w:p>
-      <w:r>
-        <w:t xml:space="preserve">“Okay,” Rose said softly and resumed </w:t>
-      </w:r>
-      <w:r>
-        <w:t>humming</w:t>
-      </w:r>
-      <w:r>
-        <w:t>.</w:t>
-      </w:r>
-    </w:p>
-    <w:p>
-      <w:r>
-        <w:t>Fineous resumed his role as a school professor.</w:t>
-      </w:r>
-    </w:p>
-    <w:p>
-      <w:r>
-        <w:t>They waited a short while, and then another wave of monsters attacked.</w:t>
-      </w:r>
-    </w:p>
-    <w:p>
-      <w:r>
-        <w:t>An hour later Rose said, “This recipe is too hard. I ruined it again.”</w:t>
-      </w:r>
-    </w:p>
-    <w:p>
-      <w:r>
-        <w:t>The dish disappeared from Rose’s frying pan.</w:t>
-      </w:r>
-    </w:p>
-    <w:p>
-      <w:r>
-        <w:t>“You can’t eat it,” Rose said frantically. “It’s spoiled.”</w:t>
-      </w:r>
-    </w:p>
-    <w:p>
-      <w:r>
-        <w:lastRenderedPageBreak/>
-        <w:t>“Continue cooking,” Fineous said</w:t>
-      </w:r>
-      <w:r>
-        <w:t xml:space="preserve"> as he fought</w:t>
-      </w:r>
-      <w:r>
-        <w:t>. “I have plenty of ingredients.”</w:t>
-      </w:r>
-    </w:p>
-    <w:p>
-      <w:r>
-        <w:t>After another hard battle ended, Fineous said, “Demonbane, are you hungry?”</w:t>
-      </w:r>
-    </w:p>
-    <w:p>
-      <w:r>
-        <w:t>Demonbane accepted a plate from Fineous.</w:t>
-      </w:r>
-    </w:p>
-    <w:p>
-      <w:r>
-        <w:t>“I told you</w:t>
-      </w:r>
-      <w:r>
-        <w:t>,</w:t>
-      </w:r>
-      <w:r>
-        <w:t xml:space="preserve"> you will get sick,” Rose shouted.</w:t>
-      </w:r>
-    </w:p>
-    <w:p>
-      <w:r>
-        <w:t>“Don’t worry little lady,” Demonbane said. “We are men.”</w:t>
-      </w:r>
-    </w:p>
-    <w:p>
-      <w:r>
-        <w:t>“Men,” Rose said in exasperation.</w:t>
-      </w:r>
-    </w:p>
-    <w:p>
-      <w:r>
-        <w:t>For the next minute nothing happened. Then Demonbane barfed, followed by Fineous.</w:t>
-      </w:r>
-    </w:p>
-    <w:p>
-      <w:r>
-        <w:t>“Here let me heal you,” Rose said.</w:t>
-      </w:r>
-    </w:p>
-    <w:p>
-      <w:r>
-        <w:t>“That’s okay,” Fineous said. “On second thought, go ahead. You never did this type of healing before.”</w:t>
-      </w:r>
-    </w:p>
-    <w:p>
-      <w:r>
-        <w:t>Fineous and Demonbane both flashed as their skills upgraded.</w:t>
-      </w:r>
-    </w:p>
-    <w:p>
-      <w:r>
-        <w:t>“But why?” Rose asked angrily.</w:t>
-      </w:r>
-    </w:p>
-    <w:p>
-      <w:r>
-        <w:t xml:space="preserve">“You can’t improve your cooking if you don’t expect people to eat it,” Fineous said. “Demonbane has </w:t>
-      </w:r>
-      <w:r>
-        <w:t>Toughness</w:t>
-      </w:r>
-      <w:r>
-        <w:t xml:space="preserve"> and Healing, while I have Internal Magic. This is good training for the both of us.</w:t>
-      </w:r>
-      <w:r>
-        <w:t xml:space="preserve"> Unfortunately that doesn’t help your healing skill.”</w:t>
-      </w:r>
-    </w:p>
-    <w:p>
-      <w:r>
-        <w:t>“Don’t worry little lady, it’s all good,” Demonbane said. “How can I be a barbarian if I can’t handle this much?”</w:t>
-      </w:r>
-    </w:p>
-    <w:p>
-      <w:r>
-        <w:t>“Aren’t there poisonous monsters out there?” Aragon asked.</w:t>
-      </w:r>
-    </w:p>
-    <w:p>
-      <w:r>
-        <w:t xml:space="preserve">“Yes there are,” Fineous said. </w:t>
-      </w:r>
-      <w:r>
-        <w:t xml:space="preserve">“Poisonous, venomous, </w:t>
-      </w:r>
-      <w:r>
-        <w:t xml:space="preserve">gas </w:t>
-      </w:r>
-      <w:r>
-        <w:t>breath</w:t>
-      </w:r>
-      <w:r>
-        <w:t>ing</w:t>
-      </w:r>
-      <w:r>
-        <w:t xml:space="preserve">, </w:t>
-      </w:r>
-      <w:r>
-        <w:t xml:space="preserve">acid </w:t>
-      </w:r>
-      <w:r>
-        <w:t>spew</w:t>
-      </w:r>
-      <w:r>
-        <w:t>ing</w:t>
-      </w:r>
-      <w:r>
-        <w:t>, to name a few.”</w:t>
-      </w:r>
-    </w:p>
-    <w:p>
-      <w:r>
-        <w:lastRenderedPageBreak/>
-        <w:t>“Yikes,” Aragon said. “I’m glad we haven’t seen them yet.”</w:t>
-      </w:r>
-    </w:p>
-    <w:p>
-      <w:r>
-        <w:t>“Should I cook lunch?” Rose asked.</w:t>
-      </w:r>
-    </w:p>
-    <w:p>
-      <w:r>
-        <w:t>“Sure,” Fineous said. “By the way, how is this place affecting your cooking?”</w:t>
-      </w:r>
-    </w:p>
-    <w:p>
-      <w:r>
-        <w:t>“I’m finding it harder to cook,” Rose said.</w:t>
-      </w:r>
-    </w:p>
-    <w:p>
-      <w:r>
-        <w:t>“Excellent,” Fineous said. “That means you’re being trained.”</w:t>
-      </w:r>
-    </w:p>
-    <w:p>
-      <w:r>
-        <w:t xml:space="preserve">The next set of monsters was giant scorpions. </w:t>
-      </w:r>
-    </w:p>
-    <w:p>
-      <w:r>
-        <w:t>“Are they poisonous?” Aragon asked as he fired his arrows.</w:t>
-      </w:r>
-    </w:p>
-    <w:p>
-      <w:r>
-        <w:t>Fineous materialised a stone, intercepting the strike. The stone shattered, sending dust everywhere.</w:t>
-      </w:r>
-    </w:p>
-    <w:p>
-      <w:r>
-        <w:t>“Yikes,” Aragon said, echoing everyone’s view.</w:t>
-      </w:r>
-    </w:p>
-    <w:p>
-      <w:r>
-        <w:t>“Switch to s</w:t>
-      </w:r>
-      <w:r>
-        <w:t>inging Rose,” Fineous commanded as he materialized larger boulders. At the same time he dropped his rapiers on the scorpions’ heads.</w:t>
-      </w:r>
-    </w:p>
-    <w:p>
-      <w:r>
-        <w:t xml:space="preserve">Thankfully the rapiers were perfectly balanced. Adding a little bit of momentum, they penetrated the monster’s heads. Unfortunately that didn’t </w:t>
-      </w:r>
-      <w:r>
-        <w:t>kill</w:t>
-      </w:r>
-      <w:r>
-        <w:t xml:space="preserve"> the creature. As a result, he had to drop-stab the creature multiple times to get a kill.</w:t>
-      </w:r>
-    </w:p>
-    <w:p>
-      <w:r>
-        <w:t>“Damn, those bastards have multiple brains</w:t>
-      </w:r>
-      <w:r>
-        <w:t xml:space="preserve"> and hearts</w:t>
-      </w:r>
-      <w:r>
-        <w:t xml:space="preserve">,” Fineous grumbled. Despite knowing about thousands of monster types, this one was of the vastly greater number </w:t>
-      </w:r>
-      <w:r>
-        <w:t>h</w:t>
-      </w:r>
-      <w:r>
-        <w:t xml:space="preserve">e never </w:t>
-      </w:r>
-      <w:r>
-        <w:t>read about</w:t>
-      </w:r>
-      <w:r>
-        <w:t>.</w:t>
-      </w:r>
-    </w:p>
-    <w:p>
-      <w:r>
-        <w:t>Thankfully Demonbane was there to act as a meat shield</w:t>
-      </w:r>
-      <w:r>
-        <w:t>, protecting both Fineous and Rose.</w:t>
-      </w:r>
-      <w:r>
-        <w:t xml:space="preserve"> Unfortunately there was only one of him and the monsters surrounded them.</w:t>
-      </w:r>
-    </w:p>
-    <w:p>
-      <w:r>
-        <w:t>Fighting with desperation, the team attacked with all their might.</w:t>
-      </w:r>
-    </w:p>
-    <w:p>
-      <w:r>
-        <w:lastRenderedPageBreak/>
-        <w:t>Soon a stone wall made of boulders surrounded them as Fineous shored up their defenses.</w:t>
-      </w:r>
-    </w:p>
-    <w:p>
-      <w:r>
-        <w:t>Minutes dragged on as their equipment was poked to shreds.</w:t>
-      </w:r>
-    </w:p>
-    <w:p>
-      <w:r>
-        <w:t>After what seemed like an eternity the fight ended, leaving everyone battered and bruised. Even Rose didn’t e</w:t>
-      </w:r>
-      <w:r>
-        <w:t>scape injuries.</w:t>
-      </w:r>
-    </w:p>
-    <w:p>
-      <w:r>
-        <w:t>“Demonbane, dismantle your cooking station. We are returning,” Fineous said. “Everyone grab onto me.”</w:t>
-      </w:r>
-    </w:p>
-    <w:p>
-      <w:r>
-        <w:t>After a few moments Demonbane finished and they returned to the On Foothills.</w:t>
-      </w:r>
-    </w:p>
-    <w:p>
-      <w:r>
-        <w:t>Rose resumed her healing.</w:t>
-      </w:r>
-    </w:p>
-    <w:p>
-      <w:r>
-        <w:t>“Demonbane, please set up a safezone,” Fineous said. “I think we all need a break.”</w:t>
-      </w:r>
-    </w:p>
-    <w:p>
-      <w:r>
-        <w:t>Fineous pulled out a few chairs while Demonbane set up.</w:t>
-      </w:r>
-    </w:p>
-    <w:p>
-      <w:r>
-        <w:t>“Now I can see why elves like End</w:t>
-      </w:r>
-      <w:r>
-        <w:t>ol hate Rogues,” Fineous said.</w:t>
-      </w:r>
-    </w:p>
-    <w:p>
-      <w:r>
-        <w:t xml:space="preserve">“What are you talking about?” </w:t>
-      </w:r>
-      <w:r>
-        <w:t>Demonbane asked, surprised. “You’re crazy strong.”</w:t>
-      </w:r>
-    </w:p>
-    <w:p>
-      <w:r>
-        <w:t>“At higher levels, all monsters have magic attack and defense,” Fineous explained. “Take Aragon, for example. He can shoot magic arrows. There is no enemy he can’t strike down, regardless of weird abilities.</w:t>
-      </w:r>
-    </w:p>
-    <w:p>
-      <w:r>
-        <w:t>“The same is true of Erza and Demonbane.</w:t>
-      </w:r>
-    </w:p>
-    <w:p>
-      <w:r>
-        <w:t>“I must use trickery to fight, using deep knowledge of the enemies and preparation.</w:t>
-      </w:r>
-    </w:p>
-    <w:p>
-      <w:r>
-        <w:t>“Sorry I’m feeling tired.”</w:t>
-      </w:r>
-    </w:p>
-    <w:p>
-      <w:r>
-        <w:t>Rose hugged Fineous and said, “We believe in you.”</w:t>
-      </w:r>
-    </w:p>
-    <w:p>
-      <w:r>
-        <w:lastRenderedPageBreak/>
-        <w:t>Fineous felt healing wash over him and he closed his eyes, dosing off in the process.</w:t>
-      </w:r>
-    </w:p>
-    <w:p>
-      <w:r>
-        <w:t>Fineous then woke to the smell of cooking.</w:t>
-      </w:r>
-    </w:p>
-    <w:p>
-      <w:r>
-        <w:t>Feeling better, Fineous pulled out a thick metal plate and dropped it. He them picked it up and dropped it again.</w:t>
-      </w:r>
-      <w:r>
-        <w:t xml:space="preserve"> </w:t>
-      </w:r>
-      <w:r>
-        <w:t xml:space="preserve">This time it disappeared. </w:t>
-      </w:r>
-      <w:r>
-        <w:t>The third time it hovered in place.</w:t>
-      </w:r>
-    </w:p>
-    <w:p>
-      <w:r>
-        <w:t>“I didn’t know you can do magic,” Erza said.</w:t>
-      </w:r>
-    </w:p>
-    <w:p>
-      <w:r>
-        <w:t>“This isn’t magic,” Fineous said. “The plate is actually resting on the ground in the Shadow Realm.</w:t>
-      </w:r>
-    </w:p>
-    <w:p>
-      <w:r>
-        <w:t>“I came up with this idea when the scorpions attacked.</w:t>
-      </w:r>
-      <w:r>
-        <w:t>”</w:t>
-      </w:r>
-    </w:p>
-    <w:p>
-      <w:r>
-        <w:t>“Amazing,” Demonbane said. “How fast will it be?”</w:t>
-      </w:r>
-    </w:p>
-    <w:p>
-      <w:r>
-        <w:t>“</w:t>
-      </w:r>
-      <w:r>
-        <w:t>There is no inherit speed limit, just my own mastery of my skills</w:t>
-      </w:r>
-      <w:r>
-        <w:t>,” Fineous said.</w:t>
-      </w:r>
-    </w:p>
-    <w:p>
-      <w:r>
-        <w:t>Fineous moved the plate to an empty area and said, “Use your club to smash t</w:t>
-      </w:r>
-      <w:r>
-        <w:t>he</w:t>
-      </w:r>
-      <w:r>
-        <w:t xml:space="preserve"> plate with all your might.”</w:t>
-      </w:r>
-    </w:p>
-    <w:p>
-      <w:r>
-        <w:t>Demonbane walked up to the plate and swung. There was a resounding bang but the plate remained in place.</w:t>
-      </w:r>
-    </w:p>
-    <w:p>
-      <w:r>
-        <w:t xml:space="preserve">“What Demonbane did was no different than hitting </w:t>
-      </w:r>
-      <w:r>
-        <w:t xml:space="preserve">the plate on </w:t>
-      </w:r>
-      <w:r>
-        <w:t>the ground. I’m just using the plate to transfer the force.</w:t>
-      </w:r>
-    </w:p>
-    <w:p>
-      <w:r>
-        <w:t>“</w:t>
-      </w:r>
-      <w:r>
-        <w:t xml:space="preserve">The next step is to shift the ground in the Shadow Realm, so I can deflect attacks from any angle. </w:t>
-      </w:r>
-      <w:r>
-        <w:t>After all, the ground in the Shadow Realm is just a manifestation of my subconscious trying to make sense of that realm.</w:t>
-      </w:r>
-    </w:p>
-    <w:p>
-      <w:r>
-        <w:t>“</w:t>
-      </w:r>
-      <w:r>
-        <w:t>Even so, it’s proving tricky</w:t>
-      </w:r>
-      <w:r>
-        <w:t>.</w:t>
-      </w:r>
-      <w:r>
-        <w:t xml:space="preserve"> On the bright side, this will definitely level up my skill.</w:t>
-      </w:r>
-      <w:r>
-        <w:t>”</w:t>
-      </w:r>
-    </w:p>
-    <w:p>
-      <w:r>
-        <w:lastRenderedPageBreak/>
-        <w:t>“</w:t>
-      </w:r>
-      <w:r>
-        <w:t>So y</w:t>
-      </w:r>
-      <w:r>
-        <w:t>ou can block any attack,” Demonbane said, impressed.</w:t>
-      </w:r>
-    </w:p>
-    <w:p>
-      <w:r>
-        <w:t xml:space="preserve">“Amazing,” Rose </w:t>
-      </w:r>
-      <w:r>
-        <w:t>agreed</w:t>
-      </w:r>
-      <w:r>
-        <w:t>.</w:t>
-      </w:r>
-    </w:p>
-    <w:p>
-      <w:r>
-        <w:t>“Just physical attacks,” Fineous said. “</w:t>
-      </w:r>
-      <w:r>
-        <w:t>The speed will depend on training. I’m still not used to synchronize my skills like this.</w:t>
-      </w:r>
-    </w:p>
-    <w:p>
-      <w:r>
-        <w:t>“</w:t>
-      </w:r>
-      <w:r>
-        <w:t xml:space="preserve">By the way, the reason I got us all to leave the Shadow Realm was because that place isn’t safe. </w:t>
-      </w:r>
-      <w:r>
-        <w:t>Did y</w:t>
-      </w:r>
-      <w:r>
-        <w:t>ou notice our thoughts were affecting the monsters?</w:t>
-      </w:r>
-    </w:p>
-    <w:p>
-      <w:r>
-        <w:t>“</w:t>
-      </w:r>
-      <w:r>
-        <w:t>I will take you all back there so we can all get more comfortable in that non-space.”</w:t>
-      </w:r>
-    </w:p>
-    <w:p>
-      <w:r>
-        <w:t>“Dinner is ready,” Rose said.</w:t>
-      </w:r>
-    </w:p>
-    <w:p>
-      <w:r>
-        <w:t>“That’s great news,” Fineous declared</w:t>
-      </w:r>
-      <w:r>
-        <w:t>,</w:t>
-      </w:r>
-      <w:r>
-        <w:t xml:space="preserve"> “Because this piggy is hungry.”</w:t>
-      </w:r>
-    </w:p>
-    <w:p>
-      <w:r>
-        <w:t>Rose giggled and said, “Better eat before it gets cold.”</w:t>
-      </w:r>
-    </w:p>
-    <w:p>
-      <w:r>
-        <w:t>“You mentioned non physical attacks,” Erza said.</w:t>
-      </w:r>
-    </w:p>
-    <w:p>
-      <w:r>
-        <w:t xml:space="preserve">“There are elemental attacks, such as light, fire, dark, </w:t>
-      </w:r>
-      <w:r>
-        <w:t xml:space="preserve">gravity, </w:t>
-      </w:r>
-      <w:r>
-        <w:t>and so on. There are gas attacks and spectral attack</w:t>
-      </w:r>
-      <w:r>
-        <w:t>s that</w:t>
-      </w:r>
-      <w:r>
-        <w:t xml:space="preserve"> affect the soul. There are even psychological attacks such as illusion and attack</w:t>
-      </w:r>
-      <w:r>
-        <w:t>s</w:t>
-      </w:r>
-      <w:r>
-        <w:t xml:space="preserve"> that </w:t>
-      </w:r>
-      <w:r>
-        <w:t>control your mind.</w:t>
-      </w:r>
-    </w:p>
-    <w:p>
-      <w:r>
-        <w:t xml:space="preserve">“In software development, there is a saying that no piece </w:t>
-      </w:r>
-      <w:r>
-        <w:t>o</w:t>
-      </w:r>
-      <w:r>
-        <w:t>f software is bug free. The same is true of us. Absolute defense is impossible. The best we can do is face novel challenges and slowly get stronger.”</w:t>
-      </w:r>
-    </w:p>
-    <w:p>
-      <w:r>
-        <w:t>“You look happy,” Rose said.</w:t>
-      </w:r>
-    </w:p>
-    <w:p>
-      <w:r>
-        <w:t>“I feel better now,” Fineous said. “When it comes to unknown enemies, everyone is equal.</w:t>
-      </w:r>
-    </w:p>
-    <w:p>
-      <w:r>
-        <w:t xml:space="preserve">“Even Lord Endol, with his great strength, is </w:t>
-      </w:r>
-      <w:r>
-        <w:t>venerable</w:t>
-      </w:r>
-      <w:r>
-        <w:t xml:space="preserve"> to countless types of monsters because of the types of attacks they can launch.</w:t>
-      </w:r>
-    </w:p>
-    <w:p>
-      <w:r>
-        <w:lastRenderedPageBreak/>
-        <w:t>“</w:t>
-      </w:r>
-      <w:r>
-        <w:t>But with preparation, every challenge can be faced. After all, we all have opportunity</w:t>
-      </w:r>
-      <w:r>
-        <w:t>, and every skill is allowed when fighting monsters.”</w:t>
-      </w:r>
-    </w:p>
-    <w:p>
-      <w:r>
-        <w:t>“Is it time to hunt now?” Demonbane asked.</w:t>
-      </w:r>
-    </w:p>
-    <w:p>
-      <w:r>
-        <w:t>“Absolutely,” Fineous said. “We need to hit D ASAP.</w:t>
-      </w:r>
-      <w:r>
-        <w:t>”</w:t>
-      </w:r>
-    </w:p>
-    <w:p>
-      <w:r>
-        <w:t>Fineous began his lecture and they headed out to find more monsters to fight.</w:t>
-      </w:r>
-    </w:p>
-    <w:p>
-      <w:r>
-        <w:t>The group travelled forward through the arid landscape, fighting monsters associated with badlands.</w:t>
-      </w:r>
-    </w:p>
-    <w:p>
-      <w:r>
-        <w:t>“What’s that?” Aragon asked, pointing.</w:t>
-      </w:r>
-    </w:p>
-    <w:p>
-      <w:r>
-        <w:t xml:space="preserve">Straining his eyes, Fineous said, “Looks like a cave entrance, or </w:t>
-      </w:r>
-      <w:r>
-        <w:t xml:space="preserve">maybe </w:t>
-      </w:r>
-      <w:r>
-        <w:t>a dungeon.”</w:t>
-      </w:r>
-    </w:p>
-    <w:p>
-      <w:r>
-        <w:t>“Let’s go,” Demonbane said excitedly.</w:t>
+        <w:t>Getting Stronger</w:t>
+      </w:r>
+      <w:bookmarkEnd w:id="7"/>
+    </w:p>
+    <w:p>
+      <w:pPr>
+        <w:pStyle w:val="Quote1"/>
+      </w:pPr>
+      <w:r>
+        <w:t xml:space="preserve">Passion is the ultimate source of power, </w:t>
+      </w:r>
+      <w:r>
+        <w:br/>
+        <w:t>and of happiness.</w:t>
+      </w:r>
+    </w:p>
+    <w:p>
+      <w:r>
+        <w:t>They approached the entrance of a cave and Fineous said, “Welcome to your first dungeon.”</w:t>
+      </w:r>
+    </w:p>
+    <w:p>
+      <w:r>
+        <w:t>“Cool,” Demonbane said.</w:t>
       </w:r>
     </w:p>
     <w:p/>
@@ -36873,7 +37383,6 @@
     <w:p/>
     <w:p/>
     <w:p/>
-    <w:p/>
     <w:p>
       <w:r>
         <w:t>Erza swapped out her costume and began firing compressed fireballs at the scorpions while swinging her flaming glaive. Sweat beaded on her forehead as she struggled to unite all her skills.</w:t>
@@ -36886,12 +37395,12 @@
     </w:p>
     <w:p/>
     <w:sectPr>
-      <w:headerReference w:type="even" r:id="rId15"/>
-      <w:headerReference w:type="default" r:id="rId16"/>
-      <w:footerReference w:type="even" r:id="rId17"/>
-      <w:footerReference w:type="default" r:id="rId18"/>
-      <w:headerReference w:type="first" r:id="rId19"/>
-      <w:footerReference w:type="first" r:id="rId20"/>
+      <w:headerReference w:type="even" r:id="rId14"/>
+      <w:headerReference w:type="default" r:id="rId15"/>
+      <w:footerReference w:type="even" r:id="rId16"/>
+      <w:footerReference w:type="default" r:id="rId17"/>
+      <w:headerReference w:type="first" r:id="rId18"/>
+      <w:footerReference w:type="first" r:id="rId19"/>
       <w:pgSz w:w="8640" w:h="12960" w:code="1"/>
       <w:pgMar w:top="864" w:right="720" w:bottom="864" w:left="720" w:header="360" w:footer="360" w:gutter="360"/>
       <w:pgNumType w:start="1"/>
@@ -36972,7 +37481,7 @@
             <w:rPr>
               <w:noProof/>
             </w:rPr>
-            <w:t>194</w:t>
+            <w:t>10</w:t>
           </w:r>
         </w:fldSimple>
       </w:p>
@@ -37002,7 +37511,7 @@
             <w:rPr>
               <w:noProof/>
             </w:rPr>
-            <w:t>193</w:t>
+            <w:t>9</w:t>
           </w:r>
         </w:fldSimple>
       </w:p>
@@ -37155,7 +37664,7 @@
         <v:path o:extrusionok="f" gradientshapeok="t" o:connecttype="rect"/>
         <o:lock v:ext="edit" aspectratio="t"/>
       </v:shapetype>
-      <v:shape id="_x0000_i1099" type="#_x0000_t75" style="width:3in;height:3in;visibility:visible" o:bullet="t">
+      <v:shape id="_x0000_i1051" type="#_x0000_t75" style="width:3in;height:3in;visibility:visible" o:bullet="t">
         <v:imagedata r:id="rId1" o:title="MC900065312[1]"/>
       </v:shape>
     </w:pict>
@@ -41542,7 +42051,7 @@
 </file>
 
 <file path=customXml/itemProps1.xml><?xml version="1.0" encoding="utf-8"?>
-<ds:datastoreItem xmlns:ds="http://schemas.openxmlformats.org/officeDocument/2006/customXml" ds:itemID="{92320CA1-AA6C-4AB1-B39A-FA746DD348CE}">
+<ds:datastoreItem xmlns:ds="http://schemas.openxmlformats.org/officeDocument/2006/customXml" ds:itemID="{FE938A1F-ECB0-4617-8A24-2224B6C3AB34}">
   <ds:schemaRefs>
     <ds:schemaRef ds:uri="http://schemas.openxmlformats.org/officeDocument/2006/bibliography"/>
   </ds:schemaRefs>

--- a/Books/RPG_Books/ThePrincessAndTheRogue/Book_ThePrincessAndTheRogue.docx
+++ b/Books/RPG_Books/ThePrincessAndTheRogue/Book_ThePrincessAndTheRogue.docx
@@ -4867,88 +4867,884 @@
         <w:t xml:space="preserve">the god Apollo </w:t>
       </w:r>
       <w:r>
-        <w:t>possessed</w:t>
+        <w:t xml:space="preserve">would </w:t>
+      </w:r>
+      <w:r>
+        <w:t>possess</w:t>
+      </w:r>
+      <w:r>
+        <w:t>.</w:t>
+      </w:r>
+      <w:r>
+        <w:t xml:space="preserve"> The hair seemed to almost glow in the light of the overhead auras.</w:t>
+      </w:r>
+      <w:r>
+        <w:t xml:space="preserve"> </w:t>
+      </w:r>
+      <w:r>
+        <w:t>Strangely it suited him perfectly.</w:t>
+      </w:r>
+    </w:p>
+    <w:p>
+      <w:r>
+        <w:t>The man</w:t>
+      </w:r>
+      <w:r>
+        <w:t xml:space="preserve"> also had </w:t>
+      </w:r>
+      <w:r>
+        <w:t>deep</w:t>
+      </w:r>
+      <w:r>
+        <w:t xml:space="preserve"> blue eyes</w:t>
+      </w:r>
+      <w:r>
+        <w:t xml:space="preserve"> </w:t>
+      </w:r>
+      <w:r>
+        <w:t>that almost glowed</w:t>
+      </w:r>
+      <w:r>
+        <w:t xml:space="preserve">, but with flecks of </w:t>
+      </w:r>
+      <w:r>
+        <w:t>green</w:t>
+      </w:r>
+      <w:r>
+        <w:t>.</w:t>
+      </w:r>
+      <w:r>
+        <w:t xml:space="preserve"> In short, he was a movie star waiting to be discovered.</w:t>
+      </w:r>
+    </w:p>
+    <w:p>
+      <w:r>
+        <w:t>Fineous</w:t>
+      </w:r>
+      <w:r>
+        <w:t xml:space="preserve"> said, “It sure is. I’m going to enjoy the afterlife.”</w:t>
+      </w:r>
+    </w:p>
+    <w:p>
+      <w:r>
+        <w:t xml:space="preserve">Fineous’ </w:t>
+      </w:r>
+      <w:r>
+        <w:t>ability</w:t>
+      </w:r>
+      <w:r>
+        <w:t xml:space="preserve"> identified the man as Ranger Aragorn</w:t>
+      </w:r>
+      <w:r>
+        <w:t xml:space="preserve"> Earthsworn</w:t>
+      </w:r>
+      <w:r>
+        <w:t>.</w:t>
+      </w:r>
+    </w:p>
+    <w:p>
+      <w:r>
+        <w:t xml:space="preserve">“You really think this is the afterlife?” </w:t>
+      </w:r>
+      <w:r>
+        <w:t xml:space="preserve">Aragorn </w:t>
+      </w:r>
+      <w:r>
+        <w:t xml:space="preserve">asked. “By the way my name is </w:t>
+      </w:r>
+      <w:r>
+        <w:t>Aragorn</w:t>
+      </w:r>
+      <w:r>
+        <w:t xml:space="preserve"> Earthsworn</w:t>
+      </w:r>
+      <w:r>
+        <w:t>.”</w:t>
+      </w:r>
+    </w:p>
+    <w:p>
+      <w:r>
+        <w:t>“First</w:t>
+      </w:r>
+      <w:r>
+        <w:t>,</w:t>
+      </w:r>
+      <w:r>
+        <w:t xml:space="preserve"> I di</w:t>
+      </w:r>
+      <w:r>
+        <w:t xml:space="preserve">ed </w:t>
+      </w:r>
+      <w:r>
+        <w:t xml:space="preserve">in </w:t>
+      </w:r>
+      <w:r>
+        <w:t>a truck accident, or was it by poison?</w:t>
+      </w:r>
+      <w:r>
+        <w:t xml:space="preserve"> Then </w:t>
+      </w:r>
+      <w:r>
+        <w:t>I w</w:t>
+      </w:r>
+      <w:r>
+        <w:t>o</w:t>
+      </w:r>
+      <w:r>
+        <w:t>ke up to a cute bunny girl nurse. Then I discover</w:t>
+      </w:r>
+      <w:r>
+        <w:t>ed</w:t>
+      </w:r>
+      <w:r>
+        <w:t xml:space="preserve"> I now have my idealized </w:t>
+      </w:r>
+      <w:r>
+        <w:t>body</w:t>
+      </w:r>
+      <w:r>
+        <w:t xml:space="preserve">. I’m </w:t>
+      </w:r>
+      <w:r>
+        <w:t>fit like in my marine days</w:t>
+      </w:r>
+      <w:r>
+        <w:t>, and everything seems larger than life.”</w:t>
+      </w:r>
+    </w:p>
+    <w:p>
+      <w:r>
+        <w:t xml:space="preserve">Fineous </w:t>
+      </w:r>
+      <w:r>
+        <w:t>squinted at</w:t>
+      </w:r>
+      <w:r>
+        <w:t xml:space="preserve"> specks in t</w:t>
+      </w:r>
+      <w:r>
+        <w:t>he sky, silhouetted by the aurora.</w:t>
+      </w:r>
+    </w:p>
+    <w:p>
+      <w:r>
+        <w:lastRenderedPageBreak/>
+        <w:t>“Look at that,” Fineous said</w:t>
+      </w:r>
+      <w:r>
+        <w:t>, pointing</w:t>
+      </w:r>
+      <w:r>
+        <w:t>. “What do you see?”</w:t>
+      </w:r>
+    </w:p>
+    <w:p>
+      <w:r>
+        <w:t>Aragorn looked and said, “Those look like dragons.”</w:t>
+      </w:r>
+    </w:p>
+    <w:p>
+      <w:r>
+        <w:t>“Precisely my point,” Fineous said excitedly, almost hopping up and down with excitement. “By the way, my name is Frank. No. My name is Fineous. I will have to get used to that.</w:t>
+      </w:r>
+      <w:r>
+        <w:t xml:space="preserve"> Fineous </w:t>
+      </w:r>
+      <w:r>
+        <w:t>Bogg</w:t>
+      </w:r>
+      <w:r>
+        <w:t xml:space="preserve"> at your service,</w:t>
+      </w:r>
+      <w:r>
+        <w:t>”</w:t>
+      </w:r>
+      <w:r>
+        <w:t xml:space="preserve"> he said and made a sweeping bow with an imaginary hat.</w:t>
+      </w:r>
+    </w:p>
+    <w:p>
+      <w:r>
+        <w:t xml:space="preserve">“It comes from Fineous Fingers from a retro video game. But I’m not a thief, so I took Bogg from </w:t>
+      </w:r>
+      <w:r>
+        <w:t>Phineas Bogg</w:t>
+      </w:r>
+      <w:r>
+        <w:t xml:space="preserve"> from the time-travelling Voyagers.</w:t>
+      </w:r>
+      <w:r>
+        <w:t>”</w:t>
+      </w:r>
+    </w:p>
+    <w:p>
+      <w:r>
+        <w:t xml:space="preserve">“Frank reminds me of a famous doctor </w:t>
+      </w:r>
+      <w:r>
+        <w:t xml:space="preserve">and researcher </w:t>
+      </w:r>
+      <w:r>
+        <w:t xml:space="preserve">that died a few months ago, named Dr. Frank </w:t>
+      </w:r>
+      <w:r>
+        <w:t>N</w:t>
+      </w:r>
+      <w:r>
+        <w:t xml:space="preserve"> Stein. Everyone call</w:t>
+      </w:r>
+      <w:r>
+        <w:t>ed</w:t>
+      </w:r>
+      <w:r>
+        <w:t xml:space="preserve"> him Dr. Frankenstein. </w:t>
+      </w:r>
+      <w:r>
+        <w:t>He too was killed by a rogue truck. Although he would have died from the consumption of some toxic substance he concocted had he survived the collision, they said.</w:t>
+      </w:r>
+    </w:p>
+    <w:p>
+      <w:r>
+        <w:t>“</w:t>
+      </w:r>
+      <w:r>
+        <w:t>Mad scientist to the end</w:t>
+      </w:r>
+      <w:r>
+        <w:t>, everyone says.”</w:t>
+      </w:r>
+    </w:p>
+    <w:p>
+      <w:r>
+        <w:t>Aragorn looked at Fineous grimacing and asked, “What’s the matter? Are you okay?”</w:t>
+      </w:r>
+    </w:p>
+    <w:p>
+      <w:r>
+        <w:t xml:space="preserve">“That mad scientist </w:t>
+      </w:r>
+      <w:r>
+        <w:t>was</w:t>
+      </w:r>
+      <w:r>
+        <w:t xml:space="preserve"> me. Dr. Frankenstein, in the flesh,” Fineous said. “I failed in my mission to find the secret to immortality. </w:t>
+      </w:r>
+      <w:r>
+        <w:t xml:space="preserve">Or maybe I succeeded. No one will ever know. </w:t>
+      </w:r>
+      <w:r>
+        <w:t>And now I truly am dead. On the bright side, this is not the oblivion I was expecting.”</w:t>
+      </w:r>
+    </w:p>
+    <w:p>
+      <w:r>
+        <w:t>“Sorry. I didn’t mean to be rude. You were 90</w:t>
+      </w:r>
+      <w:r>
+        <w:t>-</w:t>
+      </w:r>
+      <w:r>
+        <w:t>something, weren’t you? How come you look so different?” Aragorn asked.</w:t>
+      </w:r>
+    </w:p>
+    <w:p>
+      <w:r>
+        <w:t>Fineous waved his hand and said, “As Endol said, we t</w:t>
+      </w:r>
+      <w:r>
+        <w:t>a</w:t>
+      </w:r>
+      <w:r>
+        <w:t>k</w:t>
+      </w:r>
+      <w:r>
+        <w:t>e</w:t>
+      </w:r>
+      <w:r>
+        <w:t xml:space="preserve"> on our idea</w:t>
+      </w:r>
+      <w:r>
+        <w:t>l self image when we c</w:t>
+      </w:r>
+      <w:r>
+        <w:t>o</w:t>
+      </w:r>
+      <w:r>
+        <w:t>me here. I love anime characters with red hair, and when I was a child, I dreamed of being 16</w:t>
+      </w:r>
+      <w:r>
+        <w:t>,</w:t>
+      </w:r>
+      <w:r>
+        <w:t xml:space="preserve"> </w:t>
+      </w:r>
+      <w:r>
+        <w:t>s</w:t>
+      </w:r>
+      <w:r>
+        <w:t>ince 16 is 4 raise</w:t>
+      </w:r>
+      <w:r>
+        <w:t>d</w:t>
+      </w:r>
+      <w:r>
+        <w:t xml:space="preserve"> to the second power and 2 raised to the fourth power. Silly I know.”</w:t>
+      </w:r>
+    </w:p>
+    <w:p>
+      <w:r>
+        <w:lastRenderedPageBreak/>
+        <w:t>“If we really are dead</w:t>
+      </w:r>
+      <w:r>
+        <w:t>, how come we need to eat?” Aragorn asked.</w:t>
+      </w:r>
+    </w:p>
+    <w:p>
+      <w:r>
+        <w:t>“Good point,” Fineous said. “So what brings you up here?”</w:t>
+      </w:r>
+    </w:p>
+    <w:p>
+      <w:r>
+        <w:t>Aragorn said</w:t>
+      </w:r>
+      <w:r>
+        <w:t>,</w:t>
+      </w:r>
+      <w:r>
+        <w:t xml:space="preserve"> “I wanted a bird’s eye view of the area. Later I’ll look for some party members.”</w:t>
+      </w:r>
+    </w:p>
+    <w:p>
+      <w:r>
+        <w:t>“How many members are there in a party, do you suppose?” Fineous asked.</w:t>
+      </w:r>
+    </w:p>
+    <w:p>
+      <w:r>
+        <w:t>“It has to be a prime number,” Aragorn said. “3 is too small. 11 is probably too big. That leaves 5 or 7.”</w:t>
+      </w:r>
+    </w:p>
+    <w:p>
+      <w:r>
+        <w:t>“Why prime?” Fineous asked.</w:t>
+      </w:r>
+    </w:p>
+    <w:p>
+      <w:r>
+        <w:t xml:space="preserve">“I read somewhere that </w:t>
+      </w:r>
+      <w:r>
+        <w:t xml:space="preserve">it </w:t>
+      </w:r>
+      <w:r>
+        <w:t>contributes to stability,” Aragorn said.</w:t>
+      </w:r>
+    </w:p>
+    <w:p>
+      <w:r>
+        <w:t>“</w:t>
+      </w:r>
+      <w:r>
+        <w:t xml:space="preserve">By the way, I am a </w:t>
+      </w:r>
+      <w:r>
+        <w:t xml:space="preserve">Ranger </w:t>
+      </w:r>
+      <w:r>
+        <w:t>with skills like Dead Eye</w:t>
+      </w:r>
+      <w:r>
+        <w:t>,</w:t>
+      </w:r>
+      <w:r>
+        <w:t xml:space="preserve"> Archery</w:t>
+      </w:r>
+      <w:r>
+        <w:t xml:space="preserve"> and </w:t>
+      </w:r>
+      <w:r>
+        <w:t xml:space="preserve">Explosion </w:t>
+      </w:r>
+      <w:r>
+        <w:rPr>
+          <w:rFonts w:asciiTheme="minorHAnsi" w:hAnsiTheme="minorHAnsi" w:cstheme="minorHAnsi"/>
+        </w:rPr>
+        <w:t>Mastery</w:t>
+      </w:r>
+      <w:r>
+        <w:t>,” Aragon said.</w:t>
+      </w:r>
+    </w:p>
+    <w:p>
+      <w:r>
+        <w:t>“Remind me never to get into a fight with you. And good luck becoming a king,” Fineous said. “Forgive me if I don’t bow. You are still an unknown ranger.”</w:t>
+      </w:r>
+    </w:p>
+    <w:p>
+      <w:r>
+        <w:t>“Great movie, wasn’t it?” Aragorn said. “I always imagined being just like him; someone to rival an elf in strength and beauty.”</w:t>
+      </w:r>
+    </w:p>
+    <w:p>
+      <w:r>
+        <w:t>“Did someon</w:t>
+      </w:r>
+      <w:r>
+        <w:t>e say strength?” a voice called as a head popped over the retaining wall of the terrace.</w:t>
+      </w:r>
+    </w:p>
+    <w:p>
+      <w:r>
+        <w:t>A moment later a man stepped onto the terrace.</w:t>
+      </w:r>
+    </w:p>
+    <w:p>
+      <w:r>
+        <w:t xml:space="preserve"> He was massive like a gorilla </w:t>
+      </w:r>
+      <w:r>
+        <w:t>and with a battle-hardened face</w:t>
+      </w:r>
+      <w:r>
+        <w:t xml:space="preserve"> and hairy hands</w:t>
+      </w:r>
+      <w:r>
+        <w:t>.</w:t>
+      </w:r>
+      <w:r>
+        <w:t xml:space="preserve"> He had</w:t>
+      </w:r>
+      <w:r>
+        <w:t xml:space="preserve"> waste-length</w:t>
+      </w:r>
+      <w:r>
+        <w:t xml:space="preserve"> green hair</w:t>
+      </w:r>
+      <w:r>
+        <w:t xml:space="preserve"> that looked like a fur coat, scraggly beard, thick unibrow,</w:t>
+      </w:r>
+      <w:r>
+        <w:t xml:space="preserve"> and </w:t>
+      </w:r>
+      <w:r>
+        <w:t>red</w:t>
+      </w:r>
+      <w:r>
+        <w:t xml:space="preserve"> eyes</w:t>
+      </w:r>
+      <w:r>
+        <w:t>.</w:t>
+      </w:r>
+      <w:r>
+        <w:t xml:space="preserve"> Strangely, the combination worked incredibly well, making him </w:t>
+      </w:r>
+      <w:r>
+        <w:t xml:space="preserve">both </w:t>
+      </w:r>
+      <w:r>
+        <w:t>attractive</w:t>
+      </w:r>
+      <w:r>
+        <w:t xml:space="preserve"> and cuddly like a bear</w:t>
+      </w:r>
+      <w:r>
+        <w:t>.</w:t>
+      </w:r>
+    </w:p>
+    <w:p>
+      <w:r>
+        <w:lastRenderedPageBreak/>
+        <w:t>Fineous briefly wondered if Demonbane had a furry back.</w:t>
+      </w:r>
+    </w:p>
+    <w:p>
+      <w:r>
+        <w:t xml:space="preserve">“I’m Demonbane Deathclaw </w:t>
+      </w:r>
+      <w:r>
+        <w:t xml:space="preserve">and I’m 19,” Demonbane said. “I am a </w:t>
+      </w:r>
+      <w:r>
+        <w:t>barbarian</w:t>
+      </w:r>
+      <w:r>
+        <w:t>, as you can guess.</w:t>
+      </w:r>
+      <w:r>
+        <w:t xml:space="preserve"> </w:t>
+      </w:r>
+      <w:r>
+        <w:t>I’m glad I didn’t get a lame class</w:t>
+      </w:r>
+      <w:r>
+        <w:t>.”</w:t>
+      </w:r>
+    </w:p>
+    <w:p>
+      <w:r>
+        <w:t>“I see you dye</w:t>
+      </w:r>
+      <w:r>
+        <w:t>d</w:t>
+      </w:r>
+      <w:r>
+        <w:t xml:space="preserve"> your hair in the blood of demons,” Fineous said. “And y</w:t>
+      </w:r>
+      <w:r>
+        <w:t>our presence literally breaks bones</w:t>
       </w:r>
       <w:r>
         <w:t xml:space="preserve">. </w:t>
       </w:r>
       <w:r>
-        <w:t>No human back on Earth had that hair color</w:t>
-      </w:r>
-      <w:r>
-        <w:t>, but it looked completely natural</w:t>
+        <w:t>What brings you up here?”</w:t>
+      </w:r>
+    </w:p>
+    <w:p>
+      <w:r>
+        <w:t>“</w:t>
+      </w:r>
+      <w:r>
+        <w:t>Good one,” Demonbane said</w:t>
+      </w:r>
+      <w:r>
+        <w:t>, laughing</w:t>
+      </w:r>
+      <w:r>
+        <w:t>. “</w:t>
+      </w:r>
+      <w:r>
+        <w:t>I saw the both of you climbing here and I was curious</w:t>
       </w:r>
       <w:r>
         <w:t xml:space="preserve">. </w:t>
       </w:r>
       <w:r>
-        <w:t xml:space="preserve">He also had </w:t>
-      </w:r>
-      <w:r>
-        <w:t>deep</w:t>
-      </w:r>
-      <w:r>
-        <w:t xml:space="preserve"> blue eyes</w:t>
+        <w:t xml:space="preserve">I certainly don’t want to be in </w:t>
+      </w:r>
+      <w:r>
+        <w:t xml:space="preserve">just </w:t>
+      </w:r>
+      <w:r>
+        <w:t>any party. I want strong members. Are you strong?”</w:t>
+      </w:r>
+    </w:p>
+    <w:p>
+      <w:r>
+        <w:t xml:space="preserve">“Sorry,” Fineous </w:t>
+      </w:r>
+      <w:r>
+        <w:t>replied</w:t>
+      </w:r>
+      <w:r>
+        <w:t xml:space="preserve">. “You got us beat in that department. Aragon is just a ranger with princely good looks and I’m just a guy who </w:t>
+      </w:r>
+      <w:r>
+        <w:t>is</w:t>
+      </w:r>
+      <w:r>
+        <w:t xml:space="preserve"> roguishly </w:t>
+      </w:r>
+      <w:r>
+        <w:t>handsome. By that I mean I’m Fineous the rogue.”</w:t>
+      </w:r>
+    </w:p>
+    <w:p>
+      <w:r>
+        <w:t>“I’ll keep you two in mind,” Demonbane said. “I can’t wait to start fighting monsters.”</w:t>
+      </w:r>
+    </w:p>
+    <w:p>
+      <w:r>
+        <w:t>Fineous walked to the ledge and looked down. The others followed.</w:t>
+      </w:r>
+    </w:p>
+    <w:p>
+      <w:r>
+        <w:t>“That’s interesting,” Fineous said. “I hadn’t realized that wall of vegetation was a giant maze. W</w:t>
+      </w:r>
+      <w:r>
+        <w:t>hat</w:t>
+      </w:r>
+      <w:r>
+        <w:t xml:space="preserve"> a huge training area.”</w:t>
+      </w:r>
+    </w:p>
+    <w:p>
+      <w:r>
+        <w:t>“If you’re a rogue, can you do any ninja tricks?” Demonbane asked.</w:t>
+      </w:r>
+    </w:p>
+    <w:p>
+      <w:r>
+        <w:t>“I can shadow meld,” Fineous said</w:t>
+      </w:r>
+      <w:r>
+        <w:t>. He demonstrated and added</w:t>
+      </w:r>
+      <w:r>
+        <w:t>, “Although I haven’t properly explored that yet</w:t>
+      </w:r>
+      <w:r>
+        <w:t>, since the shadows contain monsters</w:t>
+      </w:r>
+      <w:r>
+        <w:t xml:space="preserve">. The others are just standard </w:t>
+      </w:r>
+      <w:r>
+        <w:t>RPG stuff, like mapping.”</w:t>
+      </w:r>
+    </w:p>
+    <w:p>
+      <w:r>
+        <w:t>“</w:t>
+      </w:r>
+      <w:r>
+        <w:t xml:space="preserve">I got </w:t>
+      </w:r>
+      <w:r>
+        <w:rPr>
+          <w:rFonts w:asciiTheme="minorHAnsi" w:hAnsiTheme="minorHAnsi" w:cstheme="minorHAnsi"/>
+        </w:rPr>
+        <w:t>camping</w:t>
       </w:r>
       <w:r>
         <w:t xml:space="preserve"> </w:t>
       </w:r>
       <w:r>
-        <w:t>that almost glowed</w:t>
-      </w:r>
-      <w:r>
-        <w:t xml:space="preserve">, but with flecks of </w:t>
-      </w:r>
-      <w:r>
-        <w:t>green</w:t>
+        <w:t xml:space="preserve">and </w:t>
+      </w:r>
+      <w:r>
+        <w:t xml:space="preserve">an inventory. The rest are barbarian </w:t>
+      </w:r>
+      <w:r>
+        <w:t>skill</w:t>
+      </w:r>
+      <w:r>
+        <w:t>s</w:t>
+      </w:r>
+      <w:r>
+        <w:t>,</w:t>
+      </w:r>
+      <w:r>
+        <w:t xml:space="preserve"> such as barbaric weapons and </w:t>
+      </w:r>
+      <w:r>
+        <w:t>brute strength</w:t>
+      </w:r>
+      <w:r>
+        <w:t>,</w:t>
+      </w:r>
+      <w:r>
+        <w:t>” Demonbane said.</w:t>
+      </w:r>
+    </w:p>
+    <w:p>
+      <w:r>
+        <w:t>“In other words, you are the perfect tank,” Aragon said.</w:t>
+      </w:r>
+    </w:p>
+    <w:p>
+      <w:r>
+        <w:t>“Damn straight,” Demonbane agreed.</w:t>
+      </w:r>
+    </w:p>
+    <w:p>
+      <w:r>
+        <w:lastRenderedPageBreak/>
+        <w:t>“We have a Rogue, a Tank and an Archer. We just need a Healer and a Wizard,” Aragon said.</w:t>
+      </w:r>
+    </w:p>
+    <w:p>
+      <w:r>
+        <w:t xml:space="preserve">Just then someone </w:t>
+      </w:r>
+      <w:r>
+        <w:t xml:space="preserve">jumped down from the top of a patio awning. She was covered in flames. “Did you say </w:t>
+      </w:r>
+      <w:r>
+        <w:t>mage</w:t>
+      </w:r>
+      <w:r>
+        <w:t>?”</w:t>
+      </w:r>
+    </w:p>
+    <w:p>
+      <w:r>
+        <w:t>Demonbane nearly jumped out of his skin and turned around. “Where the hell did you come from?</w:t>
+      </w:r>
+      <w:r>
+        <w:t xml:space="preserve"> Is that fire?</w:t>
+      </w:r>
+      <w:r>
+        <w:t>”</w:t>
+      </w:r>
+    </w:p>
+    <w:p>
+      <w:r>
+        <w:t xml:space="preserve">The newcomer was </w:t>
+      </w:r>
+      <w:r>
+        <w:t xml:space="preserve">a </w:t>
+      </w:r>
+      <w:r>
+        <w:t>tall</w:t>
+      </w:r>
+      <w:r>
+        <w:t xml:space="preserve"> </w:t>
+      </w:r>
+      <w:r>
+        <w:t>1</w:t>
+      </w:r>
+      <w:r>
+        <w:t>8 year old girl with</w:t>
+      </w:r>
+      <w:r>
+        <w:t xml:space="preserve"> sky blue hair</w:t>
+      </w:r>
+      <w:r>
+        <w:t xml:space="preserve"> and sparkly eyes of </w:t>
+      </w:r>
+      <w:r>
+        <w:t xml:space="preserve">an </w:t>
+      </w:r>
+      <w:r>
+        <w:t xml:space="preserve">unknown </w:t>
+      </w:r>
+      <w:r>
+        <w:t xml:space="preserve">metallic </w:t>
+      </w:r>
+      <w:r>
+        <w:t>color</w:t>
+      </w:r>
+      <w:r>
+        <w:t xml:space="preserve">. And yes, </w:t>
+      </w:r>
+      <w:r>
+        <w:t>s</w:t>
+      </w:r>
+      <w:r>
+        <w:t xml:space="preserve">he was </w:t>
+      </w:r>
+      <w:r>
+        <w:t>on fire</w:t>
+      </w:r>
+      <w:r>
+        <w:t xml:space="preserve">. “I’m </w:t>
+      </w:r>
+      <w:r>
+        <w:t>Erza Scarlet</w:t>
+      </w:r>
+      <w:r>
+        <w:t xml:space="preserve">. </w:t>
+      </w:r>
+      <w:r>
+        <w:t xml:space="preserve">And just like </w:t>
+      </w:r>
+      <w:r>
+        <w:t xml:space="preserve">Erza </w:t>
+      </w:r>
+      <w:r>
+        <w:t>of Fairy Tale</w:t>
+      </w:r>
+      <w:r>
+        <w:t xml:space="preserve">, </w:t>
+      </w:r>
+      <w:r>
+        <w:t>I can create and manage costumes</w:t>
       </w:r>
       <w:r>
         <w:t>.</w:t>
       </w:r>
       <w:r>
-        <w:t xml:space="preserve"> In short, he was a movie star waiting to be discovered.</w:t>
-      </w:r>
-    </w:p>
-    <w:p>
-      <w:r>
-        <w:t>Fineous</w:t>
-      </w:r>
-      <w:r>
-        <w:t xml:space="preserve"> said, “It sure is. I’m going to enjoy the afterlife.”</w:t>
-      </w:r>
-    </w:p>
-    <w:p>
-      <w:r>
-        <w:t xml:space="preserve">Fineous’ </w:t>
-      </w:r>
-      <w:r>
-        <w:t>ability</w:t>
-      </w:r>
-      <w:r>
-        <w:t xml:space="preserve"> identified the man as Ranger Aragorn</w:t>
-      </w:r>
-      <w:r>
-        <w:t xml:space="preserve"> Earthsworn</w:t>
+        <w:t xml:space="preserve"> I </w:t>
+      </w:r>
+      <w:r>
+        <w:t xml:space="preserve">also </w:t>
+      </w:r>
+      <w:r>
+        <w:t xml:space="preserve">have </w:t>
+      </w:r>
+      <w:r>
+        <w:t>fire</w:t>
+      </w:r>
+      <w:r>
+        <w:t xml:space="preserve"> control</w:t>
+      </w:r>
+      <w:r>
+        <w:t xml:space="preserve"> which Erza never had</w:t>
       </w:r>
       <w:r>
         <w:t>.</w:t>
       </w:r>
-    </w:p>
-    <w:p>
-      <w:r>
-        <w:t xml:space="preserve">“You really think this is the afterlife?” </w:t>
-      </w:r>
-      <w:r>
-        <w:t xml:space="preserve">Aragorn </w:t>
-      </w:r>
-      <w:r>
-        <w:t xml:space="preserve">asked. “By the way my name is </w:t>
-      </w:r>
-      <w:r>
-        <w:t>Aragorn</w:t>
-      </w:r>
-      <w:r>
-        <w:t xml:space="preserve"> Earthsworn</w:t>
+      <w:r>
+        <w:t>”</w:t>
+      </w:r>
+    </w:p>
+    <w:p>
+      <w:r>
+        <w:t>“</w:t>
+      </w:r>
+      <w:r>
+        <w:t>That’s quite a jump</w:t>
+      </w:r>
+      <w:r>
+        <w:t>,” Fineous said. “Did you reduce gr</w:t>
+      </w:r>
+      <w:r>
+        <w:t>avity on yourself or something? You almost looked as if you were floating.”</w:t>
+      </w:r>
+    </w:p>
+    <w:p>
+      <w:r>
+        <w:t>Erza smiled and said, “Th</w:t>
+      </w:r>
+      <w:r>
+        <w:t>at was telekinesis. I</w:t>
+      </w:r>
+      <w:r>
+        <w:t xml:space="preserve"> train</w:t>
+      </w:r>
+      <w:r>
+        <w:t>ed</w:t>
+      </w:r>
+      <w:r>
+        <w:t xml:space="preserve"> it to </w:t>
+      </w:r>
+      <w:r>
+        <w:t>11</w:t>
+      </w:r>
+      <w:r>
+        <w:t>kg</w:t>
+      </w:r>
+      <w:r>
+        <w:t xml:space="preserve"> quickly</w:t>
+      </w:r>
+      <w:r>
+        <w:t>. After that I seem t</w:t>
+      </w:r>
+      <w:r>
+        <w:t>o have hit a brick wa</w:t>
+      </w:r>
+      <w:r>
+        <w:t>l</w:t>
+      </w:r>
+      <w:r>
+        <w:t>l</w:t>
+      </w:r>
+      <w:r>
+        <w:t xml:space="preserve">. </w:t>
+      </w:r>
+      <w:r>
+        <w:t>I decided to climb this</w:t>
+      </w:r>
+      <w:r>
+        <w:t xml:space="preserve"> trellis</w:t>
+      </w:r>
+      <w:r>
+        <w:t xml:space="preserve"> for training but it didn’t work</w:t>
       </w:r>
       <w:r>
         <w:t>.”</w:t>
@@ -4956,883 +5752,96 @@
     </w:p>
     <w:p>
       <w:r>
-        <w:t>“First</w:t>
-      </w:r>
-      <w:r>
-        <w:t>,</w:t>
-      </w:r>
-      <w:r>
-        <w:t xml:space="preserve"> I di</w:t>
-      </w:r>
-      <w:r>
-        <w:t xml:space="preserve">ed </w:t>
-      </w:r>
-      <w:r>
-        <w:t xml:space="preserve">in </w:t>
-      </w:r>
-      <w:r>
-        <w:t>a truck accident, or was it by poison?</w:t>
-      </w:r>
-      <w:r>
-        <w:t xml:space="preserve"> Then </w:t>
-      </w:r>
-      <w:r>
-        <w:t>I w</w:t>
-      </w:r>
-      <w:r>
-        <w:t>o</w:t>
-      </w:r>
-      <w:r>
-        <w:t>ke up to a cute bunny girl nurse. Then I discover</w:t>
-      </w:r>
-      <w:r>
-        <w:t>ed</w:t>
-      </w:r>
-      <w:r>
-        <w:t xml:space="preserve"> I now have my idealized </w:t>
-      </w:r>
-      <w:r>
-        <w:t>body</w:t>
-      </w:r>
-      <w:r>
-        <w:t xml:space="preserve">. I’m </w:t>
-      </w:r>
-      <w:r>
-        <w:t>fit like in my marine days</w:t>
-      </w:r>
-      <w:r>
-        <w:t>, and everything seems larger than life.”</w:t>
-      </w:r>
-    </w:p>
-    <w:p>
-      <w:r>
-        <w:t xml:space="preserve">Fineous </w:t>
-      </w:r>
-      <w:r>
-        <w:t>squinted at</w:t>
-      </w:r>
-      <w:r>
-        <w:t xml:space="preserve"> specks in t</w:t>
-      </w:r>
-      <w:r>
-        <w:t>he sky, silhouetted by the aurora.</w:t>
-      </w:r>
-    </w:p>
-    <w:p>
-      <w:r>
-        <w:t>“Look at that,” Fineous said</w:t>
-      </w:r>
-      <w:r>
-        <w:t>, pointing</w:t>
-      </w:r>
-      <w:r>
-        <w:t>. “What do you see?”</w:t>
+        <w:t>Fineous contemplated Erza’s words. That would definitely affect training.</w:t>
+      </w:r>
+    </w:p>
+    <w:p>
+      <w:r>
+        <w:t>“How do you know it’s 11 kg?” Fineous asked.</w:t>
+      </w:r>
+    </w:p>
+    <w:p>
+      <w:r>
+        <w:t>“</w:t>
+      </w:r>
+      <w:r>
+        <w:t>Down below</w:t>
+      </w:r>
+      <w:r>
+        <w:t xml:space="preserve"> are some training weights,” Erza said.</w:t>
+      </w:r>
+    </w:p>
+    <w:p>
+      <w:r>
+        <w:t>“This is actually a good place</w:t>
+      </w:r>
+      <w:r>
+        <w:t xml:space="preserve"> to meet strong people</w:t>
+      </w:r>
+      <w:r>
+        <w:t>,” Aragon said.</w:t>
+      </w:r>
+    </w:p>
+    <w:p>
+      <w:r>
+        <w:t>“</w:t>
+      </w:r>
+      <w:r>
+        <w:t xml:space="preserve">I can’t wait to </w:t>
+      </w:r>
+      <w:r>
+        <w:t>go monster hunting</w:t>
+      </w:r>
+      <w:r>
+        <w:t>. I can feel that hunger Lord Endol mentioned</w:t>
+      </w:r>
+      <w:r>
+        <w:t>,” Demonbane said with an evil grin. “I wonder if there are any dragons.”</w:t>
+      </w:r>
+    </w:p>
+    <w:p>
+      <w:r>
+        <w:t>“</w:t>
+      </w:r>
+      <w:r>
+        <w:t>There are a few there,</w:t>
+      </w:r>
+      <w:r>
+        <w:t>”</w:t>
+      </w:r>
+      <w:r>
+        <w:t xml:space="preserve"> Erza said, pointing.</w:t>
+      </w:r>
+    </w:p>
+    <w:p>
+      <w:r>
+        <w:t>“Are you sure?” Demonbane asked</w:t>
+      </w:r>
+      <w:r>
+        <w:t>, squinting</w:t>
+      </w:r>
+      <w:r>
+        <w:t>. “I can’t see anything.”</w:t>
       </w:r>
     </w:p>
     <w:p>
       <w:r>
         <w:lastRenderedPageBreak/>
-        <w:t>Aragorn looked and said, “Those look like dragons.”</w:t>
-      </w:r>
-    </w:p>
-    <w:p>
-      <w:r>
-        <w:t>“Precisely my point,” Fineous said excitedly, almost hopping up and down with excitement. “By the way, my name is Frank. No. My name is Fineous. I will have to get used to that.</w:t>
-      </w:r>
-      <w:r>
-        <w:t xml:space="preserve"> Fineous </w:t>
-      </w:r>
-      <w:r>
-        <w:t>Bogg</w:t>
-      </w:r>
-      <w:r>
-        <w:t xml:space="preserve"> at your service,</w:t>
-      </w:r>
-      <w:r>
-        <w:t>”</w:t>
-      </w:r>
-      <w:r>
-        <w:t xml:space="preserve"> he said and made a sweeping bow with an imaginary hat.</w:t>
-      </w:r>
-    </w:p>
-    <w:p>
-      <w:r>
-        <w:t xml:space="preserve">“It comes from Fineous Fingers from a retro video game. But I’m not a thief, so I took Bogg from </w:t>
-      </w:r>
-      <w:r>
-        <w:t>Phineas Bogg</w:t>
-      </w:r>
-      <w:r>
-        <w:t xml:space="preserve"> from the time-travelling Voyagers.</w:t>
-      </w:r>
-      <w:r>
-        <w:t>”</w:t>
-      </w:r>
-    </w:p>
-    <w:p>
-      <w:r>
-        <w:t xml:space="preserve">“Frank reminds me of a famous doctor </w:t>
-      </w:r>
-      <w:r>
-        <w:t xml:space="preserve">and researcher </w:t>
-      </w:r>
-      <w:r>
-        <w:t xml:space="preserve">that died a few months ago, named Dr. Frank </w:t>
-      </w:r>
-      <w:r>
-        <w:t>N</w:t>
-      </w:r>
-      <w:r>
-        <w:t xml:space="preserve"> Stein. Everyone call</w:t>
-      </w:r>
-      <w:r>
-        <w:t>ed</w:t>
-      </w:r>
-      <w:r>
-        <w:t xml:space="preserve"> him Dr. Frankenstein. </w:t>
-      </w:r>
-      <w:r>
-        <w:t>He too was killed by a rogue truck. Although he would have died from the consumption of some toxic substance he concocted had he survived the collision, they said.</w:t>
-      </w:r>
-    </w:p>
-    <w:p>
-      <w:r>
-        <w:t>“</w:t>
-      </w:r>
-      <w:r>
-        <w:t>Mad scientist to the end</w:t>
-      </w:r>
-      <w:r>
-        <w:t>, everyone says.”</w:t>
-      </w:r>
-    </w:p>
-    <w:p>
-      <w:r>
-        <w:t>Aragorn looked at Fineous grimacing and asked, “What’s the matter? Are you okay?”</w:t>
-      </w:r>
-    </w:p>
-    <w:p>
-      <w:r>
-        <w:t xml:space="preserve">“That mad scientist </w:t>
-      </w:r>
-      <w:r>
-        <w:t>was</w:t>
-      </w:r>
-      <w:r>
-        <w:t xml:space="preserve"> me. Dr. Frankenstein, in the flesh,” Fineous said. “I failed in my mission to find the secret to immortality. </w:t>
-      </w:r>
-      <w:r>
-        <w:t xml:space="preserve">Or maybe I succeeded. No one will ever know. </w:t>
-      </w:r>
-      <w:r>
-        <w:t>And now I truly am dead. On the bright side, this is not the oblivion I was expecting.”</w:t>
-      </w:r>
-    </w:p>
-    <w:p>
-      <w:r>
-        <w:t>“Sorry. I didn’t mean to be rude. You were 90</w:t>
-      </w:r>
-      <w:r>
-        <w:t>-</w:t>
-      </w:r>
-      <w:r>
-        <w:t>something, weren’t you? How come you look so different?” Aragorn asked.</w:t>
-      </w:r>
-    </w:p>
-    <w:p>
-      <w:r>
-        <w:t>Fineous waved his hand and said, “As Endol said, we t</w:t>
-      </w:r>
-      <w:r>
-        <w:t>a</w:t>
-      </w:r>
-      <w:r>
-        <w:t>k</w:t>
-      </w:r>
-      <w:r>
-        <w:t>e</w:t>
-      </w:r>
-      <w:r>
-        <w:t xml:space="preserve"> on our idea</w:t>
-      </w:r>
-      <w:r>
-        <w:t>l self image when we c</w:t>
-      </w:r>
-      <w:r>
-        <w:t>o</w:t>
-      </w:r>
-      <w:r>
-        <w:t>me here. I love anime characters with red hair, and when I was a child, I dreamed of being 16</w:t>
-      </w:r>
-      <w:r>
-        <w:t>,</w:t>
+        <w:t xml:space="preserve">“Right,” </w:t>
+      </w:r>
+      <w:r>
+        <w:t>Erza</w:t>
+      </w:r>
+      <w:r>
+        <w:t xml:space="preserve"> said. “I have enhanced senses. </w:t>
+      </w:r>
+      <w:r>
+        <w:t>That includes</w:t>
       </w:r>
       <w:r>
         <w:t xml:space="preserve"> </w:t>
       </w:r>
       <w:r>
-        <w:t>s</w:t>
-      </w:r>
-      <w:r>
-        <w:t>ince 16 is 4 raise</w:t>
-      </w:r>
-      <w:r>
-        <w:t>d</w:t>
-      </w:r>
-      <w:r>
-        <w:t xml:space="preserve"> to the second power and 2 raised to the fourth power. Silly I know.”</w:t>
-      </w:r>
-    </w:p>
-    <w:p>
-      <w:r>
-        <w:t>“If we really are dead</w:t>
-      </w:r>
-      <w:r>
-        <w:t>, how come we need to eat?” Aragorn asked.</w:t>
-      </w:r>
-    </w:p>
-    <w:p>
-      <w:r>
-        <w:lastRenderedPageBreak/>
-        <w:t>“Good point,” Fineous said. “So what brings you up here?”</w:t>
-      </w:r>
-    </w:p>
-    <w:p>
-      <w:r>
-        <w:t>Aragorn said</w:t>
-      </w:r>
-      <w:r>
-        <w:t>,</w:t>
-      </w:r>
-      <w:r>
-        <w:t xml:space="preserve"> “I wanted a bird’s eye view of the area. Later I’ll look for some party members.”</w:t>
-      </w:r>
-    </w:p>
-    <w:p>
-      <w:r>
-        <w:t>“How many members are there in a party, do you suppose?” Fineous asked.</w:t>
-      </w:r>
-    </w:p>
-    <w:p>
-      <w:r>
-        <w:t>“It has to be a prime number,” Aragorn said. “3 is too small. 11 is probably too big. That leaves 5 or 7.”</w:t>
-      </w:r>
-    </w:p>
-    <w:p>
-      <w:r>
-        <w:t>“Why prime?” Fineous asked.</w:t>
-      </w:r>
-    </w:p>
-    <w:p>
-      <w:r>
-        <w:t xml:space="preserve">“I read somewhere that </w:t>
-      </w:r>
-      <w:r>
-        <w:t xml:space="preserve">it </w:t>
-      </w:r>
-      <w:r>
-        <w:t>contributes to stability,” Aragorn said.</w:t>
-      </w:r>
-    </w:p>
-    <w:p>
-      <w:r>
-        <w:t>“</w:t>
-      </w:r>
-      <w:r>
-        <w:t xml:space="preserve">By the way, I am a </w:t>
-      </w:r>
-      <w:r>
-        <w:t xml:space="preserve">Ranger </w:t>
-      </w:r>
-      <w:r>
-        <w:t>with skills like Dead Eye</w:t>
-      </w:r>
-      <w:r>
-        <w:t>,</w:t>
-      </w:r>
-      <w:r>
-        <w:t xml:space="preserve"> Archery</w:t>
-      </w:r>
-      <w:r>
-        <w:t xml:space="preserve"> and </w:t>
-      </w:r>
-      <w:r>
-        <w:t xml:space="preserve">Explosion </w:t>
-      </w:r>
-      <w:r>
-        <w:rPr>
-          <w:rFonts w:asciiTheme="minorHAnsi" w:hAnsiTheme="minorHAnsi" w:cstheme="minorHAnsi"/>
-        </w:rPr>
-        <w:t>Mastery</w:t>
-      </w:r>
-      <w:r>
-        <w:t>,” Aragon said.</w:t>
-      </w:r>
-    </w:p>
-    <w:p>
-      <w:r>
-        <w:t>“Remind me never to get into a fight with you. And good luck becoming a king,” Fineous said. “Forgive me if I don’t bow. You are still an unknown ranger.”</w:t>
-      </w:r>
-    </w:p>
-    <w:p>
-      <w:r>
-        <w:t>“Great movie, wasn’t it?” Aragorn said. “I always imagined being just like him; someone to rival an elf in strength and beauty.”</w:t>
-      </w:r>
-    </w:p>
-    <w:p>
-      <w:r>
-        <w:t>“Did someon</w:t>
-      </w:r>
-      <w:r>
-        <w:t>e say strength?” a voice called as a head popped over the retaining wall of the terrace.</w:t>
-      </w:r>
-    </w:p>
-    <w:p>
-      <w:r>
-        <w:t>A moment later a man stepped onto the terrace.</w:t>
-      </w:r>
-    </w:p>
-    <w:p>
-      <w:r>
-        <w:t xml:space="preserve"> He was massive like a gorilla </w:t>
-      </w:r>
-      <w:r>
-        <w:t>and with a battle-hardened face</w:t>
-      </w:r>
-      <w:r>
-        <w:t xml:space="preserve"> and hairy hands</w:t>
-      </w:r>
-      <w:r>
-        <w:t>.</w:t>
-      </w:r>
-      <w:r>
-        <w:t xml:space="preserve"> He had</w:t>
-      </w:r>
-      <w:r>
-        <w:t xml:space="preserve"> waste-length</w:t>
-      </w:r>
-      <w:r>
-        <w:t xml:space="preserve"> green hair</w:t>
-      </w:r>
-      <w:r>
-        <w:t xml:space="preserve"> that looked like a fur coat, scraggly beard, thick unibrow,</w:t>
-      </w:r>
-      <w:r>
-        <w:t xml:space="preserve"> and </w:t>
-      </w:r>
-      <w:r>
-        <w:t>red</w:t>
-      </w:r>
-      <w:r>
-        <w:t xml:space="preserve"> eyes</w:t>
-      </w:r>
-      <w:r>
-        <w:t>.</w:t>
-      </w:r>
-      <w:r>
-        <w:t xml:space="preserve"> Strangely, the combination worked incredibly well, making him </w:t>
-      </w:r>
-      <w:r>
-        <w:t xml:space="preserve">both </w:t>
-      </w:r>
-      <w:r>
-        <w:t>attractive</w:t>
-      </w:r>
-      <w:r>
-        <w:t xml:space="preserve"> and cuddly like a bear</w:t>
-      </w:r>
-      <w:r>
-        <w:t>.</w:t>
-      </w:r>
-    </w:p>
-    <w:p>
-      <w:r>
-        <w:t>Fineous briefly wondered if Demonbane had a furry back.</w:t>
-      </w:r>
-    </w:p>
-    <w:p>
-      <w:r>
-        <w:lastRenderedPageBreak/>
-        <w:t xml:space="preserve">“I’m Demonbane Deathclaw </w:t>
-      </w:r>
-      <w:r>
-        <w:t xml:space="preserve">and I’m 19,” Demonbane said. “I am a </w:t>
-      </w:r>
-      <w:r>
-        <w:t>barbarian</w:t>
-      </w:r>
-      <w:r>
-        <w:t>, as you can guess.</w:t>
-      </w:r>
-      <w:r>
-        <w:t xml:space="preserve"> </w:t>
-      </w:r>
-      <w:r>
-        <w:t>I’m glad I didn’t get a lame class</w:t>
-      </w:r>
-      <w:r>
-        <w:t>.”</w:t>
-      </w:r>
-    </w:p>
-    <w:p>
-      <w:r>
-        <w:t>“I see you dye</w:t>
-      </w:r>
-      <w:r>
-        <w:t>d</w:t>
-      </w:r>
-      <w:r>
-        <w:t xml:space="preserve"> your hair in the blood of demons,” Fineous said. “And y</w:t>
-      </w:r>
-      <w:r>
-        <w:t>our presence literally breaks bones</w:t>
-      </w:r>
-      <w:r>
-        <w:t xml:space="preserve">. </w:t>
-      </w:r>
-      <w:r>
-        <w:t>What brings you up here?”</w:t>
-      </w:r>
-    </w:p>
-    <w:p>
-      <w:r>
-        <w:t>“</w:t>
-      </w:r>
-      <w:r>
-        <w:t>Good one,” Demonbane said</w:t>
-      </w:r>
-      <w:r>
-        <w:t>, laughing</w:t>
-      </w:r>
-      <w:r>
-        <w:t>. “</w:t>
-      </w:r>
-      <w:r>
-        <w:t>I saw the both of you climbing here and I was curious</w:t>
-      </w:r>
-      <w:r>
-        <w:t xml:space="preserve">. </w:t>
-      </w:r>
-      <w:r>
-        <w:t xml:space="preserve">I certainly don’t want to be in </w:t>
-      </w:r>
-      <w:r>
-        <w:t xml:space="preserve">just </w:t>
-      </w:r>
-      <w:r>
-        <w:t>any party. I want strong members. Are you strong?”</w:t>
-      </w:r>
-    </w:p>
-    <w:p>
-      <w:r>
-        <w:t xml:space="preserve">“Sorry,” Fineous </w:t>
-      </w:r>
-      <w:r>
-        <w:t>replied</w:t>
-      </w:r>
-      <w:r>
-        <w:t xml:space="preserve">. “You got us beat in that department. Aragon is just a ranger with princely good looks and I’m just a guy who </w:t>
-      </w:r>
-      <w:r>
-        <w:t>is</w:t>
-      </w:r>
-      <w:r>
-        <w:t xml:space="preserve"> roguishly </w:t>
-      </w:r>
-      <w:r>
-        <w:t>handsome. By that I mean I’m Fineous the rogue.”</w:t>
-      </w:r>
-    </w:p>
-    <w:p>
-      <w:r>
-        <w:t>“I’ll keep you two in mind,” Demonbane said. “I can’t wait to start fighting monsters.”</w:t>
-      </w:r>
-    </w:p>
-    <w:p>
-      <w:r>
-        <w:t>Fineous walked to the ledge and looked down. The others followed.</w:t>
-      </w:r>
-    </w:p>
-    <w:p>
-      <w:r>
-        <w:t>“That’s interesting,” Fineous said. “I hadn’t realized that wall of vegetation was a giant maze. W</w:t>
-      </w:r>
-      <w:r>
-        <w:t>hat</w:t>
-      </w:r>
-      <w:r>
-        <w:t xml:space="preserve"> a huge training area.”</w:t>
-      </w:r>
-    </w:p>
-    <w:p>
-      <w:r>
-        <w:t>“If you’re a rogue, can you do any ninja tricks?” Demonbane asked.</w:t>
-      </w:r>
-    </w:p>
-    <w:p>
-      <w:r>
-        <w:t>“I can shadow meld,” Fineous said</w:t>
-      </w:r>
-      <w:r>
-        <w:t>. He demonstrated and added</w:t>
-      </w:r>
-      <w:r>
-        <w:t>, “Although I haven’t properly explored that yet</w:t>
-      </w:r>
-      <w:r>
-        <w:t>, since the shadows contain monsters</w:t>
-      </w:r>
-      <w:r>
-        <w:t xml:space="preserve">. The others are just standard </w:t>
-      </w:r>
-      <w:r>
-        <w:t>RPG stuff, like mapping.”</w:t>
-      </w:r>
-    </w:p>
-    <w:p>
-      <w:r>
-        <w:t>“</w:t>
-      </w:r>
-      <w:r>
-        <w:t xml:space="preserve">I got </w:t>
-      </w:r>
-      <w:r>
-        <w:rPr>
-          <w:rFonts w:asciiTheme="minorHAnsi" w:hAnsiTheme="minorHAnsi" w:cstheme="minorHAnsi"/>
-        </w:rPr>
-        <w:t>camping</w:t>
-      </w:r>
-      <w:r>
-        <w:t xml:space="preserve"> </w:t>
-      </w:r>
-      <w:r>
-        <w:t xml:space="preserve">and </w:t>
-      </w:r>
-      <w:r>
-        <w:t xml:space="preserve">an inventory. The rest are barbarian </w:t>
-      </w:r>
-      <w:r>
-        <w:t>skill</w:t>
-      </w:r>
-      <w:r>
-        <w:t>s</w:t>
-      </w:r>
-      <w:r>
-        <w:t>,</w:t>
-      </w:r>
-      <w:r>
-        <w:t xml:space="preserve"> such as barbaric weapons and </w:t>
-      </w:r>
-      <w:r>
-        <w:t>brute strength</w:t>
-      </w:r>
-      <w:r>
-        <w:t>,</w:t>
-      </w:r>
-      <w:r>
-        <w:t>” Demonbane said.</w:t>
-      </w:r>
-    </w:p>
-    <w:p>
-      <w:r>
-        <w:t>“In other words, you are the perfect tank,” Aragon said.</w:t>
-      </w:r>
-    </w:p>
-    <w:p>
-      <w:r>
-        <w:t>“Damn straight,” Demonbane agreed.</w:t>
-      </w:r>
-    </w:p>
-    <w:p>
-      <w:r>
-        <w:t>“We have a Rogue, a Tank and an Archer. We just need a Healer and a Wizard,” Aragon said.</w:t>
-      </w:r>
-    </w:p>
-    <w:p>
-      <w:r>
-        <w:lastRenderedPageBreak/>
-        <w:t xml:space="preserve">Just then someone </w:t>
-      </w:r>
-      <w:r>
-        <w:t xml:space="preserve">jumped down from the top of a patio awning. She was covered in flames. “Did you say </w:t>
-      </w:r>
-      <w:r>
-        <w:t>mage</w:t>
-      </w:r>
-      <w:r>
-        <w:t>?”</w:t>
-      </w:r>
-    </w:p>
-    <w:p>
-      <w:r>
-        <w:t>Demonbane nearly jumped out of his skin and turned around. “Where the hell did you come from?</w:t>
-      </w:r>
-      <w:r>
-        <w:t xml:space="preserve"> Is that fire?</w:t>
-      </w:r>
-      <w:r>
-        <w:t>”</w:t>
-      </w:r>
-    </w:p>
-    <w:p>
-      <w:r>
-        <w:t xml:space="preserve">The newcomer was </w:t>
-      </w:r>
-      <w:r>
-        <w:t xml:space="preserve">a </w:t>
-      </w:r>
-      <w:r>
-        <w:t>tall</w:t>
-      </w:r>
-      <w:r>
-        <w:t xml:space="preserve"> </w:t>
-      </w:r>
-      <w:r>
-        <w:t>1</w:t>
-      </w:r>
-      <w:r>
-        <w:t>8 year old girl with</w:t>
-      </w:r>
-      <w:r>
-        <w:t xml:space="preserve"> sky blue hair</w:t>
-      </w:r>
-      <w:r>
-        <w:t xml:space="preserve"> and sparkly eyes of </w:t>
-      </w:r>
-      <w:r>
-        <w:t xml:space="preserve">an </w:t>
-      </w:r>
-      <w:r>
-        <w:t xml:space="preserve">unknown </w:t>
-      </w:r>
-      <w:r>
-        <w:t xml:space="preserve">metallic </w:t>
-      </w:r>
-      <w:r>
-        <w:t>color</w:t>
-      </w:r>
-      <w:r>
-        <w:t xml:space="preserve">. And yes, </w:t>
-      </w:r>
-      <w:r>
-        <w:t>s</w:t>
-      </w:r>
-      <w:r>
-        <w:t xml:space="preserve">he was </w:t>
-      </w:r>
-      <w:r>
-        <w:t>on fire</w:t>
-      </w:r>
-      <w:r>
-        <w:t xml:space="preserve">. “I’m </w:t>
-      </w:r>
-      <w:r>
-        <w:t>Erza Scarlet</w:t>
-      </w:r>
-      <w:r>
-        <w:t xml:space="preserve">. </w:t>
-      </w:r>
-      <w:r>
-        <w:t xml:space="preserve">And just like </w:t>
-      </w:r>
-      <w:r>
-        <w:t xml:space="preserve">Erza </w:t>
-      </w:r>
-      <w:r>
-        <w:t>of Fairy Tale</w:t>
-      </w:r>
-      <w:r>
-        <w:t xml:space="preserve">, </w:t>
-      </w:r>
-      <w:r>
-        <w:t>I can create and manage costumes</w:t>
-      </w:r>
-      <w:r>
-        <w:t>.</w:t>
-      </w:r>
-      <w:r>
-        <w:t xml:space="preserve"> I </w:t>
-      </w:r>
-      <w:r>
-        <w:t xml:space="preserve">also </w:t>
-      </w:r>
-      <w:r>
-        <w:t xml:space="preserve">have </w:t>
-      </w:r>
-      <w:r>
-        <w:t>fire</w:t>
-      </w:r>
-      <w:r>
-        <w:t xml:space="preserve"> control</w:t>
-      </w:r>
-      <w:r>
-        <w:t xml:space="preserve"> which Erza never had</w:t>
-      </w:r>
-      <w:r>
-        <w:t>.</w:t>
-      </w:r>
-      <w:r>
-        <w:t>”</w:t>
-      </w:r>
-    </w:p>
-    <w:p>
-      <w:r>
-        <w:t>“</w:t>
-      </w:r>
-      <w:r>
-        <w:t>That’s quite a jump</w:t>
-      </w:r>
-      <w:r>
-        <w:t>,” Fineous said. “Did you reduce gr</w:t>
-      </w:r>
-      <w:r>
-        <w:t>avity on yourself or something? You almost looked as if you were floating.”</w:t>
-      </w:r>
-    </w:p>
-    <w:p>
-      <w:r>
-        <w:t>Erza smiled and said, “Th</w:t>
-      </w:r>
-      <w:r>
-        <w:t>at was telekinesis. I</w:t>
-      </w:r>
-      <w:r>
-        <w:t xml:space="preserve"> train</w:t>
-      </w:r>
-      <w:r>
-        <w:t>ed</w:t>
-      </w:r>
-      <w:r>
-        <w:t xml:space="preserve"> it to </w:t>
-      </w:r>
-      <w:r>
-        <w:t>11</w:t>
-      </w:r>
-      <w:r>
-        <w:t>kg</w:t>
-      </w:r>
-      <w:r>
-        <w:t xml:space="preserve"> quickly</w:t>
-      </w:r>
-      <w:r>
-        <w:t>. After that I seem t</w:t>
-      </w:r>
-      <w:r>
-        <w:t>o have hit a brick wa</w:t>
-      </w:r>
-      <w:r>
-        <w:t>l</w:t>
-      </w:r>
-      <w:r>
-        <w:t>l</w:t>
-      </w:r>
-      <w:r>
-        <w:t xml:space="preserve">. </w:t>
-      </w:r>
-      <w:r>
-        <w:t>I decided to climb this</w:t>
-      </w:r>
-      <w:r>
-        <w:t xml:space="preserve"> trellis</w:t>
-      </w:r>
-      <w:r>
-        <w:t xml:space="preserve"> for training but it didn’t work</w:t>
-      </w:r>
-      <w:r>
-        <w:t>.”</w:t>
-      </w:r>
-    </w:p>
-    <w:p>
-      <w:r>
-        <w:t>Fineous contemplated Erza’s words. That would definitely affect training.</w:t>
-      </w:r>
-    </w:p>
-    <w:p>
-      <w:r>
-        <w:t>“How do you know it’s 11 kg?” Fineous asked.</w:t>
-      </w:r>
-    </w:p>
-    <w:p>
-      <w:r>
-        <w:t>“</w:t>
-      </w:r>
-      <w:r>
-        <w:t>Down below</w:t>
-      </w:r>
-      <w:r>
-        <w:t xml:space="preserve"> are some training weights,” Erza said.</w:t>
-      </w:r>
-    </w:p>
-    <w:p>
-      <w:r>
-        <w:t>“This is actually a good place</w:t>
-      </w:r>
-      <w:r>
-        <w:t xml:space="preserve"> to meet strong people</w:t>
-      </w:r>
-      <w:r>
-        <w:t>,” Aragon said.</w:t>
-      </w:r>
-    </w:p>
-    <w:p>
-      <w:r>
-        <w:t>“</w:t>
-      </w:r>
-      <w:r>
-        <w:t xml:space="preserve">I can’t wait to </w:t>
-      </w:r>
-      <w:r>
-        <w:t>go monster hunting</w:t>
-      </w:r>
-      <w:r>
-        <w:t>. I can feel that hunger Lord Endol mentioned</w:t>
-      </w:r>
-      <w:r>
-        <w:t>,” Demonbane said with an evil grin. “I wonder if there are any dragons.”</w:t>
-      </w:r>
-    </w:p>
-    <w:p>
-      <w:r>
-        <w:t>“</w:t>
-      </w:r>
-      <w:r>
-        <w:t>There are a few there,</w:t>
-      </w:r>
-      <w:r>
-        <w:t>”</w:t>
-      </w:r>
-      <w:r>
-        <w:t xml:space="preserve"> Erza said, pointing.</w:t>
-      </w:r>
-    </w:p>
-    <w:p>
-      <w:r>
-        <w:t>“Are you sure?” Demonbane asked</w:t>
-      </w:r>
-      <w:r>
-        <w:t>, squinting</w:t>
-      </w:r>
-      <w:r>
-        <w:t>. “I can’t see anything.”</w:t>
-      </w:r>
-    </w:p>
-    <w:p>
-      <w:r>
-        <w:t xml:space="preserve">“Right,” </w:t>
-      </w:r>
-      <w:r>
-        <w:t>Erza</w:t>
-      </w:r>
-      <w:r>
-        <w:t xml:space="preserve"> said. “I have enhanced senses. </w:t>
-      </w:r>
-      <w:r>
-        <w:t>That includes</w:t>
-      </w:r>
-      <w:r>
-        <w:t xml:space="preserve"> </w:t>
-      </w:r>
-      <w:r>
         <w:t xml:space="preserve">ultraviolet, </w:t>
       </w:r>
       <w:r>
@@ -5841,7 +5850,6 @@
     </w:p>
     <w:p>
       <w:r>
-        <w:lastRenderedPageBreak/>
         <w:t>“</w:t>
       </w:r>
       <w:r>
@@ -10390,12 +10398,6 @@
         </w:rPr>
         <w:t xml:space="preserve"> Write it to make sure you understand.”</w:t>
       </w:r>
-      <w:r>
-        <w:rPr>
-          <w:rStyle w:val="rynqvb"/>
-        </w:rPr>
-        <w:t>&lt;&gt;</w:t>
-      </w:r>
     </w:p>
     <w:p>
       <w:r>
@@ -10910,23 +10912,7 @@
         <w:t>Wynthir</w:t>
       </w:r>
       <w:r>
-        <w:t xml:space="preserve">, if Lord </w:t>
-      </w:r>
-      <w:proofErr w:type="spellStart"/>
-      <w:r>
-        <w:t>Endol</w:t>
-      </w:r>
-      <w:proofErr w:type="spellEnd"/>
-      <w:r>
-        <w:t xml:space="preserve"> asks, please </w:t>
-      </w:r>
-      <w:proofErr w:type="gramStart"/>
-      <w:r>
-        <w:t>tell</w:t>
-      </w:r>
-      <w:proofErr w:type="gramEnd"/>
-      <w:r>
-        <w:t xml:space="preserve"> him I was looking for dirty pictures,” Fineous said with a horse voice.</w:t>
+        <w:t>, if Lord Endol asks, please tell him I was looking for dirty pictures,” Fineous said with a horse voice.</w:t>
       </w:r>
     </w:p>
     <w:p>
@@ -11218,7 +11204,10 @@
         <w:pStyle w:val="StatusMessage"/>
       </w:pPr>
       <w:r>
-        <w:t xml:space="preserve">Monday, </w:t>
+        <w:t>Tuesday</w:t>
+      </w:r>
+      <w:r>
+        <w:t xml:space="preserve">, </w:t>
       </w:r>
       <w:r>
         <w:t>1</w:t>
@@ -11363,6 +11352,9 @@
       <w:r>
         <w:t xml:space="preserve"> He wasn’t worried about being overheard since the shower stalls were private.</w:t>
       </w:r>
+      <w:r>
+        <w:t xml:space="preserve"> That was the only luxury this place provided.</w:t>
+      </w:r>
     </w:p>
     <w:p>
       <w:r>
@@ -11581,22 +11573,131 @@
         <w:t>“Attention everyone,” Endol said from the stage.</w:t>
       </w:r>
       <w:r>
-        <w:t xml:space="preserve"> “Registration for mandatory training </w:t>
+        <w:t xml:space="preserve"> “Registration for mandatory </w:t>
+      </w:r>
+      <w:r>
+        <w:t xml:space="preserve">schooling </w:t>
       </w:r>
       <w:r>
         <w:t>will start after</w:t>
       </w:r>
       <w:r>
-        <w:t xml:space="preserve"> breakfast. Schooling </w:t>
-      </w:r>
-      <w:r>
-        <w:t>will start</w:t>
+        <w:t xml:space="preserve"> breakfast.</w:t>
+      </w:r>
+    </w:p>
+    <w:p>
+      <w:r>
+        <w:t>“You will be thought everything a citizen needs to know to live in our society.</w:t>
+      </w:r>
+    </w:p>
+    <w:p>
+      <w:r>
+        <w:t xml:space="preserve">“This mandatory training will last roughly </w:t>
+      </w:r>
+      <w:r>
+        <w:t>3</w:t>
+      </w:r>
+      <w:r>
+        <w:t xml:space="preserve"> months.</w:t>
+      </w:r>
+    </w:p>
+    <w:p>
+      <w:r>
+        <w:t>“Classes start tomorrow.</w:t>
+      </w:r>
+    </w:p>
+    <w:p>
+      <w:r>
+        <w:t>“In case you are wondering, a standard week is 6 days long, not 7. The days of the week are Tuesday, Wednesday, Thursday, Friday, Saturday, and Sunday.</w:t>
+      </w:r>
+    </w:p>
+    <w:p>
+      <w:r>
+        <w:t>“School will be on the first 4 days of the week.</w:t>
+      </w:r>
+    </w:p>
+    <w:p>
+      <w:r>
+        <w:t xml:space="preserve">“Saturday and Sunday is reserved for you to hunt. Hunting is essential for your </w:t>
+      </w:r>
+      <w:r>
+        <w:t>advancing</w:t>
+      </w:r>
+      <w:r>
+        <w:t xml:space="preserve">. </w:t>
+      </w:r>
+      <w:r>
+        <w:t>Do not neglect it.</w:t>
+      </w:r>
+    </w:p>
+    <w:p>
+      <w:r>
+        <w:t xml:space="preserve">“After </w:t>
+      </w:r>
+      <w:r>
+        <w:t>mandatory training completes</w:t>
+      </w:r>
+      <w:r>
+        <w:t xml:space="preserve">, </w:t>
+      </w:r>
+      <w:r>
+        <w:t>you will sign up for training appropriate to your class and abilities.</w:t>
+      </w:r>
+      <w:r>
+        <w:t xml:space="preserve"> While not </w:t>
+      </w:r>
+      <w:r>
+        <w:t>mandatory</w:t>
+      </w:r>
+      <w:r>
+        <w:t xml:space="preserve">, </w:t>
+      </w:r>
+      <w:r>
+        <w:t>you should still attend. T</w:t>
+      </w:r>
+      <w:r>
+        <w:t>his will vastly increase the speed at which you begin your road to mastery.</w:t>
+      </w:r>
+    </w:p>
+    <w:p>
+      <w:r>
+        <w:t>“</w:t>
+      </w:r>
+      <w:r>
+        <w:t xml:space="preserve">Training will be as follows. </w:t>
+      </w:r>
+      <w:r>
+        <w:t>Starting at 8:00AM,</w:t>
+      </w:r>
+      <w:r>
+        <w:t xml:space="preserve"> you will be learning</w:t>
+      </w:r>
+      <w:r>
+        <w:t xml:space="preserve"> the history</w:t>
+      </w:r>
+      <w:r>
+        <w:t>,</w:t>
+      </w:r>
+      <w:r>
+        <w:t xml:space="preserve"> culture</w:t>
+      </w:r>
+      <w:r>
+        <w:t>,</w:t>
       </w:r>
       <w:r>
         <w:t xml:space="preserve"> </w:t>
       </w:r>
       <w:r>
-        <w:t>tomorrow</w:t>
+        <w:t xml:space="preserve">and </w:t>
+      </w:r>
+      <w:r>
+        <w:t xml:space="preserve">laws of </w:t>
+      </w:r>
+      <w:r>
+        <w:rPr>
+          <w:rFonts w:cstheme="minorHAnsi"/>
+        </w:rPr>
+        <w:t>Asoral</w:t>
       </w:r>
       <w:r>
         <w:t>.</w:t>
@@ -11604,565 +11705,10 @@
     </w:p>
     <w:p>
       <w:r>
-        <w:t xml:space="preserve">“Training will be as follows. </w:t>
-      </w:r>
-      <w:r>
-        <w:t>Starting at 8:00AM,</w:t>
-      </w:r>
-      <w:r>
-        <w:t xml:space="preserve"> you will be learning</w:t>
-      </w:r>
-      <w:r>
-        <w:t xml:space="preserve"> the history</w:t>
-      </w:r>
-      <w:r>
-        <w:t>,</w:t>
-      </w:r>
-      <w:r>
-        <w:t xml:space="preserve"> culture</w:t>
-      </w:r>
-      <w:r>
-        <w:t>,</w:t>
-      </w:r>
-      <w:r>
-        <w:t xml:space="preserve"> </w:t>
-      </w:r>
-      <w:r>
-        <w:t xml:space="preserve">and </w:t>
-      </w:r>
-      <w:r>
-        <w:t xml:space="preserve">laws of this </w:t>
-      </w:r>
-      <w:r>
-        <w:t>country</w:t>
-      </w:r>
-      <w:r>
-        <w:t>.</w:t>
-      </w:r>
-    </w:p>
-    <w:p>
-      <w:r>
         <w:t>“Lunch is fr</w:t>
       </w:r>
       <w:r>
         <w:t>om 12:00 to 1:00.</w:t>
-      </w:r>
-    </w:p>
-    <w:p>
-      <w:r>
-        <w:t>“</w:t>
-      </w:r>
-      <w:r>
-        <w:t>Classes will continue until 3:00PM.</w:t>
-      </w:r>
-    </w:p>
-    <w:p>
-      <w:r>
-        <w:t xml:space="preserve">“The final class of the day is </w:t>
-      </w:r>
-      <w:r>
-        <w:t>on the basics of adventuring</w:t>
-      </w:r>
-      <w:r>
-        <w:t xml:space="preserve"> and is optional.</w:t>
-      </w:r>
-    </w:p>
-    <w:p>
-      <w:r>
-        <w:t>“</w:t>
-      </w:r>
-      <w:r>
-        <w:t xml:space="preserve">After that you are free for the rest of the day. You will have </w:t>
-      </w:r>
-      <w:r>
-        <w:t>Saturday and Sunday</w:t>
-      </w:r>
-      <w:r>
-        <w:t xml:space="preserve"> off, as well as statutory holidays. This will continue until spring, when your schooling ends.</w:t>
-      </w:r>
-    </w:p>
-    <w:p>
-      <w:r>
-        <w:t xml:space="preserve"> </w:t>
-      </w:r>
-      <w:r>
-        <w:t xml:space="preserve">“After that you will be shipped to the various towns </w:t>
-      </w:r>
-      <w:r>
-        <w:t xml:space="preserve">and cities </w:t>
-      </w:r>
-      <w:r>
-        <w:t>of the empire for deployment.”</w:t>
-      </w:r>
-    </w:p>
-    <w:p>
-      <w:r>
-        <w:t xml:space="preserve">“You are </w:t>
-      </w:r>
-      <w:r>
-        <w:t>encouraged</w:t>
-      </w:r>
-      <w:r>
-        <w:t xml:space="preserve"> to check out the various guilds on campus and find out what’s suitable for you</w:t>
-      </w:r>
-      <w:r>
-        <w:t>.</w:t>
-      </w:r>
-    </w:p>
-    <w:p>
-      <w:r>
-        <w:t>“</w:t>
-      </w:r>
-      <w:r>
-        <w:t>E</w:t>
-      </w:r>
-      <w:r>
-        <w:t xml:space="preserve">nter those doors when you are ready. Class registration is on the left. </w:t>
-      </w:r>
-      <w:r>
-        <w:t>O</w:t>
-      </w:r>
-      <w:r>
-        <w:t>n right is booths set up by the guilds.</w:t>
-      </w:r>
-      <w:r>
-        <w:t xml:space="preserve"> </w:t>
-      </w:r>
-      <w:r>
-        <w:t>That is all.”</w:t>
-      </w:r>
-    </w:p>
-    <w:p>
-      <w:r>
-        <w:t>Talking resumed.</w:t>
-      </w:r>
-    </w:p>
-    <w:p>
-      <w:r>
-        <w:lastRenderedPageBreak/>
-        <w:t>“We can all take the same classes,” Rose said.</w:t>
-      </w:r>
-    </w:p>
-    <w:p>
-      <w:r>
-        <w:t xml:space="preserve">“Rose, have you figured out how your </w:t>
-      </w:r>
-      <w:r>
-        <w:t xml:space="preserve">special </w:t>
-      </w:r>
-      <w:r>
-        <w:t>ability</w:t>
-      </w:r>
-      <w:r>
-        <w:t xml:space="preserve"> works?” Fineous asked.</w:t>
-      </w:r>
-    </w:p>
-    <w:p>
-      <w:r>
-        <w:t>“Not quite,” Rose said.</w:t>
-      </w:r>
-    </w:p>
-    <w:p>
-      <w:r>
-        <w:t xml:space="preserve">“Remember when you first came?” Fineous asked. “You were all alone and isolated. When was the first time </w:t>
-      </w:r>
-      <w:r>
-        <w:t>your friends</w:t>
-      </w:r>
-      <w:r>
-        <w:t xml:space="preserve"> came to you?”</w:t>
-      </w:r>
-    </w:p>
-    <w:p>
-      <w:r>
-        <w:t>“When I came to your table,” Rose said.</w:t>
-      </w:r>
-    </w:p>
-    <w:p>
-      <w:r>
-        <w:t>“And after that?” Fineous asked.</w:t>
-      </w:r>
-    </w:p>
-    <w:p>
-      <w:r>
-        <w:t>Rose blushed but said nothing.</w:t>
-      </w:r>
-    </w:p>
-    <w:p>
-      <w:r>
-        <w:t xml:space="preserve">“The amount of </w:t>
-      </w:r>
-      <w:r>
-        <w:t>friends</w:t>
-      </w:r>
-      <w:r>
-        <w:t xml:space="preserve"> grew as your feelings towards us grew,” Fineous said. “You love people and this love attracts the </w:t>
-      </w:r>
-      <w:r>
-        <w:t>friends</w:t>
-      </w:r>
-      <w:r>
-        <w:t>. It’s as simple as that.”</w:t>
-      </w:r>
-    </w:p>
-    <w:p>
-      <w:r>
-        <w:t xml:space="preserve">“Do you think the same is true with monsters?” </w:t>
-      </w:r>
-      <w:r>
-        <w:t>Aragon</w:t>
-      </w:r>
-      <w:r>
-        <w:t xml:space="preserve"> asked.</w:t>
-      </w:r>
-    </w:p>
-    <w:p>
-      <w:r>
-        <w:t xml:space="preserve">“Probably,” Fineous </w:t>
-      </w:r>
-      <w:r>
-        <w:t>replied</w:t>
-      </w:r>
-      <w:r>
-        <w:t>. “But I assume they are powered by hate. I guess that makes them demons.”</w:t>
-      </w:r>
-    </w:p>
-    <w:p>
-      <w:r>
-        <w:t>“Scary,” Rose said</w:t>
-      </w:r>
-      <w:r>
-        <w:t>, frightened.</w:t>
-      </w:r>
-    </w:p>
-    <w:p>
-      <w:r>
-        <w:t>“Don’t worry,” Aragorn said. “We’ll protect you.”</w:t>
-      </w:r>
-    </w:p>
-    <w:p>
-      <w:r>
-        <w:t>“Well aren’t you the knight in shining armor?” Fineous said</w:t>
-      </w:r>
-      <w:r>
-        <w:t xml:space="preserve"> with a grin</w:t>
-      </w:r>
-      <w:r>
-        <w:t>. “I suppose a rogue can’t compete with that level of manliness.”</w:t>
-      </w:r>
-    </w:p>
-    <w:p>
-      <w:r>
-        <w:t>Blushing, Aragon said,</w:t>
-      </w:r>
-      <w:r>
-        <w:t xml:space="preserve"> “It’s time to </w:t>
-      </w:r>
-      <w:r>
-        <w:t>register</w:t>
-      </w:r>
-      <w:r>
-        <w:t>.”</w:t>
-      </w:r>
-    </w:p>
-    <w:p>
-      <w:r>
-        <w:t xml:space="preserve">They headed into the registration room. </w:t>
-      </w:r>
-      <w:r>
-        <w:t>Fineous followed with his hands in his pockets, pretending to chew gum. This world really needed chewing gum</w:t>
-      </w:r>
-      <w:r>
-        <w:t>.</w:t>
-      </w:r>
-    </w:p>
-    <w:p>
-      <w:r>
-        <w:lastRenderedPageBreak/>
-        <w:t>“Look, groups can register there,” Rose said, pointing.</w:t>
-      </w:r>
-    </w:p>
-    <w:p>
-      <w:r>
-        <w:t xml:space="preserve">Fineous looked around the room, exercising his Identification </w:t>
-      </w:r>
-      <w:r>
-        <w:t>ability</w:t>
-      </w:r>
-      <w:r>
-        <w:t xml:space="preserve">. So far the only information he was </w:t>
-      </w:r>
-      <w:r>
-        <w:t xml:space="preserve">consistently </w:t>
-      </w:r>
-      <w:r>
-        <w:t xml:space="preserve">receiving were names. </w:t>
-      </w:r>
-      <w:r>
-        <w:t>Classes were mostly there, however that occasionally failed</w:t>
-      </w:r>
-      <w:r>
-        <w:t>.</w:t>
-      </w:r>
-      <w:r>
-        <w:t xml:space="preserve"> There was no telling what triggered greater identification.</w:t>
-      </w:r>
-    </w:p>
-    <w:p>
-      <w:r>
-        <w:t xml:space="preserve">Slightly annoyed at his lack of </w:t>
-      </w:r>
-      <w:r>
-        <w:t>ability</w:t>
-      </w:r>
-      <w:r>
-        <w:t>, he continued to observe.</w:t>
-      </w:r>
-    </w:p>
-    <w:p>
-      <w:r>
-        <w:t>“Do you want to register for our party?” Aragon asked.</w:t>
-      </w:r>
-    </w:p>
-    <w:p>
-      <w:r>
-        <w:t>“You can do that,” Fineous said. “Rogues should stay in the background.”</w:t>
-      </w:r>
-    </w:p>
-    <w:p>
-      <w:r>
-        <w:t>Unsure, Aragon stepped to the desk and registered the group. Members then stepped forward and signed papers. Fineous looked at his schedule and put it away in his space.</w:t>
-      </w:r>
-    </w:p>
-    <w:p>
-      <w:r>
-        <w:t>“What should we do now?” Demonbane asked.</w:t>
-      </w:r>
-    </w:p>
-    <w:p>
-      <w:r>
-        <w:t>“Rose, do you want to register with a guild?” Aragon asked.</w:t>
-      </w:r>
-    </w:p>
-    <w:p>
-      <w:r>
-        <w:t>“I don’t want to leave you guys,” Rose said worriedly.</w:t>
-      </w:r>
-    </w:p>
-    <w:p>
-      <w:r>
-        <w:t>“</w:t>
-      </w:r>
-      <w:r>
-        <w:t>Why don’t</w:t>
-      </w:r>
-      <w:r>
-        <w:t xml:space="preserve"> we collect some spending money now and worry about that later,” Fineous suggested. “Aragon will protect Rose, so there is no problem.”</w:t>
-      </w:r>
-    </w:p>
-    <w:p>
-      <w:r>
-        <w:t xml:space="preserve">“Eventually we will need to discuss our </w:t>
-      </w:r>
-      <w:r>
-        <w:t>abilities</w:t>
-      </w:r>
-      <w:r>
-        <w:t>,” Aragon said. “Not knowing this will get us into trouble.”</w:t>
-      </w:r>
-    </w:p>
-    <w:p>
-      <w:r>
-        <w:t>“</w:t>
-      </w:r>
-      <w:r>
-        <w:t>As you command, our fearless leader,” Fineous said</w:t>
-      </w:r>
-      <w:r>
-        <w:t xml:space="preserve"> with a salute</w:t>
-      </w:r>
-      <w:r>
-        <w:t>.</w:t>
-      </w:r>
-    </w:p>
-    <w:p>
-      <w:r>
-        <w:t>“Aren’t you the leader?” Aragon asked.</w:t>
-      </w:r>
-    </w:p>
-    <w:p>
-      <w:r>
-        <w:t>“When did that happen?</w:t>
-      </w:r>
-      <w:r>
-        <w:t xml:space="preserve"> </w:t>
-      </w:r>
-      <w:r>
-        <w:t>I’m just a guy with roguish good looks</w:t>
-      </w:r>
-      <w:r>
-        <w:t>,</w:t>
-      </w:r>
-      <w:r>
-        <w:t>”</w:t>
-      </w:r>
-      <w:r>
-        <w:t xml:space="preserve"> Fineous asked. He turned around and pointed. “To adventure and then shopping…”</w:t>
-      </w:r>
-    </w:p>
-    <w:p>
-      <w:r>
-        <w:lastRenderedPageBreak/>
-        <w:t>They headed out.</w:t>
-      </w:r>
-    </w:p>
-    <w:p>
-      <w:r>
-        <w:t xml:space="preserve">“Can we stop at the arms place? I want to return my borrowed knives. </w:t>
-      </w:r>
-      <w:r>
-        <w:t>I looted several from the previous hunt</w:t>
-      </w:r>
-      <w:r>
-        <w:t>,” Fineous said.</w:t>
-      </w:r>
-    </w:p>
-    <w:p>
-      <w:r>
-        <w:t>“That’s a good idea,” Aragon said. “I want to try a different bow. I no longer need arrows because of those…What were those?”</w:t>
-      </w:r>
-    </w:p>
-    <w:p>
-      <w:r>
-        <w:t>“They are called ratvargs,” Fineous said.</w:t>
-      </w:r>
-      <w:r>
-        <w:t xml:space="preserve"> “Biologically speaking, they appear to be giant versions of rats. And yes, I have the Identification </w:t>
-      </w:r>
-      <w:r>
-        <w:t>ability</w:t>
-      </w:r>
-      <w:r>
-        <w:t>.”</w:t>
-      </w:r>
-    </w:p>
-    <w:p>
-      <w:r>
-        <w:t xml:space="preserve">“I have it too,” </w:t>
-      </w:r>
-      <w:r>
-        <w:t>Rose</w:t>
-      </w:r>
-      <w:r>
-        <w:t xml:space="preserve"> said. “I guess I need to practice.”</w:t>
-      </w:r>
-    </w:p>
-    <w:p>
-      <w:r>
-        <w:t>They step</w:t>
-      </w:r>
-      <w:r>
-        <w:t>ped</w:t>
-      </w:r>
-      <w:r>
-        <w:t xml:space="preserve"> into the armory </w:t>
-      </w:r>
-      <w:r>
-        <w:t xml:space="preserve">and </w:t>
-      </w:r>
-      <w:r>
-        <w:t>Fineous call</w:t>
-      </w:r>
-      <w:r>
-        <w:t>ed</w:t>
-      </w:r>
-      <w:r>
-        <w:t xml:space="preserve"> out, “I would like to return the knives I borrowed.”</w:t>
-      </w:r>
-    </w:p>
-    <w:p>
-      <w:r>
-        <w:t xml:space="preserve">“No problem,” </w:t>
-      </w:r>
-      <w:r>
-        <w:t xml:space="preserve">Brad </w:t>
-      </w:r>
-      <w:r>
-        <w:t>said and took the knives.</w:t>
-      </w:r>
-    </w:p>
-    <w:p>
-      <w:r>
-        <w:t>As they walk out, Aragon ask</w:t>
-      </w:r>
-      <w:r>
-        <w:t>ed</w:t>
-      </w:r>
-      <w:r>
-        <w:t>, “Can we share our stats now?”</w:t>
-      </w:r>
-    </w:p>
-    <w:p>
-      <w:r>
-        <w:t xml:space="preserve">“I need to give you all a warning,” Fineous said. “Lord Endol said we </w:t>
-      </w:r>
-      <w:r>
-        <w:t>shouldn’t share our abilities freely.</w:t>
-      </w:r>
-    </w:p>
-    <w:p>
-      <w:r>
-        <w:t>“</w:t>
-      </w:r>
-      <w:r>
-        <w:t>Abilities</w:t>
-      </w:r>
-      <w:r>
-        <w:t xml:space="preserve"> are valuable. Take Rose’s </w:t>
-      </w:r>
-      <w:r>
-        <w:t>special</w:t>
-      </w:r>
-      <w:r>
-        <w:t xml:space="preserve"> </w:t>
-      </w:r>
-      <w:r>
-        <w:t>ability</w:t>
-      </w:r>
-      <w:r>
-        <w:t>. We must never reveal that to anyone, since the w</w:t>
-      </w:r>
-      <w:r>
-        <w:t>orld is filled with bad people.”</w:t>
-      </w:r>
-    </w:p>
-    <w:p>
-      <w:r>
-        <w:t>“What do you mean?” Erza asked.</w:t>
-      </w:r>
-    </w:p>
-    <w:p>
-      <w:r>
-        <w:t xml:space="preserve">“I was informed by a reliable person, people like </w:t>
-      </w:r>
-      <w:r>
-        <w:t>us</w:t>
-      </w:r>
-      <w:r>
-        <w:t xml:space="preserve"> tend to disappear, if you know </w:t>
-      </w:r>
-      <w:r>
-        <w:t>what I mean,” Fineous explained, making a neck-slashing gesture.</w:t>
-      </w:r>
-    </w:p>
-    <w:p>
-      <w:r>
-        <w:t>“Scary,” Rose said, terrified.</w:t>
-      </w:r>
-    </w:p>
-    <w:p>
-      <w:r>
-        <w:t>“Rose, I want you to think about how you can keep your little helpers hidden.</w:t>
       </w:r>
     </w:p>
     <w:p>
@@ -12171,6 +11717,516 @@
         <w:t>“</w:t>
       </w:r>
       <w:r>
+        <w:t>Classes will continue until 3:00PM.</w:t>
+      </w:r>
+    </w:p>
+    <w:p>
+      <w:r>
+        <w:t xml:space="preserve">“The final class of the day is </w:t>
+      </w:r>
+      <w:r>
+        <w:t>on the basics of adventuring</w:t>
+      </w:r>
+      <w:r>
+        <w:t xml:space="preserve"> and is optional.</w:t>
+      </w:r>
+    </w:p>
+    <w:p>
+      <w:r>
+        <w:t>“</w:t>
+      </w:r>
+      <w:r>
+        <w:t xml:space="preserve">Adventurer training will continue until Spring Equinox. You will then be shipped to various locations in </w:t>
+      </w:r>
+      <w:r>
+        <w:rPr>
+          <w:rFonts w:cstheme="minorHAnsi"/>
+        </w:rPr>
+        <w:t>Asoral</w:t>
+      </w:r>
+      <w:r>
+        <w:rPr>
+          <w:rFonts w:cstheme="minorHAnsi"/>
+        </w:rPr>
+        <w:t>, where you will live and die as you see fit.</w:t>
+      </w:r>
+    </w:p>
+    <w:p>
+      <w:r>
+        <w:t>“That is all.”</w:t>
+      </w:r>
+    </w:p>
+    <w:p>
+      <w:r>
+        <w:t>“Please enter those doors when you finish breakfast,” Celestine said.</w:t>
+      </w:r>
+    </w:p>
+    <w:p>
+      <w:r>
+        <w:t>“</w:t>
+      </w:r>
+      <w:r>
+        <w:t xml:space="preserve">Class registration is on the left. </w:t>
+      </w:r>
+      <w:r>
+        <w:t>O</w:t>
+      </w:r>
+      <w:r>
+        <w:t>n right is booths set up by the guilds.</w:t>
+      </w:r>
+      <w:r>
+        <w:t>”</w:t>
+      </w:r>
+    </w:p>
+    <w:p>
+      <w:r>
+        <w:t>Talking resumed.</w:t>
+      </w:r>
+    </w:p>
+    <w:p>
+      <w:r>
+        <w:t>“Barbaric,” Demonbane said.</w:t>
+      </w:r>
+    </w:p>
+    <w:p>
+      <w:r>
+        <w:t>“You should know,” Fineous said with a chuckle.</w:t>
+      </w:r>
+    </w:p>
+    <w:p>
+      <w:r>
+        <w:t>“Damn straight,” Demonbane said.</w:t>
+      </w:r>
+    </w:p>
+    <w:p>
+      <w:r>
+        <w:t>“I guess we should register,” Aragon said.</w:t>
+      </w:r>
+    </w:p>
+    <w:p>
+      <w:r>
+        <w:t>“We can all ta</w:t>
+      </w:r>
+      <w:r>
+        <w:t>ke the same classes,” Rose said worriedly.</w:t>
+      </w:r>
+    </w:p>
+    <w:p>
+      <w:r>
+        <w:t xml:space="preserve">“Rose, have you figured out how your </w:t>
+      </w:r>
+      <w:r>
+        <w:t xml:space="preserve">special </w:t>
+      </w:r>
+      <w:r>
+        <w:t>ability</w:t>
+      </w:r>
+      <w:r>
+        <w:t xml:space="preserve"> works?” Fineous asked.</w:t>
+      </w:r>
+    </w:p>
+    <w:p>
+      <w:r>
+        <w:t>“Not quite,” Rose said.</w:t>
+      </w:r>
+    </w:p>
+    <w:p>
+      <w:r>
+        <w:t xml:space="preserve">“Remember when you first came?” Fineous asked. “You were all alone and isolated. When was the first time </w:t>
+      </w:r>
+      <w:r>
+        <w:t>your friends</w:t>
+      </w:r>
+      <w:r>
+        <w:t xml:space="preserve"> came to you?”</w:t>
+      </w:r>
+    </w:p>
+    <w:p>
+      <w:r>
+        <w:t>“When I came to your table,” Rose said.</w:t>
+      </w:r>
+    </w:p>
+    <w:p>
+      <w:r>
+        <w:lastRenderedPageBreak/>
+        <w:t>“And after that?” Fineous asked.</w:t>
+      </w:r>
+    </w:p>
+    <w:p>
+      <w:r>
+        <w:t>Rose blushed but said nothing.</w:t>
+      </w:r>
+    </w:p>
+    <w:p>
+      <w:r>
+        <w:t xml:space="preserve">“The amount of </w:t>
+      </w:r>
+      <w:r>
+        <w:t>friends</w:t>
+      </w:r>
+      <w:r>
+        <w:t xml:space="preserve"> grew as your feelings towards us grew,” Fineous said. “You love people and this love attracts the </w:t>
+      </w:r>
+      <w:r>
+        <w:t>friends</w:t>
+      </w:r>
+      <w:r>
+        <w:t>. It’s as simple as that.”</w:t>
+      </w:r>
+    </w:p>
+    <w:p>
+      <w:r>
+        <w:t xml:space="preserve">“Do you think the same is true with monsters?” </w:t>
+      </w:r>
+      <w:r>
+        <w:t>Aragon</w:t>
+      </w:r>
+      <w:r>
+        <w:t xml:space="preserve"> asked.</w:t>
+      </w:r>
+    </w:p>
+    <w:p>
+      <w:r>
+        <w:t xml:space="preserve">“Probably,” Fineous </w:t>
+      </w:r>
+      <w:r>
+        <w:t>replied</w:t>
+      </w:r>
+      <w:r>
+        <w:t>. “But I assume they are powered by hate. I guess that makes them demons.”</w:t>
+      </w:r>
+    </w:p>
+    <w:p>
+      <w:r>
+        <w:t>“Scary,” Rose said</w:t>
+      </w:r>
+      <w:r>
+        <w:t>, frightened.</w:t>
+      </w:r>
+    </w:p>
+    <w:p>
+      <w:r>
+        <w:t>“Don’t worry,” Aragorn said. “We’ll protect you.”</w:t>
+      </w:r>
+    </w:p>
+    <w:p>
+      <w:r>
+        <w:t>“Well aren’t you the knight in shining armor?” Fineous said</w:t>
+      </w:r>
+      <w:r>
+        <w:t xml:space="preserve"> with a grin</w:t>
+      </w:r>
+      <w:r>
+        <w:t>. “I suppose a rogue can’t compete with that level of manliness.”</w:t>
+      </w:r>
+    </w:p>
+    <w:p>
+      <w:r>
+        <w:t>Blushing, Aragon said,</w:t>
+      </w:r>
+      <w:r>
+        <w:t xml:space="preserve"> “It’s time to </w:t>
+      </w:r>
+      <w:r>
+        <w:t>register</w:t>
+      </w:r>
+      <w:r>
+        <w:t>.”</w:t>
+      </w:r>
+    </w:p>
+    <w:p>
+      <w:r>
+        <w:t xml:space="preserve">They headed into the registration room. </w:t>
+      </w:r>
+      <w:r>
+        <w:t>Fineous followed with his hands in his pockets, pretending to chew gum. This world really needed chewing gum</w:t>
+      </w:r>
+      <w:r>
+        <w:t>.</w:t>
+      </w:r>
+    </w:p>
+    <w:p>
+      <w:r>
+        <w:t>“Look, groups can register there,” Rose said, pointing.</w:t>
+      </w:r>
+    </w:p>
+    <w:p>
+      <w:r>
+        <w:t xml:space="preserve">Fineous looked around the room, exercising his Identification </w:t>
+      </w:r>
+      <w:r>
+        <w:t>ability</w:t>
+      </w:r>
+      <w:r>
+        <w:t xml:space="preserve">. </w:t>
+      </w:r>
+      <w:r>
+        <w:t>So far he could only gain basic information of people, such as Name, Profession, and overall power level.</w:t>
+      </w:r>
+    </w:p>
+    <w:p>
+      <w:r>
+        <w:t xml:space="preserve">However that would </w:t>
+      </w:r>
+      <w:r>
+        <w:t>improve</w:t>
+      </w:r>
+      <w:r>
+        <w:t xml:space="preserve"> when available essence increased.</w:t>
+      </w:r>
+    </w:p>
+    <w:p>
+      <w:r>
+        <w:t>“Do you want to register for our party?” Aragon asked.</w:t>
+      </w:r>
+    </w:p>
+    <w:p>
+      <w:r>
+        <w:t>“You can do that,” Fineous said. “Rogues should stay in the background.”</w:t>
+      </w:r>
+    </w:p>
+    <w:p>
+      <w:r>
+        <w:lastRenderedPageBreak/>
+        <w:t>Unsure, Aragon stepped to the desk and registered the group. Members then stepped forward and signed papers. Fineous looked at his schedule and put it away in his space.</w:t>
+      </w:r>
+    </w:p>
+    <w:p>
+      <w:r>
+        <w:t>“What should we do now?” Demonbane asked.</w:t>
+      </w:r>
+    </w:p>
+    <w:p>
+      <w:r>
+        <w:t>“Rose, do you want to register with a guild?” Aragon asked.</w:t>
+      </w:r>
+    </w:p>
+    <w:p>
+      <w:r>
+        <w:t>“I don’t want to leave you guys,” Rose said worriedly.</w:t>
+      </w:r>
+    </w:p>
+    <w:p>
+      <w:r>
+        <w:t>“</w:t>
+      </w:r>
+      <w:r>
+        <w:t>Why don’t</w:t>
+      </w:r>
+      <w:r>
+        <w:t xml:space="preserve"> we collect some spending money now and worry about that later,” Fineous suggested. “Aragon will protect Rose, so there is no problem.”</w:t>
+      </w:r>
+    </w:p>
+    <w:p>
+      <w:r>
+        <w:t xml:space="preserve">“Eventually we will need to discuss our </w:t>
+      </w:r>
+      <w:r>
+        <w:t>abilities</w:t>
+      </w:r>
+      <w:r>
+        <w:t>,” Aragon said. “Not knowing this will get us into trouble.”</w:t>
+      </w:r>
+    </w:p>
+    <w:p>
+      <w:r>
+        <w:t>“</w:t>
+      </w:r>
+      <w:r>
+        <w:t>As you command, our fearless leader,” Fineous said</w:t>
+      </w:r>
+      <w:r>
+        <w:t xml:space="preserve"> with a salute</w:t>
+      </w:r>
+      <w:r>
+        <w:t>.</w:t>
+      </w:r>
+    </w:p>
+    <w:p>
+      <w:r>
+        <w:t>“Aren’t you the leader?” Aragon asked.</w:t>
+      </w:r>
+    </w:p>
+    <w:p>
+      <w:r>
+        <w:t>“When did that happen?</w:t>
+      </w:r>
+      <w:r>
+        <w:t xml:space="preserve"> </w:t>
+      </w:r>
+      <w:r>
+        <w:t>I’m just a guy with roguish good looks</w:t>
+      </w:r>
+      <w:r>
+        <w:t>,</w:t>
+      </w:r>
+      <w:r>
+        <w:t>”</w:t>
+      </w:r>
+      <w:r>
+        <w:t xml:space="preserve"> Fineous asked. He turned around and pointed. “To adventure and then shopping…”</w:t>
+      </w:r>
+    </w:p>
+    <w:p>
+      <w:r>
+        <w:t>They headed out.</w:t>
+      </w:r>
+    </w:p>
+    <w:p>
+      <w:r>
+        <w:t xml:space="preserve">“Can we stop at the arms place? I want to return my borrowed knives. </w:t>
+      </w:r>
+      <w:r>
+        <w:t>I looted several from the previous hunt</w:t>
+      </w:r>
+      <w:r>
+        <w:t>,” Fineous said.</w:t>
+      </w:r>
+    </w:p>
+    <w:p>
+      <w:r>
+        <w:t>“That’s a good idea,” Aragon said. “I want to try a different bow. I no longer need arrows because of those…What were those?”</w:t>
+      </w:r>
+    </w:p>
+    <w:p>
+      <w:r>
+        <w:t>“They are called ratvargs,” Fineous said.</w:t>
+      </w:r>
+      <w:r>
+        <w:t xml:space="preserve"> “Biologically speaking, they appear to be giant versions of rats. And yes, I have the Identification </w:t>
+      </w:r>
+      <w:r>
+        <w:t>ability</w:t>
+      </w:r>
+      <w:r>
+        <w:t>.”</w:t>
+      </w:r>
+    </w:p>
+    <w:p>
+      <w:r>
+        <w:t xml:space="preserve">“I have it too,” </w:t>
+      </w:r>
+      <w:r>
+        <w:t>Rose</w:t>
+      </w:r>
+      <w:r>
+        <w:t xml:space="preserve"> said. “I guess I need to practice.”</w:t>
+      </w:r>
+    </w:p>
+    <w:p>
+      <w:r>
+        <w:lastRenderedPageBreak/>
+        <w:t>They step</w:t>
+      </w:r>
+      <w:r>
+        <w:t>ped</w:t>
+      </w:r>
+      <w:r>
+        <w:t xml:space="preserve"> into the armory </w:t>
+      </w:r>
+      <w:r>
+        <w:t xml:space="preserve">and </w:t>
+      </w:r>
+      <w:r>
+        <w:t>Fineous call</w:t>
+      </w:r>
+      <w:r>
+        <w:t>ed</w:t>
+      </w:r>
+      <w:r>
+        <w:t xml:space="preserve"> out, “I would like to return the knives I borrowed.”</w:t>
+      </w:r>
+    </w:p>
+    <w:p>
+      <w:r>
+        <w:t xml:space="preserve">“No problem,” </w:t>
+      </w:r>
+      <w:r>
+        <w:t xml:space="preserve">Brad </w:t>
+      </w:r>
+      <w:r>
+        <w:t>said and took the knives.</w:t>
+      </w:r>
+    </w:p>
+    <w:p>
+      <w:r>
+        <w:t>As they walk out, Aragon ask</w:t>
+      </w:r>
+      <w:r>
+        <w:t>ed</w:t>
+      </w:r>
+      <w:r>
+        <w:t>, “Can we share our stats now?”</w:t>
+      </w:r>
+    </w:p>
+    <w:p>
+      <w:r>
+        <w:t xml:space="preserve">“I need to give you all a warning,” Fineous said. “Lord Endol said we </w:t>
+      </w:r>
+      <w:r>
+        <w:t>shouldn’t share our abilities freely.</w:t>
+      </w:r>
+    </w:p>
+    <w:p>
+      <w:r>
+        <w:t>“</w:t>
+      </w:r>
+      <w:r>
+        <w:t>Abilities</w:t>
+      </w:r>
+      <w:r>
+        <w:t xml:space="preserve"> are valuable. Take Rose’s </w:t>
+      </w:r>
+      <w:r>
+        <w:t>special</w:t>
+      </w:r>
+      <w:r>
+        <w:t xml:space="preserve"> </w:t>
+      </w:r>
+      <w:r>
+        <w:t>ability</w:t>
+      </w:r>
+      <w:r>
+        <w:t>. We must never reveal that to anyone, since the w</w:t>
+      </w:r>
+      <w:r>
+        <w:t>orld is filled with bad people.”</w:t>
+      </w:r>
+    </w:p>
+    <w:p>
+      <w:r>
+        <w:t>“What do you mean?” Erza asked.</w:t>
+      </w:r>
+    </w:p>
+    <w:p>
+      <w:r>
+        <w:t xml:space="preserve">“I was informed by a reliable person, people like </w:t>
+      </w:r>
+      <w:r>
+        <w:t>us</w:t>
+      </w:r>
+      <w:r>
+        <w:t xml:space="preserve"> tend to disappear, if you know </w:t>
+      </w:r>
+      <w:r>
+        <w:t>what I mean,” Fineous explained, making a neck-slashing gesture.</w:t>
+      </w:r>
+    </w:p>
+    <w:p>
+      <w:r>
+        <w:t>“Scary,” Rose said, terrified.</w:t>
+      </w:r>
+    </w:p>
+    <w:p>
+      <w:r>
+        <w:t>“Rose, I want you to think about how you can keep your little helpers hidden.</w:t>
+      </w:r>
+    </w:p>
+    <w:p>
+      <w:r>
+        <w:t>“</w:t>
+      </w:r>
+      <w:r>
         <w:t>Everyone</w:t>
       </w:r>
       <w:r>
@@ -12203,12 +12259,25 @@
     </w:p>
     <w:p>
       <w:r>
-        <w:t>“True,” Erza said, “Going hunting sounds exciting.”</w:t>
-      </w:r>
-    </w:p>
-    <w:p>
-      <w:r>
-        <w:t>“Okay,” Rose said.</w:t>
+        <w:lastRenderedPageBreak/>
+        <w:t>“True,” Erza said, “Going hunting sounds exciting</w:t>
+      </w:r>
+      <w:r>
+        <w:t>, and I’m starving for essence</w:t>
+      </w:r>
+      <w:r>
+        <w:t>.”</w:t>
+      </w:r>
+    </w:p>
+    <w:p>
+      <w:r>
+        <w:t>“Okay,” Rose said</w:t>
+      </w:r>
+      <w:r>
+        <w:t xml:space="preserve"> reluctantly</w:t>
+      </w:r>
+      <w:r>
+        <w:t>.</w:t>
       </w:r>
     </w:p>
     <w:p>
@@ -12256,7 +12325,28 @@
     </w:p>
     <w:p>
       <w:r>
-        <w:t>Soon they arrived and Fineous examined the fruit. “Don’t touch those. Identification says they</w:t>
+        <w:t>They arrived and Fineous began harvesting fruit.</w:t>
+      </w:r>
+    </w:p>
+    <w:p>
+      <w:r>
+        <w:t>“What the hell is that?” Demonbane asked, pointing at a banana-like fruit with two berries at the base. “My ring says it’s a dongle berry.”</w:t>
+      </w:r>
+    </w:p>
+    <w:p>
+      <w:r>
+        <w:t xml:space="preserve">Rose frowned </w:t>
+      </w:r>
+      <w:r>
+        <w:t>but said nothing.</w:t>
+      </w:r>
+    </w:p>
+    <w:p>
+      <w:r>
+        <w:t>Fineous pointed at a peach-like fruit and said,</w:t>
+      </w:r>
+      <w:r>
+        <w:t xml:space="preserve"> “Don’t touch those. Identification says they</w:t>
       </w:r>
       <w:r>
         <w:t xml:space="preserve"> are called laxalaves and</w:t>
@@ -12284,1796 +12374,1812 @@
     </w:p>
     <w:p>
       <w:r>
+        <w:t xml:space="preserve">“Because this is a training area,” Fineous </w:t>
+      </w:r>
+      <w:r>
+        <w:t>replied</w:t>
+      </w:r>
+      <w:r>
+        <w:t>. “In the wild that could have been poisonous. However, since I’m a rogue I’m collecting some.</w:t>
+      </w:r>
+      <w:r>
+        <w:t xml:space="preserve"> </w:t>
+      </w:r>
+      <w:proofErr w:type="gramStart"/>
+      <w:r>
+        <w:t>Wa</w:t>
+      </w:r>
+      <w:proofErr w:type="gramEnd"/>
+      <w:r>
+        <w:t xml:space="preserve"> ha, ha, ha...”</w:t>
+      </w:r>
+    </w:p>
+    <w:p>
+      <w:r>
+        <w:t>“You really are a clown,” Erza said with a laugh.</w:t>
+      </w:r>
+    </w:p>
+    <w:p>
+      <w:r>
+        <w:t>“Thank you kindly,” Fineous said.</w:t>
+      </w:r>
+      <w:r>
+        <w:t xml:space="preserve"> “I really need a hat.”</w:t>
+      </w:r>
+    </w:p>
+    <w:p>
+      <w:r>
         <w:lastRenderedPageBreak/>
-        <w:t xml:space="preserve">“Because this is a training area,” Fineous </w:t>
-      </w:r>
-      <w:r>
-        <w:t>replied</w:t>
-      </w:r>
-      <w:r>
-        <w:t>. “In the wild that could have been poisonous. However, since I’m a rogue I’m collecting some.</w:t>
+        <w:t>They headed for the ruins.</w:t>
+      </w:r>
+    </w:p>
+    <w:p>
+      <w:r>
+        <w:t xml:space="preserve">The </w:t>
+      </w:r>
+      <w:r>
+        <w:t>ru</w:t>
+      </w:r>
+      <w:r>
+        <w:t>i</w:t>
+      </w:r>
+      <w:r>
+        <w:t>ns were</w:t>
       </w:r>
       <w:r>
         <w:t xml:space="preserve"> </w:t>
       </w:r>
+      <w:r>
+        <w:t xml:space="preserve">a </w:t>
+      </w:r>
+      <w:r>
+        <w:t xml:space="preserve">decaying </w:t>
+      </w:r>
+      <w:r>
+        <w:t>mansion</w:t>
+      </w:r>
+      <w:r>
+        <w:t xml:space="preserve">. Part of </w:t>
+      </w:r>
+      <w:r>
+        <w:t>a</w:t>
+      </w:r>
+      <w:r>
+        <w:t xml:space="preserve"> wall was broken in. Within were stairs going down.</w:t>
+      </w:r>
+    </w:p>
+    <w:p>
+      <w:r>
+        <w:t>“Should we go down?” Demonbane asked.</w:t>
+      </w:r>
+    </w:p>
+    <w:p>
+      <w:r>
+        <w:t>“No way,” Rose exclaimed. “That looks scary.”</w:t>
+      </w:r>
+    </w:p>
+    <w:p>
+      <w:r>
+        <w:t>“Then let’s go to the ravine,” Erza suggested.</w:t>
+      </w:r>
+    </w:p>
+    <w:p>
+      <w:r>
+        <w:t>They continued walking, passing a glade with wild flowers.</w:t>
+      </w:r>
+    </w:p>
+    <w:p>
+      <w:r>
+        <w:t>“This place is very pretty,” Rose said.</w:t>
+      </w:r>
+    </w:p>
+    <w:p>
+      <w:r>
+        <w:t>“Nice place for a picnic,” Fineous agreed.</w:t>
+      </w:r>
+    </w:p>
+    <w:p>
+      <w:r>
+        <w:t>As they walked the land became more rugged.</w:t>
+      </w:r>
+    </w:p>
+    <w:p>
+      <w:r>
+        <w:t xml:space="preserve">“Rose, do you have any fitness </w:t>
+      </w:r>
+      <w:r>
+        <w:t>abilities</w:t>
+      </w:r>
+      <w:r>
+        <w:t>?” Fineous asked.</w:t>
+      </w:r>
+    </w:p>
+    <w:p>
+      <w:r>
+        <w:t>“I have physical fitness,” Rose said.</w:t>
+      </w:r>
+    </w:p>
+    <w:p>
+      <w:r>
+        <w:t xml:space="preserve">“I have enhanced physical stats,” </w:t>
+      </w:r>
+      <w:r>
+        <w:t>Aragon</w:t>
+      </w:r>
+      <w:r>
+        <w:t xml:space="preserve"> said. “What’s the difference?”</w:t>
+      </w:r>
+    </w:p>
+    <w:p>
+      <w:r>
+        <w:t>“Enhance</w:t>
+      </w:r>
+      <w:r>
+        <w:t>d</w:t>
+      </w:r>
+      <w:r>
+        <w:t xml:space="preserve"> physical stats focus on boosting strength, speed, and endurance. This is perfect for fighters,” Fineous said.</w:t>
+      </w:r>
+    </w:p>
+    <w:p>
+      <w:r>
+        <w:t>“Physical fitness is not that intense, but much broader in scope. Rose will never compete with Erza for example. However, she can handle more diverse environments</w:t>
+      </w:r>
+      <w:r>
+        <w:t xml:space="preserve"> such as cold, heat, altitude, etc</w:t>
+      </w:r>
+      <w:r>
+        <w:t>. More importantly, she will have no probl</w:t>
+      </w:r>
+      <w:r>
+        <w:t>em keeping up with me at least. So let’s pick up the pace. Rose needs the training.”</w:t>
+      </w:r>
+    </w:p>
+    <w:p>
+      <w:r>
+        <w:t>They resumed travel.</w:t>
+      </w:r>
+    </w:p>
+    <w:p>
+      <w:r>
+        <w:t>“How do you know so much?” Aragon asked.</w:t>
+      </w:r>
+    </w:p>
+    <w:p>
+      <w:r>
+        <w:lastRenderedPageBreak/>
+        <w:t xml:space="preserve">“Additional information unlocked when they mentioned their </w:t>
+      </w:r>
+      <w:r>
+        <w:t>abilities</w:t>
+      </w:r>
+      <w:r>
+        <w:t xml:space="preserve">,” Fineous said. “That identification </w:t>
+      </w:r>
+      <w:r>
+        <w:t>ability</w:t>
+      </w:r>
+      <w:r>
+        <w:t xml:space="preserve"> is rather useful</w:t>
+      </w:r>
+      <w:r>
+        <w:t xml:space="preserve">, although it </w:t>
+      </w:r>
+      <w:r>
+        <w:t xml:space="preserve">is </w:t>
+      </w:r>
+      <w:r>
+        <w:t>still</w:t>
+      </w:r>
+      <w:r>
+        <w:t xml:space="preserve"> </w:t>
+      </w:r>
+      <w:r>
+        <w:t>weak.</w:t>
+      </w:r>
+    </w:p>
+    <w:p>
+      <w:r>
+        <w:t>“Unfortunately I now really need to hunt.”</w:t>
+      </w:r>
+    </w:p>
+    <w:p>
+      <w:r>
+        <w:t>“Sometimes I think you’re scary,” Aragon said.</w:t>
+      </w:r>
+    </w:p>
+    <w:p>
+      <w:r>
+        <w:t>“I agree,” Demonbane said.</w:t>
+      </w:r>
+    </w:p>
+    <w:p>
+      <w:r>
+        <w:t>Fineous</w:t>
+      </w:r>
+      <w:r>
+        <w:t xml:space="preserve"> innocently</w:t>
+      </w:r>
+      <w:r>
+        <w:t xml:space="preserve"> asked, “What’s so scary about me? You’re both handsome.”</w:t>
+      </w:r>
+    </w:p>
+    <w:p>
+      <w:r>
+        <w:t>Erza laughed and the others joined her.</w:t>
+      </w:r>
+    </w:p>
+    <w:p>
+      <w:r>
+        <w:t>Unfortunately that laugh attracted a little too much attention.</w:t>
+      </w:r>
+    </w:p>
+    <w:p>
+      <w:r>
+        <w:t>A pack of rabid badgers surrounded them and then attacked.</w:t>
+      </w:r>
+      <w:r>
+        <w:t xml:space="preserve"> The screeching was terrifying.</w:t>
+      </w:r>
+    </w:p>
+    <w:p>
+      <w:r>
+        <w:t>Rose screamed in fright and covered herself.</w:t>
+      </w:r>
+      <w:r>
+        <w:t xml:space="preserve"> Her reaction was normal. Normal animals don’t screech like banshees.</w:t>
+      </w:r>
+    </w:p>
+    <w:p>
+      <w:r>
+        <w:t>Even the others were taken aback by the screeches. Never the less, they rallied and fought for their lives</w:t>
+      </w:r>
+      <w:r>
+        <w:t xml:space="preserve"> and to protect Rose.</w:t>
+      </w:r>
+    </w:p>
+    <w:p>
+      <w:r>
+        <w:t>Aragon shot the creature</w:t>
+      </w:r>
+      <w:r>
+        <w:t>s</w:t>
+      </w:r>
+      <w:r>
+        <w:t xml:space="preserve"> and kicked the ones that came too close.</w:t>
+      </w:r>
+    </w:p>
+    <w:p>
+      <w:r>
+        <w:t>The arrows were crap and disintegrated when used.</w:t>
+      </w:r>
+      <w:r>
+        <w:t xml:space="preserve"> </w:t>
+      </w:r>
+      <w:r>
+        <w:t xml:space="preserve">Thankfully kills were giving </w:t>
+      </w:r>
+      <w:r>
+        <w:t>Aragon</w:t>
+      </w:r>
+      <w:r>
+        <w:t xml:space="preserve"> an endless supply of arrows.</w:t>
+      </w:r>
+    </w:p>
+    <w:p>
+      <w:r>
+        <w:t>Erza used flames</w:t>
+      </w:r>
+      <w:r>
+        <w:t xml:space="preserve"> and a sword</w:t>
+      </w:r>
+      <w:r>
+        <w:t>.</w:t>
+      </w:r>
+      <w:r>
+        <w:t xml:space="preserve"> At times the flames would engulf her sword.</w:t>
+      </w:r>
+    </w:p>
+    <w:p>
+      <w:r>
+        <w:t xml:space="preserve">Demonbane whacked the monsters with his </w:t>
+      </w:r>
+      <w:r>
+        <w:t>giant hammer</w:t>
+      </w:r>
+      <w:r>
+        <w:t>.</w:t>
+      </w:r>
+    </w:p>
+    <w:p>
+      <w:r>
+        <w:t>Fineous fought with his knives.</w:t>
+      </w:r>
+      <w:r>
+        <w:t xml:space="preserve"> However, having badgers ram against his knives were rather jarring. Each was almost double the weight of the ratvargs.</w:t>
+      </w:r>
+    </w:p>
+    <w:p>
+      <w:r>
+        <w:lastRenderedPageBreak/>
+        <w:t>Unfortunately the creatures seemed endless</w:t>
+      </w:r>
+      <w:r>
+        <w:t xml:space="preserve"> and Fineous’ arms were </w:t>
+      </w:r>
+      <w:r>
+        <w:t>burning</w:t>
+      </w:r>
+      <w:r>
+        <w:t xml:space="preserve"> with fatigue</w:t>
+      </w:r>
+      <w:r>
+        <w:t>.</w:t>
+      </w:r>
+    </w:p>
+    <w:p>
+      <w:r>
+        <w:t>“Rose, don’t you hate it when orange juice comes out of your nose?” Fineous asked</w:t>
+      </w:r>
+      <w:r>
+        <w:t>, forcing a smile</w:t>
+      </w:r>
+      <w:r>
+        <w:t>.</w:t>
+      </w:r>
+    </w:p>
+    <w:p>
+      <w:r>
+        <w:t>The frightened Rose looked up and found Fineous half turned towards her. A moment later, orange juice squirted out of his nose and his eyes went cross-eyed.</w:t>
+      </w:r>
+      <w:r>
+        <w:t xml:space="preserve"> He stuck out his tongue.</w:t>
+      </w:r>
+    </w:p>
+    <w:p>
+      <w:r>
+        <w:t>Rose looked at Fineous in surprise and then started laughing. Instantly she felt the spirits rallying.</w:t>
+      </w:r>
+    </w:p>
+    <w:p>
+      <w:r>
+        <w:t>“Trust in your family Rose,” Fineous said. “We will always keep you safe. Aah,” he screamed. A badger had bitten his leg.</w:t>
+      </w:r>
+    </w:p>
+    <w:p>
+      <w:r>
+        <w:t xml:space="preserve">“Oh I went down south to see my </w:t>
+      </w:r>
+      <w:proofErr w:type="spellStart"/>
+      <w:r>
+        <w:t>sal</w:t>
+      </w:r>
+      <w:proofErr w:type="spellEnd"/>
+      <w:r>
+        <w:t xml:space="preserve">, singing </w:t>
+      </w:r>
+      <w:proofErr w:type="spellStart"/>
+      <w:r>
+        <w:t>polly</w:t>
+      </w:r>
+      <w:proofErr w:type="spellEnd"/>
+      <w:r>
+        <w:t xml:space="preserve"> </w:t>
+      </w:r>
+      <w:proofErr w:type="spellStart"/>
+      <w:r>
+        <w:t>wolly</w:t>
+      </w:r>
+      <w:proofErr w:type="spellEnd"/>
+      <w:r>
+        <w:t xml:space="preserve"> doodle all day,” Fineous sang.</w:t>
+      </w:r>
+    </w:p>
+    <w:p>
+      <w:r>
+        <w:t xml:space="preserve">The wave </w:t>
+      </w:r>
+      <w:r>
+        <w:t>diminished</w:t>
+      </w:r>
+      <w:r>
+        <w:t xml:space="preserve"> and then ended</w:t>
+      </w:r>
+      <w:r>
+        <w:t xml:space="preserve"> and Rose got up</w:t>
+      </w:r>
+      <w:r>
+        <w:t>.</w:t>
+      </w:r>
+    </w:p>
+    <w:p>
+      <w:r>
+        <w:t>“Oh my God, you are all bleeding,” Rose said worriedly</w:t>
+      </w:r>
+      <w:r>
+        <w:t>. She began healing as the exhausted warriors rested</w:t>
+      </w:r>
+      <w:r>
+        <w:t>.</w:t>
+      </w:r>
+      <w:r>
+        <w:t xml:space="preserve"> This time the healing was more effective. </w:t>
+      </w:r>
+      <w:r>
+        <w:t>However, the injuries were all minor scratches and bites like before</w:t>
+      </w:r>
+      <w:r>
+        <w:t>.</w:t>
+      </w:r>
+    </w:p>
+    <w:p>
+      <w:r>
+        <w:t>“Damn, my arms are killing me,” Fineous said. “On the bright side, my strength seems to have increased.”</w:t>
+      </w:r>
+    </w:p>
+    <w:p>
+      <w:r>
+        <w:t>“</w:t>
+      </w:r>
+      <w:r>
+        <w:t xml:space="preserve">I agree,” Demonbane said. “This fighting makes for a great workout. </w:t>
+      </w:r>
+      <w:r>
+        <w:t>Sweet, I have some leather armor</w:t>
+      </w:r>
+      <w:r>
+        <w:t>.</w:t>
+      </w:r>
+      <w:r>
+        <w:t>” He put his new armor on.</w:t>
+      </w:r>
+    </w:p>
+    <w:p>
+      <w:r>
+        <w:t xml:space="preserve">The others also got similar armor. Rose got clothes that were less ugly than </w:t>
+      </w:r>
+      <w:r>
+        <w:t>the rags</w:t>
+      </w:r>
+      <w:r>
+        <w:t xml:space="preserve"> she was wearing.</w:t>
+      </w:r>
+    </w:p>
+    <w:p>
+      <w:r>
+        <w:t>“Lunch time in 10 minutes,” the intercom said.</w:t>
+      </w:r>
+    </w:p>
+    <w:p>
+      <w:r>
+        <w:t>They headed back.</w:t>
+      </w:r>
+    </w:p>
+    <w:p>
+      <w:r>
+        <w:lastRenderedPageBreak/>
+        <w:t xml:space="preserve">Fineous picked up a rock and said, “My strength has increased. This </w:t>
+      </w:r>
+      <w:r>
+        <w:t xml:space="preserve">sized </w:t>
+      </w:r>
+      <w:r>
+        <w:t>rock feels light now.”</w:t>
+      </w:r>
+    </w:p>
+    <w:p>
+      <w:r>
+        <w:t>The trip to the main building was uneventful. All about</w:t>
+      </w:r>
+      <w:r>
+        <w:t>,</w:t>
+      </w:r>
+      <w:r>
+        <w:t xml:space="preserve"> people mostly socialized.</w:t>
+      </w:r>
+    </w:p>
+    <w:p>
+      <w:r>
+        <w:t>They entered the dining room and joined a buffet line. The food this time was different than before. That meant Fineous could steal even more diverse foods.</w:t>
+      </w:r>
+    </w:p>
+    <w:p>
+      <w:r>
+        <w:t>Food in hand, they sat down to eat.</w:t>
+      </w:r>
+    </w:p>
+    <w:p>
+      <w:r>
+        <w:t>“You should eat more,” Fineous said.</w:t>
+      </w:r>
+    </w:p>
+    <w:p>
+      <w:r>
+        <w:t xml:space="preserve">“But I’m not a fan of this food,” Rose complained. </w:t>
+      </w:r>
+      <w:r>
+        <w:t>“I went to a scouts camping trip once. The food was bad, just like this.”</w:t>
+      </w:r>
+    </w:p>
+    <w:p>
+      <w:r>
+        <w:t>“Maybe so,” Demonbane said. “However, an active lifestyle requires plenty of food.”</w:t>
+      </w:r>
+    </w:p>
+    <w:p>
+      <w:r>
+        <w:t>Endol stepped onto the stage and said, “I see some of you have started hunting monsters. Well done.</w:t>
+      </w:r>
+    </w:p>
+    <w:p>
+      <w:r>
+        <w:t>“For those who have yet to start, what are you waiting for</w:t>
+      </w:r>
+      <w:r>
+        <w:t xml:space="preserve">, an invitation? Well here it is. Start hunting. </w:t>
+      </w:r>
+      <w:r>
+        <w:t>That is all.</w:t>
+      </w:r>
+      <w:r>
+        <w:t>”</w:t>
+      </w:r>
+    </w:p>
+    <w:p>
+      <w:r>
+        <w:t>“In case you don’t know, t</w:t>
+      </w:r>
+      <w:r>
+        <w:t xml:space="preserve">here is a healer on call to the </w:t>
+      </w:r>
+      <w:r>
+        <w:t>right of the e</w:t>
+      </w:r>
+      <w:r>
+        <w:t xml:space="preserve">ntrance to the training grounds,” </w:t>
+      </w:r>
+      <w:r>
+        <w:t>Celestine</w:t>
+      </w:r>
+      <w:r>
+        <w:t xml:space="preserve"> added.</w:t>
+      </w:r>
+    </w:p>
+    <w:p>
+      <w:r>
+        <w:t>Both elves exited the stage.</w:t>
+      </w:r>
+    </w:p>
+    <w:p>
+      <w:r>
+        <w:t>“I’ve played video games all my life,” Demonbane said. “How do you tell if a challenge is too dangerous?”</w:t>
+      </w:r>
+    </w:p>
+    <w:p>
+      <w:r>
+        <w:t>“I don’t know,” Fineous said. “Training</w:t>
+      </w:r>
+      <w:r>
+        <w:t>,</w:t>
+      </w:r>
+      <w:r>
+        <w:t xml:space="preserve"> I suppose</w:t>
+      </w:r>
+      <w:r>
+        <w:t>,</w:t>
+      </w:r>
+      <w:r>
+        <w:t xml:space="preserve"> </w:t>
+      </w:r>
+      <w:r>
+        <w:t>u</w:t>
+      </w:r>
+      <w:r>
+        <w:t xml:space="preserve">nderstanding your enemies and the </w:t>
+      </w:r>
+      <w:r>
+        <w:t>field</w:t>
+      </w:r>
+      <w:r>
+        <w:t>,</w:t>
+      </w:r>
+      <w:r>
+        <w:t xml:space="preserve"> </w:t>
+      </w:r>
+      <w:r>
+        <w:t>u</w:t>
+      </w:r>
+      <w:r>
+        <w:t xml:space="preserve">nderstanding your </w:t>
+      </w:r>
+      <w:r>
+        <w:t>ability</w:t>
+      </w:r>
+      <w:r>
+        <w:t xml:space="preserve"> set</w:t>
+      </w:r>
+      <w:r>
+        <w:t>,</w:t>
+      </w:r>
+      <w:r>
+        <w:t xml:space="preserve"> </w:t>
+      </w:r>
+      <w:r>
+        <w:t>t</w:t>
+      </w:r>
+      <w:r>
+        <w:t>he bond we share.”</w:t>
+      </w:r>
+    </w:p>
+    <w:p>
+      <w:r>
+        <w:lastRenderedPageBreak/>
+        <w:t>“That makes sense,” Aragon said.</w:t>
+      </w:r>
+    </w:p>
+    <w:p>
+      <w:r>
+        <w:t>“That sounds like a lot of training,” Erza said.</w:t>
+      </w:r>
+    </w:p>
+    <w:p>
+      <w:r>
+        <w:t>“And a lot of food</w:t>
+      </w:r>
+      <w:r>
+        <w:t xml:space="preserve"> exploration</w:t>
+      </w:r>
+      <w:r>
+        <w:t xml:space="preserve">,” Fineous </w:t>
+      </w:r>
+      <w:r>
+        <w:t>agreed</w:t>
+      </w:r>
+      <w:r>
+        <w:t>, rubbing his hands</w:t>
+      </w:r>
+      <w:r>
+        <w:t>.</w:t>
+      </w:r>
+      <w:r>
+        <w:t xml:space="preserve"> “Speaking of which, do you want to go shopping now or after dinner?”</w:t>
+      </w:r>
+    </w:p>
+    <w:p>
+      <w:r>
+        <w:t>“Dinner,” Rose said. “Then we can do some real shopping.”</w:t>
+      </w:r>
+    </w:p>
+    <w:p>
+      <w:r>
+        <w:t xml:space="preserve">Fineous grinned, knowing Rose was becoming a member of the </w:t>
+      </w:r>
+      <w:r>
+        <w:t>party</w:t>
+      </w:r>
+      <w:r>
+        <w:t>.</w:t>
+      </w:r>
+    </w:p>
+    <w:p>
+      <w:r>
+        <w:t>“I’m sure we have reached F-2 by now, considering how many monsters we have defeated,” Fineous said. “Unfortunately, m</w:t>
+      </w:r>
+      <w:r>
+        <w:t>y Identification is still weak. I have no idea what my individual levels are</w:t>
+      </w:r>
+      <w:r>
+        <w:t>, although some seem to be approaching some sort of natural limit.”</w:t>
+      </w:r>
+    </w:p>
+    <w:p>
+      <w:r>
+        <w:t>“Time to hunt,” Demonbane said as he pushed his plate away.</w:t>
+      </w:r>
+    </w:p>
+    <w:p>
+      <w:r>
+        <w:t>“All you want to do is fight,” Fineous said, laughing. “You really are a barbarian.”</w:t>
+      </w:r>
+    </w:p>
+    <w:p>
+      <w:r>
+        <w:t>“Damn straight,” Demonbane agreed.</w:t>
+      </w:r>
+    </w:p>
+    <w:p>
+      <w:r>
+        <w:t>They headed out.</w:t>
+      </w:r>
+    </w:p>
+    <w:p>
+      <w:r>
+        <w:t>This time they met horned rabbits with red eyes</w:t>
+      </w:r>
+      <w:r>
+        <w:t>,</w:t>
+      </w:r>
+      <w:r>
+        <w:t xml:space="preserve"> oversized fangs</w:t>
+      </w:r>
+      <w:r>
+        <w:t>, and muzzles that looked like snarling wolves.</w:t>
+      </w:r>
+    </w:p>
+    <w:p>
+      <w:r>
+        <w:t>“Those rabbits are scary,” Rose exclaimed.</w:t>
+      </w:r>
+    </w:p>
+    <w:p>
+      <w:r>
+        <w:t>“Don’t look away,” Fineous said as a rabbit impaled itself on one of</w:t>
+      </w:r>
+      <w:r>
+        <w:t xml:space="preserve"> Fineous’ daggers</w:t>
+      </w:r>
+      <w:r>
+        <w:t>. “This is adventuring. Fighting monsters, exploring dungeons, meeting strange people, eating amazing food, and enjoying ourselves with those we love.”</w:t>
+      </w:r>
+    </w:p>
+    <w:p>
+      <w:r>
+        <w:lastRenderedPageBreak/>
+        <w:t>“But the food isn’t that good,” Rose complained. “Also, the foods are so strange.”</w:t>
+      </w:r>
+    </w:p>
+    <w:p>
+      <w:r>
+        <w:t>“A technicality,” Fineous said.</w:t>
+      </w:r>
+      <w:r>
+        <w:t xml:space="preserve"> “And strange is good.”</w:t>
+      </w:r>
+    </w:p>
+    <w:p>
+      <w:r>
+        <w:t>“I got some rabbit meat,” Aragon said</w:t>
+      </w:r>
+      <w:r>
+        <w:t>, surprised</w:t>
+      </w:r>
+      <w:r>
+        <w:t>.</w:t>
+      </w:r>
+    </w:p>
+    <w:p>
+      <w:r>
+        <w:t xml:space="preserve">“Great,” Fineous said. “Erza can </w:t>
+      </w:r>
+      <w:r>
+        <w:t>barbeque</w:t>
+      </w:r>
+      <w:r>
+        <w:t xml:space="preserve"> it when we have time.”</w:t>
+      </w:r>
+    </w:p>
+    <w:p>
+      <w:r>
+        <w:t>“I can cook,” Rose said. “Why would that be a</w:t>
+      </w:r>
+      <w:r>
+        <w:t>n</w:t>
+      </w:r>
+      <w:r>
+        <w:t xml:space="preserve"> </w:t>
+      </w:r>
+      <w:r>
+        <w:t>ability</w:t>
+      </w:r>
+      <w:r>
+        <w:t>?”</w:t>
+      </w:r>
+    </w:p>
+    <w:p>
+      <w:r>
+        <w:t xml:space="preserve">“Cooking is not just about making food tasty,” Fineous said. “In any RPG, food gives you various temporary buffs. The same is </w:t>
+      </w:r>
+      <w:r>
+        <w:t xml:space="preserve">or should be </w:t>
+      </w:r>
+      <w:r>
+        <w:t>true here. With training, you should be able to give us buffs in strength, agility, rejuvenation, even protection from heat and cold.”</w:t>
+      </w:r>
+    </w:p>
+    <w:p>
+      <w:r>
+        <w:t xml:space="preserve">“That’s an amazing </w:t>
+      </w:r>
+      <w:r>
+        <w:t>ability</w:t>
+      </w:r>
+      <w:r>
+        <w:t>,” Erza said.</w:t>
+      </w:r>
+    </w:p>
+    <w:p>
+      <w:r>
+        <w:t>“Indeed,” Demonbane said. “I can’t wait to eat your food and become stronger.”</w:t>
+      </w:r>
+    </w:p>
+    <w:p>
+      <w:r>
+        <w:t>“And faster,” Aragon added.</w:t>
+      </w:r>
+    </w:p>
+    <w:p>
+      <w:r>
+        <w:t>“Thank you all,” Rose said tearfully. Again the spirits rallied.</w:t>
+      </w:r>
+    </w:p>
+    <w:p>
+      <w:r>
+        <w:t>Finally the rabbit wave ended.</w:t>
+      </w:r>
+    </w:p>
+    <w:p>
+      <w:r>
+        <w:t>They headed forward toward the lake.</w:t>
+      </w:r>
+    </w:p>
+    <w:p>
+      <w:r>
+        <w:t xml:space="preserve">As they walked, Fineous spotted mushrooms and carefully </w:t>
+      </w:r>
+      <w:r>
+        <w:t xml:space="preserve">plucked </w:t>
+      </w:r>
+      <w:r>
+        <w:t>them with his knives.</w:t>
+      </w:r>
+      <w:r>
+        <w:t xml:space="preserve"> The mushrooms disappeared into his space.</w:t>
+      </w:r>
+    </w:p>
+    <w:p>
+      <w:r>
+        <w:t xml:space="preserve">“What’s that?” </w:t>
+      </w:r>
+      <w:r>
+        <w:t>Rose</w:t>
+      </w:r>
+      <w:r>
+        <w:t xml:space="preserve"> asked.</w:t>
+      </w:r>
+    </w:p>
+    <w:p>
+      <w:r>
+        <w:t>“Try identifying it,” Fineous said and waited.</w:t>
+      </w:r>
+      <w:r>
+        <w:t xml:space="preserve"> “Perhaps in the future you could cook it.”</w:t>
+      </w:r>
+    </w:p>
+    <w:p>
+      <w:r>
+        <w:lastRenderedPageBreak/>
+        <w:t xml:space="preserve">After </w:t>
+      </w:r>
+      <w:r>
+        <w:t>a while,</w:t>
+      </w:r>
+      <w:r>
+        <w:t xml:space="preserve"> </w:t>
+      </w:r>
+      <w:r>
+        <w:t>Rose</w:t>
+      </w:r>
+      <w:r>
+        <w:t xml:space="preserve"> exclaimed, </w:t>
+      </w:r>
+      <w:r>
+        <w:t>“</w:t>
+      </w:r>
+      <w:r>
+        <w:t xml:space="preserve">That’s </w:t>
+      </w:r>
+      <w:r>
+        <w:t xml:space="preserve">Amanita </w:t>
+      </w:r>
+      <w:proofErr w:type="spellStart"/>
+      <w:r>
+        <w:t>bisporigera</w:t>
+      </w:r>
+      <w:proofErr w:type="spellEnd"/>
+      <w:r>
+        <w:t>,</w:t>
+      </w:r>
+      <w:r>
+        <w:t xml:space="preserve"> A</w:t>
+      </w:r>
+      <w:r>
+        <w:t>.</w:t>
+      </w:r>
+      <w:r>
+        <w:t>K</w:t>
+      </w:r>
+      <w:r>
+        <w:t>.</w:t>
+      </w:r>
+      <w:r>
+        <w:t>A</w:t>
+      </w:r>
+      <w:r>
+        <w:t>.</w:t>
+      </w:r>
+      <w:r>
+        <w:t xml:space="preserve"> Eastern Destroying Angel. It’s poisonous.</w:t>
+      </w:r>
+      <w:r>
+        <w:t xml:space="preserve"> Why are you collecting that?</w:t>
+      </w:r>
+      <w:r>
+        <w:t xml:space="preserve"> I can’t cook that.”</w:t>
+      </w:r>
+    </w:p>
+    <w:p>
+      <w:r>
+        <w:t>“Because I’m a rogue and rogues always do roguish things. I’m so e</w:t>
+      </w:r>
+      <w:r>
+        <w:t xml:space="preserve">vil I scare myself. </w:t>
+      </w:r>
       <w:proofErr w:type="gramStart"/>
       <w:r>
         <w:t>Wa</w:t>
       </w:r>
       <w:proofErr w:type="gramEnd"/>
       <w:r>
-        <w:t xml:space="preserve"> ha, ha, ha...”</w:t>
-      </w:r>
-    </w:p>
-    <w:p>
-      <w:r>
-        <w:t>“You really are a clown,” Erza said with a laugh.</w:t>
-      </w:r>
-    </w:p>
-    <w:p>
-      <w:r>
-        <w:t>“Thank you kindly,” Fineous said.</w:t>
-      </w:r>
-      <w:r>
-        <w:t xml:space="preserve"> “I really need a hat.”</w:t>
-      </w:r>
-    </w:p>
-    <w:p>
-      <w:r>
-        <w:t>They headed for the ruins.</w:t>
-      </w:r>
-    </w:p>
-    <w:p>
-      <w:r>
-        <w:t xml:space="preserve">The </w:t>
-      </w:r>
-      <w:r>
-        <w:t>ru</w:t>
+        <w:t>, ha, ha,” Fineous said.</w:t>
+      </w:r>
+    </w:p>
+    <w:p>
+      <w:r>
+        <w:t>He added, “Remember in medicine, we use poisons to cure people, and cooking can purify foods. So many things would kill us if eaten raw.</w:t>
+      </w:r>
+    </w:p>
+    <w:p>
+      <w:r>
+        <w:t>“</w:t>
+      </w:r>
+      <w:r>
+        <w:rPr>
+          <w:u w:val="dotted"/>
+        </w:rPr>
+        <w:t>It’s all about increasing your skill level</w:t>
+      </w:r>
+      <w:r>
+        <w:t>.”</w:t>
+      </w:r>
+    </w:p>
+    <w:p>
+      <w:r>
+        <w:t>They arrived without incident at the lake. “Who wants to be</w:t>
+      </w:r>
+      <w:r>
+        <w:t>t</w:t>
+      </w:r>
+      <w:r>
+        <w:t xml:space="preserve"> there are monsters in the lake?” Demonbane asked.</w:t>
+      </w:r>
+    </w:p>
+    <w:p>
+      <w:r>
+        <w:t>“No one,” Erza said. “Fineous, what are you doing now?”</w:t>
+      </w:r>
+    </w:p>
+    <w:p>
+      <w:r>
+        <w:t>With arms stretched out, Fineous said, “Harvesting water. I can only collect water through a preverbal straw now. So I’m practicing.”</w:t>
+      </w:r>
+    </w:p>
+    <w:p>
+      <w:r>
+        <w:t>“Aren’t you afraid of running out of space,” Aragon asked.</w:t>
+      </w:r>
+      <w:r>
+        <w:t xml:space="preserve"> “Besides, I can’t do what you are doing.”</w:t>
+      </w:r>
+    </w:p>
+    <w:p>
+      <w:r>
+        <w:t>“</w:t>
+      </w:r>
+      <w:r>
+        <w:t>I believe I have a different type of storage,” Fineous said. “</w:t>
+      </w:r>
+      <w:r>
+        <w:t xml:space="preserve">I can’t </w:t>
+      </w:r>
+      <w:r>
+        <w:t>see limits to my space</w:t>
+      </w:r>
+      <w:r>
+        <w:t xml:space="preserve">. My limit seems to be the </w:t>
+      </w:r>
+      <w:r>
+        <w:t>weight</w:t>
+      </w:r>
+      <w:r>
+        <w:t xml:space="preserve"> o</w:t>
+      </w:r>
+      <w:r>
+        <w:t>f objects and flow for liquids.</w:t>
+      </w:r>
+    </w:p>
+    <w:p>
+      <w:r>
+        <w:t>“Speaking of which, do you know how your storage works?”</w:t>
+      </w:r>
+    </w:p>
+    <w:p>
+      <w:r>
+        <w:t>“Not a clue,” Aragon said. “I just intend it and it appears in my storage. Also by focusing inwards, I can see the contents of my inventory.</w:t>
+      </w:r>
+      <w:r>
+        <w:t xml:space="preserve"> I can even arrange items and label buckets.”</w:t>
+      </w:r>
+    </w:p>
+    <w:p>
+      <w:r>
+        <w:t>“Thanks,” Fineous said.</w:t>
+      </w:r>
+    </w:p>
+    <w:p>
+      <w:r>
+        <w:t>While training Fineous mused on what the others said.</w:t>
+      </w:r>
+      <w:r>
+        <w:t xml:space="preserve"> Their inventory system seemed limited, forcing them to use buckets.</w:t>
+      </w:r>
+    </w:p>
+    <w:p>
+      <w:r>
+        <w:lastRenderedPageBreak/>
+        <w:t>Also, t</w:t>
+      </w:r>
+      <w:r>
+        <w:t>hey didn’t seem aware of the part of themselves that reached out and performed the actions.</w:t>
+      </w:r>
+    </w:p>
+    <w:p>
+      <w:r>
+        <w:t xml:space="preserve">“While you’re </w:t>
+      </w:r>
+      <w:r>
+        <w:t>training</w:t>
+      </w:r>
+      <w:r>
+        <w:t xml:space="preserve"> that, I need to pee,” Demonbane said.</w:t>
+      </w:r>
+    </w:p>
+    <w:p>
+      <w:r>
+        <w:t>“Same here,” Rose said.</w:t>
+      </w:r>
+    </w:p>
+    <w:p>
+      <w:r>
+        <w:t>“I’ll keep you company,” Erza suggested and they headed into the woods.</w:t>
+      </w:r>
+    </w:p>
+    <w:p>
+      <w:r>
+        <w:t>When they came back, Fineous said, “This is a slow process. I’ll practice this after dinner.</w:t>
+      </w:r>
+      <w:r>
+        <w:t>”</w:t>
+      </w:r>
+    </w:p>
+    <w:p>
+      <w:r>
+        <w:t>“Half an hour to dinner,” the announcement called.</w:t>
+      </w:r>
+    </w:p>
+    <w:p>
+      <w:r>
+        <w:t>“It’s almost dinner and it’s still so bright,” Erza mused.</w:t>
+      </w:r>
+    </w:p>
+    <w:p>
+      <w:r>
+        <w:t>On the way back they were stopped by…</w:t>
+      </w:r>
+    </w:p>
+    <w:p>
+      <w:r>
+        <w:t>“Are those chickens?” Rose asked. “Why are they purple? Why do they have four legs? And fangs?”</w:t>
+      </w:r>
+    </w:p>
+    <w:p>
+      <w:r>
+        <w:t>“They are called chickaloons,” Fineous said. “They aren’t very dangerous, but the</w:t>
+      </w:r>
+      <w:r>
+        <w:t>y can give you a nasty scratch.</w:t>
+      </w:r>
+    </w:p>
+    <w:p>
+      <w:r>
+        <w:t>“</w:t>
+      </w:r>
+      <w:r>
+        <w:t>Eureka</w:t>
+      </w:r>
+      <w:r>
+        <w:t>, I found their rank. They are Rank F-1.”</w:t>
+      </w:r>
+    </w:p>
+    <w:p>
+      <w:r>
+        <w:t xml:space="preserve">“Why </w:t>
+      </w:r>
+      <w:r>
+        <w:t>d</w:t>
+      </w:r>
+      <w:r>
+        <w:t>o they come in packs?” Erza asked.</w:t>
+      </w:r>
+    </w:p>
+    <w:p>
+      <w:r>
+        <w:t>Fineous didn’t say anything. He wanted the others to think for themselves.</w:t>
+      </w:r>
+    </w:p>
+    <w:p>
+      <w:r>
+        <w:t xml:space="preserve">After awhile Aragon said, </w:t>
+      </w:r>
+      <w:r>
+        <w:t xml:space="preserve">“Probably because </w:t>
+      </w:r>
+      <w:r>
+        <w:t>bigger monsters are soloists.”</w:t>
+      </w:r>
+    </w:p>
+    <w:p>
+      <w:r>
+        <w:t>That wasn’t completely true. It all balanced out to make a consistent treat level. But the important thing was his friend</w:t>
+      </w:r>
+      <w:r>
+        <w:t>s</w:t>
+      </w:r>
+      <w:r>
+        <w:t xml:space="preserve"> were </w:t>
+      </w:r>
+      <w:r>
+        <w:t xml:space="preserve">using their brains. </w:t>
+      </w:r>
+      <w:r>
+        <w:t>Smiling, Fineous continued fighting. “I hope you all like chicken, because I’m collecting quite a bit.”</w:t>
+      </w:r>
+    </w:p>
+    <w:p>
+      <w:r>
+        <w:lastRenderedPageBreak/>
+        <w:t>Finally the wave ended and Rose said, “I’m starting to have fun.”</w:t>
+      </w:r>
+      <w:r>
+        <w:t xml:space="preserve"> She knew she was contributing.</w:t>
+      </w:r>
+    </w:p>
+    <w:p>
+      <w:r>
+        <w:t>A moment later everyone started clapping, to Rose’s embarrassment.</w:t>
+      </w:r>
+    </w:p>
+    <w:p>
+      <w:r>
+        <w:t xml:space="preserve">“I </w:t>
+      </w:r>
+      <w:r>
+        <w:t>now have around</w:t>
+      </w:r>
+      <w:r>
+        <w:t xml:space="preserve"> </w:t>
+      </w:r>
+      <w:r>
+        <w:t>127</w:t>
+      </w:r>
+      <w:r>
+        <w:t xml:space="preserve"> silver,” Fineous said. “I need new clothes. Mine </w:t>
+      </w:r>
+      <w:r>
+        <w:t>are almost completely shredded. Like night of the living dead.”</w:t>
+      </w:r>
+    </w:p>
+    <w:p>
+      <w:r>
+        <w:t>They arrived at the main building without incident and entered.</w:t>
+      </w:r>
+    </w:p>
+    <w:p>
+      <w:r>
+        <w:t>“I see we aren’t the only ones with shredded clothes,” Demonbane said.</w:t>
+      </w:r>
+    </w:p>
+    <w:p>
+      <w:r>
+        <w:t>“</w:t>
+      </w:r>
+      <w:r>
+        <w:t>A</w:t>
+      </w:r>
+      <w:r>
+        <w:t xml:space="preserve"> surprising number of people have their starter clothes</w:t>
+      </w:r>
+      <w:r>
+        <w:t>,” Erza said. “And they are undamaged.”</w:t>
+      </w:r>
+    </w:p>
+    <w:p>
+      <w:r>
+        <w:t xml:space="preserve">“My clothes are undamaged,” Rose </w:t>
+      </w:r>
+      <w:r>
+        <w:t xml:space="preserve">said in </w:t>
+      </w:r>
+      <w:r>
+        <w:t>embarrassment</w:t>
+      </w:r>
+      <w:r>
+        <w:t>.</w:t>
+      </w:r>
+    </w:p>
+    <w:p>
+      <w:r>
+        <w:t>“You’re different,” Erza said. “You’re our healer. Healers are never expected to fight.</w:t>
+      </w:r>
+      <w:r>
+        <w:t xml:space="preserve"> More importantly, you have new clothes you looted.</w:t>
+      </w:r>
+      <w:r>
+        <w:t>”</w:t>
+      </w:r>
+    </w:p>
+    <w:p>
+      <w:r>
+        <w:t>“And your spirits kick ass,” Demonbane added.</w:t>
+      </w:r>
+    </w:p>
+    <w:p>
+      <w:r>
+        <w:t xml:space="preserve">“I recently discovered </w:t>
+      </w:r>
+      <w:r>
+        <w:t xml:space="preserve">you have </w:t>
+      </w:r>
+      <w:r>
+        <w:t xml:space="preserve">pink </w:t>
+      </w:r>
+      <w:r>
+        <w:t>friends</w:t>
+      </w:r>
+      <w:r>
+        <w:t>,” Fineous said. “We now have group passive healing.”</w:t>
+      </w:r>
+    </w:p>
+    <w:p>
+      <w:r>
+        <w:t>“But it’s not much,” Rose objected.</w:t>
+      </w:r>
+    </w:p>
+    <w:p>
+      <w:r>
+        <w:t>“Don’t underestimate yourself,” Aragon said. “We can do so much more because of you.”</w:t>
+      </w:r>
+    </w:p>
+    <w:p>
+      <w:r>
+        <w:t>“Speaking of more, I can’t wait to taste your cooking,” Fineous said with a grin.</w:t>
+      </w:r>
+    </w:p>
+    <w:p>
+      <w:r>
+        <w:t>“Do you think of anything other than eating?” Rose asked with a laugh.</w:t>
+      </w:r>
+    </w:p>
+    <w:p>
+      <w:r>
+        <w:lastRenderedPageBreak/>
+        <w:t>“Food, food, glorious food</w:t>
+      </w:r>
+      <w:r>
+        <w:t xml:space="preserve">, </w:t>
+      </w:r>
+      <w:r>
+        <w:t>mouth-watering</w:t>
+      </w:r>
+      <w:r>
+        <w:t xml:space="preserve"> dinner</w:t>
+      </w:r>
+      <w:r>
+        <w:t>,” Fineous sang. “Speaking of which, we need to hurry, or all the food will be gone.”</w:t>
+      </w:r>
+    </w:p>
+    <w:p>
+      <w:r>
+        <w:t>The group arrived and Fineous loaded up with food.</w:t>
+      </w:r>
+    </w:p>
+    <w:p>
+      <w:r>
+        <w:t>When they sat down, Aragon asked, “How can yo</w:t>
+      </w:r>
+      <w:r>
+        <w:t>u keep track of all that stuff? Mine seems simpler</w:t>
+      </w:r>
+      <w:r>
+        <w:t xml:space="preserve">, </w:t>
+      </w:r>
+      <w:r>
+        <w:t>but still I struggle</w:t>
+      </w:r>
+      <w:r>
+        <w:t>. It’s getting worse as my inventory expands.”</w:t>
+      </w:r>
+    </w:p>
+    <w:p>
+      <w:r>
+        <w:t xml:space="preserve">“I don’t need to,” Fineous said. “My space keeps track of everything. </w:t>
+      </w:r>
+      <w:r>
+        <w:t>It’s like everything is in neat folders that self-organize</w:t>
+      </w:r>
+      <w:r>
+        <w:t>. I get what I need when I need it.”</w:t>
+      </w:r>
+    </w:p>
+    <w:p>
+      <w:r>
+        <w:t>“So what’s next?” Aragon asked.</w:t>
+      </w:r>
+    </w:p>
+    <w:p>
+      <w:r>
+        <w:t>“Let’s finish dinner and then go shopping</w:t>
+      </w:r>
+      <w:r>
+        <w:t>,” Fineous said. For emphasis, Fineous poked a finger through a hole.</w:t>
+      </w:r>
+    </w:p>
+    <w:p>
+      <w:r>
+        <w:t xml:space="preserve">Meal finished, Fineous asked, </w:t>
+      </w:r>
+      <w:r>
+        <w:t xml:space="preserve">“By the way, where is </w:t>
+      </w:r>
+      <w:r>
+        <w:t>the bazaar</w:t>
+      </w:r>
+      <w:r>
+        <w:t>?”</w:t>
+      </w:r>
+    </w:p>
+    <w:p>
+      <w:r>
+        <w:t>“This way,” Rose said and grabbed Fineous by the arm.</w:t>
+      </w:r>
+    </w:p>
+    <w:p>
+      <w:r>
+        <w:t xml:space="preserve">They travelled down a long corridor and Fineous found himself in a large indoor area set up with boots like a flea market. Each stall </w:t>
+      </w:r>
+      <w:r>
+        <w:t xml:space="preserve">in the bazaar </w:t>
+      </w:r>
+      <w:r>
+        <w:t>was selling something exciting.</w:t>
+      </w:r>
+    </w:p>
+    <w:p>
+      <w:r>
+        <w:t>Fineous pointed at a clock on the wall and said, “</w:t>
+      </w:r>
+      <w:r>
+        <w:t>It’s a little past 5:30. Let’s meet here in half an hour.”</w:t>
+      </w:r>
+    </w:p>
+    <w:p>
+      <w:r>
+        <w:t xml:space="preserve">“Make that </w:t>
+      </w:r>
+      <w:r>
+        <w:t>an hour</w:t>
+      </w:r>
+      <w:r>
+        <w:t>,” Erza said. “Shopping should be enjoyed at leisure.”</w:t>
+      </w:r>
+    </w:p>
+    <w:p>
+      <w:r>
+        <w:t>“Can I come with you?” Rose asked.</w:t>
+      </w:r>
+    </w:p>
+    <w:p>
+      <w:r>
+        <w:t>“If you want,” Fineous replied. “I’m just looking at all the booths.”</w:t>
+      </w:r>
+    </w:p>
+    <w:p>
+      <w:r>
+        <w:t xml:space="preserve">The first booth sold lady’s clothes. The next was </w:t>
+      </w:r>
+      <w:r>
+        <w:t xml:space="preserve">battle </w:t>
+      </w:r>
+      <w:r>
+        <w:t>knives. Fineous looked at the prices and passed on.</w:t>
+      </w:r>
+    </w:p>
+    <w:p>
+      <w:r>
+        <w:lastRenderedPageBreak/>
+        <w:t>The third was armor. Again the armor was too expensive.</w:t>
+      </w:r>
+    </w:p>
+    <w:p>
+      <w:r>
+        <w:t>On and on they walked and finally something grabbed Fineous’ attention.</w:t>
+      </w:r>
+      <w:r>
+        <w:t xml:space="preserve"> It was a household </w:t>
+      </w:r>
+      <w:r>
+        <w:t>wares</w:t>
+      </w:r>
+      <w:r>
+        <w:t xml:space="preserve"> shop.</w:t>
+      </w:r>
+    </w:p>
+    <w:p>
+      <w:r>
+        <w:t>The costs were reasonable</w:t>
+      </w:r>
+      <w:r>
+        <w:t xml:space="preserve"> so he stepped in</w:t>
+      </w:r>
+      <w:r>
+        <w:t>. Apparently only adventurer equipment was expensive.</w:t>
+      </w:r>
+    </w:p>
+    <w:p>
+      <w:r>
+        <w:t>“Rose, I want to buy a set of plates, cutlery, c</w:t>
+      </w:r>
+      <w:r>
+        <w:t>u</w:t>
+      </w:r>
+      <w:r>
+        <w:t>ps, straws and napkins. Plus cleaning stuff,” Fineous said. “</w:t>
+      </w:r>
+      <w:r>
+        <w:t>I need your help</w:t>
+      </w:r>
+      <w:r>
+        <w:t>.”</w:t>
+      </w:r>
+    </w:p>
+    <w:p>
+      <w:r>
+        <w:t xml:space="preserve">The next purchase </w:t>
+      </w:r>
+      <w:r>
+        <w:t>was two</w:t>
+      </w:r>
+      <w:r>
+        <w:t xml:space="preserve"> simple notebook</w:t>
+      </w:r>
+      <w:r>
+        <w:t>s</w:t>
+      </w:r>
+      <w:r>
+        <w:t xml:space="preserve"> and </w:t>
+      </w:r>
+      <w:r>
+        <w:t xml:space="preserve">a </w:t>
+      </w:r>
+      <w:r>
+        <w:t>writing instrument.</w:t>
+      </w:r>
+    </w:p>
+    <w:p>
+      <w:r>
+        <w:t xml:space="preserve">After that </w:t>
+      </w:r>
+      <w:r>
+        <w:t xml:space="preserve">Fineous bought a hat that resembled a </w:t>
+      </w:r>
+      <w:r>
+        <w:t>fedora</w:t>
+      </w:r>
+      <w:r>
+        <w:t>.</w:t>
+      </w:r>
+    </w:p>
+    <w:p>
+      <w:r>
+        <w:t>The final purchase was chewing gum. Fineous spent the last of his silver buying several packs.</w:t>
+      </w:r>
+    </w:p>
+    <w:p>
+      <w:r>
+        <w:t>With only pocket change left, they just window shopped</w:t>
+      </w:r>
+      <w:r>
+        <w:t>.</w:t>
+      </w:r>
+    </w:p>
+    <w:p>
+      <w:r>
+        <w:t>Finally they met and Erza said, “Nice hat.”</w:t>
+      </w:r>
+    </w:p>
+    <w:p>
+      <w:r>
+        <w:t>“Why thank you my lady,” Fineous said. He took off his hat and waved it in a bow.</w:t>
+      </w:r>
+    </w:p>
+    <w:p>
+      <w:r>
+        <w:t>“People are staring,” Erza complained, embarrassed.</w:t>
+      </w:r>
+    </w:p>
+    <w:p>
+      <w:r>
+        <w:t xml:space="preserve">“Let them stare,” Fineous </w:t>
+      </w:r>
+      <w:r>
+        <w:t>declared</w:t>
+      </w:r>
+      <w:r>
+        <w:t xml:space="preserve">. “They should know </w:t>
+      </w:r>
+      <w:r>
+        <w:t xml:space="preserve">of </w:t>
+      </w:r>
+      <w:r>
+        <w:t xml:space="preserve">us as a fun-loving </w:t>
+      </w:r>
+      <w:r>
+        <w:t>group</w:t>
+      </w:r>
+      <w:r>
+        <w:t xml:space="preserve"> of adventurers. </w:t>
+      </w:r>
+      <w:r>
+        <w:t>I can’t wait to hunt again. I only have a few coppers.”</w:t>
+      </w:r>
+    </w:p>
+    <w:p>
+      <w:r>
+        <w:t xml:space="preserve">“Yes,” Demonbane </w:t>
+      </w:r>
+      <w:r>
+        <w:t>agreed</w:t>
+      </w:r>
+      <w:r>
+        <w:t>. “In this world and the previous, a coppe</w:t>
+      </w:r>
+      <w:r>
+        <w:t>r is almost completely useless.</w:t>
+      </w:r>
+      <w:r>
+        <w:t>”</w:t>
+      </w:r>
+    </w:p>
+    <w:p>
+      <w:r>
+        <w:t>“</w:t>
+      </w:r>
+      <w:r>
+        <w:t>I</w:t>
+      </w:r>
+      <w:r>
+        <w:t xml:space="preserve">t’s </w:t>
+      </w:r>
+      <w:r>
+        <w:t>6</w:t>
+      </w:r>
+      <w:r>
+        <w:t>:</w:t>
+      </w:r>
+      <w:r>
+        <w:t>3</w:t>
+      </w:r>
+      <w:r>
+        <w:t xml:space="preserve">0PM,” Fineous said. “I need to do some training. We can resume hunting </w:t>
+      </w:r>
+      <w:r>
+        <w:t>tomorrow</w:t>
+      </w:r>
+      <w:r>
+        <w:t>.”</w:t>
+      </w:r>
+    </w:p>
+    <w:p>
+      <w:r>
+        <w:t>“You’ll go weather I come or not, won’t you?” Rose asked.</w:t>
+      </w:r>
+    </w:p>
+    <w:p>
+      <w:r>
+        <w:lastRenderedPageBreak/>
+        <w:t xml:space="preserve">“We </w:t>
+      </w:r>
+      <w:r>
+        <w:t>won</w:t>
+      </w:r>
+      <w:r>
+        <w:t>’t force you,” Aragon said. “You said you didn’t want to be an adventurer.”</w:t>
+      </w:r>
+    </w:p>
+    <w:p>
+      <w:r>
+        <w:t xml:space="preserve">“But who will heal you?” Rose </w:t>
+      </w:r>
+      <w:r>
+        <w:t>demanded angrily</w:t>
+      </w:r>
+      <w:r>
+        <w:t>.</w:t>
+      </w:r>
+    </w:p>
+    <w:p>
+      <w:r>
+        <w:t>“We will make do,” Demonbane said</w:t>
+      </w:r>
+      <w:r>
+        <w:t xml:space="preserve"> stoically</w:t>
+      </w:r>
+      <w:r>
+        <w:t>. “We are men after all.”</w:t>
+      </w:r>
+    </w:p>
+    <w:p>
+      <w:r>
+        <w:t xml:space="preserve">“Speak for yourself,” Erza </w:t>
+      </w:r>
+      <w:r>
+        <w:t>scolded</w:t>
+      </w:r>
+      <w:r>
+        <w:t>.</w:t>
+      </w:r>
+    </w:p>
+    <w:p>
+      <w:r>
+        <w:t>“No,” Rose</w:t>
+      </w:r>
+      <w:r>
+        <w:t xml:space="preserve"> declared</w:t>
+      </w:r>
+      <w:r>
+        <w:t>. “I can’t bear to see you get hurt.”</w:t>
+      </w:r>
+    </w:p>
+    <w:p>
+      <w:r>
+        <w:t>“Sleep on it and tell us your decision when you are ready,” Fineous said.</w:t>
+      </w:r>
+    </w:p>
+    <w:p>
+      <w:r>
+        <w:t xml:space="preserve">“Okay,” Rose </w:t>
+      </w:r>
+      <w:r>
+        <w:t>agreed</w:t>
+      </w:r>
+      <w:r>
+        <w:t xml:space="preserve"> reluctantly</w:t>
+      </w:r>
+      <w:r>
+        <w:t>.</w:t>
+      </w:r>
+    </w:p>
+    <w:p>
+      <w:r>
+        <w:t>“</w:t>
+      </w:r>
+      <w:r>
+        <w:t xml:space="preserve">Endol said </w:t>
+      </w:r>
+      <w:r>
+        <w:t xml:space="preserve">it </w:t>
+      </w:r>
+      <w:r>
+        <w:t xml:space="preserve">will take </w:t>
+      </w:r>
+      <w:r>
+        <w:t>a month</w:t>
+      </w:r>
+      <w:r>
+        <w:t xml:space="preserve"> to reach Rank-E. I can’t wait to make him eat his words,” Fineous said.</w:t>
+      </w:r>
+    </w:p>
+    <w:p>
+      <w:r>
+        <w:t>“Sounds like a plan,” Aragon said with a grin.</w:t>
+      </w:r>
+    </w:p>
+    <w:p>
+      <w:r>
+        <w:t xml:space="preserve">“It’s the path of manliness,” Demonbane </w:t>
+      </w:r>
+      <w:r>
+        <w:t>agreed</w:t>
+      </w:r>
+      <w:r>
+        <w:t>.</w:t>
+      </w:r>
+    </w:p>
+    <w:p>
+      <w:r>
+        <w:t>“Womanliness,” Erza corrected.</w:t>
+      </w:r>
+    </w:p>
+    <w:p>
+      <w:r>
+        <w:t xml:space="preserve">They broke </w:t>
+      </w:r>
+      <w:r>
+        <w:t xml:space="preserve">for </w:t>
+      </w:r>
+      <w:r>
+        <w:t>the night and Fineous headed out.</w:t>
+      </w:r>
+    </w:p>
+    <w:p>
+      <w:r>
+        <w:t>Fineous went to the stream and spent quality time stretching his space with rocks and water</w:t>
+      </w:r>
+      <w:r>
+        <w:t>,</w:t>
+      </w:r>
+      <w:r>
+        <w:t xml:space="preserve"> </w:t>
       </w:r>
       <w:r>
         <w:t>i</w:t>
       </w:r>
       <w:r>
-        <w:t>ns were</w:t>
-      </w:r>
-      <w:r>
-        <w:t xml:space="preserve"> </w:t>
-      </w:r>
-      <w:r>
-        <w:t xml:space="preserve">a </w:t>
-      </w:r>
-      <w:r>
-        <w:t xml:space="preserve">decaying </w:t>
-      </w:r>
-      <w:r>
-        <w:t>mansion</w:t>
-      </w:r>
-      <w:r>
-        <w:t xml:space="preserve">. Part of </w:t>
-      </w:r>
-      <w:r>
-        <w:t>a</w:t>
-      </w:r>
-      <w:r>
-        <w:t xml:space="preserve"> wall was broken in. Within were stairs going down.</w:t>
-      </w:r>
-    </w:p>
-    <w:p>
-      <w:r>
-        <w:t>“Should we go down?” Demonbane asked.</w:t>
-      </w:r>
-    </w:p>
-    <w:p>
-      <w:r>
-        <w:t>“No way,” Rose exclaimed. “That looks scary.”</w:t>
-      </w:r>
-    </w:p>
-    <w:p>
-      <w:r>
-        <w:t>“Then let’s go to the ravine,” Erza suggested.</w:t>
-      </w:r>
-    </w:p>
-    <w:p>
-      <w:r>
-        <w:t>They continued walking, passing a glade with wild flowers.</w:t>
-      </w:r>
-    </w:p>
-    <w:p>
-      <w:r>
-        <w:t>“This place is very pretty,” Rose said.</w:t>
-      </w:r>
-    </w:p>
-    <w:p>
-      <w:r>
-        <w:t>“Nice place for a picnic,” Fineous agreed.</w:t>
-      </w:r>
-    </w:p>
-    <w:p>
-      <w:r>
-        <w:t>As they walked the land became more rugged.</w:t>
-      </w:r>
-    </w:p>
-    <w:p>
-      <w:r>
-        <w:t xml:space="preserve">“Rose, do you have any fitness </w:t>
-      </w:r>
-      <w:r>
-        <w:t>abilities</w:t>
-      </w:r>
-      <w:r>
-        <w:t>?” Fineous asked.</w:t>
-      </w:r>
-    </w:p>
-    <w:p>
-      <w:r>
-        <w:t>“I have physical fitness,” Rose said.</w:t>
-      </w:r>
-    </w:p>
-    <w:p>
-      <w:r>
-        <w:t xml:space="preserve">“I have enhanced physical stats,” </w:t>
-      </w:r>
-      <w:r>
-        <w:t>Aragon</w:t>
-      </w:r>
-      <w:r>
-        <w:t xml:space="preserve"> said. “What’s the difference?”</w:t>
-      </w:r>
-    </w:p>
-    <w:p>
-      <w:r>
-        <w:t>“Enhance</w:t>
-      </w:r>
-      <w:r>
-        <w:t>d</w:t>
-      </w:r>
-      <w:r>
-        <w:t xml:space="preserve"> physical stats focus on boosting strength, speed, and endurance. This is perfect for fighters,” Fineous said.</w:t>
-      </w:r>
-    </w:p>
-    <w:p>
-      <w:r>
-        <w:t xml:space="preserve">“Physical fitness is not that intense, but much broader in scope. Rose will never compete with Erza for example. However, she can handle </w:t>
-      </w:r>
+        <w:t>nterrupted by the occasional monster attack.</w:t>
+      </w:r>
+    </w:p>
+    <w:p>
+      <w:r>
+        <w:t xml:space="preserve">As the light started to fade, Fineous realized he had neglected his Shadow Meld </w:t>
+      </w:r>
+      <w:r>
+        <w:t xml:space="preserve">ability. </w:t>
+      </w:r>
+      <w:r>
+        <w:t>H</w:t>
+      </w:r>
+      <w:r>
+        <w:t xml:space="preserve">ow did he activate it? </w:t>
+      </w:r>
+      <w:r>
+        <w:t>He did it twice before</w:t>
+      </w:r>
+      <w:r>
+        <w:t>.</w:t>
+      </w:r>
+    </w:p>
+    <w:p>
+      <w:r>
+        <w:t>Just then a monster approached. Fineous instinctively backed off and found himself against the fog wall. He stepped through.</w:t>
+      </w:r>
+    </w:p>
+    <w:p>
+      <w:r>
+        <w:t>He was once again in the shadow world. Next to him was the real world, as seen through a murky window.</w:t>
+      </w:r>
+    </w:p>
+    <w:p>
       <w:r>
         <w:lastRenderedPageBreak/>
-        <w:t>more diverse environments</w:t>
-      </w:r>
-      <w:r>
-        <w:t xml:space="preserve"> such as cold, heat, altitude, etc</w:t>
-      </w:r>
-      <w:r>
-        <w:t>. More importantly, she will have no probl</w:t>
-      </w:r>
-      <w:r>
-        <w:t>em keeping up with me at least. So let’s pick up the pace. Rose needs the training.”</w:t>
-      </w:r>
-    </w:p>
-    <w:p>
-      <w:r>
-        <w:t>They resumed travel.</w:t>
-      </w:r>
-    </w:p>
-    <w:p>
-      <w:r>
-        <w:t>“How do you know so much?” Aragon asked.</w:t>
-      </w:r>
-    </w:p>
-    <w:p>
-      <w:r>
-        <w:t xml:space="preserve">“Additional information unlocked when they mentioned their </w:t>
-      </w:r>
-      <w:r>
-        <w:t>abilities</w:t>
-      </w:r>
-      <w:r>
-        <w:t xml:space="preserve">,” Fineous said. “That identification </w:t>
-      </w:r>
-      <w:r>
-        <w:t>ability</w:t>
-      </w:r>
-      <w:r>
-        <w:t xml:space="preserve"> is rather useful</w:t>
-      </w:r>
-      <w:r>
-        <w:t xml:space="preserve">, although it </w:t>
-      </w:r>
-      <w:r>
-        <w:t xml:space="preserve">is </w:t>
-      </w:r>
-      <w:r>
-        <w:t>still</w:t>
-      </w:r>
-      <w:r>
-        <w:t xml:space="preserve"> hit or miss</w:t>
-      </w:r>
-      <w:r>
-        <w:t>.”</w:t>
-      </w:r>
-    </w:p>
-    <w:p>
-      <w:r>
-        <w:t>“Sometimes I think you’re scary,” Aragon said.</w:t>
-      </w:r>
-    </w:p>
-    <w:p>
-      <w:r>
-        <w:t>“I agree,” Demonbane said.</w:t>
-      </w:r>
-    </w:p>
-    <w:p>
-      <w:r>
-        <w:t>Fineous</w:t>
-      </w:r>
-      <w:r>
-        <w:t xml:space="preserve"> innocently</w:t>
-      </w:r>
-      <w:r>
-        <w:t xml:space="preserve"> asked, “What’s so scary about me? You’re both handsome.”</w:t>
-      </w:r>
-    </w:p>
-    <w:p>
-      <w:r>
-        <w:t>Erza laughed and the others joined her.</w:t>
-      </w:r>
-    </w:p>
-    <w:p>
-      <w:r>
-        <w:t>Unfortunately that laugh attracted a little too much attention.</w:t>
-      </w:r>
-    </w:p>
-    <w:p>
-      <w:r>
-        <w:t>A pack of rabid badgers surrounded them and then attacked.</w:t>
-      </w:r>
-      <w:r>
-        <w:t xml:space="preserve"> The screeching was terrifying.</w:t>
-      </w:r>
-    </w:p>
-    <w:p>
-      <w:r>
-        <w:t>Rose screamed in fright and covered herself.</w:t>
-      </w:r>
-      <w:r>
-        <w:t xml:space="preserve"> Her reaction was normal. Normal animals don’t screech like banshees.</w:t>
-      </w:r>
-    </w:p>
-    <w:p>
-      <w:r>
-        <w:t>Even the others were taken aback by the screeches. Never the less, they rallied and fought for their lives</w:t>
-      </w:r>
-      <w:r>
-        <w:t xml:space="preserve"> and to protect Rose.</w:t>
-      </w:r>
-    </w:p>
-    <w:p>
-      <w:r>
-        <w:t>Aragon shot the creature</w:t>
-      </w:r>
-      <w:r>
-        <w:t>s</w:t>
-      </w:r>
-      <w:r>
-        <w:t xml:space="preserve"> and kicked the ones that came too close. </w:t>
-      </w:r>
-      <w:r>
-        <w:t>Thankfully kills were giving him an endless supply of arrows.</w:t>
-      </w:r>
-    </w:p>
-    <w:p>
-      <w:r>
-        <w:t>Erza used flames</w:t>
-      </w:r>
-      <w:r>
-        <w:t xml:space="preserve"> and a sword</w:t>
-      </w:r>
-      <w:r>
-        <w:t>.</w:t>
-      </w:r>
-      <w:r>
-        <w:t xml:space="preserve"> At times the flames would engulf her sword.</w:t>
-      </w:r>
-    </w:p>
-    <w:p>
-      <w:r>
-        <w:t xml:space="preserve">Demonbane whacked the monsters with his </w:t>
-      </w:r>
-      <w:r>
-        <w:t>giant hammer</w:t>
-      </w:r>
-      <w:r>
-        <w:t>.</w:t>
-      </w:r>
-    </w:p>
-    <w:p>
-      <w:r>
-        <w:lastRenderedPageBreak/>
-        <w:t>Fineous fought with his knives.</w:t>
-      </w:r>
-      <w:r>
-        <w:t xml:space="preserve"> However, having badgers ram against his knives were rather jarring. Each was almost double the weight of the ratvargs.</w:t>
-      </w:r>
-    </w:p>
-    <w:p>
-      <w:r>
-        <w:t>Unfortunately the creatures seemed endless</w:t>
-      </w:r>
-      <w:r>
-        <w:t xml:space="preserve"> and Fineous’ arms were </w:t>
-      </w:r>
-      <w:r>
-        <w:t>burning</w:t>
-      </w:r>
-      <w:r>
-        <w:t xml:space="preserve"> with fatigue</w:t>
-      </w:r>
-      <w:r>
-        <w:t>.</w:t>
-      </w:r>
-    </w:p>
-    <w:p>
-      <w:r>
-        <w:t>“Rose, don’t you hate it when orange juice comes out of your nose?” Fineous asked</w:t>
-      </w:r>
-      <w:r>
-        <w:t>, forcing a smile</w:t>
-      </w:r>
-      <w:r>
-        <w:t>.</w:t>
-      </w:r>
-    </w:p>
-    <w:p>
-      <w:r>
-        <w:t>The frightened Rose looked up and found Fineous half turned towards her. A moment later, orange juice squirted out of his nose and his eyes went cross-eyed.</w:t>
-      </w:r>
-      <w:r>
-        <w:t xml:space="preserve"> He stuck out his tongue.</w:t>
-      </w:r>
-    </w:p>
-    <w:p>
-      <w:r>
-        <w:t>Rose looked at Fineous in surprise and then started laughing. Instantly she felt the spirits rallying.</w:t>
-      </w:r>
-    </w:p>
-    <w:p>
-      <w:r>
-        <w:t>“Trust in your family Rose,” Fineous said. “We will always keep you safe. Aah,” he screamed. A badger had bitten his leg.</w:t>
-      </w:r>
-    </w:p>
-    <w:p>
-      <w:r>
-        <w:t xml:space="preserve">“Oh I went down south to see my </w:t>
-      </w:r>
-      <w:proofErr w:type="spellStart"/>
-      <w:r>
-        <w:t>sal</w:t>
-      </w:r>
-      <w:proofErr w:type="spellEnd"/>
-      <w:r>
-        <w:t xml:space="preserve">, singing </w:t>
-      </w:r>
-      <w:proofErr w:type="spellStart"/>
-      <w:r>
-        <w:t>polly</w:t>
-      </w:r>
-      <w:proofErr w:type="spellEnd"/>
-      <w:r>
-        <w:t xml:space="preserve"> </w:t>
-      </w:r>
-      <w:proofErr w:type="spellStart"/>
-      <w:r>
-        <w:t>wolly</w:t>
-      </w:r>
-      <w:proofErr w:type="spellEnd"/>
-      <w:r>
-        <w:t xml:space="preserve"> doodle all day,” Fineous sang.</w:t>
-      </w:r>
-    </w:p>
-    <w:p>
-      <w:r>
-        <w:t xml:space="preserve">The wave </w:t>
-      </w:r>
-      <w:r>
-        <w:t>diminished</w:t>
-      </w:r>
-      <w:r>
-        <w:t xml:space="preserve"> and then ended</w:t>
-      </w:r>
-      <w:r>
-        <w:t xml:space="preserve"> and Rose got up</w:t>
-      </w:r>
-      <w:r>
-        <w:t>.</w:t>
-      </w:r>
-    </w:p>
-    <w:p>
-      <w:r>
-        <w:t>“Oh my God, you are all bleeding,” Rose said worriedly</w:t>
-      </w:r>
-      <w:r>
-        <w:t>. She began healing as the exhausted warriors rested</w:t>
-      </w:r>
-      <w:r>
-        <w:t>.</w:t>
-      </w:r>
-      <w:r>
-        <w:t xml:space="preserve"> This time the healing was more effective. </w:t>
-      </w:r>
-      <w:r>
-        <w:t>However, the injuries were all minor scratches and bites like before</w:t>
-      </w:r>
-      <w:r>
-        <w:t>.</w:t>
-      </w:r>
-    </w:p>
-    <w:p>
-      <w:r>
-        <w:t>“Damn, my arms are killing me,” Fineous said. “On the bright side, my strength seems to have increased.”</w:t>
-      </w:r>
-    </w:p>
-    <w:p>
-      <w:r>
-        <w:t>“</w:t>
-      </w:r>
-      <w:r>
-        <w:t xml:space="preserve">I agree,” Demonbane said. “This fighting makes for a great workout. </w:t>
-      </w:r>
-      <w:r>
-        <w:t>Sweet, I have some leather armor</w:t>
-      </w:r>
-      <w:r>
-        <w:t>.</w:t>
-      </w:r>
-      <w:r>
-        <w:t>” He put his new armor on.</w:t>
-      </w:r>
-    </w:p>
-    <w:p>
-      <w:r>
-        <w:lastRenderedPageBreak/>
-        <w:t xml:space="preserve">The others also got similar armor. Rose got clothes that were less ugly than </w:t>
-      </w:r>
-      <w:r>
-        <w:t>the rags</w:t>
-      </w:r>
-      <w:r>
-        <w:t xml:space="preserve"> she was wearing.</w:t>
-      </w:r>
-    </w:p>
-    <w:p>
-      <w:r>
-        <w:t>“Lunch time in 10 minutes,” the intercom said.</w:t>
-      </w:r>
-    </w:p>
-    <w:p>
-      <w:r>
-        <w:t>They headed back.</w:t>
-      </w:r>
-    </w:p>
-    <w:p>
-      <w:r>
-        <w:t xml:space="preserve">Fineous picked up a rock and said, “My strength has increased. This </w:t>
-      </w:r>
-      <w:r>
-        <w:t xml:space="preserve">sized </w:t>
-      </w:r>
-      <w:r>
-        <w:t>rock feels light now.”</w:t>
-      </w:r>
-    </w:p>
-    <w:p>
-      <w:r>
-        <w:t>The trip to the main building was uneventful. All about</w:t>
-      </w:r>
-      <w:r>
-        <w:t>,</w:t>
-      </w:r>
-      <w:r>
-        <w:t xml:space="preserve"> people mostly socialized.</w:t>
-      </w:r>
-    </w:p>
-    <w:p>
-      <w:r>
-        <w:t>They entered the dining room and joined a buffet line. The food this time was different than before. That meant Fineous could steal even more diverse foods.</w:t>
-      </w:r>
-    </w:p>
-    <w:p>
-      <w:r>
-        <w:t>Food in hand, they sat down to eat.</w:t>
-      </w:r>
-    </w:p>
-    <w:p>
-      <w:r>
-        <w:t>“You should eat more,” Fineous said.</w:t>
-      </w:r>
-    </w:p>
-    <w:p>
-      <w:r>
-        <w:t xml:space="preserve">“But I’m not a fan of this food,” Rose complained. </w:t>
-      </w:r>
-      <w:r>
-        <w:t>“I went to a scouts camping trip once. The food was bad, just like this.”</w:t>
-      </w:r>
-    </w:p>
-    <w:p>
-      <w:r>
-        <w:t>“Maybe so,” Demonbane said. “However, an active lifestyle requires plenty of food.”</w:t>
-      </w:r>
-    </w:p>
-    <w:p>
-      <w:r>
-        <w:t>Endol stepped onto the stage and said, “I see some of you have started hunting monsters. Well done.</w:t>
-      </w:r>
-    </w:p>
-    <w:p>
-      <w:r>
-        <w:t>“For those who have yet to start, what are you waiting for</w:t>
-      </w:r>
-      <w:r>
-        <w:t xml:space="preserve">, an invitation? Well here it is. Start hunting. </w:t>
-      </w:r>
-      <w:r>
-        <w:t>That is all.</w:t>
-      </w:r>
-      <w:r>
-        <w:t>”</w:t>
-      </w:r>
-    </w:p>
-    <w:p>
-      <w:r>
-        <w:t>“In case you don’t know, t</w:t>
-      </w:r>
-      <w:r>
-        <w:t xml:space="preserve">here is a healer on call to the </w:t>
-      </w:r>
-      <w:r>
-        <w:t>right of the e</w:t>
-      </w:r>
-      <w:r>
-        <w:t xml:space="preserve">ntrance to the training grounds,” </w:t>
-      </w:r>
-      <w:r>
-        <w:t>Celestine</w:t>
-      </w:r>
-      <w:r>
-        <w:t xml:space="preserve"> added.</w:t>
-      </w:r>
-    </w:p>
-    <w:p>
-      <w:r>
-        <w:t>Both elves exited the stage.</w:t>
-      </w:r>
-    </w:p>
-    <w:p>
-      <w:r>
-        <w:lastRenderedPageBreak/>
-        <w:t>“I’ve played video games all my life,” Demonbane said. “How do you tell if a challenge is too dangerous?”</w:t>
-      </w:r>
-    </w:p>
-    <w:p>
-      <w:r>
-        <w:t>“I don’t know,” Fineous said. “Training</w:t>
-      </w:r>
-      <w:r>
-        <w:t>,</w:t>
-      </w:r>
-      <w:r>
-        <w:t xml:space="preserve"> I suppose</w:t>
-      </w:r>
-      <w:r>
-        <w:t>,</w:t>
-      </w:r>
-      <w:r>
-        <w:t xml:space="preserve"> </w:t>
-      </w:r>
-      <w:r>
-        <w:t>u</w:t>
-      </w:r>
-      <w:r>
-        <w:t xml:space="preserve">nderstanding your enemies and the </w:t>
-      </w:r>
-      <w:r>
-        <w:t>field</w:t>
-      </w:r>
-      <w:r>
-        <w:t>,</w:t>
-      </w:r>
-      <w:r>
-        <w:t xml:space="preserve"> </w:t>
-      </w:r>
-      <w:r>
-        <w:t>u</w:t>
-      </w:r>
-      <w:r>
-        <w:t xml:space="preserve">nderstanding your </w:t>
-      </w:r>
-      <w:r>
-        <w:t>ability</w:t>
-      </w:r>
-      <w:r>
-        <w:t xml:space="preserve"> set</w:t>
-      </w:r>
-      <w:r>
-        <w:t>,</w:t>
-      </w:r>
-      <w:r>
-        <w:t xml:space="preserve"> </w:t>
-      </w:r>
-      <w:r>
-        <w:t>t</w:t>
-      </w:r>
-      <w:r>
-        <w:t>he bond we share.”</w:t>
-      </w:r>
-    </w:p>
-    <w:p>
-      <w:r>
-        <w:t>“That makes sense,” Aragon said.</w:t>
-      </w:r>
-    </w:p>
-    <w:p>
-      <w:r>
-        <w:t>“That sounds like a lot of training,” Erza said.</w:t>
-      </w:r>
-    </w:p>
-    <w:p>
-      <w:r>
-        <w:t>“And a lot of food</w:t>
-      </w:r>
-      <w:r>
-        <w:t xml:space="preserve"> exploration</w:t>
-      </w:r>
-      <w:r>
-        <w:t xml:space="preserve">,” Fineous </w:t>
-      </w:r>
-      <w:r>
-        <w:t>agreed</w:t>
-      </w:r>
-      <w:r>
-        <w:t>, rubbing his hands</w:t>
-      </w:r>
-      <w:r>
-        <w:t>.</w:t>
-      </w:r>
-      <w:r>
-        <w:t xml:space="preserve"> “Speaking of which, do you want to go shopping now or after dinner?”</w:t>
-      </w:r>
-    </w:p>
-    <w:p>
-      <w:r>
-        <w:t>“Dinner,” Rose said. “Then we can do some real shopping.”</w:t>
-      </w:r>
-    </w:p>
-    <w:p>
-      <w:r>
-        <w:t xml:space="preserve">Fineous grinned, knowing Rose was becoming a member of the </w:t>
-      </w:r>
-      <w:r>
-        <w:t>party</w:t>
-      </w:r>
-      <w:r>
-        <w:t>.</w:t>
-      </w:r>
-    </w:p>
-    <w:p>
-      <w:r>
-        <w:t>“I’m sure we have reached F-2 by now, considering how many monsters we have defeated,” Fineous said. “Unfortunately, m</w:t>
-      </w:r>
-      <w:r>
-        <w:t>y Identification is still weak. I have no idea what my individual levels are</w:t>
-      </w:r>
-      <w:r>
-        <w:t>, although some seem to be approaching some sort of natural limit.”</w:t>
-      </w:r>
-    </w:p>
-    <w:p>
-      <w:r>
-        <w:t>“Time to hunt,” Demonbane said as he pushed his plate away.</w:t>
-      </w:r>
-    </w:p>
-    <w:p>
-      <w:r>
-        <w:t>“All you want to do is fight,” Fineous said, laughing. “You really are a barbarian.”</w:t>
-      </w:r>
-    </w:p>
-    <w:p>
-      <w:r>
-        <w:t>“Damn straight,” Demonbane agreed.</w:t>
-      </w:r>
-    </w:p>
-    <w:p>
-      <w:r>
-        <w:t>They headed out.</w:t>
-      </w:r>
-    </w:p>
-    <w:p>
-      <w:r>
-        <w:t>This time they met horned rabbits with red eyes</w:t>
-      </w:r>
-      <w:r>
-        <w:t>,</w:t>
-      </w:r>
-      <w:r>
-        <w:t xml:space="preserve"> oversized fangs</w:t>
-      </w:r>
-      <w:r>
-        <w:t>, and muzzles that looked like snarling wolves.</w:t>
-      </w:r>
-    </w:p>
-    <w:p>
-      <w:r>
-        <w:t>“Those rabbits are scary,” Rose exclaimed.</w:t>
-      </w:r>
-    </w:p>
-    <w:p>
-      <w:r>
-        <w:lastRenderedPageBreak/>
-        <w:t>“Don’t look away,” Fineous said as a rabbit impaled itself on one of</w:t>
-      </w:r>
-      <w:r>
-        <w:t xml:space="preserve"> Fineous’ daggers</w:t>
-      </w:r>
-      <w:r>
-        <w:t>. “This is adventuring. Fighting monsters, exploring dungeons, meeting strange people, eating amazing food, and enjoying ourselves with those we love.”</w:t>
-      </w:r>
-    </w:p>
-    <w:p>
-      <w:r>
-        <w:t>“But the food isn’t that good,” Rose complained. “Also, the foods are so strange.”</w:t>
-      </w:r>
-    </w:p>
-    <w:p>
-      <w:r>
-        <w:t>“A technicality,” Fineous said.</w:t>
-      </w:r>
-      <w:r>
-        <w:t xml:space="preserve"> “And strange is good.”</w:t>
-      </w:r>
-    </w:p>
-    <w:p>
-      <w:r>
-        <w:t>“I got some rabbit meat,” Aragon said</w:t>
-      </w:r>
-      <w:r>
-        <w:t>, surprised</w:t>
-      </w:r>
-      <w:r>
-        <w:t>.</w:t>
-      </w:r>
-    </w:p>
-    <w:p>
-      <w:r>
-        <w:t xml:space="preserve">“Great,” Fineous said. “Erza can </w:t>
-      </w:r>
-      <w:r>
-        <w:t>barbeque</w:t>
-      </w:r>
-      <w:r>
-        <w:t xml:space="preserve"> it when we have time.”</w:t>
-      </w:r>
-    </w:p>
-    <w:p>
-      <w:r>
-        <w:t>“I can cook,” Rose said. “Why would that be a</w:t>
-      </w:r>
-      <w:r>
-        <w:t>n</w:t>
-      </w:r>
-      <w:r>
-        <w:t xml:space="preserve"> </w:t>
-      </w:r>
-      <w:r>
-        <w:t>ability</w:t>
-      </w:r>
-      <w:r>
-        <w:t>?”</w:t>
-      </w:r>
-    </w:p>
-    <w:p>
-      <w:r>
-        <w:t xml:space="preserve">“Cooking is not just about making food tasty,” Fineous said. “In any RPG, food gives you various temporary buffs. The same is </w:t>
-      </w:r>
-      <w:r>
-        <w:t xml:space="preserve">or should be </w:t>
-      </w:r>
-      <w:r>
-        <w:t>true here. With training, you should be able to give us buffs in strength, agility, rejuvenation, even protection from heat and cold.”</w:t>
-      </w:r>
-    </w:p>
-    <w:p>
-      <w:r>
-        <w:t xml:space="preserve">“That’s an amazing </w:t>
-      </w:r>
-      <w:r>
-        <w:t>ability</w:t>
-      </w:r>
-      <w:r>
-        <w:t>,” Erza said.</w:t>
-      </w:r>
-    </w:p>
-    <w:p>
-      <w:r>
-        <w:t>“Indeed,” Demonbane said. “I can’t wait to eat your food and become stronger.”</w:t>
-      </w:r>
-    </w:p>
-    <w:p>
-      <w:r>
-        <w:t>“And faster,” Aragon added.</w:t>
-      </w:r>
-    </w:p>
-    <w:p>
-      <w:r>
-        <w:t>“Thank you all,” Rose said tearfully. Again the spirits rallied.</w:t>
-      </w:r>
-    </w:p>
-    <w:p>
-      <w:r>
-        <w:t>Finally the rabbit wave ended.</w:t>
-      </w:r>
-    </w:p>
-    <w:p>
-      <w:r>
-        <w:t>They headed forward toward the lake.</w:t>
-      </w:r>
-    </w:p>
-    <w:p>
-      <w:r>
-        <w:t xml:space="preserve">As they walked, Fineous spotted mushrooms and carefully </w:t>
-      </w:r>
-      <w:r>
-        <w:t xml:space="preserve">plucked </w:t>
-      </w:r>
-      <w:r>
-        <w:t>them with his knives.</w:t>
-      </w:r>
-      <w:r>
-        <w:t xml:space="preserve"> The mushrooms disappeared into his space.</w:t>
-      </w:r>
-    </w:p>
-    <w:p>
-      <w:r>
-        <w:t xml:space="preserve">“What’s that?” </w:t>
-      </w:r>
-      <w:r>
-        <w:t>Rose</w:t>
-      </w:r>
-      <w:r>
-        <w:t xml:space="preserve"> asked.</w:t>
-      </w:r>
-    </w:p>
-    <w:p>
-      <w:r>
-        <w:lastRenderedPageBreak/>
-        <w:t>“Try identifying it,” Fineous said and waited.</w:t>
-      </w:r>
-      <w:r>
-        <w:t xml:space="preserve"> “Perhaps in the future you could cook it.”</w:t>
-      </w:r>
-    </w:p>
-    <w:p>
-      <w:r>
-        <w:t xml:space="preserve">After </w:t>
-      </w:r>
-      <w:r>
-        <w:t>a while,</w:t>
-      </w:r>
-      <w:r>
-        <w:t xml:space="preserve"> </w:t>
-      </w:r>
-      <w:r>
-        <w:t>Rose</w:t>
-      </w:r>
-      <w:r>
-        <w:t xml:space="preserve"> exclaimed, </w:t>
-      </w:r>
-      <w:r>
-        <w:t>“</w:t>
-      </w:r>
-      <w:r>
-        <w:t xml:space="preserve">That’s </w:t>
-      </w:r>
-      <w:r>
-        <w:t xml:space="preserve">Amanita </w:t>
-      </w:r>
-      <w:proofErr w:type="spellStart"/>
-      <w:r>
-        <w:t>bisporigera</w:t>
-      </w:r>
-      <w:proofErr w:type="spellEnd"/>
-      <w:r>
-        <w:t>,</w:t>
-      </w:r>
-      <w:r>
-        <w:t xml:space="preserve"> A</w:t>
-      </w:r>
-      <w:r>
-        <w:t>.</w:t>
-      </w:r>
-      <w:r>
-        <w:t>K</w:t>
-      </w:r>
-      <w:r>
-        <w:t>.</w:t>
-      </w:r>
-      <w:r>
-        <w:t>A</w:t>
-      </w:r>
-      <w:r>
-        <w:t>.</w:t>
-      </w:r>
-      <w:r>
-        <w:t xml:space="preserve"> Eastern Destroying Angel. It’s poisonous.</w:t>
-      </w:r>
-      <w:r>
-        <w:t xml:space="preserve"> Why are you collecting that?</w:t>
-      </w:r>
-      <w:r>
-        <w:t xml:space="preserve"> I can’t cook that.”</w:t>
-      </w:r>
-    </w:p>
-    <w:p>
-      <w:r>
-        <w:t>“Because I’m a rogue and rogues always do roguish things. I’m so e</w:t>
-      </w:r>
-      <w:r>
-        <w:t xml:space="preserve">vil I scare myself. </w:t>
-      </w:r>
-      <w:proofErr w:type="gramStart"/>
-      <w:r>
-        <w:t>Wa</w:t>
-      </w:r>
-      <w:proofErr w:type="gramEnd"/>
-      <w:r>
-        <w:t>, ha, ha,” Fineous said.</w:t>
-      </w:r>
-    </w:p>
-    <w:p>
-      <w:r>
-        <w:t>He added, “Remember in medicine, we use poisons to cure people, and cooking can purify foods. So many things would kill us if eaten raw.</w:t>
-      </w:r>
-    </w:p>
-    <w:p>
-      <w:r>
-        <w:t>“</w:t>
-      </w:r>
-      <w:r>
-        <w:rPr>
-          <w:u w:val="dotted"/>
-        </w:rPr>
-        <w:t>It’s all about increasing your skill level</w:t>
-      </w:r>
-      <w:r>
-        <w:t>.”</w:t>
-      </w:r>
-    </w:p>
-    <w:p>
-      <w:r>
-        <w:t>They arrived without incident at the lake. “Who wants to be</w:t>
-      </w:r>
-      <w:r>
-        <w:t>t</w:t>
-      </w:r>
-      <w:r>
-        <w:t xml:space="preserve"> there are monsters in the lake?” Demonbane asked.</w:t>
-      </w:r>
-    </w:p>
-    <w:p>
-      <w:r>
-        <w:t>“No one,” Erza said. “Fineous, what are you doing now?”</w:t>
-      </w:r>
-    </w:p>
-    <w:p>
-      <w:r>
-        <w:t>With arms stretched out, Fineous said, “Harvesting water. I can only collect water through a preverbal straw now. So I’m practicing.”</w:t>
-      </w:r>
-    </w:p>
-    <w:p>
-      <w:r>
-        <w:t>“Aren’t you afraid of running out of space,” Aragon asked.</w:t>
-      </w:r>
-      <w:r>
-        <w:t xml:space="preserve"> “Besides, I can’t do what you are doing.”</w:t>
-      </w:r>
-    </w:p>
-    <w:p>
-      <w:r>
-        <w:t>“</w:t>
-      </w:r>
-      <w:r>
-        <w:t>I believe I have a different type of storage,” Fineous said. “</w:t>
-      </w:r>
-      <w:r>
-        <w:t xml:space="preserve">I can’t </w:t>
-      </w:r>
-      <w:r>
-        <w:t>see limits to my space</w:t>
-      </w:r>
-      <w:r>
-        <w:t xml:space="preserve">. My limit seems to be the </w:t>
-      </w:r>
-      <w:r>
-        <w:t>weight</w:t>
-      </w:r>
-      <w:r>
-        <w:t xml:space="preserve"> o</w:t>
-      </w:r>
-      <w:r>
-        <w:t>f objects and flow for liquids.</w:t>
-      </w:r>
-    </w:p>
-    <w:p>
-      <w:r>
-        <w:t>“Speaking of which, do you know how your storage works?”</w:t>
-      </w:r>
-    </w:p>
-    <w:p>
-      <w:r>
-        <w:t>“Not a clue,” Aragon said. “I just intend it and it appears in my storage. Also by focusing inwards, I can see the contents of my inventory.</w:t>
-      </w:r>
-      <w:r>
-        <w:t xml:space="preserve"> I can even arrange items and label buckets.”</w:t>
-      </w:r>
-    </w:p>
-    <w:p>
-      <w:r>
-        <w:t>“Thanks,” Fineous said.</w:t>
-      </w:r>
-    </w:p>
-    <w:p>
-      <w:r>
-        <w:lastRenderedPageBreak/>
-        <w:t>While training Fineous mused on what the others said.</w:t>
-      </w:r>
-      <w:r>
-        <w:t xml:space="preserve"> Their inventory system seemed limited, forcing them to use buckets.</w:t>
-      </w:r>
-    </w:p>
-    <w:p>
-      <w:r>
-        <w:t>Also, t</w:t>
-      </w:r>
-      <w:r>
-        <w:t>hey didn’t seem aware of the part of themselves that reached out and performed the actions.</w:t>
-      </w:r>
-    </w:p>
-    <w:p>
-      <w:r>
-        <w:t xml:space="preserve">“While you’re </w:t>
-      </w:r>
-      <w:r>
-        <w:t>training</w:t>
-      </w:r>
-      <w:r>
-        <w:t xml:space="preserve"> that, I need to pee,” Demonbane said.</w:t>
-      </w:r>
-    </w:p>
-    <w:p>
-      <w:r>
-        <w:t>“Same here,” Rose said.</w:t>
-      </w:r>
-    </w:p>
-    <w:p>
-      <w:r>
-        <w:t>“I’ll keep you company,” Erza suggested and they headed into the woods.</w:t>
-      </w:r>
-    </w:p>
-    <w:p>
-      <w:r>
-        <w:t>When they came back, Fineous said, “This is a slow process. I’ll practice this after dinner.</w:t>
-      </w:r>
-      <w:r>
-        <w:t>”</w:t>
-      </w:r>
-    </w:p>
-    <w:p>
-      <w:r>
-        <w:t>“Half an hour to dinner,” the announcement called.</w:t>
-      </w:r>
-    </w:p>
-    <w:p>
-      <w:r>
-        <w:t>“It’s almost dinner and it’s still so bright,” Erza mused.</w:t>
-      </w:r>
-    </w:p>
-    <w:p>
-      <w:r>
-        <w:t>On the way back they were stopped by…</w:t>
-      </w:r>
-    </w:p>
-    <w:p>
-      <w:r>
-        <w:t>“Are those chickens?” Rose asked. “Why are they purple? Why do they have four legs? And fangs?”</w:t>
-      </w:r>
-    </w:p>
-    <w:p>
-      <w:r>
-        <w:t>“They are called chickaloons,” Fineous said. “They aren’t very dangerous, but the</w:t>
-      </w:r>
-      <w:r>
-        <w:t>y can give you a nasty scratch.</w:t>
-      </w:r>
-    </w:p>
-    <w:p>
-      <w:r>
-        <w:t>“</w:t>
-      </w:r>
-      <w:r>
-        <w:t>Eureka</w:t>
-      </w:r>
-      <w:r>
-        <w:t>, I found their rank. They are Rank F-1.”</w:t>
-      </w:r>
-    </w:p>
-    <w:p>
-      <w:r>
-        <w:t xml:space="preserve">“Why </w:t>
-      </w:r>
-      <w:r>
-        <w:t>d</w:t>
-      </w:r>
-      <w:r>
-        <w:t>o they come in packs?” Erza asked.</w:t>
-      </w:r>
-    </w:p>
-    <w:p>
-      <w:r>
-        <w:t>Fineous didn’t say anything. He wanted the others to think for themselves.</w:t>
-      </w:r>
-    </w:p>
-    <w:p>
-      <w:r>
-        <w:t xml:space="preserve">After awhile Aragon said, </w:t>
-      </w:r>
-      <w:r>
-        <w:t xml:space="preserve">“Probably because </w:t>
-      </w:r>
-      <w:r>
-        <w:t>bigger monsters are soloists.”</w:t>
-      </w:r>
-    </w:p>
-    <w:p>
-      <w:r>
-        <w:lastRenderedPageBreak/>
-        <w:t>That wasn’t completely true. It all balanced out to make a consistent treat level. But the important thing was his friend</w:t>
-      </w:r>
-      <w:r>
-        <w:t>s</w:t>
-      </w:r>
-      <w:r>
-        <w:t xml:space="preserve"> were </w:t>
-      </w:r>
-      <w:r>
-        <w:t xml:space="preserve">using their brains. </w:t>
-      </w:r>
-      <w:r>
-        <w:t>Smiling, Fineous continued fighting. “I hope you all like chicken, because I’m collecting quite a bit.”</w:t>
-      </w:r>
-    </w:p>
-    <w:p>
-      <w:r>
-        <w:t>Finally the wave ended and Rose said, “I’m starting to have fun.”</w:t>
-      </w:r>
-      <w:r>
-        <w:t xml:space="preserve"> She knew she was contributing.</w:t>
-      </w:r>
-    </w:p>
-    <w:p>
-      <w:r>
-        <w:t>A moment later everyone started clapping, to Rose’s embarrassment.</w:t>
-      </w:r>
-    </w:p>
-    <w:p>
-      <w:r>
-        <w:t xml:space="preserve">“I </w:t>
-      </w:r>
-      <w:r>
-        <w:t>now have around</w:t>
-      </w:r>
-      <w:r>
-        <w:t xml:space="preserve"> </w:t>
-      </w:r>
-      <w:r>
-        <w:t>127</w:t>
-      </w:r>
-      <w:r>
-        <w:t xml:space="preserve"> silver,” Fineous said. “I need new clothes. Mine </w:t>
-      </w:r>
-      <w:r>
-        <w:t>are almost completely shredded. Like night of the living dead.”</w:t>
-      </w:r>
-    </w:p>
-    <w:p>
-      <w:r>
-        <w:t>They arrived at the main building without incident and entered.</w:t>
-      </w:r>
-    </w:p>
-    <w:p>
-      <w:r>
-        <w:t>“I see we aren’t the only ones with shredded clothes,” Demonbane said.</w:t>
-      </w:r>
-    </w:p>
-    <w:p>
-      <w:r>
-        <w:t>“</w:t>
-      </w:r>
-      <w:r>
-        <w:t>A</w:t>
-      </w:r>
-      <w:r>
-        <w:t xml:space="preserve"> surprising number of people have their starter clothes</w:t>
-      </w:r>
-      <w:r>
-        <w:t>,” Erza said. “And they are undamaged.”</w:t>
-      </w:r>
-    </w:p>
-    <w:p>
-      <w:r>
-        <w:t xml:space="preserve">“My clothes are undamaged,” Rose </w:t>
-      </w:r>
-      <w:r>
-        <w:t xml:space="preserve">said in </w:t>
-      </w:r>
-      <w:r>
-        <w:t>embarrassment</w:t>
-      </w:r>
-      <w:r>
-        <w:t>.</w:t>
-      </w:r>
-    </w:p>
-    <w:p>
-      <w:r>
-        <w:t>“You’re different,” Erza said. “You’re our healer. Healers are never expected to fight.</w:t>
-      </w:r>
-      <w:r>
-        <w:t xml:space="preserve"> More importantly, you have new clothes you looted.</w:t>
-      </w:r>
-      <w:r>
-        <w:t>”</w:t>
-      </w:r>
-    </w:p>
-    <w:p>
-      <w:r>
-        <w:t>“And your spirits kick ass,” Demonbane added.</w:t>
-      </w:r>
-    </w:p>
-    <w:p>
-      <w:r>
-        <w:t xml:space="preserve">“I recently discovered </w:t>
-      </w:r>
-      <w:r>
-        <w:t xml:space="preserve">you have </w:t>
-      </w:r>
-      <w:r>
-        <w:t xml:space="preserve">pink </w:t>
-      </w:r>
-      <w:r>
-        <w:t>friends</w:t>
-      </w:r>
-      <w:r>
-        <w:t>,” Fineous said. “We now have group passive healing.”</w:t>
-      </w:r>
-    </w:p>
-    <w:p>
-      <w:r>
-        <w:t>“But it’s not much,” Rose objected.</w:t>
-      </w:r>
-    </w:p>
-    <w:p>
-      <w:r>
-        <w:t>“Don’t underestimate yourself,” Aragon said. “We can do so much more because of you.”</w:t>
-      </w:r>
-    </w:p>
-    <w:p>
-      <w:r>
-        <w:lastRenderedPageBreak/>
-        <w:t>“Speaking of more, I can’t wait to taste your cooking,” Fineous said with a grin.</w:t>
-      </w:r>
-    </w:p>
-    <w:p>
-      <w:r>
-        <w:t>“Do you think of anything other than eating?” Rose asked with a laugh.</w:t>
-      </w:r>
-    </w:p>
-    <w:p>
-      <w:r>
-        <w:t>“Food, food, glorious food</w:t>
-      </w:r>
-      <w:r>
-        <w:t xml:space="preserve">, </w:t>
-      </w:r>
-      <w:r>
-        <w:t>mouth-watering</w:t>
-      </w:r>
-      <w:r>
-        <w:t xml:space="preserve"> dinner</w:t>
-      </w:r>
-      <w:r>
-        <w:t>,” Fineous sang. “Speaking of which, we need to hurry, or all the food will be gone.”</w:t>
-      </w:r>
-    </w:p>
-    <w:p>
-      <w:r>
-        <w:t>The group arrived and Fineous loaded up with food.</w:t>
-      </w:r>
-    </w:p>
-    <w:p>
-      <w:r>
-        <w:t>When they sat down, Aragon asked, “How can yo</w:t>
-      </w:r>
-      <w:r>
-        <w:t>u keep track of all that stuff? Mine seems simpler</w:t>
-      </w:r>
-      <w:r>
-        <w:t xml:space="preserve">, </w:t>
-      </w:r>
-      <w:r>
-        <w:t>but still I struggle</w:t>
-      </w:r>
-      <w:r>
-        <w:t>. It’s getting worse as my inventory expands.”</w:t>
-      </w:r>
-    </w:p>
-    <w:p>
-      <w:r>
-        <w:t xml:space="preserve">“I don’t need to,” Fineous said. “My space keeps track of everything. </w:t>
-      </w:r>
-      <w:r>
-        <w:t>It’s like everything is in neat folders that self-organize</w:t>
-      </w:r>
-      <w:r>
-        <w:t>. I get what I need when I need it.”</w:t>
-      </w:r>
-    </w:p>
-    <w:p>
-      <w:r>
-        <w:t>“So what’s next?” Aragon asked.</w:t>
-      </w:r>
-    </w:p>
-    <w:p>
-      <w:r>
-        <w:t>“Let’s finish dinner and then go shopping</w:t>
-      </w:r>
-      <w:r>
-        <w:t>,” Fineous said. For emphasis, Fineous poked a finger through a hole.</w:t>
-      </w:r>
-    </w:p>
-    <w:p>
-      <w:r>
-        <w:t xml:space="preserve">Meal finished, Fineous asked, </w:t>
-      </w:r>
-      <w:r>
-        <w:t xml:space="preserve">“By the way, where is </w:t>
-      </w:r>
-      <w:r>
-        <w:t>the bazaar</w:t>
-      </w:r>
-      <w:r>
-        <w:t>?”</w:t>
-      </w:r>
-    </w:p>
-    <w:p>
-      <w:r>
-        <w:t>“This way,” Rose said and grabbed Fineous by the arm.</w:t>
-      </w:r>
-    </w:p>
-    <w:p>
-      <w:r>
-        <w:t xml:space="preserve">They travelled down a long corridor and Fineous found himself in a large indoor area set up with boots like a flea market. Each stall </w:t>
-      </w:r>
-      <w:r>
-        <w:t xml:space="preserve">in the bazaar </w:t>
-      </w:r>
-      <w:r>
-        <w:t>was selling something exciting.</w:t>
-      </w:r>
-    </w:p>
-    <w:p>
-      <w:r>
-        <w:t>Fineous pointed at a clock on the wall and said, “</w:t>
-      </w:r>
-      <w:r>
-        <w:t>It’s a little past 5:30. Let’s meet here in half an hour.”</w:t>
-      </w:r>
-    </w:p>
-    <w:p>
-      <w:r>
-        <w:t xml:space="preserve">“Make that </w:t>
-      </w:r>
-      <w:r>
-        <w:t>an hour</w:t>
-      </w:r>
-      <w:r>
-        <w:t>,” Erza said. “Shopping should be enjoyed at leisure.”</w:t>
-      </w:r>
-    </w:p>
-    <w:p>
-      <w:r>
-        <w:lastRenderedPageBreak/>
-        <w:t>“Can I come with you?” Rose asked.</w:t>
-      </w:r>
-    </w:p>
-    <w:p>
-      <w:r>
-        <w:t>“If you want,” Fineous replied. “I’m just looking at all the booths.”</w:t>
-      </w:r>
-    </w:p>
-    <w:p>
-      <w:r>
-        <w:t xml:space="preserve">The first booth sold lady’s clothes. The next was </w:t>
-      </w:r>
-      <w:r>
-        <w:t xml:space="preserve">battle </w:t>
-      </w:r>
-      <w:r>
-        <w:t>knives. Fineous looked at the prices and passed on.</w:t>
-      </w:r>
-    </w:p>
-    <w:p>
-      <w:r>
-        <w:t>The third was armor. Again the armor was too expensive.</w:t>
-      </w:r>
-    </w:p>
-    <w:p>
-      <w:r>
-        <w:t>On and on they walked and finally something grabbed Fineous’ attention.</w:t>
-      </w:r>
-      <w:r>
-        <w:t xml:space="preserve"> It was a household </w:t>
-      </w:r>
-      <w:r>
-        <w:t>wares</w:t>
-      </w:r>
-      <w:r>
-        <w:t xml:space="preserve"> shop.</w:t>
-      </w:r>
-    </w:p>
-    <w:p>
-      <w:r>
-        <w:t>The costs were reasonable</w:t>
-      </w:r>
-      <w:r>
-        <w:t xml:space="preserve"> so he stepped in</w:t>
-      </w:r>
-      <w:r>
-        <w:t>. Apparently only adventurer equipment was expensive.</w:t>
-      </w:r>
-    </w:p>
-    <w:p>
-      <w:r>
-        <w:t>“Rose, I want to buy a set of plates, cutlery, c</w:t>
-      </w:r>
-      <w:r>
-        <w:t>u</w:t>
-      </w:r>
-      <w:r>
-        <w:t>ps, straws and napkins. Plus cleaning stuff,” Fineous said. “</w:t>
-      </w:r>
-      <w:r>
-        <w:t>I need your help</w:t>
-      </w:r>
-      <w:r>
-        <w:t>.”</w:t>
-      </w:r>
-    </w:p>
-    <w:p>
-      <w:r>
-        <w:t xml:space="preserve">The next purchase </w:t>
-      </w:r>
-      <w:r>
-        <w:t>was two</w:t>
-      </w:r>
-      <w:r>
-        <w:t xml:space="preserve"> simple notebook</w:t>
-      </w:r>
-      <w:r>
-        <w:t>s</w:t>
-      </w:r>
-      <w:r>
-        <w:t xml:space="preserve"> and </w:t>
-      </w:r>
-      <w:r>
-        <w:t xml:space="preserve">a </w:t>
-      </w:r>
-      <w:r>
-        <w:t>writing instrument.</w:t>
-      </w:r>
-    </w:p>
-    <w:p>
-      <w:r>
-        <w:t xml:space="preserve">After that </w:t>
-      </w:r>
-      <w:r>
-        <w:t xml:space="preserve">Fineous bought a hat that resembled a </w:t>
-      </w:r>
-      <w:r>
-        <w:t>fedora</w:t>
-      </w:r>
-      <w:r>
-        <w:t>.</w:t>
-      </w:r>
-    </w:p>
-    <w:p>
-      <w:r>
-        <w:t>The final purchase was chewing gum. Fineous spent the last of his silver buying several packs.</w:t>
-      </w:r>
-    </w:p>
-    <w:p>
-      <w:r>
-        <w:t>With only pocket change left, they just window shopped</w:t>
-      </w:r>
-      <w:r>
-        <w:t>.</w:t>
-      </w:r>
-    </w:p>
-    <w:p>
-      <w:r>
-        <w:t>Finally they met and Erza said, “Nice hat.”</w:t>
-      </w:r>
-    </w:p>
-    <w:p>
-      <w:r>
-        <w:t>“Why thank you my lady,” Fineous said. He took off his hat and waved it in a bow.</w:t>
-      </w:r>
-    </w:p>
-    <w:p>
-      <w:r>
-        <w:t>“People are staring,” Erza complained, embarrassed.</w:t>
-      </w:r>
-    </w:p>
-    <w:p>
-      <w:r>
-        <w:t xml:space="preserve">“Let them stare,” Fineous </w:t>
-      </w:r>
-      <w:r>
-        <w:t>declared</w:t>
-      </w:r>
-      <w:r>
-        <w:t xml:space="preserve">. “They should know </w:t>
-      </w:r>
-      <w:r>
-        <w:t xml:space="preserve">of </w:t>
-      </w:r>
-      <w:r>
-        <w:t xml:space="preserve">us as a fun-loving </w:t>
-      </w:r>
-      <w:r>
-        <w:t>group</w:t>
-      </w:r>
-      <w:r>
-        <w:t xml:space="preserve"> of adventurers. </w:t>
-      </w:r>
-      <w:r>
-        <w:t>I can’t wait to hunt again. I only have a few coppers.”</w:t>
-      </w:r>
-    </w:p>
-    <w:p>
-      <w:r>
-        <w:lastRenderedPageBreak/>
-        <w:t xml:space="preserve">“Yes,” Demonbane </w:t>
-      </w:r>
-      <w:r>
-        <w:t>agreed</w:t>
-      </w:r>
-      <w:r>
-        <w:t>. “In this world and the previous, a coppe</w:t>
-      </w:r>
-      <w:r>
-        <w:t>r is almost completely useless.</w:t>
-      </w:r>
-      <w:r>
-        <w:t>”</w:t>
-      </w:r>
-    </w:p>
-    <w:p>
-      <w:r>
-        <w:t>“</w:t>
-      </w:r>
-      <w:r>
-        <w:t>I</w:t>
-      </w:r>
-      <w:r>
-        <w:t xml:space="preserve">t’s </w:t>
-      </w:r>
-      <w:r>
-        <w:t>6</w:t>
-      </w:r>
-      <w:r>
-        <w:t>:</w:t>
-      </w:r>
-      <w:r>
-        <w:t>3</w:t>
-      </w:r>
-      <w:r>
-        <w:t xml:space="preserve">0PM,” Fineous said. “I need to do some training. We can resume hunting </w:t>
-      </w:r>
-      <w:r>
-        <w:t>tomorrow</w:t>
-      </w:r>
-      <w:r>
-        <w:t>.”</w:t>
-      </w:r>
-    </w:p>
-    <w:p>
-      <w:r>
-        <w:t>“You’ll go weather I come or not, won’t you?” Rose asked.</w:t>
-      </w:r>
-    </w:p>
-    <w:p>
-      <w:r>
-        <w:t xml:space="preserve">“We </w:t>
-      </w:r>
-      <w:r>
-        <w:t>won</w:t>
-      </w:r>
-      <w:r>
-        <w:t>’t force you,” Aragon said. “You said you didn’t want to be an adventurer.”</w:t>
-      </w:r>
-    </w:p>
-    <w:p>
-      <w:r>
-        <w:t xml:space="preserve">“But who will heal you?” Rose </w:t>
-      </w:r>
-      <w:r>
-        <w:t>demanded angrily</w:t>
-      </w:r>
-      <w:r>
-        <w:t>.</w:t>
-      </w:r>
-    </w:p>
-    <w:p>
-      <w:r>
-        <w:t>“We will make do,” Demonbane said</w:t>
-      </w:r>
-      <w:r>
-        <w:t xml:space="preserve"> stoically</w:t>
-      </w:r>
-      <w:r>
-        <w:t>. “We are men after all.”</w:t>
-      </w:r>
-    </w:p>
-    <w:p>
-      <w:r>
-        <w:t xml:space="preserve">“Speak for yourself,” Erza </w:t>
-      </w:r>
-      <w:r>
-        <w:t>scolded</w:t>
-      </w:r>
-      <w:r>
-        <w:t>.</w:t>
-      </w:r>
-    </w:p>
-    <w:p>
-      <w:r>
-        <w:t>“No,” Rose</w:t>
-      </w:r>
-      <w:r>
-        <w:t xml:space="preserve"> declared</w:t>
-      </w:r>
-      <w:r>
-        <w:t>. “I can’t bear to see you get hurt.”</w:t>
-      </w:r>
-    </w:p>
-    <w:p>
-      <w:r>
-        <w:t>“Sleep on it and tell us your decision when you are ready,” Fineous said.</w:t>
-      </w:r>
-    </w:p>
-    <w:p>
-      <w:r>
-        <w:t xml:space="preserve">“Okay,” Rose </w:t>
-      </w:r>
-      <w:r>
-        <w:t>agreed</w:t>
-      </w:r>
-      <w:r>
-        <w:t xml:space="preserve"> reluctantly</w:t>
-      </w:r>
-      <w:r>
-        <w:t>.</w:t>
-      </w:r>
-    </w:p>
-    <w:p>
-      <w:r>
-        <w:t>“</w:t>
-      </w:r>
-      <w:r>
-        <w:t xml:space="preserve">Endol said </w:t>
-      </w:r>
-      <w:r>
-        <w:t xml:space="preserve">it </w:t>
-      </w:r>
-      <w:r>
-        <w:t xml:space="preserve">will take </w:t>
-      </w:r>
-      <w:r>
-        <w:t>a month</w:t>
-      </w:r>
-      <w:r>
-        <w:t xml:space="preserve"> to reach Rank-E. I can’t wait to make him eat his words,” Fineous said.</w:t>
-      </w:r>
-    </w:p>
-    <w:p>
-      <w:r>
-        <w:t>“Sounds like a plan,” Aragon said with a grin.</w:t>
-      </w:r>
-    </w:p>
-    <w:p>
-      <w:r>
-        <w:t xml:space="preserve">“It’s the path of manliness,” Demonbane </w:t>
-      </w:r>
-      <w:r>
-        <w:t>agreed</w:t>
-      </w:r>
-      <w:r>
-        <w:t>.</w:t>
-      </w:r>
-    </w:p>
-    <w:p>
-      <w:r>
-        <w:t>“Womanliness,” Erza corrected.</w:t>
-      </w:r>
-    </w:p>
-    <w:p>
-      <w:r>
-        <w:t xml:space="preserve">They broke </w:t>
-      </w:r>
-      <w:r>
-        <w:t xml:space="preserve">for </w:t>
-      </w:r>
-      <w:r>
-        <w:t>the night and Fineous headed out.</w:t>
-      </w:r>
-    </w:p>
-    <w:p>
-      <w:r>
-        <w:t>Fineous went to the stream and spent quality time stretching his space with rocks and water</w:t>
-      </w:r>
-      <w:r>
-        <w:t>,</w:t>
-      </w:r>
-      <w:r>
-        <w:t xml:space="preserve"> </w:t>
-      </w:r>
-      <w:r>
-        <w:t>i</w:t>
-      </w:r>
-      <w:r>
-        <w:t>nterrupted by the occasional monster attack.</w:t>
-      </w:r>
-    </w:p>
-    <w:p>
-      <w:r>
-        <w:lastRenderedPageBreak/>
-        <w:t xml:space="preserve">As the light started to fade, Fineous realized he had neglected his Shadow Meld </w:t>
-      </w:r>
-      <w:r>
-        <w:t xml:space="preserve">ability. </w:t>
-      </w:r>
-      <w:r>
-        <w:t>H</w:t>
-      </w:r>
-      <w:r>
-        <w:t xml:space="preserve">ow did he activate it? </w:t>
-      </w:r>
-      <w:r>
-        <w:t>He did it twice before</w:t>
-      </w:r>
-      <w:r>
-        <w:t>.</w:t>
-      </w:r>
-    </w:p>
-    <w:p>
-      <w:r>
-        <w:t>Just then a monster approached. Fineous instinctively backed off and found himself against the fog wall. He stepped through.</w:t>
-      </w:r>
-    </w:p>
-    <w:p>
-      <w:r>
-        <w:t>He was once again in the shadow world. Next to him was the real world, as seen through a murky window.</w:t>
-      </w:r>
-    </w:p>
-    <w:p>
-      <w:r>
         <w:t>Fineous decided to walk around, but intentionally kept himself near the fog wall. He</w:t>
       </w:r>
       <w:r>
@@ -14304,25 +14410,25 @@
     </w:p>
     <w:p>
       <w:r>
+        <w:t>How do you fight slimes? One way was fire. The other way was breaking their cores.</w:t>
+      </w:r>
+    </w:p>
+    <w:p>
+      <w:r>
+        <w:t>Fineous looked but found none. Not sure what to do, Fineous squired the slime with water.</w:t>
+      </w:r>
+      <w:r>
+        <w:t xml:space="preserve"> That did nothing so he stepped on it.</w:t>
+      </w:r>
+    </w:p>
+    <w:p>
+      <w:r>
+        <w:t>That did the trick. Unfortunately the stupid slime melted his boot before disintegrating.</w:t>
+      </w:r>
+    </w:p>
+    <w:p>
+      <w:r>
         <w:lastRenderedPageBreak/>
-        <w:t>How do you fight slimes? One way was fire. The other way was breaking their cores.</w:t>
-      </w:r>
-    </w:p>
-    <w:p>
-      <w:r>
-        <w:t>Fineous looked but found none. Not sure what to do, Fineous squired the slime with water.</w:t>
-      </w:r>
-      <w:r>
-        <w:t xml:space="preserve"> That did nothing so he stepped on it.</w:t>
-      </w:r>
-    </w:p>
-    <w:p>
-      <w:r>
-        <w:t>That did the trick. Unfortunately the stupid slime melted his boot before disintegrating.</w:t>
-      </w:r>
-    </w:p>
-    <w:p>
-      <w:r>
         <w:t xml:space="preserve">Cursing, Fineous </w:t>
       </w:r>
       <w:r>
@@ -14436,28 +14542,28 @@
     </w:p>
     <w:p>
       <w:r>
+        <w:t>Stepping through, Fineous found himself in a bustling library.</w:t>
+      </w:r>
+    </w:p>
+    <w:p>
+      <w:r>
+        <w:t>“Ass,” Fineous muttered to himself as he realized the books were written in the common language found everywhere on campus.</w:t>
+      </w:r>
+    </w:p>
+    <w:p>
+      <w:r>
+        <w:t xml:space="preserve">But where did everyone come from? After a careful search, he found the doors. Stepping out, he found himself in a corridor not far from the dining </w:t>
+      </w:r>
+      <w:r>
+        <w:t>hall</w:t>
+      </w:r>
+      <w:r>
+        <w:t>. “Double ass,” he muttered.</w:t>
+      </w:r>
+    </w:p>
+    <w:p>
+      <w:r>
         <w:lastRenderedPageBreak/>
-        <w:t>Stepping through, Fineous found himself in a bustling library.</w:t>
-      </w:r>
-    </w:p>
-    <w:p>
-      <w:r>
-        <w:t>“Ass,” Fineous muttered to himself as he realized the books were written in the common language found everywhere on campus.</w:t>
-      </w:r>
-    </w:p>
-    <w:p>
-      <w:r>
-        <w:t xml:space="preserve">But where did everyone come from? After a careful search, he found the doors. Stepping out, he found himself in a corridor not far from the dining </w:t>
-      </w:r>
-      <w:r>
-        <w:t>hall</w:t>
-      </w:r>
-      <w:r>
-        <w:t>. “Double ass,” he muttered.</w:t>
-      </w:r>
-    </w:p>
-    <w:p>
-      <w:r>
         <w:t>Fineous’</w:t>
       </w:r>
       <w:r>
@@ -14630,7 +14736,6 @@
     </w:p>
     <w:p>
       <w:r>
-        <w:lastRenderedPageBreak/>
         <w:t>“</w:t>
       </w:r>
       <w:r>
@@ -14688,6 +14793,7 @@
         </w:tabs>
       </w:pPr>
       <w:r>
+        <w:lastRenderedPageBreak/>
         <w:t>“Yes my lady,” Fineous said.</w:t>
       </w:r>
       <w:r>
@@ -14830,34 +14936,34 @@
     </w:p>
     <w:p>
       <w:r>
+        <w:t>“First, it literally is ten times harder to level.</w:t>
+      </w:r>
+    </w:p>
+    <w:p>
+      <w:r>
+        <w:t xml:space="preserve">“Second, it puts a great deal of stress on your body. This is </w:t>
+      </w:r>
+      <w:r>
+        <w:t>mitigated</w:t>
+      </w:r>
+      <w:r>
+        <w:t xml:space="preserve"> by the fact that it is Internal Magic that was overloaded. </w:t>
+      </w:r>
+      <w:r>
+        <w:t>The good news is, now you can overload other abilities with minimal harm.</w:t>
+      </w:r>
+    </w:p>
+    <w:p>
+      <w:r>
+        <w:t xml:space="preserve">“Now listen Fineous, </w:t>
+      </w:r>
+      <w:r>
+        <w:t>you need to reach E-Rank as soon as possible.</w:t>
+      </w:r>
+    </w:p>
+    <w:p>
+      <w:r>
         <w:lastRenderedPageBreak/>
-        <w:t>“First, it literally is ten times harder to level.</w:t>
-      </w:r>
-    </w:p>
-    <w:p>
-      <w:r>
-        <w:t xml:space="preserve">“Second, it puts a great deal of stress on your body. This is </w:t>
-      </w:r>
-      <w:r>
-        <w:t>mitigated</w:t>
-      </w:r>
-      <w:r>
-        <w:t xml:space="preserve"> by the fact that it is Internal Magic that was overloaded. </w:t>
-      </w:r>
-      <w:r>
-        <w:t>The good news is, now you can overload other abilities with minimal harm.</w:t>
-      </w:r>
-    </w:p>
-    <w:p>
-      <w:r>
-        <w:t xml:space="preserve">“Now listen Fineous, </w:t>
-      </w:r>
-      <w:r>
-        <w:t>you need to reach E-Rank as soon as possible.</w:t>
-      </w:r>
-    </w:p>
-    <w:p>
-      <w:r>
         <w:t>“</w:t>
       </w:r>
       <w:r>
@@ -33543,54 +33649,26 @@
         <w:rPr>
           <w:rFonts w:cstheme="minorHAnsi"/>
         </w:rPr>
-        <w:t xml:space="preserve">, Lord </w:t>
-      </w:r>
-      <w:proofErr w:type="spellStart"/>
-      <w:r>
+        <w:t>, Lord Endol and Messenger are here,” Fineous said.</w:t>
+      </w:r>
+    </w:p>
+    <w:p>
+      <w:pPr>
         <w:rPr>
           <w:rFonts w:cstheme="minorHAnsi"/>
         </w:rPr>
-        <w:t>Endol</w:t>
-      </w:r>
-      <w:proofErr w:type="spellEnd"/>
+      </w:pPr>
       <w:r>
         <w:rPr>
           <w:rFonts w:cstheme="minorHAnsi"/>
         </w:rPr>
-        <w:t xml:space="preserve"> and Messenger are here,” Fineous said.</w:t>
-      </w:r>
-    </w:p>
-    <w:p>
-      <w:pPr>
+        <w:t>“</w:t>
+      </w:r>
+      <w:r>
         <w:rPr>
           <w:rFonts w:cstheme="minorHAnsi"/>
         </w:rPr>
-      </w:pPr>
-      <w:r>
-        <w:rPr>
-          <w:rFonts w:cstheme="minorHAnsi"/>
-        </w:rPr>
-        <w:t>“</w:t>
-      </w:r>
-      <w:r>
-        <w:rPr>
-          <w:rFonts w:cstheme="minorHAnsi"/>
-        </w:rPr>
-        <w:t xml:space="preserve">Good day, Lord </w:t>
-      </w:r>
-      <w:proofErr w:type="spellStart"/>
-      <w:r>
-        <w:rPr>
-          <w:rFonts w:cstheme="minorHAnsi"/>
-        </w:rPr>
-        <w:t>Endol</w:t>
-      </w:r>
-      <w:proofErr w:type="spellEnd"/>
-      <w:r>
-        <w:rPr>
-          <w:rFonts w:cstheme="minorHAnsi"/>
-        </w:rPr>
-        <w:t xml:space="preserve">, Messenger,” </w:t>
+        <w:t xml:space="preserve">Good day, Lord Endol, Messenger,” </w:t>
       </w:r>
       <w:r>
         <w:rPr>
@@ -35450,15 +35528,7 @@
     </w:p>
     <w:p>
       <w:r>
-        <w:t xml:space="preserve">“Maybe so,” Fineous said. “However, you must never get sloppy. So far only </w:t>
-      </w:r>
-      <w:proofErr w:type="spellStart"/>
-      <w:r>
-        <w:t>Endol</w:t>
-      </w:r>
-      <w:proofErr w:type="spellEnd"/>
-      <w:r>
-        <w:t>, Librarian</w:t>
+        <w:t>“Maybe so,” Fineous said. “However, you must never get sloppy. So far only Endol, Librarian</w:t>
       </w:r>
       <w:r>
         <w:rPr>
@@ -38005,7 +38075,7 @@
             <w:rPr>
               <w:noProof/>
             </w:rPr>
-            <w:t>50</w:t>
+            <w:t>80</w:t>
           </w:r>
         </w:fldSimple>
       </w:p>
@@ -38035,7 +38105,7 @@
             <w:rPr>
               <w:noProof/>
             </w:rPr>
-            <w:t>51</w:t>
+            <w:t>65</w:t>
           </w:r>
         </w:fldSimple>
       </w:p>
@@ -38258,7 +38328,7 @@
         <v:path o:extrusionok="f" gradientshapeok="t" o:connecttype="rect"/>
         <o:lock v:ext="edit" aspectratio="t"/>
       </v:shapetype>
-      <v:shape id="_x0000_i1092" type="#_x0000_t75" style="width:3in;height:3in;visibility:visible" o:bullet="t">
+      <v:shape id="_x0000_i1110" type="#_x0000_t75" style="width:3in;height:3in;visibility:visible" o:bullet="t">
         <v:imagedata r:id="rId1" o:title="MC900065312[1]"/>
       </v:shape>
     </w:pict>
@@ -41605,7 +41675,6 @@
   <w:style w:type="character" w:default="1" w:styleId="DefaultParagraphFont">
     <w:name w:val="Default Paragraph Font"/>
     <w:uiPriority w:val="1"/>
-    <w:semiHidden/>
     <w:unhideWhenUsed/>
   </w:style>
   <w:style w:type="table" w:default="1" w:styleId="TableNormal">
@@ -42645,7 +42714,7 @@
 </file>
 
 <file path=customXml/itemProps1.xml><?xml version="1.0" encoding="utf-8"?>
-<ds:datastoreItem xmlns:ds="http://schemas.openxmlformats.org/officeDocument/2006/customXml" ds:itemID="{1F92AFAA-0345-4D29-9421-952114D08867}">
+<ds:datastoreItem xmlns:ds="http://schemas.openxmlformats.org/officeDocument/2006/customXml" ds:itemID="{EC886F27-30F0-496F-9666-3B4C5B626D7B}">
   <ds:schemaRefs>
     <ds:schemaRef ds:uri="http://schemas.openxmlformats.org/officeDocument/2006/bibliography"/>
   </ds:schemaRefs>

--- a/Books/RPG_Books/ThePrincessAndTheRogue/Book_ThePrincessAndTheRogue.docx
+++ b/Books/RPG_Books/ThePrincessAndTheRogue/Book_ThePrincessAndTheRogue.docx
@@ -171,7 +171,7 @@
       <w:r>
         <w:fldChar w:fldCharType="separate"/>
       </w:r>
-      <w:hyperlink w:anchor="_Toc210396002" w:history="1">
+      <w:hyperlink w:anchor="_Toc210558206" w:history="1">
         <w:r>
           <w:rPr>
             <w:rStyle w:val="Hyperlink"/>
@@ -198,7 +198,7 @@
             <w:noProof/>
             <w:webHidden/>
           </w:rPr>
-          <w:instrText xml:space="preserve"> PAGEREF _Toc210396002 \h </w:instrText>
+          <w:instrText xml:space="preserve"> PAGEREF _Toc210558206 \h </w:instrText>
         </w:r>
         <w:r>
           <w:rPr>
@@ -239,7 +239,7 @@
           <w:lang w:val="en-US"/>
         </w:rPr>
       </w:pPr>
-      <w:hyperlink w:anchor="_Toc210396003" w:history="1">
+      <w:hyperlink w:anchor="_Toc210558207" w:history="1">
         <w:r>
           <w:rPr>
             <w:rStyle w:val="Hyperlink"/>
@@ -266,7 +266,7 @@
             <w:noProof/>
             <w:webHidden/>
           </w:rPr>
-          <w:instrText xml:space="preserve"> PAGEREF _Toc210396003 \h </w:instrText>
+          <w:instrText xml:space="preserve"> PAGEREF _Toc210558207 \h </w:instrText>
         </w:r>
         <w:r>
           <w:rPr>
@@ -307,7 +307,7 @@
           <w:lang w:val="en-US"/>
         </w:rPr>
       </w:pPr>
-      <w:hyperlink w:anchor="_Toc210396004" w:history="1">
+      <w:hyperlink w:anchor="_Toc210558208" w:history="1">
         <w:r>
           <w:rPr>
             <w:rStyle w:val="Hyperlink"/>
@@ -334,7 +334,7 @@
             <w:noProof/>
             <w:webHidden/>
           </w:rPr>
-          <w:instrText xml:space="preserve"> PAGEREF _Toc210396004 \h </w:instrText>
+          <w:instrText xml:space="preserve"> PAGEREF _Toc210558208 \h </w:instrText>
         </w:r>
         <w:r>
           <w:rPr>
@@ -375,7 +375,7 @@
           <w:lang w:val="en-US"/>
         </w:rPr>
       </w:pPr>
-      <w:hyperlink w:anchor="_Toc210396005" w:history="1">
+      <w:hyperlink w:anchor="_Toc210558209" w:history="1">
         <w:r>
           <w:rPr>
             <w:rStyle w:val="Hyperlink"/>
@@ -402,7 +402,7 @@
             <w:noProof/>
             <w:webHidden/>
           </w:rPr>
-          <w:instrText xml:space="preserve"> PAGEREF _Toc210396005 \h </w:instrText>
+          <w:instrText xml:space="preserve"> PAGEREF _Toc210558209 \h </w:instrText>
         </w:r>
         <w:r>
           <w:rPr>
@@ -443,7 +443,7 @@
           <w:lang w:val="en-US"/>
         </w:rPr>
       </w:pPr>
-      <w:hyperlink w:anchor="_Toc210396006" w:history="1">
+      <w:hyperlink w:anchor="_Toc210558210" w:history="1">
         <w:r>
           <w:rPr>
             <w:rStyle w:val="Hyperlink"/>
@@ -470,7 +470,7 @@
             <w:noProof/>
             <w:webHidden/>
           </w:rPr>
-          <w:instrText xml:space="preserve"> PAGEREF _Toc210396006 \h </w:instrText>
+          <w:instrText xml:space="preserve"> PAGEREF _Toc210558210 \h </w:instrText>
         </w:r>
         <w:r>
           <w:rPr>
@@ -511,7 +511,7 @@
           <w:lang w:val="en-US"/>
         </w:rPr>
       </w:pPr>
-      <w:hyperlink w:anchor="_Toc210396007" w:history="1">
+      <w:hyperlink w:anchor="_Toc210558211" w:history="1">
         <w:r>
           <w:rPr>
             <w:rStyle w:val="Hyperlink"/>
@@ -538,7 +538,7 @@
             <w:noProof/>
             <w:webHidden/>
           </w:rPr>
-          <w:instrText xml:space="preserve"> PAGEREF _Toc210396007 \h </w:instrText>
+          <w:instrText xml:space="preserve"> PAGEREF _Toc210558211 \h </w:instrText>
         </w:r>
         <w:r>
           <w:rPr>
@@ -579,7 +579,7 @@
           <w:lang w:val="en-US"/>
         </w:rPr>
       </w:pPr>
-      <w:hyperlink w:anchor="_Toc210396008" w:history="1">
+      <w:hyperlink w:anchor="_Toc210558212" w:history="1">
         <w:r>
           <w:rPr>
             <w:rStyle w:val="Hyperlink"/>
@@ -606,7 +606,7 @@
             <w:noProof/>
             <w:webHidden/>
           </w:rPr>
-          <w:instrText xml:space="preserve"> PAGEREF _Toc210396008 \h </w:instrText>
+          <w:instrText xml:space="preserve"> PAGEREF _Toc210558212 \h </w:instrText>
         </w:r>
         <w:r>
           <w:rPr>
@@ -626,7 +626,7 @@
             <w:noProof/>
             <w:webHidden/>
           </w:rPr>
-          <w:t>224</w:t>
+          <w:t>225</w:t>
         </w:r>
         <w:r>
           <w:rPr>
@@ -671,7 +671,7 @@
       <w:pPr>
         <w:pStyle w:val="H2"/>
       </w:pPr>
-      <w:bookmarkStart w:id="0" w:name="_Toc210396002"/>
+      <w:bookmarkStart w:id="0" w:name="_Toc210558206"/>
       <w:r>
         <w:lastRenderedPageBreak/>
         <w:t>Today I died</w:t>
@@ -962,7 +962,7 @@
       <w:pPr>
         <w:pStyle w:val="H2"/>
       </w:pPr>
-      <w:bookmarkStart w:id="1" w:name="_Toc210396003"/>
+      <w:bookmarkStart w:id="1" w:name="_Toc210558207"/>
       <w:r>
         <w:lastRenderedPageBreak/>
         <w:t>Isakied</w:t>
@@ -11262,7 +11262,7 @@
           <w:noProof/>
         </w:rPr>
         <w:pict>
-          <v:shape id="Picture 3" o:spid="_x0000_i1025" type="#_x0000_t75" style="width:23pt;height:9.5pt;visibility:visible" o:bullet="t">
+          <v:shape id="Picture 3" o:spid="_x0000_i1025" type="#_x0000_t75" style="width:22.8pt;height:9.6pt;visibility:visible" o:bullet="t">
             <v:imagedata r:id="rId13" o:title="MC900065312[1]"/>
           </v:shape>
         </w:pict>
@@ -15179,7 +15179,7 @@
       <w:pPr>
         <w:pStyle w:val="H2"/>
       </w:pPr>
-      <w:bookmarkStart w:id="2" w:name="_Toc210396004"/>
+      <w:bookmarkStart w:id="2" w:name="_Toc210558208"/>
       <w:r>
         <w:lastRenderedPageBreak/>
         <w:t>Back to School</w:t>
@@ -22754,7 +22754,7 @@
           <w:noProof/>
         </w:rPr>
         <w:pict>
-          <v:shape id="_x0000_i1026" type="#_x0000_t75" style="width:23pt;height:9pt;visibility:visible" o:bullet="t">
+          <v:shape id="_x0000_i1026" type="#_x0000_t75" style="width:22.8pt;height:8.9pt;visibility:visible" o:bullet="t">
             <v:imagedata r:id="rId13" o:title="MC900065312[1]"/>
           </v:shape>
         </w:pict>
@@ -26078,7 +26078,7 @@
           <w:noProof/>
         </w:rPr>
         <w:pict>
-          <v:shape id="_x0000_i1027" type="#_x0000_t75" style="width:23pt;height:9.5pt;visibility:visible" o:bullet="t">
+          <v:shape id="_x0000_i1027" type="#_x0000_t75" style="width:22.8pt;height:9.6pt;visibility:visible" o:bullet="t">
             <v:imagedata r:id="rId13" o:title="MC900065312[1]"/>
           </v:shape>
         </w:pict>
@@ -26794,7 +26794,7 @@
       <w:pPr>
         <w:pStyle w:val="H2"/>
       </w:pPr>
-      <w:bookmarkStart w:id="3" w:name="_Toc210396005"/>
+      <w:bookmarkStart w:id="3" w:name="_Toc210558209"/>
       <w:r>
         <w:lastRenderedPageBreak/>
         <w:t>Leveling Up</w:t>
@@ -27384,7 +27384,7 @@
           <w:noProof/>
         </w:rPr>
         <w:pict>
-          <v:shape id="_x0000_i1028" type="#_x0000_t75" style="width:23pt;height:9.5pt;visibility:visible" o:bullet="t">
+          <v:shape id="_x0000_i1028" type="#_x0000_t75" style="width:22.8pt;height:9.6pt;visibility:visible" o:bullet="t">
             <v:imagedata r:id="rId13" o:title="MC900065312[1]"/>
           </v:shape>
         </w:pict>
@@ -33337,7 +33337,7 @@
       <w:pPr>
         <w:pStyle w:val="H2"/>
       </w:pPr>
-      <w:bookmarkStart w:id="5" w:name="_Toc210396006"/>
+      <w:bookmarkStart w:id="5" w:name="_Toc210558210"/>
       <w:r>
         <w:lastRenderedPageBreak/>
         <w:t>Battle Arena</w:t>
@@ -34798,6 +34798,14 @@
       <w:r>
         <w:t>“Shaped charges can eventually be used at close quarters, without harming allies.</w:t>
       </w:r>
+      <w:r>
+        <w:t xml:space="preserve"> </w:t>
+      </w:r>
+      <w:proofErr w:type="gramStart"/>
+      <w:r>
+        <w:t>With a bonus of penetration power.</w:t>
+      </w:r>
+      <w:proofErr w:type="gramEnd"/>
     </w:p>
     <w:p>
       <w:r>
@@ -35335,6 +35343,12 @@
         <w:rPr>
           <w:rFonts w:cstheme="minorHAnsi"/>
         </w:rPr>
+        <w:t xml:space="preserve"> said</w:t>
+      </w:r>
+      <w:r>
+        <w:rPr>
+          <w:rFonts w:cstheme="minorHAnsi"/>
+        </w:rPr>
         <w:t>.</w:t>
       </w:r>
     </w:p>
@@ -35476,7 +35490,31 @@
         <w:rPr>
           <w:rFonts w:cstheme="minorHAnsi"/>
         </w:rPr>
-        <w:t>“Too bad there’s no manna battery,” Messenger mused.</w:t>
+        <w:t>“Too bad there</w:t>
+      </w:r>
+      <w:r>
+        <w:rPr>
+          <w:rFonts w:cstheme="minorHAnsi"/>
+        </w:rPr>
+        <w:t xml:space="preserve"> are</w:t>
+      </w:r>
+      <w:r>
+        <w:rPr>
+          <w:rFonts w:cstheme="minorHAnsi"/>
+        </w:rPr>
+        <w:t xml:space="preserve"> no manna batter</w:t>
+      </w:r>
+      <w:r>
+        <w:rPr>
+          <w:rFonts w:cstheme="minorHAnsi"/>
+        </w:rPr>
+        <w:t>ies</w:t>
+      </w:r>
+      <w:r>
+        <w:rPr>
+          <w:rFonts w:cstheme="minorHAnsi"/>
+        </w:rPr>
+        <w:t>,” Messenger mused.</w:t>
       </w:r>
     </w:p>
     <w:p>
@@ -35717,7 +35755,13 @@
     </w:p>
     <w:p>
       <w:r>
-        <w:t>Fineous placed his hand on the orb and imagined the boat rising up. He then looked at Messenger. The worry on her face surprised him.</w:t>
+        <w:t xml:space="preserve">Fineous placed his hand on the orb and imagined the boat rising up. </w:t>
+      </w:r>
+      <w:r>
+        <w:t xml:space="preserve">For a moment nothing happened. Then the boat rose from the ground. </w:t>
+      </w:r>
+      <w:r>
+        <w:t>He then looked at Messenger. The worry on her face surprised him.</w:t>
       </w:r>
     </w:p>
     <w:p>
@@ -35852,12 +35896,12 @@
     </w:p>
     <w:p>
       <w:r>
-        <w:t>Fineous then practiced pushing the boat into the Shadow Realm. At first nothing happened. Then Shadow Meld spiked by 2 levels, taking a large chunk out of Fineous’ essence reserves.</w:t>
-      </w:r>
-    </w:p>
-    <w:p>
-      <w:r>
         <w:lastRenderedPageBreak/>
+        <w:t>Fineous then practiced pushing the boat into the Shadow Realm. At first nothing happened. Then Shadow Meld spiked by 2 levels, taking a chunk out of Fineous’ essence reserves.</w:t>
+      </w:r>
+    </w:p>
+    <w:p>
+      <w:r>
         <w:t>A moment later the group found themselves fully within the Shadow Realm.</w:t>
       </w:r>
     </w:p>
@@ -35956,6 +36000,7 @@
     </w:p>
     <w:p>
       <w:r>
+        <w:lastRenderedPageBreak/>
         <w:t xml:space="preserve">Mountains exploded upwards around them. A moment later they were in a </w:t>
       </w:r>
       <w:r>
@@ -35972,128 +36017,166 @@
     </w:p>
     <w:p>
       <w:r>
+        <w:t>“Let’s find a place to land,” Fineous said tiredly.</w:t>
+      </w:r>
+    </w:p>
+    <w:p>
+      <w:r>
+        <w:t>“Are you okay?” Rose asked worriedly, her senses recognizing Fineous’ condition.</w:t>
+      </w:r>
+    </w:p>
+    <w:p>
+      <w:r>
+        <w:t>“I’ll be fine,” Fineous said. “I just depleted all my raw essence. Demonbane, please find a suitable place to set up camp.”</w:t>
+      </w:r>
+    </w:p>
+    <w:p>
+      <w:r>
+        <w:t>They zoomed through the canyon and Demonbane pointed. “That’s a good spot there.”</w:t>
+      </w:r>
+    </w:p>
+    <w:p>
+      <w:r>
+        <w:t xml:space="preserve">Fineous </w:t>
+      </w:r>
+      <w:r>
+        <w:t>settled the boat down at the specified location and everyone got out.</w:t>
+      </w:r>
+    </w:p>
+    <w:p>
+      <w:r>
+        <w:t>Fineous tried to carry the boat and discovered it wasn’t too heavy. He stored it away.</w:t>
+      </w:r>
+    </w:p>
+    <w:p>
+      <w:r>
+        <w:t>In the meantime Demonbane set up camp. Within ten minutes the camp was set up. It was by far the best camp site they had so far.</w:t>
+      </w:r>
+    </w:p>
+    <w:p>
+      <w:r>
+        <w:t>Fineous sat on a reclining chair near the crackling fire and the others joined him.</w:t>
+      </w:r>
+    </w:p>
+    <w:p>
+      <w:r>
+        <w:t>“Okay everyone, let me explain to you the situation,” Fineous said. “First, I will not be able to do anything more than do some research. I’m seriously depleted of essence.</w:t>
+      </w:r>
+      <w:r>
+        <w:t xml:space="preserve"> The last several hours forced my abilities to evolve extremely fast.”</w:t>
+      </w:r>
+    </w:p>
+    <w:p>
+      <w:r>
+        <w:t>“I hate that feeling, like dying of thirst or hunger,” Rose said. The others agreed.</w:t>
+      </w:r>
+    </w:p>
+    <w:p>
+      <w:r>
+        <w:t>Fineous pulled out a book and skimmed.</w:t>
+      </w:r>
+    </w:p>
+    <w:p>
+      <w:r>
         <w:lastRenderedPageBreak/>
-        <w:t>“Let’s find a place to land,” Fineous said tiredly.</w:t>
-      </w:r>
-    </w:p>
-    <w:p>
-      <w:r>
-        <w:t>“Are you okay?” Rose asked worriedly, her senses recognizing Fineous’ condition.</w:t>
-      </w:r>
-    </w:p>
-    <w:p>
-      <w:r>
-        <w:t>“I’ll be fine,” Fineous said. “I just depleted all my raw essence. Demonbane, please find a suitable place to set up camp.”</w:t>
-      </w:r>
-    </w:p>
-    <w:p>
-      <w:r>
-        <w:t>They zoomed through the canyon and Demonbane pointed. “That’s a good spot there.”</w:t>
-      </w:r>
-    </w:p>
-    <w:p>
-      <w:r>
-        <w:t xml:space="preserve">Fineous </w:t>
-      </w:r>
-      <w:r>
-        <w:t>settled the boat down at the specified location and everyone got out.</w:t>
-      </w:r>
-    </w:p>
-    <w:p>
-      <w:r>
-        <w:t>Fineous tried to carry the boat and discovered it wasn’t too heavy. He stored it away.</w:t>
-      </w:r>
-    </w:p>
-    <w:p>
-      <w:r>
-        <w:t>In the meantime Demonbane set up camp. Within ten minutes the camp was set up. It was by far the best camp site they had so far.</w:t>
-      </w:r>
-    </w:p>
-    <w:p>
-      <w:r>
-        <w:t>Fineous sat on a reclining chair near the crackling fire and the others joined him.</w:t>
-      </w:r>
-    </w:p>
-    <w:p>
-      <w:r>
-        <w:t>“Okay everyone, let me explain to you the situation,” Fineous said. “First, I will not be able to do anything more than do some research. I’m seriously depleted of essence.</w:t>
-      </w:r>
-      <w:r>
-        <w:t xml:space="preserve"> The last several hours forced my abilities to evolve extremely fast.”</w:t>
-      </w:r>
-    </w:p>
-    <w:p>
-      <w:r>
-        <w:t>“I hate that feeling, like dying of thirst or hunger,” Rose said. The others agreed.</w:t>
-      </w:r>
-    </w:p>
-    <w:p>
-      <w:r>
-        <w:t>Fineous pulled out a book and skimmed.</w:t>
-      </w:r>
-    </w:p>
-    <w:p>
-      <w:r>
-        <w:t xml:space="preserve">“Says here just after a fracture, the area affected within the Onn Foothills will experience a short period of manna depletion,” Fineous said. “As a result, there will be no monsters or spirits. After a few </w:t>
-      </w:r>
+        <w:t>“Says here just after a fracture, the area affected within the Onn Foothills will experience a short period of manna depletion,” Fineous said. “As a result, there will be no monsters or spirits. After a few hours, the manna levels will slowly start to rise. After a week or two the manna will return to normal.”</w:t>
+      </w:r>
+    </w:p>
+    <w:p>
+      <w:r>
+        <w:t>“How did we get here? Did we just teleport?” Aragon asked.</w:t>
+      </w:r>
+    </w:p>
+    <w:p>
+      <w:r>
+        <w:t>“Not according to what I’ve read,” Fineous said. “Think of the world as an orange peel, which has been removed in one piece. Because of stretching and because the Earth is 3-D, the analogy isn’t perfect. Here is the map of Terrin.”</w:t>
+      </w:r>
+    </w:p>
+    <w:p>
+      <w:r>
+        <w:t>Fineous showed everyone the image.</w:t>
+      </w:r>
+    </w:p>
+    <w:p>
+      <w:r>
+        <w:t>“</w:t>
+      </w:r>
+      <w:r>
+        <w:t>Surrounding Terrin and between the cracks are the Border</w:t>
+      </w:r>
+      <w:r>
+        <w:t>l</w:t>
+      </w:r>
+      <w:r>
+        <w:t>ands. Higher rank people sometimes claim land here, since this will eventually become part of Terrin.</w:t>
+      </w:r>
+    </w:p>
+    <w:p>
+      <w:r>
+        <w:t>“Beyond the Border</w:t>
+      </w:r>
+      <w:r>
+        <w:t>l</w:t>
+      </w:r>
+      <w:r>
+        <w:t>ands</w:t>
+      </w:r>
+      <w:r>
+        <w:t xml:space="preserve"> are the Onn Foothills</w:t>
+      </w:r>
+      <w:r>
+        <w:t>.</w:t>
+      </w:r>
+      <w:r>
+        <w:t xml:space="preserve"> </w:t>
+      </w:r>
+      <w:r>
+        <w:t>Eventually you reach the real mountains</w:t>
+      </w:r>
+      <w:r>
+        <w:t>.</w:t>
+      </w:r>
+    </w:p>
+    <w:p>
+      <w:r>
+        <w:t>“Earthquakes and crack</w:t>
+      </w:r>
+      <w:r>
+        <w:t>s</w:t>
+      </w:r>
+      <w:r>
+        <w:t xml:space="preserve"> have formed every few years for as long as the world has existed. Most are barely noticeable</w:t>
+      </w:r>
+      <w:r>
+        <w:t>, causing only slight distortions</w:t>
+      </w:r>
+      <w:r>
+        <w:t>.</w:t>
+      </w:r>
+    </w:p>
+    <w:p>
+      <w:r>
+        <w:t>“Let’s see now. Here it is. Cracks of this size can be seen every few hundred years.”</w:t>
+      </w:r>
+    </w:p>
+    <w:p>
+      <w:r>
+        <w:t>“So we had horrible luck,” Aragon said.</w:t>
+      </w:r>
+    </w:p>
+    <w:p>
+      <w:r>
+        <w:t>“Either that or amazing luck,” Fineous said with a smile. “I am a Rogue after all. And my Luck increased by 2 levels as a result of what we went through.</w:t>
+      </w:r>
+    </w:p>
+    <w:p>
+      <w:r>
+        <w:t>“But where are we?” Erza asked.</w:t>
+      </w:r>
+    </w:p>
+    <w:p>
       <w:r>
         <w:lastRenderedPageBreak/>
-        <w:t>hours, the manna levels will slowly start to rise. After a week or two the manna will return to normal.”</w:t>
-      </w:r>
-    </w:p>
-    <w:p>
-      <w:r>
-        <w:t>“How did we get here? Did we just teleport?” Aragon asked.</w:t>
-      </w:r>
-    </w:p>
-    <w:p>
-      <w:r>
-        <w:t>“Not according to what I’ve read,” Fineous said. “Think of the world as an orange peel, which has been removed in one piece. Because of stretching and because the Earth is 3-D, the analogy isn’t perfect. Here is the map of Terrin.”</w:t>
-      </w:r>
-    </w:p>
-    <w:p>
-      <w:r>
-        <w:t>Fineous showed everyone the image.</w:t>
-      </w:r>
-    </w:p>
-    <w:p>
-      <w:r>
-        <w:t>“Outside and between the cracks are the Onn Foothills. Beyond are the mountains.</w:t>
-      </w:r>
-    </w:p>
-    <w:p>
-      <w:r>
-        <w:t>“Earthquakes and crack have formed every few years for as long as the world has existed. Most are barely noticeable</w:t>
-      </w:r>
-      <w:r>
-        <w:t>, causing only slight distortions</w:t>
-      </w:r>
-      <w:r>
-        <w:t>.</w:t>
-      </w:r>
-    </w:p>
-    <w:p>
-      <w:r>
-        <w:t>“Let’s see now. Here it is. Cracks of this size can be seen every few hundred years.”</w:t>
-      </w:r>
-    </w:p>
-    <w:p>
-      <w:r>
-        <w:t>“So we had horrible luck,” Aragon said.</w:t>
-      </w:r>
-    </w:p>
-    <w:p>
-      <w:r>
-        <w:t>“Either that or amazing luck,” Fineous said with a smile. “I am a Rogue after all. And my Luck increased by 2 levels as a result of what we went through.</w:t>
-      </w:r>
-    </w:p>
-    <w:p>
-      <w:r>
-        <w:t>“But where are we?” Erza asked.</w:t>
-      </w:r>
-    </w:p>
-    <w:p>
-      <w:r>
         <w:t>“According to my mapping skill, home is over 180 thousand kilometers away in that direction,” Fineous said. “We are still technically in the Onn Foothills.”</w:t>
       </w:r>
     </w:p>
@@ -36131,58 +36214,63 @@
         <w:t>said, w</w:t>
       </w:r>
       <w:r>
-        <w:t xml:space="preserve">e were lucky. It could have been </w:t>
-      </w:r>
+        <w:t>e were lucky. It could have been millions or billions of kilometers. Unfortunately, this is still half way to the moon.”</w:t>
+      </w:r>
+    </w:p>
+    <w:p>
+      <w:r>
+        <w:t>“Can we ever get back home?” Rose asked worriedly.</w:t>
+      </w:r>
+    </w:p>
+    <w:p>
+      <w:r>
+        <w:t>“Of course, however not today,” Fineous said. “180 thousand kilometers will be a challenge for us.</w:t>
+      </w:r>
+    </w:p>
+    <w:p>
+      <w:r>
+        <w:t>“I noticed t</w:t>
+      </w:r>
+      <w:r>
+        <w:t>he canoe uses more manna than we can supply</w:t>
+      </w:r>
+      <w:r>
+        <w:t>. I felt the batteries supplementing us. Also, I have no idea how much manna the batteries have. Also, I assume, the faster we travel, the more we need.”</w:t>
+      </w:r>
+    </w:p>
+    <w:p>
+      <w:r>
+        <w:t>“So what should we do?” Rose asked worriedly. Fineous could feel Rose’s energy trying to heal him. Unfortunately he wasn’t injured, just depleted.</w:t>
+      </w:r>
+    </w:p>
+    <w:p>
+      <w:r>
+        <w:t>“For the time being you can start cooking for your favorite piggy,” Fineous said with a grin.</w:t>
+      </w:r>
+    </w:p>
+    <w:p>
+      <w:r>
+        <w:t>Rose got to work, singing as she cooked. The others trained while Fineous read his book.</w:t>
+      </w:r>
+    </w:p>
+    <w:p>
+      <w:r>
+        <w:t>“Dinner’s ready,” Rose called and they sat down to eat.</w:t>
+      </w:r>
+    </w:p>
+    <w:p>
+      <w:r>
+        <w:t>Fineous took a bite and looked at Rose in surprise. “Rose, you have outdone yourself,” he said. “Did you level up?”</w:t>
+      </w:r>
+    </w:p>
+    <w:p>
+      <w:r>
+        <w:t>“Yes,” Rose said proudly. “Did it help?”</w:t>
+      </w:r>
+    </w:p>
+    <w:p>
       <w:r>
         <w:lastRenderedPageBreak/>
-        <w:t>millions or billions of kilometers. Unfortunately, this is still half way to the moon.”</w:t>
-      </w:r>
-    </w:p>
-    <w:p>
-      <w:r>
-        <w:t>“Can we ever get back home?” Rose asked worriedly.</w:t>
-      </w:r>
-    </w:p>
-    <w:p>
-      <w:r>
-        <w:t>“Of course, however not today,” Fineous said. “180 thousand kilometers will be a challenge for us. The canoe uses more manna than we can supply, and the supplied batteries don’t have enough power</w:t>
-      </w:r>
-      <w:r>
-        <w:t xml:space="preserve"> to take us back in any reasonable time.”</w:t>
-      </w:r>
-    </w:p>
-    <w:p>
-      <w:r>
-        <w:t>“So what should we do?” Rose asked worriedly. Fineous could feel Rose’s energy trying to heal him. Unfortunately he wasn’t injured, just depleted.</w:t>
-      </w:r>
-    </w:p>
-    <w:p>
-      <w:r>
-        <w:t>“For the time being you can start cooking for your favorite piggy,” Fineous said with a grin.</w:t>
-      </w:r>
-    </w:p>
-    <w:p>
-      <w:r>
-        <w:t>Rose got to work, singing as she cooked. The others trained while Fineous read his book.</w:t>
-      </w:r>
-    </w:p>
-    <w:p>
-      <w:r>
-        <w:t>“Dinner’s ready,” Rose called and they sat down to eat.</w:t>
-      </w:r>
-    </w:p>
-    <w:p>
-      <w:r>
-        <w:t>Fineous took a bite and looked at Rose in surprise. “Rose, you have outdone yourself,” he said. “Did you level up?”</w:t>
-      </w:r>
-    </w:p>
-    <w:p>
-      <w:r>
-        <w:t>“Yes,” Rose said proudly. “Did it help?”</w:t>
-      </w:r>
-    </w:p>
-    <w:p>
-      <w:r>
         <w:t>“Absolutely,” Fineous said. “Whatever you did has made the</w:t>
       </w:r>
       <w:r>
@@ -36224,83 +36312,76 @@
         <w:rPr>
           <w:rFonts w:cstheme="minorHAnsi"/>
         </w:rPr>
-        <w:t xml:space="preserve"> told me she had a predomination that something bad will happen to us, but didn’t know exactly what,” </w:t>
-      </w:r>
+        <w:t xml:space="preserve"> told me she had a predomination that something bad will happen to us, but didn’t know exactly what,” Fineous said. “As a result she gave me a bunch of books, as well as the tablet she used to contact me.</w:t>
+      </w:r>
+    </w:p>
+    <w:p>
       <w:r>
         <w:rPr>
           <w:rFonts w:cstheme="minorHAnsi"/>
         </w:rPr>
-        <w:lastRenderedPageBreak/>
-        <w:t>Fineous said. “As a result she gave me a bunch of books, as well as the tablet she used to contact me.</w:t>
-      </w:r>
-    </w:p>
-    <w:p>
-      <w:r>
+        <w:t>“Unfortunately, we are out of range for the device.</w:t>
+      </w:r>
+    </w:p>
+    <w:p>
+      <w:pPr>
         <w:rPr>
           <w:rFonts w:cstheme="minorHAnsi"/>
         </w:rPr>
-        <w:t>“Unfortunately, we are out of range for the device.</w:t>
-      </w:r>
-    </w:p>
-    <w:p>
-      <w:pPr>
+      </w:pPr>
+      <w:r>
+        <w:t xml:space="preserve">“The books include surviving in the Onn Foothills, understanding the Shadow Realm, and theory of how Onn ships operate. We have a base, thanks to Demonbane. We have knowledge thanks to </w:t>
+      </w:r>
+      <w:r>
         <w:rPr>
           <w:rFonts w:cstheme="minorHAnsi"/>
         </w:rPr>
-      </w:pPr>
-      <w:r>
-        <w:t xml:space="preserve">“The books include surviving in the Onn Foothills, understanding the Shadow Realm, and theory of how Onn ships operate. We have a base, thanks to Demonbane. We have knowledge thanks to </w:t>
+        <w:t xml:space="preserve">Lady </w:t>
       </w:r>
       <w:r>
         <w:rPr>
           <w:rFonts w:cstheme="minorHAnsi"/>
         </w:rPr>
-        <w:t xml:space="preserve">Lady </w:t>
+        <w:t>Wynthir</w:t>
       </w:r>
       <w:r>
         <w:rPr>
           <w:rFonts w:cstheme="minorHAnsi"/>
         </w:rPr>
-        <w:t>Wynthir</w:t>
-      </w:r>
-      <w:r>
+        <w:t>. We just have to level up a bit and then we will return home before you know it.</w:t>
+      </w:r>
+    </w:p>
+    <w:p>
+      <w:pPr>
         <w:rPr>
           <w:rFonts w:cstheme="minorHAnsi"/>
         </w:rPr>
-        <w:t>. We just have to level up a bit and then we will return home before you know it.</w:t>
-      </w:r>
-    </w:p>
-    <w:p>
-      <w:pPr>
+      </w:pPr>
+      <w:r>
         <w:rPr>
           <w:rFonts w:cstheme="minorHAnsi"/>
         </w:rPr>
-      </w:pPr>
-      <w:r>
+        <w:t>“Tomorrow, manna levels should be high enough for us to start hunting.”</w:t>
+      </w:r>
+    </w:p>
+    <w:p>
+      <w:pPr>
         <w:rPr>
           <w:rFonts w:cstheme="minorHAnsi"/>
         </w:rPr>
-        <w:t>“Tomorrow, manna levels should be high enough for us to start hunting.”</w:t>
-      </w:r>
-    </w:p>
-    <w:p>
-      <w:pPr>
+      </w:pPr>
+      <w:r>
         <w:rPr>
           <w:rFonts w:cstheme="minorHAnsi"/>
         </w:rPr>
-      </w:pPr>
+        <w:t>Fineous gave everyone a grin and said, “Think of this as one big camping trip. After all, we are all adventurers, aren’t we?</w:t>
+      </w:r>
+    </w:p>
+    <w:p>
       <w:r>
         <w:rPr>
           <w:rFonts w:cstheme="minorHAnsi"/>
         </w:rPr>
-        <w:t>Fineous gave everyone a grin and said, “Think of this as one big camping trip. After all, we are all adventurers, aren’t we?</w:t>
-      </w:r>
-    </w:p>
-    <w:p>
-      <w:r>
-        <w:rPr>
-          <w:rFonts w:cstheme="minorHAnsi"/>
-        </w:rPr>
         <w:t>“And do you know what the best part of this is?”</w:t>
       </w:r>
     </w:p>
@@ -36334,7 +36415,7 @@
       <w:pPr>
         <w:pStyle w:val="H2"/>
       </w:pPr>
-      <w:bookmarkStart w:id="6" w:name="_Toc210396007"/>
+      <w:bookmarkStart w:id="6" w:name="_Toc210558211"/>
       <w:r>
         <w:lastRenderedPageBreak/>
         <w:t>Exile in the Onn Mountains</w:t>
@@ -36504,7 +36585,20 @@
         <w:rPr>
           <w:rFonts w:cstheme="minorHAnsi"/>
         </w:rPr>
-        <w:t>Suddenly Fineous closed his eyes as he rested on his chair. His head dropped down as if he just fell asleep.</w:t>
+        <w:t>Fineous paused as new understanding of the Archana flooded him.</w:t>
+      </w:r>
+    </w:p>
+    <w:p>
+      <w:pPr>
+        <w:rPr>
+          <w:rFonts w:cstheme="minorHAnsi"/>
+        </w:rPr>
+      </w:pPr>
+      <w:r>
+        <w:rPr>
+          <w:rFonts w:cstheme="minorHAnsi"/>
+        </w:rPr>
+        <w:t>Fineous closed his eyes as he rested on his chair. His head dropped down as if he just fell asleep.</w:t>
       </w:r>
     </w:p>
     <w:p>
@@ -36569,68 +36663,104 @@
         <w:rPr>
           <w:rFonts w:cstheme="minorHAnsi"/>
         </w:rPr>
+        <w:lastRenderedPageBreak/>
         <w:t>Fineous took out his tablet and began projecting large quantities of notes.</w:t>
       </w:r>
     </w:p>
     <w:p>
       <w:pPr>
-        <w:rPr>
-          <w:rFonts w:cstheme="minorHAnsi"/>
-        </w:rPr>
-      </w:pPr>
-      <w:r>
-        <w:rPr>
-          <w:rFonts w:cstheme="minorHAnsi"/>
-        </w:rPr>
-        <w:lastRenderedPageBreak/>
-        <w:t>“</w:t>
-      </w:r>
-      <w:r>
         <w:rPr>
           <w:rFonts w:cstheme="minorHAnsi"/>
           <w:i/>
         </w:rPr>
-        <w:t>He wasn’t fully initialized as a sage since there was no rush</w:t>
+      </w:pPr>
+      <w:r>
+        <w:rPr>
+          <w:rFonts w:cstheme="minorHAnsi"/>
+        </w:rPr>
+        <w:t>“</w:t>
       </w:r>
       <w:r>
         <w:rPr>
           <w:rFonts w:cstheme="minorHAnsi"/>
           <w:i/>
         </w:rPr>
-        <w:t xml:space="preserve">. Unfortunately this means he doesn’t have conscious access to the </w:t>
+        <w:t>Fineous</w:t>
       </w:r>
       <w:r>
         <w:rPr>
           <w:rFonts w:cstheme="minorHAnsi"/>
           <w:i/>
         </w:rPr>
-        <w:t xml:space="preserve">spirit of the </w:t>
+        <w:t xml:space="preserve"> wasn’t fully initialized as a sage since</w:t>
       </w:r>
       <w:r>
         <w:rPr>
           <w:rFonts w:cstheme="minorHAnsi"/>
           <w:i/>
         </w:rPr>
-        <w:t>Archana. As a result of his meditation, a temporary connection was made.</w:t>
-      </w:r>
-    </w:p>
-    <w:p>
-      <w:pPr>
-        <w:rPr>
-          <w:rFonts w:cstheme="minorHAnsi"/>
-        </w:rPr>
-      </w:pPr>
-      <w:r>
-        <w:rPr>
-          <w:rFonts w:cstheme="minorHAnsi"/>
-        </w:rPr>
-        <w:t>“</w:t>
+        <w:t xml:space="preserve"> we deemed the training he was having with you was more important</w:t>
       </w:r>
       <w:r>
         <w:rPr>
           <w:rFonts w:cstheme="minorHAnsi"/>
           <w:i/>
         </w:rPr>
+        <w:t>.</w:t>
+      </w:r>
+    </w:p>
+    <w:p>
+      <w:pPr>
+        <w:rPr>
+          <w:rFonts w:cstheme="minorHAnsi"/>
+        </w:rPr>
+      </w:pPr>
+      <w:r>
+        <w:rPr>
+          <w:rFonts w:cstheme="minorHAnsi"/>
+          <w:i/>
+        </w:rPr>
+        <w:t>“</w:t>
+      </w:r>
+      <w:r>
+        <w:rPr>
+          <w:rFonts w:cstheme="minorHAnsi"/>
+          <w:i/>
+        </w:rPr>
+        <w:t xml:space="preserve">Unfortunately this means he doesn’t have conscious access to the </w:t>
+      </w:r>
+      <w:r>
+        <w:rPr>
+          <w:rFonts w:cstheme="minorHAnsi"/>
+          <w:i/>
+        </w:rPr>
+        <w:t xml:space="preserve">spirit of the </w:t>
+      </w:r>
+      <w:r>
+        <w:rPr>
+          <w:rFonts w:cstheme="minorHAnsi"/>
+          <w:i/>
+        </w:rPr>
+        <w:t>Archana. As a result of his meditation, a temporary connection was made.</w:t>
+      </w:r>
+    </w:p>
+    <w:p>
+      <w:pPr>
+        <w:rPr>
+          <w:rFonts w:cstheme="minorHAnsi"/>
+        </w:rPr>
+      </w:pPr>
+      <w:r>
+        <w:rPr>
+          <w:rFonts w:cstheme="minorHAnsi"/>
+        </w:rPr>
+        <w:t>“</w:t>
+      </w:r>
+      <w:r>
+        <w:rPr>
+          <w:rFonts w:cstheme="minorHAnsi"/>
+          <w:i/>
+        </w:rPr>
         <w:t>Thanks to his first stage of initialization, we were able to influence the path he took. We just gave you instructions on how best to return home. This will take you through several dungeons, allowing you to collect essential resources both for now and in the future.</w:t>
       </w:r>
       <w:r>
@@ -36682,19 +36812,31 @@
         <w:rPr>
           <w:rFonts w:cstheme="minorHAnsi"/>
         </w:rPr>
-        <w:t>“I just fell asleep,” Fineous said. “Strange. Where did all this text come from?”</w:t>
-      </w:r>
-    </w:p>
-    <w:p>
-      <w:pPr>
+        <w:t>“I just fell asleep</w:t>
+      </w:r>
+      <w:r>
         <w:rPr>
           <w:rFonts w:cstheme="minorHAnsi"/>
         </w:rPr>
-      </w:pPr>
+        <w:t>, and I’m still groggy</w:t>
+      </w:r>
       <w:r>
         <w:rPr>
           <w:rFonts w:cstheme="minorHAnsi"/>
         </w:rPr>
+        <w:t>,” Fineous said. “Strange. Where did all this text come from?”</w:t>
+      </w:r>
+    </w:p>
+    <w:p>
+      <w:pPr>
+        <w:rPr>
+          <w:rFonts w:cstheme="minorHAnsi"/>
+        </w:rPr>
+      </w:pPr>
+      <w:r>
+        <w:rPr>
+          <w:rFonts w:cstheme="minorHAnsi"/>
+        </w:rPr>
         <w:t>“The spirit of the Archana Dios spoke through you,” Aragon said. “It said those are instructions needed to go home, as well as how to gain resources.”</w:t>
       </w:r>
     </w:p>
@@ -36750,7 +36892,19 @@
         <w:rPr>
           <w:rFonts w:cstheme="minorHAnsi"/>
         </w:rPr>
-        <w:t xml:space="preserve">Changing the subject, Fineous said and got up, </w:t>
+        <w:t xml:space="preserve">Changing the subject, Fineous </w:t>
+      </w:r>
+      <w:r>
+        <w:rPr>
+          <w:rFonts w:cstheme="minorHAnsi"/>
+        </w:rPr>
+        <w:t xml:space="preserve">got up and </w:t>
+      </w:r>
+      <w:r>
+        <w:rPr>
+          <w:rFonts w:cstheme="minorHAnsi"/>
+        </w:rPr>
+        <w:t xml:space="preserve">said, </w:t>
       </w:r>
       <w:r>
         <w:t>“Manna</w:t>
@@ -36764,6 +36918,7 @@
     </w:p>
     <w:p>
       <w:r>
+        <w:lastRenderedPageBreak/>
         <w:t>“I do have some bad news.”</w:t>
       </w:r>
     </w:p>
@@ -36774,11 +36929,195 @@
     </w:p>
     <w:p>
       <w:r>
+        <w:t xml:space="preserve">“We still have school to attend to,” Fineous said, showing the school’s published </w:t>
+      </w:r>
+      <w:r>
+        <w:t>itinerary</w:t>
+      </w:r>
+      <w:r>
+        <w:t>.</w:t>
+      </w:r>
+    </w:p>
+    <w:p>
+      <w:r>
+        <w:t>“You scared me,” Rose scolded and the others laughed.</w:t>
+      </w:r>
+    </w:p>
+    <w:p>
+      <w:r>
+        <w:t>“I will be lecturing as we work,” Fineous said with a smile. “That way we will all be caught up when we return.”</w:t>
+      </w:r>
+    </w:p>
+    <w:p>
+      <w:r>
+        <w:t>“Can we really go home?” Aragon asked.</w:t>
+      </w:r>
+    </w:p>
+    <w:p>
+      <w:r>
+        <w:t>“Of course,” Fineous replied. “</w:t>
+      </w:r>
+      <w:r>
+        <w:t>We have a roadmap.</w:t>
+      </w:r>
+    </w:p>
+    <w:p>
+      <w:r>
+        <w:t>“Even without this there was still a way.</w:t>
+      </w:r>
+    </w:p>
+    <w:p>
+      <w:r>
+        <w:t>“</w:t>
+      </w:r>
+      <w:r>
+        <w:t>Deep within the Shadow Realm is a place where space and time unifies. In such places time slows, giving us more to train. This is why we must reach D-Rank as soon as possible. Who knows? Perhaps we can get close to C by the time we return.</w:t>
+      </w:r>
+    </w:p>
+    <w:p>
+      <w:r>
+        <w:t>“I’ll finish reading the instructions later. The important thing now is farming.</w:t>
+      </w:r>
+    </w:p>
+    <w:p>
+      <w:r>
+        <w:t>“Demonbane, dismantle the camp, leaving only the cooking area. You need to remove your safe zone.</w:t>
+      </w:r>
+    </w:p>
+    <w:p>
+      <w:r>
+        <w:t>“Rose will not be directly fighting. Instead she will focus on cooking, singing, healing, and Spirit Control.</w:t>
+      </w:r>
+    </w:p>
+    <w:p>
+      <w:r>
+        <w:t>“Our job is to protect Rose as she works.</w:t>
+      </w:r>
+    </w:p>
+    <w:p>
+      <w:r>
+        <w:t>“That sounds terrifying,” Rose said worriedly. “I’m not sure I’ll be able to cook.”</w:t>
+      </w:r>
+    </w:p>
+    <w:p>
+      <w:r>
         <w:lastRenderedPageBreak/>
-        <w:t xml:space="preserve">“We still have school to attend to,” Fineous said, showing the school’s published </w:t>
-      </w:r>
-      <w:r>
-        <w:t>itinerary</w:t>
+        <w:t>“The harder the challenge the faster you will grow</w:t>
+      </w:r>
+      <w:r>
+        <w:t>,</w:t>
+      </w:r>
+      <w:r>
+        <w:t xml:space="preserve">” Fineous said. “By being in such a hotbed you will vastly improve your cooking skills. Remember, we </w:t>
+      </w:r>
+      <w:r>
+        <w:t xml:space="preserve">all </w:t>
+      </w:r>
+      <w:r>
+        <w:t>need to push our limits.”</w:t>
+      </w:r>
+    </w:p>
+    <w:p>
+      <w:r>
+        <w:t>Demonbane put away the last of the camp stuff and then bellowed. A moment later monsters responded by charging from every direction.</w:t>
+      </w:r>
+    </w:p>
+    <w:p>
+      <w:r>
+        <w:t>The first of the monsters attacked.</w:t>
+      </w:r>
+      <w:r>
+        <w:t xml:space="preserve"> The fight was easy as the monsters were weak.</w:t>
+      </w:r>
+      <w:r>
+        <w:t xml:space="preserve"> However, they gave much needed essence.</w:t>
+      </w:r>
+    </w:p>
+    <w:p>
+      <w:r>
+        <w:t>“Damn, it’s really hard to cook like this,” Rose cursed.</w:t>
+      </w:r>
+    </w:p>
+    <w:p>
+      <w:r>
+        <w:t>“You’re doing great,” Fineous said. “Remember, your singing, healing and spirits are helping us all. And when you fin</w:t>
+      </w:r>
+      <w:r>
+        <w:t>ish cooking your food will too.</w:t>
+      </w:r>
+    </w:p>
+    <w:p>
+      <w:r>
+        <w:t>“Also, switch to humming, so I can lecture.”</w:t>
+      </w:r>
+    </w:p>
+    <w:p>
+      <w:r>
+        <w:t>“My spirits are stronger when they are out and about,” Rose said.</w:t>
+      </w:r>
+    </w:p>
+    <w:p>
+      <w:r>
+        <w:t>“Maybe so,” Fineous said. “However, you must never get sloppy. So far only Endol, Librarian</w:t>
+      </w:r>
+      <w:r>
+        <w:rPr>
+          <w:rFonts w:cstheme="minorHAnsi"/>
+        </w:rPr>
+        <w:t xml:space="preserve"> </w:t>
+      </w:r>
+      <w:r>
+        <w:rPr>
+          <w:rFonts w:cstheme="minorHAnsi"/>
+        </w:rPr>
+        <w:t>Wynthir</w:t>
+      </w:r>
+      <w:r>
+        <w:t xml:space="preserve"> and Messenger know about your spirits, hopefully.</w:t>
+      </w:r>
+    </w:p>
+    <w:p>
+      <w:r>
+        <w:t>“And Endol doesn’t seem to care. Let’s keep it that way.”</w:t>
+      </w:r>
+    </w:p>
+    <w:p>
+      <w:r>
+        <w:t>“How do you know?” Aragon asked.</w:t>
+      </w:r>
+    </w:p>
+    <w:p>
+      <w:r>
+        <w:t xml:space="preserve">“Because he has some sort of super </w:t>
+      </w:r>
+      <w:r>
+        <w:t>sense</w:t>
+      </w:r>
+      <w:r>
+        <w:t xml:space="preserve"> and </w:t>
+      </w:r>
+      <w:r>
+        <w:t>Rose</w:t>
+      </w:r>
+      <w:r>
+        <w:t xml:space="preserve"> </w:t>
+      </w:r>
+      <w:r>
+        <w:t>wasn</w:t>
+      </w:r>
+      <w:r>
+        <w:t>’t hiding it in the beginning.</w:t>
+      </w:r>
+      <w:r>
+        <w:t xml:space="preserve"> Other than them I haven’t seen any other elves,” Fineous said.</w:t>
+      </w:r>
+    </w:p>
+    <w:p>
+      <w:r>
+        <w:t xml:space="preserve">The fighters fought </w:t>
+      </w:r>
+      <w:r>
+        <w:t>in silence as they waged an unending war</w:t>
       </w:r>
       <w:r>
         <w:t>.</w:t>
@@ -36786,205 +37125,29 @@
     </w:p>
     <w:p>
       <w:r>
-        <w:t>“You scared me,” Rose scolded and the others laughed.</w:t>
-      </w:r>
-    </w:p>
-    <w:p>
-      <w:r>
-        <w:t>“I will be lecturing as we work,” Fineous said with a smile. “That way we will all be caught up when we return.”</w:t>
-      </w:r>
-    </w:p>
-    <w:p>
-      <w:r>
-        <w:t>“Can we really go home?” Aragon asked.</w:t>
-      </w:r>
-    </w:p>
-    <w:p>
-      <w:r>
-        <w:t>“Of course,” Fineous replied. “</w:t>
-      </w:r>
-      <w:r>
-        <w:t>We have a roadmap.</w:t>
-      </w:r>
-    </w:p>
-    <w:p>
-      <w:r>
-        <w:t>“Even without this there was still a way.</w:t>
-      </w:r>
-    </w:p>
-    <w:p>
-      <w:r>
-        <w:t>“</w:t>
-      </w:r>
-      <w:r>
-        <w:t>Deep within the Shadow Realm is a place where space and time unifies. In such places time slows, giving us more to train. This is why we must reach D-Rank as soon as possible. Who knows? Perhaps we can get close to C by the time we return.</w:t>
-      </w:r>
-    </w:p>
-    <w:p>
-      <w:r>
-        <w:t>“I’ll finish reading the instructions later. The important thing now is farming.</w:t>
-      </w:r>
-    </w:p>
-    <w:p>
-      <w:r>
-        <w:t>“Demonbane, dismantle the camp, leaving only the cooking area. You need to remove your safe zone.</w:t>
-      </w:r>
-    </w:p>
-    <w:p>
-      <w:r>
-        <w:t>“Rose will not be directly fighting. Instead she will focus on cooking, singing, healing, and Spirit Control.</w:t>
-      </w:r>
-    </w:p>
-    <w:p>
-      <w:r>
-        <w:t>“Our job is to protect Rose as she works.</w:t>
-      </w:r>
-    </w:p>
-    <w:p>
-      <w:r>
-        <w:t>“That sounds terrifying,” Rose said worriedly. “I’m not sure I’ll be able to cook.”</w:t>
-      </w:r>
-    </w:p>
-    <w:p>
-      <w:r>
-        <w:t>“The harder the challenge the faster you will grow</w:t>
-      </w:r>
-      <w:r>
-        <w:t>,</w:t>
-      </w:r>
-      <w:r>
-        <w:t xml:space="preserve">” Fineous said. “By being in such a hotbed you will vastly improve your cooking skills. Remember, we </w:t>
-      </w:r>
-      <w:r>
-        <w:t xml:space="preserve">all </w:t>
-      </w:r>
-      <w:r>
-        <w:t>need to push our limits.”</w:t>
+        <w:t>“I got a level on both Cooking and Music,” Rose said excitedly.</w:t>
+      </w:r>
+    </w:p>
+    <w:p>
+      <w:r>
+        <w:t>“Good for you,” Fineous said</w:t>
+      </w:r>
+      <w:r>
+        <w:t xml:space="preserve"> happily</w:t>
+      </w:r>
+      <w:r>
+        <w:t>. “</w:t>
+      </w:r>
+      <w:r>
+        <w:t>Remember, we must all find out ways to push ourselves</w:t>
+      </w:r>
+      <w:r>
+        <w:t>.”</w:t>
       </w:r>
     </w:p>
     <w:p>
       <w:r>
         <w:lastRenderedPageBreak/>
-        <w:t>Demonbane put away the last of the camp stuff and then bellowed. A moment later monsters responded by charging from every direction.</w:t>
-      </w:r>
-    </w:p>
-    <w:p>
-      <w:r>
-        <w:t>The first of the monsters attacked.</w:t>
-      </w:r>
-      <w:r>
-        <w:t xml:space="preserve"> The fight was easy as the monsters were weak.</w:t>
-      </w:r>
-      <w:r>
-        <w:t xml:space="preserve"> However, they gave much needed essence.</w:t>
-      </w:r>
-    </w:p>
-    <w:p>
-      <w:r>
-        <w:t>“Damn, it’s really hard to cook like this,” Rose cursed.</w:t>
-      </w:r>
-    </w:p>
-    <w:p>
-      <w:r>
-        <w:t>“You’re doing great,” Fineous said. “Remember, your singing, healing and spirits are helping us all. And when you finish cooking your food will too.”</w:t>
-      </w:r>
-    </w:p>
-    <w:p>
-      <w:r>
-        <w:t>“My spirits are stronger when they are out and about,” Rose said.</w:t>
-      </w:r>
-    </w:p>
-    <w:p>
-      <w:r>
-        <w:t>“Maybe so,” Fineous said. “However, you must never get sloppy. So far only Endol, Librarian</w:t>
-      </w:r>
-      <w:r>
-        <w:rPr>
-          <w:rFonts w:cstheme="minorHAnsi"/>
-        </w:rPr>
-        <w:t xml:space="preserve"> </w:t>
-      </w:r>
-      <w:r>
-        <w:rPr>
-          <w:rFonts w:cstheme="minorHAnsi"/>
-        </w:rPr>
-        <w:t>Wynthir</w:t>
-      </w:r>
-      <w:r>
-        <w:t xml:space="preserve"> and Messenger know about your spirits, hopefully.</w:t>
-      </w:r>
-    </w:p>
-    <w:p>
-      <w:r>
-        <w:t>“And Endol doesn’t seem to care. Let’s keep it that way.”</w:t>
-      </w:r>
-    </w:p>
-    <w:p>
-      <w:r>
-        <w:t>“How do you know?” Aragon asked.</w:t>
-      </w:r>
-    </w:p>
-    <w:p>
-      <w:r>
-        <w:t xml:space="preserve">“Because he has some sort of super </w:t>
-      </w:r>
-      <w:r>
-        <w:t>sense</w:t>
-      </w:r>
-      <w:r>
-        <w:t xml:space="preserve"> and </w:t>
-      </w:r>
-      <w:r>
-        <w:t>Rose</w:t>
-      </w:r>
-      <w:r>
-        <w:t xml:space="preserve"> </w:t>
-      </w:r>
-      <w:r>
-        <w:t>wasn</w:t>
-      </w:r>
-      <w:r>
-        <w:t>’t hiding it in the beginning.</w:t>
-      </w:r>
-      <w:r>
-        <w:t xml:space="preserve"> Other than them I haven’t seen any other elves,” Fineous said.</w:t>
-      </w:r>
-    </w:p>
-    <w:p>
-      <w:r>
-        <w:t xml:space="preserve">The fighters fought </w:t>
-      </w:r>
-      <w:r>
-        <w:t>in silence as they waged an unending war</w:t>
-      </w:r>
-      <w:r>
-        <w:t>.</w:t>
-      </w:r>
-    </w:p>
-    <w:p>
-      <w:r>
-        <w:t>“I got a level on both Cooking and Music,” Rose said excitedly.</w:t>
-      </w:r>
-    </w:p>
-    <w:p>
-      <w:r>
-        <w:t>“Good for you,” Fineous said</w:t>
-      </w:r>
-      <w:r>
-        <w:t xml:space="preserve"> happily</w:t>
-      </w:r>
-      <w:r>
-        <w:t>. “</w:t>
-      </w:r>
-      <w:r>
-        <w:t>Remember, we must all find out ways to push ourselves</w:t>
-      </w:r>
-      <w:r>
-        <w:t>.”</w:t>
-      </w:r>
-    </w:p>
-    <w:p>
-      <w:r>
         <w:t>“Breakfast is ready,” Rose said.</w:t>
       </w:r>
     </w:p>
@@ -36995,7 +37158,6 @@
     </w:p>
     <w:p>
       <w:r>
-        <w:lastRenderedPageBreak/>
         <w:t xml:space="preserve">One by one the group ate; making sure </w:t>
       </w:r>
       <w:r>
@@ -37097,78 +37259,509 @@
     </w:p>
     <w:p>
       <w:r>
-        <w:t>“Didn’t you say</w:t>
-      </w:r>
-      <w:proofErr w:type="gramStart"/>
+        <w:t>“Didn’t you say they don’t care if we learn?” Aragon asked. “Also, I’m finding it hard to concentrate on this battle, with you forcing you to learn these things.”</w:t>
+      </w:r>
+    </w:p>
+    <w:p>
+      <w:r>
+        <w:t>“And that is the ultimate reason I’m doing this,” Fineous said. “If we don’t increase our levels fastest over the next day or so, we will quite literally suffocate to death.”</w:t>
+      </w:r>
+    </w:p>
+    <w:p>
+      <w:r>
+        <w:lastRenderedPageBreak/>
+        <w:t>“That’s terrifying,” Rose squeaked.</w:t>
+      </w:r>
+    </w:p>
+    <w:p>
+      <w:r>
+        <w:t xml:space="preserve">“Don’t worry,” Fineous said. “We will be fine as long as </w:t>
+      </w:r>
+      <w:r>
+        <w:t xml:space="preserve">we </w:t>
+      </w:r>
+      <w:r>
+        <w:t>give our all in this training.</w:t>
+      </w:r>
+      <w:r>
+        <w:t xml:space="preserve"> The good news is that pushing ourselves to the limit will counteract much of the pressure we will feel over the next few weeks and months.</w:t>
+      </w:r>
+    </w:p>
+    <w:p>
+      <w:r>
+        <w:t>“It’s like exercising in the arctic. As long as we exercise we are protected from freezing.</w:t>
+      </w:r>
+    </w:p>
+    <w:p>
+      <w:r>
+        <w:t>“The bad news is that this will cut into our sleep.</w:t>
+      </w:r>
+    </w:p>
+    <w:p>
+      <w:r>
+        <w:t>“Rose, you have recipes for c</w:t>
+      </w:r>
+      <w:r>
+        <w:t>ounteracting sleep deprivation. I remember seeing them when we were going through the recipes together.”</w:t>
+      </w:r>
+    </w:p>
+    <w:p>
+      <w:r>
+        <w:t xml:space="preserve">“But those are all </w:t>
+      </w:r>
+      <w:r>
+        <w:t>D</w:t>
+      </w:r>
+      <w:r>
+        <w:t>-Ranked</w:t>
+      </w:r>
+      <w:r>
+        <w:t xml:space="preserve"> and beyond</w:t>
+      </w:r>
+      <w:r>
+        <w:t>,” Rose objected. “They are beyond my ability.</w:t>
+      </w:r>
+      <w:r>
+        <w:t xml:space="preserve"> I’m only E.</w:t>
+      </w:r>
+      <w:r>
+        <w:t>”</w:t>
+      </w:r>
+    </w:p>
+    <w:p>
+      <w:r>
+        <w:t>“Then I say that’s perfect,” Fineous said enthusiastically.</w:t>
+      </w:r>
+    </w:p>
+    <w:p>
+      <w:r>
+        <w:t>“But if I make a mistake, you can all get sick</w:t>
+      </w:r>
+      <w:r>
+        <w:t xml:space="preserve"> or worse</w:t>
+      </w:r>
+      <w:r>
+        <w:t>,” Rose objected.</w:t>
+      </w:r>
+    </w:p>
+    <w:p>
+      <w:r>
+        <w:t xml:space="preserve">“And that is why only Demonbane and I will try it out,” Fineous said. </w:t>
+      </w:r>
+    </w:p>
+    <w:p>
+      <w:r>
+        <w:t>Rose took out her recipe book and flipped though the contents.</w:t>
+      </w:r>
+    </w:p>
+    <w:p>
+      <w:r>
+        <w:t xml:space="preserve">“I don’t have all the ingredients,” </w:t>
+      </w:r>
+      <w:r>
+        <w:t>Rose said, sounding relieved.</w:t>
+      </w:r>
+    </w:p>
+    <w:p>
+      <w:r>
+        <w:t>“I have sufficient ingredients for hundreds of tries,” Fineous said and placed the ingredients on the worktable.</w:t>
+      </w:r>
+      <w:r>
+        <w:t xml:space="preserve"> “Thankfully Messenger took me to places where I could harvest some amazing ingredients.”</w:t>
+      </w:r>
+    </w:p>
+    <w:p>
+      <w:r>
+        <w:t>“Fine,” Rose said reluctantly. “However, I’m going to throw it out when I finish. I don’t want you to get sick.”</w:t>
+      </w:r>
+    </w:p>
+    <w:p>
+      <w:r>
+        <w:lastRenderedPageBreak/>
+        <w:t xml:space="preserve">“Don’t worry little lady,” Demonbane said as he fought </w:t>
+      </w:r>
+      <w:r>
+        <w:t>like a pugilist</w:t>
+      </w:r>
+      <w:r>
+        <w:t xml:space="preserve">. Fighting </w:t>
+      </w:r>
+      <w:r>
+        <w:t>with only fists</w:t>
+      </w:r>
+      <w:r>
+        <w:t xml:space="preserve"> </w:t>
+      </w:r>
+      <w:r>
+        <w:t>was challenging</w:t>
+      </w:r>
+      <w:r>
+        <w:t xml:space="preserve"> for him</w:t>
+      </w:r>
+      <w:r>
+        <w:t>, since he couldn’t get any clean kills. “We are men. We can handle a little stomach issues.</w:t>
+      </w:r>
+    </w:p>
+    <w:p>
+      <w:r>
+        <w:t>“Sweet, I just got knuckle dusters.”</w:t>
+      </w:r>
+    </w:p>
+    <w:p>
+      <w:r>
+        <w:t xml:space="preserve">“Why must men be such masochists?” </w:t>
+      </w:r>
+      <w:r>
+        <w:t>Rose</w:t>
+      </w:r>
+      <w:r>
+        <w:t xml:space="preserve"> asked the universe. The universe responded by sending in a new wave of F-Ranked monsters.</w:t>
+      </w:r>
+    </w:p>
+    <w:p>
+      <w:r>
+        <w:t xml:space="preserve">“It’s our duty to protect the weaker sex,” Demonbane </w:t>
+      </w:r>
+      <w:r>
+        <w:t>declared</w:t>
+      </w:r>
+      <w:r>
+        <w:t>.</w:t>
+      </w:r>
+    </w:p>
+    <w:p>
+      <w:r>
+        <w:t>“I’m not weaker,” Erza objected.</w:t>
+      </w:r>
+    </w:p>
+    <w:p>
+      <w:r>
+        <w:t>“And that’s what I love about you,” Demonbane said. “Now let’s see who can make the most kills with just our fists.”</w:t>
+      </w:r>
+    </w:p>
+    <w:p>
+      <w:r>
+        <w:t>“But you have knuckle dusters,” Erza objected.</w:t>
+      </w:r>
+    </w:p>
+    <w:p>
+      <w:r>
+        <w:t xml:space="preserve">“And you have </w:t>
+      </w:r>
+      <w:r>
+        <w:t xml:space="preserve">your magic armor and </w:t>
+      </w:r>
+      <w:r>
+        <w:t>flaming, red hot fists, so we’re even,” Demonbane countered.</w:t>
+      </w:r>
+    </w:p>
+    <w:p>
+      <w:r>
+        <w:t>Fineous let the conversation go, th</w:t>
+      </w:r>
+      <w:r>
+        <w:t>en resumed his lecture, occasionally adding quizzes to keep his students on their toes.</w:t>
+      </w:r>
+    </w:p>
+    <w:p>
+      <w:r>
+        <w:t xml:space="preserve">“Damn this recipe is driving me crazy,” Rose </w:t>
+      </w:r>
+      <w:r>
+        <w:t>screamed</w:t>
+      </w:r>
+      <w:r>
+        <w:t>. “I can’t make heads or tails of these instructions.”</w:t>
+      </w:r>
+    </w:p>
+    <w:p>
+      <w:r>
+        <w:t>“But did it do anything for your level?” Fineous asked.</w:t>
+      </w:r>
+    </w:p>
+    <w:p>
+      <w:r>
+        <w:t xml:space="preserve">“Actually it did,” Rose said in surprise. “I raised my </w:t>
+      </w:r>
+      <w:r>
+        <w:t>Cooking</w:t>
+      </w:r>
+      <w:r>
+        <w:t xml:space="preserve"> to E-6.”</w:t>
+      </w:r>
+    </w:p>
+    <w:p>
+      <w:r>
+        <w:t>“Marvelous,” Fineous said as he spun around monsters, trying his best to backstab them.</w:t>
+      </w:r>
+    </w:p>
+    <w:p>
+      <w:r>
+        <w:t>Fineous</w:t>
+      </w:r>
+      <w:r>
+        <w:t xml:space="preserve"> disappeared from view and reappeared above a </w:t>
+      </w:r>
+      <w:r>
+        <w:t xml:space="preserve">hippo-like monster. He crashed down like a rocket with his </w:t>
+      </w:r>
+      <w:r>
+        <w:t>knives</w:t>
+      </w:r>
+      <w:r>
+        <w:t>, killing the creature. A moment later he disappeared.</w:t>
+      </w:r>
+    </w:p>
+    <w:p>
+      <w:pPr>
+        <w:rPr>
+          <w:rFonts w:asciiTheme="minorHAnsi" w:hAnsiTheme="minorHAnsi" w:cstheme="minorHAnsi"/>
+        </w:rPr>
+      </w:pPr>
+      <w:r>
+        <w:lastRenderedPageBreak/>
+        <w:t xml:space="preserve">“Rose, you can switch back now for dinner,” Fineous said. “I’m getting seriously hungry, and nutrition is essential for us. Now can anyone name the 16 provinces of </w:t>
+      </w:r>
+      <w:r>
+        <w:rPr>
+          <w:rFonts w:asciiTheme="minorHAnsi" w:hAnsiTheme="minorHAnsi" w:cstheme="minorHAnsi"/>
+        </w:rPr>
+        <w:t>Agatha?”</w:t>
+      </w:r>
+    </w:p>
+    <w:p>
+      <w:r>
+        <w:t>“It’s starting to get dark,” Aragon noted.</w:t>
+      </w:r>
+    </w:p>
+    <w:p>
+      <w:r>
+        <w:t>“That’s okay,” Fineous said. “Erza can use her fire to give us some illumination.</w:t>
+      </w:r>
+      <w:r>
+        <w:t xml:space="preserve"> I’ll let you figure out the details.”</w:t>
+      </w:r>
+    </w:p>
+    <w:p>
+      <w:r>
+        <w:t>“Okay,” Erza said.</w:t>
+      </w:r>
+    </w:p>
+    <w:p>
+      <w:r>
+        <w:t>Balls of flame zoomed overhead as stars started to show.</w:t>
+      </w:r>
+    </w:p>
+    <w:p>
+      <w:r>
+        <w:t>“Can we use the stars for navigation?” Aragon asked.</w:t>
+      </w:r>
+    </w:p>
+    <w:p>
+      <w:r>
+        <w:t>“Absolutely,” Fineous said. “That brightest star represents our home. It shows us the direction we need to follow.”</w:t>
+      </w:r>
+    </w:p>
+    <w:p>
+      <w:r>
+        <w:t>“Oh man this is exhausting,” Demonbane said. “My arms are starting to get numb.”</w:t>
+      </w:r>
+    </w:p>
+    <w:p>
+      <w:r>
+        <w:t>“Sorry about that,” Rose apologized. “I’m finding it hard to concentrate on cooking, humming and healing at the same time.”</w:t>
+      </w:r>
+    </w:p>
+    <w:p>
+      <w:r>
+        <w:t>“It’s all good, little lady,” Demonbane said. “Remember what they say. No pain, no gain.”</w:t>
+      </w:r>
+    </w:p>
+    <w:p>
+      <w:r>
+        <w:t xml:space="preserve">“Don’t worry about Demonbane,” Fineous said. “He has </w:t>
+      </w:r>
+      <w:r>
+        <w:t>Vitality</w:t>
+      </w:r>
+      <w:r>
+        <w:t xml:space="preserve">. </w:t>
+      </w:r>
+      <w:r>
+        <w:t>I’m sure he’s not using it since he wants to increase his training intensity.”</w:t>
+      </w:r>
+    </w:p>
+    <w:p>
+      <w:r>
+        <w:t>“That’s true,” Demonbane said.</w:t>
+      </w:r>
+      <w:r>
+        <w:t xml:space="preserve"> “I learnt to switch it off. It’s sort of like holding your breath.”</w:t>
+      </w:r>
+    </w:p>
+    <w:p>
+      <w:r>
+        <w:t>“Dinner is ready,” Rose said.</w:t>
+      </w:r>
+    </w:p>
+    <w:p>
+      <w:r>
+        <w:t>“Demonbane, set up a safe zone so we can eat,” Fineous said.</w:t>
+      </w:r>
+    </w:p>
+    <w:p>
+      <w:r>
+        <w:lastRenderedPageBreak/>
+        <w:t>“Okay Fineous,” Demonbane said. He stopped fighting and began preparation.</w:t>
+      </w:r>
+    </w:p>
+    <w:p>
+      <w:r>
+        <w:t>Ten minutes later the barrier was up.</w:t>
+      </w:r>
+    </w:p>
+    <w:p>
+      <w:r>
+        <w:t>Demonbane grabbed a plate and filled it with food. “Rose, I think your cooking skills have improved. Now I want to fight some more.”</w:t>
+      </w:r>
+    </w:p>
+    <w:p>
+      <w:r>
+        <w:t>“What’s the matter Fineous?” Rose asked, watching Fineous sulk.</w:t>
+      </w:r>
+    </w:p>
+    <w:p>
+      <w:r>
+        <w:t>“I don’t know if we should stay the night here or train some more,” Fineous said. “For one thing Rose hasn’t trai</w:t>
+      </w:r>
+      <w:r>
+        <w:t>ned her Physical Fitness today.</w:t>
+      </w:r>
+    </w:p>
+    <w:p>
+      <w:r>
+        <w:t>“Also, none of us are max on our storage spaces.</w:t>
+      </w:r>
+      <w:r>
+        <w:t xml:space="preserve"> And that should be the easiest to level up.”</w:t>
+      </w:r>
+    </w:p>
+    <w:p>
+      <w:r>
+        <w:t>“If you think we should do it,” Rose said. “I believe in you.”</w:t>
+      </w:r>
+    </w:p>
+    <w:p>
+      <w:r>
+        <w:t xml:space="preserve">“You should believe in yourself more,” Fineous said with a sad smile. “Bad things happen when people put their faith in </w:t>
+      </w:r>
+      <w:r>
+        <w:t>others</w:t>
+      </w:r>
+      <w:r>
+        <w:t>, instead of themselves.”</w:t>
+      </w:r>
+    </w:p>
+    <w:p>
+      <w:r>
+        <w:t>“You sound l</w:t>
+      </w:r>
+      <w:r>
+        <w:t>ike an old man,” Demonbane said, laughing.</w:t>
+      </w:r>
+    </w:p>
+    <w:p>
+      <w:r>
+        <w:t xml:space="preserve">“I </w:t>
+      </w:r>
+      <w:r>
+        <w:rPr>
+          <w:i/>
+        </w:rPr>
+        <w:t>am</w:t>
+      </w:r>
+      <w:r>
+        <w:t xml:space="preserve"> an old man,” Fineous said</w:t>
+      </w:r>
+      <w:r>
+        <w:t xml:space="preserve"> with a smile</w:t>
+      </w:r>
+      <w:r>
+        <w:t>. “If I had known I would have selected a more</w:t>
+      </w:r>
+      <w:r>
+        <w:t xml:space="preserve"> mature appearance, perhaps 21. Forever 21 and all that sort of thing</w:t>
+      </w:r>
       <w:r>
         <w:t>,</w:t>
       </w:r>
-      <w:proofErr w:type="gramEnd"/>
-      <w:r>
-        <w:t xml:space="preserve"> they don’t care if we learn?” Aragon asked. “Also, I’m finding it hard to concentrate on this battle, with you forcing you to learn these things.”</w:t>
-      </w:r>
-    </w:p>
-    <w:p>
-      <w:r>
-        <w:t>“And that is the ultimate reason I’m doing this,” Fineous said. “If we don’t increase our levels fastest over the next day or so, we will quite literally suffocate to death.”</w:t>
-      </w:r>
-    </w:p>
-    <w:p>
-      <w:r>
-        <w:t>“That’s terrifying,” Rose squeaked.</w:t>
-      </w:r>
-    </w:p>
-    <w:p>
-      <w:r>
-        <w:t xml:space="preserve">“Don’t worry,” Fineous said. “We will be fine as long as </w:t>
-      </w:r>
-      <w:r>
-        <w:t xml:space="preserve">we </w:t>
-      </w:r>
-      <w:r>
-        <w:t>give our all in this training.</w:t>
-      </w:r>
-      <w:r>
-        <w:t xml:space="preserve"> The good news is that pushing ourselves to the limit will counteract much of the pressure we will feel over the next few weeks and months.</w:t>
+      <w:r>
+        <w:t>”</w:t>
+      </w:r>
+      <w:r>
+        <w:t xml:space="preserve"> he added with a smile.</w:t>
+      </w:r>
+    </w:p>
+    <w:p>
+      <w:r>
+        <w:t>“Okay I’m putting everything away,” Demonbane said.</w:t>
+      </w:r>
+      <w:r>
+        <w:t xml:space="preserve"> “Okay done.”</w:t>
+      </w:r>
+    </w:p>
+    <w:p>
+      <w:r>
+        <w:t>“Everyone, please put on your gravity belts,” Fineous said. “Increase the pressure until you can barely keep up to me.”</w:t>
+      </w:r>
+    </w:p>
+    <w:p>
+      <w:r>
+        <w:t>“Okay Rose, try catching me,” Fineous said and dashed forward</w:t>
+      </w:r>
+      <w:r>
+        <w:t>, adjusting his gravity belt as he ran</w:t>
+      </w:r>
+      <w:r>
+        <w:t>.</w:t>
       </w:r>
     </w:p>
     <w:p>
       <w:r>
         <w:lastRenderedPageBreak/>
-        <w:t>“It’s like exercising in the arctic. As long as we exercise we are protected from freezing.</w:t>
-      </w:r>
-    </w:p>
-    <w:p>
-      <w:r>
-        <w:t>“The bad news is that this will cut into our sleep.</w:t>
-      </w:r>
-    </w:p>
-    <w:p>
-      <w:r>
-        <w:t>“Rose, you have recipes for c</w:t>
-      </w:r>
-      <w:r>
-        <w:t>ounteracting sleep deprivation. I remember seeing them when we were going through the recipes together.”</w:t>
-      </w:r>
-    </w:p>
-    <w:p>
-      <w:r>
-        <w:t xml:space="preserve">“But those are all </w:t>
-      </w:r>
-      <w:r>
-        <w:t>D</w:t>
-      </w:r>
-      <w:r>
-        <w:t>-Ranked</w:t>
-      </w:r>
-      <w:r>
-        <w:t xml:space="preserve"> and beyond</w:t>
-      </w:r>
-      <w:r>
-        <w:t>,” Rose objected. “They are beyond my ability.</w:t>
-      </w:r>
-      <w:r>
-        <w:t xml:space="preserve"> I’m only E.</w:t>
+        <w:t>As Fineous ran he felt as if he was being crushed by gravity, even though the belt was only set at 1.</w:t>
+      </w:r>
+      <w:r>
+        <w:t>3</w:t>
+      </w:r>
+      <w:r>
+        <w:t>G.</w:t>
+      </w:r>
+    </w:p>
+    <w:p>
+      <w:r>
+        <w:t>Next to him Rose ran. Just like him she was also struggling. However, her belt was set to 1.</w:t>
+      </w:r>
+      <w:r>
+        <w:t>8</w:t>
+      </w:r>
+      <w:r>
+        <w:t>G. Aragon and Erza were even higher, with Demonbane being the highest at 2.7G.</w:t>
+      </w:r>
+    </w:p>
+    <w:p>
+      <w:r>
+        <w:t>Half an hour later Fineous tripped and fell on his face.</w:t>
+      </w:r>
+    </w:p>
+    <w:p>
+      <w:r>
+        <w:t>“Oh my God, are you okay?” Rose asked worriedly and healed Fineous.</w:t>
+      </w:r>
+    </w:p>
+    <w:p>
+      <w:r>
+        <w:t>“Thanks Rose,” Fineous said weakly. “This is going to be a really long vacation. Let’s go again. I feel I’m close to a breakthrough.</w:t>
       </w:r>
       <w:r>
         <w:t>”</w:t>
@@ -37176,753 +37769,455 @@
     </w:p>
     <w:p>
       <w:r>
-        <w:t>“Then I say that’s perfect,” Fineous said enthusiastically.</w:t>
-      </w:r>
-    </w:p>
-    <w:p>
-      <w:r>
-        <w:t>“But if I make a mistake, you can all get sick</w:t>
-      </w:r>
-      <w:r>
-        <w:t xml:space="preserve"> or worse</w:t>
-      </w:r>
-      <w:r>
-        <w:t>,” Rose objected.</w:t>
-      </w:r>
-    </w:p>
-    <w:p>
-      <w:r>
-        <w:t xml:space="preserve">“And that is why only Demonbane and I will try it out,” Fineous said. </w:t>
-      </w:r>
-    </w:p>
-    <w:p>
-      <w:r>
-        <w:t>Rose took out her recipe book and flipped though the contents.</w:t>
-      </w:r>
-    </w:p>
-    <w:p>
-      <w:r>
-        <w:t xml:space="preserve">“I don’t have all the ingredients,” </w:t>
-      </w:r>
-      <w:r>
-        <w:t>Rose said, sounding relieved.</w:t>
-      </w:r>
-    </w:p>
-    <w:p>
-      <w:r>
-        <w:t>“I have sufficient ingredients for hundreds of tries,” Fineous said and placed the ingredients on the worktable.</w:t>
-      </w:r>
-      <w:r>
-        <w:t xml:space="preserve"> “Thankfully Messenger took me to places where I could harvest some amazing ingredients.”</w:t>
-      </w:r>
-    </w:p>
-    <w:p>
-      <w:r>
-        <w:t>“Fine,” Rose said reluctantly. “However, I’m going to throw it out when I finish. I don’t want you to get sick.”</w:t>
-      </w:r>
-    </w:p>
-    <w:p>
-      <w:r>
-        <w:t xml:space="preserve">“Don’t worry little lady,” Demonbane said as he fought with just gloved hands. Fighting this </w:t>
-      </w:r>
-      <w:r>
-        <w:t xml:space="preserve">way </w:t>
-      </w:r>
-      <w:r>
-        <w:t>was challenging</w:t>
-      </w:r>
-      <w:r>
-        <w:t xml:space="preserve"> for him</w:t>
-      </w:r>
-      <w:r>
-        <w:t>, since he couldn’t get any clean kills. “We are men. We can handle a little stomach issues.</w:t>
-      </w:r>
-    </w:p>
-    <w:p>
-      <w:r>
-        <w:t>“Sweet, I just got knuckle dusters.”</w:t>
-      </w:r>
-    </w:p>
-    <w:p>
-      <w:r>
-        <w:t xml:space="preserve">“Why must men be such masochists?” </w:t>
-      </w:r>
-      <w:r>
-        <w:t>Rose</w:t>
-      </w:r>
-      <w:r>
-        <w:t xml:space="preserve"> asked the universe. The universe responded by sending in a new wave of F-Ranked monsters.</w:t>
+        <w:t>“Does healing help?” Aragon asked.</w:t>
+      </w:r>
+    </w:p>
+    <w:p>
+      <w:r>
+        <w:t>“No,” Fineous said. “</w:t>
+      </w:r>
+      <w:r>
+        <w:t>It interferes with my skill evolution. However I know Rose doesn’t like seeing us suffer.</w:t>
+      </w:r>
+      <w:r>
+        <w:t>”</w:t>
+      </w:r>
+    </w:p>
+    <w:p>
+      <w:r>
+        <w:t>Just then a group of raptors charged at them.</w:t>
+      </w:r>
+    </w:p>
+    <w:p>
+      <w:r>
+        <w:t>“Reduce or turn off your belts,” Fineous instructed.</w:t>
+      </w:r>
+    </w:p>
+    <w:p>
+      <w:r>
+        <w:t>Struggling to get up, Fineous dropped rocks on the raptors. At the same time the others started attacking.</w:t>
+      </w:r>
+    </w:p>
+    <w:p>
+      <w:r>
+        <w:t>However the raptors were surprisingly fast, making them difficult to hit.</w:t>
+      </w:r>
+    </w:p>
+    <w:p>
+      <w:r>
+        <w:t>“Sorry everyone,” Fineous said</w:t>
+      </w:r>
+      <w:r>
+        <w:t>, feeling guilty</w:t>
+      </w:r>
+      <w:r>
+        <w:t xml:space="preserve">. </w:t>
+      </w:r>
+      <w:r>
+        <w:t>Fighting exhaust</w:t>
+      </w:r>
+      <w:r>
+        <w:t>ion</w:t>
+      </w:r>
+      <w:r>
+        <w:t xml:space="preserve"> h</w:t>
+      </w:r>
+      <w:r>
+        <w:t>e took out his swords and c</w:t>
+      </w:r>
+      <w:r>
+        <w:t>harg</w:t>
+      </w:r>
+      <w:r>
+        <w:t>ed</w:t>
+      </w:r>
+      <w:r>
+        <w:t xml:space="preserve"> forward, </w:t>
+      </w:r>
+      <w:r>
+        <w:t xml:space="preserve">letting </w:t>
+      </w:r>
+      <w:r>
+        <w:t>the creatures impale themselves.</w:t>
+      </w:r>
+    </w:p>
+    <w:p>
+      <w:r>
+        <w:t xml:space="preserve">Suddenly Fineous’ Internal Magic leveled up. </w:t>
+      </w:r>
+      <w:r>
+        <w:t xml:space="preserve">Momentarily he felt disoriented as </w:t>
+      </w:r>
+      <w:r>
+        <w:t xml:space="preserve">his </w:t>
+      </w:r>
+      <w:r>
+        <w:t>internals shifted. This caused him to panic</w:t>
+      </w:r>
+      <w:r>
+        <w:t>, not knowing what happened</w:t>
+      </w:r>
+      <w:r>
+        <w:t>.</w:t>
       </w:r>
     </w:p>
     <w:p>
       <w:r>
         <w:lastRenderedPageBreak/>
-        <w:t xml:space="preserve">“It’s our duty to protect the weaker sex,” Demonbane </w:t>
-      </w:r>
-      <w:r>
-        <w:t>declared</w:t>
+        <w:t>Suddenly Fineous’ mind upgraded</w:t>
+      </w:r>
+      <w:r>
+        <w:t>, followed</w:t>
+      </w:r>
+      <w:r>
+        <w:t xml:space="preserve"> by a cascade of other upgrades as his overall level increased.</w:t>
+      </w:r>
+    </w:p>
+    <w:p>
+      <w:r>
+        <w:t>After a grueling battle, the last raptor died.</w:t>
+      </w:r>
+    </w:p>
+    <w:p>
+      <w:r>
+        <w:t>“Sorry everyone,” Fineous again apologized.</w:t>
+      </w:r>
+    </w:p>
+    <w:p>
+      <w:r>
+        <w:t>“Why are you apologizing?” Artemis asked.</w:t>
+      </w:r>
+    </w:p>
+    <w:p>
+      <w:r>
+        <w:t>“Because I pushed everyone too far, putting everyone in danger,” Fineous said.</w:t>
+      </w:r>
+    </w:p>
+    <w:p>
+      <w:r>
+        <w:t>“No one’s perfect,” Erza said.</w:t>
+      </w:r>
+    </w:p>
+    <w:p>
+      <w:r>
+        <w:t>“But some mistakes can be fatal,” Fineous said. “From now on, only one person at a time</w:t>
+      </w:r>
+      <w:r>
+        <w:t xml:space="preserve"> should push our physical skills to their limit. T</w:t>
+      </w:r>
+      <w:r>
+        <w:t>ha</w:t>
+      </w:r>
+      <w:r>
+        <w:t>t way the rest of us can properly defend.</w:t>
+      </w:r>
+    </w:p>
+    <w:p>
+      <w:r>
+        <w:t>“After all, we are no longer at the academy.”</w:t>
+      </w:r>
+    </w:p>
+    <w:p>
+      <w:r>
+        <w:t>“I saw you light up multiple times,” Demonbane said.</w:t>
+      </w:r>
+    </w:p>
+    <w:p>
+      <w:r>
+        <w:t>Fineous nodded. “One overloaded skill put a strain on me which overloaded the next skill, causing a cascade.</w:t>
+      </w:r>
+    </w:p>
+    <w:p>
+      <w:pPr>
+        <w:ind w:hanging="11"/>
+      </w:pPr>
+      <w:r>
+        <w:t>“The good news is I discovered I can launch stones out of my space with some force.</w:t>
+      </w:r>
+      <w:r>
+        <w:t xml:space="preserve"> It’s like someone with stick arms can still throw a rock, even if it lands 1 meter away.</w:t>
+      </w:r>
+    </w:p>
+    <w:p>
+      <w:r>
+        <w:t>“</w:t>
+      </w:r>
+      <w:r>
+        <w:t>With my mind skills and closer release points, I can better fight agile monsters.”</w:t>
+      </w:r>
+    </w:p>
+    <w:p>
+      <w:r>
+        <w:t>“Too bad you can’t materialize a stone inside a monster,” Erza said.</w:t>
+      </w:r>
+    </w:p>
+    <w:p>
+      <w:r>
+        <w:t xml:space="preserve">“Both living creatures and monsters are multi-dimensional,” Fineous said. “They all extend into other dimensions. The only reason I can attack from a distance is that my aura extends almost </w:t>
+      </w:r>
+      <w:r>
+        <w:t>40</w:t>
+      </w:r>
+      <w:r>
+        <w:t xml:space="preserve"> meters around me.</w:t>
+      </w:r>
+      <w:r>
+        <w:t xml:space="preserve"> Even then </w:t>
+      </w:r>
+      <w:r>
+        <w:t>closer attacks are stronger</w:t>
       </w:r>
       <w:r>
         <w:t>.</w:t>
       </w:r>
-    </w:p>
-    <w:p>
-      <w:r>
-        <w:t>“I’m not weaker,” Erza objected.</w:t>
-      </w:r>
-    </w:p>
-    <w:p>
-      <w:r>
-        <w:t>“And that’s what I love about you,” Demonbane said. “Now let’s see who can make the most kills with just our fists.”</w:t>
-      </w:r>
-    </w:p>
-    <w:p>
-      <w:r>
-        <w:t>“But you have knuckle dusters,” Erza objected.</w:t>
-      </w:r>
-    </w:p>
-    <w:p>
-      <w:r>
-        <w:t xml:space="preserve">“And you have </w:t>
-      </w:r>
-      <w:r>
-        <w:t xml:space="preserve">your magic armor and </w:t>
-      </w:r>
-      <w:r>
-        <w:t>flaming, red hot fists, so we’re even,” Demonbane countered.</w:t>
-      </w:r>
-    </w:p>
-    <w:p>
-      <w:r>
-        <w:t>Fineous let the conversation go, th</w:t>
-      </w:r>
-      <w:r>
-        <w:t>en resumed his lecture, occasionally adding quizzes to keep his students on their toes.</w:t>
-      </w:r>
-    </w:p>
-    <w:p>
-      <w:r>
-        <w:t xml:space="preserve">“Damn this recipe is driving me crazy,” Rose </w:t>
-      </w:r>
-      <w:r>
-        <w:t>screamed</w:t>
-      </w:r>
-      <w:r>
-        <w:t>. “I can’t make heads or tails of these instructions.”</w:t>
-      </w:r>
-    </w:p>
-    <w:p>
-      <w:r>
-        <w:t>“But did it do anything for your level?” Fineous asked.</w:t>
-      </w:r>
-    </w:p>
-    <w:p>
-      <w:r>
-        <w:t xml:space="preserve">“Actually it did,” Rose said in surprise. “I raised my </w:t>
-      </w:r>
-      <w:r>
-        <w:t>Cooking</w:t>
-      </w:r>
-      <w:r>
-        <w:t xml:space="preserve"> to E-6.”</w:t>
-      </w:r>
-    </w:p>
-    <w:p>
-      <w:r>
-        <w:t>“Marvelous,” Fineous said as he spun around monsters, trying his best to backstab them.</w:t>
-      </w:r>
-    </w:p>
-    <w:p>
-      <w:r>
-        <w:t>Fineous</w:t>
-      </w:r>
-      <w:r>
-        <w:t xml:space="preserve"> disappeared from view and reappeared above a </w:t>
-      </w:r>
-      <w:r>
-        <w:t xml:space="preserve">hippo-like monster. He crashed down like a rocket with his </w:t>
-      </w:r>
-      <w:r>
-        <w:t>knives</w:t>
-      </w:r>
-      <w:r>
-        <w:t>, killing the creature. A moment later he disappeared.</w:t>
-      </w:r>
-    </w:p>
-    <w:p>
-      <w:r>
-        <w:t xml:space="preserve">“Rose, you can switch back now for dinner,” Fineous said. “I’m getting seriously hungry, and nutrition is essential for us. Now can anyone name the 16 provinces of </w:t>
-      </w:r>
-      <w:r>
-        <w:rPr>
-          <w:rFonts w:asciiTheme="minorHAnsi" w:hAnsiTheme="minorHAnsi" w:cstheme="minorHAnsi"/>
-        </w:rPr>
-        <w:t>Agatha?”</w:t>
-      </w:r>
-    </w:p>
-    <w:p>
-      <w:r>
-        <w:t>“It’s starting to get dark,” Aragon noted.</w:t>
-      </w:r>
-    </w:p>
-    <w:p>
-      <w:r>
-        <w:t xml:space="preserve">“That’s okay,” Fineous said. “Erza can use her fire to give us some illumination. </w:t>
-      </w:r>
-      <w:r>
-        <w:t>Make it as bright and white as possible.</w:t>
-      </w:r>
       <w:r>
         <w:t>”</w:t>
       </w:r>
     </w:p>
     <w:p>
       <w:r>
-        <w:t>“Okay,” Erza said.</w:t>
-      </w:r>
-    </w:p>
-    <w:p>
-      <w:r>
         <w:lastRenderedPageBreak/>
-        <w:t>Balls of flame zoomed overhead as stars started to show.</w:t>
-      </w:r>
-    </w:p>
-    <w:p>
-      <w:r>
-        <w:t>“Can we use the stars for navigation?” Aragon asked.</w:t>
-      </w:r>
-    </w:p>
-    <w:p>
-      <w:r>
-        <w:t>“Absolutely,” Fineous said. “That brightest star represents our home. It shows us the direction we need to follow.”</w:t>
-      </w:r>
-    </w:p>
-    <w:p>
-      <w:r>
-        <w:t>“Oh man this is exhausting,” Demonbane said. “My arms are starting to get numb.”</w:t>
-      </w:r>
-    </w:p>
-    <w:p>
-      <w:r>
-        <w:t>“Sorry about that,” Rose apologized. “I’m finding it hard to concentrate on cooking, humming and healing at the same time.”</w:t>
-      </w:r>
-    </w:p>
-    <w:p>
-      <w:r>
-        <w:t>“It’s all good, little lady,” Demonbane said. “Remember what they say. No pain, no gain.”</w:t>
-      </w:r>
-    </w:p>
-    <w:p>
-      <w:r>
-        <w:t xml:space="preserve">“Don’t worry about Demonbane,” Fineous said. “He has </w:t>
-      </w:r>
-      <w:r>
-        <w:t>Vitality</w:t>
-      </w:r>
-      <w:r>
-        <w:t xml:space="preserve">. </w:t>
-      </w:r>
-      <w:r>
-        <w:t>I’m sure he’s not using it since he wants to increase his training intensity.”</w:t>
-      </w:r>
-    </w:p>
-    <w:p>
-      <w:r>
-        <w:t>“That’s true,” Demonbane said.</w:t>
-      </w:r>
-    </w:p>
-    <w:p>
-      <w:r>
-        <w:t>“Dinner is ready,” Rose said.</w:t>
-      </w:r>
-    </w:p>
-    <w:p>
-      <w:r>
-        <w:t>“Demonbane, set up a safe zone so we can eat,” Fineous said.</w:t>
-      </w:r>
-    </w:p>
-    <w:p>
-      <w:r>
-        <w:t>“Okay Fineous,” Demonbane said. He stopped fighting and began preparation.</w:t>
-      </w:r>
-    </w:p>
-    <w:p>
-      <w:r>
-        <w:t>Ten minutes later the barrier was up.</w:t>
-      </w:r>
-    </w:p>
-    <w:p>
-      <w:r>
-        <w:t>Demonbane grabbed a plate and filled it with food. “Rose, I think your cooking skills have improved. Now I want to fight some more.”</w:t>
-      </w:r>
-    </w:p>
-    <w:p>
-      <w:r>
-        <w:t>“What’s the matter Fineous?” Rose asked, watching Fineous sulk.</w:t>
-      </w:r>
-    </w:p>
-    <w:p>
-      <w:r>
-        <w:t>“I don’t know if we should stay the night here or train some more,” Fineous said. “For one thing Rose hasn’t trai</w:t>
-      </w:r>
-      <w:r>
-        <w:t>ned her Physical Fitness today.</w:t>
+        <w:t>“I notice that my arrows become more powerful as they move away from me,” Aragon said. “The maximum gain is near the point of release.”</w:t>
+      </w:r>
+    </w:p>
+    <w:p>
+      <w:r>
+        <w:t xml:space="preserve">“Excellent observation,” Fineous praised. “Erza, do you notice any similar phenomena?” </w:t>
+      </w:r>
+    </w:p>
+    <w:p>
+      <w:r>
+        <w:t>“Yes,” Erza said. “My fire is always strongest near me.”</w:t>
+      </w:r>
+    </w:p>
+    <w:p>
+      <w:r>
+        <w:t>“What about me?” Demonbane asked.</w:t>
+      </w:r>
+    </w:p>
+    <w:p>
+      <w:r>
+        <w:t>“Have you used projectiles?” Fineous asked. “I remember the Hulk throwing rocks to knock down helicopters.”</w:t>
+      </w:r>
+    </w:p>
+    <w:p>
+      <w:r>
+        <w:t>“Damn, you’re right,” Demonbane said. “Rocks and stuff qualify as barbaric weapons.”</w:t>
+      </w:r>
+    </w:p>
+    <w:p>
+      <w:r>
+        <w:t>“So even after you release the stone, it will still gain speed as it zooms away,” Fineous said.</w:t>
+      </w:r>
+    </w:p>
+    <w:p>
+      <w:r>
+        <w:t>“</w:t>
+      </w:r>
+      <w:r>
+        <w:t xml:space="preserve">So </w:t>
+      </w:r>
+      <w:r>
+        <w:t>I’m in your aura</w:t>
+      </w:r>
+      <w:r>
+        <w:t>,</w:t>
+      </w:r>
+      <w:r>
+        <w:t>” Aragon asked.</w:t>
+      </w:r>
+    </w:p>
+    <w:p>
+      <w:r>
+        <w:t>“Yes,” Fineous said. “And I’m in your aura. They are like diffuse clouds but which extend in unique ways, allowing for discrete personal spaces. People with storage just have auras that are adapted to storing items.</w:t>
+      </w:r>
+    </w:p>
+    <w:p>
+      <w:r>
+        <w:t xml:space="preserve">“I still don’t </w:t>
+      </w:r>
+      <w:r>
+        <w:t>understand</w:t>
+      </w:r>
+      <w:r>
+        <w:t xml:space="preserve"> how this stuff</w:t>
+      </w:r>
+      <w:r>
+        <w:t xml:space="preserve"> works</w:t>
+      </w:r>
+      <w:r>
+        <w:t>.</w:t>
+      </w:r>
+      <w:r>
+        <w:t xml:space="preserve"> The books I’m reading give only elementary understandings, and I haven’t had time to go deeper.</w:t>
+      </w:r>
+    </w:p>
+    <w:p>
+      <w:r>
+        <w:t>“</w:t>
+      </w:r>
+      <w:r>
+        <w:t>We m</w:t>
+      </w:r>
+      <w:r>
+        <w:t>ight as well set up camp for the night.”</w:t>
+      </w:r>
+    </w:p>
+    <w:p>
+      <w:r>
+        <w:t>“On it,” Demonbane said</w:t>
+      </w:r>
+      <w:r>
+        <w:t>. He ran around them and rammed down stakes. A dome of energy flickered around them. A moment later Demonbane gave off an upgrade glow.</w:t>
       </w:r>
     </w:p>
     <w:p>
       <w:r>
         <w:lastRenderedPageBreak/>
-        <w:t>“Also, none of us are max on our storage spaces.</w:t>
-      </w:r>
-      <w:r>
-        <w:t xml:space="preserve"> And that should be the easiest to level up.”</w:t>
-      </w:r>
-    </w:p>
-    <w:p>
-      <w:r>
-        <w:t>“If you think we should do it,” Rose said. “I believe in you.”</w:t>
-      </w:r>
-    </w:p>
-    <w:p>
-      <w:r>
-        <w:t xml:space="preserve">“You should believe in yourself more,” Fineous said with a sad smile. “Bad things happen when people put their faith in </w:t>
-      </w:r>
-      <w:r>
-        <w:t>others</w:t>
-      </w:r>
-      <w:r>
-        <w:t>, instead of themselves.”</w:t>
-      </w:r>
-    </w:p>
-    <w:p>
-      <w:r>
-        <w:t>“You sound l</w:t>
-      </w:r>
-      <w:r>
-        <w:t>ike an old man,” Demonbane said, laughing.</w:t>
-      </w:r>
-    </w:p>
-    <w:p>
-      <w:r>
-        <w:t xml:space="preserve">“I </w:t>
-      </w:r>
-      <w:r>
-        <w:rPr>
-          <w:i/>
-        </w:rPr>
-        <w:t>am</w:t>
-      </w:r>
-      <w:r>
-        <w:t xml:space="preserve"> an old man,” Fineous said</w:t>
-      </w:r>
-      <w:r>
-        <w:t xml:space="preserve"> with a smile</w:t>
-      </w:r>
-      <w:r>
-        <w:t>. “If I had known I would have selected a more</w:t>
-      </w:r>
-      <w:r>
-        <w:t xml:space="preserve"> mature appearance, perhaps 21. Forever 21 and all that sort of thing</w:t>
-      </w:r>
-      <w:r>
-        <w:t>,</w:t>
+        <w:t xml:space="preserve">“Sweet,” Demonbane said happily. “I upgraded </w:t>
+      </w:r>
+      <w:r>
+        <w:t>C</w:t>
+      </w:r>
+      <w:r>
+        <w:t>amping</w:t>
+      </w:r>
+      <w:r>
+        <w:t>. I can’t wait till I can create better toilets and get some running water.”</w:t>
+      </w:r>
+    </w:p>
+    <w:p>
+      <w:r>
+        <w:t>“Congratulations Demonbane,” Fineous said</w:t>
+      </w:r>
+      <w:r>
+        <w:t xml:space="preserve"> and yawned</w:t>
+      </w:r>
+      <w:r>
+        <w:t xml:space="preserve">. “By the way, Demonbane’s safezone is a manifestation of his aura. It will expand </w:t>
+      </w:r>
+      <w:r>
+        <w:t xml:space="preserve">and strengthen </w:t>
+      </w:r>
+      <w:r>
+        <w:t>as his level increases.”</w:t>
+      </w:r>
+    </w:p>
+    <w:p>
+      <w:r>
+        <w:t xml:space="preserve">“You mentioned the </w:t>
+      </w:r>
+      <w:r>
+        <w:t>manna levels</w:t>
+      </w:r>
+      <w:r>
+        <w:t xml:space="preserve"> will increase,” Aragon said.</w:t>
+      </w:r>
+    </w:p>
+    <w:p>
+      <w:r>
+        <w:t xml:space="preserve">“Yes,” Fineous said as he sat down on a chair. </w:t>
+      </w:r>
+      <w:r>
+        <w:t xml:space="preserve">Yawning, he added, </w:t>
+      </w:r>
+      <w:r>
+        <w:t>“And I have no idea how high it will go, which is why we need to train hard.</w:t>
+      </w:r>
+    </w:p>
+    <w:p>
+      <w:r>
+        <w:t>“</w:t>
+      </w:r>
+      <w:r>
+        <w:t xml:space="preserve">The good news is the levels aren’t rising too fast. If </w:t>
+      </w:r>
+      <w:r>
+        <w:t>the levels fill up by diffusion</w:t>
+      </w:r>
+      <w:r>
+        <w:t>, then Level-E should last at least 2 days, hopefully more.”</w:t>
+      </w:r>
+    </w:p>
+    <w:p>
+      <w:r>
+        <w:t>“Going to sleep?” Rose asked.</w:t>
+      </w:r>
+    </w:p>
+    <w:p>
+      <w:r>
+        <w:t>“I guess I should,” Fineous said. “I’m completely zonked.</w:t>
+      </w:r>
+      <w:r>
+        <w:t xml:space="preserve"> Today was a long day and my upgrades in Internal</w:t>
+      </w:r>
+      <w:r>
+        <w:t xml:space="preserve"> Magic are getting more tiring.</w:t>
+      </w:r>
+    </w:p>
+    <w:p>
+      <w:r>
+        <w:t>“It feels as if a 2000 kg gorilla is giving me a vigorous massage, thinking I’m a piece of dough.”</w:t>
+      </w:r>
+    </w:p>
+    <w:p>
+      <w:r>
+        <w:t>“</w:t>
+      </w:r>
+      <w:r>
+        <w:t>Oh that sounds horrible,” Rose said worriedly. “How come I don’t feel that?</w:t>
       </w:r>
       <w:r>
         <w:t>”</w:t>
       </w:r>
-      <w:r>
-        <w:t xml:space="preserve"> he added with a smile.</w:t>
-      </w:r>
-    </w:p>
-    <w:p>
-      <w:r>
-        <w:t>“Okay I’m putting everything away,” Demonbane said.</w:t>
-      </w:r>
-      <w:r>
-        <w:t xml:space="preserve"> “Okay done.”</w:t>
-      </w:r>
-    </w:p>
-    <w:p>
-      <w:r>
-        <w:t>“Everyone, please put on your gravity belts,” Fineous said. “Increase the pressure until you can barely keep up to me.”</w:t>
-      </w:r>
-    </w:p>
-    <w:p>
-      <w:r>
-        <w:t>“Okay Rose, try catching me,” Fineous said and dashed forward</w:t>
-      </w:r>
-      <w:r>
-        <w:t>, adjusting his gravity belt as he ran</w:t>
-      </w:r>
-      <w:r>
-        <w:t>.</w:t>
-      </w:r>
-    </w:p>
-    <w:p>
-      <w:r>
-        <w:t>As Fineous ran he felt as if he was being crushed by gravity, even though the belt was only set at 1.</w:t>
-      </w:r>
-      <w:r>
-        <w:t>3</w:t>
-      </w:r>
-      <w:r>
-        <w:t>G.</w:t>
-      </w:r>
-    </w:p>
-    <w:p>
-      <w:r>
-        <w:t>Next to him Rose ran. Just like him she was also struggling. However, her belt was set to 1.</w:t>
-      </w:r>
-      <w:r>
-        <w:t>8</w:t>
-      </w:r>
-      <w:r>
-        <w:t>G. Aragon and Erza were even higher, with Demonbane being the highest at 2.7G.</w:t>
-      </w:r>
-    </w:p>
-    <w:p>
-      <w:r>
-        <w:t>Half an hour later Fineous tripped and fell on his face.</w:t>
-      </w:r>
-    </w:p>
-    <w:p>
-      <w:r>
-        <w:t>“Oh my God, are you okay?” Rose asked worriedly and healed Fineous.</w:t>
-      </w:r>
-    </w:p>
-    <w:p>
-      <w:r>
-        <w:t>“Thanks Rose,” Fineous said weakly. “This is going to be a really long vacation. Let’s go again. I feel I’m close to a breakthrough.</w:t>
-      </w:r>
-      <w:r>
-        <w:t>”</w:t>
+    </w:p>
+    <w:p>
+      <w:r>
+        <w:t>“Me neither,” Erza said.</w:t>
+      </w:r>
+    </w:p>
+    <w:p>
+      <w:r>
+        <w:t>“Mine just make me better,” Demonbane said.</w:t>
+      </w:r>
+    </w:p>
+    <w:p>
+      <w:r>
+        <w:t>“</w:t>
+      </w:r>
+      <w:r>
+        <w:t>I haven’t studied how your powers work, since that’s not necessary to train. The published training is good enough.</w:t>
+      </w:r>
+    </w:p>
+    <w:p>
+      <w:r>
+        <w:t>“However</w:t>
+      </w:r>
+      <w:r>
+        <w:t xml:space="preserve">, mine </w:t>
+      </w:r>
+      <w:r>
+        <w:t xml:space="preserve">seems to be </w:t>
+      </w:r>
+      <w:r>
+        <w:t>rewiring my body</w:t>
+      </w:r>
+      <w:r>
+        <w:t>, potentially making me more like an elf</w:t>
+      </w:r>
+      <w:r>
+        <w:t>,” Fineous said. “Good night.”</w:t>
       </w:r>
     </w:p>
     <w:p>
       <w:r>
         <w:lastRenderedPageBreak/>
-        <w:t>“Does healing help?” Aragon asked.</w:t>
-      </w:r>
-    </w:p>
-    <w:p>
-      <w:r>
-        <w:t>“No,” Fineous said. “</w:t>
-      </w:r>
-      <w:r>
-        <w:t>It interferes with my skill evolution. However I know Rose doesn’t like seeing us suffer.</w:t>
-      </w:r>
-      <w:r>
-        <w:t>”</w:t>
-      </w:r>
-    </w:p>
-    <w:p>
-      <w:r>
-        <w:t>Just then a group of raptors charged at them.</w:t>
-      </w:r>
-    </w:p>
-    <w:p>
-      <w:r>
-        <w:t>“Reduce or turn off your belts,” Fineous instructed.</w:t>
-      </w:r>
-    </w:p>
-    <w:p>
-      <w:r>
-        <w:t>Struggling to get up, Fineous dropped rocks on the raptors. At the same time the others started attacking.</w:t>
-      </w:r>
-    </w:p>
-    <w:p>
-      <w:r>
-        <w:t>However the raptors were surprisingly fast, making them difficult to hit.</w:t>
-      </w:r>
-    </w:p>
-    <w:p>
-      <w:r>
-        <w:t>“Sorry everyone,” Fineous said</w:t>
-      </w:r>
-      <w:r>
-        <w:t>, feeling guilty</w:t>
-      </w:r>
-      <w:r>
-        <w:t xml:space="preserve">. </w:t>
-      </w:r>
-      <w:r>
-        <w:t>Fighting exhausting h</w:t>
-      </w:r>
-      <w:r>
-        <w:t>e took out his swords and c</w:t>
-      </w:r>
-      <w:r>
-        <w:t>harg</w:t>
-      </w:r>
-      <w:r>
-        <w:t>ed</w:t>
-      </w:r>
-      <w:r>
-        <w:t xml:space="preserve"> forward, </w:t>
-      </w:r>
-      <w:r>
-        <w:t xml:space="preserve">letting </w:t>
-      </w:r>
-      <w:r>
-        <w:t>the creatures impale themselves.</w:t>
-      </w:r>
-    </w:p>
-    <w:p>
-      <w:r>
-        <w:t xml:space="preserve">Suddenly Fineous’ Internal Magic leveled up. </w:t>
-      </w:r>
-      <w:r>
-        <w:t xml:space="preserve">Momentarily he felt disoriented as </w:t>
-      </w:r>
-      <w:r>
-        <w:t xml:space="preserve">his </w:t>
-      </w:r>
-      <w:r>
-        <w:t>internals shifted. This caused him to panic since it affected his hailstorm attack.</w:t>
-      </w:r>
-    </w:p>
-    <w:p>
-      <w:r>
-        <w:t>Suddenly Fineous’ mind upgraded</w:t>
-      </w:r>
-      <w:r>
-        <w:t>, followed</w:t>
-      </w:r>
-      <w:r>
-        <w:t xml:space="preserve"> by a cascade of other upgrades as his overall level increased.</w:t>
-      </w:r>
-    </w:p>
-    <w:p>
-      <w:r>
-        <w:t>After a grueling battle, the last raptor died.</w:t>
-      </w:r>
-    </w:p>
-    <w:p>
-      <w:r>
-        <w:t>“Sorry everyone,” Fineous again apologized.</w:t>
-      </w:r>
-    </w:p>
-    <w:p>
-      <w:r>
-        <w:t>“Why are you apologizing?” Artemis asked.</w:t>
-      </w:r>
-    </w:p>
-    <w:p>
-      <w:r>
-        <w:t>“Because I pushed everyone too far, putting everyone in danger,” Fineous said.</w:t>
-      </w:r>
-    </w:p>
-    <w:p>
-      <w:r>
-        <w:t>“No one’s perfect,” Erza said.</w:t>
-      </w:r>
-    </w:p>
-    <w:p>
-      <w:r>
-        <w:lastRenderedPageBreak/>
-        <w:t>“But some mistakes can be fatal,” Fineous said. “From now on, only one person at a time</w:t>
-      </w:r>
-      <w:r>
-        <w:t xml:space="preserve"> should push our physical skills to their limit. T</w:t>
-      </w:r>
-      <w:r>
-        <w:t>ha</w:t>
-      </w:r>
-      <w:r>
-        <w:t>t way the rest of us can properly defend.</w:t>
-      </w:r>
-    </w:p>
-    <w:p>
-      <w:r>
-        <w:t>“After all, we are no longer at the academy.”</w:t>
-      </w:r>
-    </w:p>
-    <w:p>
-      <w:r>
-        <w:t>“I saw you light up multiple times,” Demonbane said.</w:t>
-      </w:r>
-    </w:p>
-    <w:p>
-      <w:r>
-        <w:t>Fineous nodded. “One overloaded skill put a strain on me which overloaded the next skill, causing a cascade.</w:t>
-      </w:r>
-    </w:p>
-    <w:p>
-      <w:r>
-        <w:t>“The good news is I discovered I can launch stones out of my space with some force. With my mind skills and closer release points, I can better fight agile monsters.”</w:t>
-      </w:r>
-    </w:p>
-    <w:p>
-      <w:r>
-        <w:t>“Too bad you can’t materialize a stone inside a monster,” Erza said.</w:t>
-      </w:r>
-    </w:p>
-    <w:p>
-      <w:r>
-        <w:t>“Both living creatures and monsters are multi-dimensional,” Fineous said. “They all extend into other dimensions. They only reason I can attack from a distance is that my aura extends almost 8 meters around me.</w:t>
-      </w:r>
-    </w:p>
-    <w:p>
-      <w:r>
-        <w:t>“</w:t>
-      </w:r>
-      <w:r>
-        <w:t>But this is still outside the monsters. I still have to penetrate their defenses</w:t>
-      </w:r>
-      <w:r>
-        <w:t>, even when attacking from the Shadow Realm</w:t>
-      </w:r>
-      <w:r>
-        <w:t xml:space="preserve">. </w:t>
-      </w:r>
-      <w:r>
-        <w:t xml:space="preserve">Are attacks </w:t>
-      </w:r>
-      <w:r>
-        <w:t>that ignore defense possible</w:t>
-      </w:r>
-      <w:r>
-        <w:t>?</w:t>
-      </w:r>
-      <w:r>
-        <w:t xml:space="preserve"> </w:t>
-      </w:r>
-      <w:r>
-        <w:t>I don’t know. Perhaps microwave attacks.”</w:t>
-      </w:r>
-    </w:p>
-    <w:p>
-      <w:r>
-        <w:t>“Are you saying I’m in your aura?” Aragon asked.</w:t>
-      </w:r>
-    </w:p>
-    <w:p>
-      <w:r>
-        <w:t>“Yes,” Fineous said. “And I’m in your aura. They are like diffuse clouds but which extend in unique ways, allowing for discrete personal spaces. People with storage just have auras that are adapted to storing items.</w:t>
-      </w:r>
-    </w:p>
-    <w:p>
-      <w:r>
-        <w:t>“A person can only support a maximum of 7 unique adaptations.</w:t>
-      </w:r>
-    </w:p>
-    <w:p>
-      <w:r>
-        <w:t>“Might as well set up camp for the night.”</w:t>
-      </w:r>
-    </w:p>
-    <w:p>
-      <w:r>
-        <w:lastRenderedPageBreak/>
-        <w:t>“On it,” Demonbane said</w:t>
-      </w:r>
-      <w:r>
-        <w:t>. He ran around them and rammed down stakes. A dome of energy flickered around them. A moment later Demonbane gave off an upgrade glow.</w:t>
-      </w:r>
-    </w:p>
-    <w:p>
-      <w:r>
-        <w:t xml:space="preserve">“Sweet,” Demonbane said happily. “I upgraded </w:t>
-      </w:r>
-      <w:r>
-        <w:t>C</w:t>
-      </w:r>
-      <w:r>
-        <w:t>amping</w:t>
-      </w:r>
-      <w:r>
-        <w:t>. I can’t wait till I can create better toilets and get some running water.”</w:t>
-      </w:r>
-    </w:p>
-    <w:p>
-      <w:r>
-        <w:t xml:space="preserve">“Congratulations Demonbane,” Fineous said and </w:t>
-      </w:r>
-      <w:r>
-        <w:t>got ready for bed</w:t>
-      </w:r>
-      <w:r>
-        <w:t xml:space="preserve">. “By the way, Demonbane’s safezone is a manifestation of his aura. It will expand </w:t>
-      </w:r>
-      <w:r>
-        <w:t xml:space="preserve">and strengthen </w:t>
-      </w:r>
-      <w:r>
-        <w:t>as his level increases.”</w:t>
-      </w:r>
-    </w:p>
-    <w:p>
-      <w:r>
-        <w:t>For a few minutes no one spoke as everyone prepared for sleep.</w:t>
-      </w:r>
-    </w:p>
-    <w:p>
-      <w:r>
-        <w:t>“You mentioned the energy will increase,” Aragon said.</w:t>
-      </w:r>
-    </w:p>
-    <w:p>
-      <w:r>
-        <w:t xml:space="preserve">“Yes,” Fineous said as he sat down on a chair. </w:t>
-      </w:r>
-      <w:r>
-        <w:t xml:space="preserve">Yawning, he added, </w:t>
-      </w:r>
-      <w:r>
-        <w:t>“And I have no idea how high it will go, which is why we need to train hard.</w:t>
-      </w:r>
-    </w:p>
-    <w:p>
-      <w:r>
-        <w:t>“</w:t>
-      </w:r>
-      <w:r>
-        <w:t xml:space="preserve">The good news is the levels aren’t rising too fast. If </w:t>
-      </w:r>
-      <w:r>
-        <w:t>the levels fill up by diffusion</w:t>
-      </w:r>
-      <w:r>
-        <w:t>, then Level-E should last at least 2 days, hopefully more.”</w:t>
-      </w:r>
-    </w:p>
-    <w:p>
-      <w:r>
-        <w:t>“Going to sleep?” Rose asked.</w:t>
-      </w:r>
-    </w:p>
-    <w:p>
-      <w:r>
-        <w:t>“I guess I should,” Fineous said. “I’m completely zonked.</w:t>
-      </w:r>
-      <w:r>
-        <w:t xml:space="preserve"> Today was a long day and my upgrades in Internal Magic are getting more tiring.”</w:t>
-      </w:r>
-    </w:p>
-    <w:p>
-      <w:r>
-        <w:t xml:space="preserve">“It doesn’t </w:t>
-      </w:r>
-      <w:r>
-        <w:t xml:space="preserve">for </w:t>
-      </w:r>
-      <w:r>
-        <w:t>me,” Rose said.</w:t>
-      </w:r>
-    </w:p>
-    <w:p>
-      <w:r>
-        <w:t>“Me neither,” Erza said.</w:t>
-      </w:r>
-    </w:p>
-    <w:p>
-      <w:r>
-        <w:t>“Mine just make me better,” Demonbane said.</w:t>
-      </w:r>
-    </w:p>
-    <w:p>
-      <w:r>
-        <w:t>“I don’t know how your powers work, but mine is rewiring my body. Breathe verses depth and that sort of thing,” Fineous said. “Good night.”</w:t>
+        <w:t>“When you have time, I need help with this book,” Demonbane said. “It talks about stuff related to camping I just don’t understand. I’m just a barbarian.”</w:t>
+      </w:r>
+    </w:p>
+    <w:p>
+      <w:r>
+        <w:t>“Grab a seat,” Fineous said. “We can work it out together.”</w:t>
       </w:r>
     </w:p>
     <w:p>
@@ -37985,135 +38280,363 @@
         <w:pStyle w:val="Quote1"/>
       </w:pPr>
       <w:r>
+        <w:t xml:space="preserve">&lt;+ Day </w:t>
+      </w:r>
+      <w:r>
+        <w:t>3</w:t>
+      </w:r>
+      <w:r>
+        <w:t xml:space="preserve"> +&gt;</w:t>
+      </w:r>
+    </w:p>
+    <w:p>
+      <w:r>
+        <w:t>Fineous greeted everyone by saying,</w:t>
+      </w:r>
+      <w:r>
+        <w:t xml:space="preserve"> “Sorry everyone</w:t>
+      </w:r>
+      <w:r>
+        <w:t xml:space="preserve">. </w:t>
+      </w:r>
+      <w:r>
+        <w:t>I seem to have overslept.”</w:t>
+      </w:r>
+    </w:p>
+    <w:p>
+      <w:r>
+        <w:t>“That’s okay,” Demonbane said. “I’m the barbarian and you are training harder than me.”</w:t>
+      </w:r>
+    </w:p>
+    <w:p>
+      <w:r>
+        <w:t>“Hurry up and eat before the food gets cold,” Rose said.</w:t>
+      </w:r>
+    </w:p>
+    <w:p>
+      <w:r>
+        <w:t>“By the way, the notes the Archana gave us are locked. They will only unlock when we complete certain tasks,” Fineous said as he grabbed food.</w:t>
+      </w:r>
+    </w:p>
+    <w:p>
+      <w:r>
+        <w:t>In the meantime Demonbane put his equipment away.</w:t>
+      </w:r>
+    </w:p>
+    <w:p>
+      <w:r>
+        <w:t>“I’m ready,” Demonbane said.</w:t>
+      </w:r>
+    </w:p>
+    <w:p>
+      <w:r>
+        <w:t xml:space="preserve">Breakfast finished, Fineous said, </w:t>
+      </w:r>
+      <w:r>
+        <w:t xml:space="preserve">“Okay everyone, </w:t>
+      </w:r>
+      <w:r>
+        <w:t>the instructions want us to train a bit in the Shadow Zone.”</w:t>
+      </w:r>
+    </w:p>
+    <w:p>
+      <w:r>
+        <w:t>Fineous stretched his arms out. “</w:t>
+      </w:r>
+      <w:r>
+        <w:t>I’m taking you into the Shadows</w:t>
+      </w:r>
+      <w:r>
+        <w:t>. Grab on.”</w:t>
+      </w:r>
+    </w:p>
+    <w:p>
+      <w:r>
+        <w:t>Everyone did as instructed and Fineous pulled on everyone.</w:t>
+      </w:r>
+    </w:p>
+    <w:p>
+      <w:r>
+        <w:t>“</w:t>
+      </w:r>
+      <w:r>
+        <w:t>That w</w:t>
+      </w:r>
+      <w:r>
+        <w:t>asn’t as hard as the first time,</w:t>
+      </w:r>
+      <w:r>
+        <w:t>”</w:t>
+      </w:r>
+      <w:r>
+        <w:t xml:space="preserve"> Fineous said as he dropped his arms.</w:t>
+      </w:r>
+    </w:p>
+    <w:p>
+      <w:r>
+        <w:t>“What a freaky place,” Demonbane said as he looked around.</w:t>
+      </w:r>
+    </w:p>
+    <w:p>
+      <w:r>
         <w:lastRenderedPageBreak/>
-        <w:t xml:space="preserve">&lt;+ Day </w:t>
-      </w:r>
-      <w:r>
-        <w:t>3</w:t>
-      </w:r>
-      <w:r>
-        <w:t xml:space="preserve"> +&gt;</w:t>
-      </w:r>
-    </w:p>
-    <w:p>
-      <w:r>
-        <w:t>Fineous greeted everyone by saying,</w:t>
-      </w:r>
-      <w:r>
-        <w:t xml:space="preserve"> “Sorry everyone</w:t>
-      </w:r>
-      <w:r>
-        <w:t xml:space="preserve">. </w:t>
-      </w:r>
-      <w:r>
-        <w:t>I seem to have overslept. Also, I wanted to finish reading the notes the Archana gave me.”</w:t>
-      </w:r>
-    </w:p>
-    <w:p>
-      <w:r>
-        <w:t xml:space="preserve">“That’s okay,” Demonbane said. “I’m the barbarian and you are training </w:t>
-      </w:r>
-      <w:r>
-        <w:t>harder</w:t>
-      </w:r>
-      <w:r>
-        <w:t xml:space="preserve"> than me.”</w:t>
-      </w:r>
-    </w:p>
-    <w:p>
-      <w:r>
-        <w:t>“Hurry up and eat before the food gets cold,” Rose said.</w:t>
-      </w:r>
-    </w:p>
-    <w:p>
-      <w:r>
-        <w:t>Fineous gobbled down his meal</w:t>
-      </w:r>
-      <w:r>
-        <w:t>. In the meantime Demonbane put his equipment away.</w:t>
-      </w:r>
-    </w:p>
-    <w:p>
-      <w:r>
-        <w:t>“I’m ready,” Demonbane said.</w:t>
-      </w:r>
-    </w:p>
-    <w:p>
-      <w:r>
-        <w:t>“Okay everyone, I need to level up my Shadow Meld skill</w:t>
-      </w:r>
-      <w:r>
-        <w:t>,” Fineous said and stretched his arms out. “</w:t>
-      </w:r>
-      <w:r>
-        <w:t>I’m taking you into the Shadows</w:t>
-      </w:r>
-      <w:r>
-        <w:t>. Grab on.”</w:t>
-      </w:r>
-    </w:p>
-    <w:p>
-      <w:r>
-        <w:t>Everyone did as instructed and Fineous pulled on everyone. “</w:t>
-      </w:r>
-      <w:r>
-        <w:t>That wasn’t as hard as the first time.</w:t>
-      </w:r>
-      <w:r>
+        <w:t>“And scary,” Rose said timidly.</w:t>
+      </w:r>
+    </w:p>
+    <w:p>
+      <w:r>
+        <w:t>“Don’t worry,” Aragon said. “We will protect you.”</w:t>
+      </w:r>
+    </w:p>
+    <w:p>
+      <w:r>
+        <w:t>“Oh Aragon, my hero,” Fineous said in a girly voice</w:t>
+      </w:r>
+      <w:r>
+        <w:t>, holding his clasped hands in front of him</w:t>
+      </w:r>
+      <w:r>
+        <w:t>.</w:t>
+      </w:r>
+    </w:p>
+    <w:p>
+      <w:r>
+        <w:t>Aragon blushed and the others laughed.</w:t>
+      </w:r>
+    </w:p>
+    <w:p>
+      <w:pPr>
+        <w:rPr>
+          <w:rFonts w:asciiTheme="minorHAnsi" w:hAnsiTheme="minorHAnsi" w:cstheme="minorHAnsi"/>
+        </w:rPr>
+      </w:pPr>
+      <w:r>
+        <w:t>“So this is why it’s called the Shadow World,” Erza mused.</w:t>
+      </w:r>
+      <w:r>
+        <w:t xml:space="preserve"> A moment later she flashed. “My </w:t>
+      </w:r>
+      <w:r>
+        <w:rPr>
+          <w:rFonts w:asciiTheme="minorHAnsi" w:hAnsiTheme="minorHAnsi" w:cstheme="minorHAnsi"/>
+        </w:rPr>
+        <w:t>Enhanced Senses</w:t>
+      </w:r>
+      <w:r>
+        <w:rPr>
+          <w:rFonts w:asciiTheme="minorHAnsi" w:hAnsiTheme="minorHAnsi" w:cstheme="minorHAnsi"/>
+        </w:rPr>
+        <w:t xml:space="preserve"> ability has upgraded, but it still looks shadowy and indistinct.”</w:t>
+      </w:r>
+    </w:p>
+    <w:p>
+      <w:r>
+        <w:rPr>
+          <w:rFonts w:asciiTheme="minorHAnsi" w:hAnsiTheme="minorHAnsi" w:cstheme="minorHAnsi"/>
+        </w:rPr>
+        <w:t>“First congratulations,” Fineous said.</w:t>
+      </w:r>
+    </w:p>
+    <w:p>
+      <w:r>
+        <w:t>“</w:t>
+      </w:r>
+      <w:r>
+        <w:t>Second, i</w:t>
+      </w:r>
+      <w:r>
+        <w:t xml:space="preserve">t’s shadowy because of our limited </w:t>
+      </w:r>
+      <w:r>
+        <w:t>mentality</w:t>
+      </w:r>
+      <w:r>
+        <w:t xml:space="preserve">,” Fineous said. “It’s not possible for mere mortals to </w:t>
+      </w:r>
+      <w:r>
+        <w:t xml:space="preserve">fully </w:t>
+      </w:r>
+      <w:r>
+        <w:t>grasp the Shadow Realm.</w:t>
+      </w:r>
+    </w:p>
+    <w:p>
+      <w:r>
+        <w:t>“We are surrounded by the raw stuff of possibility, also known as magic. Okay everyone, grab on. It’s time to return.”</w:t>
+      </w:r>
+    </w:p>
+    <w:p>
+      <w:r>
+        <w:t>The gang grabbed onto Fineous and he brought them back to the physical plane of existence.</w:t>
+      </w:r>
+    </w:p>
+    <w:p>
+      <w:r>
+        <w:t>“Damn that was tiring,” Fineous said. “It’s time to hunt again. I once again am out of Essence. The good news is Shadow Sense is now at E-11.”</w:t>
+      </w:r>
+    </w:p>
+    <w:p>
+      <w:r>
+        <w:t xml:space="preserve">“Me too,” Erza said. “That pushed </w:t>
+      </w:r>
+      <w:r>
+        <w:rPr>
+          <w:rFonts w:asciiTheme="minorHAnsi" w:hAnsiTheme="minorHAnsi" w:cstheme="minorHAnsi"/>
+        </w:rPr>
+        <w:t>Enhanced Senses</w:t>
+      </w:r>
+      <w:r>
+        <w:rPr>
+          <w:rFonts w:asciiTheme="minorHAnsi" w:hAnsiTheme="minorHAnsi" w:cstheme="minorHAnsi"/>
+        </w:rPr>
+        <w:t xml:space="preserve"> to E-11.”</w:t>
+      </w:r>
+    </w:p>
+    <w:p>
+      <w:r>
+        <w:t>“Marvelous,” Fineous said and clapped.</w:t>
+      </w:r>
+      <w:r>
+        <w:t xml:space="preserve"> “Look everyone, the universe has decided to give us something to eat.”</w:t>
+      </w:r>
+    </w:p>
+    <w:p>
+      <w:r>
+        <w:t>Sure enough, creatures resembling elephants charged them. Except these creatures had 3 eyes, saber like tusk and tusks. Its armor-like skin shone in the sun light.</w:t>
+      </w:r>
+    </w:p>
+    <w:p>
+      <w:r>
+        <w:t>“Heads up,” Fineous said. “</w:t>
+      </w:r>
+      <w:proofErr w:type="spellStart"/>
+      <w:r>
+        <w:t>Rineles</w:t>
+      </w:r>
+      <w:proofErr w:type="spellEnd"/>
+      <w:r>
+        <w:t xml:space="preserve"> are D-0 monsters.</w:t>
+      </w:r>
+    </w:p>
+    <w:p>
+      <w:r>
+        <w:lastRenderedPageBreak/>
+        <w:t>“Sing my angle of song. Sing.”</w:t>
+      </w:r>
+    </w:p>
+    <w:p/>
+    <w:p/>
+    <w:p/>
+    <w:p/>
+    <w:p/>
+    <w:p/>
+    <w:p>
+      <w:r>
+        <w:t xml:space="preserve"> “Let’s do some climbing and then resume our hunt.”</w:t>
+      </w:r>
+    </w:p>
+    <w:p>
+      <w:r>
+        <w:t xml:space="preserve">Fineous headed to a rocky slope and the others followed. He looked back as he climbed the </w:t>
+      </w:r>
+      <w:r>
+        <w:t>treacherous</w:t>
+      </w:r>
+      <w:r>
+        <w:t xml:space="preserve"> terrain.</w:t>
+      </w:r>
+      <w:r>
+        <w:t xml:space="preserve"> As expected, Aragon and Erza were helping Rose. Demonbane was following.</w:t>
+      </w:r>
+    </w:p>
+    <w:p>
+      <w:r>
+        <w:t>“Do we have to climb this?” Aragon asked.</w:t>
+      </w:r>
+    </w:p>
+    <w:p>
+      <w:r>
+        <w:t>Struggling to breathe, Fineous said, “Oh Aragon my darling. Would you like me to carry you?”</w:t>
+      </w:r>
+    </w:p>
+    <w:p>
+      <w:r>
+        <w:t>Flushed red, Aragon said, “I’m talking about Rose. She’s really struggling.”</w:t>
+      </w:r>
+    </w:p>
+    <w:p>
+      <w:pPr>
+        <w:rPr>
+          <w:rFonts w:asciiTheme="minorHAnsi" w:hAnsiTheme="minorHAnsi" w:cstheme="minorHAnsi"/>
+        </w:rPr>
+      </w:pPr>
+      <w:r>
+        <w:t xml:space="preserve">Sweating like a pig, Fineous said, </w:t>
+      </w:r>
+      <w:r>
+        <w:t xml:space="preserve">“I need Rose to get </w:t>
+      </w:r>
+      <w:r>
+        <w:rPr>
+          <w:rFonts w:asciiTheme="minorHAnsi" w:hAnsiTheme="minorHAnsi" w:cstheme="minorHAnsi"/>
+        </w:rPr>
+        <w:t>Physical Fitness</w:t>
+      </w:r>
+      <w:r>
+        <w:rPr>
+          <w:rFonts w:asciiTheme="minorHAnsi" w:hAnsiTheme="minorHAnsi" w:cstheme="minorHAnsi"/>
+        </w:rPr>
+        <w:t xml:space="preserve"> to E-11 as soon as possible</w:t>
+      </w:r>
+      <w:r>
+        <w:rPr>
+          <w:rFonts w:asciiTheme="minorHAnsi" w:hAnsiTheme="minorHAnsi" w:cstheme="minorHAnsi"/>
+        </w:rPr>
+        <w:t>.</w:t>
+      </w:r>
+      <w:r>
+        <w:rPr>
+          <w:rFonts w:asciiTheme="minorHAnsi" w:hAnsiTheme="minorHAnsi" w:cstheme="minorHAnsi"/>
+        </w:rPr>
         <w:t>”</w:t>
       </w:r>
     </w:p>
     <w:p>
       <w:r>
-        <w:t>“What a freaky place,” Demonbane said as he looked around.</w:t>
-      </w:r>
-    </w:p>
-    <w:p>
-      <w:r>
-        <w:t>“And scary,” Rose said timidly.</w:t>
-      </w:r>
-    </w:p>
-    <w:p>
-      <w:r>
-        <w:t>“Don’t worry,” Aragon said. “We will protect you.”</w:t>
-      </w:r>
-    </w:p>
-    <w:p>
-      <w:r>
-        <w:t>“Oh Aragon, my hero,” Fineous said in a girly voice</w:t>
-      </w:r>
-      <w:r>
-        <w:t>, holding his clasped hands in front of him</w:t>
-      </w:r>
-      <w:r>
-        <w:t>.</w:t>
-      </w:r>
-    </w:p>
-    <w:p>
-      <w:r>
-        <w:t>Aragon blushed and the others laughed.</w:t>
-      </w:r>
-    </w:p>
-    <w:p>
-      <w:r>
-        <w:t>“So this is why it’s called the Shadow World,” Erza mused.</w:t>
-      </w:r>
-    </w:p>
-    <w:p>
-      <w:r>
-        <w:t>“</w:t>
-      </w:r>
-      <w:r>
-        <w:t>It’s shadowy because of our limited perception</w:t>
-      </w:r>
-      <w:r>
-        <w:t xml:space="preserve">,” Fineous said. “It’s not possible for mere mortals to </w:t>
-      </w:r>
-      <w:r>
-        <w:t xml:space="preserve">fully </w:t>
-      </w:r>
-      <w:r>
-        <w:t>grasp the Shadow Realm. What we are seeing is colored</w:t>
+        <w:t>Fineous stopped and turned around. He held up a trembling hand and said, “We must all push our limits, if we want to escape this hell hole.”</w:t>
+      </w:r>
+    </w:p>
+    <w:p>
+      <w:r>
+        <w:t>“Holy crap Fineous,” Demonbane said. “You look as if you’re about to die.”</w:t>
+      </w:r>
+    </w:p>
+    <w:p>
+      <w:r>
+        <w:lastRenderedPageBreak/>
+        <w:t>Fineous nodded and said, “We must all do our part. Okay everyone, the last one to the top gets to listen to my bad jokes.”</w:t>
+      </w:r>
+    </w:p>
+    <w:p/>
+    <w:p/>
+    <w:p/>
+    <w:p/>
+    <w:p/>
+    <w:p/>
+    <w:p/>
+    <w:p/>
+    <w:p/>
+    <w:p/>
+    <w:p/>
+    <w:p/>
+    <w:p/>
+    <w:p/>
+    <w:p/>
+    <w:p/>
+    <w:p/>
+    <w:p>
+      <w:r>
+        <w:t xml:space="preserve"> What we are seeing is colored</w:t>
       </w:r>
       <w:r>
         <w:t xml:space="preserve"> by our own expectations.</w:t>
@@ -39273,7 +39796,7 @@
       <w:pPr>
         <w:pStyle w:val="H2"/>
       </w:pPr>
-      <w:bookmarkStart w:id="7" w:name="_Toc210396008"/>
+      <w:bookmarkStart w:id="7" w:name="_Toc210558212"/>
       <w:r>
         <w:lastRenderedPageBreak/>
         <w:t>Getting Stronger</w:t>
@@ -39443,7 +39966,7 @@
             <w:rPr>
               <w:noProof/>
             </w:rPr>
-            <w:t>190</w:t>
+            <w:t>216</w:t>
           </w:r>
         </w:fldSimple>
       </w:p>
@@ -39473,7 +39996,7 @@
             <w:rPr>
               <w:noProof/>
             </w:rPr>
-            <w:t>191</w:t>
+            <w:t>215</w:t>
           </w:r>
         </w:fldSimple>
       </w:p>
@@ -39696,7 +40219,7 @@
         <v:path o:extrusionok="f" gradientshapeok="t" o:connecttype="rect"/>
         <o:lock v:ext="edit" aspectratio="t"/>
       </v:shapetype>
-      <v:shape id="_x0000_i1110" type="#_x0000_t75" style="width:3in;height:3in;visibility:visible" o:bullet="t">
+      <v:shape id="_x0000_i1035" type="#_x0000_t75" style="width:3in;height:3in;visibility:visible" o:bullet="t">
         <v:imagedata r:id="rId1" o:title="MC900065312[1]"/>
       </v:shape>
     </w:pict>
@@ -44083,7 +44606,7 @@
 </file>
 
 <file path=customXml/itemProps1.xml><?xml version="1.0" encoding="utf-8"?>
-<ds:datastoreItem xmlns:ds="http://schemas.openxmlformats.org/officeDocument/2006/customXml" ds:itemID="{21AB66D1-B130-46B7-B50E-7505A3A10A3F}">
+<ds:datastoreItem xmlns:ds="http://schemas.openxmlformats.org/officeDocument/2006/customXml" ds:itemID="{73AC3B9C-1C4C-485E-850A-9DA08180F785}">
   <ds:schemaRefs>
     <ds:schemaRef ds:uri="http://schemas.openxmlformats.org/officeDocument/2006/bibliography"/>
   </ds:schemaRefs>

--- a/Books/RPG_Books/ThePrincessAndTheRogue/Book_ThePrincessAndTheRogue.docx
+++ b/Books/RPG_Books/ThePrincessAndTheRogue/Book_ThePrincessAndTheRogue.docx
@@ -11262,7 +11262,7 @@
           <w:noProof/>
         </w:rPr>
         <w:pict>
-          <v:shape id="Picture 3" o:spid="_x0000_i1025" type="#_x0000_t75" style="width:22.8pt;height:9.6pt;visibility:visible" o:bullet="t">
+          <v:shape id="Picture 3" o:spid="_x0000_i1025" type="#_x0000_t75" style="width:22.95pt;height:9.5pt;visibility:visible" o:bullet="t">
             <v:imagedata r:id="rId13" o:title="MC900065312[1]"/>
           </v:shape>
         </w:pict>
@@ -22754,7 +22754,7 @@
           <w:noProof/>
         </w:rPr>
         <w:pict>
-          <v:shape id="_x0000_i1026" type="#_x0000_t75" style="width:22.8pt;height:8.9pt;visibility:visible" o:bullet="t">
+          <v:shape id="_x0000_i1026" type="#_x0000_t75" style="width:22.95pt;height:8.7pt;visibility:visible" o:bullet="t">
             <v:imagedata r:id="rId13" o:title="MC900065312[1]"/>
           </v:shape>
         </w:pict>
@@ -26078,7 +26078,7 @@
           <w:noProof/>
         </w:rPr>
         <w:pict>
-          <v:shape id="_x0000_i1027" type="#_x0000_t75" style="width:22.8pt;height:9.6pt;visibility:visible" o:bullet="t">
+          <v:shape id="_x0000_i1027" type="#_x0000_t75" style="width:22.95pt;height:9.5pt;visibility:visible" o:bullet="t">
             <v:imagedata r:id="rId13" o:title="MC900065312[1]"/>
           </v:shape>
         </w:pict>
@@ -27384,7 +27384,7 @@
           <w:noProof/>
         </w:rPr>
         <w:pict>
-          <v:shape id="_x0000_i1028" type="#_x0000_t75" style="width:22.8pt;height:9.6pt;visibility:visible" o:bullet="t">
+          <v:shape id="_x0000_i1028" type="#_x0000_t75" style="width:22.95pt;height:9.5pt;visibility:visible" o:bullet="t">
             <v:imagedata r:id="rId13" o:title="MC900065312[1]"/>
           </v:shape>
         </w:pict>
@@ -34452,18 +34452,18 @@
     </w:p>
     <w:p>
       <w:r>
-        <w:t>“Damn, so close,” Demonbane grumbled.</w:t>
-      </w:r>
-    </w:p>
-    <w:p>
-      <w:r>
-        <w:t>“It’s okay,” Fineous said. “</w:t>
-      </w:r>
-      <w:r>
-        <w:t>We</w:t>
-      </w:r>
-      <w:r>
-        <w:t xml:space="preserve"> learnt a great deal.”</w:t>
+        <w:t>“Damn</w:t>
+      </w:r>
+      <w:r>
+        <w:t>, so close,” Demonbane grumbled, angry at his performance. He was not the only one.</w:t>
+      </w:r>
+      <w:r>
+        <w:t xml:space="preserve"> The entire team was furious.</w:t>
+      </w:r>
+    </w:p>
+    <w:p>
+      <w:r>
+        <w:t>Fineous said nothing, knowing this setback was good for the team.</w:t>
       </w:r>
     </w:p>
     <w:p>
@@ -34499,6 +34499,7 @@
     </w:p>
     <w:p>
       <w:r>
+        <w:lastRenderedPageBreak/>
         <w:t>“</w:t>
       </w:r>
       <w:r>
@@ -34516,7 +34517,6 @@
     </w:p>
     <w:p>
       <w:r>
-        <w:lastRenderedPageBreak/>
         <w:t>“Of course you are,” the man sneered</w:t>
       </w:r>
       <w:r>
@@ -34643,6 +34643,12 @@
           <w:rFonts w:asciiTheme="minorHAnsi" w:hAnsiTheme="minorHAnsi" w:cstheme="minorHAnsi"/>
         </w:rPr>
         <w:t>Costume Management System</w:t>
+      </w:r>
+      <w:r>
+        <w:rPr>
+          <w:rFonts w:asciiTheme="minorHAnsi" w:hAnsiTheme="minorHAnsi" w:cstheme="minorHAnsi"/>
+        </w:rPr>
+        <w:t>, which definitely would have worked</w:t>
       </w:r>
       <w:r>
         <w:rPr>
@@ -34796,16 +34802,26 @@
     </w:p>
     <w:p>
       <w:r>
-        <w:t>“Shaped charges can eventually be used at close quarters, without harming allies.</w:t>
+        <w:t>“Shaped charges can eventually be used at close quarters, without harming allies</w:t>
+      </w:r>
+      <w:r>
+        <w:t>,</w:t>
       </w:r>
       <w:r>
         <w:t xml:space="preserve"> </w:t>
       </w:r>
-      <w:proofErr w:type="gramStart"/>
-      <w:r>
-        <w:t>With a bonus of penetration power.</w:t>
-      </w:r>
-      <w:proofErr w:type="gramEnd"/>
+      <w:r>
+        <w:t>w</w:t>
+      </w:r>
+      <w:r>
+        <w:t xml:space="preserve">ith a bonus </w:t>
+      </w:r>
+      <w:r>
+        <w:t>to</w:t>
+      </w:r>
+      <w:r>
+        <w:t xml:space="preserve"> penetration power.</w:t>
+      </w:r>
     </w:p>
     <w:p>
       <w:r>
@@ -35002,7 +35018,7 @@
         <w:rPr>
           <w:rFonts w:cstheme="minorHAnsi"/>
         </w:rPr>
-        <w:t>Fineous took out a tablet.</w:t>
+        <w:t>Fineous took out a tablet and held it up for everyone to see.</w:t>
       </w:r>
     </w:p>
     <w:p>
@@ -35021,7 +35037,7 @@
         <w:rPr>
           <w:rFonts w:cstheme="minorHAnsi"/>
         </w:rPr>
-        <w:t xml:space="preserve">Lady </w:t>
+        <w:t xml:space="preserve">Good day, Lord Endol, Messenger,” </w:t>
       </w:r>
       <w:r>
         <w:rPr>
@@ -35033,120 +35049,378 @@
         <w:rPr>
           <w:rFonts w:cstheme="minorHAnsi"/>
         </w:rPr>
-        <w:t>, Lord Endol and Messenger are here,” Fineous said.</w:t>
-      </w:r>
-    </w:p>
-    <w:p>
-      <w:pPr>
+        <w:t xml:space="preserve"> greeted.</w:t>
+      </w:r>
+      <w:r>
         <w:rPr>
           <w:rFonts w:cstheme="minorHAnsi"/>
         </w:rPr>
-      </w:pPr>
+        <w:t xml:space="preserve"> “Fineous has the ability called Shadow Meld. With this skill, we can influence the formation of the currently forming fracture.</w:t>
+      </w:r>
+    </w:p>
+    <w:p>
       <w:r>
         <w:rPr>
           <w:rFonts w:cstheme="minorHAnsi"/>
         </w:rPr>
+        <w:t xml:space="preserve">“Fineous, are you willing to help protect the people of the cities of </w:t>
+      </w:r>
+      <w:proofErr w:type="spellStart"/>
+      <w:r>
+        <w:t>Arin</w:t>
+      </w:r>
+      <w:proofErr w:type="spellEnd"/>
+      <w:r>
+        <w:t xml:space="preserve"> and </w:t>
+      </w:r>
+      <w:r>
+        <w:t>Zephyr</w:t>
+      </w:r>
+      <w:r>
+        <w:t>?</w:t>
+      </w:r>
+    </w:p>
+    <w:p>
+      <w:r>
+        <w:lastRenderedPageBreak/>
+        <w:t>“Keep in mind this will launch you into the Onn Foothills, and possibly beyond.”</w:t>
+      </w:r>
+    </w:p>
+    <w:p>
+      <w:r>
+        <w:t>“What do you mean by protect?” Rose asked.</w:t>
+      </w:r>
+    </w:p>
+    <w:p>
+      <w:r>
+        <w:t xml:space="preserve">“If nothing is done, there is a high probability that both cities will be </w:t>
+      </w:r>
+      <w:r>
+        <w:t>destroyed, since the fracture punches through the two cities</w:t>
+      </w:r>
+      <w:r>
+        <w:t xml:space="preserve">. The higher level people </w:t>
+      </w:r>
+      <w:r>
+        <w:t>can</w:t>
+      </w:r>
+      <w:r>
+        <w:t xml:space="preserve"> survive. However, not everyone will be able to return. </w:t>
+      </w:r>
+      <w:r>
+        <w:t>This is especially true of all the children.”</w:t>
+      </w:r>
+    </w:p>
+    <w:p>
+      <w:r>
+        <w:t>“We’ll do it,” Rose said. “I don’t want children to suffer.”</w:t>
+      </w:r>
+    </w:p>
+    <w:p>
+      <w:pPr>
+        <w:rPr>
+          <w:rFonts w:cstheme="minorHAnsi"/>
+        </w:rPr>
+      </w:pPr>
+      <w:r>
+        <w:rPr>
+          <w:rFonts w:cstheme="minorHAnsi"/>
+        </w:rPr>
+        <w:t>“It’s the manly thing to do,” Demonbane said.</w:t>
+      </w:r>
+    </w:p>
+    <w:p>
+      <w:pPr>
+        <w:rPr>
+          <w:rFonts w:cstheme="minorHAnsi"/>
+        </w:rPr>
+      </w:pPr>
+      <w:r>
+        <w:rPr>
+          <w:rFonts w:cstheme="minorHAnsi"/>
+        </w:rPr>
+        <w:t>“The womanly thing to do,” Reza corrected.</w:t>
+      </w:r>
+    </w:p>
+    <w:p>
+      <w:pPr>
+        <w:rPr>
+          <w:rFonts w:cstheme="minorHAnsi"/>
+        </w:rPr>
+      </w:pPr>
+      <w:r>
+        <w:rPr>
+          <w:rFonts w:cstheme="minorHAnsi"/>
+        </w:rPr>
+        <w:t>“Agree to both,” Aragon said.</w:t>
+      </w:r>
+    </w:p>
+    <w:p>
+      <w:pPr>
+        <w:rPr>
+          <w:rFonts w:cstheme="minorHAnsi"/>
+        </w:rPr>
+      </w:pPr>
+      <w:r>
+        <w:rPr>
+          <w:rFonts w:cstheme="minorHAnsi"/>
+        </w:rPr>
+        <w:t>“So what do we do?” Fineous asked.</w:t>
+      </w:r>
+    </w:p>
+    <w:p>
+      <w:pPr>
+        <w:rPr>
+          <w:rFonts w:cstheme="minorHAnsi"/>
+        </w:rPr>
+      </w:pPr>
+      <w:r>
+        <w:rPr>
+          <w:rFonts w:cstheme="minorHAnsi"/>
+        </w:rPr>
         <w:t>“</w:t>
       </w:r>
       <w:r>
         <w:rPr>
           <w:rFonts w:cstheme="minorHAnsi"/>
         </w:rPr>
-        <w:t xml:space="preserve">Good day, Lord Endol, Messenger,” </w:t>
-      </w:r>
-      <w:r>
+        <w:t>I’m sending you a map of your location, as well as the path you should follow to minimize casualties.</w:t>
+      </w:r>
+    </w:p>
+    <w:p>
+      <w:pPr>
         <w:rPr>
           <w:rFonts w:cstheme="minorHAnsi"/>
         </w:rPr>
+      </w:pPr>
+      <w:r>
+        <w:rPr>
+          <w:rFonts w:cstheme="minorHAnsi"/>
+        </w:rPr>
+        <w:t>“At the start location, halfway merge into the Shadow Realm. This, combined with the imminent fracture, will influence the fracture formation</w:t>
+      </w:r>
+      <w:r>
+        <w:rPr>
+          <w:rFonts w:cstheme="minorHAnsi"/>
+        </w:rPr>
+        <w:t>, allowing the fracture to avoid the cities</w:t>
+      </w:r>
+      <w:r>
+        <w:rPr>
+          <w:rFonts w:cstheme="minorHAnsi"/>
+        </w:rPr>
+        <w:t>.</w:t>
+      </w:r>
+    </w:p>
+    <w:p>
+      <w:pPr>
+        <w:rPr>
+          <w:rFonts w:cstheme="minorHAnsi"/>
+        </w:rPr>
+      </w:pPr>
+      <w:r>
+        <w:rPr>
+          <w:rFonts w:cstheme="minorHAnsi"/>
+        </w:rPr>
+        <w:t>“</w:t>
+      </w:r>
+      <w:r>
+        <w:rPr>
+          <w:rFonts w:cstheme="minorHAnsi"/>
+        </w:rPr>
+        <w:t>And yes, Shadow Meld is perfectly safe.</w:t>
+      </w:r>
+      <w:r>
+        <w:rPr>
+          <w:rFonts w:cstheme="minorHAnsi"/>
+        </w:rPr>
+        <w:t xml:space="preserve"> This </w:t>
+      </w:r>
+      <w:r>
+        <w:rPr>
+          <w:rFonts w:cstheme="minorHAnsi"/>
+        </w:rPr>
+        <w:t xml:space="preserve">technique </w:t>
+      </w:r>
+      <w:r>
+        <w:rPr>
+          <w:rFonts w:cstheme="minorHAnsi"/>
+        </w:rPr>
+        <w:t>only works when there’s an imminent fracture.</w:t>
+      </w:r>
+    </w:p>
+    <w:p>
+      <w:pPr>
+        <w:rPr>
+          <w:rFonts w:cstheme="minorHAnsi"/>
+        </w:rPr>
+      </w:pPr>
+      <w:r>
+        <w:rPr>
+          <w:rFonts w:cstheme="minorHAnsi"/>
+        </w:rPr>
+        <w:t xml:space="preserve">“The path is a little over </w:t>
+      </w:r>
+      <w:r>
+        <w:rPr>
+          <w:rFonts w:cstheme="minorHAnsi"/>
+        </w:rPr>
+        <w:t>7</w:t>
+      </w:r>
+      <w:r>
+        <w:rPr>
+          <w:rFonts w:cstheme="minorHAnsi"/>
+        </w:rPr>
+        <w:t>km</w:t>
+      </w:r>
+      <w:r>
+        <w:rPr>
+          <w:rFonts w:cstheme="minorHAnsi"/>
+        </w:rPr>
+        <w:t xml:space="preserve"> and the start is nearby</w:t>
+      </w:r>
+      <w:r>
+        <w:rPr>
+          <w:rFonts w:cstheme="minorHAnsi"/>
+        </w:rPr>
+        <w:t>.”</w:t>
+      </w:r>
+    </w:p>
+    <w:p>
+      <w:pPr>
+        <w:rPr>
+          <w:rFonts w:cstheme="minorHAnsi"/>
+        </w:rPr>
+      </w:pPr>
+      <w:r>
+        <w:rPr>
+          <w:rFonts w:cstheme="minorHAnsi"/>
+        </w:rPr>
+        <w:t>“I can carry him,” Messenger said.</w:t>
+      </w:r>
+    </w:p>
+    <w:p>
+      <w:pPr>
+        <w:rPr>
+          <w:rFonts w:cstheme="minorHAnsi"/>
+        </w:rPr>
+      </w:pPr>
+      <w:r>
+        <w:rPr>
+          <w:rFonts w:cstheme="minorHAnsi"/>
+        </w:rPr>
+        <w:t>“No you can’t,” Fineous objected.</w:t>
+      </w:r>
+    </w:p>
+    <w:p>
+      <w:pPr>
+        <w:rPr>
+          <w:rFonts w:cstheme="minorHAnsi"/>
+        </w:rPr>
+      </w:pPr>
+      <w:r>
+        <w:rPr>
+          <w:rFonts w:cstheme="minorHAnsi"/>
+        </w:rPr>
+        <w:t xml:space="preserve">“Fineous is right,” </w:t>
+      </w:r>
+      <w:r>
+        <w:rPr>
+          <w:rFonts w:cstheme="minorHAnsi"/>
+        </w:rPr>
         <w:t>Wynthir</w:t>
       </w:r>
       <w:r>
         <w:rPr>
           <w:rFonts w:cstheme="minorHAnsi"/>
         </w:rPr>
-        <w:t xml:space="preserve"> greeted. “Fineous has the ability called Shadow Meld. With this skill, we can influence the formation of the </w:t>
+        <w:t xml:space="preserve"> said. </w:t>
       </w:r>
       <w:r>
         <w:rPr>
           <w:rFonts w:cstheme="minorHAnsi"/>
         </w:rPr>
-        <w:t xml:space="preserve">currently forming </w:t>
+        <w:t>“He will be engulfed by the fracture and lau</w:t>
       </w:r>
       <w:r>
         <w:rPr>
           <w:rFonts w:cstheme="minorHAnsi"/>
         </w:rPr>
-        <w:t>fracture. I’m sending you a map of your location, as well as the path you should follow to minimize casualties.</w:t>
-      </w:r>
-    </w:p>
-    <w:p>
-      <w:pPr>
+        <w:t>nc</w:t>
+      </w:r>
+      <w:r>
         <w:rPr>
           <w:rFonts w:cstheme="minorHAnsi"/>
         </w:rPr>
-      </w:pPr>
-      <w:r>
+        <w:t>hed who knows how far away.</w:t>
+      </w:r>
+    </w:p>
+    <w:p>
+      <w:pPr>
         <w:rPr>
           <w:rFonts w:cstheme="minorHAnsi"/>
         </w:rPr>
+      </w:pPr>
+      <w:r>
+        <w:rPr>
+          <w:rFonts w:cstheme="minorHAnsi"/>
+        </w:rPr>
         <w:lastRenderedPageBreak/>
-        <w:t>“At the start location, halfway merge into the Shadow Realm. This, combined with the imminent fracture, will influence the fracture formation. And yes, Shadow Meld is perfectly safe.</w:t>
+        <w:t>“</w:t>
       </w:r>
       <w:r>
         <w:rPr>
           <w:rFonts w:cstheme="minorHAnsi"/>
         </w:rPr>
-        <w:t xml:space="preserve"> This </w:t>
+        <w:t xml:space="preserve">Being so small, </w:t>
       </w:r>
       <w:r>
         <w:rPr>
           <w:rFonts w:cstheme="minorHAnsi"/>
         </w:rPr>
-        <w:t xml:space="preserve">technique </w:t>
+        <w:t>the fracture</w:t>
       </w:r>
       <w:r>
         <w:rPr>
           <w:rFonts w:cstheme="minorHAnsi"/>
         </w:rPr>
-        <w:t>only works when there’s an imminent fracture.</w:t>
-      </w:r>
-    </w:p>
-    <w:p>
-      <w:pPr>
+        <w:t xml:space="preserve"> might only </w:t>
+      </w:r>
+      <w:r>
         <w:rPr>
           <w:rFonts w:cstheme="minorHAnsi"/>
         </w:rPr>
-      </w:pPr>
+        <w:t>launch them only</w:t>
+      </w:r>
       <w:r>
         <w:rPr>
           <w:rFonts w:cstheme="minorHAnsi"/>
         </w:rPr>
-        <w:t xml:space="preserve">“The path is a little over </w:t>
+        <w:t xml:space="preserve"> a few thousand kilometers, </w:t>
       </w:r>
       <w:r>
         <w:rPr>
           <w:rFonts w:cstheme="minorHAnsi"/>
         </w:rPr>
-        <w:t>7</w:t>
+        <w:t>or</w:t>
       </w:r>
       <w:r>
         <w:rPr>
           <w:rFonts w:cstheme="minorHAnsi"/>
         </w:rPr>
-        <w:t>km.”</w:t>
-      </w:r>
-    </w:p>
-    <w:p>
-      <w:pPr>
+        <w:t xml:space="preserve"> </w:t>
+      </w:r>
+      <w:r>
         <w:rPr>
           <w:rFonts w:cstheme="minorHAnsi"/>
         </w:rPr>
-      </w:pPr>
+        <w:t xml:space="preserve">they could be </w:t>
+      </w:r>
       <w:r>
         <w:rPr>
           <w:rFonts w:cstheme="minorHAnsi"/>
         </w:rPr>
-        <w:t>“I can carry him,” Messenger said.</w:t>
+        <w:t>laughed millions or billions of kilometers away.</w:t>
       </w:r>
     </w:p>
     <w:p>
@@ -35159,153 +35433,163 @@
         <w:rPr>
           <w:rFonts w:cstheme="minorHAnsi"/>
         </w:rPr>
-        <w:t>“No you can’t,” Fineous objected.</w:t>
-      </w:r>
-    </w:p>
-    <w:p>
-      <w:pPr>
+        <w:t>“Also, there are dangers out there that can threaten even an A-Ranker.</w:t>
+      </w:r>
+      <w:r>
         <w:rPr>
           <w:rFonts w:cstheme="minorHAnsi"/>
         </w:rPr>
-      </w:pPr>
-      <w:r>
+        <w:t>”</w:t>
+      </w:r>
+    </w:p>
+    <w:p>
+      <w:pPr>
         <w:rPr>
           <w:rFonts w:cstheme="minorHAnsi"/>
         </w:rPr>
-        <w:t xml:space="preserve">“Fineous is right,” </w:t>
-      </w:r>
+      </w:pPr>
       <w:r>
         <w:rPr>
           <w:rFonts w:cstheme="minorHAnsi"/>
         </w:rPr>
-        <w:t>Wynthir</w:t>
-      </w:r>
-      <w:r>
+        <w:t>Looking conflicted, Messenger asked, “How can we help?”</w:t>
+      </w:r>
+    </w:p>
+    <w:p>
+      <w:pPr>
         <w:rPr>
           <w:rFonts w:cstheme="minorHAnsi"/>
         </w:rPr>
-        <w:t xml:space="preserve"> said. </w:t>
-      </w:r>
+      </w:pPr>
       <w:r>
         <w:rPr>
           <w:rFonts w:cstheme="minorHAnsi"/>
         </w:rPr>
-        <w:t>“He will be engulfed by the fracture and lau</w:t>
-      </w:r>
-      <w:r>
+        <w:t>“Ideally they would use a boat,” Wynthir said.</w:t>
+      </w:r>
+    </w:p>
+    <w:p>
+      <w:pPr>
         <w:rPr>
           <w:rFonts w:cstheme="minorHAnsi"/>
         </w:rPr>
-        <w:t>nc</w:t>
-      </w:r>
-      <w:r>
+      </w:pPr>
+      <w:r>
+        <w:t>Messenger went to the elevator and pressed a button.</w:t>
+      </w:r>
+    </w:p>
+    <w:p>
+      <w:r>
+        <w:t>They waited and after what seemed like forever, the door opened.</w:t>
+      </w:r>
+    </w:p>
+    <w:p>
+      <w:pPr>
         <w:rPr>
           <w:rFonts w:cstheme="minorHAnsi"/>
         </w:rPr>
-        <w:t>hed who knows how far away.</w:t>
-      </w:r>
-    </w:p>
-    <w:p>
-      <w:pPr>
+      </w:pPr>
+      <w:r>
         <w:rPr>
           <w:rFonts w:cstheme="minorHAnsi"/>
         </w:rPr>
-      </w:pPr>
-      <w:r>
+        <w:t>“Is there a boat in the area?” Fineous asked.</w:t>
+      </w:r>
+    </w:p>
+    <w:p>
+      <w:pPr>
         <w:rPr>
           <w:rFonts w:cstheme="minorHAnsi"/>
         </w:rPr>
-        <w:t>“</w:t>
-      </w:r>
+      </w:pPr>
       <w:r>
         <w:rPr>
           <w:rFonts w:cstheme="minorHAnsi"/>
         </w:rPr>
-        <w:t xml:space="preserve">Being so small, </w:t>
-      </w:r>
-      <w:r>
+        <w:t>“Answer him,” Endol commanded.</w:t>
+      </w:r>
+    </w:p>
+    <w:p>
+      <w:pPr>
         <w:rPr>
           <w:rFonts w:cstheme="minorHAnsi"/>
         </w:rPr>
-        <w:t>the fracture</w:t>
-      </w:r>
+      </w:pPr>
       <w:r>
         <w:rPr>
           <w:rFonts w:cstheme="minorHAnsi"/>
         </w:rPr>
-        <w:t xml:space="preserve"> might only </w:t>
-      </w:r>
-      <w:r>
+        <w:t>“Yes sir,” the attendant said. “They are used for competitions.”</w:t>
+      </w:r>
+    </w:p>
+    <w:p>
+      <w:pPr>
         <w:rPr>
           <w:rFonts w:cstheme="minorHAnsi"/>
         </w:rPr>
-        <w:t>launch them only</w:t>
-      </w:r>
+      </w:pPr>
       <w:r>
         <w:rPr>
           <w:rFonts w:cstheme="minorHAnsi"/>
         </w:rPr>
-        <w:t xml:space="preserve"> a few thousand kilometers, </w:t>
+        <w:t>“Take us</w:t>
       </w:r>
       <w:r>
         <w:rPr>
           <w:rFonts w:cstheme="minorHAnsi"/>
         </w:rPr>
-        <w:t>or</w:t>
-      </w:r>
-      <w:r>
+        <w:t xml:space="preserve"> there,” Endol said.</w:t>
+      </w:r>
+    </w:p>
+    <w:p>
+      <w:pPr>
         <w:rPr>
           <w:rFonts w:cstheme="minorHAnsi"/>
         </w:rPr>
-        <w:t xml:space="preserve"> </w:t>
-      </w:r>
+      </w:pPr>
       <w:r>
         <w:rPr>
           <w:rFonts w:cstheme="minorHAnsi"/>
         </w:rPr>
-        <w:t xml:space="preserve">they could be </w:t>
+        <w:t xml:space="preserve">Once inside, the attendant pressed buttons. </w:t>
       </w:r>
       <w:r>
         <w:rPr>
           <w:rFonts w:cstheme="minorHAnsi"/>
         </w:rPr>
-        <w:t>laughed millions or billions of kilometers away.</w:t>
-      </w:r>
-    </w:p>
-    <w:p>
-      <w:pPr>
+        <w:t>The doors closed and reopened</w:t>
+      </w:r>
+      <w:r>
         <w:rPr>
           <w:rFonts w:cstheme="minorHAnsi"/>
         </w:rPr>
-      </w:pPr>
-      <w:r>
+        <w:t>.</w:t>
+      </w:r>
+    </w:p>
+    <w:p>
+      <w:pPr>
         <w:rPr>
           <w:rFonts w:cstheme="minorHAnsi"/>
         </w:rPr>
-        <w:t>“Also, there are dangers out there that can threaten even an A-Ranker.</w:t>
-      </w:r>
-    </w:p>
-    <w:p>
-      <w:pPr>
+      </w:pPr>
+      <w:r>
         <w:rPr>
           <w:rFonts w:cstheme="minorHAnsi"/>
         </w:rPr>
-      </w:pPr>
-      <w:r>
+        <w:t>“Bring one of the boats here,” Endol said. “I will sign for it.”</w:t>
+      </w:r>
+    </w:p>
+    <w:p>
+      <w:pPr>
         <w:rPr>
           <w:rFonts w:cstheme="minorHAnsi"/>
         </w:rPr>
-        <w:t>“If it’s only 7km and we have 3 hours, I could carry him,” Demonbane said.</w:t>
-      </w:r>
-    </w:p>
-    <w:p>
-      <w:pPr>
+      </w:pPr>
+      <w:r>
         <w:rPr>
           <w:rFonts w:cstheme="minorHAnsi"/>
         </w:rPr>
-      </w:pPr>
-      <w:r>
-        <w:t>Messenger went to the elevator and pressed a button.</w:t>
+        <w:t>The attendant handed a tablet to Endol.</w:t>
       </w:r>
     </w:p>
     <w:p>
@@ -35318,7 +35602,7 @@
         <w:rPr>
           <w:rFonts w:cstheme="minorHAnsi"/>
         </w:rPr>
-        <w:t>“But wouldn’t their team be separated?” Endol asked.</w:t>
+        <w:t>“Fineous, I instructed the Archana to compile a list of books it thinks you might need to survive in the Onn Foothills,” Wynthir said.</w:t>
       </w:r>
     </w:p>
     <w:p>
@@ -35331,30 +35615,25 @@
         <w:rPr>
           <w:rFonts w:cstheme="minorHAnsi"/>
         </w:rPr>
-        <w:t xml:space="preserve">“Ideally they would use a boat,” </w:t>
+        <w:t>“I also instructed it to create a roadmap that will best</w:t>
       </w:r>
       <w:r>
         <w:rPr>
           <w:rFonts w:cstheme="minorHAnsi"/>
         </w:rPr>
-        <w:t>Wynthir</w:t>
+        <w:t xml:space="preserve"> help you return safely, and if possible, help with the competition for the Princess’ hand.</w:t>
       </w:r>
       <w:r>
         <w:rPr>
           <w:rFonts w:cstheme="minorHAnsi"/>
         </w:rPr>
-        <w:t xml:space="preserve"> said</w:t>
+        <w:t xml:space="preserve"> Finally</w:t>
       </w:r>
       <w:r>
         <w:rPr>
           <w:rFonts w:cstheme="minorHAnsi"/>
         </w:rPr>
-        <w:t>.</w:t>
-      </w:r>
-    </w:p>
-    <w:p>
-      <w:r>
-        <w:t>They waited and after what seemed like forever, the door opened.</w:t>
+        <w:t xml:space="preserve"> I instructed it to send the data to you.”</w:t>
       </w:r>
     </w:p>
     <w:p>
@@ -35367,7 +35646,7 @@
         <w:rPr>
           <w:rFonts w:cstheme="minorHAnsi"/>
         </w:rPr>
-        <w:t>“Is there a boat in the area?” Fineous asked.</w:t>
+        <w:t>“I just received the download,” Fineous said. “By the way, I have library books.”</w:t>
       </w:r>
     </w:p>
     <w:p>
@@ -35380,7 +35659,8 @@
         <w:rPr>
           <w:rFonts w:cstheme="minorHAnsi"/>
         </w:rPr>
-        <w:t>“Answer him,” Endol commanded.</w:t>
+        <w:lastRenderedPageBreak/>
+        <w:t>“The Archana wants you to keep them,” Wynthir said.</w:t>
       </w:r>
     </w:p>
     <w:p>
@@ -35393,7 +35673,7 @@
         <w:rPr>
           <w:rFonts w:cstheme="minorHAnsi"/>
         </w:rPr>
-        <w:t>“Yes sir,” the attendant said. “They are used for competitions.”</w:t>
+        <w:t>The attendant returned with a canoe with orbs in front of each seat.</w:t>
       </w:r>
     </w:p>
     <w:p>
@@ -35406,362 +35686,196 @@
         <w:rPr>
           <w:rFonts w:cstheme="minorHAnsi"/>
         </w:rPr>
-        <w:t>“Take us</w:t>
-      </w:r>
-      <w:r>
+        <w:t>“Too bad there are no manna batteries,” Messenger mused.</w:t>
+      </w:r>
+    </w:p>
+    <w:p>
+      <w:pPr>
         <w:rPr>
           <w:rFonts w:cstheme="minorHAnsi"/>
         </w:rPr>
-        <w:t xml:space="preserve"> there,” Endol said.</w:t>
-      </w:r>
-    </w:p>
-    <w:p>
-      <w:pPr>
+      </w:pPr>
+      <w:r>
         <w:rPr>
           <w:rFonts w:cstheme="minorHAnsi"/>
         </w:rPr>
-      </w:pPr>
-      <w:r>
+        <w:t>“There are a few that were confiscated,” the attendant said.</w:t>
+      </w:r>
+    </w:p>
+    <w:p>
+      <w:pPr>
         <w:rPr>
           <w:rFonts w:cstheme="minorHAnsi"/>
         </w:rPr>
+      </w:pPr>
+      <w:r>
+        <w:rPr>
+          <w:rFonts w:cstheme="minorHAnsi"/>
+        </w:rPr>
+        <w:t>“Please bring all of them here and attach one to that boat,” Endol commanded. “Make sure they are fully charged.”</w:t>
+      </w:r>
+    </w:p>
+    <w:p>
+      <w:pPr>
+        <w:rPr>
+          <w:rFonts w:cstheme="minorHAnsi"/>
+        </w:rPr>
+      </w:pPr>
+      <w:r>
+        <w:rPr>
+          <w:rFonts w:cstheme="minorHAnsi"/>
+        </w:rPr>
+        <w:t xml:space="preserve">“Yes sir,” the attendant said and amended information in </w:t>
+      </w:r>
+      <w:r>
+        <w:rPr>
+          <w:rFonts w:cstheme="minorHAnsi"/>
+        </w:rPr>
+        <w:t>his</w:t>
+      </w:r>
+      <w:r>
+        <w:rPr>
+          <w:rFonts w:cstheme="minorHAnsi"/>
+        </w:rPr>
+        <w:t xml:space="preserve"> tablet. Endol resigned. The attendant left.</w:t>
+      </w:r>
+    </w:p>
+    <w:p>
+      <w:pPr>
+        <w:rPr>
+          <w:rFonts w:cstheme="minorHAnsi"/>
+        </w:rPr>
+      </w:pPr>
+      <w:r>
+        <w:rPr>
+          <w:rFonts w:cstheme="minorHAnsi"/>
+        </w:rPr>
+        <w:t>Fineous looked at the supplied map and his internal map undated.</w:t>
+      </w:r>
+    </w:p>
+    <w:p>
+      <w:pPr>
+        <w:rPr>
+          <w:rFonts w:cstheme="minorHAnsi"/>
+        </w:rPr>
+      </w:pPr>
+      <w:r>
+        <w:rPr>
+          <w:rFonts w:cstheme="minorHAnsi"/>
+        </w:rPr>
+        <w:t>After awhile the attendant returned with the batteries. He installed one and Fineous took the rest.</w:t>
+      </w:r>
+    </w:p>
+    <w:p>
+      <w:pPr>
+        <w:rPr>
+          <w:rFonts w:cstheme="minorHAnsi"/>
+        </w:rPr>
+      </w:pPr>
+      <w:r>
+        <w:rPr>
+          <w:rFonts w:cstheme="minorHAnsi"/>
+        </w:rPr>
+        <w:t>“Bring that boat and take us too…,” Endol said.</w:t>
+      </w:r>
+    </w:p>
+    <w:p>
+      <w:pPr>
+        <w:rPr>
+          <w:rFonts w:cstheme="minorHAnsi"/>
+        </w:rPr>
+      </w:pPr>
+      <w:r>
+        <w:rPr>
+          <w:rFonts w:cstheme="minorHAnsi"/>
+        </w:rPr>
+        <w:t>“There,” Fineous said and pointed.</w:t>
+      </w:r>
+    </w:p>
+    <w:p>
+      <w:pPr>
+        <w:rPr>
+          <w:rFonts w:cstheme="minorHAnsi"/>
+        </w:rPr>
+      </w:pPr>
+      <w:r>
+        <w:rPr>
+          <w:rFonts w:cstheme="minorHAnsi"/>
+        </w:rPr>
+        <w:t>“The closest exit in that direction,” Endol said.</w:t>
+      </w:r>
+    </w:p>
+    <w:p>
+      <w:pPr>
+        <w:rPr>
+          <w:rFonts w:cstheme="minorHAnsi"/>
+        </w:rPr>
+      </w:pPr>
+      <w:r>
+        <w:rPr>
+          <w:rFonts w:cstheme="minorHAnsi"/>
+        </w:rPr>
+        <w:t>The attendant glided the vehicle into the elevator. A few more button clicks later and the doors opened, revealing the outdoors.</w:t>
+      </w:r>
+    </w:p>
+    <w:p>
+      <w:r>
+        <w:t>Fineous jumped into the front seat and his party got on behind.</w:t>
+      </w:r>
+    </w:p>
+    <w:p>
+      <w:r>
+        <w:t>“Let me show you how…” Messenger began.</w:t>
+      </w:r>
+    </w:p>
+    <w:p>
+      <w:r>
+        <w:t>“No need,” Demonbane said, interrupting Messenger.</w:t>
+      </w:r>
+    </w:p>
+    <w:p>
+      <w:pPr>
+        <w:rPr>
+          <w:rFonts w:cstheme="minorHAnsi"/>
+        </w:rPr>
+      </w:pPr>
+      <w:r>
+        <w:rPr>
+          <w:rFonts w:cstheme="minorHAnsi"/>
+        </w:rPr>
+        <w:t>“See you later, Lady Wynthir, Lord Endol, Messenger,” Fineous said.</w:t>
+      </w:r>
+    </w:p>
+    <w:p>
+      <w:pPr>
+        <w:rPr>
+          <w:rFonts w:cstheme="minorHAnsi"/>
+        </w:rPr>
+      </w:pPr>
+      <w:r>
+        <w:rPr>
+          <w:rFonts w:cstheme="minorHAnsi"/>
+        </w:rPr>
+        <w:t>“May the gods guide you dear,” Wynthir said and hung up.</w:t>
+      </w:r>
+    </w:p>
+    <w:p>
+      <w:pPr>
+        <w:rPr>
+          <w:rFonts w:cstheme="minorHAnsi"/>
+        </w:rPr>
+      </w:pPr>
+      <w:r>
+        <w:rPr>
+          <w:rFonts w:cstheme="minorHAnsi"/>
+        </w:rPr>
+        <w:t>No longer needed, Fineous put his tablet away.</w:t>
+      </w:r>
+    </w:p>
+    <w:p>
+      <w:r>
         <w:lastRenderedPageBreak/>
-        <w:t>Once inside, the attendant pressed buttons. A moment later the door opened.</w:t>
-      </w:r>
-    </w:p>
-    <w:p>
-      <w:pPr>
-        <w:rPr>
-          <w:rFonts w:cstheme="minorHAnsi"/>
-        </w:rPr>
-      </w:pPr>
-      <w:r>
-        <w:rPr>
-          <w:rFonts w:cstheme="minorHAnsi"/>
-        </w:rPr>
-        <w:t>“Bring one of the boats here,” Endol said. “I will sign for it.”</w:t>
-      </w:r>
-    </w:p>
-    <w:p>
-      <w:pPr>
-        <w:rPr>
-          <w:rFonts w:cstheme="minorHAnsi"/>
-        </w:rPr>
-      </w:pPr>
-      <w:r>
-        <w:rPr>
-          <w:rFonts w:cstheme="minorHAnsi"/>
-        </w:rPr>
-        <w:t>The attendant handed a table</w:t>
-      </w:r>
-      <w:r>
-        <w:rPr>
-          <w:rFonts w:cstheme="minorHAnsi"/>
-        </w:rPr>
-        <w:t>t</w:t>
-      </w:r>
-      <w:r>
-        <w:rPr>
-          <w:rFonts w:cstheme="minorHAnsi"/>
-        </w:rPr>
-        <w:t xml:space="preserve"> to Endol.</w:t>
-      </w:r>
-    </w:p>
-    <w:p>
-      <w:pPr>
-        <w:rPr>
-          <w:rFonts w:cstheme="minorHAnsi"/>
-        </w:rPr>
-      </w:pPr>
-      <w:r>
-        <w:rPr>
-          <w:rFonts w:cstheme="minorHAnsi"/>
-        </w:rPr>
-        <w:t>A minute later the attendant brought back a canoe with orbs in front of each seat.</w:t>
-      </w:r>
-    </w:p>
-    <w:p>
-      <w:pPr>
-        <w:rPr>
-          <w:rFonts w:cstheme="minorHAnsi"/>
-        </w:rPr>
-      </w:pPr>
-      <w:r>
-        <w:rPr>
-          <w:rFonts w:cstheme="minorHAnsi"/>
-        </w:rPr>
-        <w:t>“Too bad there</w:t>
-      </w:r>
-      <w:r>
-        <w:rPr>
-          <w:rFonts w:cstheme="minorHAnsi"/>
-        </w:rPr>
-        <w:t xml:space="preserve"> are</w:t>
-      </w:r>
-      <w:r>
-        <w:rPr>
-          <w:rFonts w:cstheme="minorHAnsi"/>
-        </w:rPr>
-        <w:t xml:space="preserve"> no manna batter</w:t>
-      </w:r>
-      <w:r>
-        <w:rPr>
-          <w:rFonts w:cstheme="minorHAnsi"/>
-        </w:rPr>
-        <w:t>ies</w:t>
-      </w:r>
-      <w:r>
-        <w:rPr>
-          <w:rFonts w:cstheme="minorHAnsi"/>
-        </w:rPr>
-        <w:t>,” Messenger mused.</w:t>
-      </w:r>
-    </w:p>
-    <w:p>
-      <w:pPr>
-        <w:rPr>
-          <w:rFonts w:cstheme="minorHAnsi"/>
-        </w:rPr>
-      </w:pPr>
-      <w:r>
-        <w:rPr>
-          <w:rFonts w:cstheme="minorHAnsi"/>
-        </w:rPr>
-        <w:t>“There are a few that were confiscated,” the attendant said.</w:t>
-      </w:r>
-    </w:p>
-    <w:p>
-      <w:pPr>
-        <w:rPr>
-          <w:rFonts w:cstheme="minorHAnsi"/>
-        </w:rPr>
-      </w:pPr>
-      <w:r>
-        <w:rPr>
-          <w:rFonts w:cstheme="minorHAnsi"/>
-        </w:rPr>
-        <w:t xml:space="preserve">“Please bring </w:t>
-      </w:r>
-      <w:r>
-        <w:rPr>
-          <w:rFonts w:cstheme="minorHAnsi"/>
-        </w:rPr>
-        <w:t xml:space="preserve">all of </w:t>
-      </w:r>
-      <w:r>
-        <w:rPr>
-          <w:rFonts w:cstheme="minorHAnsi"/>
-        </w:rPr>
-        <w:t xml:space="preserve">them here and attach </w:t>
-      </w:r>
-      <w:r>
-        <w:rPr>
-          <w:rFonts w:cstheme="minorHAnsi"/>
-        </w:rPr>
-        <w:t xml:space="preserve">one </w:t>
-      </w:r>
-      <w:r>
-        <w:rPr>
-          <w:rFonts w:cstheme="minorHAnsi"/>
-        </w:rPr>
-        <w:t>to that boat,” Endol commanded.</w:t>
-      </w:r>
-      <w:r>
-        <w:rPr>
-          <w:rFonts w:cstheme="minorHAnsi"/>
-        </w:rPr>
-        <w:t xml:space="preserve"> “Make sure they are fully charged.”</w:t>
-      </w:r>
-    </w:p>
-    <w:p>
-      <w:pPr>
-        <w:rPr>
-          <w:rFonts w:cstheme="minorHAnsi"/>
-        </w:rPr>
-      </w:pPr>
-      <w:r>
-        <w:rPr>
-          <w:rFonts w:cstheme="minorHAnsi"/>
-        </w:rPr>
-        <w:t>“Yes si</w:t>
-      </w:r>
-      <w:r>
-        <w:rPr>
-          <w:rFonts w:cstheme="minorHAnsi"/>
-        </w:rPr>
-        <w:t>r,” the attendant said and amended information in the tablet. Endol resigned. The attendant left.</w:t>
-      </w:r>
-    </w:p>
-    <w:p>
-      <w:pPr>
-        <w:rPr>
-          <w:rFonts w:cstheme="minorHAnsi"/>
-        </w:rPr>
-      </w:pPr>
-      <w:r>
-        <w:rPr>
-          <w:rFonts w:cstheme="minorHAnsi"/>
-        </w:rPr>
-        <w:t>“</w:t>
-      </w:r>
-      <w:r>
-        <w:rPr>
-          <w:rFonts w:cstheme="minorHAnsi"/>
-        </w:rPr>
-        <w:t>We</w:t>
-      </w:r>
-      <w:r>
-        <w:rPr>
-          <w:rFonts w:cstheme="minorHAnsi"/>
-        </w:rPr>
-        <w:t xml:space="preserve"> have library books,” Fibrous said.</w:t>
-      </w:r>
-    </w:p>
-    <w:p>
-      <w:pPr>
-        <w:rPr>
-          <w:rFonts w:cstheme="minorHAnsi"/>
-        </w:rPr>
-      </w:pPr>
-      <w:r>
-        <w:rPr>
-          <w:rFonts w:cstheme="minorHAnsi"/>
-        </w:rPr>
-        <w:t xml:space="preserve">“The </w:t>
-      </w:r>
-      <w:r>
-        <w:t>Arca</w:t>
-      </w:r>
-      <w:r>
-        <w:t xml:space="preserve">na wants you to keep them,” </w:t>
-      </w:r>
-      <w:r>
-        <w:rPr>
-          <w:rFonts w:cstheme="minorHAnsi"/>
-        </w:rPr>
-        <w:t>Wynthir</w:t>
-      </w:r>
-      <w:r>
-        <w:rPr>
-          <w:rFonts w:cstheme="minorHAnsi"/>
-        </w:rPr>
-        <w:t xml:space="preserve"> said. “You’ll need them.”</w:t>
-      </w:r>
-    </w:p>
-    <w:p>
-      <w:pPr>
-        <w:rPr>
-          <w:rFonts w:cstheme="minorHAnsi"/>
-        </w:rPr>
-      </w:pPr>
-      <w:r>
-        <w:rPr>
-          <w:rFonts w:cstheme="minorHAnsi"/>
-        </w:rPr>
-        <w:t xml:space="preserve">After awhile the attendant returned with the </w:t>
-      </w:r>
-      <w:r>
-        <w:rPr>
-          <w:rFonts w:cstheme="minorHAnsi"/>
-        </w:rPr>
-        <w:t>batteries.</w:t>
-      </w:r>
-      <w:r>
-        <w:rPr>
-          <w:rFonts w:cstheme="minorHAnsi"/>
-        </w:rPr>
-        <w:t xml:space="preserve"> He installed one and Fineous took the rest.</w:t>
-      </w:r>
-    </w:p>
-    <w:p>
-      <w:pPr>
-        <w:rPr>
-          <w:rFonts w:cstheme="minorHAnsi"/>
-        </w:rPr>
-      </w:pPr>
-      <w:r>
-        <w:rPr>
-          <w:rFonts w:cstheme="minorHAnsi"/>
-        </w:rPr>
-        <w:t>“Bring that boat and take us too…,”</w:t>
-      </w:r>
-      <w:r>
-        <w:rPr>
-          <w:rFonts w:cstheme="minorHAnsi"/>
-        </w:rPr>
-        <w:t xml:space="preserve"> </w:t>
-      </w:r>
-      <w:r>
-        <w:rPr>
-          <w:rFonts w:cstheme="minorHAnsi"/>
-        </w:rPr>
-        <w:t>Endol said.</w:t>
-      </w:r>
-    </w:p>
-    <w:p>
-      <w:pPr>
-        <w:rPr>
-          <w:rFonts w:cstheme="minorHAnsi"/>
-        </w:rPr>
-      </w:pPr>
-      <w:r>
-        <w:rPr>
-          <w:rFonts w:cstheme="minorHAnsi"/>
-        </w:rPr>
-        <w:t>“There,” Fineous said and pointed.</w:t>
-      </w:r>
-    </w:p>
-    <w:p>
-      <w:pPr>
-        <w:rPr>
-          <w:rFonts w:cstheme="minorHAnsi"/>
-        </w:rPr>
-      </w:pPr>
-      <w:r>
-        <w:rPr>
-          <w:rFonts w:cstheme="minorHAnsi"/>
-        </w:rPr>
-        <w:t>“The closest exit in that direction,” Endol said.</w:t>
-      </w:r>
-    </w:p>
-    <w:p>
-      <w:pPr>
-        <w:rPr>
-          <w:rFonts w:cstheme="minorHAnsi"/>
-        </w:rPr>
-      </w:pPr>
-      <w:r>
-        <w:rPr>
-          <w:rFonts w:cstheme="minorHAnsi"/>
-        </w:rPr>
-        <w:t>Moments later the attendant glided the vehicle into the elevator. A few more button clicks later and the doors opened, revealing the outdoors.</w:t>
-      </w:r>
-    </w:p>
-    <w:p>
-      <w:r>
-        <w:t>Fineous jumped into the front seat and his party got on behind.</w:t>
-      </w:r>
-    </w:p>
-    <w:p>
-      <w:r>
-        <w:lastRenderedPageBreak/>
-        <w:t>“Let me show you how…” Messenger began.</w:t>
-      </w:r>
-    </w:p>
-    <w:p>
-      <w:r>
-        <w:t>“No need,” Demonbane said, interrupting Messenger.</w:t>
-      </w:r>
-    </w:p>
-    <w:p>
-      <w:r>
-        <w:t xml:space="preserve">Fineous placed his hand on the orb and imagined the boat rising up. </w:t>
-      </w:r>
-      <w:r>
-        <w:t xml:space="preserve">For a moment nothing happened. Then the boat rose from the ground. </w:t>
-      </w:r>
-      <w:r>
-        <w:t>He then looked at Messenger. The worry on her face surprised him.</w:t>
+        <w:t>Fineous placed his hand on the orb and imagined the boat rising up. For a moment nothing happened. Then the boat rose from the ground. He then looked at Messenger. The worry on her face surprised him.</w:t>
       </w:r>
     </w:p>
     <w:p>
@@ -35842,16 +35956,7 @@
     </w:p>
     <w:p>
       <w:r>
-        <w:t>“Place your hands on the orbs. Imagine pushing your energy into the orbs,</w:t>
-      </w:r>
-      <w:r>
-        <w:t xml:space="preserve">” Fineous </w:t>
-      </w:r>
-      <w:r>
-        <w:t>instructed</w:t>
-      </w:r>
-      <w:r>
-        <w:t>. “In a few moments I will submerge the boat into the Shadow Realm.”</w:t>
+        <w:t>“Place your hands on the orbs. Imagine pushing your energy into the orbs,” Fineous instructed. “In a few moments I will submerge the boat into the Shadow Realm.”</w:t>
       </w:r>
     </w:p>
     <w:p>
@@ -35861,16 +35966,93 @@
     </w:p>
     <w:p>
       <w:r>
-        <w:t>“I haven’t bothered to learn about magic items other than the tablet,” Fineous said. “However I assume</w:t>
-      </w:r>
-      <w:r>
-        <w:t xml:space="preserve"> you all just supply power, while I steer,” Fineous replied.</w:t>
-      </w:r>
-      <w:r>
-        <w:t xml:space="preserve"> “</w:t>
-      </w:r>
-      <w:r>
-        <w:t>Place your hand on the orbs in front of you and imagine your energy flowing into it.</w:t>
+        <w:t>“</w:t>
+      </w:r>
+      <w:r>
+        <w:t>I only studied tablets since I recently got one</w:t>
+      </w:r>
+      <w:r>
+        <w:t>,” Fineous said. “However I assume you all just supply power, while I steer,” Fineous replied. “Place your hand on the orbs in front of you and imagine your energy flowing into it.”</w:t>
+      </w:r>
+    </w:p>
+    <w:p>
+      <w:r>
+        <w:t>“I’m feeling a resistance,” Rose said.</w:t>
+      </w:r>
+    </w:p>
+    <w:p>
+      <w:r>
+        <w:t>“Excellent,” Fineous said. “Keep up the good work.”</w:t>
+      </w:r>
+    </w:p>
+    <w:p>
+      <w:r>
+        <w:t>Five minutes later they arrived at the start position.</w:t>
+      </w:r>
+    </w:p>
+    <w:p>
+      <w:r>
+        <w:t>Fineous then practiced pushing the boat into the Shadow Realm. At first nothing happened. Then Shadow Meld spiked by 2 levels, taking a chunk out of Fineous’ essence reserves.</w:t>
+      </w:r>
+    </w:p>
+    <w:p>
+      <w:r>
+        <w:t>A moment later the group found themselves fully within the Shadow Realm.</w:t>
+      </w:r>
+    </w:p>
+    <w:p>
+      <w:r>
+        <w:lastRenderedPageBreak/>
+        <w:t>Acting on instinct, Fineous yanked everyone out again.</w:t>
+      </w:r>
+    </w:p>
+    <w:p>
+      <w:r>
+        <w:t>“What the hell was that?” Demonbane asked.</w:t>
+      </w:r>
+    </w:p>
+    <w:p>
+      <w:r>
+        <w:t>“Shadow Realm,” Fineous said and tried again. “Damn, pushing to the knife edge is tricky.”</w:t>
+      </w:r>
+    </w:p>
+    <w:p>
+      <w:r>
+        <w:t>For the next half hour Fineous practiced. Finally practice resulted in a breakthrough. Only the bottom of the boat entered the Shadow Realm. The result was another level in Shadow Meld.</w:t>
+      </w:r>
+    </w:p>
+    <w:p>
+      <w:r>
+        <w:t>Fineous tried a few more time, getting used to the process.</w:t>
+      </w:r>
+    </w:p>
+    <w:p>
+      <w:r>
+        <w:t>Feeling confident in his skills, Fineous said, “Okay everyone, I’m ready. We now need to wait.”</w:t>
+      </w:r>
+    </w:p>
+    <w:p>
+      <w:r>
+        <w:t>Fineous went through the list of downloaded books and started reading one.</w:t>
+      </w:r>
+    </w:p>
+    <w:p>
+      <w:r>
+        <w:t>After a tedious wait, it was time.</w:t>
+      </w:r>
+    </w:p>
+    <w:p>
+      <w:r>
+        <w:t xml:space="preserve">Fineous dipped the boat into the Shadow realm and said, </w:t>
+      </w:r>
+      <w:r>
+        <w:t>“</w:t>
+      </w:r>
+      <w:r>
+        <w:t>Brace yourselves</w:t>
+      </w:r>
+      <w:r>
+        <w:t>.</w:t>
       </w:r>
       <w:r>
         <w:t>”</w:t>
@@ -35878,459 +36060,411 @@
     </w:p>
     <w:p>
       <w:r>
-        <w:t>“I’m feeling a resistance,” Rose said.</w:t>
-      </w:r>
-    </w:p>
-    <w:p>
-      <w:r>
-        <w:t>“Excellent,” Fineous said. “Keep up the good work.”</w:t>
-      </w:r>
-    </w:p>
-    <w:p>
-      <w:r>
-        <w:t xml:space="preserve">Five minutes later </w:t>
-      </w:r>
-      <w:r>
-        <w:t>they arrived at the start position.</w:t>
+        <w:t xml:space="preserve">They zoomed forward, making intricate patterns in the sky, as described by </w:t>
+      </w:r>
+      <w:r>
+        <w:rPr>
+          <w:rFonts w:cstheme="minorHAnsi"/>
+        </w:rPr>
+        <w:t>Wynthir</w:t>
+      </w:r>
+      <w:r>
+        <w:rPr>
+          <w:rFonts w:cstheme="minorHAnsi"/>
+        </w:rPr>
+        <w:t>’s instructions.</w:t>
+      </w:r>
+    </w:p>
+    <w:p>
+      <w:r>
+        <w:t>At first nothing happened.</w:t>
+      </w:r>
+    </w:p>
+    <w:p>
+      <w:r>
+        <w:t>Then suddenly t</w:t>
+      </w:r>
+      <w:r>
+        <w:t>he world felt as if it was ripping apart. The land below split and zoomed outwards at breakneck speeds.</w:t>
+      </w:r>
+    </w:p>
+    <w:p>
+      <w:r>
+        <w:t xml:space="preserve">Mountains exploded upwards around them. A moment later they were in a </w:t>
+      </w:r>
+      <w:r>
+        <w:t>rocky canyon</w:t>
+      </w:r>
+      <w:r>
+        <w:t xml:space="preserve"> surrounded by mountains. They were fully out of the Shadow Realm.</w:t>
+      </w:r>
+    </w:p>
+    <w:p>
+      <w:r>
+        <w:t>“Holy cow,” Demonbane exclaimed. The others had similar responses.</w:t>
+      </w:r>
+    </w:p>
+    <w:p>
+      <w:r>
+        <w:t>“Let’s find a place to land,” Fineous said tiredly.</w:t>
       </w:r>
     </w:p>
     <w:p>
       <w:r>
         <w:lastRenderedPageBreak/>
-        <w:t>Fineous then practiced pushing the boat into the Shadow Realm. At first nothing happened. Then Shadow Meld spiked by 2 levels, taking a chunk out of Fineous’ essence reserves.</w:t>
-      </w:r>
-    </w:p>
-    <w:p>
-      <w:r>
-        <w:t>A moment later the group found themselves fully within the Shadow Realm.</w:t>
-      </w:r>
-    </w:p>
-    <w:p>
-      <w:r>
-        <w:t>Acting on instinct, Fineous yanked everyone out again.</w:t>
-      </w:r>
-    </w:p>
-    <w:p>
-      <w:r>
-        <w:t>“What the hell was that?” Demonbane asked.</w:t>
-      </w:r>
-    </w:p>
-    <w:p>
-      <w:r>
-        <w:t>“Shadow Realm,” Fineous said and tried again. “Damn, pushing to the knife edge is tricky.”</w:t>
-      </w:r>
-    </w:p>
-    <w:p>
-      <w:r>
-        <w:t>For the next half hour Fineous practiced. Finally practice resulted in a breakthrough. Only the bottom of the boat entered the Shadow Realm. The result was another level in Shadow Meld.</w:t>
-      </w:r>
-    </w:p>
-    <w:p>
-      <w:r>
-        <w:t>Fineous tried a few more time, getting used to the process.</w:t>
-      </w:r>
-    </w:p>
-    <w:p>
-      <w:r>
-        <w:t>Feeling confident in his skills, Fineous said, “Okay everyone, I’m ready. We now need to wait.”</w:t>
-      </w:r>
-    </w:p>
-    <w:p>
-      <w:r>
-        <w:t>Fineous took out a book</w:t>
-      </w:r>
-      <w:r>
-        <w:t xml:space="preserve"> and began reading</w:t>
+        <w:t>“Are you okay?” Rose asked worriedly, her senses recognizing Fineous’ condition.</w:t>
+      </w:r>
+    </w:p>
+    <w:p>
+      <w:r>
+        <w:t>“I’ll be fine,” Fineous said. “I just depleted all my raw essence. Demonbane, please find a suitable place to set up camp.”</w:t>
+      </w:r>
+    </w:p>
+    <w:p>
+      <w:r>
+        <w:t>They zoomed through the canyon and Demonbane pointed. “That’s a good spot there.”</w:t>
+      </w:r>
+    </w:p>
+    <w:p>
+      <w:r>
+        <w:t xml:space="preserve">Fineous </w:t>
+      </w:r>
+      <w:r>
+        <w:t>settled the boat down at the specified location and everyone got out.</w:t>
+      </w:r>
+    </w:p>
+    <w:p>
+      <w:r>
+        <w:t>Fineous tried to carry the boat and discovered it wasn’t too heavy. He stored it away.</w:t>
+      </w:r>
+    </w:p>
+    <w:p>
+      <w:r>
+        <w:t>In the meantime Demonbane set up camp. Within ten minutes the camp was set up. It was by far the best camp site they had so far.</w:t>
+      </w:r>
+    </w:p>
+    <w:p>
+      <w:r>
+        <w:t>Fineous sat on a reclining chair near the crackling fire and the others joined him.</w:t>
+      </w:r>
+    </w:p>
+    <w:p>
+      <w:r>
+        <w:t>“Okay everyone, let me explain to you the situation,” Fineous said. “First, I will not be able to do anything more than do some research. I’m seriously depleted of essence.</w:t>
+      </w:r>
+      <w:r>
+        <w:t xml:space="preserve"> The last several hours forced my abilities to evolve extremely fast.”</w:t>
+      </w:r>
+    </w:p>
+    <w:p>
+      <w:r>
+        <w:t>“I hate that feeling, like dying of thirst or hunger,” Rose said. The others agreed.</w:t>
+      </w:r>
+    </w:p>
+    <w:p>
+      <w:r>
+        <w:t xml:space="preserve">Fineous pulled </w:t>
+      </w:r>
+      <w:r>
+        <w:t xml:space="preserve">his tablet and </w:t>
+      </w:r>
+      <w:r>
+        <w:t>skimmed.</w:t>
+      </w:r>
+    </w:p>
+    <w:p>
+      <w:r>
+        <w:t>“Says here just after a fracture, the area affected will experience a short period of manna depletion,” Fineous said. “As a result, there will be no monsters or spirits. After a few hours, the manna levels will slowly start to rise. After a week or two the manna will return to normal.”</w:t>
+      </w:r>
+    </w:p>
+    <w:p>
+      <w:r>
+        <w:lastRenderedPageBreak/>
+        <w:t>“How did we get here? Did we just teleport?” Aragon asked.</w:t>
+      </w:r>
+    </w:p>
+    <w:p>
+      <w:r>
+        <w:t xml:space="preserve">“Let’s see now,” Fineous said and began skimming. “Here it is. </w:t>
+      </w:r>
+      <w:r>
+        <w:t>Think of the world as an orange peel, which has been removed in one piece. Because of stretching and because the Earth is 3-D, the analogy isn’t perfect. Here is the map of Terrin.”</w:t>
+      </w:r>
+    </w:p>
+    <w:p>
+      <w:r>
+        <w:t>Fineous showed everyone the image.</w:t>
+      </w:r>
+    </w:p>
+    <w:p>
+      <w:r>
+        <w:t>“</w:t>
+      </w:r>
+      <w:r>
+        <w:t>Surrounding Terrin and between the cracks are the Border</w:t>
+      </w:r>
+      <w:r>
+        <w:t>l</w:t>
+      </w:r>
+      <w:r>
+        <w:t>ands. Higher rank people sometimes claim land here, since this will eventually become part of Terrin.</w:t>
+      </w:r>
+    </w:p>
+    <w:p>
+      <w:r>
+        <w:t>“Beyond the Border</w:t>
+      </w:r>
+      <w:r>
+        <w:t>l</w:t>
+      </w:r>
+      <w:r>
+        <w:t>ands</w:t>
+      </w:r>
+      <w:r>
+        <w:t xml:space="preserve"> are the Onn Foothills</w:t>
       </w:r>
       <w:r>
         <w:t>.</w:t>
       </w:r>
-    </w:p>
-    <w:p>
-      <w:r>
-        <w:t>After a tedious wait, it was time.</w:t>
-      </w:r>
-    </w:p>
-    <w:p>
-      <w:r>
-        <w:t xml:space="preserve">Fineous dipped the boat into the Shadow realm and said, </w:t>
-      </w:r>
+      <w:r>
+        <w:t xml:space="preserve"> </w:t>
+      </w:r>
+      <w:r>
+        <w:t>Eventually you reach the real mountains</w:t>
+      </w:r>
+      <w:r>
+        <w:t>.</w:t>
+      </w:r>
+    </w:p>
+    <w:p>
+      <w:r>
+        <w:t>“Earthquakes and crack</w:t>
+      </w:r>
+      <w:r>
+        <w:t>s</w:t>
+      </w:r>
+      <w:r>
+        <w:t xml:space="preserve"> have formed every few years for as long as the world has existed. Most are barely noticeable</w:t>
+      </w:r>
+      <w:r>
+        <w:t>, causing only slight distortions</w:t>
+      </w:r>
+      <w:r>
+        <w:t>.</w:t>
+      </w:r>
+    </w:p>
+    <w:p>
+      <w:r>
+        <w:t>“Let’s see now. Here it is. Cracks of this size can be seen every few hundred years.”</w:t>
+      </w:r>
+    </w:p>
+    <w:p>
+      <w:r>
+        <w:t>“So we had horrible luck,” Aragon said.</w:t>
+      </w:r>
+    </w:p>
+    <w:p>
+      <w:r>
+        <w:t>“Either that or amazing luck,” Fineous said with a smile. “I am a Rogue after all. And my Luck increased by 2 levels as a result of what we went through.</w:t>
+      </w:r>
+    </w:p>
+    <w:p>
+      <w:r>
+        <w:t>“But where are we?” Erza asked.</w:t>
+      </w:r>
+    </w:p>
+    <w:p>
+      <w:r>
+        <w:t>“According to my mapping skill, home is over 180 thousand kilometers away in that direction,” Fineous said. “We are still technically in the Onn Foothills.”</w:t>
+      </w:r>
+    </w:p>
+    <w:p>
+      <w:r>
+        <w:t>“Holy cow,” Demonbane said. “And you said we didn’t teleport.”</w:t>
+      </w:r>
+    </w:p>
+    <w:p>
+      <w:r>
+        <w:lastRenderedPageBreak/>
+        <w:t xml:space="preserve">“Think of it as space that had expanded, carrying us along,” Fineous said. “As </w:t>
+      </w:r>
+      <w:r>
+        <w:rPr>
+          <w:rFonts w:cstheme="minorHAnsi"/>
+        </w:rPr>
+        <w:t xml:space="preserve">Lady </w:t>
+      </w:r>
+      <w:r>
+        <w:rPr>
+          <w:rFonts w:cstheme="minorHAnsi"/>
+        </w:rPr>
+        <w:t>Wynthir</w:t>
+      </w:r>
+      <w:r>
+        <w:rPr>
+          <w:rFonts w:cstheme="minorHAnsi"/>
+        </w:rPr>
+        <w:t xml:space="preserve"> </w:t>
+      </w:r>
+      <w:r>
+        <w:rPr>
+          <w:rFonts w:cstheme="minorHAnsi"/>
+        </w:rPr>
+        <w:t>said, w</w:t>
+      </w:r>
+      <w:r>
+        <w:t>e were lucky. It could have been millions or billions of kilometers. Unfortunately, this is still half way to the moon.”</w:t>
+      </w:r>
+    </w:p>
+    <w:p>
+      <w:r>
+        <w:t>“Can we ever get back home?” Rose asked worriedly.</w:t>
+      </w:r>
+    </w:p>
+    <w:p>
+      <w:r>
+        <w:t>“Of course, however not today,” Fineous said. “180 thousand kilometers will be a challenge for us.</w:t>
+      </w:r>
+    </w:p>
+    <w:p>
+      <w:r>
+        <w:t>“I noticed t</w:t>
+      </w:r>
+      <w:r>
+        <w:t>he canoe uses more manna than we can supply</w:t>
+      </w:r>
+      <w:r>
+        <w:t xml:space="preserve">. I felt the batteries supplementing us. </w:t>
+      </w:r>
+      <w:r>
+        <w:t xml:space="preserve">It’s sort of like riding on an electric bike. </w:t>
+      </w:r>
+      <w:r>
+        <w:t>I have no idea how much manna the batteries have. Also, I assume, the faster we travel, the more we need.”</w:t>
+      </w:r>
+    </w:p>
+    <w:p>
+      <w:r>
+        <w:t>“So what should we do?” Rose asked worriedly. Fineous could feel Rose’s energy trying to heal him. Unfortunately he wasn’t injured, just depleted.</w:t>
+      </w:r>
+    </w:p>
+    <w:p>
+      <w:r>
+        <w:t>“For the time being you can start cooking for your favorite piggy,” Fineous said with a grin.</w:t>
+      </w:r>
+    </w:p>
+    <w:p>
+      <w:r>
+        <w:t>Rose got to work, singing as she cooked. The others trained while Fineous read his book.</w:t>
+      </w:r>
+    </w:p>
+    <w:p>
+      <w:r>
+        <w:t>“Dinner’s ready,” Rose called and they sat down to eat.</w:t>
+      </w:r>
+    </w:p>
+    <w:p>
+      <w:r>
+        <w:t>Fineous took a bite and looked at Rose in surprise. “Rose, you have outdone yourself,” he said. “Did you level up?”</w:t>
+      </w:r>
+    </w:p>
+    <w:p>
+      <w:r>
+        <w:t>“Yes,” Rose said proudly. “Did it help?”</w:t>
+      </w:r>
+    </w:p>
+    <w:p>
+      <w:r>
+        <w:t>“Absolutely,” Fineous said. “Whatever you did has made the</w:t>
+      </w:r>
+      <w:r>
+        <w:t xml:space="preserve"> essence in this meat available to me.”</w:t>
+      </w:r>
+    </w:p>
+    <w:p>
+      <w:r>
+        <w:t>“Marvelous,” Rose said happily. “Finish that up and I will cook up some more. I have tons of ingredients.”</w:t>
+      </w:r>
+    </w:p>
+    <w:p>
+      <w:r>
+        <w:lastRenderedPageBreak/>
+        <w:t>Meal finished, Rose started cooking again.</w:t>
+      </w:r>
+    </w:p>
+    <w:p>
+      <w:pPr>
+        <w:rPr>
+          <w:rFonts w:cstheme="minorHAnsi"/>
+        </w:rPr>
+      </w:pPr>
+      <w:r>
+        <w:t xml:space="preserve">“A few days ago </w:t>
+      </w:r>
+      <w:r>
+        <w:rPr>
+          <w:rFonts w:cstheme="minorHAnsi"/>
+        </w:rPr>
+        <w:t xml:space="preserve">Lady </w:t>
+      </w:r>
+      <w:r>
+        <w:rPr>
+          <w:rFonts w:cstheme="minorHAnsi"/>
+        </w:rPr>
+        <w:t>Wynthir</w:t>
+      </w:r>
+      <w:r>
+        <w:rPr>
+          <w:rFonts w:cstheme="minorHAnsi"/>
+        </w:rPr>
+        <w:t xml:space="preserve"> told me she had a predomination that something bad will happen to us, but didn’t know exactly what,” Fineous said. “As a result she gave me </w:t>
+      </w:r>
+      <w:r>
+        <w:rPr>
+          <w:rFonts w:cstheme="minorHAnsi"/>
+        </w:rPr>
+        <w:t>this tablet filled with reference books.</w:t>
+      </w:r>
+    </w:p>
+    <w:p>
+      <w:r>
+        <w:rPr>
+          <w:rFonts w:cstheme="minorHAnsi"/>
+        </w:rPr>
+        <w:t xml:space="preserve">“Unfortunately, </w:t>
+      </w:r>
+      <w:r>
+        <w:rPr>
+          <w:rFonts w:cstheme="minorHAnsi"/>
+        </w:rPr>
+        <w:t>we can’t reach her since we are out of range</w:t>
+      </w:r>
+      <w:r>
+        <w:rPr>
+          <w:rFonts w:cstheme="minorHAnsi"/>
+        </w:rPr>
+        <w:t>.</w:t>
+      </w:r>
+    </w:p>
+    <w:p>
       <w:r>
         <w:t>“</w:t>
       </w:r>
       <w:r>
-        <w:t>Brace yourselves</w:t>
-      </w:r>
-      <w:r>
-        <w:t>.</w:t>
-      </w:r>
-      <w:r>
-        <w:t>”</w:t>
-      </w:r>
-    </w:p>
-    <w:p>
-      <w:r>
-        <w:t xml:space="preserve">They zoomed forward, making intricate patterns in the sky, as described by </w:t>
-      </w:r>
-      <w:r>
+        <w:t>In addition, I was given quite a few more books to read.</w:t>
+      </w:r>
+    </w:p>
+    <w:p>
+      <w:pPr>
         <w:rPr>
           <w:rFonts w:cstheme="minorHAnsi"/>
         </w:rPr>
-        <w:t>Wynthir</w:t>
-      </w:r>
-      <w:r>
-        <w:rPr>
-          <w:rFonts w:cstheme="minorHAnsi"/>
-        </w:rPr>
-        <w:t>’s instructions.</w:t>
-      </w:r>
-    </w:p>
-    <w:p>
-      <w:r>
-        <w:t>At first nothing happened.</w:t>
-      </w:r>
-    </w:p>
-    <w:p>
-      <w:r>
-        <w:t>Then suddenly t</w:t>
-      </w:r>
-      <w:r>
-        <w:t>he world felt as if it was ripping apart. The land below split and zoomed outwards at breakneck speeds.</w:t>
-      </w:r>
-    </w:p>
-    <w:p>
-      <w:r>
-        <w:lastRenderedPageBreak/>
-        <w:t xml:space="preserve">Mountains exploded upwards around them. A moment later they were in a </w:t>
-      </w:r>
-      <w:r>
-        <w:t>rocky canyon</w:t>
-      </w:r>
-      <w:r>
-        <w:t xml:space="preserve"> surrounded by mountains. They were fully out of the Shadow Realm.</w:t>
-      </w:r>
-    </w:p>
-    <w:p>
-      <w:r>
-        <w:t>“Holy cow,” Demonbane exclaimed. The others had similar responses.</w:t>
-      </w:r>
-    </w:p>
-    <w:p>
-      <w:r>
-        <w:t>“Let’s find a place to land,” Fineous said tiredly.</w:t>
-      </w:r>
-    </w:p>
-    <w:p>
-      <w:r>
-        <w:t>“Are you okay?” Rose asked worriedly, her senses recognizing Fineous’ condition.</w:t>
-      </w:r>
-    </w:p>
-    <w:p>
-      <w:r>
-        <w:t>“I’ll be fine,” Fineous said. “I just depleted all my raw essence. Demonbane, please find a suitable place to set up camp.”</w:t>
-      </w:r>
-    </w:p>
-    <w:p>
-      <w:r>
-        <w:t>They zoomed through the canyon and Demonbane pointed. “That’s a good spot there.”</w:t>
-      </w:r>
-    </w:p>
-    <w:p>
-      <w:r>
-        <w:t xml:space="preserve">Fineous </w:t>
-      </w:r>
-      <w:r>
-        <w:t>settled the boat down at the specified location and everyone got out.</w:t>
-      </w:r>
-    </w:p>
-    <w:p>
-      <w:r>
-        <w:t>Fineous tried to carry the boat and discovered it wasn’t too heavy. He stored it away.</w:t>
-      </w:r>
-    </w:p>
-    <w:p>
-      <w:r>
-        <w:t>In the meantime Demonbane set up camp. Within ten minutes the camp was set up. It was by far the best camp site they had so far.</w:t>
-      </w:r>
-    </w:p>
-    <w:p>
-      <w:r>
-        <w:t>Fineous sat on a reclining chair near the crackling fire and the others joined him.</w:t>
-      </w:r>
-    </w:p>
-    <w:p>
-      <w:r>
-        <w:t>“Okay everyone, let me explain to you the situation,” Fineous said. “First, I will not be able to do anything more than do some research. I’m seriously depleted of essence.</w:t>
-      </w:r>
-      <w:r>
-        <w:t xml:space="preserve"> The last several hours forced my abilities to evolve extremely fast.”</w:t>
-      </w:r>
-    </w:p>
-    <w:p>
-      <w:r>
-        <w:t>“I hate that feeling, like dying of thirst or hunger,” Rose said. The others agreed.</w:t>
-      </w:r>
-    </w:p>
-    <w:p>
-      <w:r>
-        <w:t>Fineous pulled out a book and skimmed.</w:t>
-      </w:r>
-    </w:p>
-    <w:p>
-      <w:r>
-        <w:lastRenderedPageBreak/>
-        <w:t>“Says here just after a fracture, the area affected within the Onn Foothills will experience a short period of manna depletion,” Fineous said. “As a result, there will be no monsters or spirits. After a few hours, the manna levels will slowly start to rise. After a week or two the manna will return to normal.”</w:t>
-      </w:r>
-    </w:p>
-    <w:p>
-      <w:r>
-        <w:t>“How did we get here? Did we just teleport?” Aragon asked.</w:t>
-      </w:r>
-    </w:p>
-    <w:p>
-      <w:r>
-        <w:t>“Not according to what I’ve read,” Fineous said. “Think of the world as an orange peel, which has been removed in one piece. Because of stretching and because the Earth is 3-D, the analogy isn’t perfect. Here is the map of Terrin.”</w:t>
-      </w:r>
-    </w:p>
-    <w:p>
-      <w:r>
-        <w:t>Fineous showed everyone the image.</w:t>
-      </w:r>
-    </w:p>
-    <w:p>
+      </w:pPr>
       <w:r>
         <w:t>“</w:t>
       </w:r>
       <w:r>
-        <w:t>Surrounding Terrin and between the cracks are the Border</w:t>
-      </w:r>
-      <w:r>
-        <w:t>l</w:t>
-      </w:r>
-      <w:r>
-        <w:t>ands. Higher rank people sometimes claim land here, since this will eventually become part of Terrin.</w:t>
-      </w:r>
-    </w:p>
-    <w:p>
-      <w:r>
-        <w:t>“Beyond the Border</w:t>
-      </w:r>
-      <w:r>
-        <w:t>l</w:t>
-      </w:r>
-      <w:r>
-        <w:t>ands</w:t>
-      </w:r>
-      <w:r>
-        <w:t xml:space="preserve"> are the Onn Foothills</w:t>
-      </w:r>
-      <w:r>
-        <w:t>.</w:t>
-      </w:r>
-      <w:r>
-        <w:t xml:space="preserve"> </w:t>
-      </w:r>
-      <w:r>
-        <w:t>Eventually you reach the real mountains</w:t>
-      </w:r>
-      <w:r>
-        <w:t>.</w:t>
-      </w:r>
-    </w:p>
-    <w:p>
-      <w:r>
-        <w:t>“Earthquakes and crack</w:t>
-      </w:r>
-      <w:r>
-        <w:t>s</w:t>
-      </w:r>
-      <w:r>
-        <w:t xml:space="preserve"> have formed every few years for as long as the world has existed. Most are barely noticeable</w:t>
-      </w:r>
-      <w:r>
-        <w:t>, causing only slight distortions</w:t>
-      </w:r>
-      <w:r>
-        <w:t>.</w:t>
-      </w:r>
-    </w:p>
-    <w:p>
-      <w:r>
-        <w:t>“Let’s see now. Here it is. Cracks of this size can be seen every few hundred years.”</w:t>
-      </w:r>
-    </w:p>
-    <w:p>
-      <w:r>
-        <w:t>“So we had horrible luck,” Aragon said.</w:t>
-      </w:r>
-    </w:p>
-    <w:p>
-      <w:r>
-        <w:t>“Either that or amazing luck,” Fineous said with a smile. “I am a Rogue after all. And my Luck increased by 2 levels as a result of what we went through.</w:t>
-      </w:r>
-    </w:p>
-    <w:p>
-      <w:r>
-        <w:t>“But where are we?” Erza asked.</w:t>
-      </w:r>
-    </w:p>
-    <w:p>
-      <w:r>
-        <w:lastRenderedPageBreak/>
-        <w:t>“According to my mapping skill, home is over 180 thousand kilometers away in that direction,” Fineous said. “We are still technically in the Onn Foothills.”</w:t>
-      </w:r>
-    </w:p>
-    <w:p>
-      <w:r>
-        <w:t>“Holy cow,” Demonbane said. “And you said we didn’t teleport.”</w:t>
-      </w:r>
-    </w:p>
-    <w:p>
-      <w:r>
-        <w:t xml:space="preserve">“Think of it as space that had expanded, carrying us along,” Fineous said. “As </w:t>
-      </w:r>
-      <w:r>
-        <w:rPr>
-          <w:rFonts w:cstheme="minorHAnsi"/>
-        </w:rPr>
-        <w:t xml:space="preserve">Lady </w:t>
-      </w:r>
-      <w:r>
-        <w:rPr>
-          <w:rFonts w:cstheme="minorHAnsi"/>
-        </w:rPr>
-        <w:t>Wynthir</w:t>
-      </w:r>
-      <w:r>
-        <w:rPr>
-          <w:rFonts w:cstheme="minorHAnsi"/>
-        </w:rPr>
-        <w:t xml:space="preserve"> </w:t>
-      </w:r>
-      <w:r>
-        <w:rPr>
-          <w:rFonts w:cstheme="minorHAnsi"/>
-        </w:rPr>
-        <w:t>said, w</w:t>
-      </w:r>
-      <w:r>
-        <w:t>e were lucky. It could have been millions or billions of kilometers. Unfortunately, this is still half way to the moon.”</w:t>
-      </w:r>
-    </w:p>
-    <w:p>
-      <w:r>
-        <w:t>“Can we ever get back home?” Rose asked worriedly.</w:t>
-      </w:r>
-    </w:p>
-    <w:p>
-      <w:r>
-        <w:t>“Of course, however not today,” Fineous said. “180 thousand kilometers will be a challenge for us.</w:t>
-      </w:r>
-    </w:p>
-    <w:p>
-      <w:r>
-        <w:t>“I noticed t</w:t>
-      </w:r>
-      <w:r>
-        <w:t>he canoe uses more manna than we can supply</w:t>
-      </w:r>
-      <w:r>
-        <w:t>. I felt the batteries supplementing us. Also, I have no idea how much manna the batteries have. Also, I assume, the faster we travel, the more we need.”</w:t>
-      </w:r>
-    </w:p>
-    <w:p>
-      <w:r>
-        <w:t>“So what should we do?” Rose asked worriedly. Fineous could feel Rose’s energy trying to heal him. Unfortunately he wasn’t injured, just depleted.</w:t>
-      </w:r>
-    </w:p>
-    <w:p>
-      <w:r>
-        <w:t>“For the time being you can start cooking for your favorite piggy,” Fineous said with a grin.</w:t>
-      </w:r>
-    </w:p>
-    <w:p>
-      <w:r>
-        <w:t>Rose got to work, singing as she cooked. The others trained while Fineous read his book.</w:t>
-      </w:r>
-    </w:p>
-    <w:p>
-      <w:r>
-        <w:t>“Dinner’s ready,” Rose called and they sat down to eat.</w:t>
-      </w:r>
-    </w:p>
-    <w:p>
-      <w:r>
-        <w:t>Fineous took a bite and looked at Rose in surprise. “Rose, you have outdone yourself,” he said. “Did you level up?”</w:t>
-      </w:r>
-    </w:p>
-    <w:p>
-      <w:r>
-        <w:t>“Yes,” Rose said proudly. “Did it help?”</w:t>
-      </w:r>
-    </w:p>
-    <w:p>
-      <w:r>
-        <w:lastRenderedPageBreak/>
-        <w:t>“Absolutely,” Fineous said. “Whatever you did has made the</w:t>
-      </w:r>
-      <w:r>
-        <w:t xml:space="preserve"> essence in this meat available to me.”</w:t>
-      </w:r>
-    </w:p>
-    <w:p>
-      <w:r>
-        <w:t>“Marvelous,” Rose said happily. “Finish that up and I will cook up some more. I have tons of ingredients.”</w:t>
-      </w:r>
-    </w:p>
-    <w:p>
-      <w:r>
-        <w:t>Meal finished, Rose started cooking again.</w:t>
-      </w:r>
-    </w:p>
-    <w:p>
-      <w:pPr>
-        <w:rPr>
-          <w:rFonts w:cstheme="minorHAnsi"/>
-        </w:rPr>
-      </w:pPr>
-      <w:r>
-        <w:t xml:space="preserve">“A few days ago </w:t>
-      </w:r>
-      <w:r>
-        <w:rPr>
-          <w:rFonts w:cstheme="minorHAnsi"/>
-        </w:rPr>
-        <w:t xml:space="preserve">Lady </w:t>
-      </w:r>
-      <w:r>
-        <w:rPr>
-          <w:rFonts w:cstheme="minorHAnsi"/>
-        </w:rPr>
-        <w:t>Wynthir</w:t>
-      </w:r>
-      <w:r>
-        <w:rPr>
-          <w:rFonts w:cstheme="minorHAnsi"/>
-        </w:rPr>
-        <w:t xml:space="preserve"> told me she had a predomination that something bad will happen to us, but didn’t know exactly what,” Fineous said. “As a result she gave me a bunch of books, as well as the tablet she used to contact me.</w:t>
-      </w:r>
-    </w:p>
-    <w:p>
-      <w:r>
-        <w:rPr>
-          <w:rFonts w:cstheme="minorHAnsi"/>
-        </w:rPr>
-        <w:t>“Unfortunately, we are out of range for the device.</w:t>
-      </w:r>
-    </w:p>
-    <w:p>
-      <w:pPr>
-        <w:rPr>
-          <w:rFonts w:cstheme="minorHAnsi"/>
-        </w:rPr>
-      </w:pPr>
-      <w:r>
-        <w:t xml:space="preserve">“The books include surviving in the Onn Foothills, understanding the Shadow Realm, and theory of how Onn ships operate. We have a base, thanks to Demonbane. We have knowledge thanks to </w:t>
+        <w:t xml:space="preserve">The books include surviving in the Onn Foothills, understanding the Shadow Realm, and theory of how Onn ships operate. We have a base, thanks to Demonbane. We have knowledge thanks to </w:t>
       </w:r>
       <w:r>
         <w:rPr>
@@ -36484,747 +36618,371 @@
       </w:r>
     </w:p>
     <w:p>
-      <w:pPr>
+      <w:r>
+        <w:t xml:space="preserve">“I wanted to finish reading </w:t>
+      </w:r>
+      <w:r>
+        <w:rPr>
+          <w:i/>
+        </w:rPr>
+        <w:t>Surviving the Onn Foothills</w:t>
+      </w:r>
+      <w:r>
+        <w:t xml:space="preserve"> while we have some peace.”</w:t>
+      </w:r>
+    </w:p>
+    <w:p>
+      <w:r>
         <w:rPr>
           <w:rFonts w:cstheme="minorHAnsi"/>
         </w:rPr>
-      </w:pPr>
-      <w:r>
-        <w:t xml:space="preserve">“First, Librarian </w:t>
+        <w:t xml:space="preserve">Changing the subject, Fineous </w:t>
       </w:r>
       <w:r>
         <w:rPr>
           <w:rFonts w:cstheme="minorHAnsi"/>
         </w:rPr>
+        <w:t xml:space="preserve">got up and </w:t>
+      </w:r>
+      <w:r>
+        <w:rPr>
+          <w:rFonts w:cstheme="minorHAnsi"/>
+        </w:rPr>
+        <w:t xml:space="preserve">said, </w:t>
+      </w:r>
+      <w:r>
+        <w:t>“Manna</w:t>
+      </w:r>
+      <w:r>
+        <w:t xml:space="preserve"> levels are now in</w:t>
+      </w:r>
+      <w:r>
+        <w:t xml:space="preserve"> the F range. Let’s go hunting.</w:t>
+      </w:r>
+    </w:p>
+    <w:p>
+      <w:r>
+        <w:t>“I do have some bad news.”</w:t>
+      </w:r>
+    </w:p>
+    <w:p>
+      <w:r>
+        <w:t>“What’s the matter?” Rose asked fearfully.</w:t>
+      </w:r>
+    </w:p>
+    <w:p>
+      <w:r>
+        <w:t xml:space="preserve">“We still have school to attend to,” Fineous said, showing the school’s published </w:t>
+      </w:r>
+      <w:r>
+        <w:t>itinerary</w:t>
+      </w:r>
+      <w:r>
+        <w:t>.</w:t>
+      </w:r>
+    </w:p>
+    <w:p>
+      <w:r>
+        <w:t>“You scared me,” Rose scolded and the others laughed.</w:t>
+      </w:r>
+    </w:p>
+    <w:p>
+      <w:r>
+        <w:t>“I will be lecturing as we work,” Fineous said with a smile. “That way we will all be caught up when we return.”</w:t>
+      </w:r>
+    </w:p>
+    <w:p>
+      <w:r>
+        <w:t>“Can we really go home?” Aragon asked.</w:t>
+      </w:r>
+    </w:p>
+    <w:p>
+      <w:r>
+        <w:t>“Of course,” Fineous replied. “</w:t>
+      </w:r>
+      <w:r>
+        <w:t>We have a roadmap I received yesterday.</w:t>
+      </w:r>
+    </w:p>
+    <w:p>
+      <w:r>
+        <w:t>“Even without this there was still a way.</w:t>
+      </w:r>
+    </w:p>
+    <w:p>
+      <w:r>
+        <w:t>“</w:t>
+      </w:r>
+      <w:r>
+        <w:t xml:space="preserve">Deep within the Shadow Realm is a place where space and time unifies. In such places time slows, giving us more to train. This is why </w:t>
+      </w:r>
+      <w:r>
+        <w:lastRenderedPageBreak/>
+        <w:t>we must reach D-Rank as soon as possible. Who knows? Perhaps we can get close to C by the time we return.</w:t>
+      </w:r>
+    </w:p>
+    <w:p>
+      <w:r>
+        <w:t>“I’ll finish reading the instructions later. The important thing now is farming.</w:t>
+      </w:r>
+    </w:p>
+    <w:p>
+      <w:r>
+        <w:t>“Demonbane, dismantle the camp, leaving only the cooking area. You need to remove your safe zone.</w:t>
+      </w:r>
+    </w:p>
+    <w:p>
+      <w:r>
+        <w:t>“Rose will not be directly fighting. Instead she will focus on cooking, singing, healing, and Spirit Control.</w:t>
+      </w:r>
+    </w:p>
+    <w:p>
+      <w:r>
+        <w:t>“Our job is to protect Rose as she works.</w:t>
+      </w:r>
+    </w:p>
+    <w:p>
+      <w:r>
+        <w:t>“That sounds terrifying,” Rose said worriedly. “I’m not sure I’ll be able to cook.”</w:t>
+      </w:r>
+    </w:p>
+    <w:p>
+      <w:r>
+        <w:t>“The harder the challenge the faster you will grow</w:t>
+      </w:r>
+      <w:r>
+        <w:t>,</w:t>
+      </w:r>
+      <w:r>
+        <w:t xml:space="preserve">” Fineous said. “By being in such a hotbed you will vastly improve your cooking skills. Remember, we </w:t>
+      </w:r>
+      <w:r>
+        <w:t xml:space="preserve">all </w:t>
+      </w:r>
+      <w:r>
+        <w:t>need to push our limits.”</w:t>
+      </w:r>
+    </w:p>
+    <w:p>
+      <w:r>
+        <w:t>Demonbane put away the last of the camp stuff and then bellowed. A moment later monsters responded by charging from every direction.</w:t>
+      </w:r>
+    </w:p>
+    <w:p>
+      <w:r>
+        <w:t>The first of the monsters attacked.</w:t>
+      </w:r>
+      <w:r>
+        <w:t xml:space="preserve"> The fight was easy as the monsters were weak.</w:t>
+      </w:r>
+      <w:r>
+        <w:t xml:space="preserve"> However, they gave much needed essence.</w:t>
+      </w:r>
+    </w:p>
+    <w:p>
+      <w:r>
+        <w:t>“Damn, it’s really hard to cook like this,” Rose cursed.</w:t>
+      </w:r>
+    </w:p>
+    <w:p>
+      <w:r>
+        <w:t>“You’re doing great,” Fineous said. “Remember, your singing, healing and spirits are helping us all. And when you fin</w:t>
+      </w:r>
+      <w:r>
+        <w:t>ish cooking your food will too.</w:t>
+      </w:r>
+    </w:p>
+    <w:p>
+      <w:r>
+        <w:t>“Also, switch to humming, so I can lecture.”</w:t>
+      </w:r>
+    </w:p>
+    <w:p>
+      <w:r>
+        <w:t>“My spirits are stronger when they are out and about,” Rose said.</w:t>
+      </w:r>
+    </w:p>
+    <w:p>
+      <w:r>
+        <w:lastRenderedPageBreak/>
+        <w:t>“Maybe so,” Fineous said. “However, you must never get sloppy. So far only Endol, Librarian</w:t>
+      </w:r>
+      <w:r>
+        <w:rPr>
+          <w:rFonts w:cstheme="minorHAnsi"/>
+        </w:rPr>
+        <w:t xml:space="preserve"> </w:t>
+      </w:r>
+      <w:r>
+        <w:rPr>
+          <w:rFonts w:cstheme="minorHAnsi"/>
+        </w:rPr>
         <w:t>Wynthir</w:t>
       </w:r>
       <w:r>
-        <w:rPr>
-          <w:rFonts w:cstheme="minorHAnsi"/>
-        </w:rPr>
-        <w:t xml:space="preserve"> sent me written instructions to meditate on the Archana Dios and try to connect with its spirit.”</w:t>
-      </w:r>
-    </w:p>
-    <w:p>
-      <w:pPr>
-        <w:rPr>
-          <w:rFonts w:cstheme="minorHAnsi"/>
-        </w:rPr>
-      </w:pPr>
-      <w:r>
-        <w:rPr>
-          <w:rFonts w:cstheme="minorHAnsi"/>
-        </w:rPr>
-        <w:t>“You mean it’s alive?” Aragon asked.</w:t>
-      </w:r>
-    </w:p>
-    <w:p>
-      <w:pPr>
-        <w:rPr>
-          <w:rFonts w:cstheme="minorHAnsi"/>
-        </w:rPr>
-      </w:pPr>
-      <w:r>
-        <w:rPr>
-          <w:rFonts w:cstheme="minorHAnsi"/>
-        </w:rPr>
-        <w:t>“Not exactly alive,” Fineous said. “At least I don’t think so. So I spent half the night meditating on the Archana Dios</w:t>
-      </w:r>
-      <w:r>
-        <w:rPr>
-          <w:rFonts w:cstheme="minorHAnsi"/>
-        </w:rPr>
-        <w:t xml:space="preserve"> as a repository of knowledge</w:t>
-      </w:r>
-      <w:r>
-        <w:rPr>
-          <w:rFonts w:cstheme="minorHAnsi"/>
-        </w:rPr>
-        <w:t xml:space="preserve">. </w:t>
-      </w:r>
-      <w:r>
-        <w:rPr>
-          <w:rFonts w:cstheme="minorHAnsi"/>
-        </w:rPr>
-        <w:t>Before I knew it, it was approaching dawn. So I got ready for today’s lecture.”</w:t>
-      </w:r>
-    </w:p>
-    <w:p>
-      <w:pPr>
-        <w:rPr>
-          <w:rFonts w:cstheme="minorHAnsi"/>
-        </w:rPr>
-      </w:pPr>
-      <w:r>
-        <w:rPr>
-          <w:rFonts w:cstheme="minorHAnsi"/>
-        </w:rPr>
-        <w:t>“What exactly is it like up there?” Rose asked.</w:t>
-      </w:r>
-    </w:p>
-    <w:p>
-      <w:pPr>
-        <w:rPr>
-          <w:rFonts w:cstheme="minorHAnsi"/>
-        </w:rPr>
-      </w:pPr>
-      <w:r>
-        <w:rPr>
-          <w:rFonts w:cstheme="minorHAnsi"/>
-        </w:rPr>
-        <w:t>“You know how pretty the library at the ground floor is with its art works?” Fineous asked. “That’s nothing compared to the top floor. That place is amazing.”</w:t>
-      </w:r>
-    </w:p>
-    <w:p>
-      <w:pPr>
-        <w:rPr>
-          <w:rFonts w:cstheme="minorHAnsi"/>
-        </w:rPr>
-      </w:pPr>
-      <w:r>
-        <w:rPr>
-          <w:rFonts w:cstheme="minorHAnsi"/>
-        </w:rPr>
-        <w:t>Fineous paused as new understanding of the Archana flooded him.</w:t>
-      </w:r>
-    </w:p>
-    <w:p>
-      <w:pPr>
-        <w:rPr>
-          <w:rFonts w:cstheme="minorHAnsi"/>
-        </w:rPr>
-      </w:pPr>
-      <w:r>
-        <w:rPr>
-          <w:rFonts w:cstheme="minorHAnsi"/>
-        </w:rPr>
-        <w:t>Fineous closed his eyes as he rested on his chair. His head dropped down as if he just fell asleep.</w:t>
-      </w:r>
-    </w:p>
-    <w:p>
-      <w:pPr>
-        <w:rPr>
-          <w:rFonts w:cstheme="minorHAnsi"/>
-        </w:rPr>
-      </w:pPr>
-      <w:r>
-        <w:rPr>
-          <w:rFonts w:cstheme="minorHAnsi"/>
-        </w:rPr>
-        <w:t>“Oh my god, are you okay?” Rose asked worriedly as she cast a healing spell.</w:t>
-      </w:r>
-    </w:p>
-    <w:p>
-      <w:pPr>
-        <w:rPr>
-          <w:rFonts w:cstheme="minorHAnsi"/>
-        </w:rPr>
-      </w:pPr>
-      <w:r>
-        <w:rPr>
-          <w:rFonts w:cstheme="minorHAnsi"/>
-        </w:rPr>
-        <w:t>“</w:t>
-      </w:r>
-      <w:r>
-        <w:rPr>
-          <w:rFonts w:cstheme="minorHAnsi"/>
-          <w:i/>
-        </w:rPr>
-        <w:t>Do not be afraid,</w:t>
-      </w:r>
-      <w:r>
-        <w:rPr>
-          <w:rFonts w:cstheme="minorHAnsi"/>
-        </w:rPr>
-        <w:t>” Fineous said in a strange alien voice. “</w:t>
-      </w:r>
-      <w:r>
-        <w:rPr>
-          <w:rFonts w:cstheme="minorHAnsi"/>
-          <w:i/>
-        </w:rPr>
-        <w:t>This is the spirit of the Archana Dios, speaking through the Sage Fineous.</w:t>
-      </w:r>
-      <w:r>
-        <w:rPr>
-          <w:rFonts w:cstheme="minorHAnsi"/>
-        </w:rPr>
-        <w:t>”</w:t>
-      </w:r>
-    </w:p>
-    <w:p>
-      <w:pPr>
-        <w:rPr>
-          <w:rFonts w:cstheme="minorHAnsi"/>
-        </w:rPr>
-      </w:pPr>
-      <w:r>
-        <w:rPr>
-          <w:rFonts w:cstheme="minorHAnsi"/>
-        </w:rPr>
-        <w:lastRenderedPageBreak/>
-        <w:t>Fineous took out his tablet and began projecting large quantities of notes.</w:t>
-      </w:r>
-    </w:p>
-    <w:p>
-      <w:pPr>
-        <w:rPr>
-          <w:rFonts w:cstheme="minorHAnsi"/>
-          <w:i/>
-        </w:rPr>
-      </w:pPr>
-      <w:r>
-        <w:rPr>
-          <w:rFonts w:cstheme="minorHAnsi"/>
-        </w:rPr>
-        <w:t>“</w:t>
-      </w:r>
-      <w:r>
-        <w:rPr>
-          <w:rFonts w:cstheme="minorHAnsi"/>
-          <w:i/>
-        </w:rPr>
-        <w:t>Fineous</w:t>
-      </w:r>
-      <w:r>
-        <w:rPr>
-          <w:rFonts w:cstheme="minorHAnsi"/>
-          <w:i/>
-        </w:rPr>
-        <w:t xml:space="preserve"> wasn’t fully initialized as a sage since</w:t>
-      </w:r>
-      <w:r>
-        <w:rPr>
-          <w:rFonts w:cstheme="minorHAnsi"/>
-          <w:i/>
-        </w:rPr>
-        <w:t xml:space="preserve"> we deemed the training he was having with you was more important</w:t>
-      </w:r>
-      <w:r>
-        <w:rPr>
-          <w:rFonts w:cstheme="minorHAnsi"/>
-          <w:i/>
-        </w:rPr>
+        <w:t xml:space="preserve"> and Messenger know about your spirits, hopefully.</w:t>
+      </w:r>
+    </w:p>
+    <w:p>
+      <w:r>
+        <w:t>“And Endol doesn’t seem to care. Let’s keep it that way.”</w:t>
+      </w:r>
+    </w:p>
+    <w:p>
+      <w:r>
+        <w:t>“How do you know?” Aragon asked.</w:t>
+      </w:r>
+    </w:p>
+    <w:p>
+      <w:r>
+        <w:t xml:space="preserve">“Because he has some sort of super </w:t>
+      </w:r>
+      <w:r>
+        <w:t>sense</w:t>
+      </w:r>
+      <w:r>
+        <w:t xml:space="preserve"> and </w:t>
+      </w:r>
+      <w:r>
+        <w:t>Rose</w:t>
+      </w:r>
+      <w:r>
+        <w:t xml:space="preserve"> </w:t>
+      </w:r>
+      <w:r>
+        <w:t>wasn</w:t>
+      </w:r>
+      <w:r>
+        <w:t>’t hiding it in the beginning</w:t>
+      </w:r>
+      <w:r>
+        <w:t>,” Fineous said.</w:t>
+      </w:r>
+    </w:p>
+    <w:p>
+      <w:r>
+        <w:t xml:space="preserve">The fighters fought </w:t>
+      </w:r>
+      <w:r>
+        <w:t>in silence as they waged an unending war</w:t>
+      </w:r>
+      <w:r>
         <w:t>.</w:t>
       </w:r>
     </w:p>
     <w:p>
-      <w:pPr>
-        <w:rPr>
-          <w:rFonts w:cstheme="minorHAnsi"/>
-        </w:rPr>
-      </w:pPr>
-      <w:r>
-        <w:rPr>
-          <w:rFonts w:cstheme="minorHAnsi"/>
-          <w:i/>
-        </w:rPr>
-        <w:t>“</w:t>
-      </w:r>
-      <w:r>
-        <w:rPr>
-          <w:rFonts w:cstheme="minorHAnsi"/>
-          <w:i/>
-        </w:rPr>
-        <w:t xml:space="preserve">Unfortunately this means he doesn’t have conscious access to the </w:t>
-      </w:r>
-      <w:r>
-        <w:rPr>
-          <w:rFonts w:cstheme="minorHAnsi"/>
-          <w:i/>
-        </w:rPr>
-        <w:t xml:space="preserve">spirit of the </w:t>
-      </w:r>
-      <w:r>
-        <w:rPr>
-          <w:rFonts w:cstheme="minorHAnsi"/>
-          <w:i/>
-        </w:rPr>
-        <w:t>Archana. As a result of his meditation, a temporary connection was made.</w:t>
-      </w:r>
-    </w:p>
-    <w:p>
-      <w:pPr>
-        <w:rPr>
-          <w:rFonts w:cstheme="minorHAnsi"/>
-        </w:rPr>
-      </w:pPr>
-      <w:r>
-        <w:rPr>
-          <w:rFonts w:cstheme="minorHAnsi"/>
-        </w:rPr>
-        <w:t>“</w:t>
-      </w:r>
-      <w:r>
-        <w:rPr>
-          <w:rFonts w:cstheme="minorHAnsi"/>
-          <w:i/>
-        </w:rPr>
-        <w:t>Thanks to his first stage of initialization, we were able to influence the path he took. We just gave you instructions on how best to return home. This will take you through several dungeons, allowing you to collect essential resources both for now and in the future.</w:t>
-      </w:r>
-      <w:r>
-        <w:rPr>
-          <w:rFonts w:cstheme="minorHAnsi"/>
-        </w:rPr>
-        <w:t>”</w:t>
-      </w:r>
-    </w:p>
-    <w:p>
-      <w:pPr>
-        <w:rPr>
-          <w:rFonts w:cstheme="minorHAnsi"/>
-        </w:rPr>
-      </w:pPr>
-      <w:r>
-        <w:rPr>
-          <w:rFonts w:cstheme="minorHAnsi"/>
-        </w:rPr>
-        <w:t>Fineous woke up and looked around. “</w:t>
-      </w:r>
-      <w:r>
-        <w:rPr>
-          <w:rFonts w:cstheme="minorHAnsi"/>
-        </w:rPr>
-        <w:t>Damn, I should have slept more.”</w:t>
-      </w:r>
-    </w:p>
-    <w:p>
-      <w:pPr>
-        <w:rPr>
-          <w:rFonts w:cstheme="minorHAnsi"/>
-        </w:rPr>
-      </w:pPr>
-      <w:r>
-        <w:rPr>
-          <w:rFonts w:cstheme="minorHAnsi"/>
-        </w:rPr>
-        <w:t>“Don’t you remember what just happened?” Rose asked.</w:t>
-      </w:r>
-    </w:p>
-    <w:p>
-      <w:pPr>
-        <w:rPr>
-          <w:rFonts w:cstheme="minorHAnsi"/>
-        </w:rPr>
-      </w:pPr>
-      <w:r>
-        <w:rPr>
-          <w:rFonts w:cstheme="minorHAnsi"/>
-        </w:rPr>
-        <w:t>“I just fell asleep</w:t>
-      </w:r>
-      <w:r>
-        <w:rPr>
-          <w:rFonts w:cstheme="minorHAnsi"/>
-        </w:rPr>
-        <w:t>, and I’m still groggy</w:t>
-      </w:r>
-      <w:r>
-        <w:rPr>
-          <w:rFonts w:cstheme="minorHAnsi"/>
-        </w:rPr>
-        <w:t>,” Fineous said. “Strange. Where did all this text come from?”</w:t>
-      </w:r>
-    </w:p>
-    <w:p>
-      <w:pPr>
-        <w:rPr>
-          <w:rFonts w:cstheme="minorHAnsi"/>
-        </w:rPr>
-      </w:pPr>
-      <w:r>
-        <w:rPr>
-          <w:rFonts w:cstheme="minorHAnsi"/>
-        </w:rPr>
-        <w:t>“The spirit of the Archana Dios spoke through you,” Aragon said. “It said those are instructions needed to go home, as well as how to gain resources.”</w:t>
-      </w:r>
-    </w:p>
-    <w:p>
-      <w:pPr>
-        <w:rPr>
-          <w:rFonts w:cstheme="minorHAnsi"/>
-        </w:rPr>
-      </w:pPr>
-      <w:r>
-        <w:rPr>
-          <w:rFonts w:cstheme="minorHAnsi"/>
-        </w:rPr>
-        <w:t>“That’s odd,” Fineous said as he began reading. “</w:t>
-      </w:r>
-      <w:r>
-        <w:t xml:space="preserve">Librarian </w:t>
-      </w:r>
-      <w:r>
-        <w:rPr>
-          <w:rFonts w:cstheme="minorHAnsi"/>
-        </w:rPr>
-        <w:t>Wynthir</w:t>
-      </w:r>
-      <w:r>
-        <w:rPr>
-          <w:rFonts w:cstheme="minorHAnsi"/>
-        </w:rPr>
-        <w:t xml:space="preserve"> did mention she talked to the Archana on occasion. I wonder how it could contact me. I’m no sage.”</w:t>
-      </w:r>
-    </w:p>
-    <w:p>
-      <w:pPr>
-        <w:rPr>
-          <w:rFonts w:cstheme="minorHAnsi"/>
-        </w:rPr>
-      </w:pPr>
-      <w:r>
-        <w:rPr>
-          <w:rFonts w:cstheme="minorHAnsi"/>
-        </w:rPr>
-        <w:t>“</w:t>
-      </w:r>
-      <w:r>
-        <w:rPr>
-          <w:rFonts w:cstheme="minorHAnsi"/>
-        </w:rPr>
-        <w:t>If you’re not a sage then I’m not a hairy barbarian,” Demonbane said.</w:t>
-      </w:r>
-    </w:p>
-    <w:p>
-      <w:r>
-        <w:rPr>
-          <w:rFonts w:cstheme="minorHAnsi"/>
-        </w:rPr>
-        <w:t xml:space="preserve">Changing the subject, Fineous </w:t>
-      </w:r>
-      <w:r>
-        <w:rPr>
-          <w:rFonts w:cstheme="minorHAnsi"/>
-        </w:rPr>
-        <w:t xml:space="preserve">got up and </w:t>
-      </w:r>
-      <w:r>
-        <w:rPr>
-          <w:rFonts w:cstheme="minorHAnsi"/>
-        </w:rPr>
-        <w:t xml:space="preserve">said, </w:t>
-      </w:r>
-      <w:r>
-        <w:t>“Manna</w:t>
-      </w:r>
-      <w:r>
-        <w:t xml:space="preserve"> levels are now in</w:t>
-      </w:r>
-      <w:r>
-        <w:t xml:space="preserve"> the F range. Let’s go hunting.</w:t>
-      </w:r>
-    </w:p>
-    <w:p>
-      <w:r>
-        <w:lastRenderedPageBreak/>
-        <w:t>“I do have some bad news.”</w:t>
-      </w:r>
-    </w:p>
-    <w:p>
-      <w:r>
-        <w:t>“What’s the matter?” Rose asked fearfully.</w:t>
-      </w:r>
-    </w:p>
-    <w:p>
-      <w:r>
-        <w:t xml:space="preserve">“We still have school to attend to,” Fineous said, showing the school’s published </w:t>
-      </w:r>
-      <w:r>
-        <w:t>itinerary</w:t>
-      </w:r>
-      <w:r>
-        <w:t>.</w:t>
-      </w:r>
-    </w:p>
-    <w:p>
-      <w:r>
-        <w:t>“You scared me,” Rose scolded and the others laughed.</w:t>
-      </w:r>
-    </w:p>
-    <w:p>
-      <w:r>
-        <w:t>“I will be lecturing as we work,” Fineous said with a smile. “That way we will all be caught up when we return.”</w:t>
-      </w:r>
-    </w:p>
-    <w:p>
-      <w:r>
-        <w:t>“Can we really go home?” Aragon asked.</w:t>
-      </w:r>
-    </w:p>
-    <w:p>
-      <w:r>
-        <w:t>“Of course,” Fineous replied. “</w:t>
-      </w:r>
-      <w:r>
-        <w:t>We have a roadmap.</w:t>
-      </w:r>
-    </w:p>
-    <w:p>
-      <w:r>
-        <w:t>“Even without this there was still a way.</w:t>
-      </w:r>
-    </w:p>
-    <w:p>
-      <w:r>
-        <w:t>“</w:t>
-      </w:r>
-      <w:r>
-        <w:t>Deep within the Shadow Realm is a place where space and time unifies. In such places time slows, giving us more to train. This is why we must reach D-Rank as soon as possible. Who knows? Perhaps we can get close to C by the time we return.</w:t>
-      </w:r>
-    </w:p>
-    <w:p>
-      <w:r>
-        <w:t>“I’ll finish reading the instructions later. The important thing now is farming.</w:t>
-      </w:r>
-    </w:p>
-    <w:p>
-      <w:r>
-        <w:t>“Demonbane, dismantle the camp, leaving only the cooking area. You need to remove your safe zone.</w:t>
-      </w:r>
-    </w:p>
-    <w:p>
-      <w:r>
-        <w:t>“Rose will not be directly fighting. Instead she will focus on cooking, singing, healing, and Spirit Control.</w:t>
-      </w:r>
-    </w:p>
-    <w:p>
-      <w:r>
-        <w:t>“Our job is to protect Rose as she works.</w:t>
-      </w:r>
-    </w:p>
-    <w:p>
-      <w:r>
-        <w:t>“That sounds terrifying,” Rose said worriedly. “I’m not sure I’ll be able to cook.”</w:t>
-      </w:r>
-    </w:p>
-    <w:p>
-      <w:r>
-        <w:lastRenderedPageBreak/>
-        <w:t>“The harder the challenge the faster you will grow</w:t>
-      </w:r>
-      <w:r>
-        <w:t>,</w:t>
-      </w:r>
-      <w:r>
-        <w:t xml:space="preserve">” Fineous said. “By being in such a hotbed you will vastly improve your cooking skills. Remember, we </w:t>
-      </w:r>
-      <w:r>
-        <w:t xml:space="preserve">all </w:t>
-      </w:r>
-      <w:r>
-        <w:t>need to push our limits.”</w:t>
-      </w:r>
-    </w:p>
-    <w:p>
-      <w:r>
-        <w:t>Demonbane put away the last of the camp stuff and then bellowed. A moment later monsters responded by charging from every direction.</w:t>
-      </w:r>
-    </w:p>
-    <w:p>
-      <w:r>
-        <w:t>The first of the monsters attacked.</w:t>
-      </w:r>
-      <w:r>
-        <w:t xml:space="preserve"> The fight was easy as the monsters were weak.</w:t>
-      </w:r>
-      <w:r>
-        <w:t xml:space="preserve"> However, they gave much needed essence.</w:t>
-      </w:r>
-    </w:p>
-    <w:p>
-      <w:r>
-        <w:t>“Damn, it’s really hard to cook like this,” Rose cursed.</w:t>
-      </w:r>
-    </w:p>
-    <w:p>
-      <w:r>
-        <w:t>“You’re doing great,” Fineous said. “Remember, your singing, healing and spirits are helping us all. And when you fin</w:t>
-      </w:r>
-      <w:r>
-        <w:t>ish cooking your food will too.</w:t>
-      </w:r>
-    </w:p>
-    <w:p>
-      <w:r>
-        <w:t>“Also, switch to humming, so I can lecture.”</w:t>
-      </w:r>
-    </w:p>
-    <w:p>
-      <w:r>
-        <w:t>“My spirits are stronger when they are out and about,” Rose said.</w:t>
-      </w:r>
-    </w:p>
-    <w:p>
-      <w:r>
-        <w:t>“Maybe so,” Fineous said. “However, you must never get sloppy. So far only Endol, Librarian</w:t>
-      </w:r>
-      <w:r>
-        <w:rPr>
-          <w:rFonts w:cstheme="minorHAnsi"/>
+      <w:r>
+        <w:t>“I got a level on both Cooking and Music,” Rose said excitedly.</w:t>
+      </w:r>
+    </w:p>
+    <w:p>
+      <w:r>
+        <w:t>“Good for you,” Fineous said</w:t>
+      </w:r>
+      <w:r>
+        <w:t xml:space="preserve"> happily</w:t>
+      </w:r>
+      <w:r>
+        <w:t>. “</w:t>
+      </w:r>
+      <w:r>
+        <w:t>Remember, we must all find out ways to push ourselves</w:t>
+      </w:r>
+      <w:r>
+        <w:t>.”</w:t>
+      </w:r>
+    </w:p>
+    <w:p>
+      <w:r>
+        <w:t>“Breakfast is ready,” Rose said.</w:t>
+      </w:r>
+    </w:p>
+    <w:p>
+      <w:r>
+        <w:t>“Let’s take turns eating,” Fineous said. “This will be good training for us in siege conditions when creating a safe zone becomes impossible.”</w:t>
+      </w:r>
+    </w:p>
+    <w:p>
+      <w:r>
+        <w:t xml:space="preserve">One by one the group ate; making sure </w:t>
+      </w:r>
+      <w:r>
+        <w:t>Rose</w:t>
+      </w:r>
+      <w:r>
+        <w:t xml:space="preserve"> was defended.</w:t>
+      </w:r>
+    </w:p>
+    <w:p>
+      <w:r>
+        <w:t>“Okay Rose, start cooking again,” Fineous said and then continued his lecture. Lecturing, fighting and trying to think of new strategies were straining his brain.</w:t>
+      </w:r>
+    </w:p>
+    <w:p>
+      <w:r>
+        <w:t>“How come you’re not using your rapiers?” Demonbane asked.</w:t>
+      </w:r>
+    </w:p>
+    <w:p>
+      <w:r>
+        <w:t>“Because they would make these early fights too easy,” Fineous said. “The object is to improve our skills, not just to defeat sheer numbers of monsters. Now who knows the</w:t>
+      </w:r>
+      <w:r>
+        <w:t xml:space="preserve"> name of the battle </w:t>
+      </w:r>
+      <w:r>
+        <w:rPr>
+          <w:rFonts w:asciiTheme="minorHAnsi" w:hAnsiTheme="minorHAnsi" w:cstheme="minorHAnsi"/>
+        </w:rPr>
+        <w:t xml:space="preserve">Agatha fought </w:t>
+      </w:r>
+      <w:r>
+        <w:rPr>
+          <w:rFonts w:asciiTheme="minorHAnsi" w:hAnsiTheme="minorHAnsi" w:cstheme="minorHAnsi"/>
+        </w:rPr>
+        <w:t>during</w:t>
+      </w:r>
+      <w:r>
+        <w:rPr>
+          <w:rFonts w:asciiTheme="minorHAnsi" w:hAnsiTheme="minorHAnsi" w:cstheme="minorHAnsi"/>
+        </w:rPr>
+        <w:t xml:space="preserve"> the r</w:t>
+      </w:r>
+      <w:r>
+        <w:rPr>
+          <w:rFonts w:asciiTheme="minorHAnsi" w:hAnsiTheme="minorHAnsi" w:cstheme="minorHAnsi"/>
+        </w:rPr>
+        <w:t>e</w:t>
+      </w:r>
+      <w:r>
+        <w:rPr>
+          <w:rFonts w:asciiTheme="minorHAnsi" w:hAnsiTheme="minorHAnsi" w:cstheme="minorHAnsi"/>
+        </w:rPr>
+        <w:t>i</w:t>
+      </w:r>
+      <w:r>
+        <w:rPr>
+          <w:rFonts w:asciiTheme="minorHAnsi" w:hAnsiTheme="minorHAnsi" w:cstheme="minorHAnsi"/>
+        </w:rPr>
+        <w:t>g</w:t>
+      </w:r>
+      <w:r>
+        <w:rPr>
+          <w:rFonts w:asciiTheme="minorHAnsi" w:hAnsiTheme="minorHAnsi" w:cstheme="minorHAnsi"/>
+        </w:rPr>
+        <w:t xml:space="preserve">n of Ariel the Wise? It was </w:t>
+      </w:r>
+      <w:r>
+        <w:rPr>
+          <w:rFonts w:asciiTheme="minorHAnsi" w:hAnsiTheme="minorHAnsi" w:cstheme="minorHAnsi"/>
+        </w:rPr>
+        <w:t>the first time in millennia that the</w:t>
+      </w:r>
+      <w:r>
+        <w:rPr>
+          <w:rFonts w:asciiTheme="minorHAnsi" w:hAnsiTheme="minorHAnsi" w:cstheme="minorHAnsi"/>
         </w:rPr>
         <w:t xml:space="preserve"> </w:t>
-      </w:r>
-      <w:r>
-        <w:rPr>
-          <w:rFonts w:cstheme="minorHAnsi"/>
-        </w:rPr>
-        <w:t>Wynthir</w:t>
-      </w:r>
-      <w:r>
-        <w:t xml:space="preserve"> and Messenger know about your spirits, hopefully.</w:t>
-      </w:r>
-    </w:p>
-    <w:p>
-      <w:r>
-        <w:t>“And Endol doesn’t seem to care. Let’s keep it that way.”</w:t>
-      </w:r>
-    </w:p>
-    <w:p>
-      <w:r>
-        <w:t>“How do you know?” Aragon asked.</w:t>
-      </w:r>
-    </w:p>
-    <w:p>
-      <w:r>
-        <w:t xml:space="preserve">“Because he has some sort of super </w:t>
-      </w:r>
-      <w:r>
-        <w:t>sense</w:t>
-      </w:r>
-      <w:r>
-        <w:t xml:space="preserve"> and </w:t>
-      </w:r>
-      <w:r>
-        <w:t>Rose</w:t>
-      </w:r>
-      <w:r>
-        <w:t xml:space="preserve"> </w:t>
-      </w:r>
-      <w:r>
-        <w:t>wasn</w:t>
-      </w:r>
-      <w:r>
-        <w:t>’t hiding it in the beginning.</w:t>
-      </w:r>
-      <w:r>
-        <w:t xml:space="preserve"> Other than them I haven’t seen any other elves,” Fineous said.</w:t>
-      </w:r>
-    </w:p>
-    <w:p>
-      <w:r>
-        <w:t xml:space="preserve">The fighters fought </w:t>
-      </w:r>
-      <w:r>
-        <w:t>in silence as they waged an unending war</w:t>
-      </w:r>
-      <w:r>
-        <w:t>.</w:t>
-      </w:r>
-    </w:p>
-    <w:p>
-      <w:r>
-        <w:t>“I got a level on both Cooking and Music,” Rose said excitedly.</w:t>
-      </w:r>
-    </w:p>
-    <w:p>
-      <w:r>
-        <w:t>“Good for you,” Fineous said</w:t>
-      </w:r>
-      <w:r>
-        <w:t xml:space="preserve"> happily</w:t>
-      </w:r>
-      <w:r>
-        <w:t>. “</w:t>
-      </w:r>
-      <w:r>
-        <w:t>Remember, we must all find out ways to push ourselves</w:t>
-      </w:r>
-      <w:r>
-        <w:t>.”</w:t>
-      </w:r>
-    </w:p>
-    <w:p>
-      <w:r>
-        <w:lastRenderedPageBreak/>
-        <w:t>“Breakfast is ready,” Rose said.</w:t>
-      </w:r>
-    </w:p>
-    <w:p>
-      <w:r>
-        <w:t>“Let’s take turns eating,” Fineous said. “This will be good training for us in siege conditions when creating a safe zone becomes impossible.”</w:t>
-      </w:r>
-    </w:p>
-    <w:p>
-      <w:r>
-        <w:t xml:space="preserve">One by one the group ate; making sure </w:t>
-      </w:r>
-      <w:r>
-        <w:t>Rose</w:t>
-      </w:r>
-      <w:r>
-        <w:t xml:space="preserve"> was defended.</w:t>
-      </w:r>
-    </w:p>
-    <w:p>
-      <w:r>
-        <w:t>“Okay Rose, start cooking again,” Fineous said and then continued his lecture. Lecturing, fighting and trying to think of new strategies were straining his brain.</w:t>
-      </w:r>
-    </w:p>
-    <w:p>
-      <w:r>
-        <w:t>“How come you’re not using your rapiers?” Demonbane asked.</w:t>
-      </w:r>
-    </w:p>
-    <w:p>
-      <w:r>
-        <w:t>“Because they would make these early fights too easy,” Fineous said. “The object is to improve our skills, not just to defeat sheer numbers of monsters. Now who knows the</w:t>
-      </w:r>
-      <w:r>
-        <w:t xml:space="preserve"> name of the battle </w:t>
-      </w:r>
-      <w:r>
-        <w:rPr>
-          <w:rFonts w:asciiTheme="minorHAnsi" w:hAnsiTheme="minorHAnsi" w:cstheme="minorHAnsi"/>
-        </w:rPr>
-        <w:t xml:space="preserve">Agatha fought </w:t>
-      </w:r>
-      <w:r>
-        <w:rPr>
-          <w:rFonts w:asciiTheme="minorHAnsi" w:hAnsiTheme="minorHAnsi" w:cstheme="minorHAnsi"/>
-        </w:rPr>
-        <w:t>during</w:t>
-      </w:r>
-      <w:r>
-        <w:rPr>
-          <w:rFonts w:asciiTheme="minorHAnsi" w:hAnsiTheme="minorHAnsi" w:cstheme="minorHAnsi"/>
-        </w:rPr>
-        <w:t xml:space="preserve"> the r</w:t>
-      </w:r>
-      <w:r>
-        <w:rPr>
-          <w:rFonts w:asciiTheme="minorHAnsi" w:hAnsiTheme="minorHAnsi" w:cstheme="minorHAnsi"/>
-        </w:rPr>
-        <w:t>e</w:t>
-      </w:r>
-      <w:r>
-        <w:rPr>
-          <w:rFonts w:asciiTheme="minorHAnsi" w:hAnsiTheme="minorHAnsi" w:cstheme="minorHAnsi"/>
-        </w:rPr>
-        <w:t>i</w:t>
-      </w:r>
-      <w:r>
-        <w:rPr>
-          <w:rFonts w:asciiTheme="minorHAnsi" w:hAnsiTheme="minorHAnsi" w:cstheme="minorHAnsi"/>
-        </w:rPr>
-        <w:t>g</w:t>
-      </w:r>
-      <w:r>
-        <w:rPr>
-          <w:rFonts w:asciiTheme="minorHAnsi" w:hAnsiTheme="minorHAnsi" w:cstheme="minorHAnsi"/>
-        </w:rPr>
-        <w:t xml:space="preserve">n of Ariel the Wise? It was after that that the royal family moved to the </w:t>
       </w:r>
       <w:r>
         <w:rPr>
@@ -37238,12 +36996,21 @@
         <w:rPr>
           <w:rStyle w:val="rynqvb"/>
           <w:rFonts w:eastAsiaTheme="majorEastAsia"/>
+          <w:lang w:val="en-US"/>
+        </w:rPr>
+        <w:t xml:space="preserve"> was damaged</w:t>
+      </w:r>
+      <w:r>
+        <w:rPr>
+          <w:rStyle w:val="rynqvb"/>
+          <w:rFonts w:eastAsiaTheme="majorEastAsia"/>
         </w:rPr>
         <w:t>.”</w:t>
       </w:r>
     </w:p>
     <w:p>
       <w:r>
+        <w:lastRenderedPageBreak/>
         <w:t>“Why do we have to know all this?” Demonbane asked.</w:t>
       </w:r>
     </w:p>
@@ -37269,161 +37036,605 @@
     </w:p>
     <w:p>
       <w:r>
+        <w:t>“That’s terrifying,” Rose squeaked.</w:t>
+      </w:r>
+    </w:p>
+    <w:p>
+      <w:r>
+        <w:t xml:space="preserve">“Don’t worry,” Fineous said. “We will be fine as long as </w:t>
+      </w:r>
+      <w:r>
+        <w:t xml:space="preserve">we </w:t>
+      </w:r>
+      <w:r>
+        <w:t>give our all in this training.</w:t>
+      </w:r>
+      <w:r>
+        <w:t xml:space="preserve"> The good news is that pushing ourselves to the limit will counteract much of the pressure we will feel over the next few weeks and months.</w:t>
+      </w:r>
+    </w:p>
+    <w:p>
+      <w:r>
+        <w:t>“It’s like exercising in the arctic. As long as we exercise we are protected from freezing.</w:t>
+      </w:r>
+    </w:p>
+    <w:p>
+      <w:r>
+        <w:t>“The bad news is that this will cut into our sleep.</w:t>
+      </w:r>
+    </w:p>
+    <w:p>
+      <w:r>
+        <w:t>“Rose, you have recipes for c</w:t>
+      </w:r>
+      <w:r>
+        <w:t>ounteracting sleep deprivation. I remember seeing them when we were going through the recipes together.”</w:t>
+      </w:r>
+    </w:p>
+    <w:p>
+      <w:r>
+        <w:t xml:space="preserve">“But those are all </w:t>
+      </w:r>
+      <w:r>
+        <w:t>D</w:t>
+      </w:r>
+      <w:r>
+        <w:t>-Ranked</w:t>
+      </w:r>
+      <w:r>
+        <w:t xml:space="preserve"> and beyond</w:t>
+      </w:r>
+      <w:r>
+        <w:t>,” Rose objected. “They are beyond my ability.</w:t>
+      </w:r>
+      <w:r>
+        <w:t xml:space="preserve"> I’m only E.</w:t>
+      </w:r>
+      <w:r>
+        <w:t>”</w:t>
+      </w:r>
+    </w:p>
+    <w:p>
+      <w:r>
+        <w:t>“Then I say that’s perfect,” Fineous said enthusiastically.</w:t>
+      </w:r>
+    </w:p>
+    <w:p>
+      <w:r>
         <w:lastRenderedPageBreak/>
-        <w:t>“That’s terrifying,” Rose squeaked.</w:t>
-      </w:r>
-    </w:p>
-    <w:p>
-      <w:r>
-        <w:t xml:space="preserve">“Don’t worry,” Fineous said. “We will be fine as long as </w:t>
-      </w:r>
-      <w:r>
-        <w:t xml:space="preserve">we </w:t>
-      </w:r>
-      <w:r>
-        <w:t>give our all in this training.</w:t>
-      </w:r>
-      <w:r>
-        <w:t xml:space="preserve"> The good news is that pushing ourselves to the limit will counteract much of the pressure we will feel over the next few weeks and months.</w:t>
-      </w:r>
-    </w:p>
-    <w:p>
-      <w:r>
-        <w:t>“It’s like exercising in the arctic. As long as we exercise we are protected from freezing.</w:t>
-      </w:r>
-    </w:p>
-    <w:p>
-      <w:r>
-        <w:t>“The bad news is that this will cut into our sleep.</w:t>
-      </w:r>
-    </w:p>
-    <w:p>
-      <w:r>
-        <w:t>“Rose, you have recipes for c</w:t>
-      </w:r>
-      <w:r>
-        <w:t>ounteracting sleep deprivation. I remember seeing them when we were going through the recipes together.”</w:t>
-      </w:r>
-    </w:p>
-    <w:p>
-      <w:r>
-        <w:t xml:space="preserve">“But those are all </w:t>
-      </w:r>
-      <w:r>
-        <w:t>D</w:t>
-      </w:r>
-      <w:r>
-        <w:t>-Ranked</w:t>
-      </w:r>
-      <w:r>
-        <w:t xml:space="preserve"> and beyond</w:t>
-      </w:r>
-      <w:r>
-        <w:t>,” Rose objected. “They are beyond my ability.</w:t>
-      </w:r>
-      <w:r>
-        <w:t xml:space="preserve"> I’m only E.</w:t>
+        <w:t>“But if I make a mistake, you can all get sick</w:t>
+      </w:r>
+      <w:r>
+        <w:t xml:space="preserve"> or worse</w:t>
+      </w:r>
+      <w:r>
+        <w:t>,” Rose objected.</w:t>
+      </w:r>
+    </w:p>
+    <w:p>
+      <w:r>
+        <w:t xml:space="preserve">“And that is why only Demonbane and I will try it out,” Fineous said. </w:t>
+      </w:r>
+    </w:p>
+    <w:p>
+      <w:r>
+        <w:t>Rose took out her recipe book and flipped though the contents.</w:t>
+      </w:r>
+    </w:p>
+    <w:p>
+      <w:r>
+        <w:t xml:space="preserve">“I don’t have all the ingredients,” </w:t>
+      </w:r>
+      <w:r>
+        <w:t>Rose said, sounding relieved.</w:t>
+      </w:r>
+    </w:p>
+    <w:p>
+      <w:r>
+        <w:t>“I have sufficient ingredients for hundreds of tries,” Fineous said and placed the ingredients on the worktable.</w:t>
+      </w:r>
+      <w:r>
+        <w:t xml:space="preserve"> “Thankfully Messenger took me to places where I could harvest some amazing ingredients.”</w:t>
+      </w:r>
+    </w:p>
+    <w:p>
+      <w:r>
+        <w:t>“Fine,” Rose said reluctantly. “However, I’m going to throw it out when I finish. I don’t want you to get sick.”</w:t>
+      </w:r>
+    </w:p>
+    <w:p>
+      <w:r>
+        <w:t xml:space="preserve">“Don’t worry little lady,” Demonbane said as he fought </w:t>
+      </w:r>
+      <w:r>
+        <w:t>like a pugilist</w:t>
+      </w:r>
+      <w:r>
+        <w:t xml:space="preserve">. Fighting </w:t>
+      </w:r>
+      <w:r>
+        <w:t>with only fists</w:t>
+      </w:r>
+      <w:r>
+        <w:t xml:space="preserve"> </w:t>
+      </w:r>
+      <w:r>
+        <w:t>was challenging</w:t>
+      </w:r>
+      <w:r>
+        <w:t xml:space="preserve"> for him</w:t>
+      </w:r>
+      <w:r>
+        <w:t>, since he couldn’t get any clean kills. “We are men. We can handle a little stomach issues.</w:t>
+      </w:r>
+    </w:p>
+    <w:p>
+      <w:r>
+        <w:t>“Sweet, I just got knuckle dusters.”</w:t>
+      </w:r>
+    </w:p>
+    <w:p>
+      <w:r>
+        <w:t xml:space="preserve">“Why must men be such masochists?” </w:t>
+      </w:r>
+      <w:r>
+        <w:t>Rose</w:t>
+      </w:r>
+      <w:r>
+        <w:t xml:space="preserve"> asked the universe. The universe responded by sending in a new wave of F-Ranked monsters.</w:t>
+      </w:r>
+    </w:p>
+    <w:p>
+      <w:r>
+        <w:t xml:space="preserve">“It’s our duty to protect the weaker sex,” Demonbane </w:t>
+      </w:r>
+      <w:r>
+        <w:t>declared</w:t>
+      </w:r>
+      <w:r>
+        <w:t>.</w:t>
+      </w:r>
+    </w:p>
+    <w:p>
+      <w:r>
+        <w:t>“I’m not weaker,” Erza objected.</w:t>
+      </w:r>
+    </w:p>
+    <w:p>
+      <w:r>
+        <w:t>“And that’s what I love about you,” Demonbane said. “Now let’s see who can make the most kills with just our fists.”</w:t>
+      </w:r>
+    </w:p>
+    <w:p>
+      <w:r>
+        <w:t>“But you have knuckle dusters,” Erza objected.</w:t>
+      </w:r>
+    </w:p>
+    <w:p>
+      <w:r>
+        <w:t xml:space="preserve">“And you have </w:t>
+      </w:r>
+      <w:r>
+        <w:t xml:space="preserve">your magic </w:t>
+      </w:r>
+      <w:r>
+        <w:t xml:space="preserve">augmented </w:t>
+      </w:r>
+      <w:r>
+        <w:t xml:space="preserve">armor and </w:t>
+      </w:r>
+      <w:r>
+        <w:t>flaming, red hot fists, so we’re even,” Demonbane countered.</w:t>
+      </w:r>
+    </w:p>
+    <w:p>
+      <w:r>
+        <w:t xml:space="preserve">Fineous let the conversation </w:t>
+      </w:r>
+      <w:r>
+        <w:t>continue</w:t>
+      </w:r>
+      <w:r>
+        <w:t>, th</w:t>
+      </w:r>
+      <w:r>
+        <w:t>en resumed his lecture, occasionally adding quizzes to keep his students on their toes.</w:t>
+      </w:r>
+    </w:p>
+    <w:p>
+      <w:r>
+        <w:lastRenderedPageBreak/>
+        <w:t xml:space="preserve">“Damn this recipe is driving me crazy,” Rose </w:t>
+      </w:r>
+      <w:r>
+        <w:t>screamed</w:t>
+      </w:r>
+      <w:r>
+        <w:t>. “I can’t make heads or tails of these instructions.”</w:t>
+      </w:r>
+    </w:p>
+    <w:p>
+      <w:r>
+        <w:t>“But did it do anything for your level?” Fineous asked.</w:t>
+      </w:r>
+    </w:p>
+    <w:p>
+      <w:r>
+        <w:t xml:space="preserve">“Actually it did,” Rose said in surprise. “I raised my </w:t>
+      </w:r>
+      <w:r>
+        <w:t>Cooking</w:t>
+      </w:r>
+      <w:r>
+        <w:t xml:space="preserve"> to E-6.”</w:t>
+      </w:r>
+    </w:p>
+    <w:p>
+      <w:r>
+        <w:t>“Marvelous,” Fineous said as he spun around monsters, trying his best to backstab them.</w:t>
+      </w:r>
+    </w:p>
+    <w:p>
+      <w:r>
+        <w:t>Fineous</w:t>
+      </w:r>
+      <w:r>
+        <w:t xml:space="preserve"> disappeared from view and reappeared above a </w:t>
+      </w:r>
+      <w:r>
+        <w:t xml:space="preserve">hippo-like monster. He crashed down like a rocket with his </w:t>
+      </w:r>
+      <w:r>
+        <w:t>knives</w:t>
+      </w:r>
+      <w:r>
+        <w:t>, killing the creature. A moment later he disappeared.</w:t>
+      </w:r>
+    </w:p>
+    <w:p>
+      <w:pPr>
+        <w:rPr>
+          <w:rFonts w:asciiTheme="minorHAnsi" w:hAnsiTheme="minorHAnsi" w:cstheme="minorHAnsi"/>
+        </w:rPr>
+      </w:pPr>
+      <w:r>
+        <w:t xml:space="preserve">“Rose, you can switch back now for dinner,” Fineous said. “I’m getting seriously hungry, and nutrition is essential for us. Now can anyone name the 16 provinces of </w:t>
+      </w:r>
+      <w:r>
+        <w:rPr>
+          <w:rFonts w:asciiTheme="minorHAnsi" w:hAnsiTheme="minorHAnsi" w:cstheme="minorHAnsi"/>
+        </w:rPr>
+        <w:t>Agatha?”</w:t>
+      </w:r>
+    </w:p>
+    <w:p>
+      <w:r>
+        <w:t>“It’s starting to get dark,” Aragon noted.</w:t>
+      </w:r>
+    </w:p>
+    <w:p>
+      <w:r>
+        <w:t>“That’s okay,” Fineous said. “Erza can use her fire to give us some illumination.</w:t>
+      </w:r>
+      <w:r>
+        <w:t xml:space="preserve"> I’ll let you figure out the details.”</w:t>
+      </w:r>
+    </w:p>
+    <w:p>
+      <w:r>
+        <w:t>“Okay,” Erza said.</w:t>
+      </w:r>
+    </w:p>
+    <w:p>
+      <w:r>
+        <w:t>Balls of flame zoomed overhead as stars started to show.</w:t>
+      </w:r>
+    </w:p>
+    <w:p>
+      <w:r>
+        <w:t>“Can we use the stars for navigation?” Aragon asked.</w:t>
+      </w:r>
+    </w:p>
+    <w:p>
+      <w:r>
+        <w:t>“Absolutely,” Fineous said. “That brightest star represents our home. It shows us the direction we need to follow.”</w:t>
+      </w:r>
+    </w:p>
+    <w:p>
+      <w:r>
+        <w:t>“Oh man this is exhausting,” Demonbane said. “My arms are starting to get numb.”</w:t>
+      </w:r>
+    </w:p>
+    <w:p>
+      <w:r>
+        <w:t>“Sorry about that,” Rose apologized. “I’m finding it hard to concentrate on cooking, humming and healing at the same time.”</w:t>
+      </w:r>
+    </w:p>
+    <w:p>
+      <w:r>
+        <w:lastRenderedPageBreak/>
+        <w:t>“It’s all good, little lady,” Demonbane said. “Remember what they say. No pain, no gain.”</w:t>
+      </w:r>
+    </w:p>
+    <w:p>
+      <w:r>
+        <w:t xml:space="preserve">“Don’t worry about Demonbane,” Fineous said. “He has </w:t>
+      </w:r>
+      <w:r>
+        <w:t>Vitality</w:t>
+      </w:r>
+      <w:r>
+        <w:t xml:space="preserve">. </w:t>
+      </w:r>
+      <w:r>
+        <w:t>I’m sure he’s not using it since he wants to increase his training intensity.”</w:t>
+      </w:r>
+    </w:p>
+    <w:p>
+      <w:r>
+        <w:t>“That’s true,” Demonbane said.</w:t>
+      </w:r>
+      <w:r>
+        <w:t xml:space="preserve"> “I learnt to switch it off. It’s sort of like holding your breath.”</w:t>
+      </w:r>
+    </w:p>
+    <w:p>
+      <w:r>
+        <w:t>“Dinner is ready,” Rose said.</w:t>
+      </w:r>
+    </w:p>
+    <w:p>
+      <w:r>
+        <w:t>“Demonbane, set up a safe zone so we can eat,” Fineous said.</w:t>
+      </w:r>
+    </w:p>
+    <w:p>
+      <w:r>
+        <w:t>“Okay Fineous,” Demonbane said. He stopped fighting and began preparation.</w:t>
+      </w:r>
+    </w:p>
+    <w:p>
+      <w:r>
+        <w:t>Ten minutes later the barrier was up.</w:t>
+      </w:r>
+    </w:p>
+    <w:p>
+      <w:r>
+        <w:t>Demonbane grabbed a plate and filled it with food. “Rose, I think your cooking skills have improved. Now I want to fight some more.”</w:t>
+      </w:r>
+    </w:p>
+    <w:p>
+      <w:r>
+        <w:t>“What’s the matter Fineous?” Rose asked, watching Fineous sulk.</w:t>
+      </w:r>
+    </w:p>
+    <w:p>
+      <w:r>
+        <w:t>“I don’t know if we should stay the night here or train some more,” Fineous said. “For one thing Rose hasn’t trai</w:t>
+      </w:r>
+      <w:r>
+        <w:t>ned her Physical Fitness today.</w:t>
+      </w:r>
+    </w:p>
+    <w:p>
+      <w:r>
+        <w:t>“Also, none of us are max on our storage spaces.</w:t>
+      </w:r>
+      <w:r>
+        <w:t xml:space="preserve"> And that should be the easiest to level up.”</w:t>
+      </w:r>
+    </w:p>
+    <w:p>
+      <w:r>
+        <w:t>“If you think we should do it,” Rose said. “I believe in you.”</w:t>
+      </w:r>
+    </w:p>
+    <w:p>
+      <w:r>
+        <w:t xml:space="preserve">“You should believe in yourself more,” Fineous said with a sad smile. “Bad things happen when people put their faith in </w:t>
+      </w:r>
+      <w:r>
+        <w:t>others</w:t>
+      </w:r>
+      <w:r>
+        <w:t>, instead of themselves.”</w:t>
+      </w:r>
+    </w:p>
+    <w:p>
+      <w:r>
+        <w:t>“You sound l</w:t>
+      </w:r>
+      <w:r>
+        <w:t>ike an old man,” Demonbane said, laughing.</w:t>
+      </w:r>
+    </w:p>
+    <w:p>
+      <w:r>
+        <w:lastRenderedPageBreak/>
+        <w:t xml:space="preserve">“I </w:t>
+      </w:r>
+      <w:r>
+        <w:rPr>
+          <w:i/>
+        </w:rPr>
+        <w:t>am</w:t>
+      </w:r>
+      <w:r>
+        <w:t xml:space="preserve"> an old man,” Fineous said</w:t>
+      </w:r>
+      <w:r>
+        <w:t xml:space="preserve"> with a smile</w:t>
+      </w:r>
+      <w:r>
+        <w:t>. “If I had known I would have selected a more</w:t>
+      </w:r>
+      <w:r>
+        <w:t xml:space="preserve"> mature appearance, perhaps 21. Forever 21 and all that sort of thing</w:t>
+      </w:r>
+      <w:r>
+        <w:t>,</w:t>
       </w:r>
       <w:r>
         <w:t>”</w:t>
       </w:r>
-    </w:p>
-    <w:p>
-      <w:r>
-        <w:t>“Then I say that’s perfect,” Fineous said enthusiastically.</w:t>
-      </w:r>
-    </w:p>
-    <w:p>
-      <w:r>
-        <w:t>“But if I make a mistake, you can all get sick</w:t>
-      </w:r>
-      <w:r>
-        <w:t xml:space="preserve"> or worse</w:t>
-      </w:r>
-      <w:r>
-        <w:t>,” Rose objected.</w:t>
-      </w:r>
-    </w:p>
-    <w:p>
-      <w:r>
-        <w:t xml:space="preserve">“And that is why only Demonbane and I will try it out,” Fineous said. </w:t>
-      </w:r>
-    </w:p>
-    <w:p>
-      <w:r>
-        <w:t>Rose took out her recipe book and flipped though the contents.</w:t>
-      </w:r>
-    </w:p>
-    <w:p>
-      <w:r>
-        <w:t xml:space="preserve">“I don’t have all the ingredients,” </w:t>
-      </w:r>
-      <w:r>
-        <w:t>Rose said, sounding relieved.</w:t>
-      </w:r>
-    </w:p>
-    <w:p>
-      <w:r>
-        <w:t>“I have sufficient ingredients for hundreds of tries,” Fineous said and placed the ingredients on the worktable.</w:t>
-      </w:r>
-      <w:r>
-        <w:t xml:space="preserve"> “Thankfully Messenger took me to places where I could harvest some amazing ingredients.”</w:t>
-      </w:r>
-    </w:p>
-    <w:p>
-      <w:r>
-        <w:t>“Fine,” Rose said reluctantly. “However, I’m going to throw it out when I finish. I don’t want you to get sick.”</w:t>
+      <w:r>
+        <w:t xml:space="preserve"> he added with a smile.</w:t>
+      </w:r>
+    </w:p>
+    <w:p>
+      <w:r>
+        <w:t>“Okay I’m putting everything away,” Demonbane said.</w:t>
+      </w:r>
+      <w:r>
+        <w:t xml:space="preserve"> “Okay done.”</w:t>
+      </w:r>
+    </w:p>
+    <w:p>
+      <w:r>
+        <w:t>“Everyone, please put on your gravity belts,” Fineous said. “Increase the pressure until you can barely keep up to me.”</w:t>
+      </w:r>
+    </w:p>
+    <w:p>
+      <w:r>
+        <w:t>“Okay Rose, try catching me,” Fineous said and dashed forward</w:t>
+      </w:r>
+      <w:r>
+        <w:t>, adjusting his gravity belt as he ran</w:t>
+      </w:r>
+      <w:r>
+        <w:t>.</w:t>
+      </w:r>
+    </w:p>
+    <w:p>
+      <w:r>
+        <w:t>As Fineous ran he felt as if he was being crushed by gravity, even though the belt was only set at 1.</w:t>
+      </w:r>
+      <w:r>
+        <w:t>3</w:t>
+      </w:r>
+      <w:r>
+        <w:t>G.</w:t>
+      </w:r>
+    </w:p>
+    <w:p>
+      <w:r>
+        <w:t>Next to him Rose ran. Just like him she was also struggling. However, her belt was set to 1.</w:t>
+      </w:r>
+      <w:r>
+        <w:t>8</w:t>
+      </w:r>
+      <w:r>
+        <w:t>G. Aragon and Erza were even higher, with Demonbane being the highest at 2.7G.</w:t>
+      </w:r>
+    </w:p>
+    <w:p>
+      <w:r>
+        <w:t>Half an hour later Fineous tripped and fell on his face.</w:t>
+      </w:r>
+    </w:p>
+    <w:p>
+      <w:r>
+        <w:t>“Oh my God, are you okay?” Rose asked worriedly and healed Fineous.</w:t>
+      </w:r>
+    </w:p>
+    <w:p>
+      <w:r>
+        <w:t>“Thanks Rose,” Fineous said weakly. “This is going to be a really long vacation. Let’s go again. I feel I’m close to a breakthrough.</w:t>
+      </w:r>
+      <w:r>
+        <w:t>”</w:t>
+      </w:r>
+    </w:p>
+    <w:p>
+      <w:r>
+        <w:t>“Does healing help?” Aragon asked.</w:t>
+      </w:r>
+    </w:p>
+    <w:p>
+      <w:r>
+        <w:t>“No,” Fineous said. “</w:t>
+      </w:r>
+      <w:r>
+        <w:t>It interferes with my skill evolution. However I know Rose doesn’t like seeing us suffer.</w:t>
+      </w:r>
+      <w:r>
+        <w:t>”</w:t>
+      </w:r>
+    </w:p>
+    <w:p>
+      <w:r>
+        <w:t>Just then a group of raptors charged at them.</w:t>
+      </w:r>
+    </w:p>
+    <w:p>
+      <w:r>
+        <w:t>“Reduce or turn off your belts,” Fineous instructed.</w:t>
+      </w:r>
+    </w:p>
+    <w:p>
+      <w:r>
+        <w:t>Struggling to get up, Fineous dropped rocks on the raptors. At the same time the others started attacking.</w:t>
       </w:r>
     </w:p>
     <w:p>
       <w:r>
         <w:lastRenderedPageBreak/>
-        <w:t xml:space="preserve">“Don’t worry little lady,” Demonbane said as he fought </w:t>
-      </w:r>
-      <w:r>
-        <w:t>like a pugilist</w:t>
-      </w:r>
-      <w:r>
-        <w:t xml:space="preserve">. Fighting </w:t>
-      </w:r>
-      <w:r>
-        <w:t>with only fists</w:t>
-      </w:r>
-      <w:r>
-        <w:t xml:space="preserve"> </w:t>
-      </w:r>
-      <w:r>
-        <w:t>was challenging</w:t>
-      </w:r>
-      <w:r>
-        <w:t xml:space="preserve"> for him</w:t>
-      </w:r>
-      <w:r>
-        <w:t>, since he couldn’t get any clean kills. “We are men. We can handle a little stomach issues.</w:t>
-      </w:r>
-    </w:p>
-    <w:p>
-      <w:r>
-        <w:t>“Sweet, I just got knuckle dusters.”</w:t>
-      </w:r>
-    </w:p>
-    <w:p>
-      <w:r>
-        <w:t xml:space="preserve">“Why must men be such masochists?” </w:t>
-      </w:r>
-      <w:r>
-        <w:t>Rose</w:t>
-      </w:r>
-      <w:r>
-        <w:t xml:space="preserve"> asked the universe. The universe responded by sending in a new wave of F-Ranked monsters.</w:t>
-      </w:r>
-    </w:p>
-    <w:p>
-      <w:r>
-        <w:t xml:space="preserve">“It’s our duty to protect the weaker sex,” Demonbane </w:t>
-      </w:r>
-      <w:r>
-        <w:t>declared</w:t>
+        <w:t>However the raptors were surprisingly fast, making them difficult to hit.</w:t>
+      </w:r>
+    </w:p>
+    <w:p>
+      <w:r>
+        <w:t>“Sorry everyone,” Fineous said</w:t>
+      </w:r>
+      <w:r>
+        <w:t>, feeling guilty</w:t>
+      </w:r>
+      <w:r>
+        <w:t xml:space="preserve">. </w:t>
+      </w:r>
+      <w:r>
+        <w:t>Fighting exhaust</w:t>
+      </w:r>
+      <w:r>
+        <w:t>ion</w:t>
+      </w:r>
+      <w:r>
+        <w:t xml:space="preserve"> h</w:t>
+      </w:r>
+      <w:r>
+        <w:t>e took out his swords and c</w:t>
+      </w:r>
+      <w:r>
+        <w:t>harg</w:t>
+      </w:r>
+      <w:r>
+        <w:t>ed</w:t>
+      </w:r>
+      <w:r>
+        <w:t xml:space="preserve"> forward, </w:t>
+      </w:r>
+      <w:r>
+        <w:t xml:space="preserve">letting </w:t>
+      </w:r>
+      <w:r>
+        <w:t>the creatures impale themselves.</w:t>
+      </w:r>
+    </w:p>
+    <w:p>
+      <w:r>
+        <w:t xml:space="preserve">Suddenly Fineous’ Internal Magic leveled up. </w:t>
+      </w:r>
+      <w:r>
+        <w:t xml:space="preserve">Momentarily he felt disoriented as </w:t>
+      </w:r>
+      <w:r>
+        <w:t xml:space="preserve">his </w:t>
+      </w:r>
+      <w:r>
+        <w:t>internals shifted. This caused him to panic</w:t>
+      </w:r>
+      <w:r>
+        <w:t>, not knowing what happened</w:t>
       </w:r>
       <w:r>
         <w:t>.</w:t>
@@ -37431,788 +37642,406 @@
     </w:p>
     <w:p>
       <w:r>
-        <w:t>“I’m not weaker,” Erza objected.</w:t>
-      </w:r>
-    </w:p>
-    <w:p>
-      <w:r>
-        <w:t>“And that’s what I love about you,” Demonbane said. “Now let’s see who can make the most kills with just our fists.”</w:t>
-      </w:r>
-    </w:p>
-    <w:p>
-      <w:r>
-        <w:t>“But you have knuckle dusters,” Erza objected.</w:t>
-      </w:r>
-    </w:p>
-    <w:p>
-      <w:r>
-        <w:t xml:space="preserve">“And you have </w:t>
-      </w:r>
-      <w:r>
-        <w:t xml:space="preserve">your magic armor and </w:t>
-      </w:r>
-      <w:r>
-        <w:t>flaming, red hot fists, so we’re even,” Demonbane countered.</w:t>
-      </w:r>
-    </w:p>
-    <w:p>
-      <w:r>
-        <w:t>Fineous let the conversation go, th</w:t>
-      </w:r>
-      <w:r>
-        <w:t>en resumed his lecture, occasionally adding quizzes to keep his students on their toes.</w:t>
-      </w:r>
-    </w:p>
-    <w:p>
-      <w:r>
-        <w:t xml:space="preserve">“Damn this recipe is driving me crazy,” Rose </w:t>
-      </w:r>
-      <w:r>
-        <w:t>screamed</w:t>
-      </w:r>
-      <w:r>
-        <w:t>. “I can’t make heads or tails of these instructions.”</w:t>
-      </w:r>
-    </w:p>
-    <w:p>
-      <w:r>
-        <w:t>“But did it do anything for your level?” Fineous asked.</w:t>
-      </w:r>
-    </w:p>
-    <w:p>
-      <w:r>
-        <w:t xml:space="preserve">“Actually it did,” Rose said in surprise. “I raised my </w:t>
-      </w:r>
-      <w:r>
-        <w:t>Cooking</w:t>
-      </w:r>
-      <w:r>
-        <w:t xml:space="preserve"> to E-6.”</w:t>
-      </w:r>
-    </w:p>
-    <w:p>
-      <w:r>
-        <w:t>“Marvelous,” Fineous said as he spun around monsters, trying his best to backstab them.</w:t>
-      </w:r>
-    </w:p>
-    <w:p>
-      <w:r>
-        <w:t>Fineous</w:t>
-      </w:r>
-      <w:r>
-        <w:t xml:space="preserve"> disappeared from view and reappeared above a </w:t>
-      </w:r>
-      <w:r>
-        <w:t xml:space="preserve">hippo-like monster. He crashed down like a rocket with his </w:t>
-      </w:r>
-      <w:r>
-        <w:t>knives</w:t>
-      </w:r>
-      <w:r>
-        <w:t>, killing the creature. A moment later he disappeared.</w:t>
-      </w:r>
-    </w:p>
-    <w:p>
-      <w:pPr>
-        <w:rPr>
-          <w:rFonts w:asciiTheme="minorHAnsi" w:hAnsiTheme="minorHAnsi" w:cstheme="minorHAnsi"/>
-        </w:rPr>
+        <w:t>Suddenly Fineous’ mind upgraded</w:t>
+      </w:r>
+      <w:r>
+        <w:t>, followed</w:t>
+      </w:r>
+      <w:r>
+        <w:t xml:space="preserve"> by a cascade of other upgrades as his overall level increased.</w:t>
+      </w:r>
+    </w:p>
+    <w:p>
+      <w:r>
+        <w:t>After a grueling battle, the last raptor died.</w:t>
+      </w:r>
+    </w:p>
+    <w:p>
+      <w:r>
+        <w:t>“Sorry everyone,” Fineous again apologized.</w:t>
+      </w:r>
+    </w:p>
+    <w:p>
+      <w:r>
+        <w:t>“Why are you apologizing?” Artemis asked.</w:t>
+      </w:r>
+    </w:p>
+    <w:p>
+      <w:r>
+        <w:t>“Because I pushed everyone too far, putting everyone in danger,” Fineous said.</w:t>
+      </w:r>
+    </w:p>
+    <w:p>
+      <w:r>
+        <w:t>“No one’s perfect,” Erza said.</w:t>
+      </w:r>
+    </w:p>
+    <w:p>
+      <w:r>
+        <w:t>“But some mistakes can be fatal,” Fineous said. “From now on, only one person at a time</w:t>
+      </w:r>
+      <w:r>
+        <w:t xml:space="preserve"> should push our physical skills to their limit. T</w:t>
+      </w:r>
+      <w:r>
+        <w:t>ha</w:t>
+      </w:r>
+      <w:r>
+        <w:t>t way the rest of us can properly defend.</w:t>
+      </w:r>
+    </w:p>
+    <w:p>
+      <w:r>
+        <w:t>“After all, we are no longer at the academy.”</w:t>
+      </w:r>
+    </w:p>
+    <w:p>
+      <w:r>
+        <w:t>“I saw you light up multiple times,” Demonbane said.</w:t>
+      </w:r>
+    </w:p>
+    <w:p>
+      <w:r>
+        <w:t>Fineous nodded. “One overloaded skill put a strain on me which overloaded the next skill, causing a cascade.</w:t>
+      </w:r>
+    </w:p>
+    <w:p>
+      <w:pPr>
+        <w:ind w:hanging="11"/>
       </w:pPr>
       <w:r>
         <w:lastRenderedPageBreak/>
-        <w:t xml:space="preserve">“Rose, you can switch back now for dinner,” Fineous said. “I’m getting seriously hungry, and nutrition is essential for us. Now can anyone name the 16 provinces of </w:t>
-      </w:r>
-      <w:r>
-        <w:rPr>
-          <w:rFonts w:asciiTheme="minorHAnsi" w:hAnsiTheme="minorHAnsi" w:cstheme="minorHAnsi"/>
-        </w:rPr>
-        <w:t>Agatha?”</w:t>
-      </w:r>
-    </w:p>
-    <w:p>
-      <w:r>
-        <w:t>“It’s starting to get dark,” Aragon noted.</w:t>
-      </w:r>
-    </w:p>
-    <w:p>
-      <w:r>
-        <w:t>“That’s okay,” Fineous said. “Erza can use her fire to give us some illumination.</w:t>
-      </w:r>
-      <w:r>
-        <w:t xml:space="preserve"> I’ll let you figure out the details.”</w:t>
-      </w:r>
-    </w:p>
-    <w:p>
-      <w:r>
-        <w:t>“Okay,” Erza said.</w:t>
-      </w:r>
-    </w:p>
-    <w:p>
-      <w:r>
-        <w:t>Balls of flame zoomed overhead as stars started to show.</w:t>
-      </w:r>
-    </w:p>
-    <w:p>
-      <w:r>
-        <w:t>“Can we use the stars for navigation?” Aragon asked.</w:t>
-      </w:r>
-    </w:p>
-    <w:p>
-      <w:r>
-        <w:t>“Absolutely,” Fineous said. “That brightest star represents our home. It shows us the direction we need to follow.”</w:t>
-      </w:r>
-    </w:p>
-    <w:p>
-      <w:r>
-        <w:t>“Oh man this is exhausting,” Demonbane said. “My arms are starting to get numb.”</w:t>
-      </w:r>
-    </w:p>
-    <w:p>
-      <w:r>
-        <w:t>“Sorry about that,” Rose apologized. “I’m finding it hard to concentrate on cooking, humming and healing at the same time.”</w:t>
-      </w:r>
-    </w:p>
-    <w:p>
-      <w:r>
-        <w:t>“It’s all good, little lady,” Demonbane said. “Remember what they say. No pain, no gain.”</w:t>
-      </w:r>
-    </w:p>
-    <w:p>
-      <w:r>
-        <w:t xml:space="preserve">“Don’t worry about Demonbane,” Fineous said. “He has </w:t>
-      </w:r>
-      <w:r>
-        <w:t>Vitality</w:t>
-      </w:r>
-      <w:r>
-        <w:t xml:space="preserve">. </w:t>
-      </w:r>
-      <w:r>
-        <w:t>I’m sure he’s not using it since he wants to increase his training intensity.”</w:t>
-      </w:r>
-    </w:p>
-    <w:p>
-      <w:r>
-        <w:t>“That’s true,” Demonbane said.</w:t>
-      </w:r>
-      <w:r>
-        <w:t xml:space="preserve"> “I learnt to switch it off. It’s sort of like holding your breath.”</w:t>
-      </w:r>
-    </w:p>
-    <w:p>
-      <w:r>
-        <w:t>“Dinner is ready,” Rose said.</w:t>
-      </w:r>
-    </w:p>
-    <w:p>
-      <w:r>
-        <w:t>“Demonbane, set up a safe zone so we can eat,” Fineous said.</w:t>
-      </w:r>
-    </w:p>
-    <w:p>
+        <w:t>“The good news is I discovered I can launch stones out of my space with some force.</w:t>
+      </w:r>
+      <w:r>
+        <w:t xml:space="preserve"> It’s like </w:t>
+      </w:r>
+      <w:r>
+        <w:t xml:space="preserve">how </w:t>
+      </w:r>
+      <w:r>
+        <w:t>someone with stick arms can still throw a rock, even if it lands 1 meter away.</w:t>
+      </w:r>
+    </w:p>
+    <w:p>
+      <w:r>
+        <w:t>“</w:t>
+      </w:r>
+      <w:r>
+        <w:t>With my mind skills and closer release points, I can better fight agile monsters.”</w:t>
+      </w:r>
+    </w:p>
+    <w:p>
+      <w:r>
+        <w:t>“Too bad you can’t materialize a stone inside a monster,” Erza said.</w:t>
+      </w:r>
+    </w:p>
+    <w:p>
+      <w:r>
+        <w:t xml:space="preserve">“Both living creatures and monsters are multi-dimensional,” Fineous said. “They all extend into other dimensions. The only reason I can attack from a distance is that my aura extends almost </w:t>
+      </w:r>
+      <w:r>
+        <w:t>40</w:t>
+      </w:r>
+      <w:r>
+        <w:t xml:space="preserve"> meters around me.</w:t>
+      </w:r>
+      <w:r>
+        <w:t xml:space="preserve"> Even then </w:t>
+      </w:r>
+      <w:r>
+        <w:t>closer attacks are stronger</w:t>
+      </w:r>
+      <w:r>
+        <w:t>.</w:t>
+      </w:r>
+      <w:r>
+        <w:t>”</w:t>
+      </w:r>
+    </w:p>
+    <w:p>
+      <w:r>
+        <w:t>“I notice that my arrows become more powerful as they move away from me,” Aragon said. “The maximum gain is near the point of release.”</w:t>
+      </w:r>
+    </w:p>
+    <w:p>
+      <w:r>
+        <w:t>“Excellent observation,” Fineous praised. “Erza, do you</w:t>
+      </w:r>
+      <w:r>
+        <w:t xml:space="preserve"> notice any similar phenomena?”</w:t>
+      </w:r>
+    </w:p>
+    <w:p>
+      <w:r>
+        <w:t>“Yes,” Erza said. “My fire is always strongest near me.”</w:t>
+      </w:r>
+    </w:p>
+    <w:p>
+      <w:r>
+        <w:t>“What about me?” Demonbane asked.</w:t>
+      </w:r>
+    </w:p>
+    <w:p>
+      <w:r>
+        <w:t>“Have you used projectiles?” Fineous asked. “I remember the Hulk throwing rocks to knock down helicopters.”</w:t>
+      </w:r>
+    </w:p>
+    <w:p>
+      <w:r>
+        <w:t>“Damn, you’re right,” Demonbane said. “Rocks and stuff qualify as barbaric weapons.”</w:t>
+      </w:r>
+    </w:p>
+    <w:p>
+      <w:r>
+        <w:t>“So even after you release the stone, it will still gain speed as it zooms away,” Fineous said.</w:t>
+      </w:r>
+      <w:r>
+        <w:t xml:space="preserve"> “Like Hercules.”</w:t>
+      </w:r>
+    </w:p>
+    <w:p>
+      <w:r>
+        <w:t>“</w:t>
+      </w:r>
+      <w:r>
+        <w:t xml:space="preserve">So </w:t>
+      </w:r>
+      <w:r>
+        <w:t>I’m in your aura</w:t>
+      </w:r>
+      <w:r>
+        <w:t>,</w:t>
+      </w:r>
+      <w:r>
+        <w:t>” Aragon asked.</w:t>
+      </w:r>
+    </w:p>
+    <w:p>
+      <w:r>
+        <w:t xml:space="preserve">“Yes,” Fineous said. “And I’m in your aura. They are like diffuse clouds but which extend in unique ways, allowing for discrete personal </w:t>
+      </w:r>
       <w:r>
         <w:lastRenderedPageBreak/>
-        <w:t>“Okay Fineous,” Demonbane said. He stopped fighting and began preparation.</w:t>
-      </w:r>
-    </w:p>
-    <w:p>
-      <w:r>
-        <w:t>Ten minutes later the barrier was up.</w:t>
-      </w:r>
-    </w:p>
-    <w:p>
-      <w:r>
-        <w:t>Demonbane grabbed a plate and filled it with food. “Rose, I think your cooking skills have improved. Now I want to fight some more.”</w:t>
-      </w:r>
-    </w:p>
-    <w:p>
-      <w:r>
-        <w:t>“What’s the matter Fineous?” Rose asked, watching Fineous sulk.</w:t>
-      </w:r>
-    </w:p>
-    <w:p>
-      <w:r>
-        <w:t>“I don’t know if we should stay the night here or train some more,” Fineous said. “For one thing Rose hasn’t trai</w:t>
-      </w:r>
-      <w:r>
-        <w:t>ned her Physical Fitness today.</w:t>
-      </w:r>
-    </w:p>
-    <w:p>
-      <w:r>
-        <w:t>“Also, none of us are max on our storage spaces.</w:t>
-      </w:r>
-      <w:r>
-        <w:t xml:space="preserve"> And that should be the easiest to level up.”</w:t>
-      </w:r>
-    </w:p>
-    <w:p>
-      <w:r>
-        <w:t>“If you think we should do it,” Rose said. “I believe in you.”</w:t>
-      </w:r>
-    </w:p>
-    <w:p>
-      <w:r>
-        <w:t xml:space="preserve">“You should believe in yourself more,” Fineous said with a sad smile. “Bad things happen when people put their faith in </w:t>
-      </w:r>
-      <w:r>
-        <w:t>others</w:t>
-      </w:r>
-      <w:r>
-        <w:t>, instead of themselves.”</w:t>
-      </w:r>
-    </w:p>
-    <w:p>
-      <w:r>
-        <w:t>“You sound l</w:t>
-      </w:r>
-      <w:r>
-        <w:t>ike an old man,” Demonbane said, laughing.</w:t>
-      </w:r>
-    </w:p>
-    <w:p>
-      <w:r>
-        <w:t xml:space="preserve">“I </w:t>
+        <w:t>spaces. People with storage just have auras that are adapted to storing items.</w:t>
+      </w:r>
+    </w:p>
+    <w:p>
+      <w:r>
+        <w:t xml:space="preserve">“I still don’t </w:t>
+      </w:r>
+      <w:r>
+        <w:t>understand</w:t>
+      </w:r>
+      <w:r>
+        <w:t xml:space="preserve"> how this stuff</w:t>
+      </w:r>
+      <w:r>
+        <w:t xml:space="preserve"> works</w:t>
+      </w:r>
+      <w:r>
+        <w:t>.</w:t>
+      </w:r>
+      <w:r>
+        <w:t xml:space="preserve"> The books I’m reading give only elementary understandings, and I haven’t had time to go deeper.</w:t>
+      </w:r>
+    </w:p>
+    <w:p>
+      <w:r>
+        <w:t>“</w:t>
+      </w:r>
+      <w:r>
+        <w:t>We m</w:t>
+      </w:r>
+      <w:r>
+        <w:t>ight as well set up camp for the night.”</w:t>
+      </w:r>
+    </w:p>
+    <w:p>
+      <w:r>
+        <w:t>“On it,” Demonbane said</w:t>
+      </w:r>
+      <w:r>
+        <w:t>. He ran around them and rammed down stakes. A dome of energy flickered around them. A moment later Demonbane gave off an upgrade glow.</w:t>
+      </w:r>
+    </w:p>
+    <w:p>
+      <w:r>
+        <w:t xml:space="preserve">“Sweet,” Demonbane said happily. “I upgraded </w:t>
+      </w:r>
+      <w:r>
+        <w:t>C</w:t>
+      </w:r>
+      <w:r>
+        <w:t>amping</w:t>
+      </w:r>
+      <w:r>
+        <w:t>. I can’t wait till I can create better toilets and get some running water.”</w:t>
+      </w:r>
+    </w:p>
+    <w:p>
+      <w:r>
+        <w:t>“Congratulations Demonbane,” Fineous said</w:t>
+      </w:r>
+      <w:r>
+        <w:t xml:space="preserve"> and yawned</w:t>
+      </w:r>
+      <w:r>
+        <w:t xml:space="preserve">. “By the way, Demonbane’s safezone is a manifestation of his aura. It will expand </w:t>
+      </w:r>
+      <w:r>
+        <w:t xml:space="preserve">and strengthen </w:t>
+      </w:r>
+      <w:r>
+        <w:t>as his level increases.”</w:t>
+      </w:r>
+    </w:p>
+    <w:p>
+      <w:r>
+        <w:t xml:space="preserve">“You mentioned the </w:t>
+      </w:r>
+      <w:r>
+        <w:t>manna levels</w:t>
+      </w:r>
+      <w:r>
+        <w:t xml:space="preserve"> will increase,” Aragon said.</w:t>
+      </w:r>
+    </w:p>
+    <w:p>
+      <w:r>
+        <w:t xml:space="preserve">“Yes,” Fineous said as he sat down on a chair. </w:t>
+      </w:r>
+      <w:r>
+        <w:t xml:space="preserve">Yawning, he added, </w:t>
+      </w:r>
+      <w:r>
+        <w:t>“And I have no idea how high it will go, which is why we need to train hard.</w:t>
+      </w:r>
+    </w:p>
+    <w:p>
+      <w:r>
+        <w:t>“</w:t>
+      </w:r>
+      <w:r>
+        <w:t xml:space="preserve">The good news is the levels aren’t rising too fast. If </w:t>
+      </w:r>
+      <w:r>
+        <w:t>the levels fill up by diffusion</w:t>
+      </w:r>
+      <w:r>
+        <w:t>, then Level-E should last at least 2 days, hopefully more.”</w:t>
+      </w:r>
+    </w:p>
+    <w:p>
+      <w:r>
+        <w:t>“Going to sleep?” Rose asked.</w:t>
+      </w:r>
+    </w:p>
+    <w:p>
+      <w:r>
+        <w:t>“I guess I should,” Fineous said. “I’m completely zonked.</w:t>
+      </w:r>
+      <w:r>
+        <w:t xml:space="preserve"> Today was a long day and my upgrades in Internal</w:t>
+      </w:r>
+      <w:r>
+        <w:t xml:space="preserve"> Magic are getting more tiring.</w:t>
+      </w:r>
+    </w:p>
+    <w:p>
+      <w:r>
+        <w:t>“It feels as if a 2000 kg gorilla is giving me a vigorous massage, thinking I’m a piece of dough.”</w:t>
+      </w:r>
+    </w:p>
+    <w:p>
+      <w:r>
+        <w:lastRenderedPageBreak/>
+        <w:t>“</w:t>
+      </w:r>
+      <w:r>
+        <w:t>Oh that sounds horrible,” Rose said worriedly. “How come I don’t feel that?</w:t>
+      </w:r>
+      <w:r>
+        <w:t>”</w:t>
+      </w:r>
+    </w:p>
+    <w:p>
+      <w:r>
+        <w:t>“Me neither,” Erza said.</w:t>
+      </w:r>
+    </w:p>
+    <w:p>
+      <w:r>
+        <w:t>“Mine just make me better,” Demonbane said.</w:t>
+      </w:r>
+    </w:p>
+    <w:p>
+      <w:r>
+        <w:t>“</w:t>
+      </w:r>
+      <w:r>
+        <w:t xml:space="preserve">I haven’t studied how your powers work, since that’s not necessary </w:t>
+      </w:r>
+      <w:r>
+        <w:t>for</w:t>
+      </w:r>
+      <w:r>
+        <w:t xml:space="preserve"> train</w:t>
+      </w:r>
+      <w:r>
+        <w:t>ing</w:t>
+      </w:r>
+      <w:r>
+        <w:t>. The published training is good enough.</w:t>
+      </w:r>
+    </w:p>
+    <w:p>
+      <w:r>
+        <w:t>“However</w:t>
+      </w:r>
+      <w:r>
+        <w:t xml:space="preserve">, mine </w:t>
+      </w:r>
+      <w:r>
+        <w:t xml:space="preserve">seems to be </w:t>
+      </w:r>
+      <w:r>
+        <w:t>rewiring my body</w:t>
+      </w:r>
+      <w:r>
+        <w:t>, potentially making me more like an elf</w:t>
+      </w:r>
+      <w:r>
+        <w:t>,” Fineous said. “Good night.”</w:t>
+      </w:r>
+    </w:p>
+    <w:p>
+      <w:r>
+        <w:t>“When you have time, I need help with this book,” Demonbane said</w:t>
+      </w:r>
+      <w:r>
+        <w:t xml:space="preserve">, holding a book called, </w:t>
       </w:r>
       <w:r>
         <w:rPr>
           <w:i/>
         </w:rPr>
-        <w:t>am</w:t>
-      </w:r>
-      <w:r>
-        <w:t xml:space="preserve"> an old man,” Fineous said</w:t>
-      </w:r>
-      <w:r>
-        <w:t xml:space="preserve"> with a smile</w:t>
-      </w:r>
-      <w:r>
-        <w:t>. “If I had known I would have selected a more</w:t>
-      </w:r>
-      <w:r>
-        <w:t xml:space="preserve"> mature appearance, perhaps 21. Forever 21 and all that sort of thing</w:t>
-      </w:r>
-      <w:r>
+        <w:t>Camping</w:t>
+      </w:r>
+      <w:r>
+        <w:rPr>
+          <w:i/>
+        </w:rPr>
         <w:t>,</w:t>
       </w:r>
       <w:r>
-        <w:t>”</w:t>
-      </w:r>
-      <w:r>
-        <w:t xml:space="preserve"> he added with a smile.</w:t>
-      </w:r>
-    </w:p>
-    <w:p>
-      <w:r>
-        <w:t>“Okay I’m putting everything away,” Demonbane said.</w:t>
-      </w:r>
-      <w:r>
-        <w:t xml:space="preserve"> “Okay done.”</w:t>
-      </w:r>
-    </w:p>
-    <w:p>
-      <w:r>
-        <w:t>“Everyone, please put on your gravity belts,” Fineous said. “Increase the pressure until you can barely keep up to me.”</w:t>
-      </w:r>
-    </w:p>
-    <w:p>
-      <w:r>
-        <w:t>“Okay Rose, try catching me,” Fineous said and dashed forward</w:t>
-      </w:r>
-      <w:r>
-        <w:t>, adjusting his gravity belt as he ran</w:t>
-      </w:r>
-      <w:r>
-        <w:t>.</w:t>
-      </w:r>
-    </w:p>
-    <w:p>
-      <w:r>
-        <w:lastRenderedPageBreak/>
-        <w:t>As Fineous ran he felt as if he was being crushed by gravity, even though the belt was only set at 1.</w:t>
-      </w:r>
-      <w:r>
-        <w:t>3</w:t>
-      </w:r>
-      <w:r>
-        <w:t>G.</w:t>
-      </w:r>
-    </w:p>
-    <w:p>
-      <w:r>
-        <w:t>Next to him Rose ran. Just like him she was also struggling. However, her belt was set to 1.</w:t>
-      </w:r>
-      <w:r>
-        <w:t>8</w:t>
-      </w:r>
-      <w:r>
-        <w:t>G. Aragon and Erza were even higher, with Demonbane being the highest at 2.7G.</w:t>
-      </w:r>
-    </w:p>
-    <w:p>
-      <w:r>
-        <w:t>Half an hour later Fineous tripped and fell on his face.</w:t>
-      </w:r>
-    </w:p>
-    <w:p>
-      <w:r>
-        <w:t>“Oh my God, are you okay?” Rose asked worriedly and healed Fineous.</w:t>
-      </w:r>
-    </w:p>
-    <w:p>
-      <w:r>
-        <w:t>“Thanks Rose,” Fineous said weakly. “This is going to be a really long vacation. Let’s go again. I feel I’m close to a breakthrough.</w:t>
-      </w:r>
-      <w:r>
-        <w:t>”</w:t>
-      </w:r>
-    </w:p>
-    <w:p>
-      <w:r>
-        <w:t>“Does healing help?” Aragon asked.</w:t>
-      </w:r>
-    </w:p>
-    <w:p>
-      <w:r>
-        <w:t>“No,” Fineous said. “</w:t>
-      </w:r>
-      <w:r>
-        <w:t>It interferes with my skill evolution. However I know Rose doesn’t like seeing us suffer.</w:t>
-      </w:r>
-      <w:r>
-        <w:t>”</w:t>
-      </w:r>
-    </w:p>
-    <w:p>
-      <w:r>
-        <w:t>Just then a group of raptors charged at them.</w:t>
-      </w:r>
-    </w:p>
-    <w:p>
-      <w:r>
-        <w:t>“Reduce or turn off your belts,” Fineous instructed.</w:t>
-      </w:r>
-    </w:p>
-    <w:p>
-      <w:r>
-        <w:t>Struggling to get up, Fineous dropped rocks on the raptors. At the same time the others started attacking.</w:t>
-      </w:r>
-    </w:p>
-    <w:p>
-      <w:r>
-        <w:t>However the raptors were surprisingly fast, making them difficult to hit.</w:t>
-      </w:r>
-    </w:p>
-    <w:p>
-      <w:r>
-        <w:t>“Sorry everyone,” Fineous said</w:t>
-      </w:r>
-      <w:r>
-        <w:t>, feeling guilty</w:t>
-      </w:r>
-      <w:r>
-        <w:t xml:space="preserve">. </w:t>
-      </w:r>
-      <w:r>
-        <w:t>Fighting exhaust</w:t>
-      </w:r>
-      <w:r>
-        <w:t>ion</w:t>
-      </w:r>
-      <w:r>
-        <w:t xml:space="preserve"> h</w:t>
-      </w:r>
-      <w:r>
-        <w:t>e took out his swords and c</w:t>
-      </w:r>
-      <w:r>
-        <w:t>harg</w:t>
-      </w:r>
-      <w:r>
-        <w:t>ed</w:t>
-      </w:r>
-      <w:r>
-        <w:t xml:space="preserve"> forward, </w:t>
-      </w:r>
-      <w:r>
-        <w:t xml:space="preserve">letting </w:t>
-      </w:r>
-      <w:r>
-        <w:t>the creatures impale themselves.</w:t>
-      </w:r>
-    </w:p>
-    <w:p>
-      <w:r>
-        <w:t xml:space="preserve">Suddenly Fineous’ Internal Magic leveled up. </w:t>
-      </w:r>
-      <w:r>
-        <w:t xml:space="preserve">Momentarily he felt disoriented as </w:t>
-      </w:r>
-      <w:r>
-        <w:t xml:space="preserve">his </w:t>
-      </w:r>
-      <w:r>
-        <w:t>internals shifted. This caused him to panic</w:t>
-      </w:r>
-      <w:r>
-        <w:t>, not knowing what happened</w:t>
-      </w:r>
-      <w:r>
-        <w:t>.</w:t>
-      </w:r>
-    </w:p>
-    <w:p>
-      <w:r>
-        <w:lastRenderedPageBreak/>
-        <w:t>Suddenly Fineous’ mind upgraded</w:t>
-      </w:r>
-      <w:r>
-        <w:t>, followed</w:t>
-      </w:r>
-      <w:r>
-        <w:t xml:space="preserve"> by a cascade of other upgrades as his overall level increased.</w:t>
-      </w:r>
-    </w:p>
-    <w:p>
-      <w:r>
-        <w:t>After a grueling battle, the last raptor died.</w:t>
-      </w:r>
-    </w:p>
-    <w:p>
-      <w:r>
-        <w:t>“Sorry everyone,” Fineous again apologized.</w:t>
-      </w:r>
-    </w:p>
-    <w:p>
-      <w:r>
-        <w:t>“Why are you apologizing?” Artemis asked.</w:t>
-      </w:r>
-    </w:p>
-    <w:p>
-      <w:r>
-        <w:t>“Because I pushed everyone too far, putting everyone in danger,” Fineous said.</w:t>
-      </w:r>
-    </w:p>
-    <w:p>
-      <w:r>
-        <w:t>“No one’s perfect,” Erza said.</w:t>
-      </w:r>
-    </w:p>
-    <w:p>
-      <w:r>
-        <w:t>“But some mistakes can be fatal,” Fineous said. “From now on, only one person at a time</w:t>
-      </w:r>
-      <w:r>
-        <w:t xml:space="preserve"> should push our physical skills to their limit. T</w:t>
-      </w:r>
-      <w:r>
-        <w:t>ha</w:t>
-      </w:r>
-      <w:r>
-        <w:t>t way the rest of us can properly defend.</w:t>
-      </w:r>
-    </w:p>
-    <w:p>
-      <w:r>
-        <w:t>“After all, we are no longer at the academy.”</w:t>
-      </w:r>
-    </w:p>
-    <w:p>
-      <w:r>
-        <w:t>“I saw you light up multiple times,” Demonbane said.</w:t>
-      </w:r>
-    </w:p>
-    <w:p>
-      <w:r>
-        <w:t>Fineous nodded. “One overloaded skill put a strain on me which overloaded the next skill, causing a cascade.</w:t>
-      </w:r>
-    </w:p>
-    <w:p>
-      <w:pPr>
-        <w:ind w:hanging="11"/>
-      </w:pPr>
-      <w:r>
-        <w:t>“The good news is I discovered I can launch stones out of my space with some force.</w:t>
-      </w:r>
-      <w:r>
-        <w:t xml:space="preserve"> It’s like someone with stick arms can still throw a rock, even if it lands 1 meter away.</w:t>
-      </w:r>
-    </w:p>
-    <w:p>
-      <w:r>
-        <w:t>“</w:t>
-      </w:r>
-      <w:r>
-        <w:t>With my mind skills and closer release points, I can better fight agile monsters.”</w:t>
-      </w:r>
-    </w:p>
-    <w:p>
-      <w:r>
-        <w:t>“Too bad you can’t materialize a stone inside a monster,” Erza said.</w:t>
-      </w:r>
-    </w:p>
-    <w:p>
-      <w:r>
-        <w:t xml:space="preserve">“Both living creatures and monsters are multi-dimensional,” Fineous said. “They all extend into other dimensions. The only reason I can attack from a distance is that my aura extends almost </w:t>
-      </w:r>
-      <w:r>
-        <w:t>40</w:t>
-      </w:r>
-      <w:r>
-        <w:t xml:space="preserve"> meters around me.</w:t>
-      </w:r>
-      <w:r>
-        <w:t xml:space="preserve"> Even then </w:t>
-      </w:r>
-      <w:r>
-        <w:t>closer attacks are stronger</w:t>
-      </w:r>
-      <w:r>
-        <w:t>.</w:t>
-      </w:r>
-      <w:r>
-        <w:t>”</w:t>
-      </w:r>
-    </w:p>
-    <w:p>
-      <w:r>
-        <w:lastRenderedPageBreak/>
-        <w:t>“I notice that my arrows become more powerful as they move away from me,” Aragon said. “The maximum gain is near the point of release.”</w:t>
-      </w:r>
-    </w:p>
-    <w:p>
-      <w:r>
-        <w:t xml:space="preserve">“Excellent observation,” Fineous praised. “Erza, do you notice any similar phenomena?” </w:t>
-      </w:r>
-    </w:p>
-    <w:p>
-      <w:r>
-        <w:t>“Yes,” Erza said. “My fire is always strongest near me.”</w:t>
-      </w:r>
-    </w:p>
-    <w:p>
-      <w:r>
-        <w:t>“What about me?” Demonbane asked.</w:t>
-      </w:r>
-    </w:p>
-    <w:p>
-      <w:r>
-        <w:t>“Have you used projectiles?” Fineous asked. “I remember the Hulk throwing rocks to knock down helicopters.”</w:t>
-      </w:r>
-    </w:p>
-    <w:p>
-      <w:r>
-        <w:t>“Damn, you’re right,” Demonbane said. “Rocks and stuff qualify as barbaric weapons.”</w:t>
-      </w:r>
-    </w:p>
-    <w:p>
-      <w:r>
-        <w:t>“So even after you release the stone, it will still gain speed as it zooms away,” Fineous said.</w:t>
-      </w:r>
-    </w:p>
-    <w:p>
-      <w:r>
-        <w:t>“</w:t>
-      </w:r>
-      <w:r>
-        <w:t xml:space="preserve">So </w:t>
-      </w:r>
-      <w:r>
-        <w:t>I’m in your aura</w:t>
-      </w:r>
-      <w:r>
-        <w:t>,</w:t>
-      </w:r>
-      <w:r>
-        <w:t>” Aragon asked.</w:t>
-      </w:r>
-    </w:p>
-    <w:p>
-      <w:r>
-        <w:t>“Yes,” Fineous said. “And I’m in your aura. They are like diffuse clouds but which extend in unique ways, allowing for discrete personal spaces. People with storage just have auras that are adapted to storing items.</w:t>
-      </w:r>
-    </w:p>
-    <w:p>
-      <w:r>
-        <w:t xml:space="preserve">“I still don’t </w:t>
-      </w:r>
-      <w:r>
-        <w:t>understand</w:t>
-      </w:r>
-      <w:r>
-        <w:t xml:space="preserve"> how this stuff</w:t>
-      </w:r>
-      <w:r>
-        <w:t xml:space="preserve"> works</w:t>
-      </w:r>
-      <w:r>
-        <w:t>.</w:t>
-      </w:r>
-      <w:r>
-        <w:t xml:space="preserve"> The books I’m reading give only elementary understandings, and I haven’t had time to go deeper.</w:t>
-      </w:r>
-    </w:p>
-    <w:p>
-      <w:r>
-        <w:t>“</w:t>
-      </w:r>
-      <w:r>
-        <w:t>We m</w:t>
-      </w:r>
-      <w:r>
-        <w:t>ight as well set up camp for the night.”</w:t>
-      </w:r>
-    </w:p>
-    <w:p>
-      <w:r>
-        <w:t>“On it,” Demonbane said</w:t>
-      </w:r>
-      <w:r>
-        <w:t>. He ran around them and rammed down stakes. A dome of energy flickered around them. A moment later Demonbane gave off an upgrade glow.</w:t>
-      </w:r>
-    </w:p>
-    <w:p>
-      <w:r>
-        <w:lastRenderedPageBreak/>
-        <w:t xml:space="preserve">“Sweet,” Demonbane said happily. “I upgraded </w:t>
-      </w:r>
-      <w:r>
-        <w:t>C</w:t>
-      </w:r>
-      <w:r>
-        <w:t>amping</w:t>
-      </w:r>
-      <w:r>
-        <w:t>. I can’t wait till I can create better toilets and get some running water.”</w:t>
-      </w:r>
-    </w:p>
-    <w:p>
-      <w:r>
-        <w:t>“Congratulations Demonbane,” Fineous said</w:t>
-      </w:r>
-      <w:r>
-        <w:t xml:space="preserve"> and yawned</w:t>
-      </w:r>
-      <w:r>
-        <w:t xml:space="preserve">. “By the way, Demonbane’s safezone is a manifestation of his aura. It will expand </w:t>
-      </w:r>
-      <w:r>
-        <w:t xml:space="preserve">and strengthen </w:t>
-      </w:r>
-      <w:r>
-        <w:t>as his level increases.”</w:t>
-      </w:r>
-    </w:p>
-    <w:p>
-      <w:r>
-        <w:t xml:space="preserve">“You mentioned the </w:t>
-      </w:r>
-      <w:r>
-        <w:t>manna levels</w:t>
-      </w:r>
-      <w:r>
-        <w:t xml:space="preserve"> will increase,” Aragon said.</w:t>
-      </w:r>
-    </w:p>
-    <w:p>
-      <w:r>
-        <w:t xml:space="preserve">“Yes,” Fineous said as he sat down on a chair. </w:t>
-      </w:r>
-      <w:r>
-        <w:t xml:space="preserve">Yawning, he added, </w:t>
-      </w:r>
-      <w:r>
-        <w:t>“And I have no idea how high it will go, which is why we need to train hard.</w:t>
-      </w:r>
-    </w:p>
-    <w:p>
-      <w:r>
-        <w:t>“</w:t>
-      </w:r>
-      <w:r>
-        <w:t xml:space="preserve">The good news is the levels aren’t rising too fast. If </w:t>
-      </w:r>
-      <w:r>
-        <w:t>the levels fill up by diffusion</w:t>
-      </w:r>
-      <w:r>
-        <w:t>, then Level-E should last at least 2 days, hopefully more.”</w:t>
-      </w:r>
-    </w:p>
-    <w:p>
-      <w:r>
-        <w:t>“Going to sleep?” Rose asked.</w:t>
-      </w:r>
-    </w:p>
-    <w:p>
-      <w:r>
-        <w:t>“I guess I should,” Fineous said. “I’m completely zonked.</w:t>
-      </w:r>
-      <w:r>
-        <w:t xml:space="preserve"> Today was a long day and my upgrades in Internal</w:t>
-      </w:r>
-      <w:r>
-        <w:t xml:space="preserve"> Magic are getting more tiring.</w:t>
-      </w:r>
-    </w:p>
-    <w:p>
-      <w:r>
-        <w:t>“It feels as if a 2000 kg gorilla is giving me a vigorous massage, thinking I’m a piece of dough.”</w:t>
-      </w:r>
-    </w:p>
-    <w:p>
-      <w:r>
-        <w:t>“</w:t>
-      </w:r>
-      <w:r>
-        <w:t>Oh that sounds horrible,” Rose said worriedly. “How come I don’t feel that?</w:t>
-      </w:r>
-      <w:r>
-        <w:t>”</w:t>
-      </w:r>
-    </w:p>
-    <w:p>
-      <w:r>
-        <w:t>“Me neither,” Erza said.</w:t>
-      </w:r>
-    </w:p>
-    <w:p>
-      <w:r>
-        <w:t>“Mine just make me better,” Demonbane said.</w:t>
-      </w:r>
-    </w:p>
-    <w:p>
-      <w:r>
-        <w:t>“</w:t>
-      </w:r>
-      <w:r>
-        <w:t>I haven’t studied how your powers work, since that’s not necessary to train. The published training is good enough.</w:t>
-      </w:r>
-    </w:p>
-    <w:p>
-      <w:r>
-        <w:t>“However</w:t>
-      </w:r>
-      <w:r>
-        <w:t xml:space="preserve">, mine </w:t>
-      </w:r>
-      <w:r>
-        <w:t xml:space="preserve">seems to be </w:t>
-      </w:r>
-      <w:r>
-        <w:t>rewiring my body</w:t>
-      </w:r>
-      <w:r>
-        <w:t>, potentially making me more like an elf</w:t>
-      </w:r>
-      <w:r>
-        <w:t>,” Fineous said. “Good night.”</w:t>
-      </w:r>
-    </w:p>
-    <w:p>
-      <w:r>
-        <w:lastRenderedPageBreak/>
-        <w:t>“When you have time, I need help with this book,” Demonbane said. “It talks about stuff related to camping I just don’t understand. I’m just a barbarian.”</w:t>
+        <w:rPr>
+          <w:i/>
+        </w:rPr>
+        <w:t xml:space="preserve"> the Manly Way to Conquer the Wilds</w:t>
+      </w:r>
+      <w:r>
+        <w:t>. “It talks about stuff I just don’t understand. I’m just a barbarian.”</w:t>
       </w:r>
     </w:p>
     <w:p>
@@ -38320,6 +38149,58 @@
     </w:p>
     <w:p>
       <w:r>
+        <w:t>“Finish off the food,” Fineous said. “Any food left over must be discarded.”</w:t>
+      </w:r>
+    </w:p>
+    <w:p>
+      <w:r>
+        <w:lastRenderedPageBreak/>
+        <w:t>Fineous paused and then said, “It pains me to do this but I will lead.” He dumped all his stored prepared meals.</w:t>
+      </w:r>
+    </w:p>
+    <w:p>
+      <w:r>
+        <w:t>“How come?” Demonbane asked.</w:t>
+      </w:r>
+    </w:p>
+    <w:p>
+      <w:r>
+        <w:t>“The fastest way for Rose to improve her cooking is to constantly try out new recipes and new cooking techniques. Right now the Archana wants her to increase breath of knowledge.</w:t>
+      </w:r>
+    </w:p>
+    <w:p>
+      <w:r>
+        <w:t>“Later it wants her to gain more depth.</w:t>
+      </w:r>
+    </w:p>
+    <w:p>
+      <w:r>
+        <w:t>“The same applies to all of you.</w:t>
+      </w:r>
+    </w:p>
+    <w:p>
+      <w:r>
+        <w:t>“The path given here will focus on that.”</w:t>
+      </w:r>
+    </w:p>
+    <w:p>
+      <w:r>
+        <w:t>“Do we have to follow that?” Aragon asked.</w:t>
+      </w:r>
+    </w:p>
+    <w:p>
+      <w:r>
+        <w:t>“No,” Fineous said. “We are always free to do as we wish.</w:t>
+      </w:r>
+      <w:r>
+        <w:t xml:space="preserve"> However, I followed </w:t>
+      </w:r>
+    </w:p>
+    <w:p/>
+    <w:p/>
+    <w:p/>
+    <w:p>
+      <w:r>
         <w:t>In the meantime Demonbane put his equipment away.</w:t>
       </w:r>
     </w:p>
@@ -38336,7 +38217,16 @@
         <w:t xml:space="preserve">“Okay everyone, </w:t>
       </w:r>
       <w:r>
-        <w:t>the instructions want us to train a bit in the Shadow Zone.”</w:t>
+        <w:t xml:space="preserve">the instructions want us to </w:t>
+      </w:r>
+      <w:r>
+        <w:t xml:space="preserve">enter </w:t>
+      </w:r>
+      <w:r>
+        <w:t xml:space="preserve">Shadow </w:t>
+      </w:r>
+      <w:r>
+        <w:t>Realm for a few seconds. The time before was too short.”</w:t>
       </w:r>
     </w:p>
     <w:p>
@@ -38357,6 +38247,7 @@
     </w:p>
     <w:p>
       <w:r>
+        <w:lastRenderedPageBreak/>
         <w:t>“</w:t>
       </w:r>
       <w:r>
@@ -38379,21 +38270,180 @@
     </w:p>
     <w:p>
       <w:r>
+        <w:t>“And scary,” Rose said timidly.</w:t>
+      </w:r>
+    </w:p>
+    <w:p>
+      <w:r>
+        <w:t>“Don’t worry,” Aragon said. “We will protect you.”</w:t>
+      </w:r>
+    </w:p>
+    <w:p>
+      <w:r>
+        <w:t>“Oh Aragon, my hero,” Fineous said in a girly voice</w:t>
+      </w:r>
+      <w:r>
+        <w:t>, holding his clasped hands in front of him</w:t>
+      </w:r>
+      <w:r>
+        <w:t>.</w:t>
+      </w:r>
+    </w:p>
+    <w:p>
+      <w:r>
+        <w:t>Aragon blushed and the others laughed.</w:t>
+      </w:r>
+    </w:p>
+    <w:p>
+      <w:pPr>
+        <w:rPr>
+          <w:rFonts w:asciiTheme="minorHAnsi" w:hAnsiTheme="minorHAnsi" w:cstheme="minorHAnsi"/>
+        </w:rPr>
+      </w:pPr>
+      <w:r>
+        <w:t>“So this is why it’s called the Shadow World,” Erza mused.</w:t>
+      </w:r>
+      <w:r>
+        <w:t xml:space="preserve"> A moment later she flashed. “My </w:t>
+      </w:r>
+      <w:r>
+        <w:rPr>
+          <w:rFonts w:asciiTheme="minorHAnsi" w:hAnsiTheme="minorHAnsi" w:cstheme="minorHAnsi"/>
+        </w:rPr>
+        <w:t>Enhanced Senses</w:t>
+      </w:r>
+      <w:r>
+        <w:rPr>
+          <w:rFonts w:asciiTheme="minorHAnsi" w:hAnsiTheme="minorHAnsi" w:cstheme="minorHAnsi"/>
+        </w:rPr>
+        <w:t xml:space="preserve"> ability has upgraded, but it stil</w:t>
+      </w:r>
+      <w:r>
+        <w:rPr>
+          <w:rFonts w:asciiTheme="minorHAnsi" w:hAnsiTheme="minorHAnsi" w:cstheme="minorHAnsi"/>
+        </w:rPr>
+        <w:t>l looks shadowy and indistinct. It’s now E-6.”</w:t>
+      </w:r>
+    </w:p>
+    <w:p>
+      <w:r>
+        <w:rPr>
+          <w:rFonts w:asciiTheme="minorHAnsi" w:hAnsiTheme="minorHAnsi" w:cstheme="minorHAnsi"/>
+        </w:rPr>
+        <w:t>“First congratulations,” Fineous said.</w:t>
+      </w:r>
+    </w:p>
+    <w:p>
+      <w:r>
+        <w:t>“</w:t>
+      </w:r>
+      <w:r>
+        <w:t>Second, i</w:t>
+      </w:r>
+      <w:r>
+        <w:t xml:space="preserve">t’s shadowy because of our limited </w:t>
+      </w:r>
+      <w:r>
+        <w:t>mentality</w:t>
+      </w:r>
+      <w:r>
+        <w:t xml:space="preserve">,” Fineous said. “It’s not possible for mere mortals to </w:t>
+      </w:r>
+      <w:r>
+        <w:t xml:space="preserve">fully </w:t>
+      </w:r>
+      <w:r>
+        <w:t>grasp the Shadow Realm.</w:t>
+      </w:r>
+    </w:p>
+    <w:p>
+      <w:r>
+        <w:t>“We are surrounded by the raw stuff of possibility, also known as magic. Okay everyone, grab on. It’s time to return.”</w:t>
+      </w:r>
+    </w:p>
+    <w:p>
+      <w:r>
+        <w:t>The gang grabbed onto Fineous and he brought them back to the physical plane of existence.</w:t>
+      </w:r>
+    </w:p>
+    <w:p>
+      <w:r>
+        <w:t>“Damn that was tiring,” Fineous said. “</w:t>
+      </w:r>
+      <w:r>
+        <w:t xml:space="preserve">Muscles I didn’t know existed feel numb. </w:t>
+      </w:r>
+      <w:r>
+        <w:t>It’s time to hunt again. I</w:t>
+      </w:r>
+      <w:r>
+        <w:t xml:space="preserve">’m completely </w:t>
+      </w:r>
+      <w:r>
+        <w:t>out of Essence. The good news is Shadow Sense is now at E-11.”</w:t>
+      </w:r>
+    </w:p>
+    <w:p>
+      <w:r>
+        <w:t>“Me too,” Erza said.</w:t>
+      </w:r>
+    </w:p>
+    <w:p>
+      <w:r>
+        <w:t>“Does this mean you are closed to leveling up?” Demonbane asked.</w:t>
+      </w:r>
+    </w:p>
+    <w:p>
+      <w:r>
         <w:lastRenderedPageBreak/>
-        <w:t>“And scary,” Rose said timidly.</w:t>
-      </w:r>
-    </w:p>
-    <w:p>
-      <w:r>
-        <w:t>“Don’t worry,” Aragon said. “We will protect you.”</w:t>
-      </w:r>
-    </w:p>
-    <w:p>
-      <w:r>
-        <w:t>“Oh Aragon, my hero,” Fineous said in a girly voice</w:t>
-      </w:r>
-      <w:r>
-        <w:t>, holding his clasped hands in front of him</w:t>
+        <w:t>“Hardly,” Fineous said. “Shadow Meld is only evolving so fast because of the great need placed on it. It has to level up more before it becomes safe to bring you there for extended times.</w:t>
+      </w:r>
+    </w:p>
+    <w:p>
+      <w:r>
+        <w:t>“My other skills are a long way from getting there.”</w:t>
+      </w:r>
+    </w:p>
+    <w:p>
+      <w:r>
+        <w:t>“We have company,” Aragon said, pointing.</w:t>
+      </w:r>
+    </w:p>
+    <w:p>
+      <w:r>
+        <w:t>“Marvelous,” Fineous said and clapped.</w:t>
+      </w:r>
+      <w:r>
+        <w:t xml:space="preserve"> “Look everyone, the universe has decid</w:t>
+      </w:r>
+      <w:r>
+        <w:t>ed to give us something to eat.”</w:t>
+      </w:r>
+    </w:p>
+    <w:p>
+      <w:r>
+        <w:t xml:space="preserve">Off in the distance a huge pack of the monsters charged. They looked like </w:t>
+      </w:r>
+      <w:r>
+        <w:t xml:space="preserve">the children of </w:t>
+      </w:r>
+      <w:r>
+        <w:t>porcupine</w:t>
+      </w:r>
+      <w:r>
+        <w:t>s</w:t>
+      </w:r>
+      <w:r>
+        <w:t xml:space="preserve"> </w:t>
+      </w:r>
+      <w:r>
+        <w:t xml:space="preserve">who </w:t>
+      </w:r>
+      <w:r>
+        <w:t>married wol</w:t>
+      </w:r>
+      <w:r>
+        <w:t>ves</w:t>
       </w:r>
       <w:r>
         <w:t>.</w:t>
@@ -38401,40 +38451,38 @@
     </w:p>
     <w:p>
       <w:r>
-        <w:t>Aragon blushed and the others laughed.</w:t>
-      </w:r>
-    </w:p>
-    <w:p>
-      <w:pPr>
-        <w:rPr>
-          <w:rFonts w:asciiTheme="minorHAnsi" w:hAnsiTheme="minorHAnsi" w:cstheme="minorHAnsi"/>
-        </w:rPr>
-      </w:pPr>
-      <w:r>
-        <w:t>“So this is why it’s called the Shadow World,” Erza mused.</w:t>
-      </w:r>
-      <w:r>
-        <w:t xml:space="preserve"> A moment later she flashed. “My </w:t>
-      </w:r>
-      <w:r>
-        <w:rPr>
-          <w:rFonts w:asciiTheme="minorHAnsi" w:hAnsiTheme="minorHAnsi" w:cstheme="minorHAnsi"/>
-        </w:rPr>
-        <w:t>Enhanced Senses</w:t>
-      </w:r>
-      <w:r>
-        <w:rPr>
-          <w:rFonts w:asciiTheme="minorHAnsi" w:hAnsiTheme="minorHAnsi" w:cstheme="minorHAnsi"/>
-        </w:rPr>
-        <w:t xml:space="preserve"> ability has upgraded, but it still looks shadowy and indistinct.”</w:t>
-      </w:r>
-    </w:p>
-    <w:p>
-      <w:r>
-        <w:rPr>
-          <w:rFonts w:asciiTheme="minorHAnsi" w:hAnsiTheme="minorHAnsi" w:cstheme="minorHAnsi"/>
-        </w:rPr>
-        <w:t>“First congratulations,” Fineous said.</w:t>
+        <w:t>“Those are E-4 wolferpines,” Fineous said. “Be careful. Their quills are venomous.</w:t>
+      </w:r>
+      <w:r>
+        <w:t xml:space="preserve"> </w:t>
+      </w:r>
+      <w:r>
+        <w:t>They are fast, but have lower defenses. Be careful. They are flammable.”</w:t>
+      </w:r>
+    </w:p>
+    <w:p>
+      <w:r>
+        <w:t>Aragon began the assault first with his arrows, followed by Erza.</w:t>
+      </w:r>
+    </w:p>
+    <w:p>
+      <w:r>
+        <w:t>Not wanting to be left out, Demonbane began throwing rocks. “Eureka! Barbarian Weapons Mastery increased.”</w:t>
+      </w:r>
+    </w:p>
+    <w:p>
+      <w:r>
+        <w:t>Fineous began his lecture. Seconds later the first of the monsters arrived. Now within reach, Fineous began dropping rocks on their heads.</w:t>
+      </w:r>
+    </w:p>
+    <w:p>
+      <w:r>
+        <w:t>“Rose, stay near Aragon,” Fineous said. “Demonbane will focus on defending you two while Erza and I will be more fluent in our movements.”</w:t>
+      </w:r>
+    </w:p>
+    <w:p>
+      <w:r>
+        <w:t>“Ah that hurts,” Demonbane screamed.</w:t>
       </w:r>
     </w:p>
     <w:p>
@@ -38442,86 +38490,174 @@
         <w:t>“</w:t>
       </w:r>
       <w:r>
-        <w:t>Second, i</w:t>
-      </w:r>
-      <w:r>
-        <w:t xml:space="preserve">t’s shadowy because of our limited </w:t>
-      </w:r>
-      <w:r>
-        <w:t>mentality</w:t>
-      </w:r>
-      <w:r>
-        <w:t xml:space="preserve">,” Fineous said. “It’s not possible for mere mortals to </w:t>
-      </w:r>
-      <w:r>
-        <w:t xml:space="preserve">fully </w:t>
-      </w:r>
-      <w:r>
-        <w:t>grasp the Shadow Realm.</w:t>
-      </w:r>
-    </w:p>
-    <w:p>
-      <w:r>
-        <w:t>“We are surrounded by the raw stuff of possibility, also known as magic. Okay everyone, grab on. It’s time to return.”</w:t>
-      </w:r>
-    </w:p>
-    <w:p>
-      <w:r>
-        <w:t>The gang grabbed onto Fineous and he brought them back to the physical plane of existence.</w:t>
-      </w:r>
-    </w:p>
-    <w:p>
-      <w:r>
-        <w:t>“Damn that was tiring,” Fineous said. “It’s time to hunt again. I once again am out of Essence. The good news is Shadow Sense is now at E-11.”</w:t>
-      </w:r>
-    </w:p>
-    <w:p>
-      <w:r>
-        <w:t xml:space="preserve">“Me too,” Erza said. “That pushed </w:t>
-      </w:r>
-      <w:r>
-        <w:rPr>
-          <w:rFonts w:asciiTheme="minorHAnsi" w:hAnsiTheme="minorHAnsi" w:cstheme="minorHAnsi"/>
-        </w:rPr>
-        <w:t>Enhanced Senses</w:t>
-      </w:r>
-      <w:r>
-        <w:rPr>
-          <w:rFonts w:asciiTheme="minorHAnsi" w:hAnsiTheme="minorHAnsi" w:cstheme="minorHAnsi"/>
-        </w:rPr>
-        <w:t xml:space="preserve"> to E-11.”</w:t>
-      </w:r>
-    </w:p>
-    <w:p>
-      <w:r>
-        <w:t>“Marvelous,” Fineous said and clapped.</w:t>
-      </w:r>
-      <w:r>
-        <w:t xml:space="preserve"> “Look everyone, the universe has decided to give us something to eat.”</w:t>
-      </w:r>
-    </w:p>
-    <w:p>
-      <w:r>
-        <w:t>Sure enough, creatures resembling elephants charged them. Except these creatures had 3 eyes, saber like tusk and tusks. Its armor-like skin shone in the sun light.</w:t>
-      </w:r>
-    </w:p>
-    <w:p>
-      <w:r>
-        <w:t>“Heads up,” Fineous said. “</w:t>
-      </w:r>
-      <w:proofErr w:type="spellStart"/>
-      <w:r>
-        <w:t>Rineles</w:t>
-      </w:r>
-      <w:proofErr w:type="spellEnd"/>
-      <w:r>
-        <w:t xml:space="preserve"> are D-0 monsters.</w:t>
+        <w:t>Rose, s</w:t>
+      </w:r>
+      <w:r>
+        <w:t>witch to singing if that helps with poison damage,” Fineous called.</w:t>
+      </w:r>
+    </w:p>
+    <w:p>
+      <w:r>
+        <w:t>Rose began singing.</w:t>
+      </w:r>
+    </w:p>
+    <w:p/>
+    <w:p/>
+    <w:p/>
+    <w:p/>
+    <w:p/>
+    <w:p>
+      <w:r>
+        <w:t>Sure enough, creatures resembling elephants charged them. Except</w:t>
+      </w:r>
+      <w:r>
+        <w:t>,</w:t>
+      </w:r>
+      <w:r>
+        <w:t xml:space="preserve"> these creatures had 3 eyes, </w:t>
+      </w:r>
+      <w:r>
+        <w:t xml:space="preserve">a </w:t>
+      </w:r>
+      <w:r>
+        <w:t>saber</w:t>
+      </w:r>
+      <w:r>
+        <w:t>-</w:t>
+      </w:r>
+      <w:r>
+        <w:t xml:space="preserve">like </w:t>
+      </w:r>
+      <w:r>
+        <w:t>horn</w:t>
+      </w:r>
+      <w:r>
+        <w:t xml:space="preserve"> and tusks. Its armor-like skin shone in the sun light.</w:t>
+      </w:r>
+    </w:p>
+    <w:p>
+      <w:r>
+        <w:t xml:space="preserve">“Heads up,” Fineous </w:t>
+      </w:r>
+      <w:r>
+        <w:t>called</w:t>
+      </w:r>
+      <w:r>
+        <w:t>. “Rin</w:t>
+      </w:r>
+      <w:r>
+        <w:t>-</w:t>
+      </w:r>
+      <w:r>
+        <w:t>eles are D-0 monsters.</w:t>
+      </w:r>
+      <w:r>
+        <w:t xml:space="preserve"> They also have magically enhanced armor. Their undersides are vulnerable.</w:t>
+      </w:r>
+      <w:r>
+        <w:t xml:space="preserve"> They are also weak against fire, especially their faces.</w:t>
+      </w:r>
+    </w:p>
+    <w:p>
+      <w:r>
+        <w:t>“Sing my angle of song. Sing.”</w:t>
+      </w:r>
+    </w:p>
+    <w:p>
+      <w:r>
+        <w:t>Demonbane took out his school issued war hammer and charged. Aragon began shooting fire arrows next to Rose. Erza f</w:t>
+      </w:r>
+      <w:r>
+        <w:t>ought</w:t>
+      </w:r>
+      <w:r>
+        <w:t xml:space="preserve"> with a spear with a red-hot tip.</w:t>
+      </w:r>
+    </w:p>
+    <w:p>
+      <w:r>
+        <w:t>Fineous skipped from one shadow to the next, attacking from all angles with his rapiers.</w:t>
+      </w:r>
+    </w:p>
+    <w:p>
+      <w:r>
+        <w:t>Thankfully the monsters weren’t fast. Unfortunately, what they lacked in speed they made up in attack power and sturdiness.</w:t>
+      </w:r>
+    </w:p>
+    <w:p>
+      <w:r>
+        <w:t>“What the hell kind of armor does this thing have?” Demonbane asked no one as he dodged getting skewered.</w:t>
+      </w:r>
+    </w:p>
+    <w:p>
+      <w:r>
+        <w:t>“Unleash your spirits Rose,” Fineous called. “We may have bitten more than we can chew.”</w:t>
+      </w:r>
+    </w:p>
+    <w:p>
+      <w:r>
+        <w:t>Rose did as instructed and then her voice increased in volume.</w:t>
+      </w:r>
+    </w:p>
+    <w:p>
+      <w:r>
+        <w:t>Strength flowed into Fineous as he fought.</w:t>
       </w:r>
     </w:p>
     <w:p>
       <w:r>
         <w:lastRenderedPageBreak/>
-        <w:t>“Sing my angle of song. Sing.”</w:t>
+        <w:t>Fineous suddenly felt as if the world went upside down.</w:t>
+      </w:r>
+    </w:p>
+    <w:p>
+      <w:pPr>
+        <w:pStyle w:val="StatusMessage"/>
+      </w:pPr>
+      <w:r>
+        <w:t xml:space="preserve">Shadow Meld, updated to Shadow </w:t>
+      </w:r>
+      <w:r>
+        <w:t>Shifting</w:t>
+      </w:r>
+    </w:p>
+    <w:p>
+      <w:pPr>
+        <w:pStyle w:val="StatusMessage"/>
+        <w:rPr>
+          <w:rStyle w:val="termtext"/>
+        </w:rPr>
+      </w:pPr>
+      <w:r>
+        <w:rPr>
+          <w:rStyle w:val="termtext"/>
+        </w:rPr>
+        <w:t>Shadow Shifting E-0 (Overload)</w:t>
+      </w:r>
+    </w:p>
+    <w:p>
+      <w:r>
+        <w:t>The ground was no longer the ground. Instead it was where Fineous’ feet were. Standing on what felt like a wall was the monster.</w:t>
+      </w:r>
+    </w:p>
+    <w:p>
+      <w:r>
+        <w:t>At the same time, Fineous felt the mother of all headaches hit him.</w:t>
+      </w:r>
+    </w:p>
+    <w:p>
+      <w:r>
+        <w:t>Barely able to think straight, Fineous rested the hilt of his sword on the bedrock of the Shadow Realm and let the rin-ele impale itself.</w:t>
+      </w:r>
+    </w:p>
+    <w:p>
+      <w:r>
+        <w:t>Essence exploded outwards as the monster disintegrated. Some went to Fineous’ companions through their bracelets. Some went into Fineous. The rest went into his rapier.</w:t>
+      </w:r>
+    </w:p>
+    <w:p>
+      <w:r>
+        <w:t xml:space="preserve">Fineous felt Rose healing him from a distance. Wiping blood from his nose, he momentarily contemplated </w:t>
       </w:r>
     </w:p>
     <w:p/>
@@ -38530,6 +38666,7 @@
     <w:p/>
     <w:p/>
     <w:p/>
+    <w:p/>
     <w:p>
       <w:r>
         <w:t xml:space="preserve"> “Let’s do some climbing and then resume our hunt.”</w:t>
@@ -38551,6 +38688,7 @@
     </w:p>
     <w:p>
       <w:r>
+        <w:lastRenderedPageBreak/>
         <w:t>“Do we have to climb this?” Aragon asked.</w:t>
       </w:r>
     </w:p>
@@ -38565,43 +38703,6 @@
       </w:r>
     </w:p>
     <w:p>
-      <w:pPr>
-        <w:rPr>
-          <w:rFonts w:asciiTheme="minorHAnsi" w:hAnsiTheme="minorHAnsi" w:cstheme="minorHAnsi"/>
-        </w:rPr>
-      </w:pPr>
-      <w:r>
-        <w:t xml:space="preserve">Sweating like a pig, Fineous said, </w:t>
-      </w:r>
-      <w:r>
-        <w:t xml:space="preserve">“I need Rose to get </w:t>
-      </w:r>
-      <w:r>
-        <w:rPr>
-          <w:rFonts w:asciiTheme="minorHAnsi" w:hAnsiTheme="minorHAnsi" w:cstheme="minorHAnsi"/>
-        </w:rPr>
-        <w:t>Physical Fitness</w:t>
-      </w:r>
-      <w:r>
-        <w:rPr>
-          <w:rFonts w:asciiTheme="minorHAnsi" w:hAnsiTheme="minorHAnsi" w:cstheme="minorHAnsi"/>
-        </w:rPr>
-        <w:t xml:space="preserve"> to E-11 as soon as possible</w:t>
-      </w:r>
-      <w:r>
-        <w:rPr>
-          <w:rFonts w:asciiTheme="minorHAnsi" w:hAnsiTheme="minorHAnsi" w:cstheme="minorHAnsi"/>
-        </w:rPr>
-        <w:t>.</w:t>
-      </w:r>
-      <w:r>
-        <w:rPr>
-          <w:rFonts w:asciiTheme="minorHAnsi" w:hAnsiTheme="minorHAnsi" w:cstheme="minorHAnsi"/>
-        </w:rPr>
-        <w:t>”</w:t>
-      </w:r>
-    </w:p>
-    <w:p>
       <w:r>
         <w:t>Fineous stopped and turned around. He held up a trembling hand and said, “We must all push our limits, if we want to escape this hell hole.”</w:t>
       </w:r>
@@ -38613,7 +38714,6 @@
     </w:p>
     <w:p>
       <w:r>
-        <w:lastRenderedPageBreak/>
         <w:t>Fineous nodded and said, “We must all do our part. Okay everyone, the last one to the top gets to listen to my bad jokes.”</w:t>
       </w:r>
     </w:p>
@@ -38644,27 +38744,90 @@
     </w:p>
     <w:p>
       <w:r>
+        <w:t>“We will stay near the border of the real world</w:t>
+      </w:r>
+      <w:r>
+        <w:t xml:space="preserve">. </w:t>
+      </w:r>
+      <w:r>
+        <w:t>The good news is my bracelet has fully integrated with my mapping skill, allow</w:t>
+      </w:r>
+      <w:r>
+        <w:t>ing me to track your positions.</w:t>
+      </w:r>
+    </w:p>
+    <w:p>
+      <w:r>
+        <w:t>“Try not to get more than 10 meters from me. This distance will increase as I level up.”</w:t>
+      </w:r>
+    </w:p>
+    <w:p>
+      <w:r>
+        <w:t>“What will happen if we go too far?” Rose asked worriedly.</w:t>
+      </w:r>
+    </w:p>
+    <w:p>
+      <w:r>
+        <w:t>“</w:t>
+      </w:r>
+      <w:r>
+        <w:t>Should you leave my aura, y</w:t>
+      </w:r>
+      <w:r>
+        <w:t xml:space="preserve">ou will get trapped in a bubble of space and eventually get expelled into </w:t>
+      </w:r>
+      <w:r>
+        <w:t>a random reality</w:t>
+      </w:r>
+      <w:r>
+        <w:t>,” Fineous said.</w:t>
+      </w:r>
+    </w:p>
+    <w:p>
+      <w:r>
+        <w:t>“Scary,” Rose said and hugged Fineous’ arm.</w:t>
+      </w:r>
+    </w:p>
+    <w:p>
+      <w:r>
+        <w:t>“The Shadow Realm is the space between realities. In its raw state it is the source of absolute chaos and the source of all realities.</w:t>
+      </w:r>
+      <w:r>
+        <w:t xml:space="preserve"> It is endless. Although universes will pass away, this will not.</w:t>
+      </w:r>
+    </w:p>
+    <w:p>
+      <w:r>
+        <w:t xml:space="preserve">“As mentioned before, the magic elevators travel through the Shadow Realm. And just like the elevators, I will </w:t>
+      </w:r>
+      <w:r>
+        <w:t xml:space="preserve">eventually </w:t>
+      </w:r>
+      <w:r>
+        <w:t xml:space="preserve">be able to Shadow </w:t>
+      </w:r>
+      <w:r>
+        <w:t>Skip</w:t>
+      </w:r>
+      <w:r>
+        <w:t xml:space="preserve"> with the same speed.</w:t>
+      </w:r>
+    </w:p>
+    <w:p>
+      <w:r>
+        <w:t xml:space="preserve">“Have you noticed that I can Shadow Skip faster than I can run? </w:t>
+      </w:r>
+      <w:r>
+        <w:t xml:space="preserve">It’s not much since my skill is so low. </w:t>
+      </w:r>
+      <w:r>
+        <w:t>My ultimate goal is to break into D-Rank and then travel through the Shadow Realm using our boat.”</w:t>
+      </w:r>
+    </w:p>
+    <w:p>
+      <w:r>
         <w:lastRenderedPageBreak/>
-        <w:t>“We will stay near the border of the real world</w:t>
-      </w:r>
-      <w:r>
-        <w:t xml:space="preserve">. </w:t>
-      </w:r>
-      <w:r>
-        <w:t>The good news is my bracelet has fully integrated with my mapping skill, allow</w:t>
-      </w:r>
-      <w:r>
-        <w:t>ing me to track your positions.</w:t>
-      </w:r>
-    </w:p>
-    <w:p>
-      <w:r>
-        <w:t>“Try not to get more than 10 meters from me. This distance will increase as I level up.”</w:t>
-      </w:r>
-    </w:p>
-    <w:p>
-      <w:r>
-        <w:t>“What will happen if we go too far?” Rose asked worriedly.</w:t>
+        <w:t>“Then we can go home?” Aragon asked.</w:t>
       </w:r>
     </w:p>
     <w:p>
@@ -38672,62 +38835,772 @@
         <w:t>“</w:t>
       </w:r>
       <w:r>
-        <w:t>Should you leave my aura, y</w:t>
-      </w:r>
-      <w:r>
-        <w:t xml:space="preserve">ou will get trapped in a bubble of space and eventually get expelled into </w:t>
-      </w:r>
-      <w:r>
-        <w:t>a random reality</w:t>
+        <w:t>According to the notes, yes</w:t>
       </w:r>
       <w:r>
         <w:t>,” Fineous said.</w:t>
       </w:r>
-    </w:p>
-    <w:p>
-      <w:r>
-        <w:t>“Scary,” Rose said and hugged Fineous’ arm.</w:t>
-      </w:r>
-    </w:p>
-    <w:p>
-      <w:r>
-        <w:t>“The Shadow Realm is the space between realities. In its raw state it is the source of absolute chaos and the source of all realities.</w:t>
-      </w:r>
-      <w:r>
-        <w:t xml:space="preserve"> It is endless. Although universes will pass away, this will not.</w:t>
-      </w:r>
-    </w:p>
-    <w:p>
-      <w:r>
-        <w:t xml:space="preserve">“As mentioned before, the magic elevators travel through the Shadow Realm. And just like the elevators, I will </w:t>
-      </w:r>
-      <w:r>
-        <w:t xml:space="preserve">eventually </w:t>
-      </w:r>
-      <w:r>
-        <w:t xml:space="preserve">be able to Shadow </w:t>
-      </w:r>
-      <w:r>
-        <w:t>Skip</w:t>
-      </w:r>
-      <w:r>
-        <w:t xml:space="preserve"> with the same speed.</w:t>
-      </w:r>
-    </w:p>
-    <w:p>
-      <w:r>
-        <w:t xml:space="preserve">“Have you noticed that I can Shadow Skip faster than I can run? </w:t>
-      </w:r>
-      <w:r>
-        <w:t xml:space="preserve">It’s not much since my skill is so low. </w:t>
-      </w:r>
-      <w:r>
-        <w:t>My ultimate goal is to break into D-Rank and then travel through the Shadow Realm using our boat.”</w:t>
-      </w:r>
-    </w:p>
-    <w:p>
-      <w:r>
-        <w:t>“Then we can go home?” Aragon asked.</w:t>
+      <w:r>
+        <w:t xml:space="preserve"> “The notes give detailed instructions on how to proceed.</w:t>
+      </w:r>
+      <w:r>
+        <w:t xml:space="preserve"> For instance our next destination is not too far away. I just wanted to do some practice before heading there.”</w:t>
+      </w:r>
+    </w:p>
+    <w:p>
+      <w:r>
+        <w:t>“Why are those monsters disappearing?” Demonbane asked, changing the subject.</w:t>
+      </w:r>
+    </w:p>
+    <w:p>
+      <w:r>
+        <w:t xml:space="preserve">“They are crossing into physical realities,” Fineous said. “I asked </w:t>
+      </w:r>
+      <w:r>
+        <w:rPr>
+          <w:rFonts w:cstheme="minorHAnsi"/>
+        </w:rPr>
+        <w:t xml:space="preserve">Lady </w:t>
+      </w:r>
+      <w:r>
+        <w:rPr>
+          <w:rFonts w:cstheme="minorHAnsi"/>
+        </w:rPr>
+        <w:t>Wynthir</w:t>
+      </w:r>
+      <w:r>
+        <w:rPr>
+          <w:rFonts w:cstheme="minorHAnsi"/>
+        </w:rPr>
+        <w:t xml:space="preserve"> </w:t>
+      </w:r>
+      <w:r>
+        <w:t xml:space="preserve">why Earth doesn’t have monsters. </w:t>
+      </w:r>
+      <w:r>
+        <w:t xml:space="preserve">She </w:t>
+      </w:r>
+      <w:r>
+        <w:rPr>
+          <w:rFonts w:cstheme="minorHAnsi"/>
+        </w:rPr>
+        <w:t>said there is an unusually string barrier surrounding Earth’s universe. As a result, the amount of monsters entering is so small that they are rarely if ever seen.”</w:t>
+      </w:r>
+    </w:p>
+    <w:p>
+      <w:r>
+        <w:t>“Does that mean the Loch Ness Monster, Big Foot and the others could be real?” Erza asked.</w:t>
+      </w:r>
+    </w:p>
+    <w:p>
+      <w:r>
+        <w:t xml:space="preserve">“Yes,” Fineous said. “However, they probably disappeared shortly </w:t>
+      </w:r>
+      <w:r>
+        <w:t xml:space="preserve">after </w:t>
+      </w:r>
+      <w:r>
+        <w:t>their initial sighting. As a result, few would believe the reports.”</w:t>
+      </w:r>
+    </w:p>
+    <w:p>
+      <w:r>
+        <w:t>“My Shadow Meld is now at E-7,” Fineous said. “We can return.”</w:t>
+      </w:r>
+    </w:p>
+    <w:p>
+      <w:r>
+        <w:t>“Let’s explore more,” Demonbane said. “This place is scary, but also exciting. Are there any treasures here?”</w:t>
+      </w:r>
+    </w:p>
+    <w:p>
+      <w:r>
+        <w:t>“Of course,” Fineous said. “This realm is controlled by our collective unconscious. Just like the On Mountains, what we get is proportional to the effort we expend.”</w:t>
+      </w:r>
+    </w:p>
+    <w:p>
+      <w:r>
+        <w:t>“Too bad magic doesn’t exist on Earth,” Erza said.</w:t>
+      </w:r>
+    </w:p>
+    <w:p>
+      <w:r>
+        <w:t xml:space="preserve">“It does,” Fineous said. “However, the unusually strong dimensional barrier makes </w:t>
+      </w:r>
+      <w:r>
+        <w:t>the development of abilities unusually hard</w:t>
+      </w:r>
+      <w:r>
+        <w:t>.</w:t>
+      </w:r>
+      <w:r>
+        <w:t xml:space="preserve"> As a result, only a few people have been initiated. Even then, their skills have been weak, forcing the practitioners to keep their abilities hidden.”</w:t>
+      </w:r>
+    </w:p>
+    <w:p>
+      <w:r>
+        <w:lastRenderedPageBreak/>
+        <w:t>“Enough talk,” Demonbane said. “It’s time to hunt.”</w:t>
+      </w:r>
+    </w:p>
+    <w:p>
+      <w:r>
+        <w:t>“No problem big guy,” Fineous said and ran off, making sure everyone was near him.</w:t>
+      </w:r>
+    </w:p>
+    <w:p>
+      <w:r>
+        <w:t>S</w:t>
+      </w:r>
+      <w:r>
+        <w:t>oon imp</w:t>
+      </w:r>
+      <w:r>
+        <w:t>-</w:t>
+      </w:r>
+      <w:r>
+        <w:t>like creatures appeared from the mist, cackling like mad demons.</w:t>
+      </w:r>
+    </w:p>
+    <w:p>
+      <w:r>
+        <w:t>“Did I do that?” Rose asked in a squeaky voice.</w:t>
+      </w:r>
+    </w:p>
+    <w:p>
+      <w:r>
+        <w:t>Fineous looked at Rose, still clinging to his arm. “You are safe Rose,” Fineous said. “This isn’t some hell.”</w:t>
+      </w:r>
+    </w:p>
+    <w:p>
+      <w:r>
+        <w:t>Within moments the imps were upon them. Demonbane, Erza and Aragon fought with everything they had.</w:t>
+      </w:r>
+    </w:p>
+    <w:p>
+      <w:r>
+        <w:t>Noting the battle was fully handled, Fineous turned to Rose. Holding her chin he kissed her gently on the lips and then on the forehead.</w:t>
+      </w:r>
+    </w:p>
+    <w:p>
+      <w:r>
+        <w:t>Cheeks flushed red, Rose relaxed.</w:t>
+      </w:r>
+    </w:p>
+    <w:p>
+      <w:r>
+        <w:t>“Trust in your big brother and your family</w:t>
+      </w:r>
+      <w:r>
+        <w:t>,</w:t>
+      </w:r>
+      <w:r>
+        <w:t>”</w:t>
+      </w:r>
+      <w:r>
+        <w:t xml:space="preserve"> Fineous said softly.</w:t>
+      </w:r>
+    </w:p>
+    <w:p>
+      <w:r>
+        <w:t>Fineous</w:t>
+      </w:r>
+      <w:r>
+        <w:t xml:space="preserve"> then whispered into Rose’s ear. “I’m a dirty old man, aren’t?”</w:t>
+      </w:r>
+    </w:p>
+    <w:p>
+      <w:r>
+        <w:t>Rose giggled.</w:t>
+      </w:r>
+    </w:p>
+    <w:p>
+      <w:r>
+        <w:t>“Sing my angel of song, sing,” Fineous called out and began his attack.</w:t>
+      </w:r>
+    </w:p>
+    <w:p>
+      <w:r>
+        <w:t>As they fought more and more imps came. Bracing himself Fineous fought using his rapiers in the correct way – by stabbing his opponents.</w:t>
+      </w:r>
+    </w:p>
+    <w:p>
+      <w:r>
+        <w:t>20 minutes passed and finally the last monster died.</w:t>
+      </w:r>
+    </w:p>
+    <w:p>
+      <w:r>
+        <w:t xml:space="preserve">“Damn,” Demonbane said. “They weren’t that strong. However, their </w:t>
+      </w:r>
+      <w:r>
+        <w:t>cackling</w:t>
+      </w:r>
+      <w:r>
+        <w:t xml:space="preserve"> </w:t>
+      </w:r>
+      <w:r>
+        <w:t>really</w:t>
+      </w:r>
+      <w:r>
+        <w:t xml:space="preserve"> grated on my nerves.”</w:t>
+      </w:r>
+    </w:p>
+    <w:p>
+      <w:r>
+        <w:lastRenderedPageBreak/>
+        <w:t xml:space="preserve">“Demonbane, please setup a cooking stand for Rose,” Fineous said. “Hopefully this </w:t>
+      </w:r>
+      <w:r>
+        <w:t xml:space="preserve">place </w:t>
+      </w:r>
+      <w:r>
+        <w:t>will give Rose a brand new challenge.”</w:t>
+      </w:r>
+    </w:p>
+    <w:p>
+      <w:r>
+        <w:t>“No problem boss,” Demonbane said and began setup.</w:t>
+      </w:r>
+      <w:r>
+        <w:t xml:space="preserve"> Within moments it was done.</w:t>
+      </w:r>
+    </w:p>
+    <w:p>
+      <w:r>
+        <w:t>“But we just ate less than an hour ago,” Rose objected.</w:t>
+      </w:r>
+    </w:p>
+    <w:p>
+      <w:r>
+        <w:t>“Then make this recipe,” Fineous said, passing over a recipe book.</w:t>
+      </w:r>
+    </w:p>
+    <w:p>
+      <w:r>
+        <w:t>Rose took the book, humming as she read.</w:t>
+      </w:r>
+    </w:p>
+    <w:p>
+      <w:r>
+        <w:t>In the meantime, Cravens attacked. Looking like the marriage between a buzzard and a raven, the E-4 Cravens attacked by launching feathers.</w:t>
+      </w:r>
+    </w:p>
+    <w:p>
+      <w:r>
+        <w:t>“Ow,” Demonbane swore as a feather grazed his cheek. He swung his sword, causing a wind that blew the feathers back to the monsters. A moment later the monster was dead</w:t>
+      </w:r>
+      <w:r>
+        <w:t>, killed by its own feathers.</w:t>
+      </w:r>
+    </w:p>
+    <w:p>
+      <w:r>
+        <w:t xml:space="preserve">“Yes, I leveled up </w:t>
+      </w:r>
+      <w:r>
+        <w:t xml:space="preserve">barbaric </w:t>
+      </w:r>
+      <w:r>
+        <w:t>weapons mastery,” Demonbane said excitedly.</w:t>
+      </w:r>
+    </w:p>
+    <w:p>
+      <w:r>
+        <w:t>Fineous used his swords to protect himself from close quarter attacks and his stones for ranged attacks.</w:t>
+      </w:r>
+    </w:p>
+    <w:p>
+      <w:r>
+        <w:t>“I can’t make this,” Rose complained. “This will make you ill if the agate mushrooms aren’t cooked correctly. I mean really ill.”</w:t>
+      </w:r>
+    </w:p>
+    <w:p>
+      <w:r>
+        <w:t>“Do your best,” Fineous said and placed the ingredients</w:t>
+      </w:r>
+      <w:r>
+        <w:t xml:space="preserve"> on the table</w:t>
+      </w:r>
+      <w:r>
+        <w:t>. “And if it fails, just try again.</w:t>
+      </w:r>
+      <w:r>
+        <w:t>”</w:t>
+      </w:r>
+    </w:p>
+    <w:p>
+      <w:r>
+        <w:t xml:space="preserve">“Okay,” Rose said softly and resumed </w:t>
+      </w:r>
+      <w:r>
+        <w:t>humming</w:t>
+      </w:r>
+      <w:r>
+        <w:t>.</w:t>
+      </w:r>
+    </w:p>
+    <w:p>
+      <w:r>
+        <w:t>Fineous resumed his role as a school professor.</w:t>
+      </w:r>
+    </w:p>
+    <w:p>
+      <w:r>
+        <w:t>They waited a short while, and then another wave of monsters attacked.</w:t>
+      </w:r>
+    </w:p>
+    <w:p>
+      <w:r>
+        <w:lastRenderedPageBreak/>
+        <w:t>An hour later Rose said, “This recipe is too hard. I ruined it again.”</w:t>
+      </w:r>
+    </w:p>
+    <w:p>
+      <w:r>
+        <w:t>The dish disappeared from Rose’s frying pan.</w:t>
+      </w:r>
+    </w:p>
+    <w:p>
+      <w:r>
+        <w:t>“You can’t eat it,” Rose said frantically. “It’s spoiled.”</w:t>
+      </w:r>
+    </w:p>
+    <w:p>
+      <w:r>
+        <w:t>“Continue cooking,” Fineous said</w:t>
+      </w:r>
+      <w:r>
+        <w:t xml:space="preserve"> as he fought</w:t>
+      </w:r>
+      <w:r>
+        <w:t>. “I have plenty of ingredients.”</w:t>
+      </w:r>
+    </w:p>
+    <w:p>
+      <w:r>
+        <w:t>After another hard battle ended, Fineous said, “Demonbane, are you hungry?”</w:t>
+      </w:r>
+    </w:p>
+    <w:p>
+      <w:r>
+        <w:t>Demonbane accepted a plate from Fineous.</w:t>
+      </w:r>
+    </w:p>
+    <w:p>
+      <w:r>
+        <w:t>“I told you</w:t>
+      </w:r>
+      <w:r>
+        <w:t>,</w:t>
+      </w:r>
+      <w:r>
+        <w:t xml:space="preserve"> you will get sick,” Rose shouted.</w:t>
+      </w:r>
+    </w:p>
+    <w:p>
+      <w:r>
+        <w:t>“Don’t worry little lady,” Demonbane said. “We are men.”</w:t>
+      </w:r>
+    </w:p>
+    <w:p>
+      <w:r>
+        <w:t>“Men,” Rose said in exasperation.</w:t>
+      </w:r>
+    </w:p>
+    <w:p>
+      <w:r>
+        <w:t>For the next minute nothing happened. Then Demonbane barfed, followed by Fineous.</w:t>
+      </w:r>
+      <w:r>
+        <w:t xml:space="preserve"> A moment later both fainted.</w:t>
+      </w:r>
+    </w:p>
+    <w:p>
+      <w:r>
+        <w:t>“Ho my god,” Rose screamed and began casting. For a moment nothing happened, and then she flashed twice.</w:t>
+      </w:r>
+    </w:p>
+    <w:p>
+      <w:r>
+        <w:t>Fineous and Demonbane groggily woke up. However, both leveled up in the process.</w:t>
+      </w:r>
+    </w:p>
+    <w:p>
+      <w:r>
+        <w:t>“That’s a spicy meatball,” Fineous said, laughing.</w:t>
+      </w:r>
+    </w:p>
+    <w:p>
+      <w:r>
+        <w:t>“That’s not funny,” Rose said, angrily. “You both almost died.”</w:t>
+      </w:r>
+    </w:p>
+    <w:p>
+      <w:r>
+        <w:t>“Did you level up?” Fineous asked.</w:t>
+      </w:r>
+    </w:p>
+    <w:p>
+      <w:r>
+        <w:t>“Yes,” Rose admitted.</w:t>
+      </w:r>
+    </w:p>
+    <w:p>
+      <w:r>
+        <w:t>“Then all is good,” Demonbane said. “</w:t>
+      </w:r>
+      <w:r>
+        <w:t>Besides, the taste wasn’t bad.”</w:t>
+      </w:r>
+    </w:p>
+    <w:p>
+      <w:proofErr w:type="gramStart"/>
+      <w:r>
+        <w:t>“But why?”</w:t>
+      </w:r>
+      <w:proofErr w:type="gramEnd"/>
+      <w:r>
+        <w:t xml:space="preserve"> Rose asked angrily.</w:t>
+      </w:r>
+    </w:p>
+    <w:p>
+      <w:r>
+        <w:lastRenderedPageBreak/>
+        <w:t xml:space="preserve">“You can’t improve your cooking if you don’t expect people to eat it,” Fineous said. “Demonbane has </w:t>
+      </w:r>
+      <w:r>
+        <w:t>Toughness</w:t>
+      </w:r>
+      <w:r>
+        <w:t xml:space="preserve"> and </w:t>
+      </w:r>
+      <w:r>
+        <w:t>Vitality</w:t>
+      </w:r>
+      <w:r>
+        <w:t>, while I have Internal Magic.</w:t>
+      </w:r>
+      <w:r>
+        <w:t xml:space="preserve"> It’s helping both of us. So yes I expect you to continue experimenting, and we will be your Guiney pigs.”</w:t>
+      </w:r>
+    </w:p>
+    <w:p>
+      <w:r>
+        <w:t>“Don’t worry little lady, it’s all good,” Demonbane said. “How can I be a barbarian if I can’t handle this much?”</w:t>
+      </w:r>
+    </w:p>
+    <w:p>
+      <w:r>
+        <w:t>“Aren’t there poisonous monsters out there?” Aragon asked.</w:t>
+      </w:r>
+    </w:p>
+    <w:p>
+      <w:r>
+        <w:t xml:space="preserve">“Yes there are,” Fineous said. </w:t>
+      </w:r>
+      <w:r>
+        <w:t xml:space="preserve">“Poisonous, venomous, </w:t>
+      </w:r>
+      <w:r>
+        <w:t xml:space="preserve">gas </w:t>
+      </w:r>
+      <w:r>
+        <w:t>breath</w:t>
+      </w:r>
+      <w:r>
+        <w:t>ing</w:t>
+      </w:r>
+      <w:r>
+        <w:t xml:space="preserve">, </w:t>
+      </w:r>
+      <w:r>
+        <w:t xml:space="preserve">acid </w:t>
+      </w:r>
+      <w:r>
+        <w:t>spew</w:t>
+      </w:r>
+      <w:r>
+        <w:t>ing</w:t>
+      </w:r>
+      <w:r>
+        <w:t>, to name a few.”</w:t>
+      </w:r>
+    </w:p>
+    <w:p>
+      <w:r>
+        <w:t>“Yikes,” Aragon said. “I’m glad we haven’t seen them yet.”</w:t>
+      </w:r>
+    </w:p>
+    <w:p>
+      <w:r>
+        <w:t>“Should I cook lunch?” Rose asked.</w:t>
+      </w:r>
+    </w:p>
+    <w:p>
+      <w:r>
+        <w:t>“Sure,” Fineous said. “By the way, how is this place affecting your cooking?”</w:t>
+      </w:r>
+    </w:p>
+    <w:p>
+      <w:r>
+        <w:t>“I’m finding it harder to cook,” Rose said.</w:t>
+      </w:r>
+      <w:r>
+        <w:t xml:space="preserve"> “It’s affecting the ingredients and the cooking process.”</w:t>
+      </w:r>
+    </w:p>
+    <w:p>
+      <w:r>
+        <w:t>“Excellent,” Fineous said. “That means you’re being trained.”</w:t>
+      </w:r>
+    </w:p>
+    <w:p>
+      <w:r>
+        <w:t>The next set o</w:t>
+      </w:r>
+      <w:r>
+        <w:t>f monsters was giant scorpions.</w:t>
+      </w:r>
+    </w:p>
+    <w:p>
+      <w:r>
+        <w:t>“Speak of the devil, and it will come,” Fineous said.</w:t>
+      </w:r>
+    </w:p>
+    <w:p>
+      <w:r>
+        <w:t>“Are they poisonous?” Aragon asked as he fired his arrows.</w:t>
+      </w:r>
+    </w:p>
+    <w:p>
+      <w:r>
+        <w:t>Fineous materialised a stone, intercepting the strike. The stone shattered, sending dust everywhere.</w:t>
+      </w:r>
+    </w:p>
+    <w:p>
+      <w:r>
+        <w:t>“Yikes,” Aragon said, echoing everyone’s view.</w:t>
+      </w:r>
+    </w:p>
+    <w:p>
+      <w:r>
+        <w:t xml:space="preserve">Erza raised an enchanted shield </w:t>
+      </w:r>
+      <w:r>
+        <w:t>with one hand and stabbed with a glowing spear with the other.</w:t>
+      </w:r>
+    </w:p>
+    <w:p>
+      <w:r>
+        <w:lastRenderedPageBreak/>
+        <w:t>“Rose, switch to singing,” Fineous commanded as he materialized larger boulders. At the same time he dropped his rapiers on the scorpions’ heads.</w:t>
+      </w:r>
+    </w:p>
+    <w:p>
+      <w:r>
+        <w:t xml:space="preserve">Thankfully the rapiers were perfectly balanced. Adding a little bit of momentum, they penetrated the monster’s heads. Unfortunately that didn’t </w:t>
+      </w:r>
+      <w:r>
+        <w:t>kill</w:t>
+      </w:r>
+      <w:r>
+        <w:t xml:space="preserve"> the creature. As a result, he had to drop-stab the creature multiple times to get a kill.</w:t>
+      </w:r>
+    </w:p>
+    <w:p>
+      <w:r>
+        <w:t>“Damn, those bastards have multiple brains</w:t>
+      </w:r>
+      <w:r>
+        <w:t xml:space="preserve"> and hearts</w:t>
+      </w:r>
+      <w:r>
+        <w:t xml:space="preserve">,” Fineous grumbled. Despite knowing about thousands of monster types, this one was of the vastly greater number </w:t>
+      </w:r>
+      <w:r>
+        <w:t>h</w:t>
+      </w:r>
+      <w:r>
+        <w:t xml:space="preserve">e never </w:t>
+      </w:r>
+      <w:r>
+        <w:t>read about</w:t>
+      </w:r>
+      <w:r>
+        <w:t>.</w:t>
+      </w:r>
+    </w:p>
+    <w:p>
+      <w:r>
+        <w:t>Thankfully Demonbane was there to act as a meat shield</w:t>
+      </w:r>
+      <w:r>
+        <w:t>, protecting both Fineous and Rose.</w:t>
+      </w:r>
+      <w:r>
+        <w:t xml:space="preserve"> Unfortunately there was only one of him and the monsters surrounded them.</w:t>
+      </w:r>
+    </w:p>
+    <w:p>
+      <w:r>
+        <w:t>Fighting with desperation, the team attacked with all their might.</w:t>
+      </w:r>
+    </w:p>
+    <w:p>
+      <w:r>
+        <w:t>Soon a stone wall made of boulders surrounded them as Fineous shored up their defenses.</w:t>
+      </w:r>
+    </w:p>
+    <w:p>
+      <w:r>
+        <w:t>Minutes dragged on as their equipment was poked to shreds.</w:t>
+      </w:r>
+    </w:p>
+    <w:p>
+      <w:r>
+        <w:t>After what seemed like an eternity the fight ended, leaving everyone battered and bruised. Even Rose didn’t e</w:t>
+      </w:r>
+      <w:r>
+        <w:t>scape injuries.</w:t>
+      </w:r>
+    </w:p>
+    <w:p>
+      <w:r>
+        <w:t>“Demonbane, dismantle your cooking station. We are returning,” Fineous said. “Everyone grab onto me.”</w:t>
+      </w:r>
+    </w:p>
+    <w:p>
+      <w:r>
+        <w:t>After a few moments Demonbane finished and they returned to the On Foothills.</w:t>
+      </w:r>
+    </w:p>
+    <w:p>
+      <w:r>
+        <w:t>Rose resumed her healing.</w:t>
+      </w:r>
+    </w:p>
+    <w:p>
+      <w:r>
+        <w:t>“Demonbane, please set up a safezone,” Fineous said. “I think we all need a break.”</w:t>
+      </w:r>
+    </w:p>
+    <w:p>
+      <w:r>
+        <w:lastRenderedPageBreak/>
+        <w:t>Fineous pulled out a few chairs while Demonbane set up.</w:t>
+      </w:r>
+    </w:p>
+    <w:p>
+      <w:r>
+        <w:t>“Now I can see why elves like End</w:t>
+      </w:r>
+      <w:r>
+        <w:t>ol hate Rogues,” Fineous said.</w:t>
+      </w:r>
+    </w:p>
+    <w:p>
+      <w:r>
+        <w:t xml:space="preserve">“What are you talking about?” </w:t>
+      </w:r>
+      <w:r>
+        <w:t>Demonbane asked, surprised. “You’re crazy strong.”</w:t>
+      </w:r>
+    </w:p>
+    <w:p>
+      <w:r>
+        <w:t xml:space="preserve">“At higher levels, all monsters have magic attack and defense,” Fineous explained. “Take Aragon, for example. He can shoot magic arrows. </w:t>
+      </w:r>
+      <w:r>
+        <w:t>He can even create explosions. With training t</w:t>
+      </w:r>
+      <w:r>
+        <w:t xml:space="preserve">here </w:t>
+      </w:r>
+      <w:r>
+        <w:t>are</w:t>
+      </w:r>
+      <w:r>
+        <w:t xml:space="preserve"> no enemy he can’t strike down, regardless of weird abilities.</w:t>
+      </w:r>
+    </w:p>
+    <w:p>
+      <w:r>
+        <w:t>“The same is true of Erza and Demonbane.</w:t>
+      </w:r>
+      <w:r>
+        <w:t xml:space="preserve"> Each has offensive power they haven’t touched.</w:t>
+      </w:r>
+    </w:p>
+    <w:p>
+      <w:r>
+        <w:t>“I must use trickery to fight, using deep knowledge of the enemies and preparation.</w:t>
+      </w:r>
+      <w:r>
+        <w:t xml:space="preserve"> I wasn’t prepared for those things.</w:t>
+      </w:r>
+    </w:p>
+    <w:p>
+      <w:r>
+        <w:t>“Sorry I’m feeling tired.”</w:t>
+      </w:r>
+    </w:p>
+    <w:p>
+      <w:r>
+        <w:t>Rose hugged Fineous and said, “We believe in you.”</w:t>
+      </w:r>
+    </w:p>
+    <w:p>
+      <w:r>
+        <w:t>Fineous felt healing wash over him and he closed his eyes, dosing off in the process.</w:t>
+      </w:r>
+    </w:p>
+    <w:p>
+      <w:r>
+        <w:t>Fineous then woke to the smell of cooking.</w:t>
+      </w:r>
+    </w:p>
+    <w:p>
+      <w:r>
+        <w:t>Feeling better, Fineous pulled out a thick metal plate and dropped it. He them picked it up and dropped it again.</w:t>
+      </w:r>
+      <w:r>
+        <w:t xml:space="preserve"> </w:t>
+      </w:r>
+      <w:r>
+        <w:t xml:space="preserve">This time it disappeared. </w:t>
+      </w:r>
+      <w:r>
+        <w:t>The third time it hovered in place.</w:t>
+      </w:r>
+    </w:p>
+    <w:p>
+      <w:r>
+        <w:t>“I didn’t know you can do magic,” Erza said.</w:t>
+      </w:r>
+    </w:p>
+    <w:p>
+      <w:r>
+        <w:t>“This isn’t magic,” Fineous said. “The plate is actually resting on the ground in the Shadow Realm.</w:t>
+      </w:r>
+    </w:p>
+    <w:p>
+      <w:r>
+        <w:t>“This is rather tricky since there is no sharp boundary, otherwise transitioning would be impossible.</w:t>
+      </w:r>
+    </w:p>
+    <w:p>
+      <w:r>
+        <w:lastRenderedPageBreak/>
+        <w:t>“I came up with this idea when the scorpions attacked.</w:t>
+      </w:r>
+      <w:r>
+        <w:t>”</w:t>
+      </w:r>
+    </w:p>
+    <w:p>
+      <w:r>
+        <w:t>“Amazing,” Demonbane said. “How fast will it be?”</w:t>
       </w:r>
     </w:p>
     <w:p>
@@ -38735,1055 +39608,279 @@
         <w:t>“</w:t>
       </w:r>
       <w:r>
-        <w:t>According to the notes, yes</w:t>
+        <w:t>It’s kind of tricky, since I’m exploring new ways to use my abilities. However I don’t see a fundamental limit</w:t>
       </w:r>
       <w:r>
         <w:t>,” Fineous said.</w:t>
       </w:r>
-      <w:r>
-        <w:t xml:space="preserve"> “The notes give detailed instructions on how to proceed.</w:t>
-      </w:r>
-      <w:r>
-        <w:t xml:space="preserve"> For instance our next destination is not too far away. I just wanted to do some practice before heading there.”</w:t>
-      </w:r>
-    </w:p>
-    <w:p>
-      <w:r>
-        <w:t>“Why are those monsters disappearing?” Demonbane asked, changing the subject.</w:t>
+    </w:p>
+    <w:p>
+      <w:r>
+        <w:t>Fineous moved the plate to an empty area and said, “Use your club to smash t</w:t>
+      </w:r>
+      <w:r>
+        <w:t>he</w:t>
+      </w:r>
+      <w:r>
+        <w:t xml:space="preserve"> plate with all your might.”</w:t>
+      </w:r>
+    </w:p>
+    <w:p>
+      <w:r>
+        <w:t>Demonbane walked up to the plate and swung. There was a resounding bang but the plate remained in place.</w:t>
+      </w:r>
+    </w:p>
+    <w:p>
+      <w:r>
+        <w:t xml:space="preserve">“What Demonbane did was no different than hitting </w:t>
+      </w:r>
+      <w:r>
+        <w:t xml:space="preserve">the plate on </w:t>
+      </w:r>
+      <w:r>
+        <w:t>the ground. I’m just using the plate to transfer the force.</w:t>
+      </w:r>
+    </w:p>
+    <w:p>
+      <w:r>
+        <w:t>“</w:t>
+      </w:r>
+      <w:r>
+        <w:t xml:space="preserve">The next step is to shift the ground in the Shadow Realm, so I can deflect attacks from any angle. </w:t>
+      </w:r>
+      <w:r>
+        <w:t>After all, the ground in the Shadow Realm is just a manifestation of my subconscious trying to make sense of that realm.</w:t>
+      </w:r>
+    </w:p>
+    <w:p>
+      <w:r>
+        <w:t>“</w:t>
+      </w:r>
+      <w:r>
+        <w:t>Even so, it’s proving tricky</w:t>
+      </w:r>
+      <w:r>
+        <w:t>.</w:t>
+      </w:r>
+      <w:r>
+        <w:t xml:space="preserve"> On the bright side, this </w:t>
+      </w:r>
+      <w:r>
+        <w:t>is already leveling up my skill</w:t>
+      </w:r>
+      <w:r>
+        <w:t>.</w:t>
+      </w:r>
+      <w:r>
+        <w:t>”</w:t>
+      </w:r>
+    </w:p>
+    <w:p>
+      <w:r>
+        <w:t>“</w:t>
+      </w:r>
+      <w:r>
+        <w:t>So y</w:t>
+      </w:r>
+      <w:r>
+        <w:t>ou can block any attack,” Demonbane said, impressed.</w:t>
+      </w:r>
+    </w:p>
+    <w:p>
+      <w:r>
+        <w:t xml:space="preserve">“Amazing,” Rose </w:t>
+      </w:r>
+      <w:r>
+        <w:t>agreed</w:t>
+      </w:r>
+      <w:r>
+        <w:t>.</w:t>
+      </w:r>
+    </w:p>
+    <w:p>
+      <w:r>
+        <w:t>“Just physical attacks,” Fineous said. “</w:t>
+      </w:r>
+      <w:r>
+        <w:t xml:space="preserve">Perhaps I can use my swords to transfer force. </w:t>
+      </w:r>
+      <w:r>
+        <w:t xml:space="preserve">The speed will </w:t>
+      </w:r>
+      <w:r>
+        <w:t>increase with</w:t>
+      </w:r>
+      <w:r>
+        <w:t xml:space="preserve"> training. I’m still not used to synchroniz</w:t>
+      </w:r>
+      <w:r>
+        <w:t>ing</w:t>
+      </w:r>
+      <w:r>
+        <w:t xml:space="preserve"> my skills like this.</w:t>
+      </w:r>
+    </w:p>
+    <w:p>
+      <w:r>
+        <w:t>“</w:t>
+      </w:r>
+      <w:r>
+        <w:t xml:space="preserve">By the way, the reason I got us all to leave the Shadow Realm was because that place isn’t safe. </w:t>
+      </w:r>
+      <w:r>
+        <w:t>Did y</w:t>
+      </w:r>
+      <w:r>
+        <w:t xml:space="preserve">ou notice </w:t>
+      </w:r>
+      <w:r>
+        <w:t xml:space="preserve">how </w:t>
+      </w:r>
+      <w:r>
+        <w:t>our thoughts were affecting the monsters?</w:t>
+      </w:r>
+    </w:p>
+    <w:p>
+      <w:r>
+        <w:t>“</w:t>
+      </w:r>
+      <w:r>
+        <w:t>I will take you all back there so we can all get more comfortable in that non-space.”</w:t>
       </w:r>
     </w:p>
     <w:p>
       <w:r>
         <w:lastRenderedPageBreak/>
-        <w:t xml:space="preserve">“They are crossing into physical realities,” Fineous said. “I asked </w:t>
-      </w:r>
-      <w:r>
-        <w:rPr>
-          <w:rFonts w:cstheme="minorHAnsi"/>
-        </w:rPr>
-        <w:t xml:space="preserve">Lady </w:t>
-      </w:r>
-      <w:r>
-        <w:rPr>
-          <w:rFonts w:cstheme="minorHAnsi"/>
-        </w:rPr>
-        <w:t>Wynthir</w:t>
-      </w:r>
-      <w:r>
-        <w:rPr>
-          <w:rFonts w:cstheme="minorHAnsi"/>
-        </w:rPr>
-        <w:t xml:space="preserve"> </w:t>
-      </w:r>
-      <w:r>
-        <w:t xml:space="preserve">why Earth doesn’t have monsters. </w:t>
-      </w:r>
-      <w:r>
-        <w:t xml:space="preserve">She </w:t>
-      </w:r>
-      <w:r>
-        <w:rPr>
-          <w:rFonts w:cstheme="minorHAnsi"/>
-        </w:rPr>
-        <w:t>said there is an unusually string barrier surrounding Earth’s universe. As a result, the amount of monsters entering is so small that they are rarely if ever seen.”</w:t>
-      </w:r>
-    </w:p>
-    <w:p>
-      <w:r>
-        <w:t>“Does that mean the Loch Ness Monster, Big Foot and the others could be real?” Erza asked.</w:t>
-      </w:r>
-    </w:p>
-    <w:p>
-      <w:r>
-        <w:t xml:space="preserve">“Yes,” Fineous said. “However, they probably disappeared shortly </w:t>
-      </w:r>
-      <w:r>
-        <w:t xml:space="preserve">after </w:t>
-      </w:r>
-      <w:r>
-        <w:t>their initial sighting. As a result, few would believe the reports.”</w:t>
-      </w:r>
-    </w:p>
-    <w:p>
-      <w:r>
-        <w:t>“My Shadow Meld is now at E-7,” Fineous said. “We can return.”</w:t>
-      </w:r>
-    </w:p>
-    <w:p>
-      <w:r>
-        <w:t>“Let’s explore more,” Demonbane said. “This place is scary, but also exciting. Are there any treasures here?”</w:t>
-      </w:r>
-    </w:p>
-    <w:p>
-      <w:r>
-        <w:t>“Of course,” Fineous said. “This realm is controlled by our collective unconscious. Just like the On Mountains, what we get is proportional to the effort we expend.”</w:t>
-      </w:r>
-    </w:p>
-    <w:p>
-      <w:r>
-        <w:t>“Too bad magic doesn’t exist on Earth,” Erza said.</w:t>
-      </w:r>
-    </w:p>
-    <w:p>
-      <w:r>
-        <w:t xml:space="preserve">“It does,” Fineous said. “However, the unusually strong dimensional barrier makes </w:t>
-      </w:r>
-      <w:r>
-        <w:t>the development of abilities unusually hard</w:t>
-      </w:r>
-      <w:r>
-        <w:t>.</w:t>
-      </w:r>
-      <w:r>
-        <w:t xml:space="preserve"> As a result, only a few people have been initiated. Even then, their skills have been weak, forcing the practitioners to keep their abilities hidden.”</w:t>
-      </w:r>
-    </w:p>
-    <w:p>
-      <w:r>
-        <w:t>“Enough talk,” Demonbane said. “It’s time to hunt.”</w:t>
-      </w:r>
-    </w:p>
-    <w:p>
-      <w:r>
-        <w:t>“No problem big guy,” Fineous said and ran off, making sure everyone was near him.</w:t>
-      </w:r>
-    </w:p>
-    <w:p>
-      <w:r>
-        <w:t>S</w:t>
-      </w:r>
-      <w:r>
-        <w:t>oon imp</w:t>
-      </w:r>
-      <w:r>
-        <w:t>-</w:t>
-      </w:r>
-      <w:r>
-        <w:t>like creatures appeared from the mist, cackling like mad demons.</w:t>
-      </w:r>
-    </w:p>
-    <w:p>
-      <w:r>
-        <w:t>“Did I do that?” Rose asked in a squeaky voice.</w:t>
+        <w:t>“Dinner is ready,” Rose said.</w:t>
+      </w:r>
+    </w:p>
+    <w:p>
+      <w:r>
+        <w:t>“That’s great news,” Fineous declared</w:t>
+      </w:r>
+      <w:r>
+        <w:t>,</w:t>
+      </w:r>
+      <w:r>
+        <w:t xml:space="preserve"> “Because this piggy is hungry.”</w:t>
+      </w:r>
+    </w:p>
+    <w:p>
+      <w:r>
+        <w:t>Rose giggled and said, “Better eat before it gets cold.”</w:t>
+      </w:r>
+    </w:p>
+    <w:p>
+      <w:r>
+        <w:t>“You mentioned non physical attacks,” Erza said.</w:t>
+      </w:r>
+    </w:p>
+    <w:p>
+      <w:r>
+        <w:t xml:space="preserve">“There are elemental attacks, such as light, fire, dark, </w:t>
+      </w:r>
+      <w:r>
+        <w:t xml:space="preserve">gravity, </w:t>
+      </w:r>
+      <w:r>
+        <w:t>and so on. There are gas attacks and spectral attack</w:t>
+      </w:r>
+      <w:r>
+        <w:t>s that</w:t>
+      </w:r>
+      <w:r>
+        <w:t xml:space="preserve"> affect the soul. There are even psychological attacks such as illusion and attack</w:t>
+      </w:r>
+      <w:r>
+        <w:t>s</w:t>
+      </w:r>
+      <w:r>
+        <w:t xml:space="preserve"> that </w:t>
+      </w:r>
+      <w:r>
+        <w:t>control your mind.</w:t>
+      </w:r>
+    </w:p>
+    <w:p>
+      <w:r>
+        <w:t xml:space="preserve">“In software development, there is a saying that no piece </w:t>
+      </w:r>
+      <w:r>
+        <w:t>o</w:t>
+      </w:r>
+      <w:r>
+        <w:t>f software is bug free. The same is true of us. Absolute defense is impossible. The best we can do is face novel challenges and slowly get stronger.”</w:t>
+      </w:r>
+    </w:p>
+    <w:p>
+      <w:r>
+        <w:t>“You look happy,” Rose said.</w:t>
+      </w:r>
+    </w:p>
+    <w:p>
+      <w:r>
+        <w:t>“I feel better now,” Fineous said. “When it comes to unknown enemies, everyone is equal.</w:t>
+      </w:r>
+    </w:p>
+    <w:p>
+      <w:r>
+        <w:t xml:space="preserve">“Even Lord Endol, with his great strength, is </w:t>
+      </w:r>
+      <w:r>
+        <w:t>venerable</w:t>
+      </w:r>
+      <w:r>
+        <w:t xml:space="preserve"> to countless types of monsters because of the types of attacks they can launch.</w:t>
+      </w:r>
+    </w:p>
+    <w:p>
+      <w:r>
+        <w:t>“</w:t>
+      </w:r>
+      <w:r>
+        <w:t>But with preparation, every challenge can be faced. After all, we all have opportunity</w:t>
+      </w:r>
+      <w:r>
+        <w:t>, and every skill is allowed when fighting monsters.”</w:t>
+      </w:r>
+    </w:p>
+    <w:p>
+      <w:r>
+        <w:t>“Is it time to hunt now?” Demonbane asked.</w:t>
+      </w:r>
+    </w:p>
+    <w:p>
+      <w:r>
+        <w:t>“Absolutely,” Fineous said. “We need to hit D</w:t>
+      </w:r>
+      <w:r>
+        <w:t>-Rank</w:t>
+      </w:r>
+      <w:r>
+        <w:t xml:space="preserve"> ASAP.</w:t>
+      </w:r>
+      <w:r>
+        <w:t>”</w:t>
+      </w:r>
+    </w:p>
+    <w:p>
+      <w:r>
+        <w:t>Fineous began his lecture and they headed out to find more monsters to fight.</w:t>
+      </w:r>
+    </w:p>
+    <w:p>
+      <w:r>
+        <w:t>The group travelled forward through the arid landscape, fighting monsters associated with badlands.</w:t>
+      </w:r>
+    </w:p>
+    <w:p>
+      <w:r>
+        <w:t>“What’s that?” Aragon asked, pointing.</w:t>
       </w:r>
     </w:p>
     <w:p>
       <w:r>
         <w:lastRenderedPageBreak/>
-        <w:t>Fineous looked at Rose, still clinging to his arm. “You are safe Rose,” Fineous said. “This isn’t some hell.”</w:t>
-      </w:r>
-    </w:p>
-    <w:p>
-      <w:r>
-        <w:t>Within moments the imps were upon them. Demonbane, Erza and Aragon fought with everything they had.</w:t>
-      </w:r>
-    </w:p>
-    <w:p>
-      <w:r>
-        <w:t>Noting the battle was fully handled, Fineous turned to Rose. Holding her chin he kissed her gently on the lips and then on the forehead.</w:t>
-      </w:r>
-    </w:p>
-    <w:p>
-      <w:r>
-        <w:t>Cheeks flushed red, Rose relaxed.</w:t>
-      </w:r>
-    </w:p>
-    <w:p>
-      <w:r>
-        <w:t>“Trust in your big brother and your family</w:t>
-      </w:r>
-      <w:r>
-        <w:t>,</w:t>
-      </w:r>
-      <w:r>
-        <w:t>”</w:t>
-      </w:r>
-      <w:r>
-        <w:t xml:space="preserve"> Fineous said softly.</w:t>
-      </w:r>
-    </w:p>
-    <w:p>
-      <w:r>
-        <w:t>Fineous</w:t>
-      </w:r>
-      <w:r>
-        <w:t xml:space="preserve"> then whispered into Rose’s ear. “I’m a dirty old man, aren’t?”</w:t>
-      </w:r>
-    </w:p>
-    <w:p>
-      <w:r>
-        <w:t>Rose giggled.</w:t>
-      </w:r>
-    </w:p>
-    <w:p>
-      <w:r>
-        <w:t>“Sing my angel of song, sing,” Fineous called out and began his attack.</w:t>
-      </w:r>
-    </w:p>
-    <w:p>
-      <w:r>
-        <w:t>As they fought more and more imps came. Bracing himself Fineous fought using his rapiers in the correct way – by stabbing his opponents.</w:t>
-      </w:r>
-    </w:p>
-    <w:p>
-      <w:r>
-        <w:t>20 minutes passed and finally the last monster died.</w:t>
-      </w:r>
-    </w:p>
-    <w:p>
-      <w:r>
-        <w:t xml:space="preserve">“Damn,” Demonbane said. “They weren’t that strong. However, their </w:t>
-      </w:r>
-      <w:r>
-        <w:t>cackling</w:t>
-      </w:r>
-      <w:r>
-        <w:t xml:space="preserve"> </w:t>
-      </w:r>
-      <w:r>
-        <w:t>really</w:t>
-      </w:r>
-      <w:r>
-        <w:t xml:space="preserve"> grated on my nerves.”</w:t>
-      </w:r>
-    </w:p>
-    <w:p>
-      <w:r>
-        <w:t xml:space="preserve">“Demonbane, please setup a cooking stand for Rose,” Fineous said. “Hopefully this </w:t>
-      </w:r>
-      <w:r>
-        <w:t xml:space="preserve">place </w:t>
-      </w:r>
-      <w:r>
-        <w:t>will give Rose a brand new challenge.”</w:t>
-      </w:r>
-    </w:p>
-    <w:p>
-      <w:r>
-        <w:t>“No problem boss,” Demonbane said and began setup.</w:t>
-      </w:r>
-      <w:r>
-        <w:t xml:space="preserve"> Within moments it was done.</w:t>
-      </w:r>
-    </w:p>
-    <w:p>
-      <w:r>
-        <w:t>“But we just ate less than an hour ago,” Rose objected.</w:t>
-      </w:r>
-    </w:p>
-    <w:p>
-      <w:r>
-        <w:t>“Then make this recipe,” Fineous said, passing over a recipe book.</w:t>
-      </w:r>
-    </w:p>
-    <w:p>
-      <w:r>
-        <w:t>Rose took the book, humming as she read.</w:t>
-      </w:r>
-    </w:p>
-    <w:p>
-      <w:r>
-        <w:lastRenderedPageBreak/>
-        <w:t>In the meantime, Cravens attacked. Looking like the marriage between a buzzard and a raven, the E-4 Cravens attacked by launching feathers.</w:t>
-      </w:r>
-    </w:p>
-    <w:p>
-      <w:r>
-        <w:t>“Ow,” Demonbane swore as a feather grazed his cheek. He swung his sword, causing a wind that blew the feathers back to the monsters. A moment later the monster was dead</w:t>
-      </w:r>
-      <w:r>
-        <w:t>, killed by its own feathers.</w:t>
-      </w:r>
-    </w:p>
-    <w:p>
-      <w:r>
-        <w:t xml:space="preserve">“Yes, I leveled up </w:t>
-      </w:r>
-      <w:r>
-        <w:t xml:space="preserve">barbaric </w:t>
-      </w:r>
-      <w:r>
-        <w:t>weapons mastery,” Demonbane said excitedly.</w:t>
-      </w:r>
-    </w:p>
-    <w:p>
-      <w:r>
-        <w:t>Fineous used his swords to protect himself from close quarter attacks and his stones for ranged attacks.</w:t>
-      </w:r>
-    </w:p>
-    <w:p>
-      <w:r>
-        <w:t>“I can’t make this,” Rose complained. “This will make you ill if the agate mushrooms aren’t cooked correctly. I mean really ill.”</w:t>
-      </w:r>
-    </w:p>
-    <w:p>
-      <w:r>
-        <w:t>“Do your best,” Fineous said and placed the ingredients</w:t>
-      </w:r>
-      <w:r>
-        <w:t xml:space="preserve"> on the table</w:t>
-      </w:r>
-      <w:r>
-        <w:t>. “And if it fails, just try again.</w:t>
-      </w:r>
-      <w:r>
-        <w:t>”</w:t>
-      </w:r>
-    </w:p>
-    <w:p>
-      <w:r>
-        <w:t xml:space="preserve">“Okay,” Rose said softly and resumed </w:t>
-      </w:r>
-      <w:r>
-        <w:t>humming</w:t>
-      </w:r>
-      <w:r>
-        <w:t>.</w:t>
-      </w:r>
-    </w:p>
-    <w:p>
-      <w:r>
-        <w:t>Fineous resumed his role as a school professor.</w:t>
-      </w:r>
-    </w:p>
-    <w:p>
-      <w:r>
-        <w:t>They waited a short while, and then another wave of monsters attacked.</w:t>
-      </w:r>
-    </w:p>
-    <w:p>
-      <w:r>
-        <w:t>An hour later Rose said, “This recipe is too hard. I ruined it again.”</w:t>
-      </w:r>
-    </w:p>
-    <w:p>
-      <w:r>
-        <w:t>The dish disappeared from Rose’s frying pan.</w:t>
-      </w:r>
-    </w:p>
-    <w:p>
-      <w:r>
-        <w:t>“You can’t eat it,” Rose said frantically. “It’s spoiled.”</w:t>
-      </w:r>
-    </w:p>
-    <w:p>
-      <w:r>
-        <w:t>“Continue cooking,” Fineous said</w:t>
-      </w:r>
-      <w:r>
-        <w:t xml:space="preserve"> as he fought</w:t>
-      </w:r>
-      <w:r>
-        <w:t>. “I have plenty of ingredients.”</w:t>
-      </w:r>
-    </w:p>
-    <w:p>
-      <w:r>
-        <w:t>After another hard battle ended, Fineous said, “Demonbane, are you hungry?”</w:t>
-      </w:r>
-    </w:p>
-    <w:p>
-      <w:r>
-        <w:lastRenderedPageBreak/>
-        <w:t>Demonbane accepted a plate from Fineous.</w:t>
-      </w:r>
-    </w:p>
-    <w:p>
-      <w:r>
-        <w:t>“I told you</w:t>
-      </w:r>
-      <w:r>
-        <w:t>,</w:t>
-      </w:r>
-      <w:r>
-        <w:t xml:space="preserve"> you will get sick,” Rose shouted.</w:t>
-      </w:r>
-    </w:p>
-    <w:p>
-      <w:r>
-        <w:t>“Don’t worry little lady,” Demonbane said. “We are men.”</w:t>
-      </w:r>
-    </w:p>
-    <w:p>
-      <w:r>
-        <w:t>“Men,” Rose said in exasperation.</w:t>
-      </w:r>
-    </w:p>
-    <w:p>
-      <w:r>
-        <w:t>For the next minute nothing happened. Then Demonbane barfed, followed by Fineous.</w:t>
-      </w:r>
-      <w:r>
-        <w:t xml:space="preserve"> A moment later both fainted.</w:t>
-      </w:r>
-    </w:p>
-    <w:p>
-      <w:r>
-        <w:t>“Ho my god,” Rose screamed and began casting. For a moment nothing happened, and then she flashed twice.</w:t>
-      </w:r>
-    </w:p>
-    <w:p>
-      <w:r>
-        <w:t>Fineous and Demonbane groggily woke up. However, both leveled up in the process.</w:t>
-      </w:r>
-    </w:p>
-    <w:p>
-      <w:r>
-        <w:t>“That’s a spicy meatball,” Fineous said, laughing.</w:t>
-      </w:r>
-    </w:p>
-    <w:p>
-      <w:r>
-        <w:t>“That’s not funny,” Rose said, angrily. “You both almost died.”</w:t>
-      </w:r>
-    </w:p>
-    <w:p>
-      <w:r>
-        <w:t>“Did you level up?” Fineous asked.</w:t>
-      </w:r>
-    </w:p>
-    <w:p>
-      <w:r>
-        <w:t>“Yes,” Rose admitted.</w:t>
-      </w:r>
-    </w:p>
-    <w:p>
-      <w:r>
-        <w:t>“Then all is good,” Demonbane said. “</w:t>
-      </w:r>
-      <w:r>
-        <w:t>Besides, the taste wasn’t bad.”</w:t>
-      </w:r>
-    </w:p>
-    <w:p>
-      <w:proofErr w:type="gramStart"/>
-      <w:r>
-        <w:t>“But why?”</w:t>
-      </w:r>
-      <w:proofErr w:type="gramEnd"/>
-      <w:r>
-        <w:t xml:space="preserve"> Rose asked angrily.</w:t>
-      </w:r>
-    </w:p>
-    <w:p>
-      <w:r>
-        <w:t xml:space="preserve">“You can’t improve your cooking if you don’t expect people to eat it,” Fineous said. “Demonbane has </w:t>
-      </w:r>
-      <w:r>
-        <w:t>Toughness</w:t>
-      </w:r>
-      <w:r>
-        <w:t xml:space="preserve"> and </w:t>
-      </w:r>
-      <w:r>
-        <w:t>Vitality</w:t>
-      </w:r>
-      <w:r>
-        <w:t>, while I have Internal Magic.</w:t>
-      </w:r>
-      <w:r>
-        <w:t xml:space="preserve"> It’s helping both of us. So yes I expect you to continue experimenting, and we will be your Guiney pigs.”</w:t>
-      </w:r>
-    </w:p>
-    <w:p>
-      <w:r>
-        <w:t>“Don’t worry little lady, it’s all good,” Demonbane said. “How can I be a barbarian if I can’t handle this much?”</w:t>
-      </w:r>
-    </w:p>
-    <w:p>
-      <w:r>
-        <w:t>“Aren’t there poisonous monsters out there?” Aragon asked.</w:t>
-      </w:r>
-    </w:p>
-    <w:p>
-      <w:r>
-        <w:lastRenderedPageBreak/>
-        <w:t xml:space="preserve">“Yes there are,” Fineous said. </w:t>
-      </w:r>
-      <w:r>
-        <w:t xml:space="preserve">“Poisonous, venomous, </w:t>
-      </w:r>
-      <w:r>
-        <w:t xml:space="preserve">gas </w:t>
-      </w:r>
-      <w:r>
-        <w:t>breath</w:t>
-      </w:r>
-      <w:r>
-        <w:t>ing</w:t>
-      </w:r>
-      <w:r>
-        <w:t xml:space="preserve">, </w:t>
-      </w:r>
-      <w:r>
-        <w:t xml:space="preserve">acid </w:t>
-      </w:r>
-      <w:r>
-        <w:t>spew</w:t>
-      </w:r>
-      <w:r>
-        <w:t>ing</w:t>
-      </w:r>
-      <w:r>
-        <w:t>, to name a few.”</w:t>
-      </w:r>
-    </w:p>
-    <w:p>
-      <w:r>
-        <w:t>“Yikes,” Aragon said. “I’m glad we haven’t seen them yet.”</w:t>
-      </w:r>
-    </w:p>
-    <w:p>
-      <w:r>
-        <w:t>“Should I cook lunch?” Rose asked.</w:t>
-      </w:r>
-    </w:p>
-    <w:p>
-      <w:r>
-        <w:t>“Sure,” Fineous said. “By the way, how is this place affecting your cooking?”</w:t>
-      </w:r>
-    </w:p>
-    <w:p>
-      <w:r>
-        <w:t>“I’m finding it harder to cook,” Rose said.</w:t>
-      </w:r>
-      <w:r>
-        <w:t xml:space="preserve"> “It’s affecting the ingredients and the cooking process.”</w:t>
-      </w:r>
-    </w:p>
-    <w:p>
-      <w:r>
-        <w:t>“Excellent,” Fineous said. “That means you’re being trained.”</w:t>
-      </w:r>
-    </w:p>
-    <w:p>
-      <w:r>
-        <w:t>The next set o</w:t>
-      </w:r>
-      <w:r>
-        <w:t>f monsters was giant scorpions.</w:t>
-      </w:r>
-    </w:p>
-    <w:p>
-      <w:r>
-        <w:t>“Speak of the devil, and it will come,” Fineous said.</w:t>
-      </w:r>
-    </w:p>
-    <w:p>
-      <w:r>
-        <w:t>“Are they poisonous?” Aragon asked as he fired his arrows.</w:t>
-      </w:r>
-    </w:p>
-    <w:p>
-      <w:r>
-        <w:t>Fineous materialised a stone, intercepting the strike. The stone shattered, sending dust everywhere.</w:t>
-      </w:r>
-    </w:p>
-    <w:p>
-      <w:r>
-        <w:t>“Yikes,” Aragon said, echoing everyone’s view.</w:t>
-      </w:r>
-    </w:p>
-    <w:p>
-      <w:r>
-        <w:t xml:space="preserve">Erza raised an enchanted shield </w:t>
-      </w:r>
-      <w:r>
-        <w:t>with one hand and stabbed with a glowing spear with the other.</w:t>
-      </w:r>
-    </w:p>
-    <w:p>
-      <w:r>
-        <w:t>“Rose, switch to singing,” Fineous commanded as he materialized larger boulders. At the same time he dropped his rapiers on the scorpions’ heads.</w:t>
-      </w:r>
-    </w:p>
-    <w:p>
-      <w:r>
-        <w:t xml:space="preserve">Thankfully the rapiers were perfectly balanced. Adding a little bit of momentum, they penetrated the monster’s heads. Unfortunately that didn’t </w:t>
-      </w:r>
-      <w:r>
-        <w:t>kill</w:t>
-      </w:r>
-      <w:r>
-        <w:t xml:space="preserve"> the creature. As a result, he had to drop-stab the creature multiple times to get a kill.</w:t>
-      </w:r>
-    </w:p>
-    <w:p>
-      <w:r>
-        <w:lastRenderedPageBreak/>
-        <w:t>“Damn, those bastards have multiple brains</w:t>
-      </w:r>
-      <w:r>
-        <w:t xml:space="preserve"> and hearts</w:t>
-      </w:r>
-      <w:r>
-        <w:t xml:space="preserve">,” Fineous grumbled. Despite knowing about thousands of monster types, this one was of the vastly greater number </w:t>
-      </w:r>
-      <w:r>
-        <w:t>h</w:t>
-      </w:r>
-      <w:r>
-        <w:t xml:space="preserve">e never </w:t>
-      </w:r>
-      <w:r>
-        <w:t>read about</w:t>
-      </w:r>
-      <w:r>
-        <w:t>.</w:t>
-      </w:r>
-    </w:p>
-    <w:p>
-      <w:r>
-        <w:t>Thankfully Demonbane was there to act as a meat shield</w:t>
-      </w:r>
-      <w:r>
-        <w:t>, protecting both Fineous and Rose.</w:t>
-      </w:r>
-      <w:r>
-        <w:t xml:space="preserve"> Unfortunately there was only one of him and the monsters surrounded them.</w:t>
-      </w:r>
-    </w:p>
-    <w:p>
-      <w:r>
-        <w:t>Fighting with desperation, the team attacked with all their might.</w:t>
-      </w:r>
-    </w:p>
-    <w:p>
-      <w:r>
-        <w:t>Soon a stone wall made of boulders surrounded them as Fineous shored up their defenses.</w:t>
-      </w:r>
-    </w:p>
-    <w:p>
-      <w:r>
-        <w:t>Minutes dragged on as their equipment was poked to shreds.</w:t>
-      </w:r>
-    </w:p>
-    <w:p>
-      <w:r>
-        <w:t>After what seemed like an eternity the fight ended, leaving everyone battered and bruised. Even Rose didn’t e</w:t>
-      </w:r>
-      <w:r>
-        <w:t>scape injuries.</w:t>
-      </w:r>
-    </w:p>
-    <w:p>
-      <w:r>
-        <w:t>“Demonbane, dismantle your cooking station. We are returning,” Fineous said. “Everyone grab onto me.”</w:t>
-      </w:r>
-    </w:p>
-    <w:p>
-      <w:r>
-        <w:t>After a few moments Demonbane finished and they returned to the On Foothills.</w:t>
-      </w:r>
-    </w:p>
-    <w:p>
-      <w:r>
-        <w:t>Rose resumed her healing.</w:t>
-      </w:r>
-    </w:p>
-    <w:p>
-      <w:r>
-        <w:t>“Demonbane, please set up a safezone,” Fineous said. “I think we all need a break.”</w:t>
-      </w:r>
-    </w:p>
-    <w:p>
-      <w:r>
-        <w:t>Fineous pulled out a few chairs while Demonbane set up.</w:t>
-      </w:r>
-    </w:p>
-    <w:p>
-      <w:r>
-        <w:t>“Now I can see why elves like End</w:t>
-      </w:r>
-      <w:r>
-        <w:t>ol hate Rogues,” Fineous said.</w:t>
-      </w:r>
-    </w:p>
-    <w:p>
-      <w:r>
-        <w:t xml:space="preserve">“What are you talking about?” </w:t>
-      </w:r>
-      <w:r>
-        <w:t>Demonbane asked, surprised. “You’re crazy strong.”</w:t>
-      </w:r>
-    </w:p>
-    <w:p>
-      <w:r>
-        <w:t xml:space="preserve">“At higher levels, all monsters have magic attack and defense,” Fineous explained. “Take Aragon, for example. He can shoot magic </w:t>
-      </w:r>
-      <w:r>
-        <w:lastRenderedPageBreak/>
-        <w:t xml:space="preserve">arrows. </w:t>
-      </w:r>
-      <w:r>
-        <w:t>He can even create explosions. With training t</w:t>
-      </w:r>
-      <w:r>
-        <w:t xml:space="preserve">here </w:t>
-      </w:r>
-      <w:r>
-        <w:t>are</w:t>
-      </w:r>
-      <w:r>
-        <w:t xml:space="preserve"> no enemy he can’t strike down, regardless of weird abilities.</w:t>
-      </w:r>
-    </w:p>
-    <w:p>
-      <w:r>
-        <w:t>“The same is true of Erza and Demonbane.</w:t>
-      </w:r>
-      <w:r>
-        <w:t xml:space="preserve"> Each has offensive power they haven’t touched.</w:t>
-      </w:r>
-    </w:p>
-    <w:p>
-      <w:r>
-        <w:t>“I must use trickery to fight, using deep knowledge of the enemies and preparation.</w:t>
-      </w:r>
-      <w:r>
-        <w:t xml:space="preserve"> I wasn’t prepared for those things.</w:t>
-      </w:r>
-    </w:p>
-    <w:p>
-      <w:r>
-        <w:t>“Sorry I’m feeling tired.”</w:t>
-      </w:r>
-    </w:p>
-    <w:p>
-      <w:r>
-        <w:t>Rose hugged Fineous and said, “We believe in you.”</w:t>
-      </w:r>
-    </w:p>
-    <w:p>
-      <w:r>
-        <w:t>Fineous felt healing wash over him and he closed his eyes, dosing off in the process.</w:t>
-      </w:r>
-    </w:p>
-    <w:p>
-      <w:r>
-        <w:t>Fineous then woke to the smell of cooking.</w:t>
-      </w:r>
-    </w:p>
-    <w:p>
-      <w:r>
-        <w:t>Feeling better, Fineous pulled out a thick metal plate and dropped it. He them picked it up and dropped it again.</w:t>
-      </w:r>
-      <w:r>
-        <w:t xml:space="preserve"> </w:t>
-      </w:r>
-      <w:r>
-        <w:t xml:space="preserve">This time it disappeared. </w:t>
-      </w:r>
-      <w:r>
-        <w:t>The third time it hovered in place.</w:t>
-      </w:r>
-    </w:p>
-    <w:p>
-      <w:r>
-        <w:t>“I didn’t know you can do magic,” Erza said.</w:t>
-      </w:r>
-    </w:p>
-    <w:p>
-      <w:r>
-        <w:t>“This isn’t magic,” Fineous said. “The plate is actually resting on the ground in the Shadow Realm.</w:t>
-      </w:r>
-    </w:p>
-    <w:p>
-      <w:r>
-        <w:t>“This is rather tricky since there is no sharp boundary, otherwise transitioning would be impossible.</w:t>
-      </w:r>
-    </w:p>
-    <w:p>
-      <w:r>
-        <w:t>“I came up with this idea when the scorpions attacked.</w:t>
-      </w:r>
-      <w:r>
-        <w:t>”</w:t>
-      </w:r>
-    </w:p>
-    <w:p>
-      <w:r>
-        <w:t>“Amazing,” Demonbane said. “How fast will it be?”</w:t>
-      </w:r>
-    </w:p>
-    <w:p>
-      <w:r>
-        <w:t>“</w:t>
-      </w:r>
-      <w:r>
-        <w:t>It’s kind of tricky, since I’m exploring new ways to use my abilities. However I don’t see a fundamental limit</w:t>
-      </w:r>
-      <w:r>
-        <w:t>,” Fineous said.</w:t>
-      </w:r>
-    </w:p>
-    <w:p>
-      <w:r>
-        <w:t>Fineous moved the plate to an empty area and said, “Use your club to smash t</w:t>
-      </w:r>
-      <w:r>
-        <w:t>he</w:t>
-      </w:r>
-      <w:r>
-        <w:t xml:space="preserve"> plate with all your might.”</w:t>
-      </w:r>
-    </w:p>
-    <w:p>
-      <w:r>
-        <w:lastRenderedPageBreak/>
-        <w:t>Demonbane walked up to the plate and swung. There was a resounding bang but the plate remained in place.</w:t>
-      </w:r>
-    </w:p>
-    <w:p>
-      <w:r>
-        <w:t xml:space="preserve">“What Demonbane did was no different than hitting </w:t>
-      </w:r>
-      <w:r>
-        <w:t xml:space="preserve">the plate on </w:t>
-      </w:r>
-      <w:r>
-        <w:t>the ground. I’m just using the plate to transfer the force.</w:t>
-      </w:r>
-    </w:p>
-    <w:p>
-      <w:r>
-        <w:t>“</w:t>
-      </w:r>
-      <w:r>
-        <w:t xml:space="preserve">The next step is to shift the ground in the Shadow Realm, so I can deflect attacks from any angle. </w:t>
-      </w:r>
-      <w:r>
-        <w:t>After all, the ground in the Shadow Realm is just a manifestation of my subconscious trying to make sense of that realm.</w:t>
-      </w:r>
-    </w:p>
-    <w:p>
-      <w:r>
-        <w:t>“</w:t>
-      </w:r>
-      <w:r>
-        <w:t>Even so, it’s proving tricky</w:t>
-      </w:r>
-      <w:r>
-        <w:t>.</w:t>
-      </w:r>
-      <w:r>
-        <w:t xml:space="preserve"> On the bright side, this </w:t>
-      </w:r>
-      <w:r>
-        <w:t>is already leveling up my skill</w:t>
-      </w:r>
-      <w:r>
-        <w:t>.</w:t>
-      </w:r>
-      <w:r>
-        <w:t>”</w:t>
-      </w:r>
-    </w:p>
-    <w:p>
-      <w:r>
-        <w:t>“</w:t>
-      </w:r>
-      <w:r>
-        <w:t>So y</w:t>
-      </w:r>
-      <w:r>
-        <w:t>ou can block any attack,” Demonbane said, impressed.</w:t>
-      </w:r>
-    </w:p>
-    <w:p>
-      <w:r>
-        <w:t xml:space="preserve">“Amazing,” Rose </w:t>
-      </w:r>
-      <w:r>
-        <w:t>agreed</w:t>
-      </w:r>
-      <w:r>
-        <w:t>.</w:t>
-      </w:r>
-    </w:p>
-    <w:p>
-      <w:r>
-        <w:t>“Just physical attacks,” Fineous said. “</w:t>
-      </w:r>
-      <w:r>
-        <w:t xml:space="preserve">Perhaps I can use my swords to transfer force. </w:t>
-      </w:r>
-      <w:r>
-        <w:t xml:space="preserve">The speed will </w:t>
-      </w:r>
-      <w:r>
-        <w:t>increase with</w:t>
-      </w:r>
-      <w:r>
-        <w:t xml:space="preserve"> training. I’m still not used to synchroniz</w:t>
-      </w:r>
-      <w:r>
-        <w:t>ing</w:t>
-      </w:r>
-      <w:r>
-        <w:t xml:space="preserve"> my skills like this.</w:t>
-      </w:r>
-    </w:p>
-    <w:p>
-      <w:r>
-        <w:t>“</w:t>
-      </w:r>
-      <w:r>
-        <w:t xml:space="preserve">By the way, the reason I got us all to leave the Shadow Realm was because that place isn’t safe. </w:t>
-      </w:r>
-      <w:r>
-        <w:t>Did y</w:t>
-      </w:r>
-      <w:r>
-        <w:t xml:space="preserve">ou notice </w:t>
-      </w:r>
-      <w:r>
-        <w:t xml:space="preserve">how </w:t>
-      </w:r>
-      <w:r>
-        <w:t>our thoughts were affecting the monsters?</w:t>
-      </w:r>
-    </w:p>
-    <w:p>
-      <w:r>
-        <w:t>“</w:t>
-      </w:r>
-      <w:r>
-        <w:t>I will take you all back there so we can all get more comfortable in that non-space.”</w:t>
-      </w:r>
-    </w:p>
-    <w:p>
-      <w:r>
-        <w:t>“Dinner is ready,” Rose said.</w:t>
-      </w:r>
-    </w:p>
-    <w:p>
-      <w:r>
-        <w:t>“That’s great news,” Fineous declared</w:t>
-      </w:r>
-      <w:r>
-        <w:t>,</w:t>
-      </w:r>
-      <w:r>
-        <w:t xml:space="preserve"> “Because this piggy is hungry.”</w:t>
-      </w:r>
-    </w:p>
-    <w:p>
-      <w:r>
-        <w:t>Rose giggled and said, “Better eat before it gets cold.”</w:t>
-      </w:r>
-    </w:p>
-    <w:p>
-      <w:r>
-        <w:t>“You mentioned non physical attacks,” Erza said.</w:t>
-      </w:r>
-    </w:p>
-    <w:p>
-      <w:r>
-        <w:lastRenderedPageBreak/>
-        <w:t xml:space="preserve">“There are elemental attacks, such as light, fire, dark, </w:t>
-      </w:r>
-      <w:r>
-        <w:t xml:space="preserve">gravity, </w:t>
-      </w:r>
-      <w:r>
-        <w:t>and so on. There are gas attacks and spectral attack</w:t>
-      </w:r>
-      <w:r>
-        <w:t>s that</w:t>
-      </w:r>
-      <w:r>
-        <w:t xml:space="preserve"> affect the soul. There are even psychological attacks such as illusion and attack</w:t>
-      </w:r>
-      <w:r>
-        <w:t>s</w:t>
-      </w:r>
-      <w:r>
-        <w:t xml:space="preserve"> that </w:t>
-      </w:r>
-      <w:r>
-        <w:t>control your mind.</w:t>
-      </w:r>
-    </w:p>
-    <w:p>
-      <w:r>
-        <w:t xml:space="preserve">“In software development, there is a saying that no piece </w:t>
-      </w:r>
-      <w:r>
-        <w:t>o</w:t>
-      </w:r>
-      <w:r>
-        <w:t>f software is bug free. The same is true of us. Absolute defense is impossible. The best we can do is face novel challenges and slowly get stronger.”</w:t>
-      </w:r>
-    </w:p>
-    <w:p>
-      <w:r>
-        <w:t>“You look happy,” Rose said.</w:t>
-      </w:r>
-    </w:p>
-    <w:p>
-      <w:r>
-        <w:t>“I feel better now,” Fineous said. “When it comes to unknown enemies, everyone is equal.</w:t>
-      </w:r>
-    </w:p>
-    <w:p>
-      <w:r>
-        <w:t xml:space="preserve">“Even Lord Endol, with his great strength, is </w:t>
-      </w:r>
-      <w:r>
-        <w:t>venerable</w:t>
-      </w:r>
-      <w:r>
-        <w:t xml:space="preserve"> to countless types of monsters because of the types of attacks they can launch.</w:t>
-      </w:r>
-    </w:p>
-    <w:p>
-      <w:r>
-        <w:t>“</w:t>
-      </w:r>
-      <w:r>
-        <w:t>But with preparation, every challenge can be faced. After all, we all have opportunity</w:t>
-      </w:r>
-      <w:r>
-        <w:t>, and every skill is allowed when fighting monsters.”</w:t>
-      </w:r>
-    </w:p>
-    <w:p>
-      <w:r>
-        <w:t>“Is it time to hunt now?” Demonbane asked.</w:t>
-      </w:r>
-    </w:p>
-    <w:p>
-      <w:r>
-        <w:t>“Absolutely,” Fineous said. “We need to hit D</w:t>
-      </w:r>
-      <w:r>
-        <w:t>-Rank</w:t>
-      </w:r>
-      <w:r>
-        <w:t xml:space="preserve"> ASAP.</w:t>
-      </w:r>
-      <w:r>
-        <w:t>”</w:t>
-      </w:r>
-    </w:p>
-    <w:p>
-      <w:r>
-        <w:t>Fineous began his lecture and they headed out to find more monsters to fight.</w:t>
-      </w:r>
-    </w:p>
-    <w:p>
-      <w:r>
-        <w:t>The group travelled forward through the arid landscape, fighting monsters associated with badlands.</w:t>
-      </w:r>
-    </w:p>
-    <w:p>
-      <w:r>
-        <w:t>“What’s that?” Aragon asked, pointing.</w:t>
-      </w:r>
-    </w:p>
-    <w:p>
-      <w:r>
         <w:t>“That’s the next challenge the Archana prepared for us,” Fineous said.</w:t>
       </w:r>
     </w:p>
@@ -39966,7 +40063,7 @@
             <w:rPr>
               <w:noProof/>
             </w:rPr>
-            <w:t>216</w:t>
+            <w:t>212</w:t>
           </w:r>
         </w:fldSimple>
       </w:p>
@@ -39996,7 +40093,7 @@
             <w:rPr>
               <w:noProof/>
             </w:rPr>
-            <w:t>215</w:t>
+            <w:t>213</w:t>
           </w:r>
         </w:fldSimple>
       </w:p>
@@ -40219,7 +40316,7 @@
         <v:path o:extrusionok="f" gradientshapeok="t" o:connecttype="rect"/>
         <o:lock v:ext="edit" aspectratio="t"/>
       </v:shapetype>
-      <v:shape id="_x0000_i1035" type="#_x0000_t75" style="width:3in;height:3in;visibility:visible" o:bullet="t">
+      <v:shape id="_x0000_i1113" type="#_x0000_t75" style="width:3in;height:3in;visibility:visible" o:bullet="t">
         <v:imagedata r:id="rId1" o:title="MC900065312[1]"/>
       </v:shape>
     </w:pict>
@@ -44606,7 +44703,7 @@
 </file>
 
 <file path=customXml/itemProps1.xml><?xml version="1.0" encoding="utf-8"?>
-<ds:datastoreItem xmlns:ds="http://schemas.openxmlformats.org/officeDocument/2006/customXml" ds:itemID="{73AC3B9C-1C4C-485E-850A-9DA08180F785}">
+<ds:datastoreItem xmlns:ds="http://schemas.openxmlformats.org/officeDocument/2006/customXml" ds:itemID="{DCCCD2A5-7782-4F44-A74F-A0B9742A9C4F}">
   <ds:schemaRefs>
     <ds:schemaRef ds:uri="http://schemas.openxmlformats.org/officeDocument/2006/bibliography"/>
   </ds:schemaRefs>

--- a/Books/RPG_Books/ThePrincessAndTheRogue/Book_ThePrincessAndTheRogue.docx
+++ b/Books/RPG_Books/ThePrincessAndTheRogue/Book_ThePrincessAndTheRogue.docx
@@ -11262,7 +11262,7 @@
           <w:noProof/>
         </w:rPr>
         <w:pict>
-          <v:shape id="Picture 3" o:spid="_x0000_i1025" type="#_x0000_t75" style="width:22.95pt;height:9.5pt;visibility:visible" o:bullet="t">
+          <v:shape id="Picture 3" o:spid="_x0000_i1025" type="#_x0000_t75" style="width:22.8pt;height:9.6pt;visibility:visible" o:bullet="t">
             <v:imagedata r:id="rId13" o:title="MC900065312[1]"/>
           </v:shape>
         </w:pict>
@@ -22754,7 +22754,7 @@
           <w:noProof/>
         </w:rPr>
         <w:pict>
-          <v:shape id="_x0000_i1026" type="#_x0000_t75" style="width:22.95pt;height:8.7pt;visibility:visible" o:bullet="t">
+          <v:shape id="_x0000_i1026" type="#_x0000_t75" style="width:22.8pt;height:8.9pt;visibility:visible" o:bullet="t">
             <v:imagedata r:id="rId13" o:title="MC900065312[1]"/>
           </v:shape>
         </w:pict>
@@ -26078,7 +26078,7 @@
           <w:noProof/>
         </w:rPr>
         <w:pict>
-          <v:shape id="_x0000_i1027" type="#_x0000_t75" style="width:22.95pt;height:9.5pt;visibility:visible" o:bullet="t">
+          <v:shape id="_x0000_i1027" type="#_x0000_t75" style="width:22.8pt;height:9.6pt;visibility:visible" o:bullet="t">
             <v:imagedata r:id="rId13" o:title="MC900065312[1]"/>
           </v:shape>
         </w:pict>
@@ -27384,7 +27384,7 @@
           <w:noProof/>
         </w:rPr>
         <w:pict>
-          <v:shape id="_x0000_i1028" type="#_x0000_t75" style="width:22.95pt;height:9.5pt;visibility:visible" o:bullet="t">
+          <v:shape id="_x0000_i1028" type="#_x0000_t75" style="width:22.8pt;height:9.6pt;visibility:visible" o:bullet="t">
             <v:imagedata r:id="rId13" o:title="MC900065312[1]"/>
           </v:shape>
         </w:pict>
@@ -38144,64 +38144,39 @@
     </w:p>
     <w:p>
       <w:r>
-        <w:t>“By the way, the notes the Archana gave us are locked. They will only unlock when we complete certain tasks,” Fineous said as he grabbed food.</w:t>
-      </w:r>
-    </w:p>
-    <w:p>
-      <w:r>
-        <w:t>“Finish off the food,” Fineous said. “Any food left over must be discarded.”</w:t>
+        <w:t>“Finish off all the food,” Fineous said as he loaded up. “Any food left over must be discarded.”</w:t>
+      </w:r>
+    </w:p>
+    <w:p>
+      <w:r>
+        <w:t>Fineous put his plate down and headed to the edge of the camp site. “It pains me to do this but I will lead,” he dumped all his stored prepared meals.</w:t>
+      </w:r>
+    </w:p>
+    <w:p>
+      <w:r>
+        <w:t>“How come?” Demonbane asked.</w:t>
       </w:r>
     </w:p>
     <w:p>
       <w:r>
         <w:lastRenderedPageBreak/>
-        <w:t>Fineous paused and then said, “It pains me to do this but I will lead.” He dumped all his stored prepared meals.</w:t>
-      </w:r>
-    </w:p>
-    <w:p>
-      <w:r>
-        <w:t>“How come?” Demonbane asked.</w:t>
-      </w:r>
-    </w:p>
-    <w:p>
-      <w:r>
-        <w:t>“The fastest way for Rose to improve her cooking is to constantly try out new recipes and new cooking techniques. Right now the Archana wants her to increase breath of knowledge.</w:t>
-      </w:r>
-    </w:p>
-    <w:p>
-      <w:r>
-        <w:t>“Later it wants her to gain more depth.</w:t>
-      </w:r>
-    </w:p>
-    <w:p>
-      <w:r>
-        <w:t>“The same applies to all of you.</w:t>
-      </w:r>
-    </w:p>
-    <w:p>
-      <w:r>
-        <w:t>“The path given here will focus on that.”</w:t>
-      </w:r>
-    </w:p>
-    <w:p>
-      <w:r>
-        <w:t>“Do we have to follow that?” Aragon asked.</w:t>
-      </w:r>
-    </w:p>
-    <w:p>
-      <w:r>
-        <w:t>“No,” Fineous said. “We are always free to do as we wish.</w:t>
-      </w:r>
-      <w:r>
-        <w:t xml:space="preserve"> However, I followed </w:t>
-      </w:r>
-    </w:p>
-    <w:p/>
-    <w:p/>
-    <w:p/>
-    <w:p>
-      <w:r>
-        <w:t>In the meantime Demonbane put his equipment away.</w:t>
+        <w:t>“The fastest way for Rose to improve her cooking is to constantly try out new recipes and new cooking techniques.</w:t>
+      </w:r>
+      <w:r>
+        <w:t xml:space="preserve"> More importantly, today’s cooking will always be better than yesterday’s cooking.</w:t>
+      </w:r>
+      <w:r>
+        <w:t>”</w:t>
+      </w:r>
+    </w:p>
+    <w:p>
+      <w:r>
+        <w:t>Fineous went back to eating.</w:t>
+      </w:r>
+    </w:p>
+    <w:p>
+      <w:r>
+        <w:t>Demonbane struck camp and then grabbed Fineous’ plate and put it away.</w:t>
       </w:r>
     </w:p>
     <w:p>
@@ -38211,33 +38186,7 @@
     </w:p>
     <w:p>
       <w:r>
-        <w:t xml:space="preserve">Breakfast finished, Fineous said, </w:t>
-      </w:r>
-      <w:r>
-        <w:t xml:space="preserve">“Okay everyone, </w:t>
-      </w:r>
-      <w:r>
-        <w:t xml:space="preserve">the instructions want us to </w:t>
-      </w:r>
-      <w:r>
-        <w:t xml:space="preserve">enter </w:t>
-      </w:r>
-      <w:r>
-        <w:t xml:space="preserve">Shadow </w:t>
-      </w:r>
-      <w:r>
-        <w:t>Realm for a few seconds. The time before was too short.”</w:t>
-      </w:r>
-    </w:p>
-    <w:p>
-      <w:r>
-        <w:t>Fineous stretched his arms out. “</w:t>
-      </w:r>
-      <w:r>
-        <w:t>I’m taking you into the Shadows</w:t>
-      </w:r>
-      <w:r>
-        <w:t>. Grab on.”</w:t>
+        <w:t>Fineous stretched his arms out. “I’m taking you into the Shadows. Grab on.”</w:t>
       </w:r>
     </w:p>
     <w:p>
@@ -38247,43 +38196,197 @@
     </w:p>
     <w:p>
       <w:r>
+        <w:t>“</w:t>
+      </w:r>
+      <w:r>
+        <w:t>That w</w:t>
+      </w:r>
+      <w:r>
+        <w:t>asn’t as hard as the first time,</w:t>
+      </w:r>
+      <w:r>
+        <w:t>”</w:t>
+      </w:r>
+      <w:r>
+        <w:t xml:space="preserve"> Fineous said as he dropped his arms.</w:t>
+      </w:r>
+    </w:p>
+    <w:p>
+      <w:r>
+        <w:t>“What a freaky place,” Demonbane said as he looked around.</w:t>
+      </w:r>
+    </w:p>
+    <w:p>
+      <w:r>
+        <w:t>“And scary,” Rose said timidly.</w:t>
+      </w:r>
+    </w:p>
+    <w:p>
+      <w:r>
+        <w:t>“Don’t worry,” Aragon said. “We will protect you.”</w:t>
+      </w:r>
+    </w:p>
+    <w:p>
+      <w:r>
+        <w:t>“Oh Aragon, my hero,” Fineous said in a girly voice.</w:t>
+      </w:r>
+    </w:p>
+    <w:p>
+      <w:r>
+        <w:t>Aragon blushed and the others laughed.</w:t>
+      </w:r>
+    </w:p>
+    <w:p>
+      <w:pPr>
+        <w:rPr>
+          <w:rFonts w:asciiTheme="minorHAnsi" w:hAnsiTheme="minorHAnsi" w:cstheme="minorHAnsi"/>
+        </w:rPr>
+      </w:pPr>
+      <w:r>
+        <w:t>“So this is why it’s called the Shadow World,” Erza mused.</w:t>
+      </w:r>
+      <w:r>
+        <w:t xml:space="preserve"> A moment later she flashed. “My </w:t>
+      </w:r>
+      <w:r>
+        <w:rPr>
+          <w:rFonts w:asciiTheme="minorHAnsi" w:hAnsiTheme="minorHAnsi" w:cstheme="minorHAnsi"/>
+        </w:rPr>
+        <w:t>Enhanced Senses</w:t>
+      </w:r>
+      <w:r>
+        <w:rPr>
+          <w:rFonts w:asciiTheme="minorHAnsi" w:hAnsiTheme="minorHAnsi" w:cstheme="minorHAnsi"/>
+        </w:rPr>
+        <w:t xml:space="preserve"> ability has upgraded, but it stil</w:t>
+      </w:r>
+      <w:r>
+        <w:rPr>
+          <w:rFonts w:asciiTheme="minorHAnsi" w:hAnsiTheme="minorHAnsi" w:cstheme="minorHAnsi"/>
+        </w:rPr>
+        <w:t>l looks shadowy and indistinct. It’s now E-6.”</w:t>
+      </w:r>
+    </w:p>
+    <w:p>
+      <w:r>
+        <w:rPr>
+          <w:rFonts w:asciiTheme="minorHAnsi" w:hAnsiTheme="minorHAnsi" w:cstheme="minorHAnsi"/>
+        </w:rPr>
+        <w:t>“First congratulations,” Fineous said.</w:t>
+      </w:r>
+    </w:p>
+    <w:p>
+      <w:r>
+        <w:t>“</w:t>
+      </w:r>
+      <w:r>
+        <w:t>Second, i</w:t>
+      </w:r>
+      <w:r>
+        <w:t xml:space="preserve">t’s shadowy because of our limited </w:t>
+      </w:r>
+      <w:r>
+        <w:t>mentality</w:t>
+      </w:r>
+      <w:r>
+        <w:t xml:space="preserve">,” Fineous said. “It’s not possible for mere mortals to </w:t>
+      </w:r>
+      <w:r>
+        <w:t xml:space="preserve">fully </w:t>
+      </w:r>
+      <w:r>
+        <w:t>grasp the Shadow Realm.</w:t>
+      </w:r>
+    </w:p>
+    <w:p>
+      <w:r>
         <w:lastRenderedPageBreak/>
-        <w:t>“</w:t>
-      </w:r>
-      <w:r>
-        <w:t>That w</w:t>
-      </w:r>
-      <w:r>
-        <w:t>asn’t as hard as the first time,</w:t>
-      </w:r>
-      <w:r>
-        <w:t>”</w:t>
-      </w:r>
-      <w:r>
-        <w:t xml:space="preserve"> Fineous said as he dropped his arms.</w:t>
-      </w:r>
-    </w:p>
-    <w:p>
-      <w:r>
-        <w:t>“What a freaky place,” Demonbane said as he looked around.</w:t>
-      </w:r>
-    </w:p>
-    <w:p>
-      <w:r>
-        <w:t>“And scary,” Rose said timidly.</w:t>
-      </w:r>
-    </w:p>
-    <w:p>
-      <w:r>
-        <w:t>“Don’t worry,” Aragon said. “We will protect you.”</w:t>
-      </w:r>
-    </w:p>
-    <w:p>
-      <w:r>
-        <w:t>“Oh Aragon, my hero,” Fineous said in a girly voice</w:t>
-      </w:r>
-      <w:r>
-        <w:t>, holding his clasped hands in front of him</w:t>
+        <w:t xml:space="preserve">“We are surrounded by the raw stuff of possibility, also known as magic. Okay everyone, </w:t>
+      </w:r>
+      <w:r>
+        <w:t>i</w:t>
+      </w:r>
+      <w:r>
+        <w:t>t’s time to return.”</w:t>
+      </w:r>
+    </w:p>
+    <w:p>
+      <w:r>
+        <w:t>Fineous brought them back to the physical plane of existence.</w:t>
+      </w:r>
+    </w:p>
+    <w:p>
+      <w:r>
+        <w:t>“Damn that was tiring,” Fineous said. “</w:t>
+      </w:r>
+      <w:r>
+        <w:t xml:space="preserve">Muscles I didn’t know existed feel numb. </w:t>
+      </w:r>
+      <w:r>
+        <w:t>It’s time to hunt again. I</w:t>
+      </w:r>
+      <w:r>
+        <w:t xml:space="preserve">’m completely </w:t>
+      </w:r>
+      <w:r>
+        <w:t>out of Essence. The good news is Shadow Sense is now at E-11.”</w:t>
+      </w:r>
+    </w:p>
+    <w:p>
+      <w:r>
+        <w:t>“Does this mean you are closed to leveling up?” Demonbane asked.</w:t>
+      </w:r>
+    </w:p>
+    <w:p>
+      <w:r>
+        <w:t>“Hardly,” Fineous said. “Shadow Meld is only evolving so fast because of the great need placed on it. It has to level up more before it becomes safe to bring you there for extended times.</w:t>
+      </w:r>
+    </w:p>
+    <w:p>
+      <w:r>
+        <w:t>“My other skills are a long way from getting there.”</w:t>
+      </w:r>
+    </w:p>
+    <w:p>
+      <w:r>
+        <w:t>“We have company,” Aragon said, pointing.</w:t>
+      </w:r>
+    </w:p>
+    <w:p>
+      <w:r>
+        <w:t>“Marvelous,” Fineous said and clapped.</w:t>
+      </w:r>
+      <w:r>
+        <w:t xml:space="preserve"> “Look everyone, the universe has decid</w:t>
+      </w:r>
+      <w:r>
+        <w:t>ed to give us something to eat.”</w:t>
+      </w:r>
+    </w:p>
+    <w:p>
+      <w:r>
+        <w:t xml:space="preserve">Off in the distance a huge pack of the monsters charged. They looked like </w:t>
+      </w:r>
+      <w:r>
+        <w:t xml:space="preserve">the children of </w:t>
+      </w:r>
+      <w:r>
+        <w:t>porcupine</w:t>
+      </w:r>
+      <w:r>
+        <w:t>s</w:t>
+      </w:r>
+      <w:r>
+        <w:t xml:space="preserve"> </w:t>
+      </w:r>
+      <w:r>
+        <w:t xml:space="preserve">who </w:t>
+      </w:r>
+      <w:r>
+        <w:t>married wol</w:t>
+      </w:r>
+      <w:r>
+        <w:t>ves</w:t>
       </w:r>
       <w:r>
         <w:t>.</w:t>
@@ -38291,192 +38394,33 @@
     </w:p>
     <w:p>
       <w:r>
-        <w:t>Aragon blushed and the others laughed.</w:t>
-      </w:r>
-    </w:p>
-    <w:p>
-      <w:pPr>
-        <w:rPr>
-          <w:rFonts w:asciiTheme="minorHAnsi" w:hAnsiTheme="minorHAnsi" w:cstheme="minorHAnsi"/>
-        </w:rPr>
-      </w:pPr>
-      <w:r>
-        <w:t>“So this is why it’s called the Shadow World,” Erza mused.</w:t>
-      </w:r>
-      <w:r>
-        <w:t xml:space="preserve"> A moment later she flashed. “My </w:t>
-      </w:r>
-      <w:r>
-        <w:rPr>
-          <w:rFonts w:asciiTheme="minorHAnsi" w:hAnsiTheme="minorHAnsi" w:cstheme="minorHAnsi"/>
-        </w:rPr>
-        <w:t>Enhanced Senses</w:t>
-      </w:r>
-      <w:r>
-        <w:rPr>
-          <w:rFonts w:asciiTheme="minorHAnsi" w:hAnsiTheme="minorHAnsi" w:cstheme="minorHAnsi"/>
-        </w:rPr>
-        <w:t xml:space="preserve"> ability has upgraded, but it stil</w:t>
-      </w:r>
-      <w:r>
-        <w:rPr>
-          <w:rFonts w:asciiTheme="minorHAnsi" w:hAnsiTheme="minorHAnsi" w:cstheme="minorHAnsi"/>
-        </w:rPr>
-        <w:t>l looks shadowy and indistinct. It’s now E-6.”</w:t>
-      </w:r>
-    </w:p>
-    <w:p>
-      <w:r>
-        <w:rPr>
-          <w:rFonts w:asciiTheme="minorHAnsi" w:hAnsiTheme="minorHAnsi" w:cstheme="minorHAnsi"/>
-        </w:rPr>
-        <w:t>“First congratulations,” Fineous said.</w:t>
-      </w:r>
-    </w:p>
-    <w:p>
-      <w:r>
-        <w:t>“</w:t>
-      </w:r>
-      <w:r>
-        <w:t>Second, i</w:t>
-      </w:r>
-      <w:r>
-        <w:t xml:space="preserve">t’s shadowy because of our limited </w:t>
-      </w:r>
-      <w:r>
-        <w:t>mentality</w:t>
-      </w:r>
-      <w:r>
-        <w:t xml:space="preserve">,” Fineous said. “It’s not possible for mere mortals to </w:t>
-      </w:r>
-      <w:r>
-        <w:t xml:space="preserve">fully </w:t>
-      </w:r>
-      <w:r>
-        <w:t>grasp the Shadow Realm.</w:t>
-      </w:r>
-    </w:p>
-    <w:p>
-      <w:r>
-        <w:t>“We are surrounded by the raw stuff of possibility, also known as magic. Okay everyone, grab on. It’s time to return.”</w:t>
-      </w:r>
-    </w:p>
-    <w:p>
-      <w:r>
-        <w:t>The gang grabbed onto Fineous and he brought them back to the physical plane of existence.</w:t>
-      </w:r>
-    </w:p>
-    <w:p>
-      <w:r>
-        <w:t>“Damn that was tiring,” Fineous said. “</w:t>
-      </w:r>
-      <w:r>
-        <w:t xml:space="preserve">Muscles I didn’t know existed feel numb. </w:t>
-      </w:r>
-      <w:r>
-        <w:t>It’s time to hunt again. I</w:t>
-      </w:r>
-      <w:r>
-        <w:t xml:space="preserve">’m completely </w:t>
-      </w:r>
-      <w:r>
-        <w:t>out of Essence. The good news is Shadow Sense is now at E-11.”</w:t>
-      </w:r>
-    </w:p>
-    <w:p>
-      <w:r>
-        <w:t>“Me too,” Erza said.</w:t>
-      </w:r>
-    </w:p>
-    <w:p>
-      <w:r>
-        <w:t>“Does this mean you are closed to leveling up?” Demonbane asked.</w:t>
+        <w:t>“Those are E-4 wolferpines,” Fineous said. “Be careful. Their quills are venomous.</w:t>
+      </w:r>
+      <w:r>
+        <w:t xml:space="preserve"> </w:t>
+      </w:r>
+      <w:r>
+        <w:t>They are fast, but have lower defenses. Be careful. They are flammable.”</w:t>
+      </w:r>
+    </w:p>
+    <w:p>
+      <w:r>
+        <w:t>Aragon began the assault first with his arrows, followed by Erza.</w:t>
+      </w:r>
+    </w:p>
+    <w:p>
+      <w:r>
+        <w:t>Not wanting to be left out, Demonbane began throwing rocks. “Eureka! Barbarian Weapons Mastery increased.”</w:t>
+      </w:r>
+    </w:p>
+    <w:p>
+      <w:r>
+        <w:t>Fineous began his lecture. Seconds later the first of the monsters arrived. Now within reach, Fineous began dropping rocks on their heads.</w:t>
       </w:r>
     </w:p>
     <w:p>
       <w:r>
         <w:lastRenderedPageBreak/>
-        <w:t>“Hardly,” Fineous said. “Shadow Meld is only evolving so fast because of the great need placed on it. It has to level up more before it becomes safe to bring you there for extended times.</w:t>
-      </w:r>
-    </w:p>
-    <w:p>
-      <w:r>
-        <w:t>“My other skills are a long way from getting there.”</w:t>
-      </w:r>
-    </w:p>
-    <w:p>
-      <w:r>
-        <w:t>“We have company,” Aragon said, pointing.</w:t>
-      </w:r>
-    </w:p>
-    <w:p>
-      <w:r>
-        <w:t>“Marvelous,” Fineous said and clapped.</w:t>
-      </w:r>
-      <w:r>
-        <w:t xml:space="preserve"> “Look everyone, the universe has decid</w:t>
-      </w:r>
-      <w:r>
-        <w:t>ed to give us something to eat.”</w:t>
-      </w:r>
-    </w:p>
-    <w:p>
-      <w:r>
-        <w:t xml:space="preserve">Off in the distance a huge pack of the monsters charged. They looked like </w:t>
-      </w:r>
-      <w:r>
-        <w:t xml:space="preserve">the children of </w:t>
-      </w:r>
-      <w:r>
-        <w:t>porcupine</w:t>
-      </w:r>
-      <w:r>
-        <w:t>s</w:t>
-      </w:r>
-      <w:r>
-        <w:t xml:space="preserve"> </w:t>
-      </w:r>
-      <w:r>
-        <w:t xml:space="preserve">who </w:t>
-      </w:r>
-      <w:r>
-        <w:t>married wol</w:t>
-      </w:r>
-      <w:r>
-        <w:t>ves</w:t>
-      </w:r>
-      <w:r>
-        <w:t>.</w:t>
-      </w:r>
-    </w:p>
-    <w:p>
-      <w:r>
-        <w:t>“Those are E-4 wolferpines,” Fineous said. “Be careful. Their quills are venomous.</w:t>
-      </w:r>
-      <w:r>
-        <w:t xml:space="preserve"> </w:t>
-      </w:r>
-      <w:r>
-        <w:t>They are fast, but have lower defenses. Be careful. They are flammable.”</w:t>
-      </w:r>
-    </w:p>
-    <w:p>
-      <w:r>
-        <w:t>Aragon began the assault first with his arrows, followed by Erza.</w:t>
-      </w:r>
-    </w:p>
-    <w:p>
-      <w:r>
-        <w:t>Not wanting to be left out, Demonbane began throwing rocks. “Eureka! Barbarian Weapons Mastery increased.”</w:t>
-      </w:r>
-    </w:p>
-    <w:p>
-      <w:r>
-        <w:t>Fineous began his lecture. Seconds later the first of the monsters arrived. Now within reach, Fineous began dropping rocks on their heads.</w:t>
-      </w:r>
-    </w:p>
-    <w:p>
-      <w:r>
         <w:t>“Rose, stay near Aragon,” Fineous said. “Demonbane will focus on defending you two while Erza and I will be more fluent in our movements.”</w:t>
       </w:r>
     </w:p>
@@ -38581,6 +38525,7 @@
     </w:p>
     <w:p>
       <w:r>
+        <w:lastRenderedPageBreak/>
         <w:t>Thankfully the monsters weren’t fast. Unfortunately, what they lacked in speed they made up in attack power and sturdiness.</w:t>
       </w:r>
     </w:p>
@@ -38606,7 +38551,6 @@
     </w:p>
     <w:p>
       <w:r>
-        <w:lastRenderedPageBreak/>
         <w:t>Fineous suddenly felt as if the world went upside down.</w:t>
       </w:r>
     </w:p>
@@ -38688,7 +38632,6 @@
     </w:p>
     <w:p>
       <w:r>
-        <w:lastRenderedPageBreak/>
         <w:t>“Do we have to climb this?” Aragon asked.</w:t>
       </w:r>
     </w:p>
@@ -38785,6 +38728,7 @@
     </w:p>
     <w:p>
       <w:r>
+        <w:lastRenderedPageBreak/>
         <w:t>“Scary,” Rose said and hugged Fineous’ arm.</w:t>
       </w:r>
     </w:p>
@@ -38826,8 +38770,780 @@
     </w:p>
     <w:p>
       <w:r>
+        <w:t>“Then we can go home?” Aragon asked.</w:t>
+      </w:r>
+    </w:p>
+    <w:p>
+      <w:r>
+        <w:t>“</w:t>
+      </w:r>
+      <w:r>
+        <w:t>According to the notes, yes</w:t>
+      </w:r>
+      <w:r>
+        <w:t>,” Fineous said.</w:t>
+      </w:r>
+      <w:r>
+        <w:t xml:space="preserve"> “The notes give detailed instructions on how to proceed.</w:t>
+      </w:r>
+      <w:r>
+        <w:t xml:space="preserve"> For instance our next destination is not too far away. I just wanted to do some practice before heading there.”</w:t>
+      </w:r>
+    </w:p>
+    <w:p>
+      <w:r>
+        <w:t>“Why are those monsters disappearing?” Demonbane asked, changing the subject.</w:t>
+      </w:r>
+    </w:p>
+    <w:p>
+      <w:r>
+        <w:t xml:space="preserve">“They are crossing into physical realities,” Fineous said. “I asked </w:t>
+      </w:r>
+      <w:r>
+        <w:rPr>
+          <w:rFonts w:cstheme="minorHAnsi"/>
+        </w:rPr>
+        <w:t xml:space="preserve">Lady </w:t>
+      </w:r>
+      <w:r>
+        <w:rPr>
+          <w:rFonts w:cstheme="minorHAnsi"/>
+        </w:rPr>
+        <w:t>Wynthir</w:t>
+      </w:r>
+      <w:r>
+        <w:rPr>
+          <w:rFonts w:cstheme="minorHAnsi"/>
+        </w:rPr>
+        <w:t xml:space="preserve"> </w:t>
+      </w:r>
+      <w:r>
+        <w:t xml:space="preserve">why Earth doesn’t have monsters. </w:t>
+      </w:r>
+      <w:r>
+        <w:t xml:space="preserve">She </w:t>
+      </w:r>
+      <w:r>
+        <w:rPr>
+          <w:rFonts w:cstheme="minorHAnsi"/>
+        </w:rPr>
+        <w:t>said there is an unusually string barrier surrounding Earth’s universe. As a result, the amount of monsters entering is so small that they are rarely if ever seen.”</w:t>
+      </w:r>
+    </w:p>
+    <w:p>
+      <w:r>
+        <w:t>“Does that mean the Loch Ness Monster, Big Foot and the others could be real?” Erza asked.</w:t>
+      </w:r>
+    </w:p>
+    <w:p>
+      <w:r>
+        <w:t xml:space="preserve">“Yes,” Fineous said. “However, they probably disappeared shortly </w:t>
+      </w:r>
+      <w:r>
+        <w:t xml:space="preserve">after </w:t>
+      </w:r>
+      <w:r>
+        <w:t>their initial sighting. As a result, few would believe the reports.”</w:t>
+      </w:r>
+    </w:p>
+    <w:p>
+      <w:r>
+        <w:t>“My Shadow Meld is now at E-7,” Fineous said. “We can return.”</w:t>
+      </w:r>
+    </w:p>
+    <w:p>
+      <w:r>
         <w:lastRenderedPageBreak/>
-        <w:t>“Then we can go home?” Aragon asked.</w:t>
+        <w:t>“Let’s explore more,” Demonbane said. “This place is scary, but also exciting. Are there any treasures here?”</w:t>
+      </w:r>
+    </w:p>
+    <w:p>
+      <w:r>
+        <w:t>“Of course,” Fineous said. “This realm is controlled by our collective unconscious. Just like the On Mountains, what we get is proportional to the effort we expend.”</w:t>
+      </w:r>
+    </w:p>
+    <w:p>
+      <w:r>
+        <w:t>“Too bad magic doesn’t exist on Earth,” Erza said.</w:t>
+      </w:r>
+    </w:p>
+    <w:p>
+      <w:r>
+        <w:t xml:space="preserve">“It does,” Fineous said. “However, the unusually strong dimensional barrier makes </w:t>
+      </w:r>
+      <w:r>
+        <w:t>the development of abilities unusually hard</w:t>
+      </w:r>
+      <w:r>
+        <w:t>.</w:t>
+      </w:r>
+      <w:r>
+        <w:t xml:space="preserve"> As a result, only a few people have been initiated. Even then, their skills have been weak, forcing the practitioners to keep their abilities hidden.”</w:t>
+      </w:r>
+    </w:p>
+    <w:p>
+      <w:r>
+        <w:t>“Enough talk,” Demonbane said. “It’s time to hunt.”</w:t>
+      </w:r>
+    </w:p>
+    <w:p>
+      <w:r>
+        <w:t>“No problem big guy,” Fineous said and ran off, making sure everyone was near him.</w:t>
+      </w:r>
+    </w:p>
+    <w:p>
+      <w:r>
+        <w:t>S</w:t>
+      </w:r>
+      <w:r>
+        <w:t>oon imp</w:t>
+      </w:r>
+      <w:r>
+        <w:t>-</w:t>
+      </w:r>
+      <w:r>
+        <w:t>like creatures appeared from the mist, cackling like mad demons.</w:t>
+      </w:r>
+    </w:p>
+    <w:p>
+      <w:r>
+        <w:t>“Did I do that?” Rose asked in a squeaky voice.</w:t>
+      </w:r>
+    </w:p>
+    <w:p>
+      <w:r>
+        <w:t>Fineous looked at Rose, still clinging to his arm. “You are safe Rose,” Fineous said. “This isn’t some hell.”</w:t>
+      </w:r>
+    </w:p>
+    <w:p>
+      <w:r>
+        <w:t>Within moments the imps were upon them. Demonbane, Erza and Aragon fought with everything they had.</w:t>
+      </w:r>
+    </w:p>
+    <w:p>
+      <w:r>
+        <w:t>Noting the battle was fully handled, Fineous turned to Rose. Holding her chin he kissed her gently on the lips and then on the forehead.</w:t>
+      </w:r>
+    </w:p>
+    <w:p>
+      <w:r>
+        <w:t>Cheeks flushed red, Rose relaxed.</w:t>
+      </w:r>
+    </w:p>
+    <w:p>
+      <w:r>
+        <w:t>“Trust in your big brother and your family</w:t>
+      </w:r>
+      <w:r>
+        <w:t>,</w:t>
+      </w:r>
+      <w:r>
+        <w:t>”</w:t>
+      </w:r>
+      <w:r>
+        <w:t xml:space="preserve"> Fineous said softly.</w:t>
+      </w:r>
+    </w:p>
+    <w:p>
+      <w:r>
+        <w:t>Fineous</w:t>
+      </w:r>
+      <w:r>
+        <w:t xml:space="preserve"> then whispered into Rose’s ear. “I’m a dirty old man, aren’t?”</w:t>
+      </w:r>
+    </w:p>
+    <w:p>
+      <w:r>
+        <w:lastRenderedPageBreak/>
+        <w:t>Rose giggled.</w:t>
+      </w:r>
+    </w:p>
+    <w:p>
+      <w:r>
+        <w:t>“Sing my angel of song, sing,” Fineous called out and began his attack.</w:t>
+      </w:r>
+    </w:p>
+    <w:p>
+      <w:r>
+        <w:t>As they fought more and more imps came. Bracing himself Fineous fought using his rapiers in the correct way – by stabbing his opponents.</w:t>
+      </w:r>
+    </w:p>
+    <w:p>
+      <w:r>
+        <w:t>20 minutes passed and finally the last monster died.</w:t>
+      </w:r>
+    </w:p>
+    <w:p>
+      <w:r>
+        <w:t xml:space="preserve">“Damn,” Demonbane said. “They weren’t that strong. However, their </w:t>
+      </w:r>
+      <w:r>
+        <w:t>cackling</w:t>
+      </w:r>
+      <w:r>
+        <w:t xml:space="preserve"> </w:t>
+      </w:r>
+      <w:r>
+        <w:t>really</w:t>
+      </w:r>
+      <w:r>
+        <w:t xml:space="preserve"> grated on my nerves.”</w:t>
+      </w:r>
+    </w:p>
+    <w:p>
+      <w:r>
+        <w:t xml:space="preserve">“Demonbane, please setup a cooking stand for Rose,” Fineous said. “Hopefully this </w:t>
+      </w:r>
+      <w:r>
+        <w:t xml:space="preserve">place </w:t>
+      </w:r>
+      <w:r>
+        <w:t>will give Rose a brand new challenge.”</w:t>
+      </w:r>
+    </w:p>
+    <w:p>
+      <w:r>
+        <w:t>“No problem boss,” Demonbane said and began setup.</w:t>
+      </w:r>
+      <w:r>
+        <w:t xml:space="preserve"> Within moments it was done.</w:t>
+      </w:r>
+    </w:p>
+    <w:p>
+      <w:r>
+        <w:t>“But we just ate less than an hour ago,” Rose objected.</w:t>
+      </w:r>
+    </w:p>
+    <w:p>
+      <w:r>
+        <w:t>“Then make this recipe,” Fineous said, passing over a recipe book.</w:t>
+      </w:r>
+    </w:p>
+    <w:p>
+      <w:r>
+        <w:t>Rose took the book, humming as she read.</w:t>
+      </w:r>
+    </w:p>
+    <w:p>
+      <w:r>
+        <w:t>In the meantime, Cravens attacked. Looking like the marriage between a buzzard and a raven, the E-4 Cravens attacked by launching feathers.</w:t>
+      </w:r>
+    </w:p>
+    <w:p>
+      <w:r>
+        <w:t>“Ow,” Demonbane swore as a feather grazed his cheek. He swung his sword, causing a wind that blew the feathers back to the monsters. A moment later the monster was dead</w:t>
+      </w:r>
+      <w:r>
+        <w:t>, killed by its own feathers.</w:t>
+      </w:r>
+    </w:p>
+    <w:p>
+      <w:r>
+        <w:t xml:space="preserve">“Yes, I leveled up </w:t>
+      </w:r>
+      <w:r>
+        <w:t xml:space="preserve">barbaric </w:t>
+      </w:r>
+      <w:r>
+        <w:t>weapons mastery,” Demonbane said excitedly.</w:t>
+      </w:r>
+    </w:p>
+    <w:p>
+      <w:r>
+        <w:t>Fineous used his swords to protect himself from close quarter attacks and his stones for ranged attacks.</w:t>
+      </w:r>
+    </w:p>
+    <w:p>
+      <w:r>
+        <w:lastRenderedPageBreak/>
+        <w:t>“I can’t make this,” Rose complained. “This will make you ill if the agate mushrooms aren’t cooked correctly. I mean really ill.”</w:t>
+      </w:r>
+    </w:p>
+    <w:p>
+      <w:r>
+        <w:t>“Do your best,” Fineous said and placed the ingredients</w:t>
+      </w:r>
+      <w:r>
+        <w:t xml:space="preserve"> on the table</w:t>
+      </w:r>
+      <w:r>
+        <w:t>. “And if it fails, just try again.</w:t>
+      </w:r>
+      <w:r>
+        <w:t>”</w:t>
+      </w:r>
+    </w:p>
+    <w:p>
+      <w:r>
+        <w:t xml:space="preserve">“Okay,” Rose said softly and resumed </w:t>
+      </w:r>
+      <w:r>
+        <w:t>humming</w:t>
+      </w:r>
+      <w:r>
+        <w:t>.</w:t>
+      </w:r>
+    </w:p>
+    <w:p>
+      <w:r>
+        <w:t>Fineous resumed his role as a school professor.</w:t>
+      </w:r>
+    </w:p>
+    <w:p>
+      <w:r>
+        <w:t>They waited a short while, and then another wave of monsters attacked.</w:t>
+      </w:r>
+    </w:p>
+    <w:p>
+      <w:r>
+        <w:t>An hour later Rose said, “This recipe is too hard. I ruined it again.”</w:t>
+      </w:r>
+    </w:p>
+    <w:p>
+      <w:r>
+        <w:t>The dish disappeared from Rose’s frying pan.</w:t>
+      </w:r>
+    </w:p>
+    <w:p>
+      <w:r>
+        <w:t>“You can’t eat it,” Rose said frantically. “It’s spoiled.”</w:t>
+      </w:r>
+    </w:p>
+    <w:p>
+      <w:r>
+        <w:t>“Continue cooking,” Fineous said</w:t>
+      </w:r>
+      <w:r>
+        <w:t xml:space="preserve"> as he fought</w:t>
+      </w:r>
+      <w:r>
+        <w:t>. “I have plenty of ingredients.”</w:t>
+      </w:r>
+    </w:p>
+    <w:p>
+      <w:r>
+        <w:t>After another hard battle ended, Fineous said, “Demonbane, are you hungry?”</w:t>
+      </w:r>
+    </w:p>
+    <w:p>
+      <w:r>
+        <w:t>Demonbane accepted a plate from Fineous.</w:t>
+      </w:r>
+    </w:p>
+    <w:p>
+      <w:r>
+        <w:t>“I told you</w:t>
+      </w:r>
+      <w:r>
+        <w:t>,</w:t>
+      </w:r>
+      <w:r>
+        <w:t xml:space="preserve"> you will get sick,” Rose shouted.</w:t>
+      </w:r>
+    </w:p>
+    <w:p>
+      <w:r>
+        <w:t>“Don’t worry little lady,” Demonbane said. “We are men.”</w:t>
+      </w:r>
+    </w:p>
+    <w:p>
+      <w:r>
+        <w:t>“Men,” Rose said in exasperation.</w:t>
+      </w:r>
+    </w:p>
+    <w:p>
+      <w:r>
+        <w:t>For the next minute nothing happened. Then Demonbane barfed, followed by Fineous.</w:t>
+      </w:r>
+      <w:r>
+        <w:t xml:space="preserve"> A moment later both fainted.</w:t>
+      </w:r>
+    </w:p>
+    <w:p>
+      <w:r>
+        <w:t>“Ho my god,” Rose screamed and began casting. For a moment nothing happened, and then she flashed twice.</w:t>
+      </w:r>
+    </w:p>
+    <w:p>
+      <w:r>
+        <w:lastRenderedPageBreak/>
+        <w:t>Fineous and Demonbane groggily woke up. However, both leveled up in the process.</w:t>
+      </w:r>
+    </w:p>
+    <w:p>
+      <w:r>
+        <w:t>“That’s a spicy meatball,” Fineous said, laughing.</w:t>
+      </w:r>
+    </w:p>
+    <w:p>
+      <w:r>
+        <w:t>“That’s not funny,” Rose said, angrily. “You both almost died.”</w:t>
+      </w:r>
+    </w:p>
+    <w:p>
+      <w:r>
+        <w:t>“Did you level up?” Fineous asked.</w:t>
+      </w:r>
+    </w:p>
+    <w:p>
+      <w:r>
+        <w:t>“Yes,” Rose admitted.</w:t>
+      </w:r>
+    </w:p>
+    <w:p>
+      <w:r>
+        <w:t>“Then all is good,” Demonbane said. “</w:t>
+      </w:r>
+      <w:r>
+        <w:t>Besides, the taste wasn’t bad.”</w:t>
+      </w:r>
+    </w:p>
+    <w:p>
+      <w:proofErr w:type="gramStart"/>
+      <w:r>
+        <w:t>“But why?”</w:t>
+      </w:r>
+      <w:proofErr w:type="gramEnd"/>
+      <w:r>
+        <w:t xml:space="preserve"> Rose asked angrily.</w:t>
+      </w:r>
+    </w:p>
+    <w:p>
+      <w:r>
+        <w:t xml:space="preserve">“You can’t improve your cooking if you don’t expect people to eat it,” Fineous said. “Demonbane has </w:t>
+      </w:r>
+      <w:r>
+        <w:t>Toughness</w:t>
+      </w:r>
+      <w:r>
+        <w:t xml:space="preserve"> and </w:t>
+      </w:r>
+      <w:r>
+        <w:t>Vitality</w:t>
+      </w:r>
+      <w:r>
+        <w:t>, while I have Internal Magic.</w:t>
+      </w:r>
+      <w:r>
+        <w:t xml:space="preserve"> It’s helping both of us. So yes I expect you to continue experimenting, and we will be your Guiney pigs.”</w:t>
+      </w:r>
+    </w:p>
+    <w:p>
+      <w:r>
+        <w:t>“Don’t worry little lady, it’s all good,” Demonbane said. “How can I be a barbarian if I can’t handle this much?”</w:t>
+      </w:r>
+    </w:p>
+    <w:p>
+      <w:r>
+        <w:t>“Aren’t there poisonous monsters out there?” Aragon asked.</w:t>
+      </w:r>
+    </w:p>
+    <w:p>
+      <w:r>
+        <w:t xml:space="preserve">“Yes there are,” Fineous said. </w:t>
+      </w:r>
+      <w:r>
+        <w:t xml:space="preserve">“Poisonous, venomous, </w:t>
+      </w:r>
+      <w:r>
+        <w:t xml:space="preserve">gas </w:t>
+      </w:r>
+      <w:r>
+        <w:t>breath</w:t>
+      </w:r>
+      <w:r>
+        <w:t>ing</w:t>
+      </w:r>
+      <w:r>
+        <w:t xml:space="preserve">, </w:t>
+      </w:r>
+      <w:r>
+        <w:t xml:space="preserve">acid </w:t>
+      </w:r>
+      <w:r>
+        <w:t>spew</w:t>
+      </w:r>
+      <w:r>
+        <w:t>ing</w:t>
+      </w:r>
+      <w:r>
+        <w:t>, to name a few.”</w:t>
+      </w:r>
+    </w:p>
+    <w:p>
+      <w:r>
+        <w:t>“Yikes,” Aragon said. “I’m glad we haven’t seen them yet.”</w:t>
+      </w:r>
+    </w:p>
+    <w:p>
+      <w:r>
+        <w:t>“Should I cook lunch?” Rose asked.</w:t>
+      </w:r>
+    </w:p>
+    <w:p>
+      <w:r>
+        <w:t>“Sure,” Fineous said. “By the way, how is this place affecting your cooking?”</w:t>
+      </w:r>
+    </w:p>
+    <w:p>
+      <w:r>
+        <w:t>“I’m finding it harder to cook,” Rose said.</w:t>
+      </w:r>
+      <w:r>
+        <w:t xml:space="preserve"> “It’s affecting the ingredients and the cooking process.”</w:t>
+      </w:r>
+    </w:p>
+    <w:p>
+      <w:r>
+        <w:t>“Excellent,” Fineous said. “That means you’re being trained.”</w:t>
+      </w:r>
+    </w:p>
+    <w:p>
+      <w:r>
+        <w:lastRenderedPageBreak/>
+        <w:t>The next set o</w:t>
+      </w:r>
+      <w:r>
+        <w:t>f monsters was giant scorpions.</w:t>
+      </w:r>
+    </w:p>
+    <w:p>
+      <w:r>
+        <w:t>“Speak of the devil, and it will come,” Fineous said.</w:t>
+      </w:r>
+    </w:p>
+    <w:p>
+      <w:r>
+        <w:t>“Are they poisonous?” Aragon asked as he fired his arrows.</w:t>
+      </w:r>
+    </w:p>
+    <w:p>
+      <w:r>
+        <w:t>Fineous materialised a stone, intercepting the strike. The stone shattered, sending dust everywhere.</w:t>
+      </w:r>
+    </w:p>
+    <w:p>
+      <w:r>
+        <w:t>“Yikes,” Aragon said, echoing everyone’s view.</w:t>
+      </w:r>
+    </w:p>
+    <w:p>
+      <w:r>
+        <w:t xml:space="preserve">Erza raised an enchanted shield </w:t>
+      </w:r>
+      <w:r>
+        <w:t>with one hand and stabbed with a glowing spear with the other.</w:t>
+      </w:r>
+    </w:p>
+    <w:p>
+      <w:r>
+        <w:t>“Rose, switch to singing,” Fineous commanded as he materialized larger boulders. At the same time he dropped his rapiers on the scorpions’ heads.</w:t>
+      </w:r>
+    </w:p>
+    <w:p>
+      <w:r>
+        <w:t xml:space="preserve">Thankfully the rapiers were perfectly balanced. Adding a little bit of momentum, they penetrated the monster’s heads. Unfortunately that didn’t </w:t>
+      </w:r>
+      <w:r>
+        <w:t>kill</w:t>
+      </w:r>
+      <w:r>
+        <w:t xml:space="preserve"> the creature. As a result, he had to drop-stab the creature multiple times to get a kill.</w:t>
+      </w:r>
+    </w:p>
+    <w:p>
+      <w:r>
+        <w:t>“Damn, those bastards have multiple brains</w:t>
+      </w:r>
+      <w:r>
+        <w:t xml:space="preserve"> and hearts</w:t>
+      </w:r>
+      <w:r>
+        <w:t xml:space="preserve">,” Fineous grumbled. Despite knowing about thousands of monster types, this one was of the vastly greater number </w:t>
+      </w:r>
+      <w:r>
+        <w:t>h</w:t>
+      </w:r>
+      <w:r>
+        <w:t xml:space="preserve">e never </w:t>
+      </w:r>
+      <w:r>
+        <w:t>read about</w:t>
+      </w:r>
+      <w:r>
+        <w:t>.</w:t>
+      </w:r>
+    </w:p>
+    <w:p>
+      <w:r>
+        <w:t>Thankfully Demonbane was there to act as a meat shield</w:t>
+      </w:r>
+      <w:r>
+        <w:t>, protecting both Fineous and Rose.</w:t>
+      </w:r>
+      <w:r>
+        <w:t xml:space="preserve"> Unfortunately there was only one of him and the monsters surrounded them.</w:t>
+      </w:r>
+    </w:p>
+    <w:p>
+      <w:r>
+        <w:t>Fighting with desperation, the team attacked with all their might.</w:t>
+      </w:r>
+    </w:p>
+    <w:p>
+      <w:r>
+        <w:t>Soon a stone wall made of boulders surrounded them as Fineous shored up their defenses.</w:t>
+      </w:r>
+    </w:p>
+    <w:p>
+      <w:r>
+        <w:t>Minutes dragged on as their equipment was poked to shreds.</w:t>
+      </w:r>
+    </w:p>
+    <w:p>
+      <w:r>
+        <w:lastRenderedPageBreak/>
+        <w:t>After what seemed like an eternity the fight ended, leaving everyone battered and bruised. Even Rose didn’t e</w:t>
+      </w:r>
+      <w:r>
+        <w:t>scape injuries.</w:t>
+      </w:r>
+    </w:p>
+    <w:p>
+      <w:r>
+        <w:t>“Demonbane, dismantle your cooking station. We are returning,” Fineous said. “Everyone grab onto me.”</w:t>
+      </w:r>
+    </w:p>
+    <w:p>
+      <w:r>
+        <w:t>After a few moments Demonbane finished and they returned to the On Foothills.</w:t>
+      </w:r>
+    </w:p>
+    <w:p>
+      <w:r>
+        <w:t>Rose resumed her healing.</w:t>
+      </w:r>
+    </w:p>
+    <w:p>
+      <w:r>
+        <w:t>“Demonbane, please set up a safezone,” Fineous said. “I think we all need a break.”</w:t>
+      </w:r>
+    </w:p>
+    <w:p>
+      <w:r>
+        <w:t>Fineous pulled out a few chairs while Demonbane set up.</w:t>
+      </w:r>
+    </w:p>
+    <w:p>
+      <w:r>
+        <w:t>“Now I can see why elves like End</w:t>
+      </w:r>
+      <w:r>
+        <w:t>ol hate Rogues,” Fineous said.</w:t>
+      </w:r>
+    </w:p>
+    <w:p>
+      <w:r>
+        <w:t xml:space="preserve">“What are you talking about?” </w:t>
+      </w:r>
+      <w:r>
+        <w:t>Demonbane asked, surprised. “You’re crazy strong.”</w:t>
+      </w:r>
+    </w:p>
+    <w:p>
+      <w:r>
+        <w:t xml:space="preserve">“At higher levels, all monsters have magic attack and defense,” Fineous explained. “Take Aragon, for example. He can shoot magic arrows. </w:t>
+      </w:r>
+      <w:r>
+        <w:t>He can even create explosions. With training t</w:t>
+      </w:r>
+      <w:r>
+        <w:t xml:space="preserve">here </w:t>
+      </w:r>
+      <w:r>
+        <w:t>are</w:t>
+      </w:r>
+      <w:r>
+        <w:t xml:space="preserve"> no enemy he can’t strike down, regardless of weird abilities.</w:t>
+      </w:r>
+    </w:p>
+    <w:p>
+      <w:r>
+        <w:t>“The same is true of Erza and Demonbane.</w:t>
+      </w:r>
+      <w:r>
+        <w:t xml:space="preserve"> Each has offensive power they haven’t touched.</w:t>
+      </w:r>
+    </w:p>
+    <w:p>
+      <w:r>
+        <w:t>“I must use trickery to fight, using deep knowledge of the enemies and preparation.</w:t>
+      </w:r>
+      <w:r>
+        <w:t xml:space="preserve"> I wasn’t prepared for those things.</w:t>
+      </w:r>
+    </w:p>
+    <w:p>
+      <w:r>
+        <w:t>“Sorry I’m feeling tired.”</w:t>
+      </w:r>
+    </w:p>
+    <w:p>
+      <w:r>
+        <w:t>Rose hugged Fineous and said, “We believe in you.”</w:t>
+      </w:r>
+    </w:p>
+    <w:p>
+      <w:r>
+        <w:t>Fineous felt healing wash over him and he closed his eyes, dosing off in the process.</w:t>
+      </w:r>
+    </w:p>
+    <w:p>
+      <w:r>
+        <w:lastRenderedPageBreak/>
+        <w:t>Fineous then woke to the smell of cooking.</w:t>
+      </w:r>
+    </w:p>
+    <w:p>
+      <w:r>
+        <w:t>Feeling better, Fineous pulled out a thick metal plate and dropped it. He them picked it up and dropped it again.</w:t>
+      </w:r>
+      <w:r>
+        <w:t xml:space="preserve"> </w:t>
+      </w:r>
+      <w:r>
+        <w:t xml:space="preserve">This time it disappeared. </w:t>
+      </w:r>
+      <w:r>
+        <w:t>The third time it hovered in place.</w:t>
+      </w:r>
+    </w:p>
+    <w:p>
+      <w:r>
+        <w:t>“I didn’t know you can do magic,” Erza said.</w:t>
+      </w:r>
+    </w:p>
+    <w:p>
+      <w:r>
+        <w:t>“This isn’t magic,” Fineous said. “The plate is actually resting on the ground in the Shadow Realm.</w:t>
+      </w:r>
+    </w:p>
+    <w:p>
+      <w:r>
+        <w:t>“This is rather tricky since there is no sharp boundary, otherwise transitioning would be impossible.</w:t>
+      </w:r>
+    </w:p>
+    <w:p>
+      <w:r>
+        <w:t>“I came up with this idea when the scorpions attacked.</w:t>
+      </w:r>
+      <w:r>
+        <w:t>”</w:t>
+      </w:r>
+    </w:p>
+    <w:p>
+      <w:r>
+        <w:t>“Amazing,” Demonbane said. “How fast will it be?”</w:t>
       </w:r>
     </w:p>
     <w:p>
@@ -38835,1033 +39551,261 @@
         <w:t>“</w:t>
       </w:r>
       <w:r>
-        <w:t>According to the notes, yes</w:t>
+        <w:t>It’s kind of tricky, since I’m exploring new ways to use my abilities. However I don’t see a fundamental limit</w:t>
       </w:r>
       <w:r>
         <w:t>,” Fineous said.</w:t>
       </w:r>
-      <w:r>
-        <w:t xml:space="preserve"> “The notes give detailed instructions on how to proceed.</w:t>
-      </w:r>
-      <w:r>
-        <w:t xml:space="preserve"> For instance our next destination is not too far away. I just wanted to do some practice before heading there.”</w:t>
-      </w:r>
-    </w:p>
-    <w:p>
-      <w:r>
-        <w:t>“Why are those monsters disappearing?” Demonbane asked, changing the subject.</w:t>
-      </w:r>
-    </w:p>
-    <w:p>
-      <w:r>
-        <w:t xml:space="preserve">“They are crossing into physical realities,” Fineous said. “I asked </w:t>
-      </w:r>
-      <w:r>
-        <w:rPr>
-          <w:rFonts w:cstheme="minorHAnsi"/>
-        </w:rPr>
-        <w:t xml:space="preserve">Lady </w:t>
-      </w:r>
-      <w:r>
-        <w:rPr>
-          <w:rFonts w:cstheme="minorHAnsi"/>
-        </w:rPr>
-        <w:t>Wynthir</w:t>
-      </w:r>
-      <w:r>
-        <w:rPr>
-          <w:rFonts w:cstheme="minorHAnsi"/>
-        </w:rPr>
-        <w:t xml:space="preserve"> </w:t>
-      </w:r>
-      <w:r>
-        <w:t xml:space="preserve">why Earth doesn’t have monsters. </w:t>
-      </w:r>
-      <w:r>
-        <w:t xml:space="preserve">She </w:t>
-      </w:r>
-      <w:r>
-        <w:rPr>
-          <w:rFonts w:cstheme="minorHAnsi"/>
-        </w:rPr>
-        <w:t>said there is an unusually string barrier surrounding Earth’s universe. As a result, the amount of monsters entering is so small that they are rarely if ever seen.”</w:t>
-      </w:r>
-    </w:p>
-    <w:p>
-      <w:r>
-        <w:t>“Does that mean the Loch Ness Monster, Big Foot and the others could be real?” Erza asked.</w:t>
-      </w:r>
-    </w:p>
-    <w:p>
-      <w:r>
-        <w:t xml:space="preserve">“Yes,” Fineous said. “However, they probably disappeared shortly </w:t>
-      </w:r>
-      <w:r>
-        <w:t xml:space="preserve">after </w:t>
-      </w:r>
-      <w:r>
-        <w:t>their initial sighting. As a result, few would believe the reports.”</w:t>
-      </w:r>
-    </w:p>
-    <w:p>
-      <w:r>
-        <w:t>“My Shadow Meld is now at E-7,” Fineous said. “We can return.”</w:t>
-      </w:r>
-    </w:p>
-    <w:p>
-      <w:r>
-        <w:t>“Let’s explore more,” Demonbane said. “This place is scary, but also exciting. Are there any treasures here?”</w:t>
-      </w:r>
-    </w:p>
-    <w:p>
-      <w:r>
-        <w:t>“Of course,” Fineous said. “This realm is controlled by our collective unconscious. Just like the On Mountains, what we get is proportional to the effort we expend.”</w:t>
-      </w:r>
-    </w:p>
-    <w:p>
-      <w:r>
-        <w:t>“Too bad magic doesn’t exist on Earth,” Erza said.</w:t>
-      </w:r>
-    </w:p>
-    <w:p>
-      <w:r>
-        <w:t xml:space="preserve">“It does,” Fineous said. “However, the unusually strong dimensional barrier makes </w:t>
-      </w:r>
-      <w:r>
-        <w:t>the development of abilities unusually hard</w:t>
+    </w:p>
+    <w:p>
+      <w:r>
+        <w:t>Fineous moved the plate to an empty area and said, “Use your club to smash t</w:t>
+      </w:r>
+      <w:r>
+        <w:t>he</w:t>
+      </w:r>
+      <w:r>
+        <w:t xml:space="preserve"> plate with all your might.”</w:t>
+      </w:r>
+    </w:p>
+    <w:p>
+      <w:r>
+        <w:t>Demonbane walked up to the plate and swung. There was a resounding bang but the plate remained in place.</w:t>
+      </w:r>
+    </w:p>
+    <w:p>
+      <w:r>
+        <w:t xml:space="preserve">“What Demonbane did was no different than hitting </w:t>
+      </w:r>
+      <w:r>
+        <w:t xml:space="preserve">the plate on </w:t>
+      </w:r>
+      <w:r>
+        <w:t>the ground. I’m just using the plate to transfer the force.</w:t>
+      </w:r>
+    </w:p>
+    <w:p>
+      <w:r>
+        <w:t>“</w:t>
+      </w:r>
+      <w:r>
+        <w:t xml:space="preserve">The next step is to shift the ground in the Shadow Realm, so I can deflect attacks from any angle. </w:t>
+      </w:r>
+      <w:r>
+        <w:t>After all, the ground in the Shadow Realm is just a manifestation of my subconscious trying to make sense of that realm.</w:t>
+      </w:r>
+    </w:p>
+    <w:p>
+      <w:r>
+        <w:t>“</w:t>
+      </w:r>
+      <w:r>
+        <w:t>Even so, it’s proving tricky</w:t>
       </w:r>
       <w:r>
         <w:t>.</w:t>
       </w:r>
       <w:r>
-        <w:t xml:space="preserve"> As a result, only a few people have been initiated. Even then, their skills have been weak, forcing the practitioners to keep their abilities hidden.”</w:t>
+        <w:t xml:space="preserve"> On the bright side, this </w:t>
+      </w:r>
+      <w:r>
+        <w:t>is already leveling up my skill</w:t>
+      </w:r>
+      <w:r>
+        <w:t>.</w:t>
+      </w:r>
+      <w:r>
+        <w:t>”</w:t>
       </w:r>
     </w:p>
     <w:p>
       <w:r>
         <w:lastRenderedPageBreak/>
-        <w:t>“Enough talk,” Demonbane said. “It’s time to hunt.”</w:t>
-      </w:r>
-    </w:p>
-    <w:p>
-      <w:r>
-        <w:t>“No problem big guy,” Fineous said and ran off, making sure everyone was near him.</w:t>
-      </w:r>
-    </w:p>
-    <w:p>
-      <w:r>
-        <w:t>S</w:t>
-      </w:r>
-      <w:r>
-        <w:t>oon imp</w:t>
-      </w:r>
-      <w:r>
-        <w:t>-</w:t>
-      </w:r>
-      <w:r>
-        <w:t>like creatures appeared from the mist, cackling like mad demons.</w:t>
-      </w:r>
-    </w:p>
-    <w:p>
-      <w:r>
-        <w:t>“Did I do that?” Rose asked in a squeaky voice.</w:t>
-      </w:r>
-    </w:p>
-    <w:p>
-      <w:r>
-        <w:t>Fineous looked at Rose, still clinging to his arm. “You are safe Rose,” Fineous said. “This isn’t some hell.”</w:t>
-      </w:r>
-    </w:p>
-    <w:p>
-      <w:r>
-        <w:t>Within moments the imps were upon them. Demonbane, Erza and Aragon fought with everything they had.</w:t>
-      </w:r>
-    </w:p>
-    <w:p>
-      <w:r>
-        <w:t>Noting the battle was fully handled, Fineous turned to Rose. Holding her chin he kissed her gently on the lips and then on the forehead.</w:t>
-      </w:r>
-    </w:p>
-    <w:p>
-      <w:r>
-        <w:t>Cheeks flushed red, Rose relaxed.</w:t>
-      </w:r>
-    </w:p>
-    <w:p>
-      <w:r>
-        <w:t>“Trust in your big brother and your family</w:t>
+        <w:t>“</w:t>
+      </w:r>
+      <w:r>
+        <w:t>So y</w:t>
+      </w:r>
+      <w:r>
+        <w:t>ou can block any attack,” Demonbane said, impressed.</w:t>
+      </w:r>
+    </w:p>
+    <w:p>
+      <w:r>
+        <w:t xml:space="preserve">“Amazing,” Rose </w:t>
+      </w:r>
+      <w:r>
+        <w:t>agreed</w:t>
+      </w:r>
+      <w:r>
+        <w:t>.</w:t>
+      </w:r>
+    </w:p>
+    <w:p>
+      <w:r>
+        <w:t>“Just physical attacks,” Fineous said. “</w:t>
+      </w:r>
+      <w:r>
+        <w:t xml:space="preserve">Perhaps I can use my swords to transfer force. </w:t>
+      </w:r>
+      <w:r>
+        <w:t xml:space="preserve">The speed will </w:t>
+      </w:r>
+      <w:r>
+        <w:t>increase with</w:t>
+      </w:r>
+      <w:r>
+        <w:t xml:space="preserve"> training. I’m still not used to synchroniz</w:t>
+      </w:r>
+      <w:r>
+        <w:t>ing</w:t>
+      </w:r>
+      <w:r>
+        <w:t xml:space="preserve"> my skills like this.</w:t>
+      </w:r>
+    </w:p>
+    <w:p>
+      <w:r>
+        <w:t>“</w:t>
+      </w:r>
+      <w:r>
+        <w:t xml:space="preserve">By the way, the reason I got us all to leave the Shadow Realm was because that place isn’t safe. </w:t>
+      </w:r>
+      <w:r>
+        <w:t>Did y</w:t>
+      </w:r>
+      <w:r>
+        <w:t xml:space="preserve">ou notice </w:t>
+      </w:r>
+      <w:r>
+        <w:t xml:space="preserve">how </w:t>
+      </w:r>
+      <w:r>
+        <w:t>our thoughts were affecting the monsters?</w:t>
+      </w:r>
+    </w:p>
+    <w:p>
+      <w:r>
+        <w:t>“</w:t>
+      </w:r>
+      <w:r>
+        <w:t>I will take you all back there so we can all get more comfortable in that non-space.”</w:t>
+      </w:r>
+    </w:p>
+    <w:p>
+      <w:r>
+        <w:t>“Dinner is ready,” Rose said.</w:t>
+      </w:r>
+    </w:p>
+    <w:p>
+      <w:r>
+        <w:t>“That’s great news,” Fineous declared</w:t>
       </w:r>
       <w:r>
         <w:t>,</w:t>
       </w:r>
       <w:r>
+        <w:t xml:space="preserve"> “Because this piggy is hungry.”</w:t>
+      </w:r>
+    </w:p>
+    <w:p>
+      <w:r>
+        <w:t>Rose giggled and said, “Better eat before it gets cold.”</w:t>
+      </w:r>
+    </w:p>
+    <w:p>
+      <w:r>
+        <w:t>“You mentioned non physical attacks,” Erza said.</w:t>
+      </w:r>
+    </w:p>
+    <w:p>
+      <w:r>
+        <w:t xml:space="preserve">“There are elemental attacks, such as light, fire, dark, </w:t>
+      </w:r>
+      <w:r>
+        <w:t xml:space="preserve">gravity, </w:t>
+      </w:r>
+      <w:r>
+        <w:t>and so on. There are gas attacks and spectral attack</w:t>
+      </w:r>
+      <w:r>
+        <w:t>s that</w:t>
+      </w:r>
+      <w:r>
+        <w:t xml:space="preserve"> affect the soul. There are even psychological attacks such as illusion and attack</w:t>
+      </w:r>
+      <w:r>
+        <w:t>s</w:t>
+      </w:r>
+      <w:r>
+        <w:t xml:space="preserve"> that </w:t>
+      </w:r>
+      <w:r>
+        <w:t>control your mind.</w:t>
+      </w:r>
+    </w:p>
+    <w:p>
+      <w:r>
+        <w:t xml:space="preserve">“In software development, there is a saying that no piece </w:t>
+      </w:r>
+      <w:r>
+        <w:t>o</w:t>
+      </w:r>
+      <w:r>
+        <w:t>f software is bug free. The same is true of us. Absolute defense is impossible. The best we can do is face novel challenges and slowly get stronger.”</w:t>
+      </w:r>
+    </w:p>
+    <w:p>
+      <w:r>
+        <w:t>“You look happy,” Rose said.</w:t>
+      </w:r>
+    </w:p>
+    <w:p>
+      <w:r>
+        <w:t>“I feel better now,” Fineous said. “When it comes to unknown enemies, everyone is equal.</w:t>
+      </w:r>
+    </w:p>
+    <w:p>
+      <w:r>
+        <w:lastRenderedPageBreak/>
+        <w:t xml:space="preserve">“Even Lord Endol, with his great strength, is </w:t>
+      </w:r>
+      <w:r>
+        <w:t>venerable</w:t>
+      </w:r>
+      <w:r>
+        <w:t xml:space="preserve"> to countless types of monsters because of the types of attacks they can launch.</w:t>
+      </w:r>
+    </w:p>
+    <w:p>
+      <w:r>
+        <w:t>“</w:t>
+      </w:r>
+      <w:r>
+        <w:t>But with preparation, every challenge can be faced. After all, we all have opportunity</w:t>
+      </w:r>
+      <w:r>
+        <w:t>, and every skill is allowed when fighting monsters.”</w:t>
+      </w:r>
+    </w:p>
+    <w:p>
+      <w:r>
+        <w:t>“Is it time to hunt now?” Demonbane asked.</w:t>
+      </w:r>
+    </w:p>
+    <w:p>
+      <w:r>
+        <w:t>“Absolutely,” Fineous said. “We need to hit D</w:t>
+      </w:r>
+      <w:r>
+        <w:t>-Rank</w:t>
+      </w:r>
+      <w:r>
+        <w:t xml:space="preserve"> ASAP.</w:t>
+      </w:r>
+      <w:r>
         <w:t>”</w:t>
       </w:r>
-      <w:r>
-        <w:t xml:space="preserve"> Fineous said softly.</w:t>
-      </w:r>
-    </w:p>
-    <w:p>
-      <w:r>
-        <w:t>Fineous</w:t>
-      </w:r>
-      <w:r>
-        <w:t xml:space="preserve"> then whispered into Rose’s ear. “I’m a dirty old man, aren’t?”</w:t>
-      </w:r>
-    </w:p>
-    <w:p>
-      <w:r>
-        <w:t>Rose giggled.</w:t>
-      </w:r>
-    </w:p>
-    <w:p>
-      <w:r>
-        <w:t>“Sing my angel of song, sing,” Fineous called out and began his attack.</w:t>
-      </w:r>
-    </w:p>
-    <w:p>
-      <w:r>
-        <w:t>As they fought more and more imps came. Bracing himself Fineous fought using his rapiers in the correct way – by stabbing his opponents.</w:t>
-      </w:r>
-    </w:p>
-    <w:p>
-      <w:r>
-        <w:t>20 minutes passed and finally the last monster died.</w:t>
-      </w:r>
-    </w:p>
-    <w:p>
-      <w:r>
-        <w:t xml:space="preserve">“Damn,” Demonbane said. “They weren’t that strong. However, their </w:t>
-      </w:r>
-      <w:r>
-        <w:t>cackling</w:t>
-      </w:r>
-      <w:r>
-        <w:t xml:space="preserve"> </w:t>
-      </w:r>
-      <w:r>
-        <w:t>really</w:t>
-      </w:r>
-      <w:r>
-        <w:t xml:space="preserve"> grated on my nerves.”</w:t>
-      </w:r>
-    </w:p>
-    <w:p>
-      <w:r>
-        <w:lastRenderedPageBreak/>
-        <w:t xml:space="preserve">“Demonbane, please setup a cooking stand for Rose,” Fineous said. “Hopefully this </w:t>
-      </w:r>
-      <w:r>
-        <w:t xml:space="preserve">place </w:t>
-      </w:r>
-      <w:r>
-        <w:t>will give Rose a brand new challenge.”</w:t>
-      </w:r>
-    </w:p>
-    <w:p>
-      <w:r>
-        <w:t>“No problem boss,” Demonbane said and began setup.</w:t>
-      </w:r>
-      <w:r>
-        <w:t xml:space="preserve"> Within moments it was done.</w:t>
-      </w:r>
-    </w:p>
-    <w:p>
-      <w:r>
-        <w:t>“But we just ate less than an hour ago,” Rose objected.</w:t>
-      </w:r>
-    </w:p>
-    <w:p>
-      <w:r>
-        <w:t>“Then make this recipe,” Fineous said, passing over a recipe book.</w:t>
-      </w:r>
-    </w:p>
-    <w:p>
-      <w:r>
-        <w:t>Rose took the book, humming as she read.</w:t>
-      </w:r>
-    </w:p>
-    <w:p>
-      <w:r>
-        <w:t>In the meantime, Cravens attacked. Looking like the marriage between a buzzard and a raven, the E-4 Cravens attacked by launching feathers.</w:t>
-      </w:r>
-    </w:p>
-    <w:p>
-      <w:r>
-        <w:t>“Ow,” Demonbane swore as a feather grazed his cheek. He swung his sword, causing a wind that blew the feathers back to the monsters. A moment later the monster was dead</w:t>
-      </w:r>
-      <w:r>
-        <w:t>, killed by its own feathers.</w:t>
-      </w:r>
-    </w:p>
-    <w:p>
-      <w:r>
-        <w:t xml:space="preserve">“Yes, I leveled up </w:t>
-      </w:r>
-      <w:r>
-        <w:t xml:space="preserve">barbaric </w:t>
-      </w:r>
-      <w:r>
-        <w:t>weapons mastery,” Demonbane said excitedly.</w:t>
-      </w:r>
-    </w:p>
-    <w:p>
-      <w:r>
-        <w:t>Fineous used his swords to protect himself from close quarter attacks and his stones for ranged attacks.</w:t>
-      </w:r>
-    </w:p>
-    <w:p>
-      <w:r>
-        <w:t>“I can’t make this,” Rose complained. “This will make you ill if the agate mushrooms aren’t cooked correctly. I mean really ill.”</w:t>
-      </w:r>
-    </w:p>
-    <w:p>
-      <w:r>
-        <w:t>“Do your best,” Fineous said and placed the ingredients</w:t>
-      </w:r>
-      <w:r>
-        <w:t xml:space="preserve"> on the table</w:t>
-      </w:r>
-      <w:r>
-        <w:t>. “And if it fails, just try again.</w:t>
-      </w:r>
-      <w:r>
-        <w:t>”</w:t>
-      </w:r>
-    </w:p>
-    <w:p>
-      <w:r>
-        <w:t xml:space="preserve">“Okay,” Rose said softly and resumed </w:t>
-      </w:r>
-      <w:r>
-        <w:t>humming</w:t>
-      </w:r>
-      <w:r>
-        <w:t>.</w:t>
-      </w:r>
-    </w:p>
-    <w:p>
-      <w:r>
-        <w:t>Fineous resumed his role as a school professor.</w:t>
-      </w:r>
-    </w:p>
-    <w:p>
-      <w:r>
-        <w:t>They waited a short while, and then another wave of monsters attacked.</w:t>
-      </w:r>
-    </w:p>
-    <w:p>
-      <w:r>
-        <w:lastRenderedPageBreak/>
-        <w:t>An hour later Rose said, “This recipe is too hard. I ruined it again.”</w:t>
-      </w:r>
-    </w:p>
-    <w:p>
-      <w:r>
-        <w:t>The dish disappeared from Rose’s frying pan.</w:t>
-      </w:r>
-    </w:p>
-    <w:p>
-      <w:r>
-        <w:t>“You can’t eat it,” Rose said frantically. “It’s spoiled.”</w:t>
-      </w:r>
-    </w:p>
-    <w:p>
-      <w:r>
-        <w:t>“Continue cooking,” Fineous said</w:t>
-      </w:r>
-      <w:r>
-        <w:t xml:space="preserve"> as he fought</w:t>
-      </w:r>
-      <w:r>
-        <w:t>. “I have plenty of ingredients.”</w:t>
-      </w:r>
-    </w:p>
-    <w:p>
-      <w:r>
-        <w:t>After another hard battle ended, Fineous said, “Demonbane, are you hungry?”</w:t>
-      </w:r>
-    </w:p>
-    <w:p>
-      <w:r>
-        <w:t>Demonbane accepted a plate from Fineous.</w:t>
-      </w:r>
-    </w:p>
-    <w:p>
-      <w:r>
-        <w:t>“I told you</w:t>
-      </w:r>
-      <w:r>
-        <w:t>,</w:t>
-      </w:r>
-      <w:r>
-        <w:t xml:space="preserve"> you will get sick,” Rose shouted.</w:t>
-      </w:r>
-    </w:p>
-    <w:p>
-      <w:r>
-        <w:t>“Don’t worry little lady,” Demonbane said. “We are men.”</w:t>
-      </w:r>
-    </w:p>
-    <w:p>
-      <w:r>
-        <w:t>“Men,” Rose said in exasperation.</w:t>
-      </w:r>
-    </w:p>
-    <w:p>
-      <w:r>
-        <w:t>For the next minute nothing happened. Then Demonbane barfed, followed by Fineous.</w:t>
-      </w:r>
-      <w:r>
-        <w:t xml:space="preserve"> A moment later both fainted.</w:t>
-      </w:r>
-    </w:p>
-    <w:p>
-      <w:r>
-        <w:t>“Ho my god,” Rose screamed and began casting. For a moment nothing happened, and then she flashed twice.</w:t>
-      </w:r>
-    </w:p>
-    <w:p>
-      <w:r>
-        <w:t>Fineous and Demonbane groggily woke up. However, both leveled up in the process.</w:t>
-      </w:r>
-    </w:p>
-    <w:p>
-      <w:r>
-        <w:t>“That’s a spicy meatball,” Fineous said, laughing.</w:t>
-      </w:r>
-    </w:p>
-    <w:p>
-      <w:r>
-        <w:t>“That’s not funny,” Rose said, angrily. “You both almost died.”</w:t>
-      </w:r>
-    </w:p>
-    <w:p>
-      <w:r>
-        <w:t>“Did you level up?” Fineous asked.</w:t>
-      </w:r>
-    </w:p>
-    <w:p>
-      <w:r>
-        <w:t>“Yes,” Rose admitted.</w:t>
-      </w:r>
-    </w:p>
-    <w:p>
-      <w:r>
-        <w:t>“Then all is good,” Demonbane said. “</w:t>
-      </w:r>
-      <w:r>
-        <w:t>Besides, the taste wasn’t bad.”</w:t>
-      </w:r>
-    </w:p>
-    <w:p>
-      <w:proofErr w:type="gramStart"/>
-      <w:r>
-        <w:t>“But why?”</w:t>
-      </w:r>
-      <w:proofErr w:type="gramEnd"/>
-      <w:r>
-        <w:t xml:space="preserve"> Rose asked angrily.</w:t>
-      </w:r>
-    </w:p>
-    <w:p>
-      <w:r>
-        <w:lastRenderedPageBreak/>
-        <w:t xml:space="preserve">“You can’t improve your cooking if you don’t expect people to eat it,” Fineous said. “Demonbane has </w:t>
-      </w:r>
-      <w:r>
-        <w:t>Toughness</w:t>
-      </w:r>
-      <w:r>
-        <w:t xml:space="preserve"> and </w:t>
-      </w:r>
-      <w:r>
-        <w:t>Vitality</w:t>
-      </w:r>
-      <w:r>
-        <w:t>, while I have Internal Magic.</w:t>
-      </w:r>
-      <w:r>
-        <w:t xml:space="preserve"> It’s helping both of us. So yes I expect you to continue experimenting, and we will be your Guiney pigs.”</w:t>
-      </w:r>
-    </w:p>
-    <w:p>
-      <w:r>
-        <w:t>“Don’t worry little lady, it’s all good,” Demonbane said. “How can I be a barbarian if I can’t handle this much?”</w:t>
-      </w:r>
-    </w:p>
-    <w:p>
-      <w:r>
-        <w:t>“Aren’t there poisonous monsters out there?” Aragon asked.</w:t>
-      </w:r>
-    </w:p>
-    <w:p>
-      <w:r>
-        <w:t xml:space="preserve">“Yes there are,” Fineous said. </w:t>
-      </w:r>
-      <w:r>
-        <w:t xml:space="preserve">“Poisonous, venomous, </w:t>
-      </w:r>
-      <w:r>
-        <w:t xml:space="preserve">gas </w:t>
-      </w:r>
-      <w:r>
-        <w:t>breath</w:t>
-      </w:r>
-      <w:r>
-        <w:t>ing</w:t>
-      </w:r>
-      <w:r>
-        <w:t xml:space="preserve">, </w:t>
-      </w:r>
-      <w:r>
-        <w:t xml:space="preserve">acid </w:t>
-      </w:r>
-      <w:r>
-        <w:t>spew</w:t>
-      </w:r>
-      <w:r>
-        <w:t>ing</w:t>
-      </w:r>
-      <w:r>
-        <w:t>, to name a few.”</w:t>
-      </w:r>
-    </w:p>
-    <w:p>
-      <w:r>
-        <w:t>“Yikes,” Aragon said. “I’m glad we haven’t seen them yet.”</w:t>
-      </w:r>
-    </w:p>
-    <w:p>
-      <w:r>
-        <w:t>“Should I cook lunch?” Rose asked.</w:t>
-      </w:r>
-    </w:p>
-    <w:p>
-      <w:r>
-        <w:t>“Sure,” Fineous said. “By the way, how is this place affecting your cooking?”</w:t>
-      </w:r>
-    </w:p>
-    <w:p>
-      <w:r>
-        <w:t>“I’m finding it harder to cook,” Rose said.</w:t>
-      </w:r>
-      <w:r>
-        <w:t xml:space="preserve"> “It’s affecting the ingredients and the cooking process.”</w:t>
-      </w:r>
-    </w:p>
-    <w:p>
-      <w:r>
-        <w:t>“Excellent,” Fineous said. “That means you’re being trained.”</w:t>
-      </w:r>
-    </w:p>
-    <w:p>
-      <w:r>
-        <w:t>The next set o</w:t>
-      </w:r>
-      <w:r>
-        <w:t>f monsters was giant scorpions.</w:t>
-      </w:r>
-    </w:p>
-    <w:p>
-      <w:r>
-        <w:t>“Speak of the devil, and it will come,” Fineous said.</w:t>
-      </w:r>
-    </w:p>
-    <w:p>
-      <w:r>
-        <w:t>“Are they poisonous?” Aragon asked as he fired his arrows.</w:t>
-      </w:r>
-    </w:p>
-    <w:p>
-      <w:r>
-        <w:t>Fineous materialised a stone, intercepting the strike. The stone shattered, sending dust everywhere.</w:t>
-      </w:r>
-    </w:p>
-    <w:p>
-      <w:r>
-        <w:t>“Yikes,” Aragon said, echoing everyone’s view.</w:t>
-      </w:r>
-    </w:p>
-    <w:p>
-      <w:r>
-        <w:t xml:space="preserve">Erza raised an enchanted shield </w:t>
-      </w:r>
-      <w:r>
-        <w:t>with one hand and stabbed with a glowing spear with the other.</w:t>
-      </w:r>
-    </w:p>
-    <w:p>
-      <w:r>
-        <w:lastRenderedPageBreak/>
-        <w:t>“Rose, switch to singing,” Fineous commanded as he materialized larger boulders. At the same time he dropped his rapiers on the scorpions’ heads.</w:t>
-      </w:r>
-    </w:p>
-    <w:p>
-      <w:r>
-        <w:t xml:space="preserve">Thankfully the rapiers were perfectly balanced. Adding a little bit of momentum, they penetrated the monster’s heads. Unfortunately that didn’t </w:t>
-      </w:r>
-      <w:r>
-        <w:t>kill</w:t>
-      </w:r>
-      <w:r>
-        <w:t xml:space="preserve"> the creature. As a result, he had to drop-stab the creature multiple times to get a kill.</w:t>
-      </w:r>
-    </w:p>
-    <w:p>
-      <w:r>
-        <w:t>“Damn, those bastards have multiple brains</w:t>
-      </w:r>
-      <w:r>
-        <w:t xml:space="preserve"> and hearts</w:t>
-      </w:r>
-      <w:r>
-        <w:t xml:space="preserve">,” Fineous grumbled. Despite knowing about thousands of monster types, this one was of the vastly greater number </w:t>
-      </w:r>
-      <w:r>
-        <w:t>h</w:t>
-      </w:r>
-      <w:r>
-        <w:t xml:space="preserve">e never </w:t>
-      </w:r>
-      <w:r>
-        <w:t>read about</w:t>
-      </w:r>
-      <w:r>
-        <w:t>.</w:t>
-      </w:r>
-    </w:p>
-    <w:p>
-      <w:r>
-        <w:t>Thankfully Demonbane was there to act as a meat shield</w:t>
-      </w:r>
-      <w:r>
-        <w:t>, protecting both Fineous and Rose.</w:t>
-      </w:r>
-      <w:r>
-        <w:t xml:space="preserve"> Unfortunately there was only one of him and the monsters surrounded them.</w:t>
-      </w:r>
-    </w:p>
-    <w:p>
-      <w:r>
-        <w:t>Fighting with desperation, the team attacked with all their might.</w:t>
-      </w:r>
-    </w:p>
-    <w:p>
-      <w:r>
-        <w:t>Soon a stone wall made of boulders surrounded them as Fineous shored up their defenses.</w:t>
-      </w:r>
-    </w:p>
-    <w:p>
-      <w:r>
-        <w:t>Minutes dragged on as their equipment was poked to shreds.</w:t>
-      </w:r>
-    </w:p>
-    <w:p>
-      <w:r>
-        <w:t>After what seemed like an eternity the fight ended, leaving everyone battered and bruised. Even Rose didn’t e</w:t>
-      </w:r>
-      <w:r>
-        <w:t>scape injuries.</w:t>
-      </w:r>
-    </w:p>
-    <w:p>
-      <w:r>
-        <w:t>“Demonbane, dismantle your cooking station. We are returning,” Fineous said. “Everyone grab onto me.”</w:t>
-      </w:r>
-    </w:p>
-    <w:p>
-      <w:r>
-        <w:t>After a few moments Demonbane finished and they returned to the On Foothills.</w:t>
-      </w:r>
-    </w:p>
-    <w:p>
-      <w:r>
-        <w:t>Rose resumed her healing.</w:t>
-      </w:r>
-    </w:p>
-    <w:p>
-      <w:r>
-        <w:t>“Demonbane, please set up a safezone,” Fineous said. “I think we all need a break.”</w:t>
-      </w:r>
-    </w:p>
-    <w:p>
-      <w:r>
-        <w:lastRenderedPageBreak/>
-        <w:t>Fineous pulled out a few chairs while Demonbane set up.</w:t>
-      </w:r>
-    </w:p>
-    <w:p>
-      <w:r>
-        <w:t>“Now I can see why elves like End</w:t>
-      </w:r>
-      <w:r>
-        <w:t>ol hate Rogues,” Fineous said.</w:t>
-      </w:r>
-    </w:p>
-    <w:p>
-      <w:r>
-        <w:t xml:space="preserve">“What are you talking about?” </w:t>
-      </w:r>
-      <w:r>
-        <w:t>Demonbane asked, surprised. “You’re crazy strong.”</w:t>
-      </w:r>
-    </w:p>
-    <w:p>
-      <w:r>
-        <w:t xml:space="preserve">“At higher levels, all monsters have magic attack and defense,” Fineous explained. “Take Aragon, for example. He can shoot magic arrows. </w:t>
-      </w:r>
-      <w:r>
-        <w:t>He can even create explosions. With training t</w:t>
-      </w:r>
-      <w:r>
-        <w:t xml:space="preserve">here </w:t>
-      </w:r>
-      <w:r>
-        <w:t>are</w:t>
-      </w:r>
-      <w:r>
-        <w:t xml:space="preserve"> no enemy he can’t strike down, regardless of weird abilities.</w:t>
-      </w:r>
-    </w:p>
-    <w:p>
-      <w:r>
-        <w:t>“The same is true of Erza and Demonbane.</w:t>
-      </w:r>
-      <w:r>
-        <w:t xml:space="preserve"> Each has offensive power they haven’t touched.</w:t>
-      </w:r>
-    </w:p>
-    <w:p>
-      <w:r>
-        <w:t>“I must use trickery to fight, using deep knowledge of the enemies and preparation.</w:t>
-      </w:r>
-      <w:r>
-        <w:t xml:space="preserve"> I wasn’t prepared for those things.</w:t>
-      </w:r>
-    </w:p>
-    <w:p>
-      <w:r>
-        <w:t>“Sorry I’m feeling tired.”</w:t>
-      </w:r>
-    </w:p>
-    <w:p>
-      <w:r>
-        <w:t>Rose hugged Fineous and said, “We believe in you.”</w:t>
-      </w:r>
-    </w:p>
-    <w:p>
-      <w:r>
-        <w:t>Fineous felt healing wash over him and he closed his eyes, dosing off in the process.</w:t>
-      </w:r>
-    </w:p>
-    <w:p>
-      <w:r>
-        <w:t>Fineous then woke to the smell of cooking.</w:t>
-      </w:r>
-    </w:p>
-    <w:p>
-      <w:r>
-        <w:t>Feeling better, Fineous pulled out a thick metal plate and dropped it. He them picked it up and dropped it again.</w:t>
-      </w:r>
-      <w:r>
-        <w:t xml:space="preserve"> </w:t>
-      </w:r>
-      <w:r>
-        <w:t xml:space="preserve">This time it disappeared. </w:t>
-      </w:r>
-      <w:r>
-        <w:t>The third time it hovered in place.</w:t>
-      </w:r>
-    </w:p>
-    <w:p>
-      <w:r>
-        <w:t>“I didn’t know you can do magic,” Erza said.</w:t>
-      </w:r>
-    </w:p>
-    <w:p>
-      <w:r>
-        <w:t>“This isn’t magic,” Fineous said. “The plate is actually resting on the ground in the Shadow Realm.</w:t>
-      </w:r>
-    </w:p>
-    <w:p>
-      <w:r>
-        <w:t>“This is rather tricky since there is no sharp boundary, otherwise transitioning would be impossible.</w:t>
-      </w:r>
-    </w:p>
-    <w:p>
-      <w:r>
-        <w:lastRenderedPageBreak/>
-        <w:t>“I came up with this idea when the scorpions attacked.</w:t>
-      </w:r>
-      <w:r>
-        <w:t>”</w:t>
-      </w:r>
-    </w:p>
-    <w:p>
-      <w:r>
-        <w:t>“Amazing,” Demonbane said. “How fast will it be?”</w:t>
-      </w:r>
-    </w:p>
-    <w:p>
-      <w:r>
-        <w:t>“</w:t>
-      </w:r>
-      <w:r>
-        <w:t>It’s kind of tricky, since I’m exploring new ways to use my abilities. However I don’t see a fundamental limit</w:t>
-      </w:r>
-      <w:r>
-        <w:t>,” Fineous said.</w:t>
-      </w:r>
-    </w:p>
-    <w:p>
-      <w:r>
-        <w:t>Fineous moved the plate to an empty area and said, “Use your club to smash t</w:t>
-      </w:r>
-      <w:r>
-        <w:t>he</w:t>
-      </w:r>
-      <w:r>
-        <w:t xml:space="preserve"> plate with all your might.”</w:t>
-      </w:r>
-    </w:p>
-    <w:p>
-      <w:r>
-        <w:t>Demonbane walked up to the plate and swung. There was a resounding bang but the plate remained in place.</w:t>
-      </w:r>
-    </w:p>
-    <w:p>
-      <w:r>
-        <w:t xml:space="preserve">“What Demonbane did was no different than hitting </w:t>
-      </w:r>
-      <w:r>
-        <w:t xml:space="preserve">the plate on </w:t>
-      </w:r>
-      <w:r>
-        <w:t>the ground. I’m just using the plate to transfer the force.</w:t>
-      </w:r>
-    </w:p>
-    <w:p>
-      <w:r>
-        <w:t>“</w:t>
-      </w:r>
-      <w:r>
-        <w:t xml:space="preserve">The next step is to shift the ground in the Shadow Realm, so I can deflect attacks from any angle. </w:t>
-      </w:r>
-      <w:r>
-        <w:t>After all, the ground in the Shadow Realm is just a manifestation of my subconscious trying to make sense of that realm.</w:t>
-      </w:r>
-    </w:p>
-    <w:p>
-      <w:r>
-        <w:t>“</w:t>
-      </w:r>
-      <w:r>
-        <w:t>Even so, it’s proving tricky</w:t>
-      </w:r>
-      <w:r>
-        <w:t>.</w:t>
-      </w:r>
-      <w:r>
-        <w:t xml:space="preserve"> On the bright side, this </w:t>
-      </w:r>
-      <w:r>
-        <w:t>is already leveling up my skill</w:t>
-      </w:r>
-      <w:r>
-        <w:t>.</w:t>
-      </w:r>
-      <w:r>
-        <w:t>”</w:t>
-      </w:r>
-    </w:p>
-    <w:p>
-      <w:r>
-        <w:t>“</w:t>
-      </w:r>
-      <w:r>
-        <w:t>So y</w:t>
-      </w:r>
-      <w:r>
-        <w:t>ou can block any attack,” Demonbane said, impressed.</w:t>
-      </w:r>
-    </w:p>
-    <w:p>
-      <w:r>
-        <w:t xml:space="preserve">“Amazing,” Rose </w:t>
-      </w:r>
-      <w:r>
-        <w:t>agreed</w:t>
-      </w:r>
-      <w:r>
-        <w:t>.</w:t>
-      </w:r>
-    </w:p>
-    <w:p>
-      <w:r>
-        <w:t>“Just physical attacks,” Fineous said. “</w:t>
-      </w:r>
-      <w:r>
-        <w:t xml:space="preserve">Perhaps I can use my swords to transfer force. </w:t>
-      </w:r>
-      <w:r>
-        <w:t xml:space="preserve">The speed will </w:t>
-      </w:r>
-      <w:r>
-        <w:t>increase with</w:t>
-      </w:r>
-      <w:r>
-        <w:t xml:space="preserve"> training. I’m still not used to synchroniz</w:t>
-      </w:r>
-      <w:r>
-        <w:t>ing</w:t>
-      </w:r>
-      <w:r>
-        <w:t xml:space="preserve"> my skills like this.</w:t>
-      </w:r>
-    </w:p>
-    <w:p>
-      <w:r>
-        <w:t>“</w:t>
-      </w:r>
-      <w:r>
-        <w:t xml:space="preserve">By the way, the reason I got us all to leave the Shadow Realm was because that place isn’t safe. </w:t>
-      </w:r>
-      <w:r>
-        <w:t>Did y</w:t>
-      </w:r>
-      <w:r>
-        <w:t xml:space="preserve">ou notice </w:t>
-      </w:r>
-      <w:r>
-        <w:t xml:space="preserve">how </w:t>
-      </w:r>
-      <w:r>
-        <w:t>our thoughts were affecting the monsters?</w:t>
-      </w:r>
-    </w:p>
-    <w:p>
-      <w:r>
-        <w:t>“</w:t>
-      </w:r>
-      <w:r>
-        <w:t>I will take you all back there so we can all get more comfortable in that non-space.”</w:t>
-      </w:r>
-    </w:p>
-    <w:p>
-      <w:r>
-        <w:lastRenderedPageBreak/>
-        <w:t>“Dinner is ready,” Rose said.</w:t>
-      </w:r>
-    </w:p>
-    <w:p>
-      <w:r>
-        <w:t>“That’s great news,” Fineous declared</w:t>
-      </w:r>
-      <w:r>
-        <w:t>,</w:t>
-      </w:r>
-      <w:r>
-        <w:t xml:space="preserve"> “Because this piggy is hungry.”</w:t>
-      </w:r>
-    </w:p>
-    <w:p>
-      <w:r>
-        <w:t>Rose giggled and said, “Better eat before it gets cold.”</w:t>
-      </w:r>
-    </w:p>
-    <w:p>
-      <w:r>
-        <w:t>“You mentioned non physical attacks,” Erza said.</w:t>
-      </w:r>
-    </w:p>
-    <w:p>
-      <w:r>
-        <w:t xml:space="preserve">“There are elemental attacks, such as light, fire, dark, </w:t>
-      </w:r>
-      <w:r>
-        <w:t xml:space="preserve">gravity, </w:t>
-      </w:r>
-      <w:r>
-        <w:t>and so on. There are gas attacks and spectral attack</w:t>
-      </w:r>
-      <w:r>
-        <w:t>s that</w:t>
-      </w:r>
-      <w:r>
-        <w:t xml:space="preserve"> affect the soul. There are even psychological attacks such as illusion and attack</w:t>
-      </w:r>
-      <w:r>
-        <w:t>s</w:t>
-      </w:r>
-      <w:r>
-        <w:t xml:space="preserve"> that </w:t>
-      </w:r>
-      <w:r>
-        <w:t>control your mind.</w:t>
-      </w:r>
-    </w:p>
-    <w:p>
-      <w:r>
-        <w:t xml:space="preserve">“In software development, there is a saying that no piece </w:t>
-      </w:r>
-      <w:r>
-        <w:t>o</w:t>
-      </w:r>
-      <w:r>
-        <w:t>f software is bug free. The same is true of us. Absolute defense is impossible. The best we can do is face novel challenges and slowly get stronger.”</w:t>
-      </w:r>
-    </w:p>
-    <w:p>
-      <w:r>
-        <w:t>“You look happy,” Rose said.</w:t>
-      </w:r>
-    </w:p>
-    <w:p>
-      <w:r>
-        <w:t>“I feel better now,” Fineous said. “When it comes to unknown enemies, everyone is equal.</w:t>
-      </w:r>
-    </w:p>
-    <w:p>
-      <w:r>
-        <w:t xml:space="preserve">“Even Lord Endol, with his great strength, is </w:t>
-      </w:r>
-      <w:r>
-        <w:t>venerable</w:t>
-      </w:r>
-      <w:r>
-        <w:t xml:space="preserve"> to countless types of monsters because of the types of attacks they can launch.</w:t>
-      </w:r>
-    </w:p>
-    <w:p>
-      <w:r>
-        <w:t>“</w:t>
-      </w:r>
-      <w:r>
-        <w:t>But with preparation, every challenge can be faced. After all, we all have opportunity</w:t>
-      </w:r>
-      <w:r>
-        <w:t>, and every skill is allowed when fighting monsters.”</w:t>
-      </w:r>
-    </w:p>
-    <w:p>
-      <w:r>
-        <w:t>“Is it time to hunt now?” Demonbane asked.</w:t>
-      </w:r>
-    </w:p>
-    <w:p>
-      <w:r>
-        <w:t>“Absolutely,” Fineous said. “We need to hit D</w:t>
-      </w:r>
-      <w:r>
-        <w:t>-Rank</w:t>
-      </w:r>
-      <w:r>
-        <w:t xml:space="preserve"> ASAP.</w:t>
-      </w:r>
-      <w:r>
-        <w:t>”</w:t>
-      </w:r>
     </w:p>
     <w:p>
       <w:r>
@@ -39880,7 +39824,6 @@
     </w:p>
     <w:p>
       <w:r>
-        <w:lastRenderedPageBreak/>
         <w:t>“That’s the next challenge the Archana prepared for us,” Fineous said.</w:t>
       </w:r>
     </w:p>
@@ -40063,7 +40006,7 @@
             <w:rPr>
               <w:noProof/>
             </w:rPr>
-            <w:t>212</w:t>
+            <w:t>216</w:t>
           </w:r>
         </w:fldSimple>
       </w:p>
@@ -40093,7 +40036,7 @@
             <w:rPr>
               <w:noProof/>
             </w:rPr>
-            <w:t>213</w:t>
+            <w:t>215</w:t>
           </w:r>
         </w:fldSimple>
       </w:p>
@@ -40316,7 +40259,7 @@
         <v:path o:extrusionok="f" gradientshapeok="t" o:connecttype="rect"/>
         <o:lock v:ext="edit" aspectratio="t"/>
       </v:shapetype>
-      <v:shape id="_x0000_i1113" type="#_x0000_t75" style="width:3in;height:3in;visibility:visible" o:bullet="t">
+      <v:shape id="_x0000_i1125" type="#_x0000_t75" style="width:3in;height:3in;visibility:visible" o:bullet="t">
         <v:imagedata r:id="rId1" o:title="MC900065312[1]"/>
       </v:shape>
     </w:pict>
@@ -44703,7 +44646,7 @@
 </file>
 
 <file path=customXml/itemProps1.xml><?xml version="1.0" encoding="utf-8"?>
-<ds:datastoreItem xmlns:ds="http://schemas.openxmlformats.org/officeDocument/2006/customXml" ds:itemID="{DCCCD2A5-7782-4F44-A74F-A0B9742A9C4F}">
+<ds:datastoreItem xmlns:ds="http://schemas.openxmlformats.org/officeDocument/2006/customXml" ds:itemID="{07F2CEA5-1F78-4019-AD95-4E034634C9F0}">
   <ds:schemaRefs>
     <ds:schemaRef ds:uri="http://schemas.openxmlformats.org/officeDocument/2006/bibliography"/>
   </ds:schemaRefs>

--- a/Books/RPG_Books/ThePrincessAndTheRogue/Book_ThePrincessAndTheRogue.docx
+++ b/Books/RPG_Books/ThePrincessAndTheRogue/Book_ThePrincessAndTheRogue.docx
@@ -171,7 +171,7 @@
       <w:r>
         <w:fldChar w:fldCharType="separate"/>
       </w:r>
-      <w:hyperlink w:anchor="_Toc210558206" w:history="1">
+      <w:hyperlink w:anchor="_Toc210821238" w:history="1">
         <w:r>
           <w:rPr>
             <w:rStyle w:val="Hyperlink"/>
@@ -198,7 +198,7 @@
             <w:noProof/>
             <w:webHidden/>
           </w:rPr>
-          <w:instrText xml:space="preserve"> PAGEREF _Toc210558206 \h </w:instrText>
+          <w:instrText xml:space="preserve"> PAGEREF _Toc210821238 \h </w:instrText>
         </w:r>
         <w:r>
           <w:rPr>
@@ -239,7 +239,7 @@
           <w:lang w:val="en-US"/>
         </w:rPr>
       </w:pPr>
-      <w:hyperlink w:anchor="_Toc210558207" w:history="1">
+      <w:hyperlink w:anchor="_Toc210821239" w:history="1">
         <w:r>
           <w:rPr>
             <w:rStyle w:val="Hyperlink"/>
@@ -266,7 +266,7 @@
             <w:noProof/>
             <w:webHidden/>
           </w:rPr>
-          <w:instrText xml:space="preserve"> PAGEREF _Toc210558207 \h </w:instrText>
+          <w:instrText xml:space="preserve"> PAGEREF _Toc210821239 \h </w:instrText>
         </w:r>
         <w:r>
           <w:rPr>
@@ -307,7 +307,7 @@
           <w:lang w:val="en-US"/>
         </w:rPr>
       </w:pPr>
-      <w:hyperlink w:anchor="_Toc210558208" w:history="1">
+      <w:hyperlink w:anchor="_Toc210821240" w:history="1">
         <w:r>
           <w:rPr>
             <w:rStyle w:val="Hyperlink"/>
@@ -334,7 +334,7 @@
             <w:noProof/>
             <w:webHidden/>
           </w:rPr>
-          <w:instrText xml:space="preserve"> PAGEREF _Toc210558208 \h </w:instrText>
+          <w:instrText xml:space="preserve"> PAGEREF _Toc210821240 \h </w:instrText>
         </w:r>
         <w:r>
           <w:rPr>
@@ -375,7 +375,7 @@
           <w:lang w:val="en-US"/>
         </w:rPr>
       </w:pPr>
-      <w:hyperlink w:anchor="_Toc210558209" w:history="1">
+      <w:hyperlink w:anchor="_Toc210821241" w:history="1">
         <w:r>
           <w:rPr>
             <w:rStyle w:val="Hyperlink"/>
@@ -402,7 +402,7 @@
             <w:noProof/>
             <w:webHidden/>
           </w:rPr>
-          <w:instrText xml:space="preserve"> PAGEREF _Toc210558209 \h </w:instrText>
+          <w:instrText xml:space="preserve"> PAGEREF _Toc210821241 \h </w:instrText>
         </w:r>
         <w:r>
           <w:rPr>
@@ -443,7 +443,7 @@
           <w:lang w:val="en-US"/>
         </w:rPr>
       </w:pPr>
-      <w:hyperlink w:anchor="_Toc210558210" w:history="1">
+      <w:hyperlink w:anchor="_Toc210821242" w:history="1">
         <w:r>
           <w:rPr>
             <w:rStyle w:val="Hyperlink"/>
@@ -470,7 +470,7 @@
             <w:noProof/>
             <w:webHidden/>
           </w:rPr>
-          <w:instrText xml:space="preserve"> PAGEREF _Toc210558210 \h </w:instrText>
+          <w:instrText xml:space="preserve"> PAGEREF _Toc210821242 \h </w:instrText>
         </w:r>
         <w:r>
           <w:rPr>
@@ -511,7 +511,7 @@
           <w:lang w:val="en-US"/>
         </w:rPr>
       </w:pPr>
-      <w:hyperlink w:anchor="_Toc210558211" w:history="1">
+      <w:hyperlink w:anchor="_Toc210821243" w:history="1">
         <w:r>
           <w:rPr>
             <w:rStyle w:val="Hyperlink"/>
@@ -538,7 +538,7 @@
             <w:noProof/>
             <w:webHidden/>
           </w:rPr>
-          <w:instrText xml:space="preserve"> PAGEREF _Toc210558211 \h </w:instrText>
+          <w:instrText xml:space="preserve"> PAGEREF _Toc210821243 \h </w:instrText>
         </w:r>
         <w:r>
           <w:rPr>
@@ -558,7 +558,7 @@
             <w:noProof/>
             <w:webHidden/>
           </w:rPr>
-          <w:t>201</w:t>
+          <w:t>202</w:t>
         </w:r>
         <w:r>
           <w:rPr>
@@ -579,7 +579,7 @@
           <w:lang w:val="en-US"/>
         </w:rPr>
       </w:pPr>
-      <w:hyperlink w:anchor="_Toc210558212" w:history="1">
+      <w:hyperlink w:anchor="_Toc210821244" w:history="1">
         <w:r>
           <w:rPr>
             <w:rStyle w:val="Hyperlink"/>
@@ -606,7 +606,7 @@
             <w:noProof/>
             <w:webHidden/>
           </w:rPr>
-          <w:instrText xml:space="preserve"> PAGEREF _Toc210558212 \h </w:instrText>
+          <w:instrText xml:space="preserve"> PAGEREF _Toc210821244 \h </w:instrText>
         </w:r>
         <w:r>
           <w:rPr>
@@ -626,7 +626,7 @@
             <w:noProof/>
             <w:webHidden/>
           </w:rPr>
-          <w:t>225</w:t>
+          <w:t>230</w:t>
         </w:r>
         <w:r>
           <w:rPr>
@@ -671,7 +671,7 @@
       <w:pPr>
         <w:pStyle w:val="H2"/>
       </w:pPr>
-      <w:bookmarkStart w:id="0" w:name="_Toc210558206"/>
+      <w:bookmarkStart w:id="0" w:name="_Toc210821238"/>
       <w:r>
         <w:lastRenderedPageBreak/>
         <w:t>Today I died</w:t>
@@ -962,7 +962,7 @@
       <w:pPr>
         <w:pStyle w:val="H2"/>
       </w:pPr>
-      <w:bookmarkStart w:id="1" w:name="_Toc210558207"/>
+      <w:bookmarkStart w:id="1" w:name="_Toc210821239"/>
       <w:r>
         <w:lastRenderedPageBreak/>
         <w:t>Isakied</w:t>
@@ -15179,7 +15179,7 @@
       <w:pPr>
         <w:pStyle w:val="H2"/>
       </w:pPr>
-      <w:bookmarkStart w:id="2" w:name="_Toc210558208"/>
+      <w:bookmarkStart w:id="2" w:name="_Toc210821240"/>
       <w:r>
         <w:lastRenderedPageBreak/>
         <w:t>Back to School</w:t>
@@ -26794,7 +26794,7 @@
       <w:pPr>
         <w:pStyle w:val="H2"/>
       </w:pPr>
-      <w:bookmarkStart w:id="3" w:name="_Toc210558209"/>
+      <w:bookmarkStart w:id="3" w:name="_Toc210821241"/>
       <w:r>
         <w:lastRenderedPageBreak/>
         <w:t>Leveling Up</w:t>
@@ -33337,7 +33337,7 @@
       <w:pPr>
         <w:pStyle w:val="H2"/>
       </w:pPr>
-      <w:bookmarkStart w:id="5" w:name="_Toc210558210"/>
+      <w:bookmarkStart w:id="5" w:name="_Toc210821242"/>
       <w:r>
         <w:lastRenderedPageBreak/>
         <w:t>Battle Arena</w:t>
@@ -36549,7 +36549,7 @@
       <w:pPr>
         <w:pStyle w:val="H2"/>
       </w:pPr>
-      <w:bookmarkStart w:id="6" w:name="_Toc210558211"/>
+      <w:bookmarkStart w:id="6" w:name="_Toc210821243"/>
       <w:r>
         <w:lastRenderedPageBreak/>
         <w:t>Exile in the Onn Mountains</w:t>
@@ -38176,12 +38176,15 @@
     </w:p>
     <w:p>
       <w:r>
-        <w:t>Demonbane struck camp and then grabbed Fineous’ plate and put it away.</w:t>
-      </w:r>
-    </w:p>
-    <w:p>
-      <w:r>
-        <w:t>“I’m ready,” Demonbane said.</w:t>
+        <w:t>Demonbane struck camp</w:t>
+      </w:r>
+      <w:r>
+        <w:t xml:space="preserve"> while Fineous ate.</w:t>
+      </w:r>
+    </w:p>
+    <w:p>
+      <w:r>
+        <w:t>Meal finished, Demonbane washed the dishes and put them away.</w:t>
       </w:r>
     </w:p>
     <w:p>
@@ -38274,6 +38277,12 @@
         </w:rPr>
         <w:t>“First congratulations,” Fineous said.</w:t>
       </w:r>
+      <w:r>
+        <w:rPr>
+          <w:rFonts w:asciiTheme="minorHAnsi" w:hAnsiTheme="minorHAnsi" w:cstheme="minorHAnsi"/>
+        </w:rPr>
+        <w:t>&lt;&gt;</w:t>
+      </w:r>
     </w:p>
     <w:p>
       <w:r>
@@ -38300,18 +38309,18 @@
     </w:p>
     <w:p>
       <w:r>
+        <w:t xml:space="preserve">“We are surrounded by the raw stuff of possibility, also known as magic. Okay everyone, </w:t>
+      </w:r>
+      <w:r>
+        <w:t>i</w:t>
+      </w:r>
+      <w:r>
+        <w:t>t’s time to return.”</w:t>
+      </w:r>
+    </w:p>
+    <w:p>
+      <w:r>
         <w:lastRenderedPageBreak/>
-        <w:t xml:space="preserve">“We are surrounded by the raw stuff of possibility, also known as magic. Okay everyone, </w:t>
-      </w:r>
-      <w:r>
-        <w:t>i</w:t>
-      </w:r>
-      <w:r>
-        <w:t>t’s time to return.”</w:t>
-      </w:r>
-    </w:p>
-    <w:p>
-      <w:r>
         <w:t>Fineous brought them back to the physical plane of existence.</w:t>
       </w:r>
     </w:p>
@@ -38420,12 +38429,12 @@
     </w:p>
     <w:p>
       <w:r>
+        <w:t>“Rose, stay near Aragon,” Fineous said. “Demonbane will focus on defending you two while Erza and I will be more fluent in our movements.”</w:t>
+      </w:r>
+    </w:p>
+    <w:p>
+      <w:r>
         <w:lastRenderedPageBreak/>
-        <w:t>“Rose, stay near Aragon,” Fineous said. “Demonbane will focus on defending you two while Erza and I will be more fluent in our movements.”</w:t>
-      </w:r>
-    </w:p>
-    <w:p>
-      <w:r>
         <w:t>“Ah that hurts,” Demonbane screamed.</w:t>
       </w:r>
     </w:p>
@@ -38443,13 +38452,17 @@
     <w:p>
       <w:r>
         <w:t>Rose began singing.</w:t>
+      </w:r>
+    </w:p>
+    <w:p>
+      <w:r>
+        <w:t>&lt;&gt;</w:t>
       </w:r>
     </w:p>
     <w:p/>
     <w:p/>
     <w:p/>
     <w:p/>
-    <w:p/>
     <w:p>
       <w:r>
         <w:t>Sure enough, creatures resembling elephants charged them. Except</w:t>
@@ -38525,17 +38538,17 @@
     </w:p>
     <w:p>
       <w:r>
+        <w:t>Thankfully the monsters weren’t fast. Unfortunately, what they lacked in speed they made up in attack power and sturdiness.</w:t>
+      </w:r>
+    </w:p>
+    <w:p>
+      <w:r>
+        <w:t>“What the hell kind of armor does this thing have?” Demonbane asked no one as he dodged getting skewered.</w:t>
+      </w:r>
+    </w:p>
+    <w:p>
+      <w:r>
         <w:lastRenderedPageBreak/>
-        <w:t>Thankfully the monsters weren’t fast. Unfortunately, what they lacked in speed they made up in attack power and sturdiness.</w:t>
-      </w:r>
-    </w:p>
-    <w:p>
-      <w:r>
-        <w:t>“What the hell kind of armor does this thing have?” Demonbane asked no one as he dodged getting skewered.</w:t>
-      </w:r>
-    </w:p>
-    <w:p>
-      <w:r>
         <w:t>“Unleash your spirits Rose,” Fineous called. “We may have bitten more than we can chew.”</w:t>
       </w:r>
     </w:p>
@@ -38613,6 +38626,7 @@
     <w:p/>
     <w:p>
       <w:r>
+        <w:lastRenderedPageBreak/>
         <w:t xml:space="preserve"> “Let’s do some climbing and then resume our hunt.”</w:t>
       </w:r>
     </w:p>
@@ -38728,20 +38742,20 @@
     </w:p>
     <w:p>
       <w:r>
+        <w:t>“Scary,” Rose said and hugged Fineous’ arm.</w:t>
+      </w:r>
+    </w:p>
+    <w:p>
+      <w:r>
+        <w:t>“The Shadow Realm is the space between realities. In its raw state it is the source of absolute chaos and the source of all realities.</w:t>
+      </w:r>
+      <w:r>
+        <w:t xml:space="preserve"> It is endless. Although universes will pass away, this will not.</w:t>
+      </w:r>
+    </w:p>
+    <w:p>
+      <w:r>
         <w:lastRenderedPageBreak/>
-        <w:t>“Scary,” Rose said and hugged Fineous’ arm.</w:t>
-      </w:r>
-    </w:p>
-    <w:p>
-      <w:r>
-        <w:t>“The Shadow Realm is the space between realities. In its raw state it is the source of absolute chaos and the source of all realities.</w:t>
-      </w:r>
-      <w:r>
-        <w:t xml:space="preserve"> It is endless. Although universes will pass away, this will not.</w:t>
-      </w:r>
-    </w:p>
-    <w:p>
-      <w:r>
         <w:t xml:space="preserve">“As mentioned before, the magic elevators travel through the Shadow Realm. And just like the elevators, I will </w:t>
       </w:r>
       <w:r>
@@ -38853,12 +38867,12 @@
     </w:p>
     <w:p>
       <w:r>
+        <w:t>“Let’s explore more,” Demonbane said. “This place is scary, but also exciting. Are there any treasures here?”</w:t>
+      </w:r>
+    </w:p>
+    <w:p>
+      <w:r>
         <w:lastRenderedPageBreak/>
-        <w:t>“Let’s explore more,” Demonbane said. “This place is scary, but also exciting. Are there any treasures here?”</w:t>
-      </w:r>
-    </w:p>
-    <w:p>
-      <w:r>
         <w:t>“Of course,” Fineous said. “This realm is controlled by our collective unconscious. Just like the On Mountains, what we get is proportional to the effort we expend.”</w:t>
       </w:r>
     </w:p>
@@ -38954,17 +38968,17 @@
     </w:p>
     <w:p>
       <w:r>
+        <w:t>Rose giggled.</w:t>
+      </w:r>
+    </w:p>
+    <w:p>
+      <w:r>
+        <w:t>“Sing my angel of song, sing,” Fineous called out and began his attack.</w:t>
+      </w:r>
+    </w:p>
+    <w:p>
+      <w:r>
         <w:lastRenderedPageBreak/>
-        <w:t>Rose giggled.</w:t>
-      </w:r>
-    </w:p>
-    <w:p>
-      <w:r>
-        <w:t>“Sing my angel of song, sing,” Fineous called out and began his attack.</w:t>
-      </w:r>
-    </w:p>
-    <w:p>
-      <w:r>
         <w:t>As they fought more and more imps came. Bracing himself Fineous fought using his rapiers in the correct way – by stabbing his opponents.</w:t>
       </w:r>
     </w:p>
@@ -39055,12 +39069,12 @@
     </w:p>
     <w:p>
       <w:r>
+        <w:t>“I can’t make this,” Rose complained. “This will make you ill if the agate mushrooms aren’t cooked correctly. I mean really ill.”</w:t>
+      </w:r>
+    </w:p>
+    <w:p>
+      <w:r>
         <w:lastRenderedPageBreak/>
-        <w:t>“I can’t make this,” Rose complained. “This will make you ill if the agate mushrooms aren’t cooked correctly. I mean really ill.”</w:t>
-      </w:r>
-    </w:p>
-    <w:p>
-      <w:r>
         <w:t>“Do your best,” Fineous said and placed the ingredients</w:t>
       </w:r>
       <w:r>
@@ -39166,12 +39180,12 @@
     </w:p>
     <w:p>
       <w:r>
+        <w:t>Fineous and Demonbane groggily woke up. However, both leveled up in the process.</w:t>
+      </w:r>
+    </w:p>
+    <w:p>
+      <w:r>
         <w:lastRenderedPageBreak/>
-        <w:t>Fineous and Demonbane groggily woke up. However, both leveled up in the process.</w:t>
-      </w:r>
-    </w:p>
-    <w:p>
-      <w:r>
         <w:t>“That’s a spicy meatball,” Fineous said, laughing.</w:t>
       </w:r>
     </w:p>
@@ -39300,15 +39314,15 @@
     </w:p>
     <w:p>
       <w:r>
+        <w:t>The next set o</w:t>
+      </w:r>
+      <w:r>
+        <w:t>f monsters was giant scorpions.</w:t>
+      </w:r>
+    </w:p>
+    <w:p>
+      <w:r>
         <w:lastRenderedPageBreak/>
-        <w:t>The next set o</w:t>
-      </w:r>
-      <w:r>
-        <w:t>f monsters was giant scorpions.</w:t>
-      </w:r>
-    </w:p>
-    <w:p>
-      <w:r>
         <w:t>“Speak of the devil, and it will come,” Fineous said.</w:t>
       </w:r>
     </w:p>
@@ -39402,15 +39416,15 @@
     </w:p>
     <w:p>
       <w:r>
+        <w:t>After what seemed like an eternity the fight ended, leaving everyone battered and bruised. Even Rose didn’t e</w:t>
+      </w:r>
+      <w:r>
+        <w:t>scape injuries.</w:t>
+      </w:r>
+    </w:p>
+    <w:p>
+      <w:r>
         <w:lastRenderedPageBreak/>
-        <w:t>After what seemed like an eternity the fight ended, leaving everyone battered and bruised. Even Rose didn’t e</w:t>
-      </w:r>
-      <w:r>
-        <w:t>scape injuries.</w:t>
-      </w:r>
-    </w:p>
-    <w:p>
-      <w:r>
         <w:t>“Demonbane, dismantle your cooking station. We are returning,” Fineous said. “Everyone grab onto me.”</w:t>
       </w:r>
     </w:p>
@@ -39500,12 +39514,12 @@
     </w:p>
     <w:p>
       <w:r>
+        <w:t>Fineous then woke to the smell of cooking.</w:t>
+      </w:r>
+    </w:p>
+    <w:p>
+      <w:r>
         <w:lastRenderedPageBreak/>
-        <w:t>Fineous then woke to the smell of cooking.</w:t>
-      </w:r>
-    </w:p>
-    <w:p>
-      <w:r>
         <w:t>Feeling better, Fineous pulled out a thick metal plate and dropped it. He them picked it up and dropped it again.</w:t>
       </w:r>
       <w:r>
@@ -39616,6 +39630,164 @@
       </w:r>
       <w:r>
         <w:t>”</w:t>
+      </w:r>
+    </w:p>
+    <w:p>
+      <w:r>
+        <w:t>“</w:t>
+      </w:r>
+      <w:r>
+        <w:t>So y</w:t>
+      </w:r>
+      <w:r>
+        <w:t>ou can block any attack,” Demonbane said, impressed.</w:t>
+      </w:r>
+    </w:p>
+    <w:p>
+      <w:r>
+        <w:lastRenderedPageBreak/>
+        <w:t xml:space="preserve">“Amazing,” Rose </w:t>
+      </w:r>
+      <w:r>
+        <w:t>agreed</w:t>
+      </w:r>
+      <w:r>
+        <w:t>.</w:t>
+      </w:r>
+    </w:p>
+    <w:p>
+      <w:r>
+        <w:t>“Just physical attacks,” Fineous said. “</w:t>
+      </w:r>
+      <w:r>
+        <w:t xml:space="preserve">Perhaps I can use my swords to transfer force. </w:t>
+      </w:r>
+      <w:r>
+        <w:t xml:space="preserve">The speed will </w:t>
+      </w:r>
+      <w:r>
+        <w:t>increase with</w:t>
+      </w:r>
+      <w:r>
+        <w:t xml:space="preserve"> training. I’m still not used to synchroniz</w:t>
+      </w:r>
+      <w:r>
+        <w:t>ing</w:t>
+      </w:r>
+      <w:r>
+        <w:t xml:space="preserve"> my skills like this.</w:t>
+      </w:r>
+    </w:p>
+    <w:p>
+      <w:r>
+        <w:t>“</w:t>
+      </w:r>
+      <w:r>
+        <w:t xml:space="preserve">By the way, the reason I got us all to leave the Shadow Realm was because that place isn’t safe. </w:t>
+      </w:r>
+      <w:r>
+        <w:t>Did y</w:t>
+      </w:r>
+      <w:r>
+        <w:t xml:space="preserve">ou notice </w:t>
+      </w:r>
+      <w:r>
+        <w:t xml:space="preserve">how </w:t>
+      </w:r>
+      <w:r>
+        <w:t>our thoughts were affecting the monsters?</w:t>
+      </w:r>
+    </w:p>
+    <w:p>
+      <w:r>
+        <w:t>“</w:t>
+      </w:r>
+      <w:r>
+        <w:t>I will take you all back there so we can all get more comfortable in that non-space.”</w:t>
+      </w:r>
+    </w:p>
+    <w:p>
+      <w:r>
+        <w:t>“Dinner is ready,” Rose said.</w:t>
+      </w:r>
+    </w:p>
+    <w:p>
+      <w:r>
+        <w:t>“That’s great news,” Fineous declared</w:t>
+      </w:r>
+      <w:r>
+        <w:t>,</w:t>
+      </w:r>
+      <w:r>
+        <w:t xml:space="preserve"> “Because this piggy is hungry.”</w:t>
+      </w:r>
+    </w:p>
+    <w:p>
+      <w:r>
+        <w:t>Rose giggled and said, “Better eat before it gets cold.”</w:t>
+      </w:r>
+    </w:p>
+    <w:p>
+      <w:r>
+        <w:t>“You mentioned non physical attacks,” Erza said.</w:t>
+      </w:r>
+    </w:p>
+    <w:p>
+      <w:r>
+        <w:t xml:space="preserve">“There are elemental attacks, such as light, fire, dark, </w:t>
+      </w:r>
+      <w:r>
+        <w:t xml:space="preserve">gravity, </w:t>
+      </w:r>
+      <w:r>
+        <w:t>and so on. There are gas attacks and spectral attack</w:t>
+      </w:r>
+      <w:r>
+        <w:t>s that</w:t>
+      </w:r>
+      <w:r>
+        <w:t xml:space="preserve"> affect the soul. There are even psychological attacks such as illusion and attack</w:t>
+      </w:r>
+      <w:r>
+        <w:t>s</w:t>
+      </w:r>
+      <w:r>
+        <w:t xml:space="preserve"> that </w:t>
+      </w:r>
+      <w:r>
+        <w:t>control your mind.</w:t>
+      </w:r>
+    </w:p>
+    <w:p>
+      <w:r>
+        <w:t xml:space="preserve">“In software development, there is a saying that no piece </w:t>
+      </w:r>
+      <w:r>
+        <w:t>o</w:t>
+      </w:r>
+      <w:r>
+        <w:t>f software is bug free. The same is true of us. Absolute defense is impossible. The best we can do is face novel challenges and slowly get stronger.”</w:t>
+      </w:r>
+    </w:p>
+    <w:p>
+      <w:r>
+        <w:t>“You look happy,” Rose said.</w:t>
+      </w:r>
+    </w:p>
+    <w:p>
+      <w:r>
+        <w:t>“I feel better now,” Fineous said. “When it comes to unknown enemies, everyone is equal.</w:t>
+      </w:r>
+    </w:p>
+    <w:p>
+      <w:r>
+        <w:t xml:space="preserve">“Even Lord Endol, with his great strength, is </w:t>
+      </w:r>
+      <w:r>
+        <w:t>venerable</w:t>
+      </w:r>
+      <w:r>
+        <w:t xml:space="preserve"> to countless types of monsters because of the types of attacks they can launch.</w:t>
       </w:r>
     </w:p>
     <w:p>
@@ -39624,164 +39796,6 @@
         <w:t>“</w:t>
       </w:r>
       <w:r>
-        <w:t>So y</w:t>
-      </w:r>
-      <w:r>
-        <w:t>ou can block any attack,” Demonbane said, impressed.</w:t>
-      </w:r>
-    </w:p>
-    <w:p>
-      <w:r>
-        <w:t xml:space="preserve">“Amazing,” Rose </w:t>
-      </w:r>
-      <w:r>
-        <w:t>agreed</w:t>
-      </w:r>
-      <w:r>
-        <w:t>.</w:t>
-      </w:r>
-    </w:p>
-    <w:p>
-      <w:r>
-        <w:t>“Just physical attacks,” Fineous said. “</w:t>
-      </w:r>
-      <w:r>
-        <w:t xml:space="preserve">Perhaps I can use my swords to transfer force. </w:t>
-      </w:r>
-      <w:r>
-        <w:t xml:space="preserve">The speed will </w:t>
-      </w:r>
-      <w:r>
-        <w:t>increase with</w:t>
-      </w:r>
-      <w:r>
-        <w:t xml:space="preserve"> training. I’m still not used to synchroniz</w:t>
-      </w:r>
-      <w:r>
-        <w:t>ing</w:t>
-      </w:r>
-      <w:r>
-        <w:t xml:space="preserve"> my skills like this.</w:t>
-      </w:r>
-    </w:p>
-    <w:p>
-      <w:r>
-        <w:t>“</w:t>
-      </w:r>
-      <w:r>
-        <w:t xml:space="preserve">By the way, the reason I got us all to leave the Shadow Realm was because that place isn’t safe. </w:t>
-      </w:r>
-      <w:r>
-        <w:t>Did y</w:t>
-      </w:r>
-      <w:r>
-        <w:t xml:space="preserve">ou notice </w:t>
-      </w:r>
-      <w:r>
-        <w:t xml:space="preserve">how </w:t>
-      </w:r>
-      <w:r>
-        <w:t>our thoughts were affecting the monsters?</w:t>
-      </w:r>
-    </w:p>
-    <w:p>
-      <w:r>
-        <w:t>“</w:t>
-      </w:r>
-      <w:r>
-        <w:t>I will take you all back there so we can all get more comfortable in that non-space.”</w:t>
-      </w:r>
-    </w:p>
-    <w:p>
-      <w:r>
-        <w:t>“Dinner is ready,” Rose said.</w:t>
-      </w:r>
-    </w:p>
-    <w:p>
-      <w:r>
-        <w:t>“That’s great news,” Fineous declared</w:t>
-      </w:r>
-      <w:r>
-        <w:t>,</w:t>
-      </w:r>
-      <w:r>
-        <w:t xml:space="preserve"> “Because this piggy is hungry.”</w:t>
-      </w:r>
-    </w:p>
-    <w:p>
-      <w:r>
-        <w:t>Rose giggled and said, “Better eat before it gets cold.”</w:t>
-      </w:r>
-    </w:p>
-    <w:p>
-      <w:r>
-        <w:t>“You mentioned non physical attacks,” Erza said.</w:t>
-      </w:r>
-    </w:p>
-    <w:p>
-      <w:r>
-        <w:t xml:space="preserve">“There are elemental attacks, such as light, fire, dark, </w:t>
-      </w:r>
-      <w:r>
-        <w:t xml:space="preserve">gravity, </w:t>
-      </w:r>
-      <w:r>
-        <w:t>and so on. There are gas attacks and spectral attack</w:t>
-      </w:r>
-      <w:r>
-        <w:t>s that</w:t>
-      </w:r>
-      <w:r>
-        <w:t xml:space="preserve"> affect the soul. There are even psychological attacks such as illusion and attack</w:t>
-      </w:r>
-      <w:r>
-        <w:t>s</w:t>
-      </w:r>
-      <w:r>
-        <w:t xml:space="preserve"> that </w:t>
-      </w:r>
-      <w:r>
-        <w:t>control your mind.</w:t>
-      </w:r>
-    </w:p>
-    <w:p>
-      <w:r>
-        <w:t xml:space="preserve">“In software development, there is a saying that no piece </w:t>
-      </w:r>
-      <w:r>
-        <w:t>o</w:t>
-      </w:r>
-      <w:r>
-        <w:t>f software is bug free. The same is true of us. Absolute defense is impossible. The best we can do is face novel challenges and slowly get stronger.”</w:t>
-      </w:r>
-    </w:p>
-    <w:p>
-      <w:r>
-        <w:t>“You look happy,” Rose said.</w:t>
-      </w:r>
-    </w:p>
-    <w:p>
-      <w:r>
-        <w:t>“I feel better now,” Fineous said. “When it comes to unknown enemies, everyone is equal.</w:t>
-      </w:r>
-    </w:p>
-    <w:p>
-      <w:r>
-        <w:lastRenderedPageBreak/>
-        <w:t xml:space="preserve">“Even Lord Endol, with his great strength, is </w:t>
-      </w:r>
-      <w:r>
-        <w:t>venerable</w:t>
-      </w:r>
-      <w:r>
-        <w:t xml:space="preserve"> to countless types of monsters because of the types of attacks they can launch.</w:t>
-      </w:r>
-    </w:p>
-    <w:p>
-      <w:r>
-        <w:t>“</w:t>
-      </w:r>
-      <w:r>
         <w:t>But with preparation, every challenge can be faced. After all, we all have opportunity</w:t>
       </w:r>
       <w:r>
@@ -39836,7 +39850,7 @@
       <w:pPr>
         <w:pStyle w:val="H2"/>
       </w:pPr>
-      <w:bookmarkStart w:id="7" w:name="_Toc210558212"/>
+      <w:bookmarkStart w:id="7" w:name="_Toc210821244"/>
       <w:r>
         <w:lastRenderedPageBreak/>
         <w:t>Getting Stronger</w:t>
@@ -40006,7 +40020,7 @@
             <w:rPr>
               <w:noProof/>
             </w:rPr>
-            <w:t>216</w:t>
+            <w:t>214</w:t>
           </w:r>
         </w:fldSimple>
       </w:p>
@@ -40259,7 +40273,7 @@
         <v:path o:extrusionok="f" gradientshapeok="t" o:connecttype="rect"/>
         <o:lock v:ext="edit" aspectratio="t"/>
       </v:shapetype>
-      <v:shape id="_x0000_i1125" type="#_x0000_t75" style="width:3in;height:3in;visibility:visible" o:bullet="t">
+      <v:shape id="_x0000_i1028" type="#_x0000_t75" style="width:3in;height:3in;visibility:visible" o:bullet="t">
         <v:imagedata r:id="rId1" o:title="MC900065312[1]"/>
       </v:shape>
     </w:pict>
@@ -44646,7 +44660,7 @@
 </file>
 
 <file path=customXml/itemProps1.xml><?xml version="1.0" encoding="utf-8"?>
-<ds:datastoreItem xmlns:ds="http://schemas.openxmlformats.org/officeDocument/2006/customXml" ds:itemID="{07F2CEA5-1F78-4019-AD95-4E034634C9F0}">
+<ds:datastoreItem xmlns:ds="http://schemas.openxmlformats.org/officeDocument/2006/customXml" ds:itemID="{A7099884-AD15-4474-B7D0-BB2D646838D8}">
   <ds:schemaRefs>
     <ds:schemaRef ds:uri="http://schemas.openxmlformats.org/officeDocument/2006/bibliography"/>
   </ds:schemaRefs>

--- a/Books/RPG_Books/ThePrincessAndTheRogue/Book_ThePrincessAndTheRogue.docx
+++ b/Books/RPG_Books/ThePrincessAndTheRogue/Book_ThePrincessAndTheRogue.docx
@@ -11257,7 +11257,7 @@
           <w:noProof/>
         </w:rPr>
         <w:pict>
-          <v:shape id="Picture 3" o:spid="_x0000_i1025" type="#_x0000_t75" style="width:23pt;height:9.5pt;visibility:visible" o:bullet="t">
+          <v:shape id="Picture 3" o:spid="_x0000_i1025" type="#_x0000_t75" style="width:22.8pt;height:9.6pt;visibility:visible" o:bullet="t">
             <v:imagedata r:id="rId13" o:title="MC900065312[1]"/>
           </v:shape>
         </w:pict>
@@ -15519,15 +15519,7 @@
         <w:pStyle w:val="Quote2"/>
       </w:pPr>
       <w:r>
-        <w:t xml:space="preserve">I am male and a member of the </w:t>
-      </w:r>
-      <w:proofErr w:type="spellStart"/>
-      <w:r>
-        <w:t>aspara</w:t>
-      </w:r>
-      <w:proofErr w:type="spellEnd"/>
-      <w:r>
-        <w:t xml:space="preserve"> species. Yes, I can use photosynthesis. However, I also eat, since sunlight is not enough.</w:t>
+        <w:t>I am male and a member of the aspara species. Yes, I can use photosynthesis. However, I also eat, since sunlight is not enough.</w:t>
       </w:r>
     </w:p>
     <w:p>
@@ -18449,9 +18441,6 @@
       </w:r>
       <w:r>
         <w:t>.</w:t>
-      </w:r>
-      <w:r>
-        <w:t xml:space="preserve"> </w:t>
       </w:r>
     </w:p>
     <w:p>
@@ -23467,7 +23456,7 @@
           <w:noProof/>
         </w:rPr>
         <w:pict>
-          <v:shape id="_x0000_i1026" type="#_x0000_t75" style="width:23pt;height:9pt;visibility:visible" o:bullet="t">
+          <v:shape id="_x0000_i1026" type="#_x0000_t75" style="width:22.8pt;height:8.9pt;visibility:visible" o:bullet="t">
             <v:imagedata r:id="rId13" o:title="MC900065312[1]"/>
           </v:shape>
         </w:pict>
@@ -26788,7 +26777,7 @@
           <w:noProof/>
         </w:rPr>
         <w:pict>
-          <v:shape id="_x0000_i1027" type="#_x0000_t75" style="width:23pt;height:9.5pt;visibility:visible" o:bullet="t">
+          <v:shape id="_x0000_i1027" type="#_x0000_t75" style="width:22.8pt;height:9.6pt;visibility:visible" o:bullet="t">
             <v:imagedata r:id="rId13" o:title="MC900065312[1]"/>
           </v:shape>
         </w:pict>
@@ -28094,7 +28083,7 @@
           <w:noProof/>
         </w:rPr>
         <w:pict>
-          <v:shape id="_x0000_i1028" type="#_x0000_t75" style="width:23pt;height:9.5pt;visibility:visible" o:bullet="t">
+          <v:shape id="_x0000_i1028" type="#_x0000_t75" style="width:22.8pt;height:9.6pt;visibility:visible" o:bullet="t">
             <v:imagedata r:id="rId13" o:title="MC900065312[1]"/>
           </v:shape>
         </w:pict>
@@ -40730,7 +40719,7 @@
             <w:rPr>
               <w:noProof/>
             </w:rPr>
-            <w:t>106</w:t>
+            <w:t>94</w:t>
           </w:r>
         </w:fldSimple>
       </w:p>
@@ -40760,7 +40749,7 @@
             <w:rPr>
               <w:noProof/>
             </w:rPr>
-            <w:t>107</w:t>
+            <w:t>95</w:t>
           </w:r>
         </w:fldSimple>
       </w:p>
@@ -40983,7 +40972,7 @@
         <v:path o:extrusionok="f" gradientshapeok="t" o:connecttype="rect"/>
         <o:lock v:ext="edit" aspectratio="t"/>
       </v:shapetype>
-      <v:shape id="_x0000_i1095" type="#_x0000_t75" style="width:3in;height:3in;visibility:visible" o:bullet="t">
+      <v:shape id="_x0000_i1096" type="#_x0000_t75" style="width:3in;height:3in;visibility:visible" o:bullet="t">
         <v:imagedata r:id="rId1" o:title="MC900065312[1]"/>
       </v:shape>
     </w:pict>
@@ -45370,7 +45359,7 @@
 </file>
 
 <file path=customXml/itemProps1.xml><?xml version="1.0" encoding="utf-8"?>
-<ds:datastoreItem xmlns:ds="http://schemas.openxmlformats.org/officeDocument/2006/customXml" ds:itemID="{5DAA0EEE-0CA0-47B2-B974-D5289C1C4EC3}">
+<ds:datastoreItem xmlns:ds="http://schemas.openxmlformats.org/officeDocument/2006/customXml" ds:itemID="{33AA92A7-A468-4218-8095-22987FCFD3C7}">
   <ds:schemaRefs>
     <ds:schemaRef ds:uri="http://schemas.openxmlformats.org/officeDocument/2006/bibliography"/>
   </ds:schemaRefs>

--- a/Books/RPG_Books/ThePrincessAndTheRogue/Book_ThePrincessAndTheRogue.docx
+++ b/Books/RPG_Books/ThePrincessAndTheRogue/Book_ThePrincessAndTheRogue.docx
@@ -19879,7 +19879,7 @@
     <w:p>
       <w:r>
         <w:lastRenderedPageBreak/>
-        <w:t>“Keep in mind, a minimum of E-Rank is required for even them minimum in terms of living standard.</w:t>
+        <w:t>“Keep in mind, a minimum of E-Rank is required for even the minimum in terms of living standard.</w:t>
       </w:r>
     </w:p>
     <w:p>
@@ -40717,7 +40717,7 @@
             <w:rPr>
               <w:noProof/>
             </w:rPr>
-            <w:t>142</w:t>
+            <w:t>108</w:t>
           </w:r>
         </w:fldSimple>
       </w:p>
@@ -40747,7 +40747,7 @@
             <w:rPr>
               <w:noProof/>
             </w:rPr>
-            <w:t>103</w:t>
+            <w:t>107</w:t>
           </w:r>
         </w:fldSimple>
       </w:p>
@@ -40970,7 +40970,7 @@
         <v:path o:extrusionok="f" gradientshapeok="t" o:connecttype="rect"/>
         <o:lock v:ext="edit" aspectratio="t"/>
       </v:shapetype>
-      <v:shape id="_x0000_i1104" type="#_x0000_t75" style="width:3in;height:3in;visibility:visible" o:bullet="t">
+      <v:shape id="_x0000_i1107" type="#_x0000_t75" style="width:3in;height:3in;visibility:visible" o:bullet="t">
         <v:imagedata r:id="rId1" o:title="MC900065312[1]"/>
       </v:shape>
     </w:pict>
@@ -45357,7 +45357,7 @@
 </file>
 
 <file path=customXml/itemProps1.xml><?xml version="1.0" encoding="utf-8"?>
-<ds:datastoreItem xmlns:ds="http://schemas.openxmlformats.org/officeDocument/2006/customXml" ds:itemID="{5DB5FCD1-2B1F-4E29-8E58-96168A2486F8}">
+<ds:datastoreItem xmlns:ds="http://schemas.openxmlformats.org/officeDocument/2006/customXml" ds:itemID="{DAECD9E5-8D03-4B17-B35B-330F9C821017}">
   <ds:schemaRefs>
     <ds:schemaRef ds:uri="http://schemas.openxmlformats.org/officeDocument/2006/bibliography"/>
   </ds:schemaRefs>

--- a/Books/RPG_Books/ThePrincessAndTheRogue/Book_ThePrincessAndTheRogue.docx
+++ b/Books/RPG_Books/ThePrincessAndTheRogue/Book_ThePrincessAndTheRogue.docx
@@ -171,7 +171,7 @@
       <w:r>
         <w:fldChar w:fldCharType="separate"/>
       </w:r>
-      <w:hyperlink w:anchor="_Toc210821238" w:history="1">
+      <w:hyperlink w:anchor="_Toc211458601" w:history="1">
         <w:r>
           <w:rPr>
             <w:rStyle w:val="Hyperlink"/>
@@ -198,7 +198,7 @@
             <w:noProof/>
             <w:webHidden/>
           </w:rPr>
-          <w:instrText xml:space="preserve"> PAGEREF _Toc210821238 \h </w:instrText>
+          <w:instrText xml:space="preserve"> PAGEREF _Toc211458601 \h </w:instrText>
         </w:r>
         <w:r>
           <w:rPr>
@@ -239,7 +239,7 @@
           <w:lang w:val="en-US"/>
         </w:rPr>
       </w:pPr>
-      <w:hyperlink w:anchor="_Toc210821239" w:history="1">
+      <w:hyperlink w:anchor="_Toc211458602" w:history="1">
         <w:r>
           <w:rPr>
             <w:rStyle w:val="Hyperlink"/>
@@ -266,7 +266,7 @@
             <w:noProof/>
             <w:webHidden/>
           </w:rPr>
-          <w:instrText xml:space="preserve"> PAGEREF _Toc210821239 \h </w:instrText>
+          <w:instrText xml:space="preserve"> PAGEREF _Toc211458602 \h </w:instrText>
         </w:r>
         <w:r>
           <w:rPr>
@@ -307,7 +307,7 @@
           <w:lang w:val="en-US"/>
         </w:rPr>
       </w:pPr>
-      <w:hyperlink w:anchor="_Toc210821240" w:history="1">
+      <w:hyperlink w:anchor="_Toc211458603" w:history="1">
         <w:r>
           <w:rPr>
             <w:rStyle w:val="Hyperlink"/>
@@ -334,7 +334,7 @@
             <w:noProof/>
             <w:webHidden/>
           </w:rPr>
-          <w:instrText xml:space="preserve"> PAGEREF _Toc210821240 \h </w:instrText>
+          <w:instrText xml:space="preserve"> PAGEREF _Toc211458603 \h </w:instrText>
         </w:r>
         <w:r>
           <w:rPr>
@@ -375,7 +375,7 @@
           <w:lang w:val="en-US"/>
         </w:rPr>
       </w:pPr>
-      <w:hyperlink w:anchor="_Toc210821241" w:history="1">
+      <w:hyperlink w:anchor="_Toc211458604" w:history="1">
         <w:r>
           <w:rPr>
             <w:rStyle w:val="Hyperlink"/>
@@ -402,7 +402,7 @@
             <w:noProof/>
             <w:webHidden/>
           </w:rPr>
-          <w:instrText xml:space="preserve"> PAGEREF _Toc210821241 \h </w:instrText>
+          <w:instrText xml:space="preserve"> PAGEREF _Toc211458604 \h </w:instrText>
         </w:r>
         <w:r>
           <w:rPr>
@@ -422,7 +422,7 @@
             <w:noProof/>
             <w:webHidden/>
           </w:rPr>
-          <w:t>140</w:t>
+          <w:t>144</w:t>
         </w:r>
         <w:r>
           <w:rPr>
@@ -443,7 +443,7 @@
           <w:lang w:val="en-US"/>
         </w:rPr>
       </w:pPr>
-      <w:hyperlink w:anchor="_Toc210821242" w:history="1">
+      <w:hyperlink w:anchor="_Toc211458605" w:history="1">
         <w:r>
           <w:rPr>
             <w:rStyle w:val="Hyperlink"/>
@@ -470,7 +470,7 @@
             <w:noProof/>
             <w:webHidden/>
           </w:rPr>
-          <w:instrText xml:space="preserve"> PAGEREF _Toc210821242 \h </w:instrText>
+          <w:instrText xml:space="preserve"> PAGEREF _Toc211458605 \h </w:instrText>
         </w:r>
         <w:r>
           <w:rPr>
@@ -490,7 +490,7 @@
             <w:noProof/>
             <w:webHidden/>
           </w:rPr>
-          <w:t>182</w:t>
+          <w:t>186</w:t>
         </w:r>
         <w:r>
           <w:rPr>
@@ -511,7 +511,7 @@
           <w:lang w:val="en-US"/>
         </w:rPr>
       </w:pPr>
-      <w:hyperlink w:anchor="_Toc210821243" w:history="1">
+      <w:hyperlink w:anchor="_Toc211458606" w:history="1">
         <w:r>
           <w:rPr>
             <w:rStyle w:val="Hyperlink"/>
@@ -538,7 +538,7 @@
             <w:noProof/>
             <w:webHidden/>
           </w:rPr>
-          <w:instrText xml:space="preserve"> PAGEREF _Toc210821243 \h </w:instrText>
+          <w:instrText xml:space="preserve"> PAGEREF _Toc211458606 \h </w:instrText>
         </w:r>
         <w:r>
           <w:rPr>
@@ -558,7 +558,7 @@
             <w:noProof/>
             <w:webHidden/>
           </w:rPr>
-          <w:t>202</w:t>
+          <w:t>206</w:t>
         </w:r>
         <w:r>
           <w:rPr>
@@ -579,7 +579,7 @@
           <w:lang w:val="en-US"/>
         </w:rPr>
       </w:pPr>
-      <w:hyperlink w:anchor="_Toc210821244" w:history="1">
+      <w:hyperlink w:anchor="_Toc211458607" w:history="1">
         <w:r>
           <w:rPr>
             <w:rStyle w:val="Hyperlink"/>
@@ -606,7 +606,7 @@
             <w:noProof/>
             <w:webHidden/>
           </w:rPr>
-          <w:instrText xml:space="preserve"> PAGEREF _Toc210821244 \h </w:instrText>
+          <w:instrText xml:space="preserve"> PAGEREF _Toc211458607 \h </w:instrText>
         </w:r>
         <w:r>
           <w:rPr>
@@ -626,7 +626,7 @@
             <w:noProof/>
             <w:webHidden/>
           </w:rPr>
-          <w:t>230</w:t>
+          <w:t>234</w:t>
         </w:r>
         <w:r>
           <w:rPr>
@@ -671,7 +671,7 @@
       <w:pPr>
         <w:pStyle w:val="H2"/>
       </w:pPr>
-      <w:bookmarkStart w:id="0" w:name="_Toc210821238"/>
+      <w:bookmarkStart w:id="0" w:name="_Toc211458601"/>
       <w:r>
         <w:lastRenderedPageBreak/>
         <w:t>Today I died</w:t>
@@ -962,7 +962,7 @@
       <w:pPr>
         <w:pStyle w:val="H2"/>
       </w:pPr>
-      <w:bookmarkStart w:id="1" w:name="_Toc210821239"/>
+      <w:bookmarkStart w:id="1" w:name="_Toc211458602"/>
       <w:r>
         <w:lastRenderedPageBreak/>
         <w:t>Isakied</w:t>
@@ -15183,7 +15183,7 @@
       <w:pPr>
         <w:pStyle w:val="H2"/>
       </w:pPr>
-      <w:bookmarkStart w:id="2" w:name="_Toc210821240"/>
+      <w:bookmarkStart w:id="2" w:name="_Toc211458603"/>
       <w:r>
         <w:lastRenderedPageBreak/>
         <w:t>Back to School</w:t>
@@ -27491,7 +27491,7 @@
       <w:pPr>
         <w:pStyle w:val="H2"/>
       </w:pPr>
-      <w:bookmarkStart w:id="3" w:name="_Toc210821241"/>
+      <w:bookmarkStart w:id="3" w:name="_Toc211458604"/>
       <w:r>
         <w:lastRenderedPageBreak/>
         <w:t>Leveling Up</w:t>
@@ -34034,7 +34034,7 @@
       <w:pPr>
         <w:pStyle w:val="H2"/>
       </w:pPr>
-      <w:bookmarkStart w:id="5" w:name="_Toc210821242"/>
+      <w:bookmarkStart w:id="5" w:name="_Toc211458605"/>
       <w:r>
         <w:lastRenderedPageBreak/>
         <w:t>Battle Arena</w:t>
@@ -37246,7 +37246,7 @@
       <w:pPr>
         <w:pStyle w:val="H2"/>
       </w:pPr>
-      <w:bookmarkStart w:id="6" w:name="_Toc210821243"/>
+      <w:bookmarkStart w:id="6" w:name="_Toc211458606"/>
       <w:r>
         <w:lastRenderedPageBreak/>
         <w:t>Exile in the Onn Mountains</w:t>
@@ -40547,7 +40547,7 @@
       <w:pPr>
         <w:pStyle w:val="H2"/>
       </w:pPr>
-      <w:bookmarkStart w:id="7" w:name="_Toc210821244"/>
+      <w:bookmarkStart w:id="7" w:name="_Toc211458607"/>
       <w:r>
         <w:lastRenderedPageBreak/>
         <w:t>Getting Stronger</w:t>
@@ -40717,7 +40717,7 @@
             <w:rPr>
               <w:noProof/>
             </w:rPr>
-            <w:t>108</w:t>
+            <w:t>236</w:t>
           </w:r>
         </w:fldSimple>
       </w:p>
@@ -40747,7 +40747,7 @@
             <w:rPr>
               <w:noProof/>
             </w:rPr>
-            <w:t>107</w:t>
+            <w:t>235</w:t>
           </w:r>
         </w:fldSimple>
       </w:p>
@@ -40970,7 +40970,7 @@
         <v:path o:extrusionok="f" gradientshapeok="t" o:connecttype="rect"/>
         <o:lock v:ext="edit" aspectratio="t"/>
       </v:shapetype>
-      <v:shape id="_x0000_i1107" type="#_x0000_t75" style="width:3in;height:3in;visibility:visible" o:bullet="t">
+      <v:shape id="_x0000_i1108" type="#_x0000_t75" style="width:3in;height:3in;visibility:visible" o:bullet="t">
         <v:imagedata r:id="rId1" o:title="MC900065312[1]"/>
       </v:shape>
     </w:pict>
@@ -45357,7 +45357,7 @@
 </file>
 
 <file path=customXml/itemProps1.xml><?xml version="1.0" encoding="utf-8"?>
-<ds:datastoreItem xmlns:ds="http://schemas.openxmlformats.org/officeDocument/2006/customXml" ds:itemID="{DAECD9E5-8D03-4B17-B35B-330F9C821017}">
+<ds:datastoreItem xmlns:ds="http://schemas.openxmlformats.org/officeDocument/2006/customXml" ds:itemID="{9EA5214E-0121-42C2-8DCA-8FCD55C7DB28}">
   <ds:schemaRefs>
     <ds:schemaRef ds:uri="http://schemas.openxmlformats.org/officeDocument/2006/bibliography"/>
   </ds:schemaRefs>

--- a/Books/RPG_Books/ThePrincessAndTheRogue/Book_ThePrincessAndTheRogue.docx
+++ b/Books/RPG_Books/ThePrincessAndTheRogue/Book_ThePrincessAndTheRogue.docx
@@ -175,7 +175,7 @@
       <w:r>
         <w:fldChar w:fldCharType="separate"/>
       </w:r>
-      <w:hyperlink w:anchor="_Toc211458601" w:history="1">
+      <w:hyperlink w:anchor="_Toc212043962" w:history="1">
         <w:r>
           <w:rPr>
             <w:rStyle w:val="Hyperlink"/>
@@ -202,7 +202,7 @@
             <w:noProof/>
             <w:webHidden/>
           </w:rPr>
-          <w:instrText xml:space="preserve"> PAGEREF _Toc211458601 \h </w:instrText>
+          <w:instrText xml:space="preserve"> PAGEREF _Toc212043962 \h </w:instrText>
         </w:r>
         <w:r>
           <w:rPr>
@@ -243,7 +243,7 @@
           <w:lang w:val="en-US"/>
         </w:rPr>
       </w:pPr>
-      <w:hyperlink w:anchor="_Toc211458602" w:history="1">
+      <w:hyperlink w:anchor="_Toc212043963" w:history="1">
         <w:r>
           <w:rPr>
             <w:rStyle w:val="Hyperlink"/>
@@ -270,7 +270,7 @@
             <w:noProof/>
             <w:webHidden/>
           </w:rPr>
-          <w:instrText xml:space="preserve"> PAGEREF _Toc211458602 \h </w:instrText>
+          <w:instrText xml:space="preserve"> PAGEREF _Toc212043963 \h </w:instrText>
         </w:r>
         <w:r>
           <w:rPr>
@@ -290,7 +290,7 @@
             <w:noProof/>
             <w:webHidden/>
           </w:rPr>
-          <w:t>3</w:t>
+          <w:t>4</w:t>
         </w:r>
         <w:r>
           <w:rPr>
@@ -311,7 +311,7 @@
           <w:lang w:val="en-US"/>
         </w:rPr>
       </w:pPr>
-      <w:hyperlink w:anchor="_Toc211458603" w:history="1">
+      <w:hyperlink w:anchor="_Toc212043964" w:history="1">
         <w:r>
           <w:rPr>
             <w:rStyle w:val="Hyperlink"/>
@@ -338,7 +338,7 @@
             <w:noProof/>
             <w:webHidden/>
           </w:rPr>
-          <w:instrText xml:space="preserve"> PAGEREF _Toc211458603 \h </w:instrText>
+          <w:instrText xml:space="preserve"> PAGEREF _Toc212043964 \h </w:instrText>
         </w:r>
         <w:r>
           <w:rPr>
@@ -358,7 +358,7 @@
             <w:noProof/>
             <w:webHidden/>
           </w:rPr>
-          <w:t>81</w:t>
+          <w:t>85</w:t>
         </w:r>
         <w:r>
           <w:rPr>
@@ -379,7 +379,7 @@
           <w:lang w:val="en-US"/>
         </w:rPr>
       </w:pPr>
-      <w:hyperlink w:anchor="_Toc211458604" w:history="1">
+      <w:hyperlink w:anchor="_Toc212043965" w:history="1">
         <w:r>
           <w:rPr>
             <w:rStyle w:val="Hyperlink"/>
@@ -406,7 +406,7 @@
             <w:noProof/>
             <w:webHidden/>
           </w:rPr>
-          <w:instrText xml:space="preserve"> PAGEREF _Toc211458604 \h </w:instrText>
+          <w:instrText xml:space="preserve"> PAGEREF _Toc212043965 \h </w:instrText>
         </w:r>
         <w:r>
           <w:rPr>
@@ -426,7 +426,7 @@
             <w:noProof/>
             <w:webHidden/>
           </w:rPr>
-          <w:t>144</w:t>
+          <w:t>150</w:t>
         </w:r>
         <w:r>
           <w:rPr>
@@ -447,7 +447,7 @@
           <w:lang w:val="en-US"/>
         </w:rPr>
       </w:pPr>
-      <w:hyperlink w:anchor="_Toc211458605" w:history="1">
+      <w:hyperlink w:anchor="_Toc212043966" w:history="1">
         <w:r>
           <w:rPr>
             <w:rStyle w:val="Hyperlink"/>
@@ -474,7 +474,7 @@
             <w:noProof/>
             <w:webHidden/>
           </w:rPr>
-          <w:instrText xml:space="preserve"> PAGEREF _Toc211458605 \h </w:instrText>
+          <w:instrText xml:space="preserve"> PAGEREF _Toc212043966 \h </w:instrText>
         </w:r>
         <w:r>
           <w:rPr>
@@ -494,7 +494,7 @@
             <w:noProof/>
             <w:webHidden/>
           </w:rPr>
-          <w:t>186</w:t>
+          <w:t>192</w:t>
         </w:r>
         <w:r>
           <w:rPr>
@@ -515,7 +515,7 @@
           <w:lang w:val="en-US"/>
         </w:rPr>
       </w:pPr>
-      <w:hyperlink w:anchor="_Toc211458606" w:history="1">
+      <w:hyperlink w:anchor="_Toc212043967" w:history="1">
         <w:r>
           <w:rPr>
             <w:rStyle w:val="Hyperlink"/>
@@ -542,7 +542,7 @@
             <w:noProof/>
             <w:webHidden/>
           </w:rPr>
-          <w:instrText xml:space="preserve"> PAGEREF _Toc211458606 \h </w:instrText>
+          <w:instrText xml:space="preserve"> PAGEREF _Toc212043967 \h </w:instrText>
         </w:r>
         <w:r>
           <w:rPr>
@@ -562,7 +562,7 @@
             <w:noProof/>
             <w:webHidden/>
           </w:rPr>
-          <w:t>206</w:t>
+          <w:t>212</w:t>
         </w:r>
         <w:r>
           <w:rPr>
@@ -583,7 +583,7 @@
           <w:lang w:val="en-US"/>
         </w:rPr>
       </w:pPr>
-      <w:hyperlink w:anchor="_Toc211458607" w:history="1">
+      <w:hyperlink w:anchor="_Toc212043968" w:history="1">
         <w:r>
           <w:rPr>
             <w:rStyle w:val="Hyperlink"/>
@@ -610,7 +610,7 @@
             <w:noProof/>
             <w:webHidden/>
           </w:rPr>
-          <w:instrText xml:space="preserve"> PAGEREF _Toc211458607 \h </w:instrText>
+          <w:instrText xml:space="preserve"> PAGEREF _Toc212043968 \h </w:instrText>
         </w:r>
         <w:r>
           <w:rPr>
@@ -630,7 +630,7 @@
             <w:noProof/>
             <w:webHidden/>
           </w:rPr>
-          <w:t>234</w:t>
+          <w:t>240</w:t>
         </w:r>
         <w:r>
           <w:rPr>
@@ -675,7 +675,7 @@
       <w:pPr>
         <w:pStyle w:val="H2"/>
       </w:pPr>
-      <w:bookmarkStart w:id="0" w:name="_Toc211458601"/>
+      <w:bookmarkStart w:id="0" w:name="_Toc212043962"/>
       <w:r>
         <w:lastRenderedPageBreak/>
         <w:t>Today I died</w:t>
@@ -1012,9 +1012,14 @@
       </w:r>
     </w:p>
     <w:p>
+      <w:proofErr w:type="gramStart"/>
       <w:r>
         <w:lastRenderedPageBreak/>
-        <w:t>If only he was born 100 years in the future, when disease was conquered. Then h</w:t>
+        <w:t>If only he was born 100 years in the future, when disease was conquered.</w:t>
+      </w:r>
+      <w:proofErr w:type="gramEnd"/>
+      <w:r>
+        <w:t xml:space="preserve"> Then h</w:t>
       </w:r>
       <w:r>
         <w:t>e would have lived for himself.</w:t>
@@ -1027,7 +1032,15 @@
     </w:p>
     <w:p>
       <w:r>
-        <w:t>“Noo,” Frank screamed in pain as the truck slammed into him. He was going to die without ever knowing if his experiment would work.</w:t>
+        <w:t>“</w:t>
+      </w:r>
+      <w:proofErr w:type="spellStart"/>
+      <w:r>
+        <w:t>Noo</w:t>
+      </w:r>
+      <w:proofErr w:type="spellEnd"/>
+      <w:r>
+        <w:t>,” Frank screamed in pain as the truck slammed into him. He was going to die without ever knowing if his experiment would work.</w:t>
       </w:r>
     </w:p>
     <w:p>
@@ -1063,7 +1076,7 @@
       <w:pPr>
         <w:pStyle w:val="H2"/>
       </w:pPr>
-      <w:bookmarkStart w:id="1" w:name="_Toc211458602"/>
+      <w:bookmarkStart w:id="1" w:name="_Toc212043963"/>
       <w:r>
         <w:lastRenderedPageBreak/>
         <w:t>Isakied</w:t>
@@ -1271,7 +1284,15 @@
     </w:p>
     <w:p>
       <w:r>
-        <w:t>“Where the hell am I?” a boy to the right asked</w:t>
+        <w:t xml:space="preserve">“Where the hell </w:t>
+      </w:r>
+      <w:proofErr w:type="gramStart"/>
+      <w:r>
+        <w:t>am</w:t>
+      </w:r>
+      <w:proofErr w:type="gramEnd"/>
+      <w:r>
+        <w:t xml:space="preserve"> I?” a boy to the right asked</w:t>
       </w:r>
       <w:r>
         <w:t>, voicing Frank’s unspoken question.</w:t>
@@ -1895,7 +1916,15 @@
         <w:t xml:space="preserve">All about people milled about, not knowing what to do. </w:t>
       </w:r>
       <w:r>
-        <w:t>The mood ranged from excited to confused to terrified.</w:t>
+        <w:t xml:space="preserve">The mood ranged from excited to </w:t>
+      </w:r>
+      <w:proofErr w:type="gramStart"/>
+      <w:r>
+        <w:t>confused</w:t>
+      </w:r>
+      <w:proofErr w:type="gramEnd"/>
+      <w:r>
+        <w:t xml:space="preserve"> to terrified.</w:t>
       </w:r>
     </w:p>
     <w:p>
@@ -2092,8 +2121,13 @@
         <w:t>is called</w:t>
       </w:r>
       <w:r>
-        <w:t xml:space="preserve"> Terrin</w:t>
-      </w:r>
+        <w:t xml:space="preserve"> </w:t>
+      </w:r>
+      <w:proofErr w:type="spellStart"/>
+      <w:r>
+        <w:t>Terrin</w:t>
+      </w:r>
+      <w:proofErr w:type="spellEnd"/>
       <w:r>
         <w:t xml:space="preserve">. It is a </w:t>
       </w:r>
@@ -3637,7 +3671,15 @@
     </w:p>
     <w:p>
       <w:r>
-        <w:t xml:space="preserve">The Rogue was a mischievous person who loved exploring the dark recesses of the unknown, teasing/tormenting deserving people (all people were deserving), and just plain having fun. In general they </w:t>
+        <w:t xml:space="preserve">The Rogue was a mischievous person who loved exploring the dark recesses of the unknown, teasing/tormenting deserving people (all people were </w:t>
+      </w:r>
+      <w:proofErr w:type="gramStart"/>
+      <w:r>
+        <w:t>deserving</w:t>
+      </w:r>
+      <w:proofErr w:type="gramEnd"/>
+      <w:r>
+        <w:t xml:space="preserve">), and just plain having fun. In general they </w:t>
       </w:r>
       <w:r>
         <w:lastRenderedPageBreak/>
@@ -3665,7 +3707,15 @@
         <w:t>With reincarnation a certainty, he had no moral obligations to save the world.</w:t>
       </w:r>
       <w:r>
-        <w:t xml:space="preserve"> And with magic, that meant magical healing. Were curses a thing? Maybe. However, that would only affect a tiny population, unlike the Earth.</w:t>
+        <w:t xml:space="preserve"> And with magic, that meant magical healing. Were curses a thing? </w:t>
+      </w:r>
+      <w:proofErr w:type="gramStart"/>
+      <w:r>
+        <w:t>Maybe.</w:t>
+      </w:r>
+      <w:proofErr w:type="gramEnd"/>
+      <w:r>
+        <w:t xml:space="preserve"> However, that would only affect a tiny population, unlike the Earth.</w:t>
       </w:r>
     </w:p>
     <w:p>
@@ -3676,7 +3726,15 @@
         <w:t>could dedicate this life to having fun.</w:t>
       </w:r>
       <w:r>
-        <w:t xml:space="preserve"> To him that was what being a rogue was all about.</w:t>
+        <w:t xml:space="preserve"> To him that was what being a rogue </w:t>
+      </w:r>
+      <w:proofErr w:type="gramStart"/>
+      <w:r>
+        <w:t>was all</w:t>
+      </w:r>
+      <w:proofErr w:type="gramEnd"/>
+      <w:r>
+        <w:t xml:space="preserve"> about.</w:t>
       </w:r>
     </w:p>
     <w:p>
@@ -3994,11 +4052,16 @@
       </w:r>
     </w:p>
     <w:p>
+      <w:proofErr w:type="spellStart"/>
       <w:r>
         <w:t>Endol</w:t>
       </w:r>
       <w:r>
-        <w:t>’s companion elf</w:t>
+        <w:t>’s</w:t>
+      </w:r>
+      <w:proofErr w:type="spellEnd"/>
+      <w:r>
+        <w:t xml:space="preserve"> companion elf</w:t>
       </w:r>
       <w:r>
         <w:t xml:space="preserve"> said, “My name is Lady Celestine</w:t>
@@ -4906,7 +4969,15 @@
     </w:p>
     <w:p>
       <w:r>
-        <w:t>“If you are experiencing a strange type of hunger, that is the reason.</w:t>
+        <w:t xml:space="preserve">“If you are experiencing a strange type of </w:t>
+      </w:r>
+      <w:proofErr w:type="gramStart"/>
+      <w:r>
+        <w:t>hunger, that</w:t>
+      </w:r>
+      <w:proofErr w:type="gramEnd"/>
+      <w:r>
+        <w:t xml:space="preserve"> is the reason.</w:t>
       </w:r>
     </w:p>
     <w:p>
@@ -4960,7 +5031,15 @@
         <w:t xml:space="preserve">and winked. </w:t>
       </w:r>
       <w:r>
-        <w:t>He stored the last of his food and</w:t>
+        <w:t xml:space="preserve">He </w:t>
+      </w:r>
+      <w:proofErr w:type="spellStart"/>
+      <w:r>
+        <w:t>stored</w:t>
+      </w:r>
+      <w:proofErr w:type="spellEnd"/>
+      <w:r>
+        <w:t xml:space="preserve"> the last of his food and</w:t>
       </w:r>
       <w:r>
         <w:t xml:space="preserve"> headed for the doors.</w:t>
@@ -5497,8 +5576,13 @@
         <w:pStyle w:val="StatusMessage"/>
       </w:pPr>
       <w:r>
-        <w:t>Aragorn Earthsworn</w:t>
-      </w:r>
+        <w:t xml:space="preserve">Aragorn </w:t>
+      </w:r>
+      <w:proofErr w:type="spellStart"/>
+      <w:r>
+        <w:t>Earthsworn</w:t>
+      </w:r>
+      <w:proofErr w:type="spellEnd"/>
     </w:p>
     <w:p>
       <w:pPr>
@@ -5538,8 +5622,13 @@
         <w:t>Aragorn</w:t>
       </w:r>
       <w:r>
-        <w:t xml:space="preserve"> Earthsworn</w:t>
-      </w:r>
+        <w:t xml:space="preserve"> </w:t>
+      </w:r>
+      <w:proofErr w:type="spellStart"/>
+      <w:r>
+        <w:t>Earthsworn</w:t>
+      </w:r>
+      <w:proofErr w:type="spellEnd"/>
       <w:r>
         <w:t>.”</w:t>
       </w:r>
@@ -5649,8 +5738,13 @@
         <w:lastRenderedPageBreak/>
         <w:t xml:space="preserve">“It comes from Fineous Fingers from a retro video game. But I’m not a thief, so I took Bogg from </w:t>
       </w:r>
-      <w:r>
-        <w:t>Phineas Bogg</w:t>
+      <w:proofErr w:type="spellStart"/>
+      <w:r>
+        <w:t>Phineas</w:t>
+      </w:r>
+      <w:proofErr w:type="spellEnd"/>
+      <w:r>
+        <w:t xml:space="preserve"> Bogg</w:t>
       </w:r>
       <w:r>
         <w:t xml:space="preserve"> from the time-travelling Voyagers.</w:t>
@@ -5767,7 +5861,15 @@
         <w:t>s</w:t>
       </w:r>
       <w:r>
-        <w:t>ince 16 is 4 raise</w:t>
+        <w:t xml:space="preserve">ince 16 </w:t>
+      </w:r>
+      <w:proofErr w:type="gramStart"/>
+      <w:r>
+        <w:t>is</w:t>
+      </w:r>
+      <w:proofErr w:type="gramEnd"/>
+      <w:r>
+        <w:t xml:space="preserve"> 4 raise</w:t>
       </w:r>
       <w:r>
         <w:t>d</w:t>
@@ -5808,7 +5910,23 @@
     <w:p>
       <w:r>
         <w:lastRenderedPageBreak/>
-        <w:t>“It has to be a prime number,” Aragorn said. “3 is too small. 11 is probably too big. That leaves 5 or 7.”</w:t>
+        <w:t xml:space="preserve">“It has to be a prime number,” Aragorn said. “3 </w:t>
+      </w:r>
+      <w:proofErr w:type="gramStart"/>
+      <w:r>
+        <w:t>is</w:t>
+      </w:r>
+      <w:proofErr w:type="gramEnd"/>
+      <w:r>
+        <w:t xml:space="preserve"> too small. 11 </w:t>
+      </w:r>
+      <w:proofErr w:type="gramStart"/>
+      <w:r>
+        <w:t>is</w:t>
+      </w:r>
+      <w:proofErr w:type="gramEnd"/>
+      <w:r>
+        <w:t xml:space="preserve"> probably too big. That leaves 5 or 7.”</w:t>
       </w:r>
     </w:p>
     <w:p>
@@ -5954,8 +6072,13 @@
         <w:pStyle w:val="StatusMessage"/>
       </w:pPr>
       <w:r>
-        <w:t>Demonbane Deathclaw</w:t>
-      </w:r>
+        <w:t xml:space="preserve">Demonbane </w:t>
+      </w:r>
+      <w:proofErr w:type="spellStart"/>
+      <w:r>
+        <w:t>Deathclaw</w:t>
+      </w:r>
+      <w:proofErr w:type="spellEnd"/>
     </w:p>
     <w:p>
       <w:pPr>
@@ -5975,7 +6098,15 @@
     </w:p>
     <w:p>
       <w:r>
-        <w:t xml:space="preserve">“I’m Demonbane Deathclaw </w:t>
+        <w:t xml:space="preserve">“I’m Demonbane </w:t>
+      </w:r>
+      <w:proofErr w:type="spellStart"/>
+      <w:r>
+        <w:t>Deathclaw</w:t>
+      </w:r>
+      <w:proofErr w:type="spellEnd"/>
+      <w:r>
+        <w:t xml:space="preserve"> </w:t>
       </w:r>
       <w:r>
         <w:t xml:space="preserve">and I’m 19,” Demonbane said. “I am a </w:t>
@@ -6414,7 +6545,15 @@
     </w:p>
     <w:p>
       <w:r>
-        <w:t>Fineous contemplated Erza’s words. That would definitely affect training.</w:t>
+        <w:t xml:space="preserve">Fineous contemplated </w:t>
+      </w:r>
+      <w:proofErr w:type="spellStart"/>
+      <w:r>
+        <w:t>Erza’s</w:t>
+      </w:r>
+      <w:proofErr w:type="spellEnd"/>
+      <w:r>
+        <w:t xml:space="preserve"> words. That would definitely affect training.</w:t>
       </w:r>
     </w:p>
     <w:p>
@@ -6699,9 +6838,11 @@
       <w:r>
         <w:t xml:space="preserve"> 1%. </w:t>
       </w:r>
+      <w:proofErr w:type="gramStart"/>
       <w:r>
         <w:t>However…Ow, my head.”</w:t>
       </w:r>
+      <w:proofErr w:type="gramEnd"/>
     </w:p>
     <w:p>
       <w:r>
@@ -7543,7 +7684,15 @@
         <w:t xml:space="preserve">Conversation continued until Fineous felt he stole enough food for the day. More importantly he </w:t>
       </w:r>
       <w:r>
-        <w:t>was starting to feel guilty for staling so much food</w:t>
+        <w:t xml:space="preserve">was starting to feel guilty for </w:t>
+      </w:r>
+      <w:proofErr w:type="gramStart"/>
+      <w:r>
+        <w:t>staling</w:t>
+      </w:r>
+      <w:proofErr w:type="gramEnd"/>
+      <w:r>
+        <w:t xml:space="preserve"> so much food</w:t>
       </w:r>
       <w:r>
         <w:t>.</w:t>
@@ -8508,8 +8657,13 @@
     </w:p>
     <w:p>
       <w:r>
-        <w:t>“Do you have charisma?” Aragon asked. “That would be a great</w:t>
-      </w:r>
+        <w:t xml:space="preserve">“Do you have charisma?” Aragon asked. “That would be </w:t>
+      </w:r>
+      <w:proofErr w:type="gramStart"/>
+      <w:r>
+        <w:t>a great</w:t>
+      </w:r>
+      <w:proofErr w:type="gramEnd"/>
       <w:r>
         <w:t xml:space="preserve"> rogue </w:t>
       </w:r>
@@ -8600,7 +8754,23 @@
         <w:t xml:space="preserve">Ranger </w:t>
       </w:r>
       <w:r>
-        <w:t>Aragon Earthsworn. Demonbane Deathclaw is our tank and is there to protect us from monsters and demons. Erza Scarlet is our fiery beauty who is just as fierce as the one in the anime Fairy Tale.”</w:t>
+        <w:t xml:space="preserve">Aragon </w:t>
+      </w:r>
+      <w:proofErr w:type="spellStart"/>
+      <w:r>
+        <w:t>Earthsworn</w:t>
+      </w:r>
+      <w:proofErr w:type="spellEnd"/>
+      <w:r>
+        <w:t xml:space="preserve">. Demonbane </w:t>
+      </w:r>
+      <w:proofErr w:type="spellStart"/>
+      <w:r>
+        <w:t>Deathclaw</w:t>
+      </w:r>
+      <w:proofErr w:type="spellEnd"/>
+      <w:r>
+        <w:t xml:space="preserve"> is our tank and is there to protect us from monsters and demons. Erza Scarlet is our fiery beauty who is just as fierce as the one in the anime Fairy Tale.”</w:t>
       </w:r>
     </w:p>
     <w:p>
@@ -8939,9 +9109,11 @@
       <w:r>
         <w:t xml:space="preserve">“We have technology that is similar to what you know on Earth,” </w:t>
       </w:r>
+      <w:proofErr w:type="spellStart"/>
       <w:r>
         <w:t>Cragstone</w:t>
       </w:r>
+      <w:proofErr w:type="spellEnd"/>
       <w:r>
         <w:t xml:space="preserve"> said. “However, the principles are fundamentally different. Think of this as a quantum computer. However unlike your dead technology, this requires manna to operate.”</w:t>
       </w:r>
@@ -8955,9 +9127,11 @@
       <w:r>
         <w:t xml:space="preserve">“Thankfully no,” </w:t>
       </w:r>
+      <w:proofErr w:type="spellStart"/>
       <w:r>
         <w:t>Cragstone</w:t>
       </w:r>
+      <w:proofErr w:type="spellEnd"/>
       <w:r>
         <w:t xml:space="preserve"> said. “</w:t>
       </w:r>
@@ -9016,9 +9190,11 @@
       <w:r>
         <w:t xml:space="preserve">control magic,” </w:t>
       </w:r>
+      <w:proofErr w:type="spellStart"/>
       <w:r>
         <w:t>Cragstone</w:t>
       </w:r>
+      <w:proofErr w:type="spellEnd"/>
       <w:r>
         <w:t xml:space="preserve"> explained. “Even though they like to pretend they all do.</w:t>
       </w:r>
@@ -9088,9 +9264,11 @@
       <w:r>
         <w:t xml:space="preserve">es,” </w:t>
       </w:r>
+      <w:proofErr w:type="spellStart"/>
       <w:r>
         <w:t>Cragstone</w:t>
       </w:r>
+      <w:proofErr w:type="spellEnd"/>
       <w:r>
         <w:t xml:space="preserve"> </w:t>
       </w:r>
@@ -9102,8 +9280,13 @@
       </w:r>
     </w:p>
     <w:p>
-      <w:r>
-        <w:t>“Why not regular guns?” Aragon asked.</w:t>
+      <w:proofErr w:type="gramStart"/>
+      <w:r>
+        <w:t>“Why not regular guns?”</w:t>
+      </w:r>
+      <w:proofErr w:type="gramEnd"/>
+      <w:r>
+        <w:t xml:space="preserve"> Aragon asked.</w:t>
       </w:r>
     </w:p>
     <w:p>
@@ -9111,9 +9294,11 @@
         <w:lastRenderedPageBreak/>
         <w:t xml:space="preserve">“Only losers use that crap,” </w:t>
       </w:r>
+      <w:proofErr w:type="spellStart"/>
       <w:r>
         <w:t>Cragstone</w:t>
       </w:r>
+      <w:proofErr w:type="spellEnd"/>
       <w:r>
         <w:t xml:space="preserve"> sneered</w:t>
       </w:r>
@@ -9136,9 +9321,11 @@
       <w:r>
         <w:t xml:space="preserve">“Glad to oblige,” </w:t>
       </w:r>
+      <w:proofErr w:type="spellStart"/>
       <w:r>
         <w:t>Cragstone</w:t>
       </w:r>
+      <w:proofErr w:type="spellEnd"/>
       <w:r>
         <w:t xml:space="preserve"> said.</w:t>
       </w:r>
@@ -9224,7 +9411,11 @@
         <w:t xml:space="preserve"> “I’m surprised he doesn’t have charisma</w:t>
       </w:r>
       <w:r>
-        <w:t xml:space="preserve"> as a</w:t>
+        <w:t xml:space="preserve"> as </w:t>
+      </w:r>
+      <w:proofErr w:type="gramStart"/>
+      <w:r>
+        <w:t>a</w:t>
       </w:r>
       <w:r>
         <w:t>n</w:t>
@@ -9235,6 +9426,7 @@
       <w:r>
         <w:t>ability</w:t>
       </w:r>
+      <w:proofErr w:type="gramEnd"/>
       <w:r>
         <w:t>.”</w:t>
       </w:r>
@@ -10829,17 +11021,35 @@
         <w:t xml:space="preserve"> took out paper and pen and said, </w:t>
       </w:r>
       <w:r>
-        <w:t xml:space="preserve">“There are actually two languages. The first is Basic Alfin, often just </w:t>
+        <w:t xml:space="preserve">“There are actually two languages. The first is Basic </w:t>
+      </w:r>
+      <w:proofErr w:type="spellStart"/>
+      <w:r>
+        <w:t>Alfin</w:t>
+      </w:r>
+      <w:proofErr w:type="spellEnd"/>
+      <w:r>
+        <w:t xml:space="preserve">, often just </w:t>
       </w:r>
       <w:r>
         <w:t xml:space="preserve">called </w:t>
       </w:r>
       <w:r>
-        <w:t>Aflin. The second is High Alfin</w:t>
-      </w:r>
-      <w:r>
-        <w:t xml:space="preserve"> or Alfheim</w:t>
-      </w:r>
+        <w:t xml:space="preserve">Aflin. The second is High </w:t>
+      </w:r>
+      <w:proofErr w:type="spellStart"/>
+      <w:r>
+        <w:t>Alfin</w:t>
+      </w:r>
+      <w:proofErr w:type="spellEnd"/>
+      <w:r>
+        <w:t xml:space="preserve"> or </w:t>
+      </w:r>
+      <w:proofErr w:type="spellStart"/>
+      <w:r>
+        <w:t>Alfheim</w:t>
+      </w:r>
+      <w:proofErr w:type="spellEnd"/>
       <w:r>
         <w:t>.</w:t>
       </w:r>
@@ -10885,9 +11095,11 @@
       <w:r>
         <w:t>“</w:t>
       </w:r>
+      <w:proofErr w:type="spellStart"/>
       <w:r>
         <w:t>Alfin</w:t>
       </w:r>
+      <w:proofErr w:type="spellEnd"/>
       <w:r>
         <w:t xml:space="preserve"> is the easiest to learn and plenty of non-elves can use it.</w:t>
       </w:r>
@@ -10896,9 +11108,11 @@
       <w:r>
         <w:t>“</w:t>
       </w:r>
+      <w:proofErr w:type="spellStart"/>
       <w:r>
         <w:t>Alfheim</w:t>
       </w:r>
+      <w:proofErr w:type="spellEnd"/>
       <w:r>
         <w:t xml:space="preserve"> is a different story.</w:t>
       </w:r>
@@ -10920,9 +11134,11 @@
       <w:r>
         <w:t>“</w:t>
       </w:r>
+      <w:proofErr w:type="spellStart"/>
       <w:r>
         <w:t>Alfheim</w:t>
       </w:r>
+      <w:proofErr w:type="spellEnd"/>
       <w:r>
         <w:t xml:space="preserve"> sign</w:t>
       </w:r>
@@ -11012,12 +11228,14 @@
       <w:r>
         <w:t xml:space="preserve">“In the same way, humans can’t pronounce </w:t>
       </w:r>
+      <w:proofErr w:type="spellStart"/>
       <w:r>
         <w:rPr>
           <w:rStyle w:val="rynqvb"/>
         </w:rPr>
         <w:t>voyelles</w:t>
       </w:r>
+      <w:proofErr w:type="spellEnd"/>
       <w:r>
         <w:rPr>
           <w:rStyle w:val="FootnoteReference"/>
@@ -11054,9 +11272,11 @@
         </w:rPr>
         <w:t xml:space="preserve">to speak in </w:t>
       </w:r>
+      <w:proofErr w:type="spellStart"/>
       <w:r>
         <w:t>Alfheim</w:t>
       </w:r>
+      <w:proofErr w:type="spellEnd"/>
       <w:r>
         <w:rPr>
           <w:rStyle w:val="rynqvb"/>
@@ -11242,7 +11462,21 @@
         <w:rPr>
           <w:rStyle w:val="rynqvb"/>
         </w:rPr>
-        <w:t>I would like to gauge your abilities, so I will show you the easiest voyelle.</w:t>
+        <w:t xml:space="preserve">I would like to gauge your abilities, so I will show you the easiest </w:t>
+      </w:r>
+      <w:proofErr w:type="spellStart"/>
+      <w:r>
+        <w:rPr>
+          <w:rStyle w:val="rynqvb"/>
+        </w:rPr>
+        <w:t>voyelle</w:t>
+      </w:r>
+      <w:proofErr w:type="spellEnd"/>
+      <w:r>
+        <w:rPr>
+          <w:rStyle w:val="rynqvb"/>
+        </w:rPr>
+        <w:t>.</w:t>
       </w:r>
       <w:r>
         <w:rPr>
@@ -11365,11 +11599,19 @@
       <w:r>
         <w:t xml:space="preserve"> of all the </w:t>
       </w:r>
+      <w:proofErr w:type="spellStart"/>
       <w:r>
         <w:rPr>
           <w:rStyle w:val="rynqvb"/>
         </w:rPr>
-        <w:t>voyelles.”</w:t>
+        <w:t>voyelles</w:t>
+      </w:r>
+      <w:proofErr w:type="spellEnd"/>
+      <w:r>
+        <w:rPr>
+          <w:rStyle w:val="rynqvb"/>
+        </w:rPr>
+        <w:t>.”</w:t>
       </w:r>
     </w:p>
     <w:p>
@@ -11491,8 +11733,13 @@
         <w:t>.</w:t>
       </w:r>
       <w:r>
-        <w:t xml:space="preserve"> “Very few humans can do that. Oh I see how you can do it. Amazing!”</w:t>
-      </w:r>
+        <w:t xml:space="preserve"> “Very few humans can do that. Oh I see how you can do it. </w:t>
+      </w:r>
+      <w:proofErr w:type="gramStart"/>
+      <w:r>
+        <w:t>Amazing!”</w:t>
+      </w:r>
+      <w:proofErr w:type="gramEnd"/>
     </w:p>
     <w:p>
       <w:r>
@@ -11674,12 +11921,14 @@
         </w:rPr>
         <w:t xml:space="preserve"> </w:t>
       </w:r>
+      <w:proofErr w:type="spellStart"/>
       <w:r>
         <w:rPr>
           <w:rStyle w:val="rynqvb"/>
         </w:rPr>
         <w:t>voyelles</w:t>
       </w:r>
+      <w:proofErr w:type="spellEnd"/>
       <w:r>
         <w:rPr>
           <w:rStyle w:val="rynqvb"/>
@@ -11772,7 +12021,15 @@
         <w:t>Wynthir</w:t>
       </w:r>
       <w:r>
-        <w:t>, if Lord Endol asks, please tell him I was looking for dirty pictures,” Fineous said with a horse voice.</w:t>
+        <w:t xml:space="preserve">, if Lord Endol asks, please </w:t>
+      </w:r>
+      <w:proofErr w:type="gramStart"/>
+      <w:r>
+        <w:t>tell</w:t>
+      </w:r>
+      <w:proofErr w:type="gramEnd"/>
+      <w:r>
+        <w:t xml:space="preserve"> him I was looking for dirty pictures,” Fineous said with a horse voice.</w:t>
       </w:r>
     </w:p>
     <w:p>
@@ -11847,11 +12104,16 @@
       <w:r>
         <w:t xml:space="preserve">area of the </w:t>
       </w:r>
+      <w:proofErr w:type="spellStart"/>
       <w:r>
         <w:t>Arca</w:t>
       </w:r>
       <w:r>
-        <w:t>na Dios</w:t>
+        <w:t>na</w:t>
+      </w:r>
+      <w:proofErr w:type="spellEnd"/>
+      <w:r>
+        <w:t xml:space="preserve"> Dios</w:t>
       </w:r>
       <w:r>
         <w:t>.</w:t>
@@ -12307,9 +12569,11 @@
       <w:r>
         <w:t xml:space="preserve">Fineous softly spoke the </w:t>
       </w:r>
+      <w:proofErr w:type="spellStart"/>
       <w:r>
         <w:t>Alfheim</w:t>
       </w:r>
+      <w:proofErr w:type="spellEnd"/>
       <w:r>
         <w:t xml:space="preserve"> letter to himself</w:t>
       </w:r>
@@ -12581,12 +12845,14 @@
       <w:r>
         <w:t xml:space="preserve">laws of </w:t>
       </w:r>
+      <w:proofErr w:type="spellStart"/>
       <w:r>
         <w:rPr>
           <w:rFonts w:cstheme="minorHAnsi"/>
         </w:rPr>
         <w:t>Asoral</w:t>
       </w:r>
+      <w:proofErr w:type="spellEnd"/>
       <w:r>
         <w:t>.</w:t>
       </w:r>
@@ -12741,8 +13007,13 @@
       </w:r>
     </w:p>
     <w:p>
-      <w:r>
-        <w:t>“And after that?” Fineous asked.</w:t>
+      <w:proofErr w:type="gramStart"/>
+      <w:r>
+        <w:t>“And after that?”</w:t>
+      </w:r>
+      <w:proofErr w:type="gramEnd"/>
+      <w:r>
+        <w:t xml:space="preserve"> Fineous asked.</w:t>
       </w:r>
     </w:p>
     <w:p>
@@ -12990,7 +13261,15 @@
     </w:p>
     <w:p>
       <w:r>
-        <w:t>“They are called ratvargs,” Fineous said.</w:t>
+        <w:t xml:space="preserve">“They are called </w:t>
+      </w:r>
+      <w:proofErr w:type="spellStart"/>
+      <w:r>
+        <w:t>ratvargs</w:t>
+      </w:r>
+      <w:proofErr w:type="spellEnd"/>
+      <w:r>
+        <w:t>,” Fineous said.</w:t>
       </w:r>
       <w:r>
         <w:t xml:space="preserve"> “Biologically speaking, they appear to be giant versions of rats. And yes, I have the Identification </w:t>
@@ -13252,7 +13531,15 @@
         <w:t xml:space="preserve"> “Don’t touch those. Identification says they</w:t>
       </w:r>
       <w:r>
-        <w:t xml:space="preserve"> are called laxalaves and</w:t>
+        <w:t xml:space="preserve"> are called </w:t>
+      </w:r>
+      <w:proofErr w:type="spellStart"/>
+      <w:r>
+        <w:t>laxalaves</w:t>
+      </w:r>
+      <w:proofErr w:type="spellEnd"/>
+      <w:r>
+        <w:t xml:space="preserve"> and</w:t>
       </w:r>
       <w:r>
         <w:t xml:space="preserve"> act as a powerful laxative,</w:t>
@@ -13286,7 +13573,15 @@
         <w:t>. “In the wild that could have been poisonous. However, since I’m a rogue I’m collecting some.</w:t>
       </w:r>
       <w:r>
-        <w:t xml:space="preserve"> Wa ha, ha, ha...”</w:t>
+        <w:t xml:space="preserve"> </w:t>
+      </w:r>
+      <w:proofErr w:type="gramStart"/>
+      <w:r>
+        <w:t>Wa</w:t>
+      </w:r>
+      <w:proofErr w:type="gramEnd"/>
+      <w:r>
+        <w:t xml:space="preserve"> ha, ha, ha...”</w:t>
       </w:r>
     </w:p>
     <w:p>
@@ -13594,7 +13889,15 @@
         <w:t>Fineous fought with his knives.</w:t>
       </w:r>
       <w:r>
-        <w:t xml:space="preserve"> However, having badgers ram against his knives were rather jarring. Each was almost double the weight of the ratvargs.</w:t>
+        <w:t xml:space="preserve"> However, having badgers ram against his knives were rather jarring. Each was almost double the weight of the </w:t>
+      </w:r>
+      <w:proofErr w:type="spellStart"/>
+      <w:r>
+        <w:t>ratvargs</w:t>
+      </w:r>
+      <w:proofErr w:type="spellEnd"/>
+      <w:r>
+        <w:t>.</w:t>
       </w:r>
     </w:p>
     <w:p>
@@ -13645,7 +13948,33 @@
     </w:p>
     <w:p>
       <w:r>
-        <w:t>“Oh I went down south to see my sal, singing polly wolly doodle all day,” Fineous sang.</w:t>
+        <w:t xml:space="preserve">“Oh I went down south to see my </w:t>
+      </w:r>
+      <w:proofErr w:type="spellStart"/>
+      <w:r>
+        <w:t>sal</w:t>
+      </w:r>
+      <w:proofErr w:type="spellEnd"/>
+      <w:r>
+        <w:t xml:space="preserve">, singing </w:t>
+      </w:r>
+      <w:proofErr w:type="spellStart"/>
+      <w:proofErr w:type="gramStart"/>
+      <w:r>
+        <w:t>polly</w:t>
+      </w:r>
+      <w:proofErr w:type="spellEnd"/>
+      <w:proofErr w:type="gramEnd"/>
+      <w:r>
+        <w:t xml:space="preserve"> </w:t>
+      </w:r>
+      <w:proofErr w:type="spellStart"/>
+      <w:r>
+        <w:t>wolly</w:t>
+      </w:r>
+      <w:proofErr w:type="spellEnd"/>
+      <w:r>
+        <w:t xml:space="preserve"> doodle all day,” Fineous sang.</w:t>
       </w:r>
     </w:p>
     <w:p>
@@ -14034,7 +14363,11 @@
     </w:p>
     <w:p>
       <w:r>
-        <w:t>“I can cook,” Rose said. “Why would that be a</w:t>
+        <w:t xml:space="preserve">“I can cook,” Rose said. “Why would that be </w:t>
+      </w:r>
+      <w:proofErr w:type="gramStart"/>
+      <w:r>
+        <w:t>a</w:t>
       </w:r>
       <w:r>
         <w:t>n</w:t>
@@ -14045,6 +14378,7 @@
       <w:r>
         <w:t>ability</w:t>
       </w:r>
+      <w:proofErr w:type="gramEnd"/>
       <w:r>
         <w:t>?”</w:t>
       </w:r>
@@ -14153,8 +14487,13 @@
         <w:t xml:space="preserve">That’s </w:t>
       </w:r>
       <w:r>
-        <w:t>Amanita bisporigera</w:t>
-      </w:r>
+        <w:t xml:space="preserve">Amanita </w:t>
+      </w:r>
+      <w:proofErr w:type="spellStart"/>
+      <w:r>
+        <w:t>bisporigera</w:t>
+      </w:r>
+      <w:proofErr w:type="spellEnd"/>
       <w:r>
         <w:t>,</w:t>
       </w:r>
@@ -14191,7 +14530,15 @@
         <w:t>“Because I’m a rogue and rogues always do roguish things. I’m so e</w:t>
       </w:r>
       <w:r>
-        <w:t>vil I scare myself. Wa, ha, ha,” Fineous said.</w:t>
+        <w:t xml:space="preserve">vil I scare myself. </w:t>
+      </w:r>
+      <w:proofErr w:type="gramStart"/>
+      <w:r>
+        <w:t>Wa</w:t>
+      </w:r>
+      <w:proofErr w:type="gramEnd"/>
+      <w:r>
+        <w:t>, ha, ha,” Fineous said.</w:t>
       </w:r>
     </w:p>
     <w:p>
@@ -14354,7 +14701,15 @@
     </w:p>
     <w:p>
       <w:r>
-        <w:t>“They are called chickaloons,” Fineous said. “</w:t>
+        <w:t xml:space="preserve">“They are called </w:t>
+      </w:r>
+      <w:proofErr w:type="spellStart"/>
+      <w:r>
+        <w:t>chickaloons</w:t>
+      </w:r>
+      <w:proofErr w:type="spellEnd"/>
+      <w:r>
+        <w:t>,” Fineous said. “</w:t>
       </w:r>
       <w:r>
         <w:t>They shouldn’t be too dangerous.</w:t>
@@ -14639,7 +14994,15 @@
         <w:t>Fineous pointed at a clock on the wall and said, “</w:t>
       </w:r>
       <w:r>
-        <w:t>It’s a little past 5:30. Let’s meet here in half an hour.”</w:t>
+        <w:t xml:space="preserve">It’s </w:t>
+      </w:r>
+      <w:proofErr w:type="gramStart"/>
+      <w:r>
+        <w:t>a little past 5:30</w:t>
+      </w:r>
+      <w:proofErr w:type="gramEnd"/>
+      <w:r>
+        <w:t>. Let’s meet here in half an hour.”</w:t>
       </w:r>
     </w:p>
     <w:p>
@@ -15243,11 +15606,16 @@
       <w:r>
         <w:t xml:space="preserve">Fineous was then interrupted by an approaching monster. It was </w:t>
       </w:r>
+      <w:proofErr w:type="gramStart"/>
       <w:r>
         <w:t>an</w:t>
       </w:r>
       <w:r>
-        <w:t xml:space="preserve"> F-4 slime.</w:t>
+        <w:t xml:space="preserve"> F</w:t>
+      </w:r>
+      <w:proofErr w:type="gramEnd"/>
+      <w:r>
+        <w:t>-4 slime.</w:t>
       </w:r>
     </w:p>
     <w:p>
@@ -15625,11 +15993,16 @@
       <w:r>
         <w:t xml:space="preserve"> the </w:t>
       </w:r>
+      <w:proofErr w:type="spellStart"/>
       <w:r>
         <w:t>Arca</w:t>
       </w:r>
       <w:r>
-        <w:t xml:space="preserve">na </w:t>
+        <w:t>na</w:t>
+      </w:r>
+      <w:proofErr w:type="spellEnd"/>
+      <w:r>
+        <w:t xml:space="preserve"> </w:t>
       </w:r>
       <w:r>
         <w:t>didn’t supply me with the knowledge</w:t>
@@ -15787,7 +16160,15 @@
     </w:p>
     <w:p>
       <w:r>
-        <w:t>“It is possible to raise the rank of an ability to beyond your overall rank</w:t>
+        <w:t xml:space="preserve">“It is possible to raise the rank of </w:t>
+      </w:r>
+      <w:proofErr w:type="gramStart"/>
+      <w:r>
+        <w:t>an ability</w:t>
+      </w:r>
+      <w:proofErr w:type="gramEnd"/>
+      <w:r>
+        <w:t xml:space="preserve"> to beyond your overall rank</w:t>
       </w:r>
       <w:r>
         <w:t>, like what you have just done</w:t>
@@ -15808,8 +16189,16 @@
         <w:rPr>
           <w:rFonts w:asciiTheme="minorHAnsi" w:hAnsiTheme="minorHAnsi" w:cstheme="minorHAnsi"/>
         </w:rPr>
-        <w:t>Agatha. It would prevent unnecessary suffering. No matter.”</w:t>
-      </w:r>
+        <w:t xml:space="preserve">Agatha. It would prevent unnecessary suffering. </w:t>
+      </w:r>
+      <w:proofErr w:type="gramStart"/>
+      <w:r>
+        <w:rPr>
+          <w:rFonts w:asciiTheme="minorHAnsi" w:hAnsiTheme="minorHAnsi" w:cstheme="minorHAnsi"/>
+        </w:rPr>
+        <w:t>No matter.”</w:t>
+      </w:r>
+      <w:proofErr w:type="gramEnd"/>
     </w:p>
     <w:p>
       <w:pPr>
@@ -15963,7 +16352,7 @@
       <w:pPr>
         <w:pStyle w:val="H2"/>
       </w:pPr>
-      <w:bookmarkStart w:id="2" w:name="_Toc211458603"/>
+      <w:bookmarkStart w:id="2" w:name="_Toc212043964"/>
       <w:r>
         <w:lastRenderedPageBreak/>
         <w:t>Back to School</w:t>
@@ -16067,7 +16456,15 @@
     </w:p>
     <w:p>
       <w:r>
-        <w:t>With Demonbane’s help, Fineous walked to the buffet table.</w:t>
+        <w:t xml:space="preserve">With </w:t>
+      </w:r>
+      <w:proofErr w:type="spellStart"/>
+      <w:r>
+        <w:t>Demonbane’s</w:t>
+      </w:r>
+      <w:proofErr w:type="spellEnd"/>
+      <w:r>
+        <w:t xml:space="preserve"> help, Fineous walked to the buffet table.</w:t>
       </w:r>
     </w:p>
     <w:p>
@@ -16189,11 +16586,19 @@
       <w:r>
         <w:t xml:space="preserve">Fineous also remembered </w:t>
       </w:r>
+      <w:proofErr w:type="spellStart"/>
       <w:r>
         <w:rPr>
           <w:rFonts w:cstheme="minorHAnsi"/>
         </w:rPr>
-        <w:t>Wynthir’s warning.</w:t>
+        <w:t>Wynthir’s</w:t>
+      </w:r>
+      <w:proofErr w:type="spellEnd"/>
+      <w:r>
+        <w:rPr>
+          <w:rFonts w:cstheme="minorHAnsi"/>
+        </w:rPr>
+        <w:t xml:space="preserve"> warning.</w:t>
       </w:r>
     </w:p>
     <w:p>
@@ -16274,6 +16679,7 @@
       <w:pPr>
         <w:pStyle w:val="Quote2"/>
       </w:pPr>
+      <w:proofErr w:type="gramStart"/>
       <w:r>
         <w:lastRenderedPageBreak/>
         <w:t>Greetings everyone</w:t>
@@ -16281,6 +16687,7 @@
       <w:r>
         <w:t>.</w:t>
       </w:r>
+      <w:proofErr w:type="gramEnd"/>
       <w:r>
         <w:t xml:space="preserve"> </w:t>
       </w:r>
@@ -16299,7 +16706,15 @@
         <w:pStyle w:val="Quote2"/>
       </w:pPr>
       <w:r>
-        <w:t>I am male and a member of the aspara species. Yes, I can use photosynthesis. However, I also eat, since sunlight is not enough.</w:t>
+        <w:t xml:space="preserve">I am male and a member of the </w:t>
+      </w:r>
+      <w:proofErr w:type="spellStart"/>
+      <w:r>
+        <w:t>aspara</w:t>
+      </w:r>
+      <w:proofErr w:type="spellEnd"/>
+      <w:r>
+        <w:t xml:space="preserve"> species. Yes, I can use photosynthesis. However, I also eat, since sunlight is not enough.</w:t>
       </w:r>
     </w:p>
     <w:p>
@@ -16577,8 +16992,13 @@
     </w:p>
     <w:p>
       <w:r>
-        <w:t>Again Harrison as interrupted by more complaining.</w:t>
-      </w:r>
+        <w:t xml:space="preserve">Again Harrison as interrupted by more </w:t>
+      </w:r>
+      <w:proofErr w:type="gramStart"/>
+      <w:r>
+        <w:t>complaining.</w:t>
+      </w:r>
+      <w:proofErr w:type="gramEnd"/>
     </w:p>
     <w:p>
       <w:pPr>
@@ -16903,7 +17323,15 @@
         <w:pStyle w:val="Quote2"/>
       </w:pPr>
       <w:r>
-        <w:t>And if you don’t take advantage of what you are freely give, then don’t blame us if you starve to death on the street.</w:t>
+        <w:t xml:space="preserve">And if you don’t take advantage of what you are freely give, </w:t>
+      </w:r>
+      <w:proofErr w:type="gramStart"/>
+      <w:r>
+        <w:t>then</w:t>
+      </w:r>
+      <w:proofErr w:type="gramEnd"/>
+      <w:r>
+        <w:t xml:space="preserve"> don’t blame us if you starve to death on the street.</w:t>
       </w:r>
     </w:p>
     <w:p>
@@ -17034,7 +17462,15 @@
         <w:pStyle w:val="Quote2"/>
       </w:pPr>
       <w:r>
-        <w:t>In the center is Terrin.</w:t>
+        <w:t xml:space="preserve">In the center is </w:t>
+      </w:r>
+      <w:proofErr w:type="spellStart"/>
+      <w:r>
+        <w:t>Terrin</w:t>
+      </w:r>
+      <w:proofErr w:type="spellEnd"/>
+      <w:r>
+        <w:t>.</w:t>
       </w:r>
     </w:p>
     <w:p>
@@ -17094,8 +17530,13 @@
       <w:r>
         <w:t xml:space="preserve">Surrounding </w:t>
       </w:r>
-      <w:r>
-        <w:t xml:space="preserve">Terrin is an area called the </w:t>
+      <w:proofErr w:type="spellStart"/>
+      <w:r>
+        <w:t>Terrin</w:t>
+      </w:r>
+      <w:proofErr w:type="spellEnd"/>
+      <w:r>
+        <w:t xml:space="preserve"> is an area called the </w:t>
       </w:r>
       <w:r>
         <w:t>Borderlands. Anyone can claim land here, provided they can keep it safe from monsters.</w:t>
@@ -17106,7 +17547,15 @@
         <w:pStyle w:val="Quote2"/>
       </w:pPr>
       <w:r>
-        <w:t xml:space="preserve">The Borderlands are found between the cracks around Terrin and several </w:t>
+        <w:t xml:space="preserve">The Borderlands are found between the cracks around </w:t>
+      </w:r>
+      <w:proofErr w:type="spellStart"/>
+      <w:r>
+        <w:t>Terrin</w:t>
+      </w:r>
+      <w:proofErr w:type="spellEnd"/>
+      <w:r>
+        <w:t xml:space="preserve"> and several </w:t>
       </w:r>
       <w:r>
         <w:t>thousand kilometers surrounding it.</w:t>
@@ -17196,8 +17645,13 @@
       <w:pPr>
         <w:pStyle w:val="Quote2"/>
       </w:pPr>
-      <w:r>
-        <w:t xml:space="preserve">Terrin </w:t>
+      <w:proofErr w:type="spellStart"/>
+      <w:r>
+        <w:t>Terrin</w:t>
+      </w:r>
+      <w:proofErr w:type="spellEnd"/>
+      <w:r>
+        <w:t xml:space="preserve"> </w:t>
       </w:r>
       <w:r>
         <w:t>is anchored to the bellybutton of Earth, also known as Ayers Rock in Australia. As such the day</w:t>
@@ -17611,12 +18065,14 @@
       <w:r>
         <w:t xml:space="preserve"> </w:t>
       </w:r>
+      <w:proofErr w:type="spellStart"/>
       <w:r>
         <w:rPr>
           <w:rFonts w:cstheme="minorHAnsi"/>
         </w:rPr>
         <w:t>Asoral</w:t>
       </w:r>
+      <w:proofErr w:type="spellEnd"/>
       <w:r>
         <w:t>.</w:t>
       </w:r>
@@ -17835,11 +18291,16 @@
       <w:r>
         <w:t xml:space="preserve">t Library, the </w:t>
       </w:r>
+      <w:proofErr w:type="spellStart"/>
       <w:r>
         <w:t>Arca</w:t>
       </w:r>
       <w:r>
-        <w:t>na Dios.</w:t>
+        <w:t>na</w:t>
+      </w:r>
+      <w:proofErr w:type="spellEnd"/>
+      <w:r>
+        <w:t xml:space="preserve"> Dios.</w:t>
       </w:r>
     </w:p>
     <w:p>
@@ -17849,11 +18310,16 @@
       <w:r>
         <w:t xml:space="preserve">The </w:t>
       </w:r>
+      <w:proofErr w:type="spellStart"/>
       <w:r>
         <w:t>Arca</w:t>
       </w:r>
       <w:r>
-        <w:t xml:space="preserve">na </w:t>
+        <w:t>na</w:t>
+      </w:r>
+      <w:proofErr w:type="spellEnd"/>
+      <w:r>
+        <w:t xml:space="preserve"> </w:t>
       </w:r>
       <w:r>
         <w:t>is a fantastic place filled with beauty and knowledge.</w:t>
@@ -18556,8 +19022,13 @@
       </w:r>
     </w:p>
     <w:p>
-      <w:r>
-        <w:t>“Aragon, Demonbane, would you compete?” Fineous asked.</w:t>
+      <w:proofErr w:type="gramStart"/>
+      <w:r>
+        <w:t>“Aragon, Demonbane, would you compete?”</w:t>
+      </w:r>
+      <w:proofErr w:type="gramEnd"/>
+      <w:r>
+        <w:t xml:space="preserve"> Fineous asked.</w:t>
       </w:r>
     </w:p>
     <w:p>
@@ -18693,7 +19164,15 @@
     </w:p>
     <w:p>
       <w:r>
-        <w:t>“I do,” Demonbane said. Fineous focused on the board and Demonbane’s name appeared.</w:t>
+        <w:t xml:space="preserve">“I do,” Demonbane said. Fineous focused on the board and </w:t>
+      </w:r>
+      <w:proofErr w:type="spellStart"/>
+      <w:r>
+        <w:t>Demonbane’s</w:t>
+      </w:r>
+      <w:proofErr w:type="spellEnd"/>
+      <w:r>
+        <w:t xml:space="preserve"> name appeared.</w:t>
       </w:r>
     </w:p>
     <w:p>
@@ -19574,8 +20053,13 @@
       <w:r>
         <w:t xml:space="preserve">“I always admired football players, even though playing professionally was impossible,” Demonbane said. “I also loved Vikings and how strong they were. I guess my current appearance was partially inspired by </w:t>
       </w:r>
-      <w:r>
-        <w:t xml:space="preserve">Hagrid </w:t>
+      <w:proofErr w:type="spellStart"/>
+      <w:r>
+        <w:t>Hagrid</w:t>
+      </w:r>
+      <w:proofErr w:type="spellEnd"/>
+      <w:r>
+        <w:t xml:space="preserve"> </w:t>
       </w:r>
       <w:r>
         <w:t>from Harry Potter.</w:t>
@@ -19852,7 +20336,15 @@
     </w:p>
     <w:p>
       <w:r>
-        <w:t>“As an F-Rank ability, it increases by one slot per level</w:t>
+        <w:t xml:space="preserve">“As </w:t>
+      </w:r>
+      <w:proofErr w:type="gramStart"/>
+      <w:r>
+        <w:t>an F</w:t>
+      </w:r>
+      <w:proofErr w:type="gramEnd"/>
+      <w:r>
+        <w:t>-Rank ability, it increases by one slot per level</w:t>
       </w:r>
       <w:r>
         <w:t>. Each slot holds 1 item weighing up to 1kg</w:t>
@@ -20750,8 +21242,13 @@
     </w:p>
     <w:p>
       <w:r>
-        <w:t>“Are you kidding?” Fineous said. “You too are a monster. Perhaps a baby dragon, but still a dragon.”</w:t>
-      </w:r>
+        <w:t xml:space="preserve">“Are you kidding?” Fineous said. “You too are a monster. </w:t>
+      </w:r>
+      <w:proofErr w:type="gramStart"/>
+      <w:r>
+        <w:t>Perhaps a baby dragon, but still a dragon.”</w:t>
+      </w:r>
+      <w:proofErr w:type="gramEnd"/>
     </w:p>
     <w:p>
       <w:r>
@@ -20960,7 +21457,15 @@
     </w:p>
     <w:p>
       <w:r>
-        <w:t>Finally came the adventurer training.</w:t>
+        <w:t xml:space="preserve">Finally </w:t>
+      </w:r>
+      <w:proofErr w:type="gramStart"/>
+      <w:r>
+        <w:t>came</w:t>
+      </w:r>
+      <w:proofErr w:type="gramEnd"/>
+      <w:r>
+        <w:t xml:space="preserve"> the adventurer training.</w:t>
       </w:r>
     </w:p>
     <w:p>
@@ -20979,7 +21484,15 @@
     </w:p>
     <w:p>
       <w:r>
-        <w:t>“First, let’s address the krokosauris in the room.</w:t>
+        <w:t xml:space="preserve">“First, let’s address the </w:t>
+      </w:r>
+      <w:proofErr w:type="spellStart"/>
+      <w:r>
+        <w:t>krokosauris</w:t>
+      </w:r>
+      <w:proofErr w:type="spellEnd"/>
+      <w:r>
+        <w:t xml:space="preserve"> in the room.</w:t>
       </w:r>
     </w:p>
     <w:p>
@@ -21253,6 +21766,7 @@
       </w:r>
     </w:p>
     <w:p>
+      <w:proofErr w:type="gramStart"/>
       <w:r>
         <w:t xml:space="preserve">“What’s beyond floor </w:t>
       </w:r>
@@ -21260,7 +21774,11 @@
         <w:t>11</w:t>
       </w:r>
       <w:r>
-        <w:t>?” Fineous asked.</w:t>
+        <w:t>?”</w:t>
+      </w:r>
+      <w:proofErr w:type="gramEnd"/>
+      <w:r>
+        <w:t xml:space="preserve"> Fineous asked.</w:t>
       </w:r>
     </w:p>
     <w:p>
@@ -21504,8 +22022,13 @@
         <w:t>Those who haven’t can</w:t>
       </w:r>
       <w:r>
-        <w:t xml:space="preserve"> do this later. However, try doing this as soon as possible,” Derrick said.</w:t>
-      </w:r>
+        <w:t xml:space="preserve"> do this later. </w:t>
+      </w:r>
+      <w:proofErr w:type="gramStart"/>
+      <w:r>
+        <w:t>However, try doing this as soon as possible,” Derrick said.</w:t>
+      </w:r>
+      <w:proofErr w:type="gramEnd"/>
     </w:p>
     <w:p>
       <w:r>
@@ -21530,6 +22053,7 @@
       </w:r>
     </w:p>
     <w:p>
+      <w:proofErr w:type="gramStart"/>
       <w:r>
         <w:t xml:space="preserve">“How about </w:t>
       </w:r>
@@ -21537,7 +22061,11 @@
         <w:t>Sexy Kittens</w:t>
       </w:r>
       <w:r>
-        <w:t xml:space="preserve">?” Fineous </w:t>
+        <w:t>?”</w:t>
+      </w:r>
+      <w:proofErr w:type="gramEnd"/>
+      <w:r>
+        <w:t xml:space="preserve"> Fineous </w:t>
       </w:r>
       <w:r>
         <w:t>suggested</w:t>
@@ -22133,7 +22661,15 @@
         <w:t xml:space="preserve">adventuring </w:t>
       </w:r>
       <w:r>
-        <w:t>guilds, Fineous continued wandering. There was no such thing as too much intel. However</w:t>
+        <w:t xml:space="preserve">guilds, Fineous continued wandering. There was no such thing as too much </w:t>
+      </w:r>
+      <w:proofErr w:type="gramStart"/>
+      <w:r>
+        <w:t>intel</w:t>
+      </w:r>
+      <w:proofErr w:type="gramEnd"/>
+      <w:r>
+        <w:t>. However</w:t>
       </w:r>
       <w:r>
         <w:t>,</w:t>
@@ -22507,6 +23043,7 @@
         </w:rPr>
         <w:t xml:space="preserve"> in </w:t>
       </w:r>
+      <w:proofErr w:type="spellStart"/>
       <w:r>
         <w:rPr>
           <w:rStyle w:val="rynqvb"/>
@@ -22514,6 +23051,7 @@
         </w:rPr>
         <w:t>Alfin</w:t>
       </w:r>
+      <w:proofErr w:type="spellEnd"/>
       <w:r>
         <w:rPr>
           <w:rFonts w:cs="Calibri"/>
@@ -23582,7 +24120,19 @@
     </w:p>
     <w:p>
       <w:r>
-        <w:t>They stepped out of the main building and found a secluded spot, where they explored the workings of their bracelets.</w:t>
+        <w:t>They stepped out of the main building and found a secluded spot</w:t>
+      </w:r>
+      <w:r>
+        <w:t>.</w:t>
+      </w:r>
+      <w:r>
+        <w:t xml:space="preserve"> </w:t>
+      </w:r>
+      <w:r>
+        <w:t xml:space="preserve">There </w:t>
+      </w:r>
+      <w:r>
+        <w:t>they explored the workings of their bracelets.</w:t>
       </w:r>
     </w:p>
     <w:p>
@@ -23867,167 +24417,155 @@
           <w:i/>
         </w:rPr>
         <w:lastRenderedPageBreak/>
+        <w:t xml:space="preserve">‘My first </w:t>
+      </w:r>
+      <w:r>
+        <w:rPr>
+          <w:i/>
+        </w:rPr>
+        <w:t xml:space="preserve">ability is called </w:t>
+      </w:r>
+      <w:r>
+        <w:rPr>
+          <w:i/>
+        </w:rPr>
+        <w:t>[</w:t>
+      </w:r>
+      <w:r>
+        <w:rPr>
+          <w:i/>
+        </w:rPr>
+        <w:t>Internal Magic</w:t>
+      </w:r>
+      <w:r>
+        <w:rPr>
+          <w:i/>
+        </w:rPr>
+        <w:t>]</w:t>
+      </w:r>
+      <w:r>
+        <w:rPr>
+          <w:i/>
+        </w:rPr>
+        <w:t>. Unfortunately the book doesn’t list it.  That means this is not considered a normal human ability</w:t>
+      </w:r>
+      <w:r>
+        <w:rPr>
+          <w:i/>
+        </w:rPr>
+        <w:t>.</w:t>
+      </w:r>
+    </w:p>
+    <w:p>
+      <w:pPr>
+        <w:rPr>
+          <w:i/>
+        </w:rPr>
+      </w:pPr>
+      <w:r>
+        <w:rPr>
+          <w:i/>
+        </w:rPr>
+        <w:t>‘As far as I know [Internal Magic] allows me to control the biological processes of my body. One side effect is that I can heal faster than normal</w:t>
+      </w:r>
+    </w:p>
+    <w:p>
+      <w:pPr>
+        <w:rPr>
+          <w:i/>
+        </w:rPr>
+      </w:pPr>
+      <w:r>
+        <w:rPr>
+          <w:i/>
+        </w:rPr>
+        <w:t xml:space="preserve">‘On the first day, I asked Endol where the library was. That ass pointed me to the </w:t>
+      </w:r>
+      <w:r>
+        <w:rPr>
+          <w:i/>
+        </w:rPr>
+        <w:t xml:space="preserve">library’s </w:t>
+      </w:r>
+      <w:r>
+        <w:rPr>
+          <w:i/>
+        </w:rPr>
+        <w:t>testing steps that allow people to reach the higher floors</w:t>
+      </w:r>
+      <w:r>
+        <w:rPr>
+          <w:i/>
+        </w:rPr>
+        <w:t xml:space="preserve"> and challenged me to reach floor 300</w:t>
+      </w:r>
+      <w:r>
+        <w:rPr>
+          <w:i/>
+        </w:rPr>
+        <w:t>.</w:t>
+      </w:r>
+      <w:r>
+        <w:rPr>
+          <w:i/>
+        </w:rPr>
+        <w:t>’</w:t>
+      </w:r>
+    </w:p>
+    <w:p>
+      <w:pPr>
+        <w:rPr>
+          <w:i/>
+        </w:rPr>
+      </w:pPr>
+      <w:r>
+        <w:rPr>
+          <w:i/>
+        </w:rPr>
+        <w:t>‘He did ask if you if you found the library,’</w:t>
+      </w:r>
+      <w:r>
+        <w:t xml:space="preserve"> Aragon noted.</w:t>
+      </w:r>
+    </w:p>
+    <w:p>
+      <w:pPr>
+        <w:rPr>
+          <w:i/>
+        </w:rPr>
+      </w:pPr>
+      <w:r>
+        <w:t xml:space="preserve">Fineous nodded and said, </w:t>
+      </w:r>
+      <w:r>
+        <w:rPr>
+          <w:i/>
+        </w:rPr>
         <w:t>‘</w:t>
       </w:r>
       <w:r>
         <w:rPr>
           <w:i/>
         </w:rPr>
-        <w:t>My personal extra-dimensional space is considered Mythic</w:t>
+        <w:t xml:space="preserve">I climbed to the top where I </w:t>
       </w:r>
       <w:r>
         <w:rPr>
           <w:i/>
         </w:rPr>
-        <w:t xml:space="preserve"> at 1 in 100,000 for humans</w:t>
+        <w:t xml:space="preserve">met a </w:t>
       </w:r>
       <w:r>
         <w:rPr>
           <w:i/>
         </w:rPr>
-        <w:t>. It has unlimited growth potential, and can be augmented with certain devices. The book doesn’t mention the devices.</w:t>
-      </w:r>
-    </w:p>
-    <w:p>
-      <w:pPr>
+        <w:t>librarian named Lady</w:t>
+      </w:r>
+      <w:r>
         <w:rPr>
           <w:i/>
         </w:rPr>
-      </w:pPr>
-      <w:r>
-        <w:rPr>
-          <w:i/>
-        </w:rPr>
-        <w:t>‘</w:t>
-      </w:r>
-      <w:r>
-        <w:rPr>
-          <w:i/>
-        </w:rPr>
-        <w:t xml:space="preserve">My next ability is Mind. At Epic, </w:t>
-      </w:r>
-      <w:r>
-        <w:rPr>
-          <w:i/>
-        </w:rPr>
-        <w:t xml:space="preserve">only 1 in 1,000 people have it, so 5 or 6 people in our cohort </w:t>
-      </w:r>
-      <w:r>
-        <w:rPr>
-          <w:i/>
-        </w:rPr>
-        <w:t xml:space="preserve">should </w:t>
-      </w:r>
-      <w:r>
-        <w:rPr>
-          <w:i/>
-        </w:rPr>
-        <w:t xml:space="preserve">have it. It controls all mental activities such as memory, visualization, organization, and so </w:t>
-      </w:r>
-      <w:r>
-        <w:rPr>
-          <w:i/>
-        </w:rPr>
-        <w:t>o</w:t>
-      </w:r>
-      <w:r>
-        <w:rPr>
-          <w:i/>
-        </w:rPr>
-        <w:t>n.</w:t>
-      </w:r>
-    </w:p>
-    <w:p>
-      <w:pPr>
-        <w:rPr>
-          <w:i/>
-        </w:rPr>
-      </w:pPr>
-      <w:r>
-        <w:rPr>
-          <w:i/>
-        </w:rPr>
-        <w:t>‘</w:t>
-      </w:r>
-      <w:r>
-        <w:rPr>
-          <w:i/>
-        </w:rPr>
-        <w:t xml:space="preserve">My final </w:t>
-      </w:r>
-      <w:r>
-        <w:rPr>
-          <w:i/>
-        </w:rPr>
-        <w:t>ability</w:t>
-      </w:r>
-      <w:r>
-        <w:rPr>
-          <w:i/>
-        </w:rPr>
-        <w:t xml:space="preserve"> is called </w:t>
-      </w:r>
-      <w:r>
-        <w:rPr>
-          <w:b/>
-          <w:i/>
-        </w:rPr>
-        <w:t>Internal Magic</w:t>
-      </w:r>
-      <w:r>
-        <w:rPr>
-          <w:i/>
-        </w:rPr>
-        <w:t>. Unfortunately the book doesn’t list it</w:t>
-      </w:r>
-      <w:r>
-        <w:rPr>
-          <w:i/>
-        </w:rPr>
-        <w:t>.</w:t>
-      </w:r>
-      <w:r>
-        <w:rPr>
-          <w:i/>
-        </w:rPr>
         <w:t xml:space="preserve"> </w:t>
-      </w:r>
-      <w:r>
-        <w:rPr>
-          <w:i/>
-        </w:rPr>
-        <w:t xml:space="preserve"> That means this is not considered a normal human </w:t>
-      </w:r>
-      <w:r>
-        <w:rPr>
-          <w:i/>
-        </w:rPr>
-        <w:t>ability</w:t>
-      </w:r>
-      <w:r>
-        <w:rPr>
-          <w:i/>
-        </w:rPr>
-        <w:t>.</w:t>
-      </w:r>
-    </w:p>
-    <w:p>
-      <w:pPr>
-        <w:rPr>
-          <w:i/>
-        </w:rPr>
-      </w:pPr>
-      <w:r>
-        <w:rPr>
-          <w:i/>
-        </w:rPr>
-        <w:t>‘</w:t>
-      </w:r>
-      <w:r>
-        <w:rPr>
-          <w:i/>
-        </w:rPr>
-        <w:t xml:space="preserve">Just like Rose’s ability, I need to keep this ability secret. Librarian </w:t>
       </w:r>
       <w:r>
         <w:rPr>
@@ -24041,36 +24579,115 @@
           <w:rFonts w:cstheme="minorHAnsi"/>
           <w:i/>
         </w:rPr>
+        <w:t>. She</w:t>
+      </w:r>
+      <w:r>
+        <w:rPr>
+          <w:rFonts w:cstheme="minorHAnsi"/>
+          <w:i/>
+        </w:rPr>
         <w:t xml:space="preserve"> </w:t>
       </w:r>
       <w:r>
         <w:rPr>
+          <w:rFonts w:cstheme="minorHAnsi"/>
           <w:i/>
         </w:rPr>
-        <w:t xml:space="preserve">warned me </w:t>
-      </w:r>
-      <w:r>
+        <w:t>greeted me and offered to teach me elfin.</w:t>
+      </w:r>
+    </w:p>
+    <w:p>
+      <w:pPr>
         <w:rPr>
           <w:i/>
         </w:rPr>
-        <w:t>jealous elves might target us.</w:t>
-      </w:r>
+      </w:pPr>
       <w:r>
         <w:rPr>
           <w:i/>
         </w:rPr>
+        <w:t>‘I lied to Endol because I wanted to keep my meeting with Wynthir secret.</w:t>
+      </w:r>
+    </w:p>
+    <w:p>
+      <w:pPr>
+        <w:rPr>
+          <w:i/>
+        </w:rPr>
+      </w:pPr>
+      <w:r>
+        <w:rPr>
+          <w:i/>
+        </w:rPr>
+        <w:t>‘The reason I was sick this morning was that the very act of learning the language puts a heavy toll on my body.</w:t>
+      </w:r>
+    </w:p>
+    <w:p>
+      <w:pPr>
+        <w:rPr>
+          <w:i/>
+        </w:rPr>
+      </w:pPr>
+      <w:r>
+        <w:rPr>
+          <w:i/>
+        </w:rPr>
+        <w:t>‘On the bright side, it improved my [Internal Magic].</w:t>
+      </w:r>
+    </w:p>
+    <w:p>
+      <w:pPr>
+        <w:rPr>
+          <w:i/>
+        </w:rPr>
+      </w:pPr>
+      <w:r>
+        <w:rPr>
+          <w:i/>
+        </w:rPr>
+        <w:t xml:space="preserve">‘Just like Rose’s ability, I need to keep this ability secret. </w:t>
+      </w:r>
+      <w:r>
+        <w:rPr>
+          <w:rFonts w:cstheme="minorHAnsi"/>
+          <w:i/>
+        </w:rPr>
+        <w:t>Wynthir</w:t>
+      </w:r>
+      <w:r>
+        <w:rPr>
+          <w:i/>
+        </w:rPr>
+        <w:t xml:space="preserve"> warned that</w:t>
+      </w:r>
+      <w:r>
+        <w:rPr>
+          <w:i/>
+        </w:rPr>
+        <w:t xml:space="preserve"> jealous elves </w:t>
+      </w:r>
+      <w:r>
+        <w:rPr>
+          <w:i/>
+        </w:rPr>
+        <w:t>will</w:t>
+      </w:r>
+      <w:r>
+        <w:rPr>
+          <w:i/>
+        </w:rPr>
+        <w:t xml:space="preserve"> target us.</w:t>
+      </w:r>
+      <w:r>
+        <w:rPr>
+          <w:i/>
+        </w:rPr>
         <w:t>’</w:t>
       </w:r>
     </w:p>
     <w:p>
       <w:r>
-        <w:t>“Scary,” Rose said</w:t>
-      </w:r>
-      <w:r>
-        <w:t xml:space="preserve"> aloud</w:t>
-      </w:r>
-      <w:r>
-        <w:t>, frightened.</w:t>
+        <w:t>“Scary,” Rose said aloud, frightened.</w:t>
       </w:r>
     </w:p>
     <w:p>
@@ -24090,132 +24707,13 @@
     </w:p>
     <w:p>
       <w:r>
-        <w:t>Fineous shrugged and said, “That’s life.</w:t>
-      </w:r>
-    </w:p>
-    <w:p>
-      <w:pPr>
+        <w:t xml:space="preserve">Fineous shrugged and said, </w:t>
+      </w:r>
+      <w:r>
         <w:rPr>
           <w:i/>
         </w:rPr>
-      </w:pPr>
-      <w:r>
-        <w:rPr>
-          <w:i/>
-        </w:rPr>
-        <w:t>‘</w:t>
-      </w:r>
-      <w:r>
-        <w:rPr>
-          <w:i/>
-        </w:rPr>
-        <w:t xml:space="preserve">So far </w:t>
-      </w:r>
-      <w:r>
-        <w:rPr>
-          <w:i/>
-        </w:rPr>
-        <w:t xml:space="preserve">my </w:t>
-      </w:r>
-      <w:r>
-        <w:rPr>
-          <w:i/>
-        </w:rPr>
-        <w:t xml:space="preserve">Internal Magic </w:t>
-      </w:r>
-      <w:r>
-        <w:rPr>
-          <w:i/>
-        </w:rPr>
-        <w:t>seems like an inferior version of Physical Fitness</w:t>
-      </w:r>
-      <w:r>
-        <w:rPr>
-          <w:i/>
-        </w:rPr>
-        <w:t xml:space="preserve"> with better healing</w:t>
-      </w:r>
-      <w:r>
-        <w:rPr>
-          <w:i/>
-        </w:rPr>
-        <w:t>.</w:t>
-      </w:r>
-    </w:p>
-    <w:p>
-      <w:pPr>
-        <w:rPr>
-          <w:i/>
-        </w:rPr>
-      </w:pPr>
-      <w:r>
-        <w:rPr>
-          <w:i/>
-        </w:rPr>
-        <w:t>‘</w:t>
-      </w:r>
-      <w:r>
-        <w:rPr>
-          <w:i/>
-        </w:rPr>
-        <w:t>I will keep you posted as I understand it better.</w:t>
-      </w:r>
-    </w:p>
-    <w:p>
-      <w:pPr>
-        <w:rPr>
-          <w:i/>
-        </w:rPr>
-      </w:pPr>
-      <w:r>
-        <w:rPr>
-          <w:i/>
-        </w:rPr>
-        <w:t>‘</w:t>
-      </w:r>
-      <w:r>
-        <w:rPr>
-          <w:i/>
-        </w:rPr>
-        <w:t>On the first day, I asked Endol where the library was. That ass pointed me to the testing steps that allow people to reach the higher floors.</w:t>
-      </w:r>
-    </w:p>
-    <w:p>
-      <w:pPr>
-        <w:rPr>
-          <w:i/>
-        </w:rPr>
-      </w:pPr>
-      <w:r>
-        <w:rPr>
-          <w:i/>
-        </w:rPr>
-        <w:t>‘</w:t>
-      </w:r>
-      <w:r>
-        <w:rPr>
-          <w:i/>
-        </w:rPr>
-        <w:t>The joke was on him when I passed the tests.</w:t>
-      </w:r>
-    </w:p>
-    <w:p>
-      <w:pPr>
-        <w:rPr>
-          <w:i/>
-        </w:rPr>
-      </w:pPr>
-      <w:r>
-        <w:rPr>
-          <w:i/>
-        </w:rPr>
-        <w:t>‘</w:t>
-      </w:r>
-      <w:r>
-        <w:rPr>
-          <w:i/>
-        </w:rPr>
-        <w:t>Upon arriving, a librarian met me and agreed to teach me the elfin language.</w:t>
+        <w:t>‘That’s life.</w:t>
       </w:r>
     </w:p>
     <w:p>
@@ -24235,24 +24733,133 @@
         <w:rPr>
           <w:i/>
         </w:rPr>
-        <w:t xml:space="preserve">The reason I was sick this morning was that the very act of learning the language puts a heavy toll on </w:t>
+        <w:t>My personal extra-dimensional space is considered Mythic</w:t>
       </w:r>
       <w:r>
         <w:rPr>
           <w:i/>
         </w:rPr>
-        <w:t>my</w:t>
+        <w:t xml:space="preserve"> at 1 in 100,000 for humans</w:t>
       </w:r>
       <w:r>
         <w:rPr>
           <w:i/>
         </w:rPr>
-        <w:t xml:space="preserve"> body. Lady </w:t>
+        <w:t xml:space="preserve">. </w:t>
       </w:r>
       <w:r>
         <w:rPr>
           <w:i/>
         </w:rPr>
+        <w:t>Just like your skill, i</w:t>
+      </w:r>
+      <w:r>
+        <w:rPr>
+          <w:i/>
+        </w:rPr>
+        <w:t>t has unlimited growth potential, and can be augmented with certain devices. The book doesn’t mention the devices.</w:t>
+      </w:r>
+    </w:p>
+    <w:p>
+      <w:pPr>
+        <w:rPr>
+          <w:i/>
+        </w:rPr>
+      </w:pPr>
+      <w:r>
+        <w:rPr>
+          <w:i/>
+        </w:rPr>
+        <w:t xml:space="preserve">‘My </w:t>
+      </w:r>
+      <w:r>
+        <w:rPr>
+          <w:i/>
+        </w:rPr>
+        <w:t>third</w:t>
+      </w:r>
+      <w:r>
+        <w:rPr>
+          <w:i/>
+        </w:rPr>
+        <w:t xml:space="preserve"> ability is Mind. At Epic, only 1 in 1,000 people have it, so 5 or 6 people in our cohort should have it. It controls all mental activities such as memory, visualization, organization, and so on.</w:t>
+      </w:r>
+    </w:p>
+    <w:p>
+      <w:pPr>
+        <w:rPr>
+          <w:i/>
+        </w:rPr>
+      </w:pPr>
+      <w:r>
+        <w:rPr>
+          <w:i/>
+        </w:rPr>
+        <w:t>‘My fourth ability is [Identification].</w:t>
+      </w:r>
+    </w:p>
+    <w:p>
+      <w:pPr>
+        <w:rPr>
+          <w:i/>
+        </w:rPr>
+      </w:pPr>
+      <w:r>
+        <w:rPr>
+          <w:i/>
+        </w:rPr>
+        <w:t xml:space="preserve">‘My fifth ability is [Luck]. That’s a freaking weird ability and an ability that would give Einstein nightmares. The book has no </w:t>
+      </w:r>
+      <w:proofErr w:type="spellStart"/>
+      <w:r>
+        <w:rPr>
+          <w:i/>
+        </w:rPr>
+        <w:t>explainiation</w:t>
+      </w:r>
+      <w:proofErr w:type="spellEnd"/>
+      <w:r>
+        <w:rPr>
+          <w:i/>
+        </w:rPr>
+        <w:t xml:space="preserve"> as to how it works.</w:t>
+      </w:r>
+    </w:p>
+    <w:p>
+      <w:pPr>
+        <w:rPr>
+          <w:i/>
+        </w:rPr>
+      </w:pPr>
+      <w:r>
+        <w:rPr>
+          <w:i/>
+        </w:rPr>
+        <w:t>‘My final ability is [Shadow Meld]. With this I can enter the space between realities. To my sight it’s a grey distorted place of fog and shadows.</w:t>
+      </w:r>
+    </w:p>
+    <w:p>
+      <w:pPr>
+        <w:rPr>
+          <w:i/>
+        </w:rPr>
+      </w:pPr>
+      <w:r>
+        <w:rPr>
+          <w:i/>
+        </w:rPr>
+        <w:t>‘</w:t>
+      </w:r>
+      <w:r>
+        <w:rPr>
+          <w:i/>
+        </w:rPr>
+        <w:t xml:space="preserve">Lady </w:t>
+      </w:r>
+      <w:r>
+        <w:rPr>
+          <w:i/>
+        </w:rPr>
         <w:t>Wynthir</w:t>
       </w:r>
       <w:r>
@@ -24435,6 +25042,12 @@
         <w:rPr>
           <w:i/>
         </w:rPr>
+        <w:t xml:space="preserve">Apparently getting access to the forbidden section of the library is a big deal. </w:t>
+      </w:r>
+      <w:r>
+        <w:rPr>
+          <w:i/>
+        </w:rPr>
         <w:t>They agreed to keep m</w:t>
       </w:r>
       <w:r>
@@ -24448,6 +25061,68 @@
           <w:i/>
         </w:rPr>
         <w:t xml:space="preserve"> secret, so hopefully this will not interfere with us.</w:t>
+      </w:r>
+      <w:r>
+        <w:rPr>
+          <w:i/>
+        </w:rPr>
+        <w:t>’</w:t>
+      </w:r>
+    </w:p>
+    <w:p>
+      <w:pPr>
+        <w:rPr>
+          <w:i/>
+        </w:rPr>
+      </w:pPr>
+      <w:r>
+        <w:rPr>
+          <w:i/>
+        </w:rPr>
+        <w:t>‘What’s in the forbidden section?”</w:t>
+      </w:r>
+      <w:r>
+        <w:t xml:space="preserve"> Demonbane asked.</w:t>
+      </w:r>
+    </w:p>
+    <w:p>
+      <w:pPr>
+        <w:rPr>
+          <w:i/>
+        </w:rPr>
+      </w:pPr>
+      <w:r>
+        <w:rPr>
+          <w:i/>
+        </w:rPr>
+        <w:lastRenderedPageBreak/>
+        <w:t>‘Not a clue,’</w:t>
+      </w:r>
+      <w:r>
+        <w:t xml:space="preserve"> </w:t>
+      </w:r>
+      <w:r>
+        <w:t xml:space="preserve">Fineous said. </w:t>
+      </w:r>
+      <w:r>
+        <w:rPr>
+          <w:i/>
+        </w:rPr>
+        <w:t xml:space="preserve">‘However, that seems the place where Lady </w:t>
+      </w:r>
+      <w:r>
+        <w:rPr>
+          <w:rFonts w:cstheme="minorHAnsi"/>
+          <w:i/>
+        </w:rPr>
+        <w:t>Wynthir</w:t>
+      </w:r>
+      <w:r>
+        <w:rPr>
+          <w:rFonts w:cstheme="minorHAnsi"/>
+          <w:i/>
+        </w:rPr>
+        <w:t xml:space="preserve"> spends all her time.</w:t>
       </w:r>
     </w:p>
     <w:p>
@@ -24694,41 +25369,424 @@
       <w:r>
         <w:t>.</w:t>
       </w:r>
+    </w:p>
+    <w:p>
+      <w:r>
+        <w:t xml:space="preserve">Also, he was still F-Rank. </w:t>
+      </w:r>
+      <w:r>
+        <w:t>With his busy schedule, he barely had time to hunt.</w:t>
+      </w:r>
+    </w:p>
+    <w:p>
+      <w:r>
+        <w:t>Also, too much of his time was spent training his Space.</w:t>
+      </w:r>
+      <w:r>
+        <w:t xml:space="preserve"> Going to </w:t>
+      </w:r>
+      <w:r>
+        <w:t>11</w:t>
+      </w:r>
+      <w:r>
+        <w:t xml:space="preserve">kg was relatively easy. Then he slammed into </w:t>
+      </w:r>
+      <w:r>
+        <w:t>the</w:t>
+      </w:r>
+      <w:r>
+        <w:t xml:space="preserve"> proverbial wall. That wall was the E-Rank wall, where you should only cross if all your abilities </w:t>
+      </w:r>
+      <w:r>
+        <w:t>we</w:t>
+      </w:r>
+      <w:r>
+        <w:t>re at F-</w:t>
+      </w:r>
+      <w:r>
+        <w:t>11</w:t>
+      </w:r>
+      <w:r>
+        <w:t>.</w:t>
+      </w:r>
+    </w:p>
+    <w:p>
+      <w:r>
+        <w:t>It was exhausting trying to force rocks to enter his space and seeing absolutely no results.</w:t>
+      </w:r>
+    </w:p>
+    <w:p>
+      <w:r>
+        <w:t>However, he had mastered the greatest of all super powers – Conscious Focused Repetition.</w:t>
+      </w:r>
+    </w:p>
+    <w:p>
+      <w:r>
+        <w:t>Conscious Focused Repetition made mastering any skill possible.</w:t>
+      </w:r>
+    </w:p>
+    <w:p>
+      <w:r>
+        <w:lastRenderedPageBreak/>
+        <w:t xml:space="preserve">The saying, ‘Practice made perfect’ was </w:t>
+      </w:r>
+      <w:r>
+        <w:t>misleading</w:t>
+      </w:r>
+      <w:r>
+        <w:t>.</w:t>
+      </w:r>
+      <w:r>
+        <w:t xml:space="preserve"> Without Conscious Focused Attention, mistakes would slip in, causing bad habits to form.</w:t>
+      </w:r>
+    </w:p>
+    <w:p>
+      <w:r>
+        <w:t>The fastest way to improve a skill was to use the skill with Conscious Focused Attention, with the aim of correcting all mistakes.</w:t>
+      </w:r>
+    </w:p>
+    <w:p>
+      <w:r>
+        <w:t xml:space="preserve">The downside was that you had to stop training when your Conscious Focused Attention flagged. Otherwise mistakes would be made, rendering further </w:t>
+      </w:r>
+      <w:r>
+        <w:t xml:space="preserve">training </w:t>
+      </w:r>
+      <w:r>
+        <w:t>either useless or detrimental.</w:t>
+      </w:r>
+    </w:p>
+    <w:p>
+      <w:r>
+        <w:t>As a result</w:t>
+      </w:r>
+      <w:r>
+        <w:t>, ‘Conscious Focused Repetition ma</w:t>
+      </w:r>
+      <w:r>
+        <w:t>kes</w:t>
+      </w:r>
+      <w:r>
+        <w:t xml:space="preserve"> perfect’</w:t>
+      </w:r>
+      <w:r>
+        <w:t xml:space="preserve"> was Fineous’ mantra.</w:t>
+      </w:r>
+    </w:p>
+    <w:p>
+      <w:r>
+        <w:t>The good news was that Fineous hit E-2 in the morning, right after having a nightmare of him getting stoned to death, while struggling to swallow an ocean of rocks.</w:t>
+      </w:r>
+    </w:p>
+    <w:p>
+      <w:r>
+        <w:t>Fineous did discover something amazing. Training in the Shadow Realm increased all his abilities. The further in he went, the more intense the training.</w:t>
+      </w:r>
+      <w:r>
+        <w:t xml:space="preserve"> Unfortunately that was less than 1 meter, metaphorically speaking.</w:t>
+      </w:r>
+    </w:p>
+    <w:p>
+      <w:r>
+        <w:t xml:space="preserve">The multidimensional nature of the Shadow Realm pushed his </w:t>
+      </w:r>
+      <w:r>
+        <w:t xml:space="preserve">Mind </w:t>
+      </w:r>
+      <w:r>
+        <w:t xml:space="preserve">to comprehend what he was seeing, his Identification to see what </w:t>
+      </w:r>
+      <w:r>
+        <w:t>surrounded</w:t>
+      </w:r>
+      <w:r>
+        <w:t xml:space="preserve"> him, his Map to kno</w:t>
+      </w:r>
+      <w:r>
+        <w:t>w where he was, Luck to keep him</w:t>
+      </w:r>
+      <w:r>
+        <w:t xml:space="preserve"> safe, Shadow Meld of course, and Internal Magic when fighting monsters.</w:t>
+      </w:r>
+      <w:r>
+        <w:t xml:space="preserve"> Ev</w:t>
+      </w:r>
+      <w:r>
+        <w:t>en his storage skill was helped, since both seemed to operate on similar principles.</w:t>
+      </w:r>
+    </w:p>
+    <w:p>
+      <w:r>
+        <w:t>The day after the meeting with Messenger Fineous went to classes. He then skipped it since it was a waste of time, and he could study later.</w:t>
+      </w:r>
+    </w:p>
+    <w:p>
+      <w:r>
+        <w:t>The time resting was spent reading a book called</w:t>
+      </w:r>
+      <w:r>
+        <w:t xml:space="preserve"> the </w:t>
+      </w:r>
+      <w:r>
+        <w:rPr>
+          <w:i/>
+        </w:rPr>
+        <w:t xml:space="preserve">Abridged Monster Encyclopedia </w:t>
+      </w:r>
+      <w:r>
+        <w:rPr>
+          <w:i/>
+        </w:rPr>
+        <w:t xml:space="preserve">for those with the </w:t>
+      </w:r>
+      <w:r>
+        <w:rPr>
+          <w:i/>
+        </w:rPr>
+        <w:t>[</w:t>
+      </w:r>
+      <w:r>
+        <w:rPr>
+          <w:i/>
+        </w:rPr>
+        <w:t>Identification</w:t>
+      </w:r>
+      <w:r>
+        <w:rPr>
+          <w:i/>
+        </w:rPr>
+        <w:t>]</w:t>
+      </w:r>
+      <w:r>
+        <w:rPr>
+          <w:i/>
+        </w:rPr>
+        <w:t xml:space="preserve"> skill</w:t>
+      </w:r>
+      <w:r>
+        <w:t>.</w:t>
+      </w:r>
+      <w:r>
+        <w:t xml:space="preserve"> The </w:t>
+      </w:r>
+      <w:r>
+        <w:lastRenderedPageBreak/>
+        <w:t>basic tenant of the book was forewarned is forearmed.</w:t>
+      </w:r>
+      <w:r>
+        <w:t xml:space="preserve"> It gave general information about monsters</w:t>
+      </w:r>
       <w:r>
         <w:t xml:space="preserve"> </w:t>
       </w:r>
       <w:r>
-        <w:t xml:space="preserve">Also, he was still F-Rank. </w:t>
-      </w:r>
-      <w:r>
-        <w:t>With his busy schedule, he barely had time to hunt.</w:t>
-      </w:r>
-    </w:p>
-    <w:p>
-      <w:r>
-        <w:t>Also, too much of his time was spent training his Space.</w:t>
-      </w:r>
-      <w:r>
-        <w:t xml:space="preserve"> Going to </w:t>
-      </w:r>
-      <w:r>
-        <w:t>11</w:t>
-      </w:r>
-      <w:r>
-        <w:t xml:space="preserve">kg was relatively easy. Then he slammed into a proverbial wall. That wall </w:t>
+        <w:t xml:space="preserve">and </w:t>
+      </w:r>
+      <w:r>
+        <w:t xml:space="preserve">catalogued </w:t>
+      </w:r>
+      <w:r>
+        <w:t xml:space="preserve">them </w:t>
+      </w:r>
+      <w:r>
+        <w:t xml:space="preserve">by Rank, </w:t>
+      </w:r>
+      <w:r>
+        <w:t>Type, Attacks, and Weaknesses</w:t>
+      </w:r>
+      <w:r>
+        <w:t>.</w:t>
+      </w:r>
+    </w:p>
+    <w:p>
+      <w:r>
+        <w:t>Despite being abridged, Fineous was only able to read through F-Rank monsters</w:t>
+      </w:r>
+      <w:r>
+        <w:t>, barely</w:t>
+      </w:r>
+      <w:r>
+        <w:t xml:space="preserve">. And that took over </w:t>
+      </w:r>
+      <w:r>
+        <w:t>7</w:t>
+      </w:r>
+      <w:r>
+        <w:t xml:space="preserve"> hours of reading.</w:t>
+      </w:r>
+    </w:p>
+    <w:p>
+      <w:r>
+        <w:t>Unfortunately the book was rather dry, filled as it was with countless tables organizing monsters into various categories.</w:t>
+      </w:r>
+    </w:p>
+    <w:p>
+      <w:r>
+        <w:t>Finally, the day had arrived.</w:t>
+      </w:r>
+      <w:r>
+        <w:t xml:space="preserve"> He arrived at the cafeteria just as it opened and quickly ate.</w:t>
+      </w:r>
+    </w:p>
+    <w:p>
+      <w:r>
+        <w:t xml:space="preserve">Fineous felt like crap, and despite eating like a pig, he couldn’t </w:t>
+      </w:r>
+      <w:r>
+        <w:t>satisfy his hunger.</w:t>
+      </w:r>
+    </w:p>
+    <w:p>
+      <w:r>
+        <w:t>Minutes later he dashed off to the ravine.</w:t>
+      </w:r>
+    </w:p>
+    <w:p>
+      <w:r>
+        <w:t>Fineous walked to the edge of the ravine, wishing his abilities weren’t overloaded. If only his other skills followed suite, so he could finally become an E-Ranker.</w:t>
+      </w:r>
+    </w:p>
+    <w:p>
+      <w:r>
+        <w:t>However, he seemed to be in an energy deficit.</w:t>
+      </w:r>
+    </w:p>
+    <w:p>
+      <w:r>
+        <w:t xml:space="preserve">Fineous looked at the ravine and saw something </w:t>
+      </w:r>
+      <w:r>
+        <w:t>shining</w:t>
+      </w:r>
+      <w:r>
+        <w:t xml:space="preserve"> on the ravine floor.</w:t>
+      </w:r>
+    </w:p>
+    <w:p>
+      <w:r>
+        <w:t>Curious, Fineous stepped out of campus grounds and headed for the ravine.</w:t>
+      </w:r>
+    </w:p>
+    <w:p>
+      <w:r>
+        <w:t xml:space="preserve">The ravine walls were rather </w:t>
+      </w:r>
+      <w:r>
+        <w:t xml:space="preserve">treacherous </w:t>
+      </w:r>
+      <w:r>
+        <w:t>and Fineous almost fell a few times.</w:t>
+      </w:r>
+    </w:p>
+    <w:p>
+      <w:r>
+        <w:t xml:space="preserve">Finally at floor level, Fineous looked </w:t>
+      </w:r>
+      <w:r>
+        <w:t xml:space="preserve">back </w:t>
+      </w:r>
+      <w:r>
+        <w:t xml:space="preserve">at the </w:t>
+      </w:r>
+      <w:r>
+        <w:t>1</w:t>
+      </w:r>
+      <w:r>
+        <w:t>0</w:t>
+      </w:r>
+      <w:r>
+        <w:t>m</w:t>
+      </w:r>
+      <w:r>
+        <w:t xml:space="preserve"> walls and then turned to the shinning object.</w:t>
+      </w:r>
+    </w:p>
+    <w:p>
+      <w:r>
+        <w:t xml:space="preserve">The object </w:t>
+      </w:r>
+      <w:r>
+        <w:t xml:space="preserve">was a </w:t>
+      </w:r>
+      <w:r>
+        <w:t xml:space="preserve">pair of </w:t>
+      </w:r>
+      <w:r>
+        <w:t xml:space="preserve">shiny </w:t>
+      </w:r>
+      <w:r>
+        <w:t>rapier</w:t>
+      </w:r>
+      <w:r>
+        <w:t>s</w:t>
+      </w:r>
+      <w:r>
+        <w:t xml:space="preserve"> with </w:t>
+      </w:r>
+      <w:r>
+        <w:t>twin</w:t>
+      </w:r>
+      <w:r>
+        <w:t xml:space="preserve"> sharp edges.</w:t>
+      </w:r>
+      <w:r>
+        <w:t xml:space="preserve"> </w:t>
+      </w:r>
+      <w:r>
+        <w:t>Made entirely from an unknown metal, t</w:t>
+      </w:r>
+      <w:r>
+        <w:t xml:space="preserve">he </w:t>
+      </w:r>
+      <w:r>
+        <w:t>rapiers</w:t>
+      </w:r>
+      <w:r>
+        <w:t xml:space="preserve"> had a hyper-shift color, </w:t>
       </w:r>
       <w:r>
         <w:lastRenderedPageBreak/>
-        <w:t xml:space="preserve">was the E-Rank wall, where you should only cross if all your abilities </w:t>
-      </w:r>
-      <w:r>
-        <w:t>we</w:t>
-      </w:r>
-      <w:r>
-        <w:t>re at F-</w:t>
-      </w:r>
-      <w:r>
-        <w:t>11</w:t>
+        <w:t>ranging from red to blue</w:t>
+      </w:r>
+      <w:r>
+        <w:t xml:space="preserve"> to </w:t>
+      </w:r>
+      <w:r>
+        <w:t>greens</w:t>
+      </w:r>
+      <w:r>
+        <w:t xml:space="preserve"> and even purple, depending on the angle.</w:t>
+      </w:r>
+      <w:r>
+        <w:t xml:space="preserve"> The closet analogy was oil on water.</w:t>
+      </w:r>
+    </w:p>
+    <w:p>
+      <w:r>
+        <w:t xml:space="preserve">Fineous grabbed a handle </w:t>
+      </w:r>
+      <w:r>
+        <w:t>and was startled by the weight. Putting muscle into it, he was able to carry one in each hand.</w:t>
+      </w:r>
+    </w:p>
+    <w:p>
+      <w:r>
+        <w:t xml:space="preserve">There a big difference between just picking up a massive weight and using it </w:t>
+      </w:r>
+      <w:r>
+        <w:t>in battle,</w:t>
+      </w:r>
+      <w:r>
+        <w:t xml:space="preserve"> </w:t>
+      </w:r>
+      <w:r>
+        <w:t>e</w:t>
+      </w:r>
+      <w:r>
+        <w:t xml:space="preserve">specially for something that weighed almost </w:t>
+      </w:r>
+      <w:r>
+        <w:t>30kg</w:t>
       </w:r>
       <w:r>
         <w:t>.</w:t>
@@ -24736,72 +25794,192 @@
     </w:p>
     <w:p>
       <w:r>
-        <w:t>As a result, Fineous was reliving his nightmares of marine training. The only thing that allowed him to continue was his stubbornness.</w:t>
-      </w:r>
-    </w:p>
-    <w:p>
-      <w:r>
-        <w:t>Fineous did discover something amazing. Training in the Shadow Realm increased all his abilities. The further in he went, the more intense the training.</w:t>
-      </w:r>
-    </w:p>
-    <w:p>
-      <w:r>
-        <w:t xml:space="preserve">The multidimensional nature of the Shadow Realm pushed his </w:t>
-      </w:r>
-      <w:r>
-        <w:t xml:space="preserve">Mind </w:t>
-      </w:r>
-      <w:r>
-        <w:t xml:space="preserve">to comprehend what he was seeing, his Identification to see what </w:t>
-      </w:r>
-      <w:r>
-        <w:t>surrounded</w:t>
-      </w:r>
-      <w:r>
-        <w:t xml:space="preserve"> him, his Map to kno</w:t>
-      </w:r>
-      <w:r>
-        <w:t>w where he was, Luck to keep him</w:t>
-      </w:r>
-      <w:r>
-        <w:t xml:space="preserve"> safe, Shadow Meld of course, and Internal Magic when fighting monsters.</w:t>
-      </w:r>
-      <w:r>
-        <w:t xml:space="preserve"> Even his storage skill was helped.</w:t>
-      </w:r>
-    </w:p>
-    <w:p>
-      <w:r>
-        <w:t>Classroom time was spent reading.</w:t>
-      </w:r>
-    </w:p>
-    <w:p>
-      <w:r>
-        <w:t>One useful book was the abridged monster encyclopedia for those with the Identification skill.</w:t>
-      </w:r>
-      <w:r>
-        <w:t xml:space="preserve"> The basic tenant of the book was forewarned is forearmed.</w:t>
-      </w:r>
-      <w:r>
-        <w:t xml:space="preserve"> It gave general information about monsters</w:t>
+        <w:t>Thankfully the rapier</w:t>
+      </w:r>
+      <w:r>
+        <w:t>s</w:t>
+      </w:r>
+      <w:r>
+        <w:t xml:space="preserve"> w</w:t>
+      </w:r>
+      <w:r>
+        <w:t>ere</w:t>
+      </w:r>
+      <w:r>
+        <w:t xml:space="preserve"> balanced</w:t>
+      </w:r>
+      <w:r>
+        <w:t>. The blade</w:t>
+      </w:r>
+      <w:r>
+        <w:t>s</w:t>
+      </w:r>
+      <w:r>
+        <w:t xml:space="preserve"> stayed level, </w:t>
+      </w:r>
+      <w:r>
+        <w:t xml:space="preserve">the tips </w:t>
+      </w:r>
+      <w:r>
+        <w:t>neither going up nor down.</w:t>
+      </w:r>
+    </w:p>
+    <w:p>
+      <w:r>
+        <w:t>“Finders keepers,” Fineous said</w:t>
+      </w:r>
+      <w:r>
+        <w:t xml:space="preserve"> aloud</w:t>
+      </w:r>
+      <w:r>
+        <w:t xml:space="preserve">, even though the rapiers were obviously </w:t>
+      </w:r>
+      <w:r>
+        <w:t xml:space="preserve">meant </w:t>
+      </w:r>
+      <w:r>
+        <w:t>for him.</w:t>
+      </w:r>
+    </w:p>
+    <w:p>
+      <w:r>
+        <w:t xml:space="preserve">“What a ridiculous weight,” </w:t>
+      </w:r>
+      <w:r>
+        <w:t xml:space="preserve">Fineous </w:t>
+      </w:r>
+      <w:r>
+        <w:t>muttered</w:t>
+      </w:r>
+      <w:r>
+        <w:t xml:space="preserve"> as he </w:t>
+      </w:r>
+      <w:r>
+        <w:t>staggered around</w:t>
+      </w:r>
+      <w:r>
+        <w:t>.</w:t>
+      </w:r>
+    </w:p>
+    <w:p>
+      <w:r>
+        <w:t xml:space="preserve">A standard rapier weighed around </w:t>
+      </w:r>
+      <w:r>
+        <w:t>1kg</w:t>
+      </w:r>
+      <w:r>
+        <w:t xml:space="preserve">. These were over </w:t>
+      </w:r>
+      <w:r>
+        <w:t>3</w:t>
+      </w:r>
+      <w:r>
+        <w:t xml:space="preserve">0 times heavier. What could </w:t>
+      </w:r>
+      <w:r>
+        <w:t xml:space="preserve">possibly </w:t>
+      </w:r>
+      <w:r>
+        <w:t xml:space="preserve">be over </w:t>
+      </w:r>
+      <w:r>
+        <w:t>3</w:t>
+      </w:r>
+      <w:r>
+        <w:t xml:space="preserve">0 times heavier than iron? Not even lead or uranium was that heavy, </w:t>
+      </w:r>
+      <w:r>
+        <w:t>Fineous</w:t>
+      </w:r>
+      <w:r>
+        <w:t xml:space="preserve"> was certain.</w:t>
+      </w:r>
+    </w:p>
+    <w:p>
+      <w:r>
+        <w:t xml:space="preserve">Fineous spent the next </w:t>
+      </w:r>
+      <w:r>
+        <w:t>several minutes</w:t>
+      </w:r>
+      <w:r>
+        <w:t xml:space="preserve"> just </w:t>
+      </w:r>
+      <w:r>
+        <w:t>walking around with the weapons</w:t>
+      </w:r>
+      <w:r>
+        <w:t xml:space="preserve">. </w:t>
+      </w:r>
+      <w:r>
+        <w:t>They</w:t>
       </w:r>
       <w:r>
         <w:t xml:space="preserve"> </w:t>
       </w:r>
       <w:r>
-        <w:t xml:space="preserve">and </w:t>
-      </w:r>
-      <w:r>
-        <w:t xml:space="preserve">catalogued </w:t>
-      </w:r>
-      <w:r>
-        <w:t xml:space="preserve">them </w:t>
-      </w:r>
-      <w:r>
-        <w:t xml:space="preserve">by Rank, </w:t>
-      </w:r>
-      <w:r>
-        <w:t>Type, Attacks, and Weaknesses</w:t>
+        <w:t>were</w:t>
+      </w:r>
+      <w:r>
+        <w:t xml:space="preserve"> too unwieldy as weapon</w:t>
+      </w:r>
+      <w:r>
+        <w:t>s</w:t>
+      </w:r>
+      <w:r>
+        <w:t>, but great for weight training.</w:t>
+      </w:r>
+    </w:p>
+    <w:p>
+      <w:r>
+        <w:rPr>
+          <w:i/>
+        </w:rPr>
+        <w:t>‘These might be good for Demonbane,’</w:t>
+      </w:r>
+      <w:r>
+        <w:t xml:space="preserve"> Fineous mused. </w:t>
+      </w:r>
+      <w:r>
+        <w:rPr>
+          <w:i/>
+        </w:rPr>
+        <w:t>‘Too bad they don’t have scabbards.’</w:t>
+      </w:r>
+    </w:p>
+    <w:p>
+      <w:r>
+        <w:t>As Fineous practiced, he heard hoof beats behind him. Turning around, he saw the most amazing unicorn.</w:t>
+      </w:r>
+    </w:p>
+    <w:p>
+      <w:r>
+        <w:t>The unicorn was vari</w:t>
+      </w:r>
+      <w:r>
+        <w:t xml:space="preserve">ous </w:t>
+      </w:r>
+      <w:r>
+        <w:t>shades</w:t>
+      </w:r>
+      <w:r>
+        <w:t xml:space="preserve"> of pastel green and the</w:t>
+      </w:r>
+      <w:r>
+        <w:t xml:space="preserve"> mane and tail was of pastel reds, yellows and blues. The eyes were </w:t>
+      </w:r>
+      <w:r>
+        <w:t xml:space="preserve">like an endless </w:t>
+      </w:r>
+      <w:r>
+        <w:t>blue</w:t>
+      </w:r>
+      <w:r>
+        <w:t xml:space="preserve"> </w:t>
+      </w:r>
+      <w:r>
+        <w:t>sky</w:t>
       </w:r>
       <w:r>
         <w:t>.</w:t>
@@ -24809,190 +25987,467 @@
     </w:p>
     <w:p>
       <w:r>
-        <w:t>Despite being abridged, Fineous was only able to read through F-Rank monsters</w:t>
-      </w:r>
-      <w:r>
-        <w:t>, barely</w:t>
-      </w:r>
-      <w:r>
-        <w:t xml:space="preserve">. And that took over </w:t>
-      </w:r>
-      <w:r>
-        <w:t>7</w:t>
-      </w:r>
-      <w:r>
-        <w:t xml:space="preserve"> hours of reading.</w:t>
-      </w:r>
-    </w:p>
-    <w:p>
-      <w:r>
-        <w:t>Unfortunately the book was rather dry, filled as it was with countless tables organizing monsters into various categories.</w:t>
-      </w:r>
-    </w:p>
-    <w:p>
-      <w:r>
-        <w:t>Finally, the day had arrived.</w:t>
-      </w:r>
-      <w:r>
-        <w:t xml:space="preserve"> He arrived at the cafeteria just as it opened and quickly ate.</w:t>
-      </w:r>
-    </w:p>
-    <w:p>
-      <w:r>
-        <w:t xml:space="preserve">Fineous felt like crap, and despite eating like a pig, he couldn’t </w:t>
-      </w:r>
-      <w:r>
-        <w:t>satisfy his hunger.</w:t>
-      </w:r>
-    </w:p>
-    <w:p>
-      <w:r>
-        <w:t>Minutes later he dashed off to the ravine.</w:t>
-      </w:r>
-    </w:p>
-    <w:p>
-      <w:r>
         <w:lastRenderedPageBreak/>
-        <w:t>Fineous walked to the edge of the ravine, wishing his abilities weren’t overloaded. If only his other skills followed suite, so he could finally become an E-Ranker.</w:t>
-      </w:r>
-    </w:p>
-    <w:p>
-      <w:r>
-        <w:t>However, he seemed to be in an energy deficit.</w:t>
-      </w:r>
-    </w:p>
-    <w:p>
-      <w:r>
-        <w:t xml:space="preserve">Fineous looked at the ravine and saw something </w:t>
-      </w:r>
-      <w:r>
-        <w:t>shining</w:t>
-      </w:r>
-      <w:r>
-        <w:t xml:space="preserve"> on the ravine floor.</w:t>
-      </w:r>
-    </w:p>
-    <w:p>
-      <w:r>
-        <w:t>Curious, Fineous stepped out of campus grounds and headed for the ravine.</w:t>
-      </w:r>
-    </w:p>
-    <w:p>
-      <w:r>
-        <w:t xml:space="preserve">The ravine walls were rather </w:t>
-      </w:r>
-      <w:r>
-        <w:t xml:space="preserve">treacherous </w:t>
-      </w:r>
-      <w:r>
-        <w:t>and Fineous almost fell a few times.</w:t>
-      </w:r>
-    </w:p>
-    <w:p>
-      <w:r>
-        <w:t xml:space="preserve">Finally at floor level, Fineous looked </w:t>
-      </w:r>
-      <w:r>
-        <w:t xml:space="preserve">back </w:t>
-      </w:r>
-      <w:r>
-        <w:t xml:space="preserve">at the </w:t>
+        <w:t>The creature</w:t>
+      </w:r>
+      <w:r>
+        <w:t xml:space="preserve"> was like an assortment of ice creams like cotton candy, strawberry, and pasticcio c</w:t>
+      </w:r>
+      <w:r>
+        <w:t>o</w:t>
+      </w:r>
+      <w:r>
+        <w:t>me alive.</w:t>
+      </w:r>
+    </w:p>
+    <w:p>
+      <w:r>
+        <w:t>The feminine</w:t>
+      </w:r>
+      <w:r>
+        <w:t>-</w:t>
+      </w:r>
+      <w:r>
+        <w:t>looking horse looked at Fineous and Fineous froze in place. He knew the stories. Unicorns were dangerous.</w:t>
+      </w:r>
+      <w:r>
+        <w:t xml:space="preserve"> They only liked </w:t>
+      </w:r>
+      <w:r>
+        <w:t>virgins</w:t>
+      </w:r>
+      <w:r>
+        <w:t xml:space="preserve">, and he was no </w:t>
+      </w:r>
+      <w:r>
+        <w:t>virgin</w:t>
+      </w:r>
+      <w:r>
+        <w:t>. Any man encountered was as good as dead.</w:t>
+      </w:r>
+    </w:p>
+    <w:p>
+      <w:r>
+        <w:t xml:space="preserve">Fear decided to take </w:t>
+      </w:r>
+      <w:r>
+        <w:t xml:space="preserve">the last of </w:t>
+      </w:r>
+      <w:r>
+        <w:t>Fineous’ unused</w:t>
+      </w:r>
+      <w:r>
+        <w:t xml:space="preserve"> essence and </w:t>
+      </w:r>
+      <w:r>
+        <w:t>pumped it into his muscles</w:t>
+      </w:r>
+      <w:r>
+        <w:t xml:space="preserve">. The rapiers in his hand </w:t>
+      </w:r>
+      <w:r>
+        <w:t xml:space="preserve">seemed to lose </w:t>
+      </w:r>
+      <w:r>
+        <w:t>4kg</w:t>
+      </w:r>
+      <w:r>
+        <w:t>.</w:t>
+      </w:r>
+    </w:p>
+    <w:p>
+      <w:r>
+        <w:t>Unfortunately</w:t>
+      </w:r>
+      <w:r>
+        <w:t>,</w:t>
+      </w:r>
+      <w:r>
+        <w:t xml:space="preserve"> </w:t>
+      </w:r>
+      <w:r>
+        <w:t>2</w:t>
+      </w:r>
+      <w:r>
+        <w:t>6</w:t>
+      </w:r>
+      <w:r>
+        <w:t>kg</w:t>
+      </w:r>
+      <w:r>
+        <w:t xml:space="preserve"> rapiers were still useless in battle, especially when pitted against a unicorn with natural jousting abilities.</w:t>
+      </w:r>
+    </w:p>
+    <w:p>
+      <w:r>
+        <w:t xml:space="preserve">Two thoughts popped into Fineous’ heard. The first was, </w:t>
+      </w:r>
+      <w:r>
+        <w:rPr>
+          <w:i/>
+        </w:rPr>
+        <w:t>‘I have unused essence, or had. It is probably from the monsters I killed.’</w:t>
+      </w:r>
+    </w:p>
+    <w:p>
+      <w:r>
+        <w:t xml:space="preserve">The second was, </w:t>
+      </w:r>
+      <w:r>
+        <w:rPr>
+          <w:i/>
+        </w:rPr>
+        <w:t>‘How do I escape? Unicorns are not to be trifled with.’</w:t>
+      </w:r>
+    </w:p>
+    <w:p>
+      <w:r>
+        <w:t>The unicorn stopped, sensing his fear. It sat down and waited.</w:t>
+      </w:r>
+    </w:p>
+    <w:p>
+      <w:r>
+        <w:t>Just then Fineous heard a rumbling sound</w:t>
+      </w:r>
+      <w:r>
+        <w:t xml:space="preserve"> far in the distance</w:t>
+      </w:r>
+      <w:r>
+        <w:t xml:space="preserve">. That could only be one thing - A </w:t>
+      </w:r>
+      <w:r>
+        <w:t xml:space="preserve">flash </w:t>
+      </w:r>
+      <w:r>
+        <w:t>flood.</w:t>
+      </w:r>
+    </w:p>
+    <w:p>
+      <w:r>
+        <w:t xml:space="preserve">Fineous focused on one rapier and pushed. It resisted a moment and </w:t>
+      </w:r>
+      <w:r>
+        <w:t xml:space="preserve">then </w:t>
+      </w:r>
+      <w:r>
+        <w:t xml:space="preserve">entered his space. </w:t>
+      </w:r>
+      <w:r>
+        <w:t>The other rapier was quicker to store.</w:t>
+      </w:r>
+    </w:p>
+    <w:p>
+      <w:r>
+        <w:t xml:space="preserve">Fineous </w:t>
+      </w:r>
+      <w:r>
+        <w:t>turned to run, but t</w:t>
+      </w:r>
+      <w:r>
+        <w:t>he unicorn intercepted him</w:t>
+      </w:r>
+      <w:r>
+        <w:t>. W</w:t>
+      </w:r>
+      <w:r>
+        <w:t xml:space="preserve">ith a toss of its head </w:t>
+      </w:r>
+      <w:r>
+        <w:t xml:space="preserve">it </w:t>
+      </w:r>
+      <w:r>
+        <w:t>told him to get on.</w:t>
+      </w:r>
+    </w:p>
+    <w:p>
+      <w:r>
+        <w:t>Fineous hesitated and the unicorn stamped its feet in annoyance.</w:t>
+      </w:r>
+    </w:p>
+    <w:p>
+      <w:r>
+        <w:t>Having no better options and knowing he couldn’t outrun a flood, Fineous ran to the unicorn.</w:t>
+      </w:r>
+    </w:p>
+    <w:p>
+      <w:r>
+        <w:t>The sound g</w:t>
+      </w:r>
+      <w:r>
+        <w:t>ot</w:t>
+      </w:r>
+      <w:r>
+        <w:t xml:space="preserve"> louder as Fineous got up on the unicorn.</w:t>
+      </w:r>
+    </w:p>
+    <w:p>
+      <w:r>
+        <w:lastRenderedPageBreak/>
+        <w:t xml:space="preserve">Immediately the creature began </w:t>
+      </w:r>
+      <w:r>
+        <w:t xml:space="preserve">galloping. Looking back, Fineous saw the flood of water, boulders and large </w:t>
+      </w:r>
+      <w:r>
+        <w:t xml:space="preserve">uprooted </w:t>
+      </w:r>
+      <w:r>
+        <w:t>trees.</w:t>
+      </w:r>
+    </w:p>
+    <w:p>
+      <w:r>
+        <w:t xml:space="preserve">Suddenly two pairs of wings sprouted from the unicorn, corrections, alicorn. </w:t>
+      </w:r>
+      <w:r>
+        <w:t>All four</w:t>
+      </w:r>
+      <w:r>
+        <w:t xml:space="preserve"> pastel</w:t>
+      </w:r>
+      <w:r>
+        <w:t>-</w:t>
+      </w:r>
+      <w:r>
+        <w:t>colored wings beat and they took to the sky.</w:t>
+      </w:r>
+    </w:p>
+    <w:p>
+      <w:r>
+        <w:t>T</w:t>
+      </w:r>
+      <w:r>
+        <w:t>he flood reached their spot moments later.</w:t>
+      </w:r>
+    </w:p>
+    <w:p>
+      <w:r>
+        <w:t>“You saved my life,” Fineous said as he observed the landscape.</w:t>
+      </w:r>
+    </w:p>
+    <w:p>
+      <w:r>
+        <w:t xml:space="preserve">In the meantime the alicorn spiraled into the sky. </w:t>
+      </w:r>
+      <w:r>
+        <w:t>It</w:t>
+      </w:r>
+      <w:r>
+        <w:t xml:space="preserve"> </w:t>
+      </w:r>
+      <w:r>
+        <w:t xml:space="preserve">then </w:t>
+      </w:r>
+      <w:r>
+        <w:t xml:space="preserve">took off towards the Onn </w:t>
+      </w:r>
+      <w:r>
+        <w:t>Foothills</w:t>
+      </w:r>
+      <w:r>
+        <w:t>.</w:t>
+      </w:r>
+    </w:p>
+    <w:p>
+      <w:r>
+        <w:t>“Now where are you taking me?” Fineous asked nervously.</w:t>
+      </w:r>
+      <w:r>
+        <w:t xml:space="preserve"> Should he contact his team?</w:t>
+      </w:r>
+    </w:p>
+    <w:p>
+      <w:r>
+        <w:t>Just then communications stopped. The range was a little more than 2</w:t>
+      </w:r>
+      <w:r>
+        <w:t>km</w:t>
+      </w:r>
+      <w:r>
+        <w:t>. That was disturbing. He hoped Rose wouldn’t freak out. She was getting a little too dependent on him.</w:t>
+      </w:r>
+    </w:p>
+    <w:p>
+      <w:r>
+        <w:t xml:space="preserve">“Accept what happens and </w:t>
+      </w:r>
+      <w:r>
+        <w:t xml:space="preserve">don’t </w:t>
+      </w:r>
+      <w:r>
+        <w:t xml:space="preserve">be </w:t>
+      </w:r>
+      <w:proofErr w:type="spellStart"/>
+      <w:r>
+        <w:t>chained</w:t>
+      </w:r>
+      <w:proofErr w:type="spellEnd"/>
+      <w:r>
+        <w:t xml:space="preserve"> by fear,” Fineous said aloud. “Although I wish you could talk. It’s interesting that I don’t feel any wind. That must be an alicorn thing.”</w:t>
+      </w:r>
+    </w:p>
+    <w:p>
+      <w:r>
+        <w:t xml:space="preserve">Fineous sat and watched </w:t>
+      </w:r>
+      <w:r>
+        <w:t xml:space="preserve">as </w:t>
+      </w:r>
+      <w:r>
+        <w:t xml:space="preserve">the landscape </w:t>
+      </w:r>
+      <w:r>
+        <w:t>change</w:t>
+      </w:r>
+      <w:r>
+        <w:t>d</w:t>
+      </w:r>
+      <w:r>
+        <w:t xml:space="preserve"> </w:t>
+      </w:r>
+      <w:r>
+        <w:t>and bec</w:t>
+      </w:r>
+      <w:r>
+        <w:t>a</w:t>
+      </w:r>
+      <w:r>
+        <w:t>me more rugged</w:t>
+      </w:r>
+      <w:r>
+        <w:t>.</w:t>
+      </w:r>
+    </w:p>
+    <w:p>
+      <w:r>
+        <w:t xml:space="preserve">Most of the landscape was similar to Earth. Then they crossed an impossibly deep chasm with sheer walls spaced over </w:t>
       </w:r>
       <w:r>
         <w:t>1</w:t>
       </w:r>
       <w:r>
+        <w:t>00</w:t>
+      </w:r>
+      <w:r>
+        <w:t>m</w:t>
+      </w:r>
+      <w:r>
+        <w:t xml:space="preserve"> apart</w:t>
+      </w:r>
+      <w:r>
+        <w:t xml:space="preserve"> and </w:t>
+      </w:r>
+      <w:r>
+        <w:t>a</w:t>
+      </w:r>
+      <w:r>
+        <w:t xml:space="preserve"> bottom hidden in shadow</w:t>
+      </w:r>
+      <w:r>
+        <w:t xml:space="preserve">. Apparently the </w:t>
+      </w:r>
+      <w:r>
+        <w:t xml:space="preserve">ground had split – or </w:t>
+      </w:r>
+      <w:r>
+        <w:t xml:space="preserve">was </w:t>
+      </w:r>
+      <w:r>
+        <w:t>sliced open.</w:t>
+      </w:r>
+    </w:p>
+    <w:p>
+      <w:r>
+        <w:t xml:space="preserve">At least an hour passed and finally Fineous saw something new. It was a cave entrance </w:t>
+      </w:r>
+      <w:r>
+        <w:t xml:space="preserve">from </w:t>
+      </w:r>
+      <w:r>
+        <w:t xml:space="preserve">where </w:t>
+      </w:r>
+      <w:r>
+        <w:t>a</w:t>
+      </w:r>
+      <w:r>
+        <w:t xml:space="preserve"> </w:t>
+      </w:r>
+      <w:r>
+        <w:t xml:space="preserve">small </w:t>
+      </w:r>
+      <w:r>
+        <w:t>waterfall</w:t>
+      </w:r>
+      <w:r>
+        <w:t xml:space="preserve"> issued. It fell at least </w:t>
+      </w:r>
+      <w:r>
+        <w:t>20</w:t>
+      </w:r>
+      <w:r>
         <w:t>0</w:t>
       </w:r>
       <w:r>
         <w:t>m</w:t>
       </w:r>
       <w:r>
-        <w:t xml:space="preserve"> walls and then turned to the shinning object.</w:t>
-      </w:r>
-    </w:p>
-    <w:p>
-      <w:r>
-        <w:t xml:space="preserve">The object </w:t>
-      </w:r>
-      <w:r>
-        <w:t xml:space="preserve">was a </w:t>
-      </w:r>
-      <w:r>
-        <w:t xml:space="preserve">pair of </w:t>
-      </w:r>
-      <w:r>
-        <w:t xml:space="preserve">shiny </w:t>
-      </w:r>
-      <w:r>
-        <w:t>rapier</w:t>
+        <w:t xml:space="preserve"> into the valley below.</w:t>
+      </w:r>
+    </w:p>
+    <w:p>
+      <w:r>
+        <w:lastRenderedPageBreak/>
+        <w:t xml:space="preserve">Moments later they landed on a ledge and Fineous quickly got off. He knew better </w:t>
+      </w:r>
+      <w:r>
+        <w:t xml:space="preserve">than </w:t>
+      </w:r>
+      <w:r>
+        <w:t>to stay on. Plenty of stories showed the hero getting dumped if they dallied.</w:t>
+      </w:r>
+    </w:p>
+    <w:p>
+      <w:r>
+        <w:t>The alicorn tossed it</w:t>
       </w:r>
       <w:r>
         <w:t>s</w:t>
       </w:r>
       <w:r>
-        <w:t xml:space="preserve"> with </w:t>
-      </w:r>
-      <w:r>
-        <w:t>twin</w:t>
-      </w:r>
-      <w:r>
-        <w:t xml:space="preserve"> sharp edges.</w:t>
-      </w:r>
-      <w:r>
-        <w:t xml:space="preserve"> </w:t>
-      </w:r>
-      <w:r>
-        <w:t>Made entirely from an unknown metal, t</w:t>
-      </w:r>
-      <w:r>
-        <w:t xml:space="preserve">he </w:t>
-      </w:r>
-      <w:r>
-        <w:t>rapiers</w:t>
-      </w:r>
-      <w:r>
-        <w:t xml:space="preserve"> had a hyper-shift color, ranging from red to blue</w:t>
-      </w:r>
-      <w:r>
-        <w:t xml:space="preserve"> to </w:t>
-      </w:r>
-      <w:r>
-        <w:t>greens</w:t>
-      </w:r>
-      <w:r>
-        <w:t xml:space="preserve"> and even purple, depending on the angle.</w:t>
-      </w:r>
-      <w:r>
-        <w:t xml:space="preserve"> The closet analogy was oil on water.</w:t>
-      </w:r>
-    </w:p>
-    <w:p>
-      <w:r>
-        <w:t xml:space="preserve">Fineous grabbed a handle </w:t>
-      </w:r>
-      <w:r>
-        <w:t>and was startled by the weight. Putting muscle into it, he was able to carry one in each hand.</w:t>
-      </w:r>
-    </w:p>
-    <w:p>
-      <w:r>
-        <w:t xml:space="preserve">There a big difference between just picking up a massive weight and using it </w:t>
-      </w:r>
-      <w:r>
-        <w:t>in battle,</w:t>
-      </w:r>
-      <w:r>
-        <w:t xml:space="preserve"> </w:t>
-      </w:r>
-      <w:r>
-        <w:t>e</w:t>
-      </w:r>
-      <w:r>
-        <w:t xml:space="preserve">specially for something that weighed almost </w:t>
-      </w:r>
-      <w:r>
-        <w:t>30kg</w:t>
+        <w:t xml:space="preserve"> head towards the cave mouth, which had space for him to walk.</w:t>
+      </w:r>
+    </w:p>
+    <w:p>
+      <w:r>
+        <w:t>A moment later, the creature took to the air, allowing Fineous to see the underside of the alicorn.</w:t>
+      </w:r>
+    </w:p>
+    <w:p>
+      <w:r>
+        <w:t>“It’s a girl,” Fineous said to himself as the creature flew away. “I guess that makes sense, since it is pastel in color.”</w:t>
+      </w:r>
+    </w:p>
+    <w:p>
+      <w:r>
+        <w:t>Fineous looked down the cliff face and knew he could</w:t>
+      </w:r>
+      <w:r>
+        <w:t>n’t</w:t>
+      </w:r>
+      <w:r>
+        <w:t xml:space="preserve"> handle that. Besides, he was days away on foot.</w:t>
+      </w:r>
+      <w:r>
+        <w:t xml:space="preserve"> He had enough food and water and getting lost was impossible. However, there was that </w:t>
+      </w:r>
+      <w:r>
+        <w:t>un-crossable</w:t>
+      </w:r>
+      <w:r>
+        <w:t xml:space="preserve"> chasm they </w:t>
+      </w:r>
+      <w:r>
+        <w:t>flew over</w:t>
       </w:r>
       <w:r>
         <w:t>.</w:t>
@@ -25000,68 +26455,127 @@
     </w:p>
     <w:p>
       <w:r>
-        <w:t>Thankfully the rapier</w:t>
-      </w:r>
-      <w:r>
-        <w:t>s</w:t>
-      </w:r>
-      <w:r>
-        <w:t xml:space="preserve"> w</w:t>
-      </w:r>
-      <w:r>
-        <w:t>ere</w:t>
-      </w:r>
-      <w:r>
-        <w:t xml:space="preserve"> balanced</w:t>
-      </w:r>
-      <w:r>
-        <w:t>. The blade</w:t>
-      </w:r>
-      <w:r>
-        <w:t>s</w:t>
-      </w:r>
-      <w:r>
-        <w:t xml:space="preserve"> stayed level, </w:t>
-      </w:r>
-      <w:r>
-        <w:t xml:space="preserve">the tips </w:t>
-      </w:r>
-      <w:r>
-        <w:t>neither going up nor down.</w:t>
-      </w:r>
-    </w:p>
-    <w:p>
-      <w:r>
-        <w:t>“Finders keepers,” Fineous said</w:t>
-      </w:r>
-      <w:r>
-        <w:t xml:space="preserve"> aloud</w:t>
-      </w:r>
-      <w:r>
-        <w:t xml:space="preserve">, even though the rapiers were obviously </w:t>
-      </w:r>
-      <w:r>
-        <w:t xml:space="preserve">meant </w:t>
-      </w:r>
-      <w:r>
-        <w:t>for him.</w:t>
-      </w:r>
-    </w:p>
-    <w:p>
-      <w:r>
-        <w:t xml:space="preserve">“What a ridiculous weight,” </w:t>
-      </w:r>
-      <w:r>
-        <w:t xml:space="preserve">Fineous </w:t>
+        <w:t xml:space="preserve">Returning by foot was </w:t>
+      </w:r>
+      <w:r>
+        <w:t>unrealistic</w:t>
+      </w:r>
+      <w:r>
+        <w:t>. Fineous’</w:t>
+      </w:r>
+      <w:r>
+        <w:t xml:space="preserve"> only choice was to enter the cave.</w:t>
+      </w:r>
+    </w:p>
+    <w:p>
+      <w:r>
+        <w:t xml:space="preserve">“That’s what I get for trusting strange unicorn girls,” Fineous </w:t>
       </w:r>
       <w:r>
         <w:t>muttered</w:t>
       </w:r>
       <w:r>
-        <w:t xml:space="preserve"> as he </w:t>
-      </w:r>
-      <w:r>
-        <w:t>staggered around</w:t>
+        <w:t xml:space="preserve"> and headed down the tunnel, careful not to step into the stream. One slip could launch him over the waterfall.</w:t>
+      </w:r>
+    </w:p>
+    <w:p>
+      <w:r>
+        <w:t>Just then a boar appeared out of the darkness and stared at Fineous.</w:t>
+      </w:r>
+    </w:p>
+    <w:p>
+      <w:r>
+        <w:t>The tusks were huge, backed up by at least 230kg of muscle. There was no way Fineous could fight the creature with just knives. Thankfully the tusks were curled up and only suitable for ramming, not piercing.</w:t>
+      </w:r>
+    </w:p>
+    <w:p>
+      <w:r>
+        <w:t xml:space="preserve">“Damn sadist,” Fineous muttered. He couldn’t dodge. The fast moving </w:t>
+      </w:r>
+      <w:r>
+        <w:t>stream</w:t>
+      </w:r>
+      <w:r>
+        <w:t xml:space="preserve"> hampered the path.</w:t>
+      </w:r>
+    </w:p>
+    <w:p>
+      <w:r>
+        <w:t>Fineous couldn’t run. The boar was probably faster than him</w:t>
+      </w:r>
+      <w:r>
+        <w:t>. More importantly the path led to a sheer cliff with only a small ledge.</w:t>
+      </w:r>
+    </w:p>
+    <w:p>
+      <w:r>
+        <w:lastRenderedPageBreak/>
+        <w:t xml:space="preserve">With no other option, Fineous pulled out a </w:t>
+      </w:r>
+      <w:r>
+        <w:t xml:space="preserve">rapier </w:t>
+      </w:r>
+      <w:r>
+        <w:t xml:space="preserve">and braced it </w:t>
+      </w:r>
+      <w:r>
+        <w:t>against his stomach</w:t>
+      </w:r>
+      <w:r>
+        <w:t>, deciding to meet the monster head on.</w:t>
+      </w:r>
+    </w:p>
+    <w:p>
+      <w:r>
+        <w:t>The boar charged</w:t>
+      </w:r>
+      <w:r>
+        <w:t>, impaling itself on the rapier</w:t>
+      </w:r>
+      <w:r>
+        <w:t>. And yes, it hit like a freight train.</w:t>
+      </w:r>
+    </w:p>
+    <w:p>
+      <w:r>
+        <w:t>Like slow motion, Fineous found himself flying backwards over 3 meters.</w:t>
+      </w:r>
+    </w:p>
+    <w:p>
+      <w:r>
+        <w:t>Panic flooded Fineous as he rolled with the punch, his military and martial arts training preventing him from breaking bones.</w:t>
+      </w:r>
+    </w:p>
+    <w:p>
+      <w:r>
+        <w:t>Covered in bruises, Fineous scrambled back to the relative safety of the cave mouth.</w:t>
+      </w:r>
+    </w:p>
+    <w:p>
+      <w:r>
+        <w:t>Heart beating like thunder, Fineous contemplated his next move. He then realized he didn’t get any loot, or essence.</w:t>
+      </w:r>
+    </w:p>
+    <w:p>
+      <w:r>
+        <w:t xml:space="preserve">“They were right,” Fineous </w:t>
+      </w:r>
+      <w:r>
+        <w:t>declared to the world</w:t>
+      </w:r>
+      <w:r>
+        <w:t>. “Unicorn girls are definitely bad news.”</w:t>
+      </w:r>
+    </w:p>
+    <w:p>
+      <w:r>
+        <w:t>Fineou</w:t>
+      </w:r>
+      <w:r>
+        <w:t xml:space="preserve">s closed his eyes and rested. </w:t>
+      </w:r>
+      <w:r>
+        <w:t>He was hoping to see improvements, considering the challenges</w:t>
       </w:r>
       <w:r>
         <w:t>.</w:t>
@@ -25069,747 +26583,35 @@
     </w:p>
     <w:p>
       <w:r>
+        <w:t>Unfortunately there was no increase in abilities. He just didn’t have the essence resources to make the transition, and his ambient absorption rate was too slow.</w:t>
+      </w:r>
+    </w:p>
+    <w:p>
+      <w:r>
+        <w:t>For a moment Fineous hesitated. He really didn’t want to enter the cave.</w:t>
+      </w:r>
+    </w:p>
+    <w:p>
+      <w:r>
+        <w:t>“Come on Fineous, being bombed in the trenches is way scarier.</w:t>
+      </w:r>
+      <w:r>
+        <w:t xml:space="preserve"> Here, I’m in charge.”</w:t>
+      </w:r>
+    </w:p>
+    <w:p>
+      <w:r>
+        <w:t>Getting up, Fineous entered the cave and picked up his dropped rapier.</w:t>
+      </w:r>
+    </w:p>
+    <w:p>
+      <w:r>
+        <w:t>Again Fineous walked ahead.</w:t>
+      </w:r>
+    </w:p>
+    <w:p>
+      <w:r>
         <w:lastRenderedPageBreak/>
-        <w:t xml:space="preserve">A standard rapier weighed around </w:t>
-      </w:r>
-      <w:r>
-        <w:t>1kg</w:t>
-      </w:r>
-      <w:r>
-        <w:t xml:space="preserve">. These were over </w:t>
-      </w:r>
-      <w:r>
-        <w:t>3</w:t>
-      </w:r>
-      <w:r>
-        <w:t xml:space="preserve">0 times heavier. What could </w:t>
-      </w:r>
-      <w:r>
-        <w:t xml:space="preserve">possibly </w:t>
-      </w:r>
-      <w:r>
-        <w:t xml:space="preserve">be over </w:t>
-      </w:r>
-      <w:r>
-        <w:t>3</w:t>
-      </w:r>
-      <w:r>
-        <w:t xml:space="preserve">0 times heavier than iron? Not even lead or uranium was that heavy, </w:t>
-      </w:r>
-      <w:r>
-        <w:t>Fineous</w:t>
-      </w:r>
-      <w:r>
-        <w:t xml:space="preserve"> was certain.</w:t>
-      </w:r>
-    </w:p>
-    <w:p>
-      <w:r>
-        <w:t xml:space="preserve">Fineous spent the next </w:t>
-      </w:r>
-      <w:r>
-        <w:t>several minutes</w:t>
-      </w:r>
-      <w:r>
-        <w:t xml:space="preserve"> just </w:t>
-      </w:r>
-      <w:r>
-        <w:t>walking around with the weapons</w:t>
-      </w:r>
-      <w:r>
-        <w:t xml:space="preserve">. </w:t>
-      </w:r>
-      <w:r>
-        <w:t>They</w:t>
-      </w:r>
-      <w:r>
-        <w:t xml:space="preserve"> </w:t>
-      </w:r>
-      <w:r>
-        <w:t>were</w:t>
-      </w:r>
-      <w:r>
-        <w:t xml:space="preserve"> too unwieldy as weapon</w:t>
-      </w:r>
-      <w:r>
-        <w:t>s</w:t>
-      </w:r>
-      <w:r>
-        <w:t>, but great for weight training.</w:t>
-      </w:r>
-    </w:p>
-    <w:p>
-      <w:r>
-        <w:rPr>
-          <w:i/>
-        </w:rPr>
-        <w:t>‘These might be good for Demonbane,’</w:t>
-      </w:r>
-      <w:r>
-        <w:t xml:space="preserve"> Fineous mused. </w:t>
-      </w:r>
-      <w:r>
-        <w:rPr>
-          <w:i/>
-        </w:rPr>
-        <w:t>‘Too bad they don’t have scabbards.’</w:t>
-      </w:r>
-    </w:p>
-    <w:p>
-      <w:r>
-        <w:t>As Fineous practiced, he heard hoof beats behind him. Turning around, he saw the most amazing unicorn.</w:t>
-      </w:r>
-    </w:p>
-    <w:p>
-      <w:r>
-        <w:t>The unicorn was vari</w:t>
-      </w:r>
-      <w:r>
-        <w:t xml:space="preserve">ous </w:t>
-      </w:r>
-      <w:r>
-        <w:t>shades</w:t>
-      </w:r>
-      <w:r>
-        <w:t xml:space="preserve"> of pastel green and the</w:t>
-      </w:r>
-      <w:r>
-        <w:t xml:space="preserve"> mane and tail was of pastel reds, yellows and blues. The eyes were </w:t>
-      </w:r>
-      <w:r>
-        <w:t xml:space="preserve">like an endless </w:t>
-      </w:r>
-      <w:r>
-        <w:t>blue</w:t>
-      </w:r>
-      <w:r>
-        <w:t xml:space="preserve"> </w:t>
-      </w:r>
-      <w:r>
-        <w:t>sky</w:t>
-      </w:r>
-      <w:r>
-        <w:t>.</w:t>
-      </w:r>
-    </w:p>
-    <w:p>
-      <w:r>
-        <w:t>The creature</w:t>
-      </w:r>
-      <w:r>
-        <w:t xml:space="preserve"> was like an assortment of ice creams like cotton candy, strawberry, and pasticcio c</w:t>
-      </w:r>
-      <w:r>
-        <w:t>o</w:t>
-      </w:r>
-      <w:r>
-        <w:t>me alive.</w:t>
-      </w:r>
-    </w:p>
-    <w:p>
-      <w:r>
-        <w:t>The feminine</w:t>
-      </w:r>
-      <w:r>
-        <w:t>-</w:t>
-      </w:r>
-      <w:r>
-        <w:t>looking horse looked at Fineous and Fineous froze in place. He knew the stories. Unicorns were dangerous.</w:t>
-      </w:r>
-      <w:r>
-        <w:t xml:space="preserve"> They only liked </w:t>
-      </w:r>
-      <w:r>
-        <w:t>virgins</w:t>
-      </w:r>
-      <w:r>
-        <w:t xml:space="preserve">, and he was no </w:t>
-      </w:r>
-      <w:r>
-        <w:t>virgin</w:t>
-      </w:r>
-      <w:r>
-        <w:t>. Any man encountered was as good as dead.</w:t>
-      </w:r>
-    </w:p>
-    <w:p>
-      <w:r>
-        <w:t xml:space="preserve">Fear decided to take </w:t>
-      </w:r>
-      <w:r>
-        <w:t xml:space="preserve">the last of </w:t>
-      </w:r>
-      <w:r>
-        <w:t>Fineous’ unused</w:t>
-      </w:r>
-      <w:r>
-        <w:t xml:space="preserve"> essence and </w:t>
-      </w:r>
-      <w:r>
-        <w:t>pumped it into his muscles</w:t>
-      </w:r>
-      <w:r>
-        <w:t xml:space="preserve">. The rapiers in his hand </w:t>
-      </w:r>
-      <w:r>
-        <w:t xml:space="preserve">seemed to lose </w:t>
-      </w:r>
-      <w:r>
-        <w:t>4kg</w:t>
-      </w:r>
-      <w:r>
-        <w:t>.</w:t>
-      </w:r>
-    </w:p>
-    <w:p>
-      <w:r>
-        <w:t>Unfortunately</w:t>
-      </w:r>
-      <w:r>
-        <w:t>,</w:t>
-      </w:r>
-      <w:r>
-        <w:t xml:space="preserve"> </w:t>
-      </w:r>
-      <w:r>
-        <w:t>2</w:t>
-      </w:r>
-      <w:r>
-        <w:t>6</w:t>
-      </w:r>
-      <w:r>
-        <w:t>kg</w:t>
-      </w:r>
-      <w:r>
-        <w:t xml:space="preserve"> rapiers were still useless in battle, especially when pitted against a unicorn with natural jousting abilities.</w:t>
-      </w:r>
-    </w:p>
-    <w:p>
-      <w:r>
-        <w:t xml:space="preserve">Two thoughts popped into Fineous’ heard. The first was, </w:t>
-      </w:r>
-      <w:r>
-        <w:rPr>
-          <w:i/>
-        </w:rPr>
-        <w:t>‘I have unused essence, or had. It is probably from the monsters I killed.’</w:t>
-      </w:r>
-    </w:p>
-    <w:p>
-      <w:r>
-        <w:t xml:space="preserve">The second was, </w:t>
-      </w:r>
-      <w:r>
-        <w:rPr>
-          <w:i/>
-        </w:rPr>
-        <w:t>‘How do I escape? Unicorns are not to be trifled with.’</w:t>
-      </w:r>
-    </w:p>
-    <w:p>
-      <w:r>
-        <w:lastRenderedPageBreak/>
-        <w:t>The unicorn stopped, sensing his fear. It sat down and waited.</w:t>
-      </w:r>
-    </w:p>
-    <w:p>
-      <w:r>
-        <w:t>Just then Fineous heard a rumbling sound</w:t>
-      </w:r>
-      <w:r>
-        <w:t xml:space="preserve"> far in the distance</w:t>
-      </w:r>
-      <w:r>
-        <w:t xml:space="preserve">. That could only be one thing - A </w:t>
-      </w:r>
-      <w:r>
-        <w:t xml:space="preserve">flash </w:t>
-      </w:r>
-      <w:r>
-        <w:t>flood.</w:t>
-      </w:r>
-    </w:p>
-    <w:p>
-      <w:r>
-        <w:t xml:space="preserve">Fineous focused on one rapier and pushed. It resisted a moment and </w:t>
-      </w:r>
-      <w:r>
-        <w:t xml:space="preserve">then </w:t>
-      </w:r>
-      <w:r>
-        <w:t xml:space="preserve">entered his space. </w:t>
-      </w:r>
-      <w:r>
-        <w:t>The other rapier was quicker to store.</w:t>
-      </w:r>
-    </w:p>
-    <w:p>
-      <w:r>
-        <w:t xml:space="preserve">Fineous </w:t>
-      </w:r>
-      <w:r>
-        <w:t>turned to run, but t</w:t>
-      </w:r>
-      <w:r>
-        <w:t>he unicorn intercepted him</w:t>
-      </w:r>
-      <w:r>
-        <w:t>. W</w:t>
-      </w:r>
-      <w:r>
-        <w:t xml:space="preserve">ith a toss of its head </w:t>
-      </w:r>
-      <w:r>
-        <w:t xml:space="preserve">it </w:t>
-      </w:r>
-      <w:r>
-        <w:t>told him to get on.</w:t>
-      </w:r>
-    </w:p>
-    <w:p>
-      <w:r>
-        <w:t>Fineous hesitated and the unicorn stamped its feet in annoyance.</w:t>
-      </w:r>
-    </w:p>
-    <w:p>
-      <w:r>
-        <w:t>Having no better options and knowing he couldn’t outrun a flood, Fineous ran to the unicorn.</w:t>
-      </w:r>
-    </w:p>
-    <w:p>
-      <w:r>
-        <w:t>The sound g</w:t>
-      </w:r>
-      <w:r>
-        <w:t>ot</w:t>
-      </w:r>
-      <w:r>
-        <w:t xml:space="preserve"> louder as Fineous got up on the unicorn.</w:t>
-      </w:r>
-    </w:p>
-    <w:p>
-      <w:r>
-        <w:t xml:space="preserve">Immediately the creature began </w:t>
-      </w:r>
-      <w:r>
-        <w:t xml:space="preserve">galloping. Looking back, Fineous saw the flood of water, boulders and large </w:t>
-      </w:r>
-      <w:r>
-        <w:t xml:space="preserve">uprooted </w:t>
-      </w:r>
-      <w:r>
-        <w:t>trees.</w:t>
-      </w:r>
-    </w:p>
-    <w:p>
-      <w:r>
-        <w:t xml:space="preserve">Suddenly two pairs of wings sprouted from the unicorn, corrections, alicorn. </w:t>
-      </w:r>
-      <w:r>
-        <w:t>All four</w:t>
-      </w:r>
-      <w:r>
-        <w:t xml:space="preserve"> pastel</w:t>
-      </w:r>
-      <w:r>
-        <w:t>-</w:t>
-      </w:r>
-      <w:r>
-        <w:t>colored wings beat and they took to the sky.</w:t>
-      </w:r>
-    </w:p>
-    <w:p>
-      <w:r>
-        <w:t>T</w:t>
-      </w:r>
-      <w:r>
-        <w:t>he flood reached their spot moments later.</w:t>
-      </w:r>
-    </w:p>
-    <w:p>
-      <w:r>
-        <w:t>“You saved my life,” Fineous said as he observed the landscape.</w:t>
-      </w:r>
-    </w:p>
-    <w:p>
-      <w:r>
-        <w:t xml:space="preserve">In the meantime the alicorn spiraled into the sky. </w:t>
-      </w:r>
-      <w:r>
-        <w:t>It</w:t>
-      </w:r>
-      <w:r>
-        <w:t xml:space="preserve"> </w:t>
-      </w:r>
-      <w:r>
-        <w:t xml:space="preserve">then </w:t>
-      </w:r>
-      <w:r>
-        <w:t xml:space="preserve">took off towards the Onn </w:t>
-      </w:r>
-      <w:r>
-        <w:t>Foothills</w:t>
-      </w:r>
-      <w:r>
-        <w:t>.</w:t>
-      </w:r>
-    </w:p>
-    <w:p>
-      <w:r>
-        <w:t>“Now where are you taking me?” Fineous asked nervously.</w:t>
-      </w:r>
-      <w:r>
-        <w:t xml:space="preserve"> Should he contact his team?</w:t>
-      </w:r>
-    </w:p>
-    <w:p>
-      <w:r>
-        <w:t>Just then communications stopped. The range was a little more than 2</w:t>
-      </w:r>
-      <w:r>
-        <w:t>km</w:t>
-      </w:r>
-      <w:r>
-        <w:t>. That was disturbing. He hoped Rose wouldn’t freak out. She was getting a little too dependent on him.</w:t>
-      </w:r>
-    </w:p>
-    <w:p>
-      <w:r>
-        <w:lastRenderedPageBreak/>
-        <w:t xml:space="preserve">“Accept what happens and </w:t>
-      </w:r>
-      <w:r>
-        <w:t xml:space="preserve">don’t </w:t>
-      </w:r>
-      <w:r>
-        <w:t>be chained by fear,” Fineous said aloud. “Although I wish you could talk. It’s interesting that I don’t feel any wind. That must be an alicorn thing.”</w:t>
-      </w:r>
-    </w:p>
-    <w:p>
-      <w:r>
-        <w:t xml:space="preserve">Fineous sat and watched </w:t>
-      </w:r>
-      <w:r>
-        <w:t xml:space="preserve">as </w:t>
-      </w:r>
-      <w:r>
-        <w:t xml:space="preserve">the landscape </w:t>
-      </w:r>
-      <w:r>
-        <w:t>change</w:t>
-      </w:r>
-      <w:r>
-        <w:t>d</w:t>
-      </w:r>
-      <w:r>
-        <w:t xml:space="preserve"> </w:t>
-      </w: